--- a/docs/TESIS_FINAL_UTN_v6.docx
+++ b/docs/TESIS_FINAL_UTN_v6.docx
@@ -144,7 +144,7 @@
         <w:pStyle w:val="Ttulo1"/>
         <w:pageBreakBefore/>
       </w:pPr>
-      <w:bookmarkStart w:id="1" w:name="_Toc239757601"/>
+      <w:bookmarkStart w:id="1" w:name="_Toc240032443"/>
       <w:r>
         <w:lastRenderedPageBreak/>
         <w:t>DECLARACIÓN DE ORIGINALIDAD</w:t>
@@ -193,7 +193,7 @@
     </w:p>
     <w:p>
       <w:r>
-        <w:pict w14:anchorId="5D57F5CB">
+        <w:pict w14:anchorId="7AB18CDA">
           <v:rect id="_x0000_i1026" style="width:0;height:1.5pt" o:hralign="center" o:hrstd="t" o:hr="t"/>
         </w:pict>
       </w:r>
@@ -203,7 +203,7 @@
         <w:pStyle w:val="Ttulo1"/>
         <w:pageBreakBefore/>
       </w:pPr>
-      <w:bookmarkStart w:id="2" w:name="_Toc239757602"/>
+      <w:bookmarkStart w:id="2" w:name="_Toc240032444"/>
       <w:bookmarkEnd w:id="0"/>
       <w:r>
         <w:lastRenderedPageBreak/>
@@ -245,7 +245,7 @@
         </w:rPr>
       </w:pPr>
       <w:r>
-        <w:t>Los resultados obtenidos muestran un MTTD promedio de 0,009 segundos y un MTTR promedio de 0,054 segundos, para un tiempo total end-to-end de 0,063 segundos sobre 50 órdenes medidas. El costo marginal de procesar una orden en el pipeline resulta así unas 780 veces menor que el del proceso manual, cronometrado por el propio equipo sobre diez órdenes en 49,13 segundos por orden (IC 95 %: 43,30 s a 54,95 s; IC 95 % del factor por el teorema de Fieller: 686× a 875×). Ambas series están completamente separadas y el contraste es concluyente (U de Mann-Whitney = 0, p = 2,7 × 10⁻¹¹; t de Welch = 19,05, gl = 9,0, p = 1,4 × 10⁻⁸); el factor compara costos marginales de procesamiento y no latencias percibidas por el cliente, y debe leerse como una cota superior por provenir el término automatizado de un entorno de laboratorio. El TMR promedio del chatbot fue de 1,47 segundos sobre un corpus de 150 interacciones y de 3,07 segundos sobre 45 interacciones del canal Telegram real, y la precisión de clasificación alcanzó el 92,7 % (IC 95 % de Wilson: 87,3 % a 95,9 %). Estos valores permiten confirmar la hipótesis de que la automatización reduce de manera sustancial los tiempos operativos del ciclo post-venta respecto del proceso manual de referencia.</w:t>
+        <w:t>Los resultados obtenidos muestran un MTTD promedio de 0,009 segundos y un MTTR promedio de 0,054 segundos, para un tiempo total end-to-end de 0,063 segundos sobre 50 órdenes medidas. El costo marginal de procesar una orden en el pipeline resulta así unas 780 veces menor que el del proceso manual, cronometrado por el propio equipo sobre diez órdenes en 49,13 segundos por orden (IC 95 %: 43,30 s a 54,95 s; IC 95 % del factor por el teorema de Fieller: 686× a 875×). Ambas series están completamente separadas y el contraste es concluyente (U de Mann-Whitney = 0, p = 2,7 × 10⁻¹¹; t de Welch = 19,05, gl = 9,0, p = 1,4 × 10⁻⁸); el factor compara costos marginales de procesamiento y no latencias percibidas por el cliente, y debe leerse como una cota superior por provenir el término automatizado de un entorno de laboratorio. El TMR promedio del chatbot fue de 1,47 segundos sobre un corpus de 150 interacciones y de 3,07 segundos sobre 45 interacciones del canal Telegram real, y la exactitud de clasificación alcanzó el 92,7 % (IC 95 % de Wilson: 87,3 % a 95,9 %) con un prompt que inyecta la base de conocimiento de la tienda y presenta siete ejemplos etiquetados. Una ablación sobre el mismo corpus y las mismas etiquetas de referencia, con un prompt reducido que no incluye ninguna de las dos cosas, arroja 86,0 % (IC 95 %: 79,5 % a 90,7 %): una diferencia de 6,7 puntos que la prueba de McNemar sobre el diseño apareado confirma como no atribuible al azar (p = 0,031) y que se concentra en la categoría de consultas frecuentes, la que pierde 14,6 puntos. Estos valores permiten confirmar la hipótesis de que la automatización reduce de manera sustancial los tiempos operativos del ciclo post-venta respecto del proceso manual de referencia.</w:t>
       </w:r>
     </w:p>
     <w:p>
@@ -268,7 +268,7 @@
         <w:pStyle w:val="Ttulo1"/>
         <w:pageBreakBefore/>
       </w:pPr>
-      <w:bookmarkStart w:id="3" w:name="_Toc239757603"/>
+      <w:bookmarkStart w:id="3" w:name="_Toc240032445"/>
       <w:r>
         <w:lastRenderedPageBreak/>
         <w:t>ABSTRACT</w:t>
@@ -296,7 +296,7 @@
         <w:pStyle w:val="Textoindependiente"/>
       </w:pPr>
       <w:r>
-        <w:t>The results show a mean MTTD of 0.009 seconds and a mean MTTR of 0.054 seconds, for a total end-to-end time of 0.063 seconds over 50 measured orders. The marginal cost of processing one order in the pipeline is therefore about 780 times lower than that of the manual process, timed by the authors over ten orders at 49.13 seconds per order (95 % CI: 43.30 s to 54.95 s; Fieller 95 % CI of the ratio: 686× to 875×). The two series are completely separated, and the contrast is conclusive (Mann-Whitney U = 0, p = 2.7 × 10⁻¹¹; Welch t = 19.05, df = 9.0, p = 1.4 × 10⁻⁸). The factor compares marginal processing costs and not customer-perceived latencies, and must be read as an upper bound, since the automated term comes from a laboratory environment. The chatbot achieved a mean response time of 1.47 seconds over a corpus of 150 interactions and 3.07 seconds over 45 interactions on the real Telegram channel, and an intent classification accuracy of 92.7 % (Wilson 95 % CI: 87.3 % to 95.9 %) in a zero-shot regime. These values confirm the hypothesis that automation substantially reduces the operational times of the post-sale cycle with respect to the manual reference process.</w:t>
+        <w:t>The results show a mean MTTD of 0.009 seconds and a mean MTTR of 0.054 seconds, for a total end-to-end time of 0.063 seconds over 50 measured orders. The marginal cost of processing one order in the pipeline is therefore about 780 times lower than that of the manual process, timed by the authors over ten orders at 49.13 seconds per order (95 % CI: 43.30 s to 54.95 s; Fieller 95 % CI of the ratio: 686× to 875×). The two series are completely separated, and the contrast is conclusive (Mann-Whitney U = 0, p = 2.7 × 10⁻¹¹; Welch t = 19.05, df = 9.0, p = 1.4 × 10⁻⁸). The factor compares marginal processing costs and not customer-perceived latencies, and must be read as an upper bound, since the automated term comes from a laboratory environment. The chatbot achieved a mean response time of 1.47 seconds over a corpus of 150 interactions and 3.07 seconds over 45 interactions on the real Telegram channel, and an intent classification accuracy of 92.7 % (Wilson 95 % CI: 87.3 % to 95.9 %) with a prompt that injects the store knowledge base and presents seven labelled examples. An ablation over the same corpus and the same reference labels, with a reduced prompt including neither, yields 86.0 % (95 % CI: 79.5 % to 90.7 %): a 6.7-point difference that McNemar’s test on the paired design confirms as not attributable to chance (p = 0.031), concentrated on the frequently-asked-question category, which loses 14.6 points. These values confirm the hypothesis that automation substantially reduces the operational times of the post-sale cycle with respect to the manual reference process.</w:t>
       </w:r>
     </w:p>
     <w:p>
@@ -353,7 +353,7 @@
           <w:r>
             <w:fldChar w:fldCharType="separate"/>
           </w:r>
-          <w:hyperlink w:anchor="_Toc239757601" w:history="1">
+          <w:hyperlink w:anchor="_Toc240032443" w:history="1">
             <w:r>
               <w:rPr>
                 <w:rStyle w:val="Hipervnculo"/>
@@ -380,7 +380,7 @@
                 <w:noProof/>
                 <w:webHidden/>
               </w:rPr>
-              <w:instrText xml:space="preserve"> PAGEREF _Toc239757601 \h </w:instrText>
+              <w:instrText xml:space="preserve"> PAGEREF _Toc240032443 \h </w:instrText>
             </w:r>
             <w:r>
               <w:rPr>
@@ -424,7 +424,7 @@
               <w14:ligatures w14:val="standardContextual"/>
             </w:rPr>
           </w:pPr>
-          <w:hyperlink w:anchor="_Toc239757602" w:history="1">
+          <w:hyperlink w:anchor="_Toc240032444" w:history="1">
             <w:r>
               <w:rPr>
                 <w:rStyle w:val="Hipervnculo"/>
@@ -451,7 +451,7 @@
                 <w:noProof/>
                 <w:webHidden/>
               </w:rPr>
-              <w:instrText xml:space="preserve"> PAGEREF _Toc239757602 \h </w:instrText>
+              <w:instrText xml:space="preserve"> PAGEREF _Toc240032444 \h </w:instrText>
             </w:r>
             <w:r>
               <w:rPr>
@@ -495,7 +495,7 @@
               <w14:ligatures w14:val="standardContextual"/>
             </w:rPr>
           </w:pPr>
-          <w:hyperlink w:anchor="_Toc239757603" w:history="1">
+          <w:hyperlink w:anchor="_Toc240032445" w:history="1">
             <w:r>
               <w:rPr>
                 <w:rStyle w:val="Hipervnculo"/>
@@ -522,7 +522,7 @@
                 <w:noProof/>
                 <w:webHidden/>
               </w:rPr>
-              <w:instrText xml:space="preserve"> PAGEREF _Toc239757603 \h </w:instrText>
+              <w:instrText xml:space="preserve"> PAGEREF _Toc240032445 \h </w:instrText>
             </w:r>
             <w:r>
               <w:rPr>
@@ -566,7 +566,7 @@
               <w14:ligatures w14:val="standardContextual"/>
             </w:rPr>
           </w:pPr>
-          <w:hyperlink w:anchor="_Toc239757604" w:history="1">
+          <w:hyperlink w:anchor="_Toc240032446" w:history="1">
             <w:r>
               <w:rPr>
                 <w:rStyle w:val="Hipervnculo"/>
@@ -593,7 +593,7 @@
                 <w:noProof/>
                 <w:webHidden/>
               </w:rPr>
-              <w:instrText xml:space="preserve"> PAGEREF _Toc239757604 \h </w:instrText>
+              <w:instrText xml:space="preserve"> PAGEREF _Toc240032446 \h </w:instrText>
             </w:r>
             <w:r>
               <w:rPr>
@@ -637,7 +637,7 @@
               <w14:ligatures w14:val="standardContextual"/>
             </w:rPr>
           </w:pPr>
-          <w:hyperlink w:anchor="_Toc239757605" w:history="1">
+          <w:hyperlink w:anchor="_Toc240032447" w:history="1">
             <w:r>
               <w:rPr>
                 <w:rStyle w:val="Hipervnculo"/>
@@ -664,7 +664,7 @@
                 <w:noProof/>
                 <w:webHidden/>
               </w:rPr>
-              <w:instrText xml:space="preserve"> PAGEREF _Toc239757605 \h </w:instrText>
+              <w:instrText xml:space="preserve"> PAGEREF _Toc240032447 \h </w:instrText>
             </w:r>
             <w:r>
               <w:rPr>
@@ -708,7 +708,7 @@
               <w14:ligatures w14:val="standardContextual"/>
             </w:rPr>
           </w:pPr>
-          <w:hyperlink w:anchor="_Toc239757606" w:history="1">
+          <w:hyperlink w:anchor="_Toc240032448" w:history="1">
             <w:r>
               <w:rPr>
                 <w:rStyle w:val="Hipervnculo"/>
@@ -735,7 +735,7 @@
                 <w:noProof/>
                 <w:webHidden/>
               </w:rPr>
-              <w:instrText xml:space="preserve"> PAGEREF _Toc239757606 \h </w:instrText>
+              <w:instrText xml:space="preserve"> PAGEREF _Toc240032448 \h </w:instrText>
             </w:r>
             <w:r>
               <w:rPr>
@@ -779,7 +779,7 @@
               <w14:ligatures w14:val="standardContextual"/>
             </w:rPr>
           </w:pPr>
-          <w:hyperlink w:anchor="_Toc239757607" w:history="1">
+          <w:hyperlink w:anchor="_Toc240032449" w:history="1">
             <w:r>
               <w:rPr>
                 <w:rStyle w:val="Hipervnculo"/>
@@ -806,7 +806,7 @@
                 <w:noProof/>
                 <w:webHidden/>
               </w:rPr>
-              <w:instrText xml:space="preserve"> PAGEREF _Toc239757607 \h </w:instrText>
+              <w:instrText xml:space="preserve"> PAGEREF _Toc240032449 \h </w:instrText>
             </w:r>
             <w:r>
               <w:rPr>
@@ -850,7 +850,7 @@
               <w14:ligatures w14:val="standardContextual"/>
             </w:rPr>
           </w:pPr>
-          <w:hyperlink w:anchor="_Toc239757608" w:history="1">
+          <w:hyperlink w:anchor="_Toc240032450" w:history="1">
             <w:r>
               <w:rPr>
                 <w:rStyle w:val="Hipervnculo"/>
@@ -877,7 +877,7 @@
                 <w:noProof/>
                 <w:webHidden/>
               </w:rPr>
-              <w:instrText xml:space="preserve"> PAGEREF _Toc239757608 \h </w:instrText>
+              <w:instrText xml:space="preserve"> PAGEREF _Toc240032450 \h </w:instrText>
             </w:r>
             <w:r>
               <w:rPr>
@@ -921,7 +921,7 @@
               <w14:ligatures w14:val="standardContextual"/>
             </w:rPr>
           </w:pPr>
-          <w:hyperlink w:anchor="_Toc239757609" w:history="1">
+          <w:hyperlink w:anchor="_Toc240032451" w:history="1">
             <w:r>
               <w:rPr>
                 <w:rStyle w:val="Hipervnculo"/>
@@ -948,7 +948,7 @@
                 <w:noProof/>
                 <w:webHidden/>
               </w:rPr>
-              <w:instrText xml:space="preserve"> PAGEREF _Toc239757609 \h </w:instrText>
+              <w:instrText xml:space="preserve"> PAGEREF _Toc240032451 \h </w:instrText>
             </w:r>
             <w:r>
               <w:rPr>
@@ -992,7 +992,7 @@
               <w14:ligatures w14:val="standardContextual"/>
             </w:rPr>
           </w:pPr>
-          <w:hyperlink w:anchor="_Toc239757610" w:history="1">
+          <w:hyperlink w:anchor="_Toc240032452" w:history="1">
             <w:r>
               <w:rPr>
                 <w:rStyle w:val="Hipervnculo"/>
@@ -1019,7 +1019,7 @@
                 <w:noProof/>
                 <w:webHidden/>
               </w:rPr>
-              <w:instrText xml:space="preserve"> PAGEREF _Toc239757610 \h </w:instrText>
+              <w:instrText xml:space="preserve"> PAGEREF _Toc240032452 \h </w:instrText>
             </w:r>
             <w:r>
               <w:rPr>
@@ -1063,7 +1063,7 @@
               <w14:ligatures w14:val="standardContextual"/>
             </w:rPr>
           </w:pPr>
-          <w:hyperlink w:anchor="_Toc239757611" w:history="1">
+          <w:hyperlink w:anchor="_Toc240032453" w:history="1">
             <w:r>
               <w:rPr>
                 <w:rStyle w:val="Hipervnculo"/>
@@ -1090,7 +1090,7 @@
                 <w:noProof/>
                 <w:webHidden/>
               </w:rPr>
-              <w:instrText xml:space="preserve"> PAGEREF _Toc239757611 \h </w:instrText>
+              <w:instrText xml:space="preserve"> PAGEREF _Toc240032453 \h </w:instrText>
             </w:r>
             <w:r>
               <w:rPr>
@@ -1134,7 +1134,7 @@
               <w14:ligatures w14:val="standardContextual"/>
             </w:rPr>
           </w:pPr>
-          <w:hyperlink w:anchor="_Toc239757612" w:history="1">
+          <w:hyperlink w:anchor="_Toc240032454" w:history="1">
             <w:r>
               <w:rPr>
                 <w:rStyle w:val="Hipervnculo"/>
@@ -1161,7 +1161,7 @@
                 <w:noProof/>
                 <w:webHidden/>
               </w:rPr>
-              <w:instrText xml:space="preserve"> PAGEREF _Toc239757612 \h </w:instrText>
+              <w:instrText xml:space="preserve"> PAGEREF _Toc240032454 \h </w:instrText>
             </w:r>
             <w:r>
               <w:rPr>
@@ -1205,7 +1205,7 @@
               <w14:ligatures w14:val="standardContextual"/>
             </w:rPr>
           </w:pPr>
-          <w:hyperlink w:anchor="_Toc239757613" w:history="1">
+          <w:hyperlink w:anchor="_Toc240032455" w:history="1">
             <w:r>
               <w:rPr>
                 <w:rStyle w:val="Hipervnculo"/>
@@ -1232,7 +1232,7 @@
                 <w:noProof/>
                 <w:webHidden/>
               </w:rPr>
-              <w:instrText xml:space="preserve"> PAGEREF _Toc239757613 \h </w:instrText>
+              <w:instrText xml:space="preserve"> PAGEREF _Toc240032455 \h </w:instrText>
             </w:r>
             <w:r>
               <w:rPr>
@@ -1276,7 +1276,7 @@
               <w14:ligatures w14:val="standardContextual"/>
             </w:rPr>
           </w:pPr>
-          <w:hyperlink w:anchor="_Toc239757614" w:history="1">
+          <w:hyperlink w:anchor="_Toc240032456" w:history="1">
             <w:r>
               <w:rPr>
                 <w:rStyle w:val="Hipervnculo"/>
@@ -1303,7 +1303,7 @@
                 <w:noProof/>
                 <w:webHidden/>
               </w:rPr>
-              <w:instrText xml:space="preserve"> PAGEREF _Toc239757614 \h </w:instrText>
+              <w:instrText xml:space="preserve"> PAGEREF _Toc240032456 \h </w:instrText>
             </w:r>
             <w:r>
               <w:rPr>
@@ -1347,7 +1347,7 @@
               <w14:ligatures w14:val="standardContextual"/>
             </w:rPr>
           </w:pPr>
-          <w:hyperlink w:anchor="_Toc239757615" w:history="1">
+          <w:hyperlink w:anchor="_Toc240032457" w:history="1">
             <w:r>
               <w:rPr>
                 <w:rStyle w:val="Hipervnculo"/>
@@ -1374,7 +1374,7 @@
                 <w:noProof/>
                 <w:webHidden/>
               </w:rPr>
-              <w:instrText xml:space="preserve"> PAGEREF _Toc239757615 \h </w:instrText>
+              <w:instrText xml:space="preserve"> PAGEREF _Toc240032457 \h </w:instrText>
             </w:r>
             <w:r>
               <w:rPr>
@@ -1418,7 +1418,7 @@
               <w14:ligatures w14:val="standardContextual"/>
             </w:rPr>
           </w:pPr>
-          <w:hyperlink w:anchor="_Toc239757616" w:history="1">
+          <w:hyperlink w:anchor="_Toc240032458" w:history="1">
             <w:r>
               <w:rPr>
                 <w:rStyle w:val="Hipervnculo"/>
@@ -1445,7 +1445,7 @@
                 <w:noProof/>
                 <w:webHidden/>
               </w:rPr>
-              <w:instrText xml:space="preserve"> PAGEREF _Toc239757616 \h </w:instrText>
+              <w:instrText xml:space="preserve"> PAGEREF _Toc240032458 \h </w:instrText>
             </w:r>
             <w:r>
               <w:rPr>
@@ -1489,7 +1489,7 @@
               <w14:ligatures w14:val="standardContextual"/>
             </w:rPr>
           </w:pPr>
-          <w:hyperlink w:anchor="_Toc239757617" w:history="1">
+          <w:hyperlink w:anchor="_Toc240032459" w:history="1">
             <w:r>
               <w:rPr>
                 <w:rStyle w:val="Hipervnculo"/>
@@ -1516,7 +1516,7 @@
                 <w:noProof/>
                 <w:webHidden/>
               </w:rPr>
-              <w:instrText xml:space="preserve"> PAGEREF _Toc239757617 \h </w:instrText>
+              <w:instrText xml:space="preserve"> PAGEREF _Toc240032459 \h </w:instrText>
             </w:r>
             <w:r>
               <w:rPr>
@@ -1560,7 +1560,7 @@
               <w14:ligatures w14:val="standardContextual"/>
             </w:rPr>
           </w:pPr>
-          <w:hyperlink w:anchor="_Toc239757618" w:history="1">
+          <w:hyperlink w:anchor="_Toc240032460" w:history="1">
             <w:r>
               <w:rPr>
                 <w:rStyle w:val="Hipervnculo"/>
@@ -1587,7 +1587,7 @@
                 <w:noProof/>
                 <w:webHidden/>
               </w:rPr>
-              <w:instrText xml:space="preserve"> PAGEREF _Toc239757618 \h </w:instrText>
+              <w:instrText xml:space="preserve"> PAGEREF _Toc240032460 \h </w:instrText>
             </w:r>
             <w:r>
               <w:rPr>
@@ -1631,7 +1631,7 @@
               <w14:ligatures w14:val="standardContextual"/>
             </w:rPr>
           </w:pPr>
-          <w:hyperlink w:anchor="_Toc239757619" w:history="1">
+          <w:hyperlink w:anchor="_Toc240032461" w:history="1">
             <w:r>
               <w:rPr>
                 <w:rStyle w:val="Hipervnculo"/>
@@ -1658,7 +1658,7 @@
                 <w:noProof/>
                 <w:webHidden/>
               </w:rPr>
-              <w:instrText xml:space="preserve"> PAGEREF _Toc239757619 \h </w:instrText>
+              <w:instrText xml:space="preserve"> PAGEREF _Toc240032461 \h </w:instrText>
             </w:r>
             <w:r>
               <w:rPr>
@@ -1702,7 +1702,7 @@
               <w14:ligatures w14:val="standardContextual"/>
             </w:rPr>
           </w:pPr>
-          <w:hyperlink w:anchor="_Toc239757620" w:history="1">
+          <w:hyperlink w:anchor="_Toc240032462" w:history="1">
             <w:r>
               <w:rPr>
                 <w:rStyle w:val="Hipervnculo"/>
@@ -1729,7 +1729,7 @@
                 <w:noProof/>
                 <w:webHidden/>
               </w:rPr>
-              <w:instrText xml:space="preserve"> PAGEREF _Toc239757620 \h </w:instrText>
+              <w:instrText xml:space="preserve"> PAGEREF _Toc240032462 \h </w:instrText>
             </w:r>
             <w:r>
               <w:rPr>
@@ -1773,7 +1773,7 @@
               <w14:ligatures w14:val="standardContextual"/>
             </w:rPr>
           </w:pPr>
-          <w:hyperlink w:anchor="_Toc239757621" w:history="1">
+          <w:hyperlink w:anchor="_Toc240032463" w:history="1">
             <w:r>
               <w:rPr>
                 <w:rStyle w:val="Hipervnculo"/>
@@ -1800,7 +1800,7 @@
                 <w:noProof/>
                 <w:webHidden/>
               </w:rPr>
-              <w:instrText xml:space="preserve"> PAGEREF _Toc239757621 \h </w:instrText>
+              <w:instrText xml:space="preserve"> PAGEREF _Toc240032463 \h </w:instrText>
             </w:r>
             <w:r>
               <w:rPr>
@@ -1844,7 +1844,7 @@
               <w14:ligatures w14:val="standardContextual"/>
             </w:rPr>
           </w:pPr>
-          <w:hyperlink w:anchor="_Toc239757622" w:history="1">
+          <w:hyperlink w:anchor="_Toc240032464" w:history="1">
             <w:r>
               <w:rPr>
                 <w:rStyle w:val="Hipervnculo"/>
@@ -1871,7 +1871,7 @@
                 <w:noProof/>
                 <w:webHidden/>
               </w:rPr>
-              <w:instrText xml:space="preserve"> PAGEREF _Toc239757622 \h </w:instrText>
+              <w:instrText xml:space="preserve"> PAGEREF _Toc240032464 \h </w:instrText>
             </w:r>
             <w:r>
               <w:rPr>
@@ -1915,7 +1915,7 @@
               <w14:ligatures w14:val="standardContextual"/>
             </w:rPr>
           </w:pPr>
-          <w:hyperlink w:anchor="_Toc239757623" w:history="1">
+          <w:hyperlink w:anchor="_Toc240032465" w:history="1">
             <w:r>
               <w:rPr>
                 <w:rStyle w:val="Hipervnculo"/>
@@ -1942,7 +1942,7 @@
                 <w:noProof/>
                 <w:webHidden/>
               </w:rPr>
-              <w:instrText xml:space="preserve"> PAGEREF _Toc239757623 \h </w:instrText>
+              <w:instrText xml:space="preserve"> PAGEREF _Toc240032465 \h </w:instrText>
             </w:r>
             <w:r>
               <w:rPr>
@@ -1986,7 +1986,7 @@
               <w14:ligatures w14:val="standardContextual"/>
             </w:rPr>
           </w:pPr>
-          <w:hyperlink w:anchor="_Toc239757624" w:history="1">
+          <w:hyperlink w:anchor="_Toc240032466" w:history="1">
             <w:r>
               <w:rPr>
                 <w:rStyle w:val="Hipervnculo"/>
@@ -2013,7 +2013,7 @@
                 <w:noProof/>
                 <w:webHidden/>
               </w:rPr>
-              <w:instrText xml:space="preserve"> PAGEREF _Toc239757624 \h </w:instrText>
+              <w:instrText xml:space="preserve"> PAGEREF _Toc240032466 \h </w:instrText>
             </w:r>
             <w:r>
               <w:rPr>
@@ -2057,7 +2057,7 @@
               <w14:ligatures w14:val="standardContextual"/>
             </w:rPr>
           </w:pPr>
-          <w:hyperlink w:anchor="_Toc239757625" w:history="1">
+          <w:hyperlink w:anchor="_Toc240032467" w:history="1">
             <w:r>
               <w:rPr>
                 <w:rStyle w:val="Hipervnculo"/>
@@ -2084,7 +2084,7 @@
                 <w:noProof/>
                 <w:webHidden/>
               </w:rPr>
-              <w:instrText xml:space="preserve"> PAGEREF _Toc239757625 \h </w:instrText>
+              <w:instrText xml:space="preserve"> PAGEREF _Toc240032467 \h </w:instrText>
             </w:r>
             <w:r>
               <w:rPr>
@@ -2128,7 +2128,7 @@
               <w14:ligatures w14:val="standardContextual"/>
             </w:rPr>
           </w:pPr>
-          <w:hyperlink w:anchor="_Toc239757626" w:history="1">
+          <w:hyperlink w:anchor="_Toc240032468" w:history="1">
             <w:r>
               <w:rPr>
                 <w:rStyle w:val="Hipervnculo"/>
@@ -2155,7 +2155,7 @@
                 <w:noProof/>
                 <w:webHidden/>
               </w:rPr>
-              <w:instrText xml:space="preserve"> PAGEREF _Toc239757626 \h </w:instrText>
+              <w:instrText xml:space="preserve"> PAGEREF _Toc240032468 \h </w:instrText>
             </w:r>
             <w:r>
               <w:rPr>
@@ -2199,7 +2199,7 @@
               <w14:ligatures w14:val="standardContextual"/>
             </w:rPr>
           </w:pPr>
-          <w:hyperlink w:anchor="_Toc239757627" w:history="1">
+          <w:hyperlink w:anchor="_Toc240032469" w:history="1">
             <w:r>
               <w:rPr>
                 <w:rStyle w:val="Hipervnculo"/>
@@ -2226,7 +2226,7 @@
                 <w:noProof/>
                 <w:webHidden/>
               </w:rPr>
-              <w:instrText xml:space="preserve"> PAGEREF _Toc239757627 \h </w:instrText>
+              <w:instrText xml:space="preserve"> PAGEREF _Toc240032469 \h </w:instrText>
             </w:r>
             <w:r>
               <w:rPr>
@@ -2270,7 +2270,7 @@
               <w14:ligatures w14:val="standardContextual"/>
             </w:rPr>
           </w:pPr>
-          <w:hyperlink w:anchor="_Toc239757628" w:history="1">
+          <w:hyperlink w:anchor="_Toc240032470" w:history="1">
             <w:r>
               <w:rPr>
                 <w:rStyle w:val="Hipervnculo"/>
@@ -2297,7 +2297,7 @@
                 <w:noProof/>
                 <w:webHidden/>
               </w:rPr>
-              <w:instrText xml:space="preserve"> PAGEREF _Toc239757628 \h </w:instrText>
+              <w:instrText xml:space="preserve"> PAGEREF _Toc240032470 \h </w:instrText>
             </w:r>
             <w:r>
               <w:rPr>
@@ -2341,7 +2341,7 @@
               <w14:ligatures w14:val="standardContextual"/>
             </w:rPr>
           </w:pPr>
-          <w:hyperlink w:anchor="_Toc239757629" w:history="1">
+          <w:hyperlink w:anchor="_Toc240032471" w:history="1">
             <w:r>
               <w:rPr>
                 <w:rStyle w:val="Hipervnculo"/>
@@ -2368,7 +2368,7 @@
                 <w:noProof/>
                 <w:webHidden/>
               </w:rPr>
-              <w:instrText xml:space="preserve"> PAGEREF _Toc239757629 \h </w:instrText>
+              <w:instrText xml:space="preserve"> PAGEREF _Toc240032471 \h </w:instrText>
             </w:r>
             <w:r>
               <w:rPr>
@@ -2412,7 +2412,7 @@
               <w14:ligatures w14:val="standardContextual"/>
             </w:rPr>
           </w:pPr>
-          <w:hyperlink w:anchor="_Toc239757630" w:history="1">
+          <w:hyperlink w:anchor="_Toc240032472" w:history="1">
             <w:r>
               <w:rPr>
                 <w:rStyle w:val="Hipervnculo"/>
@@ -2439,7 +2439,7 @@
                 <w:noProof/>
                 <w:webHidden/>
               </w:rPr>
-              <w:instrText xml:space="preserve"> PAGEREF _Toc239757630 \h </w:instrText>
+              <w:instrText xml:space="preserve"> PAGEREF _Toc240032472 \h </w:instrText>
             </w:r>
             <w:r>
               <w:rPr>
@@ -2483,7 +2483,7 @@
               <w14:ligatures w14:val="standardContextual"/>
             </w:rPr>
           </w:pPr>
-          <w:hyperlink w:anchor="_Toc239757631" w:history="1">
+          <w:hyperlink w:anchor="_Toc240032473" w:history="1">
             <w:r>
               <w:rPr>
                 <w:rStyle w:val="Hipervnculo"/>
@@ -2510,7 +2510,7 @@
                 <w:noProof/>
                 <w:webHidden/>
               </w:rPr>
-              <w:instrText xml:space="preserve"> PAGEREF _Toc239757631 \h </w:instrText>
+              <w:instrText xml:space="preserve"> PAGEREF _Toc240032473 \h </w:instrText>
             </w:r>
             <w:r>
               <w:rPr>
@@ -2554,7 +2554,7 @@
               <w14:ligatures w14:val="standardContextual"/>
             </w:rPr>
           </w:pPr>
-          <w:hyperlink w:anchor="_Toc239757632" w:history="1">
+          <w:hyperlink w:anchor="_Toc240032474" w:history="1">
             <w:r>
               <w:rPr>
                 <w:rStyle w:val="Hipervnculo"/>
@@ -2581,7 +2581,7 @@
                 <w:noProof/>
                 <w:webHidden/>
               </w:rPr>
-              <w:instrText xml:space="preserve"> PAGEREF _Toc239757632 \h </w:instrText>
+              <w:instrText xml:space="preserve"> PAGEREF _Toc240032474 \h </w:instrText>
             </w:r>
             <w:r>
               <w:rPr>
@@ -2625,7 +2625,7 @@
               <w14:ligatures w14:val="standardContextual"/>
             </w:rPr>
           </w:pPr>
-          <w:hyperlink w:anchor="_Toc239757633" w:history="1">
+          <w:hyperlink w:anchor="_Toc240032475" w:history="1">
             <w:r>
               <w:rPr>
                 <w:rStyle w:val="Hipervnculo"/>
@@ -2652,7 +2652,7 @@
                 <w:noProof/>
                 <w:webHidden/>
               </w:rPr>
-              <w:instrText xml:space="preserve"> PAGEREF _Toc239757633 \h </w:instrText>
+              <w:instrText xml:space="preserve"> PAGEREF _Toc240032475 \h </w:instrText>
             </w:r>
             <w:r>
               <w:rPr>
@@ -2696,7 +2696,7 @@
               <w14:ligatures w14:val="standardContextual"/>
             </w:rPr>
           </w:pPr>
-          <w:hyperlink w:anchor="_Toc239757634" w:history="1">
+          <w:hyperlink w:anchor="_Toc240032476" w:history="1">
             <w:r>
               <w:rPr>
                 <w:rStyle w:val="Hipervnculo"/>
@@ -2723,7 +2723,7 @@
                 <w:noProof/>
                 <w:webHidden/>
               </w:rPr>
-              <w:instrText xml:space="preserve"> PAGEREF _Toc239757634 \h </w:instrText>
+              <w:instrText xml:space="preserve"> PAGEREF _Toc240032476 \h </w:instrText>
             </w:r>
             <w:r>
               <w:rPr>
@@ -2767,7 +2767,7 @@
               <w14:ligatures w14:val="standardContextual"/>
             </w:rPr>
           </w:pPr>
-          <w:hyperlink w:anchor="_Toc239757635" w:history="1">
+          <w:hyperlink w:anchor="_Toc240032477" w:history="1">
             <w:r>
               <w:rPr>
                 <w:rStyle w:val="Hipervnculo"/>
@@ -2794,7 +2794,7 @@
                 <w:noProof/>
                 <w:webHidden/>
               </w:rPr>
-              <w:instrText xml:space="preserve"> PAGEREF _Toc239757635 \h </w:instrText>
+              <w:instrText xml:space="preserve"> PAGEREF _Toc240032477 \h </w:instrText>
             </w:r>
             <w:r>
               <w:rPr>
@@ -2838,7 +2838,7 @@
               <w14:ligatures w14:val="standardContextual"/>
             </w:rPr>
           </w:pPr>
-          <w:hyperlink w:anchor="_Toc239757636" w:history="1">
+          <w:hyperlink w:anchor="_Toc240032478" w:history="1">
             <w:r>
               <w:rPr>
                 <w:rStyle w:val="Hipervnculo"/>
@@ -2865,7 +2865,7 @@
                 <w:noProof/>
                 <w:webHidden/>
               </w:rPr>
-              <w:instrText xml:space="preserve"> PAGEREF _Toc239757636 \h </w:instrText>
+              <w:instrText xml:space="preserve"> PAGEREF _Toc240032478 \h </w:instrText>
             </w:r>
             <w:r>
               <w:rPr>
@@ -2909,7 +2909,7 @@
               <w14:ligatures w14:val="standardContextual"/>
             </w:rPr>
           </w:pPr>
-          <w:hyperlink w:anchor="_Toc239757637" w:history="1">
+          <w:hyperlink w:anchor="_Toc240032479" w:history="1">
             <w:r>
               <w:rPr>
                 <w:rStyle w:val="Hipervnculo"/>
@@ -2936,7 +2936,7 @@
                 <w:noProof/>
                 <w:webHidden/>
               </w:rPr>
-              <w:instrText xml:space="preserve"> PAGEREF _Toc239757637 \h </w:instrText>
+              <w:instrText xml:space="preserve"> PAGEREF _Toc240032479 \h </w:instrText>
             </w:r>
             <w:r>
               <w:rPr>
@@ -2980,7 +2980,7 @@
               <w14:ligatures w14:val="standardContextual"/>
             </w:rPr>
           </w:pPr>
-          <w:hyperlink w:anchor="_Toc239757638" w:history="1">
+          <w:hyperlink w:anchor="_Toc240032480" w:history="1">
             <w:r>
               <w:rPr>
                 <w:rStyle w:val="Hipervnculo"/>
@@ -3007,7 +3007,7 @@
                 <w:noProof/>
                 <w:webHidden/>
               </w:rPr>
-              <w:instrText xml:space="preserve"> PAGEREF _Toc239757638 \h </w:instrText>
+              <w:instrText xml:space="preserve"> PAGEREF _Toc240032480 \h </w:instrText>
             </w:r>
             <w:r>
               <w:rPr>
@@ -3051,7 +3051,7 @@
               <w14:ligatures w14:val="standardContextual"/>
             </w:rPr>
           </w:pPr>
-          <w:hyperlink w:anchor="_Toc239757639" w:history="1">
+          <w:hyperlink w:anchor="_Toc240032481" w:history="1">
             <w:r>
               <w:rPr>
                 <w:rStyle w:val="Hipervnculo"/>
@@ -3078,7 +3078,7 @@
                 <w:noProof/>
                 <w:webHidden/>
               </w:rPr>
-              <w:instrText xml:space="preserve"> PAGEREF _Toc239757639 \h </w:instrText>
+              <w:instrText xml:space="preserve"> PAGEREF _Toc240032481 \h </w:instrText>
             </w:r>
             <w:r>
               <w:rPr>
@@ -3122,7 +3122,7 @@
               <w14:ligatures w14:val="standardContextual"/>
             </w:rPr>
           </w:pPr>
-          <w:hyperlink w:anchor="_Toc239757640" w:history="1">
+          <w:hyperlink w:anchor="_Toc240032482" w:history="1">
             <w:r>
               <w:rPr>
                 <w:rStyle w:val="Hipervnculo"/>
@@ -3149,7 +3149,7 @@
                 <w:noProof/>
                 <w:webHidden/>
               </w:rPr>
-              <w:instrText xml:space="preserve"> PAGEREF _Toc239757640 \h </w:instrText>
+              <w:instrText xml:space="preserve"> PAGEREF _Toc240032482 \h </w:instrText>
             </w:r>
             <w:r>
               <w:rPr>
@@ -3193,7 +3193,7 @@
               <w14:ligatures w14:val="standardContextual"/>
             </w:rPr>
           </w:pPr>
-          <w:hyperlink w:anchor="_Toc239757641" w:history="1">
+          <w:hyperlink w:anchor="_Toc240032483" w:history="1">
             <w:r>
               <w:rPr>
                 <w:rStyle w:val="Hipervnculo"/>
@@ -3220,7 +3220,7 @@
                 <w:noProof/>
                 <w:webHidden/>
               </w:rPr>
-              <w:instrText xml:space="preserve"> PAGEREF _Toc239757641 \h </w:instrText>
+              <w:instrText xml:space="preserve"> PAGEREF _Toc240032483 \h </w:instrText>
             </w:r>
             <w:r>
               <w:rPr>
@@ -3264,7 +3264,7 @@
               <w14:ligatures w14:val="standardContextual"/>
             </w:rPr>
           </w:pPr>
-          <w:hyperlink w:anchor="_Toc239757642" w:history="1">
+          <w:hyperlink w:anchor="_Toc240032484" w:history="1">
             <w:r>
               <w:rPr>
                 <w:rStyle w:val="Hipervnculo"/>
@@ -3291,7 +3291,7 @@
                 <w:noProof/>
                 <w:webHidden/>
               </w:rPr>
-              <w:instrText xml:space="preserve"> PAGEREF _Toc239757642 \h </w:instrText>
+              <w:instrText xml:space="preserve"> PAGEREF _Toc240032484 \h </w:instrText>
             </w:r>
             <w:r>
               <w:rPr>
@@ -3335,7 +3335,7 @@
               <w14:ligatures w14:val="standardContextual"/>
             </w:rPr>
           </w:pPr>
-          <w:hyperlink w:anchor="_Toc239757643" w:history="1">
+          <w:hyperlink w:anchor="_Toc240032485" w:history="1">
             <w:r>
               <w:rPr>
                 <w:rStyle w:val="Hipervnculo"/>
@@ -3362,7 +3362,7 @@
                 <w:noProof/>
                 <w:webHidden/>
               </w:rPr>
-              <w:instrText xml:space="preserve"> PAGEREF _Toc239757643 \h </w:instrText>
+              <w:instrText xml:space="preserve"> PAGEREF _Toc240032485 \h </w:instrText>
             </w:r>
             <w:r>
               <w:rPr>
@@ -3406,7 +3406,7 @@
               <w14:ligatures w14:val="standardContextual"/>
             </w:rPr>
           </w:pPr>
-          <w:hyperlink w:anchor="_Toc239757644" w:history="1">
+          <w:hyperlink w:anchor="_Toc240032486" w:history="1">
             <w:r>
               <w:rPr>
                 <w:rStyle w:val="Hipervnculo"/>
@@ -3433,7 +3433,7 @@
                 <w:noProof/>
                 <w:webHidden/>
               </w:rPr>
-              <w:instrText xml:space="preserve"> PAGEREF _Toc239757644 \h </w:instrText>
+              <w:instrText xml:space="preserve"> PAGEREF _Toc240032486 \h </w:instrText>
             </w:r>
             <w:r>
               <w:rPr>
@@ -3477,7 +3477,7 @@
               <w14:ligatures w14:val="standardContextual"/>
             </w:rPr>
           </w:pPr>
-          <w:hyperlink w:anchor="_Toc239757645" w:history="1">
+          <w:hyperlink w:anchor="_Toc240032487" w:history="1">
             <w:r>
               <w:rPr>
                 <w:rStyle w:val="Hipervnculo"/>
@@ -3504,7 +3504,7 @@
                 <w:noProof/>
                 <w:webHidden/>
               </w:rPr>
-              <w:instrText xml:space="preserve"> PAGEREF _Toc239757645 \h </w:instrText>
+              <w:instrText xml:space="preserve"> PAGEREF _Toc240032487 \h </w:instrText>
             </w:r>
             <w:r>
               <w:rPr>
@@ -3548,7 +3548,7 @@
               <w14:ligatures w14:val="standardContextual"/>
             </w:rPr>
           </w:pPr>
-          <w:hyperlink w:anchor="_Toc239757646" w:history="1">
+          <w:hyperlink w:anchor="_Toc240032488" w:history="1">
             <w:r>
               <w:rPr>
                 <w:rStyle w:val="Hipervnculo"/>
@@ -3575,7 +3575,7 @@
                 <w:noProof/>
                 <w:webHidden/>
               </w:rPr>
-              <w:instrText xml:space="preserve"> PAGEREF _Toc239757646 \h </w:instrText>
+              <w:instrText xml:space="preserve"> PAGEREF _Toc240032488 \h </w:instrText>
             </w:r>
             <w:r>
               <w:rPr>
@@ -3619,7 +3619,7 @@
               <w14:ligatures w14:val="standardContextual"/>
             </w:rPr>
           </w:pPr>
-          <w:hyperlink w:anchor="_Toc239757647" w:history="1">
+          <w:hyperlink w:anchor="_Toc240032489" w:history="1">
             <w:r>
               <w:rPr>
                 <w:rStyle w:val="Hipervnculo"/>
@@ -3646,7 +3646,7 @@
                 <w:noProof/>
                 <w:webHidden/>
               </w:rPr>
-              <w:instrText xml:space="preserve"> PAGEREF _Toc239757647 \h </w:instrText>
+              <w:instrText xml:space="preserve"> PAGEREF _Toc240032489 \h </w:instrText>
             </w:r>
             <w:r>
               <w:rPr>
@@ -3690,7 +3690,7 @@
               <w14:ligatures w14:val="standardContextual"/>
             </w:rPr>
           </w:pPr>
-          <w:hyperlink w:anchor="_Toc239757648" w:history="1">
+          <w:hyperlink w:anchor="_Toc240032490" w:history="1">
             <w:r>
               <w:rPr>
                 <w:rStyle w:val="Hipervnculo"/>
@@ -3717,7 +3717,7 @@
                 <w:noProof/>
                 <w:webHidden/>
               </w:rPr>
-              <w:instrText xml:space="preserve"> PAGEREF _Toc239757648 \h </w:instrText>
+              <w:instrText xml:space="preserve"> PAGEREF _Toc240032490 \h </w:instrText>
             </w:r>
             <w:r>
               <w:rPr>
@@ -3761,7 +3761,7 @@
               <w14:ligatures w14:val="standardContextual"/>
             </w:rPr>
           </w:pPr>
-          <w:hyperlink w:anchor="_Toc239757649" w:history="1">
+          <w:hyperlink w:anchor="_Toc240032491" w:history="1">
             <w:r>
               <w:rPr>
                 <w:rStyle w:val="Hipervnculo"/>
@@ -3788,7 +3788,7 @@
                 <w:noProof/>
                 <w:webHidden/>
               </w:rPr>
-              <w:instrText xml:space="preserve"> PAGEREF _Toc239757649 \h </w:instrText>
+              <w:instrText xml:space="preserve"> PAGEREF _Toc240032491 \h </w:instrText>
             </w:r>
             <w:r>
               <w:rPr>
@@ -3832,7 +3832,7 @@
               <w14:ligatures w14:val="standardContextual"/>
             </w:rPr>
           </w:pPr>
-          <w:hyperlink w:anchor="_Toc239757650" w:history="1">
+          <w:hyperlink w:anchor="_Toc240032492" w:history="1">
             <w:r>
               <w:rPr>
                 <w:rStyle w:val="Hipervnculo"/>
@@ -3859,7 +3859,7 @@
                 <w:noProof/>
                 <w:webHidden/>
               </w:rPr>
-              <w:instrText xml:space="preserve"> PAGEREF _Toc239757650 \h </w:instrText>
+              <w:instrText xml:space="preserve"> PAGEREF _Toc240032492 \h </w:instrText>
             </w:r>
             <w:r>
               <w:rPr>
@@ -3903,7 +3903,7 @@
               <w14:ligatures w14:val="standardContextual"/>
             </w:rPr>
           </w:pPr>
-          <w:hyperlink w:anchor="_Toc239757651" w:history="1">
+          <w:hyperlink w:anchor="_Toc240032493" w:history="1">
             <w:r>
               <w:rPr>
                 <w:rStyle w:val="Hipervnculo"/>
@@ -3930,7 +3930,7 @@
                 <w:noProof/>
                 <w:webHidden/>
               </w:rPr>
-              <w:instrText xml:space="preserve"> PAGEREF _Toc239757651 \h </w:instrText>
+              <w:instrText xml:space="preserve"> PAGEREF _Toc240032493 \h </w:instrText>
             </w:r>
             <w:r>
               <w:rPr>
@@ -3974,7 +3974,7 @@
               <w14:ligatures w14:val="standardContextual"/>
             </w:rPr>
           </w:pPr>
-          <w:hyperlink w:anchor="_Toc239757652" w:history="1">
+          <w:hyperlink w:anchor="_Toc240032494" w:history="1">
             <w:r>
               <w:rPr>
                 <w:rStyle w:val="Hipervnculo"/>
@@ -4001,7 +4001,7 @@
                 <w:noProof/>
                 <w:webHidden/>
               </w:rPr>
-              <w:instrText xml:space="preserve"> PAGEREF _Toc239757652 \h </w:instrText>
+              <w:instrText xml:space="preserve"> PAGEREF _Toc240032494 \h </w:instrText>
             </w:r>
             <w:r>
               <w:rPr>
@@ -4045,7 +4045,7 @@
               <w14:ligatures w14:val="standardContextual"/>
             </w:rPr>
           </w:pPr>
-          <w:hyperlink w:anchor="_Toc239757653" w:history="1">
+          <w:hyperlink w:anchor="_Toc240032495" w:history="1">
             <w:r>
               <w:rPr>
                 <w:rStyle w:val="Hipervnculo"/>
@@ -4072,7 +4072,7 @@
                 <w:noProof/>
                 <w:webHidden/>
               </w:rPr>
-              <w:instrText xml:space="preserve"> PAGEREF _Toc239757653 \h </w:instrText>
+              <w:instrText xml:space="preserve"> PAGEREF _Toc240032495 \h </w:instrText>
             </w:r>
             <w:r>
               <w:rPr>
@@ -4093,6 +4093,77 @@
                 <w:webHidden/>
               </w:rPr>
               <w:t>37</w:t>
+            </w:r>
+            <w:r>
+              <w:rPr>
+                <w:noProof/>
+                <w:webHidden/>
+              </w:rPr>
+              <w:fldChar w:fldCharType="end"/>
+            </w:r>
+          </w:hyperlink>
+        </w:p>
+        <w:p>
+          <w:pPr>
+            <w:pStyle w:val="TDC3"/>
+            <w:tabs>
+              <w:tab w:val="right" w:leader="dot" w:pos="8828"/>
+            </w:tabs>
+            <w:rPr>
+              <w:noProof/>
+              <w:kern w:val="2"/>
+              <w:lang w:val="es-AR" w:eastAsia="es-AR"/>
+              <w14:ligatures w14:val="standardContextual"/>
+            </w:rPr>
+          </w:pPr>
+          <w:hyperlink w:anchor="_Toc240032496" w:history="1">
+            <w:r>
+              <w:rPr>
+                <w:rStyle w:val="Hipervnculo"/>
+                <w:noProof/>
+              </w:rPr>
+              <w:t>3.5.6 Ablación del contexto de la base de conocimiento</w:t>
+            </w:r>
+            <w:r>
+              <w:rPr>
+                <w:noProof/>
+                <w:webHidden/>
+              </w:rPr>
+              <w:tab/>
+            </w:r>
+            <w:r>
+              <w:rPr>
+                <w:noProof/>
+                <w:webHidden/>
+              </w:rPr>
+              <w:fldChar w:fldCharType="begin"/>
+            </w:r>
+            <w:r>
+              <w:rPr>
+                <w:noProof/>
+                <w:webHidden/>
+              </w:rPr>
+              <w:instrText xml:space="preserve"> PAGEREF _Toc240032496 \h </w:instrText>
+            </w:r>
+            <w:r>
+              <w:rPr>
+                <w:noProof/>
+                <w:webHidden/>
+              </w:rPr>
+            </w:r>
+            <w:r>
+              <w:rPr>
+                <w:noProof/>
+                <w:webHidden/>
+              </w:rPr>
+              <w:fldChar w:fldCharType="separate"/>
+            </w:r>
+            <w:r>
+              <w:rPr>
+                <w:noProof/>
+                <w:webHidden/>
+              </w:rPr>
+              <w:t>39</w:t>
             </w:r>
             <w:r>
               <w:rPr>
@@ -4116,7 +4187,7 @@
               <w14:ligatures w14:val="standardContextual"/>
             </w:rPr>
           </w:pPr>
-          <w:hyperlink w:anchor="_Toc239757654" w:history="1">
+          <w:hyperlink w:anchor="_Toc240032497" w:history="1">
             <w:r>
               <w:rPr>
                 <w:rStyle w:val="Hipervnculo"/>
@@ -4143,7 +4214,7 @@
                 <w:noProof/>
                 <w:webHidden/>
               </w:rPr>
-              <w:instrText xml:space="preserve"> PAGEREF _Toc239757654 \h </w:instrText>
+              <w:instrText xml:space="preserve"> PAGEREF _Toc240032497 \h </w:instrText>
             </w:r>
             <w:r>
               <w:rPr>
@@ -4187,7 +4258,7 @@
               <w14:ligatures w14:val="standardContextual"/>
             </w:rPr>
           </w:pPr>
-          <w:hyperlink w:anchor="_Toc239757655" w:history="1">
+          <w:hyperlink w:anchor="_Toc240032498" w:history="1">
             <w:r>
               <w:rPr>
                 <w:rStyle w:val="Hipervnculo"/>
@@ -4214,7 +4285,7 @@
                 <w:noProof/>
                 <w:webHidden/>
               </w:rPr>
-              <w:instrText xml:space="preserve"> PAGEREF _Toc239757655 \h </w:instrText>
+              <w:instrText xml:space="preserve"> PAGEREF _Toc240032498 \h </w:instrText>
             </w:r>
             <w:r>
               <w:rPr>
@@ -4234,7 +4305,7 @@
                 <w:noProof/>
                 <w:webHidden/>
               </w:rPr>
-              <w:t>39</w:t>
+              <w:t>40</w:t>
             </w:r>
             <w:r>
               <w:rPr>
@@ -4258,7 +4329,7 @@
               <w14:ligatures w14:val="standardContextual"/>
             </w:rPr>
           </w:pPr>
-          <w:hyperlink w:anchor="_Toc239757656" w:history="1">
+          <w:hyperlink w:anchor="_Toc240032499" w:history="1">
             <w:r>
               <w:rPr>
                 <w:rStyle w:val="Hipervnculo"/>
@@ -4285,7 +4356,7 @@
                 <w:noProof/>
                 <w:webHidden/>
               </w:rPr>
-              <w:instrText xml:space="preserve"> PAGEREF _Toc239757656 \h </w:instrText>
+              <w:instrText xml:space="preserve"> PAGEREF _Toc240032499 \h </w:instrText>
             </w:r>
             <w:r>
               <w:rPr>
@@ -4305,7 +4376,7 @@
                 <w:noProof/>
                 <w:webHidden/>
               </w:rPr>
-              <w:t>39</w:t>
+              <w:t>40</w:t>
             </w:r>
             <w:r>
               <w:rPr>
@@ -4329,7 +4400,7 @@
               <w14:ligatures w14:val="standardContextual"/>
             </w:rPr>
           </w:pPr>
-          <w:hyperlink w:anchor="_Toc239757657" w:history="1">
+          <w:hyperlink w:anchor="_Toc240032500" w:history="1">
             <w:r>
               <w:rPr>
                 <w:rStyle w:val="Hipervnculo"/>
@@ -4356,7 +4427,7 @@
                 <w:noProof/>
                 <w:webHidden/>
               </w:rPr>
-              <w:instrText xml:space="preserve"> PAGEREF _Toc239757657 \h </w:instrText>
+              <w:instrText xml:space="preserve"> PAGEREF _Toc240032500 \h </w:instrText>
             </w:r>
             <w:r>
               <w:rPr>
@@ -4376,7 +4447,7 @@
                 <w:noProof/>
                 <w:webHidden/>
               </w:rPr>
-              <w:t>39</w:t>
+              <w:t>40</w:t>
             </w:r>
             <w:r>
               <w:rPr>
@@ -4400,7 +4471,7 @@
               <w14:ligatures w14:val="standardContextual"/>
             </w:rPr>
           </w:pPr>
-          <w:hyperlink w:anchor="_Toc239757658" w:history="1">
+          <w:hyperlink w:anchor="_Toc240032501" w:history="1">
             <w:r>
               <w:rPr>
                 <w:rStyle w:val="Hipervnculo"/>
@@ -4427,7 +4498,7 @@
                 <w:noProof/>
                 <w:webHidden/>
               </w:rPr>
-              <w:instrText xml:space="preserve"> PAGEREF _Toc239757658 \h </w:instrText>
+              <w:instrText xml:space="preserve"> PAGEREF _Toc240032501 \h </w:instrText>
             </w:r>
             <w:r>
               <w:rPr>
@@ -4447,7 +4518,7 @@
                 <w:noProof/>
                 <w:webHidden/>
               </w:rPr>
-              <w:t>39</w:t>
+              <w:t>40</w:t>
             </w:r>
             <w:r>
               <w:rPr>
@@ -4471,7 +4542,7 @@
               <w14:ligatures w14:val="standardContextual"/>
             </w:rPr>
           </w:pPr>
-          <w:hyperlink w:anchor="_Toc239757659" w:history="1">
+          <w:hyperlink w:anchor="_Toc240032502" w:history="1">
             <w:r>
               <w:rPr>
                 <w:rStyle w:val="Hipervnculo"/>
@@ -4498,7 +4569,7 @@
                 <w:noProof/>
                 <w:webHidden/>
               </w:rPr>
-              <w:instrText xml:space="preserve"> PAGEREF _Toc239757659 \h </w:instrText>
+              <w:instrText xml:space="preserve"> PAGEREF _Toc240032502 \h </w:instrText>
             </w:r>
             <w:r>
               <w:rPr>
@@ -4542,7 +4613,7 @@
               <w14:ligatures w14:val="standardContextual"/>
             </w:rPr>
           </w:pPr>
-          <w:hyperlink w:anchor="_Toc239757660" w:history="1">
+          <w:hyperlink w:anchor="_Toc240032503" w:history="1">
             <w:r>
               <w:rPr>
                 <w:rStyle w:val="Hipervnculo"/>
@@ -4569,7 +4640,7 @@
                 <w:noProof/>
                 <w:webHidden/>
               </w:rPr>
-              <w:instrText xml:space="preserve"> PAGEREF _Toc239757660 \h </w:instrText>
+              <w:instrText xml:space="preserve"> PAGEREF _Toc240032503 \h </w:instrText>
             </w:r>
             <w:r>
               <w:rPr>
@@ -4613,7 +4684,7 @@
               <w14:ligatures w14:val="standardContextual"/>
             </w:rPr>
           </w:pPr>
-          <w:hyperlink w:anchor="_Toc239757661" w:history="1">
+          <w:hyperlink w:anchor="_Toc240032504" w:history="1">
             <w:r>
               <w:rPr>
                 <w:rStyle w:val="Hipervnculo"/>
@@ -4640,7 +4711,7 @@
                 <w:noProof/>
                 <w:webHidden/>
               </w:rPr>
-              <w:instrText xml:space="preserve"> PAGEREF _Toc239757661 \h </w:instrText>
+              <w:instrText xml:space="preserve"> PAGEREF _Toc240032504 \h </w:instrText>
             </w:r>
             <w:r>
               <w:rPr>
@@ -4684,7 +4755,7 @@
               <w14:ligatures w14:val="standardContextual"/>
             </w:rPr>
           </w:pPr>
-          <w:hyperlink w:anchor="_Toc239757662" w:history="1">
+          <w:hyperlink w:anchor="_Toc240032505" w:history="1">
             <w:r>
               <w:rPr>
                 <w:rStyle w:val="Hipervnculo"/>
@@ -4711,7 +4782,7 @@
                 <w:noProof/>
                 <w:webHidden/>
               </w:rPr>
-              <w:instrText xml:space="preserve"> PAGEREF _Toc239757662 \h </w:instrText>
+              <w:instrText xml:space="preserve"> PAGEREF _Toc240032505 \h </w:instrText>
             </w:r>
             <w:r>
               <w:rPr>
@@ -4755,7 +4826,7 @@
               <w14:ligatures w14:val="standardContextual"/>
             </w:rPr>
           </w:pPr>
-          <w:hyperlink w:anchor="_Toc239757663" w:history="1">
+          <w:hyperlink w:anchor="_Toc240032506" w:history="1">
             <w:r>
               <w:rPr>
                 <w:rStyle w:val="Hipervnculo"/>
@@ -4782,7 +4853,7 @@
                 <w:noProof/>
                 <w:webHidden/>
               </w:rPr>
-              <w:instrText xml:space="preserve"> PAGEREF _Toc239757663 \h </w:instrText>
+              <w:instrText xml:space="preserve"> PAGEREF _Toc240032506 \h </w:instrText>
             </w:r>
             <w:r>
               <w:rPr>
@@ -4826,7 +4897,7 @@
               <w14:ligatures w14:val="standardContextual"/>
             </w:rPr>
           </w:pPr>
-          <w:hyperlink w:anchor="_Toc239757664" w:history="1">
+          <w:hyperlink w:anchor="_Toc240032507" w:history="1">
             <w:r>
               <w:rPr>
                 <w:rStyle w:val="Hipervnculo"/>
@@ -4853,7 +4924,7 @@
                 <w:noProof/>
                 <w:webHidden/>
               </w:rPr>
-              <w:instrText xml:space="preserve"> PAGEREF _Toc239757664 \h </w:instrText>
+              <w:instrText xml:space="preserve"> PAGEREF _Toc240032507 \h </w:instrText>
             </w:r>
             <w:r>
               <w:rPr>
@@ -4897,7 +4968,7 @@
               <w14:ligatures w14:val="standardContextual"/>
             </w:rPr>
           </w:pPr>
-          <w:hyperlink w:anchor="_Toc239757665" w:history="1">
+          <w:hyperlink w:anchor="_Toc240032508" w:history="1">
             <w:r>
               <w:rPr>
                 <w:rStyle w:val="Hipervnculo"/>
@@ -4924,7 +4995,7 @@
                 <w:noProof/>
                 <w:webHidden/>
               </w:rPr>
-              <w:instrText xml:space="preserve"> PAGEREF _Toc239757665 \h </w:instrText>
+              <w:instrText xml:space="preserve"> PAGEREF _Toc240032508 \h </w:instrText>
             </w:r>
             <w:r>
               <w:rPr>
@@ -4968,7 +5039,7 @@
               <w14:ligatures w14:val="standardContextual"/>
             </w:rPr>
           </w:pPr>
-          <w:hyperlink w:anchor="_Toc239757666" w:history="1">
+          <w:hyperlink w:anchor="_Toc240032509" w:history="1">
             <w:r>
               <w:rPr>
                 <w:rStyle w:val="Hipervnculo"/>
@@ -4995,7 +5066,7 @@
                 <w:noProof/>
                 <w:webHidden/>
               </w:rPr>
-              <w:instrText xml:space="preserve"> PAGEREF _Toc239757666 \h </w:instrText>
+              <w:instrText xml:space="preserve"> PAGEREF _Toc240032509 \h </w:instrText>
             </w:r>
             <w:r>
               <w:rPr>
@@ -5039,7 +5110,7 @@
               <w14:ligatures w14:val="standardContextual"/>
             </w:rPr>
           </w:pPr>
-          <w:hyperlink w:anchor="_Toc239757667" w:history="1">
+          <w:hyperlink w:anchor="_Toc240032510" w:history="1">
             <w:r>
               <w:rPr>
                 <w:rStyle w:val="Hipervnculo"/>
@@ -5066,7 +5137,7 @@
                 <w:noProof/>
                 <w:webHidden/>
               </w:rPr>
-              <w:instrText xml:space="preserve"> PAGEREF _Toc239757667 \h </w:instrText>
+              <w:instrText xml:space="preserve"> PAGEREF _Toc240032510 \h </w:instrText>
             </w:r>
             <w:r>
               <w:rPr>
@@ -5110,7 +5181,7 @@
               <w14:ligatures w14:val="standardContextual"/>
             </w:rPr>
           </w:pPr>
-          <w:hyperlink w:anchor="_Toc239757668" w:history="1">
+          <w:hyperlink w:anchor="_Toc240032511" w:history="1">
             <w:r>
               <w:rPr>
                 <w:rStyle w:val="Hipervnculo"/>
@@ -5137,7 +5208,7 @@
                 <w:noProof/>
                 <w:webHidden/>
               </w:rPr>
-              <w:instrText xml:space="preserve"> PAGEREF _Toc239757668 \h </w:instrText>
+              <w:instrText xml:space="preserve"> PAGEREF _Toc240032511 \h </w:instrText>
             </w:r>
             <w:r>
               <w:rPr>
@@ -5181,7 +5252,7 @@
               <w14:ligatures w14:val="standardContextual"/>
             </w:rPr>
           </w:pPr>
-          <w:hyperlink w:anchor="_Toc239757669" w:history="1">
+          <w:hyperlink w:anchor="_Toc240032512" w:history="1">
             <w:r>
               <w:rPr>
                 <w:rStyle w:val="Hipervnculo"/>
@@ -5208,7 +5279,7 @@
                 <w:noProof/>
                 <w:webHidden/>
               </w:rPr>
-              <w:instrText xml:space="preserve"> PAGEREF _Toc239757669 \h </w:instrText>
+              <w:instrText xml:space="preserve"> PAGEREF _Toc240032512 \h </w:instrText>
             </w:r>
             <w:r>
               <w:rPr>
@@ -5252,7 +5323,7 @@
               <w14:ligatures w14:val="standardContextual"/>
             </w:rPr>
           </w:pPr>
-          <w:hyperlink w:anchor="_Toc239757670" w:history="1">
+          <w:hyperlink w:anchor="_Toc240032513" w:history="1">
             <w:r>
               <w:rPr>
                 <w:rStyle w:val="Hipervnculo"/>
@@ -5279,7 +5350,7 @@
                 <w:noProof/>
                 <w:webHidden/>
               </w:rPr>
-              <w:instrText xml:space="preserve"> PAGEREF _Toc239757670 \h </w:instrText>
+              <w:instrText xml:space="preserve"> PAGEREF _Toc240032513 \h </w:instrText>
             </w:r>
             <w:r>
               <w:rPr>
@@ -5323,7 +5394,7 @@
               <w14:ligatures w14:val="standardContextual"/>
             </w:rPr>
           </w:pPr>
-          <w:hyperlink w:anchor="_Toc239757671" w:history="1">
+          <w:hyperlink w:anchor="_Toc240032514" w:history="1">
             <w:r>
               <w:rPr>
                 <w:rStyle w:val="Hipervnculo"/>
@@ -5350,7 +5421,7 @@
                 <w:noProof/>
                 <w:webHidden/>
               </w:rPr>
-              <w:instrText xml:space="preserve"> PAGEREF _Toc239757671 \h </w:instrText>
+              <w:instrText xml:space="preserve"> PAGEREF _Toc240032514 \h </w:instrText>
             </w:r>
             <w:r>
               <w:rPr>
@@ -5394,7 +5465,7 @@
               <w14:ligatures w14:val="standardContextual"/>
             </w:rPr>
           </w:pPr>
-          <w:hyperlink w:anchor="_Toc239757672" w:history="1">
+          <w:hyperlink w:anchor="_Toc240032515" w:history="1">
             <w:r>
               <w:rPr>
                 <w:rStyle w:val="Hipervnculo"/>
@@ -5421,7 +5492,7 @@
                 <w:noProof/>
                 <w:webHidden/>
               </w:rPr>
-              <w:instrText xml:space="preserve"> PAGEREF _Toc239757672 \h </w:instrText>
+              <w:instrText xml:space="preserve"> PAGEREF _Toc240032515 \h </w:instrText>
             </w:r>
             <w:r>
               <w:rPr>
@@ -5465,7 +5536,7 @@
               <w14:ligatures w14:val="standardContextual"/>
             </w:rPr>
           </w:pPr>
-          <w:hyperlink w:anchor="_Toc239757673" w:history="1">
+          <w:hyperlink w:anchor="_Toc240032516" w:history="1">
             <w:r>
               <w:rPr>
                 <w:rStyle w:val="Hipervnculo"/>
@@ -5492,7 +5563,7 @@
                 <w:noProof/>
                 <w:webHidden/>
               </w:rPr>
-              <w:instrText xml:space="preserve"> PAGEREF _Toc239757673 \h </w:instrText>
+              <w:instrText xml:space="preserve"> PAGEREF _Toc240032516 \h </w:instrText>
             </w:r>
             <w:r>
               <w:rPr>
@@ -5536,7 +5607,7 @@
               <w14:ligatures w14:val="standardContextual"/>
             </w:rPr>
           </w:pPr>
-          <w:hyperlink w:anchor="_Toc239757674" w:history="1">
+          <w:hyperlink w:anchor="_Toc240032517" w:history="1">
             <w:r>
               <w:rPr>
                 <w:rStyle w:val="Hipervnculo"/>
@@ -5563,7 +5634,7 @@
                 <w:noProof/>
                 <w:webHidden/>
               </w:rPr>
-              <w:instrText xml:space="preserve"> PAGEREF _Toc239757674 \h </w:instrText>
+              <w:instrText xml:space="preserve"> PAGEREF _Toc240032517 \h </w:instrText>
             </w:r>
             <w:r>
               <w:rPr>
@@ -5607,7 +5678,7 @@
               <w14:ligatures w14:val="standardContextual"/>
             </w:rPr>
           </w:pPr>
-          <w:hyperlink w:anchor="_Toc239757675" w:history="1">
+          <w:hyperlink w:anchor="_Toc240032518" w:history="1">
             <w:r>
               <w:rPr>
                 <w:rStyle w:val="Hipervnculo"/>
@@ -5634,7 +5705,7 @@
                 <w:noProof/>
                 <w:webHidden/>
               </w:rPr>
-              <w:instrText xml:space="preserve"> PAGEREF _Toc239757675 \h </w:instrText>
+              <w:instrText xml:space="preserve"> PAGEREF _Toc240032518 \h </w:instrText>
             </w:r>
             <w:r>
               <w:rPr>
@@ -5678,7 +5749,7 @@
               <w14:ligatures w14:val="standardContextual"/>
             </w:rPr>
           </w:pPr>
-          <w:hyperlink w:anchor="_Toc239757676" w:history="1">
+          <w:hyperlink w:anchor="_Toc240032519" w:history="1">
             <w:r>
               <w:rPr>
                 <w:rStyle w:val="Hipervnculo"/>
@@ -5705,7 +5776,7 @@
                 <w:noProof/>
                 <w:webHidden/>
               </w:rPr>
-              <w:instrText xml:space="preserve"> PAGEREF _Toc239757676 \h </w:instrText>
+              <w:instrText xml:space="preserve"> PAGEREF _Toc240032519 \h </w:instrText>
             </w:r>
             <w:r>
               <w:rPr>
@@ -5725,7 +5796,7 @@
                 <w:noProof/>
                 <w:webHidden/>
               </w:rPr>
-              <w:t>54</w:t>
+              <w:t>55</w:t>
             </w:r>
             <w:r>
               <w:rPr>
@@ -5749,7 +5820,7 @@
               <w14:ligatures w14:val="standardContextual"/>
             </w:rPr>
           </w:pPr>
-          <w:hyperlink w:anchor="_Toc239757677" w:history="1">
+          <w:hyperlink w:anchor="_Toc240032520" w:history="1">
             <w:r>
               <w:rPr>
                 <w:rStyle w:val="Hipervnculo"/>
@@ -5776,7 +5847,7 @@
                 <w:noProof/>
                 <w:webHidden/>
               </w:rPr>
-              <w:instrText xml:space="preserve"> PAGEREF _Toc239757677 \h </w:instrText>
+              <w:instrText xml:space="preserve"> PAGEREF _Toc240032520 \h </w:instrText>
             </w:r>
             <w:r>
               <w:rPr>
@@ -5796,7 +5867,7 @@
                 <w:noProof/>
                 <w:webHidden/>
               </w:rPr>
-              <w:t>54</w:t>
+              <w:t>55</w:t>
             </w:r>
             <w:r>
               <w:rPr>
@@ -5820,7 +5891,7 @@
               <w14:ligatures w14:val="standardContextual"/>
             </w:rPr>
           </w:pPr>
-          <w:hyperlink w:anchor="_Toc239757678" w:history="1">
+          <w:hyperlink w:anchor="_Toc240032521" w:history="1">
             <w:r>
               <w:rPr>
                 <w:rStyle w:val="Hipervnculo"/>
@@ -5847,7 +5918,7 @@
                 <w:noProof/>
                 <w:webHidden/>
               </w:rPr>
-              <w:instrText xml:space="preserve"> PAGEREF _Toc239757678 \h </w:instrText>
+              <w:instrText xml:space="preserve"> PAGEREF _Toc240032521 \h </w:instrText>
             </w:r>
             <w:r>
               <w:rPr>
@@ -5891,7 +5962,7 @@
               <w14:ligatures w14:val="standardContextual"/>
             </w:rPr>
           </w:pPr>
-          <w:hyperlink w:anchor="_Toc239757679" w:history="1">
+          <w:hyperlink w:anchor="_Toc240032522" w:history="1">
             <w:r>
               <w:rPr>
                 <w:rStyle w:val="Hipervnculo"/>
@@ -5918,7 +5989,7 @@
                 <w:noProof/>
                 <w:webHidden/>
               </w:rPr>
-              <w:instrText xml:space="preserve"> PAGEREF _Toc239757679 \h </w:instrText>
+              <w:instrText xml:space="preserve"> PAGEREF _Toc240032522 \h </w:instrText>
             </w:r>
             <w:r>
               <w:rPr>
@@ -5962,7 +6033,7 @@
               <w14:ligatures w14:val="standardContextual"/>
             </w:rPr>
           </w:pPr>
-          <w:hyperlink w:anchor="_Toc239757680" w:history="1">
+          <w:hyperlink w:anchor="_Toc240032523" w:history="1">
             <w:r>
               <w:rPr>
                 <w:rStyle w:val="Hipervnculo"/>
@@ -5989,7 +6060,7 @@
                 <w:noProof/>
                 <w:webHidden/>
               </w:rPr>
-              <w:instrText xml:space="preserve"> PAGEREF _Toc239757680 \h </w:instrText>
+              <w:instrText xml:space="preserve"> PAGEREF _Toc240032523 \h </w:instrText>
             </w:r>
             <w:r>
               <w:rPr>
@@ -6033,7 +6104,7 @@
               <w14:ligatures w14:val="standardContextual"/>
             </w:rPr>
           </w:pPr>
-          <w:hyperlink w:anchor="_Toc239757681" w:history="1">
+          <w:hyperlink w:anchor="_Toc240032524" w:history="1">
             <w:r>
               <w:rPr>
                 <w:rStyle w:val="Hipervnculo"/>
@@ -6060,7 +6131,7 @@
                 <w:noProof/>
                 <w:webHidden/>
               </w:rPr>
-              <w:instrText xml:space="preserve"> PAGEREF _Toc239757681 \h </w:instrText>
+              <w:instrText xml:space="preserve"> PAGEREF _Toc240032524 \h </w:instrText>
             </w:r>
             <w:r>
               <w:rPr>
@@ -6104,7 +6175,7 @@
               <w14:ligatures w14:val="standardContextual"/>
             </w:rPr>
           </w:pPr>
-          <w:hyperlink w:anchor="_Toc239757682" w:history="1">
+          <w:hyperlink w:anchor="_Toc240032525" w:history="1">
             <w:r>
               <w:rPr>
                 <w:rStyle w:val="Hipervnculo"/>
@@ -6131,7 +6202,7 @@
                 <w:noProof/>
                 <w:webHidden/>
               </w:rPr>
-              <w:instrText xml:space="preserve"> PAGEREF _Toc239757682 \h </w:instrText>
+              <w:instrText xml:space="preserve"> PAGEREF _Toc240032525 \h </w:instrText>
             </w:r>
             <w:r>
               <w:rPr>
@@ -6175,7 +6246,7 @@
               <w14:ligatures w14:val="standardContextual"/>
             </w:rPr>
           </w:pPr>
-          <w:hyperlink w:anchor="_Toc239757683" w:history="1">
+          <w:hyperlink w:anchor="_Toc240032526" w:history="1">
             <w:r>
               <w:rPr>
                 <w:rStyle w:val="Hipervnculo"/>
@@ -6202,7 +6273,7 @@
                 <w:noProof/>
                 <w:webHidden/>
               </w:rPr>
-              <w:instrText xml:space="preserve"> PAGEREF _Toc239757683 \h </w:instrText>
+              <w:instrText xml:space="preserve"> PAGEREF _Toc240032526 \h </w:instrText>
             </w:r>
             <w:r>
               <w:rPr>
@@ -6246,7 +6317,7 @@
               <w14:ligatures w14:val="standardContextual"/>
             </w:rPr>
           </w:pPr>
-          <w:hyperlink w:anchor="_Toc239757684" w:history="1">
+          <w:hyperlink w:anchor="_Toc240032527" w:history="1">
             <w:r>
               <w:rPr>
                 <w:rStyle w:val="Hipervnculo"/>
@@ -6273,7 +6344,7 @@
                 <w:noProof/>
                 <w:webHidden/>
               </w:rPr>
-              <w:instrText xml:space="preserve"> PAGEREF _Toc239757684 \h </w:instrText>
+              <w:instrText xml:space="preserve"> PAGEREF _Toc240032527 \h </w:instrText>
             </w:r>
             <w:r>
               <w:rPr>
@@ -6317,7 +6388,7 @@
               <w14:ligatures w14:val="standardContextual"/>
             </w:rPr>
           </w:pPr>
-          <w:hyperlink w:anchor="_Toc239757685" w:history="1">
+          <w:hyperlink w:anchor="_Toc240032528" w:history="1">
             <w:r>
               <w:rPr>
                 <w:rStyle w:val="Hipervnculo"/>
@@ -6344,7 +6415,7 @@
                 <w:noProof/>
                 <w:webHidden/>
               </w:rPr>
-              <w:instrText xml:space="preserve"> PAGEREF _Toc239757685 \h </w:instrText>
+              <w:instrText xml:space="preserve"> PAGEREF _Toc240032528 \h </w:instrText>
             </w:r>
             <w:r>
               <w:rPr>
@@ -6388,7 +6459,7 @@
               <w14:ligatures w14:val="standardContextual"/>
             </w:rPr>
           </w:pPr>
-          <w:hyperlink w:anchor="_Toc239757686" w:history="1">
+          <w:hyperlink w:anchor="_Toc240032529" w:history="1">
             <w:r>
               <w:rPr>
                 <w:rStyle w:val="Hipervnculo"/>
@@ -6415,7 +6486,7 @@
                 <w:noProof/>
                 <w:webHidden/>
               </w:rPr>
-              <w:instrText xml:space="preserve"> PAGEREF _Toc239757686 \h </w:instrText>
+              <w:instrText xml:space="preserve"> PAGEREF _Toc240032529 \h </w:instrText>
             </w:r>
             <w:r>
               <w:rPr>
@@ -6459,7 +6530,7 @@
               <w14:ligatures w14:val="standardContextual"/>
             </w:rPr>
           </w:pPr>
-          <w:hyperlink w:anchor="_Toc239757687" w:history="1">
+          <w:hyperlink w:anchor="_Toc240032530" w:history="1">
             <w:r>
               <w:rPr>
                 <w:rStyle w:val="Hipervnculo"/>
@@ -6486,7 +6557,7 @@
                 <w:noProof/>
                 <w:webHidden/>
               </w:rPr>
-              <w:instrText xml:space="preserve"> PAGEREF _Toc239757687 \h </w:instrText>
+              <w:instrText xml:space="preserve"> PAGEREF _Toc240032530 \h </w:instrText>
             </w:r>
             <w:r>
               <w:rPr>
@@ -6530,7 +6601,7 @@
               <w14:ligatures w14:val="standardContextual"/>
             </w:rPr>
           </w:pPr>
-          <w:hyperlink w:anchor="_Toc239757688" w:history="1">
+          <w:hyperlink w:anchor="_Toc240032531" w:history="1">
             <w:r>
               <w:rPr>
                 <w:rStyle w:val="Hipervnculo"/>
@@ -6557,7 +6628,7 @@
                 <w:noProof/>
                 <w:webHidden/>
               </w:rPr>
-              <w:instrText xml:space="preserve"> PAGEREF _Toc239757688 \h </w:instrText>
+              <w:instrText xml:space="preserve"> PAGEREF _Toc240032531 \h </w:instrText>
             </w:r>
             <w:r>
               <w:rPr>
@@ -6601,7 +6672,7 @@
               <w14:ligatures w14:val="standardContextual"/>
             </w:rPr>
           </w:pPr>
-          <w:hyperlink w:anchor="_Toc239757689" w:history="1">
+          <w:hyperlink w:anchor="_Toc240032532" w:history="1">
             <w:r>
               <w:rPr>
                 <w:rStyle w:val="Hipervnculo"/>
@@ -6628,7 +6699,7 @@
                 <w:noProof/>
                 <w:webHidden/>
               </w:rPr>
-              <w:instrText xml:space="preserve"> PAGEREF _Toc239757689 \h </w:instrText>
+              <w:instrText xml:space="preserve"> PAGEREF _Toc240032532 \h </w:instrText>
             </w:r>
             <w:r>
               <w:rPr>
@@ -6672,7 +6743,7 @@
               <w14:ligatures w14:val="standardContextual"/>
             </w:rPr>
           </w:pPr>
-          <w:hyperlink w:anchor="_Toc239757690" w:history="1">
+          <w:hyperlink w:anchor="_Toc240032533" w:history="1">
             <w:r>
               <w:rPr>
                 <w:rStyle w:val="Hipervnculo"/>
@@ -6699,7 +6770,7 @@
                 <w:noProof/>
                 <w:webHidden/>
               </w:rPr>
-              <w:instrText xml:space="preserve"> PAGEREF _Toc239757690 \h </w:instrText>
+              <w:instrText xml:space="preserve"> PAGEREF _Toc240032533 \h </w:instrText>
             </w:r>
             <w:r>
               <w:rPr>
@@ -6743,7 +6814,7 @@
               <w14:ligatures w14:val="standardContextual"/>
             </w:rPr>
           </w:pPr>
-          <w:hyperlink w:anchor="_Toc239757691" w:history="1">
+          <w:hyperlink w:anchor="_Toc240032534" w:history="1">
             <w:r>
               <w:rPr>
                 <w:rStyle w:val="Hipervnculo"/>
@@ -6770,7 +6841,7 @@
                 <w:noProof/>
                 <w:webHidden/>
               </w:rPr>
-              <w:instrText xml:space="preserve"> PAGEREF _Toc239757691 \h </w:instrText>
+              <w:instrText xml:space="preserve"> PAGEREF _Toc240032534 \h </w:instrText>
             </w:r>
             <w:r>
               <w:rPr>
@@ -6791,6 +6862,77 @@
                 <w:webHidden/>
               </w:rPr>
               <w:t>67</w:t>
+            </w:r>
+            <w:r>
+              <w:rPr>
+                <w:noProof/>
+                <w:webHidden/>
+              </w:rPr>
+              <w:fldChar w:fldCharType="end"/>
+            </w:r>
+          </w:hyperlink>
+        </w:p>
+        <w:p>
+          <w:pPr>
+            <w:pStyle w:val="TDC3"/>
+            <w:tabs>
+              <w:tab w:val="right" w:leader="dot" w:pos="8828"/>
+            </w:tabs>
+            <w:rPr>
+              <w:noProof/>
+              <w:kern w:val="2"/>
+              <w:lang w:val="es-AR" w:eastAsia="es-AR"/>
+              <w14:ligatures w14:val="standardContextual"/>
+            </w:rPr>
+          </w:pPr>
+          <w:hyperlink w:anchor="_Toc240032535" w:history="1">
+            <w:r>
+              <w:rPr>
+                <w:rStyle w:val="Hipervnculo"/>
+                <w:noProof/>
+              </w:rPr>
+              <w:t>5.2.4 Ablación: cuánto aporta la base de conocimiento</w:t>
+            </w:r>
+            <w:r>
+              <w:rPr>
+                <w:noProof/>
+                <w:webHidden/>
+              </w:rPr>
+              <w:tab/>
+            </w:r>
+            <w:r>
+              <w:rPr>
+                <w:noProof/>
+                <w:webHidden/>
+              </w:rPr>
+              <w:fldChar w:fldCharType="begin"/>
+            </w:r>
+            <w:r>
+              <w:rPr>
+                <w:noProof/>
+                <w:webHidden/>
+              </w:rPr>
+              <w:instrText xml:space="preserve"> PAGEREF _Toc240032535 \h </w:instrText>
+            </w:r>
+            <w:r>
+              <w:rPr>
+                <w:noProof/>
+                <w:webHidden/>
+              </w:rPr>
+            </w:r>
+            <w:r>
+              <w:rPr>
+                <w:noProof/>
+                <w:webHidden/>
+              </w:rPr>
+              <w:fldChar w:fldCharType="separate"/>
+            </w:r>
+            <w:r>
+              <w:rPr>
+                <w:noProof/>
+                <w:webHidden/>
+              </w:rPr>
+              <w:t>69</w:t>
             </w:r>
             <w:r>
               <w:rPr>
@@ -6814,7 +6956,7 @@
               <w14:ligatures w14:val="standardContextual"/>
             </w:rPr>
           </w:pPr>
-          <w:hyperlink w:anchor="_Toc239757692" w:history="1">
+          <w:hyperlink w:anchor="_Toc240032536" w:history="1">
             <w:r>
               <w:rPr>
                 <w:rStyle w:val="Hipervnculo"/>
@@ -6841,7 +6983,7 @@
                 <w:noProof/>
                 <w:webHidden/>
               </w:rPr>
-              <w:instrText xml:space="preserve"> PAGEREF _Toc239757692 \h </w:instrText>
+              <w:instrText xml:space="preserve"> PAGEREF _Toc240032536 \h </w:instrText>
             </w:r>
             <w:r>
               <w:rPr>
@@ -6861,7 +7003,7 @@
                 <w:noProof/>
                 <w:webHidden/>
               </w:rPr>
-              <w:t>69</w:t>
+              <w:t>71</w:t>
             </w:r>
             <w:r>
               <w:rPr>
@@ -6885,7 +7027,7 @@
               <w14:ligatures w14:val="standardContextual"/>
             </w:rPr>
           </w:pPr>
-          <w:hyperlink w:anchor="_Toc239757693" w:history="1">
+          <w:hyperlink w:anchor="_Toc240032537" w:history="1">
             <w:r>
               <w:rPr>
                 <w:rStyle w:val="Hipervnculo"/>
@@ -6912,7 +7054,7 @@
                 <w:noProof/>
                 <w:webHidden/>
               </w:rPr>
-              <w:instrText xml:space="preserve"> PAGEREF _Toc239757693 \h </w:instrText>
+              <w:instrText xml:space="preserve"> PAGEREF _Toc240032537 \h </w:instrText>
             </w:r>
             <w:r>
               <w:rPr>
@@ -6932,7 +7074,7 @@
                 <w:noProof/>
                 <w:webHidden/>
               </w:rPr>
-              <w:t>71</w:t>
+              <w:t>73</w:t>
             </w:r>
             <w:r>
               <w:rPr>
@@ -6956,7 +7098,7 @@
               <w14:ligatures w14:val="standardContextual"/>
             </w:rPr>
           </w:pPr>
-          <w:hyperlink w:anchor="_Toc239757694" w:history="1">
+          <w:hyperlink w:anchor="_Toc240032538" w:history="1">
             <w:r>
               <w:rPr>
                 <w:rStyle w:val="Hipervnculo"/>
@@ -6983,7 +7125,7 @@
                 <w:noProof/>
                 <w:webHidden/>
               </w:rPr>
-              <w:instrText xml:space="preserve"> PAGEREF _Toc239757694 \h </w:instrText>
+              <w:instrText xml:space="preserve"> PAGEREF _Toc240032538 \h </w:instrText>
             </w:r>
             <w:r>
               <w:rPr>
@@ -7003,7 +7145,7 @@
                 <w:noProof/>
                 <w:webHidden/>
               </w:rPr>
-              <w:t>72</w:t>
+              <w:t>74</w:t>
             </w:r>
             <w:r>
               <w:rPr>
@@ -7027,7 +7169,7 @@
               <w14:ligatures w14:val="standardContextual"/>
             </w:rPr>
           </w:pPr>
-          <w:hyperlink w:anchor="_Toc239757695" w:history="1">
+          <w:hyperlink w:anchor="_Toc240032539" w:history="1">
             <w:r>
               <w:rPr>
                 <w:rStyle w:val="Hipervnculo"/>
@@ -7054,7 +7196,7 @@
                 <w:noProof/>
                 <w:webHidden/>
               </w:rPr>
-              <w:instrText xml:space="preserve"> PAGEREF _Toc239757695 \h </w:instrText>
+              <w:instrText xml:space="preserve"> PAGEREF _Toc240032539 \h </w:instrText>
             </w:r>
             <w:r>
               <w:rPr>
@@ -7074,7 +7216,7 @@
                 <w:noProof/>
                 <w:webHidden/>
               </w:rPr>
-              <w:t>74</w:t>
+              <w:t>76</w:t>
             </w:r>
             <w:r>
               <w:rPr>
@@ -7098,7 +7240,7 @@
               <w14:ligatures w14:val="standardContextual"/>
             </w:rPr>
           </w:pPr>
-          <w:hyperlink w:anchor="_Toc239757696" w:history="1">
+          <w:hyperlink w:anchor="_Toc240032540" w:history="1">
             <w:r>
               <w:rPr>
                 <w:rStyle w:val="Hipervnculo"/>
@@ -7125,7 +7267,7 @@
                 <w:noProof/>
                 <w:webHidden/>
               </w:rPr>
-              <w:instrText xml:space="preserve"> PAGEREF _Toc239757696 \h </w:instrText>
+              <w:instrText xml:space="preserve"> PAGEREF _Toc240032540 \h </w:instrText>
             </w:r>
             <w:r>
               <w:rPr>
@@ -7145,7 +7287,7 @@
                 <w:noProof/>
                 <w:webHidden/>
               </w:rPr>
-              <w:t>74</w:t>
+              <w:t>76</w:t>
             </w:r>
             <w:r>
               <w:rPr>
@@ -7169,7 +7311,7 @@
               <w14:ligatures w14:val="standardContextual"/>
             </w:rPr>
           </w:pPr>
-          <w:hyperlink w:anchor="_Toc239757697" w:history="1">
+          <w:hyperlink w:anchor="_Toc240032541" w:history="1">
             <w:r>
               <w:rPr>
                 <w:rStyle w:val="Hipervnculo"/>
@@ -7196,7 +7338,7 @@
                 <w:noProof/>
                 <w:webHidden/>
               </w:rPr>
-              <w:instrText xml:space="preserve"> PAGEREF _Toc239757697 \h </w:instrText>
+              <w:instrText xml:space="preserve"> PAGEREF _Toc240032541 \h </w:instrText>
             </w:r>
             <w:r>
               <w:rPr>
@@ -7216,7 +7358,7 @@
                 <w:noProof/>
                 <w:webHidden/>
               </w:rPr>
-              <w:t>74</w:t>
+              <w:t>76</w:t>
             </w:r>
             <w:r>
               <w:rPr>
@@ -7240,7 +7382,7 @@
               <w14:ligatures w14:val="standardContextual"/>
             </w:rPr>
           </w:pPr>
-          <w:hyperlink w:anchor="_Toc239757698" w:history="1">
+          <w:hyperlink w:anchor="_Toc240032542" w:history="1">
             <w:r>
               <w:rPr>
                 <w:rStyle w:val="Hipervnculo"/>
@@ -7267,7 +7409,7 @@
                 <w:noProof/>
                 <w:webHidden/>
               </w:rPr>
-              <w:instrText xml:space="preserve"> PAGEREF _Toc239757698 \h </w:instrText>
+              <w:instrText xml:space="preserve"> PAGEREF _Toc240032542 \h </w:instrText>
             </w:r>
             <w:r>
               <w:rPr>
@@ -7287,7 +7429,7 @@
                 <w:noProof/>
                 <w:webHidden/>
               </w:rPr>
-              <w:t>77</w:t>
+              <w:t>79</w:t>
             </w:r>
             <w:r>
               <w:rPr>
@@ -7311,7 +7453,7 @@
               <w14:ligatures w14:val="standardContextual"/>
             </w:rPr>
           </w:pPr>
-          <w:hyperlink w:anchor="_Toc239757699" w:history="1">
+          <w:hyperlink w:anchor="_Toc240032543" w:history="1">
             <w:r>
               <w:rPr>
                 <w:rStyle w:val="Hipervnculo"/>
@@ -7338,7 +7480,7 @@
                 <w:noProof/>
                 <w:webHidden/>
               </w:rPr>
-              <w:instrText xml:space="preserve"> PAGEREF _Toc239757699 \h </w:instrText>
+              <w:instrText xml:space="preserve"> PAGEREF _Toc240032543 \h </w:instrText>
             </w:r>
             <w:r>
               <w:rPr>
@@ -7358,7 +7500,7 @@
                 <w:noProof/>
                 <w:webHidden/>
               </w:rPr>
-              <w:t>78</w:t>
+              <w:t>80</w:t>
             </w:r>
             <w:r>
               <w:rPr>
@@ -7382,7 +7524,7 @@
               <w14:ligatures w14:val="standardContextual"/>
             </w:rPr>
           </w:pPr>
-          <w:hyperlink w:anchor="_Toc239757700" w:history="1">
+          <w:hyperlink w:anchor="_Toc240032544" w:history="1">
             <w:r>
               <w:rPr>
                 <w:rStyle w:val="Hipervnculo"/>
@@ -7409,7 +7551,7 @@
                 <w:noProof/>
                 <w:webHidden/>
               </w:rPr>
-              <w:instrText xml:space="preserve"> PAGEREF _Toc239757700 \h </w:instrText>
+              <w:instrText xml:space="preserve"> PAGEREF _Toc240032544 \h </w:instrText>
             </w:r>
             <w:r>
               <w:rPr>
@@ -7429,7 +7571,7 @@
                 <w:noProof/>
                 <w:webHidden/>
               </w:rPr>
-              <w:t>79</w:t>
+              <w:t>82</w:t>
             </w:r>
             <w:r>
               <w:rPr>
@@ -7453,7 +7595,7 @@
               <w14:ligatures w14:val="standardContextual"/>
             </w:rPr>
           </w:pPr>
-          <w:hyperlink w:anchor="_Toc239757701" w:history="1">
+          <w:hyperlink w:anchor="_Toc240032545" w:history="1">
             <w:r>
               <w:rPr>
                 <w:rStyle w:val="Hipervnculo"/>
@@ -7480,7 +7622,7 @@
                 <w:noProof/>
                 <w:webHidden/>
               </w:rPr>
-              <w:instrText xml:space="preserve"> PAGEREF _Toc239757701 \h </w:instrText>
+              <w:instrText xml:space="preserve"> PAGEREF _Toc240032545 \h </w:instrText>
             </w:r>
             <w:r>
               <w:rPr>
@@ -7500,7 +7642,7 @@
                 <w:noProof/>
                 <w:webHidden/>
               </w:rPr>
-              <w:t>79</w:t>
+              <w:t>82</w:t>
             </w:r>
             <w:r>
               <w:rPr>
@@ -7524,7 +7666,7 @@
               <w14:ligatures w14:val="standardContextual"/>
             </w:rPr>
           </w:pPr>
-          <w:hyperlink w:anchor="_Toc239757702" w:history="1">
+          <w:hyperlink w:anchor="_Toc240032546" w:history="1">
             <w:r>
               <w:rPr>
                 <w:rStyle w:val="Hipervnculo"/>
@@ -7551,7 +7693,7 @@
                 <w:noProof/>
                 <w:webHidden/>
               </w:rPr>
-              <w:instrText xml:space="preserve"> PAGEREF _Toc239757702 \h </w:instrText>
+              <w:instrText xml:space="preserve"> PAGEREF _Toc240032546 \h </w:instrText>
             </w:r>
             <w:r>
               <w:rPr>
@@ -7571,7 +7713,7 @@
                 <w:noProof/>
                 <w:webHidden/>
               </w:rPr>
-              <w:t>81</w:t>
+              <w:t>84</w:t>
             </w:r>
             <w:r>
               <w:rPr>
@@ -7595,7 +7737,7 @@
               <w14:ligatures w14:val="standardContextual"/>
             </w:rPr>
           </w:pPr>
-          <w:hyperlink w:anchor="_Toc239757703" w:history="1">
+          <w:hyperlink w:anchor="_Toc240032547" w:history="1">
             <w:r>
               <w:rPr>
                 <w:rStyle w:val="Hipervnculo"/>
@@ -7622,7 +7764,7 @@
                 <w:noProof/>
                 <w:webHidden/>
               </w:rPr>
-              <w:instrText xml:space="preserve"> PAGEREF _Toc239757703 \h </w:instrText>
+              <w:instrText xml:space="preserve"> PAGEREF _Toc240032547 \h </w:instrText>
             </w:r>
             <w:r>
               <w:rPr>
@@ -7642,7 +7784,7 @@
                 <w:noProof/>
                 <w:webHidden/>
               </w:rPr>
-              <w:t>83</w:t>
+              <w:t>86</w:t>
             </w:r>
             <w:r>
               <w:rPr>
@@ -7666,7 +7808,7 @@
               <w14:ligatures w14:val="standardContextual"/>
             </w:rPr>
           </w:pPr>
-          <w:hyperlink w:anchor="_Toc239757704" w:history="1">
+          <w:hyperlink w:anchor="_Toc240032548" w:history="1">
             <w:r>
               <w:rPr>
                 <w:rStyle w:val="Hipervnculo"/>
@@ -7693,7 +7835,7 @@
                 <w:noProof/>
                 <w:webHidden/>
               </w:rPr>
-              <w:instrText xml:space="preserve"> PAGEREF _Toc239757704 \h </w:instrText>
+              <w:instrText xml:space="preserve"> PAGEREF _Toc240032548 \h </w:instrText>
             </w:r>
             <w:r>
               <w:rPr>
@@ -7713,7 +7855,7 @@
                 <w:noProof/>
                 <w:webHidden/>
               </w:rPr>
-              <w:t>87</w:t>
+              <w:t>90</w:t>
             </w:r>
             <w:r>
               <w:rPr>
@@ -7737,7 +7879,7 @@
               <w14:ligatures w14:val="standardContextual"/>
             </w:rPr>
           </w:pPr>
-          <w:hyperlink w:anchor="_Toc239757705" w:history="1">
+          <w:hyperlink w:anchor="_Toc240032549" w:history="1">
             <w:r>
               <w:rPr>
                 <w:rStyle w:val="Hipervnculo"/>
@@ -7764,7 +7906,7 @@
                 <w:noProof/>
                 <w:webHidden/>
               </w:rPr>
-              <w:instrText xml:space="preserve"> PAGEREF _Toc239757705 \h </w:instrText>
+              <w:instrText xml:space="preserve"> PAGEREF _Toc240032549 \h </w:instrText>
             </w:r>
             <w:r>
               <w:rPr>
@@ -7784,7 +7926,7 @@
                 <w:noProof/>
                 <w:webHidden/>
               </w:rPr>
-              <w:t>87</w:t>
+              <w:t>90</w:t>
             </w:r>
             <w:r>
               <w:rPr>
@@ -7808,7 +7950,7 @@
               <w14:ligatures w14:val="standardContextual"/>
             </w:rPr>
           </w:pPr>
-          <w:hyperlink w:anchor="_Toc239757706" w:history="1">
+          <w:hyperlink w:anchor="_Toc240032550" w:history="1">
             <w:r>
               <w:rPr>
                 <w:rStyle w:val="Hipervnculo"/>
@@ -7835,7 +7977,7 @@
                 <w:noProof/>
                 <w:webHidden/>
               </w:rPr>
-              <w:instrText xml:space="preserve"> PAGEREF _Toc239757706 \h </w:instrText>
+              <w:instrText xml:space="preserve"> PAGEREF _Toc240032550 \h </w:instrText>
             </w:r>
             <w:r>
               <w:rPr>
@@ -7855,7 +7997,7 @@
                 <w:noProof/>
                 <w:webHidden/>
               </w:rPr>
-              <w:t>93</w:t>
+              <w:t>96</w:t>
             </w:r>
             <w:r>
               <w:rPr>
@@ -7879,7 +8021,7 @@
               <w14:ligatures w14:val="standardContextual"/>
             </w:rPr>
           </w:pPr>
-          <w:hyperlink w:anchor="_Toc239757707" w:history="1">
+          <w:hyperlink w:anchor="_Toc240032551" w:history="1">
             <w:r>
               <w:rPr>
                 <w:rStyle w:val="Hipervnculo"/>
@@ -7906,7 +8048,7 @@
                 <w:noProof/>
                 <w:webHidden/>
               </w:rPr>
-              <w:instrText xml:space="preserve"> PAGEREF _Toc239757707 \h </w:instrText>
+              <w:instrText xml:space="preserve"> PAGEREF _Toc240032551 \h </w:instrText>
             </w:r>
             <w:r>
               <w:rPr>
@@ -7926,7 +8068,7 @@
                 <w:noProof/>
                 <w:webHidden/>
               </w:rPr>
-              <w:t>94</w:t>
+              <w:t>97</w:t>
             </w:r>
             <w:r>
               <w:rPr>
@@ -7950,7 +8092,7 @@
               <w14:ligatures w14:val="standardContextual"/>
             </w:rPr>
           </w:pPr>
-          <w:hyperlink w:anchor="_Toc239757708" w:history="1">
+          <w:hyperlink w:anchor="_Toc240032552" w:history="1">
             <w:r>
               <w:rPr>
                 <w:rStyle w:val="Hipervnculo"/>
@@ -7977,7 +8119,7 @@
                 <w:noProof/>
                 <w:webHidden/>
               </w:rPr>
-              <w:instrText xml:space="preserve"> PAGEREF _Toc239757708 \h </w:instrText>
+              <w:instrText xml:space="preserve"> PAGEREF _Toc240032552 \h </w:instrText>
             </w:r>
             <w:r>
               <w:rPr>
@@ -7997,7 +8139,7 @@
                 <w:noProof/>
                 <w:webHidden/>
               </w:rPr>
-              <w:t>95</w:t>
+              <w:t>98</w:t>
             </w:r>
             <w:r>
               <w:rPr>
@@ -8021,7 +8163,7 @@
               <w14:ligatures w14:val="standardContextual"/>
             </w:rPr>
           </w:pPr>
-          <w:hyperlink w:anchor="_Toc239757709" w:history="1">
+          <w:hyperlink w:anchor="_Toc240032553" w:history="1">
             <w:r>
               <w:rPr>
                 <w:rStyle w:val="Hipervnculo"/>
@@ -8048,7 +8190,7 @@
                 <w:noProof/>
                 <w:webHidden/>
               </w:rPr>
-              <w:instrText xml:space="preserve"> PAGEREF _Toc239757709 \h </w:instrText>
+              <w:instrText xml:space="preserve"> PAGEREF _Toc240032553 \h </w:instrText>
             </w:r>
             <w:r>
               <w:rPr>
@@ -8068,7 +8210,7 @@
                 <w:noProof/>
                 <w:webHidden/>
               </w:rPr>
-              <w:t>98</w:t>
+              <w:t>101</w:t>
             </w:r>
             <w:r>
               <w:rPr>
@@ -8092,7 +8234,7 @@
               <w14:ligatures w14:val="standardContextual"/>
             </w:rPr>
           </w:pPr>
-          <w:hyperlink w:anchor="_Toc239757710" w:history="1">
+          <w:hyperlink w:anchor="_Toc240032554" w:history="1">
             <w:r>
               <w:rPr>
                 <w:rStyle w:val="Hipervnculo"/>
@@ -8119,7 +8261,7 @@
                 <w:noProof/>
                 <w:webHidden/>
               </w:rPr>
-              <w:instrText xml:space="preserve"> PAGEREF _Toc239757710 \h </w:instrText>
+              <w:instrText xml:space="preserve"> PAGEREF _Toc240032554 \h </w:instrText>
             </w:r>
             <w:r>
               <w:rPr>
@@ -8139,7 +8281,7 @@
                 <w:noProof/>
                 <w:webHidden/>
               </w:rPr>
-              <w:t>99</w:t>
+              <w:t>102</w:t>
             </w:r>
             <w:r>
               <w:rPr>
@@ -8163,7 +8305,7 @@
               <w14:ligatures w14:val="standardContextual"/>
             </w:rPr>
           </w:pPr>
-          <w:hyperlink w:anchor="_Toc239757711" w:history="1">
+          <w:hyperlink w:anchor="_Toc240032555" w:history="1">
             <w:r>
               <w:rPr>
                 <w:rStyle w:val="Hipervnculo"/>
@@ -8190,7 +8332,7 @@
                 <w:noProof/>
                 <w:webHidden/>
               </w:rPr>
-              <w:instrText xml:space="preserve"> PAGEREF _Toc239757711 \h </w:instrText>
+              <w:instrText xml:space="preserve"> PAGEREF _Toc240032555 \h </w:instrText>
             </w:r>
             <w:r>
               <w:rPr>
@@ -8210,7 +8352,7 @@
                 <w:noProof/>
                 <w:webHidden/>
               </w:rPr>
-              <w:t>100</w:t>
+              <w:t>103</w:t>
             </w:r>
             <w:r>
               <w:rPr>
@@ -8234,13 +8376,13 @@
               <w14:ligatures w14:val="standardContextual"/>
             </w:rPr>
           </w:pPr>
-          <w:hyperlink w:anchor="_Toc239757712" w:history="1">
+          <w:hyperlink w:anchor="_Toc240032556" w:history="1">
             <w:r>
               <w:rPr>
                 <w:rStyle w:val="Hipervnculo"/>
                 <w:noProof/>
               </w:rPr>
-              <w:t>Anexo H: Prompt de sistema del clasificador de intenciones</w:t>
+              <w:t>Anexo H: Prompts de sistema del clasificador de intenciones</w:t>
             </w:r>
             <w:r>
               <w:rPr>
@@ -8261,7 +8403,7 @@
                 <w:noProof/>
                 <w:webHidden/>
               </w:rPr>
-              <w:instrText xml:space="preserve"> PAGEREF _Toc239757712 \h </w:instrText>
+              <w:instrText xml:space="preserve"> PAGEREF _Toc240032556 \h </w:instrText>
             </w:r>
             <w:r>
               <w:rPr>
@@ -8281,7 +8423,7 @@
                 <w:noProof/>
                 <w:webHidden/>
               </w:rPr>
-              <w:t>101</w:t>
+              <w:t>104</w:t>
             </w:r>
             <w:r>
               <w:rPr>
@@ -8305,7 +8447,7 @@
               <w14:ligatures w14:val="standardContextual"/>
             </w:rPr>
           </w:pPr>
-          <w:hyperlink w:anchor="_Toc239757713" w:history="1">
+          <w:hyperlink w:anchor="_Toc240032557" w:history="1">
             <w:r>
               <w:rPr>
                 <w:rStyle w:val="Hipervnculo"/>
@@ -8332,7 +8474,7 @@
                 <w:noProof/>
                 <w:webHidden/>
               </w:rPr>
-              <w:instrText xml:space="preserve"> PAGEREF _Toc239757713 \h </w:instrText>
+              <w:instrText xml:space="preserve"> PAGEREF _Toc240032557 \h </w:instrText>
             </w:r>
             <w:r>
               <w:rPr>
@@ -8352,7 +8494,7 @@
                 <w:noProof/>
                 <w:webHidden/>
               </w:rPr>
-              <w:t>102</w:t>
+              <w:t>107</w:t>
             </w:r>
             <w:r>
               <w:rPr>
@@ -8376,7 +8518,7 @@
               <w14:ligatures w14:val="standardContextual"/>
             </w:rPr>
           </w:pPr>
-          <w:hyperlink w:anchor="_Toc239757714" w:history="1">
+          <w:hyperlink w:anchor="_Toc240032558" w:history="1">
             <w:r>
               <w:rPr>
                 <w:rStyle w:val="Hipervnculo"/>
@@ -8403,7 +8545,7 @@
                 <w:noProof/>
                 <w:webHidden/>
               </w:rPr>
-              <w:instrText xml:space="preserve"> PAGEREF _Toc239757714 \h </w:instrText>
+              <w:instrText xml:space="preserve"> PAGEREF _Toc240032558 \h </w:instrText>
             </w:r>
             <w:r>
               <w:rPr>
@@ -8423,7 +8565,7 @@
                 <w:noProof/>
                 <w:webHidden/>
               </w:rPr>
-              <w:t>104</w:t>
+              <w:t>109</w:t>
             </w:r>
             <w:r>
               <w:rPr>
@@ -8443,14 +8585,14 @@
     </w:sdt>
     <w:p>
       <w:r>
-        <w:pict w14:anchorId="127D671B">
+        <w:pict w14:anchorId="08757AE3">
           <v:rect id="_x0000_i1027" style="width:0;height:1.5pt" o:hralign="center" o:hrstd="t" o:hr="t"/>
         </w:pict>
       </w:r>
     </w:p>
     <w:p>
       <w:r>
-        <w:pict w14:anchorId="6FE94209">
+        <w:pict w14:anchorId="1DF81B54">
           <v:rect id="_x0000_i1028" style="width:0;height:1.5pt" o:hralign="center" o:hrstd="t" o:hr="t"/>
         </w:pict>
       </w:r>
@@ -8460,7 +8602,7 @@
         <w:pStyle w:val="Ttulo2"/>
       </w:pPr>
       <w:bookmarkStart w:id="4" w:name="listado-de-figuras"/>
-      <w:bookmarkStart w:id="5" w:name="_Toc239757604"/>
+      <w:bookmarkStart w:id="5" w:name="_Toc240032446"/>
       <w:r>
         <w:t>Listado de Figuras</w:t>
       </w:r>
@@ -8604,7 +8746,11 @@
               <w:pStyle w:val="Compact"/>
             </w:pPr>
             <w:r>
-              <w:t>Diagrama entidad-relación de la base de datos ecommerce_tesis, con las siete tablas, sus claves foráneas y la columna data_source que separa los registros medidos de los datos de carga inicial.</w:t>
+              <w:t xml:space="preserve">Diagrama entidad-relación de la base de datos ecommerce_tesis, con las siete tablas, sus claves foráneas y la columna data_source </w:t>
+            </w:r>
+            <w:r>
+              <w:lastRenderedPageBreak/>
+              <w:t>que separa los registros medidos de los datos de carga inicial.</w:t>
             </w:r>
           </w:p>
         </w:tc>
@@ -8617,6 +8763,7 @@
               <w:pStyle w:val="Compact"/>
             </w:pPr>
             <w:r>
+              <w:lastRenderedPageBreak/>
               <w:t>4.2.2</w:t>
             </w:r>
           </w:p>
@@ -8686,11 +8833,7 @@
               <w:pStyle w:val="Compact"/>
             </w:pPr>
             <w:r>
-              <w:t xml:space="preserve">Canvas del Flujo 1 en n8n, con los nodos interconectados desde el </w:t>
-            </w:r>
-            <w:r>
-              <w:lastRenderedPageBreak/>
-              <w:t>webhook de recepción hasta la respuesta al cliente, incluyendo la rama de stock insuficiente.</w:t>
+              <w:t>Canvas del Flujo 1 en n8n, con los nodos interconectados desde el webhook de recepción hasta la respuesta al cliente, incluyendo la rama de stock insuficiente.</w:t>
             </w:r>
           </w:p>
         </w:tc>
@@ -8703,7 +8846,6 @@
               <w:pStyle w:val="Compact"/>
             </w:pPr>
             <w:r>
-              <w:lastRenderedPageBreak/>
               <w:t>4.3.2</w:t>
             </w:r>
           </w:p>
@@ -8855,7 +8997,11 @@
               <w:pStyle w:val="Compact"/>
             </w:pPr>
             <w:r>
-              <w:t>Bandeja de Mailpit con los correos generados por el Flujo 1 durante las pruebas: confirmaciones de orden y avisos de stock insuficiente, sobre dominios reservados para documentación (@example.com).</w:t>
+              <w:t xml:space="preserve">Bandeja de Mailpit con los correos generados por el Flujo 1 durante las pruebas: confirmaciones de orden y avisos de stock insuficiente, sobre dominios reservados para </w:t>
+            </w:r>
+            <w:r>
+              <w:lastRenderedPageBreak/>
+              <w:t>documentación (@example.com).</w:t>
             </w:r>
           </w:p>
         </w:tc>
@@ -8868,6 +9014,7 @@
               <w:pStyle w:val="Compact"/>
             </w:pPr>
             <w:r>
+              <w:lastRenderedPageBreak/>
               <w:t>4.6.2</w:t>
             </w:r>
           </w:p>
@@ -8931,11 +9078,7 @@
           </w:tcPr>
           <w:p>
             <w:r>
-              <w:t xml:space="preserve">Canvas del Flujo 1 en su variante de producción, con los nodos de </w:t>
-            </w:r>
-            <w:r>
-              <w:lastRenderedPageBreak/>
-              <w:t>integración con plataformas de e-commerce reales.</w:t>
+              <w:t>Canvas del Flujo 1 en su variante de producción, con los nodos de integración con plataformas de e-commerce reales.</w:t>
             </w:r>
           </w:p>
         </w:tc>
@@ -8945,7 +9088,6 @@
           </w:tcPr>
           <w:p>
             <w:r>
-              <w:lastRenderedPageBreak/>
               <w:t>7.1</w:t>
             </w:r>
           </w:p>
@@ -8989,7 +9131,7 @@
         <w:pStyle w:val="Ttulo2"/>
       </w:pPr>
       <w:bookmarkStart w:id="6" w:name="listado-de-tablas-principales"/>
-      <w:bookmarkStart w:id="7" w:name="_Toc239757605"/>
+      <w:bookmarkStart w:id="7" w:name="_Toc240032447"/>
       <w:bookmarkEnd w:id="4"/>
       <w:r>
         <w:t>Listado de Tablas principales</w:t>
@@ -9691,6 +9833,7 @@
           </w:tcPr>
           <w:p>
             <w:r>
+              <w:lastRenderedPageBreak/>
               <w:t>Tabla 5.2</w:t>
             </w:r>
           </w:p>
@@ -9822,7 +9965,6 @@
           </w:tcPr>
           <w:p>
             <w:r>
-              <w:lastRenderedPageBreak/>
               <w:t>Tabla 5.6</w:t>
             </w:r>
           </w:p>
@@ -9961,7 +10103,7 @@
           </w:tcPr>
           <w:p>
             <w:r>
-              <w:t>Contrastación de hipótesis</w:t>
+              <w:t>Exactitud de clasificación por clase, con y sin base de conocimiento</w:t>
             </w:r>
           </w:p>
         </w:tc>
@@ -9971,7 +10113,7 @@
           </w:tcPr>
           <w:p>
             <w:r>
-              <w:t>5.3</w:t>
+              <w:t>5.2.4</w:t>
             </w:r>
           </w:p>
         </w:tc>
@@ -9983,7 +10125,7 @@
           </w:tcPr>
           <w:p>
             <w:r>
-              <w:t>Tabla 6.1</w:t>
+              <w:t>Tabla 5.11</w:t>
             </w:r>
           </w:p>
         </w:tc>
@@ -9993,7 +10135,7 @@
           </w:tcPr>
           <w:p>
             <w:r>
-              <w:t>Cumplimiento de objetivos específicos</w:t>
+              <w:t>Contrastación de hipótesis</w:t>
             </w:r>
           </w:p>
         </w:tc>
@@ -10003,7 +10145,7 @@
           </w:tcPr>
           <w:p>
             <w:r>
-              <w:t>6.2</w:t>
+              <w:t>5.3</w:t>
             </w:r>
           </w:p>
         </w:tc>
@@ -10015,7 +10157,7 @@
           </w:tcPr>
           <w:p>
             <w:r>
-              <w:t>Tabla I.1</w:t>
+              <w:t>Tabla 6.1</w:t>
             </w:r>
           </w:p>
         </w:tc>
@@ -10025,7 +10167,7 @@
           </w:tcPr>
           <w:p>
             <w:r>
-              <w:t>Tiempos cronometrados del procesamiento manual, por orden y por fase</w:t>
+              <w:t>Cumplimiento de objetivos específicos</w:t>
             </w:r>
           </w:p>
         </w:tc>
@@ -10035,7 +10177,7 @@
           </w:tcPr>
           <w:p>
             <w:r>
-              <w:t>Anexo I</w:t>
+              <w:t>6.2</w:t>
             </w:r>
           </w:p>
         </w:tc>
@@ -10047,6 +10189,38 @@
           </w:tcPr>
           <w:p>
             <w:r>
+              <w:t>Tabla I.1</w:t>
+            </w:r>
+          </w:p>
+        </w:tc>
+        <w:tc>
+          <w:tcPr>
+            <w:tcW w:w="5213" w:type="dxa"/>
+          </w:tcPr>
+          <w:p>
+            <w:r>
+              <w:t>Tiempos cronometrados del procesamiento manual, por orden y por fase</w:t>
+            </w:r>
+          </w:p>
+        </w:tc>
+        <w:tc>
+          <w:tcPr>
+            <w:tcW w:w="1053" w:type="dxa"/>
+          </w:tcPr>
+          <w:p>
+            <w:r>
+              <w:t>Anexo I</w:t>
+            </w:r>
+          </w:p>
+        </w:tc>
+      </w:tr>
+      <w:tr>
+        <w:tc>
+          <w:tcPr>
+            <w:tcW w:w="1157" w:type="dxa"/>
+          </w:tcPr>
+          <w:p>
+            <w:r>
               <w:t>Tabla I.2</w:t>
             </w:r>
           </w:p>
@@ -10075,7 +10249,7 @@
     </w:tbl>
     <w:p>
       <w:r>
-        <w:pict w14:anchorId="62973B31">
+        <w:pict w14:anchorId="523D1638">
           <v:rect id="_x0000_i1029" style="width:423.35pt;height:.25pt" o:hrpct="958" o:hralign="center" o:hrstd="t" o:hr="t"/>
         </w:pict>
       </w:r>
@@ -10085,7 +10259,7 @@
       <w:pPr>
         <w:pStyle w:val="Ttulo2"/>
       </w:pPr>
-      <w:bookmarkStart w:id="8" w:name="_Toc239757606"/>
+      <w:bookmarkStart w:id="8" w:name="_Toc240032448"/>
       <w:r>
         <w:t>Glosario de siglas y acrónimos</w:t>
       </w:r>
@@ -10167,6 +10341,7 @@
               <w:pStyle w:val="Textoindependiente"/>
             </w:pPr>
             <w:r>
+              <w:lastRenderedPageBreak/>
               <w:t>BPM</w:t>
             </w:r>
           </w:p>
@@ -10344,7 +10519,6 @@
               <w:pStyle w:val="Textoindependiente"/>
             </w:pPr>
             <w:r>
-              <w:lastRenderedPageBreak/>
               <w:t>FAQ</w:t>
             </w:r>
           </w:p>
@@ -10709,6 +10883,7 @@
               <w:pStyle w:val="Textoindependiente"/>
             </w:pPr>
             <w:r>
+              <w:lastRenderedPageBreak/>
               <w:t>SGBD</w:t>
             </w:r>
           </w:p>
@@ -10877,7 +11052,6 @@
               <w:pStyle w:val="Textoindependiente"/>
             </w:pPr>
             <w:r>
-              <w:lastRenderedPageBreak/>
               <w:t>YAML</w:t>
             </w:r>
           </w:p>
@@ -10932,7 +11106,7 @@
         <w:pageBreakBefore/>
       </w:pPr>
       <w:bookmarkStart w:id="9" w:name="capítulo-1-introducción"/>
-      <w:bookmarkStart w:id="10" w:name="_Toc239757607"/>
+      <w:bookmarkStart w:id="10" w:name="_Toc240032449"/>
       <w:bookmarkEnd w:id="6"/>
       <w:r>
         <w:lastRenderedPageBreak/>
@@ -10945,7 +11119,7 @@
         <w:pStyle w:val="Ttulo2"/>
       </w:pPr>
       <w:bookmarkStart w:id="11" w:name="contexto-del-problema"/>
-      <w:bookmarkStart w:id="12" w:name="_Toc239757608"/>
+      <w:bookmarkStart w:id="12" w:name="_Toc240032450"/>
       <w:r>
         <w:t>1.1 Contexto del problema</w:t>
       </w:r>
@@ -10972,7 +11146,7 @@
         <w:pStyle w:val="Ttulo2"/>
       </w:pPr>
       <w:bookmarkStart w:id="13" w:name="planteamiento-del-problema"/>
-      <w:bookmarkStart w:id="14" w:name="_Toc239757609"/>
+      <w:bookmarkStart w:id="14" w:name="_Toc240032451"/>
       <w:bookmarkEnd w:id="11"/>
       <w:r>
         <w:t>1.2 Planteamiento del problema</w:t>
@@ -11047,7 +11221,7 @@
         <w:pStyle w:val="Ttulo2"/>
       </w:pPr>
       <w:bookmarkStart w:id="15" w:name="justificación"/>
-      <w:bookmarkStart w:id="16" w:name="_Toc239757610"/>
+      <w:bookmarkStart w:id="16" w:name="_Toc240032452"/>
       <w:bookmarkEnd w:id="13"/>
       <w:r>
         <w:t>1.3 Justificación</w:t>
@@ -11112,7 +11286,7 @@
         <w:pStyle w:val="Ttulo2"/>
       </w:pPr>
       <w:bookmarkStart w:id="17" w:name="pregunta-de-investigación-e-hipótesis"/>
-      <w:bookmarkStart w:id="18" w:name="_Toc239757611"/>
+      <w:bookmarkStart w:id="18" w:name="_Toc240032453"/>
       <w:bookmarkEnd w:id="15"/>
       <w:r>
         <w:t>1.4 Pregunta de Investigación e Hipótesis</w:t>
@@ -11124,7 +11298,7 @@
         <w:pStyle w:val="Ttulo3"/>
       </w:pPr>
       <w:bookmarkStart w:id="19" w:name="pregunta-de-investigación"/>
-      <w:bookmarkStart w:id="20" w:name="_Toc239757612"/>
+      <w:bookmarkStart w:id="20" w:name="_Toc240032454"/>
       <w:r>
         <w:t>1.4.1 Pregunta de investigación</w:t>
       </w:r>
@@ -11143,7 +11317,7 @@
         <w:pStyle w:val="Ttulo3"/>
       </w:pPr>
       <w:bookmarkStart w:id="21" w:name="hipótesis"/>
-      <w:bookmarkStart w:id="22" w:name="_Toc239757613"/>
+      <w:bookmarkStart w:id="22" w:name="_Toc240032455"/>
       <w:bookmarkEnd w:id="19"/>
       <w:r>
         <w:t>1.4.2 Hipótesis</w:t>
@@ -11199,7 +11373,7 @@
         <w:pStyle w:val="Ttulo2"/>
       </w:pPr>
       <w:bookmarkStart w:id="23" w:name="objetivos"/>
-      <w:bookmarkStart w:id="24" w:name="_Toc239757614"/>
+      <w:bookmarkStart w:id="24" w:name="_Toc240032456"/>
       <w:bookmarkEnd w:id="17"/>
       <w:bookmarkEnd w:id="21"/>
       <w:r>
@@ -11212,7 +11386,7 @@
         <w:pStyle w:val="Ttulo3"/>
       </w:pPr>
       <w:bookmarkStart w:id="25" w:name="objetivo-general"/>
-      <w:bookmarkStart w:id="26" w:name="_Toc239757615"/>
+      <w:bookmarkStart w:id="26" w:name="_Toc240032457"/>
       <w:r>
         <w:t>1.5.1 Objetivo General</w:t>
       </w:r>
@@ -11231,7 +11405,7 @@
         <w:pStyle w:val="Ttulo3"/>
       </w:pPr>
       <w:bookmarkStart w:id="27" w:name="objetivos-específicos"/>
-      <w:bookmarkStart w:id="28" w:name="_Toc239757616"/>
+      <w:bookmarkStart w:id="28" w:name="_Toc240032458"/>
       <w:bookmarkEnd w:id="25"/>
       <w:r>
         <w:t>1.5.2 Objetivos Específicos</w:t>
@@ -11299,7 +11473,7 @@
         <w:pStyle w:val="Ttulo2"/>
       </w:pPr>
       <w:bookmarkStart w:id="29" w:name="alcance-y-limitaciones"/>
-      <w:bookmarkStart w:id="30" w:name="_Toc239757617"/>
+      <w:bookmarkStart w:id="30" w:name="_Toc240032459"/>
       <w:bookmarkEnd w:id="23"/>
       <w:bookmarkEnd w:id="27"/>
       <w:r>
@@ -11312,7 +11486,7 @@
         <w:pStyle w:val="Ttulo3"/>
       </w:pPr>
       <w:bookmarkStart w:id="31" w:name="alcance"/>
-      <w:bookmarkStart w:id="32" w:name="_Toc239757618"/>
+      <w:bookmarkStart w:id="32" w:name="_Toc240032460"/>
       <w:r>
         <w:t>1.6.1 Alcance</w:t>
       </w:r>
@@ -11375,7 +11549,7 @@
         <w:pStyle w:val="Ttulo3"/>
       </w:pPr>
       <w:bookmarkStart w:id="33" w:name="limitaciones"/>
-      <w:bookmarkStart w:id="34" w:name="_Toc239757619"/>
+      <w:bookmarkStart w:id="34" w:name="_Toc240032461"/>
       <w:bookmarkEnd w:id="31"/>
       <w:r>
         <w:t>1.6.2 Limitaciones</w:t>
@@ -11457,7 +11631,7 @@
     </w:p>
     <w:p>
       <w:r>
-        <w:pict w14:anchorId="5EC6C49B">
+        <w:pict w14:anchorId="0C8A3EBC">
           <v:rect id="_x0000_i1030" style="width:0;height:1.5pt" o:hralign="center" o:hrstd="t" o:hr="t"/>
         </w:pict>
       </w:r>
@@ -11468,7 +11642,7 @@
         <w:pageBreakBefore/>
       </w:pPr>
       <w:bookmarkStart w:id="35" w:name="capítulo-2-marco-teórico"/>
-      <w:bookmarkStart w:id="36" w:name="_Toc239757620"/>
+      <w:bookmarkStart w:id="36" w:name="_Toc240032462"/>
       <w:bookmarkEnd w:id="9"/>
       <w:bookmarkEnd w:id="29"/>
       <w:bookmarkEnd w:id="33"/>
@@ -11483,7 +11657,7 @@
         <w:pStyle w:val="Ttulo2"/>
       </w:pPr>
       <w:bookmarkStart w:id="37" w:name="automatización-de-procesos-de-negocio"/>
-      <w:bookmarkStart w:id="38" w:name="_Toc239757621"/>
+      <w:bookmarkStart w:id="38" w:name="_Toc240032463"/>
       <w:r>
         <w:t>2.1 Automatización de procesos de negocio</w:t>
       </w:r>
@@ -11494,7 +11668,7 @@
         <w:pStyle w:val="Ttulo3"/>
       </w:pPr>
       <w:bookmarkStart w:id="39" w:name="definición-y-antecedentes"/>
-      <w:bookmarkStart w:id="40" w:name="_Toc239757622"/>
+      <w:bookmarkStart w:id="40" w:name="_Toc240032464"/>
       <w:r>
         <w:t>2.1.1 Definición y antecedentes</w:t>
       </w:r>
@@ -11551,7 +11725,7 @@
         <w:pStyle w:val="Ttulo3"/>
       </w:pPr>
       <w:bookmarkStart w:id="41" w:name="Xa3bb2ec28836d6b7a031f74afbd63d99d71d386"/>
-      <w:bookmarkStart w:id="42" w:name="_Toc239757623"/>
+      <w:bookmarkStart w:id="42" w:name="_Toc240032465"/>
       <w:bookmarkEnd w:id="39"/>
       <w:r>
         <w:t>2.1.2 Herramientas de orquestación de flujos: n8n</w:t>
@@ -11643,7 +11817,7 @@
         <w:pStyle w:val="Ttulo3"/>
       </w:pPr>
       <w:bookmarkStart w:id="43" w:name="X93fec73e5d108b013b278e4257b59246c0b4c80"/>
-      <w:bookmarkStart w:id="44" w:name="_Toc239757624"/>
+      <w:bookmarkStart w:id="44" w:name="_Toc240032466"/>
       <w:bookmarkEnd w:id="41"/>
       <w:r>
         <w:t>2.1.3 Métricas MTTD y MTTR en operaciones de e-commerce</w:t>
@@ -11757,7 +11931,7 @@
         <w:pStyle w:val="Ttulo2"/>
       </w:pPr>
       <w:bookmarkStart w:id="45" w:name="Xb9df29f5b4396af5e3e5cddfe0cff79ab4ee89d"/>
-      <w:bookmarkStart w:id="46" w:name="_Toc239757625"/>
+      <w:bookmarkStart w:id="46" w:name="_Toc240032467"/>
       <w:bookmarkEnd w:id="37"/>
       <w:bookmarkEnd w:id="43"/>
       <w:r>
@@ -11771,7 +11945,7 @@
         <w:pStyle w:val="Ttulo3"/>
       </w:pPr>
       <w:bookmarkStart w:id="47" w:name="X66ea073947c30cd45a099a94c7f07bfa1f9ff91"/>
-      <w:bookmarkStart w:id="48" w:name="_Toc239757626"/>
+      <w:bookmarkStart w:id="48" w:name="_Toc240032468"/>
       <w:r>
         <w:t>2.2.1 Evolución de los chatbots: de reglas a LLMs</w:t>
       </w:r>
@@ -11838,7 +12012,7 @@
         <w:pStyle w:val="Ttulo3"/>
       </w:pPr>
       <w:bookmarkStart w:id="49" w:name="gpt-4o-mini-y-prompt-engineering"/>
-      <w:bookmarkStart w:id="50" w:name="_Toc239757627"/>
+      <w:bookmarkStart w:id="50" w:name="_Toc240032469"/>
       <w:bookmarkEnd w:id="47"/>
       <w:r>
         <w:t>2.2.2 GPT-4o-mini y prompt engineering</w:t>
@@ -11858,7 +12032,7 @@
         <w:pStyle w:val="Textoindependiente"/>
       </w:pPr>
       <w:r>
-        <w:t>Corresponde precisar el régimen de prompting empleado, porque la distinción tiene consecuencias sobre la interpretación de los resultados. Brown et al. (2020) diferencian tres regímenes según la cantidad de ejemplos etiquetados que se incluyen en el prompt: zero-shot, donde el modelo recibe únicamente la instrucción y la definición de las clases; one-shot, con un ejemplo; y few-shot, con varios ejemplos de entrada y salida. Liu et al. (2023) sistematizan el conjunto de estas técnicas. El clasificador de este trabajo opera en régimen zero-shot: el prompt de sistema —que se transcribe íntegramente en el Anexo H— enumera las cuatro categorías y fija el formato de salida, pero no incluye ningún ejemplo etiquetado. La elección no fue deliberada en su origen, sino que se constató al auditar la implementación; se la reporta como tal porque condiciona la lectura del resultado: el accuracy obtenido corresponde al desempeño del modelo sin ejemplos ni ajuste fino, lo que constituye un piso y no un techo para la tarea.</w:t>
+        <w:t>Corresponde precisar el régimen de prompting empleado, porque la distinción tiene consecuencias sobre la interpretación de los resultados. Brown et al. (2020) diferencian tres regímenes según la cantidad de ejemplos etiquetados que se incluyen en el prompt: zero-shot, donde el modelo recibe únicamente la instrucción y la definición de las clases; one-shot, con un ejemplo; y few-shot, con varios ejemplos de entrada y salida. Liu et al. (2023) sistematizan el conjunto de estas técnicas. Este trabajo mide el clasificador en dos configuraciones de prompt, y conviene nombrarlas desde aquí porque el Capítulo 5 las compara. La configuración principal opera en régimen few-shot con recuperación de contexto: el prompt de sistema incluye siete ejemplos etiquetados de entrada y salida, reglas de decisión por categoría, y un bloque en el que se inyecta la base de conocimiento de la tienda recuperada de la base de datos en tiempo de ejecución. La configuración de ablación opera en régimen zero-shot: el mismo modelo, el mismo corpus y las mismas etiquetas de referencia, con un prompt que se limita a enumerar las cuatro categorías y a fijar el formato de salida. Ambos se transcriben en el Anexo H y la comparación entre ellos se reporta en la Sección 5.2.4.</w:t>
       </w:r>
     </w:p>
     <w:p>
@@ -11866,7 +12040,7 @@
         <w:pStyle w:val="Ttulo3"/>
       </w:pPr>
       <w:bookmarkStart w:id="51" w:name="precisión-en-clasificación-de-intents"/>
-      <w:bookmarkStart w:id="52" w:name="_Toc239757628"/>
+      <w:bookmarkStart w:id="52" w:name="_Toc240032470"/>
       <w:bookmarkEnd w:id="49"/>
       <w:r>
         <w:lastRenderedPageBreak/>
@@ -11887,7 +12061,7 @@
         <w:pStyle w:val="Ttulo2"/>
       </w:pPr>
       <w:bookmarkStart w:id="53" w:name="comunicación-omnicanal-en-e-commerce"/>
-      <w:bookmarkStart w:id="54" w:name="_Toc239757629"/>
+      <w:bookmarkStart w:id="54" w:name="_Toc240032471"/>
       <w:bookmarkEnd w:id="45"/>
       <w:bookmarkEnd w:id="51"/>
       <w:r>
@@ -11900,7 +12074,7 @@
         <w:pStyle w:val="Ttulo3"/>
       </w:pPr>
       <w:bookmarkStart w:id="55" w:name="concepto-y-relevancia-estratégica"/>
-      <w:bookmarkStart w:id="56" w:name="_Toc239757630"/>
+      <w:bookmarkStart w:id="56" w:name="_Toc240032472"/>
       <w:r>
         <w:t>2.3.1 Multicanalidad y omnicanalidad: delimitación conceptual</w:t>
       </w:r>
@@ -11931,7 +12105,7 @@
         <w:pStyle w:val="Ttulo3"/>
       </w:pPr>
       <w:bookmarkStart w:id="57" w:name="X452ed088a5bd0b432cae0c8b943186b8d077f51"/>
-      <w:bookmarkStart w:id="58" w:name="_Toc239757631"/>
+      <w:bookmarkStart w:id="58" w:name="_Toc240032473"/>
       <w:bookmarkEnd w:id="55"/>
       <w:r>
         <w:t>2.3.2 TMR como métrica de efectividad</w:t>
@@ -11954,7 +12128,7 @@
         <w:pStyle w:val="Ttulo2"/>
       </w:pPr>
       <w:bookmarkStart w:id="59" w:name="Xaa4f6589df2a0f19e1737147622416c2cf6ca47"/>
-      <w:bookmarkStart w:id="60" w:name="_Toc239757632"/>
+      <w:bookmarkStart w:id="60" w:name="_Toc240032474"/>
       <w:bookmarkEnd w:id="53"/>
       <w:bookmarkEnd w:id="57"/>
       <w:r>
@@ -11975,7 +12149,7 @@
         <w:pStyle w:val="Ttulo3"/>
       </w:pPr>
       <w:bookmarkStart w:id="61" w:name="contenedores-docker-y-reproducibilidad"/>
-      <w:bookmarkStart w:id="62" w:name="_Toc239757633"/>
+      <w:bookmarkStart w:id="62" w:name="_Toc240032475"/>
       <w:r>
         <w:t>2.4.1 Contenedores Docker y reproducibilidad</w:t>
       </w:r>
@@ -12008,7 +12182,7 @@
         <w:pStyle w:val="Ttulo3"/>
       </w:pPr>
       <w:bookmarkStart w:id="63" w:name="X007ab7e732545dc11532fc0843ddc84b58ac216"/>
-      <w:bookmarkStart w:id="64" w:name="_Toc239757634"/>
+      <w:bookmarkStart w:id="64" w:name="_Toc240032476"/>
       <w:bookmarkEnd w:id="61"/>
       <w:r>
         <w:t>2.4.2 PostgreSQL como base de datos de métricas</w:t>
@@ -12028,7 +12202,7 @@
         <w:pStyle w:val="Ttulo3"/>
       </w:pPr>
       <w:bookmarkStart w:id="65" w:name="grafana-para-observabilidad-operativa"/>
-      <w:bookmarkStart w:id="66" w:name="_Toc239757635"/>
+      <w:bookmarkStart w:id="66" w:name="_Toc240032477"/>
       <w:bookmarkEnd w:id="63"/>
       <w:r>
         <w:t>2.4.3 Grafana para observabilidad operativa</w:t>
@@ -12047,7 +12221,7 @@
       <w:pPr>
         <w:pStyle w:val="Ttulo2"/>
       </w:pPr>
-      <w:bookmarkStart w:id="67" w:name="_Toc239757636"/>
+      <w:bookmarkStart w:id="67" w:name="_Toc240032478"/>
       <w:r>
         <w:t>2.5 Estado del arte</w:t>
       </w:r>
@@ -12082,7 +12256,7 @@
       <w:pPr>
         <w:pStyle w:val="Ttulo3"/>
       </w:pPr>
-      <w:bookmarkStart w:id="68" w:name="_Toc239757637"/>
+      <w:bookmarkStart w:id="68" w:name="_Toc240032479"/>
       <w:r>
         <w:t>2.5.1 Chatbots en la atención al cliente de comercio electrónico</w:t>
       </w:r>
@@ -12100,7 +12274,7 @@
       <w:pPr>
         <w:pStyle w:val="Ttulo3"/>
       </w:pPr>
-      <w:bookmarkStart w:id="69" w:name="_Toc239757638"/>
+      <w:bookmarkStart w:id="69" w:name="_Toc240032480"/>
       <w:r>
         <w:t>2.5.2 Clasificación de intenciones con modelos de lenguaje</w:t>
       </w:r>
@@ -12119,14 +12293,14 @@
         <w:pStyle w:val="Textoindependiente"/>
       </w:pPr>
       <w:r>
-        <w:t>Estos antecedentes son los que dan sentido al régimen zero-shot que emplea este trabajo (Sección 2.2.2) y permiten interpretar su resultado: el accuracy obtenido no es un valor aislado sino un punto dentro de un rango que la literatura ya documenta como alcanzable sin ajuste fino. Corresponde señalar, sin embargo, una diferencia de alcance que impide la comparación directa de cifras: los trabajos citados evalúan sobre corpus públicos normalizados —del tipo de CLINC150, Banking77 o SNIPS—, con decenas o centenas de intenciones, mientras que este trabajo opera sobre cuatro categorías de un dominio deliberadamente acotado. Un accuracy más alto sobre menos clases no constituye un mejor resultado, y este trabajo no lo presenta como tal.</w:t>
+        <w:t>Estos antecedentes son los que dan sentido a la comparación entre regímenes que este trabajo ejecuta (Secciones 2.2.2 y 5.2.4) y permiten interpretar sus resultados: ninguno de los dos valores obtenidos es un dato aislado, sino puntos dentro de un rango que la literatura ya documenta como alcanzable sin ajuste fino. Corresponde señalar, sin embargo, una diferencia de alcance que impide la comparación directa de cifras: los trabajos citados evalúan sobre corpus públicos normalizados —del tipo de CLINC150, Banking77 o SNIPS—, con decenas o centenas de intenciones, mientras que este trabajo opera sobre cuatro categorías de un dominio deliberadamente acotado. Un accuracy más alto sobre menos clases no constituye un mejor resultado, y este trabajo no lo presenta como tal.</w:t>
       </w:r>
     </w:p>
     <w:p>
       <w:pPr>
         <w:pStyle w:val="Ttulo3"/>
       </w:pPr>
-      <w:bookmarkStart w:id="70" w:name="_Toc239757639"/>
+      <w:bookmarkStart w:id="70" w:name="_Toc240032481"/>
       <w:r>
         <w:lastRenderedPageBreak/>
         <w:t>2.5.3 Automatización de procesos en pequeñas y medianas empresas</w:t>
@@ -12145,7 +12319,7 @@
       <w:pPr>
         <w:pStyle w:val="Ttulo3"/>
       </w:pPr>
-      <w:bookmarkStart w:id="71" w:name="_Toc239757640"/>
+      <w:bookmarkStart w:id="71" w:name="_Toc240032482"/>
       <w:r>
         <w:t>2.5.4 Antecedentes latinoamericanos y del caso argentino</w:t>
       </w:r>
@@ -12207,7 +12381,7 @@
       <w:pPr>
         <w:pStyle w:val="Ttulo3"/>
       </w:pPr>
-      <w:bookmarkStart w:id="72" w:name="_Toc239757641"/>
+      <w:bookmarkStart w:id="72" w:name="_Toc240032483"/>
       <w:r>
         <w:lastRenderedPageBreak/>
         <w:t>2.5.5 Vacío identificado y contribución de este trabajo</w:t>
@@ -13011,7 +13185,7 @@
           </w:tcPr>
           <w:p>
             <w:r>
-              <w:t>Orquestación con n8n y clasificación zero-shot con LLM</w:t>
+              <w:t>Orquestación con n8n y clasificación con LLM, medida con y sin recuperación de contexto</w:t>
             </w:r>
           </w:p>
         </w:tc>
@@ -13021,7 +13195,7 @@
           </w:tcPr>
           <w:p>
             <w:r>
-              <w:t>MTTD, MTTR, TMR y accuracy, contra baseline manual medido</w:t>
+              <w:t>MTTD, MTTR, TMR y exactitud en dos condiciones de prompt, contra baseline manual medido</w:t>
             </w:r>
           </w:p>
         </w:tc>
@@ -13041,7 +13215,7 @@
       <w:pPr>
         <w:pStyle w:val="Ttulo2"/>
       </w:pPr>
-      <w:bookmarkStart w:id="73" w:name="_Toc239757642"/>
+      <w:bookmarkStart w:id="73" w:name="_Toc240032484"/>
       <w:r>
         <w:t>2.6 Tratamiento de datos personales y marco legal aplicable</w:t>
       </w:r>
@@ -13052,11 +13226,11 @@
         <w:pStyle w:val="FirstParagraph"/>
       </w:pPr>
       <w:r>
-        <w:t xml:space="preserve">El dominio de aplicación de este trabajo es la atención al cliente, y en consecuencia el sistema manipula datos personales: nombre, dirección de correo electrónico y número de teléfono de quien realiza una compra, además del contenido íntegro de los mensajes que esa persona envía. Corresponde por lo tanto explicitar el marco </w:t>
+        <w:t xml:space="preserve">El dominio de aplicación de este trabajo es la atención al cliente, y en consecuencia el sistema manipula datos personales: nombre, dirección de correo electrónico y </w:t>
       </w:r>
       <w:r>
         <w:lastRenderedPageBreak/>
-        <w:t>legal aplicable, aun cuando el prototipo opere sobre datos ficticios y en un entorno local.</w:t>
+        <w:t>número de teléfono de quien realiza una compra, además del contenido íntegro de los mensajes que esa persona envía. Corresponde por lo tanto explicitar el marco legal aplicable, aun cuando el prototipo opere sobre datos ficticios y en un entorno local.</w:t>
       </w:r>
     </w:p>
     <w:p>
@@ -13088,11 +13262,11 @@
         <w:pStyle w:val="Textoindependiente"/>
       </w:pPr>
       <w:r>
-        <w:t xml:space="preserve">Qué implementa el prototipo y qué faltaría. En su estado actual el sistema opera exclusivamente sobre datos ficticios, generados para las pruebas sobre dominios reservados para documentación, y persiste la totalidad de la información en una base de datos local, de modo que no existe tratamiento de datos personales reales ni riesgo asociado. Un despliegue productivo requeriría, como mínimo: obtener y registrar el consentimiento del titular en el momento de la compra; publicar la finalidad del tratamiento y el procedimiento para ejercer los derechos de acceso, rectificación y supresión; cifrar los datos en tránsito y en reposo; definir un plazo de retención y un procedimiento de supresión que hoy no existen, dado que el esquema </w:t>
+        <w:t xml:space="preserve">Qué implementa el prototipo y qué faltaría. En su estado actual el sistema opera exclusivamente sobre datos ficticios, generados para las pruebas sobre dominios reservados para documentación, y persiste la totalidad de la información en una base de datos local, de modo que no existe tratamiento de datos personales reales ni riesgo asociado. Un despliegue productivo requeriría, como mínimo: obtener y registrar el consentimiento del titular en el momento de la compra; publicar la finalidad del tratamiento y el procedimiento para ejercer los derechos de acceso, </w:t>
       </w:r>
       <w:r>
         <w:lastRenderedPageBreak/>
-        <w:t>conserva las interacciones de forma indefinida; minimizar los datos remitidos al proveedor de inferencia, que actualmente recibe el mensaje íntegro sin depuración previa; y resolver la base legal de la transferencia internacional. Estas obligaciones se incorporan a las recomendaciones del Capítulo 7.</w:t>
+        <w:t>rectificación y supresión; cifrar los datos en tránsito y en reposo; definir un plazo de retención y un procedimiento de supresión que hoy no existen, dado que el esquema conserva las interacciones de forma indefinida; minimizar los datos remitidos al proveedor de inferencia, que actualmente recibe el mensaje íntegro sin depuración previa; y resolver la base legal de la transferencia internacional. Estas obligaciones se incorporan a las recomendaciones del Capítulo 7.</w:t>
       </w:r>
     </w:p>
     <w:p>
@@ -13100,7 +13274,7 @@
         <w:pStyle w:val="Ttulo1"/>
         <w:pageBreakBefore/>
       </w:pPr>
-      <w:bookmarkStart w:id="74" w:name="_Toc239757643"/>
+      <w:bookmarkStart w:id="74" w:name="_Toc240032485"/>
       <w:r>
         <w:lastRenderedPageBreak/>
         <w:t>CAPÍTULO 3: MARCO METODOLÓGICO</w:t>
@@ -13112,7 +13286,7 @@
         <w:pStyle w:val="Ttulo2"/>
       </w:pPr>
       <w:bookmarkStart w:id="75" w:name="tipo-de-investigación"/>
-      <w:bookmarkStart w:id="76" w:name="_Toc239757644"/>
+      <w:bookmarkStart w:id="76" w:name="_Toc240032486"/>
       <w:bookmarkEnd w:id="59"/>
       <w:bookmarkEnd w:id="65"/>
       <w:r>
@@ -13143,7 +13317,7 @@
         <w:pStyle w:val="Ttulo2"/>
       </w:pPr>
       <w:bookmarkStart w:id="77" w:name="X0355707529d70f1ae0722686f2854633167fb30"/>
-      <w:bookmarkStart w:id="78" w:name="_Toc239757645"/>
+      <w:bookmarkStart w:id="78" w:name="_Toc240032487"/>
       <w:bookmarkEnd w:id="75"/>
       <w:r>
         <w:t>3.2 Enfoque y diseño: estudio de caso instrumental</w:t>
@@ -13229,7 +13403,7 @@
         <w:pStyle w:val="Ttulo2"/>
       </w:pPr>
       <w:bookmarkStart w:id="79" w:name="metodología-de-desarrollo"/>
-      <w:bookmarkStart w:id="80" w:name="_Toc239757646"/>
+      <w:bookmarkStart w:id="80" w:name="_Toc240032488"/>
       <w:bookmarkEnd w:id="77"/>
       <w:r>
         <w:t>3.3 Metodología de desarrollo</w:t>
@@ -13576,7 +13750,7 @@
         <w:pStyle w:val="Ttulo2"/>
       </w:pPr>
       <w:bookmarkStart w:id="81" w:name="herramientas-y-tecnologías"/>
-      <w:bookmarkStart w:id="82" w:name="_Toc239757647"/>
+      <w:bookmarkStart w:id="82" w:name="_Toc240032489"/>
       <w:bookmarkEnd w:id="79"/>
       <w:r>
         <w:t>3.4 Herramientas y tecnologías</w:t>
@@ -13987,7 +14161,7 @@
         <w:pStyle w:val="Ttulo2"/>
       </w:pPr>
       <w:bookmarkStart w:id="83" w:name="X52da99ba2c916cd8fb112137829dd7bab0539ad"/>
-      <w:bookmarkStart w:id="84" w:name="_Toc239757648"/>
+      <w:bookmarkStart w:id="84" w:name="_Toc240032490"/>
       <w:bookmarkEnd w:id="81"/>
       <w:r>
         <w:t>3.5 Técnicas de recolección y análisis de datos</w:t>
@@ -13999,7 +14173,7 @@
         <w:pStyle w:val="Ttulo3"/>
       </w:pPr>
       <w:bookmarkStart w:id="85" w:name="recolección-automatizada-de-métricas"/>
-      <w:bookmarkStart w:id="86" w:name="_Toc239757649"/>
+      <w:bookmarkStart w:id="86" w:name="_Toc240032491"/>
       <w:r>
         <w:t>3.5.1 Recolección automatizada de métricas</w:t>
       </w:r>
@@ -14310,7 +14484,7 @@
         <w:pStyle w:val="Ttulo3"/>
       </w:pPr>
       <w:bookmarkStart w:id="87" w:name="justificación-del-tamaño-de-muestra"/>
-      <w:bookmarkStart w:id="88" w:name="_Toc239757650"/>
+      <w:bookmarkStart w:id="88" w:name="_Toc240032492"/>
       <w:bookmarkEnd w:id="85"/>
       <w:r>
         <w:t>3.5.2 Justificación del tamaño de muestra</w:t>
@@ -14342,7 +14516,7 @@
         <w:pStyle w:val="Ttulo3"/>
       </w:pPr>
       <w:bookmarkStart w:id="89" w:name="criterio-de-evaluación-de-precisión"/>
-      <w:bookmarkStart w:id="90" w:name="_Toc239757651"/>
+      <w:bookmarkStart w:id="90" w:name="_Toc240032493"/>
       <w:bookmarkEnd w:id="87"/>
       <w:r>
         <w:t>3.5.3 Criterio de evaluación de la exactitud</w:t>
@@ -14436,7 +14610,7 @@
         <w:pStyle w:val="Ttulo3"/>
       </w:pPr>
       <w:bookmarkStart w:id="91" w:name="análisis-estadístico"/>
-      <w:bookmarkStart w:id="92" w:name="_Toc239757652"/>
+      <w:bookmarkStart w:id="92" w:name="_Toc240032494"/>
       <w:bookmarkEnd w:id="89"/>
       <w:r>
         <w:t>3.5.4 Análisis estadístico</w:t>
@@ -14467,7 +14641,7 @@
       <w:pPr>
         <w:pStyle w:val="Ttulo3"/>
       </w:pPr>
-      <w:bookmarkStart w:id="93" w:name="_Toc239757653"/>
+      <w:bookmarkStart w:id="93" w:name="_Toc240032495"/>
       <w:r>
         <w:t>3.5.5 Medición del baseline de atención manual</w:t>
       </w:r>
@@ -14544,16 +14718,58 @@
     </w:p>
     <w:p>
       <w:pPr>
+        <w:pStyle w:val="Ttulo3"/>
+      </w:pPr>
+      <w:bookmarkStart w:id="94" w:name="_Toc240032496"/>
+      <w:r>
+        <w:t>3.5.6 Ablación del contexto de la base de conocimiento</w:t>
+      </w:r>
+      <w:bookmarkEnd w:id="94"/>
+    </w:p>
+    <w:p>
+      <w:pPr>
+        <w:pStyle w:val="FirstParagraph"/>
+      </w:pPr>
+      <w:r>
+        <w:t>El prompt de la configuración principal combina tres elementos que la literatura trata por separado: ejemplos etiquetados, reglas de decisión y recuperación de contexto (Sección 2.2.2). Medir el desempeño del clasificador con los tres puestos no permite atribuir el resultado a ninguno en particular, ni estimar cuánto aporta la base de conocimiento de la tienda, que es la pieza que una PyME tendría que construir y mantener. Se incorpora por eso una segunda condición de medición.</w:t>
+      </w:r>
+    </w:p>
+    <w:p>
+      <w:pPr>
+        <w:pStyle w:val="Textoindependiente"/>
+      </w:pPr>
+      <w:r>
+        <w:t>Diseño. Se pasa el mismo corpus de 150 mensajes por el mismo modelo, contra el mismo conjunto de etiquetas de referencia, cambiando únicamente el prompt de sistema: de los 6338 caracteres de la configuración principal a los 1032 de un prompt que enumera las cuatro categorías y fija el formato de salida, sin ejemplos, sin reglas de decisión y sin inyección de la base de conocimiento. Ambos prompts se transcriben en el Anexo H. Al no variar ni el corpus ni las etiquetas ni el modelo, la diferencia observada es atribuible al prompt y no a la muestra.</w:t>
+      </w:r>
+    </w:p>
+    <w:p>
+      <w:pPr>
+        <w:pStyle w:val="Textoindependiente"/>
+      </w:pPr>
+      <w:r>
+        <w:t>Criterio de análisis. El diseño es apareado: cada mensaje se clasifica dos veces, una por condición. El contraste que corresponde no es el de dos proporciones independientes sino la prueba de McNemar sobre los pares discordantes, esto es sobre los mensajes en los que las dos condiciones difieren. Se reporta el estadístico con corrección de continuidad de Yates y, por ser el número de discordancias reducido, también el valor p exacto de la binomial bilateral, que es el que se toma como referencia. Se acompaña del intervalo de Wilson de cada condición y del desglose por clase, porque el interés no está solo en si hay diferencia sino en dónde se concentra.</w:t>
+      </w:r>
+    </w:p>
+    <w:p>
+      <w:pPr>
+        <w:pStyle w:val="Textoindependiente"/>
+      </w:pPr>
+      <w:r>
+        <w:t>Aislamiento de las poblaciones. Las interacciones de la corrida de ablación se registran con un prefijo propio en el identificador de usuario, de modo que quedan separadas de la corrida del corpus de manera permanente y no por una ventana temporal. Ninguna cifra de la Sección 5.2.3 se ve afectada. El guion de ejecución verifica, antes de enviar, que el prompt activo sea efectivamente el reducido, y aborta si detecta lo contrario; deja además un manifiesto con el nombre del workflow, su cantidad de nodos, la longitud del prompt, las marcas temporales y el commit del repositorio.</w:t>
+      </w:r>
+    </w:p>
+    <w:p>
+      <w:pPr>
         <w:pStyle w:val="Ttulo2"/>
       </w:pPr>
-      <w:bookmarkStart w:id="94" w:name="amenazas-a-la-validez"/>
-      <w:bookmarkStart w:id="95" w:name="_Toc239757654"/>
+      <w:bookmarkStart w:id="95" w:name="amenazas-a-la-validez"/>
+      <w:bookmarkStart w:id="96" w:name="_Toc240032497"/>
       <w:bookmarkEnd w:id="83"/>
       <w:bookmarkEnd w:id="91"/>
       <w:r>
         <w:t>3.6 Amenazas a la validez</w:t>
       </w:r>
-      <w:bookmarkEnd w:id="95"/>
+      <w:bookmarkEnd w:id="96"/>
     </w:p>
     <w:p>
       <w:pPr>
@@ -14567,12 +14783,13 @@
       <w:pPr>
         <w:pStyle w:val="Ttulo3"/>
       </w:pPr>
-      <w:bookmarkStart w:id="96" w:name="validez-de-constructo"/>
-      <w:bookmarkStart w:id="97" w:name="_Toc239757655"/>
-      <w:r>
+      <w:bookmarkStart w:id="97" w:name="validez-de-constructo"/>
+      <w:bookmarkStart w:id="98" w:name="_Toc240032498"/>
+      <w:r>
+        <w:lastRenderedPageBreak/>
         <w:t>3.6.1 Validez de constructo</w:t>
       </w:r>
-      <w:bookmarkEnd w:id="97"/>
+      <w:bookmarkEnd w:id="98"/>
     </w:p>
     <w:p>
       <w:pPr>
@@ -14608,13 +14825,13 @@
       <w:pPr>
         <w:pStyle w:val="Ttulo3"/>
       </w:pPr>
-      <w:bookmarkStart w:id="98" w:name="validez-interna"/>
-      <w:bookmarkStart w:id="99" w:name="_Toc239757656"/>
-      <w:bookmarkEnd w:id="96"/>
+      <w:bookmarkStart w:id="99" w:name="validez-interna"/>
+      <w:bookmarkStart w:id="100" w:name="_Toc240032499"/>
+      <w:bookmarkEnd w:id="97"/>
       <w:r>
         <w:t>3.6.2 Validez interna</w:t>
       </w:r>
-      <w:bookmarkEnd w:id="99"/>
+      <w:bookmarkEnd w:id="100"/>
     </w:p>
     <w:p>
       <w:pPr>
@@ -14650,13 +14867,13 @@
       <w:pPr>
         <w:pStyle w:val="Ttulo3"/>
       </w:pPr>
-      <w:bookmarkStart w:id="100" w:name="validez-externa"/>
-      <w:bookmarkStart w:id="101" w:name="_Toc239757657"/>
-      <w:bookmarkEnd w:id="98"/>
+      <w:bookmarkStart w:id="101" w:name="validez-externa"/>
+      <w:bookmarkStart w:id="102" w:name="_Toc240032500"/>
+      <w:bookmarkEnd w:id="99"/>
       <w:r>
         <w:t>3.6.3 Validez externa</w:t>
       </w:r>
-      <w:bookmarkEnd w:id="101"/>
+      <w:bookmarkEnd w:id="102"/>
     </w:p>
     <w:p>
       <w:pPr>
@@ -14692,13 +14909,13 @@
       <w:pPr>
         <w:pStyle w:val="Ttulo3"/>
       </w:pPr>
-      <w:bookmarkStart w:id="102" w:name="confiabilidad"/>
-      <w:bookmarkStart w:id="103" w:name="_Toc239757658"/>
-      <w:bookmarkEnd w:id="100"/>
+      <w:bookmarkStart w:id="103" w:name="confiabilidad"/>
+      <w:bookmarkStart w:id="104" w:name="_Toc240032501"/>
+      <w:bookmarkEnd w:id="101"/>
       <w:r>
         <w:t>3.6.4 Confiabilidad</w:t>
       </w:r>
-      <w:bookmarkEnd w:id="103"/>
+      <w:bookmarkEnd w:id="104"/>
     </w:p>
     <w:p>
       <w:pPr>
@@ -14724,7 +14941,6 @@
           <w:i/>
           <w:iCs/>
         </w:rPr>
-        <w:lastRenderedPageBreak/>
         <w:t>Mitigación: Todas las pruebas se realizaron en una ventana de tiempo acotada para minimizar la variabilidad temporal del servicio externo. Los tiempos se reportan como promedios aritméticos acompañados de su desvío estándar, criterio uniforme con el establecido en la Sección 3.5.4; la mediana se informa además de forma complementaria en los casos en que la distribución resulta asimétrica.</w:t>
       </w:r>
     </w:p>
@@ -14733,27 +14949,27 @@
         <w:pStyle w:val="Ttulo1"/>
         <w:pageBreakBefore/>
       </w:pPr>
-      <w:bookmarkStart w:id="104" w:name="capítulo-4-desarrollo-del-estudio"/>
-      <w:bookmarkStart w:id="105" w:name="_Toc239757659"/>
+      <w:bookmarkStart w:id="105" w:name="capítulo-4-desarrollo-del-estudio"/>
+      <w:bookmarkStart w:id="106" w:name="_Toc240032502"/>
       <w:bookmarkEnd w:id="35"/>
-      <w:bookmarkEnd w:id="94"/>
-      <w:bookmarkEnd w:id="102"/>
+      <w:bookmarkEnd w:id="95"/>
+      <w:bookmarkEnd w:id="103"/>
       <w:r>
         <w:lastRenderedPageBreak/>
         <w:t>CAPÍTULO 4: DESARROLLO DEL ESTUDIO</w:t>
       </w:r>
-      <w:bookmarkEnd w:id="105"/>
+      <w:bookmarkEnd w:id="106"/>
     </w:p>
     <w:p>
       <w:pPr>
         <w:pStyle w:val="Ttulo2"/>
       </w:pPr>
-      <w:bookmarkStart w:id="106" w:name="arquitectura-del-sistema"/>
-      <w:bookmarkStart w:id="107" w:name="_Toc239757660"/>
+      <w:bookmarkStart w:id="107" w:name="arquitectura-del-sistema"/>
+      <w:bookmarkStart w:id="108" w:name="_Toc240032503"/>
       <w:r>
         <w:t>4.1 Arquitectura del sistema</w:t>
       </w:r>
-      <w:bookmarkEnd w:id="107"/>
+      <w:bookmarkEnd w:id="108"/>
     </w:p>
     <w:p>
       <w:pPr>
@@ -14777,15 +14993,15 @@
       <w:pPr>
         <w:pStyle w:val="Ttulo3"/>
       </w:pPr>
-      <w:bookmarkStart w:id="108" w:name="servicios-docker"/>
-      <w:bookmarkStart w:id="109" w:name="_Toc239757661"/>
+      <w:bookmarkStart w:id="109" w:name="servicios-docker"/>
+      <w:bookmarkStart w:id="110" w:name="_Toc240032504"/>
       <w:r>
         <w:rPr>
           <w:noProof/>
         </w:rPr>
         <w:t>4.1.1 Servicios Docker</w:t>
       </w:r>
-      <w:bookmarkEnd w:id="109"/>
+      <w:bookmarkEnd w:id="110"/>
     </w:p>
     <w:p>
       <w:pPr>
@@ -14796,7 +15012,7 @@
           <w:noProof/>
         </w:rPr>
         <w:drawing>
-          <wp:inline distT="0" distB="0" distL="0" distR="0" wp14:anchorId="0A71472D" wp14:editId="36C44D29">
+          <wp:inline distT="0" distB="0" distL="0" distR="0" wp14:anchorId="2E95645A" wp14:editId="3437910F">
             <wp:extent cx="5605780" cy="4430375"/>
             <wp:effectExtent l="0" t="0" r="0" b="0"/>
             <wp:docPr id="9" name="Imagen 9"/>
@@ -15273,25 +15489,25 @@
       <w:pPr>
         <w:pStyle w:val="Ttulo2"/>
       </w:pPr>
-      <w:bookmarkStart w:id="110" w:name="base-de-datos"/>
-      <w:bookmarkStart w:id="111" w:name="_Toc239757662"/>
-      <w:bookmarkEnd w:id="106"/>
-      <w:bookmarkEnd w:id="108"/>
+      <w:bookmarkStart w:id="111" w:name="base-de-datos"/>
+      <w:bookmarkStart w:id="112" w:name="_Toc240032505"/>
+      <w:bookmarkEnd w:id="107"/>
+      <w:bookmarkEnd w:id="109"/>
       <w:r>
         <w:t>4.2 Base de datos</w:t>
       </w:r>
-      <w:bookmarkEnd w:id="111"/>
+      <w:bookmarkEnd w:id="112"/>
     </w:p>
     <w:p>
       <w:pPr>
         <w:pStyle w:val="Ttulo3"/>
       </w:pPr>
-      <w:bookmarkStart w:id="112" w:name="tablas-principales"/>
-      <w:bookmarkStart w:id="113" w:name="_Toc239757663"/>
+      <w:bookmarkStart w:id="113" w:name="tablas-principales"/>
+      <w:bookmarkStart w:id="114" w:name="_Toc240032506"/>
       <w:r>
         <w:t>4.2.1 Tablas principales</w:t>
       </w:r>
-      <w:bookmarkEnd w:id="113"/>
+      <w:bookmarkEnd w:id="114"/>
     </w:p>
     <w:p>
       <w:pPr>
@@ -15750,27 +15966,27 @@
       <w:pPr>
         <w:pStyle w:val="Ttulo3"/>
       </w:pPr>
-      <w:bookmarkStart w:id="114" w:name="diagrama-entidad-relación"/>
-      <w:bookmarkStart w:id="115" w:name="_Toc239757664"/>
-      <w:bookmarkEnd w:id="112"/>
+      <w:bookmarkStart w:id="115" w:name="diagrama-entidad-relación"/>
+      <w:bookmarkStart w:id="116" w:name="_Toc240032507"/>
+      <w:bookmarkEnd w:id="113"/>
       <w:r>
         <w:lastRenderedPageBreak/>
         <w:t>4.2.2 Diagrama entidad-relación</w:t>
       </w:r>
+      <w:bookmarkEnd w:id="116"/>
+    </w:p>
+    <w:p>
+      <w:pPr>
+        <w:pStyle w:val="CaptionedFigure"/>
+      </w:pPr>
+      <w:bookmarkStart w:id="117" w:name="vistas-de-métricas"/>
       <w:bookmarkEnd w:id="115"/>
-    </w:p>
-    <w:p>
-      <w:pPr>
-        <w:pStyle w:val="CaptionedFigure"/>
-      </w:pPr>
-      <w:bookmarkStart w:id="116" w:name="vistas-de-métricas"/>
-      <w:bookmarkEnd w:id="114"/>
       <w:r>
         <w:rPr>
           <w:noProof/>
         </w:rPr>
         <w:drawing>
-          <wp:inline distT="0" distB="0" distL="0" distR="0" wp14:anchorId="23D0E022" wp14:editId="1F3341B5">
+          <wp:inline distT="0" distB="0" distL="0" distR="0" wp14:anchorId="52C4C769" wp14:editId="6222F49D">
             <wp:extent cx="5605145" cy="3568691"/>
             <wp:effectExtent l="0" t="0" r="0" b="0"/>
             <wp:docPr id="1" name="Imagen 1"/>
@@ -15831,11 +16047,11 @@
       <w:pPr>
         <w:pStyle w:val="Ttulo3"/>
       </w:pPr>
-      <w:bookmarkStart w:id="117" w:name="_Toc239757665"/>
+      <w:bookmarkStart w:id="118" w:name="_Toc240032508"/>
       <w:r>
         <w:t>4.2.3 Vistas de métricas</w:t>
       </w:r>
-      <w:bookmarkEnd w:id="117"/>
+      <w:bookmarkEnd w:id="118"/>
     </w:p>
     <w:p>
       <w:pPr>
@@ -16193,13 +16409,13 @@
       <w:pPr>
         <w:pStyle w:val="Ttulo3"/>
       </w:pPr>
-      <w:bookmarkStart w:id="118" w:name="datos-seed"/>
-      <w:bookmarkStart w:id="119" w:name="_Toc239757666"/>
-      <w:bookmarkEnd w:id="116"/>
+      <w:bookmarkStart w:id="119" w:name="datos-seed"/>
+      <w:bookmarkStart w:id="120" w:name="_Toc240032509"/>
+      <w:bookmarkEnd w:id="117"/>
       <w:r>
         <w:t>4.2.4 Datos seed</w:t>
       </w:r>
-      <w:bookmarkEnd w:id="119"/>
+      <w:bookmarkEnd w:id="120"/>
     </w:p>
     <w:p>
       <w:pPr>
@@ -17942,14 +18158,14 @@
       <w:pPr>
         <w:pStyle w:val="Ttulo2"/>
       </w:pPr>
-      <w:bookmarkStart w:id="120" w:name="X8f908531a063890214e0ba14e55f9da9a2ecacb"/>
-      <w:bookmarkStart w:id="121" w:name="_Toc239757667"/>
-      <w:bookmarkEnd w:id="110"/>
-      <w:bookmarkEnd w:id="118"/>
+      <w:bookmarkStart w:id="121" w:name="X8f908531a063890214e0ba14e55f9da9a2ecacb"/>
+      <w:bookmarkStart w:id="122" w:name="_Toc240032510"/>
+      <w:bookmarkEnd w:id="111"/>
+      <w:bookmarkEnd w:id="119"/>
       <w:r>
         <w:t>4.3 Flujo 1 — Pipeline de procesamiento de órdenes</w:t>
       </w:r>
-      <w:bookmarkEnd w:id="121"/>
+      <w:bookmarkEnd w:id="122"/>
     </w:p>
     <w:p>
       <w:pPr>
@@ -17999,12 +18215,12 @@
       <w:pPr>
         <w:pStyle w:val="Ttulo3"/>
       </w:pPr>
-      <w:bookmarkStart w:id="122" w:name="nodos-del-workflow"/>
-      <w:bookmarkStart w:id="123" w:name="_Toc239757668"/>
+      <w:bookmarkStart w:id="123" w:name="nodos-del-workflow"/>
+      <w:bookmarkStart w:id="124" w:name="_Toc240032511"/>
       <w:r>
         <w:t>4.3.1 Nodos del workflow</w:t>
       </w:r>
-      <w:bookmarkEnd w:id="123"/>
+      <w:bookmarkEnd w:id="124"/>
     </w:p>
     <w:p>
       <w:pPr>
@@ -18857,14 +19073,14 @@
       <w:pPr>
         <w:pStyle w:val="Ttulo3"/>
       </w:pPr>
-      <w:bookmarkStart w:id="124" w:name="diagrama-del-flujo"/>
-      <w:bookmarkStart w:id="125" w:name="_Toc239757669"/>
-      <w:bookmarkEnd w:id="122"/>
+      <w:bookmarkStart w:id="125" w:name="diagrama-del-flujo"/>
+      <w:bookmarkStart w:id="126" w:name="_Toc240032512"/>
+      <w:bookmarkEnd w:id="123"/>
       <w:r>
         <w:lastRenderedPageBreak/>
         <w:t>4.3.2 Diagrama del flujo</w:t>
       </w:r>
-      <w:bookmarkEnd w:id="125"/>
+      <w:bookmarkEnd w:id="126"/>
     </w:p>
     <w:p>
       <w:pPr>
@@ -18886,7 +19102,7 @@
           <w:noProof/>
         </w:rPr>
         <w:drawing>
-          <wp:inline distT="0" distB="0" distL="0" distR="0" wp14:anchorId="0C6C8FEE" wp14:editId="3BDA4267">
+          <wp:inline distT="0" distB="0" distL="0" distR="0" wp14:anchorId="720F1355" wp14:editId="47659E16">
             <wp:extent cx="5612130" cy="4920615"/>
             <wp:effectExtent l="0" t="0" r="0" b="0"/>
             <wp:docPr id="6" name="Imagen 6"/>
@@ -18966,7 +19182,7 @@
         </w:rPr>
         <w:lastRenderedPageBreak/>
         <w:drawing>
-          <wp:inline distT="0" distB="0" distL="0" distR="0" wp14:anchorId="3F3231F3" wp14:editId="7AD759CF">
+          <wp:inline distT="0" distB="0" distL="0" distR="0" wp14:anchorId="206E95B9" wp14:editId="546E6FE6">
             <wp:extent cx="5612130" cy="1259205"/>
             <wp:effectExtent l="0" t="0" r="0" b="0"/>
             <wp:docPr id="4" name="Imagen 4"/>
@@ -19027,13 +19243,13 @@
       <w:pPr>
         <w:pStyle w:val="Ttulo3"/>
       </w:pPr>
-      <w:bookmarkStart w:id="126" w:name="métricas-mttd-y-mttr"/>
-      <w:bookmarkStart w:id="127" w:name="_Toc239757670"/>
-      <w:bookmarkEnd w:id="124"/>
+      <w:bookmarkStart w:id="127" w:name="métricas-mttd-y-mttr"/>
+      <w:bookmarkStart w:id="128" w:name="_Toc240032513"/>
+      <w:bookmarkEnd w:id="125"/>
       <w:r>
         <w:t>4.3.3 Métricas MTTD y MTTR</w:t>
       </w:r>
-      <w:bookmarkEnd w:id="127"/>
+      <w:bookmarkEnd w:id="128"/>
     </w:p>
     <w:p>
       <w:pPr>
@@ -19133,14 +19349,14 @@
       <w:pPr>
         <w:pStyle w:val="Ttulo3"/>
       </w:pPr>
-      <w:bookmarkStart w:id="128" w:name="flujo-de-estados-de-una-orden"/>
-      <w:bookmarkStart w:id="129" w:name="_Toc239757671"/>
-      <w:bookmarkEnd w:id="126"/>
+      <w:bookmarkStart w:id="129" w:name="flujo-de-estados-de-una-orden"/>
+      <w:bookmarkStart w:id="130" w:name="_Toc240032514"/>
+      <w:bookmarkEnd w:id="127"/>
       <w:r>
         <w:lastRenderedPageBreak/>
         <w:t>4.3.4 Flujo de estados de una orden</w:t>
       </w:r>
-      <w:bookmarkEnd w:id="129"/>
+      <w:bookmarkEnd w:id="130"/>
     </w:p>
     <w:p>
       <w:pPr>
@@ -19552,14 +19768,14 @@
       <w:pPr>
         <w:pStyle w:val="Ttulo2"/>
       </w:pPr>
-      <w:bookmarkStart w:id="130" w:name="flujo-2-chatbot-omnicanal-con-ia"/>
-      <w:bookmarkStart w:id="131" w:name="_Toc239757672"/>
-      <w:bookmarkEnd w:id="120"/>
-      <w:bookmarkEnd w:id="128"/>
+      <w:bookmarkStart w:id="131" w:name="flujo-2-chatbot-omnicanal-con-ia"/>
+      <w:bookmarkStart w:id="132" w:name="_Toc240032515"/>
+      <w:bookmarkEnd w:id="121"/>
+      <w:bookmarkEnd w:id="129"/>
       <w:r>
         <w:t>4.4 Flujo 2 — Chatbot con IA</w:t>
       </w:r>
-      <w:bookmarkEnd w:id="131"/>
+      <w:bookmarkEnd w:id="132"/>
     </w:p>
     <w:p>
       <w:pPr>
@@ -19577,12 +19793,12 @@
       <w:pPr>
         <w:pStyle w:val="Ttulo3"/>
       </w:pPr>
-      <w:bookmarkStart w:id="132" w:name="nodos-del-workflow-1"/>
-      <w:bookmarkStart w:id="133" w:name="_Toc239757673"/>
+      <w:bookmarkStart w:id="133" w:name="nodos-del-workflow-1"/>
+      <w:bookmarkStart w:id="134" w:name="_Toc240032516"/>
       <w:r>
         <w:t>4.4.1 Nodos del workflow</w:t>
       </w:r>
-      <w:bookmarkEnd w:id="133"/>
+      <w:bookmarkEnd w:id="134"/>
     </w:p>
     <w:p>
       <w:pPr>
@@ -20637,13 +20853,13 @@
       <w:pPr>
         <w:pStyle w:val="Ttulo3"/>
       </w:pPr>
-      <w:bookmarkStart w:id="134" w:name="diagrama-del-flujo-1"/>
-      <w:bookmarkStart w:id="135" w:name="_Toc239757674"/>
-      <w:bookmarkEnd w:id="132"/>
+      <w:bookmarkStart w:id="135" w:name="diagrama-del-flujo-1"/>
+      <w:bookmarkStart w:id="136" w:name="_Toc240032517"/>
+      <w:bookmarkEnd w:id="133"/>
       <w:r>
         <w:t>4.4.2 Diagrama del flujo</w:t>
       </w:r>
-      <w:bookmarkEnd w:id="135"/>
+      <w:bookmarkEnd w:id="136"/>
     </w:p>
     <w:p>
       <w:pPr>
@@ -20664,7 +20880,7 @@
         </w:rPr>
         <w:lastRenderedPageBreak/>
         <w:drawing>
-          <wp:inline distT="0" distB="0" distL="0" distR="0" wp14:anchorId="06A788F4" wp14:editId="33A92403">
+          <wp:inline distT="0" distB="0" distL="0" distR="0" wp14:anchorId="431631AE" wp14:editId="27F09AC6">
             <wp:extent cx="5597525" cy="5062467"/>
             <wp:effectExtent l="0" t="0" r="0" b="0"/>
             <wp:docPr id="7" name="Imagen 7"/>
@@ -20741,7 +20957,7 @@
           <w:noProof/>
         </w:rPr>
         <w:drawing>
-          <wp:inline distT="0" distB="0" distL="0" distR="0" wp14:anchorId="2F8A6F58" wp14:editId="6CDE51B7">
+          <wp:inline distT="0" distB="0" distL="0" distR="0" wp14:anchorId="5CE6374C" wp14:editId="06E454DA">
             <wp:extent cx="5612130" cy="1026160"/>
             <wp:effectExtent l="0" t="0" r="0" b="0"/>
             <wp:docPr id="5" name="Imagen 5"/>
@@ -20802,42 +21018,51 @@
       <w:pPr>
         <w:pStyle w:val="Ttulo3"/>
       </w:pPr>
-      <w:bookmarkStart w:id="136" w:name="prompt-de-ia"/>
-      <w:bookmarkStart w:id="137" w:name="_Toc239757675"/>
-      <w:bookmarkEnd w:id="134"/>
+      <w:bookmarkStart w:id="137" w:name="prompt-de-ia"/>
+      <w:bookmarkStart w:id="138" w:name="_Toc240032518"/>
+      <w:bookmarkEnd w:id="135"/>
       <w:r>
         <w:lastRenderedPageBreak/>
         <w:t>4.4.3 Prompt de IA</w:t>
       </w:r>
+      <w:bookmarkEnd w:id="138"/>
+    </w:p>
+    <w:p>
+      <w:pPr>
+        <w:pStyle w:val="FirstParagraph"/>
+      </w:pPr>
+      <w:r>
+        <w:t>El nodo de GPT-4o-mini recibe un prompt de sistema que define la identidad del asistente, la tarea de clasificación, las cuatro categorías de intención admitidas —enumeradas dentro del esquema de salida como FAQ, ESTADO_PEDIDO, RECLAMO y GENERAL— y el formato estricto de la respuesta: un objeto JSON con los campos intent, order_id, urgente y respuesta. Conviene precisar qué no contiene, porque condiciona la lectura del resultado: no incluye criterios de decisión que definan cuándo corresponde cada categoría, ni reglas que establezcan cuándo un mensaje debe marcarse como urgente. El modelo resuelve ambas cosas a partir del significado de las etiquetas. El texto completo se transcribe en el Anexo H, de modo que el resultado de clasificación del Capítulo 5 sea auditable.</w:t>
+      </w:r>
+    </w:p>
+    <w:p>
+      <w:pPr>
+        <w:pStyle w:val="Textoindependiente"/>
+      </w:pPr>
+      <w:r>
+        <w:t>Se eligió GPT-4o-mini por su balance entre costo y capacidad: para la clasificación de intenciones en un dominio acotado y la generación de respuestas de soporte no se requiere la potencia completa de GPT-4o. El prompt de sistema con el que se obtuvo el accuracy del 92,7 % que reporta el Capítulo 5 tiene 6338 caracteres y consta de cinco bloques: identidad y tono del asistente; definición de la tarea y formato de salida; reglas de decisión por categoría; un bloque rotulado «base de conocimiento» en el que se inyecta el contenido de la tabla faq_responses recuperado en tiempo de ejecución, con la instrucción de usar exclusivamente esa información para responder consultas frecuentes; y siete ejemplos etiquetados de entrada y salida. Opera por lo tanto en régimen few-shot y con recuperación de contexto, no en régimen zero-shot. La cadena que provee ese contexto son los nodos Buscar FAQ en PostgreSQL y Preparar Contexto FAQ, que sí inciden en la salida del sistema en la configuración medida.</w:t>
+      </w:r>
+    </w:p>
+    <w:p>
+      <w:pPr>
+        <w:pStyle w:val="Textoindependiente"/>
+      </w:pPr>
+      <w:r>
+        <w:t>Corresponde declarar cómo se llegó a esta precisión, porque el camino hasta ella fue equivocado y el error es instructivo. Al auditar el workflow para documentar el prompt se tomó el archivo vigente en el repositorio, que corresponde al workflow de diecinueve nodos incorporado el 27 de agosto junto con el canal de Telegram, y cuyo prompt de 1032 caracteres no inyecta la base de conocimiento ni contiene ejemplos. De ahí se concluyó que el clasificador operaba en régimen zero-shot. La corrida del corpus, sin embargo, es del 12 de agosto, quince días anterior, y se ejecutó sobre el workflow de catorce nodos cuyo prompt sí tenía ambas cosas. La auditoría fue correcta en su método y se aplicó al artefacto equivocado: se auditó la versión vigente del workflow y no la que había producido la medición. El historial de versiones del repositorio permite fechar ambas configuraciones y es lo que permitió detectar la discrepancia. Se consigna aquí porque la regla que de ello se sigue vale más que el caso: una afirmación sobre cómo se obtuvo una medición debe verificarse contra la versión del artefacto que corrió en la fecha de esa medición, no contra la versión actual.</w:t>
+      </w:r>
+    </w:p>
+    <w:p>
+      <w:pPr>
+        <w:pStyle w:val="Ttulo3"/>
+      </w:pPr>
+      <w:bookmarkStart w:id="139" w:name="métrica-tmr"/>
+      <w:bookmarkStart w:id="140" w:name="_Toc240032519"/>
       <w:bookmarkEnd w:id="137"/>
-    </w:p>
-    <w:p>
-      <w:pPr>
-        <w:pStyle w:val="FirstParagraph"/>
-      </w:pPr>
-      <w:r>
-        <w:t>El nodo de GPT-4o-mini recibe un prompt de sistema que define la identidad del asistente, la tarea de clasificación, las cuatro categorías de intención admitidas —enumeradas dentro del esquema de salida como FAQ, ESTADO_PEDIDO, RECLAMO y GENERAL— y el formato estricto de la respuesta: un objeto JSON con los campos intent, order_id, urgente y respuesta. Conviene precisar qué no contiene, porque condiciona la lectura del resultado: no incluye criterios de decisión que definan cuándo corresponde cada categoría, ni reglas que establezcan cuándo un mensaje debe marcarse como urgente. El modelo resuelve ambas cosas a partir del significado de las etiquetas. El texto completo se transcribe en el Anexo H, de modo que el resultado de clasificación del Capítulo 5 sea auditable.</w:t>
-      </w:r>
-    </w:p>
-    <w:p>
-      <w:pPr>
-        <w:pStyle w:val="Textoindependiente"/>
-      </w:pPr>
-      <w:r>
-        <w:t>Se eligió GPT-4o-mini por su balance entre costo y capacidad: para la clasificación de intenciones en un dominio acotado y la generación de respuestas de soporte no se requiere la potencia completa de GPT-4o. El prompt no incorpora ejemplos etiquetados, de modo que opera en régimen zero-shot (véase la Sección 2.2.2). Cabe señalar una diferencia entre el diseño y la implementación que se detectó al auditar el workflow y que se declara antes que corregirse, porque corregirla invalidaría la medición ya realizada: el flujo incluye un nodo que recupera las FAQ de la base de datos y arma un bloque de contexto, pero esa variable no llega a referenciarse desde el prompt del nodo de inferencia. En consecuencia, el accuracy del 92,7 % reportado en el Capítulo 5 se obtuvo sin inyección de FAQ en el prompt. El cableado efectivo de ese contexto queda como línea futura en el Capítulo 7. De ello se sigue una salvedad sobre el recuento de nodos que se consigna aquí para que no induzca a error: los nodos 5 y 6 del Flujo 2 —Buscar FAQ en PostgreSQL y Preparar Contexto FAQ— integran los dieciocho nodos funcionales del workflow, pero no inciden en la salida del sistema en la configuración efectivamente medida. El recuento describe el workflow tal como está construido, no la cadena causal que produce la respuesta.</w:t>
-      </w:r>
-    </w:p>
-    <w:p>
-      <w:pPr>
-        <w:pStyle w:val="Ttulo3"/>
-      </w:pPr>
-      <w:bookmarkStart w:id="138" w:name="métrica-tmr"/>
-      <w:bookmarkStart w:id="139" w:name="_Toc239757676"/>
-      <w:bookmarkEnd w:id="136"/>
-      <w:r>
+      <w:r>
+        <w:lastRenderedPageBreak/>
         <w:t>4.4.4 Métrica TMR</w:t>
       </w:r>
-      <w:bookmarkEnd w:id="139"/>
+      <w:bookmarkEnd w:id="140"/>
     </w:p>
     <w:p>
       <w:pPr>
@@ -20885,35 +21110,31 @@
       <w:pPr>
         <w:pStyle w:val="Ttulo2"/>
       </w:pPr>
-      <w:bookmarkStart w:id="140" w:name="_Toc239757677"/>
-      <w:bookmarkEnd w:id="130"/>
-      <w:bookmarkEnd w:id="138"/>
+      <w:bookmarkStart w:id="141" w:name="_Toc240032520"/>
+      <w:bookmarkEnd w:id="131"/>
+      <w:bookmarkEnd w:id="139"/>
       <w:r>
         <w:t>4.5 Configuración de Grafana</w:t>
       </w:r>
-      <w:bookmarkEnd w:id="140"/>
+      <w:bookmarkEnd w:id="141"/>
     </w:p>
     <w:p>
       <w:pPr>
         <w:pStyle w:val="FirstParagraph"/>
       </w:pPr>
       <w:r>
-        <w:t xml:space="preserve">Se configuraron dos dashboards en Grafana con conexión directa a PostgreSQL, uno por cada flujo: “Pipeline Post-Venta — Overview” (6 paneles) y “Chatbot Multicanal — Métricas” (7 paneles). Los paneles se alimentan de las vistas de métricas y, en los casos en que se requiere una agregación específica del panel, de una consulta directa sobre las tablas base. El filtrado por procedencia no es uniforme entre paneles, y corresponde declarar qué panel aplica cuál criterio, porque de ello depende cómo se lee cada tablero. Diez de los trece paneles se restringen a los </w:t>
-      </w:r>
-      <w:r>
-        <w:lastRenderedPageBreak/>
-        <w:t>registros medidos (data_source = 'measured'): cuatro del tablero del Flujo 1 —los tres indicadores de tiempo y la distribución de estados— lo hacen mediante una cláusula explícita en la consulta del propio panel, y seis del tablero del Flujo 2 lo heredan de la vista v_chatbot_corpus, que además acota la población a la ventana temporal de la corrida evaluada. El panel de exactitud es un valor constante, según se declara en la Tabla 4.8. Los dos paneles restantes, ambos del tablero del Flujo 1, no aplican ese filtro: «Órdenes totales» consume la vista v_metrics_summary y «Órdenes procesadas por día» la vista v_daily_order_summary, y ninguna de las dos restringe por procedencia —sus definiciones, transcriptas en el Anexo A, agregan sobre la totalidad de la tabla de órdenes—. En consecuencia, esos dos paneles incluyen también las órdenes de carga inicial. La consecuencia sobre los resultados de este trabajo es nula, y conviene decir por qué: ninguna cifra del Capítulo 5 proviene de esas dos vistas. Las métricas reportadas se calculan sobre las corridas identificadas por su propio prefijo de número de orden, según se detalla en la Sección 3.5.1. Los dos paneles cumplen una función de contexto operativo y no de evidencia. Homogeneizar el filtro en las cuatro vistas que hoy no lo aplican queda planteado en el Capítulo 7.</w:t>
+        <w:t>Se configuraron dos dashboards en Grafana con conexión directa a PostgreSQL, uno por cada flujo: “Pipeline Post-Venta — Overview” (6 paneles) y “Chatbot Multicanal — Métricas” (7 paneles). Los paneles se alimentan de las vistas de métricas y, en los casos en que se requiere una agregación específica del panel, de una consulta directa sobre las tablas base. El filtrado por procedencia no es uniforme entre paneles, y corresponde declarar qué panel aplica cuál criterio, porque de ello depende cómo se lee cada tablero. Diez de los trece paneles se restringen a los registros medidos (data_source = 'measured'): cuatro del tablero del Flujo 1 —los tres indicadores de tiempo y la distribución de estados— lo hacen mediante una cláusula explícita en la consulta del propio panel, y seis del tablero del Flujo 2 lo heredan de la vista v_chatbot_corpus, que además acota la población a la ventana temporal de la corrida evaluada. El panel de exactitud es un valor constante, según se declara en la Tabla 4.8. Los dos paneles restantes, ambos del tablero del Flujo 1, no aplican ese filtro: «Órdenes totales» consume la vista v_metrics_summary y «Órdenes procesadas por día» la vista v_daily_order_summary, y ninguna de las dos restringe por procedencia —sus definiciones, transcriptas en el Anexo A, agregan sobre la totalidad de la tabla de órdenes—. En consecuencia, esos dos paneles incluyen también las órdenes de carga inicial. La consecuencia sobre los resultados de este trabajo es nula, y conviene decir por qué: ninguna cifra del Capítulo 5 proviene de esas dos vistas. Las métricas reportadas se calculan sobre las corridas identificadas por su propio prefijo de número de orden, según se detalla en la Sección 3.5.1. Los dos paneles cumplen una función de contexto operativo y no de evidencia. Homogeneizar el filtro en las cuatro vistas que hoy no lo aplican queda planteado en el Capítulo 7.</w:t>
       </w:r>
     </w:p>
     <w:p>
       <w:pPr>
         <w:pStyle w:val="Ttulo3"/>
       </w:pPr>
-      <w:bookmarkStart w:id="141" w:name="_Toc239757678"/>
+      <w:bookmarkStart w:id="142" w:name="_Toc240032521"/>
       <w:r>
         <w:t>4.5.1 Paneles de los dashboards</w:t>
       </w:r>
-      <w:bookmarkEnd w:id="141"/>
+      <w:bookmarkEnd w:id="142"/>
     </w:p>
     <w:p>
       <w:pPr>
@@ -21035,7 +21256,11 @@
               <w:pStyle w:val="Compact"/>
             </w:pPr>
             <w:r>
-              <w:t>MTTD — Detección (s)</w:t>
+              <w:t xml:space="preserve">MTTD — Detección </w:t>
+            </w:r>
+            <w:r>
+              <w:lastRenderedPageBreak/>
+              <w:t>(s)</w:t>
             </w:r>
           </w:p>
         </w:tc>
@@ -21048,6 +21273,7 @@
               <w:pStyle w:val="Compact"/>
             </w:pPr>
             <w:r>
+              <w:lastRenderedPageBreak/>
               <w:t>Stat</w:t>
             </w:r>
           </w:p>
@@ -21077,7 +21303,11 @@
               <w:pStyle w:val="Compact"/>
             </w:pPr>
             <w:r>
-              <w:t>Tiempo promedio de detección de una orden</w:t>
+              <w:t xml:space="preserve">Tiempo promedio de detección de una </w:t>
+            </w:r>
+            <w:r>
+              <w:lastRenderedPageBreak/>
+              <w:t>orden</w:t>
             </w:r>
           </w:p>
         </w:tc>
@@ -21092,6 +21322,7 @@
               <w:pStyle w:val="Compact"/>
             </w:pPr>
             <w:r>
+              <w:lastRenderedPageBreak/>
               <w:t>2</w:t>
             </w:r>
           </w:p>
@@ -21385,11 +21616,7 @@
               <w:pStyle w:val="Compact"/>
             </w:pPr>
             <w:r>
-              <w:t>Órdenes procesada</w:t>
-            </w:r>
-            <w:r>
-              <w:lastRenderedPageBreak/>
-              <w:t>s por día</w:t>
+              <w:t>Órdenes procesadas por día</w:t>
             </w:r>
           </w:p>
         </w:tc>
@@ -21402,7 +21629,6 @@
               <w:pStyle w:val="Compact"/>
             </w:pPr>
             <w:r>
-              <w:lastRenderedPageBreak/>
               <w:t>Time series</w:t>
             </w:r>
           </w:p>
@@ -21732,7 +21958,11 @@
           </w:tcPr>
           <w:p>
             <w:r>
-              <w:t>Distribución de intents</w:t>
+              <w:t xml:space="preserve">Distribución de </w:t>
+            </w:r>
+            <w:r>
+              <w:lastRenderedPageBreak/>
+              <w:t>intents</w:t>
             </w:r>
           </w:p>
         </w:tc>
@@ -21742,6 +21972,7 @@
           </w:tcPr>
           <w:p>
             <w:r>
+              <w:lastRenderedPageBreak/>
               <w:t>Pie chart</w:t>
             </w:r>
           </w:p>
@@ -21762,7 +21993,11 @@
           </w:tcPr>
           <w:p>
             <w:r>
-              <w:t>Proporción de mensajes por intención</w:t>
+              <w:t xml:space="preserve">Proporción de mensajes por </w:t>
+            </w:r>
+            <w:r>
+              <w:lastRenderedPageBreak/>
+              <w:t>intención</w:t>
             </w:r>
           </w:p>
         </w:tc>
@@ -21774,6 +22009,7 @@
           </w:tcPr>
           <w:p>
             <w:r>
+              <w:lastRenderedPageBreak/>
               <w:t>13</w:t>
             </w:r>
           </w:p>
@@ -21836,9 +22072,8 @@
         <w:rPr>
           <w:noProof/>
         </w:rPr>
-        <w:lastRenderedPageBreak/>
         <w:drawing>
-          <wp:inline distT="0" distB="0" distL="0" distR="0" wp14:anchorId="27F1D603" wp14:editId="03AC06BD">
+          <wp:inline distT="0" distB="0" distL="0" distR="0" wp14:anchorId="0097D470" wp14:editId="5BBD8ABA">
             <wp:extent cx="5612130" cy="1706245"/>
             <wp:effectExtent l="0" t="0" r="0" b="0"/>
             <wp:docPr id="2" name="Imagen 2"/>
@@ -21899,31 +22134,34 @@
       <w:pPr>
         <w:pStyle w:val="Ttulo2"/>
       </w:pPr>
-      <w:bookmarkStart w:id="142" w:name="_Toc239757679"/>
+      <w:bookmarkStart w:id="143" w:name="_Toc240032522"/>
       <w:r>
         <w:t>4.6 Testing</w:t>
       </w:r>
-      <w:bookmarkEnd w:id="142"/>
+      <w:bookmarkEnd w:id="143"/>
     </w:p>
     <w:p>
       <w:pPr>
         <w:pStyle w:val="Textoindependiente"/>
       </w:pPr>
       <w:r>
-        <w:t>Las pruebas se ejecutaron sobre una notebook con procesador Intel Core i5 de 11ª generación, 16 GB de RAM DDR4, almacenamiento SSD NVMe de 512 GB y sistema operativo Windows 11 con WSL2 (Ubuntu 22.04). Los cuatro contenedores Docker (n8n, PostgreSQL, Mailpit, Grafana) se levantaron con la configuración por defecto del archivo docker-compose.yml, sin asignación explícita de límites de CPU o memoria. La conectividad a la API de OpenAI se realizó sobre una conexión de fibra óptica de 100 Mbps simétricos. Estas condiciones del entorno deben tenerse en cuenta al interpretar los valores absolutos de MTTD, MTTR y TMR reportados en el Capítulo 5: los tiempos de procesamiento del Flujo 1 dependen del rendimiento del hardware local y del SGBD; el TMR del Flujo 2 está dominado por la latencia de la API externa y no por el entorno local. El TMR observado se ubica entre 1,47 s sobre el canal con entrega local y 3,07 s sobre el canal Telegram real. Conviene precisar qué se puede y qué no se puede concluir de esa diferencia de 1,6 s. No es una acotación del componente atribuible a la red del canal, porque las dos series no son apareadas: provienen de conjuntos distintos —150 mensajes del corpus etiquetado y 45 interacciones de Telegram declaradas como muestra adicional y no como subconjunto— que difieren en composición de intenciones, en longitud de los mensajes y en momento de ejecución, y los tres factores inciden sobre el tiempo de inferencia. La diferencia se reporta por lo tanto como observación entre dos condiciones de medición, no como descomposición del tiempo. Aislar el componente de red exigiría enviar un mismo subconjunto de mensajes por ambos canales, lo que queda planteado en el Capítulo 7.</w:t>
+        <w:t xml:space="preserve">Las pruebas se ejecutaron sobre una notebook con procesador Intel Core i5 de 11ª generación, 16 GB de RAM DDR4, almacenamiento SSD NVMe de 512 GB y sistema operativo Windows 11 con WSL2 (Ubuntu 22.04). Los cuatro contenedores Docker (n8n, PostgreSQL, Mailpit, Grafana) se levantaron con la configuración por defecto del archivo docker-compose.yml, sin asignación explícita de límites de CPU o memoria. La conectividad a la API de OpenAI se realizó sobre una conexión de fibra óptica de 100 Mbps simétricos. Estas condiciones del entorno deben tenerse en cuenta al interpretar los valores absolutos de MTTD, MTTR y TMR reportados en el Capítulo 5: los tiempos de procesamiento del Flujo 1 dependen del rendimiento del hardware local y del SGBD; el TMR del Flujo 2 está dominado por la latencia de la API externa y no por el entorno local. El TMR observado se ubica entre 1,47 s sobre el canal con entrega local y 3,07 s sobre el canal Telegram real. Conviene precisar qué se puede y qué no se puede concluir de esa diferencia de 1,6 s. No es una acotación del componente atribuible a la red del canal, porque las dos series no son apareadas: provienen de conjuntos distintos —150 mensajes del corpus etiquetado y 45 interacciones de Telegram declaradas como muestra adicional y no como subconjunto— que difieren en composición de intenciones, en longitud de los mensajes y en momento de ejecución, y los tres factores inciden sobre el tiempo de inferencia. La diferencia se reporta por lo tanto como observación entre dos </w:t>
+      </w:r>
+      <w:r>
+        <w:lastRenderedPageBreak/>
+        <w:t>condiciones de medición, no como descomposición del tiempo. Aislar el componente de red exigiría enviar un mismo subconjunto de mensajes por ambos canales, lo que queda planteado en el Capítulo 7.</w:t>
       </w:r>
     </w:p>
     <w:p>
       <w:pPr>
         <w:pStyle w:val="Ttulo3"/>
       </w:pPr>
-      <w:bookmarkStart w:id="143" w:name="pruebas-funcionales"/>
-      <w:bookmarkStart w:id="144" w:name="_Toc239757680"/>
-      <w:r>
-        <w:lastRenderedPageBreak/>
+      <w:bookmarkStart w:id="144" w:name="pruebas-funcionales"/>
+      <w:bookmarkStart w:id="145" w:name="_Toc240032523"/>
+      <w:r>
         <w:t>4.6.1 Pruebas funcionales</w:t>
       </w:r>
-      <w:bookmarkEnd w:id="144"/>
+      <w:bookmarkEnd w:id="145"/>
     </w:p>
     <w:p>
       <w:pPr>
@@ -22549,7 +22787,11 @@
               <w:pStyle w:val="Compact"/>
             </w:pPr>
             <w:r>
-              <w:t>“Quiero hacer un reclamo, el producto llegó roto”</w:t>
+              <w:t xml:space="preserve">“Quiero hacer un </w:t>
+            </w:r>
+            <w:r>
+              <w:lastRenderedPageBreak/>
+              <w:t>reclamo, el producto llegó roto”</w:t>
             </w:r>
           </w:p>
         </w:tc>
@@ -22562,6 +22804,7 @@
               <w:pStyle w:val="Compact"/>
             </w:pPr>
             <w:r>
+              <w:lastRenderedPageBreak/>
               <w:t>Ticket creado + intent=RECLAMO</w:t>
             </w:r>
           </w:p>
@@ -22577,7 +22820,6 @@
               <w:pStyle w:val="Compact"/>
             </w:pPr>
             <w:r>
-              <w:lastRenderedPageBreak/>
               <w:t>C4</w:t>
             </w:r>
           </w:p>
@@ -22681,13 +22923,13 @@
       <w:pPr>
         <w:pStyle w:val="Ttulo3"/>
       </w:pPr>
-      <w:bookmarkStart w:id="145" w:name="prueba-de-carga"/>
-      <w:bookmarkStart w:id="146" w:name="_Toc239757681"/>
-      <w:bookmarkEnd w:id="143"/>
+      <w:bookmarkStart w:id="146" w:name="prueba-de-carga"/>
+      <w:bookmarkStart w:id="147" w:name="_Toc240032524"/>
+      <w:bookmarkEnd w:id="144"/>
       <w:r>
         <w:t>4.6.2 Pruebas de carga y de concurrencia</w:t>
       </w:r>
-      <w:bookmarkEnd w:id="146"/>
+      <w:bookmarkEnd w:id="147"/>
     </w:p>
     <w:p>
       <w:pPr>
@@ -22748,7 +22990,7 @@
         </w:rPr>
         <w:lastRenderedPageBreak/>
         <w:drawing>
-          <wp:inline distT="0" distB="0" distL="0" distR="0" wp14:anchorId="798B255F" wp14:editId="5A92252D">
+          <wp:inline distT="0" distB="0" distL="0" distR="0" wp14:anchorId="117FEAB3" wp14:editId="0F3CBB78">
             <wp:extent cx="5612130" cy="2806065"/>
             <wp:effectExtent l="0" t="0" r="0" b="0"/>
             <wp:docPr id="3" name="Imagen 3"/>
@@ -22810,34 +23052,34 @@
         <w:pStyle w:val="Ttulo1"/>
         <w:pageBreakBefore/>
       </w:pPr>
-      <w:bookmarkStart w:id="147" w:name="_Toc239757682"/>
+      <w:bookmarkStart w:id="148" w:name="_Toc240032525"/>
       <w:r>
         <w:lastRenderedPageBreak/>
         <w:t>CAPÍTULO 5: RESULTADOS Y ANÁLISIS</w:t>
       </w:r>
-      <w:bookmarkEnd w:id="147"/>
+      <w:bookmarkEnd w:id="148"/>
     </w:p>
     <w:p>
       <w:pPr>
         <w:pStyle w:val="Ttulo2"/>
       </w:pPr>
-      <w:bookmarkStart w:id="148" w:name="_Toc239757683"/>
-      <w:bookmarkEnd w:id="145"/>
+      <w:bookmarkStart w:id="149" w:name="_Toc240032526"/>
+      <w:bookmarkEnd w:id="146"/>
       <w:r>
         <w:t>5.1 Resultados del Flujo 1 — Pipeline de Órdenes</w:t>
       </w:r>
-      <w:bookmarkEnd w:id="148"/>
+      <w:bookmarkEnd w:id="149"/>
     </w:p>
     <w:p>
       <w:pPr>
         <w:pStyle w:val="Ttulo3"/>
       </w:pPr>
-      <w:bookmarkStart w:id="149" w:name="pruebas-funcionales-1"/>
-      <w:bookmarkStart w:id="150" w:name="_Toc239757684"/>
+      <w:bookmarkStart w:id="150" w:name="pruebas-funcionales-1"/>
+      <w:bookmarkStart w:id="151" w:name="_Toc240032527"/>
       <w:r>
         <w:t>5.1.1 Pruebas funcionales</w:t>
       </w:r>
-      <w:bookmarkEnd w:id="150"/>
+      <w:bookmarkEnd w:id="151"/>
     </w:p>
     <w:p>
       <w:pPr>
@@ -23153,13 +23395,13 @@
       <w:pPr>
         <w:pStyle w:val="Ttulo3"/>
       </w:pPr>
-      <w:bookmarkStart w:id="151" w:name="métricas-de-tiempo"/>
-      <w:bookmarkStart w:id="152" w:name="_Toc239757685"/>
-      <w:bookmarkEnd w:id="149"/>
+      <w:bookmarkStart w:id="152" w:name="métricas-de-tiempo"/>
+      <w:bookmarkStart w:id="153" w:name="_Toc240032528"/>
+      <w:bookmarkEnd w:id="150"/>
       <w:r>
         <w:t>5.1.2 Métricas de tiempo</w:t>
       </w:r>
-      <w:bookmarkEnd w:id="152"/>
+      <w:bookmarkEnd w:id="153"/>
     </w:p>
     <w:p>
       <w:pPr>
@@ -23331,12 +23573,12 @@
       <w:pPr>
         <w:pStyle w:val="Ttulo3"/>
       </w:pPr>
-      <w:bookmarkStart w:id="153" w:name="_Toc239757686"/>
-      <w:bookmarkEnd w:id="151"/>
+      <w:bookmarkStart w:id="154" w:name="_Toc240032529"/>
+      <w:bookmarkEnd w:id="152"/>
       <w:r>
         <w:t>5.1.3 Pruebas de carga y de concurrencia</w:t>
       </w:r>
-      <w:bookmarkEnd w:id="153"/>
+      <w:bookmarkEnd w:id="154"/>
     </w:p>
     <w:p>
       <w:pPr>
@@ -23806,11 +24048,11 @@
       <w:pPr>
         <w:pStyle w:val="Ttulo3"/>
       </w:pPr>
-      <w:bookmarkStart w:id="154" w:name="_Toc239757687"/>
+      <w:bookmarkStart w:id="155" w:name="_Toc240032530"/>
       <w:r>
         <w:t>5.1.4 Baseline de atención manual</w:t>
       </w:r>
-      <w:bookmarkEnd w:id="154"/>
+      <w:bookmarkEnd w:id="155"/>
     </w:p>
     <w:p>
       <w:pPr>
@@ -24265,21 +24507,21 @@
       <w:pPr>
         <w:pStyle w:val="Ttulo2"/>
       </w:pPr>
-      <w:bookmarkStart w:id="155" w:name="_Toc239757688"/>
+      <w:bookmarkStart w:id="156" w:name="_Toc240032531"/>
       <w:r>
         <w:t>5.2 Resultados del Flujo 2 — Chatbot (canal simulado formato WhatsApp y canal Telegram real)</w:t>
       </w:r>
-      <w:bookmarkEnd w:id="155"/>
+      <w:bookmarkEnd w:id="156"/>
     </w:p>
     <w:p>
       <w:pPr>
         <w:pStyle w:val="Ttulo3"/>
       </w:pPr>
-      <w:bookmarkStart w:id="156" w:name="_Toc239757689"/>
+      <w:bookmarkStart w:id="157" w:name="_Toc240032532"/>
       <w:r>
         <w:t>5.2.1 Pruebas funcionales del chatbot</w:t>
       </w:r>
-      <w:bookmarkEnd w:id="156"/>
+      <w:bookmarkEnd w:id="157"/>
     </w:p>
     <w:p>
       <w:pPr>
@@ -24301,13 +24543,13 @@
       <w:pPr>
         <w:pStyle w:val="Ttulo3"/>
       </w:pPr>
-      <w:bookmarkStart w:id="157" w:name="tiempos-de-respuesta-tmr"/>
-      <w:bookmarkStart w:id="158" w:name="_Toc239757690"/>
+      <w:bookmarkStart w:id="158" w:name="tiempos-de-respuesta-tmr"/>
+      <w:bookmarkStart w:id="159" w:name="_Toc240032533"/>
       <w:r>
         <w:lastRenderedPageBreak/>
         <w:t>5.2.2 Tiempos de respuesta (TMR)</w:t>
       </w:r>
-      <w:bookmarkEnd w:id="158"/>
+      <w:bookmarkEnd w:id="159"/>
     </w:p>
     <w:p>
       <w:pPr>
@@ -25355,13 +25597,13 @@
       <w:pPr>
         <w:pStyle w:val="Ttulo3"/>
       </w:pPr>
-      <w:bookmarkStart w:id="159" w:name="precisión-de-clasificación-de-intents"/>
-      <w:bookmarkStart w:id="160" w:name="_Toc239757691"/>
-      <w:bookmarkEnd w:id="157"/>
+      <w:bookmarkStart w:id="160" w:name="precisión-de-clasificación-de-intents"/>
+      <w:bookmarkStart w:id="161" w:name="_Toc240032534"/>
+      <w:bookmarkEnd w:id="158"/>
       <w:r>
         <w:t>5.2.3 Precisión de clasificación de intents</w:t>
       </w:r>
-      <w:bookmarkEnd w:id="160"/>
+      <w:bookmarkEnd w:id="161"/>
     </w:p>
     <w:p>
       <w:pPr>
@@ -26639,7 +26881,7 @@
           <w:noProof/>
         </w:rPr>
         <w:drawing>
-          <wp:inline distT="0" distB="0" distL="0" distR="0" wp14:anchorId="428BD6F8" wp14:editId="09C2C037">
+          <wp:inline distT="0" distB="0" distL="0" distR="0" wp14:anchorId="1A5F853A" wp14:editId="5D86BF6F">
             <wp:extent cx="5334000" cy="2687647"/>
             <wp:effectExtent l="0" t="0" r="0" b="0"/>
             <wp:docPr id="99" name="Picture" descr="Figura 6: Dashboard Grafana Chatbot Omnicanal"/>
@@ -26691,22 +26933,431 @@
     </w:p>
     <w:p>
       <w:pPr>
+        <w:pStyle w:val="Ttulo3"/>
+      </w:pPr>
+      <w:bookmarkStart w:id="162" w:name="_Toc240032535"/>
+      <w:r>
+        <w:t>5.2.4 Ablación: cuánto aporta la base de conocimiento</w:t>
+      </w:r>
+      <w:bookmarkEnd w:id="162"/>
+    </w:p>
+    <w:p>
+      <w:pPr>
+        <w:pStyle w:val="FirstParagraph"/>
+      </w:pPr>
+      <w:r>
+        <w:t>El 92,7 % de la sección anterior se obtuvo con un prompt que inyecta la base de conocimiento de la tienda y presenta siete ejemplos etiquetados. Para estimar cuánto de ese desempeño corresponde a esos dos elementos y cuánto al modelo por sí solo, se repitió la medición sobre el mismo corpus con el prompt reducido, según el protocolo de la Sección 3.5.6. El resultado se sintetiza en la Tabla 5.10.</w:t>
+      </w:r>
+    </w:p>
+    <w:p>
+      <w:pPr>
+        <w:pStyle w:val="Textoindependiente"/>
+      </w:pPr>
+      <w:r>
+        <w:t>Tabla 5.10: Exactitud de clasificación por clase, con y sin base de conocimiento.</w:t>
+      </w:r>
+    </w:p>
+    <w:p>
+      <w:pPr>
+        <w:pStyle w:val="Textoindependiente"/>
+      </w:pPr>
+      <w:r>
+        <w:t xml:space="preserve">La exactitud global cae de 92,7 % a 86,0 %, una diferencia de 6,7 puntos porcentuales. Los intervalos de confianza de Wilson al 95 % son [87,3 %; 95,9 %] para la configuración principal y [79,5 %; 90,7 %] para la de ablación. Como el diseño es </w:t>
+      </w:r>
+      <w:r>
+        <w:lastRenderedPageBreak/>
+        <w:t>apareado, la pregunta de si esa diferencia es atribuible al azar se responde sobre los pares discordantes: de los 150 mensajes, 125 se clasificaron correctamente en ambas condiciones y 7 incorrectamente en ambas; 14 solo acertaron con la base de conocimiento y 4 solo sin ella. La prueba de McNemar sobre esos 18 pares arroja un estadístico de 4,500 con corrección de Yates (p = 0,034) y un valor p exacto de la binomial bilateral de 0,031. La diferencia no es atribuible a la variación de muestreo.</w:t>
+      </w:r>
+    </w:p>
+    <w:p>
+      <w:pPr>
+        <w:pStyle w:val="Textoindependiente"/>
+      </w:pPr>
+      <w:r>
+        <w:t>El desglose por clase es más informativo que el total, y es donde está el hallazgo. La caída se concentra casi enteramente en FAQ, que pierde 14,6 puntos, y secundariamente en RECLAMO, que pierde 9,5. GENERAL se mantiene en 100 % y ESTADO_PEDIDO incluso mejora 2,9 puntos, diferencia de un solo mensaje que queda dentro de lo esperable por variación. El patrón tiene una explicación mecánica que la matriz de confusión confirma: sin la base de conocimiento, nueve de los cuarenta y ocho mensajes de tipo FAQ se clasifican como GENERAL. Son consultas del tipo «trabajan con OCA o Andreani?», «puedo retirar por sucursal?», «tienen atención telefónica?» o «aceptan transferencia bancaria?».</w:t>
+      </w:r>
+    </w:p>
+    <w:p>
+      <w:pPr>
+        <w:pStyle w:val="Textoindependiente"/>
+      </w:pPr>
+      <w:r>
+        <w:t>La interpretación es la siguiente. La categoría FAQ no se define por la forma del mensaje sino por su contenido: un mensaje es una consulta frecuente si versa sobre algo respecto de lo cual la tienda tiene una política establecida. Sin la base de conocimiento, el modelo no tiene modo de saber sobre qué tiene política esta tienda en particular, y ante la duda deriva el mensaje a la categoría residual. El contexto no mejora la clasificación por añadir información redundante: la mejora porque es lo que hace que la categoría FAQ sea decidible. Ese es, a juicio de los autores, el resultado más transferible de este trabajo, y se retoma en la Sección 6.3.</w:t>
+      </w:r>
+    </w:p>
+    <w:p>
+      <w:pPr>
+        <w:pStyle w:val="Textoindependiente"/>
+      </w:pPr>
+      <w:r>
+        <w:t>Corresponde una precisión sobre H2b, porque las dos condiciones no lo satisfacen del mismo modo. El umbral fijado es del 85 % y ambas exactitudes lo superan en su valor puntual. Pero el criterio que este trabajo adoptó en la Sección 3.5.2 no es el valor puntual sino la precisión efectivamente alcanzada, esto es el límite inferior del intervalo de confianza. Ese límite es del 87,3 % en la configuración principal, por encima del umbral, y del 79,5 % en la de ablación, por debajo. Con el criterio propio del trabajo, H2b se sostiene con base de conocimiento y no se sostiene sin ella. Se lo consigna así en la Tabla 5.11.</w:t>
+      </w:r>
+    </w:p>
+    <w:p>
+      <w:pPr>
+        <w:pStyle w:val="Textoindependiente"/>
+      </w:pPr>
+      <w:r>
+        <w:t>Los datos crudos de esta corrida —el manifiesto de ejecución con el workflow, la longitud del prompt y las marcas temporales, el registro de envíos y las clasificaciones obtenidas— se versionan en el repositorio bajo experiments/E7, junto con el guion de ejecución y el de análisis, de modo que las cifras de esta sección sean recalculables.</w:t>
+      </w:r>
+    </w:p>
+    <w:tbl>
+      <w:tblPr>
+        <w:tblStyle w:val="Tablaconcuadrcula"/>
+        <w:tblW w:w="0" w:type="auto"/>
+        <w:tblLook w:val="04A0" w:firstRow="1" w:lastRow="0" w:firstColumn="1" w:lastColumn="0" w:noHBand="0" w:noVBand="1"/>
+      </w:tblPr>
+      <w:tblGrid>
+        <w:gridCol w:w="2032"/>
+        <w:gridCol w:w="1737"/>
+        <w:gridCol w:w="1765"/>
+        <w:gridCol w:w="1765"/>
+        <w:gridCol w:w="1755"/>
+      </w:tblGrid>
+      <w:tr>
+        <w:trPr>
+          <w:tblHeader/>
+        </w:trPr>
+        <w:tc>
+          <w:tcPr>
+            <w:tcW w:w="1768" w:type="dxa"/>
+          </w:tcPr>
+          <w:p>
+            <w:r>
+              <w:t>Clase</w:t>
+            </w:r>
+          </w:p>
+        </w:tc>
+        <w:tc>
+          <w:tcPr>
+            <w:tcW w:w="1768" w:type="dxa"/>
+          </w:tcPr>
+          <w:p>
+            <w:r>
+              <w:t>n</w:t>
+            </w:r>
+          </w:p>
+        </w:tc>
+        <w:tc>
+          <w:tcPr>
+            <w:tcW w:w="1768" w:type="dxa"/>
+          </w:tcPr>
+          <w:p>
+            <w:r>
+              <w:t>Con base de conocimiento y ejemplos</w:t>
+            </w:r>
+          </w:p>
+        </w:tc>
+        <w:tc>
+          <w:tcPr>
+            <w:tcW w:w="1768" w:type="dxa"/>
+          </w:tcPr>
+          <w:p>
+            <w:r>
+              <w:t>Sin base de conocimiento ni ejemplos</w:t>
+            </w:r>
+          </w:p>
+        </w:tc>
+        <w:tc>
+          <w:tcPr>
+            <w:tcW w:w="1768" w:type="dxa"/>
+          </w:tcPr>
+          <w:p>
+            <w:r>
+              <w:t>Diferencia</w:t>
+            </w:r>
+          </w:p>
+        </w:tc>
+      </w:tr>
+      <w:tr>
+        <w:tc>
+          <w:tcPr>
+            <w:tcW w:w="1768" w:type="dxa"/>
+          </w:tcPr>
+          <w:p>
+            <w:r>
+              <w:t>FAQ</w:t>
+            </w:r>
+          </w:p>
+        </w:tc>
+        <w:tc>
+          <w:tcPr>
+            <w:tcW w:w="1768" w:type="dxa"/>
+          </w:tcPr>
+          <w:p>
+            <w:r>
+              <w:t>48</w:t>
+            </w:r>
+          </w:p>
+        </w:tc>
+        <w:tc>
+          <w:tcPr>
+            <w:tcW w:w="1768" w:type="dxa"/>
+          </w:tcPr>
+          <w:p>
+            <w:r>
+              <w:t>44 (91,7 %)</w:t>
+            </w:r>
+          </w:p>
+        </w:tc>
+        <w:tc>
+          <w:tcPr>
+            <w:tcW w:w="1768" w:type="dxa"/>
+          </w:tcPr>
+          <w:p>
+            <w:r>
+              <w:t>37 (77,1 %)</w:t>
+            </w:r>
+          </w:p>
+        </w:tc>
+        <w:tc>
+          <w:tcPr>
+            <w:tcW w:w="1768" w:type="dxa"/>
+          </w:tcPr>
+          <w:p>
+            <w:r>
+              <w:t>−</w:t>
+            </w:r>
+            <w:r>
+              <w:t>14,6 puntos</w:t>
+            </w:r>
+          </w:p>
+        </w:tc>
+      </w:tr>
+      <w:tr>
+        <w:tc>
+          <w:tcPr>
+            <w:tcW w:w="1768" w:type="dxa"/>
+          </w:tcPr>
+          <w:p>
+            <w:r>
+              <w:t>ESTADO_PEDIDO</w:t>
+            </w:r>
+          </w:p>
+        </w:tc>
+        <w:tc>
+          <w:tcPr>
+            <w:tcW w:w="1768" w:type="dxa"/>
+          </w:tcPr>
+          <w:p>
+            <w:r>
+              <w:t>35</w:t>
+            </w:r>
+          </w:p>
+        </w:tc>
+        <w:tc>
+          <w:tcPr>
+            <w:tcW w:w="1768" w:type="dxa"/>
+          </w:tcPr>
+          <w:p>
+            <w:r>
+              <w:t>32 (91,4 %)</w:t>
+            </w:r>
+          </w:p>
+        </w:tc>
+        <w:tc>
+          <w:tcPr>
+            <w:tcW w:w="1768" w:type="dxa"/>
+          </w:tcPr>
+          <w:p>
+            <w:r>
+              <w:t>33 (94,3 %)</w:t>
+            </w:r>
+          </w:p>
+        </w:tc>
+        <w:tc>
+          <w:tcPr>
+            <w:tcW w:w="1768" w:type="dxa"/>
+          </w:tcPr>
+          <w:p>
+            <w:r>
+              <w:t>+2,9 puntos</w:t>
+            </w:r>
+          </w:p>
+        </w:tc>
+      </w:tr>
+      <w:tr>
+        <w:tc>
+          <w:tcPr>
+            <w:tcW w:w="1768" w:type="dxa"/>
+          </w:tcPr>
+          <w:p>
+            <w:r>
+              <w:lastRenderedPageBreak/>
+              <w:t>RECLAMO</w:t>
+            </w:r>
+          </w:p>
+        </w:tc>
+        <w:tc>
+          <w:tcPr>
+            <w:tcW w:w="1768" w:type="dxa"/>
+          </w:tcPr>
+          <w:p>
+            <w:r>
+              <w:t>42</w:t>
+            </w:r>
+          </w:p>
+        </w:tc>
+        <w:tc>
+          <w:tcPr>
+            <w:tcW w:w="1768" w:type="dxa"/>
+          </w:tcPr>
+          <w:p>
+            <w:r>
+              <w:t>38 (90,5 %)</w:t>
+            </w:r>
+          </w:p>
+        </w:tc>
+        <w:tc>
+          <w:tcPr>
+            <w:tcW w:w="1768" w:type="dxa"/>
+          </w:tcPr>
+          <w:p>
+            <w:r>
+              <w:t>34 (81,0 %)</w:t>
+            </w:r>
+          </w:p>
+        </w:tc>
+        <w:tc>
+          <w:tcPr>
+            <w:tcW w:w="1768" w:type="dxa"/>
+          </w:tcPr>
+          <w:p>
+            <w:r>
+              <w:t>−</w:t>
+            </w:r>
+            <w:r>
+              <w:t>9,5 puntos</w:t>
+            </w:r>
+          </w:p>
+        </w:tc>
+      </w:tr>
+      <w:tr>
+        <w:tc>
+          <w:tcPr>
+            <w:tcW w:w="1768" w:type="dxa"/>
+          </w:tcPr>
+          <w:p>
+            <w:r>
+              <w:t>GENERAL</w:t>
+            </w:r>
+          </w:p>
+        </w:tc>
+        <w:tc>
+          <w:tcPr>
+            <w:tcW w:w="1768" w:type="dxa"/>
+          </w:tcPr>
+          <w:p>
+            <w:r>
+              <w:t>25</w:t>
+            </w:r>
+          </w:p>
+        </w:tc>
+        <w:tc>
+          <w:tcPr>
+            <w:tcW w:w="1768" w:type="dxa"/>
+          </w:tcPr>
+          <w:p>
+            <w:r>
+              <w:t>25 (100 %)</w:t>
+            </w:r>
+          </w:p>
+        </w:tc>
+        <w:tc>
+          <w:tcPr>
+            <w:tcW w:w="1768" w:type="dxa"/>
+          </w:tcPr>
+          <w:p>
+            <w:r>
+              <w:t>25 (100 %)</w:t>
+            </w:r>
+          </w:p>
+        </w:tc>
+        <w:tc>
+          <w:tcPr>
+            <w:tcW w:w="1768" w:type="dxa"/>
+          </w:tcPr>
+          <w:p>
+            <w:r>
+              <w:t>sin cambio</w:t>
+            </w:r>
+          </w:p>
+        </w:tc>
+      </w:tr>
+      <w:tr>
+        <w:tc>
+          <w:tcPr>
+            <w:tcW w:w="1768" w:type="dxa"/>
+          </w:tcPr>
+          <w:p>
+            <w:r>
+              <w:t>Total</w:t>
+            </w:r>
+          </w:p>
+        </w:tc>
+        <w:tc>
+          <w:tcPr>
+            <w:tcW w:w="1768" w:type="dxa"/>
+          </w:tcPr>
+          <w:p>
+            <w:r>
+              <w:t>150</w:t>
+            </w:r>
+          </w:p>
+        </w:tc>
+        <w:tc>
+          <w:tcPr>
+            <w:tcW w:w="1768" w:type="dxa"/>
+          </w:tcPr>
+          <w:p>
+            <w:r>
+              <w:t>139 (92,7 %)</w:t>
+            </w:r>
+          </w:p>
+        </w:tc>
+        <w:tc>
+          <w:tcPr>
+            <w:tcW w:w="1768" w:type="dxa"/>
+          </w:tcPr>
+          <w:p>
+            <w:r>
+              <w:t>129 (86,0 %)</w:t>
+            </w:r>
+          </w:p>
+        </w:tc>
+        <w:tc>
+          <w:tcPr>
+            <w:tcW w:w="1768" w:type="dxa"/>
+          </w:tcPr>
+          <w:p>
+            <w:r>
+              <w:t>−</w:t>
+            </w:r>
+            <w:r>
+              <w:t>6,7 puntos</w:t>
+            </w:r>
+          </w:p>
+        </w:tc>
+      </w:tr>
+    </w:tbl>
+    <w:p>
+      <w:pPr>
         <w:pStyle w:val="Ttulo2"/>
       </w:pPr>
-      <w:bookmarkStart w:id="161" w:name="contrastación-de-hipótesis"/>
-      <w:bookmarkStart w:id="162" w:name="_Toc239757692"/>
-      <w:bookmarkEnd w:id="159"/>
+      <w:bookmarkStart w:id="163" w:name="contrastación-de-hipótesis"/>
+      <w:bookmarkStart w:id="164" w:name="_Toc240032536"/>
+      <w:bookmarkEnd w:id="160"/>
       <w:r>
         <w:t>5.3 Contrastación de hipótesis</w:t>
       </w:r>
-      <w:bookmarkEnd w:id="162"/>
+      <w:bookmarkEnd w:id="164"/>
     </w:p>
     <w:p>
       <w:pPr>
         <w:pStyle w:val="Textoindependiente"/>
       </w:pPr>
       <w:r>
-        <w:t>El contraste de cada hipótesis contra su criterio de aceptación se sintetiza en la Tabla 5.10.</w:t>
+        <w:t>El contraste de cada hipótesis contra su criterio de aceptación se sintetiza en la Tabla 5.11.</w:t>
       </w:r>
     </w:p>
     <w:p>
@@ -26714,7 +27365,7 @@
         <w:pStyle w:val="Textoindependiente"/>
       </w:pPr>
       <w:r>
-        <w:t>Tabla 5.10: Contrastación de hipótesis.</w:t>
+        <w:t>Tabla 5.11: Contrastación de hipótesis.</w:t>
       </w:r>
     </w:p>
     <w:tbl>
@@ -26794,11 +27445,7 @@
               <w:pStyle w:val="Compact"/>
             </w:pPr>
             <w:r>
-              <w:t xml:space="preserve">H1: Pipeline sustancialmente más rápido que el proceso </w:t>
-            </w:r>
-            <w:r>
-              <w:lastRenderedPageBreak/>
-              <w:t>manual</w:t>
+              <w:t>H1: Pipeline sustancialmente más rápido que el proceso manual</w:t>
             </w:r>
           </w:p>
         </w:tc>
@@ -26811,12 +27458,7 @@
               <w:pStyle w:val="Compact"/>
             </w:pPr>
             <w:r>
-              <w:lastRenderedPageBreak/>
-              <w:t xml:space="preserve">End-to-end menor que el baseline manual; &lt; 30 s </w:t>
-            </w:r>
-            <w:r>
-              <w:lastRenderedPageBreak/>
-              <w:t>como criterio operativo</w:t>
+              <w:t>End-to-end menor que el baseline manual; &lt; 30 s como criterio operativo</w:t>
             </w:r>
           </w:p>
         </w:tc>
@@ -26829,12 +27471,7 @@
               <w:pStyle w:val="Compact"/>
             </w:pPr>
             <w:r>
-              <w:lastRenderedPageBreak/>
-              <w:t xml:space="preserve">0,063 s frente a 49,13 s del baseline manual (factor ≈ 780×; IC 95 % por el teorema de Fieller: 686× a 875×). U de </w:t>
-            </w:r>
-            <w:r>
-              <w:lastRenderedPageBreak/>
-              <w:t>Mann-Whitney = 0 con separación completa de ambas series (p = 2,7 × 10⁻¹¹); t de Welch = 19,05, gl = 9,0, p = 1,4 × 10⁻⁸. Muy por debajo del criterio operativo de 30 s.</w:t>
+              <w:t>0,063 s frente a 49,13 s del baseline manual (factor ≈ 780×; IC 95 % por el teorema de Fieller: 686× a 875×). U de Mann-Whitney = 0 con separación completa de ambas series (p = 2,7 × 10⁻¹¹); t de Welch = 19,05, gl = 9,0, p = 1,4 × 10⁻⁸. Muy por debajo del criterio operativo de 30 s.</w:t>
             </w:r>
           </w:p>
         </w:tc>
@@ -26851,7 +27488,6 @@
                 <w:b/>
                 <w:bCs/>
               </w:rPr>
-              <w:lastRenderedPageBreak/>
               <w:t>CONFIRMADA</w:t>
             </w:r>
           </w:p>
@@ -26961,7 +27597,7 @@
               <w:pStyle w:val="Compact"/>
             </w:pPr>
             <w:r>
-              <w:t>92,7 % (139/150); IC 95 % de Wilson [87,3 %; 95,9 %]</w:t>
+              <w:t>92,7 % (139/150) con base de conocimiento y ejemplos; IC 95 % de Wilson [87,3 %; 95,9 %], con el límite inferior por encima del umbral. En la condición de ablación, sin base de conocimiento ni ejemplos: 86,0 % (129/150), IC 95 % [79,5 %; 90,7 %], con el límite inferior por debajo del umbral (Sección 5.2.4).</w:t>
             </w:r>
           </w:p>
         </w:tc>
@@ -26978,7 +27614,7 @@
                 <w:b/>
                 <w:bCs/>
               </w:rPr>
-              <w:t>CONFIRMADA</w:t>
+              <w:t>CONFIRMADA con base de conocimiento; NO CONFIRMADA sin ella</w:t>
             </w:r>
           </w:p>
         </w:tc>
@@ -27001,7 +27637,11 @@
         <w:ind w:left="425"/>
       </w:pPr>
       <w:r>
-        <w:t>• H1 se confirma en sus dos términos. En el término comparativo, que es el sustantivo: el costo marginal de procesar una orden en el pipeline (0,063 s; n = 50) resulta unas 780 veces menor que el del procesamiento manual, medido en 49,13 s por orden (IC 95 % del factor: 686× a 875×, por el teorema de Fieller). Ambos términos miden la misma magnitud —el tiempo que insume una orden adicional— conforme se precisa en la Sección 3.5.5. En el criterio operativo secundario: ese mismo tiempo representa el 0,2 % del umbral de 30 segundos. La Sección 5.4 precisa por qué el factor debe leerse como una cota superior.</w:t>
+        <w:t xml:space="preserve">• H1 se confirma en sus dos términos. En el término comparativo, que es el sustantivo: el costo marginal de procesar una orden en el pipeline (0,063 s; n = 50) resulta unas 780 veces menor que el del procesamiento manual, medido en 49,13 s por orden (IC 95 % del factor: 686× a 875×, por el teorema de Fieller). </w:t>
+      </w:r>
+      <w:r>
+        <w:lastRenderedPageBreak/>
+        <w:t>Ambos términos miden la misma magnitud —el tiempo que insume una orden adicional— conforme se precisa en la Sección 3.5.5. En el criterio operativo secundario: ese mismo tiempo representa el 0,2 % del umbral de 30 segundos. La Sección 5.4 precisa por qué el factor debe leerse como una cota superior.</w:t>
       </w:r>
     </w:p>
     <w:p>
@@ -27019,7 +27659,7 @@
         <w:ind w:left="425"/>
       </w:pPr>
       <w:r>
-        <w:t>• H2b se confirma con un accuracy global de 92,7 % (139/150), cuyo intervalo de confianza de Wilson al 95 % —[87,3 %; 95,9 %]— tiene el límite inferior por encima del umbral del 85 %. El procedimiento de cálculo se detalla en el Anexo J.</w:t>
+        <w:t>• H2b se confirma con un accuracy global de 92,7 % (139/150), cuyo intervalo de confianza de Wilson al 95 % —[87,3 %; 95,9 %]— tiene el límite inferior por encima del umbral del 85 %. El procedimiento de cálculo se detalla en el Anexo J. Corresponde acotar el alcance de esa confirmación: vale para la configuración con base de conocimiento e ejemplos. La ablación de la Sección 5.2.4 muestra que sin esos dos elementos la exactitud baja a 86,0 % y el límite inferior de su intervalo queda por debajo del umbral, de modo que H2b no se sostendría con el criterio que el propio trabajo adoptó.</w:t>
       </w:r>
     </w:p>
     <w:p>
@@ -27033,14 +27673,7 @@
         <w:rPr>
           <w:lang w:val="es-AR"/>
         </w:rPr>
-        <w:t xml:space="preserve">Sobre la confirmación de H2b corresponde una precisión metodológica adicional. El umbral del 85% se fija como criterio del equipo sobre el desempeño global del clasificador, y el accuracy total del 92,7% (139/150) lo supera. Ninguna subcategoría queda por debajo del umbral: por exhaustividad (recall) las cuatro clases se ubican entre 90,5% y 100%, y por precisión entre 86,2% y 97,8%. Se reporta además el intervalo de confianza de Wilson al 95% del accuracy global, [87,3 %; 95,9 %], cuyo límite inferior supera el umbral. La asimetría entre precisión y exhaustividad de GENERAL es coherente con la naturaleza abierta de GENERAL, que actúa como categoría residual para mensajes que no encajan claramente en FAQ, ESTADO_PEDIDO ni RECLAMO, y donde la frontera con FAQ es semánticamente difusa (consultas como '¿tienen descuentos?' admiten ambas clasificaciones). Se considera que el promedio global es la métrica adecuada para contrastar H2b dado </w:t>
-      </w:r>
-      <w:r>
-        <w:rPr>
-          <w:lang w:val="es-AR"/>
-        </w:rPr>
-        <w:lastRenderedPageBreak/>
-        <w:t>que la hipótesis no fue formulada por subcategoría; no obstante, se reconoce esta asimetría como una limitación del clasificador que se aborda en §5.4.1 y se incorpora a las líneas futuras del Capítulo 7.</w:t>
+        <w:t>Sobre la confirmación de H2b corresponde una precisión metodológica adicional. El umbral del 85% se fija como criterio del equipo sobre el desempeño global del clasificador, y el accuracy total del 92,7% (139/150) lo supera. Ninguna subcategoría queda por debajo del umbral: por exhaustividad (recall) las cuatro clases se ubican entre 90,5% y 100%, y por precisión entre 86,2% y 97,8%. Se reporta además el intervalo de confianza de Wilson al 95% del accuracy global, [87,3 %; 95,9 %], cuyo límite inferior supera el umbral. La asimetría entre precisión y exhaustividad de GENERAL es coherente con la naturaleza abierta de GENERAL, que actúa como categoría residual para mensajes que no encajan claramente en FAQ, ESTADO_PEDIDO ni RECLAMO, y donde la frontera con FAQ es semánticamente difusa (consultas como '¿tienen descuentos?' admiten ambas clasificaciones). Se considera que el promedio global es la métrica adecuada para contrastar H2b dado que la hipótesis no fue formulada por subcategoría; no obstante, se reconoce esta asimetría como una limitación del clasificador que se aborda en §5.4.1 y se incorpora a las líneas futuras del Capítulo 7.</w:t>
       </w:r>
     </w:p>
     <w:p>
@@ -27049,51 +27682,55 @@
         <w:ind w:left="425"/>
       </w:pPr>
       <w:r>
-        <w:t>Contraste estadístico de H1. Afirmar que una serie es sustancialmente más rápida que otra describe una diferencia de magnitud, no una inferencia: para sostener que esa diferencia no proviene del azar del muestreo hace falta una prueba de contraste, y se la reporta a continuación. Las dos series están completamente separadas: el máximo de la serie automatizada (0,095 s sobre n = 50) es inferior al mínimo de la serie manual (42,754 s sobre n = 10), de modo que ningún par de observaciones se cruza. La U de Mann-Whitney vale por lo tanto 0, con un valor p exacto bilateral de 2/C(60, 10) = 2,7 × 10⁻¹¹ y un tamaño del efecto rango-biserial de 1,000, el máximo posible. La t de Welch sobre los descriptivos publicados arroja t = 19,05 con 9,0 grados de libertad y p = 1,4 × 10⁻⁸ (d de Cohen = 15,3). Ambos contrastes se calculan íntegramente a partir de las cifras de las Tablas 5.2, 5.4 y I.1, de modo que son reproducibles sin acceso a los datos crudos. Corresponde una salvedad de alcance: la prueba establece que la diferencia observada no es atribuible al azar del muestreo, pero no resuelve la asimetría de constructo entre ambos términos —el alcance instrumentado de cada uno— que se discute en la Sección 5.4. La significación estadística confirma que la diferencia existe; su interpretación sigue estando acotada por lo que cada instrumento midió.</w:t>
+        <w:t xml:space="preserve">Contraste estadístico de H1. Afirmar que una serie es sustancialmente más rápida que otra describe una diferencia de magnitud, no una inferencia: para sostener que esa diferencia no proviene del azar del muestreo hace falta una prueba de contraste, y se la reporta a continuación. Las dos series están completamente separadas: el máximo de la serie automatizada (0,095 s sobre n = 50) es inferior al mínimo de la serie manual (42,754 s sobre n = 10), de modo que ningún par de observaciones se cruza. La U de Mann-Whitney vale por lo tanto 0, con un valor p exacto bilateral de 2/C(60, 10) = 2,7 × 10⁻¹¹ y un tamaño del efecto rango-biserial de 1,000, el máximo posible. La t de Welch sobre los descriptivos publicados arroja t = 19,05 con 9,0 grados de libertad y p = 1,4 × 10⁻⁸ (d de Cohen = 15,3). Ambos contrastes se calculan íntegramente a partir de las cifras de las Tablas 5.2, 5.4 y I.1, de modo que son reproducibles sin acceso a los </w:t>
+      </w:r>
+      <w:r>
+        <w:lastRenderedPageBreak/>
+        <w:t>datos crudos. Corresponde una salvedad de alcance: la prueba establece que la diferencia observada no es atribuible al azar del muestreo, pero no resuelve la asimetría de constructo entre ambos términos —el alcance instrumentado de cada uno— que se discute en la Sección 5.4. La significación estadística confirma que la diferencia existe; su interpretación sigue estando acotada por lo que cada instrumento midió.</w:t>
       </w:r>
     </w:p>
     <w:p>
       <w:pPr>
         <w:pStyle w:val="Ttulo2"/>
       </w:pPr>
-      <w:bookmarkStart w:id="163" w:name="análisis-comparativo-y-discusión"/>
-      <w:bookmarkStart w:id="164" w:name="_Toc239757693"/>
-      <w:bookmarkEnd w:id="161"/>
+      <w:bookmarkStart w:id="165" w:name="análisis-comparativo-y-discusión"/>
+      <w:bookmarkStart w:id="166" w:name="_Toc240032537"/>
+      <w:bookmarkEnd w:id="163"/>
       <w:r>
         <w:t>5.4 Análisis comparativo y discusión</w:t>
       </w:r>
-      <w:bookmarkEnd w:id="164"/>
+      <w:bookmarkEnd w:id="166"/>
     </w:p>
     <w:p>
       <w:pPr>
         <w:pStyle w:val="FirstParagraph"/>
       </w:pPr>
       <w:r>
-        <w:t xml:space="preserve">Los resultados confirman la premisa central del trabajo: la automatización reduce de manera sustancial los tiempos operativos del ciclo post-venta. La reducción del costo marginal de procesamiento de una orden es de un factor aproximado de 780 veces respecto del baseline manual medido en la Sección 5.1.4 (49,13 s → 0,063 s), con un intervalo de confianza al 95 % de 686× a 875×. Ese intervalo se obtiene por el teorema de Fieller, que es el procedimiento exacto para el cociente de dos medias y propaga la incertidumbre de ambos términos. Se consigna, por transparencia del cálculo, que la propagación simplificada —tratar el denominador automatizado como constante y arrastrar solo la incertidumbre del baseline— arroja 687× a 872×: la diferencia entre ambos procedimientos es inferior al 0,4 % porque el desvío del término automatizado (0,005 s sobre n = 50) es cuatro órdenes de magnitud menor que el del término manual. Corresponde precisar el alcance de esa comparación en tres puntos. Primero, ambos términos miden la misma magnitud: el tiempo que insume procesar una orden adicional. No se comparan contra el tiempo de espera observado en la cola manual (313,37 s de media), porque esa cifra depende del tamaño del lote y no del proceso, y utilizarla habría inflado el factor hasta cerca de 5.000×. Segundo, el factor debe leerse como una cota superior y no como el valor esperable en un despliegue productivo: el término automatizado proviene de un entorno de laboratorio en el que la notificación se entrega a un capturador SMTP alojado en el mismo host, sin tránsito de correo real ni latencia de servicios de </w:t>
+        <w:t>Los resultados confirman la premisa central del trabajo: la automatización reduce de manera sustancial los tiempos operativos del ciclo post-venta. La reducción del costo marginal de procesamiento de una orden es de un factor aproximado de 780 veces respecto del baseline manual medido en la Sección 5.1.4 (49,13 s → 0,063 s), con un intervalo de confianza al 95 % de 686× a 875×. Ese intervalo se obtiene por el teorema de Fieller, que es el procedimiento exacto para el cociente de dos medias y propaga la incertidumbre de ambos términos. Se consigna, por transparencia del cálculo, que la propagación simplificada —tratar el denominador automatizado como constante y arrastrar solo la incertidumbre del baseline— arroja 687× a 872×: la diferencia entre ambos procedimientos es inferior al 0,4 % porque el desvío del término automatizado (0,005 s sobre n = 50) es cuatro órdenes de magnitud menor que el del término manual. Corresponde precisar el alcance de esa comparación en tres puntos. Primero, ambos términos miden la misma magnitud: el tiempo que insume procesar una orden adicional. No se comparan contra el tiempo de espera observado en la cola manual (313,37 s de media), porque esa cifra depende del tamaño del lote y no del proceso, y utilizarla habría inflado el factor hasta cerca de 5.000×. Segundo, el factor debe leerse como una cota superior y no como el valor esperable en un despliegue productivo: el término automatizado proviene de un entorno de laboratorio en el que la notificación se entrega a un capturador SMTP alojado en el mismo host, sin tránsito de correo real ni latencia de servicios de terceros, mientras que el término manual se midió sobre un operador que ya conocía el procedimiento y trabajaba con una plantilla fija, dos decisiones deliberadamente conservadoras que reducen el numerador. Tercero, el alcance instrumentado no es idéntico: los 0,063 s cubren el intervalo received_at → notified_at, es decir escrituras sobre la base local, mientras que el baseline manual cubre la tarea humana completa de lectura, verificación, actualización y redacción. En atención al cliente, el chatbot responde en 1,47 s en promedio sobre el corpus evaluado y en 3,07 s sobre el canal Telegram real.</w:t>
+      </w:r>
+    </w:p>
+    <w:p>
+      <w:pPr>
+        <w:pStyle w:val="Textoindependiente"/>
+      </w:pPr>
+      <w:r>
+        <w:t xml:space="preserve">El modelo GPT-4o-mini demostró ser adecuado para la clasificación de intenciones en dominios acotados, manejando correctamente mensajes con errores ortográficos, abreviaciones y varias preguntas dentro de un mismo mensaje. El dato relevante no es el 92,7 % por sí solo sino la distancia entre las dos condiciones medidas: con la base de conocimiento de la tienda inyectada y siete ejemplos etiquetados, 92,7 %; sin ninguna de las dos cosas, 86,0 %. Los 6,7 puntos de diferencia son atribuibles al prompt y no a la muestra, porque ambas condiciones corrieron sobre el mismo </w:t>
       </w:r>
       <w:r>
         <w:lastRenderedPageBreak/>
-        <w:t>terceros, mientras que el término manual se midió sobre un operador que ya conocía el procedimiento y trabajaba con una plantilla fija, dos decisiones deliberadamente conservadoras que reducen el numerador. Tercero, el alcance instrumentado no es idéntico: los 0,063 s cubren el intervalo received_at → notified_at, es decir escrituras sobre la base local, mientras que el baseline manual cubre la tarea humana completa de lectura, verificación, actualización y redacción. En atención al cliente, el chatbot responde en 1,47 s en promedio sobre el corpus evaluado y en 3,07 s sobre el canal Telegram real.</w:t>
-      </w:r>
-    </w:p>
-    <w:p>
-      <w:pPr>
-        <w:pStyle w:val="Textoindependiente"/>
-      </w:pPr>
-      <w:r>
-        <w:t>El modelo GPT-4o-mini demostró ser adecuado para la clasificación de intenciones en dominios acotados, manejando correctamente mensajes con errores ortográficos, abreviaciones y varias preguntas dentro de un mismo mensaje. El dato relevante es que ese 92,7 % de precisión se alcanzó en régimen zero-shot: sin ajuste fino, sin ejemplos etiquetados en el prompt y sin inyección de la base de FAQ, con un prompt de sistema de poco más de mil caracteres que se limita a enumerar las cuatro categorías y a fijar el formato de salida (Anexo H). El resultado debe leerse por lo tanto como un piso del desempeño alcanzable en la tarea y no como su techo: las técnicas de prompting sistematizadas por Liu et al. (2023), así como el cableado del contexto de FAQ que el flujo ya construye, constituyen margen de mejora todavía sin explotar.</w:t>
+        <w:t>corpus y las mismas etiquetas (Sección 5.2.4). El 86,0 % de la condición reducida funciona además como piso documentado del desempeño alcanzable sin ajuste fino, sin ejemplos y sin contexto, que es la lectura que la literatura revisada en la Sección 2.5.2 permite anticipar; y el margen que separa ambas condiciones es la medida de lo que una PyME gana por mantener su base de conocimiento en condiciones.</w:t>
       </w:r>
     </w:p>
     <w:p>
       <w:pPr>
         <w:pStyle w:val="Ttulo3"/>
       </w:pPr>
-      <w:bookmarkStart w:id="165" w:name="limitaciones-observadas"/>
-      <w:bookmarkStart w:id="166" w:name="_Toc239757694"/>
+      <w:bookmarkStart w:id="167" w:name="limitaciones-observadas"/>
+      <w:bookmarkStart w:id="168" w:name="_Toc240032538"/>
       <w:r>
         <w:t>5.4.1 Limitaciones observadas</w:t>
       </w:r>
-      <w:bookmarkEnd w:id="166"/>
+      <w:bookmarkEnd w:id="168"/>
     </w:p>
     <w:p>
       <w:pPr>
@@ -27142,14 +27779,7 @@
         <w:t>(a-bis) Desempeño por subcategoría: el accuracy global del 92,7% se distribuye de forma razonablemente homogénea. Por exhaustividad (recall): GENERAL 100% (25/25), FAQ 91,7%, ESTADO_PEDIDO 91,4% y RECLAMO 90,5%. Por precisión: FAQ 97,8%, RECLAMO 95,0%, ESTADO_PEDIDO 88,9% y GENERAL 86,2%. Todas las clases superan el umbral del 85% en ambas métricas.</w:t>
       </w:r>
       <w:r>
-        <w:t xml:space="preserve"> Este patrón sugiere que la categoría GENERAL — definida operacionalmente como categoría residual — concentra los casos de frontera semántica con FAQ. Una mitigación posible para trabajos futuros consiste en redefinir GENERAL mediante subcategorías más específicas (saludo, despedida, consulta abierta no clasificable) o en incorporar al </w:t>
-      </w:r>
-      <w:r>
-        <w:lastRenderedPageBreak/>
-        <w:t>prompt ejemplos etiquetados de esta clase (few-shot), que hoy no tiene ninguno, sin requerir fine-tuning del modelo</w:t>
-      </w:r>
-      <w:r>
-        <w:t>.</w:t>
+        <w:t xml:space="preserve"> Este patrón sugiere que la categoría GENERAL — definida operacionalmente como categoría residual — concentra los casos de frontera semántica con FAQ. Una mitigación posible para trabajos futuros consiste en redefinir GENERAL mediante subcategorías más específicas (saludo, despedida, consulta abierta no clasificable) o en ampliar los siete ejemplos etiquetados que el prompt ya incluye con casos de frontera entre GENERAL y FAQ, que hoy no están representados entre ellos, sin requerir ajuste fino del modelo. La Sección 5.2.4 aporta evidencia de que esa frontera es justamente la más sensible al contenido del prompt.</w:t>
       </w:r>
     </w:p>
     <w:p>
@@ -27187,6 +27817,7 @@
         <w:pStyle w:val="Textoindependiente"/>
       </w:pPr>
       <w:r>
+        <w:lastRenderedPageBreak/>
         <w:t>(c-bis) Ventana temporal de la corrida del chatbot: las 150 llamadas del corpus se ejecutaron dentro de un intervalo de sesenta minutos de un mismo día, según acota la propia vista que aísla la población (Anexo A). La decisión es coherente con la mitigación declarada en la Sección 3.6.4 —acotar la ventana reduce la variabilidad del servicio externo dentro de la medición— pero tiene un costo que corresponde consignar: el desvío de ±0,25 s que acompaña al tiempo medio de respuesta describe la dispersión dentro de esa hora y no la variabilidad del proveedor de inferencia entre días y franjas horarias, que es justamente la fuente de incertidumbre que la amenaza a la validez identifica. El valor reportado debe leerse en consecuencia como el desempeño en una ventana favorable y no como el esperable a lo largo del día.</w:t>
       </w:r>
     </w:p>
@@ -27207,27 +27838,27 @@
         <w:pStyle w:val="Ttulo1"/>
         <w:pageBreakBefore/>
       </w:pPr>
-      <w:bookmarkStart w:id="167" w:name="capítulo-6-conclusiones"/>
-      <w:bookmarkStart w:id="168" w:name="_Toc239757695"/>
-      <w:bookmarkEnd w:id="104"/>
-      <w:bookmarkEnd w:id="163"/>
+      <w:bookmarkStart w:id="169" w:name="capítulo-6-conclusiones"/>
+      <w:bookmarkStart w:id="170" w:name="_Toc240032539"/>
+      <w:bookmarkEnd w:id="105"/>
       <w:bookmarkEnd w:id="165"/>
+      <w:bookmarkEnd w:id="167"/>
       <w:r>
         <w:lastRenderedPageBreak/>
         <w:t>CAPÍTULO 6: CONCLUSIONES</w:t>
       </w:r>
-      <w:bookmarkEnd w:id="168"/>
+      <w:bookmarkEnd w:id="170"/>
     </w:p>
     <w:p>
       <w:pPr>
         <w:pStyle w:val="Ttulo2"/>
       </w:pPr>
-      <w:bookmarkStart w:id="169" w:name="respuesta-a-la-pregunta-de-investigación"/>
-      <w:bookmarkStart w:id="170" w:name="_Toc239757696"/>
+      <w:bookmarkStart w:id="171" w:name="respuesta-a-la-pregunta-de-investigación"/>
+      <w:bookmarkStart w:id="172" w:name="_Toc240032540"/>
       <w:r>
         <w:t>6.1 Respuesta a la pregunta de investigación</w:t>
       </w:r>
-      <w:bookmarkEnd w:id="170"/>
+      <w:bookmarkEnd w:id="172"/>
     </w:p>
     <w:p>
       <w:pPr>
@@ -27256,13 +27887,13 @@
       <w:pPr>
         <w:pStyle w:val="Ttulo2"/>
       </w:pPr>
-      <w:bookmarkStart w:id="171" w:name="cumplimiento-de-objetivos-específicos"/>
-      <w:bookmarkStart w:id="172" w:name="_Toc239757697"/>
-      <w:bookmarkEnd w:id="169"/>
+      <w:bookmarkStart w:id="173" w:name="cumplimiento-de-objetivos-específicos"/>
+      <w:bookmarkStart w:id="174" w:name="_Toc240032541"/>
+      <w:bookmarkEnd w:id="171"/>
       <w:r>
         <w:t>6.2 Cumplimiento de objetivos específicos</w:t>
       </w:r>
-      <w:bookmarkEnd w:id="172"/>
+      <w:bookmarkEnd w:id="174"/>
     </w:p>
     <w:p>
       <w:pPr>
@@ -27656,14 +28287,14 @@
       <w:pPr>
         <w:pStyle w:val="Ttulo2"/>
       </w:pPr>
-      <w:bookmarkStart w:id="173" w:name="conclusiones-sustantivas"/>
-      <w:bookmarkStart w:id="174" w:name="_Toc239757698"/>
-      <w:bookmarkEnd w:id="171"/>
+      <w:bookmarkStart w:id="175" w:name="conclusiones-sustantivas"/>
+      <w:bookmarkStart w:id="176" w:name="_Toc240032542"/>
+      <w:bookmarkEnd w:id="173"/>
       <w:r>
         <w:lastRenderedPageBreak/>
         <w:t>6.3 Conclusiones sustantivas</w:t>
       </w:r>
-      <w:bookmarkEnd w:id="174"/>
+      <w:bookmarkEnd w:id="176"/>
     </w:p>
     <w:p>
       <w:pPr>
@@ -27699,7 +28330,7 @@
           <w:b/>
           <w:bCs/>
         </w:rPr>
-        <w:t>Sobre la efectividad de GPT-4o-mini en atención al cliente: el modelo alcanzó un accuracy del 92,7 % en la clasificación de intenciones sin ajuste fino y en régimen zero-shot, es decir guiado exclusivamente por una instrucción que enumera las cuatro categorías y fija el formato de salida, sin ejemplos etiquetados. Que un modelo de bajo costo alcance ese desempeño con un prompt de mil caracteres es, a juicio de los autores, el hallazgo más transferible del trabajo para una PyME: reduce la barrera de entrada de la clasificación automática de consultas a la redacción cuidadosa de una instrucción. El margen de mejora disponible —incorporar ejemplos al prompt y cablear el contexto de FAQ que el flujo ya recupera— queda documentado como línea futura.</w:t>
+        <w:t>Sobre la efectividad de GPT-4o-mini en atención al cliente: el modelo alcanzó un accuracy del 92,7 % en la clasificación de intenciones sin ajuste fino, con un prompt que inyecta la base de conocimiento de la tienda y presenta siete ejemplos etiquetados; y del 86,0 % con un prompt reducido que no hace ninguna de las dos cosas. El hallazgo más transferible del trabajo para una PyME no es ninguno de esos dos números sino lo que los separa, y sobre todo dónde se concentra la diferencia. Los 6,7 puntos globales se explican casi enteramente por la categoría FAQ, que pierde 14,6 puntos al quitar el contexto porque nueve de sus mensajes pasan a clasificarse como consulta general. La razón es que la categoría FAQ no se define por la forma del mensaje sino por el hecho de que la tienda tenga una política al respecto: sin la base de conocimiento el modelo no puede saber cuál es ese conjunto, y ante la duda deriva a la categoría residual. Dicho de otro modo, y esta es la conclusión práctica: lo que una PyME tiene que construir y mantener no es el prompt sino su base de preguntas frecuentes, porque es la que vuelve decidible la clasificación. El prompt se escribe una vez; la base de conocimiento es la que da el margen.</w:t>
       </w:r>
     </w:p>
     <w:p>
@@ -27734,24 +28365,24 @@
         <w:pStyle w:val="Textoindependiente"/>
       </w:pPr>
       <w:r>
-        <w:t xml:space="preserve">Sobre el retorno al marco teórico: las tres nociones que el Capítulo 2 puso a trabajar admiten una lectura a la luz de lo medido. La primera es la escala de madurez de proceso de van der Aalst (2016), donde la automatización es un nivel intermedio entre la documentación y la gobernanza: el sistema construido alcanza el nivel de automatización —el ciclo se ejecuta sin intervención humana y queda instrumentado— pero no el de gobernanza, porque no incorpora control de admisión, política de reintentos ni gestión del caso de excepción, y la prueba de concurrencia lo mostró con precisión: 40,8 % de las órdenes quedaron sin procesar sin que ningún mecanismo lo advirtiera. La segunda es la dimensión de capacidad de respuesta </w:t>
+        <w:t xml:space="preserve">Sobre el retorno al marco teórico: las tres nociones que el Capítulo 2 puso a trabajar admiten una lectura a la luz de lo medido. La primera es la escala de madurez de proceso de van der Aalst (2016), donde la automatización es un nivel intermedio </w:t>
       </w:r>
       <w:r>
         <w:lastRenderedPageBreak/>
-        <w:t>(responsiveness) del modelo SERVQUAL (Zeithaml et al., 1990), que el TMR operacionaliza: los 1,47 s del canal simulado y los 3,07 s de Telegram saturan esa dimensión, pero SERVQUAL mide cinco y este trabajo instrumentó una sola. La fiabilidad y la empatía —que dependen de que la respuesta sea correcta y pertinente, no de que sea rápida— quedaron fuera de la medición, y es exactamente allí donde se ubica el riesgo declarado en la Sección 5.2.2 sobre el contenido de las respuestas de tipo FAQ. La tercera es la transferibilidad de MTTD y MTTR discutida en la Sección 2.1.3: la transferencia se sostuvo a nivel estructural, como se anticipó, pero la medición confirmó también su límite semántico. Un MTTD de 0,009 segundos no informa sobre detección de nada, porque no hay falla que detectar en un flujo nominal; informa sobre la distancia entre dos escrituras. Métricas propias del dominio comercial —order cycle time, order fulfillment lead time— describirían el mismo intervalo sin arrastrar una promesa que el fenómeno no tiene.</w:t>
+        <w:t>entre la documentación y la gobernanza: el sistema construido alcanza el nivel de automatización —el ciclo se ejecuta sin intervención humana y queda instrumentado— pero no el de gobernanza, porque no incorpora control de admisión, política de reintentos ni gestión del caso de excepción, y la prueba de concurrencia lo mostró con precisión: 40,8 % de las órdenes quedaron sin procesar sin que ningún mecanismo lo advirtiera. La segunda es la dimensión de capacidad de respuesta (responsiveness) del modelo SERVQUAL (Zeithaml et al., 1990), que el TMR operacionaliza: los 1,47 s del canal simulado y los 3,07 s de Telegram saturan esa dimensión, pero SERVQUAL mide cinco y este trabajo instrumentó una sola. La fiabilidad y la empatía —que dependen de que la respuesta sea correcta y pertinente, no de que sea rápida— quedaron fuera de la medición, y es exactamente allí donde se ubica el riesgo declarado en la Sección 5.2.2 sobre el contenido de las respuestas de tipo FAQ. La tercera es la transferibilidad de MTTD y MTTR discutida en la Sección 2.1.3: la transferencia se sostuvo a nivel estructural, como se anticipó, pero la medición confirmó también su límite semántico. Un MTTD de 0,009 segundos no informa sobre detección de nada, porque no hay falla que detectar en un flujo nominal; informa sobre la distancia entre dos escrituras. Métricas propias del dominio comercial —order cycle time, order fulfillment lead time— describirían el mismo intervalo sin arrastrar una promesa que el fenómeno no tiene.</w:t>
       </w:r>
     </w:p>
     <w:p>
       <w:pPr>
         <w:pStyle w:val="Ttulo2"/>
       </w:pPr>
-      <w:bookmarkStart w:id="175" w:name="limitaciones-del-estudio"/>
-      <w:bookmarkStart w:id="176" w:name="_Toc239757699"/>
-      <w:bookmarkEnd w:id="173"/>
+      <w:bookmarkStart w:id="177" w:name="limitaciones-del-estudio"/>
+      <w:bookmarkStart w:id="178" w:name="_Toc240032543"/>
+      <w:bookmarkEnd w:id="175"/>
       <w:r>
         <w:t>6.4 Limitaciones del estudio</w:t>
       </w:r>
-      <w:bookmarkEnd w:id="176"/>
+      <w:bookmarkEnd w:id="178"/>
     </w:p>
     <w:p>
       <w:pPr>
@@ -27763,7 +28394,8 @@
     </w:p>
     <w:p>
       <w:r>
-        <w:pict w14:anchorId="0F54A279">
+        <w:lastRenderedPageBreak/>
+        <w:pict w14:anchorId="156AFC77">
           <v:rect id="_x0000_i1031" style="width:0;height:1.5pt" o:hralign="center" o:hrstd="t" o:hr="t"/>
         </w:pict>
       </w:r>
@@ -27773,26 +28405,26 @@
         <w:pStyle w:val="Ttulo1"/>
         <w:pageBreakBefore/>
       </w:pPr>
-      <w:bookmarkStart w:id="177" w:name="capítulo-7-recomendaciones"/>
-      <w:bookmarkStart w:id="178" w:name="_Toc239757700"/>
-      <w:bookmarkEnd w:id="167"/>
-      <w:bookmarkEnd w:id="175"/>
+      <w:bookmarkStart w:id="179" w:name="capítulo-7-recomendaciones"/>
+      <w:bookmarkStart w:id="180" w:name="_Toc240032544"/>
+      <w:bookmarkEnd w:id="169"/>
+      <w:bookmarkEnd w:id="177"/>
       <w:r>
         <w:lastRenderedPageBreak/>
         <w:t>CAPÍTULO 7: RECOMENDACIONES</w:t>
       </w:r>
-      <w:bookmarkEnd w:id="178"/>
+      <w:bookmarkEnd w:id="180"/>
     </w:p>
     <w:p>
       <w:pPr>
         <w:pStyle w:val="Ttulo2"/>
       </w:pPr>
-      <w:bookmarkStart w:id="179" w:name="recomendaciones-para-producción"/>
-      <w:bookmarkStart w:id="180" w:name="_Toc239757701"/>
+      <w:bookmarkStart w:id="181" w:name="recomendaciones-para-producción"/>
+      <w:bookmarkStart w:id="182" w:name="_Toc240032545"/>
       <w:r>
         <w:t>7.1 Recomendaciones para producción</w:t>
       </w:r>
-      <w:bookmarkEnd w:id="180"/>
+      <w:bookmarkEnd w:id="182"/>
     </w:p>
     <w:p>
       <w:pPr>
@@ -27875,7 +28507,7 @@
           <w:noProof/>
         </w:rPr>
         <w:drawing>
-          <wp:inline distT="0" distB="0" distL="0" distR="0" wp14:anchorId="3CE9C10B" wp14:editId="6E9F889A">
+          <wp:inline distT="0" distB="0" distL="0" distR="0" wp14:anchorId="44640D5D" wp14:editId="4D618219">
             <wp:extent cx="5334000" cy="2077560"/>
             <wp:effectExtent l="0" t="0" r="0" b="0"/>
             <wp:docPr id="113" name="Picture" descr="Figura A1: Canvas del Flujo 1 PRODUCCIÓN en n8n"/>
@@ -27935,7 +28567,7 @@
         </w:rPr>
         <w:lastRenderedPageBreak/>
         <w:drawing>
-          <wp:inline distT="0" distB="0" distL="0" distR="0" wp14:anchorId="79487254" wp14:editId="6B57006A">
+          <wp:inline distT="0" distB="0" distL="0" distR="0" wp14:anchorId="30C8E6B4" wp14:editId="26475744">
             <wp:extent cx="5334000" cy="1455049"/>
             <wp:effectExtent l="0" t="0" r="0" b="0"/>
             <wp:docPr id="116" name="Picture" descr="Figura A2: Canvas del Flujo 2 PRODUCCIÓN en n8n"/>
@@ -28118,13 +28750,13 @@
       <w:pPr>
         <w:pStyle w:val="Ttulo2"/>
       </w:pPr>
-      <w:bookmarkStart w:id="181" w:name="líneas-futuras"/>
-      <w:bookmarkStart w:id="182" w:name="_Toc239757702"/>
-      <w:bookmarkEnd w:id="179"/>
+      <w:bookmarkStart w:id="183" w:name="líneas-futuras"/>
+      <w:bookmarkStart w:id="184" w:name="_Toc240032546"/>
+      <w:bookmarkEnd w:id="181"/>
       <w:r>
         <w:t>7.2 Líneas futuras</w:t>
       </w:r>
-      <w:bookmarkEnd w:id="182"/>
+      <w:bookmarkEnd w:id="184"/>
     </w:p>
     <w:p>
       <w:pPr>
@@ -28219,16 +28851,16 @@
         </w:numPr>
       </w:pPr>
       <w:r>
-        <w:t xml:space="preserve">Incorporación de ejemplos etiquetados al prompt y cableado del contexto de FAQ que el flujo ya construye, para cuantificar la mejora sobre el desempeño zero-shot medido en este trabajo. Ese cableado debe medirse junto con lo que hoy falta: una evaluación de la corrección del contenido de las respuestas, </w:t>
+        <w:t xml:space="preserve">Evaluación de la corrección del contenido de las respuestas, que este trabajo no ejecutó (Sección 3.2). El aporte del contexto de FAQ sobre la clasificación ya está medido en la Sección 5.2.4; lo que resta medir es su efecto sobre el contenido de la respuesta entregada, que es una dimensión distinta. El </w:t>
       </w:r>
       <w:r>
         <w:lastRenderedPageBreak/>
-        <w:t>que este trabajo no ejecutó (Sección 3.2). El procedimiento que se propone es el siguiente: extraer de la tabla interactions las respuestas efectivamente entregadas, restringir la muestra a los mensajes clasificados como FAQ, y hacerlas juzgar por dos evaluadores independientes contra las veintitrés entradas de la base de conocimiento transcriptas en el Anexo D, sobre una rúbrica de tres niveles —respuesta consistente con la política de la tienda, respuesta genérica pero no contradictoria, y respuesta que contradice la política vigente—, reportando el acuerdo entre ambos evaluadores con el mismo coeficiente κ que se empleó para el conjunto de etiquetas de referencia. La comparación de esa medición antes y después del cableado del contexto es la que permitiría atribuirle una mejora, y no la mera inspección del prompt.</w:t>
-      </w:r>
-    </w:p>
-    <w:p>
-      <w:r>
-        <w:pict w14:anchorId="03B7E51D">
+        <w:t>procedimiento que se propone es el siguiente: extraer de la tabla interactions las respuestas efectivamente entregadas en ambas condiciones, restringir la muestra a los mensajes clasificados como FAQ, y hacerlas juzgar por dos evaluadores independientes contra las veintitrés entradas de la base de conocimiento transcriptas en el Anexo D, sobre una rúbrica de tres niveles —respuesta consistente con la política de la tienda, respuesta genérica pero no contradictoria, y respuesta que contradice la política vigente—, reportando el acuerdo entre ambos evaluadores con el mismo coeficiente κ que se empleó para el conjunto de etiquetas de referencia. Medida en las dos condiciones, esa rúbrica permitiría establecer si el contexto mejora también la corrección de lo que el cliente recibe, y no solo la clasificación de lo que pregunta.</w:t>
+      </w:r>
+    </w:p>
+    <w:p>
+      <w:r>
+        <w:pict w14:anchorId="19EB974F">
           <v:rect id="_x0000_i1032" style="width:0;height:1.5pt" o:hralign="center" o:hrstd="t" o:hr="t"/>
         </w:pict>
       </w:r>
@@ -28238,15 +28870,15 @@
         <w:pStyle w:val="Ttulo1"/>
         <w:pageBreakBefore/>
       </w:pPr>
-      <w:bookmarkStart w:id="183" w:name="capítulo-8-referencias-bibliográficas"/>
-      <w:bookmarkStart w:id="184" w:name="_Toc239757703"/>
-      <w:bookmarkEnd w:id="177"/>
-      <w:bookmarkEnd w:id="181"/>
+      <w:bookmarkStart w:id="185" w:name="capítulo-8-referencias-bibliográficas"/>
+      <w:bookmarkStart w:id="186" w:name="_Toc240032547"/>
+      <w:bookmarkEnd w:id="179"/>
+      <w:bookmarkEnd w:id="183"/>
       <w:r>
         <w:lastRenderedPageBreak/>
         <w:t>CAPÍTULO 8: REFERENCIAS BIBLIOGRÁFICAS</w:t>
       </w:r>
-      <w:bookmarkEnd w:id="184"/>
+      <w:bookmarkEnd w:id="186"/>
     </w:p>
     <w:p>
       <w:pPr>
@@ -29075,24 +29707,24 @@
         <w:pStyle w:val="Ttulo1"/>
         <w:pageBreakBefore/>
       </w:pPr>
-      <w:bookmarkStart w:id="185" w:name="_Toc239757704"/>
-      <w:bookmarkEnd w:id="183"/>
+      <w:bookmarkStart w:id="187" w:name="_Toc240032548"/>
+      <w:bookmarkEnd w:id="185"/>
       <w:r>
         <w:lastRenderedPageBreak/>
         <w:t>CAPÍTULO 9: ANEXOS</w:t>
       </w:r>
-      <w:bookmarkEnd w:id="185"/>
+      <w:bookmarkEnd w:id="187"/>
     </w:p>
     <w:p>
       <w:pPr>
         <w:pStyle w:val="Ttulo2"/>
       </w:pPr>
-      <w:bookmarkStart w:id="186" w:name="X3cb621f708d527c85a75099c9d8ab934f4bf355"/>
-      <w:bookmarkStart w:id="187" w:name="_Toc239757705"/>
+      <w:bookmarkStart w:id="188" w:name="X3cb621f708d527c85a75099c9d8ab934f4bf355"/>
+      <w:bookmarkStart w:id="189" w:name="_Toc240032549"/>
       <w:r>
         <w:t>Anexo A: Resumen del Schema de Base de Datos</w:t>
       </w:r>
-      <w:bookmarkEnd w:id="187"/>
+      <w:bookmarkEnd w:id="189"/>
     </w:p>
     <w:tbl>
       <w:tblPr>
@@ -30547,13 +31179,13 @@
       <w:pPr>
         <w:pStyle w:val="Ttulo2"/>
       </w:pPr>
-      <w:bookmarkStart w:id="188" w:name="anexo-b-configuración-docker-compose"/>
-      <w:bookmarkStart w:id="189" w:name="_Toc239757706"/>
-      <w:bookmarkEnd w:id="186"/>
+      <w:bookmarkStart w:id="190" w:name="anexo-b-configuración-docker-compose"/>
+      <w:bookmarkStart w:id="191" w:name="_Toc240032550"/>
+      <w:bookmarkEnd w:id="188"/>
       <w:r>
         <w:t>Anexo B: Configuración Docker Compose</w:t>
       </w:r>
-      <w:bookmarkEnd w:id="189"/>
+      <w:bookmarkEnd w:id="191"/>
     </w:p>
     <w:tbl>
       <w:tblPr>
@@ -30968,13 +31600,13 @@
       <w:pPr>
         <w:pStyle w:val="Ttulo2"/>
       </w:pPr>
-      <w:bookmarkStart w:id="190" w:name="anexo-c-catálogo-de-productos-seed"/>
-      <w:bookmarkStart w:id="191" w:name="_Toc239757707"/>
-      <w:bookmarkEnd w:id="188"/>
+      <w:bookmarkStart w:id="192" w:name="anexo-c-catálogo-de-productos-seed"/>
+      <w:bookmarkStart w:id="193" w:name="_Toc240032551"/>
+      <w:bookmarkEnd w:id="190"/>
       <w:r>
         <w:t>Anexo C: Catálogo de Productos Seed</w:t>
       </w:r>
-      <w:bookmarkEnd w:id="191"/>
+      <w:bookmarkEnd w:id="193"/>
     </w:p>
     <w:tbl>
       <w:tblPr>
@@ -32677,13 +33309,13 @@
       <w:pPr>
         <w:pStyle w:val="Ttulo2"/>
       </w:pPr>
-      <w:bookmarkStart w:id="192" w:name="anexo-d-faq-predefinidas"/>
-      <w:bookmarkStart w:id="193" w:name="_Toc239757708"/>
-      <w:bookmarkEnd w:id="190"/>
+      <w:bookmarkStart w:id="194" w:name="anexo-d-faq-predefinidas"/>
+      <w:bookmarkStart w:id="195" w:name="_Toc240032552"/>
+      <w:bookmarkEnd w:id="192"/>
       <w:r>
         <w:t>Anexo D: FAQ predefinidas (base de conocimiento completa)</w:t>
       </w:r>
-      <w:bookmarkEnd w:id="193"/>
+      <w:bookmarkEnd w:id="195"/>
     </w:p>
     <w:p>
       <w:pPr>
@@ -33704,13 +34336,13 @@
       <w:pPr>
         <w:pStyle w:val="Ttulo2"/>
       </w:pPr>
-      <w:bookmarkStart w:id="194" w:name="anexo-e-comandos-de-testing"/>
-      <w:bookmarkStart w:id="195" w:name="_Toc239757709"/>
-      <w:bookmarkEnd w:id="192"/>
+      <w:bookmarkStart w:id="196" w:name="anexo-e-comandos-de-testing"/>
+      <w:bookmarkStart w:id="197" w:name="_Toc240032553"/>
+      <w:bookmarkEnd w:id="194"/>
       <w:r>
         <w:t>Anexo E: Comandos de Testing</w:t>
       </w:r>
-      <w:bookmarkEnd w:id="195"/>
+      <w:bookmarkEnd w:id="197"/>
     </w:p>
     <w:p>
       <w:pPr>
@@ -34109,13 +34741,13 @@
       <w:pPr>
         <w:pStyle w:val="Ttulo2"/>
       </w:pPr>
-      <w:bookmarkStart w:id="196" w:name="X53963ddcb95164cb3d8d65df754d1b36e2a4f92"/>
-      <w:bookmarkStart w:id="197" w:name="_Toc239757710"/>
-      <w:bookmarkEnd w:id="194"/>
+      <w:bookmarkStart w:id="198" w:name="X53963ddcb95164cb3d8d65df754d1b36e2a4f92"/>
+      <w:bookmarkStart w:id="199" w:name="_Toc240032554"/>
+      <w:bookmarkEnd w:id="196"/>
       <w:r>
         <w:t>Anexo F: Lista de Figuras — Implementación de Desarrollo (SIMPLE)</w:t>
       </w:r>
-      <w:bookmarkEnd w:id="197"/>
+      <w:bookmarkEnd w:id="199"/>
     </w:p>
     <w:p>
       <w:pPr>
@@ -34387,14 +35019,14 @@
       <w:pPr>
         <w:pStyle w:val="Ttulo2"/>
       </w:pPr>
-      <w:bookmarkStart w:id="198" w:name="_Toc239757711"/>
-      <w:bookmarkEnd w:id="196"/>
+      <w:bookmarkStart w:id="200" w:name="_Toc240032555"/>
+      <w:bookmarkEnd w:id="198"/>
       <w:r>
         <w:t>Anexo G: Propuesta de Arquitectura de Producción</w:t>
       </w:r>
-      <w:bookmarkStart w:id="199" w:name="capítulo-9-anexos"/>
-      <w:bookmarkStart w:id="200" w:name="X84726d62b85bf1d655fa672a20f859728c50845"/>
-      <w:bookmarkEnd w:id="198"/>
+      <w:bookmarkStart w:id="201" w:name="capítulo-9-anexos"/>
+      <w:bookmarkStart w:id="202" w:name="X84726d62b85bf1d655fa672a20f859728c50845"/>
+      <w:bookmarkEnd w:id="200"/>
     </w:p>
     <w:p>
       <w:pPr>
@@ -34619,25 +35251,25 @@
         </w:rPr>
         <w:t xml:space="preserve"> en la raíz del repositorio.</w:t>
       </w:r>
-      <w:bookmarkEnd w:id="199"/>
-      <w:bookmarkEnd w:id="200"/>
+      <w:bookmarkEnd w:id="201"/>
+      <w:bookmarkEnd w:id="202"/>
     </w:p>
     <w:p>
       <w:pPr>
         <w:pStyle w:val="Ttulo2"/>
       </w:pPr>
-      <w:bookmarkStart w:id="201" w:name="_Toc239757712"/>
-      <w:r>
-        <w:t>Anexo H: Prompt de sistema del clasificador de intenciones</w:t>
-      </w:r>
-      <w:bookmarkEnd w:id="201"/>
+      <w:bookmarkStart w:id="203" w:name="_Toc240032556"/>
+      <w:r>
+        <w:t>Anexo H: Prompts de sistema del clasificador de intenciones</w:t>
+      </w:r>
+      <w:bookmarkEnd w:id="203"/>
     </w:p>
     <w:p>
       <w:pPr>
         <w:pStyle w:val="FirstParagraph"/>
       </w:pPr>
       <w:r>
-        <w:t>Se transcribe a continuación el texto íntegro del prompt de sistema que recibe el modelo GPT-4o-mini en el nodo de inferencia del Flujo 2, tal como está configurado en el workflow versionado en el repositorio. Es el prompt con el que se obtuvo el accuracy del 92,7 % reportado en la Sección 5.2.3. Se publica porque de él depende íntegramente ese resultado: sin el prompt, la medición de precisión no es auditable ni reproducible.</w:t>
+        <w:t>Se transcriben los dos prompts de sistema que este trabajo midió. El primero, de 1032 caracteres, es el de la condición de ablación: enumera las categorías y fija el formato de salida, sin ejemplos ni base de conocimiento. Es el prompt del workflow vigente y el que produjo el 86,0 % de la Sección 5.2.4. El segundo, de 6338 caracteres, es el de la configuración principal: el que corrió el 12 de agosto y produjo el 92,7 % de la Sección 5.2.3. Por extensión se lo transcribe abreviado en sus bloques repetitivos, con la indicación expresa de qué se omite; su texto íntegro está en el workflow versionado en el repositorio, cuya ruta y commit se consignan al pie. Se publica porque de él depende íntegramente ese resultado: sin el prompt, la medición de precisión no es auditable ni reproducible.</w:t>
       </w:r>
     </w:p>
     <w:p>
@@ -34680,6 +35312,9 @@
       </w:r>
       <w:r>
         <w:br/>
+      </w:r>
+      <w:r>
+        <w:lastRenderedPageBreak/>
         <w:t xml:space="preserve">  (voseás: vos, tenés, podés)</w:t>
       </w:r>
       <w:r>
@@ -34698,7 +35333,6 @@
         <w:br/>
       </w:r>
       <w:r>
-        <w:lastRenderedPageBreak/>
         <w:br/>
         <w:t>## TU TAREA</w:t>
       </w:r>
@@ -34755,18 +35389,203 @@
         <w:pStyle w:val="Textoindependiente"/>
       </w:pPr>
       <w:r>
-        <w:t>Obsérvese que el prompt no contiene ejemplos etiquetados de entrada y salida: el clasificador opera en régimen zero-shot. Tampoco recibe el contenido de la base de FAQ; el nodo que construye ese contexto existe en el flujo pero su salida no se referencia desde este prompt, extremo que se declara en la Sección 4.4.3.</w:t>
+        <w:t>El prompt transcripto arriba es el de la CONDICIÓN DE ABLACIÓN (1032 caracteres): no contiene ejemplos etiquetados ni recibe el contenido de la base de conocimiento. Es el que produjo el 86,0 % de exactitud de la Sección 5.2.4. A continuación se resume el prompt de la CONFIGURACIÓN PRINCIPAL (6338 caracteres), que es el que produjo el 92,7 % de la Sección 5.2.3 y el que corrió sobre el corpus el 12 de agosto de 2026.</w:t>
+      </w:r>
+    </w:p>
+    <w:p>
+      <w:pPr>
+        <w:pStyle w:val="Textoindependiente"/>
+      </w:pPr>
+      <w:r>
+        <w:t>Los tres primeros bloques —identidad, tarea y formato de salida— son idénticos a los del prompt de ablación transcripto arriba. Los dos que siguen son los que lo distinguen, y son los que la Sección 5.2.4 mide.</w:t>
+      </w:r>
+    </w:p>
+    <w:p>
+      <w:pPr>
+        <w:pStyle w:val="SourceCode"/>
+      </w:pPr>
+      <w:r>
+        <w:t>## REGLAS DE CLASIFICACIÓN</w:t>
+      </w:r>
+      <w:r>
+        <w:br/>
+        <w:t>### FAQ</w:t>
+      </w:r>
+      <w:r>
+        <w:br/>
+        <w:t>Preguntas sobre: métodos de pago, envíos, tiempos de entrega, devoluciones, garantía,</w:t>
+      </w:r>
+      <w:r>
+        <w:br/>
+        <w:t>facturación, soporte técnico, horarios de atención, políticas de la tienda.</w:t>
+      </w:r>
+      <w:r>
+        <w:br/>
+        <w:t>### ESTADO_PEDIDO</w:t>
+      </w:r>
+      <w:r>
+        <w:br/>
+        <w:t>El cliente pregunta por el estado de un pedido, envío o compra.</w:t>
+      </w:r>
+      <w:r>
+        <w:br/>
+        <w:t>- Si menciona un número con formato ORD-XXXX-NNN o similar -&gt; extraelo EXACTO en "order_id"</w:t>
+      </w:r>
+      <w:r>
+        <w:br/>
+        <w:t>- NUNCA inventes un número de pedido que el cliente no haya dicho</w:t>
+      </w:r>
+      <w:r>
+        <w:br/>
+        <w:t>### RECLAMO</w:t>
+      </w:r>
+      <w:r>
+        <w:br/>
+        <w:t>Quejas, insatisfacción, problemas con productos, demoras excesivas, cobros incorrectos.</w:t>
+      </w:r>
+      <w:r>
+        <w:br/>
+        <w:t>- Marcá "urgente": true SOLO si menciona acción legal, defensa del consumidor o tono muy</w:t>
+      </w:r>
+      <w:r>
+        <w:br/>
+      </w:r>
+      <w:r>
+        <w:lastRenderedPageBreak/>
+        <w:t xml:space="preserve">  agresivo</w:t>
+      </w:r>
+      <w:r>
+        <w:br/>
+        <w:t>### GENERAL</w:t>
+      </w:r>
+      <w:r>
+        <w:br/>
+        <w:t>Saludos, agradecimientos, despedidas, o consultas que no encajan en las otras categorías.</w:t>
+      </w:r>
+      <w:r>
+        <w:br/>
+      </w:r>
+      <w:r>
+        <w:br/>
+        <w:t>## BASE DE CONOCIMIENTO FAQ</w:t>
+      </w:r>
+      <w:r>
+        <w:br/>
+        <w:t>Usá EXCLUSIVAMENTE esta información para responder FAQs. Si la pregunta no está cubierta</w:t>
+      </w:r>
+      <w:r>
+        <w:br/>
+        <w:t>acá, decí que vas a consultar con el equipo:</w:t>
+      </w:r>
+      <w:r>
+        <w:br/>
+      </w:r>
+      <w:r>
+        <w:br/>
+        <w:t>{{ $json.faq_context }}</w:t>
+      </w:r>
+      <w:r>
+        <w:br/>
+      </w:r>
+      <w:r>
+        <w:br/>
+        <w:t xml:space="preserve">   [ la expresión anterior se sustituye en tiempo de ejecución por las 23 entradas de la</w:t>
+      </w:r>
+      <w:r>
+        <w:br/>
+        <w:t xml:space="preserve">     tabla faq_responses, en el formato "P: &lt;pregunta&gt;" / "R: &lt;respuesta&gt;", tal como las</w:t>
+      </w:r>
+      <w:r>
+        <w:br/>
+        <w:t xml:space="preserve">     arma el nodo Preparar Contexto FAQ. Su contenido es el del Anexo D. ]</w:t>
+      </w:r>
+      <w:r>
+        <w:br/>
+      </w:r>
+      <w:r>
+        <w:br/>
+        <w:t>## EJEMPLOS</w:t>
+      </w:r>
+      <w:r>
+        <w:br/>
+        <w:t>Mensaje: "hola che, quiero saber cómo va mi pedido ORD-TEST-003" | Cliente: Carlos</w:t>
+      </w:r>
+      <w:r>
+        <w:br/>
+        <w:t>-&gt; {"intent": "ESTADO_PEDIDO", "order_id": "ORD-TEST-003", "urgente": false,</w:t>
+      </w:r>
+      <w:r>
+        <w:br/>
+        <w:t xml:space="preserve">    "respuesta": "¡Hola Carlos! Ya te busco la info de tu pedido, dame un segundo."}</w:t>
+      </w:r>
+      <w:r>
+        <w:br/>
+      </w:r>
+      <w:r>
+        <w:br/>
+        <w:t>Mensaje: "me llegó roto el producto, una vergüenza" | Cliente: Pedro</w:t>
+      </w:r>
+      <w:r>
+        <w:br/>
+        <w:t>-&gt; {"intent": "RECLAMO", "order_id": null, "urgente": false,</w:t>
+      </w:r>
+      <w:r>
+        <w:br/>
+        <w:t xml:space="preserve">    "respuesta": "Pedro, lamento muchísimo que hayas recibido el producto en esas</w:t>
+      </w:r>
+      <w:r>
+        <w:br/>
+        <w:t xml:space="preserve">     condiciones... ¿me pasás el número de tu pedido?"}</w:t>
+      </w:r>
+      <w:r>
+        <w:br/>
+      </w:r>
+      <w:r>
+        <w:br/>
+        <w:t>Mensaje: "si no me solucionan esto voy a defensa del consumidor" | Cliente: María</w:t>
+      </w:r>
+      <w:r>
+        <w:br/>
+        <w:t>-&gt; {"intent": "RECLAMO", "order_id": null, "urgente": true, "respuesta": "María, entiendo</w:t>
+      </w:r>
+      <w:r>
+        <w:br/>
+        <w:t xml:space="preserve">     perfectamente tu frustración..."}</w:t>
+      </w:r>
+      <w:r>
+        <w:br/>
+      </w:r>
+      <w:r>
+        <w:br/>
+        <w:t xml:space="preserve">   [ se omiten cuatro de los siete ejemplos, de idéntica estructura: dos de FAQ con varias</w:t>
+      </w:r>
+      <w:r>
+        <w:br/>
+        <w:t xml:space="preserve">     preguntas en un mismo mensaje, uno de ESTADO_PEDIDO sin número de pedido y uno en</w:t>
+      </w:r>
+      <w:r>
+        <w:br/>
+        <w:t xml:space="preserve">     inglés que verifica la regla de responder en el idioma del cliente. ]</w:t>
+      </w:r>
+    </w:p>
+    <w:p>
+      <w:pPr>
+        <w:pStyle w:val="Textoindependiente"/>
+      </w:pPr>
+      <w:r>
+        <w:t>El texto íntegro de este prompt se encuentra en el nodo IA - Motor Decision del archivo workflows/Flujo 2 — Chatbot Omnicanal IA.json, en el commit f297c9e del repositorio, que es el export del workflow vigente durante la corrida del corpus. El prompt de ablación corresponde al mismo nodo del archivo workflows/Flujo 2 — Chatbot WhatsApp + Telegram.json en la versión actual. Ambos son verificables sin ejecutar el sistema.</w:t>
       </w:r>
     </w:p>
     <w:p>
       <w:pPr>
         <w:pStyle w:val="Ttulo2"/>
       </w:pPr>
-      <w:bookmarkStart w:id="202" w:name="_Toc239757713"/>
-      <w:r>
+      <w:bookmarkStart w:id="204" w:name="_Toc240032557"/>
+      <w:r>
+        <w:lastRenderedPageBreak/>
         <w:t>Anexo I: Baseline de atención manual — tiempos cronometrados</w:t>
       </w:r>
-      <w:bookmarkEnd w:id="202"/>
+      <w:bookmarkEnd w:id="204"/>
     </w:p>
     <w:p>
       <w:pPr>
@@ -35391,11 +36210,7 @@
           </w:tcPr>
           <w:p>
             <w:r>
-              <w:t>ORD-</w:t>
-            </w:r>
-            <w:r>
-              <w:lastRenderedPageBreak/>
-              <w:t>E4-007</w:t>
+              <w:t>ORD-E4-007</w:t>
             </w:r>
           </w:p>
         </w:tc>
@@ -35405,12 +36220,7 @@
           </w:tcPr>
           <w:p>
             <w:r>
-              <w:lastRenderedPageBreak/>
-              <w:t xml:space="preserve">con </w:t>
-            </w:r>
-            <w:r>
-              <w:lastRenderedPageBreak/>
-              <w:t>stock</w:t>
+              <w:t>con stock</w:t>
             </w:r>
           </w:p>
         </w:tc>
@@ -35420,7 +36230,6 @@
           </w:tcPr>
           <w:p>
             <w:r>
-              <w:lastRenderedPageBreak/>
               <w:t>5,506</w:t>
             </w:r>
           </w:p>
@@ -35890,7 +36699,11 @@
         <w:pStyle w:val="Textoindependiente"/>
       </w:pPr>
       <w:r>
-        <w:t>Se transcriben además los registros que el operador escribió en la base durante la medición. Las doce órdenes comparten la misma marca de recepción porque fueron creadas por una única sentencia de preparación; en consecuencia la columna de tiempo acumulado mide permanencia en la cola y no latencia individual, mientras que la columna de incremento reproduce el tiempo marginal por otra vía instrumental (Sección 5.1.4).</w:t>
+        <w:t xml:space="preserve">Se transcriben además los registros que el operador escribió en la base durante la medición. Las doce órdenes comparten la misma marca de recepción porque fueron creadas por una única sentencia de preparación; en consecuencia la columna de </w:t>
+      </w:r>
+      <w:r>
+        <w:lastRenderedPageBreak/>
+        <w:t>tiempo acumulado mide permanencia en la cola y no latencia individual, mientras que la columna de incremento reproduce el tiempo marginal por otra vía instrumental (Sección 5.1.4).</w:t>
       </w:r>
     </w:p>
     <w:p>
@@ -36385,7 +37198,6 @@
           </w:tcPr>
           <w:p>
             <w:r>
-              <w:lastRenderedPageBreak/>
               <w:t>ORD-E4-007</w:t>
             </w:r>
           </w:p>
@@ -36880,11 +37692,12 @@
       <w:pPr>
         <w:pStyle w:val="Ttulo2"/>
       </w:pPr>
-      <w:bookmarkStart w:id="203" w:name="_Toc239757714"/>
-      <w:r>
+      <w:bookmarkStart w:id="205" w:name="_Toc240032558"/>
+      <w:r>
+        <w:lastRenderedPageBreak/>
         <w:t>Anexo J: Corpus de evaluación y procedimiento de cálculo estadístico</w:t>
       </w:r>
-      <w:bookmarkEnd w:id="203"/>
+      <w:bookmarkEnd w:id="205"/>
     </w:p>
     <w:p>
       <w:pPr>
@@ -36940,9 +37753,6 @@
       </w:r>
       <w:r>
         <w:br/>
-      </w:r>
-      <w:r>
-        <w:lastRenderedPageBreak/>
         <w:t xml:space="preserve">  centro    = (0,926667 + 0,012805) / 1,025610 = 0,916019</w:t>
       </w:r>
       <w:r>

--- a/docs/TESIS_FINAL_UTN_v6.docx
+++ b/docs/TESIS_FINAL_UTN_v6.docx
@@ -144,7 +144,7 @@
         <w:pStyle w:val="Ttulo1"/>
         <w:pageBreakBefore/>
       </w:pPr>
-      <w:bookmarkStart w:id="1" w:name="_Toc240032443"/>
+      <w:bookmarkStart w:id="1" w:name="_Toc240302693"/>
       <w:r>
         <w:lastRenderedPageBreak/>
         <w:t>DECLARACIÓN DE ORIGINALIDAD</w:t>
@@ -193,7 +193,7 @@
     </w:p>
     <w:p>
       <w:r>
-        <w:pict w14:anchorId="7AB18CDA">
+        <w:pict w14:anchorId="7D1789BE">
           <v:rect id="_x0000_i1026" style="width:0;height:1.5pt" o:hralign="center" o:hrstd="t" o:hr="t"/>
         </w:pict>
       </w:r>
@@ -203,7 +203,7 @@
         <w:pStyle w:val="Ttulo1"/>
         <w:pageBreakBefore/>
       </w:pPr>
-      <w:bookmarkStart w:id="2" w:name="_Toc240032444"/>
+      <w:bookmarkStart w:id="2" w:name="_Toc240302694"/>
       <w:bookmarkEnd w:id="0"/>
       <w:r>
         <w:lastRenderedPageBreak/>
@@ -245,7 +245,11 @@
         </w:rPr>
       </w:pPr>
       <w:r>
-        <w:t>Los resultados obtenidos muestran un MTTD promedio de 0,009 segundos y un MTTR promedio de 0,054 segundos, para un tiempo total end-to-end de 0,063 segundos sobre 50 órdenes medidas. El costo marginal de procesar una orden en el pipeline resulta así unas 780 veces menor que el del proceso manual, cronometrado por el propio equipo sobre diez órdenes en 49,13 segundos por orden (IC 95 %: 43,30 s a 54,95 s; IC 95 % del factor por el teorema de Fieller: 686× a 875×). Ambas series están completamente separadas y el contraste es concluyente (U de Mann-Whitney = 0, p = 2,7 × 10⁻¹¹; t de Welch = 19,05, gl = 9,0, p = 1,4 × 10⁻⁸); el factor compara costos marginales de procesamiento y no latencias percibidas por el cliente, y debe leerse como una cota superior por provenir el término automatizado de un entorno de laboratorio. El TMR promedio del chatbot fue de 1,47 segundos sobre un corpus de 150 interacciones y de 3,07 segundos sobre 45 interacciones del canal Telegram real, y la exactitud de clasificación alcanzó el 92,7 % (IC 95 % de Wilson: 87,3 % a 95,9 %) con un prompt que inyecta la base de conocimiento de la tienda y presenta siete ejemplos etiquetados. Una ablación sobre el mismo corpus y las mismas etiquetas de referencia, con un prompt reducido que no incluye ninguna de las dos cosas, arroja 86,0 % (IC 95 %: 79,5 % a 90,7 %): una diferencia de 6,7 puntos que la prueba de McNemar sobre el diseño apareado confirma como no atribuible al azar (p = 0,031) y que se concentra en la categoría de consultas frecuentes, la que pierde 14,6 puntos. Estos valores permiten confirmar la hipótesis de que la automatización reduce de manera sustancial los tiempos operativos del ciclo post-venta respecto del proceso manual de referencia.</w:t>
+        <w:t xml:space="preserve">Los resultados obtenidos muestran un MTTD promedio de 0,009 segundos y un MTTR promedio de 0,054 segundos, para un tiempo total end-to-end de 0,063 segundos sobre 50 órdenes medidas. El costo marginal de procesar una orden en el pipeline resulta así unas 780 veces menor que el del proceso manual, cronometrado por el propio equipo sobre diez órdenes en 49,13 segundos por orden (IC 95 %: 43,30 s a 54,95 s; IC 95 % del factor por el teorema de Fieller: 686× a 875×). Ambas series están completamente separadas y el contraste es concluyente (U de Mann-Whitney = 0, p = 2,7 × 10⁻¹¹; t de Welch = 19,05, gl = 9,0, p = 1,4 × 10⁻⁸); el factor compara costos marginales de procesamiento y no latencias percibidas por el cliente, y debe leerse como una cota superior por provenir el término automatizado de un entorno de laboratorio. El TMR promedio del chatbot fue de 1,47 segundos sobre un corpus de 150 interacciones y de 3,07 segundos sobre 45 interacciones del canal Telegram real, y la exactitud de clasificación alcanzó el 92,7 % (IC 95 % de Wilson: 87,3 % a 95,9 %) con un prompt que inyecta la base de conocimiento de la tienda y presenta siete ejemplos etiquetados. Una ablación sobre el mismo corpus y las mismas etiquetas de referencia, con un prompt reducido que no incluye ninguna de las dos cosas, arroja 86,0 % (IC 95 %: 79,5 % a 90,7 %): una diferencia de 6,7 puntos que la prueba de McNemar sobre el diseño apareado confirma como no atribuible al azar (p = 0,031) y que se concentra en la categoría de consultas frecuentes, la que pierde 14,6 puntos. Estos valores permiten confirmar la hipótesis de que la automatización reduce de manera sustancial los tiempos operativos del ciclo post-venta respecto del proceso manual de referencia. La corrección del contenido de las respuestas no quedó establecida: dos evaluadores independientes no alcanzaron un acuerdo suficiente sobre una rúbrica de tres niveles (κ de 0,167 y 0,358), y una verificación automática </w:t>
+      </w:r>
+      <w:r>
+        <w:lastRenderedPageBreak/>
+        <w:t>de los datos concretos encontró que 2 de las 18 respuestas de tipo FAQ que los contienen afirman alguno ausente de la base de conocimiento.</w:t>
       </w:r>
     </w:p>
     <w:p>
@@ -268,7 +272,7 @@
         <w:pStyle w:val="Ttulo1"/>
         <w:pageBreakBefore/>
       </w:pPr>
-      <w:bookmarkStart w:id="3" w:name="_Toc240032445"/>
+      <w:bookmarkStart w:id="3" w:name="_Toc240302695"/>
       <w:r>
         <w:lastRenderedPageBreak/>
         <w:t>ABSTRACT</w:t>
@@ -296,7 +300,7 @@
         <w:pStyle w:val="Textoindependiente"/>
       </w:pPr>
       <w:r>
-        <w:t>The results show a mean MTTD of 0.009 seconds and a mean MTTR of 0.054 seconds, for a total end-to-end time of 0.063 seconds over 50 measured orders. The marginal cost of processing one order in the pipeline is therefore about 780 times lower than that of the manual process, timed by the authors over ten orders at 49.13 seconds per order (95 % CI: 43.30 s to 54.95 s; Fieller 95 % CI of the ratio: 686× to 875×). The two series are completely separated, and the contrast is conclusive (Mann-Whitney U = 0, p = 2.7 × 10⁻¹¹; Welch t = 19.05, df = 9.0, p = 1.4 × 10⁻⁸). The factor compares marginal processing costs and not customer-perceived latencies, and must be read as an upper bound, since the automated term comes from a laboratory environment. The chatbot achieved a mean response time of 1.47 seconds over a corpus of 150 interactions and 3.07 seconds over 45 interactions on the real Telegram channel, and an intent classification accuracy of 92.7 % (Wilson 95 % CI: 87.3 % to 95.9 %) with a prompt that injects the store knowledge base and presents seven labelled examples. An ablation over the same corpus and the same reference labels, with a reduced prompt including neither, yields 86.0 % (95 % CI: 79.5 % to 90.7 %): a 6.7-point difference that McNemar’s test on the paired design confirms as not attributable to chance (p = 0.031), concentrated on the frequently-asked-question category, which loses 14.6 points. These values confirm the hypothesis that automation substantially reduces the operational times of the post-sale cycle with respect to the manual reference process.</w:t>
+        <w:t>The results show a mean MTTD of 0.009 seconds and a mean MTTR of 0.054 seconds, for a total end-to-end time of 0.063 seconds over 50 measured orders. The marginal cost of processing one order in the pipeline is therefore about 780 times lower than that of the manual process, timed by the authors over ten orders at 49.13 seconds per order (95 % CI: 43.30 s to 54.95 s; Fieller 95 % CI of the ratio: 686× to 875×). The two series are completely separated, and the contrast is conclusive (Mann-Whitney U = 0, p = 2.7 × 10⁻¹¹; Welch t = 19.05, df = 9.0, p = 1.4 × 10⁻⁸). The factor compares marginal processing costs and not customer-perceived latencies, and must be read as an upper bound, since the automated term comes from a laboratory environment. The chatbot achieved a mean response time of 1.47 seconds over a corpus of 150 interactions and 3.07 seconds over 45 interactions on the real Telegram channel, and an intent classification accuracy of 92.7 % (Wilson 95 % CI: 87.3 % to 95.9 %) with a prompt that injects the store knowledge base and presents seven labelled examples. An ablation over the same corpus and the same reference labels, with a reduced prompt including neither, yields 86.0 % (95 % CI: 79.5 % to 90.7 %): a 6.7-point difference that McNemar’s test on the paired design confirms as not attributable to chance (p = 0.031), concentrated on the frequently-asked-question category, which loses 14.6 points. These values confirm the hypothesis that automation substantially reduces the operational times of the post-sale cycle with respect to the manual reference process. The correctness of the replies’ content was not established: two independent raters did not reach sufficient agreement on a three-level rubric (κ of 0.167 and 0.358), and an automatic check of concrete data found that 2 of the 18 FAQ replies containing such data state at least one that is absent from the knowledge base.</w:t>
       </w:r>
     </w:p>
     <w:p>
@@ -304,6 +308,7 @@
         <w:pStyle w:val="Textoindependiente"/>
       </w:pPr>
       <w:r>
+        <w:lastRenderedPageBreak/>
         <w:t>Keywords: business process automation, e-commerce, post-sale service, n8n, chatbot, large language models, Docker, MTTD, MTTR, mean response time.</w:t>
       </w:r>
     </w:p>
@@ -353,7 +358,7 @@
           <w:r>
             <w:fldChar w:fldCharType="separate"/>
           </w:r>
-          <w:hyperlink w:anchor="_Toc240032443" w:history="1">
+          <w:hyperlink w:anchor="_Toc240302693" w:history="1">
             <w:r>
               <w:rPr>
                 <w:rStyle w:val="Hipervnculo"/>
@@ -380,7 +385,7 @@
                 <w:noProof/>
                 <w:webHidden/>
               </w:rPr>
-              <w:instrText xml:space="preserve"> PAGEREF _Toc240032443 \h </w:instrText>
+              <w:instrText xml:space="preserve"> PAGEREF _Toc240302693 \h </w:instrText>
             </w:r>
             <w:r>
               <w:rPr>
@@ -424,7 +429,7 @@
               <w14:ligatures w14:val="standardContextual"/>
             </w:rPr>
           </w:pPr>
-          <w:hyperlink w:anchor="_Toc240032444" w:history="1">
+          <w:hyperlink w:anchor="_Toc240302694" w:history="1">
             <w:r>
               <w:rPr>
                 <w:rStyle w:val="Hipervnculo"/>
@@ -451,7 +456,7 @@
                 <w:noProof/>
                 <w:webHidden/>
               </w:rPr>
-              <w:instrText xml:space="preserve"> PAGEREF _Toc240032444 \h </w:instrText>
+              <w:instrText xml:space="preserve"> PAGEREF _Toc240302694 \h </w:instrText>
             </w:r>
             <w:r>
               <w:rPr>
@@ -495,7 +500,7 @@
               <w14:ligatures w14:val="standardContextual"/>
             </w:rPr>
           </w:pPr>
-          <w:hyperlink w:anchor="_Toc240032445" w:history="1">
+          <w:hyperlink w:anchor="_Toc240302695" w:history="1">
             <w:r>
               <w:rPr>
                 <w:rStyle w:val="Hipervnculo"/>
@@ -522,7 +527,7 @@
                 <w:noProof/>
                 <w:webHidden/>
               </w:rPr>
-              <w:instrText xml:space="preserve"> PAGEREF _Toc240032445 \h </w:instrText>
+              <w:instrText xml:space="preserve"> PAGEREF _Toc240302695 \h </w:instrText>
             </w:r>
             <w:r>
               <w:rPr>
@@ -542,7 +547,7 @@
                 <w:noProof/>
                 <w:webHidden/>
               </w:rPr>
-              <w:t>4</w:t>
+              <w:t>5</w:t>
             </w:r>
             <w:r>
               <w:rPr>
@@ -566,7 +571,7 @@
               <w14:ligatures w14:val="standardContextual"/>
             </w:rPr>
           </w:pPr>
-          <w:hyperlink w:anchor="_Toc240032446" w:history="1">
+          <w:hyperlink w:anchor="_Toc240302696" w:history="1">
             <w:r>
               <w:rPr>
                 <w:rStyle w:val="Hipervnculo"/>
@@ -593,7 +598,7 @@
                 <w:noProof/>
                 <w:webHidden/>
               </w:rPr>
-              <w:instrText xml:space="preserve"> PAGEREF _Toc240032446 \h </w:instrText>
+              <w:instrText xml:space="preserve"> PAGEREF _Toc240302696 \h </w:instrText>
             </w:r>
             <w:r>
               <w:rPr>
@@ -613,7 +618,7 @@
                 <w:noProof/>
                 <w:webHidden/>
               </w:rPr>
-              <w:t>8</w:t>
+              <w:t>9</w:t>
             </w:r>
             <w:r>
               <w:rPr>
@@ -637,7 +642,7 @@
               <w14:ligatures w14:val="standardContextual"/>
             </w:rPr>
           </w:pPr>
-          <w:hyperlink w:anchor="_Toc240032447" w:history="1">
+          <w:hyperlink w:anchor="_Toc240302697" w:history="1">
             <w:r>
               <w:rPr>
                 <w:rStyle w:val="Hipervnculo"/>
@@ -664,7 +669,7 @@
                 <w:noProof/>
                 <w:webHidden/>
               </w:rPr>
-              <w:instrText xml:space="preserve"> PAGEREF _Toc240032447 \h </w:instrText>
+              <w:instrText xml:space="preserve"> PAGEREF _Toc240302697 \h </w:instrText>
             </w:r>
             <w:r>
               <w:rPr>
@@ -684,7 +689,7 @@
                 <w:noProof/>
                 <w:webHidden/>
               </w:rPr>
-              <w:t>10</w:t>
+              <w:t>11</w:t>
             </w:r>
             <w:r>
               <w:rPr>
@@ -708,7 +713,7 @@
               <w14:ligatures w14:val="standardContextual"/>
             </w:rPr>
           </w:pPr>
-          <w:hyperlink w:anchor="_Toc240032448" w:history="1">
+          <w:hyperlink w:anchor="_Toc240302698" w:history="1">
             <w:r>
               <w:rPr>
                 <w:rStyle w:val="Hipervnculo"/>
@@ -735,7 +740,7 @@
                 <w:noProof/>
                 <w:webHidden/>
               </w:rPr>
-              <w:instrText xml:space="preserve"> PAGEREF _Toc240032448 \h </w:instrText>
+              <w:instrText xml:space="preserve"> PAGEREF _Toc240302698 \h </w:instrText>
             </w:r>
             <w:r>
               <w:rPr>
@@ -755,7 +760,7 @@
                 <w:noProof/>
                 <w:webHidden/>
               </w:rPr>
-              <w:t>11</w:t>
+              <w:t>13</w:t>
             </w:r>
             <w:r>
               <w:rPr>
@@ -779,7 +784,7 @@
               <w14:ligatures w14:val="standardContextual"/>
             </w:rPr>
           </w:pPr>
-          <w:hyperlink w:anchor="_Toc240032449" w:history="1">
+          <w:hyperlink w:anchor="_Toc240302699" w:history="1">
             <w:r>
               <w:rPr>
                 <w:rStyle w:val="Hipervnculo"/>
@@ -806,7 +811,7 @@
                 <w:noProof/>
                 <w:webHidden/>
               </w:rPr>
-              <w:instrText xml:space="preserve"> PAGEREF _Toc240032449 \h </w:instrText>
+              <w:instrText xml:space="preserve"> PAGEREF _Toc240302699 \h </w:instrText>
             </w:r>
             <w:r>
               <w:rPr>
@@ -826,7 +831,7 @@
                 <w:noProof/>
                 <w:webHidden/>
               </w:rPr>
-              <w:t>14</w:t>
+              <w:t>15</w:t>
             </w:r>
             <w:r>
               <w:rPr>
@@ -850,7 +855,7 @@
               <w14:ligatures w14:val="standardContextual"/>
             </w:rPr>
           </w:pPr>
-          <w:hyperlink w:anchor="_Toc240032450" w:history="1">
+          <w:hyperlink w:anchor="_Toc240302700" w:history="1">
             <w:r>
               <w:rPr>
                 <w:rStyle w:val="Hipervnculo"/>
@@ -877,7 +882,7 @@
                 <w:noProof/>
                 <w:webHidden/>
               </w:rPr>
-              <w:instrText xml:space="preserve"> PAGEREF _Toc240032450 \h </w:instrText>
+              <w:instrText xml:space="preserve"> PAGEREF _Toc240302700 \h </w:instrText>
             </w:r>
             <w:r>
               <w:rPr>
@@ -897,7 +902,7 @@
                 <w:noProof/>
                 <w:webHidden/>
               </w:rPr>
-              <w:t>14</w:t>
+              <w:t>15</w:t>
             </w:r>
             <w:r>
               <w:rPr>
@@ -921,7 +926,7 @@
               <w14:ligatures w14:val="standardContextual"/>
             </w:rPr>
           </w:pPr>
-          <w:hyperlink w:anchor="_Toc240032451" w:history="1">
+          <w:hyperlink w:anchor="_Toc240302701" w:history="1">
             <w:r>
               <w:rPr>
                 <w:rStyle w:val="Hipervnculo"/>
@@ -948,7 +953,7 @@
                 <w:noProof/>
                 <w:webHidden/>
               </w:rPr>
-              <w:instrText xml:space="preserve"> PAGEREF _Toc240032451 \h </w:instrText>
+              <w:instrText xml:space="preserve"> PAGEREF _Toc240302701 \h </w:instrText>
             </w:r>
             <w:r>
               <w:rPr>
@@ -968,7 +973,7 @@
                 <w:noProof/>
                 <w:webHidden/>
               </w:rPr>
-              <w:t>14</w:t>
+              <w:t>15</w:t>
             </w:r>
             <w:r>
               <w:rPr>
@@ -992,7 +997,7 @@
               <w14:ligatures w14:val="standardContextual"/>
             </w:rPr>
           </w:pPr>
-          <w:hyperlink w:anchor="_Toc240032452" w:history="1">
+          <w:hyperlink w:anchor="_Toc240302702" w:history="1">
             <w:r>
               <w:rPr>
                 <w:rStyle w:val="Hipervnculo"/>
@@ -1019,7 +1024,7 @@
                 <w:noProof/>
                 <w:webHidden/>
               </w:rPr>
-              <w:instrText xml:space="preserve"> PAGEREF _Toc240032452 \h </w:instrText>
+              <w:instrText xml:space="preserve"> PAGEREF _Toc240302702 \h </w:instrText>
             </w:r>
             <w:r>
               <w:rPr>
@@ -1039,7 +1044,7 @@
                 <w:noProof/>
                 <w:webHidden/>
               </w:rPr>
-              <w:t>15</w:t>
+              <w:t>16</w:t>
             </w:r>
             <w:r>
               <w:rPr>
@@ -1063,7 +1068,7 @@
               <w14:ligatures w14:val="standardContextual"/>
             </w:rPr>
           </w:pPr>
-          <w:hyperlink w:anchor="_Toc240032453" w:history="1">
+          <w:hyperlink w:anchor="_Toc240302703" w:history="1">
             <w:r>
               <w:rPr>
                 <w:rStyle w:val="Hipervnculo"/>
@@ -1090,7 +1095,7 @@
                 <w:noProof/>
                 <w:webHidden/>
               </w:rPr>
-              <w:instrText xml:space="preserve"> PAGEREF _Toc240032453 \h </w:instrText>
+              <w:instrText xml:space="preserve"> PAGEREF _Toc240302703 \h </w:instrText>
             </w:r>
             <w:r>
               <w:rPr>
@@ -1110,7 +1115,7 @@
                 <w:noProof/>
                 <w:webHidden/>
               </w:rPr>
-              <w:t>15</w:t>
+              <w:t>16</w:t>
             </w:r>
             <w:r>
               <w:rPr>
@@ -1134,7 +1139,7 @@
               <w14:ligatures w14:val="standardContextual"/>
             </w:rPr>
           </w:pPr>
-          <w:hyperlink w:anchor="_Toc240032454" w:history="1">
+          <w:hyperlink w:anchor="_Toc240302704" w:history="1">
             <w:r>
               <w:rPr>
                 <w:rStyle w:val="Hipervnculo"/>
@@ -1161,7 +1166,7 @@
                 <w:noProof/>
                 <w:webHidden/>
               </w:rPr>
-              <w:instrText xml:space="preserve"> PAGEREF _Toc240032454 \h </w:instrText>
+              <w:instrText xml:space="preserve"> PAGEREF _Toc240302704 \h </w:instrText>
             </w:r>
             <w:r>
               <w:rPr>
@@ -1181,7 +1186,7 @@
                 <w:noProof/>
                 <w:webHidden/>
               </w:rPr>
-              <w:t>15</w:t>
+              <w:t>16</w:t>
             </w:r>
             <w:r>
               <w:rPr>
@@ -1205,7 +1210,7 @@
               <w14:ligatures w14:val="standardContextual"/>
             </w:rPr>
           </w:pPr>
-          <w:hyperlink w:anchor="_Toc240032455" w:history="1">
+          <w:hyperlink w:anchor="_Toc240302705" w:history="1">
             <w:r>
               <w:rPr>
                 <w:rStyle w:val="Hipervnculo"/>
@@ -1232,7 +1237,7 @@
                 <w:noProof/>
                 <w:webHidden/>
               </w:rPr>
-              <w:instrText xml:space="preserve"> PAGEREF _Toc240032455 \h </w:instrText>
+              <w:instrText xml:space="preserve"> PAGEREF _Toc240302705 \h </w:instrText>
             </w:r>
             <w:r>
               <w:rPr>
@@ -1252,7 +1257,7 @@
                 <w:noProof/>
                 <w:webHidden/>
               </w:rPr>
-              <w:t>15</w:t>
+              <w:t>16</w:t>
             </w:r>
             <w:r>
               <w:rPr>
@@ -1276,7 +1281,7 @@
               <w14:ligatures w14:val="standardContextual"/>
             </w:rPr>
           </w:pPr>
-          <w:hyperlink w:anchor="_Toc240032456" w:history="1">
+          <w:hyperlink w:anchor="_Toc240302706" w:history="1">
             <w:r>
               <w:rPr>
                 <w:rStyle w:val="Hipervnculo"/>
@@ -1303,7 +1308,7 @@
                 <w:noProof/>
                 <w:webHidden/>
               </w:rPr>
-              <w:instrText xml:space="preserve"> PAGEREF _Toc240032456 \h </w:instrText>
+              <w:instrText xml:space="preserve"> PAGEREF _Toc240302706 \h </w:instrText>
             </w:r>
             <w:r>
               <w:rPr>
@@ -1323,7 +1328,7 @@
                 <w:noProof/>
                 <w:webHidden/>
               </w:rPr>
-              <w:t>16</w:t>
+              <w:t>17</w:t>
             </w:r>
             <w:r>
               <w:rPr>
@@ -1347,7 +1352,7 @@
               <w14:ligatures w14:val="standardContextual"/>
             </w:rPr>
           </w:pPr>
-          <w:hyperlink w:anchor="_Toc240032457" w:history="1">
+          <w:hyperlink w:anchor="_Toc240302707" w:history="1">
             <w:r>
               <w:rPr>
                 <w:rStyle w:val="Hipervnculo"/>
@@ -1374,7 +1379,7 @@
                 <w:noProof/>
                 <w:webHidden/>
               </w:rPr>
-              <w:instrText xml:space="preserve"> PAGEREF _Toc240032457 \h </w:instrText>
+              <w:instrText xml:space="preserve"> PAGEREF _Toc240302707 \h </w:instrText>
             </w:r>
             <w:r>
               <w:rPr>
@@ -1394,7 +1399,7 @@
                 <w:noProof/>
                 <w:webHidden/>
               </w:rPr>
-              <w:t>16</w:t>
+              <w:t>17</w:t>
             </w:r>
             <w:r>
               <w:rPr>
@@ -1418,7 +1423,7 @@
               <w14:ligatures w14:val="standardContextual"/>
             </w:rPr>
           </w:pPr>
-          <w:hyperlink w:anchor="_Toc240032458" w:history="1">
+          <w:hyperlink w:anchor="_Toc240302708" w:history="1">
             <w:r>
               <w:rPr>
                 <w:rStyle w:val="Hipervnculo"/>
@@ -1445,7 +1450,7 @@
                 <w:noProof/>
                 <w:webHidden/>
               </w:rPr>
-              <w:instrText xml:space="preserve"> PAGEREF _Toc240032458 \h </w:instrText>
+              <w:instrText xml:space="preserve"> PAGEREF _Toc240302708 \h </w:instrText>
             </w:r>
             <w:r>
               <w:rPr>
@@ -1465,7 +1470,7 @@
                 <w:noProof/>
                 <w:webHidden/>
               </w:rPr>
-              <w:t>16</w:t>
+              <w:t>17</w:t>
             </w:r>
             <w:r>
               <w:rPr>
@@ -1489,7 +1494,7 @@
               <w14:ligatures w14:val="standardContextual"/>
             </w:rPr>
           </w:pPr>
-          <w:hyperlink w:anchor="_Toc240032459" w:history="1">
+          <w:hyperlink w:anchor="_Toc240302709" w:history="1">
             <w:r>
               <w:rPr>
                 <w:rStyle w:val="Hipervnculo"/>
@@ -1516,7 +1521,7 @@
                 <w:noProof/>
                 <w:webHidden/>
               </w:rPr>
-              <w:instrText xml:space="preserve"> PAGEREF _Toc240032459 \h </w:instrText>
+              <w:instrText xml:space="preserve"> PAGEREF _Toc240302709 \h </w:instrText>
             </w:r>
             <w:r>
               <w:rPr>
@@ -1536,7 +1541,7 @@
                 <w:noProof/>
                 <w:webHidden/>
               </w:rPr>
-              <w:t>17</w:t>
+              <w:t>18</w:t>
             </w:r>
             <w:r>
               <w:rPr>
@@ -1560,7 +1565,7 @@
               <w14:ligatures w14:val="standardContextual"/>
             </w:rPr>
           </w:pPr>
-          <w:hyperlink w:anchor="_Toc240032460" w:history="1">
+          <w:hyperlink w:anchor="_Toc240302710" w:history="1">
             <w:r>
               <w:rPr>
                 <w:rStyle w:val="Hipervnculo"/>
@@ -1587,7 +1592,7 @@
                 <w:noProof/>
                 <w:webHidden/>
               </w:rPr>
-              <w:instrText xml:space="preserve"> PAGEREF _Toc240032460 \h </w:instrText>
+              <w:instrText xml:space="preserve"> PAGEREF _Toc240302710 \h </w:instrText>
             </w:r>
             <w:r>
               <w:rPr>
@@ -1607,7 +1612,7 @@
                 <w:noProof/>
                 <w:webHidden/>
               </w:rPr>
-              <w:t>17</w:t>
+              <w:t>18</w:t>
             </w:r>
             <w:r>
               <w:rPr>
@@ -1631,7 +1636,7 @@
               <w14:ligatures w14:val="standardContextual"/>
             </w:rPr>
           </w:pPr>
-          <w:hyperlink w:anchor="_Toc240032461" w:history="1">
+          <w:hyperlink w:anchor="_Toc240302711" w:history="1">
             <w:r>
               <w:rPr>
                 <w:rStyle w:val="Hipervnculo"/>
@@ -1658,7 +1663,7 @@
                 <w:noProof/>
                 <w:webHidden/>
               </w:rPr>
-              <w:instrText xml:space="preserve"> PAGEREF _Toc240032461 \h </w:instrText>
+              <w:instrText xml:space="preserve"> PAGEREF _Toc240302711 \h </w:instrText>
             </w:r>
             <w:r>
               <w:rPr>
@@ -1678,7 +1683,7 @@
                 <w:noProof/>
                 <w:webHidden/>
               </w:rPr>
-              <w:t>17</w:t>
+              <w:t>18</w:t>
             </w:r>
             <w:r>
               <w:rPr>
@@ -1702,7 +1707,7 @@
               <w14:ligatures w14:val="standardContextual"/>
             </w:rPr>
           </w:pPr>
-          <w:hyperlink w:anchor="_Toc240032462" w:history="1">
+          <w:hyperlink w:anchor="_Toc240302712" w:history="1">
             <w:r>
               <w:rPr>
                 <w:rStyle w:val="Hipervnculo"/>
@@ -1729,7 +1734,7 @@
                 <w:noProof/>
                 <w:webHidden/>
               </w:rPr>
-              <w:instrText xml:space="preserve"> PAGEREF _Toc240032462 \h </w:instrText>
+              <w:instrText xml:space="preserve"> PAGEREF _Toc240302712 \h </w:instrText>
             </w:r>
             <w:r>
               <w:rPr>
@@ -1749,7 +1754,7 @@
                 <w:noProof/>
                 <w:webHidden/>
               </w:rPr>
-              <w:t>18</w:t>
+              <w:t>19</w:t>
             </w:r>
             <w:r>
               <w:rPr>
@@ -1773,7 +1778,7 @@
               <w14:ligatures w14:val="standardContextual"/>
             </w:rPr>
           </w:pPr>
-          <w:hyperlink w:anchor="_Toc240032463" w:history="1">
+          <w:hyperlink w:anchor="_Toc240302713" w:history="1">
             <w:r>
               <w:rPr>
                 <w:rStyle w:val="Hipervnculo"/>
@@ -1800,7 +1805,7 @@
                 <w:noProof/>
                 <w:webHidden/>
               </w:rPr>
-              <w:instrText xml:space="preserve"> PAGEREF _Toc240032463 \h </w:instrText>
+              <w:instrText xml:space="preserve"> PAGEREF _Toc240302713 \h </w:instrText>
             </w:r>
             <w:r>
               <w:rPr>
@@ -1820,7 +1825,7 @@
                 <w:noProof/>
                 <w:webHidden/>
               </w:rPr>
-              <w:t>18</w:t>
+              <w:t>19</w:t>
             </w:r>
             <w:r>
               <w:rPr>
@@ -1844,7 +1849,7 @@
               <w14:ligatures w14:val="standardContextual"/>
             </w:rPr>
           </w:pPr>
-          <w:hyperlink w:anchor="_Toc240032464" w:history="1">
+          <w:hyperlink w:anchor="_Toc240302714" w:history="1">
             <w:r>
               <w:rPr>
                 <w:rStyle w:val="Hipervnculo"/>
@@ -1871,7 +1876,7 @@
                 <w:noProof/>
                 <w:webHidden/>
               </w:rPr>
-              <w:instrText xml:space="preserve"> PAGEREF _Toc240032464 \h </w:instrText>
+              <w:instrText xml:space="preserve"> PAGEREF _Toc240302714 \h </w:instrText>
             </w:r>
             <w:r>
               <w:rPr>
@@ -1891,7 +1896,7 @@
                 <w:noProof/>
                 <w:webHidden/>
               </w:rPr>
-              <w:t>18</w:t>
+              <w:t>19</w:t>
             </w:r>
             <w:r>
               <w:rPr>
@@ -1915,7 +1920,7 @@
               <w14:ligatures w14:val="standardContextual"/>
             </w:rPr>
           </w:pPr>
-          <w:hyperlink w:anchor="_Toc240032465" w:history="1">
+          <w:hyperlink w:anchor="_Toc240302715" w:history="1">
             <w:r>
               <w:rPr>
                 <w:rStyle w:val="Hipervnculo"/>
@@ -1942,7 +1947,7 @@
                 <w:noProof/>
                 <w:webHidden/>
               </w:rPr>
-              <w:instrText xml:space="preserve"> PAGEREF _Toc240032465 \h </w:instrText>
+              <w:instrText xml:space="preserve"> PAGEREF _Toc240302715 \h </w:instrText>
             </w:r>
             <w:r>
               <w:rPr>
@@ -1962,7 +1967,7 @@
                 <w:noProof/>
                 <w:webHidden/>
               </w:rPr>
-              <w:t>18</w:t>
+              <w:t>19</w:t>
             </w:r>
             <w:r>
               <w:rPr>
@@ -1986,7 +1991,7 @@
               <w14:ligatures w14:val="standardContextual"/>
             </w:rPr>
           </w:pPr>
-          <w:hyperlink w:anchor="_Toc240032466" w:history="1">
+          <w:hyperlink w:anchor="_Toc240302716" w:history="1">
             <w:r>
               <w:rPr>
                 <w:rStyle w:val="Hipervnculo"/>
@@ -2013,7 +2018,7 @@
                 <w:noProof/>
                 <w:webHidden/>
               </w:rPr>
-              <w:instrText xml:space="preserve"> PAGEREF _Toc240032466 \h </w:instrText>
+              <w:instrText xml:space="preserve"> PAGEREF _Toc240302716 \h </w:instrText>
             </w:r>
             <w:r>
               <w:rPr>
@@ -2033,7 +2038,7 @@
                 <w:noProof/>
                 <w:webHidden/>
               </w:rPr>
-              <w:t>19</w:t>
+              <w:t>20</w:t>
             </w:r>
             <w:r>
               <w:rPr>
@@ -2057,7 +2062,7 @@
               <w14:ligatures w14:val="standardContextual"/>
             </w:rPr>
           </w:pPr>
-          <w:hyperlink w:anchor="_Toc240032467" w:history="1">
+          <w:hyperlink w:anchor="_Toc240302717" w:history="1">
             <w:r>
               <w:rPr>
                 <w:rStyle w:val="Hipervnculo"/>
@@ -2084,7 +2089,7 @@
                 <w:noProof/>
                 <w:webHidden/>
               </w:rPr>
-              <w:instrText xml:space="preserve"> PAGEREF _Toc240032467 \h </w:instrText>
+              <w:instrText xml:space="preserve"> PAGEREF _Toc240302717 \h </w:instrText>
             </w:r>
             <w:r>
               <w:rPr>
@@ -2104,7 +2109,7 @@
                 <w:noProof/>
                 <w:webHidden/>
               </w:rPr>
-              <w:t>20</w:t>
+              <w:t>21</w:t>
             </w:r>
             <w:r>
               <w:rPr>
@@ -2128,7 +2133,7 @@
               <w14:ligatures w14:val="standardContextual"/>
             </w:rPr>
           </w:pPr>
-          <w:hyperlink w:anchor="_Toc240032468" w:history="1">
+          <w:hyperlink w:anchor="_Toc240302718" w:history="1">
             <w:r>
               <w:rPr>
                 <w:rStyle w:val="Hipervnculo"/>
@@ -2155,7 +2160,7 @@
                 <w:noProof/>
                 <w:webHidden/>
               </w:rPr>
-              <w:instrText xml:space="preserve"> PAGEREF _Toc240032468 \h </w:instrText>
+              <w:instrText xml:space="preserve"> PAGEREF _Toc240302718 \h </w:instrText>
             </w:r>
             <w:r>
               <w:rPr>
@@ -2175,7 +2180,7 @@
                 <w:noProof/>
                 <w:webHidden/>
               </w:rPr>
-              <w:t>20</w:t>
+              <w:t>21</w:t>
             </w:r>
             <w:r>
               <w:rPr>
@@ -2199,7 +2204,7 @@
               <w14:ligatures w14:val="standardContextual"/>
             </w:rPr>
           </w:pPr>
-          <w:hyperlink w:anchor="_Toc240032469" w:history="1">
+          <w:hyperlink w:anchor="_Toc240302719" w:history="1">
             <w:r>
               <w:rPr>
                 <w:rStyle w:val="Hipervnculo"/>
@@ -2226,7 +2231,7 @@
                 <w:noProof/>
                 <w:webHidden/>
               </w:rPr>
-              <w:instrText xml:space="preserve"> PAGEREF _Toc240032469 \h </w:instrText>
+              <w:instrText xml:space="preserve"> PAGEREF _Toc240302719 \h </w:instrText>
             </w:r>
             <w:r>
               <w:rPr>
@@ -2246,7 +2251,7 @@
                 <w:noProof/>
                 <w:webHidden/>
               </w:rPr>
-              <w:t>20</w:t>
+              <w:t>21</w:t>
             </w:r>
             <w:r>
               <w:rPr>
@@ -2270,7 +2275,7 @@
               <w14:ligatures w14:val="standardContextual"/>
             </w:rPr>
           </w:pPr>
-          <w:hyperlink w:anchor="_Toc240032470" w:history="1">
+          <w:hyperlink w:anchor="_Toc240302720" w:history="1">
             <w:r>
               <w:rPr>
                 <w:rStyle w:val="Hipervnculo"/>
@@ -2297,7 +2302,7 @@
                 <w:noProof/>
                 <w:webHidden/>
               </w:rPr>
-              <w:instrText xml:space="preserve"> PAGEREF _Toc240032470 \h </w:instrText>
+              <w:instrText xml:space="preserve"> PAGEREF _Toc240302720 \h </w:instrText>
             </w:r>
             <w:r>
               <w:rPr>
@@ -2317,7 +2322,7 @@
                 <w:noProof/>
                 <w:webHidden/>
               </w:rPr>
-              <w:t>21</w:t>
+              <w:t>22</w:t>
             </w:r>
             <w:r>
               <w:rPr>
@@ -2341,7 +2346,7 @@
               <w14:ligatures w14:val="standardContextual"/>
             </w:rPr>
           </w:pPr>
-          <w:hyperlink w:anchor="_Toc240032471" w:history="1">
+          <w:hyperlink w:anchor="_Toc240302721" w:history="1">
             <w:r>
               <w:rPr>
                 <w:rStyle w:val="Hipervnculo"/>
@@ -2368,7 +2373,7 @@
                 <w:noProof/>
                 <w:webHidden/>
               </w:rPr>
-              <w:instrText xml:space="preserve"> PAGEREF _Toc240032471 \h </w:instrText>
+              <w:instrText xml:space="preserve"> PAGEREF _Toc240302721 \h </w:instrText>
             </w:r>
             <w:r>
               <w:rPr>
@@ -2388,7 +2393,7 @@
                 <w:noProof/>
                 <w:webHidden/>
               </w:rPr>
-              <w:t>21</w:t>
+              <w:t>22</w:t>
             </w:r>
             <w:r>
               <w:rPr>
@@ -2412,7 +2417,7 @@
               <w14:ligatures w14:val="standardContextual"/>
             </w:rPr>
           </w:pPr>
-          <w:hyperlink w:anchor="_Toc240032472" w:history="1">
+          <w:hyperlink w:anchor="_Toc240302722" w:history="1">
             <w:r>
               <w:rPr>
                 <w:rStyle w:val="Hipervnculo"/>
@@ -2439,7 +2444,7 @@
                 <w:noProof/>
                 <w:webHidden/>
               </w:rPr>
-              <w:instrText xml:space="preserve"> PAGEREF _Toc240032472 \h </w:instrText>
+              <w:instrText xml:space="preserve"> PAGEREF _Toc240302722 \h </w:instrText>
             </w:r>
             <w:r>
               <w:rPr>
@@ -2459,7 +2464,7 @@
                 <w:noProof/>
                 <w:webHidden/>
               </w:rPr>
-              <w:t>21</w:t>
+              <w:t>22</w:t>
             </w:r>
             <w:r>
               <w:rPr>
@@ -2483,7 +2488,7 @@
               <w14:ligatures w14:val="standardContextual"/>
             </w:rPr>
           </w:pPr>
-          <w:hyperlink w:anchor="_Toc240032473" w:history="1">
+          <w:hyperlink w:anchor="_Toc240302723" w:history="1">
             <w:r>
               <w:rPr>
                 <w:rStyle w:val="Hipervnculo"/>
@@ -2510,7 +2515,7 @@
                 <w:noProof/>
                 <w:webHidden/>
               </w:rPr>
-              <w:instrText xml:space="preserve"> PAGEREF _Toc240032473 \h </w:instrText>
+              <w:instrText xml:space="preserve"> PAGEREF _Toc240302723 \h </w:instrText>
             </w:r>
             <w:r>
               <w:rPr>
@@ -2530,7 +2535,7 @@
                 <w:noProof/>
                 <w:webHidden/>
               </w:rPr>
-              <w:t>22</w:t>
+              <w:t>23</w:t>
             </w:r>
             <w:r>
               <w:rPr>
@@ -2554,7 +2559,7 @@
               <w14:ligatures w14:val="standardContextual"/>
             </w:rPr>
           </w:pPr>
-          <w:hyperlink w:anchor="_Toc240032474" w:history="1">
+          <w:hyperlink w:anchor="_Toc240302724" w:history="1">
             <w:r>
               <w:rPr>
                 <w:rStyle w:val="Hipervnculo"/>
@@ -2581,7 +2586,7 @@
                 <w:noProof/>
                 <w:webHidden/>
               </w:rPr>
-              <w:instrText xml:space="preserve"> PAGEREF _Toc240032474 \h </w:instrText>
+              <w:instrText xml:space="preserve"> PAGEREF _Toc240302724 \h </w:instrText>
             </w:r>
             <w:r>
               <w:rPr>
@@ -2601,7 +2606,7 @@
                 <w:noProof/>
                 <w:webHidden/>
               </w:rPr>
-              <w:t>22</w:t>
+              <w:t>23</w:t>
             </w:r>
             <w:r>
               <w:rPr>
@@ -2625,7 +2630,7 @@
               <w14:ligatures w14:val="standardContextual"/>
             </w:rPr>
           </w:pPr>
-          <w:hyperlink w:anchor="_Toc240032475" w:history="1">
+          <w:hyperlink w:anchor="_Toc240302725" w:history="1">
             <w:r>
               <w:rPr>
                 <w:rStyle w:val="Hipervnculo"/>
@@ -2652,7 +2657,7 @@
                 <w:noProof/>
                 <w:webHidden/>
               </w:rPr>
-              <w:instrText xml:space="preserve"> PAGEREF _Toc240032475 \h </w:instrText>
+              <w:instrText xml:space="preserve"> PAGEREF _Toc240302725 \h </w:instrText>
             </w:r>
             <w:r>
               <w:rPr>
@@ -2672,7 +2677,7 @@
                 <w:noProof/>
                 <w:webHidden/>
               </w:rPr>
-              <w:t>22</w:t>
+              <w:t>23</w:t>
             </w:r>
             <w:r>
               <w:rPr>
@@ -2696,7 +2701,7 @@
               <w14:ligatures w14:val="standardContextual"/>
             </w:rPr>
           </w:pPr>
-          <w:hyperlink w:anchor="_Toc240032476" w:history="1">
+          <w:hyperlink w:anchor="_Toc240302726" w:history="1">
             <w:r>
               <w:rPr>
                 <w:rStyle w:val="Hipervnculo"/>
@@ -2723,7 +2728,7 @@
                 <w:noProof/>
                 <w:webHidden/>
               </w:rPr>
-              <w:instrText xml:space="preserve"> PAGEREF _Toc240032476 \h </w:instrText>
+              <w:instrText xml:space="preserve"> PAGEREF _Toc240302726 \h </w:instrText>
             </w:r>
             <w:r>
               <w:rPr>
@@ -2743,7 +2748,7 @@
                 <w:noProof/>
                 <w:webHidden/>
               </w:rPr>
-              <w:t>23</w:t>
+              <w:t>24</w:t>
             </w:r>
             <w:r>
               <w:rPr>
@@ -2767,7 +2772,7 @@
               <w14:ligatures w14:val="standardContextual"/>
             </w:rPr>
           </w:pPr>
-          <w:hyperlink w:anchor="_Toc240032477" w:history="1">
+          <w:hyperlink w:anchor="_Toc240302727" w:history="1">
             <w:r>
               <w:rPr>
                 <w:rStyle w:val="Hipervnculo"/>
@@ -2794,7 +2799,7 @@
                 <w:noProof/>
                 <w:webHidden/>
               </w:rPr>
-              <w:instrText xml:space="preserve"> PAGEREF _Toc240032477 \h </w:instrText>
+              <w:instrText xml:space="preserve"> PAGEREF _Toc240302727 \h </w:instrText>
             </w:r>
             <w:r>
               <w:rPr>
@@ -2814,7 +2819,7 @@
                 <w:noProof/>
                 <w:webHidden/>
               </w:rPr>
-              <w:t>23</w:t>
+              <w:t>24</w:t>
             </w:r>
             <w:r>
               <w:rPr>
@@ -2838,7 +2843,7 @@
               <w14:ligatures w14:val="standardContextual"/>
             </w:rPr>
           </w:pPr>
-          <w:hyperlink w:anchor="_Toc240032478" w:history="1">
+          <w:hyperlink w:anchor="_Toc240302728" w:history="1">
             <w:r>
               <w:rPr>
                 <w:rStyle w:val="Hipervnculo"/>
@@ -2865,7 +2870,7 @@
                 <w:noProof/>
                 <w:webHidden/>
               </w:rPr>
-              <w:instrText xml:space="preserve"> PAGEREF _Toc240032478 \h </w:instrText>
+              <w:instrText xml:space="preserve"> PAGEREF _Toc240302728 \h </w:instrText>
             </w:r>
             <w:r>
               <w:rPr>
@@ -2885,7 +2890,7 @@
                 <w:noProof/>
                 <w:webHidden/>
               </w:rPr>
-              <w:t>23</w:t>
+              <w:t>24</w:t>
             </w:r>
             <w:r>
               <w:rPr>
@@ -2909,7 +2914,7 @@
               <w14:ligatures w14:val="standardContextual"/>
             </w:rPr>
           </w:pPr>
-          <w:hyperlink w:anchor="_Toc240032479" w:history="1">
+          <w:hyperlink w:anchor="_Toc240302729" w:history="1">
             <w:r>
               <w:rPr>
                 <w:rStyle w:val="Hipervnculo"/>
@@ -2936,7 +2941,7 @@
                 <w:noProof/>
                 <w:webHidden/>
               </w:rPr>
-              <w:instrText xml:space="preserve"> PAGEREF _Toc240032479 \h </w:instrText>
+              <w:instrText xml:space="preserve"> PAGEREF _Toc240302729 \h </w:instrText>
             </w:r>
             <w:r>
               <w:rPr>
@@ -2956,7 +2961,7 @@
                 <w:noProof/>
                 <w:webHidden/>
               </w:rPr>
-              <w:t>24</w:t>
+              <w:t>25</w:t>
             </w:r>
             <w:r>
               <w:rPr>
@@ -2980,7 +2985,7 @@
               <w14:ligatures w14:val="standardContextual"/>
             </w:rPr>
           </w:pPr>
-          <w:hyperlink w:anchor="_Toc240032480" w:history="1">
+          <w:hyperlink w:anchor="_Toc240302730" w:history="1">
             <w:r>
               <w:rPr>
                 <w:rStyle w:val="Hipervnculo"/>
@@ -3007,7 +3012,7 @@
                 <w:noProof/>
                 <w:webHidden/>
               </w:rPr>
-              <w:instrText xml:space="preserve"> PAGEREF _Toc240032480 \h </w:instrText>
+              <w:instrText xml:space="preserve"> PAGEREF _Toc240302730 \h </w:instrText>
             </w:r>
             <w:r>
               <w:rPr>
@@ -3027,7 +3032,7 @@
                 <w:noProof/>
                 <w:webHidden/>
               </w:rPr>
-              <w:t>24</w:t>
+              <w:t>25</w:t>
             </w:r>
             <w:r>
               <w:rPr>
@@ -3051,7 +3056,7 @@
               <w14:ligatures w14:val="standardContextual"/>
             </w:rPr>
           </w:pPr>
-          <w:hyperlink w:anchor="_Toc240032481" w:history="1">
+          <w:hyperlink w:anchor="_Toc240302731" w:history="1">
             <w:r>
               <w:rPr>
                 <w:rStyle w:val="Hipervnculo"/>
@@ -3078,7 +3083,7 @@
                 <w:noProof/>
                 <w:webHidden/>
               </w:rPr>
-              <w:instrText xml:space="preserve"> PAGEREF _Toc240032481 \h </w:instrText>
+              <w:instrText xml:space="preserve"> PAGEREF _Toc240302731 \h </w:instrText>
             </w:r>
             <w:r>
               <w:rPr>
@@ -3098,7 +3103,7 @@
                 <w:noProof/>
                 <w:webHidden/>
               </w:rPr>
-              <w:t>25</w:t>
+              <w:t>26</w:t>
             </w:r>
             <w:r>
               <w:rPr>
@@ -3122,7 +3127,7 @@
               <w14:ligatures w14:val="standardContextual"/>
             </w:rPr>
           </w:pPr>
-          <w:hyperlink w:anchor="_Toc240032482" w:history="1">
+          <w:hyperlink w:anchor="_Toc240302732" w:history="1">
             <w:r>
               <w:rPr>
                 <w:rStyle w:val="Hipervnculo"/>
@@ -3149,7 +3154,7 @@
                 <w:noProof/>
                 <w:webHidden/>
               </w:rPr>
-              <w:instrText xml:space="preserve"> PAGEREF _Toc240032482 \h </w:instrText>
+              <w:instrText xml:space="preserve"> PAGEREF _Toc240302732 \h </w:instrText>
             </w:r>
             <w:r>
               <w:rPr>
@@ -3169,7 +3174,7 @@
                 <w:noProof/>
                 <w:webHidden/>
               </w:rPr>
-              <w:t>25</w:t>
+              <w:t>26</w:t>
             </w:r>
             <w:r>
               <w:rPr>
@@ -3193,7 +3198,7 @@
               <w14:ligatures w14:val="standardContextual"/>
             </w:rPr>
           </w:pPr>
-          <w:hyperlink w:anchor="_Toc240032483" w:history="1">
+          <w:hyperlink w:anchor="_Toc240302733" w:history="1">
             <w:r>
               <w:rPr>
                 <w:rStyle w:val="Hipervnculo"/>
@@ -3220,7 +3225,7 @@
                 <w:noProof/>
                 <w:webHidden/>
               </w:rPr>
-              <w:instrText xml:space="preserve"> PAGEREF _Toc240032483 \h </w:instrText>
+              <w:instrText xml:space="preserve"> PAGEREF _Toc240302733 \h </w:instrText>
             </w:r>
             <w:r>
               <w:rPr>
@@ -3240,7 +3245,7 @@
                 <w:noProof/>
                 <w:webHidden/>
               </w:rPr>
-              <w:t>27</w:t>
+              <w:t>28</w:t>
             </w:r>
             <w:r>
               <w:rPr>
@@ -3264,7 +3269,7 @@
               <w14:ligatures w14:val="standardContextual"/>
             </w:rPr>
           </w:pPr>
-          <w:hyperlink w:anchor="_Toc240032484" w:history="1">
+          <w:hyperlink w:anchor="_Toc240302734" w:history="1">
             <w:r>
               <w:rPr>
                 <w:rStyle w:val="Hipervnculo"/>
@@ -3291,7 +3296,7 @@
                 <w:noProof/>
                 <w:webHidden/>
               </w:rPr>
-              <w:instrText xml:space="preserve"> PAGEREF _Toc240032484 \h </w:instrText>
+              <w:instrText xml:space="preserve"> PAGEREF _Toc240302734 \h </w:instrText>
             </w:r>
             <w:r>
               <w:rPr>
@@ -3311,7 +3316,7 @@
                 <w:noProof/>
                 <w:webHidden/>
               </w:rPr>
-              <w:t>28</w:t>
+              <w:t>29</w:t>
             </w:r>
             <w:r>
               <w:rPr>
@@ -3335,7 +3340,7 @@
               <w14:ligatures w14:val="standardContextual"/>
             </w:rPr>
           </w:pPr>
-          <w:hyperlink w:anchor="_Toc240032485" w:history="1">
+          <w:hyperlink w:anchor="_Toc240302735" w:history="1">
             <w:r>
               <w:rPr>
                 <w:rStyle w:val="Hipervnculo"/>
@@ -3362,7 +3367,7 @@
                 <w:noProof/>
                 <w:webHidden/>
               </w:rPr>
-              <w:instrText xml:space="preserve"> PAGEREF _Toc240032485 \h </w:instrText>
+              <w:instrText xml:space="preserve"> PAGEREF _Toc240302735 \h </w:instrText>
             </w:r>
             <w:r>
               <w:rPr>
@@ -3382,7 +3387,7 @@
                 <w:noProof/>
                 <w:webHidden/>
               </w:rPr>
-              <w:t>31</w:t>
+              <w:t>32</w:t>
             </w:r>
             <w:r>
               <w:rPr>
@@ -3406,7 +3411,7 @@
               <w14:ligatures w14:val="standardContextual"/>
             </w:rPr>
           </w:pPr>
-          <w:hyperlink w:anchor="_Toc240032486" w:history="1">
+          <w:hyperlink w:anchor="_Toc240302736" w:history="1">
             <w:r>
               <w:rPr>
                 <w:rStyle w:val="Hipervnculo"/>
@@ -3433,7 +3438,7 @@
                 <w:noProof/>
                 <w:webHidden/>
               </w:rPr>
-              <w:instrText xml:space="preserve"> PAGEREF _Toc240032486 \h </w:instrText>
+              <w:instrText xml:space="preserve"> PAGEREF _Toc240302736 \h </w:instrText>
             </w:r>
             <w:r>
               <w:rPr>
@@ -3453,7 +3458,7 @@
                 <w:noProof/>
                 <w:webHidden/>
               </w:rPr>
-              <w:t>31</w:t>
+              <w:t>32</w:t>
             </w:r>
             <w:r>
               <w:rPr>
@@ -3477,7 +3482,7 @@
               <w14:ligatures w14:val="standardContextual"/>
             </w:rPr>
           </w:pPr>
-          <w:hyperlink w:anchor="_Toc240032487" w:history="1">
+          <w:hyperlink w:anchor="_Toc240302737" w:history="1">
             <w:r>
               <w:rPr>
                 <w:rStyle w:val="Hipervnculo"/>
@@ -3504,7 +3509,7 @@
                 <w:noProof/>
                 <w:webHidden/>
               </w:rPr>
-              <w:instrText xml:space="preserve"> PAGEREF _Toc240032487 \h </w:instrText>
+              <w:instrText xml:space="preserve"> PAGEREF _Toc240302737 \h </w:instrText>
             </w:r>
             <w:r>
               <w:rPr>
@@ -3524,7 +3529,7 @@
                 <w:noProof/>
                 <w:webHidden/>
               </w:rPr>
-              <w:t>31</w:t>
+              <w:t>32</w:t>
             </w:r>
             <w:r>
               <w:rPr>
@@ -3548,7 +3553,7 @@
               <w14:ligatures w14:val="standardContextual"/>
             </w:rPr>
           </w:pPr>
-          <w:hyperlink w:anchor="_Toc240032488" w:history="1">
+          <w:hyperlink w:anchor="_Toc240302738" w:history="1">
             <w:r>
               <w:rPr>
                 <w:rStyle w:val="Hipervnculo"/>
@@ -3575,7 +3580,7 @@
                 <w:noProof/>
                 <w:webHidden/>
               </w:rPr>
-              <w:instrText xml:space="preserve"> PAGEREF _Toc240032488 \h </w:instrText>
+              <w:instrText xml:space="preserve"> PAGEREF _Toc240302738 \h </w:instrText>
             </w:r>
             <w:r>
               <w:rPr>
@@ -3595,7 +3600,7 @@
                 <w:noProof/>
                 <w:webHidden/>
               </w:rPr>
-              <w:t>32</w:t>
+              <w:t>33</w:t>
             </w:r>
             <w:r>
               <w:rPr>
@@ -3619,7 +3624,7 @@
               <w14:ligatures w14:val="standardContextual"/>
             </w:rPr>
           </w:pPr>
-          <w:hyperlink w:anchor="_Toc240032489" w:history="1">
+          <w:hyperlink w:anchor="_Toc240302739" w:history="1">
             <w:r>
               <w:rPr>
                 <w:rStyle w:val="Hipervnculo"/>
@@ -3646,7 +3651,7 @@
                 <w:noProof/>
                 <w:webHidden/>
               </w:rPr>
-              <w:instrText xml:space="preserve"> PAGEREF _Toc240032489 \h </w:instrText>
+              <w:instrText xml:space="preserve"> PAGEREF _Toc240302739 \h </w:instrText>
             </w:r>
             <w:r>
               <w:rPr>
@@ -3666,7 +3671,7 @@
                 <w:noProof/>
                 <w:webHidden/>
               </w:rPr>
-              <w:t>33</w:t>
+              <w:t>34</w:t>
             </w:r>
             <w:r>
               <w:rPr>
@@ -3690,7 +3695,7 @@
               <w14:ligatures w14:val="standardContextual"/>
             </w:rPr>
           </w:pPr>
-          <w:hyperlink w:anchor="_Toc240032490" w:history="1">
+          <w:hyperlink w:anchor="_Toc240302740" w:history="1">
             <w:r>
               <w:rPr>
                 <w:rStyle w:val="Hipervnculo"/>
@@ -3717,7 +3722,7 @@
                 <w:noProof/>
                 <w:webHidden/>
               </w:rPr>
-              <w:instrText xml:space="preserve"> PAGEREF _Toc240032490 \h </w:instrText>
+              <w:instrText xml:space="preserve"> PAGEREF _Toc240302740 \h </w:instrText>
             </w:r>
             <w:r>
               <w:rPr>
@@ -3737,7 +3742,7 @@
                 <w:noProof/>
                 <w:webHidden/>
               </w:rPr>
-              <w:t>34</w:t>
+              <w:t>35</w:t>
             </w:r>
             <w:r>
               <w:rPr>
@@ -3761,7 +3766,7 @@
               <w14:ligatures w14:val="standardContextual"/>
             </w:rPr>
           </w:pPr>
-          <w:hyperlink w:anchor="_Toc240032491" w:history="1">
+          <w:hyperlink w:anchor="_Toc240302741" w:history="1">
             <w:r>
               <w:rPr>
                 <w:rStyle w:val="Hipervnculo"/>
@@ -3788,7 +3793,7 @@
                 <w:noProof/>
                 <w:webHidden/>
               </w:rPr>
-              <w:instrText xml:space="preserve"> PAGEREF _Toc240032491 \h </w:instrText>
+              <w:instrText xml:space="preserve"> PAGEREF _Toc240302741 \h </w:instrText>
             </w:r>
             <w:r>
               <w:rPr>
@@ -3808,7 +3813,7 @@
                 <w:noProof/>
                 <w:webHidden/>
               </w:rPr>
-              <w:t>34</w:t>
+              <w:t>35</w:t>
             </w:r>
             <w:r>
               <w:rPr>
@@ -3832,7 +3837,7 @@
               <w14:ligatures w14:val="standardContextual"/>
             </w:rPr>
           </w:pPr>
-          <w:hyperlink w:anchor="_Toc240032492" w:history="1">
+          <w:hyperlink w:anchor="_Toc240302742" w:history="1">
             <w:r>
               <w:rPr>
                 <w:rStyle w:val="Hipervnculo"/>
@@ -3859,7 +3864,7 @@
                 <w:noProof/>
                 <w:webHidden/>
               </w:rPr>
-              <w:instrText xml:space="preserve"> PAGEREF _Toc240032492 \h </w:instrText>
+              <w:instrText xml:space="preserve"> PAGEREF _Toc240302742 \h </w:instrText>
             </w:r>
             <w:r>
               <w:rPr>
@@ -3879,7 +3884,7 @@
                 <w:noProof/>
                 <w:webHidden/>
               </w:rPr>
-              <w:t>34</w:t>
+              <w:t>36</w:t>
             </w:r>
             <w:r>
               <w:rPr>
@@ -3903,7 +3908,7 @@
               <w14:ligatures w14:val="standardContextual"/>
             </w:rPr>
           </w:pPr>
-          <w:hyperlink w:anchor="_Toc240032493" w:history="1">
+          <w:hyperlink w:anchor="_Toc240302743" w:history="1">
             <w:r>
               <w:rPr>
                 <w:rStyle w:val="Hipervnculo"/>
@@ -3930,7 +3935,7 @@
                 <w:noProof/>
                 <w:webHidden/>
               </w:rPr>
-              <w:instrText xml:space="preserve"> PAGEREF _Toc240032493 \h </w:instrText>
+              <w:instrText xml:space="preserve"> PAGEREF _Toc240302743 \h </w:instrText>
             </w:r>
             <w:r>
               <w:rPr>
@@ -3950,7 +3955,7 @@
                 <w:noProof/>
                 <w:webHidden/>
               </w:rPr>
-              <w:t>35</w:t>
+              <w:t>36</w:t>
             </w:r>
             <w:r>
               <w:rPr>
@@ -3974,7 +3979,7 @@
               <w14:ligatures w14:val="standardContextual"/>
             </w:rPr>
           </w:pPr>
-          <w:hyperlink w:anchor="_Toc240032494" w:history="1">
+          <w:hyperlink w:anchor="_Toc240302744" w:history="1">
             <w:r>
               <w:rPr>
                 <w:rStyle w:val="Hipervnculo"/>
@@ -4001,7 +4006,7 @@
                 <w:noProof/>
                 <w:webHidden/>
               </w:rPr>
-              <w:instrText xml:space="preserve"> PAGEREF _Toc240032494 \h </w:instrText>
+              <w:instrText xml:space="preserve"> PAGEREF _Toc240302744 \h </w:instrText>
             </w:r>
             <w:r>
               <w:rPr>
@@ -4021,7 +4026,7 @@
                 <w:noProof/>
                 <w:webHidden/>
               </w:rPr>
-              <w:t>36</w:t>
+              <w:t>37</w:t>
             </w:r>
             <w:r>
               <w:rPr>
@@ -4045,7 +4050,7 @@
               <w14:ligatures w14:val="standardContextual"/>
             </w:rPr>
           </w:pPr>
-          <w:hyperlink w:anchor="_Toc240032495" w:history="1">
+          <w:hyperlink w:anchor="_Toc240302745" w:history="1">
             <w:r>
               <w:rPr>
                 <w:rStyle w:val="Hipervnculo"/>
@@ -4072,7 +4077,7 @@
                 <w:noProof/>
                 <w:webHidden/>
               </w:rPr>
-              <w:instrText xml:space="preserve"> PAGEREF _Toc240032495 \h </w:instrText>
+              <w:instrText xml:space="preserve"> PAGEREF _Toc240302745 \h </w:instrText>
             </w:r>
             <w:r>
               <w:rPr>
@@ -4092,7 +4097,7 @@
                 <w:noProof/>
                 <w:webHidden/>
               </w:rPr>
-              <w:t>37</w:t>
+              <w:t>38</w:t>
             </w:r>
             <w:r>
               <w:rPr>
@@ -4116,7 +4121,7 @@
               <w14:ligatures w14:val="standardContextual"/>
             </w:rPr>
           </w:pPr>
-          <w:hyperlink w:anchor="_Toc240032496" w:history="1">
+          <w:hyperlink w:anchor="_Toc240302746" w:history="1">
             <w:r>
               <w:rPr>
                 <w:rStyle w:val="Hipervnculo"/>
@@ -4143,7 +4148,7 @@
                 <w:noProof/>
                 <w:webHidden/>
               </w:rPr>
-              <w:instrText xml:space="preserve"> PAGEREF _Toc240032496 \h </w:instrText>
+              <w:instrText xml:space="preserve"> PAGEREF _Toc240302746 \h </w:instrText>
             </w:r>
             <w:r>
               <w:rPr>
@@ -4163,7 +4168,78 @@
                 <w:noProof/>
                 <w:webHidden/>
               </w:rPr>
-              <w:t>39</w:t>
+              <w:t>40</w:t>
+            </w:r>
+            <w:r>
+              <w:rPr>
+                <w:noProof/>
+                <w:webHidden/>
+              </w:rPr>
+              <w:fldChar w:fldCharType="end"/>
+            </w:r>
+          </w:hyperlink>
+        </w:p>
+        <w:p>
+          <w:pPr>
+            <w:pStyle w:val="TDC3"/>
+            <w:tabs>
+              <w:tab w:val="right" w:leader="dot" w:pos="8828"/>
+            </w:tabs>
+            <w:rPr>
+              <w:noProof/>
+              <w:kern w:val="2"/>
+              <w:lang w:val="es-AR" w:eastAsia="es-AR"/>
+              <w14:ligatures w14:val="standardContextual"/>
+            </w:rPr>
+          </w:pPr>
+          <w:hyperlink w:anchor="_Toc240302747" w:history="1">
+            <w:r>
+              <w:rPr>
+                <w:rStyle w:val="Hipervnculo"/>
+                <w:noProof/>
+              </w:rPr>
+              <w:t>3.5.7 Evaluación del contenido de las respuestas</w:t>
+            </w:r>
+            <w:r>
+              <w:rPr>
+                <w:noProof/>
+                <w:webHidden/>
+              </w:rPr>
+              <w:tab/>
+            </w:r>
+            <w:r>
+              <w:rPr>
+                <w:noProof/>
+                <w:webHidden/>
+              </w:rPr>
+              <w:fldChar w:fldCharType="begin"/>
+            </w:r>
+            <w:r>
+              <w:rPr>
+                <w:noProof/>
+                <w:webHidden/>
+              </w:rPr>
+              <w:instrText xml:space="preserve"> PAGEREF _Toc240302747 \h </w:instrText>
+            </w:r>
+            <w:r>
+              <w:rPr>
+                <w:noProof/>
+                <w:webHidden/>
+              </w:rPr>
+            </w:r>
+            <w:r>
+              <w:rPr>
+                <w:noProof/>
+                <w:webHidden/>
+              </w:rPr>
+              <w:fldChar w:fldCharType="separate"/>
+            </w:r>
+            <w:r>
+              <w:rPr>
+                <w:noProof/>
+                <w:webHidden/>
+              </w:rPr>
+              <w:t>41</w:t>
             </w:r>
             <w:r>
               <w:rPr>
@@ -4187,7 +4263,7 @@
               <w14:ligatures w14:val="standardContextual"/>
             </w:rPr>
           </w:pPr>
-          <w:hyperlink w:anchor="_Toc240032497" w:history="1">
+          <w:hyperlink w:anchor="_Toc240302748" w:history="1">
             <w:r>
               <w:rPr>
                 <w:rStyle w:val="Hipervnculo"/>
@@ -4214,7 +4290,7 @@
                 <w:noProof/>
                 <w:webHidden/>
               </w:rPr>
-              <w:instrText xml:space="preserve"> PAGEREF _Toc240032497 \h </w:instrText>
+              <w:instrText xml:space="preserve"> PAGEREF _Toc240302748 \h </w:instrText>
             </w:r>
             <w:r>
               <w:rPr>
@@ -4234,7 +4310,7 @@
                 <w:noProof/>
                 <w:webHidden/>
               </w:rPr>
-              <w:t>39</w:t>
+              <w:t>41</w:t>
             </w:r>
             <w:r>
               <w:rPr>
@@ -4258,7 +4334,7 @@
               <w14:ligatures w14:val="standardContextual"/>
             </w:rPr>
           </w:pPr>
-          <w:hyperlink w:anchor="_Toc240032498" w:history="1">
+          <w:hyperlink w:anchor="_Toc240302749" w:history="1">
             <w:r>
               <w:rPr>
                 <w:rStyle w:val="Hipervnculo"/>
@@ -4285,7 +4361,7 @@
                 <w:noProof/>
                 <w:webHidden/>
               </w:rPr>
-              <w:instrText xml:space="preserve"> PAGEREF _Toc240032498 \h </w:instrText>
+              <w:instrText xml:space="preserve"> PAGEREF _Toc240302749 \h </w:instrText>
             </w:r>
             <w:r>
               <w:rPr>
@@ -4305,7 +4381,7 @@
                 <w:noProof/>
                 <w:webHidden/>
               </w:rPr>
-              <w:t>40</w:t>
+              <w:t>42</w:t>
             </w:r>
             <w:r>
               <w:rPr>
@@ -4329,7 +4405,7 @@
               <w14:ligatures w14:val="standardContextual"/>
             </w:rPr>
           </w:pPr>
-          <w:hyperlink w:anchor="_Toc240032499" w:history="1">
+          <w:hyperlink w:anchor="_Toc240302750" w:history="1">
             <w:r>
               <w:rPr>
                 <w:rStyle w:val="Hipervnculo"/>
@@ -4356,7 +4432,7 @@
                 <w:noProof/>
                 <w:webHidden/>
               </w:rPr>
-              <w:instrText xml:space="preserve"> PAGEREF _Toc240032499 \h </w:instrText>
+              <w:instrText xml:space="preserve"> PAGEREF _Toc240302750 \h </w:instrText>
             </w:r>
             <w:r>
               <w:rPr>
@@ -4376,7 +4452,7 @@
                 <w:noProof/>
                 <w:webHidden/>
               </w:rPr>
-              <w:t>40</w:t>
+              <w:t>42</w:t>
             </w:r>
             <w:r>
               <w:rPr>
@@ -4400,7 +4476,7 @@
               <w14:ligatures w14:val="standardContextual"/>
             </w:rPr>
           </w:pPr>
-          <w:hyperlink w:anchor="_Toc240032500" w:history="1">
+          <w:hyperlink w:anchor="_Toc240302751" w:history="1">
             <w:r>
               <w:rPr>
                 <w:rStyle w:val="Hipervnculo"/>
@@ -4427,7 +4503,7 @@
                 <w:noProof/>
                 <w:webHidden/>
               </w:rPr>
-              <w:instrText xml:space="preserve"> PAGEREF _Toc240032500 \h </w:instrText>
+              <w:instrText xml:space="preserve"> PAGEREF _Toc240302751 \h </w:instrText>
             </w:r>
             <w:r>
               <w:rPr>
@@ -4447,7 +4523,7 @@
                 <w:noProof/>
                 <w:webHidden/>
               </w:rPr>
-              <w:t>40</w:t>
+              <w:t>42</w:t>
             </w:r>
             <w:r>
               <w:rPr>
@@ -4471,7 +4547,7 @@
               <w14:ligatures w14:val="standardContextual"/>
             </w:rPr>
           </w:pPr>
-          <w:hyperlink w:anchor="_Toc240032501" w:history="1">
+          <w:hyperlink w:anchor="_Toc240302752" w:history="1">
             <w:r>
               <w:rPr>
                 <w:rStyle w:val="Hipervnculo"/>
@@ -4498,7 +4574,7 @@
                 <w:noProof/>
                 <w:webHidden/>
               </w:rPr>
-              <w:instrText xml:space="preserve"> PAGEREF _Toc240032501 \h </w:instrText>
+              <w:instrText xml:space="preserve"> PAGEREF _Toc240302752 \h </w:instrText>
             </w:r>
             <w:r>
               <w:rPr>
@@ -4518,7 +4594,7 @@
                 <w:noProof/>
                 <w:webHidden/>
               </w:rPr>
-              <w:t>40</w:t>
+              <w:t>42</w:t>
             </w:r>
             <w:r>
               <w:rPr>
@@ -4542,7 +4618,7 @@
               <w14:ligatures w14:val="standardContextual"/>
             </w:rPr>
           </w:pPr>
-          <w:hyperlink w:anchor="_Toc240032502" w:history="1">
+          <w:hyperlink w:anchor="_Toc240302753" w:history="1">
             <w:r>
               <w:rPr>
                 <w:rStyle w:val="Hipervnculo"/>
@@ -4569,7 +4645,7 @@
                 <w:noProof/>
                 <w:webHidden/>
               </w:rPr>
-              <w:instrText xml:space="preserve"> PAGEREF _Toc240032502 \h </w:instrText>
+              <w:instrText xml:space="preserve"> PAGEREF _Toc240302753 \h </w:instrText>
             </w:r>
             <w:r>
               <w:rPr>
@@ -4589,7 +4665,7 @@
                 <w:noProof/>
                 <w:webHidden/>
               </w:rPr>
-              <w:t>41</w:t>
+              <w:t>43</w:t>
             </w:r>
             <w:r>
               <w:rPr>
@@ -4613,7 +4689,7 @@
               <w14:ligatures w14:val="standardContextual"/>
             </w:rPr>
           </w:pPr>
-          <w:hyperlink w:anchor="_Toc240032503" w:history="1">
+          <w:hyperlink w:anchor="_Toc240302754" w:history="1">
             <w:r>
               <w:rPr>
                 <w:rStyle w:val="Hipervnculo"/>
@@ -4640,7 +4716,7 @@
                 <w:noProof/>
                 <w:webHidden/>
               </w:rPr>
-              <w:instrText xml:space="preserve"> PAGEREF _Toc240032503 \h </w:instrText>
+              <w:instrText xml:space="preserve"> PAGEREF _Toc240302754 \h </w:instrText>
             </w:r>
             <w:r>
               <w:rPr>
@@ -4660,7 +4736,7 @@
                 <w:noProof/>
                 <w:webHidden/>
               </w:rPr>
-              <w:t>41</w:t>
+              <w:t>43</w:t>
             </w:r>
             <w:r>
               <w:rPr>
@@ -4684,7 +4760,7 @@
               <w14:ligatures w14:val="standardContextual"/>
             </w:rPr>
           </w:pPr>
-          <w:hyperlink w:anchor="_Toc240032504" w:history="1">
+          <w:hyperlink w:anchor="_Toc240302755" w:history="1">
             <w:r>
               <w:rPr>
                 <w:rStyle w:val="Hipervnculo"/>
@@ -4711,7 +4787,7 @@
                 <w:noProof/>
                 <w:webHidden/>
               </w:rPr>
-              <w:instrText xml:space="preserve"> PAGEREF _Toc240032504 \h </w:instrText>
+              <w:instrText xml:space="preserve"> PAGEREF _Toc240302755 \h </w:instrText>
             </w:r>
             <w:r>
               <w:rPr>
@@ -4731,7 +4807,7 @@
                 <w:noProof/>
                 <w:webHidden/>
               </w:rPr>
-              <w:t>41</w:t>
+              <w:t>43</w:t>
             </w:r>
             <w:r>
               <w:rPr>
@@ -4755,7 +4831,7 @@
               <w14:ligatures w14:val="standardContextual"/>
             </w:rPr>
           </w:pPr>
-          <w:hyperlink w:anchor="_Toc240032505" w:history="1">
+          <w:hyperlink w:anchor="_Toc240302756" w:history="1">
             <w:r>
               <w:rPr>
                 <w:rStyle w:val="Hipervnculo"/>
@@ -4782,7 +4858,7 @@
                 <w:noProof/>
                 <w:webHidden/>
               </w:rPr>
-              <w:instrText xml:space="preserve"> PAGEREF _Toc240032505 \h </w:instrText>
+              <w:instrText xml:space="preserve"> PAGEREF _Toc240302756 \h </w:instrText>
             </w:r>
             <w:r>
               <w:rPr>
@@ -4802,7 +4878,7 @@
                 <w:noProof/>
                 <w:webHidden/>
               </w:rPr>
-              <w:t>42</w:t>
+              <w:t>44</w:t>
             </w:r>
             <w:r>
               <w:rPr>
@@ -4826,7 +4902,7 @@
               <w14:ligatures w14:val="standardContextual"/>
             </w:rPr>
           </w:pPr>
-          <w:hyperlink w:anchor="_Toc240032506" w:history="1">
+          <w:hyperlink w:anchor="_Toc240302757" w:history="1">
             <w:r>
               <w:rPr>
                 <w:rStyle w:val="Hipervnculo"/>
@@ -4853,7 +4929,7 @@
                 <w:noProof/>
                 <w:webHidden/>
               </w:rPr>
-              <w:instrText xml:space="preserve"> PAGEREF _Toc240032506 \h </w:instrText>
+              <w:instrText xml:space="preserve"> PAGEREF _Toc240302757 \h </w:instrText>
             </w:r>
             <w:r>
               <w:rPr>
@@ -4873,7 +4949,7 @@
                 <w:noProof/>
                 <w:webHidden/>
               </w:rPr>
-              <w:t>42</w:t>
+              <w:t>44</w:t>
             </w:r>
             <w:r>
               <w:rPr>
@@ -4897,7 +4973,7 @@
               <w14:ligatures w14:val="standardContextual"/>
             </w:rPr>
           </w:pPr>
-          <w:hyperlink w:anchor="_Toc240032507" w:history="1">
+          <w:hyperlink w:anchor="_Toc240302758" w:history="1">
             <w:r>
               <w:rPr>
                 <w:rStyle w:val="Hipervnculo"/>
@@ -4924,7 +5000,7 @@
                 <w:noProof/>
                 <w:webHidden/>
               </w:rPr>
-              <w:instrText xml:space="preserve"> PAGEREF _Toc240032507 \h </w:instrText>
+              <w:instrText xml:space="preserve"> PAGEREF _Toc240302758 \h </w:instrText>
             </w:r>
             <w:r>
               <w:rPr>
@@ -4944,7 +5020,7 @@
                 <w:noProof/>
                 <w:webHidden/>
               </w:rPr>
-              <w:t>44</w:t>
+              <w:t>46</w:t>
             </w:r>
             <w:r>
               <w:rPr>
@@ -4968,7 +5044,7 @@
               <w14:ligatures w14:val="standardContextual"/>
             </w:rPr>
           </w:pPr>
-          <w:hyperlink w:anchor="_Toc240032508" w:history="1">
+          <w:hyperlink w:anchor="_Toc240302759" w:history="1">
             <w:r>
               <w:rPr>
                 <w:rStyle w:val="Hipervnculo"/>
@@ -4995,7 +5071,7 @@
                 <w:noProof/>
                 <w:webHidden/>
               </w:rPr>
-              <w:instrText xml:space="preserve"> PAGEREF _Toc240032508 \h </w:instrText>
+              <w:instrText xml:space="preserve"> PAGEREF _Toc240302759 \h </w:instrText>
             </w:r>
             <w:r>
               <w:rPr>
@@ -5015,7 +5091,7 @@
                 <w:noProof/>
                 <w:webHidden/>
               </w:rPr>
-              <w:t>44</w:t>
+              <w:t>46</w:t>
             </w:r>
             <w:r>
               <w:rPr>
@@ -5039,7 +5115,7 @@
               <w14:ligatures w14:val="standardContextual"/>
             </w:rPr>
           </w:pPr>
-          <w:hyperlink w:anchor="_Toc240032509" w:history="1">
+          <w:hyperlink w:anchor="_Toc240302760" w:history="1">
             <w:r>
               <w:rPr>
                 <w:rStyle w:val="Hipervnculo"/>
@@ -5066,7 +5142,7 @@
                 <w:noProof/>
                 <w:webHidden/>
               </w:rPr>
-              <w:instrText xml:space="preserve"> PAGEREF _Toc240032509 \h </w:instrText>
+              <w:instrText xml:space="preserve"> PAGEREF _Toc240302760 \h </w:instrText>
             </w:r>
             <w:r>
               <w:rPr>
@@ -5086,7 +5162,7 @@
                 <w:noProof/>
                 <w:webHidden/>
               </w:rPr>
-              <w:t>45</w:t>
+              <w:t>47</w:t>
             </w:r>
             <w:r>
               <w:rPr>
@@ -5110,7 +5186,7 @@
               <w14:ligatures w14:val="standardContextual"/>
             </w:rPr>
           </w:pPr>
-          <w:hyperlink w:anchor="_Toc240032510" w:history="1">
+          <w:hyperlink w:anchor="_Toc240302761" w:history="1">
             <w:r>
               <w:rPr>
                 <w:rStyle w:val="Hipervnculo"/>
@@ -5137,7 +5213,7 @@
                 <w:noProof/>
                 <w:webHidden/>
               </w:rPr>
-              <w:instrText xml:space="preserve"> PAGEREF _Toc240032510 \h </w:instrText>
+              <w:instrText xml:space="preserve"> PAGEREF _Toc240302761 \h </w:instrText>
             </w:r>
             <w:r>
               <w:rPr>
@@ -5157,7 +5233,7 @@
                 <w:noProof/>
                 <w:webHidden/>
               </w:rPr>
-              <w:t>46</w:t>
+              <w:t>48</w:t>
             </w:r>
             <w:r>
               <w:rPr>
@@ -5181,7 +5257,7 @@
               <w14:ligatures w14:val="standardContextual"/>
             </w:rPr>
           </w:pPr>
-          <w:hyperlink w:anchor="_Toc240032511" w:history="1">
+          <w:hyperlink w:anchor="_Toc240302762" w:history="1">
             <w:r>
               <w:rPr>
                 <w:rStyle w:val="Hipervnculo"/>
@@ -5208,7 +5284,7 @@
                 <w:noProof/>
                 <w:webHidden/>
               </w:rPr>
-              <w:instrText xml:space="preserve"> PAGEREF _Toc240032511 \h </w:instrText>
+              <w:instrText xml:space="preserve"> PAGEREF _Toc240302762 \h </w:instrText>
             </w:r>
             <w:r>
               <w:rPr>
@@ -5228,7 +5304,7 @@
                 <w:noProof/>
                 <w:webHidden/>
               </w:rPr>
-              <w:t>46</w:t>
+              <w:t>48</w:t>
             </w:r>
             <w:r>
               <w:rPr>
@@ -5252,7 +5328,7 @@
               <w14:ligatures w14:val="standardContextual"/>
             </w:rPr>
           </w:pPr>
-          <w:hyperlink w:anchor="_Toc240032512" w:history="1">
+          <w:hyperlink w:anchor="_Toc240302763" w:history="1">
             <w:r>
               <w:rPr>
                 <w:rStyle w:val="Hipervnculo"/>
@@ -5279,7 +5355,7 @@
                 <w:noProof/>
                 <w:webHidden/>
               </w:rPr>
-              <w:instrText xml:space="preserve"> PAGEREF _Toc240032512 \h </w:instrText>
+              <w:instrText xml:space="preserve"> PAGEREF _Toc240302763 \h </w:instrText>
             </w:r>
             <w:r>
               <w:rPr>
@@ -5299,7 +5375,7 @@
                 <w:noProof/>
                 <w:webHidden/>
               </w:rPr>
-              <w:t>48</w:t>
+              <w:t>50</w:t>
             </w:r>
             <w:r>
               <w:rPr>
@@ -5323,7 +5399,7 @@
               <w14:ligatures w14:val="standardContextual"/>
             </w:rPr>
           </w:pPr>
-          <w:hyperlink w:anchor="_Toc240032513" w:history="1">
+          <w:hyperlink w:anchor="_Toc240302764" w:history="1">
             <w:r>
               <w:rPr>
                 <w:rStyle w:val="Hipervnculo"/>
@@ -5350,7 +5426,7 @@
                 <w:noProof/>
                 <w:webHidden/>
               </w:rPr>
-              <w:instrText xml:space="preserve"> PAGEREF _Toc240032513 \h </w:instrText>
+              <w:instrText xml:space="preserve"> PAGEREF _Toc240302764 \h </w:instrText>
             </w:r>
             <w:r>
               <w:rPr>
@@ -5370,7 +5446,7 @@
                 <w:noProof/>
                 <w:webHidden/>
               </w:rPr>
-              <w:t>49</w:t>
+              <w:t>51</w:t>
             </w:r>
             <w:r>
               <w:rPr>
@@ -5394,7 +5470,7 @@
               <w14:ligatures w14:val="standardContextual"/>
             </w:rPr>
           </w:pPr>
-          <w:hyperlink w:anchor="_Toc240032514" w:history="1">
+          <w:hyperlink w:anchor="_Toc240302765" w:history="1">
             <w:r>
               <w:rPr>
                 <w:rStyle w:val="Hipervnculo"/>
@@ -5421,7 +5497,7 @@
                 <w:noProof/>
                 <w:webHidden/>
               </w:rPr>
-              <w:instrText xml:space="preserve"> PAGEREF _Toc240032514 \h </w:instrText>
+              <w:instrText xml:space="preserve"> PAGEREF _Toc240302765 \h </w:instrText>
             </w:r>
             <w:r>
               <w:rPr>
@@ -5441,7 +5517,7 @@
                 <w:noProof/>
                 <w:webHidden/>
               </w:rPr>
-              <w:t>50</w:t>
+              <w:t>52</w:t>
             </w:r>
             <w:r>
               <w:rPr>
@@ -5465,7 +5541,7 @@
               <w14:ligatures w14:val="standardContextual"/>
             </w:rPr>
           </w:pPr>
-          <w:hyperlink w:anchor="_Toc240032515" w:history="1">
+          <w:hyperlink w:anchor="_Toc240302766" w:history="1">
             <w:r>
               <w:rPr>
                 <w:rStyle w:val="Hipervnculo"/>
@@ -5492,7 +5568,7 @@
                 <w:noProof/>
                 <w:webHidden/>
               </w:rPr>
-              <w:instrText xml:space="preserve"> PAGEREF _Toc240032515 \h </w:instrText>
+              <w:instrText xml:space="preserve"> PAGEREF _Toc240302766 \h </w:instrText>
             </w:r>
             <w:r>
               <w:rPr>
@@ -5512,7 +5588,7 @@
                 <w:noProof/>
                 <w:webHidden/>
               </w:rPr>
-              <w:t>50</w:t>
+              <w:t>52</w:t>
             </w:r>
             <w:r>
               <w:rPr>
@@ -5536,7 +5612,7 @@
               <w14:ligatures w14:val="standardContextual"/>
             </w:rPr>
           </w:pPr>
-          <w:hyperlink w:anchor="_Toc240032516" w:history="1">
+          <w:hyperlink w:anchor="_Toc240302767" w:history="1">
             <w:r>
               <w:rPr>
                 <w:rStyle w:val="Hipervnculo"/>
@@ -5563,7 +5639,7 @@
                 <w:noProof/>
                 <w:webHidden/>
               </w:rPr>
-              <w:instrText xml:space="preserve"> PAGEREF _Toc240032516 \h </w:instrText>
+              <w:instrText xml:space="preserve"> PAGEREF _Toc240302767 \h </w:instrText>
             </w:r>
             <w:r>
               <w:rPr>
@@ -5583,7 +5659,7 @@
                 <w:noProof/>
                 <w:webHidden/>
               </w:rPr>
-              <w:t>51</w:t>
+              <w:t>53</w:t>
             </w:r>
             <w:r>
               <w:rPr>
@@ -5607,7 +5683,7 @@
               <w14:ligatures w14:val="standardContextual"/>
             </w:rPr>
           </w:pPr>
-          <w:hyperlink w:anchor="_Toc240032517" w:history="1">
+          <w:hyperlink w:anchor="_Toc240302768" w:history="1">
             <w:r>
               <w:rPr>
                 <w:rStyle w:val="Hipervnculo"/>
@@ -5634,7 +5710,7 @@
                 <w:noProof/>
                 <w:webHidden/>
               </w:rPr>
-              <w:instrText xml:space="preserve"> PAGEREF _Toc240032517 \h </w:instrText>
+              <w:instrText xml:space="preserve"> PAGEREF _Toc240302768 \h </w:instrText>
             </w:r>
             <w:r>
               <w:rPr>
@@ -5654,7 +5730,7 @@
                 <w:noProof/>
                 <w:webHidden/>
               </w:rPr>
-              <w:t>52</w:t>
+              <w:t>54</w:t>
             </w:r>
             <w:r>
               <w:rPr>
@@ -5678,7 +5754,7 @@
               <w14:ligatures w14:val="standardContextual"/>
             </w:rPr>
           </w:pPr>
-          <w:hyperlink w:anchor="_Toc240032518" w:history="1">
+          <w:hyperlink w:anchor="_Toc240302769" w:history="1">
             <w:r>
               <w:rPr>
                 <w:rStyle w:val="Hipervnculo"/>
@@ -5705,7 +5781,7 @@
                 <w:noProof/>
                 <w:webHidden/>
               </w:rPr>
-              <w:instrText xml:space="preserve"> PAGEREF _Toc240032518 \h </w:instrText>
+              <w:instrText xml:space="preserve"> PAGEREF _Toc240302769 \h </w:instrText>
             </w:r>
             <w:r>
               <w:rPr>
@@ -5725,7 +5801,7 @@
                 <w:noProof/>
                 <w:webHidden/>
               </w:rPr>
-              <w:t>54</w:t>
+              <w:t>56</w:t>
             </w:r>
             <w:r>
               <w:rPr>
@@ -5749,7 +5825,7 @@
               <w14:ligatures w14:val="standardContextual"/>
             </w:rPr>
           </w:pPr>
-          <w:hyperlink w:anchor="_Toc240032519" w:history="1">
+          <w:hyperlink w:anchor="_Toc240302770" w:history="1">
             <w:r>
               <w:rPr>
                 <w:rStyle w:val="Hipervnculo"/>
@@ -5776,7 +5852,7 @@
                 <w:noProof/>
                 <w:webHidden/>
               </w:rPr>
-              <w:instrText xml:space="preserve"> PAGEREF _Toc240032519 \h </w:instrText>
+              <w:instrText xml:space="preserve"> PAGEREF _Toc240302770 \h </w:instrText>
             </w:r>
             <w:r>
               <w:rPr>
@@ -5796,7 +5872,7 @@
                 <w:noProof/>
                 <w:webHidden/>
               </w:rPr>
-              <w:t>55</w:t>
+              <w:t>57</w:t>
             </w:r>
             <w:r>
               <w:rPr>
@@ -5820,7 +5896,7 @@
               <w14:ligatures w14:val="standardContextual"/>
             </w:rPr>
           </w:pPr>
-          <w:hyperlink w:anchor="_Toc240032520" w:history="1">
+          <w:hyperlink w:anchor="_Toc240302771" w:history="1">
             <w:r>
               <w:rPr>
                 <w:rStyle w:val="Hipervnculo"/>
@@ -5847,7 +5923,7 @@
                 <w:noProof/>
                 <w:webHidden/>
               </w:rPr>
-              <w:instrText xml:space="preserve"> PAGEREF _Toc240032520 \h </w:instrText>
+              <w:instrText xml:space="preserve"> PAGEREF _Toc240302771 \h </w:instrText>
             </w:r>
             <w:r>
               <w:rPr>
@@ -5867,7 +5943,7 @@
                 <w:noProof/>
                 <w:webHidden/>
               </w:rPr>
-              <w:t>55</w:t>
+              <w:t>57</w:t>
             </w:r>
             <w:r>
               <w:rPr>
@@ -5891,7 +5967,7 @@
               <w14:ligatures w14:val="standardContextual"/>
             </w:rPr>
           </w:pPr>
-          <w:hyperlink w:anchor="_Toc240032521" w:history="1">
+          <w:hyperlink w:anchor="_Toc240302772" w:history="1">
             <w:r>
               <w:rPr>
                 <w:rStyle w:val="Hipervnculo"/>
@@ -5918,7 +5994,7 @@
                 <w:noProof/>
                 <w:webHidden/>
               </w:rPr>
-              <w:instrText xml:space="preserve"> PAGEREF _Toc240032521 \h </w:instrText>
+              <w:instrText xml:space="preserve"> PAGEREF _Toc240302772 \h </w:instrText>
             </w:r>
             <w:r>
               <w:rPr>
@@ -5938,7 +6014,7 @@
                 <w:noProof/>
                 <w:webHidden/>
               </w:rPr>
-              <w:t>55</w:t>
+              <w:t>57</w:t>
             </w:r>
             <w:r>
               <w:rPr>
@@ -5962,7 +6038,7 @@
               <w14:ligatures w14:val="standardContextual"/>
             </w:rPr>
           </w:pPr>
-          <w:hyperlink w:anchor="_Toc240032522" w:history="1">
+          <w:hyperlink w:anchor="_Toc240302773" w:history="1">
             <w:r>
               <w:rPr>
                 <w:rStyle w:val="Hipervnculo"/>
@@ -5989,7 +6065,7 @@
                 <w:noProof/>
                 <w:webHidden/>
               </w:rPr>
-              <w:instrText xml:space="preserve"> PAGEREF _Toc240032522 \h </w:instrText>
+              <w:instrText xml:space="preserve"> PAGEREF _Toc240302773 \h </w:instrText>
             </w:r>
             <w:r>
               <w:rPr>
@@ -6009,7 +6085,7 @@
                 <w:noProof/>
                 <w:webHidden/>
               </w:rPr>
-              <w:t>57</w:t>
+              <w:t>59</w:t>
             </w:r>
             <w:r>
               <w:rPr>
@@ -6033,7 +6109,7 @@
               <w14:ligatures w14:val="standardContextual"/>
             </w:rPr>
           </w:pPr>
-          <w:hyperlink w:anchor="_Toc240032523" w:history="1">
+          <w:hyperlink w:anchor="_Toc240302774" w:history="1">
             <w:r>
               <w:rPr>
                 <w:rStyle w:val="Hipervnculo"/>
@@ -6060,7 +6136,7 @@
                 <w:noProof/>
                 <w:webHidden/>
               </w:rPr>
-              <w:instrText xml:space="preserve"> PAGEREF _Toc240032523 \h </w:instrText>
+              <w:instrText xml:space="preserve"> PAGEREF _Toc240302774 \h </w:instrText>
             </w:r>
             <w:r>
               <w:rPr>
@@ -6080,7 +6156,7 @@
                 <w:noProof/>
                 <w:webHidden/>
               </w:rPr>
-              <w:t>58</w:t>
+              <w:t>60</w:t>
             </w:r>
             <w:r>
               <w:rPr>
@@ -6104,7 +6180,7 @@
               <w14:ligatures w14:val="standardContextual"/>
             </w:rPr>
           </w:pPr>
-          <w:hyperlink w:anchor="_Toc240032524" w:history="1">
+          <w:hyperlink w:anchor="_Toc240302775" w:history="1">
             <w:r>
               <w:rPr>
                 <w:rStyle w:val="Hipervnculo"/>
@@ -6131,7 +6207,7 @@
                 <w:noProof/>
                 <w:webHidden/>
               </w:rPr>
-              <w:instrText xml:space="preserve"> PAGEREF _Toc240032524 \h </w:instrText>
+              <w:instrText xml:space="preserve"> PAGEREF _Toc240302775 \h </w:instrText>
             </w:r>
             <w:r>
               <w:rPr>
@@ -6151,7 +6227,7 @@
                 <w:noProof/>
                 <w:webHidden/>
               </w:rPr>
-              <w:t>59</w:t>
+              <w:t>61</w:t>
             </w:r>
             <w:r>
               <w:rPr>
@@ -6175,7 +6251,7 @@
               <w14:ligatures w14:val="standardContextual"/>
             </w:rPr>
           </w:pPr>
-          <w:hyperlink w:anchor="_Toc240032525" w:history="1">
+          <w:hyperlink w:anchor="_Toc240302776" w:history="1">
             <w:r>
               <w:rPr>
                 <w:rStyle w:val="Hipervnculo"/>
@@ -6202,7 +6278,7 @@
                 <w:noProof/>
                 <w:webHidden/>
               </w:rPr>
-              <w:instrText xml:space="preserve"> PAGEREF _Toc240032525 \h </w:instrText>
+              <w:instrText xml:space="preserve"> PAGEREF _Toc240302776 \h </w:instrText>
             </w:r>
             <w:r>
               <w:rPr>
@@ -6222,7 +6298,7 @@
                 <w:noProof/>
                 <w:webHidden/>
               </w:rPr>
-              <w:t>61</w:t>
+              <w:t>63</w:t>
             </w:r>
             <w:r>
               <w:rPr>
@@ -6246,7 +6322,7 @@
               <w14:ligatures w14:val="standardContextual"/>
             </w:rPr>
           </w:pPr>
-          <w:hyperlink w:anchor="_Toc240032526" w:history="1">
+          <w:hyperlink w:anchor="_Toc240302777" w:history="1">
             <w:r>
               <w:rPr>
                 <w:rStyle w:val="Hipervnculo"/>
@@ -6273,7 +6349,7 @@
                 <w:noProof/>
                 <w:webHidden/>
               </w:rPr>
-              <w:instrText xml:space="preserve"> PAGEREF _Toc240032526 \h </w:instrText>
+              <w:instrText xml:space="preserve"> PAGEREF _Toc240302777 \h </w:instrText>
             </w:r>
             <w:r>
               <w:rPr>
@@ -6293,7 +6369,7 @@
                 <w:noProof/>
                 <w:webHidden/>
               </w:rPr>
-              <w:t>61</w:t>
+              <w:t>63</w:t>
             </w:r>
             <w:r>
               <w:rPr>
@@ -6317,7 +6393,7 @@
               <w14:ligatures w14:val="standardContextual"/>
             </w:rPr>
           </w:pPr>
-          <w:hyperlink w:anchor="_Toc240032527" w:history="1">
+          <w:hyperlink w:anchor="_Toc240302778" w:history="1">
             <w:r>
               <w:rPr>
                 <w:rStyle w:val="Hipervnculo"/>
@@ -6344,7 +6420,7 @@
                 <w:noProof/>
                 <w:webHidden/>
               </w:rPr>
-              <w:instrText xml:space="preserve"> PAGEREF _Toc240032527 \h </w:instrText>
+              <w:instrText xml:space="preserve"> PAGEREF _Toc240302778 \h </w:instrText>
             </w:r>
             <w:r>
               <w:rPr>
@@ -6364,7 +6440,7 @@
                 <w:noProof/>
                 <w:webHidden/>
               </w:rPr>
-              <w:t>61</w:t>
+              <w:t>63</w:t>
             </w:r>
             <w:r>
               <w:rPr>
@@ -6388,7 +6464,7 @@
               <w14:ligatures w14:val="standardContextual"/>
             </w:rPr>
           </w:pPr>
-          <w:hyperlink w:anchor="_Toc240032528" w:history="1">
+          <w:hyperlink w:anchor="_Toc240302779" w:history="1">
             <w:r>
               <w:rPr>
                 <w:rStyle w:val="Hipervnculo"/>
@@ -6415,7 +6491,7 @@
                 <w:noProof/>
                 <w:webHidden/>
               </w:rPr>
-              <w:instrText xml:space="preserve"> PAGEREF _Toc240032528 \h </w:instrText>
+              <w:instrText xml:space="preserve"> PAGEREF _Toc240302779 \h </w:instrText>
             </w:r>
             <w:r>
               <w:rPr>
@@ -6435,7 +6511,7 @@
                 <w:noProof/>
                 <w:webHidden/>
               </w:rPr>
-              <w:t>61</w:t>
+              <w:t>63</w:t>
             </w:r>
             <w:r>
               <w:rPr>
@@ -6459,7 +6535,7 @@
               <w14:ligatures w14:val="standardContextual"/>
             </w:rPr>
           </w:pPr>
-          <w:hyperlink w:anchor="_Toc240032529" w:history="1">
+          <w:hyperlink w:anchor="_Toc240302780" w:history="1">
             <w:r>
               <w:rPr>
                 <w:rStyle w:val="Hipervnculo"/>
@@ -6486,7 +6562,7 @@
                 <w:noProof/>
                 <w:webHidden/>
               </w:rPr>
-              <w:instrText xml:space="preserve"> PAGEREF _Toc240032529 \h </w:instrText>
+              <w:instrText xml:space="preserve"> PAGEREF _Toc240302780 \h </w:instrText>
             </w:r>
             <w:r>
               <w:rPr>
@@ -6506,7 +6582,7 @@
                 <w:noProof/>
                 <w:webHidden/>
               </w:rPr>
-              <w:t>62</w:t>
+              <w:t>64</w:t>
             </w:r>
             <w:r>
               <w:rPr>
@@ -6530,7 +6606,7 @@
               <w14:ligatures w14:val="standardContextual"/>
             </w:rPr>
           </w:pPr>
-          <w:hyperlink w:anchor="_Toc240032530" w:history="1">
+          <w:hyperlink w:anchor="_Toc240302781" w:history="1">
             <w:r>
               <w:rPr>
                 <w:rStyle w:val="Hipervnculo"/>
@@ -6557,7 +6633,7 @@
                 <w:noProof/>
                 <w:webHidden/>
               </w:rPr>
-              <w:instrText xml:space="preserve"> PAGEREF _Toc240032530 \h </w:instrText>
+              <w:instrText xml:space="preserve"> PAGEREF _Toc240302781 \h </w:instrText>
             </w:r>
             <w:r>
               <w:rPr>
@@ -6577,7 +6653,7 @@
                 <w:noProof/>
                 <w:webHidden/>
               </w:rPr>
-              <w:t>63</w:t>
+              <w:t>65</w:t>
             </w:r>
             <w:r>
               <w:rPr>
@@ -6601,7 +6677,7 @@
               <w14:ligatures w14:val="standardContextual"/>
             </w:rPr>
           </w:pPr>
-          <w:hyperlink w:anchor="_Toc240032531" w:history="1">
+          <w:hyperlink w:anchor="_Toc240302782" w:history="1">
             <w:r>
               <w:rPr>
                 <w:rStyle w:val="Hipervnculo"/>
@@ -6628,7 +6704,7 @@
                 <w:noProof/>
                 <w:webHidden/>
               </w:rPr>
-              <w:instrText xml:space="preserve"> PAGEREF _Toc240032531 \h </w:instrText>
+              <w:instrText xml:space="preserve"> PAGEREF _Toc240302782 \h </w:instrText>
             </w:r>
             <w:r>
               <w:rPr>
@@ -6648,7 +6724,7 @@
                 <w:noProof/>
                 <w:webHidden/>
               </w:rPr>
-              <w:t>65</w:t>
+              <w:t>67</w:t>
             </w:r>
             <w:r>
               <w:rPr>
@@ -6672,7 +6748,7 @@
               <w14:ligatures w14:val="standardContextual"/>
             </w:rPr>
           </w:pPr>
-          <w:hyperlink w:anchor="_Toc240032532" w:history="1">
+          <w:hyperlink w:anchor="_Toc240302783" w:history="1">
             <w:r>
               <w:rPr>
                 <w:rStyle w:val="Hipervnculo"/>
@@ -6699,7 +6775,7 @@
                 <w:noProof/>
                 <w:webHidden/>
               </w:rPr>
-              <w:instrText xml:space="preserve"> PAGEREF _Toc240032532 \h </w:instrText>
+              <w:instrText xml:space="preserve"> PAGEREF _Toc240302783 \h </w:instrText>
             </w:r>
             <w:r>
               <w:rPr>
@@ -6719,7 +6795,7 @@
                 <w:noProof/>
                 <w:webHidden/>
               </w:rPr>
-              <w:t>65</w:t>
+              <w:t>67</w:t>
             </w:r>
             <w:r>
               <w:rPr>
@@ -6743,7 +6819,7 @@
               <w14:ligatures w14:val="standardContextual"/>
             </w:rPr>
           </w:pPr>
-          <w:hyperlink w:anchor="_Toc240032533" w:history="1">
+          <w:hyperlink w:anchor="_Toc240302784" w:history="1">
             <w:r>
               <w:rPr>
                 <w:rStyle w:val="Hipervnculo"/>
@@ -6770,7 +6846,7 @@
                 <w:noProof/>
                 <w:webHidden/>
               </w:rPr>
-              <w:instrText xml:space="preserve"> PAGEREF _Toc240032533 \h </w:instrText>
+              <w:instrText xml:space="preserve"> PAGEREF _Toc240302784 \h </w:instrText>
             </w:r>
             <w:r>
               <w:rPr>
@@ -6790,7 +6866,7 @@
                 <w:noProof/>
                 <w:webHidden/>
               </w:rPr>
-              <w:t>66</w:t>
+              <w:t>68</w:t>
             </w:r>
             <w:r>
               <w:rPr>
@@ -6814,7 +6890,7 @@
               <w14:ligatures w14:val="standardContextual"/>
             </w:rPr>
           </w:pPr>
-          <w:hyperlink w:anchor="_Toc240032534" w:history="1">
+          <w:hyperlink w:anchor="_Toc240302785" w:history="1">
             <w:r>
               <w:rPr>
                 <w:rStyle w:val="Hipervnculo"/>
@@ -6841,7 +6917,7 @@
                 <w:noProof/>
                 <w:webHidden/>
               </w:rPr>
-              <w:instrText xml:space="preserve"> PAGEREF _Toc240032534 \h </w:instrText>
+              <w:instrText xml:space="preserve"> PAGEREF _Toc240302785 \h </w:instrText>
             </w:r>
             <w:r>
               <w:rPr>
@@ -6861,7 +6937,7 @@
                 <w:noProof/>
                 <w:webHidden/>
               </w:rPr>
-              <w:t>67</w:t>
+              <w:t>69</w:t>
             </w:r>
             <w:r>
               <w:rPr>
@@ -6885,7 +6961,7 @@
               <w14:ligatures w14:val="standardContextual"/>
             </w:rPr>
           </w:pPr>
-          <w:hyperlink w:anchor="_Toc240032535" w:history="1">
+          <w:hyperlink w:anchor="_Toc240302786" w:history="1">
             <w:r>
               <w:rPr>
                 <w:rStyle w:val="Hipervnculo"/>
@@ -6912,7 +6988,7 @@
                 <w:noProof/>
                 <w:webHidden/>
               </w:rPr>
-              <w:instrText xml:space="preserve"> PAGEREF _Toc240032535 \h </w:instrText>
+              <w:instrText xml:space="preserve"> PAGEREF _Toc240302786 \h </w:instrText>
             </w:r>
             <w:r>
               <w:rPr>
@@ -6932,7 +7008,78 @@
                 <w:noProof/>
                 <w:webHidden/>
               </w:rPr>
-              <w:t>69</w:t>
+              <w:t>71</w:t>
+            </w:r>
+            <w:r>
+              <w:rPr>
+                <w:noProof/>
+                <w:webHidden/>
+              </w:rPr>
+              <w:fldChar w:fldCharType="end"/>
+            </w:r>
+          </w:hyperlink>
+        </w:p>
+        <w:p>
+          <w:pPr>
+            <w:pStyle w:val="TDC3"/>
+            <w:tabs>
+              <w:tab w:val="right" w:leader="dot" w:pos="8828"/>
+            </w:tabs>
+            <w:rPr>
+              <w:noProof/>
+              <w:kern w:val="2"/>
+              <w:lang w:val="es-AR" w:eastAsia="es-AR"/>
+              <w14:ligatures w14:val="standardContextual"/>
+            </w:rPr>
+          </w:pPr>
+          <w:hyperlink w:anchor="_Toc240302787" w:history="1">
+            <w:r>
+              <w:rPr>
+                <w:rStyle w:val="Hipervnculo"/>
+                <w:noProof/>
+              </w:rPr>
+              <w:t>5.2.5 Contenido de las respuestas de tipo FAQ</w:t>
+            </w:r>
+            <w:r>
+              <w:rPr>
+                <w:noProof/>
+                <w:webHidden/>
+              </w:rPr>
+              <w:tab/>
+            </w:r>
+            <w:r>
+              <w:rPr>
+                <w:noProof/>
+                <w:webHidden/>
+              </w:rPr>
+              <w:fldChar w:fldCharType="begin"/>
+            </w:r>
+            <w:r>
+              <w:rPr>
+                <w:noProof/>
+                <w:webHidden/>
+              </w:rPr>
+              <w:instrText xml:space="preserve"> PAGEREF _Toc240302787 \h </w:instrText>
+            </w:r>
+            <w:r>
+              <w:rPr>
+                <w:noProof/>
+                <w:webHidden/>
+              </w:rPr>
+            </w:r>
+            <w:r>
+              <w:rPr>
+                <w:noProof/>
+                <w:webHidden/>
+              </w:rPr>
+              <w:fldChar w:fldCharType="separate"/>
+            </w:r>
+            <w:r>
+              <w:rPr>
+                <w:noProof/>
+                <w:webHidden/>
+              </w:rPr>
+              <w:t>73</w:t>
             </w:r>
             <w:r>
               <w:rPr>
@@ -6956,7 +7103,7 @@
               <w14:ligatures w14:val="standardContextual"/>
             </w:rPr>
           </w:pPr>
-          <w:hyperlink w:anchor="_Toc240032536" w:history="1">
+          <w:hyperlink w:anchor="_Toc240302788" w:history="1">
             <w:r>
               <w:rPr>
                 <w:rStyle w:val="Hipervnculo"/>
@@ -6983,7 +7130,7 @@
                 <w:noProof/>
                 <w:webHidden/>
               </w:rPr>
-              <w:instrText xml:space="preserve"> PAGEREF _Toc240032536 \h </w:instrText>
+              <w:instrText xml:space="preserve"> PAGEREF _Toc240302788 \h </w:instrText>
             </w:r>
             <w:r>
               <w:rPr>
@@ -7003,7 +7150,7 @@
                 <w:noProof/>
                 <w:webHidden/>
               </w:rPr>
-              <w:t>71</w:t>
+              <w:t>74</w:t>
             </w:r>
             <w:r>
               <w:rPr>
@@ -7027,7 +7174,7 @@
               <w14:ligatures w14:val="standardContextual"/>
             </w:rPr>
           </w:pPr>
-          <w:hyperlink w:anchor="_Toc240032537" w:history="1">
+          <w:hyperlink w:anchor="_Toc240302789" w:history="1">
             <w:r>
               <w:rPr>
                 <w:rStyle w:val="Hipervnculo"/>
@@ -7054,7 +7201,7 @@
                 <w:noProof/>
                 <w:webHidden/>
               </w:rPr>
-              <w:instrText xml:space="preserve"> PAGEREF _Toc240032537 \h </w:instrText>
+              <w:instrText xml:space="preserve"> PAGEREF _Toc240302789 \h </w:instrText>
             </w:r>
             <w:r>
               <w:rPr>
@@ -7074,7 +7221,7 @@
                 <w:noProof/>
                 <w:webHidden/>
               </w:rPr>
-              <w:t>73</w:t>
+              <w:t>76</w:t>
             </w:r>
             <w:r>
               <w:rPr>
@@ -7098,7 +7245,7 @@
               <w14:ligatures w14:val="standardContextual"/>
             </w:rPr>
           </w:pPr>
-          <w:hyperlink w:anchor="_Toc240032538" w:history="1">
+          <w:hyperlink w:anchor="_Toc240302790" w:history="1">
             <w:r>
               <w:rPr>
                 <w:rStyle w:val="Hipervnculo"/>
@@ -7125,7 +7272,7 @@
                 <w:noProof/>
                 <w:webHidden/>
               </w:rPr>
-              <w:instrText xml:space="preserve"> PAGEREF _Toc240032538 \h </w:instrText>
+              <w:instrText xml:space="preserve"> PAGEREF _Toc240302790 \h </w:instrText>
             </w:r>
             <w:r>
               <w:rPr>
@@ -7145,7 +7292,7 @@
                 <w:noProof/>
                 <w:webHidden/>
               </w:rPr>
-              <w:t>74</w:t>
+              <w:t>77</w:t>
             </w:r>
             <w:r>
               <w:rPr>
@@ -7169,7 +7316,7 @@
               <w14:ligatures w14:val="standardContextual"/>
             </w:rPr>
           </w:pPr>
-          <w:hyperlink w:anchor="_Toc240032539" w:history="1">
+          <w:hyperlink w:anchor="_Toc240302791" w:history="1">
             <w:r>
               <w:rPr>
                 <w:rStyle w:val="Hipervnculo"/>
@@ -7196,7 +7343,7 @@
                 <w:noProof/>
                 <w:webHidden/>
               </w:rPr>
-              <w:instrText xml:space="preserve"> PAGEREF _Toc240032539 \h </w:instrText>
+              <w:instrText xml:space="preserve"> PAGEREF _Toc240302791 \h </w:instrText>
             </w:r>
             <w:r>
               <w:rPr>
@@ -7216,7 +7363,7 @@
                 <w:noProof/>
                 <w:webHidden/>
               </w:rPr>
-              <w:t>76</w:t>
+              <w:t>80</w:t>
             </w:r>
             <w:r>
               <w:rPr>
@@ -7240,7 +7387,7 @@
               <w14:ligatures w14:val="standardContextual"/>
             </w:rPr>
           </w:pPr>
-          <w:hyperlink w:anchor="_Toc240032540" w:history="1">
+          <w:hyperlink w:anchor="_Toc240302792" w:history="1">
             <w:r>
               <w:rPr>
                 <w:rStyle w:val="Hipervnculo"/>
@@ -7267,7 +7414,7 @@
                 <w:noProof/>
                 <w:webHidden/>
               </w:rPr>
-              <w:instrText xml:space="preserve"> PAGEREF _Toc240032540 \h </w:instrText>
+              <w:instrText xml:space="preserve"> PAGEREF _Toc240302792 \h </w:instrText>
             </w:r>
             <w:r>
               <w:rPr>
@@ -7287,7 +7434,7 @@
                 <w:noProof/>
                 <w:webHidden/>
               </w:rPr>
-              <w:t>76</w:t>
+              <w:t>80</w:t>
             </w:r>
             <w:r>
               <w:rPr>
@@ -7311,7 +7458,7 @@
               <w14:ligatures w14:val="standardContextual"/>
             </w:rPr>
           </w:pPr>
-          <w:hyperlink w:anchor="_Toc240032541" w:history="1">
+          <w:hyperlink w:anchor="_Toc240302793" w:history="1">
             <w:r>
               <w:rPr>
                 <w:rStyle w:val="Hipervnculo"/>
@@ -7338,7 +7485,7 @@
                 <w:noProof/>
                 <w:webHidden/>
               </w:rPr>
-              <w:instrText xml:space="preserve"> PAGEREF _Toc240032541 \h </w:instrText>
+              <w:instrText xml:space="preserve"> PAGEREF _Toc240302793 \h </w:instrText>
             </w:r>
             <w:r>
               <w:rPr>
@@ -7358,7 +7505,7 @@
                 <w:noProof/>
                 <w:webHidden/>
               </w:rPr>
-              <w:t>76</w:t>
+              <w:t>80</w:t>
             </w:r>
             <w:r>
               <w:rPr>
@@ -7382,7 +7529,7 @@
               <w14:ligatures w14:val="standardContextual"/>
             </w:rPr>
           </w:pPr>
-          <w:hyperlink w:anchor="_Toc240032542" w:history="1">
+          <w:hyperlink w:anchor="_Toc240302794" w:history="1">
             <w:r>
               <w:rPr>
                 <w:rStyle w:val="Hipervnculo"/>
@@ -7409,7 +7556,7 @@
                 <w:noProof/>
                 <w:webHidden/>
               </w:rPr>
-              <w:instrText xml:space="preserve"> PAGEREF _Toc240032542 \h </w:instrText>
+              <w:instrText xml:space="preserve"> PAGEREF _Toc240302794 \h </w:instrText>
             </w:r>
             <w:r>
               <w:rPr>
@@ -7429,7 +7576,7 @@
                 <w:noProof/>
                 <w:webHidden/>
               </w:rPr>
-              <w:t>79</w:t>
+              <w:t>83</w:t>
             </w:r>
             <w:r>
               <w:rPr>
@@ -7453,7 +7600,7 @@
               <w14:ligatures w14:val="standardContextual"/>
             </w:rPr>
           </w:pPr>
-          <w:hyperlink w:anchor="_Toc240032543" w:history="1">
+          <w:hyperlink w:anchor="_Toc240302795" w:history="1">
             <w:r>
               <w:rPr>
                 <w:rStyle w:val="Hipervnculo"/>
@@ -7480,7 +7627,7 @@
                 <w:noProof/>
                 <w:webHidden/>
               </w:rPr>
-              <w:instrText xml:space="preserve"> PAGEREF _Toc240032543 \h </w:instrText>
+              <w:instrText xml:space="preserve"> PAGEREF _Toc240302795 \h </w:instrText>
             </w:r>
             <w:r>
               <w:rPr>
@@ -7500,7 +7647,7 @@
                 <w:noProof/>
                 <w:webHidden/>
               </w:rPr>
-              <w:t>80</w:t>
+              <w:t>84</w:t>
             </w:r>
             <w:r>
               <w:rPr>
@@ -7524,7 +7671,7 @@
               <w14:ligatures w14:val="standardContextual"/>
             </w:rPr>
           </w:pPr>
-          <w:hyperlink w:anchor="_Toc240032544" w:history="1">
+          <w:hyperlink w:anchor="_Toc240302796" w:history="1">
             <w:r>
               <w:rPr>
                 <w:rStyle w:val="Hipervnculo"/>
@@ -7551,7 +7698,7 @@
                 <w:noProof/>
                 <w:webHidden/>
               </w:rPr>
-              <w:instrText xml:space="preserve"> PAGEREF _Toc240032544 \h </w:instrText>
+              <w:instrText xml:space="preserve"> PAGEREF _Toc240302796 \h </w:instrText>
             </w:r>
             <w:r>
               <w:rPr>
@@ -7571,7 +7718,7 @@
                 <w:noProof/>
                 <w:webHidden/>
               </w:rPr>
-              <w:t>82</w:t>
+              <w:t>86</w:t>
             </w:r>
             <w:r>
               <w:rPr>
@@ -7595,7 +7742,7 @@
               <w14:ligatures w14:val="standardContextual"/>
             </w:rPr>
           </w:pPr>
-          <w:hyperlink w:anchor="_Toc240032545" w:history="1">
+          <w:hyperlink w:anchor="_Toc240302797" w:history="1">
             <w:r>
               <w:rPr>
                 <w:rStyle w:val="Hipervnculo"/>
@@ -7622,7 +7769,7 @@
                 <w:noProof/>
                 <w:webHidden/>
               </w:rPr>
-              <w:instrText xml:space="preserve"> PAGEREF _Toc240032545 \h </w:instrText>
+              <w:instrText xml:space="preserve"> PAGEREF _Toc240302797 \h </w:instrText>
             </w:r>
             <w:r>
               <w:rPr>
@@ -7642,7 +7789,7 @@
                 <w:noProof/>
                 <w:webHidden/>
               </w:rPr>
-              <w:t>82</w:t>
+              <w:t>86</w:t>
             </w:r>
             <w:r>
               <w:rPr>
@@ -7666,7 +7813,7 @@
               <w14:ligatures w14:val="standardContextual"/>
             </w:rPr>
           </w:pPr>
-          <w:hyperlink w:anchor="_Toc240032546" w:history="1">
+          <w:hyperlink w:anchor="_Toc240302798" w:history="1">
             <w:r>
               <w:rPr>
                 <w:rStyle w:val="Hipervnculo"/>
@@ -7693,7 +7840,7 @@
                 <w:noProof/>
                 <w:webHidden/>
               </w:rPr>
-              <w:instrText xml:space="preserve"> PAGEREF _Toc240032546 \h </w:instrText>
+              <w:instrText xml:space="preserve"> PAGEREF _Toc240302798 \h </w:instrText>
             </w:r>
             <w:r>
               <w:rPr>
@@ -7713,7 +7860,7 @@
                 <w:noProof/>
                 <w:webHidden/>
               </w:rPr>
-              <w:t>84</w:t>
+              <w:t>88</w:t>
             </w:r>
             <w:r>
               <w:rPr>
@@ -7737,7 +7884,7 @@
               <w14:ligatures w14:val="standardContextual"/>
             </w:rPr>
           </w:pPr>
-          <w:hyperlink w:anchor="_Toc240032547" w:history="1">
+          <w:hyperlink w:anchor="_Toc240302799" w:history="1">
             <w:r>
               <w:rPr>
                 <w:rStyle w:val="Hipervnculo"/>
@@ -7764,7 +7911,7 @@
                 <w:noProof/>
                 <w:webHidden/>
               </w:rPr>
-              <w:instrText xml:space="preserve"> PAGEREF _Toc240032547 \h </w:instrText>
+              <w:instrText xml:space="preserve"> PAGEREF _Toc240302799 \h </w:instrText>
             </w:r>
             <w:r>
               <w:rPr>
@@ -7784,7 +7931,7 @@
                 <w:noProof/>
                 <w:webHidden/>
               </w:rPr>
-              <w:t>86</w:t>
+              <w:t>90</w:t>
             </w:r>
             <w:r>
               <w:rPr>
@@ -7808,7 +7955,7 @@
               <w14:ligatures w14:val="standardContextual"/>
             </w:rPr>
           </w:pPr>
-          <w:hyperlink w:anchor="_Toc240032548" w:history="1">
+          <w:hyperlink w:anchor="_Toc240302800" w:history="1">
             <w:r>
               <w:rPr>
                 <w:rStyle w:val="Hipervnculo"/>
@@ -7835,7 +7982,7 @@
                 <w:noProof/>
                 <w:webHidden/>
               </w:rPr>
-              <w:instrText xml:space="preserve"> PAGEREF _Toc240032548 \h </w:instrText>
+              <w:instrText xml:space="preserve"> PAGEREF _Toc240302800 \h </w:instrText>
             </w:r>
             <w:r>
               <w:rPr>
@@ -7855,7 +8002,7 @@
                 <w:noProof/>
                 <w:webHidden/>
               </w:rPr>
-              <w:t>90</w:t>
+              <w:t>94</w:t>
             </w:r>
             <w:r>
               <w:rPr>
@@ -7879,7 +8026,7 @@
               <w14:ligatures w14:val="standardContextual"/>
             </w:rPr>
           </w:pPr>
-          <w:hyperlink w:anchor="_Toc240032549" w:history="1">
+          <w:hyperlink w:anchor="_Toc240302801" w:history="1">
             <w:r>
               <w:rPr>
                 <w:rStyle w:val="Hipervnculo"/>
@@ -7906,7 +8053,7 @@
                 <w:noProof/>
                 <w:webHidden/>
               </w:rPr>
-              <w:instrText xml:space="preserve"> PAGEREF _Toc240032549 \h </w:instrText>
+              <w:instrText xml:space="preserve"> PAGEREF _Toc240302801 \h </w:instrText>
             </w:r>
             <w:r>
               <w:rPr>
@@ -7926,7 +8073,7 @@
                 <w:noProof/>
                 <w:webHidden/>
               </w:rPr>
-              <w:t>90</w:t>
+              <w:t>94</w:t>
             </w:r>
             <w:r>
               <w:rPr>
@@ -7950,7 +8097,7 @@
               <w14:ligatures w14:val="standardContextual"/>
             </w:rPr>
           </w:pPr>
-          <w:hyperlink w:anchor="_Toc240032550" w:history="1">
+          <w:hyperlink w:anchor="_Toc240302802" w:history="1">
             <w:r>
               <w:rPr>
                 <w:rStyle w:val="Hipervnculo"/>
@@ -7977,7 +8124,7 @@
                 <w:noProof/>
                 <w:webHidden/>
               </w:rPr>
-              <w:instrText xml:space="preserve"> PAGEREF _Toc240032550 \h </w:instrText>
+              <w:instrText xml:space="preserve"> PAGEREF _Toc240302802 \h </w:instrText>
             </w:r>
             <w:r>
               <w:rPr>
@@ -7997,7 +8144,7 @@
                 <w:noProof/>
                 <w:webHidden/>
               </w:rPr>
-              <w:t>96</w:t>
+              <w:t>100</w:t>
             </w:r>
             <w:r>
               <w:rPr>
@@ -8021,7 +8168,7 @@
               <w14:ligatures w14:val="standardContextual"/>
             </w:rPr>
           </w:pPr>
-          <w:hyperlink w:anchor="_Toc240032551" w:history="1">
+          <w:hyperlink w:anchor="_Toc240302803" w:history="1">
             <w:r>
               <w:rPr>
                 <w:rStyle w:val="Hipervnculo"/>
@@ -8048,7 +8195,7 @@
                 <w:noProof/>
                 <w:webHidden/>
               </w:rPr>
-              <w:instrText xml:space="preserve"> PAGEREF _Toc240032551 \h </w:instrText>
+              <w:instrText xml:space="preserve"> PAGEREF _Toc240302803 \h </w:instrText>
             </w:r>
             <w:r>
               <w:rPr>
@@ -8068,7 +8215,7 @@
                 <w:noProof/>
                 <w:webHidden/>
               </w:rPr>
-              <w:t>97</w:t>
+              <w:t>101</w:t>
             </w:r>
             <w:r>
               <w:rPr>
@@ -8092,7 +8239,7 @@
               <w14:ligatures w14:val="standardContextual"/>
             </w:rPr>
           </w:pPr>
-          <w:hyperlink w:anchor="_Toc240032552" w:history="1">
+          <w:hyperlink w:anchor="_Toc240302804" w:history="1">
             <w:r>
               <w:rPr>
                 <w:rStyle w:val="Hipervnculo"/>
@@ -8119,7 +8266,7 @@
                 <w:noProof/>
                 <w:webHidden/>
               </w:rPr>
-              <w:instrText xml:space="preserve"> PAGEREF _Toc240032552 \h </w:instrText>
+              <w:instrText xml:space="preserve"> PAGEREF _Toc240302804 \h </w:instrText>
             </w:r>
             <w:r>
               <w:rPr>
@@ -8139,7 +8286,7 @@
                 <w:noProof/>
                 <w:webHidden/>
               </w:rPr>
-              <w:t>98</w:t>
+              <w:t>102</w:t>
             </w:r>
             <w:r>
               <w:rPr>
@@ -8163,7 +8310,7 @@
               <w14:ligatures w14:val="standardContextual"/>
             </w:rPr>
           </w:pPr>
-          <w:hyperlink w:anchor="_Toc240032553" w:history="1">
+          <w:hyperlink w:anchor="_Toc240302805" w:history="1">
             <w:r>
               <w:rPr>
                 <w:rStyle w:val="Hipervnculo"/>
@@ -8190,7 +8337,7 @@
                 <w:noProof/>
                 <w:webHidden/>
               </w:rPr>
-              <w:instrText xml:space="preserve"> PAGEREF _Toc240032553 \h </w:instrText>
+              <w:instrText xml:space="preserve"> PAGEREF _Toc240302805 \h </w:instrText>
             </w:r>
             <w:r>
               <w:rPr>
@@ -8210,7 +8357,7 @@
                 <w:noProof/>
                 <w:webHidden/>
               </w:rPr>
-              <w:t>101</w:t>
+              <w:t>105</w:t>
             </w:r>
             <w:r>
               <w:rPr>
@@ -8234,7 +8381,7 @@
               <w14:ligatures w14:val="standardContextual"/>
             </w:rPr>
           </w:pPr>
-          <w:hyperlink w:anchor="_Toc240032554" w:history="1">
+          <w:hyperlink w:anchor="_Toc240302806" w:history="1">
             <w:r>
               <w:rPr>
                 <w:rStyle w:val="Hipervnculo"/>
@@ -8261,7 +8408,7 @@
                 <w:noProof/>
                 <w:webHidden/>
               </w:rPr>
-              <w:instrText xml:space="preserve"> PAGEREF _Toc240032554 \h </w:instrText>
+              <w:instrText xml:space="preserve"> PAGEREF _Toc240302806 \h </w:instrText>
             </w:r>
             <w:r>
               <w:rPr>
@@ -8281,7 +8428,7 @@
                 <w:noProof/>
                 <w:webHidden/>
               </w:rPr>
-              <w:t>102</w:t>
+              <w:t>106</w:t>
             </w:r>
             <w:r>
               <w:rPr>
@@ -8305,7 +8452,7 @@
               <w14:ligatures w14:val="standardContextual"/>
             </w:rPr>
           </w:pPr>
-          <w:hyperlink w:anchor="_Toc240032555" w:history="1">
+          <w:hyperlink w:anchor="_Toc240302807" w:history="1">
             <w:r>
               <w:rPr>
                 <w:rStyle w:val="Hipervnculo"/>
@@ -8332,7 +8479,7 @@
                 <w:noProof/>
                 <w:webHidden/>
               </w:rPr>
-              <w:instrText xml:space="preserve"> PAGEREF _Toc240032555 \h </w:instrText>
+              <w:instrText xml:space="preserve"> PAGEREF _Toc240302807 \h </w:instrText>
             </w:r>
             <w:r>
               <w:rPr>
@@ -8352,7 +8499,7 @@
                 <w:noProof/>
                 <w:webHidden/>
               </w:rPr>
-              <w:t>103</w:t>
+              <w:t>107</w:t>
             </w:r>
             <w:r>
               <w:rPr>
@@ -8376,7 +8523,7 @@
               <w14:ligatures w14:val="standardContextual"/>
             </w:rPr>
           </w:pPr>
-          <w:hyperlink w:anchor="_Toc240032556" w:history="1">
+          <w:hyperlink w:anchor="_Toc240302808" w:history="1">
             <w:r>
               <w:rPr>
                 <w:rStyle w:val="Hipervnculo"/>
@@ -8403,7 +8550,7 @@
                 <w:noProof/>
                 <w:webHidden/>
               </w:rPr>
-              <w:instrText xml:space="preserve"> PAGEREF _Toc240032556 \h </w:instrText>
+              <w:instrText xml:space="preserve"> PAGEREF _Toc240302808 \h </w:instrText>
             </w:r>
             <w:r>
               <w:rPr>
@@ -8423,7 +8570,7 @@
                 <w:noProof/>
                 <w:webHidden/>
               </w:rPr>
-              <w:t>104</w:t>
+              <w:t>108</w:t>
             </w:r>
             <w:r>
               <w:rPr>
@@ -8447,7 +8594,7 @@
               <w14:ligatures w14:val="standardContextual"/>
             </w:rPr>
           </w:pPr>
-          <w:hyperlink w:anchor="_Toc240032557" w:history="1">
+          <w:hyperlink w:anchor="_Toc240302809" w:history="1">
             <w:r>
               <w:rPr>
                 <w:rStyle w:val="Hipervnculo"/>
@@ -8474,7 +8621,7 @@
                 <w:noProof/>
                 <w:webHidden/>
               </w:rPr>
-              <w:instrText xml:space="preserve"> PAGEREF _Toc240032557 \h </w:instrText>
+              <w:instrText xml:space="preserve"> PAGEREF _Toc240302809 \h </w:instrText>
             </w:r>
             <w:r>
               <w:rPr>
@@ -8494,7 +8641,7 @@
                 <w:noProof/>
                 <w:webHidden/>
               </w:rPr>
-              <w:t>107</w:t>
+              <w:t>111</w:t>
             </w:r>
             <w:r>
               <w:rPr>
@@ -8518,7 +8665,7 @@
               <w14:ligatures w14:val="standardContextual"/>
             </w:rPr>
           </w:pPr>
-          <w:hyperlink w:anchor="_Toc240032558" w:history="1">
+          <w:hyperlink w:anchor="_Toc240302810" w:history="1">
             <w:r>
               <w:rPr>
                 <w:rStyle w:val="Hipervnculo"/>
@@ -8545,7 +8692,7 @@
                 <w:noProof/>
                 <w:webHidden/>
               </w:rPr>
-              <w:instrText xml:space="preserve"> PAGEREF _Toc240032558 \h </w:instrText>
+              <w:instrText xml:space="preserve"> PAGEREF _Toc240302810 \h </w:instrText>
             </w:r>
             <w:r>
               <w:rPr>
@@ -8565,7 +8712,78 @@
                 <w:noProof/>
                 <w:webHidden/>
               </w:rPr>
-              <w:t>109</w:t>
+              <w:t>113</w:t>
+            </w:r>
+            <w:r>
+              <w:rPr>
+                <w:noProof/>
+                <w:webHidden/>
+              </w:rPr>
+              <w:fldChar w:fldCharType="end"/>
+            </w:r>
+          </w:hyperlink>
+        </w:p>
+        <w:p>
+          <w:pPr>
+            <w:pStyle w:val="TDC2"/>
+            <w:tabs>
+              <w:tab w:val="right" w:leader="dot" w:pos="8828"/>
+            </w:tabs>
+            <w:rPr>
+              <w:noProof/>
+              <w:kern w:val="2"/>
+              <w:lang w:val="es-AR" w:eastAsia="es-AR"/>
+              <w14:ligatures w14:val="standardContextual"/>
+            </w:rPr>
+          </w:pPr>
+          <w:hyperlink w:anchor="_Toc240302811" w:history="1">
+            <w:r>
+              <w:rPr>
+                <w:rStyle w:val="Hipervnculo"/>
+                <w:noProof/>
+              </w:rPr>
+              <w:t>Anexo K: Verificación de datos concretos en las respuestas de tipo FAQ</w:t>
+            </w:r>
+            <w:r>
+              <w:rPr>
+                <w:noProof/>
+                <w:webHidden/>
+              </w:rPr>
+              <w:tab/>
+            </w:r>
+            <w:r>
+              <w:rPr>
+                <w:noProof/>
+                <w:webHidden/>
+              </w:rPr>
+              <w:fldChar w:fldCharType="begin"/>
+            </w:r>
+            <w:r>
+              <w:rPr>
+                <w:noProof/>
+                <w:webHidden/>
+              </w:rPr>
+              <w:instrText xml:space="preserve"> PAGEREF _Toc240302811 \h </w:instrText>
+            </w:r>
+            <w:r>
+              <w:rPr>
+                <w:noProof/>
+                <w:webHidden/>
+              </w:rPr>
+            </w:r>
+            <w:r>
+              <w:rPr>
+                <w:noProof/>
+                <w:webHidden/>
+              </w:rPr>
+              <w:fldChar w:fldCharType="separate"/>
+            </w:r>
+            <w:r>
+              <w:rPr>
+                <w:noProof/>
+                <w:webHidden/>
+              </w:rPr>
+              <w:t>114</w:t>
             </w:r>
             <w:r>
               <w:rPr>
@@ -8585,14 +8803,14 @@
     </w:sdt>
     <w:p>
       <w:r>
-        <w:pict w14:anchorId="08757AE3">
+        <w:pict w14:anchorId="0B0C3816">
           <v:rect id="_x0000_i1027" style="width:0;height:1.5pt" o:hralign="center" o:hrstd="t" o:hr="t"/>
         </w:pict>
       </w:r>
     </w:p>
     <w:p>
       <w:r>
-        <w:pict w14:anchorId="1DF81B54">
+        <w:pict w14:anchorId="6ED0536B">
           <v:rect id="_x0000_i1028" style="width:0;height:1.5pt" o:hralign="center" o:hrstd="t" o:hr="t"/>
         </w:pict>
       </w:r>
@@ -8602,7 +8820,7 @@
         <w:pStyle w:val="Ttulo2"/>
       </w:pPr>
       <w:bookmarkStart w:id="4" w:name="listado-de-figuras"/>
-      <w:bookmarkStart w:id="5" w:name="_Toc240032446"/>
+      <w:bookmarkStart w:id="5" w:name="_Toc240302696"/>
       <w:r>
         <w:t>Listado de Figuras</w:t>
       </w:r>
@@ -8705,7 +8923,11 @@
               <w:pStyle w:val="Compact"/>
             </w:pPr>
             <w:r>
-              <w:t>Arquitectura del sistema. Cuatro servicios en contenedor sobre una red interna, con las dos dependencias externas de las que depende el Flujo 2: la API de OpenAI (GPT-4o-mini) y la API de Telegram.</w:t>
+              <w:t xml:space="preserve">Arquitectura del sistema. Cuatro servicios en contenedor sobre una </w:t>
+            </w:r>
+            <w:r>
+              <w:lastRenderedPageBreak/>
+              <w:t>red interna, con las dos dependencias externas de las que depende el Flujo 2: la API de OpenAI (GPT-4o-mini) y la API de Telegram.</w:t>
             </w:r>
           </w:p>
         </w:tc>
@@ -8718,6 +8940,7 @@
               <w:pStyle w:val="Compact"/>
             </w:pPr>
             <w:r>
+              <w:lastRenderedPageBreak/>
               <w:t>4.1.1</w:t>
             </w:r>
           </w:p>
@@ -8746,11 +8969,7 @@
               <w:pStyle w:val="Compact"/>
             </w:pPr>
             <w:r>
-              <w:t xml:space="preserve">Diagrama entidad-relación de la base de datos ecommerce_tesis, con las siete tablas, sus claves foráneas y la columna data_source </w:t>
-            </w:r>
-            <w:r>
-              <w:lastRenderedPageBreak/>
-              <w:t>que separa los registros medidos de los datos de carga inicial.</w:t>
+              <w:t>Diagrama entidad-relación de la base de datos ecommerce_tesis, con las siete tablas, sus claves foráneas y la columna data_source que separa los registros medidos de los datos de carga inicial.</w:t>
             </w:r>
           </w:p>
         </w:tc>
@@ -8763,7 +8982,6 @@
               <w:pStyle w:val="Compact"/>
             </w:pPr>
             <w:r>
-              <w:lastRenderedPageBreak/>
               <w:t>4.2.2</w:t>
             </w:r>
           </w:p>
@@ -8956,7 +9174,11 @@
               <w:pStyle w:val="Compact"/>
             </w:pPr>
             <w:r>
-              <w:t>Dashboard “Pipeline Post-Venta” en Grafana, alimentado desde las vistas de PostgreSQL con los datos medidos del Flujo 1. Los paneles de indicadores y de distribución de estados se restringen a los registros medidos; los de «Órdenes totales» y «Órdenes procesadas por día» no lo hacen, de modo que el primer punto de la serie diaria corresponde a las órdenes de carga inicial y no a una corrida experimental (Sección 4.5).</w:t>
+              <w:t xml:space="preserve">Dashboard “Pipeline Post-Venta” en Grafana, alimentado desde las vistas de PostgreSQL con los datos medidos del Flujo 1. Los paneles de indicadores y de distribución de estados se restringen a los registros medidos; los de «Órdenes totales» y «Órdenes procesadas por día» no lo hacen, de modo que el primer </w:t>
+            </w:r>
+            <w:r>
+              <w:lastRenderedPageBreak/>
+              <w:t>punto de la serie diaria corresponde a las órdenes de carga inicial y no a una corrida experimental (Sección 4.5).</w:t>
             </w:r>
           </w:p>
         </w:tc>
@@ -8969,6 +9191,7 @@
               <w:pStyle w:val="Compact"/>
             </w:pPr>
             <w:r>
+              <w:lastRenderedPageBreak/>
               <w:t>4.5.1</w:t>
             </w:r>
           </w:p>
@@ -8997,11 +9220,7 @@
               <w:pStyle w:val="Compact"/>
             </w:pPr>
             <w:r>
-              <w:t xml:space="preserve">Bandeja de Mailpit con los correos generados por el Flujo 1 durante las pruebas: confirmaciones de orden y avisos de stock insuficiente, sobre dominios reservados para </w:t>
-            </w:r>
-            <w:r>
-              <w:lastRenderedPageBreak/>
-              <w:t>documentación (@example.com).</w:t>
+              <w:t>Bandeja de Mailpit con los correos generados por el Flujo 1 durante las pruebas: confirmaciones de orden y avisos de stock insuficiente, sobre dominios reservados para documentación (@example.com).</w:t>
             </w:r>
           </w:p>
         </w:tc>
@@ -9014,7 +9233,6 @@
               <w:pStyle w:val="Compact"/>
             </w:pPr>
             <w:r>
-              <w:lastRenderedPageBreak/>
               <w:t>4.6.2</w:t>
             </w:r>
           </w:p>
@@ -9131,7 +9349,7 @@
         <w:pStyle w:val="Ttulo2"/>
       </w:pPr>
       <w:bookmarkStart w:id="6" w:name="listado-de-tablas-principales"/>
-      <w:bookmarkStart w:id="7" w:name="_Toc240032447"/>
+      <w:bookmarkStart w:id="7" w:name="_Toc240302697"/>
       <w:bookmarkEnd w:id="4"/>
       <w:r>
         <w:t>Listado de Tablas principales</w:t>
@@ -9590,6 +9808,7 @@
               <w:pStyle w:val="Compact"/>
             </w:pPr>
             <w:r>
+              <w:lastRenderedPageBreak/>
               <w:t>Tabla 4.6</w:t>
             </w:r>
           </w:p>
@@ -9833,7 +10052,6 @@
           </w:tcPr>
           <w:p>
             <w:r>
-              <w:lastRenderedPageBreak/>
               <w:t>Tabla 5.2</w:t>
             </w:r>
           </w:p>
@@ -10246,10 +10464,47 @@
           </w:p>
         </w:tc>
       </w:tr>
+      <w:tr>
+        <w:tc>
+          <w:tcPr>
+            <w:tcW w:w="1157" w:type="dxa"/>
+          </w:tcPr>
+          <w:p>
+            <w:r>
+              <w:t>Tabla K.1</w:t>
+            </w:r>
+          </w:p>
+        </w:tc>
+        <w:tc>
+          <w:tcPr>
+            <w:tcW w:w="5213" w:type="dxa"/>
+          </w:tcPr>
+          <w:p>
+            <w:r>
+              <w:t xml:space="preserve">Datos concretos afirmados en las respuestas de tipo FAQ y su presencia en la base de </w:t>
+            </w:r>
+            <w:r>
+              <w:lastRenderedPageBreak/>
+              <w:t>conocimiento</w:t>
+            </w:r>
+          </w:p>
+        </w:tc>
+        <w:tc>
+          <w:tcPr>
+            <w:tcW w:w="1053" w:type="dxa"/>
+          </w:tcPr>
+          <w:p>
+            <w:r>
+              <w:lastRenderedPageBreak/>
+              <w:t>Anexo K</w:t>
+            </w:r>
+          </w:p>
+        </w:tc>
+      </w:tr>
     </w:tbl>
     <w:p>
       <w:r>
-        <w:pict w14:anchorId="523D1638">
+        <w:pict w14:anchorId="491D2F40">
           <v:rect id="_x0000_i1029" style="width:423.35pt;height:.25pt" o:hrpct="958" o:hralign="center" o:hrstd="t" o:hr="t"/>
         </w:pict>
       </w:r>
@@ -10259,7 +10514,7 @@
       <w:pPr>
         <w:pStyle w:val="Ttulo2"/>
       </w:pPr>
-      <w:bookmarkStart w:id="8" w:name="_Toc240032448"/>
+      <w:bookmarkStart w:id="8" w:name="_Toc240302698"/>
       <w:r>
         <w:t>Glosario de siglas y acrónimos</w:t>
       </w:r>
@@ -10341,7 +10596,6 @@
               <w:pStyle w:val="Textoindependiente"/>
             </w:pPr>
             <w:r>
-              <w:lastRenderedPageBreak/>
               <w:t>BPM</w:t>
             </w:r>
           </w:p>
@@ -10715,6 +10969,7 @@
               <w:pStyle w:val="Textoindependiente"/>
             </w:pPr>
             <w:r>
+              <w:lastRenderedPageBreak/>
               <w:t>JWT</w:t>
             </w:r>
           </w:p>
@@ -10883,7 +11138,6 @@
               <w:pStyle w:val="Textoindependiente"/>
             </w:pPr>
             <w:r>
-              <w:lastRenderedPageBreak/>
               <w:t>SGBD</w:t>
             </w:r>
           </w:p>
@@ -11106,7 +11360,7 @@
         <w:pageBreakBefore/>
       </w:pPr>
       <w:bookmarkStart w:id="9" w:name="capítulo-1-introducción"/>
-      <w:bookmarkStart w:id="10" w:name="_Toc240032449"/>
+      <w:bookmarkStart w:id="10" w:name="_Toc240302699"/>
       <w:bookmarkEnd w:id="6"/>
       <w:r>
         <w:lastRenderedPageBreak/>
@@ -11119,7 +11373,7 @@
         <w:pStyle w:val="Ttulo2"/>
       </w:pPr>
       <w:bookmarkStart w:id="11" w:name="contexto-del-problema"/>
-      <w:bookmarkStart w:id="12" w:name="_Toc240032450"/>
+      <w:bookmarkStart w:id="12" w:name="_Toc240302700"/>
       <w:r>
         <w:t>1.1 Contexto del problema</w:t>
       </w:r>
@@ -11146,7 +11400,7 @@
         <w:pStyle w:val="Ttulo2"/>
       </w:pPr>
       <w:bookmarkStart w:id="13" w:name="planteamiento-del-problema"/>
-      <w:bookmarkStart w:id="14" w:name="_Toc240032451"/>
+      <w:bookmarkStart w:id="14" w:name="_Toc240302701"/>
       <w:bookmarkEnd w:id="11"/>
       <w:r>
         <w:t>1.2 Planteamiento del problema</w:t>
@@ -11221,7 +11475,7 @@
         <w:pStyle w:val="Ttulo2"/>
       </w:pPr>
       <w:bookmarkStart w:id="15" w:name="justificación"/>
-      <w:bookmarkStart w:id="16" w:name="_Toc240032452"/>
+      <w:bookmarkStart w:id="16" w:name="_Toc240302702"/>
       <w:bookmarkEnd w:id="13"/>
       <w:r>
         <w:t>1.3 Justificación</w:t>
@@ -11286,7 +11540,7 @@
         <w:pStyle w:val="Ttulo2"/>
       </w:pPr>
       <w:bookmarkStart w:id="17" w:name="pregunta-de-investigación-e-hipótesis"/>
-      <w:bookmarkStart w:id="18" w:name="_Toc240032453"/>
+      <w:bookmarkStart w:id="18" w:name="_Toc240302703"/>
       <w:bookmarkEnd w:id="15"/>
       <w:r>
         <w:t>1.4 Pregunta de Investigación e Hipótesis</w:t>
@@ -11298,7 +11552,7 @@
         <w:pStyle w:val="Ttulo3"/>
       </w:pPr>
       <w:bookmarkStart w:id="19" w:name="pregunta-de-investigación"/>
-      <w:bookmarkStart w:id="20" w:name="_Toc240032454"/>
+      <w:bookmarkStart w:id="20" w:name="_Toc240302704"/>
       <w:r>
         <w:t>1.4.1 Pregunta de investigación</w:t>
       </w:r>
@@ -11317,7 +11571,7 @@
         <w:pStyle w:val="Ttulo3"/>
       </w:pPr>
       <w:bookmarkStart w:id="21" w:name="hipótesis"/>
-      <w:bookmarkStart w:id="22" w:name="_Toc240032455"/>
+      <w:bookmarkStart w:id="22" w:name="_Toc240302705"/>
       <w:bookmarkEnd w:id="19"/>
       <w:r>
         <w:t>1.4.2 Hipótesis</w:t>
@@ -11336,7 +11590,10 @@
           <w:b/>
           <w:bCs/>
         </w:rPr>
-        <w:t>H1: El pipeline automatizado de procesamiento de órdenes reduce de manera sustancial el tiempo end-to-end del ciclo —desde la recepción del pedido hasta la notificación al cliente— respecto del tiempo que insume procesar la misma tarea de forma manual, medido como baseline propio según el protocolo de la Sección 3.5.5. Como criterio operativo secundario se fija que dicho tiempo se mantenga por debajo de 30 segundos.</w:t>
+        <w:t>H1:</w:t>
+      </w:r>
+      <w:r>
+        <w:t xml:space="preserve"> El pipeline automatizado de procesamiento de órdenes reduce de manera sustancial el tiempo end-to-end del ciclo —desde la recepción del pedido hasta la notificación al cliente— respecto del tiempo que insume procesar la misma tarea de forma manual, medido como baseline propio según el protocolo de la Sección 3.5.5. Como criterio operativo secundario se fija que dicho tiempo se mantenga por debajo de 30 segundos.</w:t>
       </w:r>
     </w:p>
     <w:p>
@@ -11344,7 +11601,13 @@
         <w:pStyle w:val="Textoindependiente"/>
       </w:pPr>
       <w:r>
-        <w:t>H2a: El chatbot basado en GPT-4o-mini responde al cliente en un tiempo medio de respuesta (TMR) inferior a 10 segundos para consultas de tipo FAQ, estado de pedido y consultas generales.</w:t>
+        <w:rPr>
+          <w:b/>
+        </w:rPr>
+        <w:t>H2a:</w:t>
+      </w:r>
+      <w:r>
+        <w:t xml:space="preserve"> El chatbot basado en GPT-4o-mini responde al cliente en un tiempo medio de respuesta (TMR) inferior a 10 segundos para consultas de tipo FAQ, estado de pedido y consultas generales.</w:t>
       </w:r>
     </w:p>
     <w:p>
@@ -11357,7 +11620,10 @@
           <w:bCs/>
         </w:rPr>
         <w:lastRenderedPageBreak/>
-        <w:t>H2b: El chatbot clasifica correctamente la intención del mensaje en al menos el 85 % de los casos. A lo largo del trabajo se reserva «exactitud (accuracy)» para esta métrica global y «precisión» para la métrica por clase de la Tabla 5.9, conforme la terminología de Jurafsky y Martin (2024). Este umbral se fija como criterio del equipo —no deriva de un estándar publicado ni de un requerimiento de negocio externo— y se justifica en la Sección 2.2.3.</w:t>
+        <w:t>H2b:</w:t>
+      </w:r>
+      <w:r>
+        <w:t xml:space="preserve"> El chatbot clasifica correctamente la intención del mensaje en al menos el 85 % de los casos. A lo largo del trabajo se reserva «exactitud (accuracy)» para esta métrica global y «precisión» para la métrica por clase de la Tabla 5.9, conforme la terminología de Jurafsky y Martin (2024). Este umbral se fija como criterio del equipo —no deriva de un estándar publicado ni de un requerimiento de negocio externo— y se justifica en la Sección 2.2.3.</w:t>
       </w:r>
     </w:p>
     <w:p>
@@ -11373,7 +11639,7 @@
         <w:pStyle w:val="Ttulo2"/>
       </w:pPr>
       <w:bookmarkStart w:id="23" w:name="objetivos"/>
-      <w:bookmarkStart w:id="24" w:name="_Toc240032456"/>
+      <w:bookmarkStart w:id="24" w:name="_Toc240302706"/>
       <w:bookmarkEnd w:id="17"/>
       <w:bookmarkEnd w:id="21"/>
       <w:r>
@@ -11386,7 +11652,7 @@
         <w:pStyle w:val="Ttulo3"/>
       </w:pPr>
       <w:bookmarkStart w:id="25" w:name="objetivo-general"/>
-      <w:bookmarkStart w:id="26" w:name="_Toc240032457"/>
+      <w:bookmarkStart w:id="26" w:name="_Toc240302707"/>
       <w:r>
         <w:t>1.5.1 Objetivo General</w:t>
       </w:r>
@@ -11405,7 +11671,7 @@
         <w:pStyle w:val="Ttulo3"/>
       </w:pPr>
       <w:bookmarkStart w:id="27" w:name="objetivos-específicos"/>
-      <w:bookmarkStart w:id="28" w:name="_Toc240032458"/>
+      <w:bookmarkStart w:id="28" w:name="_Toc240302708"/>
       <w:bookmarkEnd w:id="25"/>
       <w:r>
         <w:t>1.5.2 Objetivos Específicos</w:t>
@@ -11473,7 +11739,7 @@
         <w:pStyle w:val="Ttulo2"/>
       </w:pPr>
       <w:bookmarkStart w:id="29" w:name="alcance-y-limitaciones"/>
-      <w:bookmarkStart w:id="30" w:name="_Toc240032459"/>
+      <w:bookmarkStart w:id="30" w:name="_Toc240302709"/>
       <w:bookmarkEnd w:id="23"/>
       <w:bookmarkEnd w:id="27"/>
       <w:r>
@@ -11486,7 +11752,7 @@
         <w:pStyle w:val="Ttulo3"/>
       </w:pPr>
       <w:bookmarkStart w:id="31" w:name="alcance"/>
-      <w:bookmarkStart w:id="32" w:name="_Toc240032460"/>
+      <w:bookmarkStart w:id="32" w:name="_Toc240302710"/>
       <w:r>
         <w:t>1.6.1 Alcance</w:t>
       </w:r>
@@ -11549,7 +11815,7 @@
         <w:pStyle w:val="Ttulo3"/>
       </w:pPr>
       <w:bookmarkStart w:id="33" w:name="limitaciones"/>
-      <w:bookmarkStart w:id="34" w:name="_Toc240032461"/>
+      <w:bookmarkStart w:id="34" w:name="_Toc240302711"/>
       <w:bookmarkEnd w:id="31"/>
       <w:r>
         <w:t>1.6.2 Limitaciones</w:t>
@@ -11588,7 +11854,10 @@
           <w:b/>
           <w:bCs/>
         </w:rPr>
-        <w:t>WhatsApp Business API: requiere una cuenta verificada por Meta, verificación que no se completó dentro del alcance de este trabajo. En consecuencia el canal de WhatsApp no se ejecutó contra la API real ni contra su entorno sandbox: las pruebas del Flujo 2 sobre ese canal se realizaron entregando la respuesta a un capturador SMTP local, de modo que las latencias reportadas para él no incluyen componente alguno de la red de WhatsApp. La validación sobre un canal de mensajería real se resolvió mediante Telegram (Sección 5.2.2).</w:t>
+        <w:t>WhatsApp Business API:</w:t>
+      </w:r>
+      <w:r>
+        <w:t xml:space="preserve"> requiere una cuenta verificada por Meta, verificación que no se completó dentro del alcance de este trabajo. En consecuencia el canal de WhatsApp no se ejecutó contra la API real ni contra su entorno sandbox: las pruebas del Flujo 2 sobre ese canal se realizaron entregando la respuesta a un capturador SMTP local, de modo que las latencias reportadas para él no incluyen componente alguno de la red de WhatsApp. La validación sobre un canal de mensajería real se resolvió mediante Telegram (Sección 5.2.2).</w:t>
       </w:r>
     </w:p>
     <w:p>
@@ -11631,7 +11900,7 @@
     </w:p>
     <w:p>
       <w:r>
-        <w:pict w14:anchorId="0C8A3EBC">
+        <w:pict w14:anchorId="7FAA7BFE">
           <v:rect id="_x0000_i1030" style="width:0;height:1.5pt" o:hralign="center" o:hrstd="t" o:hr="t"/>
         </w:pict>
       </w:r>
@@ -11642,7 +11911,7 @@
         <w:pageBreakBefore/>
       </w:pPr>
       <w:bookmarkStart w:id="35" w:name="capítulo-2-marco-teórico"/>
-      <w:bookmarkStart w:id="36" w:name="_Toc240032462"/>
+      <w:bookmarkStart w:id="36" w:name="_Toc240302712"/>
       <w:bookmarkEnd w:id="9"/>
       <w:bookmarkEnd w:id="29"/>
       <w:bookmarkEnd w:id="33"/>
@@ -11657,7 +11926,7 @@
         <w:pStyle w:val="Ttulo2"/>
       </w:pPr>
       <w:bookmarkStart w:id="37" w:name="automatización-de-procesos-de-negocio"/>
-      <w:bookmarkStart w:id="38" w:name="_Toc240032463"/>
+      <w:bookmarkStart w:id="38" w:name="_Toc240302713"/>
       <w:r>
         <w:t>2.1 Automatización de procesos de negocio</w:t>
       </w:r>
@@ -11668,7 +11937,7 @@
         <w:pStyle w:val="Ttulo3"/>
       </w:pPr>
       <w:bookmarkStart w:id="39" w:name="definición-y-antecedentes"/>
-      <w:bookmarkStart w:id="40" w:name="_Toc240032464"/>
+      <w:bookmarkStart w:id="40" w:name="_Toc240302714"/>
       <w:r>
         <w:t>2.1.1 Definición y antecedentes</w:t>
       </w:r>
@@ -11725,7 +11994,7 @@
         <w:pStyle w:val="Ttulo3"/>
       </w:pPr>
       <w:bookmarkStart w:id="41" w:name="Xa3bb2ec28836d6b7a031f74afbd63d99d71d386"/>
-      <w:bookmarkStart w:id="42" w:name="_Toc240032465"/>
+      <w:bookmarkStart w:id="42" w:name="_Toc240302715"/>
       <w:bookmarkEnd w:id="39"/>
       <w:r>
         <w:t>2.1.2 Herramientas de orquestación de flujos: n8n</w:t>
@@ -11817,7 +12086,7 @@
         <w:pStyle w:val="Ttulo3"/>
       </w:pPr>
       <w:bookmarkStart w:id="43" w:name="X93fec73e5d108b013b278e4257b59246c0b4c80"/>
-      <w:bookmarkStart w:id="44" w:name="_Toc240032466"/>
+      <w:bookmarkStart w:id="44" w:name="_Toc240302716"/>
       <w:bookmarkEnd w:id="41"/>
       <w:r>
         <w:t>2.1.3 Métricas MTTD y MTTR en operaciones de e-commerce</w:t>
@@ -11931,7 +12200,7 @@
         <w:pStyle w:val="Ttulo2"/>
       </w:pPr>
       <w:bookmarkStart w:id="45" w:name="Xb9df29f5b4396af5e3e5cddfe0cff79ab4ee89d"/>
-      <w:bookmarkStart w:id="46" w:name="_Toc240032467"/>
+      <w:bookmarkStart w:id="46" w:name="_Toc240302717"/>
       <w:bookmarkEnd w:id="37"/>
       <w:bookmarkEnd w:id="43"/>
       <w:r>
@@ -11945,7 +12214,7 @@
         <w:pStyle w:val="Ttulo3"/>
       </w:pPr>
       <w:bookmarkStart w:id="47" w:name="X66ea073947c30cd45a099a94c7f07bfa1f9ff91"/>
-      <w:bookmarkStart w:id="48" w:name="_Toc240032468"/>
+      <w:bookmarkStart w:id="48" w:name="_Toc240302718"/>
       <w:r>
         <w:t>2.2.1 Evolución de los chatbots: de reglas a LLMs</w:t>
       </w:r>
@@ -12012,7 +12281,7 @@
         <w:pStyle w:val="Ttulo3"/>
       </w:pPr>
       <w:bookmarkStart w:id="49" w:name="gpt-4o-mini-y-prompt-engineering"/>
-      <w:bookmarkStart w:id="50" w:name="_Toc240032469"/>
+      <w:bookmarkStart w:id="50" w:name="_Toc240302719"/>
       <w:bookmarkEnd w:id="47"/>
       <w:r>
         <w:t>2.2.2 GPT-4o-mini y prompt engineering</w:t>
@@ -12040,7 +12309,7 @@
         <w:pStyle w:val="Ttulo3"/>
       </w:pPr>
       <w:bookmarkStart w:id="51" w:name="precisión-en-clasificación-de-intents"/>
-      <w:bookmarkStart w:id="52" w:name="_Toc240032470"/>
+      <w:bookmarkStart w:id="52" w:name="_Toc240302720"/>
       <w:bookmarkEnd w:id="49"/>
       <w:r>
         <w:lastRenderedPageBreak/>
@@ -12061,7 +12330,7 @@
         <w:pStyle w:val="Ttulo2"/>
       </w:pPr>
       <w:bookmarkStart w:id="53" w:name="comunicación-omnicanal-en-e-commerce"/>
-      <w:bookmarkStart w:id="54" w:name="_Toc240032471"/>
+      <w:bookmarkStart w:id="54" w:name="_Toc240302721"/>
       <w:bookmarkEnd w:id="45"/>
       <w:bookmarkEnd w:id="51"/>
       <w:r>
@@ -12074,7 +12343,7 @@
         <w:pStyle w:val="Ttulo3"/>
       </w:pPr>
       <w:bookmarkStart w:id="55" w:name="concepto-y-relevancia-estratégica"/>
-      <w:bookmarkStart w:id="56" w:name="_Toc240032472"/>
+      <w:bookmarkStart w:id="56" w:name="_Toc240302722"/>
       <w:r>
         <w:t>2.3.1 Multicanalidad y omnicanalidad: delimitación conceptual</w:t>
       </w:r>
@@ -12105,7 +12374,7 @@
         <w:pStyle w:val="Ttulo3"/>
       </w:pPr>
       <w:bookmarkStart w:id="57" w:name="X452ed088a5bd0b432cae0c8b943186b8d077f51"/>
-      <w:bookmarkStart w:id="58" w:name="_Toc240032473"/>
+      <w:bookmarkStart w:id="58" w:name="_Toc240302723"/>
       <w:bookmarkEnd w:id="55"/>
       <w:r>
         <w:t>2.3.2 TMR como métrica de efectividad</w:t>
@@ -12128,7 +12397,7 @@
         <w:pStyle w:val="Ttulo2"/>
       </w:pPr>
       <w:bookmarkStart w:id="59" w:name="Xaa4f6589df2a0f19e1737147622416c2cf6ca47"/>
-      <w:bookmarkStart w:id="60" w:name="_Toc240032474"/>
+      <w:bookmarkStart w:id="60" w:name="_Toc240302724"/>
       <w:bookmarkEnd w:id="53"/>
       <w:bookmarkEnd w:id="57"/>
       <w:r>
@@ -12149,7 +12418,7 @@
         <w:pStyle w:val="Ttulo3"/>
       </w:pPr>
       <w:bookmarkStart w:id="61" w:name="contenedores-docker-y-reproducibilidad"/>
-      <w:bookmarkStart w:id="62" w:name="_Toc240032475"/>
+      <w:bookmarkStart w:id="62" w:name="_Toc240302725"/>
       <w:r>
         <w:t>2.4.1 Contenedores Docker y reproducibilidad</w:t>
       </w:r>
@@ -12182,7 +12451,7 @@
         <w:pStyle w:val="Ttulo3"/>
       </w:pPr>
       <w:bookmarkStart w:id="63" w:name="X007ab7e732545dc11532fc0843ddc84b58ac216"/>
-      <w:bookmarkStart w:id="64" w:name="_Toc240032476"/>
+      <w:bookmarkStart w:id="64" w:name="_Toc240302726"/>
       <w:bookmarkEnd w:id="61"/>
       <w:r>
         <w:t>2.4.2 PostgreSQL como base de datos de métricas</w:t>
@@ -12202,7 +12471,7 @@
         <w:pStyle w:val="Ttulo3"/>
       </w:pPr>
       <w:bookmarkStart w:id="65" w:name="grafana-para-observabilidad-operativa"/>
-      <w:bookmarkStart w:id="66" w:name="_Toc240032477"/>
+      <w:bookmarkStart w:id="66" w:name="_Toc240302727"/>
       <w:bookmarkEnd w:id="63"/>
       <w:r>
         <w:t>2.4.3 Grafana para observabilidad operativa</w:t>
@@ -12221,7 +12490,7 @@
       <w:pPr>
         <w:pStyle w:val="Ttulo2"/>
       </w:pPr>
-      <w:bookmarkStart w:id="67" w:name="_Toc240032478"/>
+      <w:bookmarkStart w:id="67" w:name="_Toc240302728"/>
       <w:r>
         <w:t>2.5 Estado del arte</w:t>
       </w:r>
@@ -12256,7 +12525,7 @@
       <w:pPr>
         <w:pStyle w:val="Ttulo3"/>
       </w:pPr>
-      <w:bookmarkStart w:id="68" w:name="_Toc240032479"/>
+      <w:bookmarkStart w:id="68" w:name="_Toc240302729"/>
       <w:r>
         <w:t>2.5.1 Chatbots en la atención al cliente de comercio electrónico</w:t>
       </w:r>
@@ -12274,7 +12543,7 @@
       <w:pPr>
         <w:pStyle w:val="Ttulo3"/>
       </w:pPr>
-      <w:bookmarkStart w:id="69" w:name="_Toc240032480"/>
+      <w:bookmarkStart w:id="69" w:name="_Toc240302730"/>
       <w:r>
         <w:t>2.5.2 Clasificación de intenciones con modelos de lenguaje</w:t>
       </w:r>
@@ -12300,7 +12569,7 @@
       <w:pPr>
         <w:pStyle w:val="Ttulo3"/>
       </w:pPr>
-      <w:bookmarkStart w:id="70" w:name="_Toc240032481"/>
+      <w:bookmarkStart w:id="70" w:name="_Toc240302731"/>
       <w:r>
         <w:lastRenderedPageBreak/>
         <w:t>2.5.3 Automatización de procesos en pequeñas y medianas empresas</w:t>
@@ -12319,7 +12588,7 @@
       <w:pPr>
         <w:pStyle w:val="Ttulo3"/>
       </w:pPr>
-      <w:bookmarkStart w:id="71" w:name="_Toc240032482"/>
+      <w:bookmarkStart w:id="71" w:name="_Toc240302732"/>
       <w:r>
         <w:t>2.5.4 Antecedentes latinoamericanos y del caso argentino</w:t>
       </w:r>
@@ -12358,7 +12627,7 @@
         <w:pStyle w:val="Textoindependiente"/>
       </w:pPr>
       <w:r>
-        <w:t>Sobre asistentes conversacionales con datos regionales, Ramos De Santis (2024) analiza 1.250 usuarios de chatbots de diez empresas líderes de logística en Colombia, Perú y Ecuador y, mediante regresión múltiple, identifica cinco predictores de la satisfacción del cliente —capacidad de resolver el problema, conocimiento del producto, autonomía en la resolución, corrección gramatical y disposición a recomendar el servicio—, con un coeficiente de determinación ajustado de 0,7512. Ese resultado es directamente pertinente para la lectura del Capítulo 5 de este trabajo, y en un sentido incómodo: cuatro de los cinco predictores que allí explican la satisfacción refieren a la calidad del contenido de la respuesta, que es precisamente la dimensión que este trabajo no midió. Fondevila-Gascón, Huamanchumo, Martín-Guart y Gutiérrez-Aragón (2024), publicados en una revista arbitrada peruana aunque con datos relevados en España —condición que corresponde consignar—, llegan por vía de encuesta a una conclusión convergente: los clientes están dispuestos a interactuar con agentes conversacionales, pero la disposición se revierte cuando la calidad de la respuesta y de la comprensión es pobre.</w:t>
+        <w:t>Sobre asistentes conversacionales con datos regionales, Ramos De Santis (2024) analiza 1.250 usuarios de chatbots de diez empresas líderes de logística en Colombia, Perú y Ecuador y, mediante regresión múltiple, identifica cinco predictores de la satisfacción del cliente —capacidad de resolver el problema, conocimiento del producto, autonomía en la resolución, corrección gramatical y disposición a recomendar el servicio—, con un coeficiente de determinación ajustado de 0,7512. Ese resultado es directamente pertinente para la lectura del Capítulo 5 de este trabajo, y en un sentido incómodo: cuatro de los cinco predictores que allí explican la satisfacción refieren a la calidad del contenido de la respuesta, que es precisamente la dimensión que este trabajo solo alcanzó a medir de forma parcial (Sección 5.2.5). Fondevila-Gascón, Huamanchumo, Martín-Guart y Gutiérrez-Aragón (2024), publicados en una revista arbitrada peruana aunque con datos relevados en España —condición que corresponde consignar—, llegan por vía de encuesta a una conclusión convergente: los clientes están dispuestos a interactuar con agentes conversacionales, pero la disposición se revierte cuando la calidad de la respuesta y de la comprensión es pobre.</w:t>
       </w:r>
     </w:p>
     <w:p>
@@ -12381,7 +12650,7 @@
       <w:pPr>
         <w:pStyle w:val="Ttulo3"/>
       </w:pPr>
-      <w:bookmarkStart w:id="72" w:name="_Toc240032483"/>
+      <w:bookmarkStart w:id="72" w:name="_Toc240302733"/>
       <w:r>
         <w:lastRenderedPageBreak/>
         <w:t>2.5.5 Vacío identificado y contribución de este trabajo</w:t>
@@ -13215,7 +13484,7 @@
       <w:pPr>
         <w:pStyle w:val="Ttulo2"/>
       </w:pPr>
-      <w:bookmarkStart w:id="73" w:name="_Toc240032484"/>
+      <w:bookmarkStart w:id="73" w:name="_Toc240302734"/>
       <w:r>
         <w:t>2.6 Tratamiento de datos personales y marco legal aplicable</w:t>
       </w:r>
@@ -13274,7 +13543,7 @@
         <w:pStyle w:val="Ttulo1"/>
         <w:pageBreakBefore/>
       </w:pPr>
-      <w:bookmarkStart w:id="74" w:name="_Toc240032485"/>
+      <w:bookmarkStart w:id="74" w:name="_Toc240302735"/>
       <w:r>
         <w:lastRenderedPageBreak/>
         <w:t>CAPÍTULO 3: MARCO METODOLÓGICO</w:t>
@@ -13286,7 +13555,7 @@
         <w:pStyle w:val="Ttulo2"/>
       </w:pPr>
       <w:bookmarkStart w:id="75" w:name="tipo-de-investigación"/>
-      <w:bookmarkStart w:id="76" w:name="_Toc240032486"/>
+      <w:bookmarkStart w:id="76" w:name="_Toc240302736"/>
       <w:bookmarkEnd w:id="59"/>
       <w:bookmarkEnd w:id="65"/>
       <w:r>
@@ -13317,7 +13586,7 @@
         <w:pStyle w:val="Ttulo2"/>
       </w:pPr>
       <w:bookmarkStart w:id="77" w:name="X0355707529d70f1ae0722686f2854633167fb30"/>
-      <w:bookmarkStart w:id="78" w:name="_Toc240032487"/>
+      <w:bookmarkStart w:id="78" w:name="_Toc240302737"/>
       <w:bookmarkEnd w:id="75"/>
       <w:r>
         <w:t>3.2 Enfoque y diseño: estudio de caso instrumental</w:t>
@@ -13383,11 +13652,11 @@
         <w:pStyle w:val="Textoindependiente"/>
       </w:pPr>
       <w:r>
-        <w:t xml:space="preserve">El diseño de medición es cuantitativo: MTTD, MTTR y TMR sobre marcas temporales registradas automáticamente, y exactitud de clasificación contra un conjunto de etiquetas de referencia. Corresponde declarar con precisión qué se evaluó y qué no, porque el alcance de lo medido condiciona la lectura de todo el Capítulo 5. No se evaluó la calidad del contenido de las respuestas que el chatbot entrega al cliente: no se definió una rúbrica de coherencia ni de corrección factual, no se seleccionó una muestra de respuestas para juzgar y no se reporta ningún resultado sobre esa dimensión. La omisión es consciente y su consecuencia se declara en las Secciones 5.2.2 y 6.4: el trabajo puede afirmar que el sistema clasifica la intención con determinada exactitud y que responde en determinado tiempo, pero no puede afirmar que la respuesta entregada sea correcta, y la afirmación es especialmente </w:t>
+        <w:t xml:space="preserve">El diseño de medición es cuantitativo: MTTD, MTTR y TMR sobre marcas temporales registradas automáticamente, y exactitud de clasificación contra un conjunto de etiquetas de referencia. Corresponde declarar con precisión qué se evaluó y qué no, porque el alcance de lo medido condiciona la lectura de todo el Capítulo 5. La corrección del contenido de las respuestas que el chatbot entrega al cliente se abordó por dos vías, según el protocolo de la Sección 3.5.7, y ninguna de las dos permite afirmar que las respuestas sean correctas. La evaluación por jueces no alcanzó un acuerdo entre evaluadores suficiente para reportar una proporción de respuestas correctas. La verificación automática alcanza solo a los datos concretos —plazos, cantidades, porcentajes y franjas horarias—, y su resultado es una cota inferior de lo que las respuestas agregan a la política de la tienda. En consecuencia, </w:t>
       </w:r>
       <w:r>
         <w:lastRenderedPageBreak/>
-        <w:t>frágil en las consultas de tipo FAQ, donde el contexto de la base de conocimiento no llega al modelo (Sección 4.4.3). La evaluación de la corrección del contenido queda planteada como línea futura en el Capítulo 7, con la rúbrica y el procedimiento que requeriría.</w:t>
+        <w:t>el trabajo puede afirmar que el sistema clasifica la intención con determinada exactitud y que responde en determinado tiempo, pero no puede afirmar que la respuesta entregada sea correcta. La consecuencia se declara en las Secciones 5.2.2 y 6.4, y la evaluación del contenido con un instrumento que produzca un juicio reproducible queda planteada como línea futura en el Capítulo 7.</w:t>
       </w:r>
     </w:p>
     <w:p>
@@ -13403,7 +13672,7 @@
         <w:pStyle w:val="Ttulo2"/>
       </w:pPr>
       <w:bookmarkStart w:id="79" w:name="metodología-de-desarrollo"/>
-      <w:bookmarkStart w:id="80" w:name="_Toc240032488"/>
+      <w:bookmarkStart w:id="80" w:name="_Toc240302738"/>
       <w:bookmarkEnd w:id="77"/>
       <w:r>
         <w:t>3.3 Metodología de desarrollo</w:t>
@@ -13700,6 +13969,7 @@
               <w:pStyle w:val="Compact"/>
             </w:pPr>
             <w:r>
+              <w:lastRenderedPageBreak/>
               <w:t>6. Testing</w:t>
             </w:r>
           </w:p>
@@ -13713,11 +13983,7 @@
               <w:pStyle w:val="Compact"/>
             </w:pPr>
             <w:r>
-              <w:t xml:space="preserve">10 pruebas funcionales, 1 corrida de carga y 1 prueba de </w:t>
-            </w:r>
-            <w:r>
-              <w:lastRenderedPageBreak/>
-              <w:t>concurrencia</w:t>
+              <w:t>10 pruebas funcionales, 1 corrida de carga y 1 prueba de concurrencia</w:t>
             </w:r>
           </w:p>
         </w:tc>
@@ -13730,7 +13996,6 @@
               <w:pStyle w:val="Compact"/>
             </w:pPr>
             <w:r>
-              <w:lastRenderedPageBreak/>
               <w:t>Reporte de resultados</w:t>
             </w:r>
           </w:p>
@@ -13750,7 +14015,7 @@
         <w:pStyle w:val="Ttulo2"/>
       </w:pPr>
       <w:bookmarkStart w:id="81" w:name="herramientas-y-tecnologías"/>
-      <w:bookmarkStart w:id="82" w:name="_Toc240032489"/>
+      <w:bookmarkStart w:id="82" w:name="_Toc240302739"/>
       <w:bookmarkEnd w:id="79"/>
       <w:r>
         <w:t>3.4 Herramientas y tecnologías</w:t>
@@ -14014,7 +14279,11 @@
               <w:pStyle w:val="Compact"/>
             </w:pPr>
             <w:r>
-              <w:t>Modelo de OpenAI optimizado para tareas de clasificación y generación de texto. Menor costo que GPT-4o con rendimiento suficiente para clasificar intents y generar respuestas de soporte al cliente (OpenAI, 2024).</w:t>
+              <w:t xml:space="preserve">Modelo de OpenAI optimizado para tareas de clasificación y generación de texto. Menor costo que GPT-4o con rendimiento suficiente para clasificar intents </w:t>
+            </w:r>
+            <w:r>
+              <w:lastRenderedPageBreak/>
+              <w:t>y generar respuestas de soporte al cliente (OpenAI, 2024).</w:t>
             </w:r>
           </w:p>
         </w:tc>
@@ -14161,7 +14430,7 @@
         <w:pStyle w:val="Ttulo2"/>
       </w:pPr>
       <w:bookmarkStart w:id="83" w:name="X52da99ba2c916cd8fb112137829dd7bab0539ad"/>
-      <w:bookmarkStart w:id="84" w:name="_Toc240032490"/>
+      <w:bookmarkStart w:id="84" w:name="_Toc240302740"/>
       <w:bookmarkEnd w:id="81"/>
       <w:r>
         <w:t>3.5 Técnicas de recolección y análisis de datos</w:t>
@@ -14173,7 +14442,7 @@
         <w:pStyle w:val="Ttulo3"/>
       </w:pPr>
       <w:bookmarkStart w:id="85" w:name="recolección-automatizada-de-métricas"/>
-      <w:bookmarkStart w:id="86" w:name="_Toc240032491"/>
+      <w:bookmarkStart w:id="86" w:name="_Toc240302741"/>
       <w:r>
         <w:t>3.5.1 Recolección automatizada de métricas</w:t>
       </w:r>
@@ -14484,9 +14753,10 @@
         <w:pStyle w:val="Ttulo3"/>
       </w:pPr>
       <w:bookmarkStart w:id="87" w:name="justificación-del-tamaño-de-muestra"/>
-      <w:bookmarkStart w:id="88" w:name="_Toc240032492"/>
+      <w:bookmarkStart w:id="88" w:name="_Toc240302742"/>
       <w:bookmarkEnd w:id="85"/>
       <w:r>
+        <w:lastRenderedPageBreak/>
         <w:t>3.5.2 Justificación del tamaño de muestra</w:t>
       </w:r>
       <w:bookmarkEnd w:id="88"/>
@@ -14496,11 +14766,7 @@
         <w:pStyle w:val="FirstParagraph"/>
       </w:pPr>
       <w:r>
-        <w:t xml:space="preserve">Flujo 1 — Corridas de medición: se ejecutaron dos ensayos con propósitos distintos. El primero envió 50 órdenes secuenciales espaciadas 2 segundos, tamaño que provee las estimaciones de MTTD, MTTR y tiempo end-to-end con un intervalo de </w:t>
-      </w:r>
-      <w:r>
-        <w:lastRenderedPageBreak/>
-        <w:t>confianza acotado. El segundo disparó 20 solicitudes simultáneas contra un stock deliberadamente insuficiente, repetidas durante 6 rondas (120 órdenes), lo que representa un volumen de concurrencia razonable para una PyME de escala pequeña. Este segundo tamaño no pretende representatividad estadística sino verificar la integridad transaccional del sistema bajo concurrencia, condición de diseño crítica para cualquier sistema de procesamiento de órdenes.</w:t>
+        <w:t>Flujo 1 — Corridas de medición: se ejecutaron dos ensayos con propósitos distintos. El primero envió 50 órdenes secuenciales espaciadas 2 segundos, tamaño que provee las estimaciones de MTTD, MTTR y tiempo end-to-end con un intervalo de confianza acotado. El segundo disparó 20 solicitudes simultáneas contra un stock deliberadamente insuficiente, repetidas durante 6 rondas (120 órdenes), lo que representa un volumen de concurrencia razonable para una PyME de escala pequeña. Este segundo tamaño no pretende representatividad estadística sino verificar la integridad transaccional del sistema bajo concurrencia, condición de diseño crítica para cualquier sistema de procesamiento de órdenes.</w:t>
       </w:r>
     </w:p>
     <w:p>
@@ -14516,7 +14782,7 @@
         <w:pStyle w:val="Ttulo3"/>
       </w:pPr>
       <w:bookmarkStart w:id="89" w:name="criterio-de-evaluación-de-precisión"/>
-      <w:bookmarkStart w:id="90" w:name="_Toc240032493"/>
+      <w:bookmarkStart w:id="90" w:name="_Toc240302743"/>
       <w:bookmarkEnd w:id="87"/>
       <w:r>
         <w:t>3.5.3 Criterio de evaluación de la exactitud</w:t>
@@ -14539,6 +14805,7 @@
         <w:rPr>
           <w:b/>
         </w:rPr>
+        <w:lastRenderedPageBreak/>
         <w:t xml:space="preserve">Construcción y congelamiento del corpus. </w:t>
       </w:r>
       <w:r>
@@ -14556,11 +14823,7 @@
         <w:t xml:space="preserve">Etiquetado de referencia ciego. </w:t>
       </w:r>
       <w:r>
-        <w:t xml:space="preserve">Un anotador del equipo asignó a cada mensaje una de las cuatro categorías (FAQ, ESTADO_PEDIDO, RECLAMO, GENERAL) sin haber </w:t>
-      </w:r>
-      <w:r>
-        <w:lastRenderedPageBreak/>
-        <w:t>ejecutado el corpus contra el modelo. El carácter ciego del etiquetado no se afirma: se demuestra por la secuencia de versionado, en la que el ground truth queda congelado en el repositorio con anterioridad al registro de las clasificaciones producidas por GPT-4o-mini.</w:t>
+        <w:t>Un anotador del equipo asignó a cada mensaje una de las cuatro categorías (FAQ, ESTADO_PEDIDO, RECLAMO, GENERAL) sin haber ejecutado el corpus contra el modelo. El carácter ciego del etiquetado no se afirma: se demuestra por la secuencia de versionado, en la que el ground truth queda congelado en el repositorio con anterioridad al registro de las clasificaciones producidas por GPT-4o-mini.</w:t>
       </w:r>
     </w:p>
     <w:p>
@@ -14610,7 +14873,7 @@
         <w:pStyle w:val="Ttulo3"/>
       </w:pPr>
       <w:bookmarkStart w:id="91" w:name="análisis-estadístico"/>
-      <w:bookmarkStart w:id="92" w:name="_Toc240032494"/>
+      <w:bookmarkStart w:id="92" w:name="_Toc240302744"/>
       <w:bookmarkEnd w:id="89"/>
       <w:r>
         <w:t>3.5.4 Análisis estadístico</w:t>
@@ -14630,18 +14893,15 @@
         <w:pStyle w:val="Textoindependiente"/>
       </w:pPr>
       <w:r>
-        <w:t>Para el contraste de H1 —que compara la serie de tiempos del pipeline contra la del procesamiento manual— se adopta como prueba principal la U de Mann-Whitney, elegida por lo que acaba de declararse sobre la distribución: al no asumirse normalidad, la prueba de rangos es la que corresponde. Se la acompaña de la t de Welch, que no supone igualdad de varianzas, a título de comprobación complementaria, y del tamaño del efecto en ambas escalas —correlación rango-</w:t>
-      </w:r>
-      <w:r>
         <w:lastRenderedPageBreak/>
-        <w:t>biserial y d de Cohen—, porque con muestras de este tamaño el valor p por sí solo dice poco. El nivel de significación se fija en 0,05 y todos los contrastes son bilaterales. El intervalo de confianza del factor de mejora, que es un cociente de dos medias, se calcula por el teorema de Fieller y no por propagación simplificada de la incertidumbre del numerador. Se anticipa aquí el límite que el Capítulo 5 retoma: una prueba de contraste establece si la diferencia observada es atribuible al azar del muestreo, pero no convierte el diseño en experimental, porque no hay asignación al azar a condiciones ni grupo de control.</w:t>
+        <w:t>Para el contraste de H1 —que compara la serie de tiempos del pipeline contra la del procesamiento manual— se adopta como prueba principal la U de Mann-Whitney, elegida por lo que acaba de declararse sobre la distribución: al no asumirse normalidad, la prueba de rangos es la que corresponde. Se la acompaña de la t de Welch, que no supone igualdad de varianzas, a título de comprobación complementaria, y del tamaño del efecto en ambas escalas —correlación rango-biserial y d de Cohen—, porque con muestras de este tamaño el valor p por sí solo dice poco. El nivel de significación se fija en 0,05 y todos los contrastes son bilaterales. El intervalo de confianza del factor de mejora, que es un cociente de dos medias, se calcula por el teorema de Fieller y no por propagación simplificada de la incertidumbre del numerador. Se anticipa aquí el límite que el Capítulo 5 retoma: una prueba de contraste establece si la diferencia observada es atribuible al azar del muestreo, pero no convierte el diseño en experimental, porque no hay asignación al azar a condiciones ni grupo de control.</w:t>
       </w:r>
     </w:p>
     <w:p>
       <w:pPr>
         <w:pStyle w:val="Ttulo3"/>
       </w:pPr>
-      <w:bookmarkStart w:id="93" w:name="_Toc240032495"/>
+      <w:bookmarkStart w:id="93" w:name="_Toc240302745"/>
       <w:r>
         <w:t>3.5.5 Medición del baseline de atención manual</w:t>
       </w:r>
@@ -14668,7 +14928,11 @@
         <w:pStyle w:val="Textoindependiente"/>
       </w:pPr>
       <w:r>
-        <w:t>Decisiones de diseño y su sentido. Dos decisiones condicionan el valor obtenido y se declaran de manera explícita, porque ambas se resolvieron eligiendo deliberadamente el escenario que menos favorece a la hipótesis. La primera concierne a la redacción del correo: se optó por una plantilla fija a completar y no por la redacción desde cero, ya que la primera representa a una PyME con un proceso mínimo establecido, que es el caso realista. Esta elección reduce el tiempo del baseline y, en consecuencia, reduce el factor de mejora que el trabajo podrá reportar. La segunda concierne al alcance del cronómetro, que cubre únicamente el procesamiento: desde que el operador toma conocimiento de la orden hasta que termina de redactar la notificación. La latencia de detección, es decir cada cuánto un operador revisa efectivamente la bandeja de entrada, no se incluye dentro del valor medido, porque no resulta observable sin convertirla en un parámetro elegido por los autores; se trata por separado y como supuesto declarado en la Sección 5.1.4. La regla que ordena todo el procedimiento es que lo medido y lo supuesto no se combinan nunca dentro de una misma cifra.</w:t>
+        <w:t xml:space="preserve">Decisiones de diseño y su sentido. Dos decisiones condicionan el valor obtenido y se declaran de manera explícita, porque ambas se resolvieron eligiendo deliberadamente el escenario que menos favorece a la hipótesis. La primera concierne a la redacción del correo: se optó por una plantilla fija a completar y no por la redacción desde cero, ya que la primera representa a una PyME con un proceso mínimo establecido, que es el caso realista. Esta elección reduce el tiempo del baseline y, en consecuencia, reduce el factor de mejora que el trabajo podrá reportar. La segunda concierne al alcance del cronómetro, que cubre únicamente el procesamiento: desde que el operador toma conocimiento de la orden hasta que </w:t>
+      </w:r>
+      <w:r>
+        <w:lastRenderedPageBreak/>
+        <w:t>termina de redactar la notificación. La latencia de detección, es decir cada cuánto un operador revisa efectivamente la bandeja de entrada, no se incluye dentro del valor medido, porque no resulta observable sin convertirla en un parámetro elegido por los autores; se trata por separado y como supuesto declarado en la Sección 5.1.4. La regla que ordena todo el procedimiento es que lo medido y lo supuesto no se combinan nunca dentro de una misma cifra.</w:t>
       </w:r>
     </w:p>
     <w:p>
@@ -14676,8 +14940,35 @@
         <w:pStyle w:val="Textoindependiente"/>
       </w:pPr>
       <w:r>
+        <w:t>Muestra e instrumento. Se procesaron doce órdenes. De las diez que resultaron válidas, siete correspondieron a la rama con stock disponible y tres a la rama sin stock —una proporción de 70 % y 30 % que reproduce la distribución observada en la corrida automatizada (35 y 15 sobre 50)—; de las dos descartadas por interrupción del operador, una (ORD-E4-002) pertenecía a la rama sin stock y la otra (ORD-E4-001) se interrumpió antes de que su rama quedara consignada. Las dos ramas demandan trabajo manual distinto y la muestra debe reflejar ambas. La composición completa, orden por orden y con su marca de descarte, se transcribe en la Tabla I.1 del Anexo I. Las órdenes se crearon en la base con un identificador de procedencia propio, distinto del que llevan las órdenes medidas del pipeline, de modo que sus marcas temporales a escala humana no contaminen el cálculo de MTTD y MTTR; todas las consultas de resultados del Capítulo 5 filtran por ese identificador. La medición se realizó con un cronómetro por fases desarrollado para este fin, que registra cada transición y exporta los tiempos a un archivo separado por comas sin intervención manual sobre los valores.</w:t>
+      </w:r>
+    </w:p>
+    <w:p>
+      <w:pPr>
+        <w:pStyle w:val="Textoindependiente"/>
+      </w:pPr>
+      <w:r>
+        <w:t>Reglas fijadas antes de comenzar. Se estableció por anticipado que el operador trabajaría a ritmo normal, sin preparar consultas de antemano, y que toda orden durante cuya ejecución se produjera una interrupción sería descartada y consignada como tal. Dos de las doce órdenes se descartaron por aplicación de esa regla; quedan registradas en el archivo de resultados con su marca de descarte y no se eliminaron del archivo. El resultado primario se calcula sobre las diez órdenes restantes.</w:t>
+      </w:r>
+    </w:p>
+    <w:p>
+      <w:pPr>
+        <w:pStyle w:val="Textoindependiente"/>
+      </w:pPr>
+      <w:r>
+        <w:t>Criterio de análisis. Se reportan media, mediana, desvío estándar, mínimo y máximo del tiempo total y de cada fase. Dado el tamaño reducido de la muestra, el intervalo de confianza de la media se calcula mediante la distribución t de Student con nueve grados de libertad y no por aproximación normal, que subestimaría su amplitud. Se controla además el efecto de aprendizaje mediante el coeficiente de correlación de Pearson entre el orden de ejecución y el tiempo empleado, cuyo resultado se reporta junto con los descriptivos en la Sección 5.1.4. Los tiempos crudos, las etiquetas de descarte y el texto de las notificaciones redactadas se transcriben en el Anexo I.</w:t>
+      </w:r>
+    </w:p>
+    <w:p>
+      <w:pPr>
+        <w:pStyle w:val="Textoindependiente"/>
+      </w:pPr>
+      <w:r>
+        <w:t xml:space="preserve">Qué magnitud mide el valor obtenido. Esta precisión es determinante para la comparación del Capítulo 5 y por eso se declara aquí. El cronómetro registra el tiempo de trabajo efectivo que el operador dedica a una orden, es decir el costo marginal de procesar una orden adicional. No mide la latencia que percibe el cliente, que en un proceso manual depende de cuántas órdenes haya por delante en la cola y </w:t>
+      </w:r>
+      <w:r>
         <w:lastRenderedPageBreak/>
-        <w:t>Muestra e instrumento. Se procesaron doce órdenes. De las diez que resultaron válidas, siete correspondieron a la rama con stock disponible y tres a la rama sin stock —una proporción de 70 % y 30 % que reproduce la distribución observada en la corrida automatizada (35 y 15 sobre 50)—; de las dos descartadas por interrupción del operador, una (ORD-E4-002) pertenecía a la rama sin stock y la otra (ORD-E4-001) se interrumpió antes de que su rama quedara consignada. Las dos ramas demandan trabajo manual distinto y la muestra debe reflejar ambas. La composición completa, orden por orden y con su marca de descarte, se transcribe en la Tabla I.1 del Anexo I. Las órdenes se crearon en la base con un identificador de procedencia propio, distinto del que llevan las órdenes medidas del pipeline, de modo que sus marcas temporales a escala humana no contaminen el cálculo de MTTD y MTTR; todas las consultas de resultados del Capítulo 5 filtran por ese identificador. La medición se realizó con un cronómetro por fases desarrollado para este fin, que registra cada transición y exporta los tiempos a un archivo separado por comas sin intervención manual sobre los valores.</w:t>
+        <w:t>no de la velocidad del operador. Ambas magnitudes son legítimas y responden a preguntas distintas: la primera describe la capacidad de proceso, la segunda la experiencia de espera.</w:t>
       </w:r>
     </w:p>
     <w:p>
@@ -14685,7 +14976,25 @@
         <w:pStyle w:val="Textoindependiente"/>
       </w:pPr>
       <w:r>
-        <w:t>Reglas fijadas antes de comenzar. Se estableció por anticipado que el operador trabajaría a ritmo normal, sin preparar consultas de antemano, y que toda orden durante cuya ejecución se produjera una interrupción sería descartada y consignada como tal. Dos de las doce órdenes se descartaron por aplicación de esa regla; quedan registradas en el archivo de resultados con su marca de descarte y no se eliminaron del archivo. El resultado primario se calcula sobre las diez órdenes restantes.</w:t>
+        <w:t>Las doce órdenes se insertaron en la base mediante una única sentencia de preparación, de modo que todas comparten la misma marca de recepción. En consecuencia, la diferencia entre notified_at y received_at que queda registrada para cada una no es su latencia individual sino su tiempo de permanencia en la cola, que crece de manera monótona a medida que el operador avanza. Ese registro se conserva y se reporta en la Sección 5.1.4 porque describe un fenómeno real —el encolamiento—, pero no es el valor que se contrasta contra el pipeline automatizado. El término de comparación es el tiempo marginal cronometrado.</w:t>
+      </w:r>
+    </w:p>
+    <w:p>
+      <w:pPr>
+        <w:pStyle w:val="Ttulo3"/>
+      </w:pPr>
+      <w:bookmarkStart w:id="94" w:name="_Toc240302746"/>
+      <w:r>
+        <w:t>3.5.6 Ablación del contexto de la base de conocimiento</w:t>
+      </w:r>
+      <w:bookmarkEnd w:id="94"/>
+    </w:p>
+    <w:p>
+      <w:pPr>
+        <w:pStyle w:val="FirstParagraph"/>
+      </w:pPr>
+      <w:r>
+        <w:t>El prompt de la configuración principal combina tres elementos que la literatura trata por separado: ejemplos etiquetados, reglas de decisión y recuperación de contexto (Sección 2.2.2). Medir el desempeño del clasificador con los tres puestos no permite atribuir el resultado a ninguno en particular, ni estimar cuánto aporta la base de conocimiento de la tienda, que es la pieza que una PyME tendría que construir y mantener. Se incorpora por eso una segunda condición de medición.</w:t>
       </w:r>
     </w:p>
     <w:p>
@@ -14693,7 +15002,7 @@
         <w:pStyle w:val="Textoindependiente"/>
       </w:pPr>
       <w:r>
-        <w:t>Criterio de análisis. Se reportan media, mediana, desvío estándar, mínimo y máximo del tiempo total y de cada fase. Dado el tamaño reducido de la muestra, el intervalo de confianza de la media se calcula mediante la distribución t de Student con nueve grados de libertad y no por aproximación normal, que subestimaría su amplitud. Se controla además el efecto de aprendizaje mediante el coeficiente de correlación de Pearson entre el orden de ejecución y el tiempo empleado, cuyo resultado se reporta junto con los descriptivos en la Sección 5.1.4. Los tiempos crudos, las etiquetas de descarte y el texto de las notificaciones redactadas se transcriben en el Anexo I.</w:t>
+        <w:t>Diseño. Se pasa el mismo corpus de 150 mensajes por el mismo modelo, contra el mismo conjunto de etiquetas de referencia, cambiando únicamente el prompt de sistema: de los 6338 caracteres de la configuración principal a los 1032 de un prompt que enumera las cuatro categorías y fija el formato de salida, sin ejemplos, sin reglas de decisión y sin inyección de la base de conocimiento. Ambos prompts se transcriben en el Anexo H. Al no variar ni el corpus ni las etiquetas ni el modelo, la diferencia observada es atribuible al prompt y no a la muestra.</w:t>
       </w:r>
     </w:p>
     <w:p>
@@ -14701,7 +15010,7 @@
         <w:pStyle w:val="Textoindependiente"/>
       </w:pPr>
       <w:r>
-        <w:t>Qué magnitud mide el valor obtenido. Esta precisión es determinante para la comparación del Capítulo 5 y por eso se declara aquí. El cronómetro registra el tiempo de trabajo efectivo que el operador dedica a una orden, es decir el costo marginal de procesar una orden adicional. No mide la latencia que percibe el cliente, que en un proceso manual depende de cuántas órdenes haya por delante en la cola y no de la velocidad del operador. Ambas magnitudes son legítimas y responden a preguntas distintas: la primera describe la capacidad de proceso, la segunda la experiencia de espera.</w:t>
+        <w:t>Criterio de análisis. El diseño es apareado: cada mensaje se clasifica dos veces, una por condición. El contraste que corresponde no es el de dos proporciones independientes sino la prueba de McNemar sobre los pares discordantes, esto es sobre los mensajes en los que las dos condiciones difieren. Se reporta el estadístico con corrección de continuidad de Yates y, por ser el número de discordancias reducido, también el valor p exacto de la binomial bilateral, que es el que se toma como referencia. Se acompaña del intervalo de Wilson de cada condición y del desglose por clase, porque el interés no está solo en si hay diferencia sino en dónde se concentra.</w:t>
       </w:r>
     </w:p>
     <w:p>
@@ -14709,29 +15018,29 @@
         <w:pStyle w:val="Textoindependiente"/>
       </w:pPr>
       <w:r>
-        <w:t xml:space="preserve">Las doce órdenes se insertaron en la base mediante una única sentencia de preparación, de modo que todas comparten la misma marca de recepción. En consecuencia, la diferencia entre notified_at y received_at que queda registrada para </w:t>
+        <w:t xml:space="preserve">Aislamiento de las poblaciones. Las interacciones de la corrida de ablación se registran con un prefijo propio en el identificador de usuario, de modo que quedan separadas de la corrida del corpus de manera permanente y no por una ventana temporal. Ninguna cifra de la Sección 5.2.3 se ve afectada. El guion de ejecución verifica, antes de enviar, que el prompt activo sea efectivamente el reducido, y aborta si detecta lo contrario; deja además un manifiesto con el nombre del workflow, su </w:t>
       </w:r>
       <w:r>
         <w:lastRenderedPageBreak/>
-        <w:t>cada una no es su latencia individual sino su tiempo de permanencia en la cola, que crece de manera monótona a medida que el operador avanza. Ese registro se conserva y se reporta en la Sección 5.1.4 porque describe un fenómeno real —el encolamiento—, pero no es el valor que se contrasta contra el pipeline automatizado. El término de comparación es el tiempo marginal cronometrado.</w:t>
+        <w:t>cantidad de nodos, la longitud del prompt, las marcas temporales y el commit del repositorio.</w:t>
       </w:r>
     </w:p>
     <w:p>
       <w:pPr>
         <w:pStyle w:val="Ttulo3"/>
       </w:pPr>
-      <w:bookmarkStart w:id="94" w:name="_Toc240032496"/>
-      <w:r>
-        <w:t>3.5.6 Ablación del contexto de la base de conocimiento</w:t>
-      </w:r>
-      <w:bookmarkEnd w:id="94"/>
+      <w:bookmarkStart w:id="95" w:name="_Toc240302747"/>
+      <w:r>
+        <w:t>3.5.7 Evaluación del contenido de las respuestas</w:t>
+      </w:r>
+      <w:bookmarkEnd w:id="95"/>
     </w:p>
     <w:p>
       <w:pPr>
         <w:pStyle w:val="FirstParagraph"/>
       </w:pPr>
       <w:r>
-        <w:t>El prompt de la configuración principal combina tres elementos que la literatura trata por separado: ejemplos etiquetados, reglas de decisión y recuperación de contexto (Sección 2.2.2). Medir el desempeño del clasificador con los tres puestos no permite atribuir el resultado a ninguno en particular, ni estimar cuánto aporta la base de conocimiento de la tienda, que es la pieza que una PyME tendría que construir y mantener. Se incorpora por eso una segunda condición de medición.</w:t>
+        <w:t>Las métricas de las secciones anteriores establecen que el sistema clasifica la intención y responde en tiempo, pero no que lo que responde sea correcto. Para acotar esa dimensión se tomaron las 45 respuestas que el sistema entregó a los mensajes clasificados como FAQ en la corrida del corpus, generadas con la configuración principal y, por lo tanto, con la base de conocimiento inyectada en el prompt (Sección 4.4.3). La pregunta no es entonces si el modelo conoce la política de la tienda, sino si se atiene a la base que recibe. Se aplicaron dos procedimientos.</w:t>
       </w:r>
     </w:p>
     <w:p>
@@ -14739,7 +15048,7 @@
         <w:pStyle w:val="Textoindependiente"/>
       </w:pPr>
       <w:r>
-        <w:t>Diseño. Se pasa el mismo corpus de 150 mensajes por el mismo modelo, contra el mismo conjunto de etiquetas de referencia, cambiando únicamente el prompt de sistema: de los 6338 caracteres de la configuración principal a los 1032 de un prompt que enumera las cuatro categorías y fija el formato de salida, sin ejemplos, sin reglas de decisión y sin inyección de la base de conocimiento. Ambos prompts se transcriben en el Anexo H. Al no variar ni el corpus ni las etiquetas ni el modelo, la diferencia observada es atribuible al prompt y no a la muestra.</w:t>
+        <w:t>Evaluación por jueces. Dos evaluadores ajenos al equipo juzgaron cada respuesta contra las veintitrés entradas de la base de conocimiento transcriptas en el Anexo D, sobre una rúbrica de tres niveles: consistente con la política de la tienda, genérica pero no contradictoria, y contradictoria con la política vigente. Cada evaluador trabajó con su propio instrumento, con la muestra en un orden aleatorio distinto, y el instrumento registró el tiempo empleado en cada respuesta. Se aplicó el mismo control de validez que al etiquetado de intenciones (Sección 3.5.3): una corrida cuya mediana sea inferior a 8 segundos por respuesta se declara inválida y no entra en ningún cálculo, porque las respuestas promedian 235 caracteres y deben cotejarse contra la base. Sobre las corridas válidas se calcula el κ de Cohen para cada par de evaluadores distintos y, cuando un mismo evaluador tiene dos corridas válidas, su acuerdo consigo mismo.</w:t>
       </w:r>
     </w:p>
     <w:p>
@@ -14747,29 +15056,21 @@
         <w:pStyle w:val="Textoindependiente"/>
       </w:pPr>
       <w:r>
-        <w:t>Criterio de análisis. El diseño es apareado: cada mensaje se clasifica dos veces, una por condición. El contraste que corresponde no es el de dos proporciones independientes sino la prueba de McNemar sobre los pares discordantes, esto es sobre los mensajes en los que las dos condiciones difieren. Se reporta el estadístico con corrección de continuidad de Yates y, por ser el número de discordancias reducido, también el valor p exacto de la binomial bilateral, que es el que se toma como referencia. Se acompaña del intervalo de Wilson de cada condición y del desglose por clase, porque el interés no está solo en si hay diferencia sino en dónde se concentra.</w:t>
-      </w:r>
-    </w:p>
-    <w:p>
-      <w:pPr>
-        <w:pStyle w:val="Textoindependiente"/>
-      </w:pPr>
-      <w:r>
-        <w:t>Aislamiento de las poblaciones. Las interacciones de la corrida de ablación se registran con un prefijo propio en el identificador de usuario, de modo que quedan separadas de la corrida del corpus de manera permanente y no por una ventana temporal. Ninguna cifra de la Sección 5.2.3 se ve afectada. El guion de ejecución verifica, antes de enviar, que el prompt activo sea efectivamente el reducido, y aborta si detecta lo contrario; deja además un manifiesto con el nombre del workflow, su cantidad de nodos, la longitud del prompt, las marcas temporales y el commit del repositorio.</w:t>
+        <w:t>Verificación automática de datos concretos. Un guion extrae de cada respuesta los datos concretos, definidos como una cifra o un rango de cifras seguido de una unidad —días, días hábiles, horas, horas hábiles, meses, semanas, años, cuotas, minutos o porcentaje—, y comprueba si cada uno figura en alguna de las veintitrés entradas de la base con la misma unidad y las mismas cifras. Un dato que no figura en la base pero cuyas cifras ya estaban en el mensaje del cliente se clasifica aparte, porque repetirlo no es afirmar nada sobre la tienda. El procedimiento no requiere juicio y es reproducible, pero tiene dos límites que se declaran: no alcanza a las afirmaciones que no llevan cifra, como la mención de un servicio que la tienda no presta, y no controla el contexto en que se usa un dato que sí figura en la base. Su resultado es, por eso, una cota inferior de lo que las respuestas agregan a la política. La regla se fijó con conocimiento del corpus; se publica junto con el guion para que pueda auditarse.</w:t>
       </w:r>
     </w:p>
     <w:p>
       <w:pPr>
         <w:pStyle w:val="Ttulo2"/>
       </w:pPr>
-      <w:bookmarkStart w:id="95" w:name="amenazas-a-la-validez"/>
-      <w:bookmarkStart w:id="96" w:name="_Toc240032497"/>
+      <w:bookmarkStart w:id="96" w:name="amenazas-a-la-validez"/>
+      <w:bookmarkStart w:id="97" w:name="_Toc240302748"/>
       <w:bookmarkEnd w:id="83"/>
       <w:bookmarkEnd w:id="91"/>
       <w:r>
         <w:t>3.6 Amenazas a la validez</w:t>
       </w:r>
-      <w:bookmarkEnd w:id="96"/>
+      <w:bookmarkEnd w:id="97"/>
     </w:p>
     <w:p>
       <w:pPr>
@@ -14783,13 +15084,13 @@
       <w:pPr>
         <w:pStyle w:val="Ttulo3"/>
       </w:pPr>
-      <w:bookmarkStart w:id="97" w:name="validez-de-constructo"/>
-      <w:bookmarkStart w:id="98" w:name="_Toc240032498"/>
+      <w:bookmarkStart w:id="98" w:name="validez-de-constructo"/>
+      <w:bookmarkStart w:id="99" w:name="_Toc240302749"/>
       <w:r>
         <w:lastRenderedPageBreak/>
         <w:t>3.6.1 Validez de constructo</w:t>
       </w:r>
-      <w:bookmarkEnd w:id="98"/>
+      <w:bookmarkEnd w:id="99"/>
     </w:p>
     <w:p>
       <w:pPr>
@@ -14825,13 +15126,13 @@
       <w:pPr>
         <w:pStyle w:val="Ttulo3"/>
       </w:pPr>
-      <w:bookmarkStart w:id="99" w:name="validez-interna"/>
-      <w:bookmarkStart w:id="100" w:name="_Toc240032499"/>
-      <w:bookmarkEnd w:id="97"/>
+      <w:bookmarkStart w:id="100" w:name="validez-interna"/>
+      <w:bookmarkStart w:id="101" w:name="_Toc240302750"/>
+      <w:bookmarkEnd w:id="98"/>
       <w:r>
         <w:t>3.6.2 Validez interna</w:t>
       </w:r>
-      <w:bookmarkEnd w:id="100"/>
+      <w:bookmarkEnd w:id="101"/>
     </w:p>
     <w:p>
       <w:pPr>
@@ -14867,13 +15168,13 @@
       <w:pPr>
         <w:pStyle w:val="Ttulo3"/>
       </w:pPr>
-      <w:bookmarkStart w:id="101" w:name="validez-externa"/>
-      <w:bookmarkStart w:id="102" w:name="_Toc240032500"/>
-      <w:bookmarkEnd w:id="99"/>
+      <w:bookmarkStart w:id="102" w:name="validez-externa"/>
+      <w:bookmarkStart w:id="103" w:name="_Toc240302751"/>
+      <w:bookmarkEnd w:id="100"/>
       <w:r>
         <w:t>3.6.3 Validez externa</w:t>
       </w:r>
-      <w:bookmarkEnd w:id="102"/>
+      <w:bookmarkEnd w:id="103"/>
     </w:p>
     <w:p>
       <w:pPr>
@@ -14909,13 +15210,13 @@
       <w:pPr>
         <w:pStyle w:val="Ttulo3"/>
       </w:pPr>
-      <w:bookmarkStart w:id="103" w:name="confiabilidad"/>
-      <w:bookmarkStart w:id="104" w:name="_Toc240032501"/>
-      <w:bookmarkEnd w:id="101"/>
+      <w:bookmarkStart w:id="104" w:name="confiabilidad"/>
+      <w:bookmarkStart w:id="105" w:name="_Toc240302752"/>
+      <w:bookmarkEnd w:id="102"/>
       <w:r>
         <w:t>3.6.4 Confiabilidad</w:t>
       </w:r>
-      <w:bookmarkEnd w:id="104"/>
+      <w:bookmarkEnd w:id="105"/>
     </w:p>
     <w:p>
       <w:pPr>
@@ -14949,27 +15250,27 @@
         <w:pStyle w:val="Ttulo1"/>
         <w:pageBreakBefore/>
       </w:pPr>
-      <w:bookmarkStart w:id="105" w:name="capítulo-4-desarrollo-del-estudio"/>
-      <w:bookmarkStart w:id="106" w:name="_Toc240032502"/>
+      <w:bookmarkStart w:id="106" w:name="capítulo-4-desarrollo-del-estudio"/>
+      <w:bookmarkStart w:id="107" w:name="_Toc240302753"/>
       <w:bookmarkEnd w:id="35"/>
-      <w:bookmarkEnd w:id="95"/>
-      <w:bookmarkEnd w:id="103"/>
+      <w:bookmarkEnd w:id="96"/>
+      <w:bookmarkEnd w:id="104"/>
       <w:r>
         <w:lastRenderedPageBreak/>
         <w:t>CAPÍTULO 4: DESARROLLO DEL ESTUDIO</w:t>
       </w:r>
-      <w:bookmarkEnd w:id="106"/>
+      <w:bookmarkEnd w:id="107"/>
     </w:p>
     <w:p>
       <w:pPr>
         <w:pStyle w:val="Ttulo2"/>
       </w:pPr>
-      <w:bookmarkStart w:id="107" w:name="arquitectura-del-sistema"/>
-      <w:bookmarkStart w:id="108" w:name="_Toc240032503"/>
+      <w:bookmarkStart w:id="108" w:name="arquitectura-del-sistema"/>
+      <w:bookmarkStart w:id="109" w:name="_Toc240302754"/>
       <w:r>
         <w:t>4.1 Arquitectura del sistema</w:t>
       </w:r>
-      <w:bookmarkEnd w:id="108"/>
+      <w:bookmarkEnd w:id="109"/>
     </w:p>
     <w:p>
       <w:pPr>
@@ -14993,15 +15294,15 @@
       <w:pPr>
         <w:pStyle w:val="Ttulo3"/>
       </w:pPr>
-      <w:bookmarkStart w:id="109" w:name="servicios-docker"/>
-      <w:bookmarkStart w:id="110" w:name="_Toc240032504"/>
+      <w:bookmarkStart w:id="110" w:name="servicios-docker"/>
+      <w:bookmarkStart w:id="111" w:name="_Toc240302755"/>
       <w:r>
         <w:rPr>
           <w:noProof/>
         </w:rPr>
         <w:t>4.1.1 Servicios Docker</w:t>
       </w:r>
-      <w:bookmarkEnd w:id="110"/>
+      <w:bookmarkEnd w:id="111"/>
     </w:p>
     <w:p>
       <w:pPr>
@@ -15012,7 +15313,7 @@
           <w:noProof/>
         </w:rPr>
         <w:drawing>
-          <wp:inline distT="0" distB="0" distL="0" distR="0" wp14:anchorId="2E95645A" wp14:editId="3437910F">
+          <wp:inline distT="0" distB="0" distL="0" distR="0" wp14:anchorId="4A63C5FF" wp14:editId="70AF91E3">
             <wp:extent cx="5605780" cy="4430375"/>
             <wp:effectExtent l="0" t="0" r="0" b="0"/>
             <wp:docPr id="9" name="Imagen 9"/>
@@ -15489,25 +15790,25 @@
       <w:pPr>
         <w:pStyle w:val="Ttulo2"/>
       </w:pPr>
-      <w:bookmarkStart w:id="111" w:name="base-de-datos"/>
-      <w:bookmarkStart w:id="112" w:name="_Toc240032505"/>
-      <w:bookmarkEnd w:id="107"/>
-      <w:bookmarkEnd w:id="109"/>
+      <w:bookmarkStart w:id="112" w:name="base-de-datos"/>
+      <w:bookmarkStart w:id="113" w:name="_Toc240302756"/>
+      <w:bookmarkEnd w:id="108"/>
+      <w:bookmarkEnd w:id="110"/>
       <w:r>
         <w:t>4.2 Base de datos</w:t>
       </w:r>
-      <w:bookmarkEnd w:id="112"/>
+      <w:bookmarkEnd w:id="113"/>
     </w:p>
     <w:p>
       <w:pPr>
         <w:pStyle w:val="Ttulo3"/>
       </w:pPr>
-      <w:bookmarkStart w:id="113" w:name="tablas-principales"/>
-      <w:bookmarkStart w:id="114" w:name="_Toc240032506"/>
+      <w:bookmarkStart w:id="114" w:name="tablas-principales"/>
+      <w:bookmarkStart w:id="115" w:name="_Toc240302757"/>
       <w:r>
         <w:t>4.2.1 Tablas principales</w:t>
       </w:r>
-      <w:bookmarkEnd w:id="114"/>
+      <w:bookmarkEnd w:id="115"/>
     </w:p>
     <w:p>
       <w:pPr>
@@ -15899,7 +16200,10 @@
           <w:b/>
           <w:bCs/>
         </w:rPr>
-        <w:t>Estados admitidos por la restricción de integridad del campo status: pending, processing, confirmed, no_stock, error, cancelled, shipped y delivered.</w:t>
+        <w:t>Estados admitidos por la restricción de integridad del campo status:</w:t>
+      </w:r>
+      <w:r>
+        <w:t xml:space="preserve"> pending, processing, confirmed, no_stock, error, cancelled, shipped y delivered.</w:t>
       </w:r>
     </w:p>
     <w:p>
@@ -15966,27 +16270,27 @@
       <w:pPr>
         <w:pStyle w:val="Ttulo3"/>
       </w:pPr>
-      <w:bookmarkStart w:id="115" w:name="diagrama-entidad-relación"/>
-      <w:bookmarkStart w:id="116" w:name="_Toc240032507"/>
-      <w:bookmarkEnd w:id="113"/>
+      <w:bookmarkStart w:id="116" w:name="diagrama-entidad-relación"/>
+      <w:bookmarkStart w:id="117" w:name="_Toc240302758"/>
+      <w:bookmarkEnd w:id="114"/>
       <w:r>
         <w:lastRenderedPageBreak/>
         <w:t>4.2.2 Diagrama entidad-relación</w:t>
       </w:r>
+      <w:bookmarkEnd w:id="117"/>
+    </w:p>
+    <w:p>
+      <w:pPr>
+        <w:pStyle w:val="CaptionedFigure"/>
+      </w:pPr>
+      <w:bookmarkStart w:id="118" w:name="vistas-de-métricas"/>
       <w:bookmarkEnd w:id="116"/>
-    </w:p>
-    <w:p>
-      <w:pPr>
-        <w:pStyle w:val="CaptionedFigure"/>
-      </w:pPr>
-      <w:bookmarkStart w:id="117" w:name="vistas-de-métricas"/>
-      <w:bookmarkEnd w:id="115"/>
       <w:r>
         <w:rPr>
           <w:noProof/>
         </w:rPr>
         <w:drawing>
-          <wp:inline distT="0" distB="0" distL="0" distR="0" wp14:anchorId="52C4C769" wp14:editId="6222F49D">
+          <wp:inline distT="0" distB="0" distL="0" distR="0" wp14:anchorId="1A7CB1E5" wp14:editId="3CC15E8E">
             <wp:extent cx="5605145" cy="3568691"/>
             <wp:effectExtent l="0" t="0" r="0" b="0"/>
             <wp:docPr id="1" name="Imagen 1"/>
@@ -16047,11 +16351,11 @@
       <w:pPr>
         <w:pStyle w:val="Ttulo3"/>
       </w:pPr>
-      <w:bookmarkStart w:id="118" w:name="_Toc240032508"/>
+      <w:bookmarkStart w:id="119" w:name="_Toc240302759"/>
       <w:r>
         <w:t>4.2.3 Vistas de métricas</w:t>
       </w:r>
-      <w:bookmarkEnd w:id="118"/>
+      <w:bookmarkEnd w:id="119"/>
     </w:p>
     <w:p>
       <w:pPr>
@@ -16409,13 +16713,13 @@
       <w:pPr>
         <w:pStyle w:val="Ttulo3"/>
       </w:pPr>
-      <w:bookmarkStart w:id="119" w:name="datos-seed"/>
-      <w:bookmarkStart w:id="120" w:name="_Toc240032509"/>
-      <w:bookmarkEnd w:id="117"/>
+      <w:bookmarkStart w:id="120" w:name="datos-seed"/>
+      <w:bookmarkStart w:id="121" w:name="_Toc240302760"/>
+      <w:bookmarkEnd w:id="118"/>
       <w:r>
         <w:t>4.2.4 Datos seed</w:t>
       </w:r>
-      <w:bookmarkEnd w:id="120"/>
+      <w:bookmarkEnd w:id="121"/>
     </w:p>
     <w:p>
       <w:pPr>
@@ -18151,21 +18455,24 @@
           <w:b/>
           <w:bCs/>
         </w:rPr>
-        <w:t>FAQ (23 entradas, 8 categorías): Pagos, Envíos, Devoluciones, Garantía, Soporte, Facturación, Productos y Pedidos. El contenido íntegro se transcribe en el Anexo D.</w:t>
+        <w:t>FAQ (23 entradas, 8 categorías):</w:t>
+      </w:r>
+      <w:r>
+        <w:t xml:space="preserve"> Pagos, Envíos, Devoluciones, Garantía, Soporte, Facturación, Productos y Pedidos. El contenido íntegro se transcribe en el Anexo D.</w:t>
       </w:r>
     </w:p>
     <w:p>
       <w:pPr>
         <w:pStyle w:val="Ttulo2"/>
       </w:pPr>
-      <w:bookmarkStart w:id="121" w:name="X8f908531a063890214e0ba14e55f9da9a2ecacb"/>
-      <w:bookmarkStart w:id="122" w:name="_Toc240032510"/>
-      <w:bookmarkEnd w:id="111"/>
-      <w:bookmarkEnd w:id="119"/>
+      <w:bookmarkStart w:id="122" w:name="X8f908531a063890214e0ba14e55f9da9a2ecacb"/>
+      <w:bookmarkStart w:id="123" w:name="_Toc240302761"/>
+      <w:bookmarkEnd w:id="112"/>
+      <w:bookmarkEnd w:id="120"/>
       <w:r>
         <w:t>4.3 Flujo 1 — Pipeline de procesamiento de órdenes</w:t>
       </w:r>
-      <w:bookmarkEnd w:id="122"/>
+      <w:bookmarkEnd w:id="123"/>
     </w:p>
     <w:p>
       <w:pPr>
@@ -18215,12 +18522,12 @@
       <w:pPr>
         <w:pStyle w:val="Ttulo3"/>
       </w:pPr>
-      <w:bookmarkStart w:id="123" w:name="nodos-del-workflow"/>
-      <w:bookmarkStart w:id="124" w:name="_Toc240032511"/>
+      <w:bookmarkStart w:id="124" w:name="nodos-del-workflow"/>
+      <w:bookmarkStart w:id="125" w:name="_Toc240302762"/>
       <w:r>
         <w:t>4.3.1 Nodos del workflow</w:t>
       </w:r>
-      <w:bookmarkEnd w:id="124"/>
+      <w:bookmarkEnd w:id="125"/>
     </w:p>
     <w:p>
       <w:pPr>
@@ -18235,7 +18542,6 @@
         <w:pStyle w:val="Textoindependiente"/>
       </w:pPr>
       <w:r>
-        <w:lastRenderedPageBreak/>
         <w:t>Tabla 4.5: Nodos del workflow del Flujo 1.</w:t>
       </w:r>
     </w:p>
@@ -18262,6 +18568,7 @@
               <w:pStyle w:val="Compact"/>
             </w:pPr>
             <w:r>
+              <w:lastRenderedPageBreak/>
               <w:t>#</w:t>
             </w:r>
           </w:p>
@@ -19073,14 +19380,14 @@
       <w:pPr>
         <w:pStyle w:val="Ttulo3"/>
       </w:pPr>
-      <w:bookmarkStart w:id="125" w:name="diagrama-del-flujo"/>
-      <w:bookmarkStart w:id="126" w:name="_Toc240032512"/>
-      <w:bookmarkEnd w:id="123"/>
+      <w:bookmarkStart w:id="126" w:name="diagrama-del-flujo"/>
+      <w:bookmarkStart w:id="127" w:name="_Toc240302763"/>
+      <w:bookmarkEnd w:id="124"/>
       <w:r>
         <w:lastRenderedPageBreak/>
         <w:t>4.3.2 Diagrama del flujo</w:t>
       </w:r>
-      <w:bookmarkEnd w:id="126"/>
+      <w:bookmarkEnd w:id="127"/>
     </w:p>
     <w:p>
       <w:pPr>
@@ -19102,7 +19409,7 @@
           <w:noProof/>
         </w:rPr>
         <w:drawing>
-          <wp:inline distT="0" distB="0" distL="0" distR="0" wp14:anchorId="720F1355" wp14:editId="47659E16">
+          <wp:inline distT="0" distB="0" distL="0" distR="0" wp14:anchorId="6155488C" wp14:editId="1FCD1055">
             <wp:extent cx="5612130" cy="4920615"/>
             <wp:effectExtent l="0" t="0" r="0" b="0"/>
             <wp:docPr id="6" name="Imagen 6"/>
@@ -19182,7 +19489,7 @@
         </w:rPr>
         <w:lastRenderedPageBreak/>
         <w:drawing>
-          <wp:inline distT="0" distB="0" distL="0" distR="0" wp14:anchorId="206E95B9" wp14:editId="546E6FE6">
+          <wp:inline distT="0" distB="0" distL="0" distR="0" wp14:anchorId="18F84ED2" wp14:editId="2E976618">
             <wp:extent cx="5612130" cy="1259205"/>
             <wp:effectExtent l="0" t="0" r="0" b="0"/>
             <wp:docPr id="4" name="Imagen 4"/>
@@ -19243,13 +19550,13 @@
       <w:pPr>
         <w:pStyle w:val="Ttulo3"/>
       </w:pPr>
-      <w:bookmarkStart w:id="127" w:name="métricas-mttd-y-mttr"/>
-      <w:bookmarkStart w:id="128" w:name="_Toc240032513"/>
-      <w:bookmarkEnd w:id="125"/>
+      <w:bookmarkStart w:id="128" w:name="métricas-mttd-y-mttr"/>
+      <w:bookmarkStart w:id="129" w:name="_Toc240302764"/>
+      <w:bookmarkEnd w:id="126"/>
       <w:r>
         <w:t>4.3.3 Métricas MTTD y MTTR</w:t>
       </w:r>
-      <w:bookmarkEnd w:id="128"/>
+      <w:bookmarkEnd w:id="129"/>
     </w:p>
     <w:p>
       <w:pPr>
@@ -19349,14 +19656,14 @@
       <w:pPr>
         <w:pStyle w:val="Ttulo3"/>
       </w:pPr>
-      <w:bookmarkStart w:id="129" w:name="flujo-de-estados-de-una-orden"/>
-      <w:bookmarkStart w:id="130" w:name="_Toc240032514"/>
-      <w:bookmarkEnd w:id="127"/>
+      <w:bookmarkStart w:id="130" w:name="flujo-de-estados-de-una-orden"/>
+      <w:bookmarkStart w:id="131" w:name="_Toc240302765"/>
+      <w:bookmarkEnd w:id="128"/>
       <w:r>
         <w:lastRenderedPageBreak/>
         <w:t>4.3.4 Flujo de estados de una orden</w:t>
       </w:r>
-      <w:bookmarkEnd w:id="130"/>
+      <w:bookmarkEnd w:id="131"/>
     </w:p>
     <w:p>
       <w:pPr>
@@ -19768,14 +20075,14 @@
       <w:pPr>
         <w:pStyle w:val="Ttulo2"/>
       </w:pPr>
-      <w:bookmarkStart w:id="131" w:name="flujo-2-chatbot-omnicanal-con-ia"/>
-      <w:bookmarkStart w:id="132" w:name="_Toc240032515"/>
-      <w:bookmarkEnd w:id="121"/>
-      <w:bookmarkEnd w:id="129"/>
+      <w:bookmarkStart w:id="132" w:name="flujo-2-chatbot-omnicanal-con-ia"/>
+      <w:bookmarkStart w:id="133" w:name="_Toc240302766"/>
+      <w:bookmarkEnd w:id="122"/>
+      <w:bookmarkEnd w:id="130"/>
       <w:r>
         <w:t>4.4 Flujo 2 — Chatbot con IA</w:t>
       </w:r>
-      <w:bookmarkEnd w:id="132"/>
+      <w:bookmarkEnd w:id="133"/>
     </w:p>
     <w:p>
       <w:pPr>
@@ -19793,12 +20100,12 @@
       <w:pPr>
         <w:pStyle w:val="Ttulo3"/>
       </w:pPr>
-      <w:bookmarkStart w:id="133" w:name="nodos-del-workflow-1"/>
-      <w:bookmarkStart w:id="134" w:name="_Toc240032516"/>
+      <w:bookmarkStart w:id="134" w:name="nodos-del-workflow-1"/>
+      <w:bookmarkStart w:id="135" w:name="_Toc240302767"/>
       <w:r>
         <w:t>4.4.1 Nodos del workflow</w:t>
       </w:r>
-      <w:bookmarkEnd w:id="134"/>
+      <w:bookmarkEnd w:id="135"/>
     </w:p>
     <w:p>
       <w:pPr>
@@ -20853,13 +21160,13 @@
       <w:pPr>
         <w:pStyle w:val="Ttulo3"/>
       </w:pPr>
-      <w:bookmarkStart w:id="135" w:name="diagrama-del-flujo-1"/>
-      <w:bookmarkStart w:id="136" w:name="_Toc240032517"/>
-      <w:bookmarkEnd w:id="133"/>
+      <w:bookmarkStart w:id="136" w:name="diagrama-del-flujo-1"/>
+      <w:bookmarkStart w:id="137" w:name="_Toc240302768"/>
+      <w:bookmarkEnd w:id="134"/>
       <w:r>
         <w:t>4.4.2 Diagrama del flujo</w:t>
       </w:r>
-      <w:bookmarkEnd w:id="136"/>
+      <w:bookmarkEnd w:id="137"/>
     </w:p>
     <w:p>
       <w:pPr>
@@ -20880,7 +21187,7 @@
         </w:rPr>
         <w:lastRenderedPageBreak/>
         <w:drawing>
-          <wp:inline distT="0" distB="0" distL="0" distR="0" wp14:anchorId="431631AE" wp14:editId="27F09AC6">
+          <wp:inline distT="0" distB="0" distL="0" distR="0" wp14:anchorId="263D1839" wp14:editId="7571ECD4">
             <wp:extent cx="5597525" cy="5062467"/>
             <wp:effectExtent l="0" t="0" r="0" b="0"/>
             <wp:docPr id="7" name="Imagen 7"/>
@@ -20957,7 +21264,7 @@
           <w:noProof/>
         </w:rPr>
         <w:drawing>
-          <wp:inline distT="0" distB="0" distL="0" distR="0" wp14:anchorId="5CE6374C" wp14:editId="06E454DA">
+          <wp:inline distT="0" distB="0" distL="0" distR="0" wp14:anchorId="2507D435" wp14:editId="3864CE32">
             <wp:extent cx="5612130" cy="1026160"/>
             <wp:effectExtent l="0" t="0" r="0" b="0"/>
             <wp:docPr id="5" name="Imagen 5"/>
@@ -21018,51 +21325,51 @@
       <w:pPr>
         <w:pStyle w:val="Ttulo3"/>
       </w:pPr>
-      <w:bookmarkStart w:id="137" w:name="prompt-de-ia"/>
-      <w:bookmarkStart w:id="138" w:name="_Toc240032518"/>
-      <w:bookmarkEnd w:id="135"/>
+      <w:bookmarkStart w:id="138" w:name="prompt-de-ia"/>
+      <w:bookmarkStart w:id="139" w:name="_Toc240302769"/>
+      <w:bookmarkEnd w:id="136"/>
       <w:r>
         <w:lastRenderedPageBreak/>
         <w:t>4.4.3 Prompt de IA</w:t>
       </w:r>
+      <w:bookmarkEnd w:id="139"/>
+    </w:p>
+    <w:p>
+      <w:pPr>
+        <w:pStyle w:val="FirstParagraph"/>
+      </w:pPr>
+      <w:r>
+        <w:t>El nodo de GPT-4o-mini recibe un prompt de sistema que define la identidad del asistente, la tarea de clasificación, las cuatro categorías de intención admitidas —enumeradas dentro del esquema de salida como FAQ, ESTADO_PEDIDO, RECLAMO y GENERAL— y el formato estricto de la respuesta: un objeto JSON con los campos intent, order_id, urgente y respuesta. Este trabajo midió dos versiones de ese prompt, que comparten esos elementos y difieren en lo que agregan. La de la configuración principal incorpora además reglas de decisión por categoría —entre ellas, cuándo un mensaje debe marcarse como urgente—, la base de conocimiento de la tienda y ejemplos etiquetados. La de la condición de ablación no incorpora ninguna de esas tres cosas, y en ella el modelo resuelve la categoría y la urgencia a partir del significado de las etiquetas. Ambos textos se transcriben en el Anexo H, de modo que los resultados de clasificación del Capítulo 5 sean auditables.</w:t>
+      </w:r>
+    </w:p>
+    <w:p>
+      <w:pPr>
+        <w:pStyle w:val="Textoindependiente"/>
+      </w:pPr>
+      <w:r>
+        <w:t>Se eligió GPT-4o-mini por su balance entre costo y capacidad: para la clasificación de intenciones en un dominio acotado y la generación de respuestas de soporte no se requiere la potencia completa de GPT-4o. El prompt de sistema con el que se obtuvo el accuracy del 92,7 % que reporta el Capítulo 5 tiene 6338 caracteres y consta de cinco bloques: identidad y tono del asistente; definición de la tarea y formato de salida; reglas de decisión por categoría; un bloque rotulado «base de conocimiento» en el que se inyecta el contenido de la tabla faq_responses recuperado en tiempo de ejecución, con la instrucción de usar exclusivamente esa información para responder consultas frecuentes; y siete ejemplos etiquetados de entrada y salida. Opera por lo tanto en régimen few-shot y con recuperación de contexto, no en régimen zero-shot. La cadena que provee ese contexto son los nodos Buscar FAQ en PostgreSQL y Preparar Contexto FAQ, que sí inciden en la salida del sistema en la configuración medida.</w:t>
+      </w:r>
+    </w:p>
+    <w:p>
+      <w:pPr>
+        <w:pStyle w:val="Textoindependiente"/>
+      </w:pPr>
+      <w:r>
+        <w:t>Corresponde declarar cómo se llegó a esta precisión, porque el camino hasta ella fue equivocado y el error es instructivo. Al auditar el workflow para documentar el prompt se tomó el archivo vigente en el repositorio, que corresponde al workflow de diecinueve nodos incorporado el 27 de agosto junto con el canal de Telegram, y cuyo prompt de 1032 caracteres no inyecta la base de conocimiento ni contiene ejemplos. De ahí se concluyó que el clasificador operaba en régimen zero-shot. La corrida del corpus, sin embargo, es del 12 de agosto, quince días anterior, y se ejecutó sobre el workflow de catorce nodos cuyo prompt sí tenía ambas cosas. La auditoría fue correcta en su método y se aplicó al artefacto equivocado: se auditó la versión vigente del workflow y no la que había producido la medición. El historial de versiones del repositorio permite fechar ambas configuraciones y es lo que permitió detectar la discrepancia. Se consigna aquí porque la regla que de ello se sigue vale más que el caso: una afirmación sobre cómo se obtuvo una medición debe verificarse contra la versión del artefacto que corrió en la fecha de esa medición, no contra la versión actual.</w:t>
+      </w:r>
+    </w:p>
+    <w:p>
+      <w:pPr>
+        <w:pStyle w:val="Ttulo3"/>
+      </w:pPr>
+      <w:bookmarkStart w:id="140" w:name="métrica-tmr"/>
+      <w:bookmarkStart w:id="141" w:name="_Toc240302770"/>
       <w:bookmarkEnd w:id="138"/>
-    </w:p>
-    <w:p>
-      <w:pPr>
-        <w:pStyle w:val="FirstParagraph"/>
-      </w:pPr>
-      <w:r>
-        <w:t>El nodo de GPT-4o-mini recibe un prompt de sistema que define la identidad del asistente, la tarea de clasificación, las cuatro categorías de intención admitidas —enumeradas dentro del esquema de salida como FAQ, ESTADO_PEDIDO, RECLAMO y GENERAL— y el formato estricto de la respuesta: un objeto JSON con los campos intent, order_id, urgente y respuesta. Conviene precisar qué no contiene, porque condiciona la lectura del resultado: no incluye criterios de decisión que definan cuándo corresponde cada categoría, ni reglas que establezcan cuándo un mensaje debe marcarse como urgente. El modelo resuelve ambas cosas a partir del significado de las etiquetas. El texto completo se transcribe en el Anexo H, de modo que el resultado de clasificación del Capítulo 5 sea auditable.</w:t>
-      </w:r>
-    </w:p>
-    <w:p>
-      <w:pPr>
-        <w:pStyle w:val="Textoindependiente"/>
-      </w:pPr>
-      <w:r>
-        <w:t>Se eligió GPT-4o-mini por su balance entre costo y capacidad: para la clasificación de intenciones en un dominio acotado y la generación de respuestas de soporte no se requiere la potencia completa de GPT-4o. El prompt de sistema con el que se obtuvo el accuracy del 92,7 % que reporta el Capítulo 5 tiene 6338 caracteres y consta de cinco bloques: identidad y tono del asistente; definición de la tarea y formato de salida; reglas de decisión por categoría; un bloque rotulado «base de conocimiento» en el que se inyecta el contenido de la tabla faq_responses recuperado en tiempo de ejecución, con la instrucción de usar exclusivamente esa información para responder consultas frecuentes; y siete ejemplos etiquetados de entrada y salida. Opera por lo tanto en régimen few-shot y con recuperación de contexto, no en régimen zero-shot. La cadena que provee ese contexto son los nodos Buscar FAQ en PostgreSQL y Preparar Contexto FAQ, que sí inciden en la salida del sistema en la configuración medida.</w:t>
-      </w:r>
-    </w:p>
-    <w:p>
-      <w:pPr>
-        <w:pStyle w:val="Textoindependiente"/>
-      </w:pPr>
-      <w:r>
-        <w:t>Corresponde declarar cómo se llegó a esta precisión, porque el camino hasta ella fue equivocado y el error es instructivo. Al auditar el workflow para documentar el prompt se tomó el archivo vigente en el repositorio, que corresponde al workflow de diecinueve nodos incorporado el 27 de agosto junto con el canal de Telegram, y cuyo prompt de 1032 caracteres no inyecta la base de conocimiento ni contiene ejemplos. De ahí se concluyó que el clasificador operaba en régimen zero-shot. La corrida del corpus, sin embargo, es del 12 de agosto, quince días anterior, y se ejecutó sobre el workflow de catorce nodos cuyo prompt sí tenía ambas cosas. La auditoría fue correcta en su método y se aplicó al artefacto equivocado: se auditó la versión vigente del workflow y no la que había producido la medición. El historial de versiones del repositorio permite fechar ambas configuraciones y es lo que permitió detectar la discrepancia. Se consigna aquí porque la regla que de ello se sigue vale más que el caso: una afirmación sobre cómo se obtuvo una medición debe verificarse contra la versión del artefacto que corrió en la fecha de esa medición, no contra la versión actual.</w:t>
-      </w:r>
-    </w:p>
-    <w:p>
-      <w:pPr>
-        <w:pStyle w:val="Ttulo3"/>
-      </w:pPr>
-      <w:bookmarkStart w:id="139" w:name="métrica-tmr"/>
-      <w:bookmarkStart w:id="140" w:name="_Toc240032519"/>
-      <w:bookmarkEnd w:id="137"/>
       <w:r>
         <w:lastRenderedPageBreak/>
         <w:t>4.4.4 Métrica TMR</w:t>
       </w:r>
-      <w:bookmarkEnd w:id="140"/>
+      <w:bookmarkEnd w:id="141"/>
     </w:p>
     <w:p>
       <w:pPr>
@@ -21110,13 +21417,13 @@
       <w:pPr>
         <w:pStyle w:val="Ttulo2"/>
       </w:pPr>
-      <w:bookmarkStart w:id="141" w:name="_Toc240032520"/>
-      <w:bookmarkEnd w:id="131"/>
-      <w:bookmarkEnd w:id="139"/>
+      <w:bookmarkStart w:id="142" w:name="_Toc240302771"/>
+      <w:bookmarkEnd w:id="132"/>
+      <w:bookmarkEnd w:id="140"/>
       <w:r>
         <w:t>4.5 Configuración de Grafana</w:t>
       </w:r>
-      <w:bookmarkEnd w:id="141"/>
+      <w:bookmarkEnd w:id="142"/>
     </w:p>
     <w:p>
       <w:pPr>
@@ -21130,11 +21437,11 @@
       <w:pPr>
         <w:pStyle w:val="Ttulo3"/>
       </w:pPr>
-      <w:bookmarkStart w:id="142" w:name="_Toc240032521"/>
+      <w:bookmarkStart w:id="143" w:name="_Toc240302772"/>
       <w:r>
         <w:t>4.5.1 Paneles de los dashboards</w:t>
       </w:r>
-      <w:bookmarkEnd w:id="142"/>
+      <w:bookmarkEnd w:id="143"/>
     </w:p>
     <w:p>
       <w:pPr>
@@ -22073,7 +22380,7 @@
           <w:noProof/>
         </w:rPr>
         <w:drawing>
-          <wp:inline distT="0" distB="0" distL="0" distR="0" wp14:anchorId="0097D470" wp14:editId="5BBD8ABA">
+          <wp:inline distT="0" distB="0" distL="0" distR="0" wp14:anchorId="0E471EF2" wp14:editId="597AE807">
             <wp:extent cx="5612130" cy="1706245"/>
             <wp:effectExtent l="0" t="0" r="0" b="0"/>
             <wp:docPr id="2" name="Imagen 2"/>
@@ -22134,11 +22441,11 @@
       <w:pPr>
         <w:pStyle w:val="Ttulo2"/>
       </w:pPr>
-      <w:bookmarkStart w:id="143" w:name="_Toc240032522"/>
+      <w:bookmarkStart w:id="144" w:name="_Toc240302773"/>
       <w:r>
         <w:t>4.6 Testing</w:t>
       </w:r>
-      <w:bookmarkEnd w:id="143"/>
+      <w:bookmarkEnd w:id="144"/>
     </w:p>
     <w:p>
       <w:pPr>
@@ -22156,12 +22463,12 @@
       <w:pPr>
         <w:pStyle w:val="Ttulo3"/>
       </w:pPr>
-      <w:bookmarkStart w:id="144" w:name="pruebas-funcionales"/>
-      <w:bookmarkStart w:id="145" w:name="_Toc240032523"/>
+      <w:bookmarkStart w:id="145" w:name="pruebas-funcionales"/>
+      <w:bookmarkStart w:id="146" w:name="_Toc240302774"/>
       <w:r>
         <w:t>4.6.1 Pruebas funcionales</w:t>
       </w:r>
-      <w:bookmarkEnd w:id="145"/>
+      <w:bookmarkEnd w:id="146"/>
     </w:p>
     <w:p>
       <w:pPr>
@@ -22923,13 +23230,13 @@
       <w:pPr>
         <w:pStyle w:val="Ttulo3"/>
       </w:pPr>
-      <w:bookmarkStart w:id="146" w:name="prueba-de-carga"/>
-      <w:bookmarkStart w:id="147" w:name="_Toc240032524"/>
-      <w:bookmarkEnd w:id="144"/>
+      <w:bookmarkStart w:id="147" w:name="prueba-de-carga"/>
+      <w:bookmarkStart w:id="148" w:name="_Toc240302775"/>
+      <w:bookmarkEnd w:id="145"/>
       <w:r>
         <w:t>4.6.2 Pruebas de carga y de concurrencia</w:t>
       </w:r>
-      <w:bookmarkEnd w:id="147"/>
+      <w:bookmarkEnd w:id="148"/>
     </w:p>
     <w:p>
       <w:pPr>
@@ -22990,7 +23297,7 @@
         </w:rPr>
         <w:lastRenderedPageBreak/>
         <w:drawing>
-          <wp:inline distT="0" distB="0" distL="0" distR="0" wp14:anchorId="117FEAB3" wp14:editId="0F3CBB78">
+          <wp:inline distT="0" distB="0" distL="0" distR="0" wp14:anchorId="5B2444A2" wp14:editId="6BC165F9">
             <wp:extent cx="5612130" cy="2806065"/>
             <wp:effectExtent l="0" t="0" r="0" b="0"/>
             <wp:docPr id="3" name="Imagen 3"/>
@@ -23052,34 +23359,34 @@
         <w:pStyle w:val="Ttulo1"/>
         <w:pageBreakBefore/>
       </w:pPr>
-      <w:bookmarkStart w:id="148" w:name="_Toc240032525"/>
+      <w:bookmarkStart w:id="149" w:name="_Toc240302776"/>
       <w:r>
         <w:lastRenderedPageBreak/>
         <w:t>CAPÍTULO 5: RESULTADOS Y ANÁLISIS</w:t>
       </w:r>
-      <w:bookmarkEnd w:id="148"/>
+      <w:bookmarkEnd w:id="149"/>
     </w:p>
     <w:p>
       <w:pPr>
         <w:pStyle w:val="Ttulo2"/>
       </w:pPr>
-      <w:bookmarkStart w:id="149" w:name="_Toc240032526"/>
-      <w:bookmarkEnd w:id="146"/>
+      <w:bookmarkStart w:id="150" w:name="_Toc240302777"/>
+      <w:bookmarkEnd w:id="147"/>
       <w:r>
         <w:t>5.1 Resultados del Flujo 1 — Pipeline de Órdenes</w:t>
       </w:r>
-      <w:bookmarkEnd w:id="149"/>
+      <w:bookmarkEnd w:id="150"/>
     </w:p>
     <w:p>
       <w:pPr>
         <w:pStyle w:val="Ttulo3"/>
       </w:pPr>
-      <w:bookmarkStart w:id="150" w:name="pruebas-funcionales-1"/>
-      <w:bookmarkStart w:id="151" w:name="_Toc240032527"/>
+      <w:bookmarkStart w:id="151" w:name="pruebas-funcionales-1"/>
+      <w:bookmarkStart w:id="152" w:name="_Toc240302778"/>
       <w:r>
         <w:t>5.1.1 Pruebas funcionales</w:t>
       </w:r>
-      <w:bookmarkEnd w:id="151"/>
+      <w:bookmarkEnd w:id="152"/>
     </w:p>
     <w:p>
       <w:pPr>
@@ -23395,13 +23702,13 @@
       <w:pPr>
         <w:pStyle w:val="Ttulo3"/>
       </w:pPr>
-      <w:bookmarkStart w:id="152" w:name="métricas-de-tiempo"/>
-      <w:bookmarkStart w:id="153" w:name="_Toc240032528"/>
-      <w:bookmarkEnd w:id="150"/>
+      <w:bookmarkStart w:id="153" w:name="métricas-de-tiempo"/>
+      <w:bookmarkStart w:id="154" w:name="_Toc240302779"/>
+      <w:bookmarkEnd w:id="151"/>
       <w:r>
         <w:t>5.1.2 Métricas de tiempo</w:t>
       </w:r>
-      <w:bookmarkEnd w:id="153"/>
+      <w:bookmarkEnd w:id="154"/>
     </w:p>
     <w:p>
       <w:pPr>
@@ -23573,12 +23880,12 @@
       <w:pPr>
         <w:pStyle w:val="Ttulo3"/>
       </w:pPr>
-      <w:bookmarkStart w:id="154" w:name="_Toc240032529"/>
-      <w:bookmarkEnd w:id="152"/>
+      <w:bookmarkStart w:id="155" w:name="_Toc240302780"/>
+      <w:bookmarkEnd w:id="153"/>
       <w:r>
         <w:t>5.1.3 Pruebas de carga y de concurrencia</w:t>
       </w:r>
-      <w:bookmarkEnd w:id="154"/>
+      <w:bookmarkEnd w:id="155"/>
     </w:p>
     <w:p>
       <w:pPr>
@@ -24048,11 +24355,11 @@
       <w:pPr>
         <w:pStyle w:val="Ttulo3"/>
       </w:pPr>
-      <w:bookmarkStart w:id="155" w:name="_Toc240032530"/>
+      <w:bookmarkStart w:id="156" w:name="_Toc240302781"/>
       <w:r>
         <w:t>5.1.4 Baseline de atención manual</w:t>
       </w:r>
-      <w:bookmarkEnd w:id="155"/>
+      <w:bookmarkEnd w:id="156"/>
     </w:p>
     <w:p>
       <w:pPr>
@@ -24507,21 +24814,21 @@
       <w:pPr>
         <w:pStyle w:val="Ttulo2"/>
       </w:pPr>
-      <w:bookmarkStart w:id="156" w:name="_Toc240032531"/>
+      <w:bookmarkStart w:id="157" w:name="_Toc240302782"/>
       <w:r>
         <w:t>5.2 Resultados del Flujo 2 — Chatbot (canal simulado formato WhatsApp y canal Telegram real)</w:t>
       </w:r>
-      <w:bookmarkEnd w:id="156"/>
+      <w:bookmarkEnd w:id="157"/>
     </w:p>
     <w:p>
       <w:pPr>
         <w:pStyle w:val="Ttulo3"/>
       </w:pPr>
-      <w:bookmarkStart w:id="157" w:name="_Toc240032532"/>
+      <w:bookmarkStart w:id="158" w:name="_Toc240302783"/>
       <w:r>
         <w:t>5.2.1 Pruebas funcionales del chatbot</w:t>
       </w:r>
-      <w:bookmarkEnd w:id="157"/>
+      <w:bookmarkEnd w:id="158"/>
     </w:p>
     <w:p>
       <w:pPr>
@@ -24536,20 +24843,20 @@
         <w:pStyle w:val="Textoindependiente"/>
       </w:pPr>
       <w:r>
-        <w:t>Corresponde una precisión sobre el alcance de estas pruebas, para que no se las confunda con la evaluación del clasificador. Son pruebas funcionales de un caso por intención: verifican que el flujo se recorra completo y que cada rama se active, no que la clasificación sea correcta en general ni que el contenido de la respuesta sea adecuado. Lo primero se mide sobre el corpus de 150 mensajes en la Sección 5.2.3; lo segundo no se midió en este trabajo, según se declara en la Sección 3.2.</w:t>
+        <w:t>Corresponde una precisión sobre el alcance de estas pruebas, para que no se las confunda con la evaluación del clasificador. Son pruebas funcionales de un caso por intención: verifican que el flujo se recorra completo y que cada rama se active, no que la clasificación sea correcta en general ni que el contenido de la respuesta sea adecuado. Lo primero se mide sobre el corpus de 150 mensajes en la Sección 5.2.3; lo segundo se aborda, con los alcances que allí se precisan, en la Sección 5.2.5.</w:t>
       </w:r>
     </w:p>
     <w:p>
       <w:pPr>
         <w:pStyle w:val="Ttulo3"/>
       </w:pPr>
-      <w:bookmarkStart w:id="158" w:name="tiempos-de-respuesta-tmr"/>
-      <w:bookmarkStart w:id="159" w:name="_Toc240032533"/>
+      <w:bookmarkStart w:id="159" w:name="tiempos-de-respuesta-tmr"/>
+      <w:bookmarkStart w:id="160" w:name="_Toc240302784"/>
       <w:r>
         <w:lastRenderedPageBreak/>
         <w:t>5.2.2 Tiempos de respuesta (TMR)</w:t>
       </w:r>
-      <w:bookmarkEnd w:id="159"/>
+      <w:bookmarkEnd w:id="160"/>
     </w:p>
     <w:p>
       <w:pPr>
@@ -25179,7 +25486,10 @@
           <w:b/>
           <w:bCs/>
         </w:rPr>
-        <w:t>TMR promedio: 1,47 s sobre los 150 mensajes del corpus. Este valor confirma H2a (TMR &lt; 10 s) con amplio margen.</w:t>
+        <w:t>TMR promedio:</w:t>
+      </w:r>
+      <w:r>
+        <w:t xml:space="preserve"> 1,47 s sobre los 150 mensajes del corpus. Este valor confirma H2a (TMR &lt; 10 s) con amplio margen.</w:t>
       </w:r>
     </w:p>
     <w:p>
@@ -25191,7 +25501,10 @@
           <w:b/>
           <w:bCs/>
         </w:rPr>
-        <w:t>Tasa de no escalada: 73,3 % (110 de 150 mensajes). Si se excluyen los reclamos —que escalan a ticket por diseño del sistema y no por falla del clasificador—, la tasa asciende al 100 %: el chatbot respondió sin derivar a un operador humano la totalidad de los mensajes que no eran reclamos. Corresponde precisar qué mide este indicador y qué no mide. Mide que el flujo se completó sin escalar: el sistema clasificó el mensaje, generó una respuesta y la entregó por el canal de origen. No mide que esa respuesta fuera correcta. La corrección del contenido entregado al cliente no fue evaluada en este trabajo, y la omisión es material en las consultas de tipo FAQ: como se documenta en la Sección 4.4.3, el contexto de la base de conocimiento no llega al prompt, de modo que esas respuestas provienen del conocimiento general del modelo y no de las políticas efectivamente vigentes en el comercio. Llamar «tasa de resolución» a este indicador sobreestimaría lo medido; se lo denomina en consecuencia tasa de no escalada.</w:t>
+        <w:t>Tasa de no escalada:</w:t>
+      </w:r>
+      <w:r>
+        <w:t xml:space="preserve"> 73,3 % (110 de 150 mensajes). Si se excluyen los reclamos —que escalan a ticket por diseño del sistema y no por falla del clasificador—, la tasa asciende al 100 %: el chatbot respondió sin derivar a un operador humano la totalidad de los mensajes que no eran reclamos. Corresponde precisar qué mide este indicador y qué no mide. Mide que el flujo se completó sin escalar: el sistema clasificó el mensaje, generó una respuesta y la entregó por el canal de origen. No mide que esa respuesta fuera correcta. La corrección del contenido entregado al cliente no quedó establecida en este trabajo, y la reserva es material en las consultas de tipo FAQ: aunque la base de conocimiento de la tienda se inyecta en el prompt (Sección 4.4.3), la Sección 5.2.5 muestra que el modelo afirma en algunas respuestas datos que esa base no contiene. Llamar «tasa de resolución» a este indicador sobreestimaría lo medido; se lo denomina en consecuencia tasa de no escalada.</w:t>
       </w:r>
     </w:p>
     <w:p>
@@ -25214,14 +25527,14 @@
         <w:rPr>
           <w:b/>
         </w:rPr>
-        <w:t xml:space="preserve">Validación del segundo canal (Telegram): para verificar que la arquitectura multicanal es real y no solo declarada, el canal de Telegram se implementó de extremo a extremo —recepción por webhook, clasificación con GPT-4o-mini, </w:t>
-      </w:r>
-      <w:r>
-        <w:rPr>
-          <w:b/>
-        </w:rPr>
+        <w:t>Validación del segundo canal (Telegram):</w:t>
+      </w:r>
+      <w:r>
+        <w:t xml:space="preserve"> para verificar que la arquitectura multicanal es real y no solo declarada, el canal de Telegram se implementó de extremo a extremo —recepción por webhook, clasificación con GPT-4o-mini, consulta a la base de datos y respuesta por el mismo canal— y se validó sobre una </w:t>
+      </w:r>
+      <w:r>
         <w:lastRenderedPageBreak/>
-        <w:t>consulta a la base de datos y respuesta por el mismo canal— y se validó sobre una muestra de 45 interacciones reales. A diferencia del canal simulado —que adopta el formato de la WhatsApp Cloud API en la recepción y entrega por SMTP a un capturador local, sin tocar la red de WhatsApp en ningún extremo—, Telegram opera contra la API real, por lo que su TMR incluye la latencia de red efectiva (ver Tabla 5.6).</w:t>
+        <w:t>muestra de 45 interacciones reales. A diferencia del canal simulado —que adopta el formato de la WhatsApp Cloud API en la recepción y entrega por SMTP a un capturador local, sin tocar la red de WhatsApp en ningún extremo—, Telegram opera contra la API real, por lo que su TMR incluye la latencia de red efectiva (ver Tabla 5.6).</w:t>
       </w:r>
     </w:p>
     <w:p>
@@ -25597,13 +25910,13 @@
       <w:pPr>
         <w:pStyle w:val="Ttulo3"/>
       </w:pPr>
-      <w:bookmarkStart w:id="160" w:name="precisión-de-clasificación-de-intents"/>
-      <w:bookmarkStart w:id="161" w:name="_Toc240032534"/>
-      <w:bookmarkEnd w:id="158"/>
+      <w:bookmarkStart w:id="161" w:name="precisión-de-clasificación-de-intents"/>
+      <w:bookmarkStart w:id="162" w:name="_Toc240302785"/>
+      <w:bookmarkEnd w:id="159"/>
       <w:r>
         <w:t>5.2.3 Precisión de clasificación de intents</w:t>
       </w:r>
-      <w:bookmarkEnd w:id="161"/>
+      <w:bookmarkEnd w:id="162"/>
     </w:p>
     <w:p>
       <w:pPr>
@@ -25851,11 +26164,11 @@
               <w:pStyle w:val="Compact"/>
             </w:pPr>
             <w:r>
-              <w:t>ESTA</w:t>
+              <w:t>ESTADO_PEDID</w:t>
             </w:r>
             <w:r>
               <w:lastRenderedPageBreak/>
-              <w:t>DO_PEDIDO</w:t>
+              <w:t>O</w:t>
             </w:r>
           </w:p>
         </w:tc>
@@ -26845,7 +27158,10 @@
           <w:b/>
           <w:bCs/>
         </w:rPr>
-        <w:t>Accuracy global: 92,7% (139/150), lo que supera el umbral mínimo de 85% establecido en H2. Los 11 errores se concentraron en fronteras semánticas entre categorías —principalmente RECLAMO asignado a ESTADO_PEDIDO y FAQ/GENERAL entre sí—, coherente con mensajes cortos y ambiguos.</w:t>
+        <w:t>Accuracy global:</w:t>
+      </w:r>
+      <w:r>
+        <w:t xml:space="preserve"> 92,7% (139/150), lo que supera el umbral mínimo de 85% establecido en H2. Los 11 errores se concentraron en fronteras semánticas entre categorías —principalmente RECLAMO asignado a ESTADO_PEDIDO y FAQ/GENERAL entre sí—, coherente con mensajes cortos y ambiguos.</w:t>
       </w:r>
     </w:p>
     <w:p>
@@ -26868,8 +27184,11 @@
         <w:pStyle w:val="Textoindependiente"/>
       </w:pPr>
       <w:r>
+        <w:t xml:space="preserve">La categoría con mayor precisión fue FAQ (97,8 %), seguida de RECLAMO (95,0 %), ESTADO_PEDIDO (88,9 %) y GENERAL (86,2 %). El patrón se invierte al observar la exhaustividad: GENERAL alcanza el 100 % (25 de 25), es decir que el modelo no dejó </w:t>
+      </w:r>
+      <w:r>
         <w:lastRenderedPageBreak/>
-        <w:t>La categoría con mayor precisión fue FAQ (97,8 %), seguida de RECLAMO (95,0 %), ESTADO_PEDIDO (88,9 %) y GENERAL (86,2 %). El patrón se invierte al observar la exhaustividad: GENERAL alcanza el 100 % (25 de 25), es decir que el modelo no dejó sin identificar ningún mensaje que perteneciera realmente a esa categoría, pero incorporó a ella cuatro mensajes provenientes de otras clases. Esa asimetría —exhaustividad máxima junto con la precisión más baja del conjunto— es consistente con el carácter abierto de la categoría: al no estar acotada por patrones específicos, GENERAL opera de hecho como clase residual y absorbe los mensajes que el modelo no consigue asignar con confianza a las otras tres (ver Figura 9).</w:t>
+        <w:t>sin identificar ningún mensaje que perteneciera realmente a esa categoría, pero incorporó a ella cuatro mensajes provenientes de otras clases. Esa asimetría —exhaustividad máxima junto con la precisión más baja del conjunto— es consistente con el carácter abierto de la categoría: al no estar acotada por patrones específicos, GENERAL opera de hecho como clase residual y absorbe los mensajes que el modelo no consigue asignar con confianza a las otras tres (ver Figura 9).</w:t>
       </w:r>
     </w:p>
     <w:p>
@@ -26881,7 +27200,7 @@
           <w:noProof/>
         </w:rPr>
         <w:drawing>
-          <wp:inline distT="0" distB="0" distL="0" distR="0" wp14:anchorId="1A5F853A" wp14:editId="5D86BF6F">
+          <wp:inline distT="0" distB="0" distL="0" distR="0" wp14:anchorId="104A2B59" wp14:editId="086DBFBD">
             <wp:extent cx="5334000" cy="2687647"/>
             <wp:effectExtent l="0" t="0" r="0" b="0"/>
             <wp:docPr id="99" name="Picture" descr="Figura 6: Dashboard Grafana Chatbot Omnicanal"/>
@@ -26935,11 +27254,11 @@
       <w:pPr>
         <w:pStyle w:val="Ttulo3"/>
       </w:pPr>
-      <w:bookmarkStart w:id="162" w:name="_Toc240032535"/>
+      <w:bookmarkStart w:id="163" w:name="_Toc240302786"/>
       <w:r>
         <w:t>5.2.4 Ablación: cuánto aporta la base de conocimiento</w:t>
       </w:r>
-      <w:bookmarkEnd w:id="162"/>
+      <w:bookmarkEnd w:id="163"/>
     </w:p>
     <w:p>
       <w:pPr>
@@ -26955,50 +27274,6 @@
       </w:pPr>
       <w:r>
         <w:t>Tabla 5.10: Exactitud de clasificación por clase, con y sin base de conocimiento.</w:t>
-      </w:r>
-    </w:p>
-    <w:p>
-      <w:pPr>
-        <w:pStyle w:val="Textoindependiente"/>
-      </w:pPr>
-      <w:r>
-        <w:t xml:space="preserve">La exactitud global cae de 92,7 % a 86,0 %, una diferencia de 6,7 puntos porcentuales. Los intervalos de confianza de Wilson al 95 % son [87,3 %; 95,9 %] para la configuración principal y [79,5 %; 90,7 %] para la de ablación. Como el diseño es </w:t>
-      </w:r>
-      <w:r>
-        <w:lastRenderedPageBreak/>
-        <w:t>apareado, la pregunta de si esa diferencia es atribuible al azar se responde sobre los pares discordantes: de los 150 mensajes, 125 se clasificaron correctamente en ambas condiciones y 7 incorrectamente en ambas; 14 solo acertaron con la base de conocimiento y 4 solo sin ella. La prueba de McNemar sobre esos 18 pares arroja un estadístico de 4,500 con corrección de Yates (p = 0,034) y un valor p exacto de la binomial bilateral de 0,031. La diferencia no es atribuible a la variación de muestreo.</w:t>
-      </w:r>
-    </w:p>
-    <w:p>
-      <w:pPr>
-        <w:pStyle w:val="Textoindependiente"/>
-      </w:pPr>
-      <w:r>
-        <w:t>El desglose por clase es más informativo que el total, y es donde está el hallazgo. La caída se concentra casi enteramente en FAQ, que pierde 14,6 puntos, y secundariamente en RECLAMO, que pierde 9,5. GENERAL se mantiene en 100 % y ESTADO_PEDIDO incluso mejora 2,9 puntos, diferencia de un solo mensaje que queda dentro de lo esperable por variación. El patrón tiene una explicación mecánica que la matriz de confusión confirma: sin la base de conocimiento, nueve de los cuarenta y ocho mensajes de tipo FAQ se clasifican como GENERAL. Son consultas del tipo «trabajan con OCA o Andreani?», «puedo retirar por sucursal?», «tienen atención telefónica?» o «aceptan transferencia bancaria?».</w:t>
-      </w:r>
-    </w:p>
-    <w:p>
-      <w:pPr>
-        <w:pStyle w:val="Textoindependiente"/>
-      </w:pPr>
-      <w:r>
-        <w:t>La interpretación es la siguiente. La categoría FAQ no se define por la forma del mensaje sino por su contenido: un mensaje es una consulta frecuente si versa sobre algo respecto de lo cual la tienda tiene una política establecida. Sin la base de conocimiento, el modelo no tiene modo de saber sobre qué tiene política esta tienda en particular, y ante la duda deriva el mensaje a la categoría residual. El contexto no mejora la clasificación por añadir información redundante: la mejora porque es lo que hace que la categoría FAQ sea decidible. Ese es, a juicio de los autores, el resultado más transferible de este trabajo, y se retoma en la Sección 6.3.</w:t>
-      </w:r>
-    </w:p>
-    <w:p>
-      <w:pPr>
-        <w:pStyle w:val="Textoindependiente"/>
-      </w:pPr>
-      <w:r>
-        <w:t>Corresponde una precisión sobre H2b, porque las dos condiciones no lo satisfacen del mismo modo. El umbral fijado es del 85 % y ambas exactitudes lo superan en su valor puntual. Pero el criterio que este trabajo adoptó en la Sección 3.5.2 no es el valor puntual sino la precisión efectivamente alcanzada, esto es el límite inferior del intervalo de confianza. Ese límite es del 87,3 % en la configuración principal, por encima del umbral, y del 79,5 % en la de ablación, por debajo. Con el criterio propio del trabajo, H2b se sostiene con base de conocimiento y no se sostiene sin ella. Se lo consigna así en la Tabla 5.11.</w:t>
-      </w:r>
-    </w:p>
-    <w:p>
-      <w:pPr>
-        <w:pStyle w:val="Textoindependiente"/>
-      </w:pPr>
-      <w:r>
-        <w:t>Los datos crudos de esta corrida —el manifiesto de ejecución con el workflow, la longitud del prompt y las marcas temporales, el registro de envíos y las clasificaciones obtenidas— se versionan en el repositorio bajo experiments/E7, junto con el guion de ejecución y el de análisis, de modo que las cifras de esta sección sean recalculables.</w:t>
       </w:r>
     </w:p>
     <w:tbl>
@@ -27116,10 +27391,7 @@
           </w:tcPr>
           <w:p>
             <w:r>
-              <w:t>−</w:t>
-            </w:r>
-            <w:r>
-              <w:t>14,6 puntos</w:t>
+              <w:t>−14,6 puntos</w:t>
             </w:r>
           </w:p>
         </w:tc>
@@ -27224,10 +27496,7 @@
           </w:tcPr>
           <w:p>
             <w:r>
-              <w:t>−</w:t>
-            </w:r>
-            <w:r>
-              <w:t>9,5 puntos</w:t>
+              <w:t>−9,5 puntos</w:t>
             </w:r>
           </w:p>
         </w:tc>
@@ -27331,10 +27600,7 @@
           </w:tcPr>
           <w:p>
             <w:r>
-              <w:t>−</w:t>
-            </w:r>
-            <w:r>
-              <w:t>6,7 puntos</w:t>
+              <w:t>−6,7 puntos</w:t>
             </w:r>
           </w:p>
         </w:tc>
@@ -27342,15 +27608,115 @@
     </w:tbl>
     <w:p>
       <w:pPr>
+        <w:pStyle w:val="Textoindependiente"/>
+      </w:pPr>
+      <w:r>
+        <w:t>La exactitud global cae de 92,7 % a 86,0 %, una diferencia de 6,7 puntos porcentuales. Los intervalos de confianza de Wilson al 95 % son [87,3 %; 95,9 %] para la configuración principal y [79,5 %; 90,7 %] para la de ablación. Como el diseño es apareado, la pregunta de si esa diferencia es atribuible al azar se responde sobre los pares discordantes: de los 150 mensajes, 125 se clasificaron correctamente en ambas condiciones y 7 incorrectamente en ambas; 14 solo acertaron con la base de conocimiento y 4 solo sin ella. La prueba de McNemar sobre esos 18 pares arroja un estadístico de 4,500 con corrección de Yates (p = 0,034) y un valor p exacto de la binomial bilateral de 0,031. La diferencia no es atribuible a la variación de muestreo.</w:t>
+      </w:r>
+    </w:p>
+    <w:p>
+      <w:pPr>
+        <w:pStyle w:val="Textoindependiente"/>
+      </w:pPr>
+      <w:r>
+        <w:t>El desglose por clase es más informativo que el total, y es donde está el hallazgo. La caída se concentra casi enteramente en FAQ, que pierde 14,6 puntos, y secundariamente en RECLAMO, que pierde 9,5. GENERAL se mantiene en 100 % y ESTADO_PEDIDO incluso mejora 2,9 puntos, diferencia de un solo mensaje que queda dentro de lo esperable por variación. El patrón tiene una explicación mecánica que la matriz de confusión confirma: sin la base de conocimiento, nueve de los cuarenta y ocho mensajes de tipo FAQ se clasifican como GENERAL. Son consultas del tipo «trabajan con OCA o Andreani?», «puedo retirar por sucursal?», «tienen atención telefónica?» o «aceptan transferencia bancaria?».</w:t>
+      </w:r>
+    </w:p>
+    <w:p>
+      <w:pPr>
+        <w:pStyle w:val="Textoindependiente"/>
+      </w:pPr>
+      <w:r>
+        <w:t>La interpretación es la siguiente. La categoría FAQ no se define por la forma del mensaje sino por su contenido: un mensaje es una consulta frecuente si versa sobre algo respecto de lo cual la tienda tiene una política establecida. Sin la base de conocimiento, el modelo no tiene modo de saber sobre qué tiene política esta tienda en particular, y ante la duda deriva el mensaje a la categoría residual. El contexto no mejora la clasificación por añadir información redundante: la mejora porque es lo que hace que la categoría FAQ sea decidible. Ese es, a juicio de los autores, el resultado más transferible de este trabajo, y se retoma en la Sección 6.3.</w:t>
+      </w:r>
+    </w:p>
+    <w:p>
+      <w:pPr>
+        <w:pStyle w:val="Textoindependiente"/>
+      </w:pPr>
+      <w:r>
+        <w:t>Corresponde una precisión sobre H2b, porque las dos condiciones no lo satisfacen del mismo modo. El umbral fijado es del 85 % y ambas exactitudes lo superan en su valor puntual. Pero el criterio que este trabajo adoptó en la Sección 3.5.2 no es el valor puntual sino la precisión efectivamente alcanzada, esto es el límite inferior del intervalo de confianza. Ese límite es del 87,3 % en la configuración principal, por encima del umbral, y del 79,5 % en la de ablación, por debajo. Con el criterio propio del trabajo, H2b se sostiene con base de conocimiento y no se sostiene sin ella. Se lo consigna así en la Tabla 5.11.</w:t>
+      </w:r>
+    </w:p>
+    <w:p>
+      <w:pPr>
+        <w:pStyle w:val="Textoindependiente"/>
+      </w:pPr>
+      <w:r>
+        <w:lastRenderedPageBreak/>
+        <w:t>Los datos crudos de esta corrida —el manifiesto de ejecución con el workflow, la longitud del prompt y las marcas temporales, el registro de envíos y las clasificaciones obtenidas— se versionan en el repositorio bajo experiments/E7, junto con el guion de ejecución y el de análisis, de modo que las cifras de esta sección sean recalculables.</w:t>
+      </w:r>
+    </w:p>
+    <w:p>
+      <w:pPr>
+        <w:pStyle w:val="Ttulo3"/>
+      </w:pPr>
+      <w:bookmarkStart w:id="164" w:name="_Toc240302787"/>
+      <w:r>
+        <w:t>5.2.5 Contenido de las respuestas de tipo FAQ</w:t>
+      </w:r>
+      <w:bookmarkEnd w:id="164"/>
+    </w:p>
+    <w:p>
+      <w:pPr>
+        <w:pStyle w:val="FirstParagraph"/>
+      </w:pPr>
+      <w:r>
+        <w:t>El contenido de las 45 respuestas clasificadas como FAQ se evaluó por las dos vías que describe la Sección 3.5.7. La primera no produjo un resultado que pueda reportarse como proporción de respuestas correctas, y se informa igualmente, junto con la razón.</w:t>
+      </w:r>
+    </w:p>
+    <w:p>
+      <w:pPr>
+        <w:pStyle w:val="Textoindependiente"/>
+      </w:pPr>
+      <w:r>
+        <w:t>Evaluación por jueces. Se completaron seis corridas: dos de un evaluador y cuatro del otro. Tres superaron el control de tiempos; las otras tres, todas del mismo evaluador, registraron medianas de 4,0, 5,0 y 6,3 segundos por respuesta y se excluyeron. Las corridas válidas permiten dos comparaciones entre evaluadores distintos. En la primera coincidieron en 27 de las 45 respuestas (Po = 0,600; Pe = 0,520; κ = 0,167) y en la segunda en 31 (Po = 0,689; Pe = 0,516; κ = 0,358), valores que en la escala de Landis y Koch (1977) corresponden a un acuerdo leve y a uno aceptable, ambos por debajo del umbral de acuerdo moderado (0,41). El evaluador con dos corridas válidas repitió su propio juicio en 30 de las 45 respuestas (κ = 0,318).</w:t>
+      </w:r>
+    </w:p>
+    <w:p>
+      <w:pPr>
+        <w:pStyle w:val="Textoindependiente"/>
+      </w:pPr>
+      <w:r>
+        <w:t>Que un mismo evaluador cambie de nivel en una de cada tres respuestas indica que la dispersión no se explica solo por diferencias de criterio entre personas: la rúbrica, tal como está formulada, no produce un juicio reproducible. La causa es estructural, porque sus tres niveles no son mutuamente excluyentes. Una respuesta que reproduce una entrada de la base y le agrega un dato que la base no contiene cabe a la vez en el primer nivel, porque coincide con la política, y en el tercero, porque afirma algo que la tienda no sostiene; una política genérica que la tienda no tiene cabe a la vez en el segundo y en el tercero. La rúbrica no establece cuál prevalece. Con ese acuerdo no se reporta ninguna proporción de respuestas correctas, y la corrección del instrumento se plantea en el Capítulo 7.</w:t>
+      </w:r>
+    </w:p>
+    <w:p>
+      <w:pPr>
+        <w:pStyle w:val="Textoindependiente"/>
+      </w:pPr>
+      <w:r>
+        <w:t>Verificación automática. De las 45 respuestas, 18 afirman al menos un dato concreto, y entre todas suman 21. De esos datos, 18 figuran en la base de conocimiento, 1 repite una cifra que el propio cliente había escrito y 2 no figuran en ninguna entrada. Los dos pertenecen a respuestas distintas, de modo que 2 de las 18 respuestas con datos concretos —el 11,1 %, con un intervalo de confianza de Wilson al 95 % de 3,1 % a 32,8 %— afirman al menos uno que la base no respalda. Son un horario de atención «de lunes a viernes de 9 a 18 hs», cuando la base no fija horario alguno y, sobre la atención, solo indica que el asistente virtual asiste las veinticuatro horas; y un plazo de reintegro de las devoluciones «entre 5 y 10 días hábiles», tema sobre el que la base no dice nada. El detalle, dato por dato, se transcribe en la Tabla K.1 del Anexo K.</w:t>
+      </w:r>
+    </w:p>
+    <w:p>
+      <w:pPr>
+        <w:pStyle w:val="Textoindependiente"/>
+      </w:pPr>
+      <w:r>
+        <w:lastRenderedPageBreak/>
+        <w:t>Los dos casos responden consultas sobre temas que la base no trata: el horario de atención y el plazo de reintegro. La inyección del contexto no impide, entonces, que el modelo complete con datos plausibles cuando la consulta cae fuera de lo que la base contempla; es la alucinación que la Sección 5.4.1 (a) enuncia como riesgo general, observada aquí sobre respuestas efectivamente entregadas por el sistema. La cifra debe leerse como una cota inferior, por los dos límites que declara la Sección 3.5.7. El segundo tiene un ejemplo en la propia muestra: una respuesta atribuye a la confirmación de un pago por transferencia un plazo de 24 horas hábiles que la base contiene, pero referido al retiro de un producto en devolución, y la verificación lo cuenta como respaldado porque no controla el contexto en que se usa el dato.</w:t>
+      </w:r>
+    </w:p>
+    <w:p>
+      <w:pPr>
+        <w:pStyle w:val="Textoindependiente"/>
+      </w:pPr>
+      <w:r>
+        <w:t>Las seis corridas de los evaluadores, incluidas las invalidadas por tiempo, el guion de verificación con sus pruebas y la salida de ambos análisis se versionan en el repositorio bajo experiments/E6.</w:t>
+      </w:r>
+    </w:p>
+    <w:p>
+      <w:pPr>
         <w:pStyle w:val="Ttulo2"/>
       </w:pPr>
-      <w:bookmarkStart w:id="163" w:name="contrastación-de-hipótesis"/>
-      <w:bookmarkStart w:id="164" w:name="_Toc240032536"/>
-      <w:bookmarkEnd w:id="160"/>
+      <w:bookmarkStart w:id="165" w:name="contrastación-de-hipótesis"/>
+      <w:bookmarkStart w:id="166" w:name="_Toc240302788"/>
+      <w:bookmarkEnd w:id="161"/>
       <w:r>
         <w:t>5.3 Contrastación de hipótesis</w:t>
       </w:r>
-      <w:bookmarkEnd w:id="164"/>
+      <w:bookmarkEnd w:id="166"/>
     </w:p>
     <w:p>
       <w:pPr>
@@ -27597,7 +27963,11 @@
               <w:pStyle w:val="Compact"/>
             </w:pPr>
             <w:r>
-              <w:t>92,7 % (139/150) con base de conocimiento y ejemplos; IC 95 % de Wilson [87,3 %; 95,9 %], con el límite inferior por encima del umbral. En la condición de ablación, sin base de conocimiento ni ejemplos: 86,0 % (129/150), IC 95 % [79,5 %; 90,7 %], con el límite inferior por debajo del umbral (Sección 5.2.4).</w:t>
+              <w:t xml:space="preserve">92,7 % (139/150) con base de conocimiento y ejemplos; IC 95 % de Wilson [87,3 %; 95,9 %], con el límite inferior por encima del umbral. En la condición de ablación, sin base de conocimiento ni ejemplos: 86,0 % (129/150), IC 95 % [79,5 %; 90,7 %], con el límite </w:t>
+            </w:r>
+            <w:r>
+              <w:lastRenderedPageBreak/>
+              <w:t>inferior por debajo del umbral (Sección 5.2.4).</w:t>
             </w:r>
           </w:p>
         </w:tc>
@@ -27614,6 +27984,7 @@
                 <w:b/>
                 <w:bCs/>
               </w:rPr>
+              <w:lastRenderedPageBreak/>
               <w:t>CONFIRMADA con base de conocimiento; NO CONFIRMADA sin ella</w:t>
             </w:r>
           </w:p>
@@ -27637,11 +28008,7 @@
         <w:ind w:left="425"/>
       </w:pPr>
       <w:r>
-        <w:t xml:space="preserve">• H1 se confirma en sus dos términos. En el término comparativo, que es el sustantivo: el costo marginal de procesar una orden en el pipeline (0,063 s; n = 50) resulta unas 780 veces menor que el del procesamiento manual, medido en 49,13 s por orden (IC 95 % del factor: 686× a 875×, por el teorema de Fieller). </w:t>
-      </w:r>
-      <w:r>
-        <w:lastRenderedPageBreak/>
-        <w:t>Ambos términos miden la misma magnitud —el tiempo que insume una orden adicional— conforme se precisa en la Sección 3.5.5. En el criterio operativo secundario: ese mismo tiempo representa el 0,2 % del umbral de 30 segundos. La Sección 5.4 precisa por qué el factor debe leerse como una cota superior.</w:t>
+        <w:t>• H1 se confirma en sus dos términos. En el término comparativo, que es el sustantivo: el costo marginal de procesar una orden en el pipeline (0,063 s; n = 50) resulta unas 780 veces menor que el del procesamiento manual, medido en 49,13 s por orden (IC 95 % del factor: 686× a 875×, por el teorema de Fieller). Ambos términos miden la misma magnitud —el tiempo que insume una orden adicional— conforme se precisa en la Sección 3.5.5. En el criterio operativo secundario: ese mismo tiempo representa el 0,2 % del umbral de 30 segundos. La Sección 5.4 precisa por qué el factor debe leerse como una cota superior.</w:t>
       </w:r>
     </w:p>
     <w:p>
@@ -27682,31 +28049,35 @@
         <w:ind w:left="425"/>
       </w:pPr>
       <w:r>
-        <w:t xml:space="preserve">Contraste estadístico de H1. Afirmar que una serie es sustancialmente más rápida que otra describe una diferencia de magnitud, no una inferencia: para sostener que esa diferencia no proviene del azar del muestreo hace falta una prueba de contraste, y se la reporta a continuación. Las dos series están completamente separadas: el máximo de la serie automatizada (0,095 s sobre n = 50) es inferior al mínimo de la serie manual (42,754 s sobre n = 10), de modo que ningún par de observaciones se cruza. La U de Mann-Whitney vale por lo tanto 0, con un valor p exacto bilateral de 2/C(60, 10) = 2,7 × 10⁻¹¹ y un tamaño del efecto rango-biserial de 1,000, el máximo posible. La t de Welch sobre los descriptivos publicados arroja t = 19,05 con 9,0 grados de libertad y p = 1,4 × 10⁻⁸ (d de Cohen = 15,3). Ambos contrastes se calculan íntegramente a partir de las cifras de las Tablas 5.2, 5.4 y I.1, de modo que son reproducibles sin acceso a los </w:t>
+        <w:t xml:space="preserve">Contraste estadístico de H1. Afirmar que una serie es sustancialmente más rápida que otra describe una diferencia de magnitud, no una inferencia: para sostener que esa diferencia no proviene del azar del muestreo hace falta una prueba de contraste, y se la reporta a continuación. Las dos series están </w:t>
       </w:r>
       <w:r>
         <w:lastRenderedPageBreak/>
-        <w:t>datos crudos. Corresponde una salvedad de alcance: la prueba establece que la diferencia observada no es atribuible al azar del muestreo, pero no resuelve la asimetría de constructo entre ambos términos —el alcance instrumentado de cada uno— que se discute en la Sección 5.4. La significación estadística confirma que la diferencia existe; su interpretación sigue estando acotada por lo que cada instrumento midió.</w:t>
+        <w:t>completamente separadas: el máximo de la serie automatizada (0,095 s sobre n = 50) es inferior al mínimo de la serie manual (42,754 s sobre n = 10), de modo que ningún par de observaciones se cruza. La U de Mann-Whitney vale por lo tanto 0, con un valor p exacto bilateral de 2/C(60, 10) = 2,7 × 10⁻¹¹ y un tamaño del efecto rango-biserial de 1,000, el máximo posible. La t de Welch sobre los descriptivos publicados arroja t = 19,05 con 9,0 grados de libertad y p = 1,4 × 10⁻⁸ (d de Cohen = 15,3). Ambos contrastes se calculan íntegramente a partir de las cifras de las Tablas 5.2, 5.4 y I.1, de modo que son reproducibles sin acceso a los datos crudos. Corresponde una salvedad de alcance: la prueba establece que la diferencia observada no es atribuible al azar del muestreo, pero no resuelve la asimetría de constructo entre ambos términos —el alcance instrumentado de cada uno— que se discute en la Sección 5.4. La significación estadística confirma que la diferencia existe; su interpretación sigue estando acotada por lo que cada instrumento midió.</w:t>
       </w:r>
     </w:p>
     <w:p>
       <w:pPr>
         <w:pStyle w:val="Ttulo2"/>
       </w:pPr>
-      <w:bookmarkStart w:id="165" w:name="análisis-comparativo-y-discusión"/>
-      <w:bookmarkStart w:id="166" w:name="_Toc240032537"/>
-      <w:bookmarkEnd w:id="163"/>
+      <w:bookmarkStart w:id="167" w:name="análisis-comparativo-y-discusión"/>
+      <w:bookmarkStart w:id="168" w:name="_Toc240302789"/>
+      <w:bookmarkEnd w:id="165"/>
       <w:r>
         <w:t>5.4 Análisis comparativo y discusión</w:t>
       </w:r>
-      <w:bookmarkEnd w:id="166"/>
+      <w:bookmarkEnd w:id="168"/>
     </w:p>
     <w:p>
       <w:pPr>
         <w:pStyle w:val="FirstParagraph"/>
       </w:pPr>
       <w:r>
-        <w:t>Los resultados confirman la premisa central del trabajo: la automatización reduce de manera sustancial los tiempos operativos del ciclo post-venta. La reducción del costo marginal de procesamiento de una orden es de un factor aproximado de 780 veces respecto del baseline manual medido en la Sección 5.1.4 (49,13 s → 0,063 s), con un intervalo de confianza al 95 % de 686× a 875×. Ese intervalo se obtiene por el teorema de Fieller, que es el procedimiento exacto para el cociente de dos medias y propaga la incertidumbre de ambos términos. Se consigna, por transparencia del cálculo, que la propagación simplificada —tratar el denominador automatizado como constante y arrastrar solo la incertidumbre del baseline— arroja 687× a 872×: la diferencia entre ambos procedimientos es inferior al 0,4 % porque el desvío del término automatizado (0,005 s sobre n = 50) es cuatro órdenes de magnitud menor que el del término manual. Corresponde precisar el alcance de esa comparación en tres puntos. Primero, ambos términos miden la misma magnitud: el tiempo que insume procesar una orden adicional. No se comparan contra el tiempo de espera observado en la cola manual (313,37 s de media), porque esa cifra depende del tamaño del lote y no del proceso, y utilizarla habría inflado el factor hasta cerca de 5.000×. Segundo, el factor debe leerse como una cota superior y no como el valor esperable en un despliegue productivo: el término automatizado proviene de un entorno de laboratorio en el que la notificación se entrega a un capturador SMTP alojado en el mismo host, sin tránsito de correo real ni latencia de servicios de terceros, mientras que el término manual se midió sobre un operador que ya conocía el procedimiento y trabajaba con una plantilla fija, dos decisiones deliberadamente conservadoras que reducen el numerador. Tercero, el alcance instrumentado no es idéntico: los 0,063 s cubren el intervalo received_at → notified_at, es decir escrituras sobre la base local, mientras que el baseline manual cubre la tarea humana completa de lectura, verificación, actualización y redacción. En atención al cliente, el chatbot responde en 1,47 s en promedio sobre el corpus evaluado y en 3,07 s sobre el canal Telegram real.</w:t>
+        <w:t xml:space="preserve">Los resultados confirman la premisa central del trabajo: la automatización reduce de manera sustancial los tiempos operativos del ciclo post-venta. La reducción del costo marginal de procesamiento de una orden es de un factor aproximado de 780 veces respecto del baseline manual medido en la Sección 5.1.4 (49,13 s → 0,063 s), con un intervalo de confianza al 95 % de 686× a 875×. Ese intervalo se obtiene por el teorema de Fieller, que es el procedimiento exacto para el cociente de dos medias y propaga la incertidumbre de ambos términos. Se consigna, por transparencia del cálculo, que la propagación simplificada —tratar el denominador automatizado como constante y arrastrar solo la incertidumbre del baseline— arroja 687× a 872×: la diferencia entre ambos procedimientos es inferior al 0,4 % porque el desvío del término automatizado (0,005 s sobre n = 50) es cuatro órdenes de magnitud menor que el del término manual. Corresponde precisar el alcance de esa comparación en tres puntos. Primero, ambos términos miden la misma magnitud: el tiempo que insume procesar una orden adicional. No se comparan contra el tiempo de espera observado en la cola manual (313,37 s de media), porque esa cifra depende del tamaño del lote y no del proceso, y utilizarla habría inflado el factor hasta cerca de 5.000×. Segundo, el factor debe leerse como una cota superior y no como el valor esperable en un despliegue productivo: el término automatizado proviene de un entorno de laboratorio en el que la notificación se entrega a un capturador SMTP alojado en el mismo host, sin tránsito de correo real ni latencia de servicios de terceros, mientras que el término manual se midió sobre un operador que ya conocía el procedimiento y trabajaba con una plantilla fija, dos decisiones deliberadamente conservadoras que reducen el numerador. Tercero, el alcance instrumentado no es idéntico: los 0,063 s cubren el intervalo received_at → notified_at, es decir escrituras sobre la base local, mientras que el baseline manual cubre la tarea humana completa de lectura, verificación, actualización y redacción. En atención al cliente, el </w:t>
+      </w:r>
+      <w:r>
+        <w:lastRenderedPageBreak/>
+        <w:t>chatbot responde en 1,47 s en promedio sobre el corpus evaluado y en 3,07 s sobre el canal Telegram real.</w:t>
       </w:r>
     </w:p>
     <w:p>
@@ -27714,23 +28085,19 @@
         <w:pStyle w:val="Textoindependiente"/>
       </w:pPr>
       <w:r>
-        <w:t xml:space="preserve">El modelo GPT-4o-mini demostró ser adecuado para la clasificación de intenciones en dominios acotados, manejando correctamente mensajes con errores ortográficos, abreviaciones y varias preguntas dentro de un mismo mensaje. El dato relevante no es el 92,7 % por sí solo sino la distancia entre las dos condiciones medidas: con la base de conocimiento de la tienda inyectada y siete ejemplos etiquetados, 92,7 %; sin ninguna de las dos cosas, 86,0 %. Los 6,7 puntos de diferencia son atribuibles al prompt y no a la muestra, porque ambas condiciones corrieron sobre el mismo </w:t>
-      </w:r>
-      <w:r>
-        <w:lastRenderedPageBreak/>
-        <w:t>corpus y las mismas etiquetas (Sección 5.2.4). El 86,0 % de la condición reducida funciona además como piso documentado del desempeño alcanzable sin ajuste fino, sin ejemplos y sin contexto, que es la lectura que la literatura revisada en la Sección 2.5.2 permite anticipar; y el margen que separa ambas condiciones es la medida de lo que una PyME gana por mantener su base de conocimiento en condiciones.</w:t>
+        <w:t>El modelo GPT-4o-mini demostró ser adecuado para la clasificación de intenciones en dominios acotados, manejando correctamente mensajes con errores ortográficos, abreviaciones y varias preguntas dentro de un mismo mensaje. El dato relevante no es el 92,7 % por sí solo sino la distancia entre las dos condiciones medidas: con la base de conocimiento de la tienda inyectada y siete ejemplos etiquetados, 92,7 %; sin ninguna de las dos cosas, 86,0 %. Los 6,7 puntos de diferencia son atribuibles al prompt y no a la muestra, porque ambas condiciones corrieron sobre el mismo corpus y las mismas etiquetas (Sección 5.2.4). El 86,0 % de la condición reducida funciona además como piso documentado del desempeño alcanzable sin ajuste fino, sin ejemplos y sin contexto, que es la lectura que la literatura revisada en la Sección 2.5.2 permite anticipar; y el margen que separa ambas condiciones es la medida de lo que una PyME gana por mantener su base de conocimiento en condiciones.</w:t>
       </w:r>
     </w:p>
     <w:p>
       <w:pPr>
         <w:pStyle w:val="Ttulo3"/>
       </w:pPr>
-      <w:bookmarkStart w:id="167" w:name="limitaciones-observadas"/>
-      <w:bookmarkStart w:id="168" w:name="_Toc240032538"/>
+      <w:bookmarkStart w:id="169" w:name="limitaciones-observadas"/>
+      <w:bookmarkStart w:id="170" w:name="_Toc240302790"/>
       <w:r>
         <w:t>5.4.1 Limitaciones observadas</w:t>
       </w:r>
-      <w:bookmarkEnd w:id="168"/>
+      <w:bookmarkEnd w:id="170"/>
     </w:p>
     <w:p>
       <w:pPr>
@@ -27776,10 +28143,26 @@
           <w:b/>
           <w:bCs/>
         </w:rPr>
-        <w:t>(a-bis) Desempeño por subcategoría: el accuracy global del 92,7% se distribuye de forma razonablemente homogénea. Por exhaustividad (recall): GENERAL 100% (25/25), FAQ 91,7%, ESTADO_PEDIDO 91,4% y RECLAMO 90,5%. Por precisión: FAQ 97,8%, RECLAMO 95,0%, ESTADO_PEDIDO 88,9% y GENERAL 86,2%. Todas las clases superan el umbral del 85% en ambas métricas.</w:t>
-      </w:r>
-      <w:r>
-        <w:t xml:space="preserve"> Este patrón sugiere que la categoría GENERAL — definida operacionalmente como categoría residual — concentra los casos de frontera semántica con FAQ. Una mitigación posible para trabajos futuros consiste en redefinir GENERAL mediante subcategorías más específicas (saludo, despedida, consulta abierta no clasificable) o en ampliar los siete ejemplos etiquetados que el prompt ya incluye con casos de frontera entre GENERAL y FAQ, que hoy no están representados entre ellos, sin requerir ajuste fino del modelo. La Sección 5.2.4 aporta evidencia de que esa frontera es justamente la más sensible al contenido del prompt.</w:t>
+        <w:t>(a-bis) Desempeño por subcategoría:</w:t>
+      </w:r>
+      <w:r>
+        <w:t xml:space="preserve"> el accuracy global del 92,7% se distribuye de forma razonablemente homogénea. Por exhaustividad (recall): GENERAL 100% (25/25), FAQ 91,7%, ESTADO_PEDIDO 91,4% y RECLAMO 90,5%. Por precisión: FAQ 97,8%, RECLAMO 95,0%, ESTADO_PEDIDO 88,9% y GENERAL 86,2%. Todas las clases superan el umbral del 85% en ambas métricas. Este patrón sugiere que la categoría GENERAL — definida operacionalmente como categoría residual — concentra los casos de frontera semántica con FAQ. Una mitigación posible para trabajos futuros consiste en redefinir GENERAL mediante subcategorías más específicas (saludo, despedida, consulta abierta no clasificable) o en ampliar los siete ejemplos etiquetados que el prompt ya incluye con casos de frontera entre GENERAL y FAQ, que hoy no están representados entre ellos, sin requerir ajuste fino del modelo. La Sección 5.2.4 aporta evidencia de que esa frontera es justamente la más sensible al contenido del prompt.</w:t>
+      </w:r>
+    </w:p>
+    <w:p>
+      <w:pPr>
+        <w:pStyle w:val="Textoindependiente"/>
+      </w:pPr>
+      <w:r>
+        <w:rPr>
+          <w:b/>
+          <w:bCs/>
+        </w:rPr>
+        <w:lastRenderedPageBreak/>
+        <w:t>(a-ter) Corrección del contenido de las respuestas:</w:t>
+      </w:r>
+      <w:r>
+        <w:t xml:space="preserve"> el trabajo no establece qué proporción de las respuestas entregadas es correcta. La evaluación por jueces no alcanzó un acuerdo suficiente (κ entre 0,167 y 0,358) y la verificación automática solo alcanza a los datos concretos, sobre los cuales encontró 2 de 18 respuestas con algún dato ausente de la base de conocimiento (Sección 5.2.5). El primer resultado es un límite del instrumento de juicio y no del sistema; el segundo es una cota inferior de lo que las respuestas agregan a la política de la tienda.</w:t>
       </w:r>
     </w:p>
     <w:p>
@@ -27806,10 +28189,10 @@
           <w:b/>
           <w:bCs/>
         </w:rPr>
-        <w:t>(c) Tamaño del conjunto de prueba: el conjunto de 150 mensajes cubre los escenarios más comunes pero no la variabilidad completa de un entorno real. La precisión del 92,7% podría variar</w:t>
-      </w:r>
-      <w:r>
-        <w:t xml:space="preserve"> con mensajes de dominio diferente al entrenado.</w:t>
+        <w:t>(c) Tamaño del conjunto de prueba:</w:t>
+      </w:r>
+      <w:r>
+        <w:t xml:space="preserve"> el conjunto de 150 mensajes cubre los escenarios más comunes pero no la variabilidad completa de un entorno real. La precisión del 92,7% podría variar con mensajes de dominio diferente al entrenado.</w:t>
       </w:r>
     </w:p>
     <w:p>
@@ -27817,8 +28200,13 @@
         <w:pStyle w:val="Textoindependiente"/>
       </w:pPr>
       <w:r>
-        <w:lastRenderedPageBreak/>
-        <w:t>(c-bis) Ventana temporal de la corrida del chatbot: las 150 llamadas del corpus se ejecutaron dentro de un intervalo de sesenta minutos de un mismo día, según acota la propia vista que aísla la población (Anexo A). La decisión es coherente con la mitigación declarada en la Sección 3.6.4 —acotar la ventana reduce la variabilidad del servicio externo dentro de la medición— pero tiene un costo que corresponde consignar: el desvío de ±0,25 s que acompaña al tiempo medio de respuesta describe la dispersión dentro de esa hora y no la variabilidad del proveedor de inferencia entre días y franjas horarias, que es justamente la fuente de incertidumbre que la amenaza a la validez identifica. El valor reportado debe leerse en consecuencia como el desempeño en una ventana favorable y no como el esperable a lo largo del día.</w:t>
+        <w:rPr>
+          <w:b/>
+        </w:rPr>
+        <w:t>(c-bis) Ventana temporal de la corrida del chatbot:</w:t>
+      </w:r>
+      <w:r>
+        <w:t xml:space="preserve"> las 150 llamadas del corpus se ejecutaron dentro de un intervalo de sesenta minutos de un mismo día, según acota la propia vista que aísla la población (Anexo A). La decisión es coherente con la mitigación declarada en la Sección 3.6.4 —acotar la ventana reduce la variabilidad del servicio externo dentro de la medición— pero tiene un costo que corresponde consignar: el desvío de ±0,25 s que acompaña al tiempo medio de respuesta describe la dispersión dentro de esa hora y no la variabilidad del proveedor de inferencia entre días y franjas horarias, que es justamente la fuente de incertidumbre que la amenaza a la validez identifica. El valor reportado debe leerse en consecuencia como el desempeño en una ventana favorable y no como el esperable a lo largo del día.</w:t>
       </w:r>
     </w:p>
     <w:p>
@@ -27830,7 +28218,14 @@
           <w:b/>
           <w:bCs/>
         </w:rPr>
-        <w:t>(d) Ausencia de grupo de control y de diseño experimental comparativo: el contraste de H1 se ejecutó y se reporta al cierre de la Sección 5.3 —U de Mann-Whitney sobre las dos series y t de Welch sobre sus descriptivos—, de modo que la diferencia observada no es atribuible al azar del muestreo. Lo que ese contraste no resuelve es de otro orden y conviene separarlo en tres puntos. Primero, el baseline manual se midió sobre un único operador: la prueba compara dos series de tiempos, no dos poblaciones de operadores, y por lo tanto no permite estimar la variabilidad entre personas ni descartar el efecto del evaluador. Segundo, no hubo asignación al azar a condiciones ni grupo de control; las dos series provienen de dos procedimientos distintos aplicados a una tarea equivalente, no de un experimento controlado, de modo que la atribución causal de la diferencia a la automatización descansa en el diseño del caso y no en la aleatorización. Tercero, y como se precisa en la propia Sección 5.3, la significación estadística confirma que la diferencia existe pero no resuelve la asimetría de constructo entre ambos términos: cada instrumento cubre un alcance distinto. Una comparación inferencial en sentido pleno exigiría varios operadores independientes y un diseño experimental que excede el alcance declarado de este trabajo, y queda planteada como línea futura en el Capítulo 7.</w:t>
+        <w:t>(d) Ausencia de grupo de control y de diseño experimental comparativo:</w:t>
+      </w:r>
+      <w:r>
+        <w:t xml:space="preserve"> el contraste de H1 se ejecutó y se reporta al cierre de la Sección 5.3 —U de Mann-Whitney sobre las dos series y t de Welch sobre sus descriptivos—, de modo que la diferencia observada no es atribuible al azar del muestreo. Lo que ese contraste no resuelve es de otro orden y conviene separarlo en tres puntos. Primero, el baseline manual se midió sobre un único operador: la prueba compara dos series de tiempos, no dos poblaciones de operadores, y por lo tanto no permite estimar la variabilidad entre personas ni descartar el efecto del evaluador. Segundo, no hubo asignación al azar a condiciones ni grupo de control; las dos series provienen de dos procedimientos distintos aplicados a una tarea equivalente, no de un experimento controlado, de modo que la atribución causal de la diferencia a la automatización descansa en el diseño del caso y no en la aleatorización. Tercero, y como se precisa en la propia Sección 5.3, la significación estadística confirma que la diferencia existe pero no resuelve la asimetría de constructo entre ambos términos: cada instrumento cubre un alcance distinto. Una comparación inferencial en sentido pleno exigiría </w:t>
+      </w:r>
+      <w:r>
+        <w:lastRenderedPageBreak/>
+        <w:t>varios operadores independientes y un diseño experimental que excede el alcance declarado de este trabajo, y queda planteada como línea futura en el Capítulo 7.</w:t>
       </w:r>
     </w:p>
     <w:p>
@@ -27838,27 +28233,27 @@
         <w:pStyle w:val="Ttulo1"/>
         <w:pageBreakBefore/>
       </w:pPr>
-      <w:bookmarkStart w:id="169" w:name="capítulo-6-conclusiones"/>
-      <w:bookmarkStart w:id="170" w:name="_Toc240032539"/>
-      <w:bookmarkEnd w:id="105"/>
-      <w:bookmarkEnd w:id="165"/>
+      <w:bookmarkStart w:id="171" w:name="capítulo-6-conclusiones"/>
+      <w:bookmarkStart w:id="172" w:name="_Toc240302791"/>
+      <w:bookmarkEnd w:id="106"/>
       <w:bookmarkEnd w:id="167"/>
+      <w:bookmarkEnd w:id="169"/>
       <w:r>
         <w:lastRenderedPageBreak/>
         <w:t>CAPÍTULO 6: CONCLUSIONES</w:t>
       </w:r>
-      <w:bookmarkEnd w:id="170"/>
+      <w:bookmarkEnd w:id="172"/>
     </w:p>
     <w:p>
       <w:pPr>
         <w:pStyle w:val="Ttulo2"/>
       </w:pPr>
-      <w:bookmarkStart w:id="171" w:name="respuesta-a-la-pregunta-de-investigación"/>
-      <w:bookmarkStart w:id="172" w:name="_Toc240032540"/>
+      <w:bookmarkStart w:id="173" w:name="respuesta-a-la-pregunta-de-investigación"/>
+      <w:bookmarkStart w:id="174" w:name="_Toc240302792"/>
       <w:r>
         <w:t>6.1 Respuesta a la pregunta de investigación</w:t>
       </w:r>
-      <w:bookmarkEnd w:id="172"/>
+      <w:bookmarkEnd w:id="174"/>
     </w:p>
     <w:p>
       <w:pPr>
@@ -27887,13 +28282,13 @@
       <w:pPr>
         <w:pStyle w:val="Ttulo2"/>
       </w:pPr>
-      <w:bookmarkStart w:id="173" w:name="cumplimiento-de-objetivos-específicos"/>
-      <w:bookmarkStart w:id="174" w:name="_Toc240032541"/>
-      <w:bookmarkEnd w:id="171"/>
+      <w:bookmarkStart w:id="175" w:name="cumplimiento-de-objetivos-específicos"/>
+      <w:bookmarkStart w:id="176" w:name="_Toc240302793"/>
+      <w:bookmarkEnd w:id="173"/>
       <w:r>
         <w:t>6.2 Cumplimiento de objetivos específicos</w:t>
       </w:r>
-      <w:bookmarkEnd w:id="174"/>
+      <w:bookmarkEnd w:id="176"/>
     </w:p>
     <w:p>
       <w:pPr>
@@ -28287,14 +28682,14 @@
       <w:pPr>
         <w:pStyle w:val="Ttulo2"/>
       </w:pPr>
-      <w:bookmarkStart w:id="175" w:name="conclusiones-sustantivas"/>
-      <w:bookmarkStart w:id="176" w:name="_Toc240032542"/>
-      <w:bookmarkEnd w:id="173"/>
+      <w:bookmarkStart w:id="177" w:name="conclusiones-sustantivas"/>
+      <w:bookmarkStart w:id="178" w:name="_Toc240302794"/>
+      <w:bookmarkEnd w:id="175"/>
       <w:r>
         <w:lastRenderedPageBreak/>
         <w:t>6.3 Conclusiones sustantivas</w:t>
       </w:r>
-      <w:bookmarkEnd w:id="176"/>
+      <w:bookmarkEnd w:id="178"/>
     </w:p>
     <w:p>
       <w:pPr>
@@ -28330,7 +28725,10 @@
           <w:b/>
           <w:bCs/>
         </w:rPr>
-        <w:t>Sobre la efectividad de GPT-4o-mini en atención al cliente: el modelo alcanzó un accuracy del 92,7 % en la clasificación de intenciones sin ajuste fino, con un prompt que inyecta la base de conocimiento de la tienda y presenta siete ejemplos etiquetados; y del 86,0 % con un prompt reducido que no hace ninguna de las dos cosas. El hallazgo más transferible del trabajo para una PyME no es ninguno de esos dos números sino lo que los separa, y sobre todo dónde se concentra la diferencia. Los 6,7 puntos globales se explican casi enteramente por la categoría FAQ, que pierde 14,6 puntos al quitar el contexto porque nueve de sus mensajes pasan a clasificarse como consulta general. La razón es que la categoría FAQ no se define por la forma del mensaje sino por el hecho de que la tienda tenga una política al respecto: sin la base de conocimiento el modelo no puede saber cuál es ese conjunto, y ante la duda deriva a la categoría residual. Dicho de otro modo, y esta es la conclusión práctica: lo que una PyME tiene que construir y mantener no es el prompt sino su base de preguntas frecuentes, porque es la que vuelve decidible la clasificación. El prompt se escribe una vez; la base de conocimiento es la que da el margen.</w:t>
+        <w:t>Sobre la efectividad de GPT-4o-mini en atención al cliente:</w:t>
+      </w:r>
+      <w:r>
+        <w:t xml:space="preserve"> el modelo alcanzó un accuracy del 92,7 % en la clasificación de intenciones sin ajuste fino, con un prompt que inyecta la base de conocimiento de la tienda y presenta siete ejemplos etiquetados; y del 86,0 % con un prompt reducido que no hace ninguna de las dos cosas. El hallazgo más transferible del trabajo para una PyME no es ninguno de esos dos números sino lo que los separa, y sobre todo dónde se concentra la diferencia. Los 6,7 puntos globales se explican casi enteramente por la categoría FAQ, que pierde 14,6 puntos al quitar el contexto porque nueve de sus mensajes pasan a clasificarse como consulta general. La razón es que la categoría FAQ no se define por la forma del mensaje sino por el hecho de que la tienda tenga una política al respecto: sin la base de conocimiento el modelo no puede saber cuál es ese conjunto, y ante la duda deriva a la categoría residual. Dicho de otro modo, y esta es la conclusión práctica: lo que una PyME tiene que construir y mantener no es el prompt sino su base de preguntas frecuentes, porque es la que vuelve decidible la clasificación. El prompt se escribe una vez; la base de conocimiento es la que da el margen.</w:t>
       </w:r>
     </w:p>
     <w:p>
@@ -28342,7 +28740,10 @@
           <w:b/>
           <w:bCs/>
         </w:rPr>
-        <w:t>Sobre la arquitectura Docker Compose: la infraestructura basada en cuatro contenedores está diseñada para ser reproducible. El entorno se levanta con un único comando (docker compose up -d), las imágenes están fijadas por versión explícita, los datos persisten entre reinicios mediante volúmenes nombrados, y el esquema, los flujos y los scripts de medición están versionados en el repositorio. Corresponde aclarar, no obstante, que no se realizó un ensayo de reproducción con un evaluador externo: el tiempo efectivo de puesta en marcha por un tercero no fue medido y por lo tanto no se afirma.</w:t>
+        <w:t>Sobre la arquitectura Docker Compose:</w:t>
+      </w:r>
+      <w:r>
+        <w:t xml:space="preserve"> la infraestructura basada en cuatro contenedores está diseñada para ser reproducible. El entorno se levanta con un único comando (docker compose up -d), las imágenes están fijadas por versión explícita, los datos persisten entre reinicios mediante volúmenes nombrados, y el esquema, los flujos y los scripts de medición están versionados en el repositorio. Corresponde aclarar, no obstante, que no se realizó un ensayo de reproducción con un evaluador externo: el tiempo efectivo de puesta en marcha por un tercero no fue medido y por lo tanto no se afirma.</w:t>
       </w:r>
     </w:p>
     <w:p>
@@ -28365,37 +28766,40 @@
         <w:pStyle w:val="Textoindependiente"/>
       </w:pPr>
       <w:r>
-        <w:t xml:space="preserve">Sobre el retorno al marco teórico: las tres nociones que el Capítulo 2 puso a trabajar admiten una lectura a la luz de lo medido. La primera es la escala de madurez de proceso de van der Aalst (2016), donde la automatización es un nivel intermedio </w:t>
+        <w:t xml:space="preserve">Sobre el retorno al marco teórico: las tres nociones que el Capítulo 2 puso a trabajar admiten una lectura a la luz de lo medido. La primera es la escala de madurez de proceso de van der Aalst (2016), donde la automatización es un nivel intermedio entre la documentación y la gobernanza: el sistema construido alcanza el nivel de </w:t>
       </w:r>
       <w:r>
         <w:lastRenderedPageBreak/>
-        <w:t>entre la documentación y la gobernanza: el sistema construido alcanza el nivel de automatización —el ciclo se ejecuta sin intervención humana y queda instrumentado— pero no el de gobernanza, porque no incorpora control de admisión, política de reintentos ni gestión del caso de excepción, y la prueba de concurrencia lo mostró con precisión: 40,8 % de las órdenes quedaron sin procesar sin que ningún mecanismo lo advirtiera. La segunda es la dimensión de capacidad de respuesta (responsiveness) del modelo SERVQUAL (Zeithaml et al., 1990), que el TMR operacionaliza: los 1,47 s del canal simulado y los 3,07 s de Telegram saturan esa dimensión, pero SERVQUAL mide cinco y este trabajo instrumentó una sola. La fiabilidad y la empatía —que dependen de que la respuesta sea correcta y pertinente, no de que sea rápida— quedaron fuera de la medición, y es exactamente allí donde se ubica el riesgo declarado en la Sección 5.2.2 sobre el contenido de las respuestas de tipo FAQ. La tercera es la transferibilidad de MTTD y MTTR discutida en la Sección 2.1.3: la transferencia se sostuvo a nivel estructural, como se anticipó, pero la medición confirmó también su límite semántico. Un MTTD de 0,009 segundos no informa sobre detección de nada, porque no hay falla que detectar en un flujo nominal; informa sobre la distancia entre dos escrituras. Métricas propias del dominio comercial —order cycle time, order fulfillment lead time— describirían el mismo intervalo sin arrastrar una promesa que el fenómeno no tiene.</w:t>
+        <w:t>automatización —el ciclo se ejecuta sin intervención humana y queda instrumentado— pero no el de gobernanza, porque no incorpora control de admisión, política de reintentos ni gestión del caso de excepción, y la prueba de concurrencia lo mostró con precisión: 40,8 % de las órdenes quedaron sin procesar sin que ningún mecanismo lo advirtiera. La segunda es la dimensión de capacidad de respuesta (responsiveness) del modelo SERVQUAL (Zeithaml et al., 1990), que el TMR operacionaliza: los 1,47 s del canal simulado y los 3,07 s de Telegram saturan esa dimensión, pero SERVQUAL mide cinco y este trabajo instrumentó una sola. La fiabilidad y la empatía —que dependen de que la respuesta sea correcta y pertinente, no de que sea rápida— quedaron fuera de la medición, y es exactamente allí donde se ubica el riesgo declarado en la Sección 5.2.2 sobre el contenido de las respuestas de tipo FAQ, que la Sección 5.2.5 dimensiona solo en parte. La tercera es la transferibilidad de MTTD y MTTR discutida en la Sección 2.1.3: la transferencia se sostuvo a nivel estructural, como se anticipó, pero la medición confirmó también su límite semántico. Un MTTD de 0,009 segundos no informa sobre detección de nada, porque no hay falla que detectar en un flujo nominal; informa sobre la distancia entre dos escrituras. Métricas propias del dominio comercial —order cycle time, order fulfillment lead time— describirían el mismo intervalo sin arrastrar una promesa que el fenómeno no tiene.</w:t>
       </w:r>
     </w:p>
     <w:p>
       <w:pPr>
         <w:pStyle w:val="Ttulo2"/>
       </w:pPr>
-      <w:bookmarkStart w:id="177" w:name="limitaciones-del-estudio"/>
-      <w:bookmarkStart w:id="178" w:name="_Toc240032543"/>
-      <w:bookmarkEnd w:id="175"/>
+      <w:bookmarkStart w:id="179" w:name="limitaciones-del-estudio"/>
+      <w:bookmarkStart w:id="180" w:name="_Toc240302795"/>
+      <w:bookmarkEnd w:id="177"/>
       <w:r>
         <w:t>6.4 Limitaciones del estudio</w:t>
       </w:r>
-      <w:bookmarkEnd w:id="178"/>
+      <w:bookmarkEnd w:id="180"/>
     </w:p>
     <w:p>
       <w:pPr>
         <w:pStyle w:val="FirstParagraph"/>
       </w:pPr>
       <w:r>
-        <w:t>Las limitaciones del trabajo se documentan en detalle en la Sección 5.4.1 y en el análisis de amenazas a la validez del Capítulo 3. Se enuncian aquí, para que el lector que llega a las conclusiones las encuentre y no deba reconstruirlas: (i) el entorno es de laboratorio local y los datos son simulados, de modo que el término automatizado de toda comparación proviene de condiciones más favorables que las de un despliegue productivo; (ii) el baseline manual se midió sobre un único operador que ya conocía el procedimiento, lo que acota su representatividad aun cuando la decisión reduzca el factor reportado; (iii) el contraste entre ambas series se ejecutó sobre poblaciones que miden costo marginal de procesamiento y no latencia percibida, asimetría de constructo que la significación estadística no resuelve; (iv) el corpus de evaluación del clasificador es de 150 mensajes sobre cuatro categorías, construido por el propio equipo, y su distribución responde a un supuesto de diseño y no a tráfico observado; (v) no se evaluó la corrección del contenido de las respuestas entregadas al cliente, omisión que resulta material en las consultas de tipo FAQ porque el contexto de la base de conocimiento no llega al prompt; (vi) bajo concurrencia el sistema pierde el 40,8 % de las órdenes sin perder integridad, de modo que las cifras de desempeño valen para régimen secuencial; y (vii) el Flujo 2 depende de un proveedor externo de inferencia, lo que introduce a la vez un punto único de falla y la transferencia internacional de datos analizada en la Sección 2.6. Estas limitaciones no invalidan las conclusiones dentro del alcance declarado (prototipo funcional en entorno controlado), pero deben tenerse en cuenta al extrapolar los resultados a entornos de producción reales.</w:t>
-      </w:r>
-    </w:p>
-    <w:p>
+        <w:t xml:space="preserve">Las limitaciones del trabajo se documentan en detalle en la Sección 5.4.1 y en el análisis de amenazas a la validez del Capítulo 3. Se enuncian aquí, para que el lector que llega a las conclusiones las encuentre y no deba reconstruirlas: (i) el entorno es de laboratorio local y los datos son simulados, de modo que el término automatizado de toda comparación proviene de condiciones más favorables que las de un despliegue productivo; (ii) el baseline manual se midió sobre un único operador que ya conocía el procedimiento, lo que acota su representatividad aun cuando la decisión reduzca el factor reportado; (iii) el contraste entre ambas series se ejecutó sobre poblaciones que miden costo marginal de procesamiento y no latencia percibida, asimetría de constructo que la significación estadística no resuelve; (iv) el corpus de evaluación del clasificador es de 150 mensajes sobre cuatro categorías, construido por el propio equipo, y su distribución responde a un supuesto de diseño y no a tráfico observado; (v) no quedó establecida la corrección del contenido de las respuestas entregadas al cliente: la evaluación por jueces no alcanzó un acuerdo suficiente, y la verificación automática, que solo alcanza a los datos concretos, encontró que 2 de las 18 respuestas de tipo FAQ con datos concretos afirman alguno que la base de conocimiento no contiene, aun con esa base inyectada en el prompt; (vi) bajo concurrencia el sistema pierde el 40,8 % de las órdenes sin perder integridad, de modo que las cifras de desempeño valen para régimen secuencial; y (vii) el Flujo 2 depende de un proveedor externo de inferencia, lo que introduce a la vez un punto único de falla y la transferencia internacional de datos analizada en la Sección 2.6. Estas limitaciones no invalidan las conclusiones dentro del alcance declarado </w:t>
+      </w:r>
       <w:r>
         <w:lastRenderedPageBreak/>
-        <w:pict w14:anchorId="156AFC77">
+        <w:t>(prototipo funcional en entorno controlado), pero deben tenerse en cuenta al extrapolar los resultados a entornos de producción reales.</w:t>
+      </w:r>
+    </w:p>
+    <w:p>
+      <w:r>
+        <w:pict w14:anchorId="7561774B">
           <v:rect id="_x0000_i1031" style="width:0;height:1.5pt" o:hralign="center" o:hrstd="t" o:hr="t"/>
         </w:pict>
       </w:r>
@@ -28405,26 +28809,26 @@
         <w:pStyle w:val="Ttulo1"/>
         <w:pageBreakBefore/>
       </w:pPr>
-      <w:bookmarkStart w:id="179" w:name="capítulo-7-recomendaciones"/>
-      <w:bookmarkStart w:id="180" w:name="_Toc240032544"/>
-      <w:bookmarkEnd w:id="169"/>
-      <w:bookmarkEnd w:id="177"/>
+      <w:bookmarkStart w:id="181" w:name="capítulo-7-recomendaciones"/>
+      <w:bookmarkStart w:id="182" w:name="_Toc240302796"/>
+      <w:bookmarkEnd w:id="171"/>
+      <w:bookmarkEnd w:id="179"/>
       <w:r>
         <w:lastRenderedPageBreak/>
         <w:t>CAPÍTULO 7: RECOMENDACIONES</w:t>
       </w:r>
-      <w:bookmarkEnd w:id="180"/>
+      <w:bookmarkEnd w:id="182"/>
     </w:p>
     <w:p>
       <w:pPr>
         <w:pStyle w:val="Ttulo2"/>
       </w:pPr>
-      <w:bookmarkStart w:id="181" w:name="recomendaciones-para-producción"/>
-      <w:bookmarkStart w:id="182" w:name="_Toc240032545"/>
+      <w:bookmarkStart w:id="183" w:name="recomendaciones-para-producción"/>
+      <w:bookmarkStart w:id="184" w:name="_Toc240302797"/>
       <w:r>
         <w:t>7.1 Recomendaciones para producción</w:t>
       </w:r>
-      <w:bookmarkEnd w:id="182"/>
+      <w:bookmarkEnd w:id="184"/>
     </w:p>
     <w:p>
       <w:pPr>
@@ -28507,7 +28911,7 @@
           <w:noProof/>
         </w:rPr>
         <w:drawing>
-          <wp:inline distT="0" distB="0" distL="0" distR="0" wp14:anchorId="44640D5D" wp14:editId="4D618219">
+          <wp:inline distT="0" distB="0" distL="0" distR="0" wp14:anchorId="372A7CF2" wp14:editId="74081DC3">
             <wp:extent cx="5334000" cy="2077560"/>
             <wp:effectExtent l="0" t="0" r="0" b="0"/>
             <wp:docPr id="113" name="Picture" descr="Figura A1: Canvas del Flujo 1 PRODUCCIÓN en n8n"/>
@@ -28567,7 +28971,7 @@
         </w:rPr>
         <w:lastRenderedPageBreak/>
         <w:drawing>
-          <wp:inline distT="0" distB="0" distL="0" distR="0" wp14:anchorId="30C8E6B4" wp14:editId="26475744">
+          <wp:inline distT="0" distB="0" distL="0" distR="0" wp14:anchorId="766AB779" wp14:editId="770DA40D">
             <wp:extent cx="5334000" cy="1455049"/>
             <wp:effectExtent l="0" t="0" r="0" b="0"/>
             <wp:docPr id="116" name="Picture" descr="Figura A2: Canvas del Flujo 2 PRODUCCIÓN en n8n"/>
@@ -28750,13 +29154,13 @@
       <w:pPr>
         <w:pStyle w:val="Ttulo2"/>
       </w:pPr>
-      <w:bookmarkStart w:id="183" w:name="líneas-futuras"/>
-      <w:bookmarkStart w:id="184" w:name="_Toc240032546"/>
-      <w:bookmarkEnd w:id="181"/>
+      <w:bookmarkStart w:id="185" w:name="líneas-futuras"/>
+      <w:bookmarkStart w:id="186" w:name="_Toc240302798"/>
+      <w:bookmarkEnd w:id="183"/>
       <w:r>
         <w:t>7.2 Líneas futuras</w:t>
       </w:r>
-      <w:bookmarkEnd w:id="184"/>
+      <w:bookmarkEnd w:id="186"/>
     </w:p>
     <w:p>
       <w:pPr>
@@ -28851,16 +29255,16 @@
         </w:numPr>
       </w:pPr>
       <w:r>
-        <w:t xml:space="preserve">Evaluación de la corrección del contenido de las respuestas, que este trabajo no ejecutó (Sección 3.2). El aporte del contexto de FAQ sobre la clasificación ya está medido en la Sección 5.2.4; lo que resta medir es su efecto sobre el contenido de la respuesta entregada, que es una dimensión distinta. El </w:t>
+        <w:t xml:space="preserve">Evaluación de la corrección del contenido de las respuestas con un instrumento que produzca un juicio reproducible. La rúbrica de tres niveles aplicada en la Sección 5.2.5 no lo logró, porque sus niveles se superponen: una misma respuesta puede reproducir una entrada de la base y agregarle un </w:t>
       </w:r>
       <w:r>
         <w:lastRenderedPageBreak/>
-        <w:t>procedimiento que se propone es el siguiente: extraer de la tabla interactions las respuestas efectivamente entregadas en ambas condiciones, restringir la muestra a los mensajes clasificados como FAQ, y hacerlas juzgar por dos evaluadores independientes contra las veintitrés entradas de la base de conocimiento transcriptas en el Anexo D, sobre una rúbrica de tres niveles —respuesta consistente con la política de la tienda, respuesta genérica pero no contradictoria, y respuesta que contradice la política vigente—, reportando el acuerdo entre ambos evaluadores con el mismo coeficiente κ que se empleó para el conjunto de etiquetas de referencia. Medida en las dos condiciones, esa rúbrica permitiría establecer si el contexto mejora también la corrección de lo que el cliente recibe, y no solo la clasificación de lo que pregunta.</w:t>
-      </w:r>
-    </w:p>
-    <w:p>
-      <w:r>
-        <w:pict w14:anchorId="19EB974F">
+        <w:t>dato que la base no contiene. Se propone reemplazar la elección directa de un nivel por tres preguntas verificables sobre cada respuesta —qué entrada de la base responde la consulta, si la respuesta afirma algo que la base no dice y si algo de lo que afirma la contradice—, exigir que cada respuesta afirmativa señale la frase y la entrada involucradas, y derivar el nivel mediante una regla fija en la que la contradicción prevalece sobre el agregado y el agregado sobre la coincidencia. El registro de la entrada citada permite, además, auditar cada juicio. Aplicado a las respuestas de las dos condiciones de la Sección 5.2.4, ese instrumento permitiría establecer si el contexto mejora también la corrección de lo que el cliente recibe, y no solo la clasificación de lo que pregunta.</w:t>
+      </w:r>
+    </w:p>
+    <w:p>
+      <w:r>
+        <w:pict w14:anchorId="615B73BE">
           <v:rect id="_x0000_i1032" style="width:0;height:1.5pt" o:hralign="center" o:hrstd="t" o:hr="t"/>
         </w:pict>
       </w:r>
@@ -28870,15 +29274,15 @@
         <w:pStyle w:val="Ttulo1"/>
         <w:pageBreakBefore/>
       </w:pPr>
-      <w:bookmarkStart w:id="185" w:name="capítulo-8-referencias-bibliográficas"/>
-      <w:bookmarkStart w:id="186" w:name="_Toc240032547"/>
-      <w:bookmarkEnd w:id="179"/>
-      <w:bookmarkEnd w:id="183"/>
+      <w:bookmarkStart w:id="187" w:name="capítulo-8-referencias-bibliográficas"/>
+      <w:bookmarkStart w:id="188" w:name="_Toc240302799"/>
+      <w:bookmarkEnd w:id="181"/>
+      <w:bookmarkEnd w:id="185"/>
       <w:r>
         <w:lastRenderedPageBreak/>
         <w:t>CAPÍTULO 8: REFERENCIAS BIBLIOGRÁFICAS</w:t>
       </w:r>
-      <w:bookmarkEnd w:id="186"/>
+      <w:bookmarkEnd w:id="188"/>
     </w:p>
     <w:p>
       <w:pPr>
@@ -29707,24 +30111,24 @@
         <w:pStyle w:val="Ttulo1"/>
         <w:pageBreakBefore/>
       </w:pPr>
-      <w:bookmarkStart w:id="187" w:name="_Toc240032548"/>
-      <w:bookmarkEnd w:id="185"/>
+      <w:bookmarkStart w:id="189" w:name="_Toc240302800"/>
+      <w:bookmarkEnd w:id="187"/>
       <w:r>
         <w:lastRenderedPageBreak/>
         <w:t>CAPÍTULO 9: ANEXOS</w:t>
       </w:r>
-      <w:bookmarkEnd w:id="187"/>
+      <w:bookmarkEnd w:id="189"/>
     </w:p>
     <w:p>
       <w:pPr>
         <w:pStyle w:val="Ttulo2"/>
       </w:pPr>
-      <w:bookmarkStart w:id="188" w:name="X3cb621f708d527c85a75099c9d8ab934f4bf355"/>
-      <w:bookmarkStart w:id="189" w:name="_Toc240032549"/>
+      <w:bookmarkStart w:id="190" w:name="X3cb621f708d527c85a75099c9d8ab934f4bf355"/>
+      <w:bookmarkStart w:id="191" w:name="_Toc240302801"/>
       <w:r>
         <w:t>Anexo A: Resumen del Schema de Base de Datos</w:t>
       </w:r>
-      <w:bookmarkEnd w:id="189"/>
+      <w:bookmarkEnd w:id="191"/>
     </w:p>
     <w:tbl>
       <w:tblPr>
@@ -31179,13 +31583,13 @@
       <w:pPr>
         <w:pStyle w:val="Ttulo2"/>
       </w:pPr>
-      <w:bookmarkStart w:id="190" w:name="anexo-b-configuración-docker-compose"/>
-      <w:bookmarkStart w:id="191" w:name="_Toc240032550"/>
-      <w:bookmarkEnd w:id="188"/>
+      <w:bookmarkStart w:id="192" w:name="anexo-b-configuración-docker-compose"/>
+      <w:bookmarkStart w:id="193" w:name="_Toc240302802"/>
+      <w:bookmarkEnd w:id="190"/>
       <w:r>
         <w:t>Anexo B: Configuración Docker Compose</w:t>
       </w:r>
-      <w:bookmarkEnd w:id="191"/>
+      <w:bookmarkEnd w:id="193"/>
     </w:p>
     <w:tbl>
       <w:tblPr>
@@ -31600,13 +32004,13 @@
       <w:pPr>
         <w:pStyle w:val="Ttulo2"/>
       </w:pPr>
-      <w:bookmarkStart w:id="192" w:name="anexo-c-catálogo-de-productos-seed"/>
-      <w:bookmarkStart w:id="193" w:name="_Toc240032551"/>
-      <w:bookmarkEnd w:id="190"/>
+      <w:bookmarkStart w:id="194" w:name="anexo-c-catálogo-de-productos-seed"/>
+      <w:bookmarkStart w:id="195" w:name="_Toc240302803"/>
+      <w:bookmarkEnd w:id="192"/>
       <w:r>
         <w:t>Anexo C: Catálogo de Productos Seed</w:t>
       </w:r>
-      <w:bookmarkEnd w:id="193"/>
+      <w:bookmarkEnd w:id="195"/>
     </w:p>
     <w:tbl>
       <w:tblPr>
@@ -33309,13 +33713,13 @@
       <w:pPr>
         <w:pStyle w:val="Ttulo2"/>
       </w:pPr>
-      <w:bookmarkStart w:id="194" w:name="anexo-d-faq-predefinidas"/>
-      <w:bookmarkStart w:id="195" w:name="_Toc240032552"/>
-      <w:bookmarkEnd w:id="192"/>
+      <w:bookmarkStart w:id="196" w:name="anexo-d-faq-predefinidas"/>
+      <w:bookmarkStart w:id="197" w:name="_Toc240302804"/>
+      <w:bookmarkEnd w:id="194"/>
       <w:r>
         <w:t>Anexo D: FAQ predefinidas (base de conocimiento completa)</w:t>
       </w:r>
-      <w:bookmarkEnd w:id="195"/>
+      <w:bookmarkEnd w:id="197"/>
     </w:p>
     <w:p>
       <w:pPr>
@@ -33330,7 +33734,7 @@
       </w:r>
       <w:r>
         <w:lastRenderedPageBreak/>
-        <w:t>inicio del texto almacenado; el texto íntegro está en esos guiones. Conviene recordar, para leer este anexo en su justo alcance, lo establecido en la Sección 4.4.3: este contenido está cargado en la base y el flujo lo recupera, pero no llega al prompt del modelo, de modo que no intervino en las respuestas medidas en el Capítulo 5.</w:t>
+        <w:t>inicio del texto almacenado; el texto íntegro está en esos guiones. Conviene recordar, para leer este anexo en su justo alcance, lo establecido en la Sección 4.4.3: en la configuración principal este contenido se inyecta en el prompt del modelo, de modo que intervino en las clasificaciones y en las respuestas medidas en el Capítulo 5. Es también la referencia contra la que se verifican los datos concretos de las respuestas en la Sección 5.2.5.</w:t>
       </w:r>
     </w:p>
     <w:tbl>
@@ -33750,7 +34154,11 @@
               <w:pStyle w:val="Compact"/>
             </w:pPr>
             <w:r>
-              <w:t>Sí, enviamos a todo el territorio argentino. Trabajamos con OCA, Andreani y correo argentino.</w:t>
+              <w:t xml:space="preserve">Sí, enviamos a todo el territorio argentino. Trabajamos con OCA, Andreani y correo </w:t>
+            </w:r>
+            <w:r>
+              <w:lastRenderedPageBreak/>
+              <w:t>argentino.</w:t>
             </w:r>
           </w:p>
         </w:tc>
@@ -34230,7 +34638,11 @@
               <w:pStyle w:val="Compact"/>
             </w:pPr>
             <w:r>
-              <w:t>¿Cuándo recibo la factura?</w:t>
+              <w:t xml:space="preserve">¿Cuándo recibo la </w:t>
+            </w:r>
+            <w:r>
+              <w:lastRenderedPageBreak/>
+              <w:t>factura?</w:t>
             </w:r>
           </w:p>
         </w:tc>
@@ -34243,7 +34655,12 @@
               <w:pStyle w:val="Compact"/>
             </w:pPr>
             <w:r>
-              <w:t>La factura electrónica se genera automáticamente al confirmar el pago y te llega por email en minutos.</w:t>
+              <w:lastRenderedPageBreak/>
+              <w:t xml:space="preserve">La factura electrónica se genera </w:t>
+            </w:r>
+            <w:r>
+              <w:lastRenderedPageBreak/>
+              <w:t>automáticamente al confirmar el pago y te llega por email en minutos.</w:t>
             </w:r>
           </w:p>
         </w:tc>
@@ -34336,13 +34753,13 @@
       <w:pPr>
         <w:pStyle w:val="Ttulo2"/>
       </w:pPr>
-      <w:bookmarkStart w:id="196" w:name="anexo-e-comandos-de-testing"/>
-      <w:bookmarkStart w:id="197" w:name="_Toc240032553"/>
-      <w:bookmarkEnd w:id="194"/>
+      <w:bookmarkStart w:id="198" w:name="anexo-e-comandos-de-testing"/>
+      <w:bookmarkStart w:id="199" w:name="_Toc240302805"/>
+      <w:bookmarkEnd w:id="196"/>
       <w:r>
         <w:t>Anexo E: Comandos de Testing</w:t>
       </w:r>
-      <w:bookmarkEnd w:id="197"/>
+      <w:bookmarkEnd w:id="199"/>
     </w:p>
     <w:p>
       <w:pPr>
@@ -34543,6 +34960,12 @@
           <w:rStyle w:val="VerbatimChar"/>
         </w:rPr>
         <w:br/>
+      </w:r>
+      <w:r>
+        <w:rPr>
+          <w:rStyle w:val="VerbatimChar"/>
+        </w:rPr>
+        <w:lastRenderedPageBreak/>
         <w:t># ---------- Corrida de carga secuencial (50 órdenes, espaciadas 2 s) ----------</w:t>
       </w:r>
       <w:r>
@@ -34557,12 +34980,6 @@
           <w:rStyle w:val="VerbatimChar"/>
         </w:rPr>
         <w:br/>
-      </w:r>
-      <w:r>
-        <w:rPr>
-          <w:rStyle w:val="VerbatimChar"/>
-        </w:rPr>
-        <w:lastRenderedPageBreak/>
         <w:t xml:space="preserve">  curl -s -X POST http://localhost:5678/webhook/orden-nueva \</w:t>
       </w:r>
       <w:r>
@@ -34741,13 +35158,13 @@
       <w:pPr>
         <w:pStyle w:val="Ttulo2"/>
       </w:pPr>
-      <w:bookmarkStart w:id="198" w:name="X53963ddcb95164cb3d8d65df754d1b36e2a4f92"/>
-      <w:bookmarkStart w:id="199" w:name="_Toc240032554"/>
-      <w:bookmarkEnd w:id="196"/>
+      <w:bookmarkStart w:id="200" w:name="X53963ddcb95164cb3d8d65df754d1b36e2a4f92"/>
+      <w:bookmarkStart w:id="201" w:name="_Toc240302806"/>
+      <w:bookmarkEnd w:id="198"/>
       <w:r>
         <w:t>Anexo F: Lista de Figuras — Implementación de Desarrollo (SIMPLE)</w:t>
       </w:r>
-      <w:bookmarkEnd w:id="199"/>
+      <w:bookmarkEnd w:id="201"/>
     </w:p>
     <w:p>
       <w:pPr>
@@ -34833,7 +35250,11 @@
               <w:pStyle w:val="Compact"/>
             </w:pPr>
             <w:r>
-              <w:t>Canvas del Flujo 1 en n8n, con los nodos interconectados desde el webhook de recepción hasta la respuesta al cliente, incluyendo la rama de stock insuficiente.</w:t>
+              <w:t xml:space="preserve">Canvas del Flujo 1 en n8n, con los nodos interconectados desde el webhook de recepción hasta la respuesta al cliente, incluyendo la </w:t>
+            </w:r>
+            <w:r>
+              <w:lastRenderedPageBreak/>
+              <w:t>rama de stock insuficiente.</w:t>
             </w:r>
           </w:p>
         </w:tc>
@@ -34846,6 +35267,7 @@
               <w:pStyle w:val="Compact"/>
             </w:pPr>
             <w:r>
+              <w:lastRenderedPageBreak/>
               <w:t>4.3.2</w:t>
             </w:r>
           </w:p>
@@ -34874,11 +35296,7 @@
               <w:pStyle w:val="Compact"/>
             </w:pPr>
             <w:r>
-              <w:t xml:space="preserve">Canvas del Flujo 2 en n8n, </w:t>
-            </w:r>
-            <w:r>
-              <w:lastRenderedPageBreak/>
-              <w:t>mostrando los dos triggers activos (WhatsApp y Telegram), el motor de decisión con GPT-4o-mini, el Switch Intent con las ramas por intent y el nodo Router Canal que envía la respuesta por el canal de origen.</w:t>
+              <w:t>Canvas del Flujo 2 en n8n, mostrando los dos triggers activos (WhatsApp y Telegram), el motor de decisión con GPT-4o-mini, el Switch Intent con las ramas por intent y el nodo Router Canal que envía la respuesta por el canal de origen.</w:t>
             </w:r>
           </w:p>
         </w:tc>
@@ -34891,7 +35309,6 @@
               <w:pStyle w:val="Compact"/>
             </w:pPr>
             <w:r>
-              <w:lastRenderedPageBreak/>
               <w:t>4.4.2</w:t>
             </w:r>
           </w:p>
@@ -35019,14 +35436,14 @@
       <w:pPr>
         <w:pStyle w:val="Ttulo2"/>
       </w:pPr>
-      <w:bookmarkStart w:id="200" w:name="_Toc240032555"/>
-      <w:bookmarkEnd w:id="198"/>
+      <w:bookmarkStart w:id="202" w:name="_Toc240302807"/>
+      <w:bookmarkEnd w:id="200"/>
       <w:r>
         <w:t>Anexo G: Propuesta de Arquitectura de Producción</w:t>
       </w:r>
-      <w:bookmarkStart w:id="201" w:name="capítulo-9-anexos"/>
-      <w:bookmarkStart w:id="202" w:name="X84726d62b85bf1d655fa672a20f859728c50845"/>
-      <w:bookmarkEnd w:id="200"/>
+      <w:bookmarkStart w:id="203" w:name="capítulo-9-anexos"/>
+      <w:bookmarkStart w:id="204" w:name="X84726d62b85bf1d655fa672a20f859728c50845"/>
+      <w:bookmarkEnd w:id="202"/>
     </w:p>
     <w:p>
       <w:pPr>
@@ -35068,6 +35485,7 @@
               <w:pStyle w:val="Compact"/>
             </w:pPr>
             <w:r>
+              <w:lastRenderedPageBreak/>
               <w:t>Figura</w:t>
             </w:r>
           </w:p>
@@ -35122,11 +35540,7 @@
               <w:pStyle w:val="Compact"/>
             </w:pPr>
             <w:r>
-              <w:t xml:space="preserve">Canvas del Flujo 1 </w:t>
-            </w:r>
-            <w:r>
-              <w:lastRenderedPageBreak/>
-              <w:t>PRODUCCIÓN: triggers WooCommerce, Shopify y nodo de normalización multi-plataforma</w:t>
+              <w:t>Canvas del Flujo 1 PRODUCCIÓN: triggers WooCommerce, Shopify y nodo de normalización multi-plataforma</w:t>
             </w:r>
           </w:p>
         </w:tc>
@@ -35142,15 +35556,7 @@
               <w:rPr>
                 <w:rStyle w:val="VerbatimChar"/>
               </w:rPr>
-              <w:lastRenderedPageBreak/>
-              <w:t xml:space="preserve">workflows/Flujo 1 — Pipeline de </w:t>
-            </w:r>
-            <w:r>
-              <w:rPr>
-                <w:rStyle w:val="VerbatimChar"/>
-              </w:rPr>
-              <w:lastRenderedPageBreak/>
-              <w:t>Procesamiento de Órdenes PRODUCCION.json</w:t>
+              <w:t>workflows/Flujo 1 — Pipeline de Procesamiento de Órdenes PRODUCCION.json</w:t>
             </w:r>
           </w:p>
         </w:tc>
@@ -35165,7 +35571,6 @@
               <w:pStyle w:val="Compact"/>
             </w:pPr>
             <w:r>
-              <w:lastRenderedPageBreak/>
               <w:t>Figura 11</w:t>
             </w:r>
           </w:p>
@@ -35251,18 +35656,18 @@
         </w:rPr>
         <w:t xml:space="preserve"> en la raíz del repositorio.</w:t>
       </w:r>
-      <w:bookmarkEnd w:id="201"/>
-      <w:bookmarkEnd w:id="202"/>
+      <w:bookmarkEnd w:id="203"/>
+      <w:bookmarkEnd w:id="204"/>
     </w:p>
     <w:p>
       <w:pPr>
         <w:pStyle w:val="Ttulo2"/>
       </w:pPr>
-      <w:bookmarkStart w:id="203" w:name="_Toc240032556"/>
+      <w:bookmarkStart w:id="205" w:name="_Toc240302808"/>
       <w:r>
         <w:t>Anexo H: Prompts de sistema del clasificador de intenciones</w:t>
       </w:r>
-      <w:bookmarkEnd w:id="203"/>
+      <w:bookmarkEnd w:id="205"/>
     </w:p>
     <w:p>
       <w:pPr>
@@ -35304,6 +35709,9 @@
       </w:r>
       <w:r>
         <w:br/>
+      </w:r>
+      <w:r>
+        <w:lastRenderedPageBreak/>
         <w:t>- Idioma: respondé SIEMPRE en el mismo idioma que el cliente. Si escribe en</w:t>
       </w:r>
       <w:r>
@@ -35312,9 +35720,6 @@
       </w:r>
       <w:r>
         <w:br/>
-      </w:r>
-      <w:r>
-        <w:lastRenderedPageBreak/>
         <w:t xml:space="preserve">  (voseás: vos, tenés, podés)</w:t>
       </w:r>
       <w:r>
@@ -35445,13 +35850,13 @@
       </w:r>
       <w:r>
         <w:br/>
+      </w:r>
+      <w:r>
+        <w:lastRenderedPageBreak/>
         <w:t>- Marcá "urgente": true SOLO si menciona acción legal, defensa del consumidor o tono muy</w:t>
       </w:r>
       <w:r>
         <w:br/>
-      </w:r>
-      <w:r>
-        <w:lastRenderedPageBreak/>
         <w:t xml:space="preserve">  agresivo</w:t>
       </w:r>
       <w:r>
@@ -35573,19 +35978,22 @@
         <w:pStyle w:val="Textoindependiente"/>
       </w:pPr>
       <w:r>
-        <w:t>El texto íntegro de este prompt se encuentra en el nodo IA - Motor Decision del archivo workflows/Flujo 2 — Chatbot Omnicanal IA.json, en el commit f297c9e del repositorio, que es el export del workflow vigente durante la corrida del corpus. El prompt de ablación corresponde al mismo nodo del archivo workflows/Flujo 2 — Chatbot WhatsApp + Telegram.json en la versión actual. Ambos son verificables sin ejecutar el sistema.</w:t>
+        <w:t xml:space="preserve">El texto íntegro de este prompt se encuentra en el nodo IA - Motor Decision del archivo workflows/Flujo 2 — Chatbot Omnicanal IA.json, en el commit f297c9e del repositorio, que es el export del workflow vigente durante la corrida del corpus. El prompt de ablación corresponde al mismo nodo del archivo workflows/Flujo 2 — </w:t>
+      </w:r>
+      <w:r>
+        <w:lastRenderedPageBreak/>
+        <w:t>Chatbot WhatsApp + Telegram.json en la versión actual. Ambos son verificables sin ejecutar el sistema.</w:t>
       </w:r>
     </w:p>
     <w:p>
       <w:pPr>
         <w:pStyle w:val="Ttulo2"/>
       </w:pPr>
-      <w:bookmarkStart w:id="204" w:name="_Toc240032557"/>
-      <w:r>
-        <w:lastRenderedPageBreak/>
+      <w:bookmarkStart w:id="206" w:name="_Toc240302809"/>
+      <w:r>
         <w:t>Anexo I: Baseline de atención manual — tiempos cronometrados</w:t>
       </w:r>
-      <w:bookmarkEnd w:id="204"/>
+      <w:bookmarkEnd w:id="206"/>
     </w:p>
     <w:p>
       <w:pPr>
@@ -36699,11 +37107,8 @@
         <w:pStyle w:val="Textoindependiente"/>
       </w:pPr>
       <w:r>
-        <w:t xml:space="preserve">Se transcriben además los registros que el operador escribió en la base durante la medición. Las doce órdenes comparten la misma marca de recepción porque fueron creadas por una única sentencia de preparación; en consecuencia la columna de </w:t>
-      </w:r>
-      <w:r>
         <w:lastRenderedPageBreak/>
-        <w:t>tiempo acumulado mide permanencia en la cola y no latencia individual, mientras que la columna de incremento reproduce el tiempo marginal por otra vía instrumental (Sección 5.1.4).</w:t>
+        <w:t>Se transcriben además los registros que el operador escribió en la base durante la medición. Las doce órdenes comparten la misma marca de recepción porque fueron creadas por una única sentencia de preparación; en consecuencia la columna de tiempo acumulado mide permanencia en la cola y no latencia individual, mientras que la columna de incremento reproduce el tiempo marginal por otra vía instrumental (Sección 5.1.4).</w:t>
       </w:r>
     </w:p>
     <w:p>
@@ -37632,6 +38037,7 @@
           </w:tcPr>
           <w:p>
             <w:r>
+              <w:lastRenderedPageBreak/>
               <w:t>Desvío</w:t>
             </w:r>
           </w:p>
@@ -37692,12 +38098,11 @@
       <w:pPr>
         <w:pStyle w:val="Ttulo2"/>
       </w:pPr>
-      <w:bookmarkStart w:id="205" w:name="_Toc240032558"/>
-      <w:r>
-        <w:lastRenderedPageBreak/>
+      <w:bookmarkStart w:id="207" w:name="_Toc240302810"/>
+      <w:r>
         <w:t>Anexo J: Corpus de evaluación y procedimiento de cálculo estadístico</w:t>
       </w:r>
-      <w:bookmarkEnd w:id="205"/>
+      <w:bookmarkEnd w:id="207"/>
     </w:p>
     <w:p>
       <w:pPr>
@@ -37792,6 +38197,1243 @@
       </w:pPr>
       <w:r>
         <w:t>El coeficiente κ de Cohen reportado en la Sección 5.2.3 se calculó sobre la submuestra de 50 mensajes etiquetada por el evaluador independiente, con un acuerdo observado Po = 0,940 (47 coincidencias sobre 50) y un acuerdo esperado por azar Pe = 0,259 derivado de las distribuciones marginales de ambos anotadores, de donde κ = (Po − Pe) / (1 − Pe) = 0,919. La interpretación se realiza según la escala de Landis y Koch (1977).</w:t>
+      </w:r>
+    </w:p>
+    <w:p>
+      <w:pPr>
+        <w:pStyle w:val="Ttulo2"/>
+      </w:pPr>
+      <w:bookmarkStart w:id="208" w:name="_Toc240302811"/>
+      <w:r>
+        <w:lastRenderedPageBreak/>
+        <w:t>Anexo K: Verificación de datos concretos en las respuestas de tipo FAQ</w:t>
+      </w:r>
+      <w:bookmarkEnd w:id="208"/>
+    </w:p>
+    <w:p>
+      <w:pPr>
+        <w:pStyle w:val="FirstParagraph"/>
+      </w:pPr>
+      <w:r>
+        <w:t>Se transcriben todos los datos concretos que el guion de verificación extrajo de las 45 respuestas de tipo FAQ, según la regla de la Sección 3.5.7, con el resultado de su contraste contra la base de conocimiento del Anexo D. Las 27 respuestas que no figuran en la tabla no contienen ningún dato concreto. La columna de la derecha indica la pregunta de la base en la que figura el dato; cuando figura en más de una, se consignan todas.</w:t>
+      </w:r>
+    </w:p>
+    <w:p>
+      <w:pPr>
+        <w:pStyle w:val="Textoindependiente"/>
+      </w:pPr>
+      <w:r>
+        <w:t>Tabla K.1: Datos concretos afirmados en las respuestas de tipo FAQ y su presencia en la base de conocimiento.</w:t>
+      </w:r>
+    </w:p>
+    <w:tbl>
+      <w:tblPr>
+        <w:tblStyle w:val="Tablaconcuadrcula"/>
+        <w:tblW w:w="0" w:type="auto"/>
+        <w:tblLayout w:type="fixed"/>
+        <w:tblLook w:val="04A0" w:firstRow="1" w:lastRow="0" w:firstColumn="1" w:lastColumn="0" w:noHBand="0" w:noVBand="1"/>
+      </w:tblPr>
+      <w:tblGrid>
+        <w:gridCol w:w="1502"/>
+        <w:gridCol w:w="2033"/>
+        <w:gridCol w:w="1326"/>
+        <w:gridCol w:w="1679"/>
+        <w:gridCol w:w="2298"/>
+      </w:tblGrid>
+      <w:tr>
+        <w:trPr>
+          <w:tblHeader/>
+        </w:trPr>
+        <w:tc>
+          <w:tcPr>
+            <w:tcW w:w="1502" w:type="dxa"/>
+          </w:tcPr>
+          <w:p>
+            <w:r>
+              <w:rPr>
+                <w:b/>
+              </w:rPr>
+              <w:t>Interacción</w:t>
+            </w:r>
+          </w:p>
+        </w:tc>
+        <w:tc>
+          <w:tcPr>
+            <w:tcW w:w="2033" w:type="dxa"/>
+          </w:tcPr>
+          <w:p>
+            <w:r>
+              <w:rPr>
+                <w:b/>
+              </w:rPr>
+              <w:t>Consulta del cliente</w:t>
+            </w:r>
+          </w:p>
+        </w:tc>
+        <w:tc>
+          <w:tcPr>
+            <w:tcW w:w="1326" w:type="dxa"/>
+          </w:tcPr>
+          <w:p>
+            <w:r>
+              <w:rPr>
+                <w:b/>
+              </w:rPr>
+              <w:t>Dato afirmado</w:t>
+            </w:r>
+          </w:p>
+        </w:tc>
+        <w:tc>
+          <w:tcPr>
+            <w:tcW w:w="1679" w:type="dxa"/>
+          </w:tcPr>
+          <w:p>
+            <w:r>
+              <w:rPr>
+                <w:b/>
+              </w:rPr>
+              <w:t>Resultado</w:t>
+            </w:r>
+          </w:p>
+        </w:tc>
+        <w:tc>
+          <w:tcPr>
+            <w:tcW w:w="2298" w:type="dxa"/>
+          </w:tcPr>
+          <w:p>
+            <w:r>
+              <w:rPr>
+                <w:b/>
+              </w:rPr>
+              <w:t>Entrada de la base que lo contiene</w:t>
+            </w:r>
+          </w:p>
+        </w:tc>
+      </w:tr>
+      <w:tr>
+        <w:tc>
+          <w:tcPr>
+            <w:tcW w:w="1502" w:type="dxa"/>
+          </w:tcPr>
+          <w:p>
+            <w:r>
+              <w:t>238</w:t>
+            </w:r>
+          </w:p>
+        </w:tc>
+        <w:tc>
+          <w:tcPr>
+            <w:tcW w:w="2033" w:type="dxa"/>
+          </w:tcPr>
+          <w:p>
+            <w:r>
+              <w:t>cuanto tarda el envio? porque el mio ya lleva 8 dias</w:t>
+            </w:r>
+          </w:p>
+        </w:tc>
+        <w:tc>
+          <w:tcPr>
+            <w:tcW w:w="1326" w:type="dxa"/>
+          </w:tcPr>
+          <w:p>
+            <w:r>
+              <w:t>3 y 7 días hábiles</w:t>
+            </w:r>
+          </w:p>
+        </w:tc>
+        <w:tc>
+          <w:tcPr>
+            <w:tcW w:w="1679" w:type="dxa"/>
+          </w:tcPr>
+          <w:p>
+            <w:r>
+              <w:t>Respaldado</w:t>
+            </w:r>
+          </w:p>
+        </w:tc>
+        <w:tc>
+          <w:tcPr>
+            <w:tcW w:w="2298" w:type="dxa"/>
+          </w:tcPr>
+          <w:p>
+            <w:r>
+              <w:t>¿Cuánto tarda el envío?</w:t>
+            </w:r>
+          </w:p>
+        </w:tc>
+      </w:tr>
+      <w:tr>
+        <w:tc>
+          <w:tcPr>
+            <w:tcW w:w="1502" w:type="dxa"/>
+          </w:tcPr>
+          <w:p>
+            <w:r>
+              <w:t>238</w:t>
+            </w:r>
+          </w:p>
+        </w:tc>
+        <w:tc>
+          <w:tcPr>
+            <w:tcW w:w="2033" w:type="dxa"/>
+          </w:tcPr>
+          <w:p>
+            <w:r>
+              <w:t>cuanto tarda el envio? porque el mio ya lleva 8 dias</w:t>
+            </w:r>
+          </w:p>
+        </w:tc>
+        <w:tc>
+          <w:tcPr>
+            <w:tcW w:w="1326" w:type="dxa"/>
+          </w:tcPr>
+          <w:p>
+            <w:r>
+              <w:t>8 días</w:t>
+            </w:r>
+          </w:p>
+        </w:tc>
+        <w:tc>
+          <w:tcPr>
+            <w:tcW w:w="1679" w:type="dxa"/>
+          </w:tcPr>
+          <w:p>
+            <w:r>
+              <w:t>Repite una cifra del cliente</w:t>
+            </w:r>
+          </w:p>
+        </w:tc>
+        <w:tc>
+          <w:tcPr>
+            <w:tcW w:w="2298" w:type="dxa"/>
+          </w:tcPr>
+          <w:p>
+            <w:r>
+              <w:t>—</w:t>
+            </w:r>
+          </w:p>
+        </w:tc>
+      </w:tr>
+      <w:tr>
+        <w:tc>
+          <w:tcPr>
+            <w:tcW w:w="1502" w:type="dxa"/>
+          </w:tcPr>
+          <w:p>
+            <w:r>
+              <w:t>239</w:t>
+            </w:r>
+          </w:p>
+        </w:tc>
+        <w:tc>
+          <w:tcPr>
+            <w:tcW w:w="2033" w:type="dxa"/>
+          </w:tcPr>
+          <w:p>
+            <w:r>
+              <w:t>puedo pagar en cuotas?</w:t>
+            </w:r>
+          </w:p>
+        </w:tc>
+        <w:tc>
+          <w:tcPr>
+            <w:tcW w:w="1326" w:type="dxa"/>
+          </w:tcPr>
+          <w:p>
+            <w:r>
+              <w:t>12 cuotas</w:t>
+            </w:r>
+          </w:p>
+        </w:tc>
+        <w:tc>
+          <w:tcPr>
+            <w:tcW w:w="1679" w:type="dxa"/>
+          </w:tcPr>
+          <w:p>
+            <w:r>
+              <w:t>Respaldado</w:t>
+            </w:r>
+          </w:p>
+        </w:tc>
+        <w:tc>
+          <w:tcPr>
+            <w:tcW w:w="2298" w:type="dxa"/>
+          </w:tcPr>
+          <w:p>
+            <w:r>
+              <w:t>¿Puedo pagar en cuotas?</w:t>
+            </w:r>
+          </w:p>
+        </w:tc>
+      </w:tr>
+      <w:tr>
+        <w:tc>
+          <w:tcPr>
+            <w:tcW w:w="1502" w:type="dxa"/>
+          </w:tcPr>
+          <w:p>
+            <w:r>
+              <w:t>243</w:t>
+            </w:r>
+          </w:p>
+        </w:tc>
+        <w:tc>
+          <w:tcPr>
+            <w:tcW w:w="2033" w:type="dxa"/>
+          </w:tcPr>
+          <w:p>
+            <w:r>
+              <w:t>cual es la politica de cambios?</w:t>
+            </w:r>
+          </w:p>
+        </w:tc>
+        <w:tc>
+          <w:tcPr>
+            <w:tcW w:w="1326" w:type="dxa"/>
+          </w:tcPr>
+          <w:p>
+            <w:r>
+              <w:t>30 días</w:t>
+            </w:r>
+          </w:p>
+        </w:tc>
+        <w:tc>
+          <w:tcPr>
+            <w:tcW w:w="1679" w:type="dxa"/>
+          </w:tcPr>
+          <w:p>
+            <w:r>
+              <w:t>Respaldado</w:t>
+            </w:r>
+          </w:p>
+        </w:tc>
+        <w:tc>
+          <w:tcPr>
+            <w:tcW w:w="2298" w:type="dxa"/>
+          </w:tcPr>
+          <w:p>
+            <w:r>
+              <w:t>¿Cómo puedo devolver un producto? / ¿Cuál es la política de cambios?</w:t>
+            </w:r>
+          </w:p>
+        </w:tc>
+      </w:tr>
+      <w:tr>
+        <w:tc>
+          <w:tcPr>
+            <w:tcW w:w="1502" w:type="dxa"/>
+          </w:tcPr>
+          <w:p>
+            <w:r>
+              <w:t>246</w:t>
+            </w:r>
+          </w:p>
+        </w:tc>
+        <w:tc>
+          <w:tcPr>
+            <w:tcW w:w="2033" w:type="dxa"/>
+          </w:tcPr>
+          <w:p>
+            <w:r>
+              <w:t>tienen garantia los productos?</w:t>
+            </w:r>
+          </w:p>
+        </w:tc>
+        <w:tc>
+          <w:tcPr>
+            <w:tcW w:w="1326" w:type="dxa"/>
+          </w:tcPr>
+          <w:p>
+            <w:r>
+              <w:t>12 meses</w:t>
+            </w:r>
+          </w:p>
+        </w:tc>
+        <w:tc>
+          <w:tcPr>
+            <w:tcW w:w="1679" w:type="dxa"/>
+          </w:tcPr>
+          <w:p>
+            <w:r>
+              <w:t>Respaldado</w:t>
+            </w:r>
+          </w:p>
+        </w:tc>
+        <w:tc>
+          <w:tcPr>
+            <w:tcW w:w="2298" w:type="dxa"/>
+          </w:tcPr>
+          <w:p>
+            <w:r>
+              <w:t>¿Tienen garantía los productos?</w:t>
+            </w:r>
+          </w:p>
+        </w:tc>
+      </w:tr>
+      <w:tr>
+        <w:tc>
+          <w:tcPr>
+            <w:tcW w:w="1502" w:type="dxa"/>
+          </w:tcPr>
+          <w:p>
+            <w:r>
+              <w:t>262</w:t>
+            </w:r>
+          </w:p>
+        </w:tc>
+        <w:tc>
+          <w:tcPr>
+            <w:tcW w:w="2033" w:type="dxa"/>
+          </w:tcPr>
+          <w:p>
+            <w:r>
+              <w:t>cuanto tarda el envio normalmente?</w:t>
+            </w:r>
+          </w:p>
+        </w:tc>
+        <w:tc>
+          <w:tcPr>
+            <w:tcW w:w="1326" w:type="dxa"/>
+          </w:tcPr>
+          <w:p>
+            <w:r>
+              <w:t>1 y 3 días hábiles</w:t>
+            </w:r>
+          </w:p>
+        </w:tc>
+        <w:tc>
+          <w:tcPr>
+            <w:tcW w:w="1679" w:type="dxa"/>
+          </w:tcPr>
+          <w:p>
+            <w:r>
+              <w:t>Respaldado</w:t>
+            </w:r>
+          </w:p>
+        </w:tc>
+        <w:tc>
+          <w:tcPr>
+            <w:tcW w:w="2298" w:type="dxa"/>
+          </w:tcPr>
+          <w:p>
+            <w:r>
+              <w:t>¿Cuánto tarda el envío?</w:t>
+            </w:r>
+          </w:p>
+        </w:tc>
+      </w:tr>
+      <w:tr>
+        <w:tc>
+          <w:tcPr>
+            <w:tcW w:w="1502" w:type="dxa"/>
+          </w:tcPr>
+          <w:p>
+            <w:r>
+              <w:t>262</w:t>
+            </w:r>
+          </w:p>
+        </w:tc>
+        <w:tc>
+          <w:tcPr>
+            <w:tcW w:w="2033" w:type="dxa"/>
+          </w:tcPr>
+          <w:p>
+            <w:r>
+              <w:t>cuanto tarda el envio normalmente?</w:t>
+            </w:r>
+          </w:p>
+        </w:tc>
+        <w:tc>
+          <w:tcPr>
+            <w:tcW w:w="1326" w:type="dxa"/>
+          </w:tcPr>
+          <w:p>
+            <w:r>
+              <w:t>3 y 7 días hábiles</w:t>
+            </w:r>
+          </w:p>
+        </w:tc>
+        <w:tc>
+          <w:tcPr>
+            <w:tcW w:w="1679" w:type="dxa"/>
+          </w:tcPr>
+          <w:p>
+            <w:r>
+              <w:t>Respaldado</w:t>
+            </w:r>
+          </w:p>
+        </w:tc>
+        <w:tc>
+          <w:tcPr>
+            <w:tcW w:w="2298" w:type="dxa"/>
+          </w:tcPr>
+          <w:p>
+            <w:r>
+              <w:t>¿Cuánto tarda el envío?</w:t>
+            </w:r>
+          </w:p>
+        </w:tc>
+      </w:tr>
+      <w:tr>
+        <w:tc>
+          <w:tcPr>
+            <w:tcW w:w="1502" w:type="dxa"/>
+          </w:tcPr>
+          <w:p>
+            <w:r>
+              <w:t>265</w:t>
+            </w:r>
+          </w:p>
+        </w:tc>
+        <w:tc>
+          <w:tcPr>
+            <w:tcW w:w="2033" w:type="dxa"/>
+          </w:tcPr>
+          <w:p>
+            <w:r>
+              <w:t>si no estoy en casa cuando llega el pedido que pasa?</w:t>
+            </w:r>
+          </w:p>
+        </w:tc>
+        <w:tc>
+          <w:tcPr>
+            <w:tcW w:w="1326" w:type="dxa"/>
+          </w:tcPr>
+          <w:p>
+            <w:r>
+              <w:t>5 días hábiles</w:t>
+            </w:r>
+          </w:p>
+        </w:tc>
+        <w:tc>
+          <w:tcPr>
+            <w:tcW w:w="1679" w:type="dxa"/>
+          </w:tcPr>
+          <w:p>
+            <w:r>
+              <w:t>Respaldado</w:t>
+            </w:r>
+          </w:p>
+        </w:tc>
+        <w:tc>
+          <w:tcPr>
+            <w:tcW w:w="2298" w:type="dxa"/>
+          </w:tcPr>
+          <w:p>
+            <w:r>
+              <w:t>¿Qué pasa si no estoy en casa cuando llega el pedido?</w:t>
+            </w:r>
+          </w:p>
+        </w:tc>
+      </w:tr>
+      <w:tr>
+        <w:tc>
+          <w:tcPr>
+            <w:tcW w:w="1502" w:type="dxa"/>
+          </w:tcPr>
+          <w:p>
+            <w:r>
+              <w:t>277</w:t>
+            </w:r>
+          </w:p>
+        </w:tc>
+        <w:tc>
+          <w:tcPr>
+            <w:tcW w:w="2033" w:type="dxa"/>
+          </w:tcPr>
+          <w:p>
+            <w:r>
+              <w:t xml:space="preserve">tienen local fisico para </w:t>
+            </w:r>
+            <w:r>
+              <w:lastRenderedPageBreak/>
+              <w:t>retirar?</w:t>
+            </w:r>
+          </w:p>
+        </w:tc>
+        <w:tc>
+          <w:tcPr>
+            <w:tcW w:w="1326" w:type="dxa"/>
+          </w:tcPr>
+          <w:p>
+            <w:r>
+              <w:lastRenderedPageBreak/>
+              <w:t>100%</w:t>
+            </w:r>
+          </w:p>
+        </w:tc>
+        <w:tc>
+          <w:tcPr>
+            <w:tcW w:w="1679" w:type="dxa"/>
+          </w:tcPr>
+          <w:p>
+            <w:r>
+              <w:t>Respaldado</w:t>
+            </w:r>
+          </w:p>
+        </w:tc>
+        <w:tc>
+          <w:tcPr>
+            <w:tcW w:w="2298" w:type="dxa"/>
+          </w:tcPr>
+          <w:p>
+            <w:r>
+              <w:t xml:space="preserve">¿Los productos son originales? / </w:t>
+            </w:r>
+            <w:r>
+              <w:lastRenderedPageBreak/>
+              <w:t>¿Tienen stock en físico para retirar?</w:t>
+            </w:r>
+          </w:p>
+        </w:tc>
+      </w:tr>
+      <w:tr>
+        <w:tc>
+          <w:tcPr>
+            <w:tcW w:w="1502" w:type="dxa"/>
+          </w:tcPr>
+          <w:p>
+            <w:r>
+              <w:lastRenderedPageBreak/>
+              <w:t>280</w:t>
+            </w:r>
+          </w:p>
+        </w:tc>
+        <w:tc>
+          <w:tcPr>
+            <w:tcW w:w="2033" w:type="dxa"/>
+          </w:tcPr>
+          <w:p>
+            <w:r>
+              <w:t>cuantos dias tengo para devolver algo?</w:t>
+            </w:r>
+          </w:p>
+        </w:tc>
+        <w:tc>
+          <w:tcPr>
+            <w:tcW w:w="1326" w:type="dxa"/>
+          </w:tcPr>
+          <w:p>
+            <w:r>
+              <w:t>30 días</w:t>
+            </w:r>
+          </w:p>
+        </w:tc>
+        <w:tc>
+          <w:tcPr>
+            <w:tcW w:w="1679" w:type="dxa"/>
+          </w:tcPr>
+          <w:p>
+            <w:r>
+              <w:t>Respaldado</w:t>
+            </w:r>
+          </w:p>
+        </w:tc>
+        <w:tc>
+          <w:tcPr>
+            <w:tcW w:w="2298" w:type="dxa"/>
+          </w:tcPr>
+          <w:p>
+            <w:r>
+              <w:t>¿Cómo puedo devolver un producto? / ¿Cuál es la política de cambios?</w:t>
+            </w:r>
+          </w:p>
+        </w:tc>
+      </w:tr>
+      <w:tr>
+        <w:tc>
+          <w:tcPr>
+            <w:tcW w:w="1502" w:type="dxa"/>
+          </w:tcPr>
+          <w:p>
+            <w:r>
+              <w:t>291</w:t>
+            </w:r>
+          </w:p>
+        </w:tc>
+        <w:tc>
+          <w:tcPr>
+            <w:tcW w:w="2033" w:type="dxa"/>
+          </w:tcPr>
+          <w:p>
+            <w:r>
+              <w:t>hasta cuantas cuotas sin interes hay?</w:t>
+            </w:r>
+          </w:p>
+        </w:tc>
+        <w:tc>
+          <w:tcPr>
+            <w:tcW w:w="1326" w:type="dxa"/>
+          </w:tcPr>
+          <w:p>
+            <w:r>
+              <w:t>12 cuotas</w:t>
+            </w:r>
+          </w:p>
+        </w:tc>
+        <w:tc>
+          <w:tcPr>
+            <w:tcW w:w="1679" w:type="dxa"/>
+          </w:tcPr>
+          <w:p>
+            <w:r>
+              <w:t>Respaldado</w:t>
+            </w:r>
+          </w:p>
+        </w:tc>
+        <w:tc>
+          <w:tcPr>
+            <w:tcW w:w="2298" w:type="dxa"/>
+          </w:tcPr>
+          <w:p>
+            <w:r>
+              <w:t>¿Puedo pagar en cuotas?</w:t>
+            </w:r>
+          </w:p>
+        </w:tc>
+      </w:tr>
+      <w:tr>
+        <w:tc>
+          <w:tcPr>
+            <w:tcW w:w="1502" w:type="dxa"/>
+          </w:tcPr>
+          <w:p>
+            <w:r>
+              <w:t>316</w:t>
+            </w:r>
+          </w:p>
+        </w:tc>
+        <w:tc>
+          <w:tcPr>
+            <w:tcW w:w="2033" w:type="dxa"/>
+          </w:tcPr>
+          <w:p>
+            <w:r>
+              <w:t>puedo retirar por sucursal?</w:t>
+            </w:r>
+          </w:p>
+        </w:tc>
+        <w:tc>
+          <w:tcPr>
+            <w:tcW w:w="1326" w:type="dxa"/>
+          </w:tcPr>
+          <w:p>
+            <w:r>
+              <w:t>100%</w:t>
+            </w:r>
+          </w:p>
+        </w:tc>
+        <w:tc>
+          <w:tcPr>
+            <w:tcW w:w="1679" w:type="dxa"/>
+          </w:tcPr>
+          <w:p>
+            <w:r>
+              <w:t>Respaldado</w:t>
+            </w:r>
+          </w:p>
+        </w:tc>
+        <w:tc>
+          <w:tcPr>
+            <w:tcW w:w="2298" w:type="dxa"/>
+          </w:tcPr>
+          <w:p>
+            <w:r>
+              <w:t>¿Los productos son originales? / ¿Tienen stock en físico para retirar?</w:t>
+            </w:r>
+          </w:p>
+        </w:tc>
+      </w:tr>
+      <w:tr>
+        <w:tc>
+          <w:tcPr>
+            <w:tcW w:w="1502" w:type="dxa"/>
+          </w:tcPr>
+          <w:p>
+            <w:r>
+              <w:t>319</w:t>
+            </w:r>
+          </w:p>
+        </w:tc>
+        <w:tc>
+          <w:tcPr>
+            <w:tcW w:w="2033" w:type="dxa"/>
+          </w:tcPr>
+          <w:p>
+            <w:r>
+              <w:t>si el producto no me gusta lo puedo devolver?</w:t>
+            </w:r>
+          </w:p>
+        </w:tc>
+        <w:tc>
+          <w:tcPr>
+            <w:tcW w:w="1326" w:type="dxa"/>
+          </w:tcPr>
+          <w:p>
+            <w:r>
+              <w:t>30 días</w:t>
+            </w:r>
+          </w:p>
+        </w:tc>
+        <w:tc>
+          <w:tcPr>
+            <w:tcW w:w="1679" w:type="dxa"/>
+          </w:tcPr>
+          <w:p>
+            <w:r>
+              <w:t>Respaldado</w:t>
+            </w:r>
+          </w:p>
+        </w:tc>
+        <w:tc>
+          <w:tcPr>
+            <w:tcW w:w="2298" w:type="dxa"/>
+          </w:tcPr>
+          <w:p>
+            <w:r>
+              <w:t>¿Cómo puedo devolver un producto? / ¿Cuál es la política de cambios?</w:t>
+            </w:r>
+          </w:p>
+        </w:tc>
+      </w:tr>
+      <w:tr>
+        <w:tc>
+          <w:tcPr>
+            <w:tcW w:w="1502" w:type="dxa"/>
+          </w:tcPr>
+          <w:p>
+            <w:r>
+              <w:t>326</w:t>
+            </w:r>
+          </w:p>
+        </w:tc>
+        <w:tc>
+          <w:tcPr>
+            <w:tcW w:w="2033" w:type="dxa"/>
+          </w:tcPr>
+          <w:p>
+            <w:r>
+              <w:t>cual es el horario de atencion?</w:t>
+            </w:r>
+          </w:p>
+        </w:tc>
+        <w:tc>
+          <w:tcPr>
+            <w:tcW w:w="1326" w:type="dxa"/>
+          </w:tcPr>
+          <w:p>
+            <w:r>
+              <w:t>9 a 18 hs</w:t>
+            </w:r>
+          </w:p>
+        </w:tc>
+        <w:tc>
+          <w:tcPr>
+            <w:tcW w:w="1679" w:type="dxa"/>
+          </w:tcPr>
+          <w:p>
+            <w:r>
+              <w:t>No figura en la base</w:t>
+            </w:r>
+          </w:p>
+        </w:tc>
+        <w:tc>
+          <w:tcPr>
+            <w:tcW w:w="2298" w:type="dxa"/>
+          </w:tcPr>
+          <w:p>
+            <w:r>
+              <w:t>—</w:t>
+            </w:r>
+          </w:p>
+        </w:tc>
+      </w:tr>
+      <w:tr>
+        <w:tc>
+          <w:tcPr>
+            <w:tcW w:w="1502" w:type="dxa"/>
+          </w:tcPr>
+          <w:p>
+            <w:r>
+              <w:t>337</w:t>
+            </w:r>
+          </w:p>
+        </w:tc>
+        <w:tc>
+          <w:tcPr>
+            <w:tcW w:w="2033" w:type="dxa"/>
+          </w:tcPr>
+          <w:p>
+            <w:r>
+              <w:t>cuanto demora el reintegro de una devolucion?</w:t>
+            </w:r>
+          </w:p>
+        </w:tc>
+        <w:tc>
+          <w:tcPr>
+            <w:tcW w:w="1326" w:type="dxa"/>
+          </w:tcPr>
+          <w:p>
+            <w:r>
+              <w:t>5 y 10 días hábiles</w:t>
+            </w:r>
+          </w:p>
+        </w:tc>
+        <w:tc>
+          <w:tcPr>
+            <w:tcW w:w="1679" w:type="dxa"/>
+          </w:tcPr>
+          <w:p>
+            <w:r>
+              <w:t>No figura en la base</w:t>
+            </w:r>
+          </w:p>
+        </w:tc>
+        <w:tc>
+          <w:tcPr>
+            <w:tcW w:w="2298" w:type="dxa"/>
+          </w:tcPr>
+          <w:p>
+            <w:r>
+              <w:t>—</w:t>
+            </w:r>
+          </w:p>
+        </w:tc>
+      </w:tr>
+      <w:tr>
+        <w:tc>
+          <w:tcPr>
+            <w:tcW w:w="1502" w:type="dxa"/>
+          </w:tcPr>
+          <w:p>
+            <w:r>
+              <w:t>349</w:t>
+            </w:r>
+          </w:p>
+        </w:tc>
+        <w:tc>
+          <w:tcPr>
+            <w:tcW w:w="2033" w:type="dxa"/>
+          </w:tcPr>
+          <w:p>
+            <w:r>
+              <w:t>venden productos usados o todos son nuevos?</w:t>
+            </w:r>
+          </w:p>
+        </w:tc>
+        <w:tc>
+          <w:tcPr>
+            <w:tcW w:w="1326" w:type="dxa"/>
+          </w:tcPr>
+          <w:p>
+            <w:r>
+              <w:t>100%</w:t>
+            </w:r>
+          </w:p>
+        </w:tc>
+        <w:tc>
+          <w:tcPr>
+            <w:tcW w:w="1679" w:type="dxa"/>
+          </w:tcPr>
+          <w:p>
+            <w:r>
+              <w:t>Respaldado</w:t>
+            </w:r>
+          </w:p>
+        </w:tc>
+        <w:tc>
+          <w:tcPr>
+            <w:tcW w:w="2298" w:type="dxa"/>
+          </w:tcPr>
+          <w:p>
+            <w:r>
+              <w:t>¿Los productos son originales? / ¿Tienen stock en físico para retirar?</w:t>
+            </w:r>
+          </w:p>
+        </w:tc>
+      </w:tr>
+      <w:tr>
+        <w:tc>
+          <w:tcPr>
+            <w:tcW w:w="1502" w:type="dxa"/>
+          </w:tcPr>
+          <w:p>
+            <w:r>
+              <w:t>352</w:t>
+            </w:r>
+          </w:p>
+        </w:tc>
+        <w:tc>
+          <w:tcPr>
+            <w:tcW w:w="2033" w:type="dxa"/>
+          </w:tcPr>
+          <w:p>
+            <w:r>
+              <w:t>si pago con transferencia cuando despachan?</w:t>
+            </w:r>
+          </w:p>
+        </w:tc>
+        <w:tc>
+          <w:tcPr>
+            <w:tcW w:w="1326" w:type="dxa"/>
+          </w:tcPr>
+          <w:p>
+            <w:r>
+              <w:t>24 horas hábiles</w:t>
+            </w:r>
+          </w:p>
+        </w:tc>
+        <w:tc>
+          <w:tcPr>
+            <w:tcW w:w="1679" w:type="dxa"/>
+          </w:tcPr>
+          <w:p>
+            <w:r>
+              <w:t>Respaldado</w:t>
+            </w:r>
+          </w:p>
+        </w:tc>
+        <w:tc>
+          <w:tcPr>
+            <w:tcW w:w="2298" w:type="dxa"/>
+          </w:tcPr>
+          <w:p>
+            <w:r>
+              <w:t>¿Cómo inicio una devolución?</w:t>
+            </w:r>
+          </w:p>
+        </w:tc>
+      </w:tr>
+      <w:tr>
+        <w:tc>
+          <w:tcPr>
+            <w:tcW w:w="1502" w:type="dxa"/>
+          </w:tcPr>
+          <w:p>
+            <w:r>
+              <w:t>357</w:t>
+            </w:r>
+          </w:p>
+        </w:tc>
+        <w:tc>
+          <w:tcPr>
+            <w:tcW w:w="2033" w:type="dxa"/>
+          </w:tcPr>
+          <w:p>
+            <w:r>
+              <w:t>buenas, se puede cancelar un pedido ya pagado?</w:t>
+            </w:r>
+          </w:p>
+        </w:tc>
+        <w:tc>
+          <w:tcPr>
+            <w:tcW w:w="1326" w:type="dxa"/>
+          </w:tcPr>
+          <w:p>
+            <w:r>
+              <w:t>2 horas</w:t>
+            </w:r>
+          </w:p>
+        </w:tc>
+        <w:tc>
+          <w:tcPr>
+            <w:tcW w:w="1679" w:type="dxa"/>
+          </w:tcPr>
+          <w:p>
+            <w:r>
+              <w:t>Respaldado</w:t>
+            </w:r>
+          </w:p>
+        </w:tc>
+        <w:tc>
+          <w:tcPr>
+            <w:tcW w:w="2298" w:type="dxa"/>
+          </w:tcPr>
+          <w:p>
+            <w:r>
+              <w:t>¿Puedo cancelar un pedido?</w:t>
+            </w:r>
+          </w:p>
+        </w:tc>
+      </w:tr>
+      <w:tr>
+        <w:tc>
+          <w:tcPr>
+            <w:tcW w:w="1502" w:type="dxa"/>
+          </w:tcPr>
+          <w:p>
+            <w:r>
+              <w:t>357</w:t>
+            </w:r>
+          </w:p>
+        </w:tc>
+        <w:tc>
+          <w:tcPr>
+            <w:tcW w:w="2033" w:type="dxa"/>
+          </w:tcPr>
+          <w:p>
+            <w:r>
+              <w:t>buenas, se puede cancelar un pedido ya pagado?</w:t>
+            </w:r>
+          </w:p>
+        </w:tc>
+        <w:tc>
+          <w:tcPr>
+            <w:tcW w:w="1326" w:type="dxa"/>
+          </w:tcPr>
+          <w:p>
+            <w:r>
+              <w:t>2 horas</w:t>
+            </w:r>
+          </w:p>
+        </w:tc>
+        <w:tc>
+          <w:tcPr>
+            <w:tcW w:w="1679" w:type="dxa"/>
+          </w:tcPr>
+          <w:p>
+            <w:r>
+              <w:t>Respaldado</w:t>
+            </w:r>
+          </w:p>
+        </w:tc>
+        <w:tc>
+          <w:tcPr>
+            <w:tcW w:w="2298" w:type="dxa"/>
+          </w:tcPr>
+          <w:p>
+            <w:r>
+              <w:t>¿Puedo cancelar un pedido?</w:t>
+            </w:r>
+          </w:p>
+        </w:tc>
+      </w:tr>
+      <w:tr>
+        <w:tc>
+          <w:tcPr>
+            <w:tcW w:w="1502" w:type="dxa"/>
+          </w:tcPr>
+          <w:p>
+            <w:r>
+              <w:t>365</w:t>
+            </w:r>
+          </w:p>
+        </w:tc>
+        <w:tc>
+          <w:tcPr>
+            <w:tcW w:w="2033" w:type="dxa"/>
+          </w:tcPr>
+          <w:p>
+            <w:r>
+              <w:t xml:space="preserve">buenas, cuando </w:t>
+            </w:r>
+            <w:r>
+              <w:lastRenderedPageBreak/>
+              <w:t>estiman que llega el pedido a mendoza?</w:t>
+            </w:r>
+          </w:p>
+        </w:tc>
+        <w:tc>
+          <w:tcPr>
+            <w:tcW w:w="1326" w:type="dxa"/>
+          </w:tcPr>
+          <w:p>
+            <w:r>
+              <w:lastRenderedPageBreak/>
+              <w:t xml:space="preserve">1 y 3 días </w:t>
+            </w:r>
+            <w:r>
+              <w:lastRenderedPageBreak/>
+              <w:t>hábiles</w:t>
+            </w:r>
+          </w:p>
+        </w:tc>
+        <w:tc>
+          <w:tcPr>
+            <w:tcW w:w="1679" w:type="dxa"/>
+          </w:tcPr>
+          <w:p>
+            <w:r>
+              <w:lastRenderedPageBreak/>
+              <w:t>Respaldado</w:t>
+            </w:r>
+          </w:p>
+        </w:tc>
+        <w:tc>
+          <w:tcPr>
+            <w:tcW w:w="2298" w:type="dxa"/>
+          </w:tcPr>
+          <w:p>
+            <w:r>
+              <w:t xml:space="preserve">¿Cuánto tarda el </w:t>
+            </w:r>
+            <w:r>
+              <w:lastRenderedPageBreak/>
+              <w:t>envío?</w:t>
+            </w:r>
+          </w:p>
+        </w:tc>
+      </w:tr>
+      <w:tr>
+        <w:tc>
+          <w:tcPr>
+            <w:tcW w:w="1502" w:type="dxa"/>
+          </w:tcPr>
+          <w:p>
+            <w:r>
+              <w:lastRenderedPageBreak/>
+              <w:t>370</w:t>
+            </w:r>
+          </w:p>
+        </w:tc>
+        <w:tc>
+          <w:tcPr>
+            <w:tcW w:w="2033" w:type="dxa"/>
+          </w:tcPr>
+          <w:p>
+            <w:r>
+              <w:t>cuanto tiempo de garantia tienen las notebooks?</w:t>
+            </w:r>
+          </w:p>
+        </w:tc>
+        <w:tc>
+          <w:tcPr>
+            <w:tcW w:w="1326" w:type="dxa"/>
+          </w:tcPr>
+          <w:p>
+            <w:r>
+              <w:t>12 meses</w:t>
+            </w:r>
+          </w:p>
+        </w:tc>
+        <w:tc>
+          <w:tcPr>
+            <w:tcW w:w="1679" w:type="dxa"/>
+          </w:tcPr>
+          <w:p>
+            <w:r>
+              <w:t>Respaldado</w:t>
+            </w:r>
+          </w:p>
+        </w:tc>
+        <w:tc>
+          <w:tcPr>
+            <w:tcW w:w="2298" w:type="dxa"/>
+          </w:tcPr>
+          <w:p>
+            <w:r>
+              <w:t>¿Tienen garantía los productos?</w:t>
+            </w:r>
+          </w:p>
+        </w:tc>
+      </w:tr>
+    </w:tbl>
+    <w:p>
+      <w:pPr>
+        <w:pStyle w:val="Textoindependiente"/>
+      </w:pPr>
+      <w:r>
+        <w:t>La verificación no controla el contexto en que se usa un dato. El plazo de 24 horas hábiles de la interacción 352, por ejemplo, figura en la base referido al retiro de un producto en devolución, y la respuesta lo aplica a la confirmación de un pago por transferencia; la tabla lo consigna como respaldado porque la regla solo comprueba la presencia del dato. El guion, sus pruebas y el archivo con este detalle se encuentran en el repositorio bajo experiments/E6.</w:t>
       </w:r>
     </w:p>
     <w:sectPr>

--- a/docs/TESIS_FINAL_UTN_v6.docx
+++ b/docs/TESIS_FINAL_UTN_v6.docx
@@ -144,7 +144,7 @@
         <w:pStyle w:val="Ttulo1"/>
         <w:pageBreakBefore/>
       </w:pPr>
-      <w:bookmarkStart w:id="1" w:name="_Toc240302693"/>
+      <w:bookmarkStart w:id="1" w:name="_Toc240310326"/>
       <w:r>
         <w:lastRenderedPageBreak/>
         <w:t>DECLARACIÓN DE ORIGINALIDAD</w:t>
@@ -203,7 +203,7 @@
         <w:pStyle w:val="Ttulo1"/>
         <w:pageBreakBefore/>
       </w:pPr>
-      <w:bookmarkStart w:id="2" w:name="_Toc240302694"/>
+      <w:bookmarkStart w:id="2" w:name="_Toc240310327"/>
       <w:bookmarkEnd w:id="0"/>
       <w:r>
         <w:lastRenderedPageBreak/>
@@ -272,7 +272,7 @@
         <w:pStyle w:val="Ttulo1"/>
         <w:pageBreakBefore/>
       </w:pPr>
-      <w:bookmarkStart w:id="3" w:name="_Toc240302695"/>
+      <w:bookmarkStart w:id="3" w:name="_Toc240310328"/>
       <w:r>
         <w:lastRenderedPageBreak/>
         <w:t>ABSTRACT</w:t>
@@ -358,7 +358,7 @@
           <w:r>
             <w:fldChar w:fldCharType="separate"/>
           </w:r>
-          <w:hyperlink w:anchor="_Toc240302693" w:history="1">
+          <w:hyperlink w:anchor="_Toc240310326" w:history="1">
             <w:r>
               <w:rPr>
                 <w:rStyle w:val="Hipervnculo"/>
@@ -385,7 +385,7 @@
                 <w:noProof/>
                 <w:webHidden/>
               </w:rPr>
-              <w:instrText xml:space="preserve"> PAGEREF _Toc240302693 \h </w:instrText>
+              <w:instrText xml:space="preserve"> PAGEREF _Toc240310326 \h </w:instrText>
             </w:r>
             <w:r>
               <w:rPr>
@@ -429,7 +429,7 @@
               <w14:ligatures w14:val="standardContextual"/>
             </w:rPr>
           </w:pPr>
-          <w:hyperlink w:anchor="_Toc240302694" w:history="1">
+          <w:hyperlink w:anchor="_Toc240310327" w:history="1">
             <w:r>
               <w:rPr>
                 <w:rStyle w:val="Hipervnculo"/>
@@ -456,7 +456,7 @@
                 <w:noProof/>
                 <w:webHidden/>
               </w:rPr>
-              <w:instrText xml:space="preserve"> PAGEREF _Toc240302694 \h </w:instrText>
+              <w:instrText xml:space="preserve"> PAGEREF _Toc240310327 \h </w:instrText>
             </w:r>
             <w:r>
               <w:rPr>
@@ -500,7 +500,7 @@
               <w14:ligatures w14:val="standardContextual"/>
             </w:rPr>
           </w:pPr>
-          <w:hyperlink w:anchor="_Toc240302695" w:history="1">
+          <w:hyperlink w:anchor="_Toc240310328" w:history="1">
             <w:r>
               <w:rPr>
                 <w:rStyle w:val="Hipervnculo"/>
@@ -527,7 +527,7 @@
                 <w:noProof/>
                 <w:webHidden/>
               </w:rPr>
-              <w:instrText xml:space="preserve"> PAGEREF _Toc240302695 \h </w:instrText>
+              <w:instrText xml:space="preserve"> PAGEREF _Toc240310328 \h </w:instrText>
             </w:r>
             <w:r>
               <w:rPr>
@@ -571,7 +571,7 @@
               <w14:ligatures w14:val="standardContextual"/>
             </w:rPr>
           </w:pPr>
-          <w:hyperlink w:anchor="_Toc240302696" w:history="1">
+          <w:hyperlink w:anchor="_Toc240310329" w:history="1">
             <w:r>
               <w:rPr>
                 <w:rStyle w:val="Hipervnculo"/>
@@ -598,7 +598,7 @@
                 <w:noProof/>
                 <w:webHidden/>
               </w:rPr>
-              <w:instrText xml:space="preserve"> PAGEREF _Toc240302696 \h </w:instrText>
+              <w:instrText xml:space="preserve"> PAGEREF _Toc240310329 \h </w:instrText>
             </w:r>
             <w:r>
               <w:rPr>
@@ -642,7 +642,7 @@
               <w14:ligatures w14:val="standardContextual"/>
             </w:rPr>
           </w:pPr>
-          <w:hyperlink w:anchor="_Toc240302697" w:history="1">
+          <w:hyperlink w:anchor="_Toc240310330" w:history="1">
             <w:r>
               <w:rPr>
                 <w:rStyle w:val="Hipervnculo"/>
@@ -669,7 +669,7 @@
                 <w:noProof/>
                 <w:webHidden/>
               </w:rPr>
-              <w:instrText xml:space="preserve"> PAGEREF _Toc240302697 \h </w:instrText>
+              <w:instrText xml:space="preserve"> PAGEREF _Toc240310330 \h </w:instrText>
             </w:r>
             <w:r>
               <w:rPr>
@@ -713,7 +713,7 @@
               <w14:ligatures w14:val="standardContextual"/>
             </w:rPr>
           </w:pPr>
-          <w:hyperlink w:anchor="_Toc240302698" w:history="1">
+          <w:hyperlink w:anchor="_Toc240310331" w:history="1">
             <w:r>
               <w:rPr>
                 <w:rStyle w:val="Hipervnculo"/>
@@ -740,7 +740,7 @@
                 <w:noProof/>
                 <w:webHidden/>
               </w:rPr>
-              <w:instrText xml:space="preserve"> PAGEREF _Toc240302698 \h </w:instrText>
+              <w:instrText xml:space="preserve"> PAGEREF _Toc240310331 \h </w:instrText>
             </w:r>
             <w:r>
               <w:rPr>
@@ -784,7 +784,7 @@
               <w14:ligatures w14:val="standardContextual"/>
             </w:rPr>
           </w:pPr>
-          <w:hyperlink w:anchor="_Toc240302699" w:history="1">
+          <w:hyperlink w:anchor="_Toc240310332" w:history="1">
             <w:r>
               <w:rPr>
                 <w:rStyle w:val="Hipervnculo"/>
@@ -811,7 +811,7 @@
                 <w:noProof/>
                 <w:webHidden/>
               </w:rPr>
-              <w:instrText xml:space="preserve"> PAGEREF _Toc240302699 \h </w:instrText>
+              <w:instrText xml:space="preserve"> PAGEREF _Toc240310332 \h </w:instrText>
             </w:r>
             <w:r>
               <w:rPr>
@@ -855,7 +855,7 @@
               <w14:ligatures w14:val="standardContextual"/>
             </w:rPr>
           </w:pPr>
-          <w:hyperlink w:anchor="_Toc240302700" w:history="1">
+          <w:hyperlink w:anchor="_Toc240310333" w:history="1">
             <w:r>
               <w:rPr>
                 <w:rStyle w:val="Hipervnculo"/>
@@ -882,7 +882,7 @@
                 <w:noProof/>
                 <w:webHidden/>
               </w:rPr>
-              <w:instrText xml:space="preserve"> PAGEREF _Toc240302700 \h </w:instrText>
+              <w:instrText xml:space="preserve"> PAGEREF _Toc240310333 \h </w:instrText>
             </w:r>
             <w:r>
               <w:rPr>
@@ -926,7 +926,7 @@
               <w14:ligatures w14:val="standardContextual"/>
             </w:rPr>
           </w:pPr>
-          <w:hyperlink w:anchor="_Toc240302701" w:history="1">
+          <w:hyperlink w:anchor="_Toc240310334" w:history="1">
             <w:r>
               <w:rPr>
                 <w:rStyle w:val="Hipervnculo"/>
@@ -953,7 +953,7 @@
                 <w:noProof/>
                 <w:webHidden/>
               </w:rPr>
-              <w:instrText xml:space="preserve"> PAGEREF _Toc240302701 \h </w:instrText>
+              <w:instrText xml:space="preserve"> PAGEREF _Toc240310334 \h </w:instrText>
             </w:r>
             <w:r>
               <w:rPr>
@@ -997,7 +997,7 @@
               <w14:ligatures w14:val="standardContextual"/>
             </w:rPr>
           </w:pPr>
-          <w:hyperlink w:anchor="_Toc240302702" w:history="1">
+          <w:hyperlink w:anchor="_Toc240310335" w:history="1">
             <w:r>
               <w:rPr>
                 <w:rStyle w:val="Hipervnculo"/>
@@ -1024,7 +1024,7 @@
                 <w:noProof/>
                 <w:webHidden/>
               </w:rPr>
-              <w:instrText xml:space="preserve"> PAGEREF _Toc240302702 \h </w:instrText>
+              <w:instrText xml:space="preserve"> PAGEREF _Toc240310335 \h </w:instrText>
             </w:r>
             <w:r>
               <w:rPr>
@@ -1068,7 +1068,7 @@
               <w14:ligatures w14:val="standardContextual"/>
             </w:rPr>
           </w:pPr>
-          <w:hyperlink w:anchor="_Toc240302703" w:history="1">
+          <w:hyperlink w:anchor="_Toc240310336" w:history="1">
             <w:r>
               <w:rPr>
                 <w:rStyle w:val="Hipervnculo"/>
@@ -1095,7 +1095,7 @@
                 <w:noProof/>
                 <w:webHidden/>
               </w:rPr>
-              <w:instrText xml:space="preserve"> PAGEREF _Toc240302703 \h </w:instrText>
+              <w:instrText xml:space="preserve"> PAGEREF _Toc240310336 \h </w:instrText>
             </w:r>
             <w:r>
               <w:rPr>
@@ -1139,7 +1139,7 @@
               <w14:ligatures w14:val="standardContextual"/>
             </w:rPr>
           </w:pPr>
-          <w:hyperlink w:anchor="_Toc240302704" w:history="1">
+          <w:hyperlink w:anchor="_Toc240310337" w:history="1">
             <w:r>
               <w:rPr>
                 <w:rStyle w:val="Hipervnculo"/>
@@ -1166,7 +1166,7 @@
                 <w:noProof/>
                 <w:webHidden/>
               </w:rPr>
-              <w:instrText xml:space="preserve"> PAGEREF _Toc240302704 \h </w:instrText>
+              <w:instrText xml:space="preserve"> PAGEREF _Toc240310337 \h </w:instrText>
             </w:r>
             <w:r>
               <w:rPr>
@@ -1210,7 +1210,7 @@
               <w14:ligatures w14:val="standardContextual"/>
             </w:rPr>
           </w:pPr>
-          <w:hyperlink w:anchor="_Toc240302705" w:history="1">
+          <w:hyperlink w:anchor="_Toc240310338" w:history="1">
             <w:r>
               <w:rPr>
                 <w:rStyle w:val="Hipervnculo"/>
@@ -1237,7 +1237,7 @@
                 <w:noProof/>
                 <w:webHidden/>
               </w:rPr>
-              <w:instrText xml:space="preserve"> PAGEREF _Toc240302705 \h </w:instrText>
+              <w:instrText xml:space="preserve"> PAGEREF _Toc240310338 \h </w:instrText>
             </w:r>
             <w:r>
               <w:rPr>
@@ -1281,7 +1281,7 @@
               <w14:ligatures w14:val="standardContextual"/>
             </w:rPr>
           </w:pPr>
-          <w:hyperlink w:anchor="_Toc240302706" w:history="1">
+          <w:hyperlink w:anchor="_Toc240310339" w:history="1">
             <w:r>
               <w:rPr>
                 <w:rStyle w:val="Hipervnculo"/>
@@ -1308,7 +1308,7 @@
                 <w:noProof/>
                 <w:webHidden/>
               </w:rPr>
-              <w:instrText xml:space="preserve"> PAGEREF _Toc240302706 \h </w:instrText>
+              <w:instrText xml:space="preserve"> PAGEREF _Toc240310339 \h </w:instrText>
             </w:r>
             <w:r>
               <w:rPr>
@@ -1352,7 +1352,7 @@
               <w14:ligatures w14:val="standardContextual"/>
             </w:rPr>
           </w:pPr>
-          <w:hyperlink w:anchor="_Toc240302707" w:history="1">
+          <w:hyperlink w:anchor="_Toc240310340" w:history="1">
             <w:r>
               <w:rPr>
                 <w:rStyle w:val="Hipervnculo"/>
@@ -1379,7 +1379,7 @@
                 <w:noProof/>
                 <w:webHidden/>
               </w:rPr>
-              <w:instrText xml:space="preserve"> PAGEREF _Toc240302707 \h </w:instrText>
+              <w:instrText xml:space="preserve"> PAGEREF _Toc240310340 \h </w:instrText>
             </w:r>
             <w:r>
               <w:rPr>
@@ -1423,7 +1423,7 @@
               <w14:ligatures w14:val="standardContextual"/>
             </w:rPr>
           </w:pPr>
-          <w:hyperlink w:anchor="_Toc240302708" w:history="1">
+          <w:hyperlink w:anchor="_Toc240310341" w:history="1">
             <w:r>
               <w:rPr>
                 <w:rStyle w:val="Hipervnculo"/>
@@ -1450,7 +1450,7 @@
                 <w:noProof/>
                 <w:webHidden/>
               </w:rPr>
-              <w:instrText xml:space="preserve"> PAGEREF _Toc240302708 \h </w:instrText>
+              <w:instrText xml:space="preserve"> PAGEREF _Toc240310341 \h </w:instrText>
             </w:r>
             <w:r>
               <w:rPr>
@@ -1494,7 +1494,7 @@
               <w14:ligatures w14:val="standardContextual"/>
             </w:rPr>
           </w:pPr>
-          <w:hyperlink w:anchor="_Toc240302709" w:history="1">
+          <w:hyperlink w:anchor="_Toc240310342" w:history="1">
             <w:r>
               <w:rPr>
                 <w:rStyle w:val="Hipervnculo"/>
@@ -1521,7 +1521,7 @@
                 <w:noProof/>
                 <w:webHidden/>
               </w:rPr>
-              <w:instrText xml:space="preserve"> PAGEREF _Toc240302709 \h </w:instrText>
+              <w:instrText xml:space="preserve"> PAGEREF _Toc240310342 \h </w:instrText>
             </w:r>
             <w:r>
               <w:rPr>
@@ -1565,7 +1565,7 @@
               <w14:ligatures w14:val="standardContextual"/>
             </w:rPr>
           </w:pPr>
-          <w:hyperlink w:anchor="_Toc240302710" w:history="1">
+          <w:hyperlink w:anchor="_Toc240310343" w:history="1">
             <w:r>
               <w:rPr>
                 <w:rStyle w:val="Hipervnculo"/>
@@ -1592,7 +1592,7 @@
                 <w:noProof/>
                 <w:webHidden/>
               </w:rPr>
-              <w:instrText xml:space="preserve"> PAGEREF _Toc240302710 \h </w:instrText>
+              <w:instrText xml:space="preserve"> PAGEREF _Toc240310343 \h </w:instrText>
             </w:r>
             <w:r>
               <w:rPr>
@@ -1636,7 +1636,7 @@
               <w14:ligatures w14:val="standardContextual"/>
             </w:rPr>
           </w:pPr>
-          <w:hyperlink w:anchor="_Toc240302711" w:history="1">
+          <w:hyperlink w:anchor="_Toc240310344" w:history="1">
             <w:r>
               <w:rPr>
                 <w:rStyle w:val="Hipervnculo"/>
@@ -1663,7 +1663,7 @@
                 <w:noProof/>
                 <w:webHidden/>
               </w:rPr>
-              <w:instrText xml:space="preserve"> PAGEREF _Toc240302711 \h </w:instrText>
+              <w:instrText xml:space="preserve"> PAGEREF _Toc240310344 \h </w:instrText>
             </w:r>
             <w:r>
               <w:rPr>
@@ -1707,7 +1707,7 @@
               <w14:ligatures w14:val="standardContextual"/>
             </w:rPr>
           </w:pPr>
-          <w:hyperlink w:anchor="_Toc240302712" w:history="1">
+          <w:hyperlink w:anchor="_Toc240310345" w:history="1">
             <w:r>
               <w:rPr>
                 <w:rStyle w:val="Hipervnculo"/>
@@ -1734,7 +1734,7 @@
                 <w:noProof/>
                 <w:webHidden/>
               </w:rPr>
-              <w:instrText xml:space="preserve"> PAGEREF _Toc240302712 \h </w:instrText>
+              <w:instrText xml:space="preserve"> PAGEREF _Toc240310345 \h </w:instrText>
             </w:r>
             <w:r>
               <w:rPr>
@@ -1778,7 +1778,7 @@
               <w14:ligatures w14:val="standardContextual"/>
             </w:rPr>
           </w:pPr>
-          <w:hyperlink w:anchor="_Toc240302713" w:history="1">
+          <w:hyperlink w:anchor="_Toc240310346" w:history="1">
             <w:r>
               <w:rPr>
                 <w:rStyle w:val="Hipervnculo"/>
@@ -1805,7 +1805,7 @@
                 <w:noProof/>
                 <w:webHidden/>
               </w:rPr>
-              <w:instrText xml:space="preserve"> PAGEREF _Toc240302713 \h </w:instrText>
+              <w:instrText xml:space="preserve"> PAGEREF _Toc240310346 \h </w:instrText>
             </w:r>
             <w:r>
               <w:rPr>
@@ -1849,7 +1849,7 @@
               <w14:ligatures w14:val="standardContextual"/>
             </w:rPr>
           </w:pPr>
-          <w:hyperlink w:anchor="_Toc240302714" w:history="1">
+          <w:hyperlink w:anchor="_Toc240310347" w:history="1">
             <w:r>
               <w:rPr>
                 <w:rStyle w:val="Hipervnculo"/>
@@ -1876,7 +1876,7 @@
                 <w:noProof/>
                 <w:webHidden/>
               </w:rPr>
-              <w:instrText xml:space="preserve"> PAGEREF _Toc240302714 \h </w:instrText>
+              <w:instrText xml:space="preserve"> PAGEREF _Toc240310347 \h </w:instrText>
             </w:r>
             <w:r>
               <w:rPr>
@@ -1920,7 +1920,7 @@
               <w14:ligatures w14:val="standardContextual"/>
             </w:rPr>
           </w:pPr>
-          <w:hyperlink w:anchor="_Toc240302715" w:history="1">
+          <w:hyperlink w:anchor="_Toc240310348" w:history="1">
             <w:r>
               <w:rPr>
                 <w:rStyle w:val="Hipervnculo"/>
@@ -1947,7 +1947,7 @@
                 <w:noProof/>
                 <w:webHidden/>
               </w:rPr>
-              <w:instrText xml:space="preserve"> PAGEREF _Toc240302715 \h </w:instrText>
+              <w:instrText xml:space="preserve"> PAGEREF _Toc240310348 \h </w:instrText>
             </w:r>
             <w:r>
               <w:rPr>
@@ -1991,7 +1991,7 @@
               <w14:ligatures w14:val="standardContextual"/>
             </w:rPr>
           </w:pPr>
-          <w:hyperlink w:anchor="_Toc240302716" w:history="1">
+          <w:hyperlink w:anchor="_Toc240310349" w:history="1">
             <w:r>
               <w:rPr>
                 <w:rStyle w:val="Hipervnculo"/>
@@ -2018,7 +2018,7 @@
                 <w:noProof/>
                 <w:webHidden/>
               </w:rPr>
-              <w:instrText xml:space="preserve"> PAGEREF _Toc240302716 \h </w:instrText>
+              <w:instrText xml:space="preserve"> PAGEREF _Toc240310349 \h </w:instrText>
             </w:r>
             <w:r>
               <w:rPr>
@@ -2062,7 +2062,7 @@
               <w14:ligatures w14:val="standardContextual"/>
             </w:rPr>
           </w:pPr>
-          <w:hyperlink w:anchor="_Toc240302717" w:history="1">
+          <w:hyperlink w:anchor="_Toc240310350" w:history="1">
             <w:r>
               <w:rPr>
                 <w:rStyle w:val="Hipervnculo"/>
@@ -2089,7 +2089,7 @@
                 <w:noProof/>
                 <w:webHidden/>
               </w:rPr>
-              <w:instrText xml:space="preserve"> PAGEREF _Toc240302717 \h </w:instrText>
+              <w:instrText xml:space="preserve"> PAGEREF _Toc240310350 \h </w:instrText>
             </w:r>
             <w:r>
               <w:rPr>
@@ -2133,7 +2133,7 @@
               <w14:ligatures w14:val="standardContextual"/>
             </w:rPr>
           </w:pPr>
-          <w:hyperlink w:anchor="_Toc240302718" w:history="1">
+          <w:hyperlink w:anchor="_Toc240310351" w:history="1">
             <w:r>
               <w:rPr>
                 <w:rStyle w:val="Hipervnculo"/>
@@ -2160,7 +2160,7 @@
                 <w:noProof/>
                 <w:webHidden/>
               </w:rPr>
-              <w:instrText xml:space="preserve"> PAGEREF _Toc240302718 \h </w:instrText>
+              <w:instrText xml:space="preserve"> PAGEREF _Toc240310351 \h </w:instrText>
             </w:r>
             <w:r>
               <w:rPr>
@@ -2204,7 +2204,7 @@
               <w14:ligatures w14:val="standardContextual"/>
             </w:rPr>
           </w:pPr>
-          <w:hyperlink w:anchor="_Toc240302719" w:history="1">
+          <w:hyperlink w:anchor="_Toc240310352" w:history="1">
             <w:r>
               <w:rPr>
                 <w:rStyle w:val="Hipervnculo"/>
@@ -2231,7 +2231,7 @@
                 <w:noProof/>
                 <w:webHidden/>
               </w:rPr>
-              <w:instrText xml:space="preserve"> PAGEREF _Toc240302719 \h </w:instrText>
+              <w:instrText xml:space="preserve"> PAGEREF _Toc240310352 \h </w:instrText>
             </w:r>
             <w:r>
               <w:rPr>
@@ -2275,7 +2275,7 @@
               <w14:ligatures w14:val="standardContextual"/>
             </w:rPr>
           </w:pPr>
-          <w:hyperlink w:anchor="_Toc240302720" w:history="1">
+          <w:hyperlink w:anchor="_Toc240310353" w:history="1">
             <w:r>
               <w:rPr>
                 <w:rStyle w:val="Hipervnculo"/>
@@ -2302,7 +2302,7 @@
                 <w:noProof/>
                 <w:webHidden/>
               </w:rPr>
-              <w:instrText xml:space="preserve"> PAGEREF _Toc240302720 \h </w:instrText>
+              <w:instrText xml:space="preserve"> PAGEREF _Toc240310353 \h </w:instrText>
             </w:r>
             <w:r>
               <w:rPr>
@@ -2346,7 +2346,7 @@
               <w14:ligatures w14:val="standardContextual"/>
             </w:rPr>
           </w:pPr>
-          <w:hyperlink w:anchor="_Toc240302721" w:history="1">
+          <w:hyperlink w:anchor="_Toc240310354" w:history="1">
             <w:r>
               <w:rPr>
                 <w:rStyle w:val="Hipervnculo"/>
@@ -2373,7 +2373,7 @@
                 <w:noProof/>
                 <w:webHidden/>
               </w:rPr>
-              <w:instrText xml:space="preserve"> PAGEREF _Toc240302721 \h </w:instrText>
+              <w:instrText xml:space="preserve"> PAGEREF _Toc240310354 \h </w:instrText>
             </w:r>
             <w:r>
               <w:rPr>
@@ -2417,7 +2417,7 @@
               <w14:ligatures w14:val="standardContextual"/>
             </w:rPr>
           </w:pPr>
-          <w:hyperlink w:anchor="_Toc240302722" w:history="1">
+          <w:hyperlink w:anchor="_Toc240310355" w:history="1">
             <w:r>
               <w:rPr>
                 <w:rStyle w:val="Hipervnculo"/>
@@ -2444,7 +2444,7 @@
                 <w:noProof/>
                 <w:webHidden/>
               </w:rPr>
-              <w:instrText xml:space="preserve"> PAGEREF _Toc240302722 \h </w:instrText>
+              <w:instrText xml:space="preserve"> PAGEREF _Toc240310355 \h </w:instrText>
             </w:r>
             <w:r>
               <w:rPr>
@@ -2488,7 +2488,7 @@
               <w14:ligatures w14:val="standardContextual"/>
             </w:rPr>
           </w:pPr>
-          <w:hyperlink w:anchor="_Toc240302723" w:history="1">
+          <w:hyperlink w:anchor="_Toc240310356" w:history="1">
             <w:r>
               <w:rPr>
                 <w:rStyle w:val="Hipervnculo"/>
@@ -2515,7 +2515,7 @@
                 <w:noProof/>
                 <w:webHidden/>
               </w:rPr>
-              <w:instrText xml:space="preserve"> PAGEREF _Toc240302723 \h </w:instrText>
+              <w:instrText xml:space="preserve"> PAGEREF _Toc240310356 \h </w:instrText>
             </w:r>
             <w:r>
               <w:rPr>
@@ -2559,7 +2559,7 @@
               <w14:ligatures w14:val="standardContextual"/>
             </w:rPr>
           </w:pPr>
-          <w:hyperlink w:anchor="_Toc240302724" w:history="1">
+          <w:hyperlink w:anchor="_Toc240310357" w:history="1">
             <w:r>
               <w:rPr>
                 <w:rStyle w:val="Hipervnculo"/>
@@ -2586,7 +2586,7 @@
                 <w:noProof/>
                 <w:webHidden/>
               </w:rPr>
-              <w:instrText xml:space="preserve"> PAGEREF _Toc240302724 \h </w:instrText>
+              <w:instrText xml:space="preserve"> PAGEREF _Toc240310357 \h </w:instrText>
             </w:r>
             <w:r>
               <w:rPr>
@@ -2630,7 +2630,7 @@
               <w14:ligatures w14:val="standardContextual"/>
             </w:rPr>
           </w:pPr>
-          <w:hyperlink w:anchor="_Toc240302725" w:history="1">
+          <w:hyperlink w:anchor="_Toc240310358" w:history="1">
             <w:r>
               <w:rPr>
                 <w:rStyle w:val="Hipervnculo"/>
@@ -2657,7 +2657,7 @@
                 <w:noProof/>
                 <w:webHidden/>
               </w:rPr>
-              <w:instrText xml:space="preserve"> PAGEREF _Toc240302725 \h </w:instrText>
+              <w:instrText xml:space="preserve"> PAGEREF _Toc240310358 \h </w:instrText>
             </w:r>
             <w:r>
               <w:rPr>
@@ -2701,7 +2701,7 @@
               <w14:ligatures w14:val="standardContextual"/>
             </w:rPr>
           </w:pPr>
-          <w:hyperlink w:anchor="_Toc240302726" w:history="1">
+          <w:hyperlink w:anchor="_Toc240310359" w:history="1">
             <w:r>
               <w:rPr>
                 <w:rStyle w:val="Hipervnculo"/>
@@ -2728,7 +2728,7 @@
                 <w:noProof/>
                 <w:webHidden/>
               </w:rPr>
-              <w:instrText xml:space="preserve"> PAGEREF _Toc240302726 \h </w:instrText>
+              <w:instrText xml:space="preserve"> PAGEREF _Toc240310359 \h </w:instrText>
             </w:r>
             <w:r>
               <w:rPr>
@@ -2772,7 +2772,7 @@
               <w14:ligatures w14:val="standardContextual"/>
             </w:rPr>
           </w:pPr>
-          <w:hyperlink w:anchor="_Toc240302727" w:history="1">
+          <w:hyperlink w:anchor="_Toc240310360" w:history="1">
             <w:r>
               <w:rPr>
                 <w:rStyle w:val="Hipervnculo"/>
@@ -2799,7 +2799,7 @@
                 <w:noProof/>
                 <w:webHidden/>
               </w:rPr>
-              <w:instrText xml:space="preserve"> PAGEREF _Toc240302727 \h </w:instrText>
+              <w:instrText xml:space="preserve"> PAGEREF _Toc240310360 \h </w:instrText>
             </w:r>
             <w:r>
               <w:rPr>
@@ -2843,7 +2843,7 @@
               <w14:ligatures w14:val="standardContextual"/>
             </w:rPr>
           </w:pPr>
-          <w:hyperlink w:anchor="_Toc240302728" w:history="1">
+          <w:hyperlink w:anchor="_Toc240310361" w:history="1">
             <w:r>
               <w:rPr>
                 <w:rStyle w:val="Hipervnculo"/>
@@ -2870,7 +2870,7 @@
                 <w:noProof/>
                 <w:webHidden/>
               </w:rPr>
-              <w:instrText xml:space="preserve"> PAGEREF _Toc240302728 \h </w:instrText>
+              <w:instrText xml:space="preserve"> PAGEREF _Toc240310361 \h </w:instrText>
             </w:r>
             <w:r>
               <w:rPr>
@@ -2914,7 +2914,7 @@
               <w14:ligatures w14:val="standardContextual"/>
             </w:rPr>
           </w:pPr>
-          <w:hyperlink w:anchor="_Toc240302729" w:history="1">
+          <w:hyperlink w:anchor="_Toc240310362" w:history="1">
             <w:r>
               <w:rPr>
                 <w:rStyle w:val="Hipervnculo"/>
@@ -2941,7 +2941,7 @@
                 <w:noProof/>
                 <w:webHidden/>
               </w:rPr>
-              <w:instrText xml:space="preserve"> PAGEREF _Toc240302729 \h </w:instrText>
+              <w:instrText xml:space="preserve"> PAGEREF _Toc240310362 \h </w:instrText>
             </w:r>
             <w:r>
               <w:rPr>
@@ -2985,7 +2985,7 @@
               <w14:ligatures w14:val="standardContextual"/>
             </w:rPr>
           </w:pPr>
-          <w:hyperlink w:anchor="_Toc240302730" w:history="1">
+          <w:hyperlink w:anchor="_Toc240310363" w:history="1">
             <w:r>
               <w:rPr>
                 <w:rStyle w:val="Hipervnculo"/>
@@ -3012,7 +3012,7 @@
                 <w:noProof/>
                 <w:webHidden/>
               </w:rPr>
-              <w:instrText xml:space="preserve"> PAGEREF _Toc240302730 \h </w:instrText>
+              <w:instrText xml:space="preserve"> PAGEREF _Toc240310363 \h </w:instrText>
             </w:r>
             <w:r>
               <w:rPr>
@@ -3056,7 +3056,7 @@
               <w14:ligatures w14:val="standardContextual"/>
             </w:rPr>
           </w:pPr>
-          <w:hyperlink w:anchor="_Toc240302731" w:history="1">
+          <w:hyperlink w:anchor="_Toc240310364" w:history="1">
             <w:r>
               <w:rPr>
                 <w:rStyle w:val="Hipervnculo"/>
@@ -3083,7 +3083,7 @@
                 <w:noProof/>
                 <w:webHidden/>
               </w:rPr>
-              <w:instrText xml:space="preserve"> PAGEREF _Toc240302731 \h </w:instrText>
+              <w:instrText xml:space="preserve"> PAGEREF _Toc240310364 \h </w:instrText>
             </w:r>
             <w:r>
               <w:rPr>
@@ -3127,7 +3127,7 @@
               <w14:ligatures w14:val="standardContextual"/>
             </w:rPr>
           </w:pPr>
-          <w:hyperlink w:anchor="_Toc240302732" w:history="1">
+          <w:hyperlink w:anchor="_Toc240310365" w:history="1">
             <w:r>
               <w:rPr>
                 <w:rStyle w:val="Hipervnculo"/>
@@ -3154,7 +3154,7 @@
                 <w:noProof/>
                 <w:webHidden/>
               </w:rPr>
-              <w:instrText xml:space="preserve"> PAGEREF _Toc240302732 \h </w:instrText>
+              <w:instrText xml:space="preserve"> PAGEREF _Toc240310365 \h </w:instrText>
             </w:r>
             <w:r>
               <w:rPr>
@@ -3198,7 +3198,7 @@
               <w14:ligatures w14:val="standardContextual"/>
             </w:rPr>
           </w:pPr>
-          <w:hyperlink w:anchor="_Toc240302733" w:history="1">
+          <w:hyperlink w:anchor="_Toc240310366" w:history="1">
             <w:r>
               <w:rPr>
                 <w:rStyle w:val="Hipervnculo"/>
@@ -3225,7 +3225,7 @@
                 <w:noProof/>
                 <w:webHidden/>
               </w:rPr>
-              <w:instrText xml:space="preserve"> PAGEREF _Toc240302733 \h </w:instrText>
+              <w:instrText xml:space="preserve"> PAGEREF _Toc240310366 \h </w:instrText>
             </w:r>
             <w:r>
               <w:rPr>
@@ -3269,7 +3269,7 @@
               <w14:ligatures w14:val="standardContextual"/>
             </w:rPr>
           </w:pPr>
-          <w:hyperlink w:anchor="_Toc240302734" w:history="1">
+          <w:hyperlink w:anchor="_Toc240310367" w:history="1">
             <w:r>
               <w:rPr>
                 <w:rStyle w:val="Hipervnculo"/>
@@ -3296,7 +3296,7 @@
                 <w:noProof/>
                 <w:webHidden/>
               </w:rPr>
-              <w:instrText xml:space="preserve"> PAGEREF _Toc240302734 \h </w:instrText>
+              <w:instrText xml:space="preserve"> PAGEREF _Toc240310367 \h </w:instrText>
             </w:r>
             <w:r>
               <w:rPr>
@@ -3340,7 +3340,7 @@
               <w14:ligatures w14:val="standardContextual"/>
             </w:rPr>
           </w:pPr>
-          <w:hyperlink w:anchor="_Toc240302735" w:history="1">
+          <w:hyperlink w:anchor="_Toc240310368" w:history="1">
             <w:r>
               <w:rPr>
                 <w:rStyle w:val="Hipervnculo"/>
@@ -3367,7 +3367,7 @@
                 <w:noProof/>
                 <w:webHidden/>
               </w:rPr>
-              <w:instrText xml:space="preserve"> PAGEREF _Toc240302735 \h </w:instrText>
+              <w:instrText xml:space="preserve"> PAGEREF _Toc240310368 \h </w:instrText>
             </w:r>
             <w:r>
               <w:rPr>
@@ -3411,7 +3411,7 @@
               <w14:ligatures w14:val="standardContextual"/>
             </w:rPr>
           </w:pPr>
-          <w:hyperlink w:anchor="_Toc240302736" w:history="1">
+          <w:hyperlink w:anchor="_Toc240310369" w:history="1">
             <w:r>
               <w:rPr>
                 <w:rStyle w:val="Hipervnculo"/>
@@ -3438,7 +3438,7 @@
                 <w:noProof/>
                 <w:webHidden/>
               </w:rPr>
-              <w:instrText xml:space="preserve"> PAGEREF _Toc240302736 \h </w:instrText>
+              <w:instrText xml:space="preserve"> PAGEREF _Toc240310369 \h </w:instrText>
             </w:r>
             <w:r>
               <w:rPr>
@@ -3482,7 +3482,7 @@
               <w14:ligatures w14:val="standardContextual"/>
             </w:rPr>
           </w:pPr>
-          <w:hyperlink w:anchor="_Toc240302737" w:history="1">
+          <w:hyperlink w:anchor="_Toc240310370" w:history="1">
             <w:r>
               <w:rPr>
                 <w:rStyle w:val="Hipervnculo"/>
@@ -3509,7 +3509,7 @@
                 <w:noProof/>
                 <w:webHidden/>
               </w:rPr>
-              <w:instrText xml:space="preserve"> PAGEREF _Toc240302737 \h </w:instrText>
+              <w:instrText xml:space="preserve"> PAGEREF _Toc240310370 \h </w:instrText>
             </w:r>
             <w:r>
               <w:rPr>
@@ -3553,7 +3553,7 @@
               <w14:ligatures w14:val="standardContextual"/>
             </w:rPr>
           </w:pPr>
-          <w:hyperlink w:anchor="_Toc240302738" w:history="1">
+          <w:hyperlink w:anchor="_Toc240310371" w:history="1">
             <w:r>
               <w:rPr>
                 <w:rStyle w:val="Hipervnculo"/>
@@ -3580,7 +3580,7 @@
                 <w:noProof/>
                 <w:webHidden/>
               </w:rPr>
-              <w:instrText xml:space="preserve"> PAGEREF _Toc240302738 \h </w:instrText>
+              <w:instrText xml:space="preserve"> PAGEREF _Toc240310371 \h </w:instrText>
             </w:r>
             <w:r>
               <w:rPr>
@@ -3624,7 +3624,7 @@
               <w14:ligatures w14:val="standardContextual"/>
             </w:rPr>
           </w:pPr>
-          <w:hyperlink w:anchor="_Toc240302739" w:history="1">
+          <w:hyperlink w:anchor="_Toc240310372" w:history="1">
             <w:r>
               <w:rPr>
                 <w:rStyle w:val="Hipervnculo"/>
@@ -3651,7 +3651,7 @@
                 <w:noProof/>
                 <w:webHidden/>
               </w:rPr>
-              <w:instrText xml:space="preserve"> PAGEREF _Toc240302739 \h </w:instrText>
+              <w:instrText xml:space="preserve"> PAGEREF _Toc240310372 \h </w:instrText>
             </w:r>
             <w:r>
               <w:rPr>
@@ -3695,7 +3695,7 @@
               <w14:ligatures w14:val="standardContextual"/>
             </w:rPr>
           </w:pPr>
-          <w:hyperlink w:anchor="_Toc240302740" w:history="1">
+          <w:hyperlink w:anchor="_Toc240310373" w:history="1">
             <w:r>
               <w:rPr>
                 <w:rStyle w:val="Hipervnculo"/>
@@ -3722,7 +3722,7 @@
                 <w:noProof/>
                 <w:webHidden/>
               </w:rPr>
-              <w:instrText xml:space="preserve"> PAGEREF _Toc240302740 \h </w:instrText>
+              <w:instrText xml:space="preserve"> PAGEREF _Toc240310373 \h </w:instrText>
             </w:r>
             <w:r>
               <w:rPr>
@@ -3766,7 +3766,7 @@
               <w14:ligatures w14:val="standardContextual"/>
             </w:rPr>
           </w:pPr>
-          <w:hyperlink w:anchor="_Toc240302741" w:history="1">
+          <w:hyperlink w:anchor="_Toc240310374" w:history="1">
             <w:r>
               <w:rPr>
                 <w:rStyle w:val="Hipervnculo"/>
@@ -3793,7 +3793,7 @@
                 <w:noProof/>
                 <w:webHidden/>
               </w:rPr>
-              <w:instrText xml:space="preserve"> PAGEREF _Toc240302741 \h </w:instrText>
+              <w:instrText xml:space="preserve"> PAGEREF _Toc240310374 \h </w:instrText>
             </w:r>
             <w:r>
               <w:rPr>
@@ -3837,7 +3837,7 @@
               <w14:ligatures w14:val="standardContextual"/>
             </w:rPr>
           </w:pPr>
-          <w:hyperlink w:anchor="_Toc240302742" w:history="1">
+          <w:hyperlink w:anchor="_Toc240310375" w:history="1">
             <w:r>
               <w:rPr>
                 <w:rStyle w:val="Hipervnculo"/>
@@ -3864,7 +3864,7 @@
                 <w:noProof/>
                 <w:webHidden/>
               </w:rPr>
-              <w:instrText xml:space="preserve"> PAGEREF _Toc240302742 \h </w:instrText>
+              <w:instrText xml:space="preserve"> PAGEREF _Toc240310375 \h </w:instrText>
             </w:r>
             <w:r>
               <w:rPr>
@@ -3908,7 +3908,7 @@
               <w14:ligatures w14:val="standardContextual"/>
             </w:rPr>
           </w:pPr>
-          <w:hyperlink w:anchor="_Toc240302743" w:history="1">
+          <w:hyperlink w:anchor="_Toc240310376" w:history="1">
             <w:r>
               <w:rPr>
                 <w:rStyle w:val="Hipervnculo"/>
@@ -3935,7 +3935,7 @@
                 <w:noProof/>
                 <w:webHidden/>
               </w:rPr>
-              <w:instrText xml:space="preserve"> PAGEREF _Toc240302743 \h </w:instrText>
+              <w:instrText xml:space="preserve"> PAGEREF _Toc240310376 \h </w:instrText>
             </w:r>
             <w:r>
               <w:rPr>
@@ -3979,7 +3979,7 @@
               <w14:ligatures w14:val="standardContextual"/>
             </w:rPr>
           </w:pPr>
-          <w:hyperlink w:anchor="_Toc240302744" w:history="1">
+          <w:hyperlink w:anchor="_Toc240310377" w:history="1">
             <w:r>
               <w:rPr>
                 <w:rStyle w:val="Hipervnculo"/>
@@ -4006,7 +4006,7 @@
                 <w:noProof/>
                 <w:webHidden/>
               </w:rPr>
-              <w:instrText xml:space="preserve"> PAGEREF _Toc240302744 \h </w:instrText>
+              <w:instrText xml:space="preserve"> PAGEREF _Toc240310377 \h </w:instrText>
             </w:r>
             <w:r>
               <w:rPr>
@@ -4050,7 +4050,7 @@
               <w14:ligatures w14:val="standardContextual"/>
             </w:rPr>
           </w:pPr>
-          <w:hyperlink w:anchor="_Toc240302745" w:history="1">
+          <w:hyperlink w:anchor="_Toc240310378" w:history="1">
             <w:r>
               <w:rPr>
                 <w:rStyle w:val="Hipervnculo"/>
@@ -4077,7 +4077,7 @@
                 <w:noProof/>
                 <w:webHidden/>
               </w:rPr>
-              <w:instrText xml:space="preserve"> PAGEREF _Toc240302745 \h </w:instrText>
+              <w:instrText xml:space="preserve"> PAGEREF _Toc240310378 \h </w:instrText>
             </w:r>
             <w:r>
               <w:rPr>
@@ -4121,7 +4121,7 @@
               <w14:ligatures w14:val="standardContextual"/>
             </w:rPr>
           </w:pPr>
-          <w:hyperlink w:anchor="_Toc240302746" w:history="1">
+          <w:hyperlink w:anchor="_Toc240310379" w:history="1">
             <w:r>
               <w:rPr>
                 <w:rStyle w:val="Hipervnculo"/>
@@ -4148,7 +4148,7 @@
                 <w:noProof/>
                 <w:webHidden/>
               </w:rPr>
-              <w:instrText xml:space="preserve"> PAGEREF _Toc240302746 \h </w:instrText>
+              <w:instrText xml:space="preserve"> PAGEREF _Toc240310379 \h </w:instrText>
             </w:r>
             <w:r>
               <w:rPr>
@@ -4192,7 +4192,7 @@
               <w14:ligatures w14:val="standardContextual"/>
             </w:rPr>
           </w:pPr>
-          <w:hyperlink w:anchor="_Toc240302747" w:history="1">
+          <w:hyperlink w:anchor="_Toc240310380" w:history="1">
             <w:r>
               <w:rPr>
                 <w:rStyle w:val="Hipervnculo"/>
@@ -4219,7 +4219,7 @@
                 <w:noProof/>
                 <w:webHidden/>
               </w:rPr>
-              <w:instrText xml:space="preserve"> PAGEREF _Toc240302747 \h </w:instrText>
+              <w:instrText xml:space="preserve"> PAGEREF _Toc240310380 \h </w:instrText>
             </w:r>
             <w:r>
               <w:rPr>
@@ -4263,7 +4263,7 @@
               <w14:ligatures w14:val="standardContextual"/>
             </w:rPr>
           </w:pPr>
-          <w:hyperlink w:anchor="_Toc240302748" w:history="1">
+          <w:hyperlink w:anchor="_Toc240310381" w:history="1">
             <w:r>
               <w:rPr>
                 <w:rStyle w:val="Hipervnculo"/>
@@ -4290,7 +4290,7 @@
                 <w:noProof/>
                 <w:webHidden/>
               </w:rPr>
-              <w:instrText xml:space="preserve"> PAGEREF _Toc240302748 \h </w:instrText>
+              <w:instrText xml:space="preserve"> PAGEREF _Toc240310381 \h </w:instrText>
             </w:r>
             <w:r>
               <w:rPr>
@@ -4334,7 +4334,7 @@
               <w14:ligatures w14:val="standardContextual"/>
             </w:rPr>
           </w:pPr>
-          <w:hyperlink w:anchor="_Toc240302749" w:history="1">
+          <w:hyperlink w:anchor="_Toc240310382" w:history="1">
             <w:r>
               <w:rPr>
                 <w:rStyle w:val="Hipervnculo"/>
@@ -4361,7 +4361,7 @@
                 <w:noProof/>
                 <w:webHidden/>
               </w:rPr>
-              <w:instrText xml:space="preserve"> PAGEREF _Toc240302749 \h </w:instrText>
+              <w:instrText xml:space="preserve"> PAGEREF _Toc240310382 \h </w:instrText>
             </w:r>
             <w:r>
               <w:rPr>
@@ -4405,7 +4405,7 @@
               <w14:ligatures w14:val="standardContextual"/>
             </w:rPr>
           </w:pPr>
-          <w:hyperlink w:anchor="_Toc240302750" w:history="1">
+          <w:hyperlink w:anchor="_Toc240310383" w:history="1">
             <w:r>
               <w:rPr>
                 <w:rStyle w:val="Hipervnculo"/>
@@ -4432,7 +4432,7 @@
                 <w:noProof/>
                 <w:webHidden/>
               </w:rPr>
-              <w:instrText xml:space="preserve"> PAGEREF _Toc240302750 \h </w:instrText>
+              <w:instrText xml:space="preserve"> PAGEREF _Toc240310383 \h </w:instrText>
             </w:r>
             <w:r>
               <w:rPr>
@@ -4476,7 +4476,7 @@
               <w14:ligatures w14:val="standardContextual"/>
             </w:rPr>
           </w:pPr>
-          <w:hyperlink w:anchor="_Toc240302751" w:history="1">
+          <w:hyperlink w:anchor="_Toc240310384" w:history="1">
             <w:r>
               <w:rPr>
                 <w:rStyle w:val="Hipervnculo"/>
@@ -4503,7 +4503,7 @@
                 <w:noProof/>
                 <w:webHidden/>
               </w:rPr>
-              <w:instrText xml:space="preserve"> PAGEREF _Toc240302751 \h </w:instrText>
+              <w:instrText xml:space="preserve"> PAGEREF _Toc240310384 \h </w:instrText>
             </w:r>
             <w:r>
               <w:rPr>
@@ -4547,7 +4547,7 @@
               <w14:ligatures w14:val="standardContextual"/>
             </w:rPr>
           </w:pPr>
-          <w:hyperlink w:anchor="_Toc240302752" w:history="1">
+          <w:hyperlink w:anchor="_Toc240310385" w:history="1">
             <w:r>
               <w:rPr>
                 <w:rStyle w:val="Hipervnculo"/>
@@ -4574,7 +4574,7 @@
                 <w:noProof/>
                 <w:webHidden/>
               </w:rPr>
-              <w:instrText xml:space="preserve"> PAGEREF _Toc240302752 \h </w:instrText>
+              <w:instrText xml:space="preserve"> PAGEREF _Toc240310385 \h </w:instrText>
             </w:r>
             <w:r>
               <w:rPr>
@@ -4618,7 +4618,7 @@
               <w14:ligatures w14:val="standardContextual"/>
             </w:rPr>
           </w:pPr>
-          <w:hyperlink w:anchor="_Toc240302753" w:history="1">
+          <w:hyperlink w:anchor="_Toc240310386" w:history="1">
             <w:r>
               <w:rPr>
                 <w:rStyle w:val="Hipervnculo"/>
@@ -4645,7 +4645,7 @@
                 <w:noProof/>
                 <w:webHidden/>
               </w:rPr>
-              <w:instrText xml:space="preserve"> PAGEREF _Toc240302753 \h </w:instrText>
+              <w:instrText xml:space="preserve"> PAGEREF _Toc240310386 \h </w:instrText>
             </w:r>
             <w:r>
               <w:rPr>
@@ -4689,7 +4689,7 @@
               <w14:ligatures w14:val="standardContextual"/>
             </w:rPr>
           </w:pPr>
-          <w:hyperlink w:anchor="_Toc240302754" w:history="1">
+          <w:hyperlink w:anchor="_Toc240310387" w:history="1">
             <w:r>
               <w:rPr>
                 <w:rStyle w:val="Hipervnculo"/>
@@ -4716,7 +4716,7 @@
                 <w:noProof/>
                 <w:webHidden/>
               </w:rPr>
-              <w:instrText xml:space="preserve"> PAGEREF _Toc240302754 \h </w:instrText>
+              <w:instrText xml:space="preserve"> PAGEREF _Toc240310387 \h </w:instrText>
             </w:r>
             <w:r>
               <w:rPr>
@@ -4760,7 +4760,7 @@
               <w14:ligatures w14:val="standardContextual"/>
             </w:rPr>
           </w:pPr>
-          <w:hyperlink w:anchor="_Toc240302755" w:history="1">
+          <w:hyperlink w:anchor="_Toc240310388" w:history="1">
             <w:r>
               <w:rPr>
                 <w:rStyle w:val="Hipervnculo"/>
@@ -4787,7 +4787,7 @@
                 <w:noProof/>
                 <w:webHidden/>
               </w:rPr>
-              <w:instrText xml:space="preserve"> PAGEREF _Toc240302755 \h </w:instrText>
+              <w:instrText xml:space="preserve"> PAGEREF _Toc240310388 \h </w:instrText>
             </w:r>
             <w:r>
               <w:rPr>
@@ -4831,7 +4831,7 @@
               <w14:ligatures w14:val="standardContextual"/>
             </w:rPr>
           </w:pPr>
-          <w:hyperlink w:anchor="_Toc240302756" w:history="1">
+          <w:hyperlink w:anchor="_Toc240310389" w:history="1">
             <w:r>
               <w:rPr>
                 <w:rStyle w:val="Hipervnculo"/>
@@ -4858,7 +4858,7 @@
                 <w:noProof/>
                 <w:webHidden/>
               </w:rPr>
-              <w:instrText xml:space="preserve"> PAGEREF _Toc240302756 \h </w:instrText>
+              <w:instrText xml:space="preserve"> PAGEREF _Toc240310389 \h </w:instrText>
             </w:r>
             <w:r>
               <w:rPr>
@@ -4902,7 +4902,7 @@
               <w14:ligatures w14:val="standardContextual"/>
             </w:rPr>
           </w:pPr>
-          <w:hyperlink w:anchor="_Toc240302757" w:history="1">
+          <w:hyperlink w:anchor="_Toc240310390" w:history="1">
             <w:r>
               <w:rPr>
                 <w:rStyle w:val="Hipervnculo"/>
@@ -4929,7 +4929,7 @@
                 <w:noProof/>
                 <w:webHidden/>
               </w:rPr>
-              <w:instrText xml:space="preserve"> PAGEREF _Toc240302757 \h </w:instrText>
+              <w:instrText xml:space="preserve"> PAGEREF _Toc240310390 \h </w:instrText>
             </w:r>
             <w:r>
               <w:rPr>
@@ -4973,7 +4973,7 @@
               <w14:ligatures w14:val="standardContextual"/>
             </w:rPr>
           </w:pPr>
-          <w:hyperlink w:anchor="_Toc240302758" w:history="1">
+          <w:hyperlink w:anchor="_Toc240310391" w:history="1">
             <w:r>
               <w:rPr>
                 <w:rStyle w:val="Hipervnculo"/>
@@ -5000,7 +5000,7 @@
                 <w:noProof/>
                 <w:webHidden/>
               </w:rPr>
-              <w:instrText xml:space="preserve"> PAGEREF _Toc240302758 \h </w:instrText>
+              <w:instrText xml:space="preserve"> PAGEREF _Toc240310391 \h </w:instrText>
             </w:r>
             <w:r>
               <w:rPr>
@@ -5044,7 +5044,7 @@
               <w14:ligatures w14:val="standardContextual"/>
             </w:rPr>
           </w:pPr>
-          <w:hyperlink w:anchor="_Toc240302759" w:history="1">
+          <w:hyperlink w:anchor="_Toc240310392" w:history="1">
             <w:r>
               <w:rPr>
                 <w:rStyle w:val="Hipervnculo"/>
@@ -5071,7 +5071,7 @@
                 <w:noProof/>
                 <w:webHidden/>
               </w:rPr>
-              <w:instrText xml:space="preserve"> PAGEREF _Toc240302759 \h </w:instrText>
+              <w:instrText xml:space="preserve"> PAGEREF _Toc240310392 \h </w:instrText>
             </w:r>
             <w:r>
               <w:rPr>
@@ -5115,7 +5115,7 @@
               <w14:ligatures w14:val="standardContextual"/>
             </w:rPr>
           </w:pPr>
-          <w:hyperlink w:anchor="_Toc240302760" w:history="1">
+          <w:hyperlink w:anchor="_Toc240310393" w:history="1">
             <w:r>
               <w:rPr>
                 <w:rStyle w:val="Hipervnculo"/>
@@ -5142,7 +5142,7 @@
                 <w:noProof/>
                 <w:webHidden/>
               </w:rPr>
-              <w:instrText xml:space="preserve"> PAGEREF _Toc240302760 \h </w:instrText>
+              <w:instrText xml:space="preserve"> PAGEREF _Toc240310393 \h </w:instrText>
             </w:r>
             <w:r>
               <w:rPr>
@@ -5186,7 +5186,7 @@
               <w14:ligatures w14:val="standardContextual"/>
             </w:rPr>
           </w:pPr>
-          <w:hyperlink w:anchor="_Toc240302761" w:history="1">
+          <w:hyperlink w:anchor="_Toc240310394" w:history="1">
             <w:r>
               <w:rPr>
                 <w:rStyle w:val="Hipervnculo"/>
@@ -5213,7 +5213,7 @@
                 <w:noProof/>
                 <w:webHidden/>
               </w:rPr>
-              <w:instrText xml:space="preserve"> PAGEREF _Toc240302761 \h </w:instrText>
+              <w:instrText xml:space="preserve"> PAGEREF _Toc240310394 \h </w:instrText>
             </w:r>
             <w:r>
               <w:rPr>
@@ -5257,7 +5257,7 @@
               <w14:ligatures w14:val="standardContextual"/>
             </w:rPr>
           </w:pPr>
-          <w:hyperlink w:anchor="_Toc240302762" w:history="1">
+          <w:hyperlink w:anchor="_Toc240310395" w:history="1">
             <w:r>
               <w:rPr>
                 <w:rStyle w:val="Hipervnculo"/>
@@ -5284,7 +5284,7 @@
                 <w:noProof/>
                 <w:webHidden/>
               </w:rPr>
-              <w:instrText xml:space="preserve"> PAGEREF _Toc240302762 \h </w:instrText>
+              <w:instrText xml:space="preserve"> PAGEREF _Toc240310395 \h </w:instrText>
             </w:r>
             <w:r>
               <w:rPr>
@@ -5328,7 +5328,7 @@
               <w14:ligatures w14:val="standardContextual"/>
             </w:rPr>
           </w:pPr>
-          <w:hyperlink w:anchor="_Toc240302763" w:history="1">
+          <w:hyperlink w:anchor="_Toc240310396" w:history="1">
             <w:r>
               <w:rPr>
                 <w:rStyle w:val="Hipervnculo"/>
@@ -5355,7 +5355,7 @@
                 <w:noProof/>
                 <w:webHidden/>
               </w:rPr>
-              <w:instrText xml:space="preserve"> PAGEREF _Toc240302763 \h </w:instrText>
+              <w:instrText xml:space="preserve"> PAGEREF _Toc240310396 \h </w:instrText>
             </w:r>
             <w:r>
               <w:rPr>
@@ -5399,7 +5399,7 @@
               <w14:ligatures w14:val="standardContextual"/>
             </w:rPr>
           </w:pPr>
-          <w:hyperlink w:anchor="_Toc240302764" w:history="1">
+          <w:hyperlink w:anchor="_Toc240310397" w:history="1">
             <w:r>
               <w:rPr>
                 <w:rStyle w:val="Hipervnculo"/>
@@ -5426,7 +5426,7 @@
                 <w:noProof/>
                 <w:webHidden/>
               </w:rPr>
-              <w:instrText xml:space="preserve"> PAGEREF _Toc240302764 \h </w:instrText>
+              <w:instrText xml:space="preserve"> PAGEREF _Toc240310397 \h </w:instrText>
             </w:r>
             <w:r>
               <w:rPr>
@@ -5470,7 +5470,7 @@
               <w14:ligatures w14:val="standardContextual"/>
             </w:rPr>
           </w:pPr>
-          <w:hyperlink w:anchor="_Toc240302765" w:history="1">
+          <w:hyperlink w:anchor="_Toc240310398" w:history="1">
             <w:r>
               <w:rPr>
                 <w:rStyle w:val="Hipervnculo"/>
@@ -5497,7 +5497,7 @@
                 <w:noProof/>
                 <w:webHidden/>
               </w:rPr>
-              <w:instrText xml:space="preserve"> PAGEREF _Toc240302765 \h </w:instrText>
+              <w:instrText xml:space="preserve"> PAGEREF _Toc240310398 \h </w:instrText>
             </w:r>
             <w:r>
               <w:rPr>
@@ -5541,7 +5541,7 @@
               <w14:ligatures w14:val="standardContextual"/>
             </w:rPr>
           </w:pPr>
-          <w:hyperlink w:anchor="_Toc240302766" w:history="1">
+          <w:hyperlink w:anchor="_Toc240310399" w:history="1">
             <w:r>
               <w:rPr>
                 <w:rStyle w:val="Hipervnculo"/>
@@ -5568,7 +5568,7 @@
                 <w:noProof/>
                 <w:webHidden/>
               </w:rPr>
-              <w:instrText xml:space="preserve"> PAGEREF _Toc240302766 \h </w:instrText>
+              <w:instrText xml:space="preserve"> PAGEREF _Toc240310399 \h </w:instrText>
             </w:r>
             <w:r>
               <w:rPr>
@@ -5612,7 +5612,7 @@
               <w14:ligatures w14:val="standardContextual"/>
             </w:rPr>
           </w:pPr>
-          <w:hyperlink w:anchor="_Toc240302767" w:history="1">
+          <w:hyperlink w:anchor="_Toc240310400" w:history="1">
             <w:r>
               <w:rPr>
                 <w:rStyle w:val="Hipervnculo"/>
@@ -5639,7 +5639,7 @@
                 <w:noProof/>
                 <w:webHidden/>
               </w:rPr>
-              <w:instrText xml:space="preserve"> PAGEREF _Toc240302767 \h </w:instrText>
+              <w:instrText xml:space="preserve"> PAGEREF _Toc240310400 \h </w:instrText>
             </w:r>
             <w:r>
               <w:rPr>
@@ -5683,7 +5683,7 @@
               <w14:ligatures w14:val="standardContextual"/>
             </w:rPr>
           </w:pPr>
-          <w:hyperlink w:anchor="_Toc240302768" w:history="1">
+          <w:hyperlink w:anchor="_Toc240310401" w:history="1">
             <w:r>
               <w:rPr>
                 <w:rStyle w:val="Hipervnculo"/>
@@ -5710,7 +5710,7 @@
                 <w:noProof/>
                 <w:webHidden/>
               </w:rPr>
-              <w:instrText xml:space="preserve"> PAGEREF _Toc240302768 \h </w:instrText>
+              <w:instrText xml:space="preserve"> PAGEREF _Toc240310401 \h </w:instrText>
             </w:r>
             <w:r>
               <w:rPr>
@@ -5754,7 +5754,7 @@
               <w14:ligatures w14:val="standardContextual"/>
             </w:rPr>
           </w:pPr>
-          <w:hyperlink w:anchor="_Toc240302769" w:history="1">
+          <w:hyperlink w:anchor="_Toc240310402" w:history="1">
             <w:r>
               <w:rPr>
                 <w:rStyle w:val="Hipervnculo"/>
@@ -5781,7 +5781,7 @@
                 <w:noProof/>
                 <w:webHidden/>
               </w:rPr>
-              <w:instrText xml:space="preserve"> PAGEREF _Toc240302769 \h </w:instrText>
+              <w:instrText xml:space="preserve"> PAGEREF _Toc240310402 \h </w:instrText>
             </w:r>
             <w:r>
               <w:rPr>
@@ -5825,7 +5825,7 @@
               <w14:ligatures w14:val="standardContextual"/>
             </w:rPr>
           </w:pPr>
-          <w:hyperlink w:anchor="_Toc240302770" w:history="1">
+          <w:hyperlink w:anchor="_Toc240310403" w:history="1">
             <w:r>
               <w:rPr>
                 <w:rStyle w:val="Hipervnculo"/>
@@ -5852,7 +5852,7 @@
                 <w:noProof/>
                 <w:webHidden/>
               </w:rPr>
-              <w:instrText xml:space="preserve"> PAGEREF _Toc240302770 \h </w:instrText>
+              <w:instrText xml:space="preserve"> PAGEREF _Toc240310403 \h </w:instrText>
             </w:r>
             <w:r>
               <w:rPr>
@@ -5896,7 +5896,7 @@
               <w14:ligatures w14:val="standardContextual"/>
             </w:rPr>
           </w:pPr>
-          <w:hyperlink w:anchor="_Toc240302771" w:history="1">
+          <w:hyperlink w:anchor="_Toc240310404" w:history="1">
             <w:r>
               <w:rPr>
                 <w:rStyle w:val="Hipervnculo"/>
@@ -5923,7 +5923,7 @@
                 <w:noProof/>
                 <w:webHidden/>
               </w:rPr>
-              <w:instrText xml:space="preserve"> PAGEREF _Toc240302771 \h </w:instrText>
+              <w:instrText xml:space="preserve"> PAGEREF _Toc240310404 \h </w:instrText>
             </w:r>
             <w:r>
               <w:rPr>
@@ -5967,7 +5967,7 @@
               <w14:ligatures w14:val="standardContextual"/>
             </w:rPr>
           </w:pPr>
-          <w:hyperlink w:anchor="_Toc240302772" w:history="1">
+          <w:hyperlink w:anchor="_Toc240310405" w:history="1">
             <w:r>
               <w:rPr>
                 <w:rStyle w:val="Hipervnculo"/>
@@ -5994,7 +5994,7 @@
                 <w:noProof/>
                 <w:webHidden/>
               </w:rPr>
-              <w:instrText xml:space="preserve"> PAGEREF _Toc240302772 \h </w:instrText>
+              <w:instrText xml:space="preserve"> PAGEREF _Toc240310405 \h </w:instrText>
             </w:r>
             <w:r>
               <w:rPr>
@@ -6038,7 +6038,7 @@
               <w14:ligatures w14:val="standardContextual"/>
             </w:rPr>
           </w:pPr>
-          <w:hyperlink w:anchor="_Toc240302773" w:history="1">
+          <w:hyperlink w:anchor="_Toc240310406" w:history="1">
             <w:r>
               <w:rPr>
                 <w:rStyle w:val="Hipervnculo"/>
@@ -6065,7 +6065,7 @@
                 <w:noProof/>
                 <w:webHidden/>
               </w:rPr>
-              <w:instrText xml:space="preserve"> PAGEREF _Toc240302773 \h </w:instrText>
+              <w:instrText xml:space="preserve"> PAGEREF _Toc240310406 \h </w:instrText>
             </w:r>
             <w:r>
               <w:rPr>
@@ -6109,7 +6109,7 @@
               <w14:ligatures w14:val="standardContextual"/>
             </w:rPr>
           </w:pPr>
-          <w:hyperlink w:anchor="_Toc240302774" w:history="1">
+          <w:hyperlink w:anchor="_Toc240310407" w:history="1">
             <w:r>
               <w:rPr>
                 <w:rStyle w:val="Hipervnculo"/>
@@ -6136,7 +6136,7 @@
                 <w:noProof/>
                 <w:webHidden/>
               </w:rPr>
-              <w:instrText xml:space="preserve"> PAGEREF _Toc240302774 \h </w:instrText>
+              <w:instrText xml:space="preserve"> PAGEREF _Toc240310407 \h </w:instrText>
             </w:r>
             <w:r>
               <w:rPr>
@@ -6180,7 +6180,7 @@
               <w14:ligatures w14:val="standardContextual"/>
             </w:rPr>
           </w:pPr>
-          <w:hyperlink w:anchor="_Toc240302775" w:history="1">
+          <w:hyperlink w:anchor="_Toc240310408" w:history="1">
             <w:r>
               <w:rPr>
                 <w:rStyle w:val="Hipervnculo"/>
@@ -6207,7 +6207,7 @@
                 <w:noProof/>
                 <w:webHidden/>
               </w:rPr>
-              <w:instrText xml:space="preserve"> PAGEREF _Toc240302775 \h </w:instrText>
+              <w:instrText xml:space="preserve"> PAGEREF _Toc240310408 \h </w:instrText>
             </w:r>
             <w:r>
               <w:rPr>
@@ -6251,7 +6251,7 @@
               <w14:ligatures w14:val="standardContextual"/>
             </w:rPr>
           </w:pPr>
-          <w:hyperlink w:anchor="_Toc240302776" w:history="1">
+          <w:hyperlink w:anchor="_Toc240310409" w:history="1">
             <w:r>
               <w:rPr>
                 <w:rStyle w:val="Hipervnculo"/>
@@ -6278,7 +6278,7 @@
                 <w:noProof/>
                 <w:webHidden/>
               </w:rPr>
-              <w:instrText xml:space="preserve"> PAGEREF _Toc240302776 \h </w:instrText>
+              <w:instrText xml:space="preserve"> PAGEREF _Toc240310409 \h </w:instrText>
             </w:r>
             <w:r>
               <w:rPr>
@@ -6322,7 +6322,7 @@
               <w14:ligatures w14:val="standardContextual"/>
             </w:rPr>
           </w:pPr>
-          <w:hyperlink w:anchor="_Toc240302777" w:history="1">
+          <w:hyperlink w:anchor="_Toc240310410" w:history="1">
             <w:r>
               <w:rPr>
                 <w:rStyle w:val="Hipervnculo"/>
@@ -6349,7 +6349,7 @@
                 <w:noProof/>
                 <w:webHidden/>
               </w:rPr>
-              <w:instrText xml:space="preserve"> PAGEREF _Toc240302777 \h </w:instrText>
+              <w:instrText xml:space="preserve"> PAGEREF _Toc240310410 \h </w:instrText>
             </w:r>
             <w:r>
               <w:rPr>
@@ -6393,7 +6393,7 @@
               <w14:ligatures w14:val="standardContextual"/>
             </w:rPr>
           </w:pPr>
-          <w:hyperlink w:anchor="_Toc240302778" w:history="1">
+          <w:hyperlink w:anchor="_Toc240310411" w:history="1">
             <w:r>
               <w:rPr>
                 <w:rStyle w:val="Hipervnculo"/>
@@ -6420,7 +6420,7 @@
                 <w:noProof/>
                 <w:webHidden/>
               </w:rPr>
-              <w:instrText xml:space="preserve"> PAGEREF _Toc240302778 \h </w:instrText>
+              <w:instrText xml:space="preserve"> PAGEREF _Toc240310411 \h </w:instrText>
             </w:r>
             <w:r>
               <w:rPr>
@@ -6464,7 +6464,7 @@
               <w14:ligatures w14:val="standardContextual"/>
             </w:rPr>
           </w:pPr>
-          <w:hyperlink w:anchor="_Toc240302779" w:history="1">
+          <w:hyperlink w:anchor="_Toc240310412" w:history="1">
             <w:r>
               <w:rPr>
                 <w:rStyle w:val="Hipervnculo"/>
@@ -6491,7 +6491,7 @@
                 <w:noProof/>
                 <w:webHidden/>
               </w:rPr>
-              <w:instrText xml:space="preserve"> PAGEREF _Toc240302779 \h </w:instrText>
+              <w:instrText xml:space="preserve"> PAGEREF _Toc240310412 \h </w:instrText>
             </w:r>
             <w:r>
               <w:rPr>
@@ -6535,7 +6535,7 @@
               <w14:ligatures w14:val="standardContextual"/>
             </w:rPr>
           </w:pPr>
-          <w:hyperlink w:anchor="_Toc240302780" w:history="1">
+          <w:hyperlink w:anchor="_Toc240310413" w:history="1">
             <w:r>
               <w:rPr>
                 <w:rStyle w:val="Hipervnculo"/>
@@ -6562,7 +6562,7 @@
                 <w:noProof/>
                 <w:webHidden/>
               </w:rPr>
-              <w:instrText xml:space="preserve"> PAGEREF _Toc240302780 \h </w:instrText>
+              <w:instrText xml:space="preserve"> PAGEREF _Toc240310413 \h </w:instrText>
             </w:r>
             <w:r>
               <w:rPr>
@@ -6606,7 +6606,7 @@
               <w14:ligatures w14:val="standardContextual"/>
             </w:rPr>
           </w:pPr>
-          <w:hyperlink w:anchor="_Toc240302781" w:history="1">
+          <w:hyperlink w:anchor="_Toc240310414" w:history="1">
             <w:r>
               <w:rPr>
                 <w:rStyle w:val="Hipervnculo"/>
@@ -6633,7 +6633,7 @@
                 <w:noProof/>
                 <w:webHidden/>
               </w:rPr>
-              <w:instrText xml:space="preserve"> PAGEREF _Toc240302781 \h </w:instrText>
+              <w:instrText xml:space="preserve"> PAGEREF _Toc240310414 \h </w:instrText>
             </w:r>
             <w:r>
               <w:rPr>
@@ -6677,7 +6677,7 @@
               <w14:ligatures w14:val="standardContextual"/>
             </w:rPr>
           </w:pPr>
-          <w:hyperlink w:anchor="_Toc240302782" w:history="1">
+          <w:hyperlink w:anchor="_Toc240310415" w:history="1">
             <w:r>
               <w:rPr>
                 <w:rStyle w:val="Hipervnculo"/>
@@ -6704,7 +6704,7 @@
                 <w:noProof/>
                 <w:webHidden/>
               </w:rPr>
-              <w:instrText xml:space="preserve"> PAGEREF _Toc240302782 \h </w:instrText>
+              <w:instrText xml:space="preserve"> PAGEREF _Toc240310415 \h </w:instrText>
             </w:r>
             <w:r>
               <w:rPr>
@@ -6748,7 +6748,7 @@
               <w14:ligatures w14:val="standardContextual"/>
             </w:rPr>
           </w:pPr>
-          <w:hyperlink w:anchor="_Toc240302783" w:history="1">
+          <w:hyperlink w:anchor="_Toc240310416" w:history="1">
             <w:r>
               <w:rPr>
                 <w:rStyle w:val="Hipervnculo"/>
@@ -6775,7 +6775,7 @@
                 <w:noProof/>
                 <w:webHidden/>
               </w:rPr>
-              <w:instrText xml:space="preserve"> PAGEREF _Toc240302783 \h </w:instrText>
+              <w:instrText xml:space="preserve"> PAGEREF _Toc240310416 \h </w:instrText>
             </w:r>
             <w:r>
               <w:rPr>
@@ -6819,7 +6819,7 @@
               <w14:ligatures w14:val="standardContextual"/>
             </w:rPr>
           </w:pPr>
-          <w:hyperlink w:anchor="_Toc240302784" w:history="1">
+          <w:hyperlink w:anchor="_Toc240310417" w:history="1">
             <w:r>
               <w:rPr>
                 <w:rStyle w:val="Hipervnculo"/>
@@ -6846,7 +6846,7 @@
                 <w:noProof/>
                 <w:webHidden/>
               </w:rPr>
-              <w:instrText xml:space="preserve"> PAGEREF _Toc240302784 \h </w:instrText>
+              <w:instrText xml:space="preserve"> PAGEREF _Toc240310417 \h </w:instrText>
             </w:r>
             <w:r>
               <w:rPr>
@@ -6890,7 +6890,7 @@
               <w14:ligatures w14:val="standardContextual"/>
             </w:rPr>
           </w:pPr>
-          <w:hyperlink w:anchor="_Toc240302785" w:history="1">
+          <w:hyperlink w:anchor="_Toc240310418" w:history="1">
             <w:r>
               <w:rPr>
                 <w:rStyle w:val="Hipervnculo"/>
@@ -6917,7 +6917,7 @@
                 <w:noProof/>
                 <w:webHidden/>
               </w:rPr>
-              <w:instrText xml:space="preserve"> PAGEREF _Toc240302785 \h </w:instrText>
+              <w:instrText xml:space="preserve"> PAGEREF _Toc240310418 \h </w:instrText>
             </w:r>
             <w:r>
               <w:rPr>
@@ -6961,7 +6961,7 @@
               <w14:ligatures w14:val="standardContextual"/>
             </w:rPr>
           </w:pPr>
-          <w:hyperlink w:anchor="_Toc240302786" w:history="1">
+          <w:hyperlink w:anchor="_Toc240310419" w:history="1">
             <w:r>
               <w:rPr>
                 <w:rStyle w:val="Hipervnculo"/>
@@ -6988,7 +6988,7 @@
                 <w:noProof/>
                 <w:webHidden/>
               </w:rPr>
-              <w:instrText xml:space="preserve"> PAGEREF _Toc240302786 \h </w:instrText>
+              <w:instrText xml:space="preserve"> PAGEREF _Toc240310419 \h </w:instrText>
             </w:r>
             <w:r>
               <w:rPr>
@@ -7032,7 +7032,7 @@
               <w14:ligatures w14:val="standardContextual"/>
             </w:rPr>
           </w:pPr>
-          <w:hyperlink w:anchor="_Toc240302787" w:history="1">
+          <w:hyperlink w:anchor="_Toc240310420" w:history="1">
             <w:r>
               <w:rPr>
                 <w:rStyle w:val="Hipervnculo"/>
@@ -7059,7 +7059,7 @@
                 <w:noProof/>
                 <w:webHidden/>
               </w:rPr>
-              <w:instrText xml:space="preserve"> PAGEREF _Toc240302787 \h </w:instrText>
+              <w:instrText xml:space="preserve"> PAGEREF _Toc240310420 \h </w:instrText>
             </w:r>
             <w:r>
               <w:rPr>
@@ -7103,7 +7103,7 @@
               <w14:ligatures w14:val="standardContextual"/>
             </w:rPr>
           </w:pPr>
-          <w:hyperlink w:anchor="_Toc240302788" w:history="1">
+          <w:hyperlink w:anchor="_Toc240310421" w:history="1">
             <w:r>
               <w:rPr>
                 <w:rStyle w:val="Hipervnculo"/>
@@ -7130,7 +7130,7 @@
                 <w:noProof/>
                 <w:webHidden/>
               </w:rPr>
-              <w:instrText xml:space="preserve"> PAGEREF _Toc240302788 \h </w:instrText>
+              <w:instrText xml:space="preserve"> PAGEREF _Toc240310421 \h </w:instrText>
             </w:r>
             <w:r>
               <w:rPr>
@@ -7174,7 +7174,7 @@
               <w14:ligatures w14:val="standardContextual"/>
             </w:rPr>
           </w:pPr>
-          <w:hyperlink w:anchor="_Toc240302789" w:history="1">
+          <w:hyperlink w:anchor="_Toc240310422" w:history="1">
             <w:r>
               <w:rPr>
                 <w:rStyle w:val="Hipervnculo"/>
@@ -7201,7 +7201,7 @@
                 <w:noProof/>
                 <w:webHidden/>
               </w:rPr>
-              <w:instrText xml:space="preserve"> PAGEREF _Toc240302789 \h </w:instrText>
+              <w:instrText xml:space="preserve"> PAGEREF _Toc240310422 \h </w:instrText>
             </w:r>
             <w:r>
               <w:rPr>
@@ -7245,7 +7245,7 @@
               <w14:ligatures w14:val="standardContextual"/>
             </w:rPr>
           </w:pPr>
-          <w:hyperlink w:anchor="_Toc240302790" w:history="1">
+          <w:hyperlink w:anchor="_Toc240310423" w:history="1">
             <w:r>
               <w:rPr>
                 <w:rStyle w:val="Hipervnculo"/>
@@ -7272,7 +7272,7 @@
                 <w:noProof/>
                 <w:webHidden/>
               </w:rPr>
-              <w:instrText xml:space="preserve"> PAGEREF _Toc240302790 \h </w:instrText>
+              <w:instrText xml:space="preserve"> PAGEREF _Toc240310423 \h </w:instrText>
             </w:r>
             <w:r>
               <w:rPr>
@@ -7316,7 +7316,7 @@
               <w14:ligatures w14:val="standardContextual"/>
             </w:rPr>
           </w:pPr>
-          <w:hyperlink w:anchor="_Toc240302791" w:history="1">
+          <w:hyperlink w:anchor="_Toc240310424" w:history="1">
             <w:r>
               <w:rPr>
                 <w:rStyle w:val="Hipervnculo"/>
@@ -7343,7 +7343,7 @@
                 <w:noProof/>
                 <w:webHidden/>
               </w:rPr>
-              <w:instrText xml:space="preserve"> PAGEREF _Toc240302791 \h </w:instrText>
+              <w:instrText xml:space="preserve"> PAGEREF _Toc240310424 \h </w:instrText>
             </w:r>
             <w:r>
               <w:rPr>
@@ -7387,7 +7387,7 @@
               <w14:ligatures w14:val="standardContextual"/>
             </w:rPr>
           </w:pPr>
-          <w:hyperlink w:anchor="_Toc240302792" w:history="1">
+          <w:hyperlink w:anchor="_Toc240310425" w:history="1">
             <w:r>
               <w:rPr>
                 <w:rStyle w:val="Hipervnculo"/>
@@ -7414,7 +7414,7 @@
                 <w:noProof/>
                 <w:webHidden/>
               </w:rPr>
-              <w:instrText xml:space="preserve"> PAGEREF _Toc240302792 \h </w:instrText>
+              <w:instrText xml:space="preserve"> PAGEREF _Toc240310425 \h </w:instrText>
             </w:r>
             <w:r>
               <w:rPr>
@@ -7458,7 +7458,7 @@
               <w14:ligatures w14:val="standardContextual"/>
             </w:rPr>
           </w:pPr>
-          <w:hyperlink w:anchor="_Toc240302793" w:history="1">
+          <w:hyperlink w:anchor="_Toc240310426" w:history="1">
             <w:r>
               <w:rPr>
                 <w:rStyle w:val="Hipervnculo"/>
@@ -7485,7 +7485,7 @@
                 <w:noProof/>
                 <w:webHidden/>
               </w:rPr>
-              <w:instrText xml:space="preserve"> PAGEREF _Toc240302793 \h </w:instrText>
+              <w:instrText xml:space="preserve"> PAGEREF _Toc240310426 \h </w:instrText>
             </w:r>
             <w:r>
               <w:rPr>
@@ -7529,7 +7529,7 @@
               <w14:ligatures w14:val="standardContextual"/>
             </w:rPr>
           </w:pPr>
-          <w:hyperlink w:anchor="_Toc240302794" w:history="1">
+          <w:hyperlink w:anchor="_Toc240310427" w:history="1">
             <w:r>
               <w:rPr>
                 <w:rStyle w:val="Hipervnculo"/>
@@ -7556,7 +7556,7 @@
                 <w:noProof/>
                 <w:webHidden/>
               </w:rPr>
-              <w:instrText xml:space="preserve"> PAGEREF _Toc240302794 \h </w:instrText>
+              <w:instrText xml:space="preserve"> PAGEREF _Toc240310427 \h </w:instrText>
             </w:r>
             <w:r>
               <w:rPr>
@@ -7600,7 +7600,7 @@
               <w14:ligatures w14:val="standardContextual"/>
             </w:rPr>
           </w:pPr>
-          <w:hyperlink w:anchor="_Toc240302795" w:history="1">
+          <w:hyperlink w:anchor="_Toc240310428" w:history="1">
             <w:r>
               <w:rPr>
                 <w:rStyle w:val="Hipervnculo"/>
@@ -7627,7 +7627,7 @@
                 <w:noProof/>
                 <w:webHidden/>
               </w:rPr>
-              <w:instrText xml:space="preserve"> PAGEREF _Toc240302795 \h </w:instrText>
+              <w:instrText xml:space="preserve"> PAGEREF _Toc240310428 \h </w:instrText>
             </w:r>
             <w:r>
               <w:rPr>
@@ -7671,7 +7671,7 @@
               <w14:ligatures w14:val="standardContextual"/>
             </w:rPr>
           </w:pPr>
-          <w:hyperlink w:anchor="_Toc240302796" w:history="1">
+          <w:hyperlink w:anchor="_Toc240310429" w:history="1">
             <w:r>
               <w:rPr>
                 <w:rStyle w:val="Hipervnculo"/>
@@ -7698,7 +7698,7 @@
                 <w:noProof/>
                 <w:webHidden/>
               </w:rPr>
-              <w:instrText xml:space="preserve"> PAGEREF _Toc240302796 \h </w:instrText>
+              <w:instrText xml:space="preserve"> PAGEREF _Toc240310429 \h </w:instrText>
             </w:r>
             <w:r>
               <w:rPr>
@@ -7742,7 +7742,7 @@
               <w14:ligatures w14:val="standardContextual"/>
             </w:rPr>
           </w:pPr>
-          <w:hyperlink w:anchor="_Toc240302797" w:history="1">
+          <w:hyperlink w:anchor="_Toc240310430" w:history="1">
             <w:r>
               <w:rPr>
                 <w:rStyle w:val="Hipervnculo"/>
@@ -7769,7 +7769,7 @@
                 <w:noProof/>
                 <w:webHidden/>
               </w:rPr>
-              <w:instrText xml:space="preserve"> PAGEREF _Toc240302797 \h </w:instrText>
+              <w:instrText xml:space="preserve"> PAGEREF _Toc240310430 \h </w:instrText>
             </w:r>
             <w:r>
               <w:rPr>
@@ -7813,7 +7813,7 @@
               <w14:ligatures w14:val="standardContextual"/>
             </w:rPr>
           </w:pPr>
-          <w:hyperlink w:anchor="_Toc240302798" w:history="1">
+          <w:hyperlink w:anchor="_Toc240310431" w:history="1">
             <w:r>
               <w:rPr>
                 <w:rStyle w:val="Hipervnculo"/>
@@ -7840,7 +7840,7 @@
                 <w:noProof/>
                 <w:webHidden/>
               </w:rPr>
-              <w:instrText xml:space="preserve"> PAGEREF _Toc240302798 \h </w:instrText>
+              <w:instrText xml:space="preserve"> PAGEREF _Toc240310431 \h </w:instrText>
             </w:r>
             <w:r>
               <w:rPr>
@@ -7884,7 +7884,7 @@
               <w14:ligatures w14:val="standardContextual"/>
             </w:rPr>
           </w:pPr>
-          <w:hyperlink w:anchor="_Toc240302799" w:history="1">
+          <w:hyperlink w:anchor="_Toc240310432" w:history="1">
             <w:r>
               <w:rPr>
                 <w:rStyle w:val="Hipervnculo"/>
@@ -7911,7 +7911,7 @@
                 <w:noProof/>
                 <w:webHidden/>
               </w:rPr>
-              <w:instrText xml:space="preserve"> PAGEREF _Toc240302799 \h </w:instrText>
+              <w:instrText xml:space="preserve"> PAGEREF _Toc240310432 \h </w:instrText>
             </w:r>
             <w:r>
               <w:rPr>
@@ -7955,7 +7955,7 @@
               <w14:ligatures w14:val="standardContextual"/>
             </w:rPr>
           </w:pPr>
-          <w:hyperlink w:anchor="_Toc240302800" w:history="1">
+          <w:hyperlink w:anchor="_Toc240310433" w:history="1">
             <w:r>
               <w:rPr>
                 <w:rStyle w:val="Hipervnculo"/>
@@ -7982,7 +7982,7 @@
                 <w:noProof/>
                 <w:webHidden/>
               </w:rPr>
-              <w:instrText xml:space="preserve"> PAGEREF _Toc240302800 \h </w:instrText>
+              <w:instrText xml:space="preserve"> PAGEREF _Toc240310433 \h </w:instrText>
             </w:r>
             <w:r>
               <w:rPr>
@@ -8026,7 +8026,7 @@
               <w14:ligatures w14:val="standardContextual"/>
             </w:rPr>
           </w:pPr>
-          <w:hyperlink w:anchor="_Toc240302801" w:history="1">
+          <w:hyperlink w:anchor="_Toc240310434" w:history="1">
             <w:r>
               <w:rPr>
                 <w:rStyle w:val="Hipervnculo"/>
@@ -8053,7 +8053,7 @@
                 <w:noProof/>
                 <w:webHidden/>
               </w:rPr>
-              <w:instrText xml:space="preserve"> PAGEREF _Toc240302801 \h </w:instrText>
+              <w:instrText xml:space="preserve"> PAGEREF _Toc240310434 \h </w:instrText>
             </w:r>
             <w:r>
               <w:rPr>
@@ -8097,7 +8097,7 @@
               <w14:ligatures w14:val="standardContextual"/>
             </w:rPr>
           </w:pPr>
-          <w:hyperlink w:anchor="_Toc240302802" w:history="1">
+          <w:hyperlink w:anchor="_Toc240310435" w:history="1">
             <w:r>
               <w:rPr>
                 <w:rStyle w:val="Hipervnculo"/>
@@ -8124,7 +8124,7 @@
                 <w:noProof/>
                 <w:webHidden/>
               </w:rPr>
-              <w:instrText xml:space="preserve"> PAGEREF _Toc240302802 \h </w:instrText>
+              <w:instrText xml:space="preserve"> PAGEREF _Toc240310435 \h </w:instrText>
             </w:r>
             <w:r>
               <w:rPr>
@@ -8168,7 +8168,7 @@
               <w14:ligatures w14:val="standardContextual"/>
             </w:rPr>
           </w:pPr>
-          <w:hyperlink w:anchor="_Toc240302803" w:history="1">
+          <w:hyperlink w:anchor="_Toc240310436" w:history="1">
             <w:r>
               <w:rPr>
                 <w:rStyle w:val="Hipervnculo"/>
@@ -8195,7 +8195,7 @@
                 <w:noProof/>
                 <w:webHidden/>
               </w:rPr>
-              <w:instrText xml:space="preserve"> PAGEREF _Toc240302803 \h </w:instrText>
+              <w:instrText xml:space="preserve"> PAGEREF _Toc240310436 \h </w:instrText>
             </w:r>
             <w:r>
               <w:rPr>
@@ -8239,7 +8239,7 @@
               <w14:ligatures w14:val="standardContextual"/>
             </w:rPr>
           </w:pPr>
-          <w:hyperlink w:anchor="_Toc240302804" w:history="1">
+          <w:hyperlink w:anchor="_Toc240310437" w:history="1">
             <w:r>
               <w:rPr>
                 <w:rStyle w:val="Hipervnculo"/>
@@ -8266,7 +8266,7 @@
                 <w:noProof/>
                 <w:webHidden/>
               </w:rPr>
-              <w:instrText xml:space="preserve"> PAGEREF _Toc240302804 \h </w:instrText>
+              <w:instrText xml:space="preserve"> PAGEREF _Toc240310437 \h </w:instrText>
             </w:r>
             <w:r>
               <w:rPr>
@@ -8310,7 +8310,7 @@
               <w14:ligatures w14:val="standardContextual"/>
             </w:rPr>
           </w:pPr>
-          <w:hyperlink w:anchor="_Toc240302805" w:history="1">
+          <w:hyperlink w:anchor="_Toc240310438" w:history="1">
             <w:r>
               <w:rPr>
                 <w:rStyle w:val="Hipervnculo"/>
@@ -8337,7 +8337,7 @@
                 <w:noProof/>
                 <w:webHidden/>
               </w:rPr>
-              <w:instrText xml:space="preserve"> PAGEREF _Toc240302805 \h </w:instrText>
+              <w:instrText xml:space="preserve"> PAGEREF _Toc240310438 \h </w:instrText>
             </w:r>
             <w:r>
               <w:rPr>
@@ -8381,7 +8381,7 @@
               <w14:ligatures w14:val="standardContextual"/>
             </w:rPr>
           </w:pPr>
-          <w:hyperlink w:anchor="_Toc240302806" w:history="1">
+          <w:hyperlink w:anchor="_Toc240310439" w:history="1">
             <w:r>
               <w:rPr>
                 <w:rStyle w:val="Hipervnculo"/>
@@ -8408,7 +8408,7 @@
                 <w:noProof/>
                 <w:webHidden/>
               </w:rPr>
-              <w:instrText xml:space="preserve"> PAGEREF _Toc240302806 \h </w:instrText>
+              <w:instrText xml:space="preserve"> PAGEREF _Toc240310439 \h </w:instrText>
             </w:r>
             <w:r>
               <w:rPr>
@@ -8452,7 +8452,7 @@
               <w14:ligatures w14:val="standardContextual"/>
             </w:rPr>
           </w:pPr>
-          <w:hyperlink w:anchor="_Toc240302807" w:history="1">
+          <w:hyperlink w:anchor="_Toc240310440" w:history="1">
             <w:r>
               <w:rPr>
                 <w:rStyle w:val="Hipervnculo"/>
@@ -8479,7 +8479,7 @@
                 <w:noProof/>
                 <w:webHidden/>
               </w:rPr>
-              <w:instrText xml:space="preserve"> PAGEREF _Toc240302807 \h </w:instrText>
+              <w:instrText xml:space="preserve"> PAGEREF _Toc240310440 \h </w:instrText>
             </w:r>
             <w:r>
               <w:rPr>
@@ -8523,7 +8523,7 @@
               <w14:ligatures w14:val="standardContextual"/>
             </w:rPr>
           </w:pPr>
-          <w:hyperlink w:anchor="_Toc240302808" w:history="1">
+          <w:hyperlink w:anchor="_Toc240310441" w:history="1">
             <w:r>
               <w:rPr>
                 <w:rStyle w:val="Hipervnculo"/>
@@ -8550,7 +8550,7 @@
                 <w:noProof/>
                 <w:webHidden/>
               </w:rPr>
-              <w:instrText xml:space="preserve"> PAGEREF _Toc240302808 \h </w:instrText>
+              <w:instrText xml:space="preserve"> PAGEREF _Toc240310441 \h </w:instrText>
             </w:r>
             <w:r>
               <w:rPr>
@@ -8594,7 +8594,7 @@
               <w14:ligatures w14:val="standardContextual"/>
             </w:rPr>
           </w:pPr>
-          <w:hyperlink w:anchor="_Toc240302809" w:history="1">
+          <w:hyperlink w:anchor="_Toc240310442" w:history="1">
             <w:r>
               <w:rPr>
                 <w:rStyle w:val="Hipervnculo"/>
@@ -8621,7 +8621,7 @@
                 <w:noProof/>
                 <w:webHidden/>
               </w:rPr>
-              <w:instrText xml:space="preserve"> PAGEREF _Toc240302809 \h </w:instrText>
+              <w:instrText xml:space="preserve"> PAGEREF _Toc240310442 \h </w:instrText>
             </w:r>
             <w:r>
               <w:rPr>
@@ -8665,7 +8665,7 @@
               <w14:ligatures w14:val="standardContextual"/>
             </w:rPr>
           </w:pPr>
-          <w:hyperlink w:anchor="_Toc240302810" w:history="1">
+          <w:hyperlink w:anchor="_Toc240310443" w:history="1">
             <w:r>
               <w:rPr>
                 <w:rStyle w:val="Hipervnculo"/>
@@ -8692,7 +8692,7 @@
                 <w:noProof/>
                 <w:webHidden/>
               </w:rPr>
-              <w:instrText xml:space="preserve"> PAGEREF _Toc240302810 \h </w:instrText>
+              <w:instrText xml:space="preserve"> PAGEREF _Toc240310443 \h </w:instrText>
             </w:r>
             <w:r>
               <w:rPr>
@@ -8736,7 +8736,7 @@
               <w14:ligatures w14:val="standardContextual"/>
             </w:rPr>
           </w:pPr>
-          <w:hyperlink w:anchor="_Toc240302811" w:history="1">
+          <w:hyperlink w:anchor="_Toc240310444" w:history="1">
             <w:r>
               <w:rPr>
                 <w:rStyle w:val="Hipervnculo"/>
@@ -8763,7 +8763,7 @@
                 <w:noProof/>
                 <w:webHidden/>
               </w:rPr>
-              <w:instrText xml:space="preserve"> PAGEREF _Toc240302811 \h </w:instrText>
+              <w:instrText xml:space="preserve"> PAGEREF _Toc240310444 \h </w:instrText>
             </w:r>
             <w:r>
               <w:rPr>
@@ -8820,7 +8820,7 @@
         <w:pStyle w:val="Ttulo2"/>
       </w:pPr>
       <w:bookmarkStart w:id="4" w:name="listado-de-figuras"/>
-      <w:bookmarkStart w:id="5" w:name="_Toc240302696"/>
+      <w:bookmarkStart w:id="5" w:name="_Toc240310329"/>
       <w:r>
         <w:t>Listado de Figuras</w:t>
       </w:r>
@@ -9349,7 +9349,7 @@
         <w:pStyle w:val="Ttulo2"/>
       </w:pPr>
       <w:bookmarkStart w:id="6" w:name="listado-de-tablas-principales"/>
-      <w:bookmarkStart w:id="7" w:name="_Toc240302697"/>
+      <w:bookmarkStart w:id="7" w:name="_Toc240310330"/>
       <w:bookmarkEnd w:id="4"/>
       <w:r>
         <w:t>Listado de Tablas principales</w:t>
@@ -10514,7 +10514,7 @@
       <w:pPr>
         <w:pStyle w:val="Ttulo2"/>
       </w:pPr>
-      <w:bookmarkStart w:id="8" w:name="_Toc240302698"/>
+      <w:bookmarkStart w:id="8" w:name="_Toc240310331"/>
       <w:r>
         <w:t>Glosario de siglas y acrónimos</w:t>
       </w:r>
@@ -11360,7 +11360,7 @@
         <w:pageBreakBefore/>
       </w:pPr>
       <w:bookmarkStart w:id="9" w:name="capítulo-1-introducción"/>
-      <w:bookmarkStart w:id="10" w:name="_Toc240302699"/>
+      <w:bookmarkStart w:id="10" w:name="_Toc240310332"/>
       <w:bookmarkEnd w:id="6"/>
       <w:r>
         <w:lastRenderedPageBreak/>
@@ -11373,7 +11373,7 @@
         <w:pStyle w:val="Ttulo2"/>
       </w:pPr>
       <w:bookmarkStart w:id="11" w:name="contexto-del-problema"/>
-      <w:bookmarkStart w:id="12" w:name="_Toc240302700"/>
+      <w:bookmarkStart w:id="12" w:name="_Toc240310333"/>
       <w:r>
         <w:t>1.1 Contexto del problema</w:t>
       </w:r>
@@ -11400,7 +11400,7 @@
         <w:pStyle w:val="Ttulo2"/>
       </w:pPr>
       <w:bookmarkStart w:id="13" w:name="planteamiento-del-problema"/>
-      <w:bookmarkStart w:id="14" w:name="_Toc240302701"/>
+      <w:bookmarkStart w:id="14" w:name="_Toc240310334"/>
       <w:bookmarkEnd w:id="11"/>
       <w:r>
         <w:t>1.2 Planteamiento del problema</w:t>
@@ -11475,7 +11475,7 @@
         <w:pStyle w:val="Ttulo2"/>
       </w:pPr>
       <w:bookmarkStart w:id="15" w:name="justificación"/>
-      <w:bookmarkStart w:id="16" w:name="_Toc240302702"/>
+      <w:bookmarkStart w:id="16" w:name="_Toc240310335"/>
       <w:bookmarkEnd w:id="13"/>
       <w:r>
         <w:t>1.3 Justificación</w:t>
@@ -11540,7 +11540,7 @@
         <w:pStyle w:val="Ttulo2"/>
       </w:pPr>
       <w:bookmarkStart w:id="17" w:name="pregunta-de-investigación-e-hipótesis"/>
-      <w:bookmarkStart w:id="18" w:name="_Toc240302703"/>
+      <w:bookmarkStart w:id="18" w:name="_Toc240310336"/>
       <w:bookmarkEnd w:id="15"/>
       <w:r>
         <w:t>1.4 Pregunta de Investigación e Hipótesis</w:t>
@@ -11552,7 +11552,7 @@
         <w:pStyle w:val="Ttulo3"/>
       </w:pPr>
       <w:bookmarkStart w:id="19" w:name="pregunta-de-investigación"/>
-      <w:bookmarkStart w:id="20" w:name="_Toc240302704"/>
+      <w:bookmarkStart w:id="20" w:name="_Toc240310337"/>
       <w:r>
         <w:t>1.4.1 Pregunta de investigación</w:t>
       </w:r>
@@ -11571,7 +11571,7 @@
         <w:pStyle w:val="Ttulo3"/>
       </w:pPr>
       <w:bookmarkStart w:id="21" w:name="hipótesis"/>
-      <w:bookmarkStart w:id="22" w:name="_Toc240302705"/>
+      <w:bookmarkStart w:id="22" w:name="_Toc240310338"/>
       <w:bookmarkEnd w:id="19"/>
       <w:r>
         <w:t>1.4.2 Hipótesis</w:t>
@@ -11639,7 +11639,7 @@
         <w:pStyle w:val="Ttulo2"/>
       </w:pPr>
       <w:bookmarkStart w:id="23" w:name="objetivos"/>
-      <w:bookmarkStart w:id="24" w:name="_Toc240302706"/>
+      <w:bookmarkStart w:id="24" w:name="_Toc240310339"/>
       <w:bookmarkEnd w:id="17"/>
       <w:bookmarkEnd w:id="21"/>
       <w:r>
@@ -11652,7 +11652,7 @@
         <w:pStyle w:val="Ttulo3"/>
       </w:pPr>
       <w:bookmarkStart w:id="25" w:name="objetivo-general"/>
-      <w:bookmarkStart w:id="26" w:name="_Toc240302707"/>
+      <w:bookmarkStart w:id="26" w:name="_Toc240310340"/>
       <w:r>
         <w:t>1.5.1 Objetivo General</w:t>
       </w:r>
@@ -11671,7 +11671,7 @@
         <w:pStyle w:val="Ttulo3"/>
       </w:pPr>
       <w:bookmarkStart w:id="27" w:name="objetivos-específicos"/>
-      <w:bookmarkStart w:id="28" w:name="_Toc240302708"/>
+      <w:bookmarkStart w:id="28" w:name="_Toc240310341"/>
       <w:bookmarkEnd w:id="25"/>
       <w:r>
         <w:t>1.5.2 Objetivos Específicos</w:t>
@@ -11739,7 +11739,7 @@
         <w:pStyle w:val="Ttulo2"/>
       </w:pPr>
       <w:bookmarkStart w:id="29" w:name="alcance-y-limitaciones"/>
-      <w:bookmarkStart w:id="30" w:name="_Toc240302709"/>
+      <w:bookmarkStart w:id="30" w:name="_Toc240310342"/>
       <w:bookmarkEnd w:id="23"/>
       <w:bookmarkEnd w:id="27"/>
       <w:r>
@@ -11752,7 +11752,7 @@
         <w:pStyle w:val="Ttulo3"/>
       </w:pPr>
       <w:bookmarkStart w:id="31" w:name="alcance"/>
-      <w:bookmarkStart w:id="32" w:name="_Toc240302710"/>
+      <w:bookmarkStart w:id="32" w:name="_Toc240310343"/>
       <w:r>
         <w:t>1.6.1 Alcance</w:t>
       </w:r>
@@ -11815,7 +11815,7 @@
         <w:pStyle w:val="Ttulo3"/>
       </w:pPr>
       <w:bookmarkStart w:id="33" w:name="limitaciones"/>
-      <w:bookmarkStart w:id="34" w:name="_Toc240302711"/>
+      <w:bookmarkStart w:id="34" w:name="_Toc240310344"/>
       <w:bookmarkEnd w:id="31"/>
       <w:r>
         <w:t>1.6.2 Limitaciones</w:t>
@@ -11911,7 +11911,7 @@
         <w:pageBreakBefore/>
       </w:pPr>
       <w:bookmarkStart w:id="35" w:name="capítulo-2-marco-teórico"/>
-      <w:bookmarkStart w:id="36" w:name="_Toc240302712"/>
+      <w:bookmarkStart w:id="36" w:name="_Toc240310345"/>
       <w:bookmarkEnd w:id="9"/>
       <w:bookmarkEnd w:id="29"/>
       <w:bookmarkEnd w:id="33"/>
@@ -11926,7 +11926,7 @@
         <w:pStyle w:val="Ttulo2"/>
       </w:pPr>
       <w:bookmarkStart w:id="37" w:name="automatización-de-procesos-de-negocio"/>
-      <w:bookmarkStart w:id="38" w:name="_Toc240302713"/>
+      <w:bookmarkStart w:id="38" w:name="_Toc240310346"/>
       <w:r>
         <w:t>2.1 Automatización de procesos de negocio</w:t>
       </w:r>
@@ -11937,7 +11937,7 @@
         <w:pStyle w:val="Ttulo3"/>
       </w:pPr>
       <w:bookmarkStart w:id="39" w:name="definición-y-antecedentes"/>
-      <w:bookmarkStart w:id="40" w:name="_Toc240302714"/>
+      <w:bookmarkStart w:id="40" w:name="_Toc240310347"/>
       <w:r>
         <w:t>2.1.1 Definición y antecedentes</w:t>
       </w:r>
@@ -11994,7 +11994,7 @@
         <w:pStyle w:val="Ttulo3"/>
       </w:pPr>
       <w:bookmarkStart w:id="41" w:name="Xa3bb2ec28836d6b7a031f74afbd63d99d71d386"/>
-      <w:bookmarkStart w:id="42" w:name="_Toc240302715"/>
+      <w:bookmarkStart w:id="42" w:name="_Toc240310348"/>
       <w:bookmarkEnd w:id="39"/>
       <w:r>
         <w:t>2.1.2 Herramientas de orquestación de flujos: n8n</w:t>
@@ -12086,7 +12086,7 @@
         <w:pStyle w:val="Ttulo3"/>
       </w:pPr>
       <w:bookmarkStart w:id="43" w:name="X93fec73e5d108b013b278e4257b59246c0b4c80"/>
-      <w:bookmarkStart w:id="44" w:name="_Toc240302716"/>
+      <w:bookmarkStart w:id="44" w:name="_Toc240310349"/>
       <w:bookmarkEnd w:id="41"/>
       <w:r>
         <w:t>2.1.3 Métricas MTTD y MTTR en operaciones de e-commerce</w:t>
@@ -12200,7 +12200,7 @@
         <w:pStyle w:val="Ttulo2"/>
       </w:pPr>
       <w:bookmarkStart w:id="45" w:name="Xb9df29f5b4396af5e3e5cddfe0cff79ab4ee89d"/>
-      <w:bookmarkStart w:id="46" w:name="_Toc240302717"/>
+      <w:bookmarkStart w:id="46" w:name="_Toc240310350"/>
       <w:bookmarkEnd w:id="37"/>
       <w:bookmarkEnd w:id="43"/>
       <w:r>
@@ -12214,7 +12214,7 @@
         <w:pStyle w:val="Ttulo3"/>
       </w:pPr>
       <w:bookmarkStart w:id="47" w:name="X66ea073947c30cd45a099a94c7f07bfa1f9ff91"/>
-      <w:bookmarkStart w:id="48" w:name="_Toc240302718"/>
+      <w:bookmarkStart w:id="48" w:name="_Toc240310351"/>
       <w:r>
         <w:t>2.2.1 Evolución de los chatbots: de reglas a LLMs</w:t>
       </w:r>
@@ -12281,7 +12281,7 @@
         <w:pStyle w:val="Ttulo3"/>
       </w:pPr>
       <w:bookmarkStart w:id="49" w:name="gpt-4o-mini-y-prompt-engineering"/>
-      <w:bookmarkStart w:id="50" w:name="_Toc240302719"/>
+      <w:bookmarkStart w:id="50" w:name="_Toc240310352"/>
       <w:bookmarkEnd w:id="47"/>
       <w:r>
         <w:t>2.2.2 GPT-4o-mini y prompt engineering</w:t>
@@ -12309,7 +12309,7 @@
         <w:pStyle w:val="Ttulo3"/>
       </w:pPr>
       <w:bookmarkStart w:id="51" w:name="precisión-en-clasificación-de-intents"/>
-      <w:bookmarkStart w:id="52" w:name="_Toc240302720"/>
+      <w:bookmarkStart w:id="52" w:name="_Toc240310353"/>
       <w:bookmarkEnd w:id="49"/>
       <w:r>
         <w:lastRenderedPageBreak/>
@@ -12330,7 +12330,7 @@
         <w:pStyle w:val="Ttulo2"/>
       </w:pPr>
       <w:bookmarkStart w:id="53" w:name="comunicación-omnicanal-en-e-commerce"/>
-      <w:bookmarkStart w:id="54" w:name="_Toc240302721"/>
+      <w:bookmarkStart w:id="54" w:name="_Toc240310354"/>
       <w:bookmarkEnd w:id="45"/>
       <w:bookmarkEnd w:id="51"/>
       <w:r>
@@ -12343,7 +12343,7 @@
         <w:pStyle w:val="Ttulo3"/>
       </w:pPr>
       <w:bookmarkStart w:id="55" w:name="concepto-y-relevancia-estratégica"/>
-      <w:bookmarkStart w:id="56" w:name="_Toc240302722"/>
+      <w:bookmarkStart w:id="56" w:name="_Toc240310355"/>
       <w:r>
         <w:t>2.3.1 Multicanalidad y omnicanalidad: delimitación conceptual</w:t>
       </w:r>
@@ -12374,7 +12374,7 @@
         <w:pStyle w:val="Ttulo3"/>
       </w:pPr>
       <w:bookmarkStart w:id="57" w:name="X452ed088a5bd0b432cae0c8b943186b8d077f51"/>
-      <w:bookmarkStart w:id="58" w:name="_Toc240302723"/>
+      <w:bookmarkStart w:id="58" w:name="_Toc240310356"/>
       <w:bookmarkEnd w:id="55"/>
       <w:r>
         <w:t>2.3.2 TMR como métrica de efectividad</w:t>
@@ -12397,7 +12397,7 @@
         <w:pStyle w:val="Ttulo2"/>
       </w:pPr>
       <w:bookmarkStart w:id="59" w:name="Xaa4f6589df2a0f19e1737147622416c2cf6ca47"/>
-      <w:bookmarkStart w:id="60" w:name="_Toc240302724"/>
+      <w:bookmarkStart w:id="60" w:name="_Toc240310357"/>
       <w:bookmarkEnd w:id="53"/>
       <w:bookmarkEnd w:id="57"/>
       <w:r>
@@ -12418,7 +12418,7 @@
         <w:pStyle w:val="Ttulo3"/>
       </w:pPr>
       <w:bookmarkStart w:id="61" w:name="contenedores-docker-y-reproducibilidad"/>
-      <w:bookmarkStart w:id="62" w:name="_Toc240302725"/>
+      <w:bookmarkStart w:id="62" w:name="_Toc240310358"/>
       <w:r>
         <w:t>2.4.1 Contenedores Docker y reproducibilidad</w:t>
       </w:r>
@@ -12451,7 +12451,7 @@
         <w:pStyle w:val="Ttulo3"/>
       </w:pPr>
       <w:bookmarkStart w:id="63" w:name="X007ab7e732545dc11532fc0843ddc84b58ac216"/>
-      <w:bookmarkStart w:id="64" w:name="_Toc240302726"/>
+      <w:bookmarkStart w:id="64" w:name="_Toc240310359"/>
       <w:bookmarkEnd w:id="61"/>
       <w:r>
         <w:t>2.4.2 PostgreSQL como base de datos de métricas</w:t>
@@ -12471,7 +12471,7 @@
         <w:pStyle w:val="Ttulo3"/>
       </w:pPr>
       <w:bookmarkStart w:id="65" w:name="grafana-para-observabilidad-operativa"/>
-      <w:bookmarkStart w:id="66" w:name="_Toc240302727"/>
+      <w:bookmarkStart w:id="66" w:name="_Toc240310360"/>
       <w:bookmarkEnd w:id="63"/>
       <w:r>
         <w:t>2.4.3 Grafana para observabilidad operativa</w:t>
@@ -12490,7 +12490,7 @@
       <w:pPr>
         <w:pStyle w:val="Ttulo2"/>
       </w:pPr>
-      <w:bookmarkStart w:id="67" w:name="_Toc240302728"/>
+      <w:bookmarkStart w:id="67" w:name="_Toc240310361"/>
       <w:r>
         <w:t>2.5 Estado del arte</w:t>
       </w:r>
@@ -12525,7 +12525,7 @@
       <w:pPr>
         <w:pStyle w:val="Ttulo3"/>
       </w:pPr>
-      <w:bookmarkStart w:id="68" w:name="_Toc240302729"/>
+      <w:bookmarkStart w:id="68" w:name="_Toc240310362"/>
       <w:r>
         <w:t>2.5.1 Chatbots en la atención al cliente de comercio electrónico</w:t>
       </w:r>
@@ -12543,7 +12543,7 @@
       <w:pPr>
         <w:pStyle w:val="Ttulo3"/>
       </w:pPr>
-      <w:bookmarkStart w:id="69" w:name="_Toc240302730"/>
+      <w:bookmarkStart w:id="69" w:name="_Toc240310363"/>
       <w:r>
         <w:t>2.5.2 Clasificación de intenciones con modelos de lenguaje</w:t>
       </w:r>
@@ -12569,7 +12569,7 @@
       <w:pPr>
         <w:pStyle w:val="Ttulo3"/>
       </w:pPr>
-      <w:bookmarkStart w:id="70" w:name="_Toc240302731"/>
+      <w:bookmarkStart w:id="70" w:name="_Toc240310364"/>
       <w:r>
         <w:lastRenderedPageBreak/>
         <w:t>2.5.3 Automatización de procesos en pequeñas y medianas empresas</w:t>
@@ -12588,7 +12588,7 @@
       <w:pPr>
         <w:pStyle w:val="Ttulo3"/>
       </w:pPr>
-      <w:bookmarkStart w:id="71" w:name="_Toc240302732"/>
+      <w:bookmarkStart w:id="71" w:name="_Toc240310365"/>
       <w:r>
         <w:t>2.5.4 Antecedentes latinoamericanos y del caso argentino</w:t>
       </w:r>
@@ -12650,7 +12650,7 @@
       <w:pPr>
         <w:pStyle w:val="Ttulo3"/>
       </w:pPr>
-      <w:bookmarkStart w:id="72" w:name="_Toc240302733"/>
+      <w:bookmarkStart w:id="72" w:name="_Toc240310366"/>
       <w:r>
         <w:lastRenderedPageBreak/>
         <w:t>2.5.5 Vacío identificado y contribución de este trabajo</w:t>
@@ -13484,7 +13484,7 @@
       <w:pPr>
         <w:pStyle w:val="Ttulo2"/>
       </w:pPr>
-      <w:bookmarkStart w:id="73" w:name="_Toc240302734"/>
+      <w:bookmarkStart w:id="73" w:name="_Toc240310367"/>
       <w:r>
         <w:t>2.6 Tratamiento de datos personales y marco legal aplicable</w:t>
       </w:r>
@@ -13543,7 +13543,7 @@
         <w:pStyle w:val="Ttulo1"/>
         <w:pageBreakBefore/>
       </w:pPr>
-      <w:bookmarkStart w:id="74" w:name="_Toc240302735"/>
+      <w:bookmarkStart w:id="74" w:name="_Toc240310368"/>
       <w:r>
         <w:lastRenderedPageBreak/>
         <w:t>CAPÍTULO 3: MARCO METODOLÓGICO</w:t>
@@ -13555,7 +13555,7 @@
         <w:pStyle w:val="Ttulo2"/>
       </w:pPr>
       <w:bookmarkStart w:id="75" w:name="tipo-de-investigación"/>
-      <w:bookmarkStart w:id="76" w:name="_Toc240302736"/>
+      <w:bookmarkStart w:id="76" w:name="_Toc240310369"/>
       <w:bookmarkEnd w:id="59"/>
       <w:bookmarkEnd w:id="65"/>
       <w:r>
@@ -13586,7 +13586,7 @@
         <w:pStyle w:val="Ttulo2"/>
       </w:pPr>
       <w:bookmarkStart w:id="77" w:name="X0355707529d70f1ae0722686f2854633167fb30"/>
-      <w:bookmarkStart w:id="78" w:name="_Toc240302737"/>
+      <w:bookmarkStart w:id="78" w:name="_Toc240310370"/>
       <w:bookmarkEnd w:id="75"/>
       <w:r>
         <w:t>3.2 Enfoque y diseño: estudio de caso instrumental</w:t>
@@ -13672,7 +13672,7 @@
         <w:pStyle w:val="Ttulo2"/>
       </w:pPr>
       <w:bookmarkStart w:id="79" w:name="metodología-de-desarrollo"/>
-      <w:bookmarkStart w:id="80" w:name="_Toc240302738"/>
+      <w:bookmarkStart w:id="80" w:name="_Toc240310371"/>
       <w:bookmarkEnd w:id="77"/>
       <w:r>
         <w:t>3.3 Metodología de desarrollo</w:t>
@@ -14015,7 +14015,7 @@
         <w:pStyle w:val="Ttulo2"/>
       </w:pPr>
       <w:bookmarkStart w:id="81" w:name="herramientas-y-tecnologías"/>
-      <w:bookmarkStart w:id="82" w:name="_Toc240302739"/>
+      <w:bookmarkStart w:id="82" w:name="_Toc240310372"/>
       <w:bookmarkEnd w:id="79"/>
       <w:r>
         <w:t>3.4 Herramientas y tecnologías</w:t>
@@ -14430,7 +14430,7 @@
         <w:pStyle w:val="Ttulo2"/>
       </w:pPr>
       <w:bookmarkStart w:id="83" w:name="X52da99ba2c916cd8fb112137829dd7bab0539ad"/>
-      <w:bookmarkStart w:id="84" w:name="_Toc240302740"/>
+      <w:bookmarkStart w:id="84" w:name="_Toc240310373"/>
       <w:bookmarkEnd w:id="81"/>
       <w:r>
         <w:t>3.5 Técnicas de recolección y análisis de datos</w:t>
@@ -14442,7 +14442,7 @@
         <w:pStyle w:val="Ttulo3"/>
       </w:pPr>
       <w:bookmarkStart w:id="85" w:name="recolección-automatizada-de-métricas"/>
-      <w:bookmarkStart w:id="86" w:name="_Toc240302741"/>
+      <w:bookmarkStart w:id="86" w:name="_Toc240310374"/>
       <w:r>
         <w:t>3.5.1 Recolección automatizada de métricas</w:t>
       </w:r>
@@ -14753,7 +14753,7 @@
         <w:pStyle w:val="Ttulo3"/>
       </w:pPr>
       <w:bookmarkStart w:id="87" w:name="justificación-del-tamaño-de-muestra"/>
-      <w:bookmarkStart w:id="88" w:name="_Toc240302742"/>
+      <w:bookmarkStart w:id="88" w:name="_Toc240310375"/>
       <w:bookmarkEnd w:id="85"/>
       <w:r>
         <w:lastRenderedPageBreak/>
@@ -14782,7 +14782,7 @@
         <w:pStyle w:val="Ttulo3"/>
       </w:pPr>
       <w:bookmarkStart w:id="89" w:name="criterio-de-evaluación-de-precisión"/>
-      <w:bookmarkStart w:id="90" w:name="_Toc240302743"/>
+      <w:bookmarkStart w:id="90" w:name="_Toc240310376"/>
       <w:bookmarkEnd w:id="87"/>
       <w:r>
         <w:t>3.5.3 Criterio de evaluación de la exactitud</w:t>
@@ -14873,7 +14873,7 @@
         <w:pStyle w:val="Ttulo3"/>
       </w:pPr>
       <w:bookmarkStart w:id="91" w:name="análisis-estadístico"/>
-      <w:bookmarkStart w:id="92" w:name="_Toc240302744"/>
+      <w:bookmarkStart w:id="92" w:name="_Toc240310377"/>
       <w:bookmarkEnd w:id="89"/>
       <w:r>
         <w:t>3.5.4 Análisis estadístico</w:t>
@@ -14901,7 +14901,7 @@
       <w:pPr>
         <w:pStyle w:val="Ttulo3"/>
       </w:pPr>
-      <w:bookmarkStart w:id="93" w:name="_Toc240302745"/>
+      <w:bookmarkStart w:id="93" w:name="_Toc240310378"/>
       <w:r>
         <w:t>3.5.5 Medición del baseline de atención manual</w:t>
       </w:r>
@@ -14983,7 +14983,7 @@
       <w:pPr>
         <w:pStyle w:val="Ttulo3"/>
       </w:pPr>
-      <w:bookmarkStart w:id="94" w:name="_Toc240302746"/>
+      <w:bookmarkStart w:id="94" w:name="_Toc240310379"/>
       <w:r>
         <w:t>3.5.6 Ablación del contexto de la base de conocimiento</w:t>
       </w:r>
@@ -15029,7 +15029,7 @@
       <w:pPr>
         <w:pStyle w:val="Ttulo3"/>
       </w:pPr>
-      <w:bookmarkStart w:id="95" w:name="_Toc240302747"/>
+      <w:bookmarkStart w:id="95" w:name="_Toc240310380"/>
       <w:r>
         <w:t>3.5.7 Evaluación del contenido de las respuestas</w:t>
       </w:r>
@@ -15064,7 +15064,7 @@
         <w:pStyle w:val="Ttulo2"/>
       </w:pPr>
       <w:bookmarkStart w:id="96" w:name="amenazas-a-la-validez"/>
-      <w:bookmarkStart w:id="97" w:name="_Toc240302748"/>
+      <w:bookmarkStart w:id="97" w:name="_Toc240310381"/>
       <w:bookmarkEnd w:id="83"/>
       <w:bookmarkEnd w:id="91"/>
       <w:r>
@@ -15085,7 +15085,7 @@
         <w:pStyle w:val="Ttulo3"/>
       </w:pPr>
       <w:bookmarkStart w:id="98" w:name="validez-de-constructo"/>
-      <w:bookmarkStart w:id="99" w:name="_Toc240302749"/>
+      <w:bookmarkStart w:id="99" w:name="_Toc240310382"/>
       <w:r>
         <w:lastRenderedPageBreak/>
         <w:t>3.6.1 Validez de constructo</w:t>
@@ -15127,7 +15127,7 @@
         <w:pStyle w:val="Ttulo3"/>
       </w:pPr>
       <w:bookmarkStart w:id="100" w:name="validez-interna"/>
-      <w:bookmarkStart w:id="101" w:name="_Toc240302750"/>
+      <w:bookmarkStart w:id="101" w:name="_Toc240310383"/>
       <w:bookmarkEnd w:id="98"/>
       <w:r>
         <w:t>3.6.2 Validez interna</w:t>
@@ -15169,7 +15169,7 @@
         <w:pStyle w:val="Ttulo3"/>
       </w:pPr>
       <w:bookmarkStart w:id="102" w:name="validez-externa"/>
-      <w:bookmarkStart w:id="103" w:name="_Toc240302751"/>
+      <w:bookmarkStart w:id="103" w:name="_Toc240310384"/>
       <w:bookmarkEnd w:id="100"/>
       <w:r>
         <w:t>3.6.3 Validez externa</w:t>
@@ -15211,7 +15211,7 @@
         <w:pStyle w:val="Ttulo3"/>
       </w:pPr>
       <w:bookmarkStart w:id="104" w:name="confiabilidad"/>
-      <w:bookmarkStart w:id="105" w:name="_Toc240302752"/>
+      <w:bookmarkStart w:id="105" w:name="_Toc240310385"/>
       <w:bookmarkEnd w:id="102"/>
       <w:r>
         <w:t>3.6.4 Confiabilidad</w:t>
@@ -15251,7 +15251,7 @@
         <w:pageBreakBefore/>
       </w:pPr>
       <w:bookmarkStart w:id="106" w:name="capítulo-4-desarrollo-del-estudio"/>
-      <w:bookmarkStart w:id="107" w:name="_Toc240302753"/>
+      <w:bookmarkStart w:id="107" w:name="_Toc240310386"/>
       <w:bookmarkEnd w:id="35"/>
       <w:bookmarkEnd w:id="96"/>
       <w:bookmarkEnd w:id="104"/>
@@ -15266,7 +15266,7 @@
         <w:pStyle w:val="Ttulo2"/>
       </w:pPr>
       <w:bookmarkStart w:id="108" w:name="arquitectura-del-sistema"/>
-      <w:bookmarkStart w:id="109" w:name="_Toc240302754"/>
+      <w:bookmarkStart w:id="109" w:name="_Toc240310387"/>
       <w:r>
         <w:t>4.1 Arquitectura del sistema</w:t>
       </w:r>
@@ -15295,7 +15295,7 @@
         <w:pStyle w:val="Ttulo3"/>
       </w:pPr>
       <w:bookmarkStart w:id="110" w:name="servicios-docker"/>
-      <w:bookmarkStart w:id="111" w:name="_Toc240302755"/>
+      <w:bookmarkStart w:id="111" w:name="_Toc240310388"/>
       <w:r>
         <w:rPr>
           <w:noProof/>
@@ -15791,7 +15791,7 @@
         <w:pStyle w:val="Ttulo2"/>
       </w:pPr>
       <w:bookmarkStart w:id="112" w:name="base-de-datos"/>
-      <w:bookmarkStart w:id="113" w:name="_Toc240302756"/>
+      <w:bookmarkStart w:id="113" w:name="_Toc240310389"/>
       <w:bookmarkEnd w:id="108"/>
       <w:bookmarkEnd w:id="110"/>
       <w:r>
@@ -15804,7 +15804,7 @@
         <w:pStyle w:val="Ttulo3"/>
       </w:pPr>
       <w:bookmarkStart w:id="114" w:name="tablas-principales"/>
-      <w:bookmarkStart w:id="115" w:name="_Toc240302757"/>
+      <w:bookmarkStart w:id="115" w:name="_Toc240310390"/>
       <w:r>
         <w:t>4.2.1 Tablas principales</w:t>
       </w:r>
@@ -16271,7 +16271,7 @@
         <w:pStyle w:val="Ttulo3"/>
       </w:pPr>
       <w:bookmarkStart w:id="116" w:name="diagrama-entidad-relación"/>
-      <w:bookmarkStart w:id="117" w:name="_Toc240302758"/>
+      <w:bookmarkStart w:id="117" w:name="_Toc240310391"/>
       <w:bookmarkEnd w:id="114"/>
       <w:r>
         <w:lastRenderedPageBreak/>
@@ -16351,7 +16351,7 @@
       <w:pPr>
         <w:pStyle w:val="Ttulo3"/>
       </w:pPr>
-      <w:bookmarkStart w:id="119" w:name="_Toc240302759"/>
+      <w:bookmarkStart w:id="119" w:name="_Toc240310392"/>
       <w:r>
         <w:t>4.2.3 Vistas de métricas</w:t>
       </w:r>
@@ -16714,7 +16714,7 @@
         <w:pStyle w:val="Ttulo3"/>
       </w:pPr>
       <w:bookmarkStart w:id="120" w:name="datos-seed"/>
-      <w:bookmarkStart w:id="121" w:name="_Toc240302760"/>
+      <w:bookmarkStart w:id="121" w:name="_Toc240310393"/>
       <w:bookmarkEnd w:id="118"/>
       <w:r>
         <w:t>4.2.4 Datos seed</w:t>
@@ -18466,7 +18466,7 @@
         <w:pStyle w:val="Ttulo2"/>
       </w:pPr>
       <w:bookmarkStart w:id="122" w:name="X8f908531a063890214e0ba14e55f9da9a2ecacb"/>
-      <w:bookmarkStart w:id="123" w:name="_Toc240302761"/>
+      <w:bookmarkStart w:id="123" w:name="_Toc240310394"/>
       <w:bookmarkEnd w:id="112"/>
       <w:bookmarkEnd w:id="120"/>
       <w:r>
@@ -18523,7 +18523,7 @@
         <w:pStyle w:val="Ttulo3"/>
       </w:pPr>
       <w:bookmarkStart w:id="124" w:name="nodos-del-workflow"/>
-      <w:bookmarkStart w:id="125" w:name="_Toc240302762"/>
+      <w:bookmarkStart w:id="125" w:name="_Toc240310395"/>
       <w:r>
         <w:t>4.3.1 Nodos del workflow</w:t>
       </w:r>
@@ -19381,7 +19381,7 @@
         <w:pStyle w:val="Ttulo3"/>
       </w:pPr>
       <w:bookmarkStart w:id="126" w:name="diagrama-del-flujo"/>
-      <w:bookmarkStart w:id="127" w:name="_Toc240302763"/>
+      <w:bookmarkStart w:id="127" w:name="_Toc240310396"/>
       <w:bookmarkEnd w:id="124"/>
       <w:r>
         <w:lastRenderedPageBreak/>
@@ -19489,7 +19489,7 @@
         </w:rPr>
         <w:lastRenderedPageBreak/>
         <w:drawing>
-          <wp:inline distT="0" distB="0" distL="0" distR="0" wp14:anchorId="18F84ED2" wp14:editId="2E976618">
+          <wp:inline distT="0" distB="0" distL="0" distR="0" wp14:anchorId="18F84ED2" wp14:editId="0EDF757D">
             <wp:extent cx="5612130" cy="1259205"/>
             <wp:effectExtent l="0" t="0" r="0" b="0"/>
             <wp:docPr id="4" name="Imagen 4"/>
@@ -19551,7 +19551,7 @@
         <w:pStyle w:val="Ttulo3"/>
       </w:pPr>
       <w:bookmarkStart w:id="128" w:name="métricas-mttd-y-mttr"/>
-      <w:bookmarkStart w:id="129" w:name="_Toc240302764"/>
+      <w:bookmarkStart w:id="129" w:name="_Toc240310397"/>
       <w:bookmarkEnd w:id="126"/>
       <w:r>
         <w:t>4.3.3 Métricas MTTD y MTTR</w:t>
@@ -19657,7 +19657,7 @@
         <w:pStyle w:val="Ttulo3"/>
       </w:pPr>
       <w:bookmarkStart w:id="130" w:name="flujo-de-estados-de-una-orden"/>
-      <w:bookmarkStart w:id="131" w:name="_Toc240302765"/>
+      <w:bookmarkStart w:id="131" w:name="_Toc240310398"/>
       <w:bookmarkEnd w:id="128"/>
       <w:r>
         <w:lastRenderedPageBreak/>
@@ -20076,7 +20076,7 @@
         <w:pStyle w:val="Ttulo2"/>
       </w:pPr>
       <w:bookmarkStart w:id="132" w:name="flujo-2-chatbot-omnicanal-con-ia"/>
-      <w:bookmarkStart w:id="133" w:name="_Toc240302766"/>
+      <w:bookmarkStart w:id="133" w:name="_Toc240310399"/>
       <w:bookmarkEnd w:id="122"/>
       <w:bookmarkEnd w:id="130"/>
       <w:r>
@@ -20101,7 +20101,7 @@
         <w:pStyle w:val="Ttulo3"/>
       </w:pPr>
       <w:bookmarkStart w:id="134" w:name="nodos-del-workflow-1"/>
-      <w:bookmarkStart w:id="135" w:name="_Toc240302767"/>
+      <w:bookmarkStart w:id="135" w:name="_Toc240310400"/>
       <w:r>
         <w:t>4.4.1 Nodos del workflow</w:t>
       </w:r>
@@ -21082,7 +21082,7 @@
               <w:pStyle w:val="Compact"/>
             </w:pPr>
             <w:r>
-              <w:t>Enviar Respuesta (canal simulado)</w:t>
+              <w:t>Enviar Respuesta (Producción)</w:t>
             </w:r>
           </w:p>
         </w:tc>
@@ -21108,7 +21108,7 @@
               <w:pStyle w:val="Compact"/>
             </w:pPr>
             <w:r>
-              <w:t>Envía la respuesta por email: canal simulado en formato WhatsApp Cloud API con entrega SMTP</w:t>
+              <w:t>Envía la respuesta por email: canal simulado en formato WhatsApp Cloud API con entrega SMTP. El rótulo «(Producción)» es el que el nodo conserva en el canvas (Figura 6); pertenece a este workflow de desarrollo, no a los workflows de producción del Capítulo 7.</w:t>
             </w:r>
           </w:p>
         </w:tc>
@@ -21161,7 +21161,7 @@
         <w:pStyle w:val="Ttulo3"/>
       </w:pPr>
       <w:bookmarkStart w:id="136" w:name="diagrama-del-flujo-1"/>
-      <w:bookmarkStart w:id="137" w:name="_Toc240302768"/>
+      <w:bookmarkStart w:id="137" w:name="_Toc240310401"/>
       <w:bookmarkEnd w:id="134"/>
       <w:r>
         <w:t>4.4.2 Diagrama del flujo</w:t>
@@ -21187,7 +21187,7 @@
         </w:rPr>
         <w:lastRenderedPageBreak/>
         <w:drawing>
-          <wp:inline distT="0" distB="0" distL="0" distR="0" wp14:anchorId="263D1839" wp14:editId="7571ECD4">
+          <wp:inline distT="0" distB="0" distL="0" distR="0" wp14:anchorId="263D1839" wp14:editId="0B712685">
             <wp:extent cx="5597525" cy="5062467"/>
             <wp:effectExtent l="0" t="0" r="0" b="0"/>
             <wp:docPr id="7" name="Imagen 7"/>
@@ -21326,7 +21326,7 @@
         <w:pStyle w:val="Ttulo3"/>
       </w:pPr>
       <w:bookmarkStart w:id="138" w:name="prompt-de-ia"/>
-      <w:bookmarkStart w:id="139" w:name="_Toc240302769"/>
+      <w:bookmarkStart w:id="139" w:name="_Toc240310402"/>
       <w:bookmarkEnd w:id="136"/>
       <w:r>
         <w:lastRenderedPageBreak/>
@@ -21355,7 +21355,7 @@
         <w:pStyle w:val="Textoindependiente"/>
       </w:pPr>
       <w:r>
-        <w:t>Corresponde declarar cómo se llegó a esta precisión, porque el camino hasta ella fue equivocado y el error es instructivo. Al auditar el workflow para documentar el prompt se tomó el archivo vigente en el repositorio, que corresponde al workflow de diecinueve nodos incorporado el 27 de agosto junto con el canal de Telegram, y cuyo prompt de 1032 caracteres no inyecta la base de conocimiento ni contiene ejemplos. De ahí se concluyó que el clasificador operaba en régimen zero-shot. La corrida del corpus, sin embargo, es del 12 de agosto, quince días anterior, y se ejecutó sobre el workflow de catorce nodos cuyo prompt sí tenía ambas cosas. La auditoría fue correcta en su método y se aplicó al artefacto equivocado: se auditó la versión vigente del workflow y no la que había producido la medición. El historial de versiones del repositorio permite fechar ambas configuraciones y es lo que permitió detectar la discrepancia. Se consigna aquí porque la regla que de ello se sigue vale más que el caso: una afirmación sobre cómo se obtuvo una medición debe verificarse contra la versión del artefacto que corrió en la fecha de esa medición, no contra la versión actual.</w:t>
+        <w:t>Corresponde declarar cómo se llegó a esta precisión, porque el camino hasta ella fue equivocado y el error es instructivo. Al auditar el workflow para documentar el prompt se tomó el archivo vigente en el repositorio, que corresponde al workflow de dieciocho nodos incorporado el 27 de agosto junto con el canal de Telegram, y cuyo prompt de 1032 caracteres no inyecta la base de conocimiento ni contiene ejemplos. De ahí se concluyó que el clasificador operaba en régimen zero-shot. La corrida del corpus, sin embargo, es del 12 de agosto, quince días anterior, y se ejecutó sobre el workflow de catorce nodos cuyo prompt sí tenía ambas cosas. La auditoría fue correcta en su método y se aplicó al artefacto equivocado: se auditó la versión vigente del workflow y no la que había producido la medición. El historial de versiones del repositorio permite fechar ambas configuraciones y es lo que permitió detectar la discrepancia. Se consigna aquí porque la regla que de ello se sigue vale más que el caso: una afirmación sobre cómo se obtuvo una medición debe verificarse contra la versión del artefacto que corrió en la fecha de esa medición, no contra la versión actual.</w:t>
       </w:r>
     </w:p>
     <w:p>
@@ -21363,7 +21363,7 @@
         <w:pStyle w:val="Ttulo3"/>
       </w:pPr>
       <w:bookmarkStart w:id="140" w:name="métrica-tmr"/>
-      <w:bookmarkStart w:id="141" w:name="_Toc240302770"/>
+      <w:bookmarkStart w:id="141" w:name="_Toc240310403"/>
       <w:bookmarkEnd w:id="138"/>
       <w:r>
         <w:lastRenderedPageBreak/>
@@ -21417,7 +21417,7 @@
       <w:pPr>
         <w:pStyle w:val="Ttulo2"/>
       </w:pPr>
-      <w:bookmarkStart w:id="142" w:name="_Toc240302771"/>
+      <w:bookmarkStart w:id="142" w:name="_Toc240310404"/>
       <w:bookmarkEnd w:id="132"/>
       <w:bookmarkEnd w:id="140"/>
       <w:r>
@@ -21437,7 +21437,7 @@
       <w:pPr>
         <w:pStyle w:val="Ttulo3"/>
       </w:pPr>
-      <w:bookmarkStart w:id="143" w:name="_Toc240302772"/>
+      <w:bookmarkStart w:id="143" w:name="_Toc240310405"/>
       <w:r>
         <w:t>4.5.1 Paneles de los dashboards</w:t>
       </w:r>
@@ -22441,7 +22441,7 @@
       <w:pPr>
         <w:pStyle w:val="Ttulo2"/>
       </w:pPr>
-      <w:bookmarkStart w:id="144" w:name="_Toc240302773"/>
+      <w:bookmarkStart w:id="144" w:name="_Toc240310406"/>
       <w:r>
         <w:t>4.6 Testing</w:t>
       </w:r>
@@ -22464,7 +22464,7 @@
         <w:pStyle w:val="Ttulo3"/>
       </w:pPr>
       <w:bookmarkStart w:id="145" w:name="pruebas-funcionales"/>
-      <w:bookmarkStart w:id="146" w:name="_Toc240302774"/>
+      <w:bookmarkStart w:id="146" w:name="_Toc240310407"/>
       <w:r>
         <w:t>4.6.1 Pruebas funcionales</w:t>
       </w:r>
@@ -23231,7 +23231,7 @@
         <w:pStyle w:val="Ttulo3"/>
       </w:pPr>
       <w:bookmarkStart w:id="147" w:name="prueba-de-carga"/>
-      <w:bookmarkStart w:id="148" w:name="_Toc240302775"/>
+      <w:bookmarkStart w:id="148" w:name="_Toc240310408"/>
       <w:bookmarkEnd w:id="145"/>
       <w:r>
         <w:t>4.6.2 Pruebas de carga y de concurrencia</w:t>
@@ -23297,7 +23297,7 @@
         </w:rPr>
         <w:lastRenderedPageBreak/>
         <w:drawing>
-          <wp:inline distT="0" distB="0" distL="0" distR="0" wp14:anchorId="5B2444A2" wp14:editId="6BC165F9">
+          <wp:inline distT="0" distB="0" distL="0" distR="0" wp14:anchorId="5B2444A2" wp14:editId="0A8AD745">
             <wp:extent cx="5612130" cy="2806065"/>
             <wp:effectExtent l="0" t="0" r="0" b="0"/>
             <wp:docPr id="3" name="Imagen 3"/>
@@ -23359,7 +23359,7 @@
         <w:pStyle w:val="Ttulo1"/>
         <w:pageBreakBefore/>
       </w:pPr>
-      <w:bookmarkStart w:id="149" w:name="_Toc240302776"/>
+      <w:bookmarkStart w:id="149" w:name="_Toc240310409"/>
       <w:r>
         <w:lastRenderedPageBreak/>
         <w:t>CAPÍTULO 5: RESULTADOS Y ANÁLISIS</w:t>
@@ -23370,7 +23370,7 @@
       <w:pPr>
         <w:pStyle w:val="Ttulo2"/>
       </w:pPr>
-      <w:bookmarkStart w:id="150" w:name="_Toc240302777"/>
+      <w:bookmarkStart w:id="150" w:name="_Toc240310410"/>
       <w:bookmarkEnd w:id="147"/>
       <w:r>
         <w:t>5.1 Resultados del Flujo 1 — Pipeline de Órdenes</w:t>
@@ -23382,7 +23382,7 @@
         <w:pStyle w:val="Ttulo3"/>
       </w:pPr>
       <w:bookmarkStart w:id="151" w:name="pruebas-funcionales-1"/>
-      <w:bookmarkStart w:id="152" w:name="_Toc240302778"/>
+      <w:bookmarkStart w:id="152" w:name="_Toc240310411"/>
       <w:r>
         <w:t>5.1.1 Pruebas funcionales</w:t>
       </w:r>
@@ -23703,7 +23703,7 @@
         <w:pStyle w:val="Ttulo3"/>
       </w:pPr>
       <w:bookmarkStart w:id="153" w:name="métricas-de-tiempo"/>
-      <w:bookmarkStart w:id="154" w:name="_Toc240302779"/>
+      <w:bookmarkStart w:id="154" w:name="_Toc240310412"/>
       <w:bookmarkEnd w:id="151"/>
       <w:r>
         <w:t>5.1.2 Métricas de tiempo</w:t>
@@ -23880,7 +23880,7 @@
       <w:pPr>
         <w:pStyle w:val="Ttulo3"/>
       </w:pPr>
-      <w:bookmarkStart w:id="155" w:name="_Toc240302780"/>
+      <w:bookmarkStart w:id="155" w:name="_Toc240310413"/>
       <w:bookmarkEnd w:id="153"/>
       <w:r>
         <w:t>5.1.3 Pruebas de carga y de concurrencia</w:t>
@@ -24355,7 +24355,7 @@
       <w:pPr>
         <w:pStyle w:val="Ttulo3"/>
       </w:pPr>
-      <w:bookmarkStart w:id="156" w:name="_Toc240302781"/>
+      <w:bookmarkStart w:id="156" w:name="_Toc240310414"/>
       <w:r>
         <w:t>5.1.4 Baseline de atención manual</w:t>
       </w:r>
@@ -24814,7 +24814,7 @@
       <w:pPr>
         <w:pStyle w:val="Ttulo2"/>
       </w:pPr>
-      <w:bookmarkStart w:id="157" w:name="_Toc240302782"/>
+      <w:bookmarkStart w:id="157" w:name="_Toc240310415"/>
       <w:r>
         <w:t>5.2 Resultados del Flujo 2 — Chatbot (canal simulado formato WhatsApp y canal Telegram real)</w:t>
       </w:r>
@@ -24824,7 +24824,7 @@
       <w:pPr>
         <w:pStyle w:val="Ttulo3"/>
       </w:pPr>
-      <w:bookmarkStart w:id="158" w:name="_Toc240302783"/>
+      <w:bookmarkStart w:id="158" w:name="_Toc240310416"/>
       <w:r>
         <w:t>5.2.1 Pruebas funcionales del chatbot</w:t>
       </w:r>
@@ -24851,7 +24851,7 @@
         <w:pStyle w:val="Ttulo3"/>
       </w:pPr>
       <w:bookmarkStart w:id="159" w:name="tiempos-de-respuesta-tmr"/>
-      <w:bookmarkStart w:id="160" w:name="_Toc240302784"/>
+      <w:bookmarkStart w:id="160" w:name="_Toc240310417"/>
       <w:r>
         <w:lastRenderedPageBreak/>
         <w:t>5.2.2 Tiempos de respuesta (TMR)</w:t>
@@ -25911,7 +25911,7 @@
         <w:pStyle w:val="Ttulo3"/>
       </w:pPr>
       <w:bookmarkStart w:id="161" w:name="precisión-de-clasificación-de-intents"/>
-      <w:bookmarkStart w:id="162" w:name="_Toc240302785"/>
+      <w:bookmarkStart w:id="162" w:name="_Toc240310418"/>
       <w:bookmarkEnd w:id="159"/>
       <w:r>
         <w:t>5.2.3 Precisión de clasificación de intents</w:t>
@@ -27254,7 +27254,7 @@
       <w:pPr>
         <w:pStyle w:val="Ttulo3"/>
       </w:pPr>
-      <w:bookmarkStart w:id="163" w:name="_Toc240302786"/>
+      <w:bookmarkStart w:id="163" w:name="_Toc240310419"/>
       <w:r>
         <w:t>5.2.4 Ablación: cuánto aporta la base de conocimiento</w:t>
       </w:r>
@@ -27651,7 +27651,7 @@
       <w:pPr>
         <w:pStyle w:val="Ttulo3"/>
       </w:pPr>
-      <w:bookmarkStart w:id="164" w:name="_Toc240302787"/>
+      <w:bookmarkStart w:id="164" w:name="_Toc240310420"/>
       <w:r>
         <w:t>5.2.5 Contenido de las respuestas de tipo FAQ</w:t>
       </w:r>
@@ -27711,7 +27711,7 @@
         <w:pStyle w:val="Ttulo2"/>
       </w:pPr>
       <w:bookmarkStart w:id="165" w:name="contrastación-de-hipótesis"/>
-      <w:bookmarkStart w:id="166" w:name="_Toc240302788"/>
+      <w:bookmarkStart w:id="166" w:name="_Toc240310421"/>
       <w:bookmarkEnd w:id="161"/>
       <w:r>
         <w:t>5.3 Contrastación de hipótesis</w:t>
@@ -28061,7 +28061,7 @@
         <w:pStyle w:val="Ttulo2"/>
       </w:pPr>
       <w:bookmarkStart w:id="167" w:name="análisis-comparativo-y-discusión"/>
-      <w:bookmarkStart w:id="168" w:name="_Toc240302789"/>
+      <w:bookmarkStart w:id="168" w:name="_Toc240310422"/>
       <w:bookmarkEnd w:id="165"/>
       <w:r>
         <w:t>5.4 Análisis comparativo y discusión</w:t>
@@ -28093,7 +28093,7 @@
         <w:pStyle w:val="Ttulo3"/>
       </w:pPr>
       <w:bookmarkStart w:id="169" w:name="limitaciones-observadas"/>
-      <w:bookmarkStart w:id="170" w:name="_Toc240302790"/>
+      <w:bookmarkStart w:id="170" w:name="_Toc240310423"/>
       <w:r>
         <w:t>5.4.1 Limitaciones observadas</w:t>
       </w:r>
@@ -28234,7 +28234,7 @@
         <w:pageBreakBefore/>
       </w:pPr>
       <w:bookmarkStart w:id="171" w:name="capítulo-6-conclusiones"/>
-      <w:bookmarkStart w:id="172" w:name="_Toc240302791"/>
+      <w:bookmarkStart w:id="172" w:name="_Toc240310424"/>
       <w:bookmarkEnd w:id="106"/>
       <w:bookmarkEnd w:id="167"/>
       <w:bookmarkEnd w:id="169"/>
@@ -28249,7 +28249,7 @@
         <w:pStyle w:val="Ttulo2"/>
       </w:pPr>
       <w:bookmarkStart w:id="173" w:name="respuesta-a-la-pregunta-de-investigación"/>
-      <w:bookmarkStart w:id="174" w:name="_Toc240302792"/>
+      <w:bookmarkStart w:id="174" w:name="_Toc240310425"/>
       <w:r>
         <w:t>6.1 Respuesta a la pregunta de investigación</w:t>
       </w:r>
@@ -28283,7 +28283,7 @@
         <w:pStyle w:val="Ttulo2"/>
       </w:pPr>
       <w:bookmarkStart w:id="175" w:name="cumplimiento-de-objetivos-específicos"/>
-      <w:bookmarkStart w:id="176" w:name="_Toc240302793"/>
+      <w:bookmarkStart w:id="176" w:name="_Toc240310426"/>
       <w:bookmarkEnd w:id="173"/>
       <w:r>
         <w:t>6.2 Cumplimiento de objetivos específicos</w:t>
@@ -28683,7 +28683,7 @@
         <w:pStyle w:val="Ttulo2"/>
       </w:pPr>
       <w:bookmarkStart w:id="177" w:name="conclusiones-sustantivas"/>
-      <w:bookmarkStart w:id="178" w:name="_Toc240302794"/>
+      <w:bookmarkStart w:id="178" w:name="_Toc240310427"/>
       <w:bookmarkEnd w:id="175"/>
       <w:r>
         <w:lastRenderedPageBreak/>
@@ -28778,7 +28778,7 @@
         <w:pStyle w:val="Ttulo2"/>
       </w:pPr>
       <w:bookmarkStart w:id="179" w:name="limitaciones-del-estudio"/>
-      <w:bookmarkStart w:id="180" w:name="_Toc240302795"/>
+      <w:bookmarkStart w:id="180" w:name="_Toc240310428"/>
       <w:bookmarkEnd w:id="177"/>
       <w:r>
         <w:t>6.4 Limitaciones del estudio</w:t>
@@ -28810,7 +28810,7 @@
         <w:pageBreakBefore/>
       </w:pPr>
       <w:bookmarkStart w:id="181" w:name="capítulo-7-recomendaciones"/>
-      <w:bookmarkStart w:id="182" w:name="_Toc240302796"/>
+      <w:bookmarkStart w:id="182" w:name="_Toc240310429"/>
       <w:bookmarkEnd w:id="171"/>
       <w:bookmarkEnd w:id="179"/>
       <w:r>
@@ -28824,7 +28824,7 @@
         <w:pStyle w:val="Ttulo2"/>
       </w:pPr>
       <w:bookmarkStart w:id="183" w:name="recomendaciones-para-producción"/>
-      <w:bookmarkStart w:id="184" w:name="_Toc240302797"/>
+      <w:bookmarkStart w:id="184" w:name="_Toc240310430"/>
       <w:r>
         <w:t>7.1 Recomendaciones para producción</w:t>
       </w:r>
@@ -29155,7 +29155,7 @@
         <w:pStyle w:val="Ttulo2"/>
       </w:pPr>
       <w:bookmarkStart w:id="185" w:name="líneas-futuras"/>
-      <w:bookmarkStart w:id="186" w:name="_Toc240302798"/>
+      <w:bookmarkStart w:id="186" w:name="_Toc240310431"/>
       <w:bookmarkEnd w:id="183"/>
       <w:r>
         <w:t>7.2 Líneas futuras</w:t>
@@ -29275,7 +29275,7 @@
         <w:pageBreakBefore/>
       </w:pPr>
       <w:bookmarkStart w:id="187" w:name="capítulo-8-referencias-bibliográficas"/>
-      <w:bookmarkStart w:id="188" w:name="_Toc240302799"/>
+      <w:bookmarkStart w:id="188" w:name="_Toc240310432"/>
       <w:bookmarkEnd w:id="181"/>
       <w:bookmarkEnd w:id="185"/>
       <w:r>
@@ -30111,7 +30111,7 @@
         <w:pStyle w:val="Ttulo1"/>
         <w:pageBreakBefore/>
       </w:pPr>
-      <w:bookmarkStart w:id="189" w:name="_Toc240302800"/>
+      <w:bookmarkStart w:id="189" w:name="_Toc240310433"/>
       <w:bookmarkEnd w:id="187"/>
       <w:r>
         <w:lastRenderedPageBreak/>
@@ -30124,7 +30124,7 @@
         <w:pStyle w:val="Ttulo2"/>
       </w:pPr>
       <w:bookmarkStart w:id="190" w:name="X3cb621f708d527c85a75099c9d8ab934f4bf355"/>
-      <w:bookmarkStart w:id="191" w:name="_Toc240302801"/>
+      <w:bookmarkStart w:id="191" w:name="_Toc240310434"/>
       <w:r>
         <w:t>Anexo A: Resumen del Schema de Base de Datos</w:t>
       </w:r>
@@ -31584,7 +31584,7 @@
         <w:pStyle w:val="Ttulo2"/>
       </w:pPr>
       <w:bookmarkStart w:id="192" w:name="anexo-b-configuración-docker-compose"/>
-      <w:bookmarkStart w:id="193" w:name="_Toc240302802"/>
+      <w:bookmarkStart w:id="193" w:name="_Toc240310435"/>
       <w:bookmarkEnd w:id="190"/>
       <w:r>
         <w:t>Anexo B: Configuración Docker Compose</w:t>
@@ -32005,7 +32005,7 @@
         <w:pStyle w:val="Ttulo2"/>
       </w:pPr>
       <w:bookmarkStart w:id="194" w:name="anexo-c-catálogo-de-productos-seed"/>
-      <w:bookmarkStart w:id="195" w:name="_Toc240302803"/>
+      <w:bookmarkStart w:id="195" w:name="_Toc240310436"/>
       <w:bookmarkEnd w:id="192"/>
       <w:r>
         <w:t>Anexo C: Catálogo de Productos Seed</w:t>
@@ -33714,7 +33714,7 @@
         <w:pStyle w:val="Ttulo2"/>
       </w:pPr>
       <w:bookmarkStart w:id="196" w:name="anexo-d-faq-predefinidas"/>
-      <w:bookmarkStart w:id="197" w:name="_Toc240302804"/>
+      <w:bookmarkStart w:id="197" w:name="_Toc240310437"/>
       <w:bookmarkEnd w:id="194"/>
       <w:r>
         <w:t>Anexo D: FAQ predefinidas (base de conocimiento completa)</w:t>
@@ -34754,7 +34754,7 @@
         <w:pStyle w:val="Ttulo2"/>
       </w:pPr>
       <w:bookmarkStart w:id="198" w:name="anexo-e-comandos-de-testing"/>
-      <w:bookmarkStart w:id="199" w:name="_Toc240302805"/>
+      <w:bookmarkStart w:id="199" w:name="_Toc240310438"/>
       <w:bookmarkEnd w:id="196"/>
       <w:r>
         <w:t>Anexo E: Comandos de Testing</w:t>
@@ -35159,7 +35159,7 @@
         <w:pStyle w:val="Ttulo2"/>
       </w:pPr>
       <w:bookmarkStart w:id="200" w:name="X53963ddcb95164cb3d8d65df754d1b36e2a4f92"/>
-      <w:bookmarkStart w:id="201" w:name="_Toc240302806"/>
+      <w:bookmarkStart w:id="201" w:name="_Toc240310439"/>
       <w:bookmarkEnd w:id="198"/>
       <w:r>
         <w:t>Anexo F: Lista de Figuras — Implementación de Desarrollo (SIMPLE)</w:t>
@@ -35436,7 +35436,7 @@
       <w:pPr>
         <w:pStyle w:val="Ttulo2"/>
       </w:pPr>
-      <w:bookmarkStart w:id="202" w:name="_Toc240302807"/>
+      <w:bookmarkStart w:id="202" w:name="_Toc240310440"/>
       <w:bookmarkEnd w:id="200"/>
       <w:r>
         <w:t>Anexo G: Propuesta de Arquitectura de Producción</w:t>
@@ -35663,7 +35663,7 @@
       <w:pPr>
         <w:pStyle w:val="Ttulo2"/>
       </w:pPr>
-      <w:bookmarkStart w:id="205" w:name="_Toc240302808"/>
+      <w:bookmarkStart w:id="205" w:name="_Toc240310441"/>
       <w:r>
         <w:t>Anexo H: Prompts de sistema del clasificador de intenciones</w:t>
       </w:r>
@@ -35989,7 +35989,7 @@
       <w:pPr>
         <w:pStyle w:val="Ttulo2"/>
       </w:pPr>
-      <w:bookmarkStart w:id="206" w:name="_Toc240302809"/>
+      <w:bookmarkStart w:id="206" w:name="_Toc240310442"/>
       <w:r>
         <w:t>Anexo I: Baseline de atención manual — tiempos cronometrados</w:t>
       </w:r>
@@ -38098,7 +38098,7 @@
       <w:pPr>
         <w:pStyle w:val="Ttulo2"/>
       </w:pPr>
-      <w:bookmarkStart w:id="207" w:name="_Toc240302810"/>
+      <w:bookmarkStart w:id="207" w:name="_Toc240310443"/>
       <w:r>
         <w:t>Anexo J: Corpus de evaluación y procedimiento de cálculo estadístico</w:t>
       </w:r>
@@ -38203,7 +38203,7 @@
       <w:pPr>
         <w:pStyle w:val="Ttulo2"/>
       </w:pPr>
-      <w:bookmarkStart w:id="208" w:name="_Toc240302811"/>
+      <w:bookmarkStart w:id="208" w:name="_Toc240310444"/>
       <w:r>
         <w:lastRenderedPageBreak/>
         <w:t>Anexo K: Verificación de datos concretos en las respuestas de tipo FAQ</w:t>

--- a/docs/TESIS_FINAL_UTN_v6.docx
+++ b/docs/TESIS_FINAL_UTN_v6.docx
@@ -144,7 +144,7 @@
         <w:pStyle w:val="Ttulo1"/>
         <w:pageBreakBefore/>
       </w:pPr>
-      <w:bookmarkStart w:id="1" w:name="_Toc240310326"/>
+      <w:bookmarkStart w:id="1" w:name="_Toc240384020"/>
       <w:r>
         <w:lastRenderedPageBreak/>
         <w:t>DECLARACIÓN DE ORIGINALIDAD</w:t>
@@ -164,7 +164,7 @@
         <w:pStyle w:val="Textoindependiente"/>
       </w:pPr>
       <w:r>
-        <w:t>Todas las fuentes consultadas se encuentran debidamente citadas en el cuerpo del texto y consignadas en el Capítulo 8. Los datos experimentales que se reportan en el Capítulo 5 fueron obtenidos por los autores sobre el sistema descripto en el Capítulo 4; los guiones de ejecución, los archivos de resultados crudos y los procedimientos de cálculo se versionan en el repositorio del trabajo y se transcriben en los Anexos I y J, de modo que toda cifra publicada pueda ser recalculada de forma independiente.</w:t>
+        <w:t>Todas las fuentes consultadas se encuentran debidamente citadas en el cuerpo del texto y consignadas en el Capítulo 8. Los datos experimentales que se reportan en el Capítulo 5 fueron obtenidos por los autores sobre el sistema descripto en el Capítulo 4; los guiones de ejecución, los archivos de resultados crudos y los procedimientos de cálculo se versionan en el repositorio del trabajo y se transcriben en los Anexos I y J, de modo que toda cifra publicada pueda ser recalculada de forma independiente. El repositorio es público y está disponible en https://github.com/IgnacioOdorico/Automatizacion-de-Atencion-al-Cliente-en-E-commerce-e-Inteligencia-Artificial; la versión que corresponde a este documento se identifica con la etiqueta entrega-2026-09 (Anexo J).</w:t>
       </w:r>
     </w:p>
     <w:p>
@@ -193,7 +193,7 @@
     </w:p>
     <w:p>
       <w:r>
-        <w:pict w14:anchorId="7D1789BE">
+        <w:pict w14:anchorId="2AC2E759">
           <v:rect id="_x0000_i1026" style="width:0;height:1.5pt" o:hralign="center" o:hrstd="t" o:hr="t"/>
         </w:pict>
       </w:r>
@@ -203,7 +203,7 @@
         <w:pStyle w:val="Ttulo1"/>
         <w:pageBreakBefore/>
       </w:pPr>
-      <w:bookmarkStart w:id="2" w:name="_Toc240310327"/>
+      <w:bookmarkStart w:id="2" w:name="_Toc240384021"/>
       <w:bookmarkEnd w:id="0"/>
       <w:r>
         <w:lastRenderedPageBreak/>
@@ -216,14 +216,7 @@
         <w:pStyle w:val="FirstParagraph"/>
       </w:pPr>
       <w:r>
-        <w:t xml:space="preserve">El presente trabajo aborda el problema del procesamiento manual del ciclo post-venta en PyMEs de e-commerce argentinas, cuya gestión artesanal genera demoras, errores y fragmentación en la atención al cliente. Se plantea la siguiente pregunta de investigación: </w:t>
-      </w:r>
-      <w:r>
-        <w:rPr>
-          <w:i/>
-          <w:iCs/>
-        </w:rPr>
-        <w:t>¿En qué medida la implementación de un pipeline de automatización orquestado con n8n reduce los tiempos operativos del ciclo post-venta de un e-commerce simulado, medidos a través de las métricas MTTD, MTTR y TMR?</w:t>
+        <w:t>El trabajo aborda el procesamiento manual del ciclo post-venta en PyMEs argentinas de comercio electrónico. Se pregunta en qué medida un pipeline orquestado con n8n reduce el tiempo de procesamiento de órdenes respecto del proceso manual, y con qué tiempo de respuesta y exactitud atiende consultas un chatbot integrado.</w:t>
       </w:r>
     </w:p>
     <w:p>
@@ -234,7 +227,7 @@
         </w:rPr>
       </w:pPr>
       <w:r>
-        <w:t>Se diseñó e implementó una solución compuesta por dos flujos orquestados con n8n y desplegados en contenedores Docker. El primer flujo es un pipeline de procesamiento de órdenes (15 nodos) que recibe pedidos vía webhook, verifica stock en PostgreSQL, actualiza estados y notifica al cliente por email. El segundo flujo es un chatbot multicanal implementado y validado sobre dos canales —WhatsApp, con envío simulado a un capturador SMTP local, y Telegram, con envío real de extremo a extremo—, utilizando GPT-4o-mini para clasificar intenciones y generar respuestas automatizadas. La infraestructura incluye PostgreSQL 15 como base de datos, Mailpit como servidor SMTP de pruebas y Grafana para visualizar métricas operativas.</w:t>
+        <w:t>Sobre un e-commerce simulado y en contenedores Docker se implementaron un pipeline de órdenes de quince nodos y un chatbot sobre dos canales —uno simulado con entrega SMTP local y Telegram real— que clasifica intenciones con GPT-4o-mini. El diseño es un estudio de caso instrumental con métricas registradas automáticamente.</w:t>
       </w:r>
     </w:p>
     <w:p>
@@ -245,11 +238,7 @@
         </w:rPr>
       </w:pPr>
       <w:r>
-        <w:t xml:space="preserve">Los resultados obtenidos muestran un MTTD promedio de 0,009 segundos y un MTTR promedio de 0,054 segundos, para un tiempo total end-to-end de 0,063 segundos sobre 50 órdenes medidas. El costo marginal de procesar una orden en el pipeline resulta así unas 780 veces menor que el del proceso manual, cronometrado por el propio equipo sobre diez órdenes en 49,13 segundos por orden (IC 95 %: 43,30 s a 54,95 s; IC 95 % del factor por el teorema de Fieller: 686× a 875×). Ambas series están completamente separadas y el contraste es concluyente (U de Mann-Whitney = 0, p = 2,7 × 10⁻¹¹; t de Welch = 19,05, gl = 9,0, p = 1,4 × 10⁻⁸); el factor compara costos marginales de procesamiento y no latencias percibidas por el cliente, y debe leerse como una cota superior por provenir el término automatizado de un entorno de laboratorio. El TMR promedio del chatbot fue de 1,47 segundos sobre un corpus de 150 interacciones y de 3,07 segundos sobre 45 interacciones del canal Telegram real, y la exactitud de clasificación alcanzó el 92,7 % (IC 95 % de Wilson: 87,3 % a 95,9 %) con un prompt que inyecta la base de conocimiento de la tienda y presenta siete ejemplos etiquetados. Una ablación sobre el mismo corpus y las mismas etiquetas de referencia, con un prompt reducido que no incluye ninguna de las dos cosas, arroja 86,0 % (IC 95 %: 79,5 % a 90,7 %): una diferencia de 6,7 puntos que la prueba de McNemar sobre el diseño apareado confirma como no atribuible al azar (p = 0,031) y que se concentra en la categoría de consultas frecuentes, la que pierde 14,6 puntos. Estos valores permiten confirmar la hipótesis de que la automatización reduce de manera sustancial los tiempos operativos del ciclo post-venta respecto del proceso manual de referencia. La corrección del contenido de las respuestas no quedó establecida: dos evaluadores independientes no alcanzaron un acuerdo suficiente sobre una rúbrica de tres niveles (κ de 0,167 y 0,358), y una verificación automática </w:t>
-      </w:r>
-      <w:r>
-        <w:lastRenderedPageBreak/>
-        <w:t>de los datos concretos encontró que 2 de las 18 respuestas de tipo FAQ que los contienen afirman alguno ausente de la base de conocimiento.</w:t>
+        <w:t>Sobre 50 órdenes, el MTTD medio fue de 0,009 s y el tiempo end-to-end de 0,063 s, frente a 49,13 s por orden cronometrados en el proceso manual: un factor cercano a 780× (IC 95 % por el teorema de Fieller: 686× a 875×; U de Mann-Whitney = 0, p = 2,7 × 10⁻¹¹), que se lee como orden de magnitud bajo condiciones de laboratorio y no como cota. Bajo 20 solicitudes simultáneas no hubo sobreventa, pero el 40,8 % de las órdenes quedó sin procesar y sin aviso. El chatbot respondió en 1,47 s de media y clasificó con una exactitud del 92,7 % (IC 95 % de Wilson: 87,3 % a 95,9 %). Un diseño factorial con tres repeticiones mostró que esa exactitud depende de las reglas y los ejemplos del prompt, que aportan 17,3 puntos, y no de la base de conocimiento de la tienda, que aporta 2,0. La corrección del contenido de las respuestas no quedó establecida: dos evaluadores no alcanzaron un acuerdo suficiente, y una verificación automática encontró que 2 de las 18 respuestas con datos concretos afirman alguno ausente de la base. Las tres hipótesis se sostienen dentro de los alcances declarados.</w:t>
       </w:r>
     </w:p>
     <w:p>
@@ -272,7 +261,7 @@
         <w:pStyle w:val="Ttulo1"/>
         <w:pageBreakBefore/>
       </w:pPr>
-      <w:bookmarkStart w:id="3" w:name="_Toc240310328"/>
+      <w:bookmarkStart w:id="3" w:name="_Toc240384022"/>
       <w:r>
         <w:lastRenderedPageBreak/>
         <w:t>ABSTRACT</w:t>
@@ -284,7 +273,7 @@
         <w:pStyle w:val="FirstParagraph"/>
       </w:pPr>
       <w:r>
-        <w:t>This work addresses the manual handling of the post-sale cycle in Argentine e-commerce SMEs, where craft-based management produces delays, errors and fragmented customer service. The research question is stated as follows: to what extent does an automation pipeline orchestrated with n8n reduce the operational times of the post-sale cycle of a simulated e-commerce store, measured through the MTTD, MTTR and TMR metrics?</w:t>
+        <w:t>This work addresses the manual handling of the post-sale cycle in Argentine e-commerce SMEs. It asks to what extent a pipeline orchestrated with n8n reduces order-processing time with respect to the manual process, and with what response time and accuracy an integrated chatbot handles customer queries.</w:t>
       </w:r>
     </w:p>
     <w:p>
@@ -292,7 +281,7 @@
         <w:pStyle w:val="Textoindependiente"/>
       </w:pPr>
       <w:r>
-        <w:t>A solution was designed and implemented as two workflows orchestrated with n8n and deployed in Docker containers. The first is an order-processing pipeline (15 nodes) that receives orders through a webhook, checks stock in PostgreSQL, updates order states and notifies the customer by email. The second is a multichannel chatbot implemented and validated over two channels —a simulated channel that adopts the WhatsApp Cloud API message format and delivers through a local SMTP capture server, and Telegram, with real end-to-end delivery— using GPT-4o-mini to classify intents and generate automated replies. The infrastructure comprises PostgreSQL 15 as the database, Mailpit as the test SMTP server and Grafana for operational dashboards.</w:t>
+        <w:t>On a simulated store deployed in Docker containers, an order pipeline of fifteen nodes and a chatbot over two channels —a simulated one with local SMTP delivery, and real Telegram— were implemented, the chatbot classifying intents with GPT-4o-mini. The design is an instrumental case study with automatically recorded metrics.</w:t>
       </w:r>
     </w:p>
     <w:p>
@@ -300,7 +289,7 @@
         <w:pStyle w:val="Textoindependiente"/>
       </w:pPr>
       <w:r>
-        <w:t>The results show a mean MTTD of 0.009 seconds and a mean MTTR of 0.054 seconds, for a total end-to-end time of 0.063 seconds over 50 measured orders. The marginal cost of processing one order in the pipeline is therefore about 780 times lower than that of the manual process, timed by the authors over ten orders at 49.13 seconds per order (95 % CI: 43.30 s to 54.95 s; Fieller 95 % CI of the ratio: 686× to 875×). The two series are completely separated, and the contrast is conclusive (Mann-Whitney U = 0, p = 2.7 × 10⁻¹¹; Welch t = 19.05, df = 9.0, p = 1.4 × 10⁻⁸). The factor compares marginal processing costs and not customer-perceived latencies, and must be read as an upper bound, since the automated term comes from a laboratory environment. The chatbot achieved a mean response time of 1.47 seconds over a corpus of 150 interactions and 3.07 seconds over 45 interactions on the real Telegram channel, and an intent classification accuracy of 92.7 % (Wilson 95 % CI: 87.3 % to 95.9 %) with a prompt that injects the store knowledge base and presents seven labelled examples. An ablation over the same corpus and the same reference labels, with a reduced prompt including neither, yields 86.0 % (95 % CI: 79.5 % to 90.7 %): a 6.7-point difference that McNemar’s test on the paired design confirms as not attributable to chance (p = 0.031), concentrated on the frequently-asked-question category, which loses 14.6 points. These values confirm the hypothesis that automation substantially reduces the operational times of the post-sale cycle with respect to the manual reference process. The correctness of the replies’ content was not established: two independent raters did not reach sufficient agreement on a three-level rubric (κ of 0.167 and 0.358), and an automatic check of concrete data found that 2 of the 18 FAQ replies containing such data state at least one that is absent from the knowledge base.</w:t>
+        <w:t>Over 50 orders, mean MTTD was 0.009 seconds and end-to-end time 0.063 s, against 49.13 s per order timed for the manual process: a factor close to 780× (Fieller 95 % CI: 686× to 875×; Mann-Whitney U = 0, p = 2.7 × 10⁻¹¹), read as an order of magnitude under laboratory conditions and not as a bound. Under 20 simultaneous requests there was no overselling, but 40.8 % of the orders were left unprocessed and without warning. The chatbot replied in 1.47 s on average and classified intents with an accuracy of 92.7 % (Wilson 95 % CI: 87.3 % to 95.9 %). A factorial design with three repetitions showed that this accuracy depends on the rules and examples in the prompt, which contribute 17.3 points, and not on the store knowledge base, which contributes 2.0. The correctness of the replies’ content was not established: two raters did not reach sufficient agreement, and an automatic check found that 2 of the 18 replies containing concrete data state at least one that is absent from the knowledge base. The three hypotheses hold within the declared scope.</w:t>
       </w:r>
     </w:p>
     <w:p>
@@ -308,7 +297,6 @@
         <w:pStyle w:val="Textoindependiente"/>
       </w:pPr>
       <w:r>
-        <w:lastRenderedPageBreak/>
         <w:t>Keywords: business process automation, e-commerce, post-sale service, n8n, chatbot, large language models, Docker, MTTD, MTTR, mean response time.</w:t>
       </w:r>
     </w:p>
@@ -358,7 +346,7 @@
           <w:r>
             <w:fldChar w:fldCharType="separate"/>
           </w:r>
-          <w:hyperlink w:anchor="_Toc240310326" w:history="1">
+          <w:hyperlink w:anchor="_Toc240384020" w:history="1">
             <w:r>
               <w:rPr>
                 <w:rStyle w:val="Hipervnculo"/>
@@ -385,7 +373,7 @@
                 <w:noProof/>
                 <w:webHidden/>
               </w:rPr>
-              <w:instrText xml:space="preserve"> PAGEREF _Toc240310326 \h </w:instrText>
+              <w:instrText xml:space="preserve"> PAGEREF _Toc240384020 \h </w:instrText>
             </w:r>
             <w:r>
               <w:rPr>
@@ -429,7 +417,7 @@
               <w14:ligatures w14:val="standardContextual"/>
             </w:rPr>
           </w:pPr>
-          <w:hyperlink w:anchor="_Toc240310327" w:history="1">
+          <w:hyperlink w:anchor="_Toc240384021" w:history="1">
             <w:r>
               <w:rPr>
                 <w:rStyle w:val="Hipervnculo"/>
@@ -456,7 +444,7 @@
                 <w:noProof/>
                 <w:webHidden/>
               </w:rPr>
-              <w:instrText xml:space="preserve"> PAGEREF _Toc240310327 \h </w:instrText>
+              <w:instrText xml:space="preserve"> PAGEREF _Toc240384021 \h </w:instrText>
             </w:r>
             <w:r>
               <w:rPr>
@@ -500,7 +488,7 @@
               <w14:ligatures w14:val="standardContextual"/>
             </w:rPr>
           </w:pPr>
-          <w:hyperlink w:anchor="_Toc240310328" w:history="1">
+          <w:hyperlink w:anchor="_Toc240384022" w:history="1">
             <w:r>
               <w:rPr>
                 <w:rStyle w:val="Hipervnculo"/>
@@ -527,7 +515,7 @@
                 <w:noProof/>
                 <w:webHidden/>
               </w:rPr>
-              <w:instrText xml:space="preserve"> PAGEREF _Toc240310328 \h </w:instrText>
+              <w:instrText xml:space="preserve"> PAGEREF _Toc240384022 \h </w:instrText>
             </w:r>
             <w:r>
               <w:rPr>
@@ -547,7 +535,7 @@
                 <w:noProof/>
                 <w:webHidden/>
               </w:rPr>
-              <w:t>5</w:t>
+              <w:t>4</w:t>
             </w:r>
             <w:r>
               <w:rPr>
@@ -571,7 +559,7 @@
               <w14:ligatures w14:val="standardContextual"/>
             </w:rPr>
           </w:pPr>
-          <w:hyperlink w:anchor="_Toc240310329" w:history="1">
+          <w:hyperlink w:anchor="_Toc240384023" w:history="1">
             <w:r>
               <w:rPr>
                 <w:rStyle w:val="Hipervnculo"/>
@@ -598,7 +586,7 @@
                 <w:noProof/>
                 <w:webHidden/>
               </w:rPr>
-              <w:instrText xml:space="preserve"> PAGEREF _Toc240310329 \h </w:instrText>
+              <w:instrText xml:space="preserve"> PAGEREF _Toc240384023 \h </w:instrText>
             </w:r>
             <w:r>
               <w:rPr>
@@ -618,7 +606,7 @@
                 <w:noProof/>
                 <w:webHidden/>
               </w:rPr>
-              <w:t>9</w:t>
+              <w:t>8</w:t>
             </w:r>
             <w:r>
               <w:rPr>
@@ -642,7 +630,7 @@
               <w14:ligatures w14:val="standardContextual"/>
             </w:rPr>
           </w:pPr>
-          <w:hyperlink w:anchor="_Toc240310330" w:history="1">
+          <w:hyperlink w:anchor="_Toc240384024" w:history="1">
             <w:r>
               <w:rPr>
                 <w:rStyle w:val="Hipervnculo"/>
@@ -669,7 +657,7 @@
                 <w:noProof/>
                 <w:webHidden/>
               </w:rPr>
-              <w:instrText xml:space="preserve"> PAGEREF _Toc240310330 \h </w:instrText>
+              <w:instrText xml:space="preserve"> PAGEREF _Toc240384024 \h </w:instrText>
             </w:r>
             <w:r>
               <w:rPr>
@@ -689,7 +677,7 @@
                 <w:noProof/>
                 <w:webHidden/>
               </w:rPr>
-              <w:t>11</w:t>
+              <w:t>10</w:t>
             </w:r>
             <w:r>
               <w:rPr>
@@ -713,7 +701,7 @@
               <w14:ligatures w14:val="standardContextual"/>
             </w:rPr>
           </w:pPr>
-          <w:hyperlink w:anchor="_Toc240310331" w:history="1">
+          <w:hyperlink w:anchor="_Toc240384025" w:history="1">
             <w:r>
               <w:rPr>
                 <w:rStyle w:val="Hipervnculo"/>
@@ -740,7 +728,7 @@
                 <w:noProof/>
                 <w:webHidden/>
               </w:rPr>
-              <w:instrText xml:space="preserve"> PAGEREF _Toc240310331 \h </w:instrText>
+              <w:instrText xml:space="preserve"> PAGEREF _Toc240384025 \h </w:instrText>
             </w:r>
             <w:r>
               <w:rPr>
@@ -760,7 +748,7 @@
                 <w:noProof/>
                 <w:webHidden/>
               </w:rPr>
-              <w:t>13</w:t>
+              <w:t>11</w:t>
             </w:r>
             <w:r>
               <w:rPr>
@@ -784,7 +772,7 @@
               <w14:ligatures w14:val="standardContextual"/>
             </w:rPr>
           </w:pPr>
-          <w:hyperlink w:anchor="_Toc240310332" w:history="1">
+          <w:hyperlink w:anchor="_Toc240384026" w:history="1">
             <w:r>
               <w:rPr>
                 <w:rStyle w:val="Hipervnculo"/>
@@ -811,7 +799,7 @@
                 <w:noProof/>
                 <w:webHidden/>
               </w:rPr>
-              <w:instrText xml:space="preserve"> PAGEREF _Toc240310332 \h </w:instrText>
+              <w:instrText xml:space="preserve"> PAGEREF _Toc240384026 \h </w:instrText>
             </w:r>
             <w:r>
               <w:rPr>
@@ -831,7 +819,7 @@
                 <w:noProof/>
                 <w:webHidden/>
               </w:rPr>
-              <w:t>15</w:t>
+              <w:t>14</w:t>
             </w:r>
             <w:r>
               <w:rPr>
@@ -855,7 +843,7 @@
               <w14:ligatures w14:val="standardContextual"/>
             </w:rPr>
           </w:pPr>
-          <w:hyperlink w:anchor="_Toc240310333" w:history="1">
+          <w:hyperlink w:anchor="_Toc240384027" w:history="1">
             <w:r>
               <w:rPr>
                 <w:rStyle w:val="Hipervnculo"/>
@@ -882,7 +870,7 @@
                 <w:noProof/>
                 <w:webHidden/>
               </w:rPr>
-              <w:instrText xml:space="preserve"> PAGEREF _Toc240310333 \h </w:instrText>
+              <w:instrText xml:space="preserve"> PAGEREF _Toc240384027 \h </w:instrText>
             </w:r>
             <w:r>
               <w:rPr>
@@ -902,7 +890,7 @@
                 <w:noProof/>
                 <w:webHidden/>
               </w:rPr>
-              <w:t>15</w:t>
+              <w:t>14</w:t>
             </w:r>
             <w:r>
               <w:rPr>
@@ -926,7 +914,7 @@
               <w14:ligatures w14:val="standardContextual"/>
             </w:rPr>
           </w:pPr>
-          <w:hyperlink w:anchor="_Toc240310334" w:history="1">
+          <w:hyperlink w:anchor="_Toc240384028" w:history="1">
             <w:r>
               <w:rPr>
                 <w:rStyle w:val="Hipervnculo"/>
@@ -953,7 +941,7 @@
                 <w:noProof/>
                 <w:webHidden/>
               </w:rPr>
-              <w:instrText xml:space="preserve"> PAGEREF _Toc240310334 \h </w:instrText>
+              <w:instrText xml:space="preserve"> PAGEREF _Toc240384028 \h </w:instrText>
             </w:r>
             <w:r>
               <w:rPr>
@@ -973,7 +961,7 @@
                 <w:noProof/>
                 <w:webHidden/>
               </w:rPr>
-              <w:t>15</w:t>
+              <w:t>14</w:t>
             </w:r>
             <w:r>
               <w:rPr>
@@ -997,7 +985,7 @@
               <w14:ligatures w14:val="standardContextual"/>
             </w:rPr>
           </w:pPr>
-          <w:hyperlink w:anchor="_Toc240310335" w:history="1">
+          <w:hyperlink w:anchor="_Toc240384029" w:history="1">
             <w:r>
               <w:rPr>
                 <w:rStyle w:val="Hipervnculo"/>
@@ -1024,7 +1012,7 @@
                 <w:noProof/>
                 <w:webHidden/>
               </w:rPr>
-              <w:instrText xml:space="preserve"> PAGEREF _Toc240310335 \h </w:instrText>
+              <w:instrText xml:space="preserve"> PAGEREF _Toc240384029 \h </w:instrText>
             </w:r>
             <w:r>
               <w:rPr>
@@ -1044,7 +1032,7 @@
                 <w:noProof/>
                 <w:webHidden/>
               </w:rPr>
-              <w:t>16</w:t>
+              <w:t>15</w:t>
             </w:r>
             <w:r>
               <w:rPr>
@@ -1068,7 +1056,7 @@
               <w14:ligatures w14:val="standardContextual"/>
             </w:rPr>
           </w:pPr>
-          <w:hyperlink w:anchor="_Toc240310336" w:history="1">
+          <w:hyperlink w:anchor="_Toc240384030" w:history="1">
             <w:r>
               <w:rPr>
                 <w:rStyle w:val="Hipervnculo"/>
@@ -1095,7 +1083,7 @@
                 <w:noProof/>
                 <w:webHidden/>
               </w:rPr>
-              <w:instrText xml:space="preserve"> PAGEREF _Toc240310336 \h </w:instrText>
+              <w:instrText xml:space="preserve"> PAGEREF _Toc240384030 \h </w:instrText>
             </w:r>
             <w:r>
               <w:rPr>
@@ -1115,7 +1103,7 @@
                 <w:noProof/>
                 <w:webHidden/>
               </w:rPr>
-              <w:t>16</w:t>
+              <w:t>15</w:t>
             </w:r>
             <w:r>
               <w:rPr>
@@ -1139,7 +1127,7 @@
               <w14:ligatures w14:val="standardContextual"/>
             </w:rPr>
           </w:pPr>
-          <w:hyperlink w:anchor="_Toc240310337" w:history="1">
+          <w:hyperlink w:anchor="_Toc240384031" w:history="1">
             <w:r>
               <w:rPr>
                 <w:rStyle w:val="Hipervnculo"/>
@@ -1166,7 +1154,7 @@
                 <w:noProof/>
                 <w:webHidden/>
               </w:rPr>
-              <w:instrText xml:space="preserve"> PAGEREF _Toc240310337 \h </w:instrText>
+              <w:instrText xml:space="preserve"> PAGEREF _Toc240384031 \h </w:instrText>
             </w:r>
             <w:r>
               <w:rPr>
@@ -1186,7 +1174,7 @@
                 <w:noProof/>
                 <w:webHidden/>
               </w:rPr>
-              <w:t>16</w:t>
+              <w:t>15</w:t>
             </w:r>
             <w:r>
               <w:rPr>
@@ -1210,7 +1198,7 @@
               <w14:ligatures w14:val="standardContextual"/>
             </w:rPr>
           </w:pPr>
-          <w:hyperlink w:anchor="_Toc240310338" w:history="1">
+          <w:hyperlink w:anchor="_Toc240384032" w:history="1">
             <w:r>
               <w:rPr>
                 <w:rStyle w:val="Hipervnculo"/>
@@ -1237,7 +1225,7 @@
                 <w:noProof/>
                 <w:webHidden/>
               </w:rPr>
-              <w:instrText xml:space="preserve"> PAGEREF _Toc240310338 \h </w:instrText>
+              <w:instrText xml:space="preserve"> PAGEREF _Toc240384032 \h </w:instrText>
             </w:r>
             <w:r>
               <w:rPr>
@@ -1257,7 +1245,7 @@
                 <w:noProof/>
                 <w:webHidden/>
               </w:rPr>
-              <w:t>16</w:t>
+              <w:t>15</w:t>
             </w:r>
             <w:r>
               <w:rPr>
@@ -1281,7 +1269,7 @@
               <w14:ligatures w14:val="standardContextual"/>
             </w:rPr>
           </w:pPr>
-          <w:hyperlink w:anchor="_Toc240310339" w:history="1">
+          <w:hyperlink w:anchor="_Toc240384033" w:history="1">
             <w:r>
               <w:rPr>
                 <w:rStyle w:val="Hipervnculo"/>
@@ -1308,7 +1296,7 @@
                 <w:noProof/>
                 <w:webHidden/>
               </w:rPr>
-              <w:instrText xml:space="preserve"> PAGEREF _Toc240310339 \h </w:instrText>
+              <w:instrText xml:space="preserve"> PAGEREF _Toc240384033 \h </w:instrText>
             </w:r>
             <w:r>
               <w:rPr>
@@ -1328,7 +1316,7 @@
                 <w:noProof/>
                 <w:webHidden/>
               </w:rPr>
-              <w:t>17</w:t>
+              <w:t>16</w:t>
             </w:r>
             <w:r>
               <w:rPr>
@@ -1352,7 +1340,7 @@
               <w14:ligatures w14:val="standardContextual"/>
             </w:rPr>
           </w:pPr>
-          <w:hyperlink w:anchor="_Toc240310340" w:history="1">
+          <w:hyperlink w:anchor="_Toc240384034" w:history="1">
             <w:r>
               <w:rPr>
                 <w:rStyle w:val="Hipervnculo"/>
@@ -1379,7 +1367,7 @@
                 <w:noProof/>
                 <w:webHidden/>
               </w:rPr>
-              <w:instrText xml:space="preserve"> PAGEREF _Toc240310340 \h </w:instrText>
+              <w:instrText xml:space="preserve"> PAGEREF _Toc240384034 \h </w:instrText>
             </w:r>
             <w:r>
               <w:rPr>
@@ -1399,7 +1387,7 @@
                 <w:noProof/>
                 <w:webHidden/>
               </w:rPr>
-              <w:t>17</w:t>
+              <w:t>16</w:t>
             </w:r>
             <w:r>
               <w:rPr>
@@ -1423,7 +1411,7 @@
               <w14:ligatures w14:val="standardContextual"/>
             </w:rPr>
           </w:pPr>
-          <w:hyperlink w:anchor="_Toc240310341" w:history="1">
+          <w:hyperlink w:anchor="_Toc240384035" w:history="1">
             <w:r>
               <w:rPr>
                 <w:rStyle w:val="Hipervnculo"/>
@@ -1450,7 +1438,7 @@
                 <w:noProof/>
                 <w:webHidden/>
               </w:rPr>
-              <w:instrText xml:space="preserve"> PAGEREF _Toc240310341 \h </w:instrText>
+              <w:instrText xml:space="preserve"> PAGEREF _Toc240384035 \h </w:instrText>
             </w:r>
             <w:r>
               <w:rPr>
@@ -1494,7 +1482,7 @@
               <w14:ligatures w14:val="standardContextual"/>
             </w:rPr>
           </w:pPr>
-          <w:hyperlink w:anchor="_Toc240310342" w:history="1">
+          <w:hyperlink w:anchor="_Toc240384036" w:history="1">
             <w:r>
               <w:rPr>
                 <w:rStyle w:val="Hipervnculo"/>
@@ -1521,7 +1509,7 @@
                 <w:noProof/>
                 <w:webHidden/>
               </w:rPr>
-              <w:instrText xml:space="preserve"> PAGEREF _Toc240310342 \h </w:instrText>
+              <w:instrText xml:space="preserve"> PAGEREF _Toc240384036 \h </w:instrText>
             </w:r>
             <w:r>
               <w:rPr>
@@ -1541,7 +1529,7 @@
                 <w:noProof/>
                 <w:webHidden/>
               </w:rPr>
-              <w:t>18</w:t>
+              <w:t>17</w:t>
             </w:r>
             <w:r>
               <w:rPr>
@@ -1565,7 +1553,7 @@
               <w14:ligatures w14:val="standardContextual"/>
             </w:rPr>
           </w:pPr>
-          <w:hyperlink w:anchor="_Toc240310343" w:history="1">
+          <w:hyperlink w:anchor="_Toc240384037" w:history="1">
             <w:r>
               <w:rPr>
                 <w:rStyle w:val="Hipervnculo"/>
@@ -1592,7 +1580,7 @@
                 <w:noProof/>
                 <w:webHidden/>
               </w:rPr>
-              <w:instrText xml:space="preserve"> PAGEREF _Toc240310343 \h </w:instrText>
+              <w:instrText xml:space="preserve"> PAGEREF _Toc240384037 \h </w:instrText>
             </w:r>
             <w:r>
               <w:rPr>
@@ -1612,7 +1600,7 @@
                 <w:noProof/>
                 <w:webHidden/>
               </w:rPr>
-              <w:t>18</w:t>
+              <w:t>17</w:t>
             </w:r>
             <w:r>
               <w:rPr>
@@ -1636,7 +1624,7 @@
               <w14:ligatures w14:val="standardContextual"/>
             </w:rPr>
           </w:pPr>
-          <w:hyperlink w:anchor="_Toc240310344" w:history="1">
+          <w:hyperlink w:anchor="_Toc240384038" w:history="1">
             <w:r>
               <w:rPr>
                 <w:rStyle w:val="Hipervnculo"/>
@@ -1663,7 +1651,7 @@
                 <w:noProof/>
                 <w:webHidden/>
               </w:rPr>
-              <w:instrText xml:space="preserve"> PAGEREF _Toc240310344 \h </w:instrText>
+              <w:instrText xml:space="preserve"> PAGEREF _Toc240384038 \h </w:instrText>
             </w:r>
             <w:r>
               <w:rPr>
@@ -1707,7 +1695,7 @@
               <w14:ligatures w14:val="standardContextual"/>
             </w:rPr>
           </w:pPr>
-          <w:hyperlink w:anchor="_Toc240310345" w:history="1">
+          <w:hyperlink w:anchor="_Toc240384039" w:history="1">
             <w:r>
               <w:rPr>
                 <w:rStyle w:val="Hipervnculo"/>
@@ -1734,7 +1722,7 @@
                 <w:noProof/>
                 <w:webHidden/>
               </w:rPr>
-              <w:instrText xml:space="preserve"> PAGEREF _Toc240310345 \h </w:instrText>
+              <w:instrText xml:space="preserve"> PAGEREF _Toc240384039 \h </w:instrText>
             </w:r>
             <w:r>
               <w:rPr>
@@ -1778,7 +1766,7 @@
               <w14:ligatures w14:val="standardContextual"/>
             </w:rPr>
           </w:pPr>
-          <w:hyperlink w:anchor="_Toc240310346" w:history="1">
+          <w:hyperlink w:anchor="_Toc240384040" w:history="1">
             <w:r>
               <w:rPr>
                 <w:rStyle w:val="Hipervnculo"/>
@@ -1805,7 +1793,7 @@
                 <w:noProof/>
                 <w:webHidden/>
               </w:rPr>
-              <w:instrText xml:space="preserve"> PAGEREF _Toc240310346 \h </w:instrText>
+              <w:instrText xml:space="preserve"> PAGEREF _Toc240384040 \h </w:instrText>
             </w:r>
             <w:r>
               <w:rPr>
@@ -1849,7 +1837,7 @@
               <w14:ligatures w14:val="standardContextual"/>
             </w:rPr>
           </w:pPr>
-          <w:hyperlink w:anchor="_Toc240310347" w:history="1">
+          <w:hyperlink w:anchor="_Toc240384041" w:history="1">
             <w:r>
               <w:rPr>
                 <w:rStyle w:val="Hipervnculo"/>
@@ -1876,7 +1864,7 @@
                 <w:noProof/>
                 <w:webHidden/>
               </w:rPr>
-              <w:instrText xml:space="preserve"> PAGEREF _Toc240310347 \h </w:instrText>
+              <w:instrText xml:space="preserve"> PAGEREF _Toc240384041 \h </w:instrText>
             </w:r>
             <w:r>
               <w:rPr>
@@ -1920,7 +1908,7 @@
               <w14:ligatures w14:val="standardContextual"/>
             </w:rPr>
           </w:pPr>
-          <w:hyperlink w:anchor="_Toc240310348" w:history="1">
+          <w:hyperlink w:anchor="_Toc240384042" w:history="1">
             <w:r>
               <w:rPr>
                 <w:rStyle w:val="Hipervnculo"/>
@@ -1947,7 +1935,7 @@
                 <w:noProof/>
                 <w:webHidden/>
               </w:rPr>
-              <w:instrText xml:space="preserve"> PAGEREF _Toc240310348 \h </w:instrText>
+              <w:instrText xml:space="preserve"> PAGEREF _Toc240384042 \h </w:instrText>
             </w:r>
             <w:r>
               <w:rPr>
@@ -1991,7 +1979,7 @@
               <w14:ligatures w14:val="standardContextual"/>
             </w:rPr>
           </w:pPr>
-          <w:hyperlink w:anchor="_Toc240310349" w:history="1">
+          <w:hyperlink w:anchor="_Toc240384043" w:history="1">
             <w:r>
               <w:rPr>
                 <w:rStyle w:val="Hipervnculo"/>
@@ -2018,7 +2006,7 @@
                 <w:noProof/>
                 <w:webHidden/>
               </w:rPr>
-              <w:instrText xml:space="preserve"> PAGEREF _Toc240310349 \h </w:instrText>
+              <w:instrText xml:space="preserve"> PAGEREF _Toc240384043 \h </w:instrText>
             </w:r>
             <w:r>
               <w:rPr>
@@ -2062,7 +2050,7 @@
               <w14:ligatures w14:val="standardContextual"/>
             </w:rPr>
           </w:pPr>
-          <w:hyperlink w:anchor="_Toc240310350" w:history="1">
+          <w:hyperlink w:anchor="_Toc240384044" w:history="1">
             <w:r>
               <w:rPr>
                 <w:rStyle w:val="Hipervnculo"/>
@@ -2089,7 +2077,7 @@
                 <w:noProof/>
                 <w:webHidden/>
               </w:rPr>
-              <w:instrText xml:space="preserve"> PAGEREF _Toc240310350 \h </w:instrText>
+              <w:instrText xml:space="preserve"> PAGEREF _Toc240384044 \h </w:instrText>
             </w:r>
             <w:r>
               <w:rPr>
@@ -2133,7 +2121,7 @@
               <w14:ligatures w14:val="standardContextual"/>
             </w:rPr>
           </w:pPr>
-          <w:hyperlink w:anchor="_Toc240310351" w:history="1">
+          <w:hyperlink w:anchor="_Toc240384045" w:history="1">
             <w:r>
               <w:rPr>
                 <w:rStyle w:val="Hipervnculo"/>
@@ -2160,7 +2148,7 @@
                 <w:noProof/>
                 <w:webHidden/>
               </w:rPr>
-              <w:instrText xml:space="preserve"> PAGEREF _Toc240310351 \h </w:instrText>
+              <w:instrText xml:space="preserve"> PAGEREF _Toc240384045 \h </w:instrText>
             </w:r>
             <w:r>
               <w:rPr>
@@ -2204,7 +2192,7 @@
               <w14:ligatures w14:val="standardContextual"/>
             </w:rPr>
           </w:pPr>
-          <w:hyperlink w:anchor="_Toc240310352" w:history="1">
+          <w:hyperlink w:anchor="_Toc240384046" w:history="1">
             <w:r>
               <w:rPr>
                 <w:rStyle w:val="Hipervnculo"/>
@@ -2231,7 +2219,7 @@
                 <w:noProof/>
                 <w:webHidden/>
               </w:rPr>
-              <w:instrText xml:space="preserve"> PAGEREF _Toc240310352 \h </w:instrText>
+              <w:instrText xml:space="preserve"> PAGEREF _Toc240384046 \h </w:instrText>
             </w:r>
             <w:r>
               <w:rPr>
@@ -2275,13 +2263,13 @@
               <w14:ligatures w14:val="standardContextual"/>
             </w:rPr>
           </w:pPr>
-          <w:hyperlink w:anchor="_Toc240310353" w:history="1">
+          <w:hyperlink w:anchor="_Toc240384047" w:history="1">
             <w:r>
               <w:rPr>
                 <w:rStyle w:val="Hipervnculo"/>
                 <w:noProof/>
               </w:rPr>
-              <w:t>2.2.3 Precisión en clasificación de intents</w:t>
+              <w:t>2.2.3 Exactitud en clasificación de intents</w:t>
             </w:r>
             <w:r>
               <w:rPr>
@@ -2302,7 +2290,7 @@
                 <w:noProof/>
                 <w:webHidden/>
               </w:rPr>
-              <w:instrText xml:space="preserve"> PAGEREF _Toc240310353 \h </w:instrText>
+              <w:instrText xml:space="preserve"> PAGEREF _Toc240384047 \h </w:instrText>
             </w:r>
             <w:r>
               <w:rPr>
@@ -2346,7 +2334,7 @@
               <w14:ligatures w14:val="standardContextual"/>
             </w:rPr>
           </w:pPr>
-          <w:hyperlink w:anchor="_Toc240310354" w:history="1">
+          <w:hyperlink w:anchor="_Toc240384048" w:history="1">
             <w:r>
               <w:rPr>
                 <w:rStyle w:val="Hipervnculo"/>
@@ -2373,7 +2361,7 @@
                 <w:noProof/>
                 <w:webHidden/>
               </w:rPr>
-              <w:instrText xml:space="preserve"> PAGEREF _Toc240310354 \h </w:instrText>
+              <w:instrText xml:space="preserve"> PAGEREF _Toc240384048 \h </w:instrText>
             </w:r>
             <w:r>
               <w:rPr>
@@ -2417,7 +2405,7 @@
               <w14:ligatures w14:val="standardContextual"/>
             </w:rPr>
           </w:pPr>
-          <w:hyperlink w:anchor="_Toc240310355" w:history="1">
+          <w:hyperlink w:anchor="_Toc240384049" w:history="1">
             <w:r>
               <w:rPr>
                 <w:rStyle w:val="Hipervnculo"/>
@@ -2444,7 +2432,7 @@
                 <w:noProof/>
                 <w:webHidden/>
               </w:rPr>
-              <w:instrText xml:space="preserve"> PAGEREF _Toc240310355 \h </w:instrText>
+              <w:instrText xml:space="preserve"> PAGEREF _Toc240384049 \h </w:instrText>
             </w:r>
             <w:r>
               <w:rPr>
@@ -2488,7 +2476,7 @@
               <w14:ligatures w14:val="standardContextual"/>
             </w:rPr>
           </w:pPr>
-          <w:hyperlink w:anchor="_Toc240310356" w:history="1">
+          <w:hyperlink w:anchor="_Toc240384050" w:history="1">
             <w:r>
               <w:rPr>
                 <w:rStyle w:val="Hipervnculo"/>
@@ -2515,7 +2503,7 @@
                 <w:noProof/>
                 <w:webHidden/>
               </w:rPr>
-              <w:instrText xml:space="preserve"> PAGEREF _Toc240310356 \h </w:instrText>
+              <w:instrText xml:space="preserve"> PAGEREF _Toc240384050 \h </w:instrText>
             </w:r>
             <w:r>
               <w:rPr>
@@ -2559,7 +2547,7 @@
               <w14:ligatures w14:val="standardContextual"/>
             </w:rPr>
           </w:pPr>
-          <w:hyperlink w:anchor="_Toc240310357" w:history="1">
+          <w:hyperlink w:anchor="_Toc240384051" w:history="1">
             <w:r>
               <w:rPr>
                 <w:rStyle w:val="Hipervnculo"/>
@@ -2586,7 +2574,7 @@
                 <w:noProof/>
                 <w:webHidden/>
               </w:rPr>
-              <w:instrText xml:space="preserve"> PAGEREF _Toc240310357 \h </w:instrText>
+              <w:instrText xml:space="preserve"> PAGEREF _Toc240384051 \h </w:instrText>
             </w:r>
             <w:r>
               <w:rPr>
@@ -2630,7 +2618,7 @@
               <w14:ligatures w14:val="standardContextual"/>
             </w:rPr>
           </w:pPr>
-          <w:hyperlink w:anchor="_Toc240310358" w:history="1">
+          <w:hyperlink w:anchor="_Toc240384052" w:history="1">
             <w:r>
               <w:rPr>
                 <w:rStyle w:val="Hipervnculo"/>
@@ -2657,7 +2645,7 @@
                 <w:noProof/>
                 <w:webHidden/>
               </w:rPr>
-              <w:instrText xml:space="preserve"> PAGEREF _Toc240310358 \h </w:instrText>
+              <w:instrText xml:space="preserve"> PAGEREF _Toc240384052 \h </w:instrText>
             </w:r>
             <w:r>
               <w:rPr>
@@ -2701,7 +2689,7 @@
               <w14:ligatures w14:val="standardContextual"/>
             </w:rPr>
           </w:pPr>
-          <w:hyperlink w:anchor="_Toc240310359" w:history="1">
+          <w:hyperlink w:anchor="_Toc240384053" w:history="1">
             <w:r>
               <w:rPr>
                 <w:rStyle w:val="Hipervnculo"/>
@@ -2728,7 +2716,7 @@
                 <w:noProof/>
                 <w:webHidden/>
               </w:rPr>
-              <w:instrText xml:space="preserve"> PAGEREF _Toc240310359 \h </w:instrText>
+              <w:instrText xml:space="preserve"> PAGEREF _Toc240384053 \h </w:instrText>
             </w:r>
             <w:r>
               <w:rPr>
@@ -2772,7 +2760,7 @@
               <w14:ligatures w14:val="standardContextual"/>
             </w:rPr>
           </w:pPr>
-          <w:hyperlink w:anchor="_Toc240310360" w:history="1">
+          <w:hyperlink w:anchor="_Toc240384054" w:history="1">
             <w:r>
               <w:rPr>
                 <w:rStyle w:val="Hipervnculo"/>
@@ -2799,7 +2787,7 @@
                 <w:noProof/>
                 <w:webHidden/>
               </w:rPr>
-              <w:instrText xml:space="preserve"> PAGEREF _Toc240310360 \h </w:instrText>
+              <w:instrText xml:space="preserve"> PAGEREF _Toc240384054 \h </w:instrText>
             </w:r>
             <w:r>
               <w:rPr>
@@ -2843,7 +2831,7 @@
               <w14:ligatures w14:val="standardContextual"/>
             </w:rPr>
           </w:pPr>
-          <w:hyperlink w:anchor="_Toc240310361" w:history="1">
+          <w:hyperlink w:anchor="_Toc240384055" w:history="1">
             <w:r>
               <w:rPr>
                 <w:rStyle w:val="Hipervnculo"/>
@@ -2870,7 +2858,7 @@
                 <w:noProof/>
                 <w:webHidden/>
               </w:rPr>
-              <w:instrText xml:space="preserve"> PAGEREF _Toc240310361 \h </w:instrText>
+              <w:instrText xml:space="preserve"> PAGEREF _Toc240384055 \h </w:instrText>
             </w:r>
             <w:r>
               <w:rPr>
@@ -2914,7 +2902,7 @@
               <w14:ligatures w14:val="standardContextual"/>
             </w:rPr>
           </w:pPr>
-          <w:hyperlink w:anchor="_Toc240310362" w:history="1">
+          <w:hyperlink w:anchor="_Toc240384056" w:history="1">
             <w:r>
               <w:rPr>
                 <w:rStyle w:val="Hipervnculo"/>
@@ -2941,7 +2929,7 @@
                 <w:noProof/>
                 <w:webHidden/>
               </w:rPr>
-              <w:instrText xml:space="preserve"> PAGEREF _Toc240310362 \h </w:instrText>
+              <w:instrText xml:space="preserve"> PAGEREF _Toc240384056 \h </w:instrText>
             </w:r>
             <w:r>
               <w:rPr>
@@ -2985,7 +2973,7 @@
               <w14:ligatures w14:val="standardContextual"/>
             </w:rPr>
           </w:pPr>
-          <w:hyperlink w:anchor="_Toc240310363" w:history="1">
+          <w:hyperlink w:anchor="_Toc240384057" w:history="1">
             <w:r>
               <w:rPr>
                 <w:rStyle w:val="Hipervnculo"/>
@@ -3012,7 +3000,7 @@
                 <w:noProof/>
                 <w:webHidden/>
               </w:rPr>
-              <w:instrText xml:space="preserve"> PAGEREF _Toc240310363 \h </w:instrText>
+              <w:instrText xml:space="preserve"> PAGEREF _Toc240384057 \h </w:instrText>
             </w:r>
             <w:r>
               <w:rPr>
@@ -3056,7 +3044,7 @@
               <w14:ligatures w14:val="standardContextual"/>
             </w:rPr>
           </w:pPr>
-          <w:hyperlink w:anchor="_Toc240310364" w:history="1">
+          <w:hyperlink w:anchor="_Toc240384058" w:history="1">
             <w:r>
               <w:rPr>
                 <w:rStyle w:val="Hipervnculo"/>
@@ -3083,7 +3071,7 @@
                 <w:noProof/>
                 <w:webHidden/>
               </w:rPr>
-              <w:instrText xml:space="preserve"> PAGEREF _Toc240310364 \h </w:instrText>
+              <w:instrText xml:space="preserve"> PAGEREF _Toc240384058 \h </w:instrText>
             </w:r>
             <w:r>
               <w:rPr>
@@ -3127,7 +3115,7 @@
               <w14:ligatures w14:val="standardContextual"/>
             </w:rPr>
           </w:pPr>
-          <w:hyperlink w:anchor="_Toc240310365" w:history="1">
+          <w:hyperlink w:anchor="_Toc240384059" w:history="1">
             <w:r>
               <w:rPr>
                 <w:rStyle w:val="Hipervnculo"/>
@@ -3154,7 +3142,7 @@
                 <w:noProof/>
                 <w:webHidden/>
               </w:rPr>
-              <w:instrText xml:space="preserve"> PAGEREF _Toc240310365 \h </w:instrText>
+              <w:instrText xml:space="preserve"> PAGEREF _Toc240384059 \h </w:instrText>
             </w:r>
             <w:r>
               <w:rPr>
@@ -3198,7 +3186,7 @@
               <w14:ligatures w14:val="standardContextual"/>
             </w:rPr>
           </w:pPr>
-          <w:hyperlink w:anchor="_Toc240310366" w:history="1">
+          <w:hyperlink w:anchor="_Toc240384060" w:history="1">
             <w:r>
               <w:rPr>
                 <w:rStyle w:val="Hipervnculo"/>
@@ -3225,7 +3213,7 @@
                 <w:noProof/>
                 <w:webHidden/>
               </w:rPr>
-              <w:instrText xml:space="preserve"> PAGEREF _Toc240310366 \h </w:instrText>
+              <w:instrText xml:space="preserve"> PAGEREF _Toc240384060 \h </w:instrText>
             </w:r>
             <w:r>
               <w:rPr>
@@ -3269,7 +3257,7 @@
               <w14:ligatures w14:val="standardContextual"/>
             </w:rPr>
           </w:pPr>
-          <w:hyperlink w:anchor="_Toc240310367" w:history="1">
+          <w:hyperlink w:anchor="_Toc240384061" w:history="1">
             <w:r>
               <w:rPr>
                 <w:rStyle w:val="Hipervnculo"/>
@@ -3296,7 +3284,7 @@
                 <w:noProof/>
                 <w:webHidden/>
               </w:rPr>
-              <w:instrText xml:space="preserve"> PAGEREF _Toc240310367 \h </w:instrText>
+              <w:instrText xml:space="preserve"> PAGEREF _Toc240384061 \h </w:instrText>
             </w:r>
             <w:r>
               <w:rPr>
@@ -3316,7 +3304,7 @@
                 <w:noProof/>
                 <w:webHidden/>
               </w:rPr>
-              <w:t>29</w:t>
+              <w:t>30</w:t>
             </w:r>
             <w:r>
               <w:rPr>
@@ -3340,7 +3328,7 @@
               <w14:ligatures w14:val="standardContextual"/>
             </w:rPr>
           </w:pPr>
-          <w:hyperlink w:anchor="_Toc240310368" w:history="1">
+          <w:hyperlink w:anchor="_Toc240384062" w:history="1">
             <w:r>
               <w:rPr>
                 <w:rStyle w:val="Hipervnculo"/>
@@ -3367,7 +3355,7 @@
                 <w:noProof/>
                 <w:webHidden/>
               </w:rPr>
-              <w:instrText xml:space="preserve"> PAGEREF _Toc240310368 \h </w:instrText>
+              <w:instrText xml:space="preserve"> PAGEREF _Toc240384062 \h </w:instrText>
             </w:r>
             <w:r>
               <w:rPr>
@@ -3411,7 +3399,7 @@
               <w14:ligatures w14:val="standardContextual"/>
             </w:rPr>
           </w:pPr>
-          <w:hyperlink w:anchor="_Toc240310369" w:history="1">
+          <w:hyperlink w:anchor="_Toc240384063" w:history="1">
             <w:r>
               <w:rPr>
                 <w:rStyle w:val="Hipervnculo"/>
@@ -3438,7 +3426,7 @@
                 <w:noProof/>
                 <w:webHidden/>
               </w:rPr>
-              <w:instrText xml:space="preserve"> PAGEREF _Toc240310369 \h </w:instrText>
+              <w:instrText xml:space="preserve"> PAGEREF _Toc240384063 \h </w:instrText>
             </w:r>
             <w:r>
               <w:rPr>
@@ -3482,7 +3470,7 @@
               <w14:ligatures w14:val="standardContextual"/>
             </w:rPr>
           </w:pPr>
-          <w:hyperlink w:anchor="_Toc240310370" w:history="1">
+          <w:hyperlink w:anchor="_Toc240384064" w:history="1">
             <w:r>
               <w:rPr>
                 <w:rStyle w:val="Hipervnculo"/>
@@ -3509,7 +3497,7 @@
                 <w:noProof/>
                 <w:webHidden/>
               </w:rPr>
-              <w:instrText xml:space="preserve"> PAGEREF _Toc240310370 \h </w:instrText>
+              <w:instrText xml:space="preserve"> PAGEREF _Toc240384064 \h </w:instrText>
             </w:r>
             <w:r>
               <w:rPr>
@@ -3553,7 +3541,7 @@
               <w14:ligatures w14:val="standardContextual"/>
             </w:rPr>
           </w:pPr>
-          <w:hyperlink w:anchor="_Toc240310371" w:history="1">
+          <w:hyperlink w:anchor="_Toc240384065" w:history="1">
             <w:r>
               <w:rPr>
                 <w:rStyle w:val="Hipervnculo"/>
@@ -3580,7 +3568,7 @@
                 <w:noProof/>
                 <w:webHidden/>
               </w:rPr>
-              <w:instrText xml:space="preserve"> PAGEREF _Toc240310371 \h </w:instrText>
+              <w:instrText xml:space="preserve"> PAGEREF _Toc240384065 \h </w:instrText>
             </w:r>
             <w:r>
               <w:rPr>
@@ -3624,7 +3612,7 @@
               <w14:ligatures w14:val="standardContextual"/>
             </w:rPr>
           </w:pPr>
-          <w:hyperlink w:anchor="_Toc240310372" w:history="1">
+          <w:hyperlink w:anchor="_Toc240384066" w:history="1">
             <w:r>
               <w:rPr>
                 <w:rStyle w:val="Hipervnculo"/>
@@ -3651,7 +3639,7 @@
                 <w:noProof/>
                 <w:webHidden/>
               </w:rPr>
-              <w:instrText xml:space="preserve"> PAGEREF _Toc240310372 \h </w:instrText>
+              <w:instrText xml:space="preserve"> PAGEREF _Toc240384066 \h </w:instrText>
             </w:r>
             <w:r>
               <w:rPr>
@@ -3695,7 +3683,7 @@
               <w14:ligatures w14:val="standardContextual"/>
             </w:rPr>
           </w:pPr>
-          <w:hyperlink w:anchor="_Toc240310373" w:history="1">
+          <w:hyperlink w:anchor="_Toc240384067" w:history="1">
             <w:r>
               <w:rPr>
                 <w:rStyle w:val="Hipervnculo"/>
@@ -3722,7 +3710,7 @@
                 <w:noProof/>
                 <w:webHidden/>
               </w:rPr>
-              <w:instrText xml:space="preserve"> PAGEREF _Toc240310373 \h </w:instrText>
+              <w:instrText xml:space="preserve"> PAGEREF _Toc240384067 \h </w:instrText>
             </w:r>
             <w:r>
               <w:rPr>
@@ -3766,7 +3754,7 @@
               <w14:ligatures w14:val="standardContextual"/>
             </w:rPr>
           </w:pPr>
-          <w:hyperlink w:anchor="_Toc240310374" w:history="1">
+          <w:hyperlink w:anchor="_Toc240384068" w:history="1">
             <w:r>
               <w:rPr>
                 <w:rStyle w:val="Hipervnculo"/>
@@ -3793,7 +3781,7 @@
                 <w:noProof/>
                 <w:webHidden/>
               </w:rPr>
-              <w:instrText xml:space="preserve"> PAGEREF _Toc240310374 \h </w:instrText>
+              <w:instrText xml:space="preserve"> PAGEREF _Toc240384068 \h </w:instrText>
             </w:r>
             <w:r>
               <w:rPr>
@@ -3837,7 +3825,7 @@
               <w14:ligatures w14:val="standardContextual"/>
             </w:rPr>
           </w:pPr>
-          <w:hyperlink w:anchor="_Toc240310375" w:history="1">
+          <w:hyperlink w:anchor="_Toc240384069" w:history="1">
             <w:r>
               <w:rPr>
                 <w:rStyle w:val="Hipervnculo"/>
@@ -3864,7 +3852,7 @@
                 <w:noProof/>
                 <w:webHidden/>
               </w:rPr>
-              <w:instrText xml:space="preserve"> PAGEREF _Toc240310375 \h </w:instrText>
+              <w:instrText xml:space="preserve"> PAGEREF _Toc240384069 \h </w:instrText>
             </w:r>
             <w:r>
               <w:rPr>
@@ -3908,7 +3896,7 @@
               <w14:ligatures w14:val="standardContextual"/>
             </w:rPr>
           </w:pPr>
-          <w:hyperlink w:anchor="_Toc240310376" w:history="1">
+          <w:hyperlink w:anchor="_Toc240384070" w:history="1">
             <w:r>
               <w:rPr>
                 <w:rStyle w:val="Hipervnculo"/>
@@ -3935,7 +3923,7 @@
                 <w:noProof/>
                 <w:webHidden/>
               </w:rPr>
-              <w:instrText xml:space="preserve"> PAGEREF _Toc240310376 \h </w:instrText>
+              <w:instrText xml:space="preserve"> PAGEREF _Toc240384070 \h </w:instrText>
             </w:r>
             <w:r>
               <w:rPr>
@@ -3955,7 +3943,7 @@
                 <w:noProof/>
                 <w:webHidden/>
               </w:rPr>
-              <w:t>36</w:t>
+              <w:t>37</w:t>
             </w:r>
             <w:r>
               <w:rPr>
@@ -3979,7 +3967,7 @@
               <w14:ligatures w14:val="standardContextual"/>
             </w:rPr>
           </w:pPr>
-          <w:hyperlink w:anchor="_Toc240310377" w:history="1">
+          <w:hyperlink w:anchor="_Toc240384071" w:history="1">
             <w:r>
               <w:rPr>
                 <w:rStyle w:val="Hipervnculo"/>
@@ -4006,7 +3994,7 @@
                 <w:noProof/>
                 <w:webHidden/>
               </w:rPr>
-              <w:instrText xml:space="preserve"> PAGEREF _Toc240310377 \h </w:instrText>
+              <w:instrText xml:space="preserve"> PAGEREF _Toc240384071 \h </w:instrText>
             </w:r>
             <w:r>
               <w:rPr>
@@ -4026,7 +4014,7 @@
                 <w:noProof/>
                 <w:webHidden/>
               </w:rPr>
-              <w:t>37</w:t>
+              <w:t>38</w:t>
             </w:r>
             <w:r>
               <w:rPr>
@@ -4050,7 +4038,7 @@
               <w14:ligatures w14:val="standardContextual"/>
             </w:rPr>
           </w:pPr>
-          <w:hyperlink w:anchor="_Toc240310378" w:history="1">
+          <w:hyperlink w:anchor="_Toc240384072" w:history="1">
             <w:r>
               <w:rPr>
                 <w:rStyle w:val="Hipervnculo"/>
@@ -4077,7 +4065,7 @@
                 <w:noProof/>
                 <w:webHidden/>
               </w:rPr>
-              <w:instrText xml:space="preserve"> PAGEREF _Toc240310378 \h </w:instrText>
+              <w:instrText xml:space="preserve"> PAGEREF _Toc240384072 \h </w:instrText>
             </w:r>
             <w:r>
               <w:rPr>
@@ -4121,13 +4109,13 @@
               <w14:ligatures w14:val="standardContextual"/>
             </w:rPr>
           </w:pPr>
-          <w:hyperlink w:anchor="_Toc240310379" w:history="1">
+          <w:hyperlink w:anchor="_Toc240384073" w:history="1">
             <w:r>
               <w:rPr>
                 <w:rStyle w:val="Hipervnculo"/>
                 <w:noProof/>
               </w:rPr>
-              <w:t>3.5.6 Ablación del contexto de la base de conocimiento</w:t>
+              <w:t>3.5.6 Diseño factorial del prompt: base de conocimiento, reglas y ejemplos</w:t>
             </w:r>
             <w:r>
               <w:rPr>
@@ -4148,7 +4136,7 @@
                 <w:noProof/>
                 <w:webHidden/>
               </w:rPr>
-              <w:instrText xml:space="preserve"> PAGEREF _Toc240310379 \h </w:instrText>
+              <w:instrText xml:space="preserve"> PAGEREF _Toc240384073 \h </w:instrText>
             </w:r>
             <w:r>
               <w:rPr>
@@ -4192,7 +4180,7 @@
               <w14:ligatures w14:val="standardContextual"/>
             </w:rPr>
           </w:pPr>
-          <w:hyperlink w:anchor="_Toc240310380" w:history="1">
+          <w:hyperlink w:anchor="_Toc240384074" w:history="1">
             <w:r>
               <w:rPr>
                 <w:rStyle w:val="Hipervnculo"/>
@@ -4219,7 +4207,7 @@
                 <w:noProof/>
                 <w:webHidden/>
               </w:rPr>
-              <w:instrText xml:space="preserve"> PAGEREF _Toc240310380 \h </w:instrText>
+              <w:instrText xml:space="preserve"> PAGEREF _Toc240384074 \h </w:instrText>
             </w:r>
             <w:r>
               <w:rPr>
@@ -4239,7 +4227,7 @@
                 <w:noProof/>
                 <w:webHidden/>
               </w:rPr>
-              <w:t>41</w:t>
+              <w:t>42</w:t>
             </w:r>
             <w:r>
               <w:rPr>
@@ -4263,7 +4251,7 @@
               <w14:ligatures w14:val="standardContextual"/>
             </w:rPr>
           </w:pPr>
-          <w:hyperlink w:anchor="_Toc240310381" w:history="1">
+          <w:hyperlink w:anchor="_Toc240384075" w:history="1">
             <w:r>
               <w:rPr>
                 <w:rStyle w:val="Hipervnculo"/>
@@ -4290,7 +4278,7 @@
                 <w:noProof/>
                 <w:webHidden/>
               </w:rPr>
-              <w:instrText xml:space="preserve"> PAGEREF _Toc240310381 \h </w:instrText>
+              <w:instrText xml:space="preserve"> PAGEREF _Toc240384075 \h </w:instrText>
             </w:r>
             <w:r>
               <w:rPr>
@@ -4310,7 +4298,7 @@
                 <w:noProof/>
                 <w:webHidden/>
               </w:rPr>
-              <w:t>41</w:t>
+              <w:t>43</w:t>
             </w:r>
             <w:r>
               <w:rPr>
@@ -4334,7 +4322,7 @@
               <w14:ligatures w14:val="standardContextual"/>
             </w:rPr>
           </w:pPr>
-          <w:hyperlink w:anchor="_Toc240310382" w:history="1">
+          <w:hyperlink w:anchor="_Toc240384076" w:history="1">
             <w:r>
               <w:rPr>
                 <w:rStyle w:val="Hipervnculo"/>
@@ -4361,7 +4349,7 @@
                 <w:noProof/>
                 <w:webHidden/>
               </w:rPr>
-              <w:instrText xml:space="preserve"> PAGEREF _Toc240310382 \h </w:instrText>
+              <w:instrText xml:space="preserve"> PAGEREF _Toc240384076 \h </w:instrText>
             </w:r>
             <w:r>
               <w:rPr>
@@ -4381,7 +4369,7 @@
                 <w:noProof/>
                 <w:webHidden/>
               </w:rPr>
-              <w:t>42</w:t>
+              <w:t>43</w:t>
             </w:r>
             <w:r>
               <w:rPr>
@@ -4405,7 +4393,7 @@
               <w14:ligatures w14:val="standardContextual"/>
             </w:rPr>
           </w:pPr>
-          <w:hyperlink w:anchor="_Toc240310383" w:history="1">
+          <w:hyperlink w:anchor="_Toc240384077" w:history="1">
             <w:r>
               <w:rPr>
                 <w:rStyle w:val="Hipervnculo"/>
@@ -4432,7 +4420,7 @@
                 <w:noProof/>
                 <w:webHidden/>
               </w:rPr>
-              <w:instrText xml:space="preserve"> PAGEREF _Toc240310383 \h </w:instrText>
+              <w:instrText xml:space="preserve"> PAGEREF _Toc240384077 \h </w:instrText>
             </w:r>
             <w:r>
               <w:rPr>
@@ -4452,7 +4440,7 @@
                 <w:noProof/>
                 <w:webHidden/>
               </w:rPr>
-              <w:t>42</w:t>
+              <w:t>43</w:t>
             </w:r>
             <w:r>
               <w:rPr>
@@ -4476,7 +4464,7 @@
               <w14:ligatures w14:val="standardContextual"/>
             </w:rPr>
           </w:pPr>
-          <w:hyperlink w:anchor="_Toc240310384" w:history="1">
+          <w:hyperlink w:anchor="_Toc240384078" w:history="1">
             <w:r>
               <w:rPr>
                 <w:rStyle w:val="Hipervnculo"/>
@@ -4503,7 +4491,7 @@
                 <w:noProof/>
                 <w:webHidden/>
               </w:rPr>
-              <w:instrText xml:space="preserve"> PAGEREF _Toc240310384 \h </w:instrText>
+              <w:instrText xml:space="preserve"> PAGEREF _Toc240384078 \h </w:instrText>
             </w:r>
             <w:r>
               <w:rPr>
@@ -4523,7 +4511,7 @@
                 <w:noProof/>
                 <w:webHidden/>
               </w:rPr>
-              <w:t>42</w:t>
+              <w:t>44</w:t>
             </w:r>
             <w:r>
               <w:rPr>
@@ -4547,7 +4535,7 @@
               <w14:ligatures w14:val="standardContextual"/>
             </w:rPr>
           </w:pPr>
-          <w:hyperlink w:anchor="_Toc240310385" w:history="1">
+          <w:hyperlink w:anchor="_Toc240384079" w:history="1">
             <w:r>
               <w:rPr>
                 <w:rStyle w:val="Hipervnculo"/>
@@ -4574,7 +4562,7 @@
                 <w:noProof/>
                 <w:webHidden/>
               </w:rPr>
-              <w:instrText xml:space="preserve"> PAGEREF _Toc240310385 \h </w:instrText>
+              <w:instrText xml:space="preserve"> PAGEREF _Toc240384079 \h </w:instrText>
             </w:r>
             <w:r>
               <w:rPr>
@@ -4594,7 +4582,7 @@
                 <w:noProof/>
                 <w:webHidden/>
               </w:rPr>
-              <w:t>42</w:t>
+              <w:t>44</w:t>
             </w:r>
             <w:r>
               <w:rPr>
@@ -4618,7 +4606,7 @@
               <w14:ligatures w14:val="standardContextual"/>
             </w:rPr>
           </w:pPr>
-          <w:hyperlink w:anchor="_Toc240310386" w:history="1">
+          <w:hyperlink w:anchor="_Toc240384080" w:history="1">
             <w:r>
               <w:rPr>
                 <w:rStyle w:val="Hipervnculo"/>
@@ -4645,7 +4633,7 @@
                 <w:noProof/>
                 <w:webHidden/>
               </w:rPr>
-              <w:instrText xml:space="preserve"> PAGEREF _Toc240310386 \h </w:instrText>
+              <w:instrText xml:space="preserve"> PAGEREF _Toc240384080 \h </w:instrText>
             </w:r>
             <w:r>
               <w:rPr>
@@ -4665,7 +4653,7 @@
                 <w:noProof/>
                 <w:webHidden/>
               </w:rPr>
-              <w:t>43</w:t>
+              <w:t>45</w:t>
             </w:r>
             <w:r>
               <w:rPr>
@@ -4689,7 +4677,7 @@
               <w14:ligatures w14:val="standardContextual"/>
             </w:rPr>
           </w:pPr>
-          <w:hyperlink w:anchor="_Toc240310387" w:history="1">
+          <w:hyperlink w:anchor="_Toc240384081" w:history="1">
             <w:r>
               <w:rPr>
                 <w:rStyle w:val="Hipervnculo"/>
@@ -4716,7 +4704,7 @@
                 <w:noProof/>
                 <w:webHidden/>
               </w:rPr>
-              <w:instrText xml:space="preserve"> PAGEREF _Toc240310387 \h </w:instrText>
+              <w:instrText xml:space="preserve"> PAGEREF _Toc240384081 \h </w:instrText>
             </w:r>
             <w:r>
               <w:rPr>
@@ -4736,7 +4724,7 @@
                 <w:noProof/>
                 <w:webHidden/>
               </w:rPr>
-              <w:t>43</w:t>
+              <w:t>45</w:t>
             </w:r>
             <w:r>
               <w:rPr>
@@ -4760,7 +4748,7 @@
               <w14:ligatures w14:val="standardContextual"/>
             </w:rPr>
           </w:pPr>
-          <w:hyperlink w:anchor="_Toc240310388" w:history="1">
+          <w:hyperlink w:anchor="_Toc240384082" w:history="1">
             <w:r>
               <w:rPr>
                 <w:rStyle w:val="Hipervnculo"/>
@@ -4787,7 +4775,7 @@
                 <w:noProof/>
                 <w:webHidden/>
               </w:rPr>
-              <w:instrText xml:space="preserve"> PAGEREF _Toc240310388 \h </w:instrText>
+              <w:instrText xml:space="preserve"> PAGEREF _Toc240384082 \h </w:instrText>
             </w:r>
             <w:r>
               <w:rPr>
@@ -4807,7 +4795,7 @@
                 <w:noProof/>
                 <w:webHidden/>
               </w:rPr>
-              <w:t>43</w:t>
+              <w:t>45</w:t>
             </w:r>
             <w:r>
               <w:rPr>
@@ -4831,7 +4819,7 @@
               <w14:ligatures w14:val="standardContextual"/>
             </w:rPr>
           </w:pPr>
-          <w:hyperlink w:anchor="_Toc240310389" w:history="1">
+          <w:hyperlink w:anchor="_Toc240384083" w:history="1">
             <w:r>
               <w:rPr>
                 <w:rStyle w:val="Hipervnculo"/>
@@ -4858,7 +4846,7 @@
                 <w:noProof/>
                 <w:webHidden/>
               </w:rPr>
-              <w:instrText xml:space="preserve"> PAGEREF _Toc240310389 \h </w:instrText>
+              <w:instrText xml:space="preserve"> PAGEREF _Toc240384083 \h </w:instrText>
             </w:r>
             <w:r>
               <w:rPr>
@@ -4878,7 +4866,7 @@
                 <w:noProof/>
                 <w:webHidden/>
               </w:rPr>
-              <w:t>44</w:t>
+              <w:t>46</w:t>
             </w:r>
             <w:r>
               <w:rPr>
@@ -4902,7 +4890,7 @@
               <w14:ligatures w14:val="standardContextual"/>
             </w:rPr>
           </w:pPr>
-          <w:hyperlink w:anchor="_Toc240310390" w:history="1">
+          <w:hyperlink w:anchor="_Toc240384084" w:history="1">
             <w:r>
               <w:rPr>
                 <w:rStyle w:val="Hipervnculo"/>
@@ -4929,7 +4917,7 @@
                 <w:noProof/>
                 <w:webHidden/>
               </w:rPr>
-              <w:instrText xml:space="preserve"> PAGEREF _Toc240310390 \h </w:instrText>
+              <w:instrText xml:space="preserve"> PAGEREF _Toc240384084 \h </w:instrText>
             </w:r>
             <w:r>
               <w:rPr>
@@ -4949,7 +4937,7 @@
                 <w:noProof/>
                 <w:webHidden/>
               </w:rPr>
-              <w:t>44</w:t>
+              <w:t>46</w:t>
             </w:r>
             <w:r>
               <w:rPr>
@@ -4973,7 +4961,7 @@
               <w14:ligatures w14:val="standardContextual"/>
             </w:rPr>
           </w:pPr>
-          <w:hyperlink w:anchor="_Toc240310391" w:history="1">
+          <w:hyperlink w:anchor="_Toc240384085" w:history="1">
             <w:r>
               <w:rPr>
                 <w:rStyle w:val="Hipervnculo"/>
@@ -5000,7 +4988,7 @@
                 <w:noProof/>
                 <w:webHidden/>
               </w:rPr>
-              <w:instrText xml:space="preserve"> PAGEREF _Toc240310391 \h </w:instrText>
+              <w:instrText xml:space="preserve"> PAGEREF _Toc240384085 \h </w:instrText>
             </w:r>
             <w:r>
               <w:rPr>
@@ -5020,7 +5008,7 @@
                 <w:noProof/>
                 <w:webHidden/>
               </w:rPr>
-              <w:t>46</w:t>
+              <w:t>48</w:t>
             </w:r>
             <w:r>
               <w:rPr>
@@ -5044,7 +5032,7 @@
               <w14:ligatures w14:val="standardContextual"/>
             </w:rPr>
           </w:pPr>
-          <w:hyperlink w:anchor="_Toc240310392" w:history="1">
+          <w:hyperlink w:anchor="_Toc240384086" w:history="1">
             <w:r>
               <w:rPr>
                 <w:rStyle w:val="Hipervnculo"/>
@@ -5071,7 +5059,7 @@
                 <w:noProof/>
                 <w:webHidden/>
               </w:rPr>
-              <w:instrText xml:space="preserve"> PAGEREF _Toc240310392 \h </w:instrText>
+              <w:instrText xml:space="preserve"> PAGEREF _Toc240384086 \h </w:instrText>
             </w:r>
             <w:r>
               <w:rPr>
@@ -5091,7 +5079,7 @@
                 <w:noProof/>
                 <w:webHidden/>
               </w:rPr>
-              <w:t>46</w:t>
+              <w:t>48</w:t>
             </w:r>
             <w:r>
               <w:rPr>
@@ -5115,7 +5103,7 @@
               <w14:ligatures w14:val="standardContextual"/>
             </w:rPr>
           </w:pPr>
-          <w:hyperlink w:anchor="_Toc240310393" w:history="1">
+          <w:hyperlink w:anchor="_Toc240384087" w:history="1">
             <w:r>
               <w:rPr>
                 <w:rStyle w:val="Hipervnculo"/>
@@ -5142,7 +5130,7 @@
                 <w:noProof/>
                 <w:webHidden/>
               </w:rPr>
-              <w:instrText xml:space="preserve"> PAGEREF _Toc240310393 \h </w:instrText>
+              <w:instrText xml:space="preserve"> PAGEREF _Toc240384087 \h </w:instrText>
             </w:r>
             <w:r>
               <w:rPr>
@@ -5162,7 +5150,7 @@
                 <w:noProof/>
                 <w:webHidden/>
               </w:rPr>
-              <w:t>47</w:t>
+              <w:t>49</w:t>
             </w:r>
             <w:r>
               <w:rPr>
@@ -5186,7 +5174,7 @@
               <w14:ligatures w14:val="standardContextual"/>
             </w:rPr>
           </w:pPr>
-          <w:hyperlink w:anchor="_Toc240310394" w:history="1">
+          <w:hyperlink w:anchor="_Toc240384088" w:history="1">
             <w:r>
               <w:rPr>
                 <w:rStyle w:val="Hipervnculo"/>
@@ -5213,7 +5201,7 @@
                 <w:noProof/>
                 <w:webHidden/>
               </w:rPr>
-              <w:instrText xml:space="preserve"> PAGEREF _Toc240310394 \h </w:instrText>
+              <w:instrText xml:space="preserve"> PAGEREF _Toc240384088 \h </w:instrText>
             </w:r>
             <w:r>
               <w:rPr>
@@ -5233,7 +5221,7 @@
                 <w:noProof/>
                 <w:webHidden/>
               </w:rPr>
-              <w:t>48</w:t>
+              <w:t>50</w:t>
             </w:r>
             <w:r>
               <w:rPr>
@@ -5257,7 +5245,7 @@
               <w14:ligatures w14:val="standardContextual"/>
             </w:rPr>
           </w:pPr>
-          <w:hyperlink w:anchor="_Toc240310395" w:history="1">
+          <w:hyperlink w:anchor="_Toc240384089" w:history="1">
             <w:r>
               <w:rPr>
                 <w:rStyle w:val="Hipervnculo"/>
@@ -5284,7 +5272,7 @@
                 <w:noProof/>
                 <w:webHidden/>
               </w:rPr>
-              <w:instrText xml:space="preserve"> PAGEREF _Toc240310395 \h </w:instrText>
+              <w:instrText xml:space="preserve"> PAGEREF _Toc240384089 \h </w:instrText>
             </w:r>
             <w:r>
               <w:rPr>
@@ -5304,7 +5292,7 @@
                 <w:noProof/>
                 <w:webHidden/>
               </w:rPr>
-              <w:t>48</w:t>
+              <w:t>50</w:t>
             </w:r>
             <w:r>
               <w:rPr>
@@ -5328,7 +5316,7 @@
               <w14:ligatures w14:val="standardContextual"/>
             </w:rPr>
           </w:pPr>
-          <w:hyperlink w:anchor="_Toc240310396" w:history="1">
+          <w:hyperlink w:anchor="_Toc240384090" w:history="1">
             <w:r>
               <w:rPr>
                 <w:rStyle w:val="Hipervnculo"/>
@@ -5355,7 +5343,7 @@
                 <w:noProof/>
                 <w:webHidden/>
               </w:rPr>
-              <w:instrText xml:space="preserve"> PAGEREF _Toc240310396 \h </w:instrText>
+              <w:instrText xml:space="preserve"> PAGEREF _Toc240384090 \h </w:instrText>
             </w:r>
             <w:r>
               <w:rPr>
@@ -5375,7 +5363,7 @@
                 <w:noProof/>
                 <w:webHidden/>
               </w:rPr>
-              <w:t>50</w:t>
+              <w:t>52</w:t>
             </w:r>
             <w:r>
               <w:rPr>
@@ -5399,7 +5387,7 @@
               <w14:ligatures w14:val="standardContextual"/>
             </w:rPr>
           </w:pPr>
-          <w:hyperlink w:anchor="_Toc240310397" w:history="1">
+          <w:hyperlink w:anchor="_Toc240384091" w:history="1">
             <w:r>
               <w:rPr>
                 <w:rStyle w:val="Hipervnculo"/>
@@ -5426,7 +5414,7 @@
                 <w:noProof/>
                 <w:webHidden/>
               </w:rPr>
-              <w:instrText xml:space="preserve"> PAGEREF _Toc240310397 \h </w:instrText>
+              <w:instrText xml:space="preserve"> PAGEREF _Toc240384091 \h </w:instrText>
             </w:r>
             <w:r>
               <w:rPr>
@@ -5446,7 +5434,7 @@
                 <w:noProof/>
                 <w:webHidden/>
               </w:rPr>
-              <w:t>51</w:t>
+              <w:t>53</w:t>
             </w:r>
             <w:r>
               <w:rPr>
@@ -5470,7 +5458,7 @@
               <w14:ligatures w14:val="standardContextual"/>
             </w:rPr>
           </w:pPr>
-          <w:hyperlink w:anchor="_Toc240310398" w:history="1">
+          <w:hyperlink w:anchor="_Toc240384092" w:history="1">
             <w:r>
               <w:rPr>
                 <w:rStyle w:val="Hipervnculo"/>
@@ -5497,7 +5485,7 @@
                 <w:noProof/>
                 <w:webHidden/>
               </w:rPr>
-              <w:instrText xml:space="preserve"> PAGEREF _Toc240310398 \h </w:instrText>
+              <w:instrText xml:space="preserve"> PAGEREF _Toc240384092 \h </w:instrText>
             </w:r>
             <w:r>
               <w:rPr>
@@ -5517,7 +5505,7 @@
                 <w:noProof/>
                 <w:webHidden/>
               </w:rPr>
-              <w:t>52</w:t>
+              <w:t>54</w:t>
             </w:r>
             <w:r>
               <w:rPr>
@@ -5541,7 +5529,7 @@
               <w14:ligatures w14:val="standardContextual"/>
             </w:rPr>
           </w:pPr>
-          <w:hyperlink w:anchor="_Toc240310399" w:history="1">
+          <w:hyperlink w:anchor="_Toc240384093" w:history="1">
             <w:r>
               <w:rPr>
                 <w:rStyle w:val="Hipervnculo"/>
@@ -5568,7 +5556,7 @@
                 <w:noProof/>
                 <w:webHidden/>
               </w:rPr>
-              <w:instrText xml:space="preserve"> PAGEREF _Toc240310399 \h </w:instrText>
+              <w:instrText xml:space="preserve"> PAGEREF _Toc240384093 \h </w:instrText>
             </w:r>
             <w:r>
               <w:rPr>
@@ -5588,7 +5576,7 @@
                 <w:noProof/>
                 <w:webHidden/>
               </w:rPr>
-              <w:t>52</w:t>
+              <w:t>54</w:t>
             </w:r>
             <w:r>
               <w:rPr>
@@ -5612,7 +5600,7 @@
               <w14:ligatures w14:val="standardContextual"/>
             </w:rPr>
           </w:pPr>
-          <w:hyperlink w:anchor="_Toc240310400" w:history="1">
+          <w:hyperlink w:anchor="_Toc240384094" w:history="1">
             <w:r>
               <w:rPr>
                 <w:rStyle w:val="Hipervnculo"/>
@@ -5639,7 +5627,7 @@
                 <w:noProof/>
                 <w:webHidden/>
               </w:rPr>
-              <w:instrText xml:space="preserve"> PAGEREF _Toc240310400 \h </w:instrText>
+              <w:instrText xml:space="preserve"> PAGEREF _Toc240384094 \h </w:instrText>
             </w:r>
             <w:r>
               <w:rPr>
@@ -5659,7 +5647,7 @@
                 <w:noProof/>
                 <w:webHidden/>
               </w:rPr>
-              <w:t>53</w:t>
+              <w:t>55</w:t>
             </w:r>
             <w:r>
               <w:rPr>
@@ -5683,7 +5671,7 @@
               <w14:ligatures w14:val="standardContextual"/>
             </w:rPr>
           </w:pPr>
-          <w:hyperlink w:anchor="_Toc240310401" w:history="1">
+          <w:hyperlink w:anchor="_Toc240384095" w:history="1">
             <w:r>
               <w:rPr>
                 <w:rStyle w:val="Hipervnculo"/>
@@ -5710,7 +5698,7 @@
                 <w:noProof/>
                 <w:webHidden/>
               </w:rPr>
-              <w:instrText xml:space="preserve"> PAGEREF _Toc240310401 \h </w:instrText>
+              <w:instrText xml:space="preserve"> PAGEREF _Toc240384095 \h </w:instrText>
             </w:r>
             <w:r>
               <w:rPr>
@@ -5730,7 +5718,7 @@
                 <w:noProof/>
                 <w:webHidden/>
               </w:rPr>
-              <w:t>54</w:t>
+              <w:t>56</w:t>
             </w:r>
             <w:r>
               <w:rPr>
@@ -5754,7 +5742,7 @@
               <w14:ligatures w14:val="standardContextual"/>
             </w:rPr>
           </w:pPr>
-          <w:hyperlink w:anchor="_Toc240310402" w:history="1">
+          <w:hyperlink w:anchor="_Toc240384096" w:history="1">
             <w:r>
               <w:rPr>
                 <w:rStyle w:val="Hipervnculo"/>
@@ -5781,7 +5769,7 @@
                 <w:noProof/>
                 <w:webHidden/>
               </w:rPr>
-              <w:instrText xml:space="preserve"> PAGEREF _Toc240310402 \h </w:instrText>
+              <w:instrText xml:space="preserve"> PAGEREF _Toc240384096 \h </w:instrText>
             </w:r>
             <w:r>
               <w:rPr>
@@ -5801,7 +5789,7 @@
                 <w:noProof/>
                 <w:webHidden/>
               </w:rPr>
-              <w:t>56</w:t>
+              <w:t>58</w:t>
             </w:r>
             <w:r>
               <w:rPr>
@@ -5825,7 +5813,7 @@
               <w14:ligatures w14:val="standardContextual"/>
             </w:rPr>
           </w:pPr>
-          <w:hyperlink w:anchor="_Toc240310403" w:history="1">
+          <w:hyperlink w:anchor="_Toc240384097" w:history="1">
             <w:r>
               <w:rPr>
                 <w:rStyle w:val="Hipervnculo"/>
@@ -5852,7 +5840,7 @@
                 <w:noProof/>
                 <w:webHidden/>
               </w:rPr>
-              <w:instrText xml:space="preserve"> PAGEREF _Toc240310403 \h </w:instrText>
+              <w:instrText xml:space="preserve"> PAGEREF _Toc240384097 \h </w:instrText>
             </w:r>
             <w:r>
               <w:rPr>
@@ -5872,7 +5860,7 @@
                 <w:noProof/>
                 <w:webHidden/>
               </w:rPr>
-              <w:t>57</w:t>
+              <w:t>59</w:t>
             </w:r>
             <w:r>
               <w:rPr>
@@ -5896,7 +5884,7 @@
               <w14:ligatures w14:val="standardContextual"/>
             </w:rPr>
           </w:pPr>
-          <w:hyperlink w:anchor="_Toc240310404" w:history="1">
+          <w:hyperlink w:anchor="_Toc240384098" w:history="1">
             <w:r>
               <w:rPr>
                 <w:rStyle w:val="Hipervnculo"/>
@@ -5923,7 +5911,7 @@
                 <w:noProof/>
                 <w:webHidden/>
               </w:rPr>
-              <w:instrText xml:space="preserve"> PAGEREF _Toc240310404 \h </w:instrText>
+              <w:instrText xml:space="preserve"> PAGEREF _Toc240384098 \h </w:instrText>
             </w:r>
             <w:r>
               <w:rPr>
@@ -5943,7 +5931,7 @@
                 <w:noProof/>
                 <w:webHidden/>
               </w:rPr>
-              <w:t>57</w:t>
+              <w:t>59</w:t>
             </w:r>
             <w:r>
               <w:rPr>
@@ -5967,7 +5955,7 @@
               <w14:ligatures w14:val="standardContextual"/>
             </w:rPr>
           </w:pPr>
-          <w:hyperlink w:anchor="_Toc240310405" w:history="1">
+          <w:hyperlink w:anchor="_Toc240384099" w:history="1">
             <w:r>
               <w:rPr>
                 <w:rStyle w:val="Hipervnculo"/>
@@ -5994,7 +5982,7 @@
                 <w:noProof/>
                 <w:webHidden/>
               </w:rPr>
-              <w:instrText xml:space="preserve"> PAGEREF _Toc240310405 \h </w:instrText>
+              <w:instrText xml:space="preserve"> PAGEREF _Toc240384099 \h </w:instrText>
             </w:r>
             <w:r>
               <w:rPr>
@@ -6014,7 +6002,7 @@
                 <w:noProof/>
                 <w:webHidden/>
               </w:rPr>
-              <w:t>57</w:t>
+              <w:t>59</w:t>
             </w:r>
             <w:r>
               <w:rPr>
@@ -6038,7 +6026,7 @@
               <w14:ligatures w14:val="standardContextual"/>
             </w:rPr>
           </w:pPr>
-          <w:hyperlink w:anchor="_Toc240310406" w:history="1">
+          <w:hyperlink w:anchor="_Toc240384100" w:history="1">
             <w:r>
               <w:rPr>
                 <w:rStyle w:val="Hipervnculo"/>
@@ -6065,7 +6053,7 @@
                 <w:noProof/>
                 <w:webHidden/>
               </w:rPr>
-              <w:instrText xml:space="preserve"> PAGEREF _Toc240310406 \h </w:instrText>
+              <w:instrText xml:space="preserve"> PAGEREF _Toc240384100 \h </w:instrText>
             </w:r>
             <w:r>
               <w:rPr>
@@ -6085,7 +6073,7 @@
                 <w:noProof/>
                 <w:webHidden/>
               </w:rPr>
-              <w:t>59</w:t>
+              <w:t>61</w:t>
             </w:r>
             <w:r>
               <w:rPr>
@@ -6109,7 +6097,7 @@
               <w14:ligatures w14:val="standardContextual"/>
             </w:rPr>
           </w:pPr>
-          <w:hyperlink w:anchor="_Toc240310407" w:history="1">
+          <w:hyperlink w:anchor="_Toc240384101" w:history="1">
             <w:r>
               <w:rPr>
                 <w:rStyle w:val="Hipervnculo"/>
@@ -6136,7 +6124,7 @@
                 <w:noProof/>
                 <w:webHidden/>
               </w:rPr>
-              <w:instrText xml:space="preserve"> PAGEREF _Toc240310407 \h </w:instrText>
+              <w:instrText xml:space="preserve"> PAGEREF _Toc240384101 \h </w:instrText>
             </w:r>
             <w:r>
               <w:rPr>
@@ -6156,7 +6144,7 @@
                 <w:noProof/>
                 <w:webHidden/>
               </w:rPr>
-              <w:t>60</w:t>
+              <w:t>62</w:t>
             </w:r>
             <w:r>
               <w:rPr>
@@ -6180,7 +6168,7 @@
               <w14:ligatures w14:val="standardContextual"/>
             </w:rPr>
           </w:pPr>
-          <w:hyperlink w:anchor="_Toc240310408" w:history="1">
+          <w:hyperlink w:anchor="_Toc240384102" w:history="1">
             <w:r>
               <w:rPr>
                 <w:rStyle w:val="Hipervnculo"/>
@@ -6207,7 +6195,7 @@
                 <w:noProof/>
                 <w:webHidden/>
               </w:rPr>
-              <w:instrText xml:space="preserve"> PAGEREF _Toc240310408 \h </w:instrText>
+              <w:instrText xml:space="preserve"> PAGEREF _Toc240384102 \h </w:instrText>
             </w:r>
             <w:r>
               <w:rPr>
@@ -6227,7 +6215,7 @@
                 <w:noProof/>
                 <w:webHidden/>
               </w:rPr>
-              <w:t>61</w:t>
+              <w:t>63</w:t>
             </w:r>
             <w:r>
               <w:rPr>
@@ -6251,7 +6239,7 @@
               <w14:ligatures w14:val="standardContextual"/>
             </w:rPr>
           </w:pPr>
-          <w:hyperlink w:anchor="_Toc240310409" w:history="1">
+          <w:hyperlink w:anchor="_Toc240384103" w:history="1">
             <w:r>
               <w:rPr>
                 <w:rStyle w:val="Hipervnculo"/>
@@ -6278,7 +6266,7 @@
                 <w:noProof/>
                 <w:webHidden/>
               </w:rPr>
-              <w:instrText xml:space="preserve"> PAGEREF _Toc240310409 \h </w:instrText>
+              <w:instrText xml:space="preserve"> PAGEREF _Toc240384103 \h </w:instrText>
             </w:r>
             <w:r>
               <w:rPr>
@@ -6298,7 +6286,7 @@
                 <w:noProof/>
                 <w:webHidden/>
               </w:rPr>
-              <w:t>63</w:t>
+              <w:t>65</w:t>
             </w:r>
             <w:r>
               <w:rPr>
@@ -6322,7 +6310,7 @@
               <w14:ligatures w14:val="standardContextual"/>
             </w:rPr>
           </w:pPr>
-          <w:hyperlink w:anchor="_Toc240310410" w:history="1">
+          <w:hyperlink w:anchor="_Toc240384104" w:history="1">
             <w:r>
               <w:rPr>
                 <w:rStyle w:val="Hipervnculo"/>
@@ -6349,7 +6337,7 @@
                 <w:noProof/>
                 <w:webHidden/>
               </w:rPr>
-              <w:instrText xml:space="preserve"> PAGEREF _Toc240310410 \h </w:instrText>
+              <w:instrText xml:space="preserve"> PAGEREF _Toc240384104 \h </w:instrText>
             </w:r>
             <w:r>
               <w:rPr>
@@ -6369,7 +6357,7 @@
                 <w:noProof/>
                 <w:webHidden/>
               </w:rPr>
-              <w:t>63</w:t>
+              <w:t>65</w:t>
             </w:r>
             <w:r>
               <w:rPr>
@@ -6393,7 +6381,7 @@
               <w14:ligatures w14:val="standardContextual"/>
             </w:rPr>
           </w:pPr>
-          <w:hyperlink w:anchor="_Toc240310411" w:history="1">
+          <w:hyperlink w:anchor="_Toc240384105" w:history="1">
             <w:r>
               <w:rPr>
                 <w:rStyle w:val="Hipervnculo"/>
@@ -6420,7 +6408,7 @@
                 <w:noProof/>
                 <w:webHidden/>
               </w:rPr>
-              <w:instrText xml:space="preserve"> PAGEREF _Toc240310411 \h </w:instrText>
+              <w:instrText xml:space="preserve"> PAGEREF _Toc240384105 \h </w:instrText>
             </w:r>
             <w:r>
               <w:rPr>
@@ -6440,7 +6428,7 @@
                 <w:noProof/>
                 <w:webHidden/>
               </w:rPr>
-              <w:t>63</w:t>
+              <w:t>65</w:t>
             </w:r>
             <w:r>
               <w:rPr>
@@ -6464,7 +6452,7 @@
               <w14:ligatures w14:val="standardContextual"/>
             </w:rPr>
           </w:pPr>
-          <w:hyperlink w:anchor="_Toc240310412" w:history="1">
+          <w:hyperlink w:anchor="_Toc240384106" w:history="1">
             <w:r>
               <w:rPr>
                 <w:rStyle w:val="Hipervnculo"/>
@@ -6491,7 +6479,7 @@
                 <w:noProof/>
                 <w:webHidden/>
               </w:rPr>
-              <w:instrText xml:space="preserve"> PAGEREF _Toc240310412 \h </w:instrText>
+              <w:instrText xml:space="preserve"> PAGEREF _Toc240384106 \h </w:instrText>
             </w:r>
             <w:r>
               <w:rPr>
@@ -6511,7 +6499,7 @@
                 <w:noProof/>
                 <w:webHidden/>
               </w:rPr>
-              <w:t>63</w:t>
+              <w:t>66</w:t>
             </w:r>
             <w:r>
               <w:rPr>
@@ -6535,7 +6523,7 @@
               <w14:ligatures w14:val="standardContextual"/>
             </w:rPr>
           </w:pPr>
-          <w:hyperlink w:anchor="_Toc240310413" w:history="1">
+          <w:hyperlink w:anchor="_Toc240384107" w:history="1">
             <w:r>
               <w:rPr>
                 <w:rStyle w:val="Hipervnculo"/>
@@ -6562,7 +6550,7 @@
                 <w:noProof/>
                 <w:webHidden/>
               </w:rPr>
-              <w:instrText xml:space="preserve"> PAGEREF _Toc240310413 \h </w:instrText>
+              <w:instrText xml:space="preserve"> PAGEREF _Toc240384107 \h </w:instrText>
             </w:r>
             <w:r>
               <w:rPr>
@@ -6582,7 +6570,7 @@
                 <w:noProof/>
                 <w:webHidden/>
               </w:rPr>
-              <w:t>64</w:t>
+              <w:t>66</w:t>
             </w:r>
             <w:r>
               <w:rPr>
@@ -6606,7 +6594,7 @@
               <w14:ligatures w14:val="standardContextual"/>
             </w:rPr>
           </w:pPr>
-          <w:hyperlink w:anchor="_Toc240310414" w:history="1">
+          <w:hyperlink w:anchor="_Toc240384108" w:history="1">
             <w:r>
               <w:rPr>
                 <w:rStyle w:val="Hipervnculo"/>
@@ -6633,7 +6621,7 @@
                 <w:noProof/>
                 <w:webHidden/>
               </w:rPr>
-              <w:instrText xml:space="preserve"> PAGEREF _Toc240310414 \h </w:instrText>
+              <w:instrText xml:space="preserve"> PAGEREF _Toc240384108 \h </w:instrText>
             </w:r>
             <w:r>
               <w:rPr>
@@ -6653,7 +6641,7 @@
                 <w:noProof/>
                 <w:webHidden/>
               </w:rPr>
-              <w:t>65</w:t>
+              <w:t>68</w:t>
             </w:r>
             <w:r>
               <w:rPr>
@@ -6677,7 +6665,7 @@
               <w14:ligatures w14:val="standardContextual"/>
             </w:rPr>
           </w:pPr>
-          <w:hyperlink w:anchor="_Toc240310415" w:history="1">
+          <w:hyperlink w:anchor="_Toc240384109" w:history="1">
             <w:r>
               <w:rPr>
                 <w:rStyle w:val="Hipervnculo"/>
@@ -6704,7 +6692,7 @@
                 <w:noProof/>
                 <w:webHidden/>
               </w:rPr>
-              <w:instrText xml:space="preserve"> PAGEREF _Toc240310415 \h </w:instrText>
+              <w:instrText xml:space="preserve"> PAGEREF _Toc240384109 \h </w:instrText>
             </w:r>
             <w:r>
               <w:rPr>
@@ -6724,7 +6712,7 @@
                 <w:noProof/>
                 <w:webHidden/>
               </w:rPr>
-              <w:t>67</w:t>
+              <w:t>70</w:t>
             </w:r>
             <w:r>
               <w:rPr>
@@ -6748,7 +6736,7 @@
               <w14:ligatures w14:val="standardContextual"/>
             </w:rPr>
           </w:pPr>
-          <w:hyperlink w:anchor="_Toc240310416" w:history="1">
+          <w:hyperlink w:anchor="_Toc240384110" w:history="1">
             <w:r>
               <w:rPr>
                 <w:rStyle w:val="Hipervnculo"/>
@@ -6775,7 +6763,7 @@
                 <w:noProof/>
                 <w:webHidden/>
               </w:rPr>
-              <w:instrText xml:space="preserve"> PAGEREF _Toc240310416 \h </w:instrText>
+              <w:instrText xml:space="preserve"> PAGEREF _Toc240384110 \h </w:instrText>
             </w:r>
             <w:r>
               <w:rPr>
@@ -6795,7 +6783,7 @@
                 <w:noProof/>
                 <w:webHidden/>
               </w:rPr>
-              <w:t>67</w:t>
+              <w:t>70</w:t>
             </w:r>
             <w:r>
               <w:rPr>
@@ -6819,7 +6807,7 @@
               <w14:ligatures w14:val="standardContextual"/>
             </w:rPr>
           </w:pPr>
-          <w:hyperlink w:anchor="_Toc240310417" w:history="1">
+          <w:hyperlink w:anchor="_Toc240384111" w:history="1">
             <w:r>
               <w:rPr>
                 <w:rStyle w:val="Hipervnculo"/>
@@ -6846,7 +6834,7 @@
                 <w:noProof/>
                 <w:webHidden/>
               </w:rPr>
-              <w:instrText xml:space="preserve"> PAGEREF _Toc240310417 \h </w:instrText>
+              <w:instrText xml:space="preserve"> PAGEREF _Toc240384111 \h </w:instrText>
             </w:r>
             <w:r>
               <w:rPr>
@@ -6866,7 +6854,7 @@
                 <w:noProof/>
                 <w:webHidden/>
               </w:rPr>
-              <w:t>68</w:t>
+              <w:t>71</w:t>
             </w:r>
             <w:r>
               <w:rPr>
@@ -6890,13 +6878,13 @@
               <w14:ligatures w14:val="standardContextual"/>
             </w:rPr>
           </w:pPr>
-          <w:hyperlink w:anchor="_Toc240310418" w:history="1">
+          <w:hyperlink w:anchor="_Toc240384112" w:history="1">
             <w:r>
               <w:rPr>
                 <w:rStyle w:val="Hipervnculo"/>
                 <w:noProof/>
               </w:rPr>
-              <w:t>5.2.3 Precisión de clasificación de intents</w:t>
+              <w:t>5.2.3 Exactitud de clasificación de intents</w:t>
             </w:r>
             <w:r>
               <w:rPr>
@@ -6917,7 +6905,7 @@
                 <w:noProof/>
                 <w:webHidden/>
               </w:rPr>
-              <w:instrText xml:space="preserve"> PAGEREF _Toc240310418 \h </w:instrText>
+              <w:instrText xml:space="preserve"> PAGEREF _Toc240384112 \h </w:instrText>
             </w:r>
             <w:r>
               <w:rPr>
@@ -6937,7 +6925,7 @@
                 <w:noProof/>
                 <w:webHidden/>
               </w:rPr>
-              <w:t>69</w:t>
+              <w:t>72</w:t>
             </w:r>
             <w:r>
               <w:rPr>
@@ -6961,13 +6949,13 @@
               <w14:ligatures w14:val="standardContextual"/>
             </w:rPr>
           </w:pPr>
-          <w:hyperlink w:anchor="_Toc240310419" w:history="1">
+          <w:hyperlink w:anchor="_Toc240384113" w:history="1">
             <w:r>
               <w:rPr>
                 <w:rStyle w:val="Hipervnculo"/>
                 <w:noProof/>
               </w:rPr>
-              <w:t>5.2.4 Ablación: cuánto aporta la base de conocimiento</w:t>
+              <w:t>5.2.4 Aporte de la base de conocimiento y de las reglas y ejemplos</w:t>
             </w:r>
             <w:r>
               <w:rPr>
@@ -6988,7 +6976,7 @@
                 <w:noProof/>
                 <w:webHidden/>
               </w:rPr>
-              <w:instrText xml:space="preserve"> PAGEREF _Toc240310419 \h </w:instrText>
+              <w:instrText xml:space="preserve"> PAGEREF _Toc240384113 \h </w:instrText>
             </w:r>
             <w:r>
               <w:rPr>
@@ -7008,7 +6996,7 @@
                 <w:noProof/>
                 <w:webHidden/>
               </w:rPr>
-              <w:t>71</w:t>
+              <w:t>74</w:t>
             </w:r>
             <w:r>
               <w:rPr>
@@ -7032,7 +7020,7 @@
               <w14:ligatures w14:val="standardContextual"/>
             </w:rPr>
           </w:pPr>
-          <w:hyperlink w:anchor="_Toc240310420" w:history="1">
+          <w:hyperlink w:anchor="_Toc240384114" w:history="1">
             <w:r>
               <w:rPr>
                 <w:rStyle w:val="Hipervnculo"/>
@@ -7059,7 +7047,7 @@
                 <w:noProof/>
                 <w:webHidden/>
               </w:rPr>
-              <w:instrText xml:space="preserve"> PAGEREF _Toc240310420 \h </w:instrText>
+              <w:instrText xml:space="preserve"> PAGEREF _Toc240384114 \h </w:instrText>
             </w:r>
             <w:r>
               <w:rPr>
@@ -7079,7 +7067,7 @@
                 <w:noProof/>
                 <w:webHidden/>
               </w:rPr>
-              <w:t>73</w:t>
+              <w:t>77</w:t>
             </w:r>
             <w:r>
               <w:rPr>
@@ -7103,7 +7091,7 @@
               <w14:ligatures w14:val="standardContextual"/>
             </w:rPr>
           </w:pPr>
-          <w:hyperlink w:anchor="_Toc240310421" w:history="1">
+          <w:hyperlink w:anchor="_Toc240384115" w:history="1">
             <w:r>
               <w:rPr>
                 <w:rStyle w:val="Hipervnculo"/>
@@ -7130,7 +7118,7 @@
                 <w:noProof/>
                 <w:webHidden/>
               </w:rPr>
-              <w:instrText xml:space="preserve"> PAGEREF _Toc240310421 \h </w:instrText>
+              <w:instrText xml:space="preserve"> PAGEREF _Toc240384115 \h </w:instrText>
             </w:r>
             <w:r>
               <w:rPr>
@@ -7150,7 +7138,7 @@
                 <w:noProof/>
                 <w:webHidden/>
               </w:rPr>
-              <w:t>74</w:t>
+              <w:t>78</w:t>
             </w:r>
             <w:r>
               <w:rPr>
@@ -7174,7 +7162,7 @@
               <w14:ligatures w14:val="standardContextual"/>
             </w:rPr>
           </w:pPr>
-          <w:hyperlink w:anchor="_Toc240310422" w:history="1">
+          <w:hyperlink w:anchor="_Toc240384116" w:history="1">
             <w:r>
               <w:rPr>
                 <w:rStyle w:val="Hipervnculo"/>
@@ -7201,7 +7189,7 @@
                 <w:noProof/>
                 <w:webHidden/>
               </w:rPr>
-              <w:instrText xml:space="preserve"> PAGEREF _Toc240310422 \h </w:instrText>
+              <w:instrText xml:space="preserve"> PAGEREF _Toc240384116 \h </w:instrText>
             </w:r>
             <w:r>
               <w:rPr>
@@ -7221,7 +7209,7 @@
                 <w:noProof/>
                 <w:webHidden/>
               </w:rPr>
-              <w:t>76</w:t>
+              <w:t>80</w:t>
             </w:r>
             <w:r>
               <w:rPr>
@@ -7245,7 +7233,7 @@
               <w14:ligatures w14:val="standardContextual"/>
             </w:rPr>
           </w:pPr>
-          <w:hyperlink w:anchor="_Toc240310423" w:history="1">
+          <w:hyperlink w:anchor="_Toc240384117" w:history="1">
             <w:r>
               <w:rPr>
                 <w:rStyle w:val="Hipervnculo"/>
@@ -7272,7 +7260,7 @@
                 <w:noProof/>
                 <w:webHidden/>
               </w:rPr>
-              <w:instrText xml:space="preserve"> PAGEREF _Toc240310423 \h </w:instrText>
+              <w:instrText xml:space="preserve"> PAGEREF _Toc240384117 \h </w:instrText>
             </w:r>
             <w:r>
               <w:rPr>
@@ -7292,7 +7280,7 @@
                 <w:noProof/>
                 <w:webHidden/>
               </w:rPr>
-              <w:t>77</w:t>
+              <w:t>81</w:t>
             </w:r>
             <w:r>
               <w:rPr>
@@ -7316,7 +7304,7 @@
               <w14:ligatures w14:val="standardContextual"/>
             </w:rPr>
           </w:pPr>
-          <w:hyperlink w:anchor="_Toc240310424" w:history="1">
+          <w:hyperlink w:anchor="_Toc240384118" w:history="1">
             <w:r>
               <w:rPr>
                 <w:rStyle w:val="Hipervnculo"/>
@@ -7343,7 +7331,7 @@
                 <w:noProof/>
                 <w:webHidden/>
               </w:rPr>
-              <w:instrText xml:space="preserve"> PAGEREF _Toc240310424 \h </w:instrText>
+              <w:instrText xml:space="preserve"> PAGEREF _Toc240384118 \h </w:instrText>
             </w:r>
             <w:r>
               <w:rPr>
@@ -7363,7 +7351,7 @@
                 <w:noProof/>
                 <w:webHidden/>
               </w:rPr>
-              <w:t>80</w:t>
+              <w:t>85</w:t>
             </w:r>
             <w:r>
               <w:rPr>
@@ -7387,7 +7375,7 @@
               <w14:ligatures w14:val="standardContextual"/>
             </w:rPr>
           </w:pPr>
-          <w:hyperlink w:anchor="_Toc240310425" w:history="1">
+          <w:hyperlink w:anchor="_Toc240384119" w:history="1">
             <w:r>
               <w:rPr>
                 <w:rStyle w:val="Hipervnculo"/>
@@ -7414,7 +7402,7 @@
                 <w:noProof/>
                 <w:webHidden/>
               </w:rPr>
-              <w:instrText xml:space="preserve"> PAGEREF _Toc240310425 \h </w:instrText>
+              <w:instrText xml:space="preserve"> PAGEREF _Toc240384119 \h </w:instrText>
             </w:r>
             <w:r>
               <w:rPr>
@@ -7434,7 +7422,7 @@
                 <w:noProof/>
                 <w:webHidden/>
               </w:rPr>
-              <w:t>80</w:t>
+              <w:t>85</w:t>
             </w:r>
             <w:r>
               <w:rPr>
@@ -7458,7 +7446,7 @@
               <w14:ligatures w14:val="standardContextual"/>
             </w:rPr>
           </w:pPr>
-          <w:hyperlink w:anchor="_Toc240310426" w:history="1">
+          <w:hyperlink w:anchor="_Toc240384120" w:history="1">
             <w:r>
               <w:rPr>
                 <w:rStyle w:val="Hipervnculo"/>
@@ -7485,7 +7473,7 @@
                 <w:noProof/>
                 <w:webHidden/>
               </w:rPr>
-              <w:instrText xml:space="preserve"> PAGEREF _Toc240310426 \h </w:instrText>
+              <w:instrText xml:space="preserve"> PAGEREF _Toc240384120 \h </w:instrText>
             </w:r>
             <w:r>
               <w:rPr>
@@ -7505,7 +7493,7 @@
                 <w:noProof/>
                 <w:webHidden/>
               </w:rPr>
-              <w:t>80</w:t>
+              <w:t>85</w:t>
             </w:r>
             <w:r>
               <w:rPr>
@@ -7529,7 +7517,7 @@
               <w14:ligatures w14:val="standardContextual"/>
             </w:rPr>
           </w:pPr>
-          <w:hyperlink w:anchor="_Toc240310427" w:history="1">
+          <w:hyperlink w:anchor="_Toc240384121" w:history="1">
             <w:r>
               <w:rPr>
                 <w:rStyle w:val="Hipervnculo"/>
@@ -7556,7 +7544,7 @@
                 <w:noProof/>
                 <w:webHidden/>
               </w:rPr>
-              <w:instrText xml:space="preserve"> PAGEREF _Toc240310427 \h </w:instrText>
+              <w:instrText xml:space="preserve"> PAGEREF _Toc240384121 \h </w:instrText>
             </w:r>
             <w:r>
               <w:rPr>
@@ -7576,7 +7564,7 @@
                 <w:noProof/>
                 <w:webHidden/>
               </w:rPr>
-              <w:t>83</w:t>
+              <w:t>88</w:t>
             </w:r>
             <w:r>
               <w:rPr>
@@ -7600,7 +7588,7 @@
               <w14:ligatures w14:val="standardContextual"/>
             </w:rPr>
           </w:pPr>
-          <w:hyperlink w:anchor="_Toc240310428" w:history="1">
+          <w:hyperlink w:anchor="_Toc240384122" w:history="1">
             <w:r>
               <w:rPr>
                 <w:rStyle w:val="Hipervnculo"/>
@@ -7627,7 +7615,7 @@
                 <w:noProof/>
                 <w:webHidden/>
               </w:rPr>
-              <w:instrText xml:space="preserve"> PAGEREF _Toc240310428 \h </w:instrText>
+              <w:instrText xml:space="preserve"> PAGEREF _Toc240384122 \h </w:instrText>
             </w:r>
             <w:r>
               <w:rPr>
@@ -7647,7 +7635,7 @@
                 <w:noProof/>
                 <w:webHidden/>
               </w:rPr>
-              <w:t>84</w:t>
+              <w:t>90</w:t>
             </w:r>
             <w:r>
               <w:rPr>
@@ -7671,7 +7659,7 @@
               <w14:ligatures w14:val="standardContextual"/>
             </w:rPr>
           </w:pPr>
-          <w:hyperlink w:anchor="_Toc240310429" w:history="1">
+          <w:hyperlink w:anchor="_Toc240384123" w:history="1">
             <w:r>
               <w:rPr>
                 <w:rStyle w:val="Hipervnculo"/>
@@ -7698,7 +7686,7 @@
                 <w:noProof/>
                 <w:webHidden/>
               </w:rPr>
-              <w:instrText xml:space="preserve"> PAGEREF _Toc240310429 \h </w:instrText>
+              <w:instrText xml:space="preserve"> PAGEREF _Toc240384123 \h </w:instrText>
             </w:r>
             <w:r>
               <w:rPr>
@@ -7718,7 +7706,7 @@
                 <w:noProof/>
                 <w:webHidden/>
               </w:rPr>
-              <w:t>86</w:t>
+              <w:t>92</w:t>
             </w:r>
             <w:r>
               <w:rPr>
@@ -7742,7 +7730,7 @@
               <w14:ligatures w14:val="standardContextual"/>
             </w:rPr>
           </w:pPr>
-          <w:hyperlink w:anchor="_Toc240310430" w:history="1">
+          <w:hyperlink w:anchor="_Toc240384124" w:history="1">
             <w:r>
               <w:rPr>
                 <w:rStyle w:val="Hipervnculo"/>
@@ -7769,7 +7757,7 @@
                 <w:noProof/>
                 <w:webHidden/>
               </w:rPr>
-              <w:instrText xml:space="preserve"> PAGEREF _Toc240310430 \h </w:instrText>
+              <w:instrText xml:space="preserve"> PAGEREF _Toc240384124 \h </w:instrText>
             </w:r>
             <w:r>
               <w:rPr>
@@ -7789,7 +7777,7 @@
                 <w:noProof/>
                 <w:webHidden/>
               </w:rPr>
-              <w:t>86</w:t>
+              <w:t>92</w:t>
             </w:r>
             <w:r>
               <w:rPr>
@@ -7813,7 +7801,7 @@
               <w14:ligatures w14:val="standardContextual"/>
             </w:rPr>
           </w:pPr>
-          <w:hyperlink w:anchor="_Toc240310431" w:history="1">
+          <w:hyperlink w:anchor="_Toc240384125" w:history="1">
             <w:r>
               <w:rPr>
                 <w:rStyle w:val="Hipervnculo"/>
@@ -7840,7 +7828,7 @@
                 <w:noProof/>
                 <w:webHidden/>
               </w:rPr>
-              <w:instrText xml:space="preserve"> PAGEREF _Toc240310431 \h </w:instrText>
+              <w:instrText xml:space="preserve"> PAGEREF _Toc240384125 \h </w:instrText>
             </w:r>
             <w:r>
               <w:rPr>
@@ -7860,7 +7848,7 @@
                 <w:noProof/>
                 <w:webHidden/>
               </w:rPr>
-              <w:t>88</w:t>
+              <w:t>94</w:t>
             </w:r>
             <w:r>
               <w:rPr>
@@ -7884,7 +7872,7 @@
               <w14:ligatures w14:val="standardContextual"/>
             </w:rPr>
           </w:pPr>
-          <w:hyperlink w:anchor="_Toc240310432" w:history="1">
+          <w:hyperlink w:anchor="_Toc240384126" w:history="1">
             <w:r>
               <w:rPr>
                 <w:rStyle w:val="Hipervnculo"/>
@@ -7911,7 +7899,7 @@
                 <w:noProof/>
                 <w:webHidden/>
               </w:rPr>
-              <w:instrText xml:space="preserve"> PAGEREF _Toc240310432 \h </w:instrText>
+              <w:instrText xml:space="preserve"> PAGEREF _Toc240384126 \h </w:instrText>
             </w:r>
             <w:r>
               <w:rPr>
@@ -7931,7 +7919,7 @@
                 <w:noProof/>
                 <w:webHidden/>
               </w:rPr>
-              <w:t>90</w:t>
+              <w:t>97</w:t>
             </w:r>
             <w:r>
               <w:rPr>
@@ -7955,7 +7943,7 @@
               <w14:ligatures w14:val="standardContextual"/>
             </w:rPr>
           </w:pPr>
-          <w:hyperlink w:anchor="_Toc240310433" w:history="1">
+          <w:hyperlink w:anchor="_Toc240384127" w:history="1">
             <w:r>
               <w:rPr>
                 <w:rStyle w:val="Hipervnculo"/>
@@ -7982,7 +7970,7 @@
                 <w:noProof/>
                 <w:webHidden/>
               </w:rPr>
-              <w:instrText xml:space="preserve"> PAGEREF _Toc240310433 \h </w:instrText>
+              <w:instrText xml:space="preserve"> PAGEREF _Toc240384127 \h </w:instrText>
             </w:r>
             <w:r>
               <w:rPr>
@@ -8002,7 +7990,7 @@
                 <w:noProof/>
                 <w:webHidden/>
               </w:rPr>
-              <w:t>94</w:t>
+              <w:t>102</w:t>
             </w:r>
             <w:r>
               <w:rPr>
@@ -8026,7 +8014,7 @@
               <w14:ligatures w14:val="standardContextual"/>
             </w:rPr>
           </w:pPr>
-          <w:hyperlink w:anchor="_Toc240310434" w:history="1">
+          <w:hyperlink w:anchor="_Toc240384128" w:history="1">
             <w:r>
               <w:rPr>
                 <w:rStyle w:val="Hipervnculo"/>
@@ -8053,7 +8041,7 @@
                 <w:noProof/>
                 <w:webHidden/>
               </w:rPr>
-              <w:instrText xml:space="preserve"> PAGEREF _Toc240310434 \h </w:instrText>
+              <w:instrText xml:space="preserve"> PAGEREF _Toc240384128 \h </w:instrText>
             </w:r>
             <w:r>
               <w:rPr>
@@ -8073,7 +8061,7 @@
                 <w:noProof/>
                 <w:webHidden/>
               </w:rPr>
-              <w:t>94</w:t>
+              <w:t>102</w:t>
             </w:r>
             <w:r>
               <w:rPr>
@@ -8097,7 +8085,7 @@
               <w14:ligatures w14:val="standardContextual"/>
             </w:rPr>
           </w:pPr>
-          <w:hyperlink w:anchor="_Toc240310435" w:history="1">
+          <w:hyperlink w:anchor="_Toc240384129" w:history="1">
             <w:r>
               <w:rPr>
                 <w:rStyle w:val="Hipervnculo"/>
@@ -8124,7 +8112,7 @@
                 <w:noProof/>
                 <w:webHidden/>
               </w:rPr>
-              <w:instrText xml:space="preserve"> PAGEREF _Toc240310435 \h </w:instrText>
+              <w:instrText xml:space="preserve"> PAGEREF _Toc240384129 \h </w:instrText>
             </w:r>
             <w:r>
               <w:rPr>
@@ -8144,7 +8132,7 @@
                 <w:noProof/>
                 <w:webHidden/>
               </w:rPr>
-              <w:t>100</w:t>
+              <w:t>108</w:t>
             </w:r>
             <w:r>
               <w:rPr>
@@ -8168,7 +8156,7 @@
               <w14:ligatures w14:val="standardContextual"/>
             </w:rPr>
           </w:pPr>
-          <w:hyperlink w:anchor="_Toc240310436" w:history="1">
+          <w:hyperlink w:anchor="_Toc240384130" w:history="1">
             <w:r>
               <w:rPr>
                 <w:rStyle w:val="Hipervnculo"/>
@@ -8195,7 +8183,7 @@
                 <w:noProof/>
                 <w:webHidden/>
               </w:rPr>
-              <w:instrText xml:space="preserve"> PAGEREF _Toc240310436 \h </w:instrText>
+              <w:instrText xml:space="preserve"> PAGEREF _Toc240384130 \h </w:instrText>
             </w:r>
             <w:r>
               <w:rPr>
@@ -8215,7 +8203,7 @@
                 <w:noProof/>
                 <w:webHidden/>
               </w:rPr>
-              <w:t>101</w:t>
+              <w:t>109</w:t>
             </w:r>
             <w:r>
               <w:rPr>
@@ -8239,7 +8227,7 @@
               <w14:ligatures w14:val="standardContextual"/>
             </w:rPr>
           </w:pPr>
-          <w:hyperlink w:anchor="_Toc240310437" w:history="1">
+          <w:hyperlink w:anchor="_Toc240384131" w:history="1">
             <w:r>
               <w:rPr>
                 <w:rStyle w:val="Hipervnculo"/>
@@ -8266,7 +8254,7 @@
                 <w:noProof/>
                 <w:webHidden/>
               </w:rPr>
-              <w:instrText xml:space="preserve"> PAGEREF _Toc240310437 \h </w:instrText>
+              <w:instrText xml:space="preserve"> PAGEREF _Toc240384131 \h </w:instrText>
             </w:r>
             <w:r>
               <w:rPr>
@@ -8286,7 +8274,7 @@
                 <w:noProof/>
                 <w:webHidden/>
               </w:rPr>
-              <w:t>102</w:t>
+              <w:t>110</w:t>
             </w:r>
             <w:r>
               <w:rPr>
@@ -8310,7 +8298,7 @@
               <w14:ligatures w14:val="standardContextual"/>
             </w:rPr>
           </w:pPr>
-          <w:hyperlink w:anchor="_Toc240310438" w:history="1">
+          <w:hyperlink w:anchor="_Toc240384132" w:history="1">
             <w:r>
               <w:rPr>
                 <w:rStyle w:val="Hipervnculo"/>
@@ -8337,7 +8325,7 @@
                 <w:noProof/>
                 <w:webHidden/>
               </w:rPr>
-              <w:instrText xml:space="preserve"> PAGEREF _Toc240310438 \h </w:instrText>
+              <w:instrText xml:space="preserve"> PAGEREF _Toc240384132 \h </w:instrText>
             </w:r>
             <w:r>
               <w:rPr>
@@ -8357,7 +8345,7 @@
                 <w:noProof/>
                 <w:webHidden/>
               </w:rPr>
-              <w:t>105</w:t>
+              <w:t>113</w:t>
             </w:r>
             <w:r>
               <w:rPr>
@@ -8381,7 +8369,7 @@
               <w14:ligatures w14:val="standardContextual"/>
             </w:rPr>
           </w:pPr>
-          <w:hyperlink w:anchor="_Toc240310439" w:history="1">
+          <w:hyperlink w:anchor="_Toc240384133" w:history="1">
             <w:r>
               <w:rPr>
                 <w:rStyle w:val="Hipervnculo"/>
@@ -8408,7 +8396,7 @@
                 <w:noProof/>
                 <w:webHidden/>
               </w:rPr>
-              <w:instrText xml:space="preserve"> PAGEREF _Toc240310439 \h </w:instrText>
+              <w:instrText xml:space="preserve"> PAGEREF _Toc240384133 \h </w:instrText>
             </w:r>
             <w:r>
               <w:rPr>
@@ -8428,7 +8416,7 @@
                 <w:noProof/>
                 <w:webHidden/>
               </w:rPr>
-              <w:t>106</w:t>
+              <w:t>115</w:t>
             </w:r>
             <w:r>
               <w:rPr>
@@ -8452,7 +8440,7 @@
               <w14:ligatures w14:val="standardContextual"/>
             </w:rPr>
           </w:pPr>
-          <w:hyperlink w:anchor="_Toc240310440" w:history="1">
+          <w:hyperlink w:anchor="_Toc240384134" w:history="1">
             <w:r>
               <w:rPr>
                 <w:rStyle w:val="Hipervnculo"/>
@@ -8479,7 +8467,7 @@
                 <w:noProof/>
                 <w:webHidden/>
               </w:rPr>
-              <w:instrText xml:space="preserve"> PAGEREF _Toc240310440 \h </w:instrText>
+              <w:instrText xml:space="preserve"> PAGEREF _Toc240384134 \h </w:instrText>
             </w:r>
             <w:r>
               <w:rPr>
@@ -8499,7 +8487,7 @@
                 <w:noProof/>
                 <w:webHidden/>
               </w:rPr>
-              <w:t>107</w:t>
+              <w:t>116</w:t>
             </w:r>
             <w:r>
               <w:rPr>
@@ -8523,7 +8511,7 @@
               <w14:ligatures w14:val="standardContextual"/>
             </w:rPr>
           </w:pPr>
-          <w:hyperlink w:anchor="_Toc240310441" w:history="1">
+          <w:hyperlink w:anchor="_Toc240384135" w:history="1">
             <w:r>
               <w:rPr>
                 <w:rStyle w:val="Hipervnculo"/>
@@ -8550,7 +8538,7 @@
                 <w:noProof/>
                 <w:webHidden/>
               </w:rPr>
-              <w:instrText xml:space="preserve"> PAGEREF _Toc240310441 \h </w:instrText>
+              <w:instrText xml:space="preserve"> PAGEREF _Toc240384135 \h </w:instrText>
             </w:r>
             <w:r>
               <w:rPr>
@@ -8570,7 +8558,7 @@
                 <w:noProof/>
                 <w:webHidden/>
               </w:rPr>
-              <w:t>108</w:t>
+              <w:t>117</w:t>
             </w:r>
             <w:r>
               <w:rPr>
@@ -8594,7 +8582,7 @@
               <w14:ligatures w14:val="standardContextual"/>
             </w:rPr>
           </w:pPr>
-          <w:hyperlink w:anchor="_Toc240310442" w:history="1">
+          <w:hyperlink w:anchor="_Toc240384136" w:history="1">
             <w:r>
               <w:rPr>
                 <w:rStyle w:val="Hipervnculo"/>
@@ -8621,7 +8609,7 @@
                 <w:noProof/>
                 <w:webHidden/>
               </w:rPr>
-              <w:instrText xml:space="preserve"> PAGEREF _Toc240310442 \h </w:instrText>
+              <w:instrText xml:space="preserve"> PAGEREF _Toc240384136 \h </w:instrText>
             </w:r>
             <w:r>
               <w:rPr>
@@ -8641,7 +8629,7 @@
                 <w:noProof/>
                 <w:webHidden/>
               </w:rPr>
-              <w:t>111</w:t>
+              <w:t>121</w:t>
             </w:r>
             <w:r>
               <w:rPr>
@@ -8665,7 +8653,7 @@
               <w14:ligatures w14:val="standardContextual"/>
             </w:rPr>
           </w:pPr>
-          <w:hyperlink w:anchor="_Toc240310443" w:history="1">
+          <w:hyperlink w:anchor="_Toc240384137" w:history="1">
             <w:r>
               <w:rPr>
                 <w:rStyle w:val="Hipervnculo"/>
@@ -8692,7 +8680,7 @@
                 <w:noProof/>
                 <w:webHidden/>
               </w:rPr>
-              <w:instrText xml:space="preserve"> PAGEREF _Toc240310443 \h </w:instrText>
+              <w:instrText xml:space="preserve"> PAGEREF _Toc240384137 \h </w:instrText>
             </w:r>
             <w:r>
               <w:rPr>
@@ -8712,7 +8700,7 @@
                 <w:noProof/>
                 <w:webHidden/>
               </w:rPr>
-              <w:t>113</w:t>
+              <w:t>123</w:t>
             </w:r>
             <w:r>
               <w:rPr>
@@ -8736,7 +8724,7 @@
               <w14:ligatures w14:val="standardContextual"/>
             </w:rPr>
           </w:pPr>
-          <w:hyperlink w:anchor="_Toc240310444" w:history="1">
+          <w:hyperlink w:anchor="_Toc240384138" w:history="1">
             <w:r>
               <w:rPr>
                 <w:rStyle w:val="Hipervnculo"/>
@@ -8763,7 +8751,7 @@
                 <w:noProof/>
                 <w:webHidden/>
               </w:rPr>
-              <w:instrText xml:space="preserve"> PAGEREF _Toc240310444 \h </w:instrText>
+              <w:instrText xml:space="preserve"> PAGEREF _Toc240384138 \h </w:instrText>
             </w:r>
             <w:r>
               <w:rPr>
@@ -8783,7 +8771,7 @@
                 <w:noProof/>
                 <w:webHidden/>
               </w:rPr>
-              <w:t>114</w:t>
+              <w:t>124</w:t>
             </w:r>
             <w:r>
               <w:rPr>
@@ -8803,14 +8791,14 @@
     </w:sdt>
     <w:p>
       <w:r>
-        <w:pict w14:anchorId="0B0C3816">
+        <w:pict w14:anchorId="12320E70">
           <v:rect id="_x0000_i1027" style="width:0;height:1.5pt" o:hralign="center" o:hrstd="t" o:hr="t"/>
         </w:pict>
       </w:r>
     </w:p>
     <w:p>
       <w:r>
-        <w:pict w14:anchorId="6ED0536B">
+        <w:pict w14:anchorId="25608EA5">
           <v:rect id="_x0000_i1028" style="width:0;height:1.5pt" o:hralign="center" o:hrstd="t" o:hr="t"/>
         </w:pict>
       </w:r>
@@ -8820,7 +8808,7 @@
         <w:pStyle w:val="Ttulo2"/>
       </w:pPr>
       <w:bookmarkStart w:id="4" w:name="listado-de-figuras"/>
-      <w:bookmarkStart w:id="5" w:name="_Toc240310329"/>
+      <w:bookmarkStart w:id="5" w:name="_Toc240384023"/>
       <w:r>
         <w:t>Listado de Figuras</w:t>
       </w:r>
@@ -8923,11 +8911,7 @@
               <w:pStyle w:val="Compact"/>
             </w:pPr>
             <w:r>
-              <w:t xml:space="preserve">Arquitectura del sistema. Cuatro servicios en contenedor sobre una </w:t>
-            </w:r>
-            <w:r>
-              <w:lastRenderedPageBreak/>
-              <w:t>red interna, con las dos dependencias externas de las que depende el Flujo 2: la API de OpenAI (GPT-4o-mini) y la API de Telegram.</w:t>
+              <w:t>Arquitectura del sistema. Cuatro servicios en contenedor sobre una red interna, con las dos dependencias externas de las que depende el Flujo 2: la API de OpenAI (GPT-4o-mini) y la API de Telegram.</w:t>
             </w:r>
           </w:p>
         </w:tc>
@@ -8940,7 +8924,6 @@
               <w:pStyle w:val="Compact"/>
             </w:pPr>
             <w:r>
-              <w:lastRenderedPageBreak/>
               <w:t>4.1.1</w:t>
             </w:r>
           </w:p>
@@ -9051,7 +9034,11 @@
               <w:pStyle w:val="Compact"/>
             </w:pPr>
             <w:r>
-              <w:t>Canvas del Flujo 1 en n8n, con los nodos interconectados desde el webhook de recepción hasta la respuesta al cliente, incluyendo la rama de stock insuficiente.</w:t>
+              <w:t xml:space="preserve">Canvas del Flujo 1 en n8n, con los nodos interconectados desde el webhook de recepción hasta la </w:t>
+            </w:r>
+            <w:r>
+              <w:lastRenderedPageBreak/>
+              <w:t>respuesta al cliente, incluyendo la rama de stock insuficiente.</w:t>
             </w:r>
           </w:p>
         </w:tc>
@@ -9064,6 +9051,7 @@
               <w:pStyle w:val="Compact"/>
             </w:pPr>
             <w:r>
+              <w:lastRenderedPageBreak/>
               <w:t>4.3.2</w:t>
             </w:r>
           </w:p>
@@ -9174,11 +9162,7 @@
               <w:pStyle w:val="Compact"/>
             </w:pPr>
             <w:r>
-              <w:t xml:space="preserve">Dashboard “Pipeline Post-Venta” en Grafana, alimentado desde las vistas de PostgreSQL con los datos medidos del Flujo 1. Los paneles de indicadores y de distribución de estados se restringen a los registros medidos; los de «Órdenes totales» y «Órdenes procesadas por día» no lo hacen, de modo que el primer </w:t>
-            </w:r>
-            <w:r>
-              <w:lastRenderedPageBreak/>
-              <w:t>punto de la serie diaria corresponde a las órdenes de carga inicial y no a una corrida experimental (Sección 4.5).</w:t>
+              <w:t>Dashboard “Pipeline Post-Venta” en Grafana, alimentado desde las vistas de PostgreSQL con los datos medidos del Flujo 1. Los paneles de indicadores y de distribución de estados se restringen a los registros medidos; los de «Órdenes totales» y «Órdenes procesadas por día» no lo hacen, de modo que el primer punto de la serie diaria corresponde a las órdenes de carga inicial y no a una corrida experimental (Sección 4.5).</w:t>
             </w:r>
           </w:p>
         </w:tc>
@@ -9191,7 +9175,6 @@
               <w:pStyle w:val="Compact"/>
             </w:pPr>
             <w:r>
-              <w:lastRenderedPageBreak/>
               <w:t>4.5.1</w:t>
             </w:r>
           </w:p>
@@ -9220,7 +9203,7 @@
               <w:pStyle w:val="Compact"/>
             </w:pPr>
             <w:r>
-              <w:t>Bandeja de Mailpit con los correos generados por el Flujo 1 durante las pruebas: confirmaciones de orden y avisos de stock insuficiente, sobre dominios reservados para documentación (@example.com).</w:t>
+              <w:t>Bandeja de Mailpit con los correos generados por el Flujo 1 durante una corrida de verificación de cinco órdenes, distinta de las corridas medidas: confirmaciones de orden y avisos de stock insuficiente, sobre dominios reservados para documentación (@example.com).</w:t>
             </w:r>
           </w:p>
         </w:tc>
@@ -9261,7 +9244,7 @@
               <w:pStyle w:val="Compact"/>
             </w:pPr>
             <w:r>
-              <w:t>Dashboard “Chatbot Multicanal” en Grafana, con el TMR promedio, la precisión de clasificación y la distribución de intenciones sobre el corpus evaluado.</w:t>
+              <w:t>Dashboard “Chatbot Multicanal” en Grafana, con el TMR promedio, la exactitud de clasificación y la distribución de intenciones sobre el corpus evaluado.</w:t>
             </w:r>
           </w:p>
         </w:tc>
@@ -9286,6 +9269,7 @@
           </w:tcPr>
           <w:p>
             <w:r>
+              <w:lastRenderedPageBreak/>
               <w:t>Figura 10</w:t>
             </w:r>
           </w:p>
@@ -9349,7 +9333,7 @@
         <w:pStyle w:val="Ttulo2"/>
       </w:pPr>
       <w:bookmarkStart w:id="6" w:name="listado-de-tablas-principales"/>
-      <w:bookmarkStart w:id="7" w:name="_Toc240310330"/>
+      <w:bookmarkStart w:id="7" w:name="_Toc240384024"/>
       <w:bookmarkEnd w:id="4"/>
       <w:r>
         <w:t>Listado de Tablas principales</w:t>
@@ -9808,7 +9792,6 @@
               <w:pStyle w:val="Compact"/>
             </w:pPr>
             <w:r>
-              <w:lastRenderedPageBreak/>
               <w:t>Tabla 4.6</w:t>
             </w:r>
           </w:p>
@@ -10151,6 +10134,7 @@
           </w:tcPr>
           <w:p>
             <w:r>
+              <w:lastRenderedPageBreak/>
               <w:t>Tabla 5.5</w:t>
             </w:r>
           </w:p>
@@ -10321,7 +10305,7 @@
           </w:tcPr>
           <w:p>
             <w:r>
-              <w:t>Exactitud de clasificación por clase, con y sin base de conocimiento</w:t>
+              <w:t>Exactitud por mayoría de tres repeticiones, por clase y por condición del diseño factorial</w:t>
             </w:r>
           </w:p>
         </w:tc>
@@ -10481,11 +10465,7 @@
           </w:tcPr>
           <w:p>
             <w:r>
-              <w:t xml:space="preserve">Datos concretos afirmados en las respuestas de tipo FAQ y su presencia en la base de </w:t>
-            </w:r>
-            <w:r>
-              <w:lastRenderedPageBreak/>
-              <w:t>conocimiento</w:t>
+              <w:t>Datos concretos afirmados en las respuestas de tipo FAQ y su presencia en la base de conocimiento</w:t>
             </w:r>
           </w:p>
         </w:tc>
@@ -10495,7 +10475,6 @@
           </w:tcPr>
           <w:p>
             <w:r>
-              <w:lastRenderedPageBreak/>
               <w:t>Anexo K</w:t>
             </w:r>
           </w:p>
@@ -10504,7 +10483,7 @@
     </w:tbl>
     <w:p>
       <w:r>
-        <w:pict w14:anchorId="491D2F40">
+        <w:pict w14:anchorId="044D0D03">
           <v:rect id="_x0000_i1029" style="width:423.35pt;height:.25pt" o:hrpct="958" o:hralign="center" o:hrstd="t" o:hr="t"/>
         </w:pict>
       </w:r>
@@ -10514,7 +10493,7 @@
       <w:pPr>
         <w:pStyle w:val="Ttulo2"/>
       </w:pPr>
-      <w:bookmarkStart w:id="8" w:name="_Toc240310331"/>
+      <w:bookmarkStart w:id="8" w:name="_Toc240384025"/>
       <w:r>
         <w:t>Glosario de siglas y acrónimos</w:t>
       </w:r>
@@ -10655,6 +10634,7 @@
               <w:pStyle w:val="Textoindependiente"/>
             </w:pPr>
             <w:r>
+              <w:lastRenderedPageBreak/>
               <w:t>CRM</w:t>
             </w:r>
           </w:p>
@@ -10969,7 +10949,6 @@
               <w:pStyle w:val="Textoindependiente"/>
             </w:pPr>
             <w:r>
-              <w:lastRenderedPageBreak/>
               <w:t>JWT</w:t>
             </w:r>
           </w:p>
@@ -11194,6 +11173,7 @@
               <w:pStyle w:val="Textoindependiente"/>
             </w:pPr>
             <w:r>
+              <w:lastRenderedPageBreak/>
               <w:t>SMTP</w:t>
             </w:r>
           </w:p>
@@ -11360,7 +11340,7 @@
         <w:pageBreakBefore/>
       </w:pPr>
       <w:bookmarkStart w:id="9" w:name="capítulo-1-introducción"/>
-      <w:bookmarkStart w:id="10" w:name="_Toc240310332"/>
+      <w:bookmarkStart w:id="10" w:name="_Toc240384026"/>
       <w:bookmarkEnd w:id="6"/>
       <w:r>
         <w:lastRenderedPageBreak/>
@@ -11373,7 +11353,7 @@
         <w:pStyle w:val="Ttulo2"/>
       </w:pPr>
       <w:bookmarkStart w:id="11" w:name="contexto-del-problema"/>
-      <w:bookmarkStart w:id="12" w:name="_Toc240310333"/>
+      <w:bookmarkStart w:id="12" w:name="_Toc240384027"/>
       <w:r>
         <w:t>1.1 Contexto del problema</w:t>
       </w:r>
@@ -11400,7 +11380,7 @@
         <w:pStyle w:val="Ttulo2"/>
       </w:pPr>
       <w:bookmarkStart w:id="13" w:name="planteamiento-del-problema"/>
-      <w:bookmarkStart w:id="14" w:name="_Toc240310334"/>
+      <w:bookmarkStart w:id="14" w:name="_Toc240384028"/>
       <w:bookmarkEnd w:id="11"/>
       <w:r>
         <w:t>1.2 Planteamiento del problema</w:t>
@@ -11475,7 +11455,7 @@
         <w:pStyle w:val="Ttulo2"/>
       </w:pPr>
       <w:bookmarkStart w:id="15" w:name="justificación"/>
-      <w:bookmarkStart w:id="16" w:name="_Toc240310335"/>
+      <w:bookmarkStart w:id="16" w:name="_Toc240384029"/>
       <w:bookmarkEnd w:id="13"/>
       <w:r>
         <w:t>1.3 Justificación</w:t>
@@ -11540,7 +11520,7 @@
         <w:pStyle w:val="Ttulo2"/>
       </w:pPr>
       <w:bookmarkStart w:id="17" w:name="pregunta-de-investigación-e-hipótesis"/>
-      <w:bookmarkStart w:id="18" w:name="_Toc240310336"/>
+      <w:bookmarkStart w:id="18" w:name="_Toc240384030"/>
       <w:bookmarkEnd w:id="15"/>
       <w:r>
         <w:t>1.4 Pregunta de Investigación e Hipótesis</w:t>
@@ -11552,7 +11532,7 @@
         <w:pStyle w:val="Ttulo3"/>
       </w:pPr>
       <w:bookmarkStart w:id="19" w:name="pregunta-de-investigación"/>
-      <w:bookmarkStart w:id="20" w:name="_Toc240310337"/>
+      <w:bookmarkStart w:id="20" w:name="_Toc240384031"/>
       <w:r>
         <w:t>1.4.1 Pregunta de investigación</w:t>
       </w:r>
@@ -11563,7 +11543,15 @@
         <w:pStyle w:val="FirstParagraph"/>
       </w:pPr>
       <w:r>
-        <w:t>¿En qué medida la implementación de un pipeline de automatización orquestado con n8n reduce los tiempos operativos del ciclo post-venta de un e-commerce simulado, medidos a través de las métricas MTTD (tiempo de detección y procesamiento de órdenes), MTTR (tiempo de resolución y notificación) y TMR (tiempo de respuesta del chatbot)?</w:t>
+        <w:t>¿En qué medida un pipeline de automatización orquestado con n8n reduce el tiempo de procesamiento de órdenes del ciclo post-venta de un e-commerce simulado respecto del procesamiento manual, medido a través de las métricas MTTD (tiempo de detección y procesamiento de órdenes) y MTTR (tiempo de resolución y notificación), y con qué tiempo de respuesta (TMR) y exactitud de clasificación atiende las consultas de los clientes un chatbot integrado al mismo sistema?</w:t>
+      </w:r>
+    </w:p>
+    <w:p>
+      <w:pPr>
+        <w:pStyle w:val="Textoindependiente"/>
+      </w:pPr>
+      <w:r>
+        <w:t>La pregunta distingue dos términos porque solo el primero admite una comparación medida. Para el procesamiento de órdenes se cronometró un baseline manual (Sección 3.5.5), y la reducción se estima contra él. Para la atención conversacional no se midió un proceso manual equivalente, de modo que su desempeño se contrasta contra umbrales absolutos fijados por el equipo (Sección 1.4.2) y no se expresa como reducción.</w:t>
       </w:r>
     </w:p>
     <w:p>
@@ -11571,7 +11559,7 @@
         <w:pStyle w:val="Ttulo3"/>
       </w:pPr>
       <w:bookmarkStart w:id="21" w:name="hipótesis"/>
-      <w:bookmarkStart w:id="22" w:name="_Toc240310338"/>
+      <w:bookmarkStart w:id="22" w:name="_Toc240384032"/>
       <w:bookmarkEnd w:id="19"/>
       <w:r>
         <w:t>1.4.2 Hipótesis</w:t>
@@ -11593,7 +11581,11 @@
         <w:t>H1:</w:t>
       </w:r>
       <w:r>
-        <w:t xml:space="preserve"> El pipeline automatizado de procesamiento de órdenes reduce de manera sustancial el tiempo end-to-end del ciclo —desde la recepción del pedido hasta la notificación al cliente— respecto del tiempo que insume procesar la misma tarea de forma manual, medido como baseline propio según el protocolo de la Sección 3.5.5. Como criterio operativo secundario se fija que dicho tiempo se mantenga por debajo de 30 segundos.</w:t>
+        <w:t xml:space="preserve"> El pipeline automatizado de procesamiento de órdenes reduce en al menos un orden de magnitud el tiempo que insume procesar una orden, respecto del tiempo que insume la misma tarea de forma manual, medido como baseline propio según el </w:t>
+      </w:r>
+      <w:r>
+        <w:lastRenderedPageBreak/>
+        <w:t>protocolo de la Sección 3.5.5. La hipótesis se contrasta estimando el factor de reducción con su intervalo de confianza al 95 %, y se sostiene si el límite inferior de ese intervalo es igual o mayor que 10. La formulación original calificaba la reducción de «sustancial» sin operacionalizarla; el criterio de un orden de magnitud se fijó en la revisión del trabajo, con el resultado ya conocido, y se declara así. Como criterio operativo secundario se fija que el tiempo end-to-end del pipeline se mantenga por debajo de 30 segundos.</w:t>
       </w:r>
     </w:p>
     <w:p>
@@ -11607,7 +11599,7 @@
         <w:t>H2a:</w:t>
       </w:r>
       <w:r>
-        <w:t xml:space="preserve"> El chatbot basado en GPT-4o-mini responde al cliente en un tiempo medio de respuesta (TMR) inferior a 10 segundos para consultas de tipo FAQ, estado de pedido y consultas generales.</w:t>
+        <w:t xml:space="preserve"> El chatbot basado en GPT-4o-mini responde al cliente con un tiempo medio de respuesta (TMR) inferior a 10 segundos en cada una de las cuatro categorías de intención. La formulación original restringía la hipótesis a las consultas de tipo FAQ, estado de pedido y generales; se la extiende a las cuatro categorías porque el contraste siempre se ejecutó sobre los 150 mensajes del corpus, reclamos incluidos, y la extensión vuelve la hipótesis más exigente, no menos.</w:t>
       </w:r>
     </w:p>
     <w:p>
@@ -11619,11 +11611,10 @@
           <w:b/>
           <w:bCs/>
         </w:rPr>
-        <w:lastRenderedPageBreak/>
         <w:t>H2b:</w:t>
       </w:r>
       <w:r>
-        <w:t xml:space="preserve"> El chatbot clasifica correctamente la intención del mensaje en al menos el 85 % de los casos. A lo largo del trabajo se reserva «exactitud (accuracy)» para esta métrica global y «precisión» para la métrica por clase de la Tabla 5.9, conforme la terminología de Jurafsky y Martin (2024). Este umbral se fija como criterio del equipo —no deriva de un estándar publicado ni de un requerimiento de negocio externo— y se justifica en la Sección 2.2.3.</w:t>
+        <w:t xml:space="preserve"> El chatbot clasifica correctamente la intención del mensaje con una exactitud de al menos el 85 %. La hipótesis se sostiene si el límite inferior del intervalo de confianza de Wilson al 95 % de esa exactitud es igual o mayor que el 85 %. A lo largo del trabajo se reserva «exactitud (accuracy)» para esta métrica global y «precisión» para la métrica por clase de la Tabla 5.9, conforme la terminología de Jurafsky y Martin (2024). El umbral se fija como criterio del equipo —no deriva de un estándar publicado ni de un requerimiento de negocio externo— y se justifica en la Sección 2.2.3. La formulación original fijaba el umbral sin precisar si se contrastaba el valor puntual o el intervalo; la regla del límite inferior se explicitó en la revisión del trabajo, con la corrida del corpus ya ejecutada, y el diseño factorial de la Sección 5.2.4 la fijó por escrito antes de medir.</w:t>
       </w:r>
     </w:p>
     <w:p>
@@ -11631,7 +11622,7 @@
         <w:pStyle w:val="Textoindependiente"/>
       </w:pPr>
       <w:r>
-        <w:t>Las tres hipótesis se contrastan en el Capítulo 5 a partir de los datos recolectados durante las pruebas funcionales, la corrida de carga secuencial y la prueba de concurrencia. Corresponde señalar de antemano una precisión epistemológica: los umbrales de 30 y de 10 segundos operan como criterios de aceptación fijados por el equipo y no constituyen, por sí mismos, afirmaciones falsables. Dado el diseño del sistema —persistencia sobre una base de datos local y notificación a un capturador SMTP alojado en el mismo host— era previsible que ambos se cumplieran con amplio margen. La afirmación sustantiva y efectivamente refutable de H1 es la comparación contra el baseline de atención manual medido en este trabajo, y es en esos términos que se la somete a prueba en la Sección 5.3.</w:t>
+        <w:t>Las tres hipótesis se contrastan en el Capítulo 5 a partir de los datos recolectados durante la corrida de carga secuencial, la medición del baseline manual y las corridas del corpus del chatbot. Corresponde señalar de antemano una precisión epistemológica: los umbrales de 30 y de 10 segundos operan como criterios de aceptación fijados por el equipo y no constituyen, por sí mismos, afirmaciones falsables. Dado el diseño del sistema —persistencia sobre una base de datos local y notificación a un capturador SMTP alojado en el mismo host— era previsible que ambos se cumplieran con amplio margen. La afirmación sustantiva y efectivamente refutable de H1 es la comparación contra el baseline de atención manual medido en este trabajo, y es en esos términos que se la somete a prueba en la Sección 5.3.</w:t>
       </w:r>
     </w:p>
     <w:p>
@@ -11639,7 +11630,7 @@
         <w:pStyle w:val="Ttulo2"/>
       </w:pPr>
       <w:bookmarkStart w:id="23" w:name="objetivos"/>
-      <w:bookmarkStart w:id="24" w:name="_Toc240310339"/>
+      <w:bookmarkStart w:id="24" w:name="_Toc240384033"/>
       <w:bookmarkEnd w:id="17"/>
       <w:bookmarkEnd w:id="21"/>
       <w:r>
@@ -11652,7 +11643,7 @@
         <w:pStyle w:val="Ttulo3"/>
       </w:pPr>
       <w:bookmarkStart w:id="25" w:name="objetivo-general"/>
-      <w:bookmarkStart w:id="26" w:name="_Toc240310340"/>
+      <w:bookmarkStart w:id="26" w:name="_Toc240384034"/>
       <w:r>
         <w:t>1.5.1 Objetivo General</w:t>
       </w:r>
@@ -11663,7 +11654,11 @@
         <w:pStyle w:val="FirstParagraph"/>
       </w:pPr>
       <w:r>
-        <w:t>Diseñar e implementar un pipeline automatizado de procesamiento de órdenes y un chatbot con inteligencia artificial para el ciclo post-venta de e-commerce, orquestados con n8n y desplegados en Docker, midiendo su desempeño mediante las métricas MTTD, MTTR y TMR, y contrastando los resultados con la hipótesis de reducción sustancial de los tiempos operativos respecto al proceso manual.</w:t>
+        <w:t xml:space="preserve">Diseñar e implementar un pipeline automatizado de procesamiento de órdenes y un chatbot con inteligencia artificial para el ciclo post-venta de e-commerce, orquestados con n8n y desplegados en Docker, midiendo su desempeño mediante las métricas MTTD, MTTR y TMR, contrastando el tiempo de procesamiento de </w:t>
+      </w:r>
+      <w:r>
+        <w:lastRenderedPageBreak/>
+        <w:t>órdenes con el del proceso manual y el desempeño del chatbot con umbrales absolutos.</w:t>
       </w:r>
     </w:p>
     <w:p>
@@ -11671,7 +11666,7 @@
         <w:pStyle w:val="Ttulo3"/>
       </w:pPr>
       <w:bookmarkStart w:id="27" w:name="objetivos-específicos"/>
-      <w:bookmarkStart w:id="28" w:name="_Toc240310341"/>
+      <w:bookmarkStart w:id="28" w:name="_Toc240384035"/>
       <w:bookmarkEnd w:id="25"/>
       <w:r>
         <w:t>1.5.2 Objetivos Específicos</w:t>
@@ -11697,7 +11692,7 @@
         </w:numPr>
       </w:pPr>
       <w:r>
-        <w:t>Implementar un chatbot multicanal sobre dos canales —WhatsApp, con envío simulado a un capturador SMTP local, y Telegram, con envío real— que normalice el mensaje entrante, clasifique la intención con GPT-4o-mini (FAQ, ESTADO_PEDIDO, RECLAMO y GENERAL) y responda de forma automatizada registrando el TMR; y verificar que ese TMR sea inferior a 10 segundos y que la precisión de clasificación supere el 85 % (H2a y H2b). La extensión a un tercer canal por correo electrónico queda planteada desde el inicio como línea futura, y su diseño se documenta en el Capítulo 7.</w:t>
+        <w:t>Implementar un chatbot multicanal sobre dos canales —WhatsApp, con envío simulado a un capturador SMTP local, y Telegram, con envío real— que normalice el mensaje entrante, clasifique la intención con GPT-4o-mini (FAQ, ESTADO_PEDIDO, RECLAMO y GENERAL) y responda de forma automatizada registrando el TMR; y verificar que ese TMR sea inferior a 10 segundos y que la exactitud de clasificación alcance el 85 % (H2a y H2b). La extensión a un tercer canal por correo electrónico queda planteada desde el inicio como línea futura, y su diseño se documenta en el Capítulo 7.</w:t>
       </w:r>
     </w:p>
     <w:p>
@@ -11719,8 +11714,7 @@
         </w:numPr>
       </w:pPr>
       <w:r>
-        <w:lastRenderedPageBreak/>
-        <w:t>Configurar dashboards en Grafana conectados a PostgreSQL para visualizar MTTD, MTTR y TMR en tiempo real.</w:t>
+        <w:t>Configurar dashboards en Grafana conectados a PostgreSQL para visualizar MTTD, MTTR y TMR a partir de las vistas de métricas.</w:t>
       </w:r>
     </w:p>
     <w:p>
@@ -11736,10 +11730,18 @@
     </w:p>
     <w:p>
       <w:pPr>
+        <w:pStyle w:val="Textoindependiente"/>
+      </w:pPr>
+      <w:r>
+        <w:t>Tres componentes del trabajo no figuraban entre los objetivos específicos formulados al inicio y se incorporaron durante la investigación, a partir de las revisiones del documento: la medición del baseline de atención manual (Sección 3.5.5), sin la cual la hipótesis H1 no tenía término de comparación; el diseño factorial sobre el prompt del clasificador (Sección 3.5.6); y la evaluación del contenido de las respuestas (Sección 3.5.7). Se los reporta como ampliaciones del alcance y no como objetivos cumplidos, y la Tabla 6.1 no los computa.</w:t>
+      </w:r>
+    </w:p>
+    <w:p>
+      <w:pPr>
         <w:pStyle w:val="Ttulo2"/>
       </w:pPr>
       <w:bookmarkStart w:id="29" w:name="alcance-y-limitaciones"/>
-      <w:bookmarkStart w:id="30" w:name="_Toc240310342"/>
+      <w:bookmarkStart w:id="30" w:name="_Toc240384036"/>
       <w:bookmarkEnd w:id="23"/>
       <w:bookmarkEnd w:id="27"/>
       <w:r>
@@ -11752,7 +11754,7 @@
         <w:pStyle w:val="Ttulo3"/>
       </w:pPr>
       <w:bookmarkStart w:id="31" w:name="alcance"/>
-      <w:bookmarkStart w:id="32" w:name="_Toc240310343"/>
+      <w:bookmarkStart w:id="32" w:name="_Toc240384037"/>
       <w:r>
         <w:t>1.6.1 Alcance</w:t>
       </w:r>
@@ -11783,6 +11785,7 @@
         </w:numPr>
       </w:pPr>
       <w:r>
+        <w:lastRenderedPageBreak/>
         <w:t>Pipeline de órdenes: recepción → verificación de stock → confirmación o rechazo → notificación por email → registro de métricas.</w:t>
       </w:r>
     </w:p>
@@ -11815,7 +11818,7 @@
         <w:pStyle w:val="Ttulo3"/>
       </w:pPr>
       <w:bookmarkStart w:id="33" w:name="limitaciones"/>
-      <w:bookmarkStart w:id="34" w:name="_Toc240310344"/>
+      <w:bookmarkStart w:id="34" w:name="_Toc240384038"/>
       <w:bookmarkEnd w:id="31"/>
       <w:r>
         <w:t>1.6.2 Limitaciones</w:t>
@@ -11900,7 +11903,7 @@
     </w:p>
     <w:p>
       <w:r>
-        <w:pict w14:anchorId="7FAA7BFE">
+        <w:pict w14:anchorId="1AF8E0FE">
           <v:rect id="_x0000_i1030" style="width:0;height:1.5pt" o:hralign="center" o:hrstd="t" o:hr="t"/>
         </w:pict>
       </w:r>
@@ -11911,7 +11914,7 @@
         <w:pageBreakBefore/>
       </w:pPr>
       <w:bookmarkStart w:id="35" w:name="capítulo-2-marco-teórico"/>
-      <w:bookmarkStart w:id="36" w:name="_Toc240310345"/>
+      <w:bookmarkStart w:id="36" w:name="_Toc240384039"/>
       <w:bookmarkEnd w:id="9"/>
       <w:bookmarkEnd w:id="29"/>
       <w:bookmarkEnd w:id="33"/>
@@ -11926,7 +11929,7 @@
         <w:pStyle w:val="Ttulo2"/>
       </w:pPr>
       <w:bookmarkStart w:id="37" w:name="automatización-de-procesos-de-negocio"/>
-      <w:bookmarkStart w:id="38" w:name="_Toc240310346"/>
+      <w:bookmarkStart w:id="38" w:name="_Toc240384040"/>
       <w:r>
         <w:t>2.1 Automatización de procesos de negocio</w:t>
       </w:r>
@@ -11937,7 +11940,7 @@
         <w:pStyle w:val="Ttulo3"/>
       </w:pPr>
       <w:bookmarkStart w:id="39" w:name="definición-y-antecedentes"/>
-      <w:bookmarkStart w:id="40" w:name="_Toc240310347"/>
+      <w:bookmarkStart w:id="40" w:name="_Toc240384041"/>
       <w:r>
         <w:t>2.1.1 Definición y antecedentes</w:t>
       </w:r>
@@ -11958,17 +11961,7 @@
         <w:t>Business Process Automation</w:t>
       </w:r>
       <w:r>
-        <w:t>) se define como el uso de tecnología para ejecutar tareas y flujos de trabajo recurrentes con el fin de aumentar la eficiencia, reducir el error humano y estandarizar los resultados (Dumas et al., 2018). En la literatura de gestión de procesos (</w:t>
-      </w:r>
-      <w:r>
-        <w:rPr>
-          <w:i/>
-          <w:iCs/>
-        </w:rPr>
-        <w:t>Business Process Management</w:t>
-      </w:r>
-      <w:r>
-        <w:t>, BPM), la automatización constituye uno de los cuatro niveles de madurez de proceso, junto con la documentación, la optimización y la gobernanza (van der Aalst, 2016).</w:t>
+        <w:t>) se define como el uso de tecnología para ejecutar tareas y flujos de trabajo recurrentes con el fin de aumentar la eficiencia, reducir el error humano y estandarizar los resultados (Dumas et al., 2018). Para situar lo que un sistema de automatización alcanza, este trabajo ordena la madurez de un proceso en cuatro niveles: documentación, automatización, optimización y gobernanza. La escala es un marco analítico propio, que el Capítulo 6 usa para ordenar la discusión, y no una clasificación tomada de la literatura de gestión de procesos (Business Process Management, BPM).</w:t>
       </w:r>
     </w:p>
     <w:p>
@@ -11994,7 +11987,7 @@
         <w:pStyle w:val="Ttulo3"/>
       </w:pPr>
       <w:bookmarkStart w:id="41" w:name="Xa3bb2ec28836d6b7a031f74afbd63d99d71d386"/>
-      <w:bookmarkStart w:id="42" w:name="_Toc240310348"/>
+      <w:bookmarkStart w:id="42" w:name="_Toc240384042"/>
       <w:bookmarkEnd w:id="39"/>
       <w:r>
         <w:t>2.1.2 Herramientas de orquestación de flujos: n8n</w:t>
@@ -12054,7 +12047,11 @@
         <w:t>modelo de costos</w:t>
       </w:r>
       <w:r>
-        <w:t xml:space="preserve">: n8n es gratuito en modalidad self-hosted, eliminando los costos de licencia que representan una barrera para PyMEs con presupuesto acotado; (2) soberanía de datos: al ejecutarse en infraestructura propia, la persistencia de los datos de clientes y la totalidad del procesamiento del Flujo 1 permanecen bajo control del operador, sin transmitirse a servidores de terceros. Corresponde precisar el alcance de este criterio, que no se extiende a la inferencia del Flujo 2: ese flujo remite el texto del mensaje del cliente a la API de OpenAI en cada interacción, dependencia que se discute como limitación en la Sección 5.4.1 y que motiva la recomendación de evaluar modelos de lenguaje de ejecución local del Capítulo 7; (3) </w:t>
+        <w:t xml:space="preserve">: n8n es gratuito en modalidad self-hosted, eliminando los costos de licencia que representan una barrera para PyMEs con presupuesto acotado; (2) soberanía de datos: al ejecutarse en infraestructura propia, la persistencia de los datos de clientes y la totalidad del procesamiento del Flujo 1 permanecen bajo control del operador, sin transmitirse a servidores de terceros. Corresponde precisar el alcance de este criterio, que no se extiende a la inferencia del Flujo 2: ese flujo remite el texto del mensaje del cliente a la API de OpenAI en cada interacción, dependencia que se discute como limitación en la Sección 5.4.1 y que motiva la recomendación de evaluar modelos de lenguaje </w:t>
+      </w:r>
+      <w:r>
+        <w:lastRenderedPageBreak/>
+        <w:t xml:space="preserve">de ejecución local del Capítulo 7; (3) </w:t>
       </w:r>
       <w:r>
         <w:rPr>
@@ -12074,11 +12071,7 @@
         <w:t>Function</w:t>
       </w:r>
       <w:r>
-        <w:t xml:space="preserve">, lo que posibilita lógica de </w:t>
-      </w:r>
-      <w:r>
-        <w:lastRenderedPageBreak/>
-        <w:t>transformación compleja sin salir del entorno visual, a diferencia de las plataformas comerciales equivalentes, que operan como servicios gestionados de código cerrado (n8n GmbH, 2025).</w:t>
+        <w:t>, lo que posibilita lógica de transformación compleja sin salir del entorno visual, a diferencia de las plataformas comerciales equivalentes, que operan como servicios gestionados de código cerrado (n8n GmbH, 2025).</w:t>
       </w:r>
     </w:p>
     <w:p>
@@ -12086,7 +12079,7 @@
         <w:pStyle w:val="Ttulo3"/>
       </w:pPr>
       <w:bookmarkStart w:id="43" w:name="X93fec73e5d108b013b278e4257b59246c0b4c80"/>
-      <w:bookmarkStart w:id="44" w:name="_Toc240310349"/>
+      <w:bookmarkStart w:id="44" w:name="_Toc240384043"/>
       <w:bookmarkEnd w:id="41"/>
       <w:r>
         <w:t>2.1.3 Métricas MTTD y MTTR en operaciones de e-commerce</w:t>
@@ -12176,7 +12169,7 @@
         <w:t>MTTR</w:t>
       </w:r>
       <w:r>
-        <w:t xml:space="preserve"> mide el tiempo desde que el stock es procesado hasta que el cliente recibe la notificación de confirmación o rechazo. Equivale al tiempo de resolución y comunicación.</w:t>
+        <w:t xml:space="preserve"> mide el tiempo desde que el stock es procesado hasta que el sistema despacha la notificación de confirmación o rechazo al servidor de correo; no incluye el tránsito hasta la casilla del cliente (Sección 4.3.3). Equivale al tiempo de resolución y comunicación.</w:t>
       </w:r>
     </w:p>
     <w:p>
@@ -12184,7 +12177,7 @@
         <w:pStyle w:val="FirstParagraph"/>
       </w:pPr>
       <w:r>
-        <w:t>La adaptación de estas métricas a procesos de e-commerce es coherente con la práctica de operational excellence documentada por Womack &amp; Jones (2003) en el contexto de manufactura esbelta, donde la reducción del tiempo de ciclo es un indicador central de eficiencia operativa.</w:t>
+        <w:t>La adaptación de estas métricas a procesos de e-commerce es coherente con la práctica de operational excellence documentada por Womack y Jones (2003) en el contexto de manufactura esbelta, donde la reducción del tiempo de ciclo es un indicador central de eficiencia operativa.</w:t>
       </w:r>
     </w:p>
     <w:p>
@@ -12200,7 +12193,7 @@
         <w:pStyle w:val="Ttulo2"/>
       </w:pPr>
       <w:bookmarkStart w:id="45" w:name="Xb9df29f5b4396af5e3e5cddfe0cff79ab4ee89d"/>
-      <w:bookmarkStart w:id="46" w:name="_Toc240310350"/>
+      <w:bookmarkStart w:id="46" w:name="_Toc240384044"/>
       <w:bookmarkEnd w:id="37"/>
       <w:bookmarkEnd w:id="43"/>
       <w:r>
@@ -12214,7 +12207,7 @@
         <w:pStyle w:val="Ttulo3"/>
       </w:pPr>
       <w:bookmarkStart w:id="47" w:name="X66ea073947c30cd45a099a94c7f07bfa1f9ff91"/>
-      <w:bookmarkStart w:id="48" w:name="_Toc240310351"/>
+      <w:bookmarkStart w:id="48" w:name="_Toc240384045"/>
       <w:r>
         <w:t>2.2.1 Evolución de los chatbots: de reglas a LLMs</w:t>
       </w:r>
@@ -12281,7 +12274,7 @@
         <w:pStyle w:val="Ttulo3"/>
       </w:pPr>
       <w:bookmarkStart w:id="49" w:name="gpt-4o-mini-y-prompt-engineering"/>
-      <w:bookmarkStart w:id="50" w:name="_Toc240310352"/>
+      <w:bookmarkStart w:id="50" w:name="_Toc240384046"/>
       <w:bookmarkEnd w:id="47"/>
       <w:r>
         <w:t>2.2.2 GPT-4o-mini y prompt engineering</w:t>
@@ -12301,7 +12294,7 @@
         <w:pStyle w:val="Textoindependiente"/>
       </w:pPr>
       <w:r>
-        <w:t>Corresponde precisar el régimen de prompting empleado, porque la distinción tiene consecuencias sobre la interpretación de los resultados. Brown et al. (2020) diferencian tres regímenes según la cantidad de ejemplos etiquetados que se incluyen en el prompt: zero-shot, donde el modelo recibe únicamente la instrucción y la definición de las clases; one-shot, con un ejemplo; y few-shot, con varios ejemplos de entrada y salida. Liu et al. (2023) sistematizan el conjunto de estas técnicas. Este trabajo mide el clasificador en dos configuraciones de prompt, y conviene nombrarlas desde aquí porque el Capítulo 5 las compara. La configuración principal opera en régimen few-shot con recuperación de contexto: el prompt de sistema incluye siete ejemplos etiquetados de entrada y salida, reglas de decisión por categoría, y un bloque en el que se inyecta la base de conocimiento de la tienda recuperada de la base de datos en tiempo de ejecución. La configuración de ablación opera en régimen zero-shot: el mismo modelo, el mismo corpus y las mismas etiquetas de referencia, con un prompt que se limita a enumerar las cuatro categorías y a fijar el formato de salida. Ambos se transcriben en el Anexo H y la comparación entre ellos se reporta en la Sección 5.2.4.</w:t>
+        <w:t>El régimen de prompting empleado tiene consecuencias sobre la interpretación de los resultados. Brown et al. (2020) diferencian tres regímenes según la cantidad de ejemplos etiquetados que se incluyen en el prompt: zero-shot, donde el modelo recibe únicamente la instrucción y la definición de las clases; one-shot, con un ejemplo; y few-shot, con varios ejemplos de entrada y salida. Liu et al. (2023) sistematizan el conjunto de estas técnicas. La configuración principal de este trabajo opera en régimen few-shot con recuperación de contexto: su prompt de sistema incluye reglas de decisión por categoría, siete ejemplos etiquetados de entrada y salida y un bloque en el que se inyecta la base de conocimiento de la tienda, recuperada de la base de datos en tiempo de ejecución. El Capítulo 5 la compara con tres variantes que quitan la base de conocimiento, las reglas y los ejemplos, o ambas cosas; las dos que no tienen ejemplos operan en régimen zero-shot. Los bloques del prompt se transcriben en el Anexo H y la comparación se reporta en la Sección 5.2.4.</w:t>
       </w:r>
     </w:p>
     <w:p>
@@ -12309,11 +12302,11 @@
         <w:pStyle w:val="Ttulo3"/>
       </w:pPr>
       <w:bookmarkStart w:id="51" w:name="precisión-en-clasificación-de-intents"/>
-      <w:bookmarkStart w:id="52" w:name="_Toc240310353"/>
+      <w:bookmarkStart w:id="52" w:name="_Toc240384047"/>
       <w:bookmarkEnd w:id="49"/>
       <w:r>
         <w:lastRenderedPageBreak/>
-        <w:t>2.2.3 Precisión en clasificación de intents</w:t>
+        <w:t>2.2.3 Exactitud en clasificación de intents</w:t>
       </w:r>
       <w:bookmarkEnd w:id="52"/>
     </w:p>
@@ -12322,7 +12315,7 @@
         <w:pStyle w:val="FirstParagraph"/>
       </w:pPr>
       <w:r>
-        <w:t>La evaluación de la precisión de clasificación de intenciones en chatbots se realiza típicamente mediante métricas de clasificación estándar: accuracy, precision, recall y F1-score (Jurafsky &amp; Martin, 2024). En este trabajo se emplea accuracy como métrica principal por su interpretabilidad directa, y se la acompaña —siguiendo la práctica habitual cuando las clases no son estrictamente equiprobables— del desglose por clase de precisión, exhaustividad y F1, además de la matriz de confusión completa (véase §5.2.3). El conjunto de prueba no está perfectamente balanceado: la razón entre la clase más numerosa y la menos numerosa es de 1,92 a 1 (48 y 25 mensajes sobre un total de 150), un desbalance moderado que se reporta explícitamente para que el lector pueda ponderar el accuracy global a la luz del desempeño por clase. Se adopta un umbral mínimo del 85 % de accuracy como criterio de aceptación definido por el equipo. Ese valor no deriva de un estándar publicado, y conviene explicitar el razonamiento que lo sustenta. La literatura revisada en la Sección 2.5 muestra que la clasificación de intenciones sin ajuste fino alcanza desempeño útil: Parikh et al. (2023) documentan que el prompting zero-shot basado en descripciones de intención resulta efectivo, y Luo et al. (2023) obtienen desempeño competitivo con cantidades mínimas de datos. Esos trabajos evalúan sobre corpus normalizados con decenas de intenciones, mientras que el dominio de este trabajo se limita a cuatro categorías, lo que vuelve la tarea comparativamente más sencilla. Por esa razón se fija un umbral exigente para el nivel del prototipo, sin pretender que sea equiparable a los valores reportados sobre aquellos corpus.</w:t>
+        <w:t>La evaluación de la clasificación de intenciones en chatbots se realiza típicamente mediante métricas de clasificación estándar: accuracy, precision, recall y F1-score (Jurafsky &amp; Martin, 2024). En este trabajo se emplea accuracy como métrica principal por su interpretabilidad directa, y se la acompaña —siguiendo la práctica habitual cuando las clases no son estrictamente equiprobables— del desglose por clase de precisión, exhaustividad y F1, además de la matriz de confusión completa (véase §5.2.3). El conjunto de prueba no está perfectamente balanceado: la razón entre la clase más numerosa y la menos numerosa es de 1,92 a 1 (48 y 25 mensajes sobre un total de 150), un desbalance moderado que se reporta explícitamente para que el lector pueda ponderar el accuracy global a la luz del desempeño por clase. Se adopta un umbral mínimo del 85 % de accuracy como criterio de aceptación definido por el equipo. Ese valor no deriva de un estándar publicado, y conviene explicitar el razonamiento que lo sustenta. La literatura revisada en la Sección 2.5 muestra que la clasificación de intenciones sin ajuste fino alcanza desempeño útil: Parikh et al. (2023) documentan que el prompting zero-shot basado en descripciones de intención resulta efectivo, y Luo et al. (2023) obtienen desempeño competitivo con cantidades mínimas de datos. Esos trabajos evalúan sobre corpus normalizados con decenas de intenciones, mientras que el dominio de este trabajo se limita a cuatro categorías, lo que vuelve la tarea comparativamente más sencilla. Por esa razón se fija un umbral exigente para el nivel del prototipo, sin pretender que sea equiparable a los valores reportados sobre aquellos corpus.</w:t>
       </w:r>
     </w:p>
     <w:p>
@@ -12330,7 +12323,7 @@
         <w:pStyle w:val="Ttulo2"/>
       </w:pPr>
       <w:bookmarkStart w:id="53" w:name="comunicación-omnicanal-en-e-commerce"/>
-      <w:bookmarkStart w:id="54" w:name="_Toc240310354"/>
+      <w:bookmarkStart w:id="54" w:name="_Toc240384048"/>
       <w:bookmarkEnd w:id="45"/>
       <w:bookmarkEnd w:id="51"/>
       <w:r>
@@ -12343,7 +12336,7 @@
         <w:pStyle w:val="Ttulo3"/>
       </w:pPr>
       <w:bookmarkStart w:id="55" w:name="concepto-y-relevancia-estratégica"/>
-      <w:bookmarkStart w:id="56" w:name="_Toc240310355"/>
+      <w:bookmarkStart w:id="56" w:name="_Toc240384049"/>
       <w:r>
         <w:t>2.3.1 Multicanalidad y omnicanalidad: delimitación conceptual</w:t>
       </w:r>
@@ -12374,7 +12367,7 @@
         <w:pStyle w:val="Ttulo3"/>
       </w:pPr>
       <w:bookmarkStart w:id="57" w:name="X452ed088a5bd0b432cae0c8b943186b8d077f51"/>
-      <w:bookmarkStart w:id="58" w:name="_Toc240310356"/>
+      <w:bookmarkStart w:id="58" w:name="_Toc240384050"/>
       <w:bookmarkEnd w:id="55"/>
       <w:r>
         <w:t>2.3.2 TMR como métrica de efectividad</w:t>
@@ -12389,7 +12382,7 @@
         <w:pStyle w:val="FirstParagraph"/>
       </w:pPr>
       <w:r>
-        <w:t>El TMR (Tiempo Medio de Respuesta) es la métrica operativa central para evaluar la efectividad de un sistema de atención. En la literatura de calidad de servicio, la capacidad de respuesta (responsiveness) es una de las cinco dimensiones del modelo SERVQUAL (Zeithaml et al., 1990); si bien ese modelo es anterior a la existencia de los canales digitales, la dimensión se traslada a este contexto como el tiempo que el cliente espera hasta recibir una respuesta. Reportes de la industria señalan que los clientes esperan respuestas cada vez más rápidas —el 82% espera una resolución inmediata de sus consultas (HubSpot, 2024)—, muy por debajo de los tiempos que caracterizan a la atención manual. Un sistema automatizado con TMR de segundos representa, por tanto, una mejora de varios órdenes de magnitud respecto al estándar manual.</w:t>
+        <w:t>El TMR (Tiempo Medio de Respuesta) es la métrica operativa central para evaluar la efectividad de un sistema de atención. En la literatura de calidad de servicio, la capacidad de respuesta (responsiveness) es una de las cinco dimensiones del modelo SERVQUAL (Zeithaml et al., 1990); si bien ese modelo es anterior a la existencia de los canales digitales, la dimensión se traslada a este contexto como el tiempo que el cliente espera hasta recibir una respuesta. Reportes de la industria señalan que los clientes esperan respuestas cada vez más rápidas —el 82% espera una resolución inmediata de sus consultas (HubSpot, 2024)—, muy por debajo de los tiempos que caracterizan a la atención manual. Un sistema automatizado con un TMR de segundos se ubica, por lo tanto, en el extremo favorable de esa dimensión. Este trabajo no midió el tiempo de respuesta de una atención manual por chat, de modo que no cuantifica la mejora respecto de ella.</w:t>
       </w:r>
     </w:p>
     <w:p>
@@ -12397,7 +12390,7 @@
         <w:pStyle w:val="Ttulo2"/>
       </w:pPr>
       <w:bookmarkStart w:id="59" w:name="Xaa4f6589df2a0f19e1737147622416c2cf6ca47"/>
-      <w:bookmarkStart w:id="60" w:name="_Toc240310357"/>
+      <w:bookmarkStart w:id="60" w:name="_Toc240384051"/>
       <w:bookmarkEnd w:id="53"/>
       <w:bookmarkEnd w:id="57"/>
       <w:r>
@@ -12418,7 +12411,7 @@
         <w:pStyle w:val="Ttulo3"/>
       </w:pPr>
       <w:bookmarkStart w:id="61" w:name="contenedores-docker-y-reproducibilidad"/>
-      <w:bookmarkStart w:id="62" w:name="_Toc240310358"/>
+      <w:bookmarkStart w:id="62" w:name="_Toc240384052"/>
       <w:r>
         <w:t>2.4.1 Contenedores Docker y reproducibilidad</w:t>
       </w:r>
@@ -12451,7 +12444,7 @@
         <w:pStyle w:val="Ttulo3"/>
       </w:pPr>
       <w:bookmarkStart w:id="63" w:name="X007ab7e732545dc11532fc0843ddc84b58ac216"/>
-      <w:bookmarkStart w:id="64" w:name="_Toc240310359"/>
+      <w:bookmarkStart w:id="64" w:name="_Toc240384053"/>
       <w:bookmarkEnd w:id="61"/>
       <w:r>
         <w:t>2.4.2 PostgreSQL como base de datos de métricas</w:t>
@@ -12471,7 +12464,7 @@
         <w:pStyle w:val="Ttulo3"/>
       </w:pPr>
       <w:bookmarkStart w:id="65" w:name="grafana-para-observabilidad-operativa"/>
-      <w:bookmarkStart w:id="66" w:name="_Toc240310360"/>
+      <w:bookmarkStart w:id="66" w:name="_Toc240384054"/>
       <w:bookmarkEnd w:id="63"/>
       <w:r>
         <w:t>2.4.3 Grafana para observabilidad operativa</w:t>
@@ -12483,14 +12476,14 @@
         <w:pStyle w:val="FirstParagraph"/>
       </w:pPr>
       <w:r>
-        <w:t>Grafana es una plataforma de visualización y observabilidad de código abierto que permite crear dashboards interactivos conectados directamente a fuentes de datos como PostgreSQL, InfluxDB o Prometheus (Grafana Labs, 2025). En el contexto de este trabajo, Grafana actúa como capa de observabilidad del pipeline: los paneles de métricas MTTD, MTTR y TMR permiten verificar en tiempo real que el sistema opera dentro de los rangos esperados, alineándose con las prácticas de site reliability engineering documentadas por Beyer et al. (2016).</w:t>
+        <w:t>Grafana es una plataforma de visualización y observabilidad de código abierto que permite crear dashboards interactivos conectados directamente a fuentes de datos como PostgreSQL, InfluxDB o Prometheus (Grafana Labs, 2025). En el contexto de este trabajo, Grafana actúa como capa de observabilidad del pipeline: los paneles de métricas MTTD, MTTR y TMR permiten verificar, con la frecuencia de actualización de cada tablero, que el sistema opera dentro de los rangos esperados, alineándose con las prácticas de site reliability engineering documentadas por Beyer et al. (2016).</w:t>
       </w:r>
     </w:p>
     <w:p>
       <w:pPr>
         <w:pStyle w:val="Ttulo2"/>
       </w:pPr>
-      <w:bookmarkStart w:id="67" w:name="_Toc240310361"/>
+      <w:bookmarkStart w:id="67" w:name="_Toc240384055"/>
       <w:r>
         <w:t>2.5 Estado del arte</w:t>
       </w:r>
@@ -12509,7 +12502,11 @@
         <w:pStyle w:val="Textoindependiente"/>
       </w:pPr>
       <w:r>
-        <w:t>Procedimiento de búsqueda. Se consultaron ACL Anthology, arXiv, Crossref y los catálogos en línea de ScienceDirect y Springer Nature para la literatura internacional, y SciELO, Redalyc, Dialnet y los repositorios institucionales de universidades nacionales argentinas —entre ellos el repositorio del CONICET— para la literatura regional arbitrada. Las cadenas combinaron los términos chatbot, customer service, e-commerce, intent classification, large language model, zero-shot, business process automation, robotic process automation, SME y order fulfillment, en inglés, con sus equivalentes en español para las búsquedas de alcance regional. La ventana temporal se fijó entre 2018 y 2026, con dos excepciones declaradas: las obras canónicas ya incorporadas al marco teórico, y el estudio de Alderete et al. (2017) sobre adopción de comercio electrónico en pymes de Córdoba, que se incluye por ser el trabajo empírico de referencia sobre el caso nacional específico que este trabajo sitúa como contexto. La identificación bibliográfica de cada antecedente —autores, revista, volumen, páginas y DOI— fue verificada contra el registro de Crossref o contra el texto publicado. Se incluyeron trabajos empíricos que reportaran métricas cuantitativas, revisiones sistemáticas y preprints de laboratorios o conferencias reconocidas; se excluyeron material de divulgación, documentación de producto y publicaciones sin proceso de revisión.</w:t>
+        <w:t xml:space="preserve">Procedimiento de búsqueda. Se consultaron ACL Anthology, arXiv, Crossref y los catálogos en línea de ScienceDirect y Springer Nature para la literatura internacional, y SciELO, Redalyc, Dialnet y los repositorios institucionales de universidades nacionales argentinas —entre ellos el repositorio del CONICET— para la literatura regional arbitrada. Las cadenas combinaron los términos chatbot, customer service, e-commerce, intent classification, large language model, zero-shot, business process automation, robotic process automation, SME y order fulfillment, en inglés, con sus equivalentes en español para las búsquedas de alcance regional. La ventana temporal se fijó entre 2018 y 2026, con dos excepciones declaradas: las obras canónicas ya incorporadas al marco teórico, y el estudio de Alderete et al. (2017) sobre adopción de comercio electrónico en pymes de Córdoba, que se incluye por ser el trabajo empírico de referencia sobre el caso nacional específico que este trabajo sitúa como contexto. La identificación bibliográfica de cada antecedente —autores, revista, volumen, páginas y DOI— fue verificada contra el registro de Crossref o contra el texto publicado. Se incluyeron trabajos empíricos arbitrados que reportaran métricas cuantitativas y revisiones sistemáticas, y se excluyeron el material de divulgación y la documentación de producto. Se admitió una excepción declarada: tres preprints sin revisión por pares —Huang et al. (2023), Luo et al. (2023) </w:t>
+      </w:r>
+      <w:r>
+        <w:lastRenderedPageBreak/>
+        <w:t>y Perez y Ribeiro (2022)— y la descripción del corpus SNIPS de Coucke et al. (2018), por tratarse de trabajos de referencia en temas donde la literatura arbitrada es posterior o escasa; la lista de referencias los identifica por su repositorio. Los reportes de industria y la documentación técnica que se citan en otros capítulos cumplen una función de contexto o de referencia de herramienta, y no de antecedente.</w:t>
       </w:r>
     </w:p>
     <w:p>
@@ -12517,44 +12514,91 @@
         <w:pStyle w:val="Textoindependiente"/>
       </w:pPr>
       <w:r>
+        <w:t>Limitación declarada. La revisión que sigue no constituye una revisión sistemática en el sentido de un protocolo formal de cribado con doble evaluador: es una revisión de antecedentes acotada, proporcionada al nivel de un trabajo integrador de tecnicatura. Se la presenta como tal y no como hallazgo exhaustivo del campo.</w:t>
+      </w:r>
+    </w:p>
+    <w:p>
+      <w:pPr>
+        <w:pStyle w:val="Ttulo3"/>
+      </w:pPr>
+      <w:bookmarkStart w:id="68" w:name="_Toc240384056"/>
+      <w:r>
+        <w:t>2.5.1 Chatbots en la atención al cliente de comercio electrónico</w:t>
+      </w:r>
+      <w:bookmarkEnd w:id="68"/>
+    </w:p>
+    <w:p>
+      <w:pPr>
+        <w:pStyle w:val="FirstParagraph"/>
+      </w:pPr>
+      <w:r>
+        <w:t>Ngai et al. (2021) presentan un chatbot basado en conocimiento para atención al cliente, construido sobre una representación explícita del dominio antes de la difusión de los modelos de lenguaje de gran escala. Su trabajo resulta pertinente como línea de base arquitectónica: muestra el costo de construir y mantener la base de conocimiento que un sistema de reglas exige, costo que es precisamente el que un modelo de lenguaje permite evitar. Misischia et al. (2022), por su parte, abordan la cuestión desde la calidad de servicio antes que desde la técnica: identifican las funciones del chatbot relevantes para el cliente y sostienen que atributos como un estilo de interacción socialmente orientado y un trato empático inciden sobre la calidad percibida de la atención. Ambos trabajos coinciden en un punto que este trabajo asume como supuesto de diseño: la utilidad del chatbot no se agota en la exactitud de su clasificación, sino que depende también de la calidad de la respuesta que entrega.</w:t>
+      </w:r>
+    </w:p>
+    <w:p>
+      <w:pPr>
+        <w:pStyle w:val="Ttulo3"/>
+      </w:pPr>
+      <w:bookmarkStart w:id="69" w:name="_Toc240384057"/>
+      <w:r>
+        <w:t>2.5.2 Clasificación de intenciones con modelos de lenguaje</w:t>
+      </w:r>
+      <w:bookmarkEnd w:id="69"/>
+    </w:p>
+    <w:p>
+      <w:pPr>
+        <w:pStyle w:val="FirstParagraph"/>
+      </w:pPr>
+      <w:r>
+        <w:t>Parikh et al. (2023) evalúan cuatro estrategias de bajo consumo de datos para clasificación de intenciones —adaptación de dominio, aumento de datos, prompting zero-shot con modelos de lenguaje y ajuste fino de parámetros eficientes— y concluyen que el ajuste fino eficiente sobre Flan-T5 obtiene el mejor desempeño incluso con un único ejemplo por intención, al tiempo que confirman que el prompting zero-shot basado en descripciones de las intenciones resulta efectivo para la tarea. Luo et al. (2023) llegan a una conclusión convergente por otro camino: muestran que el aprendizaje basado en prompts permite a modelos de lenguaje pequeños alcanzar un desempeño competitivo en reconocimiento de intenciones de cliente con una cantidad mínima de datos de entrenamiento, y que un prompt bien diseñado habilita desempeño útil en escenarios zero-shot.</w:t>
+      </w:r>
+    </w:p>
+    <w:p>
+      <w:pPr>
+        <w:pStyle w:val="Textoindependiente"/>
+      </w:pPr>
+      <w:r>
+        <w:t xml:space="preserve">Estos antecedentes son los que dan sentido a la comparación entre regímenes que este trabajo ejecuta (Secciones 2.2.2 y 5.2.4) y permiten interpretar sus resultados: ninguno de los valores obtenidos es un dato aislado, sino puntos dentro de un rango que la literatura ya documenta como alcanzable sin ajuste fino. Corresponde señalar, </w:t>
+      </w:r>
+      <w:r>
         <w:lastRenderedPageBreak/>
-        <w:t>Limitación declarada. La revisión que sigue no constituye una revisión sistemática en el sentido de un protocolo formal de cribado con doble evaluador: es una revisión de antecedentes acotada, proporcionada al nivel de un trabajo integrador de tecnicatura. Se la presenta como tal y no como hallazgo exhaustivo del campo.</w:t>
+        <w:t>sin embargo, una diferencia de alcance que impide la comparación directa de cifras: los trabajos citados evalúan sobre corpus públicos normalizados —del tipo de CLINC150 (Larson et al., 2019), Banking77 (Casanueva et al., 2020) o SNIPS (Coucke et al., 2018)—, con decenas o centenas de intenciones, mientras que este trabajo opera sobre cuatro categorías de un dominio deliberadamente acotado. Un accuracy más alto sobre menos clases no constituye un mejor resultado, y este trabajo no lo presenta como tal.</w:t>
       </w:r>
     </w:p>
     <w:p>
       <w:pPr>
         <w:pStyle w:val="Ttulo3"/>
       </w:pPr>
-      <w:bookmarkStart w:id="68" w:name="_Toc240310362"/>
-      <w:r>
-        <w:t>2.5.1 Chatbots en la atención al cliente de comercio electrónico</w:t>
-      </w:r>
-      <w:bookmarkEnd w:id="68"/>
+      <w:bookmarkStart w:id="70" w:name="_Toc240384058"/>
+      <w:r>
+        <w:t>2.5.3 Automatización de procesos en pequeñas y medianas empresas</w:t>
+      </w:r>
+      <w:bookmarkEnd w:id="70"/>
     </w:p>
     <w:p>
       <w:pPr>
         <w:pStyle w:val="FirstParagraph"/>
       </w:pPr>
       <w:r>
-        <w:t>Ngai et al. (2021) presentan un chatbot basado en conocimiento para atención al cliente, construido sobre una representación explícita del dominio antes de la difusión de los modelos de lenguaje de gran escala. Su trabajo resulta pertinente como línea de base arquitectónica: muestra el costo de construir y mantener la base de conocimiento que un sistema de reglas exige, costo que es precisamente el que un modelo de lenguaje permite evitar. Misischia et al. (2022), por su parte, abordan la cuestión desde la calidad de servicio antes que desde la técnica: identifican las funciones del chatbot relevantes para el cliente y sostienen que atributos como un estilo de interacción socialmente orientado y un trato empático inciden sobre la calidad percibida de la atención. Ambos trabajos coinciden en un punto que este trabajo asume como supuesto de diseño: la utilidad del chatbot no se agota en la exactitud de su clasificación, sino que depende también de la calidad de la respuesta que entrega.</w:t>
+        <w:t>Pypłacz y Žukovskis (2023) estudian la implementación de automatización robótica de procesos en pequeñas y medianas empresas y sus implicancias organizacionales, y documentan que la adopción efectiva permanece muy por debajo del interés declarado. Su diagnóstico sobre las barreras —infraestructura digital limitada, brechas de competencias y procedimientos poco formalizados— es coherente con el problema que motiva este trabajo y respalda empíricamente la elección de una herramienta de bajo costo y auto-alojable. En el extremo opuesto de la escala organizacional, Zhang et al. (2021) analizan mediante estudio de caso la orquestación de recursos de inteligencia artificial en el centro logístico de Alibaba, y muestran cómo la capacidad emerge de la articulación entre los recursos técnicos y los humanos y organizacionales, y no del componente tecnológico en aislamiento. Ese hallazgo es pertinente aquí en sentido admonitorio: sugiere que las mejoras de tiempo que un prototipo mide en condiciones de laboratorio no se trasladan automáticamente a una organización real.</w:t>
       </w:r>
     </w:p>
     <w:p>
       <w:pPr>
         <w:pStyle w:val="Ttulo3"/>
       </w:pPr>
-      <w:bookmarkStart w:id="69" w:name="_Toc240310363"/>
-      <w:r>
-        <w:t>2.5.2 Clasificación de intenciones con modelos de lenguaje</w:t>
-      </w:r>
-      <w:bookmarkEnd w:id="69"/>
+      <w:bookmarkStart w:id="71" w:name="_Toc240384059"/>
+      <w:r>
+        <w:t>2.5.4 Antecedentes latinoamericanos y del caso argentino</w:t>
+      </w:r>
+      <w:bookmarkEnd w:id="71"/>
     </w:p>
     <w:p>
       <w:pPr>
         <w:pStyle w:val="FirstParagraph"/>
       </w:pPr>
       <w:r>
-        <w:t>Parikh et al. (2023) evalúan cuatro estrategias de bajo consumo de datos para clasificación de intenciones —adaptación de dominio, aumento de datos, prompting zero-shot con modelos de lenguaje y ajuste fino de parámetros eficientes— y concluyen que el ajuste fino eficiente sobre Flan-T5 obtiene el mejor desempeño incluso con un único ejemplo por intención, al tiempo que confirman que el prompting zero-shot basado en descripciones de las intenciones resulta efectivo para la tarea. Luo et al. (2023) llegan a una conclusión convergente por otro camino: muestran que el aprendizaje basado en prompts permite a modelos de lenguaje pequeños alcanzar un desempeño competitivo en reconocimiento de intenciones de cliente con una cantidad mínima de datos de entrenamiento, y que un prompt bien diseñado habilita desempeño útil en escenarios zero-shot.</w:t>
+        <w:t>Los antecedentes revisados hasta aquí describen el estado internacional de cada componente, pero ninguno se sitúa en el contexto que este trabajo declara como problema: el de una pequeña o mediana empresa de comercio electrónico argentina. Corresponde por lo tanto revisar la literatura arbitrada de la región, tanto la que caracteriza ese contexto como la que reporta implementaciones de asistentes conversacionales en él.</w:t>
       </w:r>
     </w:p>
     <w:p>
@@ -12562,97 +12606,55 @@
         <w:pStyle w:val="Textoindependiente"/>
       </w:pPr>
       <w:r>
-        <w:t>Estos antecedentes son los que dan sentido a la comparación entre regímenes que este trabajo ejecuta (Secciones 2.2.2 y 5.2.4) y permiten interpretar sus resultados: ninguno de los dos valores obtenidos es un dato aislado, sino puntos dentro de un rango que la literatura ya documenta como alcanzable sin ajuste fino. Corresponde señalar, sin embargo, una diferencia de alcance que impide la comparación directa de cifras: los trabajos citados evalúan sobre corpus públicos normalizados —del tipo de CLINC150, Banking77 o SNIPS—, con decenas o centenas de intenciones, mientras que este trabajo opera sobre cuatro categorías de un dominio deliberadamente acotado. Un accuracy más alto sobre menos clases no constituye un mejor resultado, y este trabajo no lo presenta como tal.</w:t>
+        <w:t xml:space="preserve">Sobre la adopción de comercio electrónico en pymes argentinas, Alderete et al. (2017) estiman un modelo probit ordenado sobre 119 pymes de Córdoba y encuentran que la preparación digital —tanto objetiva como percibida—, la educación de los empleados, los beneficios esperados, la calidad de la conexión de banda ancha y el grado de internacionalización inciden significativamente en la probabilidad de adoptar el canal. Alderete y Porris (2023) retoman la cuestión sobre 154 pymes de Bahía Blanca y la vinculan al entorno institucional: las empresas asociadas a la cámara sectorial alcanzan un nivel medio de adopción de 2,11 frente a 1,46 en las radicadas en el parque industrial. Ambos trabajos importan aquí por una razón precisa: sostienen con evidencia local el supuesto que este trabajo asume sobre su destinatario, esto es que la barrera de adopción en el segmento no es de voluntad </w:t>
+      </w:r>
+      <w:r>
+        <w:lastRenderedPageBreak/>
+        <w:t>sino de preparación técnica y de acompañamiento. Es exactamente el supuesto que justifica elegir una herramienta de bajo costo, auto-alojable y de configuración visual.</w:t>
+      </w:r>
+    </w:p>
+    <w:p>
+      <w:pPr>
+        <w:pStyle w:val="Textoindependiente"/>
+      </w:pPr>
+      <w:r>
+        <w:t>Sobre la automatización de procesos en la región, Aguirre Mayorga (2022) propone un marco metodológico de cuatro fases que integra gestión de procesos de negocio con design thinking, y lo valida sobre un proceso de certificación del sector eléctrico colombiano, donde documenta reducción de tiempos y digitalización del flujo de trabajo. Su aporte a este trabajo es metodológico antes que técnico: muestra que en la región la automatización de un proceso se aborda habitualmente desde el rediseño del proceso y no desde la instrumentación de su desempeño, que es el ángulo que aquí se adopta.</w:t>
+      </w:r>
+    </w:p>
+    <w:p>
+      <w:pPr>
+        <w:pStyle w:val="Textoindependiente"/>
+      </w:pPr>
+      <w:r>
+        <w:t>Sobre asistentes conversacionales con datos regionales, Ramos De Santis (2024) analiza 1.250 usuarios de chatbots de diez empresas líderes de logística en Colombia, Perú y Ecuador y, mediante regresión múltiple, identifica cinco predictores de la satisfacción del cliente —capacidad de resolver el problema, conocimiento del producto, autonomía en la resolución, corrección gramatical y disposición a recomendar el servicio—, con un coeficiente de determinación ajustado de 0,7512. Ese resultado es directamente pertinente para la lectura del Capítulo 5 de este trabajo, y en un sentido incómodo: cuatro de los cinco predictores que allí explican la satisfacción refieren a la calidad del contenido de la respuesta, que es precisamente la dimensión que este trabajo solo alcanzó a medir de forma parcial (Sección 5.2.5). Fondevila-Gascón et al. (2024), publicados en una revista arbitrada peruana aunque con datos relevados en España —condición que corresponde consignar—, llegan por vía de encuesta a una conclusión convergente: los clientes están dispuestos a interactuar con agentes conversacionales, pero la disposición se revierte cuando la calidad de la respuesta y de la comprensión es pobre.</w:t>
+      </w:r>
+    </w:p>
+    <w:p>
+      <w:pPr>
+        <w:pStyle w:val="Textoindependiente"/>
+      </w:pPr>
+      <w:r>
+        <w:t>Sobre implementaciones concretas, Pachas-Santos et al. (2023) construyen un chatbot de recomendación de productos con una arquitectura multimodal basada en ViLBERT, entrenada sobre Flickr30K y evaluada sobre un conjunto de 20.000 productos, con una exactitud del 80,6 % sobre consultas por imagen y del 75 % sobre consultas por texto. Bravo Maruri et al. (2025) documentan, mediante estudio de caso en una empresa tecnológica ecuatoriana, la integración de un chatbot con inteligencia artificial al sistema de gestión de clientes para automatizar el soporte de primer nivel. Este último es el antecedente regional más próximo a lo que aquí se hace —automatizar la atención de primer nivel de una empresa concreta— y por eso conviene marcar la diferencia de alcance: se trata de un estudio de caso descriptivo, sin baseline cronometrado ni contraste contra un umbral fijado de antemano.</w:t>
+      </w:r>
+    </w:p>
+    <w:p>
+      <w:pPr>
+        <w:pStyle w:val="Textoindependiente"/>
+      </w:pPr>
+      <w:r>
+        <w:t xml:space="preserve">Del conjunto regional se desprenden dos observaciones que ordenan el resto del capítulo. La primera es que la literatura latinoamericana sobre chatbots está fuertemente orientada a la percepción del usuario y a la satisfacción declarada, y mucho menos a la instrumentación del desempeño: se mide qué opina el cliente del asistente, no cuánto tarda el sistema ni con qué exactitud clasifica. La segunda es </w:t>
+      </w:r>
+      <w:r>
+        <w:lastRenderedPageBreak/>
+        <w:t>que los trabajos que sí describen implementaciones lo hacen en clave de estudio de caso descriptivo, sin término de comparación medido. Esa combinación deja disponible el hueco que este trabajo ocupa, y también explica por qué su contribución es de método antes que de magnitud.</w:t>
       </w:r>
     </w:p>
     <w:p>
       <w:pPr>
         <w:pStyle w:val="Ttulo3"/>
       </w:pPr>
-      <w:bookmarkStart w:id="70" w:name="_Toc240310364"/>
-      <w:r>
-        <w:lastRenderedPageBreak/>
-        <w:t>2.5.3 Automatización de procesos en pequeñas y medianas empresas</w:t>
-      </w:r>
-      <w:bookmarkEnd w:id="70"/>
-    </w:p>
-    <w:p>
-      <w:pPr>
-        <w:pStyle w:val="FirstParagraph"/>
-      </w:pPr>
-      <w:r>
-        <w:t>Pypłacz y Žukovskis (2023) estudian la implementación de automatización robótica de procesos en pequeñas y medianas empresas y sus implicancias organizacionales, y documentan que la adopción efectiva permanece muy por debajo del interés declarado. Su diagnóstico sobre las barreras —infraestructura digital limitada, brechas de competencias y procedimientos poco formalizados— es coherente con el problema que motiva este trabajo y respalda empíricamente la elección de una herramienta de bajo costo y auto-alojable. En el extremo opuesto de la escala organizacional, Zhang et al. (2021) analizan mediante estudio de caso la orquestación de recursos de inteligencia artificial en el centro logístico de Alibaba, y muestran cómo la capacidad emerge de la articulación entre los recursos técnicos y los humanos y organizacionales, y no del componente tecnológico en aislamiento. Ese hallazgo es pertinente aquí en sentido admonitorio: sugiere que las mejoras de tiempo que un prototipo mide en condiciones de laboratorio no se trasladan automáticamente a una organización real.</w:t>
-      </w:r>
-    </w:p>
-    <w:p>
-      <w:pPr>
-        <w:pStyle w:val="Ttulo3"/>
-      </w:pPr>
-      <w:bookmarkStart w:id="71" w:name="_Toc240310365"/>
-      <w:r>
-        <w:t>2.5.4 Antecedentes latinoamericanos y del caso argentino</w:t>
-      </w:r>
-      <w:bookmarkEnd w:id="71"/>
-    </w:p>
-    <w:p>
-      <w:pPr>
-        <w:pStyle w:val="FirstParagraph"/>
-      </w:pPr>
-      <w:r>
-        <w:t>Los antecedentes revisados hasta aquí describen el estado internacional de cada componente, pero ninguno se sitúa en el contexto que este trabajo declara como problema: el de una pequeña o mediana empresa de comercio electrónico argentina. Corresponde por lo tanto revisar la literatura arbitrada de la región, tanto la que caracteriza ese contexto como la que reporta implementaciones de asistentes conversacionales en él.</w:t>
-      </w:r>
-    </w:p>
-    <w:p>
-      <w:pPr>
-        <w:pStyle w:val="Textoindependiente"/>
-      </w:pPr>
-      <w:r>
-        <w:t>Sobre la adopción de comercio electrónico en pymes argentinas, Alderete, Jones y Motta (2017) estiman un modelo probit ordenado sobre 119 pymes de Córdoba y encuentran que la preparación digital —tanto objetiva como percibida—, la educación de los empleados, los beneficios esperados, la calidad de la conexión de banda ancha y el grado de internacionalización inciden significativamente en la probabilidad de adoptar el canal. Alderete y Porris (2023) retoman la cuestión sobre 154 pymes de Bahía Blanca y la vinculan al entorno institucional: las empresas asociadas a la cámara sectorial alcanzan un nivel medio de adopción de 2,11 frente a 1,46 en las radicadas en el parque industrial. Ambos trabajos importan aquí por una razón precisa: sostienen con evidencia local el supuesto que este trabajo asume sobre su destinatario, esto es que la barrera de adopción en el segmento no es de voluntad sino de preparación técnica y de acompañamiento. Es exactamente el supuesto que justifica elegir una herramienta de bajo costo, auto-alojable y de configuración visual.</w:t>
-      </w:r>
-    </w:p>
-    <w:p>
-      <w:pPr>
-        <w:pStyle w:val="Textoindependiente"/>
-      </w:pPr>
-      <w:r>
-        <w:t xml:space="preserve">Sobre la automatización de procesos en la región, Aguirre Mayorga (2022) propone un marco metodológico de cuatro fases que integra gestión de procesos de negocio con design thinking, y lo valida sobre un proceso de certificación del sector eléctrico colombiano, donde documenta reducción de tiempos y digitalización del flujo de </w:t>
-      </w:r>
-      <w:r>
-        <w:lastRenderedPageBreak/>
-        <w:t>trabajo. Su aporte a este trabajo es metodológico antes que técnico: muestra que en la región la automatización de un proceso se aborda habitualmente desde el rediseño del proceso y no desde la instrumentación de su desempeño, que es el ángulo que aquí se adopta.</w:t>
-      </w:r>
-    </w:p>
-    <w:p>
-      <w:pPr>
-        <w:pStyle w:val="Textoindependiente"/>
-      </w:pPr>
-      <w:r>
-        <w:t>Sobre asistentes conversacionales con datos regionales, Ramos De Santis (2024) analiza 1.250 usuarios de chatbots de diez empresas líderes de logística en Colombia, Perú y Ecuador y, mediante regresión múltiple, identifica cinco predictores de la satisfacción del cliente —capacidad de resolver el problema, conocimiento del producto, autonomía en la resolución, corrección gramatical y disposición a recomendar el servicio—, con un coeficiente de determinación ajustado de 0,7512. Ese resultado es directamente pertinente para la lectura del Capítulo 5 de este trabajo, y en un sentido incómodo: cuatro de los cinco predictores que allí explican la satisfacción refieren a la calidad del contenido de la respuesta, que es precisamente la dimensión que este trabajo solo alcanzó a medir de forma parcial (Sección 5.2.5). Fondevila-Gascón, Huamanchumo, Martín-Guart y Gutiérrez-Aragón (2024), publicados en una revista arbitrada peruana aunque con datos relevados en España —condición que corresponde consignar—, llegan por vía de encuesta a una conclusión convergente: los clientes están dispuestos a interactuar con agentes conversacionales, pero la disposición se revierte cuando la calidad de la respuesta y de la comprensión es pobre.</w:t>
-      </w:r>
-    </w:p>
-    <w:p>
-      <w:pPr>
-        <w:pStyle w:val="Textoindependiente"/>
-      </w:pPr>
-      <w:r>
-        <w:t>Sobre implementaciones concretas, Pachas-Santos, Calderón-Vilca y Cárdenas-Mariño (2023) construyen un chatbot de recomendación de productos con una arquitectura multimodal basada en ViLBERT, entrenada sobre Flickr30K y evaluada sobre un conjunto de 20.000 productos, con una exactitud del 80,6 % sobre consultas por imagen y del 75 % sobre consultas por texto. Bravo Maruri, Ramírez Reina, Orozco Lara y Espinoza Martínez (2025) documentan, mediante estudio de caso en una empresa tecnológica ecuatoriana, la integración de un chatbot con inteligencia artificial al sistema de gestión de clientes para automatizar el soporte de primer nivel. Este último es el antecedente regional más próximo a lo que aquí se hace —automatizar la atención de primer nivel de una empresa concreta— y por eso conviene marcar la diferencia de alcance: se trata de un estudio de caso descriptivo, sin baseline cronometrado ni contraste contra un umbral fijado de antemano.</w:t>
-      </w:r>
-    </w:p>
-    <w:p>
-      <w:pPr>
-        <w:pStyle w:val="Textoindependiente"/>
-      </w:pPr>
-      <w:r>
-        <w:t>Del conjunto regional se desprenden dos observaciones que ordenan el resto del capítulo. La primera es que la literatura latinoamericana sobre chatbots está fuertemente orientada a la percepción del usuario y a la satisfacción declarada, y mucho menos a la instrumentación del desempeño: se mide qué opina el cliente del asistente, no cuánto tarda el sistema ni con qué exactitud clasifica. La segunda es que los trabajos que sí describen implementaciones lo hacen en clave de estudio de caso descriptivo, sin término de comparación medido. Esa combinación deja disponible el hueco que este trabajo ocupa, y también explica por qué su contribución es de método antes que de magnitud.</w:t>
-      </w:r>
-    </w:p>
-    <w:p>
-      <w:pPr>
-        <w:pStyle w:val="Ttulo3"/>
-      </w:pPr>
-      <w:bookmarkStart w:id="72" w:name="_Toc240310366"/>
-      <w:r>
-        <w:lastRenderedPageBreak/>
+      <w:bookmarkStart w:id="72" w:name="_Toc240384060"/>
+      <w:r>
         <w:t>2.5.5 Vacío identificado y contribución de este trabajo</w:t>
       </w:r>
       <w:bookmarkEnd w:id="72"/>
@@ -12929,7 +12931,11 @@
           </w:tcPr>
           <w:p>
             <w:r>
-              <w:t>Aprendizaje basado en prompts</w:t>
+              <w:t xml:space="preserve">Aprendizaje basado en </w:t>
+            </w:r>
+            <w:r>
+              <w:lastRenderedPageBreak/>
+              <w:t>prompts</w:t>
             </w:r>
           </w:p>
         </w:tc>
@@ -12939,6 +12945,7 @@
           </w:tcPr>
           <w:p>
             <w:r>
+              <w:lastRenderedPageBreak/>
               <w:t>Accuracy con datos escasos</w:t>
             </w:r>
           </w:p>
@@ -12991,11 +12998,7 @@
           </w:tcPr>
           <w:p>
             <w:r>
-              <w:t>Adopción, barreras e implicancias organizacionale</w:t>
-            </w:r>
-            <w:r>
-              <w:lastRenderedPageBreak/>
-              <w:t>s</w:t>
+              <w:t>Adopción, barreras e implicancias organizacionales</w:t>
             </w:r>
           </w:p>
         </w:tc>
@@ -13005,7 +13008,6 @@
           </w:tcPr>
           <w:p>
             <w:r>
-              <w:lastRenderedPageBreak/>
               <w:t>Estudio de campo</w:t>
             </w:r>
           </w:p>
@@ -13454,7 +13456,11 @@
           </w:tcPr>
           <w:p>
             <w:r>
-              <w:t>Orquestación con n8n y clasificación con LLM, medida con y sin recuperación de contexto</w:t>
+              <w:t xml:space="preserve">Orquestación con n8n y clasificación con LLM; diseño factorial sobre la base de </w:t>
+            </w:r>
+            <w:r>
+              <w:lastRenderedPageBreak/>
+              <w:t>conocimiento y las reglas y ejemplos del prompt</w:t>
             </w:r>
           </w:p>
         </w:tc>
@@ -13464,7 +13470,12 @@
           </w:tcPr>
           <w:p>
             <w:r>
-              <w:t>MTTD, MTTR, TMR y exactitud en dos condiciones de prompt, contra baseline manual medido</w:t>
+              <w:lastRenderedPageBreak/>
+              <w:t xml:space="preserve">MTTD, MTTR y TMR contra baseline manual medido; exactitud en cuatro </w:t>
+            </w:r>
+            <w:r>
+              <w:lastRenderedPageBreak/>
+              <w:t>configuraciones de prompt, con tres repeticiones</w:t>
             </w:r>
           </w:p>
         </w:tc>
@@ -13474,6 +13485,7 @@
           </w:tcPr>
           <w:p>
             <w:r>
+              <w:lastRenderedPageBreak/>
               <w:t>Prototipo local instrumentado</w:t>
             </w:r>
           </w:p>
@@ -13484,7 +13496,7 @@
       <w:pPr>
         <w:pStyle w:val="Ttulo2"/>
       </w:pPr>
-      <w:bookmarkStart w:id="73" w:name="_Toc240310367"/>
+      <w:bookmarkStart w:id="73" w:name="_Toc240384061"/>
       <w:r>
         <w:t>2.6 Tratamiento de datos personales y marco legal aplicable</w:t>
       </w:r>
@@ -13495,11 +13507,35 @@
         <w:pStyle w:val="FirstParagraph"/>
       </w:pPr>
       <w:r>
-        <w:t xml:space="preserve">El dominio de aplicación de este trabajo es la atención al cliente, y en consecuencia el sistema manipula datos personales: nombre, dirección de correo electrónico y </w:t>
+        <w:t>El dominio de aplicación de este trabajo es la atención al cliente, y en consecuencia el sistema manipula datos personales: nombre, dirección de correo electrónico y número de teléfono de quien realiza una compra, además del contenido íntegro de los mensajes que esa persona envía. Corresponde por lo tanto explicitar el marco legal aplicable, aun cuando el prototipo opere sobre datos ficticios y en un entorno local.</w:t>
+      </w:r>
+    </w:p>
+    <w:p>
+      <w:pPr>
+        <w:pStyle w:val="Textoindependiente"/>
+      </w:pPr>
+      <w:r>
+        <w:t>En la República Argentina el tratamiento de datos personales se rige por la Ley 25.326 de Protección de los Datos Personales, sancionada en el año 2000. Cinco de sus disposiciones resultan directamente pertinentes al sistema construido. El artículo 5 exige el consentimiento libre, expreso e informado del titular como condición de licitud del tratamiento. El artículo 6 impone el deber de informarle la finalidad de la recolección y los derechos que le asisten. Los artículos 9 y 10 establecen, respectivamente, la obligación de adoptar medidas técnicas y organizativas que garanticen la seguridad de los datos y el deber de confidencialidad de quienes los tratan. Los artículos 14 y 16 reconocen al titular los derechos de acceso, rectificación, actualización y supresión. Y el artículo 12 regula la transferencia internacional de datos, prohibiéndola hacia países que no proporcionen niveles adecuados de protección.</w:t>
+      </w:r>
+    </w:p>
+    <w:p>
+      <w:pPr>
+        <w:pStyle w:val="Textoindependiente"/>
+      </w:pPr>
+      <w:r>
+        <w:t>Esta última disposición interpela directamente a la arquitectura del Flujo 2. El sistema remite el texto completo del mensaje del cliente a la interfaz de programación de OpenAI, alojada fuera del territorio nacional, en cada interacción. Se trata de una transferencia internacional de datos personales en el sentido del artículo 12, y un despliegue productivo debería resolverla mediante alguna de las vías que la propia norma y su reglamentación contemplan, o bien evitarla ejecutando el modelo de lenguaje en infraestructura propia, alternativa que este trabajo recomienda evaluar en el Capítulo 7. La contradicción entre esta dependencia y el criterio de soberanía de datos invocado en la Sección 2.1.2 se declara allí de manera explícita.</w:t>
+      </w:r>
+    </w:p>
+    <w:p>
+      <w:pPr>
+        <w:pStyle w:val="Textoindependiente"/>
+      </w:pPr>
+      <w:r>
+        <w:t xml:space="preserve">Existe además un deber que no deriva de la Ley 25.326 sino de la buena fe en la relación de consumo, y que un sistema conversacional automatizado debe atender: informar al cliente que está interactuando con un sistema y no con una persona. El prompt del asistente construido en este trabajo instruye al modelo a adoptar un tono humano y a no presentarse como un chatbot genérico (Anexo H), decisión que optimiza la calidad percibida de la interacción pero que, en un despliegue real, </w:t>
       </w:r>
       <w:r>
         <w:lastRenderedPageBreak/>
-        <w:t>número de teléfono de quien realiza una compra, además del contenido íntegro de los mensajes que esa persona envía. Corresponde por lo tanto explicitar el marco legal aplicable, aun cuando el prototipo opere sobre datos ficticios y en un entorno local.</w:t>
+        <w:t>debería acompañarse de una identificación inequívoca del carácter automatizado del canal.</w:t>
       </w:r>
     </w:p>
     <w:p>
@@ -13507,35 +13543,7 @@
         <w:pStyle w:val="Textoindependiente"/>
       </w:pPr>
       <w:r>
-        <w:t>En la República Argentina el tratamiento de datos personales se rige por la Ley 25.326 de Protección de los Datos Personales, sancionada en el año 2000. Cinco de sus disposiciones resultan directamente pertinentes al sistema construido. El artículo 5 exige el consentimiento libre, expreso e informado del titular como condición de licitud del tratamiento. El artículo 6 impone el deber de informarle la finalidad de la recolección y los derechos que le asisten. Los artículos 9 y 10 establecen, respectivamente, la obligación de adoptar medidas técnicas y organizativas que garanticen la seguridad de los datos y el deber de confidencialidad de quienes los tratan. Los artículos 14 y 16 reconocen al titular los derechos de acceso, rectificación, actualización y supresión. Y el artículo 12 regula la transferencia internacional de datos, prohibiéndola hacia países que no proporcionen niveles adecuados de protección.</w:t>
-      </w:r>
-    </w:p>
-    <w:p>
-      <w:pPr>
-        <w:pStyle w:val="Textoindependiente"/>
-      </w:pPr>
-      <w:r>
-        <w:t>Esta última disposición interpela directamente a la arquitectura del Flujo 2. El sistema remite el texto completo del mensaje del cliente a la interfaz de programación de OpenAI, alojada fuera del territorio nacional, en cada interacción. Se trata de una transferencia internacional de datos personales en el sentido del artículo 12, y un despliegue productivo debería resolverla mediante alguna de las vías que la propia norma y su reglamentación contemplan, o bien evitarla ejecutando el modelo de lenguaje en infraestructura propia, alternativa que este trabajo recomienda evaluar en el Capítulo 7. La contradicción entre esta dependencia y el criterio de soberanía de datos invocado en la Sección 2.1.2 se declara allí de manera explícita.</w:t>
-      </w:r>
-    </w:p>
-    <w:p>
-      <w:pPr>
-        <w:pStyle w:val="Textoindependiente"/>
-      </w:pPr>
-      <w:r>
-        <w:t>Existe además un deber que no deriva de la Ley 25.326 sino de la buena fe en la relación de consumo, y que un sistema conversacional automatizado debe atender: informar al cliente que está interactuando con un sistema y no con una persona. El prompt del asistente construido en este trabajo instruye al modelo a adoptar un tono humano y a no presentarse como un chatbot genérico (Anexo H), decisión que optimiza la calidad percibida de la interacción pero que, en un despliegue real, debería acompañarse de una identificación inequívoca del carácter automatizado del canal.</w:t>
-      </w:r>
-    </w:p>
-    <w:p>
-      <w:pPr>
-        <w:pStyle w:val="Textoindependiente"/>
-      </w:pPr>
-      <w:r>
-        <w:t xml:space="preserve">Qué implementa el prototipo y qué faltaría. En su estado actual el sistema opera exclusivamente sobre datos ficticios, generados para las pruebas sobre dominios reservados para documentación, y persiste la totalidad de la información en una base de datos local, de modo que no existe tratamiento de datos personales reales ni riesgo asociado. Un despliegue productivo requeriría, como mínimo: obtener y registrar el consentimiento del titular en el momento de la compra; publicar la finalidad del tratamiento y el procedimiento para ejercer los derechos de acceso, </w:t>
-      </w:r>
-      <w:r>
-        <w:lastRenderedPageBreak/>
-        <w:t>rectificación y supresión; cifrar los datos en tránsito y en reposo; definir un plazo de retención y un procedimiento de supresión que hoy no existen, dado que el esquema conserva las interacciones de forma indefinida; minimizar los datos remitidos al proveedor de inferencia, que actualmente recibe el mensaje íntegro sin depuración previa; y resolver la base legal de la transferencia internacional. Estas obligaciones se incorporan a las recomendaciones del Capítulo 7.</w:t>
+        <w:t>Qué implementa el prototipo y qué faltaría. En su estado actual el sistema opera exclusivamente sobre datos ficticios, generados para las pruebas sobre dominios reservados para documentación, y persiste la totalidad de la información en una base de datos local, de modo que no existe tratamiento de datos personales reales ni riesgo asociado. Un despliegue productivo requeriría, como mínimo: obtener y registrar el consentimiento del titular en el momento de la compra; publicar la finalidad del tratamiento y el procedimiento para ejercer los derechos de acceso, rectificación y supresión; cifrar los datos en tránsito y en reposo; definir un plazo de retención y un procedimiento de supresión que hoy no existen, dado que el esquema conserva las interacciones de forma indefinida; minimizar los datos remitidos al proveedor de inferencia, que actualmente recibe el mensaje íntegro sin depuración previa; y resolver la base legal de la transferencia internacional. Estas obligaciones se incorporan a las recomendaciones del Capítulo 7.</w:t>
       </w:r>
     </w:p>
     <w:p>
@@ -13543,7 +13551,7 @@
         <w:pStyle w:val="Ttulo1"/>
         <w:pageBreakBefore/>
       </w:pPr>
-      <w:bookmarkStart w:id="74" w:name="_Toc240310368"/>
+      <w:bookmarkStart w:id="74" w:name="_Toc240384062"/>
       <w:r>
         <w:lastRenderedPageBreak/>
         <w:t>CAPÍTULO 3: MARCO METODOLÓGICO</w:t>
@@ -13555,7 +13563,7 @@
         <w:pStyle w:val="Ttulo2"/>
       </w:pPr>
       <w:bookmarkStart w:id="75" w:name="tipo-de-investigación"/>
-      <w:bookmarkStart w:id="76" w:name="_Toc240310369"/>
+      <w:bookmarkStart w:id="76" w:name="_Toc240384063"/>
       <w:bookmarkEnd w:id="59"/>
       <w:bookmarkEnd w:id="65"/>
       <w:r>
@@ -13586,7 +13594,7 @@
         <w:pStyle w:val="Ttulo2"/>
       </w:pPr>
       <w:bookmarkStart w:id="77" w:name="X0355707529d70f1ae0722686f2854633167fb30"/>
-      <w:bookmarkStart w:id="78" w:name="_Toc240310370"/>
+      <w:bookmarkStart w:id="78" w:name="_Toc240384064"/>
       <w:bookmarkEnd w:id="75"/>
       <w:r>
         <w:t>3.2 Enfoque y diseño: estudio de caso instrumental</w:t>
@@ -13608,7 +13616,7 @@
         <w:t>estudio de caso</w:t>
       </w:r>
       <w:r>
-        <w:t xml:space="preserve"> según la definición de Yin (2018): una investigación empírica que examina un fenómeno contemporáneo dentro de su contexto real, especialmente cuando los límites entre el fenómeno y el contexto no son claramente evidentes. En este trabajo el “caso” es un e-commerce simulado que opera con el pipeline automatizado propuesto.</w:t>
+        <w:t xml:space="preserve"> según la definición de Yin (2018): una investigación empírica que examina un fenómeno contemporáneo dentro de su contexto real, especialmente cuando los límites entre el fenómeno y el contexto no son claramente evidentes. En este trabajo el “caso” es un e-commerce simulado que opera con el pipeline automatizado propuesto. La definición supone un contexto real, y el de este trabajo es un entorno de laboratorio. Se adopta igualmente el marco de Yin por dos razones. La primera es que aporta los criterios con que el trabajo se evalúa a sí mismo —validez de constructo, interna y externa, confiabilidad y triangulación de fuentes—, que la Sección 3.6 aplica. La segunda es que el artefacto sí es real, aunque los datos que procesa sean simulados. La consecuencia se asume: lo que el caso permite generalizar es el comportamiento del artefacto bajo las condiciones declaradas, no el de una organización (Sección 3.6.3). La investigación en ciencia del diseño, que Hevner et al. (2004) caracterizan como la construcción y evaluación de artefactos, habría sido un encuadre igualmente defendible; se la menciona para que el lector pueda situar la elección, que se tomó cuando el trabajo ya estaba estructurado como estudio de caso.</w:t>
       </w:r>
     </w:p>
     <w:p>
@@ -13616,7 +13624,7 @@
         <w:pStyle w:val="Textoindependiente"/>
       </w:pPr>
       <w:r>
-        <w:t xml:space="preserve">Siguiendo la tipología de Yin (2018), se trata de un </w:t>
+        <w:t xml:space="preserve">En la tipología de Stake (1995), se trata de un </w:t>
       </w:r>
       <w:r>
         <w:rPr>
@@ -13636,7 +13644,7 @@
         <w:t>exploratorio-confirmatorio</w:t>
       </w:r>
       <w:r>
-        <w:t>: exploratorio porque la revisión de antecedentes de la Sección 2.5 no identificó benchmarks publicados de n8n aplicados al ciclo post-venta de PyMEs argentinas; confirmatorio porque se contrasta el desempeño observado contra las hipótesis H1 y H2.</w:t>
+        <w:t>: exploratorio porque la revisión de antecedentes de la Sección 2.5 no identificó benchmarks publicados de n8n aplicados al ciclo post-venta de PyMEs argentinas; confirmatorio porque se contrasta el desempeño observado contra las hipótesis H1, H2a y H2b.</w:t>
       </w:r>
     </w:p>
     <w:p>
@@ -13652,11 +13660,8 @@
         <w:pStyle w:val="Textoindependiente"/>
       </w:pPr>
       <w:r>
-        <w:t xml:space="preserve">El diseño de medición es cuantitativo: MTTD, MTTR y TMR sobre marcas temporales registradas automáticamente, y exactitud de clasificación contra un conjunto de etiquetas de referencia. Corresponde declarar con precisión qué se evaluó y qué no, porque el alcance de lo medido condiciona la lectura de todo el Capítulo 5. La corrección del contenido de las respuestas que el chatbot entrega al cliente se abordó por dos vías, según el protocolo de la Sección 3.5.7, y ninguna de las dos permite afirmar que las respuestas sean correctas. La evaluación por jueces no alcanzó un acuerdo entre evaluadores suficiente para reportar una proporción de respuestas correctas. La verificación automática alcanza solo a los datos concretos —plazos, cantidades, porcentajes y franjas horarias—, y su resultado es una cota inferior de lo que las respuestas agregan a la política de la tienda. En consecuencia, </w:t>
-      </w:r>
-      <w:r>
         <w:lastRenderedPageBreak/>
-        <w:t>el trabajo puede afirmar que el sistema clasifica la intención con determinada exactitud y que responde en determinado tiempo, pero no puede afirmar que la respuesta entregada sea correcta. La consecuencia se declara en las Secciones 5.2.2 y 6.4, y la evaluación del contenido con un instrumento que produzca un juicio reproducible queda planteada como línea futura en el Capítulo 7.</w:t>
+        <w:t>El diseño de medición es cuantitativo: MTTD, MTTR y TMR sobre marcas temporales registradas automáticamente, y exactitud de clasificación contra un conjunto de etiquetas de referencia. Corresponde declarar con precisión qué se evaluó y qué no, porque el alcance de lo medido condiciona la lectura de todo el Capítulo 5. La corrección del contenido de las respuestas que el chatbot entrega al cliente se abordó por dos vías, según el protocolo de la Sección 3.5.7, y ninguna de las dos permite afirmar que las respuestas sean correctas. La evaluación por jueces no alcanzó un acuerdo entre evaluadores suficiente para reportar una proporción de respuestas correctas. La verificación automática alcanza solo a los datos concretos —plazos, cantidades, porcentajes y franjas horarias—, y su resultado es una cota inferior de lo que las respuestas agregan a la política de la tienda. En consecuencia, el trabajo puede afirmar que el sistema clasifica la intención con determinada exactitud y que responde en determinado tiempo, pero no puede afirmar que la respuesta entregada sea correcta. La consecuencia se declara en las Secciones 5.2.2 y 6.4, y la evaluación del contenido con un instrumento que produzca un juicio reproducible queda planteada como línea futura en el Capítulo 7.</w:t>
       </w:r>
     </w:p>
     <w:p>
@@ -13672,7 +13677,7 @@
         <w:pStyle w:val="Ttulo2"/>
       </w:pPr>
       <w:bookmarkStart w:id="79" w:name="metodología-de-desarrollo"/>
-      <w:bookmarkStart w:id="80" w:name="_Toc240310371"/>
+      <w:bookmarkStart w:id="80" w:name="_Toc240384065"/>
       <w:bookmarkEnd w:id="77"/>
       <w:r>
         <w:t>3.3 Metodología de desarrollo</w:t>
@@ -13684,7 +13689,7 @@
         <w:pStyle w:val="FirstParagraph"/>
       </w:pPr>
       <w:r>
-        <w:t>El desarrollo se organizó en 6 etapas secuenciales, cada una con entregables concretos (ver Tabla 3.1):</w:t>
+        <w:t>El desarrollo se organizó en 6 etapas, cada una con entregables concretos (ver Tabla 3.1):</w:t>
       </w:r>
     </w:p>
     <w:p>
@@ -13846,6 +13851,7 @@
               <w:pStyle w:val="Compact"/>
             </w:pPr>
             <w:r>
+              <w:lastRenderedPageBreak/>
               <w:t>3. Flujo 1 — Pipeline de órdenes</w:t>
             </w:r>
           </w:p>
@@ -13969,7 +13975,6 @@
               <w:pStyle w:val="Compact"/>
             </w:pPr>
             <w:r>
-              <w:lastRenderedPageBreak/>
               <w:t>6. Testing</w:t>
             </w:r>
           </w:p>
@@ -14007,7 +14012,7 @@
         <w:pStyle w:val="Textoindependiente"/>
       </w:pPr>
       <w:r>
-        <w:t>Esta secuencia permite validar cada capa antes de avanzar a la siguiente: primero la base de datos, luego la infraestructura, después los flujos, y finalmente la visualización y el testing. Este enfoque incremental reduce el riesgo de defectos acumulados y facilita el aislamiento de causas ante fallas.</w:t>
+        <w:t>Esta secuencia permite validar cada capa antes de avanzar a la siguiente: primero la base de datos, luego la infraestructura, después los flujos, y finalmente la visualización y el testing. Este enfoque incremental reduce el riesgo de defectos acumulados y facilita el aislamiento de causas ante fallas. La secuencia describe el orden en que cada capa quedó establecida, no un proceso lineal. El desarrollo fue iterativo, y varias etapas se reabrieron a partir de lo que mostraban las posteriores y las revisiones del documento: el esquema incorporó la tabla de alertas de stock y la columna que separa los datos medidos de los precargados después de las primeras corridas; el Flujo 2 pasó de catorce a dieciocho nodos con la incorporación de Telegram; y varias mediciones del Capítulo 5 se repitieron o ampliaron cuando se detectaron defectos de instrumentación. El historial del repositorio conserva esa secuencia.</w:t>
       </w:r>
     </w:p>
     <w:p>
@@ -14015,7 +14020,7 @@
         <w:pStyle w:val="Ttulo2"/>
       </w:pPr>
       <w:bookmarkStart w:id="81" w:name="herramientas-y-tecnologías"/>
-      <w:bookmarkStart w:id="82" w:name="_Toc240310372"/>
+      <w:bookmarkStart w:id="82" w:name="_Toc240384066"/>
       <w:bookmarkEnd w:id="79"/>
       <w:r>
         <w:t>3.4 Herramientas y tecnologías</w:t>
@@ -14153,6 +14158,7 @@
                 <w:b/>
                 <w:bCs/>
               </w:rPr>
+              <w:lastRenderedPageBreak/>
               <w:t>PostgreSQL</w:t>
             </w:r>
           </w:p>
@@ -14279,11 +14285,7 @@
               <w:pStyle w:val="Compact"/>
             </w:pPr>
             <w:r>
-              <w:t xml:space="preserve">Modelo de OpenAI optimizado para tareas de clasificación y generación de texto. Menor costo que GPT-4o con rendimiento suficiente para clasificar intents </w:t>
-            </w:r>
-            <w:r>
-              <w:lastRenderedPageBreak/>
-              <w:t>y generar respuestas de soporte al cliente (OpenAI, 2024).</w:t>
+              <w:t>Modelo de OpenAI optimizado para tareas de clasificación y generación de texto. Menor costo que GPT-4o con rendimiento suficiente para clasificar intents y generar respuestas de soporte al cliente (OpenAI, 2024).</w:t>
             </w:r>
           </w:p>
         </w:tc>
@@ -14302,7 +14304,6 @@
                 <w:b/>
                 <w:bCs/>
               </w:rPr>
-              <w:lastRenderedPageBreak/>
               <w:t>Mailpit</w:t>
             </w:r>
           </w:p>
@@ -14430,7 +14431,7 @@
         <w:pStyle w:val="Ttulo2"/>
       </w:pPr>
       <w:bookmarkStart w:id="83" w:name="X52da99ba2c916cd8fb112137829dd7bab0539ad"/>
-      <w:bookmarkStart w:id="84" w:name="_Toc240310373"/>
+      <w:bookmarkStart w:id="84" w:name="_Toc240384067"/>
       <w:bookmarkEnd w:id="81"/>
       <w:r>
         <w:t>3.5 Técnicas de recolección y análisis de datos</w:t>
@@ -14442,7 +14443,7 @@
         <w:pStyle w:val="Ttulo3"/>
       </w:pPr>
       <w:bookmarkStart w:id="85" w:name="recolección-automatizada-de-métricas"/>
-      <w:bookmarkStart w:id="86" w:name="_Toc240310374"/>
+      <w:bookmarkStart w:id="86" w:name="_Toc240384068"/>
       <w:r>
         <w:t>3.5.1 Recolección automatizada de métricas</w:t>
       </w:r>
@@ -14461,6 +14462,7 @@
         <w:pStyle w:val="Textoindependiente"/>
       </w:pPr>
       <w:r>
+        <w:lastRenderedPageBreak/>
         <w:t>Tabla 3.3: Datos recolectados y su método de registro.</w:t>
       </w:r>
     </w:p>
@@ -14654,7 +14656,7 @@
               <w:pStyle w:val="Compact"/>
             </w:pPr>
             <w:r>
-              <w:t>Precisión de clasificación</w:t>
+              <w:t>Exactitud de clasificación</w:t>
             </w:r>
           </w:p>
         </w:tc>
@@ -14701,7 +14703,7 @@
               <w:pStyle w:val="Compact"/>
             </w:pPr>
             <w:r>
-              <w:t>Tasa de resolución autónoma</w:t>
+              <w:t>Tasa de no escalada</w:t>
             </w:r>
           </w:p>
         </w:tc>
@@ -14742,7 +14744,7 @@
               <w:pStyle w:val="Compact"/>
             </w:pPr>
             <w:r>
-              <w:t>Proporción de interacciones resueltas sin escalado a operador humano</w:t>
+              <w:t>Proporción de interacciones respondidas sin generar un ticket para un operador humano; no mide que la respuesta sea correcta (Sección 5.2.2)</w:t>
             </w:r>
           </w:p>
         </w:tc>
@@ -14753,48 +14755,51 @@
         <w:pStyle w:val="Ttulo3"/>
       </w:pPr>
       <w:bookmarkStart w:id="87" w:name="justificación-del-tamaño-de-muestra"/>
-      <w:bookmarkStart w:id="88" w:name="_Toc240310375"/>
+      <w:bookmarkStart w:id="88" w:name="_Toc240384069"/>
       <w:bookmarkEnd w:id="85"/>
       <w:r>
+        <w:t>3.5.2 Justificación del tamaño de muestra</w:t>
+      </w:r>
+      <w:bookmarkEnd w:id="88"/>
+    </w:p>
+    <w:p>
+      <w:pPr>
+        <w:pStyle w:val="FirstParagraph"/>
+      </w:pPr>
+      <w:r>
+        <w:t>Flujo 1 — Corridas de medición: se ejecutaron dos ensayos con propósitos distintos. El primero envió 50 órdenes secuenciales espaciadas 2 segundos, tamaño que provee las estimaciones de MTTD, MTTR y tiempo end-to-end con un intervalo de confianza acotado. El segundo disparó 20 solicitudes simultáneas contra un stock deliberadamente insuficiente, repetidas durante 6 rondas (120 órdenes), lo que representa un volumen de concurrencia razonable para una PyME de escala pequeña. Este segundo tamaño no pretende representatividad estadística sino verificar que el sistema no produzca sobreventa bajo concurrencia, condición de diseño crítica para cualquier sistema de procesamiento de órdenes.</w:t>
+      </w:r>
+    </w:p>
+    <w:p>
+      <w:pPr>
+        <w:pStyle w:val="Textoindependiente"/>
+      </w:pPr>
+      <w:r>
+        <w:t xml:space="preserve">Flujo 2 — Clasificación de intents: se enviaron 150 mensajes de prueba distribuidos entre los cuatro intents del sistema. El criterio de distribución fue proporcional a la frecuencia esperada de cada tipo de consulta en un e-commerce típico —mayor volumen de FAQ y RECLAMO, menor volumen de ESTADO_PEDIDO y GENERAL—, criterio que la distribución efectivamente ejecutada respeta: FAQ 48 mensajes (32,0%), RECLAMO 42 (28,0%), ESTADO_PEDIDO 35 (23,3 %) y GENERAL 25 (16,7 %). Corresponde precisar el origen de ese criterio: la frecuencia esperada por tipo de consulta es una estimación del propio equipo, construida a partir del catálogo de FAQ definido para el caso y de los escenarios de uso previstos. No proviene de datos de tráfico observados en un e-commerce real, a los que este trabajo no tuvo acceso, y por lo tanto se declara como supuesto de diseño y no como dato empírico. Sobre el tamaño de la muestra: 150 observaciones superan el mínimo de 96 que arroja la fórmula de Cochran (1977) para estimar una proporción con un margen de ±10 puntos porcentuales al 95% de confianza. Ese margen de referencia, sin embargo, no sería suficiente para discriminar el desempeño observado del umbral de aceptación, que distan 7,7 puntos. Lo que habilita el contraste no es el margen nominal sino la precisión efectivamente alcanzada: con 150 observaciones y una proporción de </w:t>
+      </w:r>
+      <w:r>
         <w:lastRenderedPageBreak/>
-        <w:t>3.5.2 Justificación del tamaño de muestra</w:t>
-      </w:r>
-      <w:bookmarkEnd w:id="88"/>
+        <w:t>aciertos de 0,927, el intervalo de confianza de Wilson al 95 % resulta [87,3 %; 95,9 %], es decir un margen de aproximadamente ±4 puntos, cuyo límite inferior se ubica por encima del umbral del 85% (véase §5.3). El tamaño muestral es, por lo tanto, suficiente para el contraste que el trabajo se propone, y así se reporta.</w:t>
+      </w:r>
+    </w:p>
+    <w:p>
+      <w:pPr>
+        <w:pStyle w:val="Ttulo3"/>
+      </w:pPr>
+      <w:bookmarkStart w:id="89" w:name="criterio-de-evaluación-de-precisión"/>
+      <w:bookmarkStart w:id="90" w:name="_Toc240384070"/>
+      <w:bookmarkEnd w:id="87"/>
+      <w:r>
+        <w:t>3.5.3 Criterio de evaluación de la exactitud</w:t>
+      </w:r>
+      <w:bookmarkEnd w:id="90"/>
     </w:p>
     <w:p>
       <w:pPr>
         <w:pStyle w:val="FirstParagraph"/>
       </w:pPr>
       <w:r>
-        <w:t>Flujo 1 — Corridas de medición: se ejecutaron dos ensayos con propósitos distintos. El primero envió 50 órdenes secuenciales espaciadas 2 segundos, tamaño que provee las estimaciones de MTTD, MTTR y tiempo end-to-end con un intervalo de confianza acotado. El segundo disparó 20 solicitudes simultáneas contra un stock deliberadamente insuficiente, repetidas durante 6 rondas (120 órdenes), lo que representa un volumen de concurrencia razonable para una PyME de escala pequeña. Este segundo tamaño no pretende representatividad estadística sino verificar la integridad transaccional del sistema bajo concurrencia, condición de diseño crítica para cualquier sistema de procesamiento de órdenes.</w:t>
-      </w:r>
-    </w:p>
-    <w:p>
-      <w:pPr>
-        <w:pStyle w:val="Textoindependiente"/>
-      </w:pPr>
-      <w:r>
-        <w:t>Flujo 2 — Clasificación de intents: se enviaron 150 mensajes de prueba distribuidos entre los cuatro intents del sistema. El criterio de distribución fue proporcional a la frecuencia esperada de cada tipo de consulta en un e-commerce típico —mayor volumen de FAQ y RECLAMO, menor volumen de ESTADO_PEDIDO y GENERAL—, criterio que la distribución efectivamente ejecutada respeta: FAQ 48 mensajes (32,0%), RECLAMO 42 (28,0%), ESTADO_PEDIDO 35 (23,3 %) y GENERAL 25 (16,7 %). Corresponde precisar el origen de ese criterio: la frecuencia esperada por tipo de consulta es una estimación del propio equipo, construida a partir del catálogo de FAQ definido para el caso y de los escenarios de uso previstos. No proviene de datos de tráfico observados en un e-commerce real, a los que este trabajo no tuvo acceso, y por lo tanto se declara como supuesto de diseño y no como dato empírico. Sobre el tamaño de la muestra: 150 observaciones superan el mínimo de 96 que arroja la fórmula de Cochran (1977) para estimar una proporción con un margen de ±10 puntos porcentuales al 95% de confianza. Ese margen de referencia, sin embargo, no sería suficiente para discriminar el desempeño observado del umbral de aceptación, que distan 7,7 puntos. Lo que habilita el contraste no es el margen nominal sino la precisión efectivamente alcanzada: con 150 observaciones y una proporción de aciertos de 0,927, el intervalo de confianza de Wilson al 95 % resulta [87,3 %; 95,9 %], es decir un margen de aproximadamente ±4 puntos, cuyo límite inferior se ubica por encima del umbral del 85% (véase §5.3). El tamaño muestral es, por lo tanto, suficiente para el contraste que el trabajo se propone, y así se reporta.</w:t>
-      </w:r>
-    </w:p>
-    <w:p>
-      <w:pPr>
-        <w:pStyle w:val="Ttulo3"/>
-      </w:pPr>
-      <w:bookmarkStart w:id="89" w:name="criterio-de-evaluación-de-precisión"/>
-      <w:bookmarkStart w:id="90" w:name="_Toc240310376"/>
-      <w:bookmarkEnd w:id="87"/>
-      <w:r>
-        <w:t>3.5.3 Criterio de evaluación de la exactitud</w:t>
-      </w:r>
-      <w:bookmarkEnd w:id="90"/>
-    </w:p>
-    <w:p>
-      <w:pPr>
-        <w:pStyle w:val="FirstParagraph"/>
-      </w:pPr>
-      <w:r>
-        <w:t>La precisión de clasificación del chatbot se evalúa mediante accuracy (proporción de predicciones correctas sobre el total), calculada comparando el intent asignado por GPT-4o-mini con el intent de referencia (ground truth) de cada mensaje. El umbral de aceptación es 85% (H2), criterio definido por el equipo para un prototipo en dominio acotado. El ground truth se construyó siguiendo el protocolo que se detalla a continuación, diseñado para que el etiquetado sea verificablemente anterior e independiente de la salida del modelo.</w:t>
+        <w:t>La exactitud de clasificación del chatbot se evalúa mediante accuracy (proporción de predicciones correctas sobre el total), calculada comparando el intent asignado por GPT-4o-mini con el intent de referencia (ground truth) de cada mensaje. El umbral de aceptación es 85 % (H2b), criterio definido por el equipo para un prototipo en dominio acotado. El ground truth se construyó siguiendo el protocolo que se detalla a continuación, diseñado para que el etiquetado sea verificablemente anterior e independiente de la salida del modelo.</w:t>
       </w:r>
     </w:p>
     <w:p>
@@ -14805,7 +14810,6 @@
         <w:rPr>
           <w:b/>
         </w:rPr>
-        <w:lastRenderedPageBreak/>
         <w:t xml:space="preserve">Construcción y congelamiento del corpus. </w:t>
       </w:r>
       <w:r>
@@ -14865,7 +14869,11 @@
         <w:t xml:space="preserve">Acuerdo entre anotadores con evaluador independiente. </w:t>
       </w:r>
       <w:r>
-        <w:t>Para descartar que el ground truth respondiera a un criterio idiosincrásico del equipo, un evaluador independiente —ajeno al trabajo, sin participación en el diseño del prompt ni en la construcción del corpus— etiquetó una submuestra aleatoria de 50 mensajes. El etiquetado se realizó sobre una planilla que presenta únicamente el texto del mensaje, en orden aleatorizado, sin exhibir las etiquetas del equipo ni las predicciones del modelo. La planilla registra el tiempo empleado en cada ítem (mediana de 4,0 segundos; ningún ítem por debajo de 1 segundo), dato que se reporta para permitir el mismo control de validez aplicado en el punto anterior. El acuerdo se cuantifica con el coeficiente κ de Cohen, que descuenta el acuerdo atribuible al azar.</w:t>
+        <w:t xml:space="preserve">Para descartar que el ground truth respondiera a un criterio idiosincrásico del equipo, un evaluador independiente —ajeno al trabajo, sin participación en el diseño del prompt ni en la construcción del corpus— etiquetó una submuestra aleatoria de 50 mensajes. El etiquetado se realizó sobre una planilla que presenta únicamente el texto del mensaje, en orden aleatorizado, sin exhibir las etiquetas del equipo ni las predicciones del modelo. La planilla registra el tiempo empleado en cada ítem (mediana de 4,0 segundos; ningún ítem por debajo de 1 segundo), dato que se reporta para permitir el mismo control de validez aplicado en el punto anterior. El </w:t>
+      </w:r>
+      <w:r>
+        <w:lastRenderedPageBreak/>
+        <w:t>acuerdo se cuantifica con el coeficiente κ de Cohen, que descuenta el acuerdo atribuible al azar.</w:t>
       </w:r>
     </w:p>
     <w:p>
@@ -14873,7 +14881,7 @@
         <w:pStyle w:val="Ttulo3"/>
       </w:pPr>
       <w:bookmarkStart w:id="91" w:name="análisis-estadístico"/>
-      <w:bookmarkStart w:id="92" w:name="_Toc240310377"/>
+      <w:bookmarkStart w:id="92" w:name="_Toc240384071"/>
       <w:bookmarkEnd w:id="89"/>
       <w:r>
         <w:t>3.5.4 Análisis estadístico</w:t>
@@ -14885,7 +14893,7 @@
         <w:pStyle w:val="FirstParagraph"/>
       </w:pPr>
       <w:r>
-        <w:t>Los tiempos de procesamiento (MTTD, MTTR y TMR) se reportan como promedios aritméticos acompañados de su desvío estándar y de los valores mínimo y máximo observados, criterio que se mantiene de forma uniforme en todo el capítulo de resultados. No se asume normalidad en la distribución de las latencias: la literatura sobre tiempos de respuesta en sistemas distribuidos describe distribuciones asimétricas con cola derecha, y los datos medidos son consistentes con ese patrón. Para el contraste de la hipótesis sobre precisión de clasificación (H2b) se calcula el intervalo de confianza del 95% por el método de Wilson, apropiado para proporciones con tamaños de muestra moderados, y el acuerdo entre anotadores mediante el coeficiente κ de Cohen.</w:t>
+        <w:t>Los tiempos de procesamiento (MTTD, MTTR y TMR) se reportan como promedios aritméticos acompañados de su desvío estándar y de los valores mínimo y máximo observados, criterio que se mantiene de forma uniforme en todo el capítulo de resultados. No se asume normalidad en la distribución de las latencias: la literatura sobre tiempos de respuesta en sistemas distribuidos describe distribuciones asimétricas con cola derecha, y los datos medidos son consistentes con ese patrón. Para el contraste de la hipótesis sobre la exactitud de clasificación (H2b) se calcula el intervalo de confianza del 95 % por el método de Wilson (1927), apropiado para proporciones con tamaños de muestra moderados, y el acuerdo entre anotadores mediante el coeficiente κ de Cohen (1960). La regla de decisión sobre H2b es que el límite inferior de ese intervalo sea igual o mayor que el 85 % (Sección 1.4.2).</w:t>
       </w:r>
     </w:p>
     <w:p>
@@ -14893,26 +14901,107 @@
         <w:pStyle w:val="Textoindependiente"/>
       </w:pPr>
       <w:r>
+        <w:t>Para el contraste de H1 —que compara la serie de tiempos del pipeline contra la del procesamiento manual— se adopta como prueba principal la U de Mann-Whitney (Mann y Whitney, 1947), elegida por lo que acaba de declararse sobre la distribución: al no asumirse normalidad, la prueba de rangos es la que corresponde. Se la acompaña de la t de Welch (1947), que no supone igualdad de varianzas, a título de comprobación complementaria, y del tamaño del efecto en ambas escalas —correlación rango-biserial y d de Cohen—, porque con muestras de este tamaño el valor p por sí solo dice poco. El nivel de significación se fija en 0,05 y todos los contrastes son bilaterales. El intervalo de confianza del factor de mejora, que es un cociente de dos medias, se calcula por el teorema de Fieller (1954) y no por propagación simplificada de la incertidumbre del numerador. Se anticipa aquí el límite que el Capítulo 5 retoma: una prueba de contraste establece si la diferencia observada es atribuible al azar del muestreo, pero no convierte el diseño en experimental, porque no hay asignación al azar a condiciones ni grupo de control.</w:t>
+      </w:r>
+    </w:p>
+    <w:p>
+      <w:pPr>
+        <w:pStyle w:val="Ttulo3"/>
+      </w:pPr>
+      <w:bookmarkStart w:id="93" w:name="_Toc240384072"/>
+      <w:r>
+        <w:t>3.5.5 Medición del baseline de atención manual</w:t>
+      </w:r>
+      <w:bookmarkEnd w:id="93"/>
+    </w:p>
+    <w:p>
+      <w:pPr>
+        <w:pStyle w:val="FirstParagraph"/>
+      </w:pPr>
+      <w:r>
+        <w:t>La pregunta de investigación y el objetivo general están formulados en términos comparativos: se busca establecer en qué medida la automatización reduce los tiempos operativos respecto del proceso manual. Ese término de comparación exige una medición propia y no una estimación tomada de la experiencia informal del equipo. Por ese motivo se diseñó un experimento específico, destinado exclusivamente a cronometrar el procesamiento manual de una orden bajo condiciones equivalentes a las del pipeline automatizado.</w:t>
+      </w:r>
+    </w:p>
+    <w:p>
+      <w:pPr>
+        <w:pStyle w:val="Textoindependiente"/>
+      </w:pPr>
+      <w:r>
+        <w:t xml:space="preserve">Tarea cronometrada. Un operador procesa una orden completa contra la misma base de datos y el mismo catálogo que utiliza el Flujo 1, sin asistencia del sistema automatizado. La tarea se descompone en tres fases que se miden por separado: T1, lectura de los datos de la orden y consulta del stock disponible del producto </w:t>
+      </w:r>
+      <w:r>
         <w:lastRenderedPageBreak/>
-        <w:t>Para el contraste de H1 —que compara la serie de tiempos del pipeline contra la del procesamiento manual— se adopta como prueba principal la U de Mann-Whitney, elegida por lo que acaba de declararse sobre la distribución: al no asumirse normalidad, la prueba de rangos es la que corresponde. Se la acompaña de la t de Welch, que no supone igualdad de varianzas, a título de comprobación complementaria, y del tamaño del efecto en ambas escalas —correlación rango-biserial y d de Cohen—, porque con muestras de este tamaño el valor p por sí solo dice poco. El nivel de significación se fija en 0,05 y todos los contrastes son bilaterales. El intervalo de confianza del factor de mejora, que es un cociente de dos medias, se calcula por el teorema de Fieller y no por propagación simplificada de la incertidumbre del numerador. Se anticipa aquí el límite que el Capítulo 5 retoma: una prueba de contraste establece si la diferencia observada es atribuible al azar del muestreo, pero no convierte el diseño en experimental, porque no hay asignación al azar a condiciones ni grupo de control.</w:t>
+        <w:t>mediante una sentencia SQL; T2, descuento del stock y actualización del estado de la orden a confirmada, o bien marcado como sin stock cuando corresponde; y T3, redacción de la notificación al cliente completando los campos variables de una plantilla fija. El tiempo total por orden es la suma de las tres fases. El desglose importa tanto como el total, porque permite identificar dónde se concentra efectivamente el esfuerzo manual.</w:t>
+      </w:r>
+    </w:p>
+    <w:p>
+      <w:pPr>
+        <w:pStyle w:val="Textoindependiente"/>
+      </w:pPr>
+      <w:r>
+        <w:t>Decisiones de diseño y su sentido. Dos decisiones condicionan el valor obtenido y se declaran de manera explícita, porque ambas se resolvieron eligiendo deliberadamente el escenario que menos favorece a la hipótesis. La primera concierne a la redacción del correo: se optó por una plantilla fija a completar y no por la redacción desde cero, ya que la primera representa a una PyME con un proceso mínimo establecido, que es el caso realista. Esta elección reduce el tiempo del baseline y, en consecuencia, reduce el factor de mejora que el trabajo podrá reportar. La segunda concierne al alcance del cronómetro, que cubre únicamente el procesamiento: desde que el operador toma conocimiento de la orden hasta que termina de redactar la notificación. La latencia de detección, es decir cada cuánto un operador revisa efectivamente la bandeja de entrada, no se incluye dentro del valor medido, porque no resulta observable sin convertirla en un parámetro elegido por los autores; se trata por separado y como supuesto declarado en la Sección 5.1.4. La regla que ordena todo el procedimiento es que lo medido y lo supuesto no se combinan nunca dentro de una misma cifra.</w:t>
+      </w:r>
+    </w:p>
+    <w:p>
+      <w:pPr>
+        <w:pStyle w:val="Textoindependiente"/>
+      </w:pPr>
+      <w:r>
+        <w:t>Muestra e instrumento. Se procesaron doce órdenes. De las diez que resultaron válidas, siete correspondieron a la rama con stock disponible y tres a la rama sin stock —una proporción de 70 % y 30 % que reproduce la distribución observada en la corrida automatizada (35 y 15 sobre 50)—; de las dos descartadas por interrupción del operador, una (ORD-E4-002) pertenecía a la rama sin stock y la otra (ORD-E4-001) se interrumpió antes de que su rama quedara consignada. Las dos ramas demandan trabajo manual distinto y la muestra debe reflejar ambas. La composición completa, orden por orden y con su marca de descarte, se transcribe en la Tabla I.1 del Anexo I. Las órdenes se crearon en la base con un identificador de procedencia propio, distinto del que llevan las órdenes medidas del pipeline, de modo que sus marcas temporales a escala humana no contaminen el cálculo de MTTD y MTTR; todas las consultas de resultados del Capítulo 5 filtran por ese identificador. La medición se realizó con un cronómetro por fases desarrollado para este fin, que registra cada transición y exporta los tiempos a un archivo separado por comas sin intervención manual sobre los valores.</w:t>
+      </w:r>
+    </w:p>
+    <w:p>
+      <w:pPr>
+        <w:pStyle w:val="Textoindependiente"/>
+      </w:pPr>
+      <w:r>
+        <w:t xml:space="preserve">Reglas fijadas antes de comenzar. Se estableció por anticipado que el operador trabajaría a ritmo normal, sin preparar consultas de antemano, y que toda orden durante cuya ejecución se produjera una interrupción sería descartada y consignada como tal. Dos de las doce órdenes se descartaron por aplicación de esa regla; quedan registradas en el archivo de resultados con su marca de descarte y no se </w:t>
+      </w:r>
+      <w:r>
+        <w:lastRenderedPageBreak/>
+        <w:t>eliminaron del archivo. El resultado primario se calcula sobre las diez órdenes restantes.</w:t>
+      </w:r>
+    </w:p>
+    <w:p>
+      <w:pPr>
+        <w:pStyle w:val="Textoindependiente"/>
+      </w:pPr>
+      <w:r>
+        <w:t>Criterio de análisis. Se reportan media, mediana, desvío estándar, mínimo y máximo del tiempo total y de cada fase. Dado el tamaño reducido de la muestra, el intervalo de confianza de la media se calcula mediante la distribución t de Student con nueve grados de libertad y no por aproximación normal, que subestimaría su amplitud. Se controla además el efecto de aprendizaje mediante el coeficiente de correlación de Pearson entre el orden de ejecución y el tiempo empleado, cuyo resultado se reporta junto con los descriptivos en la Sección 5.1.4. Los tiempos crudos, las etiquetas de descarte y el texto de las notificaciones redactadas se transcriben en el Anexo I.</w:t>
+      </w:r>
+    </w:p>
+    <w:p>
+      <w:pPr>
+        <w:pStyle w:val="Textoindependiente"/>
+      </w:pPr>
+      <w:r>
+        <w:t>Qué magnitud mide el valor obtenido. Esta precisión es determinante para la comparación del Capítulo 5 y por eso se declara aquí. El cronómetro registra el tiempo de trabajo efectivo que el operador dedica a una orden, es decir el costo marginal de procesar una orden adicional. No mide la latencia que percibe el cliente, que en un proceso manual depende de cuántas órdenes haya por delante en la cola y no de la velocidad del operador. Ambas magnitudes son legítimas y responden a preguntas distintas: la primera describe la capacidad de proceso, la segunda la experiencia de espera.</w:t>
+      </w:r>
+    </w:p>
+    <w:p>
+      <w:pPr>
+        <w:pStyle w:val="Textoindependiente"/>
+      </w:pPr>
+      <w:r>
+        <w:t>Las doce órdenes se insertaron en la base mediante una única sentencia de preparación, de modo que todas comparten la misma marca de recepción. En consecuencia, la diferencia entre notified_at y received_at que queda registrada para cada una no es su latencia individual sino su tiempo de permanencia en la cola, que crece de manera monótona a medida que el operador avanza. Ese registro se conserva y se reporta en la Sección 5.1.4 porque describe un fenómeno real —el encolamiento—, pero no es el valor que se contrasta contra el pipeline automatizado. El término de comparación es el tiempo marginal cronometrado.</w:t>
       </w:r>
     </w:p>
     <w:p>
       <w:pPr>
         <w:pStyle w:val="Ttulo3"/>
       </w:pPr>
-      <w:bookmarkStart w:id="93" w:name="_Toc240310378"/>
-      <w:r>
-        <w:t>3.5.5 Medición del baseline de atención manual</w:t>
-      </w:r>
-      <w:bookmarkEnd w:id="93"/>
+      <w:bookmarkStart w:id="94" w:name="_Toc240384073"/>
+      <w:r>
+        <w:t>3.5.6 Diseño factorial del prompt: base de conocimiento, reglas y ejemplos</w:t>
+      </w:r>
+      <w:bookmarkEnd w:id="94"/>
     </w:p>
     <w:p>
       <w:pPr>
         <w:pStyle w:val="FirstParagraph"/>
       </w:pPr>
       <w:r>
-        <w:t>La pregunta de investigación y el objetivo general están formulados en términos comparativos: se busca establecer en qué medida la automatización reduce los tiempos operativos respecto del proceso manual. Ese término de comparación exige una medición propia y no una estimación tomada de la experiencia informal del equipo. Por ese motivo se diseñó un experimento específico, destinado exclusivamente a cronometrar el procesamiento manual de una orden bajo condiciones equivalentes a las del pipeline automatizado.</w:t>
+        <w:t>El prompt de la configuración principal combina elementos que la literatura trata por separado: reglas de decisión, ejemplos etiquetados y recuperación de contexto (Sección 2.2.2). Medir el clasificador con todos ellos no permite atribuir el resultado a ninguno, ni estimar cuánto aporta la base de conocimiento de la tienda, que es la pieza que una PyME tendría que construir y mantener. Una primera ablación (E7) comparó la configuración principal con un prompt reducido y atribuyó la diferencia a la base de conocimiento. El diseño no lo permitía, porque aquel prompt no quitaba solo la base sino cinco de los ocho bloques del prompt: las reglas de clasificación, la base de conocimiento, las reglas críticas, los ejemplos y el bloque que presenta el mensaje del cliente con su nombre y su canal. Los factores quedaban confundidos. Se la reemplazó por el diseño factorial que se describe a continuación (E8); la ablación E7 se conserva en el repositorio como antecedente.</w:t>
       </w:r>
     </w:p>
     <w:p>
@@ -14920,7 +15009,8 @@
         <w:pStyle w:val="Textoindependiente"/>
       </w:pPr>
       <w:r>
-        <w:t>Tarea cronometrada. Un operador procesa una orden completa contra la misma base de datos y el mismo catálogo que utiliza el Flujo 1, sin asistencia del sistema automatizado. La tarea se descompone en tres fases que se miden por separado: T1, lectura de los datos de la orden y consulta del stock disponible del producto mediante una sentencia SQL; T2, descuento del stock y actualización del estado de la orden a confirmada, o bien marcado como sin stock cuando corresponde; y T3, redacción de la notificación al cliente completando los campos variables de una plantilla fija. El tiempo total por orden es la suma de las tres fases. El desglose importa tanto como el total, porque permite identificar dónde se concentra efectivamente el esfuerzo manual.</w:t>
+        <w:lastRenderedPageBreak/>
+        <w:t>Diseño. El prompt medido tiene ocho bloques, que se transcriben en el Anexo H. Cuatro están presentes en todas las condiciones: identidad, tarea, formato de salida y mensaje del cliente. Los otros cuatro definen dos factores. El factor B es la base de conocimiento; el factor R agrupa las reglas de clasificación, las reglas críticas y los ejemplos, porque los tres son instrucciones de decisión escritas por el equipo. Al cruzarlos resultan cuatro condiciones: C1, con base, reglas y ejemplos, que reproduce byte a byte el prompt de la configuración principal; C2, sin la base; C3, sin las reglas ni los ejemplos; y C4, sin ninguno de los dos factores. Todas corren sobre el mismo corpus de 150 mensajes, el mismo modelo y las mismas etiquetas de referencia, y el guion que arma el workflow de cada condición verifica que no cambie nada más que el texto del prompt. Como el nodo del modelo no fija la temperatura, rige el valor por defecto de la API, que es 1, y un mismo mensaje puede recibir etiquetas distintas en corridas distintas. Por eso cada condición se ejecuta tres veces, en un orden en que ninguna condición repite posición dentro de su repetición: doce bloques y 1800 clasificaciones.</w:t>
       </w:r>
     </w:p>
     <w:p>
@@ -14928,11 +15018,37 @@
         <w:pStyle w:val="Textoindependiente"/>
       </w:pPr>
       <w:r>
-        <w:t xml:space="preserve">Decisiones de diseño y su sentido. Dos decisiones condicionan el valor obtenido y se declaran de manera explícita, porque ambas se resolvieron eligiendo deliberadamente el escenario que menos favorece a la hipótesis. La primera concierne a la redacción del correo: se optó por una plantilla fija a completar y no por la redacción desde cero, ya que la primera representa a una PyME con un proceso mínimo establecido, que es el caso realista. Esta elección reduce el tiempo del baseline y, en consecuencia, reduce el factor de mejora que el trabajo podrá reportar. La segunda concierne al alcance del cronómetro, que cubre únicamente el procesamiento: desde que el operador toma conocimiento de la orden hasta que </w:t>
+        <w:t>Criterio de análisis. El diseño, los contrastes y la regla de decisión se fijaron antes de medir y se versionaron en el repositorio. La medida primaria es la exactitud por mayoría: un mensaje cuenta como acierto si la condición lo clasificó bien en al menos dos de las tres repeticiones. Se reporta con su intervalo de confianza de Wilson al 95 % (Wilson, 1927), junto con la media, el desvío y el rango de las tres repeticiones y la proporción de mensajes que recibieron la misma etiqueta en las tres. Como el diseño es apareado, los seis pares de condiciones se contrastan con la prueba exacta de McNemar sobre los pares discordantes (McNemar, 1947), con el ajuste de Holm (1979) para comparaciones múltiples y un nivel de significación de 0,05. Se estiman además los efectos principales de cada factor y su interacción, en puntos porcentuales, y el desglose por clase. Dos controles completan el análisis: una réplica de la configuración principal frente a la corrida del corpus del 12 de agosto, y un análisis de sensibilidad que excluye los mensajes del corpus cuya similitud con algún ejemplo del prompt es igual o mayor que 0,80.</w:t>
+      </w:r>
+    </w:p>
+    <w:p>
+      <w:pPr>
+        <w:pStyle w:val="Textoindependiente"/>
+      </w:pPr>
+      <w:r>
+        <w:t xml:space="preserve">Aislamiento y verificación de cada bloque. Las interacciones de cada bloque se registran con un prefijo propio en el identificador de usuario, que nombra la condición y la repetición, de modo que quedan separadas de la corrida del corpus de manera permanente y ninguna cifra de la Sección 5.2.3 se ve afectada. Antes de enviar, el guion de ejecución comprueba que el prompt de la versión activa del workflow sea el de la condición. Después lee, de la copia del workflow que el motor de flujos guarda con cada ejecución, la huella del prompt con que corrió, y la exporta como evidencia. Un bloque es válido si recibió 150 respuestas, si todas sus ejecuciones llevan el prompt de su condición y si las filas registradas más las etiquetas fuera del vocabulario admitido suman 150. Esa última cláusula es uno de los dos desvíos del protocolo, y ambos se declaran en el repositorio con su fecha: cuando el modelo devuelve una categoría inexistente, la restricción de integridad de la tabla de interacciones rechaza la escritura, y la interacción se cuenta como error de clasificación en lugar de invalidar el bloque (Sección 5.2.4). El otro desvío es una </w:t>
       </w:r>
       <w:r>
         <w:lastRenderedPageBreak/>
-        <w:t>termina de redactar la notificación. La latencia de detección, es decir cada cuánto un operador revisa efectivamente la bandeja de entrada, no se incluye dentro del valor medido, porque no resulta observable sin convertirla en un parámetro elegido por los autores; se trata por separado y como supuesto declarado en la Sección 5.1.4. La regla que ordena todo el procedimiento es que lo medido y lo supuesto no se combinan nunca dentro de una misma cifra.</w:t>
+        <w:t>espera de conciliación agregada al guion, porque el webhook responde antes de que la ejecución termine de escribir.</w:t>
+      </w:r>
+    </w:p>
+    <w:p>
+      <w:pPr>
+        <w:pStyle w:val="Ttulo3"/>
+      </w:pPr>
+      <w:bookmarkStart w:id="95" w:name="_Toc240384074"/>
+      <w:r>
+        <w:t>3.5.7 Evaluación del contenido de las respuestas</w:t>
+      </w:r>
+      <w:bookmarkEnd w:id="95"/>
+    </w:p>
+    <w:p>
+      <w:pPr>
+        <w:pStyle w:val="FirstParagraph"/>
+      </w:pPr>
+      <w:r>
+        <w:t>Las métricas de las secciones anteriores establecen que el sistema clasifica la intención y responde en tiempo, pero no que lo que responde sea correcto. Para acotar esa dimensión se tomaron las 45 respuestas que el sistema entregó a los mensajes clasificados como FAQ en la corrida del corpus, generadas con la configuración principal y, por lo tanto, con la base de conocimiento inyectada en el prompt (Sección 4.4.3). La pregunta no es entonces si el modelo conoce la política de la tienda, sino si se atiene a la base que recibe. Se aplicaron dos procedimientos.</w:t>
       </w:r>
     </w:p>
     <w:p>
@@ -14940,7 +15056,7 @@
         <w:pStyle w:val="Textoindependiente"/>
       </w:pPr>
       <w:r>
-        <w:t>Muestra e instrumento. Se procesaron doce órdenes. De las diez que resultaron válidas, siete correspondieron a la rama con stock disponible y tres a la rama sin stock —una proporción de 70 % y 30 % que reproduce la distribución observada en la corrida automatizada (35 y 15 sobre 50)—; de las dos descartadas por interrupción del operador, una (ORD-E4-002) pertenecía a la rama sin stock y la otra (ORD-E4-001) se interrumpió antes de que su rama quedara consignada. Las dos ramas demandan trabajo manual distinto y la muestra debe reflejar ambas. La composición completa, orden por orden y con su marca de descarte, se transcribe en la Tabla I.1 del Anexo I. Las órdenes se crearon en la base con un identificador de procedencia propio, distinto del que llevan las órdenes medidas del pipeline, de modo que sus marcas temporales a escala humana no contaminen el cálculo de MTTD y MTTR; todas las consultas de resultados del Capítulo 5 filtran por ese identificador. La medición se realizó con un cronómetro por fases desarrollado para este fin, que registra cada transición y exporta los tiempos a un archivo separado por comas sin intervención manual sobre los valores.</w:t>
+        <w:t>Evaluación por jueces. Dos evaluadores ajenos al equipo juzgaron cada respuesta contra las veintitrés entradas de la base de conocimiento transcriptas en el Anexo D, sobre una rúbrica de tres niveles: consistente con la política de la tienda, genérica pero no contradictoria, y contradictoria con la política vigente. Cada evaluador trabajó con su propio instrumento, con la muestra en un orden aleatorio distinto, y el instrumento registró el tiempo empleado en cada respuesta. Se aplicó el mismo control de validez que al etiquetado de intenciones (Sección 3.5.3): una corrida cuya mediana sea inferior a 8 segundos por respuesta se declara inválida y no entra en ningún cálculo, porque las respuestas promedian 235 caracteres y deben cotejarse contra la base. Sobre las corridas válidas se calcula el κ de Cohen para cada par de evaluadores distintos y, cuando un mismo evaluador tiene dos corridas válidas, su acuerdo consigo mismo. La rúbrica se aplicó sin una prueba piloto previa, omisión a la que se atribuye en parte el bajo acuerdo que reporta la Sección 5.2.5. La evaluación se limitó a las respuestas de tipo FAQ, porque son las únicas que el prompt instruye a basar en la base de conocimiento; las respuestas a las demás categorías, que el modelo también redacta —solas en GENERAL y acompañadas de los datos del pedido o del ticket en ESTADO_PEDIDO y RECLAMO—, no se evaluaron.</w:t>
       </w:r>
     </w:p>
     <w:p>
@@ -14948,114 +15064,6 @@
         <w:pStyle w:val="Textoindependiente"/>
       </w:pPr>
       <w:r>
-        <w:t>Reglas fijadas antes de comenzar. Se estableció por anticipado que el operador trabajaría a ritmo normal, sin preparar consultas de antemano, y que toda orden durante cuya ejecución se produjera una interrupción sería descartada y consignada como tal. Dos de las doce órdenes se descartaron por aplicación de esa regla; quedan registradas en el archivo de resultados con su marca de descarte y no se eliminaron del archivo. El resultado primario se calcula sobre las diez órdenes restantes.</w:t>
-      </w:r>
-    </w:p>
-    <w:p>
-      <w:pPr>
-        <w:pStyle w:val="Textoindependiente"/>
-      </w:pPr>
-      <w:r>
-        <w:t>Criterio de análisis. Se reportan media, mediana, desvío estándar, mínimo y máximo del tiempo total y de cada fase. Dado el tamaño reducido de la muestra, el intervalo de confianza de la media se calcula mediante la distribución t de Student con nueve grados de libertad y no por aproximación normal, que subestimaría su amplitud. Se controla además el efecto de aprendizaje mediante el coeficiente de correlación de Pearson entre el orden de ejecución y el tiempo empleado, cuyo resultado se reporta junto con los descriptivos en la Sección 5.1.4. Los tiempos crudos, las etiquetas de descarte y el texto de las notificaciones redactadas se transcriben en el Anexo I.</w:t>
-      </w:r>
-    </w:p>
-    <w:p>
-      <w:pPr>
-        <w:pStyle w:val="Textoindependiente"/>
-      </w:pPr>
-      <w:r>
-        <w:t xml:space="preserve">Qué magnitud mide el valor obtenido. Esta precisión es determinante para la comparación del Capítulo 5 y por eso se declara aquí. El cronómetro registra el tiempo de trabajo efectivo que el operador dedica a una orden, es decir el costo marginal de procesar una orden adicional. No mide la latencia que percibe el cliente, que en un proceso manual depende de cuántas órdenes haya por delante en la cola y </w:t>
-      </w:r>
-      <w:r>
-        <w:lastRenderedPageBreak/>
-        <w:t>no de la velocidad del operador. Ambas magnitudes son legítimas y responden a preguntas distintas: la primera describe la capacidad de proceso, la segunda la experiencia de espera.</w:t>
-      </w:r>
-    </w:p>
-    <w:p>
-      <w:pPr>
-        <w:pStyle w:val="Textoindependiente"/>
-      </w:pPr>
-      <w:r>
-        <w:t>Las doce órdenes se insertaron en la base mediante una única sentencia de preparación, de modo que todas comparten la misma marca de recepción. En consecuencia, la diferencia entre notified_at y received_at que queda registrada para cada una no es su latencia individual sino su tiempo de permanencia en la cola, que crece de manera monótona a medida que el operador avanza. Ese registro se conserva y se reporta en la Sección 5.1.4 porque describe un fenómeno real —el encolamiento—, pero no es el valor que se contrasta contra el pipeline automatizado. El término de comparación es el tiempo marginal cronometrado.</w:t>
-      </w:r>
-    </w:p>
-    <w:p>
-      <w:pPr>
-        <w:pStyle w:val="Ttulo3"/>
-      </w:pPr>
-      <w:bookmarkStart w:id="94" w:name="_Toc240310379"/>
-      <w:r>
-        <w:t>3.5.6 Ablación del contexto de la base de conocimiento</w:t>
-      </w:r>
-      <w:bookmarkEnd w:id="94"/>
-    </w:p>
-    <w:p>
-      <w:pPr>
-        <w:pStyle w:val="FirstParagraph"/>
-      </w:pPr>
-      <w:r>
-        <w:t>El prompt de la configuración principal combina tres elementos que la literatura trata por separado: ejemplos etiquetados, reglas de decisión y recuperación de contexto (Sección 2.2.2). Medir el desempeño del clasificador con los tres puestos no permite atribuir el resultado a ninguno en particular, ni estimar cuánto aporta la base de conocimiento de la tienda, que es la pieza que una PyME tendría que construir y mantener. Se incorpora por eso una segunda condición de medición.</w:t>
-      </w:r>
-    </w:p>
-    <w:p>
-      <w:pPr>
-        <w:pStyle w:val="Textoindependiente"/>
-      </w:pPr>
-      <w:r>
-        <w:t>Diseño. Se pasa el mismo corpus de 150 mensajes por el mismo modelo, contra el mismo conjunto de etiquetas de referencia, cambiando únicamente el prompt de sistema: de los 6338 caracteres de la configuración principal a los 1032 de un prompt que enumera las cuatro categorías y fija el formato de salida, sin ejemplos, sin reglas de decisión y sin inyección de la base de conocimiento. Ambos prompts se transcriben en el Anexo H. Al no variar ni el corpus ni las etiquetas ni el modelo, la diferencia observada es atribuible al prompt y no a la muestra.</w:t>
-      </w:r>
-    </w:p>
-    <w:p>
-      <w:pPr>
-        <w:pStyle w:val="Textoindependiente"/>
-      </w:pPr>
-      <w:r>
-        <w:t>Criterio de análisis. El diseño es apareado: cada mensaje se clasifica dos veces, una por condición. El contraste que corresponde no es el de dos proporciones independientes sino la prueba de McNemar sobre los pares discordantes, esto es sobre los mensajes en los que las dos condiciones difieren. Se reporta el estadístico con corrección de continuidad de Yates y, por ser el número de discordancias reducido, también el valor p exacto de la binomial bilateral, que es el que se toma como referencia. Se acompaña del intervalo de Wilson de cada condición y del desglose por clase, porque el interés no está solo en si hay diferencia sino en dónde se concentra.</w:t>
-      </w:r>
-    </w:p>
-    <w:p>
-      <w:pPr>
-        <w:pStyle w:val="Textoindependiente"/>
-      </w:pPr>
-      <w:r>
-        <w:t xml:space="preserve">Aislamiento de las poblaciones. Las interacciones de la corrida de ablación se registran con un prefijo propio en el identificador de usuario, de modo que quedan separadas de la corrida del corpus de manera permanente y no por una ventana temporal. Ninguna cifra de la Sección 5.2.3 se ve afectada. El guion de ejecución verifica, antes de enviar, que el prompt activo sea efectivamente el reducido, y aborta si detecta lo contrario; deja además un manifiesto con el nombre del workflow, su </w:t>
-      </w:r>
-      <w:r>
-        <w:lastRenderedPageBreak/>
-        <w:t>cantidad de nodos, la longitud del prompt, las marcas temporales y el commit del repositorio.</w:t>
-      </w:r>
-    </w:p>
-    <w:p>
-      <w:pPr>
-        <w:pStyle w:val="Ttulo3"/>
-      </w:pPr>
-      <w:bookmarkStart w:id="95" w:name="_Toc240310380"/>
-      <w:r>
-        <w:t>3.5.7 Evaluación del contenido de las respuestas</w:t>
-      </w:r>
-      <w:bookmarkEnd w:id="95"/>
-    </w:p>
-    <w:p>
-      <w:pPr>
-        <w:pStyle w:val="FirstParagraph"/>
-      </w:pPr>
-      <w:r>
-        <w:t>Las métricas de las secciones anteriores establecen que el sistema clasifica la intención y responde en tiempo, pero no que lo que responde sea correcto. Para acotar esa dimensión se tomaron las 45 respuestas que el sistema entregó a los mensajes clasificados como FAQ en la corrida del corpus, generadas con la configuración principal y, por lo tanto, con la base de conocimiento inyectada en el prompt (Sección 4.4.3). La pregunta no es entonces si el modelo conoce la política de la tienda, sino si se atiene a la base que recibe. Se aplicaron dos procedimientos.</w:t>
-      </w:r>
-    </w:p>
-    <w:p>
-      <w:pPr>
-        <w:pStyle w:val="Textoindependiente"/>
-      </w:pPr>
-      <w:r>
-        <w:t>Evaluación por jueces. Dos evaluadores ajenos al equipo juzgaron cada respuesta contra las veintitrés entradas de la base de conocimiento transcriptas en el Anexo D, sobre una rúbrica de tres niveles: consistente con la política de la tienda, genérica pero no contradictoria, y contradictoria con la política vigente. Cada evaluador trabajó con su propio instrumento, con la muestra en un orden aleatorio distinto, y el instrumento registró el tiempo empleado en cada respuesta. Se aplicó el mismo control de validez que al etiquetado de intenciones (Sección 3.5.3): una corrida cuya mediana sea inferior a 8 segundos por respuesta se declara inválida y no entra en ningún cálculo, porque las respuestas promedian 235 caracteres y deben cotejarse contra la base. Sobre las corridas válidas se calcula el κ de Cohen para cada par de evaluadores distintos y, cuando un mismo evaluador tiene dos corridas válidas, su acuerdo consigo mismo.</w:t>
-      </w:r>
-    </w:p>
-    <w:p>
-      <w:pPr>
-        <w:pStyle w:val="Textoindependiente"/>
-      </w:pPr>
-      <w:r>
         <w:t>Verificación automática de datos concretos. Un guion extrae de cada respuesta los datos concretos, definidos como una cifra o un rango de cifras seguido de una unidad —días, días hábiles, horas, horas hábiles, meses, semanas, años, cuotas, minutos o porcentaje—, y comprueba si cada uno figura en alguna de las veintitrés entradas de la base con la misma unidad y las mismas cifras. Un dato que no figura en la base pero cuyas cifras ya estaban en el mensaje del cliente se clasifica aparte, porque repetirlo no es afirmar nada sobre la tienda. El procedimiento no requiere juicio y es reproducible, pero tiene dos límites que se declaran: no alcanza a las afirmaciones que no llevan cifra, como la mención de un servicio que la tienda no presta, y no controla el contexto en que se usa un dato que sí figura en la base. Su resultado es, por eso, una cota inferior de lo que las respuestas agregan a la política. La regla se fijó con conocimiento del corpus; se publica junto con el guion para que pueda auditarse.</w:t>
       </w:r>
     </w:p>
@@ -15064,10 +15072,11 @@
         <w:pStyle w:val="Ttulo2"/>
       </w:pPr>
       <w:bookmarkStart w:id="96" w:name="amenazas-a-la-validez"/>
-      <w:bookmarkStart w:id="97" w:name="_Toc240310381"/>
+      <w:bookmarkStart w:id="97" w:name="_Toc240384075"/>
       <w:bookmarkEnd w:id="83"/>
       <w:bookmarkEnd w:id="91"/>
       <w:r>
+        <w:lastRenderedPageBreak/>
         <w:t>3.6 Amenazas a la validez</w:t>
       </w:r>
       <w:bookmarkEnd w:id="97"/>
@@ -15085,9 +15094,8 @@
         <w:pStyle w:val="Ttulo3"/>
       </w:pPr>
       <w:bookmarkStart w:id="98" w:name="validez-de-constructo"/>
-      <w:bookmarkStart w:id="99" w:name="_Toc240310382"/>
-      <w:r>
-        <w:lastRenderedPageBreak/>
+      <w:bookmarkStart w:id="99" w:name="_Toc240384076"/>
+      <w:r>
         <w:t>3.6.1 Validez de constructo</w:t>
       </w:r>
       <w:bookmarkEnd w:id="99"/>
@@ -15124,10 +15132,34 @@
     </w:p>
     <w:p>
       <w:pPr>
+        <w:pStyle w:val="FirstParagraph"/>
+      </w:pPr>
+      <w:r>
+        <w:rPr>
+          <w:i/>
+          <w:iCs/>
+        </w:rPr>
+        <w:t>Amenaza: La exactitud se mide contra etiquetas de referencia construidas por el mismo equipo que escribió el prompt, y la corrección del contenido de las respuestas no quedó medida, de modo que clasificar bien y responder bien no coinciden.</w:t>
+      </w:r>
+    </w:p>
+    <w:p>
+      <w:pPr>
+        <w:pStyle w:val="Textoindependiente"/>
+      </w:pPr>
+      <w:r>
+        <w:rPr>
+          <w:i/>
+          <w:iCs/>
+        </w:rPr>
+        <w:t>Mitigación: El etiquetado se congeló antes de ejecutar el modelo y un evaluador independiente lo contrastó sobre una submuestra (κ = 0,919, Sección 3.5.3). La corrección del contenido se declara como no establecida en las Secciones 5.2.5 y 6.4, y el alcance semántico de las métricas de tiempo se acota en la Sección 4.3.3.</w:t>
+      </w:r>
+    </w:p>
+    <w:p>
+      <w:pPr>
         <w:pStyle w:val="Ttulo3"/>
       </w:pPr>
       <w:bookmarkStart w:id="100" w:name="validez-interna"/>
-      <w:bookmarkStart w:id="101" w:name="_Toc240310383"/>
+      <w:bookmarkStart w:id="101" w:name="_Toc240384077"/>
       <w:bookmarkEnd w:id="98"/>
       <w:r>
         <w:t>3.6.2 Validez interna</w:t>
@@ -15166,10 +15198,42 @@
     </w:p>
     <w:p>
       <w:pPr>
+        <w:pStyle w:val="FirstParagraph"/>
+      </w:pPr>
+      <w:r>
+        <w:rPr>
+          <w:i/>
+          <w:iCs/>
+        </w:rPr>
+        <w:t>Amenaza: Independencia entre el prompt y el corpus. El mismo equipo escribió las reglas y los ejemplos del prompt y los 150 mensajes del corpus, y un corpus redactado a la medida de las reglas inflaría la exactitud.</w:t>
+      </w:r>
+    </w:p>
+    <w:p>
+      <w:pPr>
+        <w:pStyle w:val="Textoindependiente"/>
+      </w:pPr>
+      <w:r>
+        <w:rPr>
+          <w:i/>
+          <w:iCs/>
+        </w:rPr>
+        <w:t xml:space="preserve">Mitigación: La cronología está registrada en el repositorio. Las reglas de clasificación, las reglas críticas y los ejemplos del prompt medido son idénticos a los del commit ebbd17c, del 22 de abril de 2026, y el corpus se congeló el 10 de agosto (commit 77a5a04), 110 días después. La similitud máxima entre un ejemplo del prompt y un mensaje del corpus es de 0,89, en un único par —«cuánto tarda el envío a córdoba?» frente a «cuanto sale el envio a cordoba?»—, y la siguiente es de 0,66; el análisis de sensibilidad de la Sección 5.2.4 excluye ese mensaje y ninguna conclusión cambia. </w:t>
+      </w:r>
+      <w:r>
+        <w:rPr>
+          <w:i/>
+          <w:iCs/>
+        </w:rPr>
+        <w:lastRenderedPageBreak/>
+        <w:t>La cronología no descarta que el equipo haya redactado el corpus con las categorías del prompt en mente, y esa parte de la amenaza queda sin mitigar.</w:t>
+      </w:r>
+    </w:p>
+    <w:p>
+      <w:pPr>
         <w:pStyle w:val="Ttulo3"/>
       </w:pPr>
       <w:bookmarkStart w:id="102" w:name="validez-externa"/>
-      <w:bookmarkStart w:id="103" w:name="_Toc240310384"/>
+      <w:bookmarkStart w:id="103" w:name="_Toc240384078"/>
       <w:bookmarkEnd w:id="100"/>
       <w:r>
         <w:t>3.6.3 Validez externa</w:t>
@@ -15208,10 +15272,34 @@
     </w:p>
     <w:p>
       <w:pPr>
+        <w:pStyle w:val="FirstParagraph"/>
+      </w:pPr>
+      <w:r>
+        <w:rPr>
+          <w:i/>
+          <w:iCs/>
+        </w:rPr>
+        <w:t>Amenaza: El baseline manual se midió sobre un único operador que conocía el procedimiento, y el corpus, las reglas del prompt y la base de conocimiento los escribió el propio equipo: ninguno representa a una PyME real.</w:t>
+      </w:r>
+    </w:p>
+    <w:p>
+      <w:pPr>
+        <w:pStyle w:val="Textoindependiente"/>
+      </w:pPr>
+      <w:r>
+        <w:rPr>
+          <w:i/>
+          <w:iCs/>
+        </w:rPr>
+        <w:t>Mitigación: Ambas condiciones se declaran como limitaciones (Secciones 5.4.1 y 6.4), y la replicación con varios operadores y con el tráfico de una tienda en operación se plantea en el Capítulo 7.</w:t>
+      </w:r>
+    </w:p>
+    <w:p>
+      <w:pPr>
         <w:pStyle w:val="Ttulo3"/>
       </w:pPr>
       <w:bookmarkStart w:id="104" w:name="confiabilidad"/>
-      <w:bookmarkStart w:id="105" w:name="_Toc240310385"/>
+      <w:bookmarkStart w:id="105" w:name="_Toc240384079"/>
       <w:bookmarkEnd w:id="102"/>
       <w:r>
         <w:t>3.6.4 Confiabilidad</w:t>
@@ -15247,11 +15335,35 @@
     </w:p>
     <w:p>
       <w:pPr>
+        <w:pStyle w:val="FirstParagraph"/>
+      </w:pPr>
+      <w:r>
+        <w:rPr>
+          <w:i/>
+          <w:iCs/>
+        </w:rPr>
+        <w:t>Amenaza: La clasificación depende de un modelo invocado por un alias, que el proveedor puede asociar a otra versión, y de la temperatura por defecto de la API, que es 1, de modo que una corrida no se reproduce exactamente.</w:t>
+      </w:r>
+    </w:p>
+    <w:p>
+      <w:pPr>
+        <w:pStyle w:val="Textoindependiente"/>
+      </w:pPr>
+      <w:r>
+        <w:rPr>
+          <w:i/>
+          <w:iCs/>
+        </w:rPr>
+        <w:t>Mitigación: El diseño factorial repite cada condición tres veces y reporta la variabilidad entre repeticiones (Sección 5.2.4); los guiones, los manifiestos y la huella de cada prompt se versionan en el repositorio. La versión del modelo detrás del alias no queda registrada, y esa parte se declara como limitación (Sección 5.4.1).</w:t>
+      </w:r>
+    </w:p>
+    <w:p>
+      <w:pPr>
         <w:pStyle w:val="Ttulo1"/>
         <w:pageBreakBefore/>
       </w:pPr>
       <w:bookmarkStart w:id="106" w:name="capítulo-4-desarrollo-del-estudio"/>
-      <w:bookmarkStart w:id="107" w:name="_Toc240310386"/>
+      <w:bookmarkStart w:id="107" w:name="_Toc240384080"/>
       <w:bookmarkEnd w:id="35"/>
       <w:bookmarkEnd w:id="96"/>
       <w:bookmarkEnd w:id="104"/>
@@ -15266,7 +15378,7 @@
         <w:pStyle w:val="Ttulo2"/>
       </w:pPr>
       <w:bookmarkStart w:id="108" w:name="arquitectura-del-sistema"/>
-      <w:bookmarkStart w:id="109" w:name="_Toc240310387"/>
+      <w:bookmarkStart w:id="109" w:name="_Toc240384081"/>
       <w:r>
         <w:t>4.1 Arquitectura del sistema</w:t>
       </w:r>
@@ -15295,7 +15407,7 @@
         <w:pStyle w:val="Ttulo3"/>
       </w:pPr>
       <w:bookmarkStart w:id="110" w:name="servicios-docker"/>
-      <w:bookmarkStart w:id="111" w:name="_Toc240310388"/>
+      <w:bookmarkStart w:id="111" w:name="_Toc240384082"/>
       <w:r>
         <w:rPr>
           <w:noProof/>
@@ -15313,7 +15425,7 @@
           <w:noProof/>
         </w:rPr>
         <w:drawing>
-          <wp:inline distT="0" distB="0" distL="0" distR="0" wp14:anchorId="4A63C5FF" wp14:editId="70AF91E3">
+          <wp:inline distT="0" distB="0" distL="0" distR="0" wp14:anchorId="58DC2CE4" wp14:editId="11B2FEA6">
             <wp:extent cx="5605780" cy="4430375"/>
             <wp:effectExtent l="0" t="0" r="0" b="0"/>
             <wp:docPr id="9" name="Imagen 9"/>
@@ -15705,7 +15817,7 @@
               <w:pStyle w:val="Compact"/>
             </w:pPr>
             <w:r>
-              <w:t>Dashboard de métricas en tiempo real</w:t>
+              <w:t>Dashboards de métricas operativas</w:t>
             </w:r>
           </w:p>
         </w:tc>
@@ -15791,7 +15903,7 @@
         <w:pStyle w:val="Ttulo2"/>
       </w:pPr>
       <w:bookmarkStart w:id="112" w:name="base-de-datos"/>
-      <w:bookmarkStart w:id="113" w:name="_Toc240310389"/>
+      <w:bookmarkStart w:id="113" w:name="_Toc240384083"/>
       <w:bookmarkEnd w:id="108"/>
       <w:bookmarkEnd w:id="110"/>
       <w:r>
@@ -15804,7 +15916,7 @@
         <w:pStyle w:val="Ttulo3"/>
       </w:pPr>
       <w:bookmarkStart w:id="114" w:name="tablas-principales"/>
-      <w:bookmarkStart w:id="115" w:name="_Toc240310390"/>
+      <w:bookmarkStart w:id="115" w:name="_Toc240384084"/>
       <w:r>
         <w:t>4.2.1 Tablas principales</w:t>
       </w:r>
@@ -16271,7 +16383,7 @@
         <w:pStyle w:val="Ttulo3"/>
       </w:pPr>
       <w:bookmarkStart w:id="116" w:name="diagrama-entidad-relación"/>
-      <w:bookmarkStart w:id="117" w:name="_Toc240310391"/>
+      <w:bookmarkStart w:id="117" w:name="_Toc240384085"/>
       <w:bookmarkEnd w:id="114"/>
       <w:r>
         <w:lastRenderedPageBreak/>
@@ -16290,7 +16402,7 @@
           <w:noProof/>
         </w:rPr>
         <w:drawing>
-          <wp:inline distT="0" distB="0" distL="0" distR="0" wp14:anchorId="1A7CB1E5" wp14:editId="3CC15E8E">
+          <wp:inline distT="0" distB="0" distL="0" distR="0" wp14:anchorId="1ADFD54A" wp14:editId="18062717">
             <wp:extent cx="5605145" cy="3568691"/>
             <wp:effectExtent l="0" t="0" r="0" b="0"/>
             <wp:docPr id="1" name="Imagen 1"/>
@@ -16351,7 +16463,7 @@
       <w:pPr>
         <w:pStyle w:val="Ttulo3"/>
       </w:pPr>
-      <w:bookmarkStart w:id="119" w:name="_Toc240310392"/>
+      <w:bookmarkStart w:id="119" w:name="_Toc240384086"/>
       <w:r>
         <w:t>4.2.3 Vistas de métricas</w:t>
       </w:r>
@@ -16714,7 +16826,7 @@
         <w:pStyle w:val="Ttulo3"/>
       </w:pPr>
       <w:bookmarkStart w:id="120" w:name="datos-seed"/>
-      <w:bookmarkStart w:id="121" w:name="_Toc240310393"/>
+      <w:bookmarkStart w:id="121" w:name="_Toc240384087"/>
       <w:bookmarkEnd w:id="118"/>
       <w:r>
         <w:t>4.2.4 Datos seed</w:t>
@@ -18466,7 +18578,7 @@
         <w:pStyle w:val="Ttulo2"/>
       </w:pPr>
       <w:bookmarkStart w:id="122" w:name="X8f908531a063890214e0ba14e55f9da9a2ecacb"/>
-      <w:bookmarkStart w:id="123" w:name="_Toc240310394"/>
+      <w:bookmarkStart w:id="123" w:name="_Toc240384088"/>
       <w:bookmarkEnd w:id="112"/>
       <w:bookmarkEnd w:id="120"/>
       <w:r>
@@ -18523,7 +18635,7 @@
         <w:pStyle w:val="Ttulo3"/>
       </w:pPr>
       <w:bookmarkStart w:id="124" w:name="nodos-del-workflow"/>
-      <w:bookmarkStart w:id="125" w:name="_Toc240310395"/>
+      <w:bookmarkStart w:id="125" w:name="_Toc240384089"/>
       <w:r>
         <w:t>4.3.1 Nodos del workflow</w:t>
       </w:r>
@@ -19381,7 +19493,7 @@
         <w:pStyle w:val="Ttulo3"/>
       </w:pPr>
       <w:bookmarkStart w:id="126" w:name="diagrama-del-flujo"/>
-      <w:bookmarkStart w:id="127" w:name="_Toc240310396"/>
+      <w:bookmarkStart w:id="127" w:name="_Toc240384090"/>
       <w:bookmarkEnd w:id="124"/>
       <w:r>
         <w:lastRenderedPageBreak/>
@@ -19409,7 +19521,7 @@
           <w:noProof/>
         </w:rPr>
         <w:drawing>
-          <wp:inline distT="0" distB="0" distL="0" distR="0" wp14:anchorId="6155488C" wp14:editId="1FCD1055">
+          <wp:inline distT="0" distB="0" distL="0" distR="0" wp14:anchorId="3F166177" wp14:editId="58A5F057">
             <wp:extent cx="5612130" cy="4920615"/>
             <wp:effectExtent l="0" t="0" r="0" b="0"/>
             <wp:docPr id="6" name="Imagen 6"/>
@@ -19489,7 +19601,7 @@
         </w:rPr>
         <w:lastRenderedPageBreak/>
         <w:drawing>
-          <wp:inline distT="0" distB="0" distL="0" distR="0" wp14:anchorId="18F84ED2" wp14:editId="0EDF757D">
+          <wp:inline distT="0" distB="0" distL="0" distR="0" wp14:anchorId="710218D6" wp14:editId="2674F60C">
             <wp:extent cx="5612130" cy="1259205"/>
             <wp:effectExtent l="0" t="0" r="0" b="0"/>
             <wp:docPr id="4" name="Imagen 4"/>
@@ -19551,7 +19663,7 @@
         <w:pStyle w:val="Ttulo3"/>
       </w:pPr>
       <w:bookmarkStart w:id="128" w:name="métricas-mttd-y-mttr"/>
-      <w:bookmarkStart w:id="129" w:name="_Toc240310397"/>
+      <w:bookmarkStart w:id="129" w:name="_Toc240384091"/>
       <w:bookmarkEnd w:id="126"/>
       <w:r>
         <w:t>4.3.3 Métricas MTTD y MTTR</w:t>
@@ -19657,7 +19769,7 @@
         <w:pStyle w:val="Ttulo3"/>
       </w:pPr>
       <w:bookmarkStart w:id="130" w:name="flujo-de-estados-de-una-orden"/>
-      <w:bookmarkStart w:id="131" w:name="_Toc240310398"/>
+      <w:bookmarkStart w:id="131" w:name="_Toc240384092"/>
       <w:bookmarkEnd w:id="128"/>
       <w:r>
         <w:lastRenderedPageBreak/>
@@ -20076,7 +20188,7 @@
         <w:pStyle w:val="Ttulo2"/>
       </w:pPr>
       <w:bookmarkStart w:id="132" w:name="flujo-2-chatbot-omnicanal-con-ia"/>
-      <w:bookmarkStart w:id="133" w:name="_Toc240310399"/>
+      <w:bookmarkStart w:id="133" w:name="_Toc240384093"/>
       <w:bookmarkEnd w:id="122"/>
       <w:bookmarkEnd w:id="130"/>
       <w:r>
@@ -20101,7 +20213,7 @@
         <w:pStyle w:val="Ttulo3"/>
       </w:pPr>
       <w:bookmarkStart w:id="134" w:name="nodos-del-workflow-1"/>
-      <w:bookmarkStart w:id="135" w:name="_Toc240310400"/>
+      <w:bookmarkStart w:id="135" w:name="_Toc240384094"/>
       <w:r>
         <w:t>4.4.1 Nodos del workflow</w:t>
       </w:r>
@@ -21161,7 +21273,7 @@
         <w:pStyle w:val="Ttulo3"/>
       </w:pPr>
       <w:bookmarkStart w:id="136" w:name="diagrama-del-flujo-1"/>
-      <w:bookmarkStart w:id="137" w:name="_Toc240310401"/>
+      <w:bookmarkStart w:id="137" w:name="_Toc240384095"/>
       <w:bookmarkEnd w:id="134"/>
       <w:r>
         <w:t>4.4.2 Diagrama del flujo</w:t>
@@ -21187,7 +21299,7 @@
         </w:rPr>
         <w:lastRenderedPageBreak/>
         <w:drawing>
-          <wp:inline distT="0" distB="0" distL="0" distR="0" wp14:anchorId="263D1839" wp14:editId="0B712685">
+          <wp:inline distT="0" distB="0" distL="0" distR="0" wp14:anchorId="58ACC3A8" wp14:editId="3A9FFB35">
             <wp:extent cx="5597525" cy="5062467"/>
             <wp:effectExtent l="0" t="0" r="0" b="0"/>
             <wp:docPr id="7" name="Imagen 7"/>
@@ -21264,7 +21376,7 @@
           <w:noProof/>
         </w:rPr>
         <w:drawing>
-          <wp:inline distT="0" distB="0" distL="0" distR="0" wp14:anchorId="2507D435" wp14:editId="3864CE32">
+          <wp:inline distT="0" distB="0" distL="0" distR="0" wp14:anchorId="49E552FD" wp14:editId="7DAD8940">
             <wp:extent cx="5612130" cy="1026160"/>
             <wp:effectExtent l="0" t="0" r="0" b="0"/>
             <wp:docPr id="5" name="Imagen 5"/>
@@ -21326,7 +21438,7 @@
         <w:pStyle w:val="Ttulo3"/>
       </w:pPr>
       <w:bookmarkStart w:id="138" w:name="prompt-de-ia"/>
-      <w:bookmarkStart w:id="139" w:name="_Toc240310402"/>
+      <w:bookmarkStart w:id="139" w:name="_Toc240384096"/>
       <w:bookmarkEnd w:id="136"/>
       <w:r>
         <w:lastRenderedPageBreak/>
@@ -21339,7 +21451,7 @@
         <w:pStyle w:val="FirstParagraph"/>
       </w:pPr>
       <w:r>
-        <w:t>El nodo de GPT-4o-mini recibe un prompt de sistema que define la identidad del asistente, la tarea de clasificación, las cuatro categorías de intención admitidas —enumeradas dentro del esquema de salida como FAQ, ESTADO_PEDIDO, RECLAMO y GENERAL— y el formato estricto de la respuesta: un objeto JSON con los campos intent, order_id, urgente y respuesta. Este trabajo midió dos versiones de ese prompt, que comparten esos elementos y difieren en lo que agregan. La de la configuración principal incorpora además reglas de decisión por categoría —entre ellas, cuándo un mensaje debe marcarse como urgente—, la base de conocimiento de la tienda y ejemplos etiquetados. La de la condición de ablación no incorpora ninguna de esas tres cosas, y en ella el modelo resuelve la categoría y la urgencia a partir del significado de las etiquetas. Ambos textos se transcriben en el Anexo H, de modo que los resultados de clasificación del Capítulo 5 sean auditables.</w:t>
+        <w:t>El nodo de GPT-4o-mini recibe un prompt de sistema que define la identidad del asistente, la tarea de clasificación, las cuatro categorías de intención admitidas —enumeradas dentro del esquema de salida como FAQ, ESTADO_PEDIDO, RECLAMO y GENERAL— y el formato estricto de la respuesta: un objeto JSON con los campos intent, order_id, urgente y respuesta. El prompt de la configuración vigente, que es el que produjo el 92,7 % del Capítulo 5, tiene 6338 caracteres y ocho bloques: identidad y tono del asistente; definición de la tarea; formato de salida; reglas de clasificación por categoría, entre ellas cuándo un mensaje debe marcarse como urgente; un bloque rotulado «base de conocimiento», en el que se inyecta el contenido de la tabla faq_responses recuperado en tiempo de ejecución, con la instrucción de usar exclusivamente esa información para responder consultas frecuentes; diez reglas críticas, entre ellas la de clasificar como reclamo un mensaje ambiguo entre consulta frecuente y reclamo; siete ejemplos etiquetados de entrada y salida; y el mensaje del cliente, con su nombre y su canal. Opera por lo tanto en régimen few-shot y con recuperación de contexto. La cadena que provee ese contexto son los nodos Buscar FAQ en PostgreSQL y Preparar Contexto FAQ, que sí inciden en la salida del sistema en la configuración medida. El texto íntegro se transcribe en el Anexo H, junto con las variantes que compara la Sección 5.2.4.</w:t>
       </w:r>
     </w:p>
     <w:p>
@@ -21347,7 +21459,7 @@
         <w:pStyle w:val="Textoindependiente"/>
       </w:pPr>
       <w:r>
-        <w:t>Se eligió GPT-4o-mini por su balance entre costo y capacidad: para la clasificación de intenciones en un dominio acotado y la generación de respuestas de soporte no se requiere la potencia completa de GPT-4o. El prompt de sistema con el que se obtuvo el accuracy del 92,7 % que reporta el Capítulo 5 tiene 6338 caracteres y consta de cinco bloques: identidad y tono del asistente; definición de la tarea y formato de salida; reglas de decisión por categoría; un bloque rotulado «base de conocimiento» en el que se inyecta el contenido de la tabla faq_responses recuperado en tiempo de ejecución, con la instrucción de usar exclusivamente esa información para responder consultas frecuentes; y siete ejemplos etiquetados de entrada y salida. Opera por lo tanto en régimen few-shot y con recuperación de contexto, no en régimen zero-shot. La cadena que provee ese contexto son los nodos Buscar FAQ en PostgreSQL y Preparar Contexto FAQ, que sí inciden en la salida del sistema en la configuración medida.</w:t>
+        <w:t>Se eligió GPT-4o-mini por su balance entre costo y capacidad: para la clasificación de intenciones en un dominio acotado y la generación de respuestas de soporte no se requiere la potencia completa de GPT-4o. El nodo invoca el modelo por su alias, gpt-4o-mini, que el proveedor puede asociar a distintas versiones a lo largo del tiempo, y no fija la temperatura ni ningún otro parámetro de muestreo: rige por lo tanto el valor por defecto de la API, que es 1. La consecuencia es que un mismo mensaje puede recibir etiquetas distintas en corridas distintas. La Sección 5.2.4 la cuantifica sobre tres repeticiones del corpus: con la configuración vigente, el 98,0 % de los mensajes recibió la misma etiqueta en las tres, y la exactitud de cada repetición varió entre 92,7 % y 93,3 %.</w:t>
       </w:r>
     </w:p>
     <w:p>
@@ -21355,7 +21467,11 @@
         <w:pStyle w:val="Textoindependiente"/>
       </w:pPr>
       <w:r>
-        <w:t>Corresponde declarar cómo se llegó a esta precisión, porque el camino hasta ella fue equivocado y el error es instructivo. Al auditar el workflow para documentar el prompt se tomó el archivo vigente en el repositorio, que corresponde al workflow de dieciocho nodos incorporado el 27 de agosto junto con el canal de Telegram, y cuyo prompt de 1032 caracteres no inyecta la base de conocimiento ni contiene ejemplos. De ahí se concluyó que el clasificador operaba en régimen zero-shot. La corrida del corpus, sin embargo, es del 12 de agosto, quince días anterior, y se ejecutó sobre el workflow de catorce nodos cuyo prompt sí tenía ambas cosas. La auditoría fue correcta en su método y se aplicó al artefacto equivocado: se auditó la versión vigente del workflow y no la que había producido la medición. El historial de versiones del repositorio permite fechar ambas configuraciones y es lo que permitió detectar la discrepancia. Se consigna aquí porque la regla que de ello se sigue vale más que el caso: una afirmación sobre cómo se obtuvo una medición debe verificarse contra la versión del artefacto que corrió en la fecha de esa medición, no contra la versión actual.</w:t>
+        <w:t xml:space="preserve">La historia de versiones de este nodo se declara porque en un primer momento el trabajo la reconstruyó mal, y el error es instructivo. El corpus del Capítulo 5 corrió el 12 de agosto sobre el workflow de catorce nodos, con el prompt de 6338 caracteres descripto arriba: el historial de versiones del motor de flujos registra que esa versión se publicó cuatro minutos antes de la corrida, y su prompt coincide byte a byte con el del commit f68da9d del repositorio. El 25 de agosto se incorporó el workflow de dieciocho nodos, que suma el canal de Telegram, con un prompt reducido de 1032 caracteres que no inyecta la base de conocimiento ni contiene reglas ni ejemplos. Con ese prompt corrieron las 45 interacciones de Telegram de la Sección 5.2.2 y la ablación E7, y ese workflow fue el vigente hasta el 15 de septiembre, cuando el diseño factorial restituyó en él el prompt de la configuración principal. Al auditar el workflow para documentar el prompt se había tomado el archivo vigente en ese momento, y de ahí se concluyó que el clasificador operaba en régimen zero-shot. La </w:t>
+      </w:r>
+      <w:r>
+        <w:lastRenderedPageBreak/>
+        <w:t>auditoría fue correcta en su método y se aplicó al artefacto equivocado. La regla que de ello se sigue vale más que el caso: una afirmación sobre cómo se obtuvo una medición debe verificarse contra la versión del artefacto que corrió en la fecha de esa medición, no contra la versión actual. La reconstrucción, consultada sobre el historial de versiones y de publicaciones del motor de flujos, se versiona en experiments/E8/resultados/trazabilidad_versiones.txt.</w:t>
       </w:r>
     </w:p>
     <w:p>
@@ -21363,10 +21479,9 @@
         <w:pStyle w:val="Ttulo3"/>
       </w:pPr>
       <w:bookmarkStart w:id="140" w:name="métrica-tmr"/>
-      <w:bookmarkStart w:id="141" w:name="_Toc240310403"/>
+      <w:bookmarkStart w:id="141" w:name="_Toc240384097"/>
       <w:bookmarkEnd w:id="138"/>
       <w:r>
-        <w:lastRenderedPageBreak/>
         <w:t>4.4.4 Métrica TMR</w:t>
       </w:r>
       <w:bookmarkEnd w:id="141"/>
@@ -21417,7 +21532,7 @@
       <w:pPr>
         <w:pStyle w:val="Ttulo2"/>
       </w:pPr>
-      <w:bookmarkStart w:id="142" w:name="_Toc240310404"/>
+      <w:bookmarkStart w:id="142" w:name="_Toc240384098"/>
       <w:bookmarkEnd w:id="132"/>
       <w:bookmarkEnd w:id="140"/>
       <w:r>
@@ -21430,14 +21545,14 @@
         <w:pStyle w:val="FirstParagraph"/>
       </w:pPr>
       <w:r>
-        <w:t>Se configuraron dos dashboards en Grafana con conexión directa a PostgreSQL, uno por cada flujo: “Pipeline Post-Venta — Overview” (6 paneles) y “Chatbot Multicanal — Métricas” (7 paneles). Los paneles se alimentan de las vistas de métricas y, en los casos en que se requiere una agregación específica del panel, de una consulta directa sobre las tablas base. El filtrado por procedencia no es uniforme entre paneles, y corresponde declarar qué panel aplica cuál criterio, porque de ello depende cómo se lee cada tablero. Diez de los trece paneles se restringen a los registros medidos (data_source = 'measured'): cuatro del tablero del Flujo 1 —los tres indicadores de tiempo y la distribución de estados— lo hacen mediante una cláusula explícita en la consulta del propio panel, y seis del tablero del Flujo 2 lo heredan de la vista v_chatbot_corpus, que además acota la población a la ventana temporal de la corrida evaluada. El panel de exactitud es un valor constante, según se declara en la Tabla 4.8. Los dos paneles restantes, ambos del tablero del Flujo 1, no aplican ese filtro: «Órdenes totales» consume la vista v_metrics_summary y «Órdenes procesadas por día» la vista v_daily_order_summary, y ninguna de las dos restringe por procedencia —sus definiciones, transcriptas en el Anexo A, agregan sobre la totalidad de la tabla de órdenes—. En consecuencia, esos dos paneles incluyen también las órdenes de carga inicial. La consecuencia sobre los resultados de este trabajo es nula, y conviene decir por qué: ninguna cifra del Capítulo 5 proviene de esas dos vistas. Las métricas reportadas se calculan sobre las corridas identificadas por su propio prefijo de número de orden, según se detalla en la Sección 3.5.1. Los dos paneles cumplen una función de contexto operativo y no de evidencia. Homogeneizar el filtro en las cuatro vistas que hoy no lo aplican queda planteado en el Capítulo 7.</w:t>
+        <w:t>Se configuraron dos dashboards en Grafana con conexión directa a PostgreSQL, uno por cada flujo: “Pipeline Post-Venta — Overview” (6 paneles) y “Chatbot Multicanal — Métricas” (7 paneles). Los paneles se alimentan de las vistas de métricas y, en los casos en que se requiere una agregación específica del panel, de una consulta directa sobre las tablas base. El filtrado por procedencia no es uniforme entre paneles, y corresponde declarar qué panel aplica cuál criterio, porque de ello depende cómo se lee cada tablero. Diez de los trece paneles se restringen a los registros medidos (data_source = 'measured'): cuatro del tablero del Flujo 1 —los tres indicadores de tiempo y la distribución de estados— lo hacen mediante una cláusula explícita en la consulta del propio panel, y seis del tablero del Flujo 2: cinco lo heredan de la vista v_chatbot_corpus, que además acota la población a la ventana temporal de la corrida evaluada, y el de tickets abiertos aplica una cláusula propia sobre la misma ventana. El panel de exactitud es un valor constante, según se declara en la Tabla 4.8. Los dos paneles restantes, ambos del tablero del Flujo 1, no aplican ese filtro: «Órdenes totales» consume la vista v_metrics_summary y «Órdenes procesadas por día» la vista v_daily_order_summary, y ninguna de las dos restringe por procedencia —sus definiciones, transcriptas en el Anexo A, agregan sobre la totalidad de la tabla de órdenes—. En consecuencia, esos dos paneles incluyen también las órdenes de carga inicial. La consecuencia sobre los resultados de este trabajo es nula, y conviene decir por qué: ninguna cifra del Capítulo 5 proviene de esas dos vistas. Las métricas reportadas se calculan sobre las corridas identificadas por su propio prefijo de número de orden, según se detalla en la Sección 3.5.1. Los dos paneles cumplen una función de contexto operativo y no de evidencia. Homogeneizar el filtro en las cuatro vistas que hoy no lo aplican queda planteado en el Capítulo 7.</w:t>
       </w:r>
     </w:p>
     <w:p>
       <w:pPr>
         <w:pStyle w:val="Ttulo3"/>
       </w:pPr>
-      <w:bookmarkStart w:id="143" w:name="_Toc240310405"/>
+      <w:bookmarkStart w:id="143" w:name="_Toc240384099"/>
       <w:r>
         <w:t>4.5.1 Paneles de los dashboards</w:t>
       </w:r>
@@ -21456,6 +21571,7 @@
         <w:pStyle w:val="Textoindependiente"/>
       </w:pPr>
       <w:r>
+        <w:lastRenderedPageBreak/>
         <w:t>Tabla 4.8: Paneles de los dashboards de Grafana (Flujo 1: paneles 1 a 6; Flujo 2: paneles 7 a 13).</w:t>
       </w:r>
     </w:p>
@@ -21563,11 +21679,7 @@
               <w:pStyle w:val="Compact"/>
             </w:pPr>
             <w:r>
-              <w:t xml:space="preserve">MTTD — Detección </w:t>
-            </w:r>
-            <w:r>
-              <w:lastRenderedPageBreak/>
-              <w:t>(s)</w:t>
+              <w:t>MTTD — Detección (s)</w:t>
             </w:r>
           </w:p>
         </w:tc>
@@ -21580,7 +21692,6 @@
               <w:pStyle w:val="Compact"/>
             </w:pPr>
             <w:r>
-              <w:lastRenderedPageBreak/>
               <w:t>Stat</w:t>
             </w:r>
           </w:p>
@@ -21610,11 +21721,7 @@
               <w:pStyle w:val="Compact"/>
             </w:pPr>
             <w:r>
-              <w:t xml:space="preserve">Tiempo promedio de detección de una </w:t>
-            </w:r>
-            <w:r>
-              <w:lastRenderedPageBreak/>
-              <w:t>orden</w:t>
+              <w:t>Tiempo promedio de detección de una orden</w:t>
             </w:r>
           </w:p>
         </w:tc>
@@ -21629,7 +21736,6 @@
               <w:pStyle w:val="Compact"/>
             </w:pPr>
             <w:r>
-              <w:lastRenderedPageBreak/>
               <w:t>2</w:t>
             </w:r>
           </w:p>
@@ -22109,7 +22215,7 @@
           </w:tcPr>
           <w:p>
             <w:r>
-              <w:t>Precisión (accuracy)</w:t>
+              <w:t>Exactitud (rotulado «Precisión (accuracy)» en el panel)</w:t>
             </w:r>
           </w:p>
         </w:tc>
@@ -22181,7 +22287,7 @@
           </w:tcPr>
           <w:p>
             <w:r>
-              <w:t>tickets</w:t>
+              <w:t>tickets (filtrada a la ventana de la corrida del corpus)</w:t>
             </w:r>
           </w:p>
         </w:tc>
@@ -22203,6 +22309,7 @@
           </w:tcPr>
           <w:p>
             <w:r>
+              <w:lastRenderedPageBreak/>
               <w:t>11</w:t>
             </w:r>
           </w:p>
@@ -22265,11 +22372,7 @@
           </w:tcPr>
           <w:p>
             <w:r>
-              <w:t xml:space="preserve">Distribución de </w:t>
-            </w:r>
-            <w:r>
-              <w:lastRenderedPageBreak/>
-              <w:t>intents</w:t>
+              <w:t>Distribución de intents</w:t>
             </w:r>
           </w:p>
         </w:tc>
@@ -22279,7 +22382,6 @@
           </w:tcPr>
           <w:p>
             <w:r>
-              <w:lastRenderedPageBreak/>
               <w:t>Pie chart</w:t>
             </w:r>
           </w:p>
@@ -22300,11 +22402,7 @@
           </w:tcPr>
           <w:p>
             <w:r>
-              <w:t xml:space="preserve">Proporción de mensajes por </w:t>
-            </w:r>
-            <w:r>
-              <w:lastRenderedPageBreak/>
-              <w:t>intención</w:t>
+              <w:t>Proporción de mensajes por intención</w:t>
             </w:r>
           </w:p>
         </w:tc>
@@ -22316,7 +22414,6 @@
           </w:tcPr>
           <w:p>
             <w:r>
-              <w:lastRenderedPageBreak/>
               <w:t>13</w:t>
             </w:r>
           </w:p>
@@ -22380,7 +22477,7 @@
           <w:noProof/>
         </w:rPr>
         <w:drawing>
-          <wp:inline distT="0" distB="0" distL="0" distR="0" wp14:anchorId="0E471EF2" wp14:editId="597AE807">
+          <wp:inline distT="0" distB="0" distL="0" distR="0" wp14:anchorId="0577582F" wp14:editId="4E7EC755">
             <wp:extent cx="5612130" cy="1706245"/>
             <wp:effectExtent l="0" t="0" r="0" b="0"/>
             <wp:docPr id="2" name="Imagen 2"/>
@@ -22441,7 +22538,7 @@
       <w:pPr>
         <w:pStyle w:val="Ttulo2"/>
       </w:pPr>
-      <w:bookmarkStart w:id="144" w:name="_Toc240310406"/>
+      <w:bookmarkStart w:id="144" w:name="_Toc240384100"/>
       <w:r>
         <w:t>4.6 Testing</w:t>
       </w:r>
@@ -22452,11 +22549,11 @@
         <w:pStyle w:val="Textoindependiente"/>
       </w:pPr>
       <w:r>
-        <w:t xml:space="preserve">Las pruebas se ejecutaron sobre una notebook con procesador Intel Core i5 de 11ª generación, 16 GB de RAM DDR4, almacenamiento SSD NVMe de 512 GB y sistema operativo Windows 11 con WSL2 (Ubuntu 22.04). Los cuatro contenedores Docker (n8n, PostgreSQL, Mailpit, Grafana) se levantaron con la configuración por defecto del archivo docker-compose.yml, sin asignación explícita de límites de CPU o memoria. La conectividad a la API de OpenAI se realizó sobre una conexión de fibra óptica de 100 Mbps simétricos. Estas condiciones del entorno deben tenerse en cuenta al interpretar los valores absolutos de MTTD, MTTR y TMR reportados en el Capítulo 5: los tiempos de procesamiento del Flujo 1 dependen del rendimiento del hardware local y del SGBD; el TMR del Flujo 2 está dominado por la latencia de la API externa y no por el entorno local. El TMR observado se ubica entre 1,47 s sobre el canal con entrega local y 3,07 s sobre el canal Telegram real. Conviene precisar qué se puede y qué no se puede concluir de esa diferencia de 1,6 s. No es una acotación del componente atribuible a la red del canal, porque las dos series no son apareadas: provienen de conjuntos distintos —150 mensajes del corpus etiquetado y 45 interacciones de Telegram declaradas como muestra adicional y no como subconjunto— que difieren en composición de intenciones, en longitud de los mensajes y en momento de ejecución, y los tres factores inciden sobre el tiempo de inferencia. La diferencia se reporta por lo tanto como observación entre dos </w:t>
+        <w:t xml:space="preserve">Las pruebas se ejecutaron sobre una notebook con procesador Intel Core i5 de 11ª generación, 16 GB de RAM DDR4, almacenamiento SSD NVMe de 512 GB y sistema operativo Windows 11 con WSL2 (Ubuntu 22.04). Los cuatro contenedores Docker (n8n, PostgreSQL, Mailpit, Grafana) se levantaron con la configuración por defecto del archivo docker-compose.yml, sin asignación explícita de límites de CPU o memoria. La conectividad a la API de OpenAI se realizó sobre una conexión de fibra óptica de 100 Mbps simétricos. Estas condiciones del entorno deben tenerse en cuenta al interpretar los valores absolutos de MTTD, MTTR y TMR reportados en el Capítulo 5: los tiempos de procesamiento del Flujo 1 dependen del rendimiento del hardware local y del SGBD; el TMR del Flujo 2 está dominado por la latencia de la API externa y no por el entorno local. El TMR observado se ubica entre 1,47 s sobre el canal con entrega local y 3,07 s sobre el canal Telegram real. Conviene precisar qué se puede y qué no se puede concluir de esa diferencia de 1,6 s. No es una acotación </w:t>
       </w:r>
       <w:r>
         <w:lastRenderedPageBreak/>
-        <w:t>condiciones de medición, no como descomposición del tiempo. Aislar el componente de red exigiría enviar un mismo subconjunto de mensajes por ambos canales, lo que queda planteado en el Capítulo 7.</w:t>
+        <w:t>del componente atribuible a la red del canal, porque las dos series no son apareadas: provienen de conjuntos distintos —150 mensajes del corpus etiquetado y 45 interacciones de Telegram declaradas como muestra adicional y no como subconjunto— que difieren en composición de intenciones, en longitud de los mensajes, en momento de ejecución y en el prompt con que corrieron: las de Telegram, con el prompt reducido de 1032 caracteres (Sección 4.4.3). Los tres primeros factores inciden sobre el tiempo de inferencia; el cuarto apenas, porque en el diseño factorial prompts de 1154 y de 6338 caracteres produjeron tiempos medios de 1,55 s y 1,57 s (Sección 5.2.4). La diferencia se reporta por lo tanto como observación entre dos condiciones de medición, no como descomposición del tiempo. Aislar el componente de red exigiría enviar un mismo subconjunto de mensajes por ambos canales, lo que queda planteado en el Capítulo 7.</w:t>
       </w:r>
     </w:p>
     <w:p>
@@ -22464,7 +22561,7 @@
         <w:pStyle w:val="Ttulo3"/>
       </w:pPr>
       <w:bookmarkStart w:id="145" w:name="pruebas-funcionales"/>
-      <w:bookmarkStart w:id="146" w:name="_Toc240310407"/>
+      <w:bookmarkStart w:id="146" w:name="_Toc240384101"/>
       <w:r>
         <w:t>4.6.1 Pruebas funcionales</w:t>
       </w:r>
@@ -22575,7 +22672,7 @@
               <w:pStyle w:val="Compact"/>
             </w:pPr>
             <w:r>
-              <w:t>F1</w:t>
+              <w:t>PF-01</w:t>
             </w:r>
           </w:p>
         </w:tc>
@@ -22629,7 +22726,7 @@
               <w:pStyle w:val="Compact"/>
             </w:pPr>
             <w:r>
-              <w:t>F2</w:t>
+              <w:t>PF-02</w:t>
             </w:r>
           </w:p>
         </w:tc>
@@ -22692,7 +22789,7 @@
               <w:pStyle w:val="Compact"/>
             </w:pPr>
             <w:r>
-              <w:t>F3</w:t>
+              <w:t>PF-03</w:t>
             </w:r>
           </w:p>
         </w:tc>
@@ -22731,16 +22828,7 @@
               <w:pStyle w:val="Compact"/>
             </w:pPr>
             <w:r>
-              <w:t xml:space="preserve">Alerta </w:t>
-            </w:r>
-            <w:r>
-              <w:rPr>
-                <w:rStyle w:val="VerbatimChar"/>
-              </w:rPr>
-              <w:t>low_stock_alert</w:t>
-            </w:r>
-            <w:r>
-              <w:t xml:space="preserve"> registrada</w:t>
+              <w:t>Alerta registrada en stock_alerts</w:t>
             </w:r>
           </w:p>
         </w:tc>
@@ -22755,7 +22843,7 @@
               <w:pStyle w:val="Compact"/>
             </w:pPr>
             <w:r>
-              <w:t>F4</w:t>
+              <w:t>PF-04</w:t>
             </w:r>
           </w:p>
         </w:tc>
@@ -22809,7 +22897,7 @@
               <w:pStyle w:val="Compact"/>
             </w:pPr>
             <w:r>
-              <w:t>F5</w:t>
+              <w:t>PF-05</w:t>
             </w:r>
           </w:p>
         </w:tc>
@@ -22897,6 +22985,7 @@
               <w:pStyle w:val="Compact"/>
             </w:pPr>
             <w:r>
+              <w:lastRenderedPageBreak/>
               <w:t>#</w:t>
             </w:r>
           </w:p>
@@ -22951,7 +23040,7 @@
               <w:pStyle w:val="Compact"/>
             </w:pPr>
             <w:r>
-              <w:t>C1</w:t>
+              <w:t>PC-01</w:t>
             </w:r>
           </w:p>
         </w:tc>
@@ -23005,7 +23094,7 @@
               <w:pStyle w:val="Compact"/>
             </w:pPr>
             <w:r>
-              <w:t>C2</w:t>
+              <w:t>PC-02</w:t>
             </w:r>
           </w:p>
         </w:tc>
@@ -23068,7 +23157,7 @@
               <w:pStyle w:val="Compact"/>
             </w:pPr>
             <w:r>
-              <w:t>C3</w:t>
+              <w:t>PC-03</w:t>
             </w:r>
           </w:p>
         </w:tc>
@@ -23094,11 +23183,7 @@
               <w:pStyle w:val="Compact"/>
             </w:pPr>
             <w:r>
-              <w:t xml:space="preserve">“Quiero hacer un </w:t>
-            </w:r>
-            <w:r>
-              <w:lastRenderedPageBreak/>
-              <w:t>reclamo, el producto llegó roto”</w:t>
+              <w:t>“Quiero hacer un reclamo, el producto llegó roto”</w:t>
             </w:r>
           </w:p>
         </w:tc>
@@ -23111,7 +23196,6 @@
               <w:pStyle w:val="Compact"/>
             </w:pPr>
             <w:r>
-              <w:lastRenderedPageBreak/>
               <w:t>Ticket creado + intent=RECLAMO</w:t>
             </w:r>
           </w:p>
@@ -23127,7 +23211,7 @@
               <w:pStyle w:val="Compact"/>
             </w:pPr>
             <w:r>
-              <w:t>C4</w:t>
+              <w:t>PC-04</w:t>
             </w:r>
           </w:p>
         </w:tc>
@@ -23181,7 +23265,7 @@
               <w:pStyle w:val="Compact"/>
             </w:pPr>
             <w:r>
-              <w:t>C5</w:t>
+              <w:t>PC-05</w:t>
             </w:r>
           </w:p>
         </w:tc>
@@ -23231,7 +23315,7 @@
         <w:pStyle w:val="Ttulo3"/>
       </w:pPr>
       <w:bookmarkStart w:id="147" w:name="prueba-de-carga"/>
-      <w:bookmarkStart w:id="148" w:name="_Toc240310408"/>
+      <w:bookmarkStart w:id="148" w:name="_Toc240384102"/>
       <w:bookmarkEnd w:id="145"/>
       <w:r>
         <w:t>4.6.2 Pruebas de carga y de concurrencia</w:t>
@@ -23251,7 +23335,7 @@
         <w:pStyle w:val="Textoindependiente"/>
       </w:pPr>
       <w:r>
-        <w:t>El segundo ensayo (E1.b) evalúa una propiedad distinta y no trivial: la atomicidad de la transacción de descuento de stock bajo concurrencia real. Se disparan 20 solicitudes HTTP simultáneas contra un producto cuyo stock inicial se fija deliberadamente en 5 unidades, y el ensayo se repite durante 6 rondas, totalizando 120 órdenes. El criterio de falla está definido de antemano y es binario: si en alguna ronda el sistema confirma más de 5 órdenes, existe sobreventa y por lo tanto una condición de carrera en el descuento de inventario.</w:t>
+        <w:t>El segundo ensayo (E1.b) evalúa una propiedad distinta y no trivial: que el descuento de stock no produzca sobreventa bajo concurrencia. Se disparan 20 solicitudes HTTP casi simultáneas contra un producto cuyo stock el guion fija deliberadamente en 5 unidades antes de cada ronda —el catálogo de la Tabla 4.4 le asigna 4, y el guion lo restaura al terminar—, y el ensayo se repite durante seis rondas, en dos ejecuciones del guion de tres rondas cada una, totalizando 120 órdenes. El criterio de falla está definido de antemano y es binario: si en alguna ronda el sistema confirma más de 5 órdenes, existe sobreventa. La segunda ejecución incorporó al guion el conteo de las órdenes que quedan pendientes y de las ejecuciones terminadas en error.</w:t>
       </w:r>
     </w:p>
     <w:p>
@@ -23269,7 +23353,8 @@
         <w:ind w:left="425"/>
       </w:pPr>
       <w:r>
-        <w:t>Las órdenes generadas por ambos ensayos se registran con data_source = 'measured', lo que las separa tanto de los datos seed precargados como del baseline manual de la Sección 3.5.5. Las vistas que alimentan los tableros de resultados filtran por ese valor, de modo que ninguna cifra reportada en el Capítulo 5 mezcla datos medidos con datos sintéticos.</w:t>
+        <w:lastRenderedPageBreak/>
+        <w:t>Las órdenes generadas por ambos ensayos se registran con data_source = 'measured', lo que las separa tanto de los datos seed precargados como del baseline manual de la Sección 3.5.5. Las cifras del Capítulo 5 se calculan con consultas que filtran por ese valor, de modo que ninguna mezcla datos medidos con datos sintéticos. No todas las vistas de métricas aplican el filtro; la Sección 4.5 detalla qué paneles de los tableros lo aplican y cuáles no.</w:t>
       </w:r>
     </w:p>
     <w:p>
@@ -23295,9 +23380,8 @@
         <w:rPr>
           <w:noProof/>
         </w:rPr>
-        <w:lastRenderedPageBreak/>
         <w:drawing>
-          <wp:inline distT="0" distB="0" distL="0" distR="0" wp14:anchorId="5B2444A2" wp14:editId="0A8AD745">
+          <wp:inline distT="0" distB="0" distL="0" distR="0" wp14:anchorId="70B1F3EC" wp14:editId="173DD84F">
             <wp:extent cx="5612130" cy="2806065"/>
             <wp:effectExtent l="0" t="0" r="0" b="0"/>
             <wp:docPr id="3" name="Imagen 3"/>
@@ -23351,7 +23435,7 @@
         <w:pStyle w:val="Textoindependiente"/>
       </w:pPr>
       <w:r>
-        <w:t>Figura 8: Bandeja de Mailpit con los correos generados por el Flujo 1 durante una corrida de verificación de cinco órdenes (ORD-FIG4-001 a 005), preparada para exhibir ambas ramas de notificación y distinta de la corrida de carga de cincuenta órdenes: confirmaciones de orden y avisos de stock insuficiente, sobre dominios reservados para documentación (@example.com).</w:t>
+        <w:t>Figura 8: Bandeja de Mailpit con los correos generados por el Flujo 1 durante una corrida de verificación de cinco órdenes (ORD-FIG4-001 a 005), preparada para exhibir ambas ramas de notificación y distinta de la corrida de carga de cincuenta órdenes: confirmaciones de orden y avisos de stock insuficiente, sobre dominios reservados para documentación (@example.com). Esas cinco órdenes no se conservan en la base de datos y no integran el total de la Tabla 5.3.</w:t>
       </w:r>
     </w:p>
     <w:p>
@@ -23359,7 +23443,7 @@
         <w:pStyle w:val="Ttulo1"/>
         <w:pageBreakBefore/>
       </w:pPr>
-      <w:bookmarkStart w:id="149" w:name="_Toc240310409"/>
+      <w:bookmarkStart w:id="149" w:name="_Toc240384103"/>
       <w:r>
         <w:lastRenderedPageBreak/>
         <w:t>CAPÍTULO 5: RESULTADOS Y ANÁLISIS</w:t>
@@ -23370,7 +23454,7 @@
       <w:pPr>
         <w:pStyle w:val="Ttulo2"/>
       </w:pPr>
-      <w:bookmarkStart w:id="150" w:name="_Toc240310410"/>
+      <w:bookmarkStart w:id="150" w:name="_Toc240384104"/>
       <w:bookmarkEnd w:id="147"/>
       <w:r>
         <w:t>5.1 Resultados del Flujo 1 — Pipeline de Órdenes</w:t>
@@ -23382,7 +23466,7 @@
         <w:pStyle w:val="Ttulo3"/>
       </w:pPr>
       <w:bookmarkStart w:id="151" w:name="pruebas-funcionales-1"/>
-      <w:bookmarkStart w:id="152" w:name="_Toc240310411"/>
+      <w:bookmarkStart w:id="152" w:name="_Toc240384105"/>
       <w:r>
         <w:t>5.1.1 Pruebas funcionales</w:t>
       </w:r>
@@ -23393,7 +23477,7 @@
         <w:pStyle w:val="FirstParagraph"/>
       </w:pPr>
       <w:r>
-        <w:t>Se ejecutaron cinco pruebas funcionales sobre el pipeline de procesamiento de órdenes. En cada caso se verificó la respuesta del webhook, el estado de la base de datos y los artefactos generados (emails, eventos) (ver Tabla 5.1).</w:t>
+        <w:t>Se ejecutaron cinco pruebas funcionales sobre el pipeline de procesamiento de órdenes. En cada caso se verificó la respuesta del webhook, el estado de la base de datos y los artefactos generados —correos y alertas de stock— (ver Tabla 5.1).</w:t>
       </w:r>
     </w:p>
     <w:p>
@@ -23584,16 +23668,7 @@
               <w:pStyle w:val="Compact"/>
             </w:pPr>
             <w:r>
-              <w:t xml:space="preserve">PASS — orden confirmada + alerta </w:t>
-            </w:r>
-            <w:r>
-              <w:rPr>
-                <w:rStyle w:val="VerbatimChar"/>
-              </w:rPr>
-              <w:t>low_stock_alert</w:t>
-            </w:r>
-            <w:r>
-              <w:t xml:space="preserve"> registrada</w:t>
+              <w:t>PASS — orden confirmada + alerta registrada en stock_alerts</w:t>
             </w:r>
           </w:p>
         </w:tc>
@@ -23634,7 +23709,7 @@
               <w:pStyle w:val="Compact"/>
             </w:pPr>
             <w:r>
-              <w:t>PASS — orden rechazada con error controlado</w:t>
+              <w:t>PASS CON RESERVA — la orden no se registra, pero el webhook responde HTTP 200 sin cuerpo y la ejecución termina como exitosa: no hay error controlado</w:t>
             </w:r>
           </w:p>
         </w:tc>
@@ -23675,7 +23750,7 @@
               <w:pStyle w:val="Compact"/>
             </w:pPr>
             <w:r>
-              <w:t>PASS — orden rechazada</w:t>
+              <w:t>PASS CON RESERVA — la restricción de unicidad rechaza la orden duplicada, pero el webhook responde HTTP 200 sin cuerpo</w:t>
             </w:r>
           </w:p>
         </w:tc>
@@ -23686,16 +23761,11 @@
         <w:pStyle w:val="Textoindependiente"/>
       </w:pPr>
       <w:r>
-        <w:t xml:space="preserve">Las cinco pruebas resultaron exitosas (100% de aprobación). En todos los casos el pipeline actualizó correctamente los timestamps en </w:t>
-      </w:r>
-      <w:r>
-        <w:rPr>
-          <w:rStyle w:val="VerbatimChar"/>
-        </w:rPr>
-        <w:t>orders</w:t>
-      </w:r>
-      <w:r>
-        <w:t xml:space="preserve"> y las notificaciones se enviaron al destinatario esperado.</w:t>
+        <w:t xml:space="preserve">Las tres primeras pruebas se aprobaron sin reservas: el pipeline actualizó las marcas temporales en orders y las notificaciones se enviaron al destinatario esperado. Las dos pruebas de rechazo cumplen lo esencial —la orden inválida o duplicada no se registra— pero no el rechazo controlado que fijaba la Tabla 4.9. Se re-ejecutaron el 15 de septiembre para dejar evidencia versionada, que se conserva en experiments/PF junto con el guion, y el mecanismo de cada una es distinto. En PF-04, la sentencia que registra la orden toma el producto del catálogo por su SKU; al no encontrarlo no inserta ninguna fila, el flujo se detiene sin llegar a un nodo de respuesta y la ejecución queda registrada como exitosa. En PF-05, la restricción de unicidad del número de </w:t>
+      </w:r>
+      <w:r>
+        <w:lastRenderedPageBreak/>
+        <w:t>orden rechaza la inserción y la ejecución termina en error. En los dos casos el webhook responde HTTP 200 con el cuerpo vacío, de modo que el emisor no puede distinguir un rechazo de una orden atendida: es el mismo patrón que la Sección 5.1.3 documenta bajo concurrencia.</w:t>
       </w:r>
     </w:p>
     <w:p>
@@ -23703,7 +23773,7 @@
         <w:pStyle w:val="Ttulo3"/>
       </w:pPr>
       <w:bookmarkStart w:id="153" w:name="métricas-de-tiempo"/>
-      <w:bookmarkStart w:id="154" w:name="_Toc240310412"/>
+      <w:bookmarkStart w:id="154" w:name="_Toc240384106"/>
       <w:bookmarkEnd w:id="151"/>
       <w:r>
         <w:t>5.1.2 Métricas de tiempo</w:t>
@@ -23872,7 +23942,6 @@
         <w:pStyle w:val="Textoindependiente"/>
       </w:pPr>
       <w:r>
-        <w:lastRenderedPageBreak/>
         <w:t>El tiempo total end-to-end medido fue de 0,063 s en promedio (desvío estándar 0,005 s; mediana 0,062 s; mínimo 0,057 s; máximo 0,095 s; n = 50), lo que significa que desde la recepción de una orden hasta la escritura de la marca de notificación al cliente transcurren menos de siete centésimas de segundo, incluyendo la verificación de stock, la actualización del inventario y el envío del correo al servidor SMTP. El valor máximo observado (0,095 s) corresponde a la primera orden de la corrida y se atribuye al arranque en frío del motor de flujos; se reporta sin excluirlo de la muestra.</w:t>
       </w:r>
     </w:p>
@@ -23880,7 +23949,7 @@
       <w:pPr>
         <w:pStyle w:val="Ttulo3"/>
       </w:pPr>
-      <w:bookmarkStart w:id="155" w:name="_Toc240310413"/>
+      <w:bookmarkStart w:id="155" w:name="_Toc240384107"/>
       <w:bookmarkEnd w:id="153"/>
       <w:r>
         <w:t>5.1.3 Pruebas de carga y de concurrencia</w:t>
@@ -23910,8 +23979,8 @@
         <w:tblLook w:val="0020" w:firstRow="1" w:lastRow="0" w:firstColumn="0" w:lastColumn="0" w:noHBand="0" w:noVBand="0"/>
       </w:tblPr>
       <w:tblGrid>
-        <w:gridCol w:w="3823"/>
-        <w:gridCol w:w="5231"/>
+        <w:gridCol w:w="2933"/>
+        <w:gridCol w:w="6121"/>
       </w:tblGrid>
       <w:tr>
         <w:tc>
@@ -24007,7 +24076,11 @@
               <w:pStyle w:val="Compact"/>
             </w:pPr>
             <w:r>
-              <w:t>E1.a — Órdenes confirmadas</w:t>
+              <w:t xml:space="preserve">E1.a — Órdenes </w:t>
+            </w:r>
+            <w:r>
+              <w:lastRenderedPageBreak/>
+              <w:t>confirmadas</w:t>
             </w:r>
           </w:p>
         </w:tc>
@@ -24020,6 +24093,7 @@
               <w:pStyle w:val="Compact"/>
             </w:pPr>
             <w:r>
+              <w:lastRenderedPageBreak/>
               <w:t>35 (70 %)</w:t>
             </w:r>
           </w:p>
@@ -24104,7 +24178,7 @@
               <w:pStyle w:val="Compact"/>
             </w:pPr>
             <w:r>
-              <w:t>6 × 20 = 120 órdenes</w:t>
+              <w:t>6 × 20 = 120 órdenes (dos ejecuciones del guion de 3 rondas)</w:t>
             </w:r>
           </w:p>
         </w:tc>
@@ -24188,7 +24262,7 @@
               <w:pStyle w:val="Compact"/>
             </w:pPr>
             <w:r>
-              <w:t>0</w:t>
+              <w:t>0: la restricción CHECK (stock &gt;= 0) rechaza el descuento que lo produciría</w:t>
             </w:r>
           </w:p>
         </w:tc>
@@ -24216,7 +24290,7 @@
               <w:pStyle w:val="Compact"/>
             </w:pPr>
             <w:r>
-              <w:t>49 de 120 (40,8 %)</w:t>
+              <w:t>49 de 120 (40,8 %): ejecuciones terminadas en error, respondidas con HTTP 200 y sin aviso</w:t>
             </w:r>
           </w:p>
         </w:tc>
@@ -24244,7 +24318,7 @@
               <w:pStyle w:val="Compact"/>
             </w:pPr>
             <w:r>
-              <w:t>0,092 s (±0,025 s; máx. 0,157 s)</w:t>
+              <w:t>0,092 s (±0,025 s; máx. 0,157 s), sobre las 71 órdenes procesadas</w:t>
             </w:r>
           </w:p>
         </w:tc>
@@ -24272,7 +24346,7 @@
               <w:pStyle w:val="Compact"/>
             </w:pPr>
             <w:r>
-              <w:t>0,100 s (derivado: end-to-end − MTTD; el desvío no es derivable de las cifras publicadas)</w:t>
+              <w:t>0,100 s (derivado: end-to-end − MTTD; el desvío no es derivable de las cifras publicadas), sobre las 71 órdenes procesadas</w:t>
             </w:r>
           </w:p>
         </w:tc>
@@ -24300,7 +24374,7 @@
               <w:pStyle w:val="Compact"/>
             </w:pPr>
             <w:r>
-              <w:t>0,192 s (±0,024 s; máx. 0,260 s)</w:t>
+              <w:t>0,192 s (±0,024 s; máx. 0,260 s), sobre las 71 órdenes procesadas</w:t>
             </w:r>
           </w:p>
         </w:tc>
@@ -24315,7 +24389,6 @@
               <w:pStyle w:val="Compact"/>
             </w:pPr>
             <w:r>
-              <w:lastRenderedPageBreak/>
               <w:t>Total de órdenes con data_source = 'measured'</w:t>
             </w:r>
           </w:p>
@@ -24329,7 +24402,7 @@
               <w:pStyle w:val="Compact"/>
             </w:pPr>
             <w:r>
-              <w:t>173 (50 de E1.a + 120 de E1.b + 3 de verificación)</w:t>
+              <w:t>174 (50 de E1.a, 120 de E1.b, 3 órdenes de verificación —ORD-DEMO-01, ORD-DEMO-02 y ORD-VERIF-D4— y 1 de la verificación de la alerta de stock bajo, ORD-AUDIT-ALERT)</w:t>
             </w:r>
           </w:p>
         </w:tc>
@@ -24340,7 +24413,7 @@
         <w:pStyle w:val="Textoindependiente"/>
       </w:pPr>
       <w:r>
-        <w:t>La prueba de concurrencia (E1.b) arroja dos resultados que conviene reportar por separado, porque apuntan en direcciones distintas. El primero es concluyente y favorable: en las seis rondas ejecutadas, contra un stock inicial de 5 unidades y con 20 solicitudes simultáneas en cada una, el sistema confirmó exactamente 5 órdenes en todas y cada una de las rondas. No se registró sobreventa en ningún caso, ni quedó ningún producto con stock negativo. La restricción de integridad a nivel de esquema y el carácter transaccional de la sentencia de descuento resultaron suficientes para impedir la condición de carrera, que era exactamente la propiedad que el ensayo se proponía refutar.</w:t>
+        <w:t>La prueba de concurrencia (E1.b) arroja dos resultados que conviene leer juntos, porque el segundo explica el primero. El primero es que no hubo sobreventa: en las seis rondas, contra un stock inicial de 5 unidades y con 20 solicitudes disparadas en una ventana de entre 0,4 y 23 milisegundos, el sistema confirmó exactamente 5 órdenes, y ningún producto quedó con stock negativo. Ese resultado no se debe a que el flujo sea atómico. El Flujo 1 lee el stock y lo descuenta en dos sentencias separadas, sin bloqueo entre ambas (Tabla 4.5, nodos 3 y 5), de modo que dos ejecuciones concurrentes pueden leer el mismo stock disponible. Lo que impide la sobreventa es la restricción CHECK (stock &gt;= 0) del esquema (Anexo A): cuando el descuento dejaría el stock en negativo, la base rechaza la sentencia.</w:t>
       </w:r>
     </w:p>
     <w:p>
@@ -24348,14 +24421,26 @@
         <w:pStyle w:val="Textoindependiente"/>
       </w:pPr>
       <w:r>
-        <w:t>El segundo resultado matiza al primero y corresponde declararlo con la misma claridad: bajo concurrencia el pipeline no perdió integridad, pero sí perdió capacidad de proceso. De las 120 órdenes generadas, 49 (el 40,8 %) quedaron registradas sin marca de processed_at, es decir que el motor de flujos aceptó la solicitud pero no completó su ejecución. Ninguna quedó en estado de error ni produjo un descuento de stock incorrecto: simplemente no avanzaron. El comportamiento observado es, en consecuencia, seguro pero no elástico. Las métricas también se degradan de forma apreciable respecto de la corrida secuencial: el MTTD medio pasa de 0,009 s a 0,092 s —un factor de diez— y el tiempo end-to-end de 0,063 s a 0,192 s, valores que de todos modos se mantienen tres órdenes de magnitud por debajo del criterio operativo de 30 segundos. Esta limitación de capacidad motiva las recomendaciones de encolado y control de admisión del Capítulo 7.</w:t>
+        <w:t xml:space="preserve">El segundo resultado es la contracara del primero. De las 120 órdenes, 49 (el 40,8 %) quedaron registradas en estado pendiente, sin marca de processed_at. Cada una se corresponde con una ejecución del motor de flujos terminada en error: en la segunda ejecución del guion, el conteo de ejecuciones con error creció en cada ronda </w:t>
+      </w:r>
+      <w:r>
+        <w:lastRenderedPageBreak/>
+        <w:t>exactamente en la cantidad de órdenes que quedaron pendientes. El orden de llegada es consistente con que sean las que pasaron la verificación de stock y chocaron contra la restricción al descontarlo: en cada ronda aparecen después de las cinco confirmadas y antes de las rechazadas por falta de stock. El detalle de cada ejecución ya no se conserva, de modo que esa causa se presenta como la más probable y no como verificada. Lo que sí está verificado es la consecuencia: el webhook respondió HTTP 200 a las 120 solicitudes, con el cuerpo vacío en las 49 fallidas, y ninguna orden pasó a estado de error ni generó aviso. El emisor recibió, por lo tanto, la confirmación de recepción de pedidos que el sistema nunca procesó ni notificó. Es una pérdida silenciosa, y en un sistema de órdenes eso constituye una falla de confiabilidad, no una limitación de capacidad.</w:t>
+      </w:r>
+    </w:p>
+    <w:p>
+      <w:pPr>
+        <w:pStyle w:val="Textoindependiente"/>
+      </w:pPr>
+      <w:r>
+        <w:t>Dos precisiones acotan las demás cifras del ensayo. La primera es que las latencias bajo concurrencia —MTTD de 0,092 s y extremo a extremo de 0,192 s, frente a 0,009 s y 0,063 s en régimen secuencial— se calculan sobre las 71 órdenes que terminaron y excluyen justamente las que fallaron: tienen un sesgo de supervivencia y no describen el tiempo de las solicitudes que el sistema no completó. La segunda es que la concurrencia efectiva fue menor que la nominal: aunque las 20 solicitudes de cada ronda se dispararon en pocos milisegundos, el motor las registró en la base a lo largo de 84 a 132 milisegundos, de modo que no llegaron las 20 a la vez a la sentencia de descuento. Aun así, la condición de carrera se manifestó en las seis rondas, que corresponden a dos ejecuciones del guion de tres rondas cada una. La corrección de fondo —descontar el stock con una sentencia condicionada o con bloqueo, y registrar como error la orden cuya ejecución falla— se plantea en el Capítulo 7.</w:t>
       </w:r>
     </w:p>
     <w:p>
       <w:pPr>
         <w:pStyle w:val="Ttulo3"/>
       </w:pPr>
-      <w:bookmarkStart w:id="156" w:name="_Toc240310414"/>
+      <w:bookmarkStart w:id="156" w:name="_Toc240384108"/>
       <w:r>
         <w:t>5.1.4 Baseline de atención manual</w:t>
       </w:r>
@@ -24763,7 +24848,7 @@
         <w:pStyle w:val="Textoindependiente"/>
       </w:pPr>
       <w:r>
-        <w:t>El tiempo marginal de procesamiento manual de una orden resultó de 49,13 s, con un intervalo de confianza al 95 % de [43,30 s; 54,95 s] calculado por la distribución t de Student con nueve grados de libertad. El coeficiente de variación fue del 16,6 %, dispersión baja que indica que el procedimiento se ejecutó de manera estable a lo largo de la serie. Conforme se estableció en la Sección 3.5.5, este valor mide el costo de procesar una orden adicional y no la latencia percibida por el cliente.</w:t>
+        <w:t>El tiempo marginal de procesamiento manual de una orden resultó de 49,13 s, con un intervalo de confianza al 95 % de [43,30 s; 54,95 s] calculado por la distribución t de Student con nueve grados de libertad. El coeficiente de variación fue del 16,6 %, una dispersión moderada que no debe leerse como estabilidad: como se detalla más abajo, los tiempos descienden a lo largo de la serie por efecto de aprendizaje, y parte de esa dispersión es tendencia y no ruido. Conforme se estableció en la Sección 3.5.5, este valor mide el costo de procesar una orden adicional y no la latencia percibida por el cliente.</w:t>
       </w:r>
     </w:p>
     <w:p>
@@ -24795,11 +24880,8 @@
         <w:pStyle w:val="Textoindependiente"/>
       </w:pPr>
       <w:r>
-        <w:t xml:space="preserve">Corresponden dos advertencias sobre la interpretación de este valor. La primera surge de un control previsto en el protocolo: la correlación de Pearson entre el orden </w:t>
-      </w:r>
-      <w:r>
         <w:lastRenderedPageBreak/>
-        <w:t>de ejecución y el tiempo empleado fue de r = −0,693, magnitud que indica que el efecto de aprendizaje siguió actuando dentro de la serie válida. En consecuencia, la media de 49,13 s subestima el tiempo que emplearía un operador no entrenado, y el baseline debe leerse como un piso y no como un valor central. La segunda es que la medición se realizó sobre un único operador, lo que impide estimar la variabilidad entre personas; se declara como limitación en la Sección 5.4.1.</w:t>
+        <w:t>Corresponden dos advertencias sobre la interpretación de este valor. La primera surge de un control previsto en el protocolo: la correlación de Pearson entre el orden de ejecución y el tiempo empleado fue de r = −0,693, magnitud que indica que el efecto de aprendizaje siguió actuando dentro de la serie válida. En consecuencia, la media de 49,13 s subestima el tiempo que emplearía un operador no entrenado: respecto de ese operador, el baseline es un piso. Esto no convierte al factor de mejora en una cota, porque el término automatizado tiene un sesgo en la dirección contraria (Sección 5.4). La segunda es que la medición se realizó sobre un único operador, lo que impide estimar la variabilidad entre personas; se declara como limitación en la Sección 5.4.1.</w:t>
       </w:r>
     </w:p>
     <w:p>
@@ -24814,7 +24896,7 @@
       <w:pPr>
         <w:pStyle w:val="Ttulo2"/>
       </w:pPr>
-      <w:bookmarkStart w:id="157" w:name="_Toc240310415"/>
+      <w:bookmarkStart w:id="157" w:name="_Toc240384109"/>
       <w:r>
         <w:t>5.2 Resultados del Flujo 2 — Chatbot (canal simulado formato WhatsApp y canal Telegram real)</w:t>
       </w:r>
@@ -24824,7 +24906,7 @@
       <w:pPr>
         <w:pStyle w:val="Ttulo3"/>
       </w:pPr>
-      <w:bookmarkStart w:id="158" w:name="_Toc240310416"/>
+      <w:bookmarkStart w:id="158" w:name="_Toc240384110"/>
       <w:r>
         <w:t>5.2.1 Pruebas funcionales del chatbot</w:t>
       </w:r>
@@ -24835,7 +24917,7 @@
         <w:pStyle w:val="FirstParagraph"/>
       </w:pPr>
       <w:r>
-        <w:t>Se ejecutaron cinco pruebas funcionales sobre el Flujo 2, con el mismo criterio con que se ejecutaron las del Flujo 1: se verificó la respuesta entregada por el canal, el estado de la base de datos y los artefactos generados. Su diseño se detalla en la Tabla 4.10; aquí se reporta su ejecución. Las cinco resultaron aprobadas. C1, sobre una consulta de tipo frecuente, fue clasificada como FAQ y respondida por el canal de origen. C2, sobre estado de pedido, fue clasificada como ESTADO_PEDIDO y disparó la consulta a la tabla de órdenes, devolviendo el estado del pedido referido en el mensaje. C3, sobre un reclamo, fue clasificada como RECLAMO y generó el ticket correspondiente. C4, sobre un reclamo redactado en términos de urgencia, fue clasificada como RECLAMO, generó ticket y quedó registrada con la marca de urgencia en alto. C5, sobre una consulta abierta, fue clasificada como GENERAL y respondida por el modelo sin escalar. En los cinco casos la interacción quedó registrada con sus dos marcas temporales, de modo que el TMR de cada una es reconstruible.</w:t>
+        <w:t>Se ejecutaron cinco pruebas funcionales sobre el Flujo 2, con el mismo criterio con que se ejecutaron las del Flujo 1: se verificó la respuesta entregada por el canal, el estado de la base de datos y los artefactos generados. Su diseño se detalla en la Tabla 4.10; aquí se reporta su ejecución. Las cinco resultaron aprobadas. PC-01, sobre una consulta de tipo frecuente, fue clasificada como FAQ y respondida por el canal de origen. PC-02, sobre estado de pedido, fue clasificada como ESTADO_PEDIDO y disparó la consulta a la tabla de órdenes, devolviendo el estado del pedido referido en el mensaje. PC-03, sobre un reclamo, fue clasificada como RECLAMO y generó el ticket correspondiente. PC-04, sobre un reclamo redactado en términos de urgencia, fue clasificada como RECLAMO, generó ticket y quedó registrada con la marca de urgencia en alto. PC-05, sobre una consulta abierta, fue clasificada como GENERAL y respondida por el modelo sin escalar. En los cinco casos la interacción quedó registrada con sus dos marcas temporales, de modo que el TMR de cada una es reconstruible.</w:t>
       </w:r>
     </w:p>
     <w:p>
@@ -24843,7 +24925,11 @@
         <w:pStyle w:val="Textoindependiente"/>
       </w:pPr>
       <w:r>
-        <w:t>Corresponde una precisión sobre el alcance de estas pruebas, para que no se las confunda con la evaluación del clasificador. Son pruebas funcionales de un caso por intención: verifican que el flujo se recorra completo y que cada rama se active, no que la clasificación sea correcta en general ni que el contenido de la respuesta sea adecuado. Lo primero se mide sobre el corpus de 150 mensajes en la Sección 5.2.3; lo segundo se aborda, con los alcances que allí se precisan, en la Sección 5.2.5.</w:t>
+        <w:t xml:space="preserve">Corresponde una precisión sobre el alcance de estas pruebas, para que no se las confunda con la evaluación del clasificador. Son pruebas funcionales de un caso por intención: verifican que el flujo se recorra completo y que cada rama se active, no que la clasificación sea correcta en general ni que el contenido de la respuesta sea </w:t>
+      </w:r>
+      <w:r>
+        <w:lastRenderedPageBreak/>
+        <w:t>adecuado. Lo primero se mide sobre el corpus de 150 mensajes en la Sección 5.2.3; lo segundo se aborda, con los alcances que allí se precisan, en la Sección 5.2.5.</w:t>
       </w:r>
     </w:p>
     <w:p>
@@ -24851,9 +24937,8 @@
         <w:pStyle w:val="Ttulo3"/>
       </w:pPr>
       <w:bookmarkStart w:id="159" w:name="tiempos-de-respuesta-tmr"/>
-      <w:bookmarkStart w:id="160" w:name="_Toc240310417"/>
-      <w:r>
-        <w:lastRenderedPageBreak/>
+      <w:bookmarkStart w:id="160" w:name="_Toc240384111"/>
+      <w:r>
         <w:t>5.2.2 Tiempos de respuesta (TMR)</w:t>
       </w:r>
       <w:bookmarkEnd w:id="160"/>
@@ -25489,7 +25574,7 @@
         <w:t>TMR promedio:</w:t>
       </w:r>
       <w:r>
-        <w:t xml:space="preserve"> 1,47 s sobre los 150 mensajes del corpus. Este valor confirma H2a (TMR &lt; 10 s) con amplio margen.</w:t>
+        <w:t xml:space="preserve"> 1,47 s sobre los 150 mensajes del corpus. Este valor sostiene H2a (TMR &lt; 10 s) con amplio margen, también por categoría: la media más alta es de 1,54 s.</w:t>
       </w:r>
     </w:p>
     <w:p>
@@ -25527,14 +25612,11 @@
         <w:rPr>
           <w:b/>
         </w:rPr>
+        <w:lastRenderedPageBreak/>
         <w:t>Validación del segundo canal (Telegram):</w:t>
       </w:r>
       <w:r>
-        <w:t xml:space="preserve"> para verificar que la arquitectura multicanal es real y no solo declarada, el canal de Telegram se implementó de extremo a extremo —recepción por webhook, clasificación con GPT-4o-mini, consulta a la base de datos y respuesta por el mismo canal— y se validó sobre una </w:t>
-      </w:r>
-      <w:r>
-        <w:lastRenderedPageBreak/>
-        <w:t>muestra de 45 interacciones reales. A diferencia del canal simulado —que adopta el formato de la WhatsApp Cloud API en la recepción y entrega por SMTP a un capturador local, sin tocar la red de WhatsApp en ningún extremo—, Telegram opera contra la API real, por lo que su TMR incluye la latencia de red efectiva (ver Tabla 5.6).</w:t>
+        <w:t xml:space="preserve"> para verificar que la arquitectura multicanal es real y no solo declarada, el canal de Telegram se implementó de extremo a extremo —recepción por webhook, clasificación con GPT-4o-mini, consulta a la base de datos y respuesta por el mismo canal— y se validó sobre una muestra de 45 interacciones reales. A diferencia del canal simulado —que adopta el formato de la WhatsApp Cloud API en la recepción y entrega por SMTP a un capturador local, sin tocar la red de WhatsApp en ningún extremo—, Telegram opera contra la API real, por lo que su TMR incluye la latencia de red efectiva (ver Tabla 5.6).</w:t>
       </w:r>
     </w:p>
     <w:p>
@@ -25903,7 +25985,7 @@
     </w:tbl>
     <w:p>
       <w:r>
-        <w:t>El TMR global del canal Telegram fue de 3,07 s —superior al del canal simulado (1,47 s) por la latencia de red real, pero holgadamente por debajo del umbral de 10 s—, lo que confirma que H2a se sostiene también sobre un canal en producción. Corresponde precisar el alcance de esta validación: las 45 interacciones de Telegram son adicionales al corpus de 150 mensajes y no un subconjunto suyo, y no cuentan con etiquetas de referencia. En consecuencia, la validación del segundo canal cubre la latencia de respuesta pero no la exactitud de clasificación, que se reporta únicamente sobre el corpus etiquetado. El canal de correo (Gmail) se mantiene como diseño (Capítulo 7): su mecanismo de consulta periódica (polling) impone un piso de latencia de aproximadamente un minuto, incompatible con la métrica de segundos.</w:t>
+        <w:t>El TMR global del canal Telegram fue de 3,07 s —superior al del canal simulado (1,47 s), diferencia que no se atribuye a la red porque las dos series no son apareadas (Sección 4.6), pero holgadamente por debajo del umbral de 10 s—, de modo que H2a se sostiene también sobre un canal real. Corresponde precisar el alcance de esta validación: las 45 interacciones de Telegram son adicionales al corpus de 150 mensajes y no un subconjunto suyo, y no cuentan con etiquetas de referencia. En consecuencia, la validación del segundo canal cubre la latencia de respuesta pero no la exactitud de clasificación, que se reporta únicamente sobre el corpus etiquetado. El canal de correo (Gmail) se mantiene como diseño (Capítulo 7): su mecanismo de consulta periódica (polling) impone un piso de latencia de aproximadamente un minuto, incompatible con la métrica de segundos. Las interacciones de Telegram, además, corrieron con el prompt reducido de 1032 caracteres y no con el de la configuración principal (Sección 4.4.3): la validación del segundo canal cubre la latencia y el recorrido completo del flujo, no el desempeño de la configuración medida sobre el corpus.</w:t>
       </w:r>
     </w:p>
     <w:p>
@@ -25911,10 +25993,10 @@
         <w:pStyle w:val="Ttulo3"/>
       </w:pPr>
       <w:bookmarkStart w:id="161" w:name="precisión-de-clasificación-de-intents"/>
-      <w:bookmarkStart w:id="162" w:name="_Toc240310418"/>
+      <w:bookmarkStart w:id="162" w:name="_Toc240384112"/>
       <w:bookmarkEnd w:id="159"/>
       <w:r>
-        <w:t>5.2.3 Precisión de clasificación de intents</w:t>
+        <w:t>5.2.3 Exactitud de clasificación de intents</w:t>
       </w:r>
       <w:bookmarkEnd w:id="162"/>
     </w:p>
@@ -25923,7 +26005,7 @@
         <w:pStyle w:val="FirstParagraph"/>
       </w:pPr>
       <w:r>
-        <w:t>Se evaluó la precisión de clasificación comparando el intent asignado por GPT-4o-mini contra el intent esperado para los 150 mensajes de prueba. El intent esperado se etiquetó de forma ciega respecto a la salida del modelo (ver Sección 3.5.3) (ver Tabla 5.7).</w:t>
+        <w:t>Se evaluó la exactitud de clasificación comparando el intent asignado por GPT-4o-mini contra el intent esperado para los 150 mensajes de prueba. El intent esperado se etiquetó de forma ciega respecto a la salida del modelo (ver Sección 3.5.3) (ver Tabla 5.7).</w:t>
       </w:r>
     </w:p>
     <w:p>
@@ -25976,7 +26058,11 @@
               <w:pStyle w:val="Compact"/>
             </w:pPr>
             <w:r>
-              <w:t>Mensajes</w:t>
+              <w:t>Mensaj</w:t>
+            </w:r>
+            <w:r>
+              <w:lastRenderedPageBreak/>
+              <w:t>es</w:t>
             </w:r>
           </w:p>
         </w:tc>
@@ -25989,7 +26075,12 @@
               <w:pStyle w:val="Compact"/>
             </w:pPr>
             <w:r>
-              <w:t>Clasificados correctamente</w:t>
+              <w:lastRenderedPageBreak/>
+              <w:t xml:space="preserve">Clasificados </w:t>
+            </w:r>
+            <w:r>
+              <w:lastRenderedPageBreak/>
+              <w:t>correctamente</w:t>
             </w:r>
           </w:p>
         </w:tc>
@@ -26002,7 +26093,12 @@
               <w:pStyle w:val="Compact"/>
             </w:pPr>
             <w:r>
-              <w:t>Clasificados incorrectamente</w:t>
+              <w:lastRenderedPageBreak/>
+              <w:t xml:space="preserve">Clasificados </w:t>
+            </w:r>
+            <w:r>
+              <w:lastRenderedPageBreak/>
+              <w:t>incorrectamente</w:t>
             </w:r>
           </w:p>
         </w:tc>
@@ -26015,7 +26111,12 @@
               <w:pStyle w:val="Compact"/>
             </w:pPr>
             <w:r>
-              <w:t>Exhaustividad (recall)</w:t>
+              <w:lastRenderedPageBreak/>
+              <w:t>Exhausti</w:t>
+            </w:r>
+            <w:r>
+              <w:lastRenderedPageBreak/>
+              <w:t>vidad (recall)</w:t>
             </w:r>
           </w:p>
         </w:tc>
@@ -26030,6 +26131,7 @@
               <w:pStyle w:val="Compact"/>
             </w:pPr>
             <w:r>
+              <w:lastRenderedPageBreak/>
               <w:t>FAQ</w:t>
             </w:r>
           </w:p>
@@ -26164,11 +26266,7 @@
               <w:pStyle w:val="Compact"/>
             </w:pPr>
             <w:r>
-              <w:t>ESTADO_PEDID</w:t>
-            </w:r>
-            <w:r>
-              <w:lastRenderedPageBreak/>
-              <w:t>O</w:t>
+              <w:t>ESTADO_PEDIDO</w:t>
             </w:r>
           </w:p>
         </w:tc>
@@ -26181,7 +26279,6 @@
               <w:pStyle w:val="Compact"/>
             </w:pPr>
             <w:r>
-              <w:lastRenderedPageBreak/>
               <w:t>35</w:t>
             </w:r>
           </w:p>
@@ -27161,7 +27258,7 @@
         <w:t>Accuracy global:</w:t>
       </w:r>
       <w:r>
-        <w:t xml:space="preserve"> 92,7% (139/150), lo que supera el umbral mínimo de 85% establecido en H2. Los 11 errores se concentraron en fronteras semánticas entre categorías —principalmente RECLAMO asignado a ESTADO_PEDIDO y FAQ/GENERAL entre sí—, coherente con mensajes cortos y ambiguos.</w:t>
+        <w:t xml:space="preserve"> 92,7% (139/150), lo que supera el umbral del 85 % establecido en H2b. Los 11 errores se concentraron en fronteras semánticas entre categorías —principalmente RECLAMO asignado a ESTADO_PEDIDO y FAQ/GENERAL entre sí—, coherente con mensajes cortos y ambiguos.</w:t>
       </w:r>
     </w:p>
     <w:p>
@@ -27176,7 +27273,11 @@
         <w:t xml:space="preserve">Acuerdo entre anotadores: </w:t>
       </w:r>
       <w:r>
-        <w:t>sobre la submuestra de 50 mensajes etiquetada por el evaluador independiente (protocolo en §3.5.3), el acuerdo observado con el ground truth fue de 47 coincidencias sobre 50 (Po = 0,940), con un coeficiente κ de Cohen de 0,919, valor que corresponde a un acuerdo casi perfecto en la escala de Landis y Koch (1977). Los tres desacuerdos se concentran en fronteras semánticas reales entre categorías —“me pueden ayudar?” (GENERAL/FAQ), “mi pedido no llega y ya pasaron los 5 días” (RECLAMO/FAQ) y una consulta de stock referida a un pedido ya realizado (FAQ/ESTADO_PEDIDO)—, es decir en los mismos casos ambiguos donde se concentran los errores del clasificador. Este resultado indica que el ground truth no responde a un criterio idiosincrásico del equipo.</w:t>
+        <w:t xml:space="preserve">sobre la submuestra de 50 mensajes etiquetada por el evaluador independiente (protocolo en §3.5.3), el acuerdo observado con el ground truth fue de 47 coincidencias sobre 50 (Po = 0,940), con un coeficiente κ de Cohen de 0,919, valor que corresponde a un acuerdo casi perfecto en la escala de Landis y Koch (1977). Los tres desacuerdos se concentran en fronteras semánticas reales </w:t>
+      </w:r>
+      <w:r>
+        <w:lastRenderedPageBreak/>
+        <w:t>entre categorías —“me pueden ayudar?” (GENERAL/FAQ), “mi pedido no llega y ya pasaron los 5 días” (RECLAMO/FAQ) y una consulta de stock referida a un pedido ya realizado (FAQ/ESTADO_PEDIDO)—, es decir en los mismos casos ambiguos donde se concentran los errores del clasificador. Este resultado indica que el ground truth no responde a un criterio idiosincrásico del equipo.</w:t>
       </w:r>
     </w:p>
     <w:p>
@@ -27184,11 +27285,7 @@
         <w:pStyle w:val="Textoindependiente"/>
       </w:pPr>
       <w:r>
-        <w:t xml:space="preserve">La categoría con mayor precisión fue FAQ (97,8 %), seguida de RECLAMO (95,0 %), ESTADO_PEDIDO (88,9 %) y GENERAL (86,2 %). El patrón se invierte al observar la exhaustividad: GENERAL alcanza el 100 % (25 de 25), es decir que el modelo no dejó </w:t>
-      </w:r>
-      <w:r>
-        <w:lastRenderedPageBreak/>
-        <w:t>sin identificar ningún mensaje que perteneciera realmente a esa categoría, pero incorporó a ella cuatro mensajes provenientes de otras clases. Esa asimetría —exhaustividad máxima junto con la precisión más baja del conjunto— es consistente con el carácter abierto de la categoría: al no estar acotada por patrones específicos, GENERAL opera de hecho como clase residual y absorbe los mensajes que el modelo no consigue asignar con confianza a las otras tres (ver Figura 9).</w:t>
+        <w:t>La categoría con mayor precisión fue FAQ (97,8 %), seguida de RECLAMO (95,0 %), ESTADO_PEDIDO (88,9 %) y GENERAL (86,2 %). El patrón se invierte al observar la exhaustividad: GENERAL alcanza el 100 % (25 de 25), es decir que el modelo no dejó sin identificar ningún mensaje que perteneciera realmente a esa categoría, pero incorporó a ella cuatro mensajes provenientes de otras clases. Esa asimetría —exhaustividad máxima junto con la precisión más baja del conjunto— es consistente con el carácter abierto de la categoría: al no estar acotada por patrones específicos, GENERAL opera de hecho como clase residual y absorbe los mensajes que el modelo no consigue asignar con confianza a las otras tres (ver Figura 9).</w:t>
       </w:r>
     </w:p>
     <w:p>
@@ -27200,7 +27297,7 @@
           <w:noProof/>
         </w:rPr>
         <w:drawing>
-          <wp:inline distT="0" distB="0" distL="0" distR="0" wp14:anchorId="104A2B59" wp14:editId="086DBFBD">
+          <wp:inline distT="0" distB="0" distL="0" distR="0" wp14:anchorId="524221D9" wp14:editId="4E196569">
             <wp:extent cx="5334000" cy="2687647"/>
             <wp:effectExtent l="0" t="0" r="0" b="0"/>
             <wp:docPr id="99" name="Picture" descr="Figura 6: Dashboard Grafana Chatbot Omnicanal"/>
@@ -27247,16 +27344,16 @@
         <w:pStyle w:val="Textoindependiente"/>
       </w:pPr>
       <w:r>
-        <w:t>Figura 9: Dashboard “Chatbot Multicanal” en Grafana, con el TMR promedio, la precisión de clasificación y la distribución de intenciones sobre el corpus evaluado. El panel de interacciones por día y canal se alimenta de la vista del corpus, que está acotada a la ventana temporal de esa corrida: por eso muestra únicamente las 150 interacciones del canal simulado y no las 45 de Telegram, que se ejecutaron fuera de esa ventana y se reportan en la Tabla 5.6. La serie de correo aparece en cero porque el canal está previsto en el esquema y no implementado.</w:t>
+        <w:t>Figura 9: Dashboard “Chatbot Multicanal” en Grafana, con el TMR promedio, la exactitud de clasificación y la distribución de intenciones sobre el corpus evaluado. El panel de interacciones por día y canal se alimenta de la vista del corpus, que está acotada a la ventana temporal de esa corrida: por eso muestra únicamente las 150 interacciones del canal simulado y no las 45 de Telegram, que se ejecutaron fuera de esa ventana y se reportan en la Tabla 5.6. La serie de correo aparece en cero porque el canal está previsto en el esquema y no implementado.</w:t>
       </w:r>
     </w:p>
     <w:p>
       <w:pPr>
         <w:pStyle w:val="Ttulo3"/>
       </w:pPr>
-      <w:bookmarkStart w:id="163" w:name="_Toc240310419"/>
-      <w:r>
-        <w:t>5.2.4 Ablación: cuánto aporta la base de conocimiento</w:t>
+      <w:bookmarkStart w:id="163" w:name="_Toc240384113"/>
+      <w:r>
+        <w:t>5.2.4 Aporte de la base de conocimiento y de las reglas y ejemplos</w:t>
       </w:r>
       <w:bookmarkEnd w:id="163"/>
     </w:p>
@@ -27265,7 +27362,11 @@
         <w:pStyle w:val="FirstParagraph"/>
       </w:pPr>
       <w:r>
-        <w:t>El 92,7 % de la sección anterior se obtuvo con un prompt que inyecta la base de conocimiento de la tienda y presenta siete ejemplos etiquetados. Para estimar cuánto de ese desempeño corresponde a esos dos elementos y cuánto al modelo por sí solo, se repitió la medición sobre el mismo corpus con el prompt reducido, según el protocolo de la Sección 3.5.6. El resultado se sintetiza en la Tabla 5.10.</w:t>
+        <w:t xml:space="preserve">El 92,7 % de la sección anterior se obtuvo con un prompt que combina la base de conocimiento de la tienda con reglas de decisión y siete ejemplos etiquetados. Para estimar cuánto aporta cada uno se ejecutó el diseño factorial de la Sección 3.5.6: cuatro condiciones, tres repeticiones de cada una, sobre el mismo corpus y las </w:t>
+      </w:r>
+      <w:r>
+        <w:lastRenderedPageBreak/>
+        <w:t>mismas etiquetas de referencia. Los doce bloques resultaron válidos. La exactitud por clase y por condición se sintetiza en la Tabla 5.10.</w:t>
       </w:r>
     </w:p>
     <w:p>
@@ -27273,7 +27374,7 @@
         <w:pStyle w:val="Textoindependiente"/>
       </w:pPr>
       <w:r>
-        <w:t>Tabla 5.10: Exactitud de clasificación por clase, con y sin base de conocimiento.</w:t>
+        <w:t>Tabla 5.10: Exactitud por mayoría de tres repeticiones, por clase y por condición del diseño factorial.</w:t>
       </w:r>
     </w:p>
     <w:tbl>
@@ -27284,10 +27385,10 @@
       </w:tblPr>
       <w:tblGrid>
         <w:gridCol w:w="2032"/>
-        <w:gridCol w:w="1737"/>
-        <w:gridCol w:w="1765"/>
-        <w:gridCol w:w="1765"/>
         <w:gridCol w:w="1755"/>
+        <w:gridCol w:w="1757"/>
+        <w:gridCol w:w="1756"/>
+        <w:gridCol w:w="1754"/>
       </w:tblGrid>
       <w:tr>
         <w:trPr>
@@ -27299,7 +27400,7 @@
           </w:tcPr>
           <w:p>
             <w:r>
-              <w:t>Clase</w:t>
+              <w:t>Clase (mensajes)</w:t>
             </w:r>
           </w:p>
         </w:tc>
@@ -27309,7 +27410,7 @@
           </w:tcPr>
           <w:p>
             <w:r>
-              <w:t>n</w:t>
+              <w:t>C1 · base, reglas y ejemplos</w:t>
             </w:r>
           </w:p>
         </w:tc>
@@ -27319,7 +27420,7 @@
           </w:tcPr>
           <w:p>
             <w:r>
-              <w:t>Con base de conocimiento y ejemplos</w:t>
+              <w:t>C2 · reglas y ejemplos, sin base</w:t>
             </w:r>
           </w:p>
         </w:tc>
@@ -27329,7 +27430,7 @@
           </w:tcPr>
           <w:p>
             <w:r>
-              <w:t>Sin base de conocimiento ni ejemplos</w:t>
+              <w:t>C3 · base, sin reglas ni ejemplos</w:t>
             </w:r>
           </w:p>
         </w:tc>
@@ -27339,7 +27440,7 @@
           </w:tcPr>
           <w:p>
             <w:r>
-              <w:t>Diferencia</w:t>
+              <w:t>C4 · sin base, reglas ni ejemplos</w:t>
             </w:r>
           </w:p>
         </w:tc>
@@ -27351,7 +27452,7 @@
           </w:tcPr>
           <w:p>
             <w:r>
-              <w:t>FAQ</w:t>
+              <w:t>FAQ (48)</w:t>
             </w:r>
           </w:p>
         </w:tc>
@@ -27361,7 +27462,7 @@
           </w:tcPr>
           <w:p>
             <w:r>
-              <w:t>48</w:t>
+              <w:t>45 (93,8 %)</w:t>
             </w:r>
           </w:p>
         </w:tc>
@@ -27371,7 +27472,7 @@
           </w:tcPr>
           <w:p>
             <w:r>
-              <w:t>44 (91,7 %)</w:t>
+              <w:t>45 (93,8 %)</w:t>
             </w:r>
           </w:p>
         </w:tc>
@@ -27381,7 +27482,7 @@
           </w:tcPr>
           <w:p>
             <w:r>
-              <w:t>37 (77,1 %)</w:t>
+              <w:t>31 (64,6 %)</w:t>
             </w:r>
           </w:p>
         </w:tc>
@@ -27391,7 +27492,7 @@
           </w:tcPr>
           <w:p>
             <w:r>
-              <w:t>−14,6 puntos</w:t>
+              <w:t>19 (39,6 %)</w:t>
             </w:r>
           </w:p>
         </w:tc>
@@ -27403,7 +27504,7 @@
           </w:tcPr>
           <w:p>
             <w:r>
-              <w:t>ESTADO_PEDIDO</w:t>
+              <w:t>ESTADO_PEDIDO (35)</w:t>
             </w:r>
           </w:p>
         </w:tc>
@@ -27413,7 +27514,7 @@
           </w:tcPr>
           <w:p>
             <w:r>
-              <w:t>35</w:t>
+              <w:t>32 (91,4 %)</w:t>
             </w:r>
           </w:p>
         </w:tc>
@@ -27433,7 +27534,7 @@
           </w:tcPr>
           <w:p>
             <w:r>
-              <w:t>33 (94,3 %)</w:t>
+              <w:t>31 (88,6 %)</w:t>
             </w:r>
           </w:p>
         </w:tc>
@@ -27443,7 +27544,7 @@
           </w:tcPr>
           <w:p>
             <w:r>
-              <w:t>+2,9 puntos</w:t>
+              <w:t>34 (97,1 %)</w:t>
             </w:r>
           </w:p>
         </w:tc>
@@ -27455,8 +27556,7 @@
           </w:tcPr>
           <w:p>
             <w:r>
-              <w:lastRenderedPageBreak/>
-              <w:t>RECLAMO</w:t>
+              <w:t>RECLAMO (42)</w:t>
             </w:r>
           </w:p>
         </w:tc>
@@ -27466,7 +27566,7 @@
           </w:tcPr>
           <w:p>
             <w:r>
-              <w:t>42</w:t>
+              <w:t>38 (90,5 %)</w:t>
             </w:r>
           </w:p>
         </w:tc>
@@ -27476,7 +27576,7 @@
           </w:tcPr>
           <w:p>
             <w:r>
-              <w:t>38 (90,5 %)</w:t>
+              <w:t>39 (92,9 %)</w:t>
             </w:r>
           </w:p>
         </w:tc>
@@ -27486,7 +27586,7 @@
           </w:tcPr>
           <w:p>
             <w:r>
-              <w:t>34 (81,0 %)</w:t>
+              <w:t>31 (73,8 %)</w:t>
             </w:r>
           </w:p>
         </w:tc>
@@ -27496,7 +27596,7 @@
           </w:tcPr>
           <w:p>
             <w:r>
-              <w:t>−9,5 puntos</w:t>
+              <w:t>33 (78,6 %)</w:t>
             </w:r>
           </w:p>
         </w:tc>
@@ -27508,7 +27608,7 @@
           </w:tcPr>
           <w:p>
             <w:r>
-              <w:t>GENERAL</w:t>
+              <w:t>GENERAL (25)</w:t>
             </w:r>
           </w:p>
         </w:tc>
@@ -27518,7 +27618,7 @@
           </w:tcPr>
           <w:p>
             <w:r>
-              <w:t>25</w:t>
+              <w:t>25 (100 %)</w:t>
             </w:r>
           </w:p>
         </w:tc>
@@ -27548,7 +27648,7 @@
           </w:tcPr>
           <w:p>
             <w:r>
-              <w:t>sin cambio</w:t>
+              <w:t>25 (100 %)</w:t>
             </w:r>
           </w:p>
         </w:tc>
@@ -27560,7 +27660,7 @@
           </w:tcPr>
           <w:p>
             <w:r>
-              <w:t>Total</w:t>
+              <w:t>Total (150) · IC 95 %</w:t>
             </w:r>
           </w:p>
         </w:tc>
@@ -27570,7 +27670,7 @@
           </w:tcPr>
           <w:p>
             <w:r>
-              <w:t>150</w:t>
+              <w:t>140 (93,3 %) [88,2 %; 96,3 %]</w:t>
             </w:r>
           </w:p>
         </w:tc>
@@ -27580,7 +27680,7 @@
           </w:tcPr>
           <w:p>
             <w:r>
-              <w:t>139 (92,7 %)</w:t>
+              <w:t>141 (94,0 %) [89,0 %; 96,8 %]</w:t>
             </w:r>
           </w:p>
         </w:tc>
@@ -27590,7 +27690,7 @@
           </w:tcPr>
           <w:p>
             <w:r>
-              <w:t>129 (86,0 %)</w:t>
+              <w:t>118 (78,7 %) [71,4 %; 84,5 %]</w:t>
             </w:r>
           </w:p>
         </w:tc>
@@ -27600,7 +27700,7 @@
           </w:tcPr>
           <w:p>
             <w:r>
-              <w:t>−6,7 puntos</w:t>
+              <w:t>111 (74,0 %) [66,4 %; 80,4 %]</w:t>
             </w:r>
           </w:p>
         </w:tc>
@@ -27611,7 +27711,7 @@
         <w:pStyle w:val="Textoindependiente"/>
       </w:pPr>
       <w:r>
-        <w:t>La exactitud global cae de 92,7 % a 86,0 %, una diferencia de 6,7 puntos porcentuales. Los intervalos de confianza de Wilson al 95 % son [87,3 %; 95,9 %] para la configuración principal y [79,5 %; 90,7 %] para la de ablación. Como el diseño es apareado, la pregunta de si esa diferencia es atribuible al azar se responde sobre los pares discordantes: de los 150 mensajes, 125 se clasificaron correctamente en ambas condiciones y 7 incorrectamente en ambas; 14 solo acertaron con la base de conocimiento y 4 solo sin ella. La prueba de McNemar sobre esos 18 pares arroja un estadístico de 4,500 con corrección de Yates (p = 0,034) y un valor p exacto de la binomial bilateral de 0,031. La diferencia no es atribuible a la variación de muestreo.</w:t>
+        <w:t>La exactitud por mayoría es de 93,3 % con base, reglas y ejemplos (C1) y de 94,0 % sin la base (C2), y cae a 78,7 % sin las reglas ni los ejemplos (C3) y a 74,0 % sin ninguno de los dos factores (C4). La variabilidad entre repeticiones es baja: las exactitudes de cada repetición tienen un desvío de 0,4 puntos en C1 y en C2, de 1,3 en C3 y de 0,7 en C4, y los mensajes que recibieron la misma etiqueta en las tres repeticiones son el 98,0 %, el 98,7 %, el 85,3 % y el 92,0 %, respectivamente. De los seis contrastes por pares, cuatro son significativos tras el ajuste de Holm, todos con p &lt; 0,001: los que enfrentan una condición con reglas y ejemplos a una sin ellos. Los otros dos no lo son: C1 frente a C2, con una sola discordancia (p = 1,0), y C3 frente a C4, con 18 y 11 discordancias (p ajustado = 0,53). El tiempo medio de respuesta apenas varía entre condiciones, de 1,53 s a 1,60 s, aunque el prompt va de 1154 a 6338 caracteres.</w:t>
       </w:r>
     </w:p>
     <w:p>
@@ -27619,7 +27719,7 @@
         <w:pStyle w:val="Textoindependiente"/>
       </w:pPr>
       <w:r>
-        <w:t>El desglose por clase es más informativo que el total, y es donde está el hallazgo. La caída se concentra casi enteramente en FAQ, que pierde 14,6 puntos, y secundariamente en RECLAMO, que pierde 9,5. GENERAL se mantiene en 100 % y ESTADO_PEDIDO incluso mejora 2,9 puntos, diferencia de un solo mensaje que queda dentro de lo esperable por variación. El patrón tiene una explicación mecánica que la matriz de confusión confirma: sin la base de conocimiento, nueve de los cuarenta y ocho mensajes de tipo FAQ se clasifican como GENERAL. Son consultas del tipo «trabajan con OCA o Andreani?», «puedo retirar por sucursal?», «tienen atención telefónica?» o «aceptan transferencia bancaria?».</w:t>
+        <w:t>En términos del diseño factorial, las reglas y los ejemplos aportan 17,3 puntos porcentuales en promedio: 14,7 con la base presente y 20,0 sin ella. La base de conocimiento aporta 2,0 puntos en promedio: −0,7 cuando las reglas y los ejemplos están presentes y +4,7 cuando faltan, y ninguna de las dos diferencias es significativa. La interacción, de −5,3 puntos, indica que la base solo ayuda algo cuando faltan las reglas y los ejemplos, y que con ellos presentes no agrega nada a la clasificación. El desglose de la Tabla 5.10 localiza el efecto. La exhaustividad de FAQ es de 93,8 % en C1 y en C2, y cae a 64,6 % en C3 y a 39,6 % en C4. Los mensajes de FAQ que se pierden migran a la categoría residual: por repetición, en promedio, 1,3 y 1,0 mensajes de FAQ se clasifican como GENERAL en C1 y en C2, frente a 17,3 en C3 y 26,3 en C4. RECLAMO sigue el mismo patrón con menor magnitud, y ESTADO_PEDIDO y GENERAL apenas varían.</w:t>
       </w:r>
     </w:p>
     <w:p>
@@ -27627,7 +27727,11 @@
         <w:pStyle w:val="Textoindependiente"/>
       </w:pPr>
       <w:r>
-        <w:t>La interpretación es la siguiente. La categoría FAQ no se define por la forma del mensaje sino por su contenido: un mensaje es una consulta frecuente si versa sobre algo respecto de lo cual la tienda tiene una política establecida. Sin la base de conocimiento, el modelo no tiene modo de saber sobre qué tiene política esta tienda en particular, y ante la duda deriva el mensaje a la categoría residual. El contexto no mejora la clasificación por añadir información redundante: la mejora porque es lo que hace que la categoría FAQ sea decidible. Ese es, a juicio de los autores, el resultado más transferible de este trabajo, y se retoma en la Sección 6.3.</w:t>
+        <w:t xml:space="preserve">Este resultado corrige la interpretación que el trabajo había extraído de la ablación E7. La categoría FAQ no se vuelve decidible porque el modelo conozca la política de la </w:t>
+      </w:r>
+      <w:r>
+        <w:lastRenderedPageBreak/>
+        <w:t>tienda, sino porque tiene una definición operativa: las reglas de clasificación enumeran los temas que cuentan como consulta frecuente —pagos, envíos, devoluciones, garantía, facturación— y los ejemplos muestran casos resueltos. Sin esa definición, el modelo deriva a la categoría residual las consultas que no reconoce como frecuentes, y la base de conocimiento, por sí sola, recupera solo una parte de ellas. Los 6,7 puntos que E7 atribuyó a la base corresponden en realidad, sobre todo, a los bloques que aquel prompt quitaba junto con ella. El diseño no separa cuál de los tres bloques del factor R produce el efecto; la enumeración de temas de las reglas de clasificación es la explicación más directa, pero queda como hipótesis. Para la clasificación, lo que la tienda tiene que escribir y mantener son las reglas y los ejemplos. La base conserva su función en la redacción de las respuestas a las consultas frecuentes, que es la que evalúa la Sección 5.2.5 y no la que mide este experimento.</w:t>
       </w:r>
     </w:p>
     <w:p>
@@ -27635,7 +27739,7 @@
         <w:pStyle w:val="Textoindependiente"/>
       </w:pPr>
       <w:r>
-        <w:t>Corresponde una precisión sobre H2b, porque las dos condiciones no lo satisfacen del mismo modo. El umbral fijado es del 85 % y ambas exactitudes lo superan en su valor puntual. Pero el criterio que este trabajo adoptó en la Sección 3.5.2 no es el valor puntual sino la precisión efectivamente alcanzada, esto es el límite inferior del intervalo de confianza. Ese límite es del 87,3 % en la configuración principal, por encima del umbral, y del 79,5 % en la de ablación, por debajo. Con el criterio propio del trabajo, H2b se sostiene con base de conocimiento y no se sostiene sin ella. Se lo consigna así en la Tabla 5.11.</w:t>
+        <w:t>Una observación posterior al diseño se consigna sin valor confirmatorio. El prompt reducido de E7, que tampoco tenía base, reglas ni ejemplos, obtuvo 86,0 % en una única corrida, doce puntos más que C4. Ambos prompts difieren esencialmente en el bloque que presenta el mensaje del cliente con su nombre y su canal, que E7 no tenía y C4 sí. Si la diferencia se sostuviera, la forma de presentar el mensaje también incidiría en la clasificación. El experimento no fue diseñado para establecerlo, las dos mediciones distan cuatro días y E7 es una sola corrida, de modo que queda como hipótesis por verificar.</w:t>
       </w:r>
     </w:p>
     <w:p>
@@ -27643,15 +27747,31 @@
         <w:pStyle w:val="Textoindependiente"/>
       </w:pPr>
       <w:r>
+        <w:t>Sobre H2b el resultado es inequívoco con la regla fijada en la Sección 1.4.2. En la configuración vigente (C1) la exactitud por mayoría es de 93,3 %, con un intervalo de Wilson de [88,2 %; 96,3 %] cuyo límite inferior supera el 85 %. La réplica frente a la corrida del 12 de agosto no muestra diferencia: 92,7 % frente a 93,3 %, con un mensaje que solo acertó aquella corrida y dos que solo acertó C1 (p exacto = 1,0). El resultado de la Sección 5.2.3 se reproduce, por lo tanto, un mes después y con tres repeticiones. C2 también cumpliría la regla, con un límite inferior de 89,0 %; C3 y C4 no, con 71,4 % y 66,4 %. Excluir el único mensaje del corpus muy parecido a un ejemplo del prompt no cambia ninguna conclusión: la exactitud de C1 y de C2 queda igual, y la de C3 y C4 sube medio punto.</w:t>
+      </w:r>
+    </w:p>
+    <w:p>
+      <w:pPr>
+        <w:pStyle w:val="Textoindependiente"/>
+      </w:pPr>
+      <w:r>
+        <w:t>El experimento dejó además un hallazgo de robustez que no buscaba. En la condición sin reglas ni ejemplos, el modelo devolvió dos veces una categoría que no existe, «CAMBIO» y «DEVOLUCION», ante dos mensajes cuya referencia es RECLAMO. Esos mensajes siguieron la rama por defecto del flujo: el cliente recibió una respuesta, pero no se generó ticket, y la restricción de integridad de la tabla de interacciones rechazó la escritura del registro. La ejecución terminó en error sin que nada lo advirtiera, y el caso solo se detectó porque el guion de verificación concilia los envíos contra las filas escritas. Con el prompt vigente no ocurrió en 450 clasificaciones, pero el mecanismo existe: la integridad de la base impide registrar una etiqueta inválida y, a la vez, convierte un error de clasificación en un reclamo sin ticket y sin registro. Se retoma en las Secciones 5.4.1 y 7.1.</w:t>
+      </w:r>
+    </w:p>
+    <w:p>
+      <w:pPr>
+        <w:pStyle w:val="Textoindependiente"/>
+      </w:pPr>
+      <w:r>
         <w:lastRenderedPageBreak/>
-        <w:t>Los datos crudos de esta corrida —el manifiesto de ejecución con el workflow, la longitud del prompt y las marcas temporales, el registro de envíos y las clasificaciones obtenidas— se versionan en el repositorio bajo experiments/E7, junto con el guion de ejecución y el de análisis, de modo que las cifras de esta sección sean recalculables.</w:t>
+        <w:t>Los manifiestos de cada bloque, la evidencia por ejecución, los registros de envío, los cuatro prompts y los guiones de construcción, ejecución y análisis se versionan en el repositorio bajo experiments/E8. La ablación E7, que este diseño reemplaza, se conserva bajo experiments/E7.</w:t>
       </w:r>
     </w:p>
     <w:p>
       <w:pPr>
         <w:pStyle w:val="Ttulo3"/>
       </w:pPr>
-      <w:bookmarkStart w:id="164" w:name="_Toc240310420"/>
+      <w:bookmarkStart w:id="164" w:name="_Toc240384114"/>
       <w:r>
         <w:t>5.2.5 Contenido de las respuestas de tipo FAQ</w:t>
       </w:r>
@@ -27694,8 +27814,11 @@
         <w:pStyle w:val="Textoindependiente"/>
       </w:pPr>
       <w:r>
+        <w:t xml:space="preserve">Los dos casos responden consultas sobre temas que la base no trata: el horario de atención y el plazo de reintegro. Los dos casos tienen además una explicación en el </w:t>
+      </w:r>
+      <w:r>
         <w:lastRenderedPageBreak/>
-        <w:t>Los dos casos responden consultas sobre temas que la base no trata: el horario de atención y el plazo de reintegro. La inyección del contexto no impide, entonces, que el modelo complete con datos plausibles cuando la consulta cae fuera de lo que la base contempla; es la alucinación que la Sección 5.4.1 (a) enuncia como riesgo general, observada aquí sobre respuestas efectivamente entregadas por el sistema. La cifra debe leerse como una cota inferior, por los dos límites que declara la Sección 3.5.7. El segundo tiene un ejemplo en la propia muestra: una respuesta atribuye a la confirmación de un pago por transferencia un plazo de 24 horas hábiles que la base contiene, pero referido al retiro de un producto en devolución, y la verificación lo cuenta como respaldado porque no controla el contexto en que se usa el dato.</w:t>
+        <w:t>propio prompt (Anexo H). Las reglas de clasificación enumeran «horarios de atención» entre los temas de consulta frecuente, pero la base no tiene ninguna entrada sobre horarios; y el bloque de la base instruye al modelo a decir que va a consultar con el equipo cuando la pregunta no está cubierta, instrucción que en los dos casos no cumplió. La inyección del contexto no impide, entonces, que el modelo complete con datos plausibles cuando la consulta cae fuera de lo que la base contempla; es la alucinación que la Sección 5.4.1 (a) enuncia como riesgo general, observada aquí sobre respuestas efectivamente entregadas por el sistema. La cifra debe leerse como una cota inferior, por los dos límites que declara la Sección 3.5.7. El segundo tiene un ejemplo en la propia muestra: una respuesta atribuye a la confirmación de un pago por transferencia un plazo de 24 horas hábiles que la base contiene, pero referido al retiro de un producto en devolución, y la verificación lo cuenta como respaldado porque no controla el contexto en que se usa el dato.</w:t>
       </w:r>
     </w:p>
     <w:p>
@@ -27711,7 +27834,7 @@
         <w:pStyle w:val="Ttulo2"/>
       </w:pPr>
       <w:bookmarkStart w:id="165" w:name="contrastación-de-hipótesis"/>
-      <w:bookmarkStart w:id="166" w:name="_Toc240310421"/>
+      <w:bookmarkStart w:id="166" w:name="_Toc240384115"/>
       <w:bookmarkEnd w:id="161"/>
       <w:r>
         <w:t>5.3 Contrastación de hipótesis</w:t>
@@ -27811,7 +27934,7 @@
               <w:pStyle w:val="Compact"/>
             </w:pPr>
             <w:r>
-              <w:t>H1: Pipeline sustancialmente más rápido que el proceso manual</w:t>
+              <w:t>H1: Reducción de al menos un orden de magnitud respecto del proceso manual</w:t>
             </w:r>
           </w:p>
         </w:tc>
@@ -27824,7 +27947,7 @@
               <w:pStyle w:val="Compact"/>
             </w:pPr>
             <w:r>
-              <w:t>End-to-end menor que el baseline manual; &lt; 30 s como criterio operativo</w:t>
+              <w:t>Límite inferior del IC 95 % del factor de reducción ≥ 10×; end-to-end &lt; 30 s como criterio operativo</w:t>
             </w:r>
           </w:p>
         </w:tc>
@@ -27854,7 +27977,7 @@
                 <w:b/>
                 <w:bCs/>
               </w:rPr>
-              <w:t>CONFIRMADA</w:t>
+              <w:t>SE SOSTIENE (régimen secuencial)</w:t>
             </w:r>
           </w:p>
         </w:tc>
@@ -27869,7 +27992,7 @@
               <w:pStyle w:val="Compact"/>
             </w:pPr>
             <w:r>
-              <w:t>H2a: TMR &lt; 10 s</w:t>
+              <w:t>H2a: TMR &lt; 10 s en cada categoría</w:t>
             </w:r>
           </w:p>
         </w:tc>
@@ -27882,7 +28005,7 @@
               <w:pStyle w:val="Compact"/>
             </w:pPr>
             <w:r>
-              <w:t>TMR promedio &lt; 10 s</w:t>
+              <w:t>TMR promedio &lt; 10 s en cada una de las cuatro categorías</w:t>
             </w:r>
           </w:p>
         </w:tc>
@@ -27895,7 +28018,7 @@
               <w:pStyle w:val="Compact"/>
             </w:pPr>
             <w:r>
-              <w:t>1,47 s promedio</w:t>
+              <w:t>1,47 s en total; entre 1,28 s y 1,54 s por categoría (Tabla 5.5)</w:t>
             </w:r>
           </w:p>
         </w:tc>
@@ -27912,7 +28035,7 @@
                 <w:b/>
                 <w:bCs/>
               </w:rPr>
-              <w:t>CONFIRMADA</w:t>
+              <w:t>SE SOSTIENE</w:t>
             </w:r>
           </w:p>
         </w:tc>
@@ -27927,18 +28050,12 @@
               <w:pStyle w:val="Compact"/>
             </w:pPr>
             <w:r>
-              <w:t>H2b: Exactitud (accuracy) de clasificación ≥ 85 %</w:t>
-            </w:r>
-          </w:p>
-          <w:p>
-            <w:pPr>
-              <w:pStyle w:val="Compact"/>
-            </w:pPr>
-          </w:p>
-          <w:p>
-            <w:pPr>
-              <w:pStyle w:val="Compact"/>
-            </w:pPr>
+              <w:t xml:space="preserve">H2b: Exactitud (accuracy) de clasificación ≥ </w:t>
+            </w:r>
+            <w:r>
+              <w:lastRenderedPageBreak/>
+              <w:t>85 %</w:t>
+            </w:r>
           </w:p>
         </w:tc>
         <w:tc>
@@ -27950,7 +28067,8 @@
               <w:pStyle w:val="Compact"/>
             </w:pPr>
             <w:r>
-              <w:t>Accuracy ≥ 85%</w:t>
+              <w:lastRenderedPageBreak/>
+              <w:t>Límite inferior del IC 95 % de Wilson ≥ 85 %</w:t>
             </w:r>
           </w:p>
         </w:tc>
@@ -27963,11 +28081,11 @@
               <w:pStyle w:val="Compact"/>
             </w:pPr>
             <w:r>
-              <w:t xml:space="preserve">92,7 % (139/150) con base de conocimiento y ejemplos; IC 95 % de Wilson [87,3 %; 95,9 %], con el límite inferior por encima del umbral. En la condición de ablación, sin base de conocimiento ni ejemplos: 86,0 % (129/150), IC 95 % [79,5 %; 90,7 %], con el límite </w:t>
+              <w:t xml:space="preserve">92,7 % (139/150) en la corrida del corpus, IC 95 % [87,3 %; 95,9 %]; 93,3 % por mayoría de </w:t>
             </w:r>
             <w:r>
               <w:lastRenderedPageBreak/>
-              <w:t>inferior por debajo del umbral (Sección 5.2.4).</w:t>
+              <w:t>tres repeticiones en el diseño factorial, IC 95 % [88,2 %; 96,3 %]. En ambos casos el límite inferior supera el umbral. Sin reglas ni ejemplos: 78,7 % y 74,0 %, con límites inferiores de 71,4 % y 66,4 % (Sección 5.2.4).</w:t>
             </w:r>
           </w:p>
         </w:tc>
@@ -27985,7 +28103,15 @@
                 <w:bCs/>
               </w:rPr>
               <w:lastRenderedPageBreak/>
-              <w:t>CONFIRMADA con base de conocimiento; NO CONFIRMADA sin ella</w:t>
+              <w:t xml:space="preserve">SE SOSTIENE con la configuración </w:t>
+            </w:r>
+            <w:r>
+              <w:rPr>
+                <w:b/>
+                <w:bCs/>
+              </w:rPr>
+              <w:lastRenderedPageBreak/>
+              <w:t>vigente; no se sostiene sin reglas ni ejemplos</w:t>
             </w:r>
           </w:p>
         </w:tc>
@@ -27999,7 +28125,8 @@
         </w:rPr>
       </w:pPr>
       <w:r>
-        <w:t>Las tres hipótesis fueron confirmadas por los datos experimentales. En particular:</w:t>
+        <w:lastRenderedPageBreak/>
+        <w:t>Las tres hipótesis se sostienen con los criterios fijados en la Sección 1.4.2, con alcances que conviene precisar en cada caso:</w:t>
       </w:r>
     </w:p>
     <w:p>
@@ -28008,7 +28135,7 @@
         <w:ind w:left="425"/>
       </w:pPr>
       <w:r>
-        <w:t>• H1 se confirma en sus dos términos. En el término comparativo, que es el sustantivo: el costo marginal de procesar una orden en el pipeline (0,063 s; n = 50) resulta unas 780 veces menor que el del procesamiento manual, medido en 49,13 s por orden (IC 95 % del factor: 686× a 875×, por el teorema de Fieller). Ambos términos miden la misma magnitud —el tiempo que insume una orden adicional— conforme se precisa en la Sección 3.5.5. En el criterio operativo secundario: ese mismo tiempo representa el 0,2 % del umbral de 30 segundos. La Sección 5.4 precisa por qué el factor debe leerse como una cota superior.</w:t>
+        <w:t>• H1 se sostiene en sus dos términos. En el término comparativo, que es el sustantivo: el costo marginal de procesar una orden en el pipeline (0,063 s; n = 50) resulta unas 780 veces menor que el del procesamiento manual, medido en 49,13 s por orden (IC 95 % del factor: 686× a 875×, por el teorema de Fieller). Ambos términos miden la misma magnitud —el tiempo que insume una orden adicional— conforme se precisa en la Sección 3.5.5. En el criterio operativo secundario: ese mismo tiempo representa el 0,2 % del umbral de 30 segundos. El límite inferior del intervalo del factor, 686×, supera holgadamente el orden de magnitud que fija el criterio de H1. La Sección 5.4 precisa por qué el factor se lee como una diferencia de casi tres órdenes de magnitud bajo las condiciones declaradas, y no como una cota.</w:t>
       </w:r>
     </w:p>
     <w:p>
@@ -28017,7 +28144,7 @@
         <w:ind w:left="425"/>
       </w:pPr>
       <w:r>
-        <w:t>• H2a se confirma con amplio margen: el TMR del corpus (1,47 s) representa el 14,7 % del umbral de 10 s, y el del canal Telegram real (3,07 s) el 30,7 %.</w:t>
+        <w:t>• H2a se sostiene con amplio margen: el TMR del corpus (1,47 s) representa el 14,7 % del umbral de 10 s, y ninguna de las cuatro categorías supera 1,54 s de media (Tabla 5.5); el del canal Telegram real (3,07 s), medido con el prompt reducido, representa el 30,7 %.</w:t>
       </w:r>
     </w:p>
     <w:p>
@@ -28026,7 +28153,7 @@
         <w:ind w:left="425"/>
       </w:pPr>
       <w:r>
-        <w:t>• H2b se confirma con un accuracy global de 92,7 % (139/150), cuyo intervalo de confianza de Wilson al 95 % —[87,3 %; 95,9 %]— tiene el límite inferior por encima del umbral del 85 %. El procedimiento de cálculo se detalla en el Anexo J. Corresponde acotar el alcance de esa confirmación: vale para la configuración con base de conocimiento e ejemplos. La ablación de la Sección 5.2.4 muestra que sin esos dos elementos la exactitud baja a 86,0 % y el límite inferior de su intervalo queda por debajo del umbral, de modo que H2b no se sostendría con el criterio que el propio trabajo adoptó.</w:t>
+        <w:t>• H2b se sostiene con la regla fijada: la exactitud de 92,7 % (139/150) tiene un intervalo de confianza de Wilson al 95 % de [87,3 %; 95,9 %], con el límite inferior por encima del umbral del 85 %, y el diseño factorial la reproduce en 93,3 % por mayoría de tres repeticiones, con un límite inferior de 88,2 %. El procedimiento de cálculo se detalla en el Anexo J. El resultado vale para la configuración vigente del prompt: sin sus reglas y sus ejemplos, la exactitud cae a 78,7 % con la base de conocimiento y a 74,0 % sin ella, con límites inferiores por debajo del umbral (Sección 5.2.4).</w:t>
       </w:r>
     </w:p>
     <w:p>
@@ -28040,7 +28167,14 @@
         <w:rPr>
           <w:lang w:val="es-AR"/>
         </w:rPr>
-        <w:t>Sobre la confirmación de H2b corresponde una precisión metodológica adicional. El umbral del 85% se fija como criterio del equipo sobre el desempeño global del clasificador, y el accuracy total del 92,7% (139/150) lo supera. Ninguna subcategoría queda por debajo del umbral: por exhaustividad (recall) las cuatro clases se ubican entre 90,5% y 100%, y por precisión entre 86,2% y 97,8%. Se reporta además el intervalo de confianza de Wilson al 95% del accuracy global, [87,3 %; 95,9 %], cuyo límite inferior supera el umbral. La asimetría entre precisión y exhaustividad de GENERAL es coherente con la naturaleza abierta de GENERAL, que actúa como categoría residual para mensajes que no encajan claramente en FAQ, ESTADO_PEDIDO ni RECLAMO, y donde la frontera con FAQ es semánticamente difusa (consultas como '¿tienen descuentos?' admiten ambas clasificaciones). Se considera que el promedio global es la métrica adecuada para contrastar H2b dado que la hipótesis no fue formulada por subcategoría; no obstante, se reconoce esta asimetría como una limitación del clasificador que se aborda en §5.4.1 y se incorpora a las líneas futuras del Capítulo 7.</w:t>
+        <w:t xml:space="preserve">Sobre el contraste de H2b cabe una precisión metodológica adicional. El umbral del 85% se fija como criterio del equipo sobre el desempeño global del clasificador, y el accuracy total del 92,7% (139/150) lo supera. Ninguna subcategoría queda por debajo del umbral: por exhaustividad (recall) las cuatro clases se ubican entre 90,5% y 100%, y por precisión entre 86,2% y 97,8%. Se reporta además el intervalo de confianza de Wilson al 95% del accuracy global, [87,3 %; 95,9 %], cuyo límite inferior supera el umbral. La asimetría entre precisión y exhaustividad de GENERAL es coherente con la naturaleza abierta de GENERAL, que actúa como categoría residual </w:t>
+      </w:r>
+      <w:r>
+        <w:rPr>
+          <w:lang w:val="es-AR"/>
+        </w:rPr>
+        <w:lastRenderedPageBreak/>
+        <w:t>para mensajes que no encajan claramente en FAQ, ESTADO_PEDIDO ni RECLAMO, y donde la frontera con FAQ es semánticamente difusa (consultas como '¿tienen descuentos?' admiten ambas clasificaciones). Se considera que el promedio global es la métrica adecuada para contrastar H2b dado que la hipótesis no fue formulada por subcategoría; no obstante, se reconoce esta asimetría como una limitación del clasificador que se aborda en §5.4.1 y se incorpora a las líneas futuras del Capítulo 7.</w:t>
       </w:r>
     </w:p>
     <w:p>
@@ -28049,35 +28183,31 @@
         <w:ind w:left="425"/>
       </w:pPr>
       <w:r>
-        <w:t xml:space="preserve">Contraste estadístico de H1. Afirmar que una serie es sustancialmente más rápida que otra describe una diferencia de magnitud, no una inferencia: para sostener que esa diferencia no proviene del azar del muestreo hace falta una prueba de contraste, y se la reporta a continuación. Las dos series están </w:t>
+        <w:t>Contraste estadístico de H1. Afirmar que una serie es sustancialmente más rápida que otra describe una diferencia de magnitud, no una inferencia: para sostener que esa diferencia no proviene del azar del muestreo hace falta una prueba de contraste, y se la reporta a continuación. Las dos series están completamente separadas: el máximo de la serie automatizada (0,095 s sobre n = 50) es inferior al mínimo de la serie manual (42,754 s sobre n = 10), de modo que ningún par de observaciones se cruza. La U de Mann-Whitney vale por lo tanto 0, con un valor p exacto bilateral de 2/C(60, 10) = 2,7 × 10⁻¹¹ y un tamaño del efecto rango-biserial de 1,000, el máximo posible. La t de Welch sobre los descriptivos publicados arroja t = 19,05 con 9,0 grados de libertad y p = 1,4 × 10⁻⁸ (d de Cohen = 15,3). Ambos contrastes se calculan íntegramente a partir de las cifras de las Tablas 5.2, 5.4 y I.1, de modo que son reproducibles sin acceso a los datos crudos. Corresponde una salvedad de alcance: la prueba establece que la diferencia observada no es atribuible al azar del muestreo, pero no resuelve la asimetría de constructo entre ambos términos —el alcance instrumentado de cada uno— que se discute en la Sección 5.4. La significación estadística confirma que la diferencia existe; su interpretación sigue estando acotada por lo que cada instrumento midió.</w:t>
+      </w:r>
+    </w:p>
+    <w:p>
+      <w:pPr>
+        <w:pStyle w:val="Ttulo2"/>
+      </w:pPr>
+      <w:bookmarkStart w:id="167" w:name="análisis-comparativo-y-discusión"/>
+      <w:bookmarkStart w:id="168" w:name="_Toc240384116"/>
+      <w:bookmarkEnd w:id="165"/>
+      <w:r>
+        <w:t>5.4 Análisis comparativo y discusión</w:t>
+      </w:r>
+      <w:bookmarkEnd w:id="168"/>
+    </w:p>
+    <w:p>
+      <w:pPr>
+        <w:pStyle w:val="FirstParagraph"/>
+      </w:pPr>
+      <w:r>
+        <w:t xml:space="preserve">Para el procesamiento de órdenes, los resultados sostienen la premisa central del trabajo: la automatización reduce de manera sustancial el tiempo operativo. La reducción del costo marginal de procesamiento de una orden es de un factor aproximado de 780 veces respecto del baseline manual medido en la Sección 5.1.4 (49,13 s → 0,063 s), con un intervalo de confianza al 95 % de 686× a 875×. Ese intervalo se obtiene por el teorema de Fieller, que es el procedimiento exacto para el cociente de dos medias y propaga la incertidumbre de ambos términos. Se consigna, por transparencia del cálculo, que la propagación simplificada —tratar el denominador automatizado como constante y arrastrar solo la incertidumbre del baseline— arroja 687× a 872×: la diferencia entre ambos procedimientos es inferior al 0,4 % porque el desvío del término automatizado (0,005 s sobre n = 50) es cuatro órdenes de magnitud menor que el del término manual. Corresponde precisar el alcance de esa comparación en tres puntos. Primero, ambos términos miden la misma magnitud: el tiempo que insume procesar una orden adicional. No se comparan contra el tiempo de espera observado en la cola manual (313,37 s de media), porque esa cifra depende del tamaño del lote y no del proceso, y utilizarla habría inflado el factor hasta cerca de 5.000×. Segundo, el factor no es una cota en </w:t>
       </w:r>
       <w:r>
         <w:lastRenderedPageBreak/>
-        <w:t>completamente separadas: el máximo de la serie automatizada (0,095 s sobre n = 50) es inferior al mínimo de la serie manual (42,754 s sobre n = 10), de modo que ningún par de observaciones se cruza. La U de Mann-Whitney vale por lo tanto 0, con un valor p exacto bilateral de 2/C(60, 10) = 2,7 × 10⁻¹¹ y un tamaño del efecto rango-biserial de 1,000, el máximo posible. La t de Welch sobre los descriptivos publicados arroja t = 19,05 con 9,0 grados de libertad y p = 1,4 × 10⁻⁸ (d de Cohen = 15,3). Ambos contrastes se calculan íntegramente a partir de las cifras de las Tablas 5.2, 5.4 y I.1, de modo que son reproducibles sin acceso a los datos crudos. Corresponde una salvedad de alcance: la prueba establece que la diferencia observada no es atribuible al azar del muestreo, pero no resuelve la asimetría de constructo entre ambos términos —el alcance instrumentado de cada uno— que se discute en la Sección 5.4. La significación estadística confirma que la diferencia existe; su interpretación sigue estando acotada por lo que cada instrumento midió.</w:t>
-      </w:r>
-    </w:p>
-    <w:p>
-      <w:pPr>
-        <w:pStyle w:val="Ttulo2"/>
-      </w:pPr>
-      <w:bookmarkStart w:id="167" w:name="análisis-comparativo-y-discusión"/>
-      <w:bookmarkStart w:id="168" w:name="_Toc240310422"/>
-      <w:bookmarkEnd w:id="165"/>
-      <w:r>
-        <w:t>5.4 Análisis comparativo y discusión</w:t>
-      </w:r>
-      <w:bookmarkEnd w:id="168"/>
-    </w:p>
-    <w:p>
-      <w:pPr>
-        <w:pStyle w:val="FirstParagraph"/>
-      </w:pPr>
-      <w:r>
-        <w:t xml:space="preserve">Los resultados confirman la premisa central del trabajo: la automatización reduce de manera sustancial los tiempos operativos del ciclo post-venta. La reducción del costo marginal de procesamiento de una orden es de un factor aproximado de 780 veces respecto del baseline manual medido en la Sección 5.1.4 (49,13 s → 0,063 s), con un intervalo de confianza al 95 % de 686× a 875×. Ese intervalo se obtiene por el teorema de Fieller, que es el procedimiento exacto para el cociente de dos medias y propaga la incertidumbre de ambos términos. Se consigna, por transparencia del cálculo, que la propagación simplificada —tratar el denominador automatizado como constante y arrastrar solo la incertidumbre del baseline— arroja 687× a 872×: la diferencia entre ambos procedimientos es inferior al 0,4 % porque el desvío del término automatizado (0,005 s sobre n = 50) es cuatro órdenes de magnitud menor que el del término manual. Corresponde precisar el alcance de esa comparación en tres puntos. Primero, ambos términos miden la misma magnitud: el tiempo que insume procesar una orden adicional. No se comparan contra el tiempo de espera observado en la cola manual (313,37 s de media), porque esa cifra depende del tamaño del lote y no del proceso, y utilizarla habría inflado el factor hasta cerca de 5.000×. Segundo, el factor debe leerse como una cota superior y no como el valor esperable en un despliegue productivo: el término automatizado proviene de un entorno de laboratorio en el que la notificación se entrega a un capturador SMTP alojado en el mismo host, sin tránsito de correo real ni latencia de servicios de terceros, mientras que el término manual se midió sobre un operador que ya conocía el procedimiento y trabajaba con una plantilla fija, dos decisiones deliberadamente conservadoras que reducen el numerador. Tercero, el alcance instrumentado no es idéntico: los 0,063 s cubren el intervalo received_at → notified_at, es decir escrituras sobre la base local, mientras que el baseline manual cubre la tarea humana completa de lectura, verificación, actualización y redacción. En atención al cliente, el </w:t>
-      </w:r>
-      <w:r>
-        <w:lastRenderedPageBreak/>
-        <w:t>chatbot responde en 1,47 s en promedio sobre el corpus evaluado y en 3,07 s sobre el canal Telegram real.</w:t>
+        <w:t>ningún sentido, porque los sesgos conocidos de sus dos términos operan en direcciones opuestas. El término automatizado proviene de un entorno de laboratorio en el que la notificación se entrega a un capturador SMTP alojado en el mismo host, sin tránsito de correo real ni latencia de servicios de terceros: ese sesgo achica el denominador y agranda el factor. El término manual se midió sobre un operador que ya conocía el procedimiento y trabajaba con una plantilla fija, dos decisiones deliberadamente conservadoras que achican el numerador y con él el factor; y la correlación negativa entre el orden de ejecución y el tiempo empleado (Sección 5.1.4) indica que un operador no entrenado tardaría más. Como no hay forma de establecer cuál de los dos sesgos pesa más, el factor se lee como una diferencia de casi tres órdenes de magnitud bajo las condiciones declaradas, y no como una cota ni como el valor esperable en un despliegue productivo. Tercero, el alcance instrumentado no es idéntico: los 0,063 s cubren el intervalo received_at → notified_at, es decir escrituras sobre la base local, mientras que el baseline manual cubre la tarea humana completa de lectura, verificación, actualización y redacción. La significación práctica de la reducción se aprecia mejor en tiempo absoluto que en el factor: automatizar ahorra unos 49 segundos de trabajo por orden, es decir unos 41 minutos cada 50 órdenes, que es el volumen de la corrida medida. Frente a la latencia de detección de un proceso manual ese ahorro es la parte menor: con el escenario declarado en la Sección 5.1.4, de una revisión de la bandeja cada quince minutos, la espera media sería de 7,5 minutos, de modo que para el cliente la ganancia principal estaría en eliminar la espera y no en acelerar el procesamiento. En atención al cliente, el chatbot responde en 1,47 s en promedio sobre el corpus evaluado y en 3,07 s sobre el canal Telegram real.</w:t>
       </w:r>
     </w:p>
     <w:p>
@@ -28085,7 +28215,7 @@
         <w:pStyle w:val="Textoindependiente"/>
       </w:pPr>
       <w:r>
-        <w:t>El modelo GPT-4o-mini demostró ser adecuado para la clasificación de intenciones en dominios acotados, manejando correctamente mensajes con errores ortográficos, abreviaciones y varias preguntas dentro de un mismo mensaje. El dato relevante no es el 92,7 % por sí solo sino la distancia entre las dos condiciones medidas: con la base de conocimiento de la tienda inyectada y siete ejemplos etiquetados, 92,7 %; sin ninguna de las dos cosas, 86,0 %. Los 6,7 puntos de diferencia son atribuibles al prompt y no a la muestra, porque ambas condiciones corrieron sobre el mismo corpus y las mismas etiquetas (Sección 5.2.4). El 86,0 % de la condición reducida funciona además como piso documentado del desempeño alcanzable sin ajuste fino, sin ejemplos y sin contexto, que es la lectura que la literatura revisada en la Sección 2.5.2 permite anticipar; y el margen que separa ambas condiciones es la medida de lo que una PyME gana por mantener su base de conocimiento en condiciones.</w:t>
+        <w:t>El modelo GPT-4o-mini resultó adecuado para la clasificación de intenciones en un dominio acotado de cuatro categorías. El corpus incluye deliberadamente errores ortográficos, abreviaciones y mensajes con varias preguntas, pero este trabajo no desagrega la exactitud por esos rasgos y no afirma nada específico sobre ellos. El dato relevante no es el 92,7 % por sí solo sino lo que el diseño factorial de la Sección 5.2.4 permite atribuir: con reglas de decisión y ejemplos, la exactitud se ubica entre 93 % y 94 %, con o sin la base de conocimiento; sin ellos, entre 74 % y 79 %. Los 17,3 puntos del efecto de las reglas y los ejemplos son atribuibles al prompt y no a la muestra, porque las cuatro condiciones corrieron sobre el mismo corpus y las mismas etiquetas, y la diferencia se repite en cada una de las tres repeticiones. El 74,0 % de la condición sin base, sin reglas y sin ejemplos es además una referencia documentada del desempeño alcanzable sin ajuste fino y sin contexto, que es la lectura que la literatura revisada en la Sección 2.5.2 permite anticipar. El margen que la separa de la configuración vigente mide lo que una PyME gana por escribir y mantener sus reglas y sus ejemplos, no su base de conocimiento.</w:t>
       </w:r>
     </w:p>
     <w:p>
@@ -28093,7 +28223,7 @@
         <w:pStyle w:val="Ttulo3"/>
       </w:pPr>
       <w:bookmarkStart w:id="169" w:name="limitaciones-observadas"/>
-      <w:bookmarkStart w:id="170" w:name="_Toc240310423"/>
+      <w:bookmarkStart w:id="170" w:name="_Toc240384117"/>
       <w:r>
         <w:t>5.4.1 Limitaciones observadas</w:t>
       </w:r>
@@ -28111,7 +28241,11 @@
         <w:t>(a) Dependencia de servicios externos y limitaciones de los LLMs:</w:t>
       </w:r>
       <w:r>
-        <w:t xml:space="preserve"> el Flujo 2 depende de la API de OpenAI; una caída del servicio inhabilita la clasificación de intents y la generación de respuestas. Adicionalmente, los modelos de lenguaje como GPT-4o-mini presentan limitaciones conocidas en entornos de producción: (i) </w:t>
+        <w:t xml:space="preserve"> el Flujo 2 depende de la API de OpenAI; una caída del servicio inhabilita la clasificación de </w:t>
+      </w:r>
+      <w:r>
+        <w:lastRenderedPageBreak/>
+        <w:t xml:space="preserve">intents y la generación de respuestas. Adicionalmente, los modelos de lenguaje como GPT-4o-mini presentan limitaciones conocidas en entornos de producción: (i) </w:t>
       </w:r>
       <w:r>
         <w:rPr>
@@ -28143,10 +28277,10 @@
           <w:b/>
           <w:bCs/>
         </w:rPr>
-        <w:t>(a-bis) Desempeño por subcategoría:</w:t>
-      </w:r>
-      <w:r>
-        <w:t xml:space="preserve"> el accuracy global del 92,7% se distribuye de forma razonablemente homogénea. Por exhaustividad (recall): GENERAL 100% (25/25), FAQ 91,7%, ESTADO_PEDIDO 91,4% y RECLAMO 90,5%. Por precisión: FAQ 97,8%, RECLAMO 95,0%, ESTADO_PEDIDO 88,9% y GENERAL 86,2%. Todas las clases superan el umbral del 85% en ambas métricas. Este patrón sugiere que la categoría GENERAL — definida operacionalmente como categoría residual — concentra los casos de frontera semántica con FAQ. Una mitigación posible para trabajos futuros consiste en redefinir GENERAL mediante subcategorías más específicas (saludo, despedida, consulta abierta no clasificable) o en ampliar los siete ejemplos etiquetados que el prompt ya incluye con casos de frontera entre GENERAL y FAQ, que hoy no están representados entre ellos, sin requerir ajuste fino del modelo. La Sección 5.2.4 aporta evidencia de que esa frontera es justamente la más sensible al contenido del prompt.</w:t>
+        <w:t>(b) Desempeño por subcategoría:</w:t>
+      </w:r>
+      <w:r>
+        <w:t xml:space="preserve"> el accuracy global del 92,7% se distribuye de forma razonablemente homogénea. Por exhaustividad (recall): GENERAL 100% (25/25), FAQ 91,7%, ESTADO_PEDIDO 91,4% y RECLAMO 90,5%. Por precisión: FAQ 97,8%, RECLAMO 95,0%, ESTADO_PEDIDO 88,9% y GENERAL 86,2%. Todas las clases superan el umbral del 85% en ambas métricas. Este patrón sugiere que la categoría GENERAL — definida operacionalmente como categoría residual — concentra los casos de frontera semántica con FAQ. Una mitigación posible para trabajos futuros consiste en redefinir GENERAL mediante subcategorías más específicas (saludo, despedida, consulta abierta no clasificable) o en ampliar los siete ejemplos etiquetados que el prompt ya incluye con casos de frontera entre GENERAL y FAQ, que hoy no están representados entre ellos, sin requerir ajuste fino del modelo. La Sección 5.2.4 muestra que esa frontera es la más sensible a las reglas y los ejemplos del prompt.</w:t>
       </w:r>
     </w:p>
     <w:p>
@@ -28158,8 +28292,7 @@
           <w:b/>
           <w:bCs/>
         </w:rPr>
-        <w:lastRenderedPageBreak/>
-        <w:t>(a-ter) Corrección del contenido de las respuestas:</w:t>
+        <w:t>(c) Corrección del contenido de las respuestas:</w:t>
       </w:r>
       <w:r>
         <w:t xml:space="preserve"> el trabajo no establece qué proporción de las respuestas entregadas es correcta. La evaluación por jueces no alcanzó un acuerdo suficiente (κ entre 0,167 y 0,358) y la verificación automática solo alcanza a los datos concretos, sobre los cuales encontró 2 de 18 respuestas con algún dato ausente de la base de conocimiento (Sección 5.2.5). El primer resultado es un límite del instrumento de juicio y no del sistema; el segundo es una cota inferior de lo que las respuestas agregan a la política de la tienda.</w:t>
@@ -28174,7 +28307,7 @@
           <w:b/>
           <w:bCs/>
         </w:rPr>
-        <w:t>(b) Entorno de prueba local:</w:t>
+        <w:t>(d) Entorno de prueba local:</w:t>
       </w:r>
       <w:r>
         <w:t xml:space="preserve"> las métricas de tiempo se obtuvieron en un entorno Docker sobre hardware de desarrollo (notebook). En un servidor de producción con mayor capacidad de cómputo y menor latencia de red, los valores de MTTD y MTTR podrían ser inferiores; sin embargo, el TMR está dominado por la latencia de la llamada de inferencia a la API de OpenAI, que no depende del hardware local: el rango observado en este trabajo va de 1,47 s a 3,07 s según el canal.</w:t>
@@ -28189,10 +28322,14 @@
           <w:b/>
           <w:bCs/>
         </w:rPr>
-        <w:t>(c) Tamaño del conjunto de prueba:</w:t>
-      </w:r>
-      <w:r>
-        <w:t xml:space="preserve"> el conjunto de 150 mensajes cubre los escenarios más comunes pero no la variabilidad completa de un entorno real. La precisión del 92,7% podría variar con mensajes de dominio diferente al entrenado.</w:t>
+        <w:t>(e) Tamaño y origen del conjunto de prueba:</w:t>
+      </w:r>
+      <w:r>
+        <w:t xml:space="preserve"> el conjunto de 150 mensajes cubre los escenarios más comunes pero no la variabilidad completa de un entorno real. La exactitud del 92,7 % podría variar con mensajes de otro dominio o redactados por clientes reales, y con reglas y ejemplos escritos por otras personas: el modelo no fue </w:t>
+      </w:r>
+      <w:r>
+        <w:lastRenderedPageBreak/>
+        <w:t>entrenado ni ajustado para este dominio, de modo que su desempeño depende del prompt y del corpus sobre los que se midió.</w:t>
       </w:r>
     </w:p>
     <w:p>
@@ -28203,7 +28340,7 @@
         <w:rPr>
           <w:b/>
         </w:rPr>
-        <w:t>(c-bis) Ventana temporal de la corrida del chatbot:</w:t>
+        <w:t>(f) Ventana temporal de la corrida del chatbot:</w:t>
       </w:r>
       <w:r>
         <w:t xml:space="preserve"> las 150 llamadas del corpus se ejecutaron dentro de un intervalo de sesenta minutos de un mismo día, según acota la propia vista que aísla la población (Anexo A). La decisión es coherente con la mitigación declarada en la Sección 3.6.4 —acotar la ventana reduce la variabilidad del servicio externo dentro de la medición— pero tiene un costo que corresponde consignar: el desvío de ±0,25 s que acompaña al tiempo medio de respuesta describe la dispersión dentro de esa hora y no la variabilidad del proveedor de inferencia entre días y franjas horarias, que es justamente la fuente de incertidumbre que la amenaza a la validez identifica. El valor reportado debe leerse en consecuencia como el desempeño en una ventana favorable y no como el esperable a lo largo del día.</w:t>
@@ -28218,14 +28355,42 @@
           <w:b/>
           <w:bCs/>
         </w:rPr>
-        <w:t>(d) Ausencia de grupo de control y de diseño experimental comparativo:</w:t>
-      </w:r>
-      <w:r>
-        <w:t xml:space="preserve"> el contraste de H1 se ejecutó y se reporta al cierre de la Sección 5.3 —U de Mann-Whitney sobre las dos series y t de Welch sobre sus descriptivos—, de modo que la diferencia observada no es atribuible al azar del muestreo. Lo que ese contraste no resuelve es de otro orden y conviene separarlo en tres puntos. Primero, el baseline manual se midió sobre un único operador: la prueba compara dos series de tiempos, no dos poblaciones de operadores, y por lo tanto no permite estimar la variabilidad entre personas ni descartar el efecto del evaluador. Segundo, no hubo asignación al azar a condiciones ni grupo de control; las dos series provienen de dos procedimientos distintos aplicados a una tarea equivalente, no de un experimento controlado, de modo que la atribución causal de la diferencia a la automatización descansa en el diseño del caso y no en la aleatorización. Tercero, y como se precisa en la propia Sección 5.3, la significación estadística confirma que la diferencia existe pero no resuelve la asimetría de constructo entre ambos términos: cada instrumento cubre un alcance distinto. Una comparación inferencial en sentido pleno exigiría </w:t>
+        <w:t>(g) Ausencia de grupo de control y de diseño experimental comparativo:</w:t>
+      </w:r>
+      <w:r>
+        <w:t xml:space="preserve"> el contraste de H1 se ejecutó y se reporta al cierre de la Sección 5.3 —U de Mann-Whitney sobre las dos series y t de Welch sobre sus descriptivos—, de modo que la diferencia observada no es atribuible al azar del muestreo. Lo que ese contraste no resuelve es de otro orden y conviene separarlo en tres puntos. Primero, el baseline manual se midió sobre un único operador: la prueba compara dos series de tiempos, no dos poblaciones de operadores, y por lo tanto no permite estimar la variabilidad entre personas ni descartar el efecto del evaluador. Segundo, no hubo asignación al azar a condiciones ni grupo de control; las dos series provienen de dos procedimientos distintos aplicados a una tarea equivalente, no de un experimento controlado, de modo que la atribución causal de la diferencia a la automatización descansa en el diseño del caso y no en la aleatorización. Tercero, y como se precisa en la propia Sección 5.3, la significación estadística confirma que la diferencia existe pero no resuelve la asimetría de constructo entre ambos términos: cada instrumento cubre un alcance distinto. Una comparación inferencial en sentido pleno exigiría varios operadores independientes y un diseño experimental que excede el alcance declarado de este trabajo, y queda planteada como línea futura en el Capítulo 7.</w:t>
+      </w:r>
+    </w:p>
+    <w:p>
+      <w:pPr>
+        <w:pStyle w:val="Textoindependiente"/>
+      </w:pPr>
+      <w:r>
+        <w:rPr>
+          <w:b/>
+        </w:rPr>
+        <w:t>(h) Pérdida silenciosa de interacciones:</w:t>
+      </w:r>
+      <w:r>
+        <w:t xml:space="preserve"> cuando el modelo devuelve una categoría fuera del vocabulario admitido, el mensaje sigue la rama por defecto del flujo, el cliente recibe una respuesta sin que se genere ticket y la restricción de integridad de la tabla de interacciones rechaza el registro, sin que nada lo advierta. No ocurrió con el prompt vigente en 450 clasificaciones, pero sí dos veces sin reglas ni ejemplos (Sección 5.2.4). El mismo patrón aparece en el Flujo 1: las órdenes perdidas bajo concurrencia y las rechazadas por un producto inexistente o un número de orden duplicado reciben HTTP 200 sin cuerpo (Secciones 5.1.1 y 5.1.3).</w:t>
+      </w:r>
+    </w:p>
+    <w:p>
+      <w:pPr>
+        <w:pStyle w:val="Textoindependiente"/>
+      </w:pPr>
+      <w:r>
+        <w:rPr>
+          <w:b/>
+        </w:rPr>
+        <w:t>(i) Variabilidad y versión del modelo:</w:t>
+      </w:r>
+      <w:r>
+        <w:t xml:space="preserve"> la temperatura no se fijó, de modo que rige el valor por defecto de la API, que es 1, y el modelo se invoca por un alias que el proveedor puede asociar a otra versión. El diseño factorial acota la primera fuente de variación —la exactitud de la configuración vigente varió entre 92,7 % y 93,3 % en tres </w:t>
       </w:r>
       <w:r>
         <w:lastRenderedPageBreak/>
-        <w:t>varios operadores independientes y un diseño experimental que excede el alcance declarado de este trabajo, y queda planteada como línea futura en el Capítulo 7.</w:t>
+        <w:t>repeticiones— pero no la segunda: una réplica futura podría correr sobre otra versión del modelo sin que el sistema lo registre.</w:t>
       </w:r>
     </w:p>
     <w:p>
@@ -28234,7 +28399,7 @@
         <w:pageBreakBefore/>
       </w:pPr>
       <w:bookmarkStart w:id="171" w:name="capítulo-6-conclusiones"/>
-      <w:bookmarkStart w:id="172" w:name="_Toc240310424"/>
+      <w:bookmarkStart w:id="172" w:name="_Toc240384118"/>
       <w:bookmarkEnd w:id="106"/>
       <w:bookmarkEnd w:id="167"/>
       <w:bookmarkEnd w:id="169"/>
@@ -28249,7 +28414,7 @@
         <w:pStyle w:val="Ttulo2"/>
       </w:pPr>
       <w:bookmarkStart w:id="173" w:name="respuesta-a-la-pregunta-de-investigación"/>
-      <w:bookmarkStart w:id="174" w:name="_Toc240310425"/>
+      <w:bookmarkStart w:id="174" w:name="_Toc240384119"/>
       <w:r>
         <w:t>6.1 Respuesta a la pregunta de investigación</w:t>
       </w:r>
@@ -28260,14 +28425,7 @@
         <w:pStyle w:val="FirstParagraph"/>
       </w:pPr>
       <w:r>
-        <w:t xml:space="preserve">La presente investigación planteó la siguiente pregunta: </w:t>
-      </w:r>
-      <w:r>
-        <w:rPr>
-          <w:i/>
-          <w:iCs/>
-        </w:rPr>
-        <w:t>¿En qué medida la implementación de un pipeline de automatización orquestado con n8n reduce los tiempos operativos del ciclo post-venta de un e-commerce simulado, medidos a través de MTTD, MTTR y TMR?</w:t>
+        <w:t>La presente investigación planteó la siguiente pregunta: ¿En qué medida un pipeline de automatización orquestado con n8n reduce el tiempo de procesamiento de órdenes del ciclo post-venta de un e-commerce simulado respecto del procesamiento manual, medido a través de las métricas MTTD (tiempo de detección y procesamiento de órdenes) y MTTR (tiempo de resolución y notificación), y con qué tiempo de respuesta (TMR) y exactitud de clasificación atiende las consultas de los clientes un chatbot integrado al mismo sistema?</w:t>
       </w:r>
     </w:p>
     <w:p>
@@ -28275,7 +28433,7 @@
         <w:pStyle w:val="Textoindependiente"/>
       </w:pPr>
       <w:r>
-        <w:t>Los resultados demuestran que la automatización reduce los tiempos de forma sustancial: el costo marginal de procesar una orden en el pipeline (0,063 s end-to-end; n = 50) es aproximadamente 780 veces menor que el del procesamiento manual, cronometrado en 49,13 s por orden sobre diez órdenes (Sección 3.5.5) y validado de forma independiente contra las marcas temporales de la base, que arrojan 51,28 s para la misma magnitud. La Sección 5.4 acota explícitamente ese factor como cota superior. El TMR del chatbot es de 1,47 s en promedio sobre el corpus evaluado. La disponibilidad ininterrumpida es una propiedad esperable de la arquitectura —el sistema no depende de un operador humano para responder— pero no fue medida: no se ejecutó ensayo de disponibilidad ni se observó el servicio durante una ventana prolongada, de modo que no se la reporta como resultado. Las tres hipótesis de trabajo (H1, H2a y H2b) fueron confirmadas por los datos experimentales (ver Sección 5.3).</w:t>
+        <w:t>Para el procesamiento de órdenes, los resultados muestran una reducción sustancial: el costo marginal de procesar una orden en el pipeline (0,063 s end-to-end; n = 50) es aproximadamente 780 veces menor que el del procesamiento manual, cronometrado en 49,13 s por orden sobre diez órdenes (Sección 3.5.5) y validado de forma independiente contra las marcas temporales de la base, que arrojan 51,28 s para la misma magnitud. La Sección 5.4 explica por qué ese factor se lee como una diferencia de casi tres órdenes de magnitud bajo las condiciones del laboratorio y no como una cota: los sesgos conocidos de sus dos términos operan en direcciones opuestas. La reducción vale en régimen secuencial; bajo concurrencia, el 40,8 % de las órdenes se perdió sin aviso (Sección 5.1.3). La atención conversacional no se compara contra un proceso manual, porque no se midió uno: el chatbot respondió en 1,47 s en promedio sobre el corpus evaluado y clasificó con una exactitud del 92,7 %, que el diseño factorial atribuye a las reglas y los ejemplos del prompt. La disponibilidad ininterrumpida es una propiedad esperable de la arquitectura —el sistema no depende de un operador humano para responder— pero no fue medida: no se ejecutó ensayo de disponibilidad ni se observó el servicio durante una ventana prolongada, de modo que no se la reporta como resultado. Las tres hipótesis de trabajo se sostienen con los criterios fijados, con los alcances que precisa la Sección 5.3: H1 en régimen secuencial y como comparación de costos marginales, H2a en los dos canales medidos, y H2b con la configuración vigente del prompt y no sin sus reglas y ejemplos.</w:t>
       </w:r>
     </w:p>
     <w:p>
@@ -28283,7 +28441,7 @@
         <w:pStyle w:val="Ttulo2"/>
       </w:pPr>
       <w:bookmarkStart w:id="175" w:name="cumplimiento-de-objetivos-específicos"/>
-      <w:bookmarkStart w:id="176" w:name="_Toc240310426"/>
+      <w:bookmarkStart w:id="176" w:name="_Toc240384120"/>
       <w:bookmarkEnd w:id="173"/>
       <w:r>
         <w:t>6.2 Cumplimiento de objetivos específicos</w:t>
@@ -28409,11 +28567,11 @@
               <w:pStyle w:val="Compact"/>
             </w:pPr>
             <w:r>
-              <w:t xml:space="preserve">MTTD: 0,009 s / MTTR: 0,054 s / Total: 0,063 s (n = 50, corrida E1.a). 50/50 órdenes procesadas sin errores. Bajo concurrencia (E1.b, 120 órdenes) el pipeline sostuvo la atomicidad del descuento de stock sin sobreventa, pero perdió capacidad de proceso: 49 de 120 órdenes (40,8 %) quedaron sin marca de </w:t>
+              <w:t xml:space="preserve">MTTD: 0,009 s / MTTR: 0,054 s / Total: 0,063 s (n = 50, corrida E1.a). </w:t>
             </w:r>
             <w:r>
               <w:lastRenderedPageBreak/>
-              <w:t>processed_at y las métricas se degradaron: el tiempo de detección por un factor de diez (0,009 s → 0,092 s) y el extremo a extremo por un factor de tres (0,063 s → 0,192 s), según la Sección 5.1.3. El objetivo se da por cumplido en régimen secuencial; en régimen concurrente el comportamiento es seguro pero no elástico.</w:t>
+              <w:t>50/50 órdenes procesadas sin errores. Bajo concurrencia (E1.b, 120 órdenes) no hubo sobreventa, porque la restricción CHECK (stock &gt;= 0) del esquema rechazó los descuentos que la habrían producido; pero 49 de 120 órdenes (40,8 %) quedaron sin procesar, con respuesta HTTP 200 y sin aviso, lo que constituye una falla de confiabilidad (Sección 5.1.3). El objetivo se da por cumplido en régimen secuencial y no en régimen concurrente.</w:t>
             </w:r>
           </w:p>
         </w:tc>
@@ -28472,7 +28630,11 @@
               <w:pStyle w:val="Compact"/>
             </w:pPr>
             <w:r>
-              <w:t>TMR: 1,47 s en el canal simulado vía SMTP local (n = 150) y 3,07 s en el canal Telegram real (n = 45). Accuracy de clasificación: 92,7 % sobre el corpus etiquetado. Dos canales implementados y validados; Gmail queda como diseño (§7).</w:t>
+              <w:t xml:space="preserve">TMR: 1,47 s en el canal simulado vía SMTP local (n = 150) y 3,07 s en el canal Telegram real (n = 45), este último con el prompt reducido. Exactitud de clasificación con la configuración vigente del prompt: 92,7 % sobre el corpus etiquetado (IC 95 %: 87,3 % a 95,9 %) y 93,3 % por mayoría de tres repeticiones en el diseño factorial (IC 95 %: 88,2 % a 96,3 %). Sin reglas ni ejemplos la exactitud cae por debajo del umbral (Sección 5.2.4). Dos canales implementados y validados; Gmail </w:t>
+            </w:r>
+            <w:r>
+              <w:lastRenderedPageBreak/>
+              <w:t>queda como diseño (§7).</w:t>
             </w:r>
           </w:p>
         </w:tc>
@@ -28489,7 +28651,8 @@
                 <w:b/>
                 <w:bCs/>
               </w:rPr>
-              <w:t>CUMPLIDO (dos canales)</w:t>
+              <w:lastRenderedPageBreak/>
+              <w:t>CUMPLIDO (configuración vigente, dos canales)</w:t>
             </w:r>
           </w:p>
         </w:tc>
@@ -28530,11 +28693,7 @@
               <w:pStyle w:val="Compact"/>
             </w:pPr>
             <w:r>
-              <w:t xml:space="preserve">7 tablas (products, orders, order_items, interactions, tickets, faq_responses y stock_alerts), 6 vistas de métricas y 12 índices de rendimiento sobre las columnas de filtrado y de unión. El objetivo se formuló en términos cualitativos —las tablas, vistas e índices necesarios para instrumentar el ciclo— y el esquema desplegado los provee: MTTD, MTTR y TMR se calculan </w:t>
-            </w:r>
-            <w:r>
-              <w:lastRenderedPageBreak/>
-              <w:t>íntegramente desde las vistas, sin cómputo externo. Se consigna que order_items está en el esquema pero ningún nodo del pipeline la escribe: el sistema implementado carga órdenes mono-producto (Sección 4.2.1).</w:t>
+              <w:t>7 tablas (products, orders, order_items, interactions, tickets, faq_responses y stock_alerts), 6 vistas de métricas y 12 índices de rendimiento sobre las columnas de filtrado y de unión. El objetivo se formuló en términos cualitativos —las tablas, vistas e índices necesarios para instrumentar el ciclo— y el esquema desplegado los provee: MTTD, MTTR y TMR se calculan íntegramente desde las vistas, sin cómputo externo. Se consigna que order_items está en el esquema pero ningún nodo del pipeline la escribe: el sistema implementado carga órdenes mono-producto (Sección 4.2.1).</w:t>
             </w:r>
           </w:p>
         </w:tc>
@@ -28547,7 +28706,6 @@
               <w:pStyle w:val="Compact"/>
             </w:pPr>
             <w:r>
-              <w:lastRenderedPageBreak/>
               <w:t>CUMPLIDO</w:t>
             </w:r>
           </w:p>
@@ -28576,7 +28734,7 @@
               <w:pStyle w:val="Compact"/>
             </w:pPr>
             <w:r>
-              <w:t>Dashboards Grafana con MTTD, MTTR, TMR en tiempo real</w:t>
+              <w:t>Dashboards Grafana con MTTD, MTTR y TMR</w:t>
             </w:r>
           </w:p>
         </w:tc>
@@ -28647,7 +28805,11 @@
               <w:pStyle w:val="Compact"/>
             </w:pPr>
             <w:r>
-              <w:t>10 pruebas funcionales (5 por flujo), con su diseño en las Tablas 4.9 y 4.10 y sus resultados en las Secciones 5.1.1 y 5.2.1; 1 corrida de carga secuencial de 50 órdenes y 1 prueba de concurrencia de 6 rondas × 20 solicitudes simultáneas, con datos crudos y manifiesto de ejecución versionados.</w:t>
+              <w:t xml:space="preserve">10 pruebas funcionales (5 por flujo), con su diseño en las Tablas 4.9 y 4.10 y sus resultados en las Secciones 5.1.1 y 5.2.1; 1 corrida de carga secuencial de 50 órdenes y 1 prueba de concurrencia de 6 </w:t>
+            </w:r>
+            <w:r>
+              <w:lastRenderedPageBreak/>
+              <w:t>rondas × 20 solicitudes simultáneas, con datos crudos y manifiesto de ejecución versionados. Las dos pruebas de rechazo del Flujo 1 (PF-04 y PF-05) no registran la orden, como se esperaba, pero responden HTTP 200 sin cuerpo en lugar de un error controlado (Sección 5.1.1).</w:t>
             </w:r>
           </w:p>
         </w:tc>
@@ -28664,7 +28826,8 @@
                 <w:b/>
                 <w:bCs/>
               </w:rPr>
-              <w:t>CUMPLIDO</w:t>
+              <w:lastRenderedPageBreak/>
+              <w:t>CUMPLIDO (con dos desvíos documentados)</w:t>
             </w:r>
           </w:p>
         </w:tc>
@@ -28675,7 +28838,7 @@
         <w:pStyle w:val="Textoindependiente"/>
       </w:pPr>
       <w:r>
-        <w:t>Los cinco objetivos específicos fueron cumplidos, con dos precisiones sobre el alcance de ese cumplimiento. OE3 y OE4 se formularon en términos cualitativos en la Sección 1.5.2 —las tablas, vistas de métricas e índices necesarios para instrumentar el ciclo, y los dashboards para visualizar MTTD, MTTR y TMR— y el sistema desplegado los satisface: siete tablas, seis vistas y doce índices sostienen el cálculo de las tres métricas sin cómputo externo, y trece paneles repartidos en dos tableros las visualizan en tiempo real. No se los contrasta contra una cifra comprometida de antemano porque los objetivos no la fijaron. OE1 se cumple en régimen secuencial: bajo concurrencia el pipeline conserva la integridad transaccional pero pierde el 40,8 % de las órdenes, según se consigna en su propia celda y se analiza en la Sección 5.1.3. OE2 se cumplió sobre los dos canales efectivamente implementados y medidos, quedando el canal de correo como diseño documentado en el Capítulo 7.</w:t>
+        <w:t>Los cinco objetivos específicos fueron cumplidos, con dos precisiones sobre el alcance de ese cumplimiento. OE3 y OE4 se formularon en términos cualitativos en la Sección 1.5.2 —las tablas, vistas de métricas e índices necesarios para instrumentar el ciclo, y los dashboards para visualizar MTTD, MTTR y TMR— y el sistema desplegado los satisface: siete tablas, seis vistas y doce índices sostienen el cálculo de las tres métricas sin cómputo externo, y trece paneles repartidos en dos tableros las visualizan a partir de consultas sobre la base, con excepción del panel de exactitud, que muestra un valor constante (Tabla 4.8). No se los contrasta contra una cifra comprometida de antemano porque los objetivos no la fijaron. OE1 se cumple en régimen secuencial: bajo concurrencia la restricción del esquema impide la sobreventa, pero el pipeline pierde sin aviso el 40,8 % de las órdenes, según se consigna en su propia celda y se analiza en la Sección 5.1.3. OE2 se cumplió sobre los dos canales efectivamente implementados y medidos, quedando el canal de correo como diseño documentado en el Capítulo 7.</w:t>
       </w:r>
     </w:p>
     <w:p>
@@ -28683,10 +28846,9 @@
         <w:pStyle w:val="Ttulo2"/>
       </w:pPr>
       <w:bookmarkStart w:id="177" w:name="conclusiones-sustantivas"/>
-      <w:bookmarkStart w:id="178" w:name="_Toc240310427"/>
+      <w:bookmarkStart w:id="178" w:name="_Toc240384121"/>
       <w:bookmarkEnd w:id="175"/>
       <w:r>
-        <w:lastRenderedPageBreak/>
         <w:t>6.3 Conclusiones sustantivas</w:t>
       </w:r>
       <w:bookmarkEnd w:id="178"/>
@@ -28713,7 +28875,7 @@
         <w:t>Function</w:t>
       </w:r>
       <w:r>
-        <w:t xml:space="preserve"> y la integración nativa con PostgreSQL, SMTP y la API de OpenAI, permitió implementar ambos flujos sin escribir código de aplicación. Esto reduce la barrera técnica de adopción para empresas sin equipos de desarrollo dedicados.</w:t>
+        <w:t xml:space="preserve"> y la integración nativa con PostgreSQL, SMTP y la API de OpenAI, permitió implementar ambos flujos con una cantidad acotada de código: la orquestación se definió visualmente, pero el Flujo 2 requiere cinco nodos Function con JavaScript, y los dos flujos incluyen sentencias SQL escritas a mano en sus nodos de base de datos. Que esto reduzca la barrera técnica de adopción para empresas sin equipos de desarrollo dedicados es plausible, pero no fue medido: el trabajo no evaluó la puesta en marcha ni el mantenimiento por parte de personal no técnico. La plataforma, además, no protege por sí sola de las fallas silenciosas: la pérdida de órdenes bajo concurrencia (Sección 5.1.3) y la de registros ante una etiqueta inválida (Sección 5.2.4) ocurrieron sin que el motor de flujos las advirtiera, y detectarlas exigió instrumentación propia.</w:t>
       </w:r>
     </w:p>
     <w:p>
@@ -28725,10 +28887,11 @@
           <w:b/>
           <w:bCs/>
         </w:rPr>
+        <w:lastRenderedPageBreak/>
         <w:t>Sobre la efectividad de GPT-4o-mini en atención al cliente:</w:t>
       </w:r>
       <w:r>
-        <w:t xml:space="preserve"> el modelo alcanzó un accuracy del 92,7 % en la clasificación de intenciones sin ajuste fino, con un prompt que inyecta la base de conocimiento de la tienda y presenta siete ejemplos etiquetados; y del 86,0 % con un prompt reducido que no hace ninguna de las dos cosas. El hallazgo más transferible del trabajo para una PyME no es ninguno de esos dos números sino lo que los separa, y sobre todo dónde se concentra la diferencia. Los 6,7 puntos globales se explican casi enteramente por la categoría FAQ, que pierde 14,6 puntos al quitar el contexto porque nueve de sus mensajes pasan a clasificarse como consulta general. La razón es que la categoría FAQ no se define por la forma del mensaje sino por el hecho de que la tienda tenga una política al respecto: sin la base de conocimiento el modelo no puede saber cuál es ese conjunto, y ante la duda deriva a la categoría residual. Dicho de otro modo, y esta es la conclusión práctica: lo que una PyME tiene que construir y mantener no es el prompt sino su base de preguntas frecuentes, porque es la que vuelve decidible la clasificación. El prompt se escribe una vez; la base de conocimiento es la que da el margen.</w:t>
+        <w:t xml:space="preserve"> el modelo alcanzó una exactitud del 92,7 % en la clasificación de intenciones sin ajuste fino, y el diseño factorial la reprodujo un mes después en 93,3 % por mayoría de tres repeticiones. El hallazgo más transferible del trabajo para una PyME no es ese número sino lo que lo produce. Las reglas de decisión y los ejemplos etiquetados del prompt explican 17,3 puntos de exactitud; la base de conocimiento de la tienda, 2,0 puntos en promedio y ninguno cuando las reglas y los ejemplos están presentes. La diferencia se concentra en la categoría FAQ, cuya exhaustividad cae de 93,8 % a 39,6 % cuando faltan ambas cosas, porque sus mensajes pasan a clasificarse como consulta general. Dicho de otro modo, y esta es la conclusión práctica: para que el sistema clasifique bien, lo que una PyME tiene que escribir y mantener es la definición operativa de sus categorías —qué temas cuentan como consulta frecuente y qué casos resueltos lo ilustran—, no su base de preguntas frecuentes. La base sigue siendo la fuente de las respuestas, y la Sección 5.2.5 muestra que, aun con ella inyectada, el modelo completa datos que la base no contiene. Esta conclusión corrige la que el trabajo había extraído de la ablación E7, cuyo diseño confundía los dos factores (Sección 3.5.6).</w:t>
       </w:r>
     </w:p>
     <w:p>
@@ -28755,10 +28918,10 @@
           <w:b/>
           <w:bCs/>
         </w:rPr>
-        <w:t>Sobre las métricas MTTD/MTTR/TMR:</w:t>
-      </w:r>
-      <w:r>
-        <w:t xml:space="preserve"> la adaptación de estas métricas del dominio ITIL al ciclo post-venta de e-commerce resultó operativamente válida: los timestamps registrados automáticamente en PostgreSQL permiten calcular y visualizar las métricas sin intervención manual, y los valores obtenidos son coherentes con el comportamiento esperado del sistema.</w:t>
+        <w:t>Sobre las métricas MTTD, MTTR y TMR:</w:t>
+      </w:r>
+      <w:r>
+        <w:t xml:space="preserve"> su adaptación del dominio ITIL al ciclo post-venta de e-commerce tiene validez estructural pero no semántica, y conviene separar ambas cosas. Es estructuralmente válida porque cada métrica se operacionaliza como la diferencia entre dos marcas temporales observables, registradas automáticamente en PostgreSQL, que permiten calcularla y visualizarla sin intervención manual. No lo es semánticamente, porque el nombre promete más que el instrumento: como se discute a continuación, un MTTD de 0,009 segundos no mide la detección de nada.</w:t>
       </w:r>
     </w:p>
     <w:p>
@@ -28766,11 +28929,11 @@
         <w:pStyle w:val="Textoindependiente"/>
       </w:pPr>
       <w:r>
-        <w:t xml:space="preserve">Sobre el retorno al marco teórico: las tres nociones que el Capítulo 2 puso a trabajar admiten una lectura a la luz de lo medido. La primera es la escala de madurez de proceso de van der Aalst (2016), donde la automatización es un nivel intermedio entre la documentación y la gobernanza: el sistema construido alcanza el nivel de </w:t>
+        <w:t xml:space="preserve">Sobre el retorno al marco teórico: las tres nociones que el Capítulo 2 puso a trabajar admiten una lectura a la luz de lo medido. La primera es la escala de madurez de proceso que la Sección 2.1.1 propone como marco analítico propio, en la que la automatización es un nivel intermedio entre la documentación y la gobernanza: el sistema construido alcanza el nivel de automatización —el ciclo se ejecuta sin intervención humana y queda instrumentado— pero no el de gobernanza, porque no incorpora control de admisión, política de reintentos ni gestión del caso de excepción, y la prueba de concurrencia lo mostró con precisión: 40,8 % de las órdenes quedaron sin procesar sin que ningún mecanismo lo advirtiera. La segunda es la dimensión de </w:t>
       </w:r>
       <w:r>
         <w:lastRenderedPageBreak/>
-        <w:t>automatización —el ciclo se ejecuta sin intervención humana y queda instrumentado— pero no el de gobernanza, porque no incorpora control de admisión, política de reintentos ni gestión del caso de excepción, y la prueba de concurrencia lo mostró con precisión: 40,8 % de las órdenes quedaron sin procesar sin que ningún mecanismo lo advirtiera. La segunda es la dimensión de capacidad de respuesta (responsiveness) del modelo SERVQUAL (Zeithaml et al., 1990), que el TMR operacionaliza: los 1,47 s del canal simulado y los 3,07 s de Telegram saturan esa dimensión, pero SERVQUAL mide cinco y este trabajo instrumentó una sola. La fiabilidad y la empatía —que dependen de que la respuesta sea correcta y pertinente, no de que sea rápida— quedaron fuera de la medición, y es exactamente allí donde se ubica el riesgo declarado en la Sección 5.2.2 sobre el contenido de las respuestas de tipo FAQ, que la Sección 5.2.5 dimensiona solo en parte. La tercera es la transferibilidad de MTTD y MTTR discutida en la Sección 2.1.3: la transferencia se sostuvo a nivel estructural, como se anticipó, pero la medición confirmó también su límite semántico. Un MTTD de 0,009 segundos no informa sobre detección de nada, porque no hay falla que detectar en un flujo nominal; informa sobre la distancia entre dos escrituras. Métricas propias del dominio comercial —order cycle time, order fulfillment lead time— describirían el mismo intervalo sin arrastrar una promesa que el fenómeno no tiene.</w:t>
+        <w:t>capacidad de respuesta (responsiveness) del modelo SERVQUAL (Zeithaml et al., 1990), que el TMR operacionaliza: los 1,47 s del canal simulado y los 3,07 s de Telegram saturan esa dimensión, pero SERVQUAL mide cinco y este trabajo instrumentó una sola. La fiabilidad y la empatía —que dependen de que la respuesta sea correcta y pertinente, no de que sea rápida— quedaron fuera de la medición, y es exactamente allí donde se ubica el riesgo declarado en la Sección 5.2.2 sobre el contenido de las respuestas de tipo FAQ, que la Sección 5.2.5 dimensiona solo en parte. La tercera es la transferibilidad de MTTD y MTTR discutida en la Sección 2.1.3: la transferencia se sostuvo a nivel estructural, como se anticipó, pero la medición confirmó también su límite semántico. Un MTTD de 0,009 segundos no informa sobre detección de nada, porque no hay falla que detectar en un flujo nominal; informa sobre la distancia entre dos escrituras. Métricas propias del dominio comercial —order cycle time, order fulfillment lead time— describirían el mismo intervalo sin arrastrar una promesa que el fenómeno no tiene.</w:t>
       </w:r>
     </w:p>
     <w:p>
@@ -28778,7 +28941,7 @@
         <w:pStyle w:val="Ttulo2"/>
       </w:pPr>
       <w:bookmarkStart w:id="179" w:name="limitaciones-del-estudio"/>
-      <w:bookmarkStart w:id="180" w:name="_Toc240310428"/>
+      <w:bookmarkStart w:id="180" w:name="_Toc240384122"/>
       <w:bookmarkEnd w:id="177"/>
       <w:r>
         <w:t>6.4 Limitaciones del estudio</w:t>
@@ -28790,16 +28953,16 @@
         <w:pStyle w:val="FirstParagraph"/>
       </w:pPr>
       <w:r>
-        <w:t xml:space="preserve">Las limitaciones del trabajo se documentan en detalle en la Sección 5.4.1 y en el análisis de amenazas a la validez del Capítulo 3. Se enuncian aquí, para que el lector que llega a las conclusiones las encuentre y no deba reconstruirlas: (i) el entorno es de laboratorio local y los datos son simulados, de modo que el término automatizado de toda comparación proviene de condiciones más favorables que las de un despliegue productivo; (ii) el baseline manual se midió sobre un único operador que ya conocía el procedimiento, lo que acota su representatividad aun cuando la decisión reduzca el factor reportado; (iii) el contraste entre ambas series se ejecutó sobre poblaciones que miden costo marginal de procesamiento y no latencia percibida, asimetría de constructo que la significación estadística no resuelve; (iv) el corpus de evaluación del clasificador es de 150 mensajes sobre cuatro categorías, construido por el propio equipo, y su distribución responde a un supuesto de diseño y no a tráfico observado; (v) no quedó establecida la corrección del contenido de las respuestas entregadas al cliente: la evaluación por jueces no alcanzó un acuerdo suficiente, y la verificación automática, que solo alcanza a los datos concretos, encontró que 2 de las 18 respuestas de tipo FAQ con datos concretos afirman alguno que la base de conocimiento no contiene, aun con esa base inyectada en el prompt; (vi) bajo concurrencia el sistema pierde el 40,8 % de las órdenes sin perder integridad, de modo que las cifras de desempeño valen para régimen secuencial; y (vii) el Flujo 2 depende de un proveedor externo de inferencia, lo que introduce a la vez un punto único de falla y la transferencia internacional de datos analizada en la Sección 2.6. Estas limitaciones no invalidan las conclusiones dentro del alcance declarado </w:t>
+        <w:t xml:space="preserve">Las limitaciones del trabajo se documentan en detalle en la Sección 5.4.1 y en el análisis de amenazas a la validez del Capítulo 3. Se enuncian aquí, para que el lector que llega a las conclusiones las encuentre y no deba reconstruirlas: (i) el entorno es de laboratorio local y los datos son simulados, de modo que el término automatizado de toda comparación proviene de condiciones más favorables que las de un despliegue productivo; (ii) el baseline manual se midió sobre un único operador que ya conocía el procedimiento, lo que acota su representatividad aun cuando la decisión reduzca el factor reportado; (iii) el contraste entre ambas series se ejecutó sobre poblaciones que miden costo marginal de procesamiento y no latencia percibida, asimetría de constructo que la significación estadística no resuelve; (iv) el corpus de evaluación del clasificador es de 150 mensajes sobre cuatro categorías, construido por el propio equipo, y su distribución responde a un supuesto de diseño y no a tráfico observado; (v) no quedó establecida la corrección del contenido de las respuestas entregadas al cliente: la evaluación por jueces no alcanzó un acuerdo suficiente, y la verificación automática, que solo alcanza a los datos concretos, encontró que 2 de las 18 respuestas de tipo FAQ con datos concretos afirman alguno que la base de conocimiento no contiene, aun con esa base inyectada en el prompt; (vi) bajo concurrencia el sistema pierde sin aviso el 40,8 % de las órdenes —la integridad del stock la sostiene la restricción del esquema, no el flujo—, de modo que las cifras de desempeño valen para régimen secuencial; (vii) el Flujo 2 depende de un proveedor externo de inferencia, lo que introduce a la vez un punto único de falla y la transferencia internacional de datos analizada en la Sección 2.6; (viii) la exactitud se midió con la temperatura por defecto del proveedor y sobre un alias de modelo que puede cambiar de versión, y depende de reglas y ejemplos escritos por el mismo equipo que construyó el corpus; y (ix) ninguno de los dos flujos advierte sus propias fallas: una orden con un producto inexistente, una orden perdida bajo concurrencia o una etiqueta fuera del vocabulario admitido terminan sin error visible para el emisor y </w:t>
       </w:r>
       <w:r>
         <w:lastRenderedPageBreak/>
-        <w:t>(prototipo funcional en entorno controlado), pero deben tenerse en cuenta al extrapolar los resultados a entornos de producción reales.</w:t>
-      </w:r>
-    </w:p>
-    <w:p>
-      <w:r>
-        <w:pict w14:anchorId="7561774B">
+        <w:t>sin aviso al operador. Estas limitaciones no invalidan las conclusiones dentro del alcance declarado (prototipo funcional en entorno controlado), pero deben tenerse en cuenta al extrapolar los resultados a entornos de producción reales.</w:t>
+      </w:r>
+    </w:p>
+    <w:p>
+      <w:r>
+        <w:pict w14:anchorId="3F545658">
           <v:rect id="_x0000_i1031" style="width:0;height:1.5pt" o:hralign="center" o:hrstd="t" o:hr="t"/>
         </w:pict>
       </w:r>
@@ -28810,7 +28973,7 @@
         <w:pageBreakBefore/>
       </w:pPr>
       <w:bookmarkStart w:id="181" w:name="capítulo-7-recomendaciones"/>
-      <w:bookmarkStart w:id="182" w:name="_Toc240310429"/>
+      <w:bookmarkStart w:id="182" w:name="_Toc240384123"/>
       <w:bookmarkEnd w:id="171"/>
       <w:bookmarkEnd w:id="179"/>
       <w:r>
@@ -28824,7 +28987,7 @@
         <w:pStyle w:val="Ttulo2"/>
       </w:pPr>
       <w:bookmarkStart w:id="183" w:name="recomendaciones-para-producción"/>
-      <w:bookmarkStart w:id="184" w:name="_Toc240310430"/>
+      <w:bookmarkStart w:id="184" w:name="_Toc240384124"/>
       <w:r>
         <w:t>7.1 Recomendaciones para producción</w:t>
       </w:r>
@@ -28911,7 +29074,7 @@
           <w:noProof/>
         </w:rPr>
         <w:drawing>
-          <wp:inline distT="0" distB="0" distL="0" distR="0" wp14:anchorId="372A7CF2" wp14:editId="74081DC3">
+          <wp:inline distT="0" distB="0" distL="0" distR="0" wp14:anchorId="218148B6" wp14:editId="77CF2051">
             <wp:extent cx="5334000" cy="2077560"/>
             <wp:effectExtent l="0" t="0" r="0" b="0"/>
             <wp:docPr id="113" name="Picture" descr="Figura A1: Canvas del Flujo 1 PRODUCCIÓN en n8n"/>
@@ -28971,7 +29134,7 @@
         </w:rPr>
         <w:lastRenderedPageBreak/>
         <w:drawing>
-          <wp:inline distT="0" distB="0" distL="0" distR="0" wp14:anchorId="766AB779" wp14:editId="770DA40D">
+          <wp:inline distT="0" distB="0" distL="0" distR="0" wp14:anchorId="6017B816" wp14:editId="08FE1D28">
             <wp:extent cx="5334000" cy="1455049"/>
             <wp:effectExtent l="0" t="0" r="0" b="0"/>
             <wp:docPr id="116" name="Picture" descr="Figura A2: Canvas del Flujo 2 PRODUCCIÓN en n8n"/>
@@ -29110,7 +29273,7 @@
         </w:numPr>
       </w:pPr>
       <w:r>
-        <w:t>Control de admisión y encolado de solicitudes: la prueba de concurrencia de la Sección 5.1 mostró que, si bien el pipeline no pierde integridad transaccional bajo carga simultánea, el 40,8 % de las órdenes queda sin procesar. Un despliegue productivo debería interponer una cola de mensajes entre el webhook y el pipeline, de modo que las solicitudes se encolen en lugar de descartarse, e incorporar métricas de profundidad de cola y de reintentos.</w:t>
+        <w:t>Control de admisión y encolado, descuento de stock sin condición de carrera y registro de las ejecuciones fallidas: la prueba de concurrencia de la Sección 5.1.3 mostró que la ausencia de sobreventa depende de la restricción del esquema y que el 40,8 % de las órdenes se pierde sin aviso. Un despliegue productivo debería descontar el stock en una única sentencia condicionada (UPDATE ... WHERE stock &gt;= cantidad) o con bloqueo de fila, derivar a la rama sin stock la orden cuyo descuento no prospera, marcar como error y notificar toda ejecución que falle, e interponer una cola de mensajes entre el webhook y el pipeline, de modo que las solicitudes se encolen en lugar de descartarse, con métricas de profundidad de cola y de reintentos.</w:t>
       </w:r>
     </w:p>
     <w:p>
@@ -29122,7 +29285,11 @@
         </w:numPr>
       </w:pPr>
       <w:r>
-        <w:t>Capturar la marca de recepción en la capa HTTP: hoy received_at la escribe el nodo Registrar Orden, ya dentro del pipeline, de modo que el MTTD mide el intervalo entre dos escrituras sobre la base local y no el que media entre el arribo del pedido y su detección (Sección 4.3.3). Tomar la marca en el punto de entrada —desde el propio webhook, antes de la primera escritura— corrige la operacionalización sin alterar la definición de la métrica, y permite además separar la latencia de red de la de procesamiento. Es una corrección instrumental de bajo costo que vuelve al MTTD comparable con el de un despliegue real.</w:t>
+        <w:t xml:space="preserve">Capturar la marca de recepción en la capa HTTP: hoy received_at la escribe el nodo Registrar Orden, ya dentro del pipeline, de modo que el MTTD mide el intervalo entre dos escrituras sobre la base local y no el que media entre el arribo del pedido y su detección (Sección 4.3.3). Tomar la marca en el punto de entrada —desde el propio webhook, antes de la primera escritura— corrige la operacionalización sin alterar la definición de la métrica, y permite además separar la latencia de red de la de procesamiento. Es una corrección </w:t>
+      </w:r>
+      <w:r>
+        <w:lastRenderedPageBreak/>
+        <w:t>instrumental de bajo costo que vuelve al MTTD comparable con el de un despliegue real.</w:t>
       </w:r>
     </w:p>
     <w:p>
@@ -29134,7 +29301,6 @@
         </w:numPr>
       </w:pPr>
       <w:r>
-        <w:lastRenderedPageBreak/>
         <w:t>Homogeneizar el filtro de procedencia en las vistas de métricas: cuatro de las seis vistas agregan sobre la totalidad de la tabla de órdenes o de interacciones, sin restringir por data_source (Anexo A). Dos paneles del tablero del Flujo 1 consumen esas vistas y por lo tanto muestran también los datos de carga inicial (Sección 4.5). Incorporar la restricción a la definición de las vistas —y no a la consulta de cada panel— evita que la propiedad dependa de quién construya el tablero, y hace que la separación entre lo medido y lo precargado sea una garantía del esquema y no una convención de uso.</w:t>
       </w:r>
     </w:p>
@@ -29152,10 +29318,22 @@
     </w:p>
     <w:p>
       <w:pPr>
+        <w:pStyle w:val="Compact"/>
+        <w:numPr>
+          <w:ilvl w:val="0"/>
+          <w:numId w:val="15"/>
+        </w:numPr>
+      </w:pPr>
+      <w:r>
+        <w:t>Validar la etiqueta del modelo antes de registrar la interacción: si el clasificador devuelve una categoría fuera del vocabulario admitido, el flujo debería derivar el mensaje a revisión humana y registrar el caso, en lugar de dejar que la restricción de integridad rechace la escritura sin aviso (Sección 5.2.4). La misma regla vale para el Flujo 1: toda ejecución que termine sin una respuesta explícita debería devolver un error al emisor y marcar la orden, en lugar de responder HTTP 200 sin cuerpo (Secciones 5.1.1 y 5.1.3).</w:t>
+      </w:r>
+    </w:p>
+    <w:p>
+      <w:pPr>
         <w:pStyle w:val="Ttulo2"/>
       </w:pPr>
       <w:bookmarkStart w:id="185" w:name="líneas-futuras"/>
-      <w:bookmarkStart w:id="186" w:name="_Toc240310431"/>
+      <w:bookmarkStart w:id="186" w:name="_Toc240384125"/>
       <w:bookmarkEnd w:id="183"/>
       <w:r>
         <w:t>7.2 Líneas futuras</w:t>
@@ -29171,7 +29349,7 @@
         </w:numPr>
       </w:pPr>
       <w:r>
-        <w:t>Fine-tuning del modelo de IA con datos reales de conversaciones de clientes para mejorar la precisión de clasificación de intents.</w:t>
+        <w:t>Ajuste fino del modelo con conversaciones reales de clientes, solo si crece el número de categorías o cambia el dominio: con cuatro categorías, el prompt con reglas y ejemplos ya alcanza entre 93 % y 94 % de exactitud (Sección 5.2.4), de modo que la primera línea de mejora no es el ajuste fino sino separar el aporte de cada bloque de reglas y ejemplos.</w:t>
       </w:r>
     </w:p>
     <w:p>
@@ -29231,6 +29409,7 @@
         </w:numPr>
       </w:pPr>
       <w:r>
+        <w:lastRenderedPageBreak/>
         <w:t>Implementación efectiva de la omnicanalidad: incorporar un identificador de cliente unificado y un identificador de conversación a la tabla interactions, y agregar al Flujo 2 un nodo de recuperación del historial previo, de modo que el contexto se preserve entre canales según la definición de la Sección 2.3.1.</w:t>
       </w:r>
     </w:p>
@@ -29255,16 +29434,85 @@
         </w:numPr>
       </w:pPr>
       <w:r>
-        <w:t xml:space="preserve">Evaluación de la corrección del contenido de las respuestas con un instrumento que produzca un juicio reproducible. La rúbrica de tres niveles aplicada en la Sección 5.2.5 no lo logró, porque sus niveles se superponen: una misma respuesta puede reproducir una entrada de la base y agregarle un </w:t>
-      </w:r>
+        <w:t>Evaluación de la corrección del contenido de las respuestas con un instrumento que produzca un juicio reproducible. La rúbrica de tres niveles aplicada en la Sección 5.2.5 no lo logró, porque sus niveles se superponen: una misma respuesta puede reproducir una entrada de la base y agregarle un dato que la base no contiene. Se propone reemplazar la elección directa de un nivel por tres preguntas verificables sobre cada respuesta —qué entrada de la base responde la consulta, si la respuesta afirma algo que la base no dice y si algo de lo que afirma la contradice—, exigir que cada respuesta afirmativa señale la frase y la entrada involucradas, y derivar el nivel mediante una regla fija en la que la contradicción prevalece sobre el agregado y el agregado sobre la coincidencia. El registro de la entrada citada permite, además, auditar cada juicio. Aplicado a las respuestas de las condiciones con y sin base de conocimiento de la Sección 5.2.4, ese instrumento permitiría establecer si la base mejora la corrección de lo que el cliente recibe, que es la función que el diseño factorial no mide.</w:t>
+      </w:r>
+    </w:p>
+    <w:p>
+      <w:pPr>
+        <w:pStyle w:val="Compact"/>
+        <w:numPr>
+          <w:ilvl w:val="0"/>
+          <w:numId w:val="16"/>
+        </w:numPr>
+      </w:pPr>
+      <w:r>
+        <w:t>Descomposición del factor de reglas y ejemplos: un diseño que separe las reglas de clasificación, las reglas críticas y los ejemplos permitiría establecer cuál produce el efecto de 17,3 puntos de la Sección 5.2.4, y verificar la hipótesis, surgida de la comparación con la ablación E7, de que la forma de presentar el mensaje del cliente también incide en la clasificación.</w:t>
+      </w:r>
+    </w:p>
+    <w:p>
+      <w:pPr>
+        <w:pStyle w:val="Compact"/>
+        <w:numPr>
+          <w:ilvl w:val="0"/>
+          <w:numId w:val="16"/>
+        </w:numPr>
+      </w:pPr>
+      <w:r>
+        <w:t>Piloto en una PyME real: desplegar el sistema sobre el tráfico de una tienda en operación, con su catálogo, su base de conocimiento y mensajes de clientes reales, para medir las métricas fuera del laboratorio y contrastar la distribución de intenciones que la Sección 3.5.2 declara como supuesto.</w:t>
+      </w:r>
+    </w:p>
+    <w:p>
+      <w:pPr>
+        <w:pStyle w:val="Compact"/>
+        <w:numPr>
+          <w:ilvl w:val="0"/>
+          <w:numId w:val="16"/>
+        </w:numPr>
+      </w:pPr>
+      <w:r>
+        <w:t>Baseline conversacional: medir el tiempo de respuesta y la exactitud de una atención manual por chat sobre el mismo corpus, de modo que el TMR del chatbot tenga un término de comparación medido, como lo tiene el procesamiento de órdenes.</w:t>
+      </w:r>
+    </w:p>
+    <w:p>
+      <w:pPr>
+        <w:pStyle w:val="Compact"/>
+        <w:numPr>
+          <w:ilvl w:val="0"/>
+          <w:numId w:val="16"/>
+        </w:numPr>
+      </w:pPr>
+      <w:r>
+        <w:t>Implementación alternativa: construir el mismo sistema en código convencional o sobre otro orquestador y comparar el esfuerzo de desarrollo, el mantenimiento y el manejo de fallas, que es la forma de poner a prueba la afirmación de la Sección 6.3 sobre la barrera de adopción de n8n.</w:t>
+      </w:r>
+    </w:p>
+    <w:p>
+      <w:pPr>
+        <w:pStyle w:val="Compact"/>
+        <w:numPr>
+          <w:ilvl w:val="0"/>
+          <w:numId w:val="16"/>
+        </w:numPr>
+      </w:pPr>
       <w:r>
         <w:lastRenderedPageBreak/>
-        <w:t>dato que la base no contiene. Se propone reemplazar la elección directa de un nivel por tres preguntas verificables sobre cada respuesta —qué entrada de la base responde la consulta, si la respuesta afirma algo que la base no dice y si algo de lo que afirma la contradice—, exigir que cada respuesta afirmativa señale la frase y la entrada involucradas, y derivar el nivel mediante una regla fija en la que la contradicción prevalece sobre el agregado y el agregado sobre la coincidencia. El registro de la entrada citada permite, además, auditar cada juicio. Aplicado a las respuestas de las dos condiciones de la Sección 5.2.4, ese instrumento permitiría establecer si el contexto mejora también la corrección de lo que el cliente recibe, y no solo la clasificación de lo que pregunta.</w:t>
-      </w:r>
-    </w:p>
-    <w:p>
-      <w:r>
-        <w:pict w14:anchorId="615B73BE">
+        <w:t>Pruebas de inyección de instrucciones: someter al chatbot a un conjunto de mensajes diseñados para alterar sus instrucciones (Perez &amp; Ribeiro, 2022) y medir con qué frecuencia responde fuera de su rol o de la política de la tienda.</w:t>
+      </w:r>
+    </w:p>
+    <w:p>
+      <w:pPr>
+        <w:pStyle w:val="Compact"/>
+        <w:numPr>
+          <w:ilvl w:val="0"/>
+          <w:numId w:val="16"/>
+        </w:numPr>
+      </w:pPr>
+      <w:r>
+        <w:t>Integración con Tiendanube, una de las plataformas que la Sección 1.1 menciona entre las que usan las PyMEs argentinas y que la variante de producción de la Sección 7.1 no contempla.</w:t>
+      </w:r>
+    </w:p>
+    <w:p>
+      <w:r>
+        <w:pict w14:anchorId="17B12FFF">
           <v:rect id="_x0000_i1032" style="width:0;height:1.5pt" o:hralign="center" o:hrstd="t" o:hr="t"/>
         </w:pict>
       </w:r>
@@ -29275,7 +29523,7 @@
         <w:pageBreakBefore/>
       </w:pPr>
       <w:bookmarkStart w:id="187" w:name="capítulo-8-referencias-bibliográficas"/>
-      <w:bookmarkStart w:id="188" w:name="_Toc240310432"/>
+      <w:bookmarkStart w:id="188" w:name="_Toc240384126"/>
       <w:bookmarkEnd w:id="181"/>
       <w:bookmarkEnd w:id="185"/>
       <w:r>
@@ -29470,6 +29718,24 @@
         <w:ind w:left="720" w:hanging="720"/>
       </w:pPr>
       <w:r>
+        <w:t xml:space="preserve">Casanueva, I., Temčinas, T., Gerz, D., Henderson, M., &amp; Vulić, I. (2020). Efficient intent detection with dual sentence encoders. En </w:t>
+      </w:r>
+      <w:r>
+        <w:rPr>
+          <w:i/>
+        </w:rPr>
+        <w:t>Proceedings of the 2nd Workshop on Natural Language Processing for Conversational AI</w:t>
+      </w:r>
+      <w:r>
+        <w:t xml:space="preserve"> (pp. 38–45). Association for Computational Linguistics. https://doi.org/10.18653/v1/2020.nlp4convai-1.5</w:t>
+      </w:r>
+    </w:p>
+    <w:p>
+      <w:pPr>
+        <w:spacing w:after="120"/>
+        <w:ind w:left="720" w:hanging="720"/>
+      </w:pPr>
+      <w:r>
         <w:t xml:space="preserve">Cochran, W. G. (1977). </w:t>
       </w:r>
       <w:r>
@@ -29488,6 +29754,43 @@
         <w:ind w:left="720" w:hanging="720"/>
       </w:pPr>
       <w:r>
+        <w:lastRenderedPageBreak/>
+        <w:t xml:space="preserve">Cohen, J. (1960). A coefficient of agreement for nominal scales. </w:t>
+      </w:r>
+      <w:r>
+        <w:rPr>
+          <w:i/>
+        </w:rPr>
+        <w:t>Educational and Psychological Measurement, 20</w:t>
+      </w:r>
+      <w:r>
+        <w:t>(1), 37–46. https://doi.org/10.1177/001316446002000104</w:t>
+      </w:r>
+    </w:p>
+    <w:p>
+      <w:pPr>
+        <w:spacing w:after="120"/>
+        <w:ind w:left="720" w:hanging="720"/>
+      </w:pPr>
+      <w:r>
+        <w:t xml:space="preserve">Coucke, A., Saade, A., Ball, A., Bluche, T., Caltagirone, F., Lavril, T., Primet, M., &amp; Dureau, J. (2018). </w:t>
+      </w:r>
+      <w:r>
+        <w:rPr>
+          <w:i/>
+        </w:rPr>
+        <w:t>Snips Voice Platform: An embedded spoken language understanding system for private-by-design voice interfaces</w:t>
+      </w:r>
+      <w:r>
+        <w:t xml:space="preserve"> (arXiv:1805.10190). arXiv. https://arxiv.org/abs/1805.10190</w:t>
+      </w:r>
+    </w:p>
+    <w:p>
+      <w:pPr>
+        <w:spacing w:after="120"/>
+        <w:ind w:left="720" w:hanging="720"/>
+      </w:pPr>
+      <w:r>
         <w:t xml:space="preserve">Docker Inc. (2025). </w:t>
       </w:r>
       <w:r>
@@ -29506,7 +29809,6 @@
         <w:ind w:left="720" w:hanging="720"/>
       </w:pPr>
       <w:r>
-        <w:lastRenderedPageBreak/>
         <w:t xml:space="preserve">Dumas, M., La Rosa, M., Mendling, J., &amp; Reijers, H. A. (2018). </w:t>
       </w:r>
       <w:r>
@@ -29525,6 +29827,24 @@
         <w:ind w:left="720" w:hanging="720"/>
       </w:pPr>
       <w:r>
+        <w:t xml:space="preserve">Fieller, E. C. (1954). Some problems in interval estimation. </w:t>
+      </w:r>
+      <w:r>
+        <w:rPr>
+          <w:i/>
+        </w:rPr>
+        <w:t>Journal of the Royal Statistical Society: Series B (Methodological), 16</w:t>
+      </w:r>
+      <w:r>
+        <w:t>(2), 175–185. https://doi.org/10.1111/j.2517-6161.1954.tb00159.x</w:t>
+      </w:r>
+    </w:p>
+    <w:p>
+      <w:pPr>
+        <w:spacing w:after="120"/>
+        <w:ind w:left="720" w:hanging="720"/>
+      </w:pPr>
+      <w:r>
         <w:t xml:space="preserve">Fondevila-Gascón, J.-F., Huamanchumo, A., Martín-Guart, R., &amp; Gutiérrez-Aragón, Ó. (2024). El chatbot como factor de éxito comunicativo, de marketing y empresarial: análisis empírico. </w:t>
       </w:r>
       <w:r>
@@ -29579,6 +29899,42 @@
         <w:ind w:left="720" w:hanging="720"/>
       </w:pPr>
       <w:r>
+        <w:t xml:space="preserve">Hevner, A. R., March, S. T., Park, J., &amp; Ram, S. (2004). Design science in information systems research. </w:t>
+      </w:r>
+      <w:r>
+        <w:rPr>
+          <w:i/>
+        </w:rPr>
+        <w:t>MIS Quarterly, 28</w:t>
+      </w:r>
+      <w:r>
+        <w:t>(1), 75–106. https://doi.org/10.2307/25148625</w:t>
+      </w:r>
+    </w:p>
+    <w:p>
+      <w:pPr>
+        <w:spacing w:after="120"/>
+        <w:ind w:left="720" w:hanging="720"/>
+      </w:pPr>
+      <w:r>
+        <w:t xml:space="preserve">Holm, S. (1979). A simple sequentially rejective multiple test procedure. </w:t>
+      </w:r>
+      <w:r>
+        <w:rPr>
+          <w:i/>
+        </w:rPr>
+        <w:t>Scandinavian Journal of Statistics, 6</w:t>
+      </w:r>
+      <w:r>
+        <w:t>, 65–70. https://www.jstor.org/stable/4615733</w:t>
+      </w:r>
+    </w:p>
+    <w:p>
+      <w:pPr>
+        <w:spacing w:after="120"/>
+        <w:ind w:left="720" w:hanging="720"/>
+      </w:pPr>
+      <w:r>
         <w:t xml:space="preserve">Huang, L., Yu, W., Ma, W., Zhong, W., Feng, Z., Wang, H., Chen, Q., Peng, W., Feng, X., Qin, B., &amp; Liu, T. (2023). A survey on hallucination in large language models: Principles, taxonomy, challenges, and open questions. </w:t>
       </w:r>
       <w:r>
@@ -29624,7 +29980,11 @@
         <w:t>Speech and language processing: An introduction to natural language processing, computational linguistics, and speech recognition with language models</w:t>
       </w:r>
       <w:r>
-        <w:t xml:space="preserve"> (3.ª ed., borrador en revisión permanente). Stanford University. Recuperado el 28 de agosto de 2026, de https://web.stanford.edu/~jurafsky/slp3/</w:t>
+        <w:t xml:space="preserve"> (3.ª ed., borrador en revisión permanente). </w:t>
+      </w:r>
+      <w:r>
+        <w:lastRenderedPageBreak/>
+        <w:t>Stanford University. Recuperado el 28 de agosto de 2026, de https://web.stanford.edu/~jurafsky/slp3/</w:t>
       </w:r>
     </w:p>
     <w:p>
@@ -29669,6 +30029,24 @@
         <w:ind w:left="720" w:hanging="720"/>
       </w:pPr>
       <w:r>
+        <w:t xml:space="preserve">Larson, S., Mahendran, A., Peper, J. J., Clarke, C., Lee, A., Hill, P., Kummerfeld, J. K., Leach, K., Laurenzano, M. A., Tang, L., &amp; Mars, J. (2019). An evaluation dataset for intent classification and out-of-scope prediction. En </w:t>
+      </w:r>
+      <w:r>
+        <w:rPr>
+          <w:i/>
+        </w:rPr>
+        <w:t>Proceedings of the 2019 Conference on Empirical Methods in Natural Language Processing and the 9th International Joint Conference on Natural Language Processing (EMNLP-IJCNLP)</w:t>
+      </w:r>
+      <w:r>
+        <w:t xml:space="preserve"> (pp. 1311–1316). Association for Computational Linguistics. https://doi.org/10.18653/v1/D19-1131</w:t>
+      </w:r>
+    </w:p>
+    <w:p>
+      <w:pPr>
+        <w:spacing w:after="120"/>
+        <w:ind w:left="720" w:hanging="720"/>
+      </w:pPr>
+      <w:r>
         <w:t xml:space="preserve">Laudon, K. C., &amp; Traver, C. G. (2021). </w:t>
       </w:r>
       <w:r>
@@ -29714,7 +30092,6 @@
         <w:ind w:left="720" w:hanging="720"/>
       </w:pPr>
       <w:r>
-        <w:lastRenderedPageBreak/>
         <w:t xml:space="preserve">Luo, H., Liu, P., &amp; Esping, S. (2023). Towards data-efficient customer intent recognition with prompt-based learning paradigm. </w:t>
       </w:r>
       <w:r>
@@ -29733,6 +30110,42 @@
         <w:ind w:left="720" w:hanging="720"/>
       </w:pPr>
       <w:r>
+        <w:t xml:space="preserve">Mann, H. B., &amp; Whitney, D. R. (1947). On a test of whether one of two random variables is stochastically larger than the other. </w:t>
+      </w:r>
+      <w:r>
+        <w:rPr>
+          <w:i/>
+        </w:rPr>
+        <w:t>The Annals of Mathematical Statistics, 18</w:t>
+      </w:r>
+      <w:r>
+        <w:t>(1), 50–60. https://doi.org/10.1214/aoms/1177730491</w:t>
+      </w:r>
+    </w:p>
+    <w:p>
+      <w:pPr>
+        <w:spacing w:after="120"/>
+        <w:ind w:left="720" w:hanging="720"/>
+      </w:pPr>
+      <w:r>
+        <w:t xml:space="preserve">McNemar, Q. (1947). Note on the sampling error of the difference between correlated proportions or percentages. </w:t>
+      </w:r>
+      <w:r>
+        <w:rPr>
+          <w:i/>
+        </w:rPr>
+        <w:t>Psychometrika, 12</w:t>
+      </w:r>
+      <w:r>
+        <w:t>(2), 153–157. https://doi.org/10.1007/BF02295996</w:t>
+      </w:r>
+    </w:p>
+    <w:p>
+      <w:pPr>
+        <w:spacing w:after="120"/>
+        <w:ind w:left="720" w:hanging="720"/>
+      </w:pPr>
+      <w:r>
         <w:t xml:space="preserve">McTear, M. (2020). </w:t>
       </w:r>
       <w:r>
@@ -29769,6 +30182,7 @@
         <w:ind w:left="720" w:hanging="720"/>
       </w:pPr>
       <w:r>
+        <w:lastRenderedPageBreak/>
         <w:t xml:space="preserve">Misischia, C. V., Pöcze, F., &amp; Strauss, C. (2022). Chatbots in customer service: Their relevance and impact on service quality. </w:t>
       </w:r>
       <w:r>
@@ -29967,7 +30381,24 @@
         <w:ind w:left="720" w:hanging="720"/>
       </w:pPr>
       <w:r>
-        <w:lastRenderedPageBreak/>
+        <w:t xml:space="preserve">Stake, R. E. (1995). </w:t>
+      </w:r>
+      <w:r>
+        <w:rPr>
+          <w:i/>
+        </w:rPr>
+        <w:t>The art of case study research</w:t>
+      </w:r>
+      <w:r>
+        <w:t>. SAGE Publications.</w:t>
+      </w:r>
+    </w:p>
+    <w:p>
+      <w:pPr>
+        <w:spacing w:after="120"/>
+        <w:ind w:left="720" w:hanging="720"/>
+      </w:pPr>
+      <w:r>
         <w:t xml:space="preserve">Turban, E., Outland, J., King, D., Lee, J. K., Liang, T.-P., &amp; Turban, D. C. (2018). </w:t>
       </w:r>
       <w:r>
@@ -29986,25 +30417,11 @@
         <w:ind w:left="720" w:hanging="720"/>
       </w:pPr>
       <w:r>
-        <w:t xml:space="preserve">van der Aalst, W. M. P. (2016). </w:t>
-      </w:r>
-      <w:r>
-        <w:rPr>
-          <w:i/>
-        </w:rPr>
-        <w:t>Process mining: Data science in action</w:t>
-      </w:r>
-      <w:r>
-        <w:t xml:space="preserve"> (2.ª ed.). Springer. https://doi.org/10.1007/978-3-662-49851-4</w:t>
-      </w:r>
-    </w:p>
-    <w:p>
-      <w:pPr>
-        <w:spacing w:after="120"/>
-        <w:ind w:left="720" w:hanging="720"/>
-      </w:pPr>
-      <w:r>
-        <w:t xml:space="preserve">Verhoef, P. C., Kannan, P. K., &amp; Inman, J. J. (2015). From multi-channel retailing to omni-channel retailing: Introduction to the special issue on multi-channel retailing. </w:t>
+        <w:t xml:space="preserve">Verhoef, P. C., Kannan, P. K., &amp; Inman, J. J. (2015). From multi-channel retailing to omni-channel retailing: Introduction to the special issue on multi-channel </w:t>
+      </w:r>
+      <w:r>
+        <w:lastRenderedPageBreak/>
+        <w:t xml:space="preserve">retailing. </w:t>
       </w:r>
       <w:r>
         <w:rPr>
@@ -30022,6 +30439,24 @@
         <w:ind w:left="720" w:hanging="720"/>
       </w:pPr>
       <w:r>
+        <w:t xml:space="preserve">Welch, B. L. (1947). The generalization of ‘Student’s’ problem when several different population variances are involved. </w:t>
+      </w:r>
+      <w:r>
+        <w:rPr>
+          <w:i/>
+        </w:rPr>
+        <w:t>Biometrika, 34</w:t>
+      </w:r>
+      <w:r>
+        <w:t>(1–2), 28–35. https://doi.org/10.1093/biomet/34.1-2.28</w:t>
+      </w:r>
+    </w:p>
+    <w:p>
+      <w:pPr>
+        <w:spacing w:after="120"/>
+        <w:ind w:left="720" w:hanging="720"/>
+      </w:pPr>
+      <w:r>
         <w:t xml:space="preserve">WhatsApp LLC. (2025). </w:t>
       </w:r>
       <w:r>
@@ -30040,6 +30475,24 @@
         <w:ind w:left="720" w:hanging="720"/>
       </w:pPr>
       <w:r>
+        <w:t xml:space="preserve">Wilson, E. B. (1927). Probable inference, the law of succession, and statistical inference. </w:t>
+      </w:r>
+      <w:r>
+        <w:rPr>
+          <w:i/>
+        </w:rPr>
+        <w:t>Journal of the American Statistical Association, 22</w:t>
+      </w:r>
+      <w:r>
+        <w:t>(158), 209–212. https://doi.org/10.1080/01621459.1927.10502953</w:t>
+      </w:r>
+    </w:p>
+    <w:p>
+      <w:pPr>
+        <w:spacing w:after="120"/>
+        <w:ind w:left="720" w:hanging="720"/>
+      </w:pPr>
+      <w:r>
         <w:t xml:space="preserve">Womack, J. P., &amp; Jones, D. T. (2003). </w:t>
       </w:r>
       <w:r>
@@ -30111,7 +30564,7 @@
         <w:pStyle w:val="Ttulo1"/>
         <w:pageBreakBefore/>
       </w:pPr>
-      <w:bookmarkStart w:id="189" w:name="_Toc240310433"/>
+      <w:bookmarkStart w:id="189" w:name="_Toc240384127"/>
       <w:bookmarkEnd w:id="187"/>
       <w:r>
         <w:lastRenderedPageBreak/>
@@ -30124,7 +30577,7 @@
         <w:pStyle w:val="Ttulo2"/>
       </w:pPr>
       <w:bookmarkStart w:id="190" w:name="X3cb621f708d527c85a75099c9d8ab934f4bf355"/>
-      <w:bookmarkStart w:id="191" w:name="_Toc240310434"/>
+      <w:bookmarkStart w:id="191" w:name="_Toc240384128"/>
       <w:r>
         <w:t>Anexo A: Resumen del Schema de Base de Datos</w:t>
       </w:r>
@@ -31584,7 +32037,7 @@
         <w:pStyle w:val="Ttulo2"/>
       </w:pPr>
       <w:bookmarkStart w:id="192" w:name="anexo-b-configuración-docker-compose"/>
-      <w:bookmarkStart w:id="193" w:name="_Toc240310435"/>
+      <w:bookmarkStart w:id="193" w:name="_Toc240384129"/>
       <w:bookmarkEnd w:id="190"/>
       <w:r>
         <w:t>Anexo B: Configuración Docker Compose</w:t>
@@ -32005,7 +32458,7 @@
         <w:pStyle w:val="Ttulo2"/>
       </w:pPr>
       <w:bookmarkStart w:id="194" w:name="anexo-c-catálogo-de-productos-seed"/>
-      <w:bookmarkStart w:id="195" w:name="_Toc240310436"/>
+      <w:bookmarkStart w:id="195" w:name="_Toc240384130"/>
       <w:bookmarkEnd w:id="192"/>
       <w:r>
         <w:t>Anexo C: Catálogo de Productos Seed</w:t>
@@ -33714,7 +34167,7 @@
         <w:pStyle w:val="Ttulo2"/>
       </w:pPr>
       <w:bookmarkStart w:id="196" w:name="anexo-d-faq-predefinidas"/>
-      <w:bookmarkStart w:id="197" w:name="_Toc240310437"/>
+      <w:bookmarkStart w:id="197" w:name="_Toc240384131"/>
       <w:bookmarkEnd w:id="194"/>
       <w:r>
         <w:t>Anexo D: FAQ predefinidas (base de conocimiento completa)</w:t>
@@ -33730,11 +34183,11 @@
         </w:numPr>
       </w:pPr>
       <w:r>
-        <w:t xml:space="preserve">Se transcribe la base de conocimiento completa: las veintitrés entradas de la tabla faq_responses, en el orden en que las cargan los guiones init_simple.sql y seed_expand.sql del repositorio. La columna de respuesta reproduce el </w:t>
+        <w:t xml:space="preserve">Se transcribe la base de conocimiento completa: las veintitrés entradas de la tabla faq_responses, con su texto íntegro, en el orden en que las cargan los guiones init_simple.sql y seed_expand.sql del repositorio. En la configuración </w:t>
       </w:r>
       <w:r>
         <w:lastRenderedPageBreak/>
-        <w:t>inicio del texto almacenado; el texto íntegro está en esos guiones. Conviene recordar, para leer este anexo en su justo alcance, lo establecido en la Sección 4.4.3: en la configuración principal este contenido se inyecta en el prompt del modelo, de modo que intervino en las clasificaciones y en las respuestas medidas en el Capítulo 5. Es también la referencia contra la que se verifican los datos concretos de las respuestas en la Sección 5.2.5.</w:t>
+        <w:t>principal este contenido se inyecta en el prompt del modelo (Sección 4.4.3): intervino en las respuestas medidas en el Capítulo 5, y su aporte a la clasificación es el que dimensiona la Sección 5.2.4. Es también la referencia contra la que se verifican los datos concretos de las respuestas en la Sección 5.2.5.</w:t>
       </w:r>
     </w:p>
     <w:tbl>
@@ -33785,7 +34238,7 @@
               <w:pStyle w:val="Compact"/>
             </w:pPr>
             <w:r>
-              <w:t>Respuesta (resumen)</w:t>
+              <w:t>Respuesta</w:t>
             </w:r>
           </w:p>
         </w:tc>
@@ -33867,7 +34320,7 @@
               <w:pStyle w:val="Compact"/>
             </w:pPr>
             <w:r>
-              <w:t>Los envíos dentro de Mendoza tardan 1-3 días hábiles. Para el resto del país, entre 3-7 días hábiles.</w:t>
+              <w:t>Los envíos dentro de Mendoza tardan 1-3 días hábiles. Para el resto del país, entre 3-7 días hábiles. Te notificamos por email cuando tu pedido sea despachado.</w:t>
             </w:r>
           </w:p>
         </w:tc>
@@ -33908,7 +34361,7 @@
               <w:pStyle w:val="Compact"/>
             </w:pPr>
             <w:r>
-              <w:t>Tenés 30 días desde la recepción para iniciar una devolución. Escribinos indicando tu número de pedido y el motivo, y te guiamos en…</w:t>
+              <w:t>Tenés 30 días desde la recepción para iniciar una devolución. Escribinos indicando tu número de pedido y el motivo, y te guiamos en el proceso.</w:t>
             </w:r>
           </w:p>
         </w:tc>
@@ -33949,7 +34402,7 @@
               <w:pStyle w:val="Compact"/>
             </w:pPr>
             <w:r>
-              <w:t>Todos nuestros productos tienen garantía oficial del fabricante. La duración varía según el producto (generalmente 12 meses).</w:t>
+              <w:t>Todos nuestros productos tienen garantía oficial del fabricante. La duración varía según el producto (generalmente 12 meses). Guardá tu comprobante de compra.</w:t>
             </w:r>
           </w:p>
         </w:tc>
@@ -33990,7 +34443,7 @@
               <w:pStyle w:val="Compact"/>
             </w:pPr>
             <w:r>
-              <w:t>Podés escribirnos por WhatsApp, Telegram o email. Nuestro sistema de IA te asiste 24/7 y, si es necesario, escala tu caso a un…</w:t>
+              <w:t>Podés escribirnos por WhatsApp, Telegram o email. Nuestro sistema de IA te asiste 24/7 y, si es necesario, escala tu caso a un agente humano.</w:t>
             </w:r>
           </w:p>
         </w:tc>
@@ -34031,7 +34484,7 @@
               <w:pStyle w:val="Compact"/>
             </w:pPr>
             <w:r>
-              <w:t>Sí, emitimos factura electrónica (AFIP) para todas las compras. La factura se envía automáticamente al email registrado en tu…</w:t>
+              <w:t>Sí, emitimos factura electrónica (AFIP) para todas las compras. La factura se envía automáticamente al email registrado en tu pedido.</w:t>
             </w:r>
           </w:p>
         </w:tc>
@@ -34072,7 +34525,7 @@
               <w:pStyle w:val="Compact"/>
             </w:pPr>
             <w:r>
-              <w:t>Sí, con tarjetas de crédito Visa, Mastercard y American Express podés pagar en hasta 12 cuotas sin interés en productos…</w:t>
+              <w:t>Sí, con tarjetas de crédito Visa, Mastercard y American Express podés pagar en hasta 12 cuotas sin interés en productos seleccionados. Las cuotas disponibles se muestran en el checkout.</w:t>
             </w:r>
           </w:p>
         </w:tc>
@@ -34113,7 +34566,7 @@
               <w:pStyle w:val="Compact"/>
             </w:pPr>
             <w:r>
-              <w:t>Totalmente. Usamos encriptación SSL y procesamos los pagos a través de MercadoPago, que cumple con los estándares PCI-DSS.</w:t>
+              <w:t>Totalmente. Usamos encriptación SSL y procesamos los pagos a través de MercadoPago, que cumple con los estándares PCI-DSS. Nunca almacenamos los datos de tu tarjeta.</w:t>
             </w:r>
           </w:p>
         </w:tc>
@@ -34128,6 +34581,7 @@
               <w:pStyle w:val="Compact"/>
             </w:pPr>
             <w:r>
+              <w:lastRenderedPageBreak/>
               <w:t>Envíos</w:t>
             </w:r>
           </w:p>
@@ -34154,11 +34608,7 @@
               <w:pStyle w:val="Compact"/>
             </w:pPr>
             <w:r>
-              <w:t xml:space="preserve">Sí, enviamos a todo el territorio argentino. Trabajamos con OCA, Andreani y correo </w:t>
-            </w:r>
-            <w:r>
-              <w:lastRenderedPageBreak/>
-              <w:t>argentino.</w:t>
+              <w:t>Sí, enviamos a todo el territorio argentino. Trabajamos con OCA, Andreani y correo argentino. El costo de envío se calcula en el checkout según tu código postal.</w:t>
             </w:r>
           </w:p>
         </w:tc>
@@ -34173,7 +34623,6 @@
               <w:pStyle w:val="Compact"/>
             </w:pPr>
             <w:r>
-              <w:lastRenderedPageBreak/>
               <w:t>Envíos</w:t>
             </w:r>
           </w:p>
@@ -34200,7 +34649,7 @@
               <w:pStyle w:val="Compact"/>
             </w:pPr>
             <w:r>
-              <w:t>Sí. Una vez despachado tu pedido, te enviamos un email con el número de tracking y el enlace directo para seguir el paquete en…</w:t>
+              <w:t>Sí. Una vez despachado tu pedido, te enviamos un email con el número de tracking y el enlace directo para seguir el paquete en tiempo real.</w:t>
             </w:r>
           </w:p>
         </w:tc>
@@ -34282,7 +34731,7 @@
               <w:pStyle w:val="Compact"/>
             </w:pPr>
             <w:r>
-              <w:t>El transportista deja un aviso y hace un segundo intento al día siguiente.</w:t>
+              <w:t>El transportista deja un aviso y hace un segundo intento al día siguiente. Si tampoco podés recibirlo, el paquete queda disponible para retiro en la sucursal más cercana por 5 días hábiles.</w:t>
             </w:r>
           </w:p>
         </w:tc>
@@ -34323,7 +34772,7 @@
               <w:pStyle w:val="Compact"/>
             </w:pPr>
             <w:r>
-              <w:t>Podés cambiar un producto dentro de los 30 días de recibido, siempre que esté en su embalaje original y sin uso.</w:t>
+              <w:t>Podés cambiar un producto dentro de los 30 días de recibido, siempre que esté en su embalaje original y sin uso. Los gastos de envío del cambio corren por nuestra cuenta si el error fue nuestro.</w:t>
             </w:r>
           </w:p>
         </w:tc>
@@ -34364,7 +34813,7 @@
               <w:pStyle w:val="Compact"/>
             </w:pPr>
             <w:r>
-              <w:t>Escribinos por este chat o al email devoluciones@techstore.com.ar con tu número de pedido y el motivo.</w:t>
+              <w:t>Escribinos por este chat o al email devoluciones@techstore.com.ar con tu número de pedido y el motivo. Te enviamos una etiqueta prepaga para el retiro en 24hs hábiles.</w:t>
             </w:r>
           </w:p>
         </w:tc>
@@ -34405,7 +34854,7 @@
               <w:pStyle w:val="Compact"/>
             </w:pPr>
             <w:r>
-              <w:t>La garantía cubre defectos de fabricación. NO cubre daños por mal uso, caídas, líquidos o modificaciones no autorizadas.</w:t>
+              <w:t>La garantía cubre defectos de fabricación. NO cubre daños por mal uso, caídas, líquidos o modificaciones no autorizadas. Ante cualquier falla, contactanos y gestionamos el service con el fabricante.</w:t>
             </w:r>
           </w:p>
         </w:tc>
@@ -34446,7 +34895,7 @@
               <w:pStyle w:val="Compact"/>
             </w:pPr>
             <w:r>
-              <w:t>Guardá el comprobante de compra (te lo enviamos por email). Si el producto falla, escribinos con foto o video del problema y tu…</w:t>
+              <w:t>Guardá el comprobante de compra (te lo enviamos por email). Si el producto falla, escribinos con foto o video del problema y tu número de pedido. Nos encargamos de todo el proceso de garantía.</w:t>
             </w:r>
           </w:p>
         </w:tc>
@@ -34487,7 +34936,11 @@
               <w:pStyle w:val="Compact"/>
             </w:pPr>
             <w:r>
-              <w:t>Sí, todos nuestros productos son 100% originales con garantía oficial del fabricante.</w:t>
+              <w:t xml:space="preserve">Sí, todos nuestros productos son 100% originales con garantía oficial del fabricante. Somos distribuidores </w:t>
+            </w:r>
+            <w:r>
+              <w:lastRenderedPageBreak/>
+              <w:t>autorizados de todas las marcas que comercializamos.</w:t>
             </w:r>
           </w:p>
         </w:tc>
@@ -34502,6 +34955,7 @@
               <w:pStyle w:val="Compact"/>
             </w:pPr>
             <w:r>
+              <w:lastRenderedPageBreak/>
               <w:t>Productos</w:t>
             </w:r>
           </w:p>
@@ -34528,7 +34982,7 @@
               <w:pStyle w:val="Compact"/>
             </w:pPr>
             <w:r>
-              <w:t>Por el momento somos una tienda 100% online y no contamos con local a la calle.</w:t>
+              <w:t>Por el momento somos una tienda 100% online y no contamos con local a la calle. Todos los pedidos se despachan desde nuestro depósito en Mendoza.</w:t>
             </w:r>
           </w:p>
         </w:tc>
@@ -34569,7 +35023,7 @@
               <w:pStyle w:val="Compact"/>
             </w:pPr>
             <w:r>
-              <w:t>Si podés agregarlo al carrito, hay stock disponible. Si aparece como "Sin stock", podés anotarte en la lista de espera y te…</w:t>
+              <w:t>Si podés agregarlo al carrito, hay stock disponible. Si aparece como "Sin stock", podés anotarte en la lista de espera y te avisamos cuando vuelva a estar disponible.</w:t>
             </w:r>
           </w:p>
         </w:tc>
@@ -34610,7 +35064,7 @@
               <w:pStyle w:val="Compact"/>
             </w:pPr>
             <w:r>
-              <w:t>Sí, emitimos factura A para responsables inscriptos. Durante el checkout elegís el tipo de comprobante e ingresás el CUIT y razón…</w:t>
+              <w:t>Sí, emitimos factura A para responsables inscriptos. Durante el checkout elegís el tipo de comprobante e ingresás el CUIT y razón social de tu empresa.</w:t>
             </w:r>
           </w:p>
         </w:tc>
@@ -34638,11 +35092,7 @@
               <w:pStyle w:val="Compact"/>
             </w:pPr>
             <w:r>
-              <w:t xml:space="preserve">¿Cuándo recibo la </w:t>
-            </w:r>
-            <w:r>
-              <w:lastRenderedPageBreak/>
-              <w:t>factura?</w:t>
+              <w:t>¿Cuándo recibo la factura?</w:t>
             </w:r>
           </w:p>
         </w:tc>
@@ -34655,12 +35105,7 @@
               <w:pStyle w:val="Compact"/>
             </w:pPr>
             <w:r>
-              <w:lastRenderedPageBreak/>
-              <w:t xml:space="preserve">La factura electrónica se genera </w:t>
-            </w:r>
-            <w:r>
-              <w:lastRenderedPageBreak/>
-              <w:t>automáticamente al confirmar el pago y te llega por email en minutos.</w:t>
+              <w:t>La factura electrónica se genera automáticamente al confirmar el pago y te llega por email en minutos. Si no la recibís, revisá la carpeta de spam o escribinos.</w:t>
             </w:r>
           </w:p>
         </w:tc>
@@ -34675,7 +35120,6 @@
               <w:pStyle w:val="Compact"/>
             </w:pPr>
             <w:r>
-              <w:lastRenderedPageBreak/>
               <w:t>Pedidos</w:t>
             </w:r>
           </w:p>
@@ -34702,7 +35146,7 @@
               <w:pStyle w:val="Compact"/>
             </w:pPr>
             <w:r>
-              <w:t>Podés cancelar sin costo dentro de las 2 horas de realizado, siempre que no haya sido despachado.</w:t>
+              <w:t>Podés cancelar sin costo dentro de las 2 horas de realizado, siempre que no haya sido despachado. Después del despacho, el proceso es una devolución normal.</w:t>
             </w:r>
           </w:p>
         </w:tc>
@@ -34754,7 +35198,7 @@
         <w:pStyle w:val="Ttulo2"/>
       </w:pPr>
       <w:bookmarkStart w:id="198" w:name="anexo-e-comandos-de-testing"/>
-      <w:bookmarkStart w:id="199" w:name="_Toc240310438"/>
+      <w:bookmarkStart w:id="199" w:name="_Toc240384132"/>
       <w:bookmarkEnd w:id="196"/>
       <w:r>
         <w:t>Anexo E: Comandos de Testing</w:t>
@@ -34837,6 +35281,12 @@
           <w:rStyle w:val="VerbatimChar"/>
         </w:rPr>
         <w:br/>
+      </w:r>
+      <w:r>
+        <w:rPr>
+          <w:rStyle w:val="VerbatimChar"/>
+        </w:rPr>
+        <w:lastRenderedPageBreak/>
         <w:t># ---------- Flujo 1: orden con stock suficiente ----------</w:t>
       </w:r>
       <w:r>
@@ -34960,124 +35410,104 @@
           <w:rStyle w:val="VerbatimChar"/>
         </w:rPr>
         <w:br/>
-      </w:r>
-      <w:r>
-        <w:rPr>
-          <w:rStyle w:val="VerbatimChar"/>
-        </w:rPr>
-        <w:lastRenderedPageBreak/>
-        <w:t># ---------- Corrida de carga secuencial (50 órdenes, espaciadas 2 s) ----------</w:t>
+        <w:t># ---------- Corridas medidas del Capítulo 5 (PowerShell) ----------</w:t>
       </w:r>
       <w:r>
         <w:rPr>
           <w:rStyle w:val="VerbatimChar"/>
         </w:rPr>
         <w:br/>
-        <w:t>for i in $(seq 1 50); do</w:t>
+        <w:t># No se reproducen con fragmentos sueltos: se ejecutan con los guiones</w:t>
       </w:r>
       <w:r>
         <w:rPr>
           <w:rStyle w:val="VerbatimChar"/>
         </w:rPr>
         <w:br/>
-        <w:t xml:space="preserve">  curl -s -X POST http://localhost:5678/webhook/orden-nueva \</w:t>
+        <w:t># versionados, que fijan el plan de órdenes por semilla, registran cada</w:t>
       </w:r>
       <w:r>
         <w:rPr>
           <w:rStyle w:val="VerbatimChar"/>
         </w:rPr>
         <w:br/>
-        <w:t xml:space="preserve">    -H "Content-Type: application/json" \</w:t>
+        <w:t># envío y dejan un manifiesto con el commit y las marcas temporales.</w:t>
       </w:r>
       <w:r>
         <w:rPr>
           <w:rStyle w:val="VerbatimChar"/>
         </w:rPr>
         <w:br/>
-        <w:t xml:space="preserve">    -d "{\"order_number\":\"ORD-CARGA-$i\",\"customer_name\":\"Carga $i\",\"customer_email\":\"carga$i@example.com\",\"customer_phone\":\"5492615551234\",\"product_sku\":\"PROD-018\",\"quantity\":1}"</w:t>
+        <w:t>cd experiments\E1</w:t>
       </w:r>
       <w:r>
         <w:rPr>
           <w:rStyle w:val="VerbatimChar"/>
         </w:rPr>
         <w:br/>
-        <w:t xml:space="preserve">  sleep 2</w:t>
+        <w:t>.\run_flujo1_carga.ps1          # E1.a: 50 órdenes secuenciales, 2 s entre envíos</w:t>
       </w:r>
       <w:r>
         <w:rPr>
           <w:rStyle w:val="VerbatimChar"/>
         </w:rPr>
         <w:br/>
-        <w:t>done</w:t>
+        <w:t>.\run_flujo1_concurrencia.ps1   # E1.b: 20 solicitudes simultáneas por ronda, 3 rondas</w:t>
       </w:r>
       <w:r>
         <w:rPr>
           <w:rStyle w:val="VerbatimChar"/>
         </w:rPr>
         <w:br/>
+        <w:t>.\run_flujo1_concurrencia.ps1 -Prefijo 'ORD-E1B2'   # segunda ejecución: rondas 4 a 6</w:t>
       </w:r>
       <w:r>
         <w:rPr>
           <w:rStyle w:val="VerbatimChar"/>
         </w:rPr>
         <w:br/>
-        <w:t># ---------- Prueba de concurrencia (20 solicitudes simultáneas) ----------</w:t>
+        <w:t># run_flujo1_concurrencia.ps1 fija el stock de PROD-005 en 5 antes de cada</w:t>
       </w:r>
       <w:r>
         <w:rPr>
           <w:rStyle w:val="VerbatimChar"/>
         </w:rPr>
         <w:br/>
-        <w:t># Contra un producto con stock deliberadamente escaso, para verificar que no</w:t>
+        <w:t># ronda (el catálogo le asigna 4) y restaura el valor original al terminar.</w:t>
       </w:r>
       <w:r>
         <w:rPr>
           <w:rStyle w:val="VerbatimChar"/>
         </w:rPr>
         <w:br/>
-        <w:t># se confirmen más órdenes que unidades disponibles.</w:t>
+        <w:t>Get-Content .\analizar_e1.sql | docker exec -i tesis_postgres psql -U n8n_user -d ecommerce_tesis</w:t>
       </w:r>
       <w:r>
         <w:rPr>
           <w:rStyle w:val="VerbatimChar"/>
         </w:rPr>
         <w:br/>
-        <w:t>for i in $(seq 1 20); do</w:t>
       </w:r>
       <w:r>
         <w:rPr>
           <w:rStyle w:val="VerbatimChar"/>
         </w:rPr>
         <w:br/>
-        <w:t xml:space="preserve">  curl -s -X POST http://localhost:5678/webhook/orden-nueva \</w:t>
+        <w:t># Pruebas de rechazo PF-04 y PF-05 (Sección 5.1.1)</w:t>
       </w:r>
       <w:r>
         <w:rPr>
           <w:rStyle w:val="VerbatimChar"/>
         </w:rPr>
         <w:br/>
-        <w:t xml:space="preserve">    -H "Content-Type: application/json" \</w:t>
+        <w:t>cd ..\PF</w:t>
       </w:r>
       <w:r>
         <w:rPr>
           <w:rStyle w:val="VerbatimChar"/>
         </w:rPr>
         <w:br/>
-        <w:t xml:space="preserve">    -d "{\"order_number\":\"ORD-CONC-$i\",\"customer_name\":\"Conc $i\",\"customer_email\":\"conc$i@example.com\",\"customer_phone\":\"5492615551234\",\"product_sku\":\"PROD-005\",\"quantity\":1}" &amp;</w:t>
-      </w:r>
-      <w:r>
-        <w:rPr>
-          <w:rStyle w:val="VerbatimChar"/>
-        </w:rPr>
-        <w:br/>
-        <w:t>done</w:t>
-      </w:r>
-      <w:r>
-        <w:rPr>
-          <w:rStyle w:val="VerbatimChar"/>
-        </w:rPr>
-        <w:br/>
-        <w:t>wait</w:t>
+        <w:t>.\run_pf04_pf05.ps1</w:t>
       </w:r>
       <w:r>
         <w:rPr>
@@ -35123,6 +35553,7 @@
         <w:rPr>
           <w:rStyle w:val="VerbatimChar"/>
         </w:rPr>
+        <w:lastRenderedPageBreak/>
         <w:br/>
         <w:t># ---------- Ver correos generados ----------</w:t>
       </w:r>
@@ -35159,7 +35590,7 @@
         <w:pStyle w:val="Ttulo2"/>
       </w:pPr>
       <w:bookmarkStart w:id="200" w:name="X53963ddcb95164cb3d8d65df754d1b36e2a4f92"/>
-      <w:bookmarkStart w:id="201" w:name="_Toc240310439"/>
+      <w:bookmarkStart w:id="201" w:name="_Toc240384133"/>
       <w:bookmarkEnd w:id="198"/>
       <w:r>
         <w:t>Anexo F: Lista de Figuras — Implementación de Desarrollo (SIMPLE)</w:t>
@@ -35250,11 +35681,7 @@
               <w:pStyle w:val="Compact"/>
             </w:pPr>
             <w:r>
-              <w:t xml:space="preserve">Canvas del Flujo 1 en n8n, con los nodos interconectados desde el webhook de recepción hasta la respuesta al cliente, incluyendo la </w:t>
-            </w:r>
-            <w:r>
-              <w:lastRenderedPageBreak/>
-              <w:t>rama de stock insuficiente.</w:t>
+              <w:t>Canvas del Flujo 1 en n8n, con los nodos interconectados desde el webhook de recepción hasta la respuesta al cliente, incluyendo la rama de stock insuficiente.</w:t>
             </w:r>
           </w:p>
         </w:tc>
@@ -35267,7 +35694,6 @@
               <w:pStyle w:val="Compact"/>
             </w:pPr>
             <w:r>
-              <w:lastRenderedPageBreak/>
               <w:t>4.3.2</w:t>
             </w:r>
           </w:p>
@@ -35372,7 +35798,11 @@
           </w:tcPr>
           <w:p>
             <w:r>
-              <w:t>Bandeja de Mailpit con los correos generados por el Flujo 1 durante las pruebas: confirmaciones de orden y avisos de stock insuficiente, sobre dominios reservados para documentación (@example.com).</w:t>
+              <w:t xml:space="preserve">Bandeja de Mailpit con los correos generados por el Flujo 1 durante </w:t>
+            </w:r>
+            <w:r>
+              <w:lastRenderedPageBreak/>
+              <w:t>una corrida de verificación de cinco órdenes, distinta de las corridas medidas: confirmaciones de orden y avisos de stock insuficiente, sobre dominios reservados para documentación (@example.com).</w:t>
             </w:r>
           </w:p>
         </w:tc>
@@ -35382,6 +35812,7 @@
           </w:tcPr>
           <w:p>
             <w:r>
+              <w:lastRenderedPageBreak/>
               <w:t>4.6.2</w:t>
             </w:r>
           </w:p>
@@ -35404,7 +35835,7 @@
           </w:tcPr>
           <w:p>
             <w:r>
-              <w:t>Dashboard “Chatbot Multicanal” en Grafana, con el TMR promedio, la precisión de clasificación y la distribución de intenciones sobre el corpus evaluado.</w:t>
+              <w:t>Dashboard “Chatbot Multicanal” en Grafana, con el TMR promedio, la exactitud de clasificación y la distribución de intenciones sobre el corpus evaluado.</w:t>
             </w:r>
           </w:p>
         </w:tc>
@@ -35436,7 +35867,7 @@
       <w:pPr>
         <w:pStyle w:val="Ttulo2"/>
       </w:pPr>
-      <w:bookmarkStart w:id="202" w:name="_Toc240310440"/>
+      <w:bookmarkStart w:id="202" w:name="_Toc240384134"/>
       <w:bookmarkEnd w:id="200"/>
       <w:r>
         <w:t>Anexo G: Propuesta de Arquitectura de Producción</w:t>
@@ -35485,7 +35916,6 @@
               <w:pStyle w:val="Compact"/>
             </w:pPr>
             <w:r>
-              <w:lastRenderedPageBreak/>
               <w:t>Figura</w:t>
             </w:r>
           </w:p>
@@ -35639,6 +36069,7 @@
           <w:i/>
           <w:iCs/>
         </w:rPr>
+        <w:lastRenderedPageBreak/>
         <w:t xml:space="preserve">Nota: Para reproducir el entorno completo ejecutar </w:t>
       </w:r>
       <w:r>
@@ -35663,7 +36094,7 @@
       <w:pPr>
         <w:pStyle w:val="Ttulo2"/>
       </w:pPr>
-      <w:bookmarkStart w:id="205" w:name="_Toc240310441"/>
+      <w:bookmarkStart w:id="205" w:name="_Toc240384135"/>
       <w:r>
         <w:t>Anexo H: Prompts de sistema del clasificador de intenciones</w:t>
       </w:r>
@@ -35674,19 +36105,23 @@
         <w:pStyle w:val="FirstParagraph"/>
       </w:pPr>
       <w:r>
-        <w:t>Se transcriben los dos prompts de sistema que este trabajo midió. El primero, de 1032 caracteres, es el de la condición de ablación: enumera las categorías y fija el formato de salida, sin ejemplos ni base de conocimiento. Es el prompt del workflow vigente y el que produjo el 86,0 % de la Sección 5.2.4. El segundo, de 6338 caracteres, es el de la configuración principal: el que corrió el 12 de agosto y produjo el 92,7 % de la Sección 5.2.3. Por extensión se lo transcribe abreviado en sus bloques repetitivos, con la indicación expresa de qué se omite; su texto íntegro está en el workflow versionado en el repositorio, cuya ruta y commit se consignan al pie. Se publica porque de él depende íntegramente ese resultado: sin el prompt, la medición de precisión no es auditable ni reproducible.</w:t>
+        <w:t>Se transcribe el prompt de sistema de la configuración vigente: el que corrió sobre el corpus el 12 de agosto de 2026 y produjo el 92,7 % de la Sección 5.2.3, y la condición C1 del diseño factorial de la Sección 5.2.4. Tiene 6338 caracteres y ocho bloques, y se transcribe íntegro, sin omisiones. Se publica porque de él depende ese resultado: sin el prompt, la medición de exactitud no es auditable ni reproducible. El texto empieza con el signo «=», que el motor de flujos interpreta como marca de expresión y que no se cuenta en su longitud: sin él, las referencias entre llaves dobles se enviarían como texto literal y la base de conocimiento no se inyectaría.</w:t>
       </w:r>
     </w:p>
     <w:p>
       <w:pPr>
         <w:pStyle w:val="SourceCode"/>
-      </w:pPr>
-      <w:r>
-        <w:t>Sos un asistente virtual de atención al cliente de "TechStore", un e-commerce</w:t>
+        <w:wordWrap/>
+      </w:pPr>
+      <w:r>
+        <w:t>=# --- START ---</w:t>
       </w:r>
       <w:r>
         <w:br/>
-        <w:t>argentino de tecnología.</w:t>
+      </w:r>
+      <w:r>
+        <w:br/>
+        <w:t>Sos un asistente virtual de atención al cliente de "TechStore", un e-commerce argentino de tecnología.</w:t>
       </w:r>
       <w:r>
         <w:br/>
@@ -35701,26 +36136,11 @@
       </w:r>
       <w:r>
         <w:br/>
-        <w:t>- Tono: cálido, humano, profesional — como si fuera una persona real de atención</w:t>
+        <w:t>- Tono: cálido, humano, profesional — como si fuera una persona real de atención al cliente</w:t>
       </w:r>
       <w:r>
         <w:br/>
-        <w:t xml:space="preserve">  al cliente</w:t>
-      </w:r>
-      <w:r>
-        <w:br/>
-      </w:r>
-      <w:r>
-        <w:lastRenderedPageBreak/>
-        <w:t>- Idioma: respondé SIEMPRE en el mismo idioma que el cliente. Si escribe en</w:t>
-      </w:r>
-      <w:r>
-        <w:br/>
-        <w:t xml:space="preserve">  inglés, respondé en inglés. Si escribe en español, usá español argentino</w:t>
-      </w:r>
-      <w:r>
-        <w:br/>
-        <w:t xml:space="preserve">  (voseás: vos, tenés, podés)</w:t>
+        <w:t>- Idioma: respondé SIEMPRE en el mismo idioma que el cliente. Si escribe en inglés, respondé en inglés. Si escribe en español, usá español argentino (voseás: vos, tenés, podés)</w:t>
       </w:r>
       <w:r>
         <w:br/>
@@ -35728,11 +36148,7 @@
       </w:r>
       <w:r>
         <w:br/>
-        <w:t>- Usá el nombre del cliente si está disponible — hace que la conversación se</w:t>
-      </w:r>
-      <w:r>
-        <w:br/>
-        <w:t xml:space="preserve">  sienta más personal</w:t>
+        <w:t>- Usá el nombre del cliente si está disponible — hace que la conversación se sienta más personal</w:t>
       </w:r>
       <w:r>
         <w:br/>
@@ -35743,19 +36159,11 @@
       </w:r>
       <w:r>
         <w:br/>
-        <w:t>Analizá el mensaje del cliente, clasificá su intención, y generá una respuesta</w:t>
+        <w:t>Analizá el mensaje del cliente, clasificá su intención, y generá una respuesta genuinamente útil y humana.</w:t>
       </w:r>
       <w:r>
         <w:br/>
-        <w:t>genuinamente útil y humana.</w:t>
-      </w:r>
-      <w:r>
-        <w:br/>
-        <w:t>Respondé ÚNICAMENTE con un JSON válido. Sin texto antes ni después del JSON.</w:t>
-      </w:r>
-      <w:r>
-        <w:br/>
-        <w:t>Sin markdown.</w:t>
+        <w:t>Respondé ÚNICAMENTE con un JSON válido. Sin texto antes ni después del JSON. Sin markdown. Sin ```json```.</w:t>
       </w:r>
       <w:r>
         <w:br/>
@@ -35788,41 +36196,35 @@
         <w:br/>
         <w:t>}</w:t>
       </w:r>
-    </w:p>
-    <w:p>
-      <w:pPr>
-        <w:pStyle w:val="Textoindependiente"/>
-      </w:pPr>
-      <w:r>
-        <w:t>El prompt transcripto arriba es el de la CONDICIÓN DE ABLACIÓN (1032 caracteres): no contiene ejemplos etiquetados ni recibe el contenido de la base de conocimiento. Es el que produjo el 86,0 % de exactitud de la Sección 5.2.4. A continuación se resume el prompt de la CONFIGURACIÓN PRINCIPAL (6338 caracteres), que es el que produjo el 92,7 % de la Sección 5.2.3 y el que corrió sobre el corpus el 12 de agosto de 2026.</w:t>
-      </w:r>
-    </w:p>
-    <w:p>
-      <w:pPr>
-        <w:pStyle w:val="Textoindependiente"/>
-      </w:pPr>
-      <w:r>
-        <w:t>Los tres primeros bloques —identidad, tarea y formato de salida— son idénticos a los del prompt de ablación transcripto arriba. Los dos que siguen son los que lo distinguen, y son los que la Sección 5.2.4 mide.</w:t>
-      </w:r>
-    </w:p>
-    <w:p>
-      <w:pPr>
-        <w:pStyle w:val="SourceCode"/>
-      </w:pPr>
-      <w:r>
+      <w:r>
+        <w:br/>
+      </w:r>
+      <w:r>
+        <w:br/>
         <w:t>## REGLAS DE CLASIFICACIÓN</w:t>
       </w:r>
       <w:r>
+        <w:br/>
+      </w:r>
+      <w:r>
+        <w:lastRenderedPageBreak/>
         <w:br/>
         <w:t>### FAQ</w:t>
       </w:r>
       <w:r>
         <w:br/>
-        <w:t>Preguntas sobre: métodos de pago, envíos, tiempos de entrega, devoluciones, garantía,</w:t>
+        <w:t>Preguntas sobre: métodos de pago, envíos, tiempos de entrega, devoluciones, garantía, facturación, soporte técnico, horarios de atención, políticas de la tienda.</w:t>
       </w:r>
       <w:r>
         <w:br/>
-        <w:t>facturación, soporte técnico, horarios de atención, políticas de la tienda.</w:t>
+        <w:t>- Si el cliente hace MÚLTIPLES preguntas en un mismo mensaje, respondelas TODAS en la misma respuesta de forma organizada</w:t>
+      </w:r>
+      <w:r>
+        <w:br/>
+        <w:t>- Podés usar saltos de línea o numeración para que quede más claro</w:t>
+      </w:r>
+      <w:r>
+        <w:br/>
       </w:r>
       <w:r>
         <w:br/>
@@ -35834,7 +36236,11 @@
       </w:r>
       <w:r>
         <w:br/>
-        <w:t>- Si menciona un número con formato ORD-XXXX-NNN o similar -&gt; extraelo EXACTO en "order_id"</w:t>
+        <w:t>- Si menciona un número con formato ORD-XXXX-NNN o similar → extraelo EXACTO en "order_id"</w:t>
+      </w:r>
+      <w:r>
+        <w:br/>
+        <w:t>- Si NO menciona número de pedido → "order_id": null y en la respuesta pedile amablemente el número</w:t>
       </w:r>
       <w:r>
         <w:br/>
@@ -35842,22 +36248,29 @@
       </w:r>
       <w:r>
         <w:br/>
+      </w:r>
+      <w:r>
+        <w:br/>
         <w:t>### RECLAMO</w:t>
       </w:r>
       <w:r>
         <w:br/>
-        <w:t>Quejas, insatisfacción, problemas con productos, demoras excesivas, cobros incorrectos.</w:t>
+        <w:t>Quejas, insatisfacción, problemas con productos, demoras excesivas, productos dañados, cobros incorrectos.</w:t>
       </w:r>
       <w:r>
         <w:br/>
-      </w:r>
-      <w:r>
-        <w:lastRenderedPageBreak/>
-        <w:t>- Marcá "urgente": true SOLO si menciona acción legal, defensa del consumidor o tono muy</w:t>
+        <w:t>- Empezá SIEMPRE con empatía genuina — el cliente está frustrado, reconocé eso</w:t>
       </w:r>
       <w:r>
         <w:br/>
-        <w:t xml:space="preserve">  agresivo</w:t>
+        <w:t>- Explicá brevemente los próximos pasos para que el cliente sepa qué va a pasar</w:t>
+      </w:r>
+      <w:r>
+        <w:br/>
+        <w:t>- Marcá "urgente": true SOLO si: menciona acción legal, DEFENSA DEL CONSUMIDOR, tono MUY agresivo, o problema de seguridad/salud</w:t>
+      </w:r>
+      <w:r>
+        <w:br/>
       </w:r>
       <w:r>
         <w:br/>
@@ -35876,11 +36289,7 @@
       </w:r>
       <w:r>
         <w:br/>
-        <w:t>Usá EXCLUSIVAMENTE esta información para responder FAQs. Si la pregunta no está cubierta</w:t>
-      </w:r>
-      <w:r>
-        <w:br/>
-        <w:t>acá, decí que vas a consultar con el equipo:</w:t>
+        <w:t>Usá EXCLUSIVAMENTE esta información para responder FAQs. Si la pregunta no está cubierta acá, decí que vas a consultar con el equipo:</w:t>
       </w:r>
       <w:r>
         <w:br/>
@@ -35894,15 +36303,51 @@
       </w:r>
       <w:r>
         <w:br/>
-        <w:t xml:space="preserve">   [ la expresión anterior se sustituye en tiempo de ejecución por las 23 entradas de la</w:t>
+        <w:t>## REGLAS CRÍTICAS (nunca las violes)</w:t>
       </w:r>
       <w:r>
         <w:br/>
-        <w:t xml:space="preserve">     tabla faq_responses, en el formato "P: &lt;pregunta&gt;" / "R: &lt;respuesta&gt;", tal como las</w:t>
+        <w:t>1. SOLO JSON en la respuesta — nada más</w:t>
       </w:r>
       <w:r>
         <w:br/>
-        <w:t xml:space="preserve">     arma el nodo Preparar Contexto FAQ. Su contenido es el del Anexo D. ]</w:t>
+        <w:t>2. NUNCA inventes datos de pedidos, precios, estados, ni tracking. Si no tenés la info, decí "Voy a consultar con el equipo y te respondo a la brevedad"</w:t>
+      </w:r>
+      <w:r>
+        <w:br/>
+        <w:t>3. NUNCA reveles que sos una IA, modelo de lenguaje, ni mencionés "inteligencia artificial"</w:t>
+      </w:r>
+      <w:r>
+        <w:br/>
+        <w:t>4. NUNCA compartas información de otros clientes</w:t>
+      </w:r>
+      <w:r>
+        <w:br/>
+        <w:t>5. Si el mensaje es ambiguo entre FAQ y RECLAMO, clasificá como RECLAMO — es mejor pecar de cuidadoso</w:t>
+      </w:r>
+      <w:r>
+        <w:br/>
+        <w:t xml:space="preserve">6. El campo "order_id" SOLO contiene el código exacto que mencionó el cliente, o </w:t>
+      </w:r>
+      <w:r>
+        <w:lastRenderedPageBreak/>
+        <w:t>null</w:t>
+      </w:r>
+      <w:r>
+        <w:br/>
+        <w:t>7. Las respuestas deben sentirse humanas y cálidas — ni muy cortas (frías) ni muy largas (abrumadoras). Entre 2 y 5 oraciones según el caso</w:t>
+      </w:r>
+      <w:r>
+        <w:br/>
+        <w:t>8. Si es RECLAMO, SIEMPRE mostrá empatía genuina antes de cualquier otra cosa — el cliente necesita sentirse escuchado</w:t>
+      </w:r>
+      <w:r>
+        <w:br/>
+        <w:t>9. Usá el nombre del cliente cuando lo sepas — hace toda la diferencia</w:t>
+      </w:r>
+      <w:r>
+        <w:br/>
+        <w:t>10. Adaptá el idioma al cliente — si escribe en inglés, respondé en inglés</w:t>
       </w:r>
       <w:r>
         <w:br/>
@@ -35913,15 +36358,25 @@
       </w:r>
       <w:r>
         <w:br/>
+      </w:r>
+      <w:r>
+        <w:br/>
         <w:t>Mensaje: "hola che, quiero saber cómo va mi pedido ORD-TEST-003" | Cliente: Carlos</w:t>
       </w:r>
       <w:r>
         <w:br/>
-        <w:t>-&gt; {"intent": "ESTADO_PEDIDO", "order_id": "ORD-TEST-003", "urgente": false,</w:t>
+        <w:t>→ {"intent": "ESTADO_PEDIDO", "order_id": "ORD-TEST-003", "urgente": false, "respuesta": "¡Hola Carlos! Ya te busco la info de tu pedido ORD-TEST-003, dame un segundo."}</w:t>
       </w:r>
       <w:r>
         <w:br/>
-        <w:t xml:space="preserve">    "respuesta": "¡Hola Carlos! Ya te busco la info de tu pedido, dame un segundo."}</w:t>
+      </w:r>
+      <w:r>
+        <w:br/>
+        <w:t>Mensaje: "cuánto tarda el envío a córdoba?" | Cliente: Ana</w:t>
+      </w:r>
+      <w:r>
+        <w:br/>
+        <w:t>→ {"intent": "FAQ", "order_id": null, "urgente": false, "respuesta": "¡Hola Ana! Los envíos a Córdoba tardan entre 3 y 5 días hábiles una vez despachado el pedido. Te avisamos por email ni bien sale de nuestro depósito. ¿Hay algo más en lo que te pueda ayudar?"}</w:t>
       </w:r>
       <w:r>
         <w:br/>
@@ -35932,15 +36387,18 @@
       </w:r>
       <w:r>
         <w:br/>
-        <w:t>-&gt; {"intent": "RECLAMO", "order_id": null, "urgente": false,</w:t>
+        <w:t>→ {"intent": "RECLAMO", "order_id": null, "urgente": false, "respuesta": "Pedro, lamento muchísimo que hayas recibido el producto en esas condiciones, entiendo lo frustrante que es. Vamos a resolverlo cuanto antes — ¿me pasás el número de tu pedido para que pueda gestionar el cambio o reembolso de inmediato?"}</w:t>
       </w:r>
       <w:r>
         <w:br/>
-        <w:t xml:space="preserve">    "respuesta": "Pedro, lamento muchísimo que hayas recibido el producto en esas</w:t>
       </w:r>
       <w:r>
         <w:br/>
-        <w:t xml:space="preserve">     condiciones... ¿me pasás el número de tu pedido?"}</w:t>
+        <w:t>Mensaje: "quiero saber de mi pedido" | Cliente: desconocido</w:t>
+      </w:r>
+      <w:r>
+        <w:br/>
+        <w:t>→ {"intent": "ESTADO_PEDIDO", "order_id": null, "urgente": false, "respuesta": "¡Hola! Con gusto te ayudo a rastrear tu pedido. ¿Me pasás el número? Lo encontrás en el email de confirmación que te enviamos, tiene el formato ORD-XXXX-NNN."}</w:t>
       </w:r>
       <w:r>
         <w:br/>
@@ -35951,26 +36409,59 @@
       </w:r>
       <w:r>
         <w:br/>
-        <w:t>-&gt; {"intent": "RECLAMO", "order_id": null, "urgente": true, "respuesta": "María, entiendo</w:t>
+        <w:t>→ {"intent": "RECLAMO", "order_id": null, "urgente": true, "respuesta": "María, entiendo perfectamente tu frustración y te pido disculpas por la experiencia que tuviste. Tu caso es prioridad máxima para nosotros y lo vamos a resolver hoy mismo. ¿Me pasás tu número de pedido para escalarlo de inmediato con el equipo?"}</w:t>
       </w:r>
       <w:r>
         <w:br/>
-        <w:t xml:space="preserve">     perfectamente tu frustración..."}</w:t>
       </w:r>
       <w:r>
         <w:br/>
+        <w:t>Mensaje: "hola, queria consultar los medios de pago, si hacen envios al interior y si tienen garantia en notebooks" | Cliente: Roberto</w:t>
       </w:r>
       <w:r>
         <w:br/>
-        <w:t xml:space="preserve">   [ se omiten cuatro de los siete ejemplos, de idéntica estructura: dos de FAQ con varias</w:t>
+        <w:t xml:space="preserve">→ {"intent": "FAQ", "order_id": null, "urgente": false, "respuesta": "¡Hola Roberto! Te respondo todo:\n\n1. **Medios de pago**: Aceptamos tarjeta de crédito, débito, transferencia bancaria y MercadoPago.\n2. **Envíos al interior**: Sí, enviamos a todo el país. Los tiempos varían entre 3 y 7 días hábiles según la zona.\n3. **Garantía en </w:t>
+      </w:r>
+      <w:r>
+        <w:lastRenderedPageBreak/>
+        <w:t>notebooks**: Todos nuestros productos tienen garantía oficial del fabricante, generalmente 12 meses. Guardá el comprobante de compra.\n\n¿Hay algo más que quieras saber?"}</w:t>
       </w:r>
       <w:r>
         <w:br/>
-        <w:t xml:space="preserve">     preguntas en un mismo mensaje, uno de ESTADO_PEDIDO sin número de pedido y uno en</w:t>
       </w:r>
       <w:r>
         <w:br/>
-        <w:t xml:space="preserve">     inglés que verifica la regla de responder en el idioma del cliente. ]</w:t>
+        <w:t>Mensaje: "Hi! I bought a keyboard last week and I still haven't received any shipping confirmation" | Cliente: John</w:t>
+      </w:r>
+      <w:r>
+        <w:br/>
+        <w:t>→ {"intent": "ESTADO_PEDIDO", "order_id": null, "urgente": false, "respuesta": "Hi John! I'm sorry to hear you haven't received a shipping confirmation yet — that's definitely something we should sort out. Could you share your order number? It should be in your purchase confirmation email, in the format ORD-XXXX-NNN. I'll look into it right away!"}</w:t>
+      </w:r>
+      <w:r>
+        <w:br/>
+      </w:r>
+      <w:r>
+        <w:br/>
+        <w:t>## MENSAJE DEL CLIENTE</w:t>
+      </w:r>
+      <w:r>
+        <w:br/>
+        <w:t>Canal: {{ $json.canal }}</w:t>
+      </w:r>
+      <w:r>
+        <w:br/>
+        <w:t>Cliente: {{ $json.nombre }}</w:t>
+      </w:r>
+      <w:r>
+        <w:br/>
+        <w:t>Mensaje: {{ $json.message }}</w:t>
+      </w:r>
+      <w:r>
+        <w:br/>
+      </w:r>
+      <w:r>
+        <w:br/>
+        <w:t># --- END ---</w:t>
       </w:r>
     </w:p>
     <w:p>
@@ -35978,18 +36469,123 @@
         <w:pStyle w:val="Textoindependiente"/>
       </w:pPr>
       <w:r>
-        <w:t xml:space="preserve">El texto íntegro de este prompt se encuentra en el nodo IA - Motor Decision del archivo workflows/Flujo 2 — Chatbot Omnicanal IA.json, en el commit f297c9e del repositorio, que es el export del workflow vigente durante la corrida del corpus. El prompt de ablación corresponde al mismo nodo del archivo workflows/Flujo 2 — </w:t>
+        <w:t>Las expresiones del bloque MENSAJE DEL CLIENTE se sustituyen en tiempo de ejecución por el canal, el nombre y el texto del mensaje entrante. La del bloque BASE DE CONOCIMIENTO FAQ se sustituye por las veintitrés entradas de la tabla faq_responses, en el formato «P: &lt;pregunta&gt;» / «R: &lt;respuesta&gt;», tal como las arma el nodo Preparar Contexto FAQ; su contenido es el del Anexo D.</w:t>
+      </w:r>
+    </w:p>
+    <w:p>
+      <w:pPr>
+        <w:pStyle w:val="Textoindependiente"/>
+      </w:pPr>
+      <w:r>
+        <w:t>Las cuatro condiciones del diseño factorial se arman a partir de este texto quitando bloques enteros, sin modificar ninguno de los que quedan. C1 es el texto completo. C2 omite el bloque BASE DE CONOCIMIENTO FAQ. C3 omite REGLAS DE CLASIFICACIÓN, REGLAS CRÍTICAS y EJEMPLOS. C4 omite los cuatro, de modo que conserva la marca de inicio, IDENTIDAD, TU TAREA, FORMATO DE RESPUESTA y MENSAJE DEL CLIENTE. Sus longitudes son 6338, 6150, 1342 y 1154 caracteres. Los cuatro textos y su huella md5 se versionan en experiments/E8/prompts y en experiments/E8/condiciones_e8.json, y el guion condiciones_e8.py los reconstruye desde el commit citado al pie y aborta si C1 no coincide con el prompt medido. El prompt reducido de la ablación E7, que el diseño factorial reemplaza (Sección 3.5.6), tenía 1032 caracteres y se transcribe a continuación. Contiene la marca de inicio y los tres primeros bloques del texto anterior, sin el signo de expresión y sin el bloque del mensaje del cliente: el texto del mensaje le llegaba al modelo solo como mensaje del usuario. Fue también el prompt del workflow de dieciocho nodos entre el 25 de agosto y el 15 de septiembre, con el que corrieron las interacciones de Telegram de la Sección 5.2.2.</w:t>
+      </w:r>
+    </w:p>
+    <w:p>
+      <w:pPr>
+        <w:pStyle w:val="SourceCode"/>
+        <w:wordWrap/>
+      </w:pPr>
+      <w:r>
+        <w:t># --- START ---</w:t>
+      </w:r>
+      <w:r>
+        <w:br/>
+      </w:r>
+      <w:r>
+        <w:br/>
+        <w:t xml:space="preserve">Sos un asistente virtual de atención al cliente de "TechStore", un e-commerce </w:t>
       </w:r>
       <w:r>
         <w:lastRenderedPageBreak/>
-        <w:t>Chatbot WhatsApp + Telegram.json en la versión actual. Ambos son verificables sin ejecutar el sistema.</w:t>
+        <w:t>argentino de tecnología.</w:t>
+      </w:r>
+      <w:r>
+        <w:br/>
+      </w:r>
+      <w:r>
+        <w:br/>
+        <w:t>## IDENTIDAD</w:t>
+      </w:r>
+      <w:r>
+        <w:br/>
+        <w:t>- Nombre: Asistente TechStore</w:t>
+      </w:r>
+      <w:r>
+        <w:br/>
+        <w:t>- Tono: cálido, humano, profesional — como si fuera una persona real de atención al cliente</w:t>
+      </w:r>
+      <w:r>
+        <w:br/>
+        <w:t>- Idioma: respondé SIEMPRE en el mismo idioma que el cliente. Si escribe en inglés, respondé en inglés. Si escribe en español, usá español argentino (voseás: vos, tenés, podés)</w:t>
+      </w:r>
+      <w:r>
+        <w:br/>
+        <w:t>- NO sos un chatbot genérico — representás a TechStore con orgullo</w:t>
+      </w:r>
+      <w:r>
+        <w:br/>
+        <w:t>- Usá el nombre del cliente si está disponible — hace que la conversación se sienta más personal</w:t>
+      </w:r>
+      <w:r>
+        <w:br/>
+      </w:r>
+      <w:r>
+        <w:br/>
+        <w:t>## TU TAREA</w:t>
+      </w:r>
+      <w:r>
+        <w:br/>
+        <w:t>Analizá el mensaje del cliente, clasificá su intención, y generá una respuesta genuinamente útil y humana.</w:t>
+      </w:r>
+      <w:r>
+        <w:br/>
+        <w:t>Respondé ÚNICAMENTE con un JSON válido. Sin texto antes ni después del JSON. Sin markdown. Sin ```json```.</w:t>
+      </w:r>
+      <w:r>
+        <w:br/>
+      </w:r>
+      <w:r>
+        <w:br/>
+        <w:t>## FORMATO DE RESPUESTA (JSON estricto)</w:t>
+      </w:r>
+      <w:r>
+        <w:br/>
+        <w:t>{</w:t>
+      </w:r>
+      <w:r>
+        <w:br/>
+        <w:t xml:space="preserve">  "intent": "FAQ | ESTADO_PEDIDO | RECLAMO | GENERAL",</w:t>
+      </w:r>
+      <w:r>
+        <w:br/>
+        <w:t xml:space="preserve">  "order_id": null,</w:t>
+      </w:r>
+      <w:r>
+        <w:br/>
+        <w:t xml:space="preserve">  "urgente": false,</w:t>
+      </w:r>
+      <w:r>
+        <w:br/>
+        <w:t xml:space="preserve">  "respuesta": "texto cálido, claro y personalizado para el cliente"</w:t>
+      </w:r>
+      <w:r>
+        <w:br/>
+        <w:t>}</w:t>
+      </w:r>
+    </w:p>
+    <w:p>
+      <w:pPr>
+        <w:pStyle w:val="Textoindependiente"/>
+      </w:pPr>
+      <w:r>
+        <w:t>El prompt de la configuración vigente se encuentra en el nodo IA - Motor Decision del archivo workflows/Flujo 2 — Chatbot Omnicanal IA.json, en el commit f68da9d del repositorio, que coincide byte a byte con la versión del workflow que corrió el 12 de agosto según el historial del motor de flujos; y en el mismo nodo del archivo workflows/Flujo 2 — Chatbot WhatsApp + Telegram.json en su versión actual. El commit f297c9e, que en un primer momento se citó como fuente de este prompt, guarda el mismo texto sin el signo «=» inicial, con el que la base de conocimiento no se habría inyectado. El prompt reducido de E7 corresponde al mismo nodo de ese último archivo antes del diseño factorial, y se conserva en experiments/E8/resultados/workflow_publicado_antes_de_E8.json. Todos son verificables sin ejecutar el sistema.</w:t>
       </w:r>
     </w:p>
     <w:p>
       <w:pPr>
         <w:pStyle w:val="Ttulo2"/>
       </w:pPr>
-      <w:bookmarkStart w:id="206" w:name="_Toc240310442"/>
+      <w:bookmarkStart w:id="206" w:name="_Toc240384136"/>
       <w:r>
         <w:t>Anexo I: Baseline de atención manual — tiempos cronometrados</w:t>
       </w:r>
@@ -36000,7 +36596,11 @@
         <w:pStyle w:val="FirstParagraph"/>
       </w:pPr>
       <w:r>
-        <w:t>Se transcriben los tiempos crudos de las doce órdenes procesadas manualmente según el protocolo de la Sección 3.5.5, incluidas las dos descartadas por interrupción del operador, que se consignan con su marca de descarte y no se eliminan del registro. Los valores están en segundos y provienen sin edición del archivo exportado por el cronómetro. El resultado primario de la Sección 5.1.4 se calcula sobre las diez órdenes válidas.</w:t>
+        <w:t xml:space="preserve">Se transcriben los tiempos crudos de las doce órdenes procesadas manualmente según el protocolo de la Sección 3.5.5, incluidas las dos descartadas por interrupción del operador, que se consignan con su marca de descarte y no se eliminan del registro. Los valores están en segundos y provienen sin edición del </w:t>
+      </w:r>
+      <w:r>
+        <w:lastRenderedPageBreak/>
+        <w:t>archivo exportado por el cronómetro. El resultado primario de la Sección 5.1.4 se calcula sobre las diez órdenes válidas.</w:t>
       </w:r>
     </w:p>
     <w:p>
@@ -37107,7 +37707,6 @@
         <w:pStyle w:val="Textoindependiente"/>
       </w:pPr>
       <w:r>
-        <w:lastRenderedPageBreak/>
         <w:t>Se transcriben además los registros que el operador escribió en la base durante la medición. Las doce órdenes comparten la misma marca de recepción porque fueron creadas por una única sentencia de preparación; en consecuencia la columna de tiempo acumulado mide permanencia en la cola y no latencia individual, mientras que la columna de incremento reproduce el tiempo marginal por otra vía instrumental (Sección 5.1.4).</w:t>
       </w:r>
     </w:p>
@@ -37154,6 +37753,7 @@
           </w:tcPr>
           <w:p>
             <w:r>
+              <w:lastRenderedPageBreak/>
               <w:t>Orden</w:t>
             </w:r>
           </w:p>
@@ -38037,7 +38637,6 @@
           </w:tcPr>
           <w:p>
             <w:r>
-              <w:lastRenderedPageBreak/>
               <w:t>Desvío</w:t>
             </w:r>
           </w:p>
@@ -38098,7 +38697,7 @@
       <w:pPr>
         <w:pStyle w:val="Ttulo2"/>
       </w:pPr>
-      <w:bookmarkStart w:id="207" w:name="_Toc240310443"/>
+      <w:bookmarkStart w:id="207" w:name="_Toc240384137"/>
       <w:r>
         <w:t>Anexo J: Corpus de evaluación y procedimiento de cálculo estadístico</w:t>
       </w:r>
@@ -38109,7 +38708,11 @@
         <w:pStyle w:val="FirstParagraph"/>
       </w:pPr>
       <w:r>
-        <w:t>El corpus de 150 mensajes utilizado para evaluar la clasificación, sus etiquetas de referencia, las predicciones del modelo y las etiquetas del evaluador independiente se encuentran versionados en el repositorio del trabajo en formato separado por comas, junto con los tiempos de anotación registrados por el instrumento de etiquetado. El corpus fue incorporado al repositorio antes de producirse el etiquetado, de modo que el sello temporal de esa incorporación acredita el carácter ciego del procedimiento descripto en la Sección 3.5.3.</w:t>
+        <w:t xml:space="preserve">El corpus de 150 mensajes utilizado para evaluar la clasificación, sus etiquetas de referencia, las predicciones del modelo y las etiquetas del evaluador independiente </w:t>
+      </w:r>
+      <w:r>
+        <w:lastRenderedPageBreak/>
+        <w:t>se encuentran versionados en el repositorio del trabajo en formato separado por comas, junto con los tiempos de anotación registrados por el instrumento de etiquetado. El corpus fue incorporado al repositorio antes de producirse el etiquetado, de modo que el sello temporal de esa incorporación acredita el carácter ciego del procedimiento descripto en la Sección 3.5.3. El repositorio está disponible en https://github.com/IgnacioOdorico/Automatizacion-de-Atencion-al-Cliente-en-E-commerce-e-Inteligencia-Artificial. La etiqueta entrega-2026-09 identifica la versión de los datos, los guiones y los workflows que corresponde a este documento, y cada experimento se encuentra en su propio directorio bajo experiments (E1 a E8 y PF).</w:t>
       </w:r>
     </w:p>
     <w:p>
@@ -38203,19 +38806,22 @@
       <w:pPr>
         <w:pStyle w:val="Ttulo2"/>
       </w:pPr>
-      <w:bookmarkStart w:id="208" w:name="_Toc240310444"/>
+      <w:bookmarkStart w:id="208" w:name="_Toc240384138"/>
+      <w:r>
+        <w:t>Anexo K: Verificación de datos concretos en las respuestas de tipo FAQ</w:t>
+      </w:r>
+      <w:bookmarkEnd w:id="208"/>
+    </w:p>
+    <w:p>
+      <w:pPr>
+        <w:pStyle w:val="FirstParagraph"/>
+      </w:pPr>
+      <w:r>
+        <w:t xml:space="preserve">Se transcriben todos los datos concretos que el guion de verificación extrajo de las 45 respuestas de tipo FAQ, según la regla de la Sección 3.5.7, con el resultado de su </w:t>
+      </w:r>
       <w:r>
         <w:lastRenderedPageBreak/>
-        <w:t>Anexo K: Verificación de datos concretos en las respuestas de tipo FAQ</w:t>
-      </w:r>
-      <w:bookmarkEnd w:id="208"/>
-    </w:p>
-    <w:p>
-      <w:pPr>
-        <w:pStyle w:val="FirstParagraph"/>
-      </w:pPr>
-      <w:r>
-        <w:t>Se transcriben todos los datos concretos que el guion de verificación extrajo de las 45 respuestas de tipo FAQ, según la regla de la Sección 3.5.7, con el resultado de su contraste contra la base de conocimiento del Anexo D. Las 27 respuestas que no figuran en la tabla no contienen ningún dato concreto. La columna de la derecha indica la pregunta de la base en la que figura el dato; cuando figura en más de una, se consignan todas.</w:t>
+        <w:t>contraste contra la base de conocimiento del Anexo D. Las 27 respuestas que no figuran en la tabla no contienen ningún dato concreto. La columna de la derecha indica la pregunta de la base en la que figura el dato; cuando figura en más de una, se consignan todas.</w:t>
       </w:r>
     </w:p>
     <w:p>
@@ -38743,11 +39349,7 @@
           </w:tcPr>
           <w:p>
             <w:r>
-              <w:t xml:space="preserve">tienen local fisico para </w:t>
-            </w:r>
-            <w:r>
-              <w:lastRenderedPageBreak/>
-              <w:t>retirar?</w:t>
+              <w:t>tienen local fisico para retirar?</w:t>
             </w:r>
           </w:p>
         </w:tc>
@@ -38757,7 +39359,6 @@
           </w:tcPr>
           <w:p>
             <w:r>
-              <w:lastRenderedPageBreak/>
               <w:t>100%</w:t>
             </w:r>
           </w:p>
@@ -38778,11 +39379,7 @@
           </w:tcPr>
           <w:p>
             <w:r>
-              <w:t xml:space="preserve">¿Los productos son originales? / </w:t>
-            </w:r>
-            <w:r>
-              <w:lastRenderedPageBreak/>
-              <w:t>¿Tienen stock en físico para retirar?</w:t>
+              <w:t>¿Los productos son originales? / ¿Tienen stock en físico para retirar?</w:t>
             </w:r>
           </w:p>
         </w:tc>
@@ -38794,48 +39391,51 @@
           </w:tcPr>
           <w:p>
             <w:r>
+              <w:t>280</w:t>
+            </w:r>
+          </w:p>
+        </w:tc>
+        <w:tc>
+          <w:tcPr>
+            <w:tcW w:w="2033" w:type="dxa"/>
+          </w:tcPr>
+          <w:p>
+            <w:r>
+              <w:t>cuantos dias tengo para devolver algo?</w:t>
+            </w:r>
+          </w:p>
+        </w:tc>
+        <w:tc>
+          <w:tcPr>
+            <w:tcW w:w="1326" w:type="dxa"/>
+          </w:tcPr>
+          <w:p>
+            <w:r>
+              <w:t>30 días</w:t>
+            </w:r>
+          </w:p>
+        </w:tc>
+        <w:tc>
+          <w:tcPr>
+            <w:tcW w:w="1679" w:type="dxa"/>
+          </w:tcPr>
+          <w:p>
+            <w:r>
+              <w:t>Respaldado</w:t>
+            </w:r>
+          </w:p>
+        </w:tc>
+        <w:tc>
+          <w:tcPr>
+            <w:tcW w:w="2298" w:type="dxa"/>
+          </w:tcPr>
+          <w:p>
+            <w:r>
+              <w:t xml:space="preserve">¿Cómo puedo devolver un producto? / ¿Cuál </w:t>
+            </w:r>
+            <w:r>
               <w:lastRenderedPageBreak/>
-              <w:t>280</w:t>
-            </w:r>
-          </w:p>
-        </w:tc>
-        <w:tc>
-          <w:tcPr>
-            <w:tcW w:w="2033" w:type="dxa"/>
-          </w:tcPr>
-          <w:p>
-            <w:r>
-              <w:t>cuantos dias tengo para devolver algo?</w:t>
-            </w:r>
-          </w:p>
-        </w:tc>
-        <w:tc>
-          <w:tcPr>
-            <w:tcW w:w="1326" w:type="dxa"/>
-          </w:tcPr>
-          <w:p>
-            <w:r>
-              <w:t>30 días</w:t>
-            </w:r>
-          </w:p>
-        </w:tc>
-        <w:tc>
-          <w:tcPr>
-            <w:tcW w:w="1679" w:type="dxa"/>
-          </w:tcPr>
-          <w:p>
-            <w:r>
-              <w:t>Respaldado</w:t>
-            </w:r>
-          </w:p>
-        </w:tc>
-        <w:tc>
-          <w:tcPr>
-            <w:tcW w:w="2298" w:type="dxa"/>
-          </w:tcPr>
-          <w:p>
-            <w:r>
-              <w:t>¿Cómo puedo devolver un producto? / ¿Cuál es la política de cambios?</w:t>
+              <w:t>es la política de cambios?</w:t>
             </w:r>
           </w:p>
         </w:tc>
@@ -38847,6 +39447,7 @@
           </w:tcPr>
           <w:p>
             <w:r>
+              <w:lastRenderedPageBreak/>
               <w:t>291</w:t>
             </w:r>
           </w:p>
@@ -39325,11 +39926,7 @@
           </w:tcPr>
           <w:p>
             <w:r>
-              <w:t xml:space="preserve">buenas, cuando </w:t>
-            </w:r>
-            <w:r>
-              <w:lastRenderedPageBreak/>
-              <w:t>estiman que llega el pedido a mendoza?</w:t>
+              <w:t>buenas, cuando estiman que llega el pedido a mendoza?</w:t>
             </w:r>
           </w:p>
         </w:tc>
@@ -39339,12 +39936,7 @@
           </w:tcPr>
           <w:p>
             <w:r>
-              <w:lastRenderedPageBreak/>
-              <w:t xml:space="preserve">1 y 3 días </w:t>
-            </w:r>
-            <w:r>
-              <w:lastRenderedPageBreak/>
-              <w:t>hábiles</w:t>
+              <w:t>1 y 3 días hábiles</w:t>
             </w:r>
           </w:p>
         </w:tc>
@@ -39354,7 +39946,6 @@
           </w:tcPr>
           <w:p>
             <w:r>
-              <w:lastRenderedPageBreak/>
               <w:t>Respaldado</w:t>
             </w:r>
           </w:p>
@@ -39365,11 +39956,7 @@
           </w:tcPr>
           <w:p>
             <w:r>
-              <w:t xml:space="preserve">¿Cuánto tarda el </w:t>
-            </w:r>
-            <w:r>
-              <w:lastRenderedPageBreak/>
-              <w:t>envío?</w:t>
+              <w:t>¿Cuánto tarda el envío?</w:t>
             </w:r>
           </w:p>
         </w:tc>
@@ -39381,18 +39968,21 @@
           </w:tcPr>
           <w:p>
             <w:r>
+              <w:t>370</w:t>
+            </w:r>
+          </w:p>
+        </w:tc>
+        <w:tc>
+          <w:tcPr>
+            <w:tcW w:w="2033" w:type="dxa"/>
+          </w:tcPr>
+          <w:p>
+            <w:r>
+              <w:t xml:space="preserve">cuanto tiempo de garantia </w:t>
+            </w:r>
+            <w:r>
               <w:lastRenderedPageBreak/>
-              <w:t>370</w:t>
-            </w:r>
-          </w:p>
-        </w:tc>
-        <w:tc>
-          <w:tcPr>
-            <w:tcW w:w="2033" w:type="dxa"/>
-          </w:tcPr>
-          <w:p>
-            <w:r>
-              <w:t>cuanto tiempo de garantia tienen las notebooks?</w:t>
+              <w:t>tienen las notebooks?</w:t>
             </w:r>
           </w:p>
         </w:tc>
@@ -39402,6 +39992,7 @@
           </w:tcPr>
           <w:p>
             <w:r>
+              <w:lastRenderedPageBreak/>
               <w:t>12 meses</w:t>
             </w:r>
           </w:p>

--- a/docs/TESIS_FINAL_UTN_v6.docx
+++ b/docs/TESIS_FINAL_UTN_v6.docx
@@ -144,7 +144,7 @@
         <w:pStyle w:val="Ttulo1"/>
         <w:pageBreakBefore/>
       </w:pPr>
-      <w:bookmarkStart w:id="1" w:name="_Toc240394324"/>
+      <w:bookmarkStart w:id="1" w:name="_Toc240476410"/>
       <w:r>
         <w:lastRenderedPageBreak/>
         <w:t>DECLARACIÓN DE ORIGINALIDAD</w:t>
@@ -164,7 +164,7 @@
         <w:pStyle w:val="Textoindependiente"/>
       </w:pPr>
       <w:r>
-        <w:t>Todas las fuentes consultadas se encuentran debidamente citadas en el cuerpo del texto y consignadas en el Capítulo 8. Los datos experimentales que se reportan en el Capítulo 5 fueron obtenidos por los autores sobre el sistema descripto en el Capítulo 4; los guiones de ejecución, los archivos de resultados crudos y los procedimientos de cálculo se versionan en el repositorio del trabajo y se transcriben en los Anexos I y J, de modo que toda cifra publicada pueda ser recalculada de forma independiente. El repositorio es público y está disponible en https://github.com/IgnacioOdorico/Automatizacion-de-Atencion-al-Cliente-en-E-commerce-e-Inteligencia-Artificial; la versión que corresponde a este documento se identifica con la etiqueta entrega-2026-09 (Anexo J).</w:t>
+        <w:t>Todas las fuentes consultadas se encuentran debidamente citadas en el cuerpo del texto y consignadas en el Capítulo 8. Los datos experimentales que se reportan en el Capítulo 5 fueron obtenidos por los autores sobre el sistema descripto en el Capítulo 4; los guiones de ejecución, los archivos de resultados crudos y los procedimientos de cálculo se versionan en el repositorio del trabajo y se transcriben en los Anexos I y J, de modo que toda cifra publicada pueda ser recalculada de forma independiente. El repositorio es público y está disponible en https://github.com/IgnacioOdorico/Automatizacion-de-Atencion-al-Cliente-en-E-commerce-e-Inteligencia-Artificial; la versión que corresponde a este documento se identifica con la etiqueta entrega-2026-09-r2 (Anexo J).</w:t>
       </w:r>
     </w:p>
     <w:p>
@@ -172,7 +172,7 @@
         <w:pStyle w:val="Textoindependiente"/>
       </w:pPr>
       <w:r>
-        <w:t>Se deja constancia del uso de herramientas de asistencia basadas en modelos de lenguaje durante la redacción y la revisión del documento y durante el desarrollo del software. Su empleo se limitó a tareas de asistencia: el diseño experimental, la ejecución de las mediciones, la interpretación de los resultados y las conclusiones son responsabilidad exclusiva de los autores, que asumen la autoría plena del trabajo.</w:t>
+        <w:t>Se deja constancia del uso de herramientas de asistencia basadas en modelos de lenguaje durante la redacción y la revisión del documento y durante el desarrollo del software. Se las empleó además para redactar los mensajes del corpus de evaluación del clasificador, a partir de mensajes escritos por el equipo, según se declara en la Sección 3.5.3. Fuera de ese uso, su empleo se limitó a tareas de asistencia: el diseño experimental, la ejecución de las mediciones, la interpretación de los resultados y las conclusiones son responsabilidad exclusiva de los autores, que asumen la autoría plena del trabajo.</w:t>
       </w:r>
     </w:p>
     <w:p>
@@ -193,7 +193,7 @@
     </w:p>
     <w:p>
       <w:r>
-        <w:pict w14:anchorId="2A86CB17">
+        <w:pict w14:anchorId="1BFAF896">
           <v:rect id="_x0000_i1026" style="width:0;height:1.5pt" o:hralign="center" o:hrstd="t" o:hr="t"/>
         </w:pict>
       </w:r>
@@ -203,7 +203,7 @@
         <w:pStyle w:val="Ttulo1"/>
         <w:pageBreakBefore/>
       </w:pPr>
-      <w:bookmarkStart w:id="2" w:name="_Toc240394325"/>
+      <w:bookmarkStart w:id="2" w:name="_Toc240476411"/>
       <w:bookmarkEnd w:id="0"/>
       <w:r>
         <w:lastRenderedPageBreak/>
@@ -227,7 +227,7 @@
         </w:rPr>
       </w:pPr>
       <w:r>
-        <w:t>Sobre un e-commerce simulado y en contenedores Docker se implementaron un pipeline de órdenes de quince nodos y un chatbot sobre dos canales —uno simulado con entrega SMTP local y Telegram real— que clasifica intenciones con GPT-4o-mini. El diseño es un estudio de caso instrumental con métricas registradas automáticamente.</w:t>
+        <w:t>Sobre un e-commerce simulado en contenedores Docker se implementaron un pipeline de órdenes y un chatbot sobre dos canales —uno simulado con entrega SMTP local y Telegram real— que clasifica intenciones con GPT-4o-mini. El diseño es un estudio de caso instrumental con métricas registradas automáticamente.</w:t>
       </w:r>
     </w:p>
     <w:p>
@@ -238,7 +238,7 @@
         </w:rPr>
       </w:pPr>
       <w:r>
-        <w:t>Sobre 50 órdenes, el MTTD medio fue de 0,009 s y el tiempo end-to-end de 0,063 s, frente a 49,13 s por orden cronometrados en el proceso manual: un factor cercano a 780× (IC 95 % por el teorema de Fieller: 686× a 875×; U de Mann-Whitney = 0, p = 2,7 × 10⁻¹¹), que se lee como orden de magnitud bajo condiciones de laboratorio y no como cota. Bajo 20 solicitudes simultáneas no hubo sobreventa, pero el 40,8 % de las órdenes quedó sin procesar y sin aviso. El chatbot respondió en 1,47 s de media y clasificó con una exactitud del 92,7 % (IC 95 % de Wilson: 87,3 % a 95,9 %). Un diseño factorial con tres repeticiones mostró que esa exactitud depende de las reglas y los ejemplos del prompt, que aportan 17,3 puntos, y no de la base de conocimiento de la tienda, que aporta 2,0. La corrección del contenido de las respuestas no quedó establecida: dos evaluadores no alcanzaron un acuerdo suficiente, y una verificación automática encontró que 2 de las 18 respuestas con datos concretos afirman alguno ausente de la base. Las tres hipótesis se sostienen dentro de los alcances declarados.</w:t>
+        <w:t>Sobre 50 órdenes, el MTTD medio fue de 0,009 s y el tiempo end-to-end de 0,063 s, frente a 49,13 s por orden cronometrados en el proceso manual: un factor cercano a 780× (IC 95 % por el teorema de Fieller: 686× a 875×; U de Mann-Whitney = 0, p = 2,7 × 10⁻¹¹), leído como orden de magnitud de laboratorio, no como cota. Bajo 20 solicitudes casi simultáneas no hubo sobreventa, pero el 40,8 % de las órdenes quedó sin procesar y sin aviso. El chatbot respondió en 1,47 s de media y clasificó con una exactitud del 92,7 % (IC 95 % de Wilson: 87,3 % a 95,9 %). Un diseño factorial con tres repeticiones mostró que esa exactitud depende de las reglas y los ejemplos del prompt, que aportan 17,3 puntos, y no de la base de conocimiento, que aporta 2,0. La corrección del contenido de las respuestas no quedó establecida: dos evaluadores no alcanzaron un acuerdo suficiente, y una verificación automática encontró que 2 de las 18 respuestas con datos concretos afirman alguno ausente de la base. Las tres hipótesis se sostienen dentro de los alcances declarados, aunque solo la de exactitud se replicó con una regla fijada antes de medir.</w:t>
       </w:r>
     </w:p>
     <w:p>
@@ -261,7 +261,7 @@
         <w:pStyle w:val="Ttulo1"/>
         <w:pageBreakBefore/>
       </w:pPr>
-      <w:bookmarkStart w:id="3" w:name="_Toc240394326"/>
+      <w:bookmarkStart w:id="3" w:name="_Toc240476412"/>
       <w:r>
         <w:lastRenderedPageBreak/>
         <w:t>ABSTRACT</w:t>
@@ -289,7 +289,7 @@
         <w:pStyle w:val="Textoindependiente"/>
       </w:pPr>
       <w:r>
-        <w:t>Over 50 orders, mean MTTD was 0.009 seconds and end-to-end time 0.063 s, against 49.13 s per order timed for the manual process: a factor close to 780× (Fieller 95 % CI: 686× to 875×; Mann-Whitney U = 0, p = 2.7 × 10⁻¹¹), read as an order of magnitude under laboratory conditions and not as a bound. Under 20 simultaneous requests there was no overselling, but 40.8 % of the orders were left unprocessed and without warning. The chatbot replied in 1.47 s on average and classified intents with an accuracy of 92.7 % (Wilson 95 % CI: 87.3 % to 95.9 %). A factorial design with three repetitions showed that this accuracy depends on the rules and examples in the prompt, which contribute 17.3 points, and not on the store knowledge base, which contributes 2.0. The correctness of the replies’ content was not established: two raters did not reach sufficient agreement, and an automatic check found that 2 of the 18 replies containing concrete data state at least one that is absent from the knowledge base. The three hypotheses hold within the declared scope.</w:t>
+        <w:t>Over 50 orders, mean MTTD was 0.009 seconds and end-to-end time 0.063 s, against 49.13 s per order timed for the manual process: a factor close to 780× (Fieller 95 % CI: 686× to 875×; Mann-Whitney U = 0, p = 2.7 × 10⁻¹¹), read as an order of magnitude under laboratory conditions and not as a bound. Under 20 near-simultaneous requests there was no overselling, but 40.8 % of the orders were left unprocessed and without warning. The chatbot replied in 1.47 s on average and classified intents with an accuracy of 92.7 % (Wilson 95 % CI: 87.3 % to 95.9 %). A factorial design with three repetitions showed that this accuracy depends on the rules and examples in the prompt, which contribute 17.3 points, and not on the store knowledge base, which contributes 2.0. The correctness of the replies’ content was not established: two raters did not reach sufficient agreement, and an automatic check found that 2 of the 18 replies containing concrete data state at least one that is absent from the knowledge base. The three hypotheses hold within the declared scope, although only the accuracy hypothesis was replicated under a rule fixed before measuring.</w:t>
       </w:r>
     </w:p>
     <w:p>
@@ -346,7 +346,7 @@
           <w:r>
             <w:fldChar w:fldCharType="separate"/>
           </w:r>
-          <w:hyperlink w:anchor="_Toc240394324" w:history="1">
+          <w:hyperlink w:anchor="_Toc240476410" w:history="1">
             <w:r>
               <w:rPr>
                 <w:rStyle w:val="Hipervnculo"/>
@@ -373,7 +373,7 @@
                 <w:noProof/>
                 <w:webHidden/>
               </w:rPr>
-              <w:instrText xml:space="preserve"> PAGEREF _Toc240394324 \h </w:instrText>
+              <w:instrText xml:space="preserve"> PAGEREF _Toc240476410 \h </w:instrText>
             </w:r>
             <w:r>
               <w:rPr>
@@ -417,7 +417,7 @@
               <w14:ligatures w14:val="standardContextual"/>
             </w:rPr>
           </w:pPr>
-          <w:hyperlink w:anchor="_Toc240394325" w:history="1">
+          <w:hyperlink w:anchor="_Toc240476411" w:history="1">
             <w:r>
               <w:rPr>
                 <w:rStyle w:val="Hipervnculo"/>
@@ -444,7 +444,7 @@
                 <w:noProof/>
                 <w:webHidden/>
               </w:rPr>
-              <w:instrText xml:space="preserve"> PAGEREF _Toc240394325 \h </w:instrText>
+              <w:instrText xml:space="preserve"> PAGEREF _Toc240476411 \h </w:instrText>
             </w:r>
             <w:r>
               <w:rPr>
@@ -488,7 +488,7 @@
               <w14:ligatures w14:val="standardContextual"/>
             </w:rPr>
           </w:pPr>
-          <w:hyperlink w:anchor="_Toc240394326" w:history="1">
+          <w:hyperlink w:anchor="_Toc240476412" w:history="1">
             <w:r>
               <w:rPr>
                 <w:rStyle w:val="Hipervnculo"/>
@@ -515,7 +515,7 @@
                 <w:noProof/>
                 <w:webHidden/>
               </w:rPr>
-              <w:instrText xml:space="preserve"> PAGEREF _Toc240394326 \h </w:instrText>
+              <w:instrText xml:space="preserve"> PAGEREF _Toc240476412 \h </w:instrText>
             </w:r>
             <w:r>
               <w:rPr>
@@ -559,7 +559,7 @@
               <w14:ligatures w14:val="standardContextual"/>
             </w:rPr>
           </w:pPr>
-          <w:hyperlink w:anchor="_Toc240394327" w:history="1">
+          <w:hyperlink w:anchor="_Toc240476413" w:history="1">
             <w:r>
               <w:rPr>
                 <w:rStyle w:val="Hipervnculo"/>
@@ -586,7 +586,7 @@
                 <w:noProof/>
                 <w:webHidden/>
               </w:rPr>
-              <w:instrText xml:space="preserve"> PAGEREF _Toc240394327 \h </w:instrText>
+              <w:instrText xml:space="preserve"> PAGEREF _Toc240476413 \h </w:instrText>
             </w:r>
             <w:r>
               <w:rPr>
@@ -630,7 +630,7 @@
               <w14:ligatures w14:val="standardContextual"/>
             </w:rPr>
           </w:pPr>
-          <w:hyperlink w:anchor="_Toc240394328" w:history="1">
+          <w:hyperlink w:anchor="_Toc240476414" w:history="1">
             <w:r>
               <w:rPr>
                 <w:rStyle w:val="Hipervnculo"/>
@@ -657,7 +657,7 @@
                 <w:noProof/>
                 <w:webHidden/>
               </w:rPr>
-              <w:instrText xml:space="preserve"> PAGEREF _Toc240394328 \h </w:instrText>
+              <w:instrText xml:space="preserve"> PAGEREF _Toc240476414 \h </w:instrText>
             </w:r>
             <w:r>
               <w:rPr>
@@ -701,7 +701,7 @@
               <w14:ligatures w14:val="standardContextual"/>
             </w:rPr>
           </w:pPr>
-          <w:hyperlink w:anchor="_Toc240394329" w:history="1">
+          <w:hyperlink w:anchor="_Toc240476415" w:history="1">
             <w:r>
               <w:rPr>
                 <w:rStyle w:val="Hipervnculo"/>
@@ -728,7 +728,7 @@
                 <w:noProof/>
                 <w:webHidden/>
               </w:rPr>
-              <w:instrText xml:space="preserve"> PAGEREF _Toc240394329 \h </w:instrText>
+              <w:instrText xml:space="preserve"> PAGEREF _Toc240476415 \h </w:instrText>
             </w:r>
             <w:r>
               <w:rPr>
@@ -772,7 +772,7 @@
               <w14:ligatures w14:val="standardContextual"/>
             </w:rPr>
           </w:pPr>
-          <w:hyperlink w:anchor="_Toc240394330" w:history="1">
+          <w:hyperlink w:anchor="_Toc240476416" w:history="1">
             <w:r>
               <w:rPr>
                 <w:rStyle w:val="Hipervnculo"/>
@@ -799,7 +799,7 @@
                 <w:noProof/>
                 <w:webHidden/>
               </w:rPr>
-              <w:instrText xml:space="preserve"> PAGEREF _Toc240394330 \h </w:instrText>
+              <w:instrText xml:space="preserve"> PAGEREF _Toc240476416 \h </w:instrText>
             </w:r>
             <w:r>
               <w:rPr>
@@ -843,7 +843,7 @@
               <w14:ligatures w14:val="standardContextual"/>
             </w:rPr>
           </w:pPr>
-          <w:hyperlink w:anchor="_Toc240394331" w:history="1">
+          <w:hyperlink w:anchor="_Toc240476417" w:history="1">
             <w:r>
               <w:rPr>
                 <w:rStyle w:val="Hipervnculo"/>
@@ -870,7 +870,7 @@
                 <w:noProof/>
                 <w:webHidden/>
               </w:rPr>
-              <w:instrText xml:space="preserve"> PAGEREF _Toc240394331 \h </w:instrText>
+              <w:instrText xml:space="preserve"> PAGEREF _Toc240476417 \h </w:instrText>
             </w:r>
             <w:r>
               <w:rPr>
@@ -914,7 +914,7 @@
               <w14:ligatures w14:val="standardContextual"/>
             </w:rPr>
           </w:pPr>
-          <w:hyperlink w:anchor="_Toc240394332" w:history="1">
+          <w:hyperlink w:anchor="_Toc240476418" w:history="1">
             <w:r>
               <w:rPr>
                 <w:rStyle w:val="Hipervnculo"/>
@@ -941,7 +941,7 @@
                 <w:noProof/>
                 <w:webHidden/>
               </w:rPr>
-              <w:instrText xml:space="preserve"> PAGEREF _Toc240394332 \h </w:instrText>
+              <w:instrText xml:space="preserve"> PAGEREF _Toc240476418 \h </w:instrText>
             </w:r>
             <w:r>
               <w:rPr>
@@ -985,7 +985,7 @@
               <w14:ligatures w14:val="standardContextual"/>
             </w:rPr>
           </w:pPr>
-          <w:hyperlink w:anchor="_Toc240394333" w:history="1">
+          <w:hyperlink w:anchor="_Toc240476419" w:history="1">
             <w:r>
               <w:rPr>
                 <w:rStyle w:val="Hipervnculo"/>
@@ -1012,7 +1012,7 @@
                 <w:noProof/>
                 <w:webHidden/>
               </w:rPr>
-              <w:instrText xml:space="preserve"> PAGEREF _Toc240394333 \h </w:instrText>
+              <w:instrText xml:space="preserve"> PAGEREF _Toc240476419 \h </w:instrText>
             </w:r>
             <w:r>
               <w:rPr>
@@ -1056,7 +1056,7 @@
               <w14:ligatures w14:val="standardContextual"/>
             </w:rPr>
           </w:pPr>
-          <w:hyperlink w:anchor="_Toc240394334" w:history="1">
+          <w:hyperlink w:anchor="_Toc240476420" w:history="1">
             <w:r>
               <w:rPr>
                 <w:rStyle w:val="Hipervnculo"/>
@@ -1083,7 +1083,7 @@
                 <w:noProof/>
                 <w:webHidden/>
               </w:rPr>
-              <w:instrText xml:space="preserve"> PAGEREF _Toc240394334 \h </w:instrText>
+              <w:instrText xml:space="preserve"> PAGEREF _Toc240476420 \h </w:instrText>
             </w:r>
             <w:r>
               <w:rPr>
@@ -1127,7 +1127,7 @@
               <w14:ligatures w14:val="standardContextual"/>
             </w:rPr>
           </w:pPr>
-          <w:hyperlink w:anchor="_Toc240394335" w:history="1">
+          <w:hyperlink w:anchor="_Toc240476421" w:history="1">
             <w:r>
               <w:rPr>
                 <w:rStyle w:val="Hipervnculo"/>
@@ -1154,7 +1154,7 @@
                 <w:noProof/>
                 <w:webHidden/>
               </w:rPr>
-              <w:instrText xml:space="preserve"> PAGEREF _Toc240394335 \h </w:instrText>
+              <w:instrText xml:space="preserve"> PAGEREF _Toc240476421 \h </w:instrText>
             </w:r>
             <w:r>
               <w:rPr>
@@ -1198,7 +1198,7 @@
               <w14:ligatures w14:val="standardContextual"/>
             </w:rPr>
           </w:pPr>
-          <w:hyperlink w:anchor="_Toc240394336" w:history="1">
+          <w:hyperlink w:anchor="_Toc240476422" w:history="1">
             <w:r>
               <w:rPr>
                 <w:rStyle w:val="Hipervnculo"/>
@@ -1225,7 +1225,7 @@
                 <w:noProof/>
                 <w:webHidden/>
               </w:rPr>
-              <w:instrText xml:space="preserve"> PAGEREF _Toc240394336 \h </w:instrText>
+              <w:instrText xml:space="preserve"> PAGEREF _Toc240476422 \h </w:instrText>
             </w:r>
             <w:r>
               <w:rPr>
@@ -1269,7 +1269,7 @@
               <w14:ligatures w14:val="standardContextual"/>
             </w:rPr>
           </w:pPr>
-          <w:hyperlink w:anchor="_Toc240394337" w:history="1">
+          <w:hyperlink w:anchor="_Toc240476423" w:history="1">
             <w:r>
               <w:rPr>
                 <w:rStyle w:val="Hipervnculo"/>
@@ -1296,7 +1296,7 @@
                 <w:noProof/>
                 <w:webHidden/>
               </w:rPr>
-              <w:instrText xml:space="preserve"> PAGEREF _Toc240394337 \h </w:instrText>
+              <w:instrText xml:space="preserve"> PAGEREF _Toc240476423 \h </w:instrText>
             </w:r>
             <w:r>
               <w:rPr>
@@ -1340,7 +1340,7 @@
               <w14:ligatures w14:val="standardContextual"/>
             </w:rPr>
           </w:pPr>
-          <w:hyperlink w:anchor="_Toc240394338" w:history="1">
+          <w:hyperlink w:anchor="_Toc240476424" w:history="1">
             <w:r>
               <w:rPr>
                 <w:rStyle w:val="Hipervnculo"/>
@@ -1367,7 +1367,7 @@
                 <w:noProof/>
                 <w:webHidden/>
               </w:rPr>
-              <w:instrText xml:space="preserve"> PAGEREF _Toc240394338 \h </w:instrText>
+              <w:instrText xml:space="preserve"> PAGEREF _Toc240476424 \h </w:instrText>
             </w:r>
             <w:r>
               <w:rPr>
@@ -1411,7 +1411,7 @@
               <w14:ligatures w14:val="standardContextual"/>
             </w:rPr>
           </w:pPr>
-          <w:hyperlink w:anchor="_Toc240394339" w:history="1">
+          <w:hyperlink w:anchor="_Toc240476425" w:history="1">
             <w:r>
               <w:rPr>
                 <w:rStyle w:val="Hipervnculo"/>
@@ -1438,7 +1438,7 @@
                 <w:noProof/>
                 <w:webHidden/>
               </w:rPr>
-              <w:instrText xml:space="preserve"> PAGEREF _Toc240394339 \h </w:instrText>
+              <w:instrText xml:space="preserve"> PAGEREF _Toc240476425 \h </w:instrText>
             </w:r>
             <w:r>
               <w:rPr>
@@ -1482,7 +1482,7 @@
               <w14:ligatures w14:val="standardContextual"/>
             </w:rPr>
           </w:pPr>
-          <w:hyperlink w:anchor="_Toc240394340" w:history="1">
+          <w:hyperlink w:anchor="_Toc240476426" w:history="1">
             <w:r>
               <w:rPr>
                 <w:rStyle w:val="Hipervnculo"/>
@@ -1509,7 +1509,7 @@
                 <w:noProof/>
                 <w:webHidden/>
               </w:rPr>
-              <w:instrText xml:space="preserve"> PAGEREF _Toc240394340 \h </w:instrText>
+              <w:instrText xml:space="preserve"> PAGEREF _Toc240476426 \h </w:instrText>
             </w:r>
             <w:r>
               <w:rPr>
@@ -1553,7 +1553,7 @@
               <w14:ligatures w14:val="standardContextual"/>
             </w:rPr>
           </w:pPr>
-          <w:hyperlink w:anchor="_Toc240394341" w:history="1">
+          <w:hyperlink w:anchor="_Toc240476427" w:history="1">
             <w:r>
               <w:rPr>
                 <w:rStyle w:val="Hipervnculo"/>
@@ -1580,7 +1580,7 @@
                 <w:noProof/>
                 <w:webHidden/>
               </w:rPr>
-              <w:instrText xml:space="preserve"> PAGEREF _Toc240394341 \h </w:instrText>
+              <w:instrText xml:space="preserve"> PAGEREF _Toc240476427 \h </w:instrText>
             </w:r>
             <w:r>
               <w:rPr>
@@ -1624,7 +1624,7 @@
               <w14:ligatures w14:val="standardContextual"/>
             </w:rPr>
           </w:pPr>
-          <w:hyperlink w:anchor="_Toc240394342" w:history="1">
+          <w:hyperlink w:anchor="_Toc240476428" w:history="1">
             <w:r>
               <w:rPr>
                 <w:rStyle w:val="Hipervnculo"/>
@@ -1651,7 +1651,7 @@
                 <w:noProof/>
                 <w:webHidden/>
               </w:rPr>
-              <w:instrText xml:space="preserve"> PAGEREF _Toc240394342 \h </w:instrText>
+              <w:instrText xml:space="preserve"> PAGEREF _Toc240476428 \h </w:instrText>
             </w:r>
             <w:r>
               <w:rPr>
@@ -1695,7 +1695,7 @@
               <w14:ligatures w14:val="standardContextual"/>
             </w:rPr>
           </w:pPr>
-          <w:hyperlink w:anchor="_Toc240394343" w:history="1">
+          <w:hyperlink w:anchor="_Toc240476429" w:history="1">
             <w:r>
               <w:rPr>
                 <w:rStyle w:val="Hipervnculo"/>
@@ -1722,7 +1722,7 @@
                 <w:noProof/>
                 <w:webHidden/>
               </w:rPr>
-              <w:instrText xml:space="preserve"> PAGEREF _Toc240394343 \h </w:instrText>
+              <w:instrText xml:space="preserve"> PAGEREF _Toc240476429 \h </w:instrText>
             </w:r>
             <w:r>
               <w:rPr>
@@ -1766,7 +1766,7 @@
               <w14:ligatures w14:val="standardContextual"/>
             </w:rPr>
           </w:pPr>
-          <w:hyperlink w:anchor="_Toc240394344" w:history="1">
+          <w:hyperlink w:anchor="_Toc240476430" w:history="1">
             <w:r>
               <w:rPr>
                 <w:rStyle w:val="Hipervnculo"/>
@@ -1793,7 +1793,7 @@
                 <w:noProof/>
                 <w:webHidden/>
               </w:rPr>
-              <w:instrText xml:space="preserve"> PAGEREF _Toc240394344 \h </w:instrText>
+              <w:instrText xml:space="preserve"> PAGEREF _Toc240476430 \h </w:instrText>
             </w:r>
             <w:r>
               <w:rPr>
@@ -1837,7 +1837,7 @@
               <w14:ligatures w14:val="standardContextual"/>
             </w:rPr>
           </w:pPr>
-          <w:hyperlink w:anchor="_Toc240394345" w:history="1">
+          <w:hyperlink w:anchor="_Toc240476431" w:history="1">
             <w:r>
               <w:rPr>
                 <w:rStyle w:val="Hipervnculo"/>
@@ -1864,7 +1864,7 @@
                 <w:noProof/>
                 <w:webHidden/>
               </w:rPr>
-              <w:instrText xml:space="preserve"> PAGEREF _Toc240394345 \h </w:instrText>
+              <w:instrText xml:space="preserve"> PAGEREF _Toc240476431 \h </w:instrText>
             </w:r>
             <w:r>
               <w:rPr>
@@ -1908,7 +1908,7 @@
               <w14:ligatures w14:val="standardContextual"/>
             </w:rPr>
           </w:pPr>
-          <w:hyperlink w:anchor="_Toc240394346" w:history="1">
+          <w:hyperlink w:anchor="_Toc240476432" w:history="1">
             <w:r>
               <w:rPr>
                 <w:rStyle w:val="Hipervnculo"/>
@@ -1935,7 +1935,7 @@
                 <w:noProof/>
                 <w:webHidden/>
               </w:rPr>
-              <w:instrText xml:space="preserve"> PAGEREF _Toc240394346 \h </w:instrText>
+              <w:instrText xml:space="preserve"> PAGEREF _Toc240476432 \h </w:instrText>
             </w:r>
             <w:r>
               <w:rPr>
@@ -1979,7 +1979,7 @@
               <w14:ligatures w14:val="standardContextual"/>
             </w:rPr>
           </w:pPr>
-          <w:hyperlink w:anchor="_Toc240394347" w:history="1">
+          <w:hyperlink w:anchor="_Toc240476433" w:history="1">
             <w:r>
               <w:rPr>
                 <w:rStyle w:val="Hipervnculo"/>
@@ -2006,7 +2006,7 @@
                 <w:noProof/>
                 <w:webHidden/>
               </w:rPr>
-              <w:instrText xml:space="preserve"> PAGEREF _Toc240394347 \h </w:instrText>
+              <w:instrText xml:space="preserve"> PAGEREF _Toc240476433 \h </w:instrText>
             </w:r>
             <w:r>
               <w:rPr>
@@ -2050,7 +2050,7 @@
               <w14:ligatures w14:val="standardContextual"/>
             </w:rPr>
           </w:pPr>
-          <w:hyperlink w:anchor="_Toc240394348" w:history="1">
+          <w:hyperlink w:anchor="_Toc240476434" w:history="1">
             <w:r>
               <w:rPr>
                 <w:rStyle w:val="Hipervnculo"/>
@@ -2077,7 +2077,7 @@
                 <w:noProof/>
                 <w:webHidden/>
               </w:rPr>
-              <w:instrText xml:space="preserve"> PAGEREF _Toc240394348 \h </w:instrText>
+              <w:instrText xml:space="preserve"> PAGEREF _Toc240476434 \h </w:instrText>
             </w:r>
             <w:r>
               <w:rPr>
@@ -2121,7 +2121,7 @@
               <w14:ligatures w14:val="standardContextual"/>
             </w:rPr>
           </w:pPr>
-          <w:hyperlink w:anchor="_Toc240394349" w:history="1">
+          <w:hyperlink w:anchor="_Toc240476435" w:history="1">
             <w:r>
               <w:rPr>
                 <w:rStyle w:val="Hipervnculo"/>
@@ -2148,7 +2148,7 @@
                 <w:noProof/>
                 <w:webHidden/>
               </w:rPr>
-              <w:instrText xml:space="preserve"> PAGEREF _Toc240394349 \h </w:instrText>
+              <w:instrText xml:space="preserve"> PAGEREF _Toc240476435 \h </w:instrText>
             </w:r>
             <w:r>
               <w:rPr>
@@ -2192,7 +2192,7 @@
               <w14:ligatures w14:val="standardContextual"/>
             </w:rPr>
           </w:pPr>
-          <w:hyperlink w:anchor="_Toc240394350" w:history="1">
+          <w:hyperlink w:anchor="_Toc240476436" w:history="1">
             <w:r>
               <w:rPr>
                 <w:rStyle w:val="Hipervnculo"/>
@@ -2219,7 +2219,7 @@
                 <w:noProof/>
                 <w:webHidden/>
               </w:rPr>
-              <w:instrText xml:space="preserve"> PAGEREF _Toc240394350 \h </w:instrText>
+              <w:instrText xml:space="preserve"> PAGEREF _Toc240476436 \h </w:instrText>
             </w:r>
             <w:r>
               <w:rPr>
@@ -2263,7 +2263,7 @@
               <w14:ligatures w14:val="standardContextual"/>
             </w:rPr>
           </w:pPr>
-          <w:hyperlink w:anchor="_Toc240394351" w:history="1">
+          <w:hyperlink w:anchor="_Toc240476437" w:history="1">
             <w:r>
               <w:rPr>
                 <w:rStyle w:val="Hipervnculo"/>
@@ -2290,7 +2290,7 @@
                 <w:noProof/>
                 <w:webHidden/>
               </w:rPr>
-              <w:instrText xml:space="preserve"> PAGEREF _Toc240394351 \h </w:instrText>
+              <w:instrText xml:space="preserve"> PAGEREF _Toc240476437 \h </w:instrText>
             </w:r>
             <w:r>
               <w:rPr>
@@ -2334,7 +2334,7 @@
               <w14:ligatures w14:val="standardContextual"/>
             </w:rPr>
           </w:pPr>
-          <w:hyperlink w:anchor="_Toc240394352" w:history="1">
+          <w:hyperlink w:anchor="_Toc240476438" w:history="1">
             <w:r>
               <w:rPr>
                 <w:rStyle w:val="Hipervnculo"/>
@@ -2361,7 +2361,7 @@
                 <w:noProof/>
                 <w:webHidden/>
               </w:rPr>
-              <w:instrText xml:space="preserve"> PAGEREF _Toc240394352 \h </w:instrText>
+              <w:instrText xml:space="preserve"> PAGEREF _Toc240476438 \h </w:instrText>
             </w:r>
             <w:r>
               <w:rPr>
@@ -2405,7 +2405,7 @@
               <w14:ligatures w14:val="standardContextual"/>
             </w:rPr>
           </w:pPr>
-          <w:hyperlink w:anchor="_Toc240394353" w:history="1">
+          <w:hyperlink w:anchor="_Toc240476439" w:history="1">
             <w:r>
               <w:rPr>
                 <w:rStyle w:val="Hipervnculo"/>
@@ -2432,7 +2432,7 @@
                 <w:noProof/>
                 <w:webHidden/>
               </w:rPr>
-              <w:instrText xml:space="preserve"> PAGEREF _Toc240394353 \h </w:instrText>
+              <w:instrText xml:space="preserve"> PAGEREF _Toc240476439 \h </w:instrText>
             </w:r>
             <w:r>
               <w:rPr>
@@ -2476,7 +2476,7 @@
               <w14:ligatures w14:val="standardContextual"/>
             </w:rPr>
           </w:pPr>
-          <w:hyperlink w:anchor="_Toc240394354" w:history="1">
+          <w:hyperlink w:anchor="_Toc240476440" w:history="1">
             <w:r>
               <w:rPr>
                 <w:rStyle w:val="Hipervnculo"/>
@@ -2503,7 +2503,7 @@
                 <w:noProof/>
                 <w:webHidden/>
               </w:rPr>
-              <w:instrText xml:space="preserve"> PAGEREF _Toc240394354 \h </w:instrText>
+              <w:instrText xml:space="preserve"> PAGEREF _Toc240476440 \h </w:instrText>
             </w:r>
             <w:r>
               <w:rPr>
@@ -2547,7 +2547,7 @@
               <w14:ligatures w14:val="standardContextual"/>
             </w:rPr>
           </w:pPr>
-          <w:hyperlink w:anchor="_Toc240394355" w:history="1">
+          <w:hyperlink w:anchor="_Toc240476441" w:history="1">
             <w:r>
               <w:rPr>
                 <w:rStyle w:val="Hipervnculo"/>
@@ -2574,7 +2574,7 @@
                 <w:noProof/>
                 <w:webHidden/>
               </w:rPr>
-              <w:instrText xml:space="preserve"> PAGEREF _Toc240394355 \h </w:instrText>
+              <w:instrText xml:space="preserve"> PAGEREF _Toc240476441 \h </w:instrText>
             </w:r>
             <w:r>
               <w:rPr>
@@ -2618,7 +2618,7 @@
               <w14:ligatures w14:val="standardContextual"/>
             </w:rPr>
           </w:pPr>
-          <w:hyperlink w:anchor="_Toc240394356" w:history="1">
+          <w:hyperlink w:anchor="_Toc240476442" w:history="1">
             <w:r>
               <w:rPr>
                 <w:rStyle w:val="Hipervnculo"/>
@@ -2645,7 +2645,7 @@
                 <w:noProof/>
                 <w:webHidden/>
               </w:rPr>
-              <w:instrText xml:space="preserve"> PAGEREF _Toc240394356 \h </w:instrText>
+              <w:instrText xml:space="preserve"> PAGEREF _Toc240476442 \h </w:instrText>
             </w:r>
             <w:r>
               <w:rPr>
@@ -2689,7 +2689,7 @@
               <w14:ligatures w14:val="standardContextual"/>
             </w:rPr>
           </w:pPr>
-          <w:hyperlink w:anchor="_Toc240394357" w:history="1">
+          <w:hyperlink w:anchor="_Toc240476443" w:history="1">
             <w:r>
               <w:rPr>
                 <w:rStyle w:val="Hipervnculo"/>
@@ -2716,7 +2716,7 @@
                 <w:noProof/>
                 <w:webHidden/>
               </w:rPr>
-              <w:instrText xml:space="preserve"> PAGEREF _Toc240394357 \h </w:instrText>
+              <w:instrText xml:space="preserve"> PAGEREF _Toc240476443 \h </w:instrText>
             </w:r>
             <w:r>
               <w:rPr>
@@ -2760,7 +2760,7 @@
               <w14:ligatures w14:val="standardContextual"/>
             </w:rPr>
           </w:pPr>
-          <w:hyperlink w:anchor="_Toc240394358" w:history="1">
+          <w:hyperlink w:anchor="_Toc240476444" w:history="1">
             <w:r>
               <w:rPr>
                 <w:rStyle w:val="Hipervnculo"/>
@@ -2787,7 +2787,7 @@
                 <w:noProof/>
                 <w:webHidden/>
               </w:rPr>
-              <w:instrText xml:space="preserve"> PAGEREF _Toc240394358 \h </w:instrText>
+              <w:instrText xml:space="preserve"> PAGEREF _Toc240476444 \h </w:instrText>
             </w:r>
             <w:r>
               <w:rPr>
@@ -2831,7 +2831,7 @@
               <w14:ligatures w14:val="standardContextual"/>
             </w:rPr>
           </w:pPr>
-          <w:hyperlink w:anchor="_Toc240394359" w:history="1">
+          <w:hyperlink w:anchor="_Toc240476445" w:history="1">
             <w:r>
               <w:rPr>
                 <w:rStyle w:val="Hipervnculo"/>
@@ -2858,7 +2858,7 @@
                 <w:noProof/>
                 <w:webHidden/>
               </w:rPr>
-              <w:instrText xml:space="preserve"> PAGEREF _Toc240394359 \h </w:instrText>
+              <w:instrText xml:space="preserve"> PAGEREF _Toc240476445 \h </w:instrText>
             </w:r>
             <w:r>
               <w:rPr>
@@ -2902,7 +2902,7 @@
               <w14:ligatures w14:val="standardContextual"/>
             </w:rPr>
           </w:pPr>
-          <w:hyperlink w:anchor="_Toc240394360" w:history="1">
+          <w:hyperlink w:anchor="_Toc240476446" w:history="1">
             <w:r>
               <w:rPr>
                 <w:rStyle w:val="Hipervnculo"/>
@@ -2929,7 +2929,7 @@
                 <w:noProof/>
                 <w:webHidden/>
               </w:rPr>
-              <w:instrText xml:space="preserve"> PAGEREF _Toc240394360 \h </w:instrText>
+              <w:instrText xml:space="preserve"> PAGEREF _Toc240476446 \h </w:instrText>
             </w:r>
             <w:r>
               <w:rPr>
@@ -2973,7 +2973,7 @@
               <w14:ligatures w14:val="standardContextual"/>
             </w:rPr>
           </w:pPr>
-          <w:hyperlink w:anchor="_Toc240394361" w:history="1">
+          <w:hyperlink w:anchor="_Toc240476447" w:history="1">
             <w:r>
               <w:rPr>
                 <w:rStyle w:val="Hipervnculo"/>
@@ -3000,7 +3000,7 @@
                 <w:noProof/>
                 <w:webHidden/>
               </w:rPr>
-              <w:instrText xml:space="preserve"> PAGEREF _Toc240394361 \h </w:instrText>
+              <w:instrText xml:space="preserve"> PAGEREF _Toc240476447 \h </w:instrText>
             </w:r>
             <w:r>
               <w:rPr>
@@ -3044,7 +3044,7 @@
               <w14:ligatures w14:val="standardContextual"/>
             </w:rPr>
           </w:pPr>
-          <w:hyperlink w:anchor="_Toc240394362" w:history="1">
+          <w:hyperlink w:anchor="_Toc240476448" w:history="1">
             <w:r>
               <w:rPr>
                 <w:rStyle w:val="Hipervnculo"/>
@@ -3071,7 +3071,7 @@
                 <w:noProof/>
                 <w:webHidden/>
               </w:rPr>
-              <w:instrText xml:space="preserve"> PAGEREF _Toc240394362 \h </w:instrText>
+              <w:instrText xml:space="preserve"> PAGEREF _Toc240476448 \h </w:instrText>
             </w:r>
             <w:r>
               <w:rPr>
@@ -3115,7 +3115,7 @@
               <w14:ligatures w14:val="standardContextual"/>
             </w:rPr>
           </w:pPr>
-          <w:hyperlink w:anchor="_Toc240394363" w:history="1">
+          <w:hyperlink w:anchor="_Toc240476449" w:history="1">
             <w:r>
               <w:rPr>
                 <w:rStyle w:val="Hipervnculo"/>
@@ -3142,7 +3142,7 @@
                 <w:noProof/>
                 <w:webHidden/>
               </w:rPr>
-              <w:instrText xml:space="preserve"> PAGEREF _Toc240394363 \h </w:instrText>
+              <w:instrText xml:space="preserve"> PAGEREF _Toc240476449 \h </w:instrText>
             </w:r>
             <w:r>
               <w:rPr>
@@ -3186,7 +3186,7 @@
               <w14:ligatures w14:val="standardContextual"/>
             </w:rPr>
           </w:pPr>
-          <w:hyperlink w:anchor="_Toc240394364" w:history="1">
+          <w:hyperlink w:anchor="_Toc240476450" w:history="1">
             <w:r>
               <w:rPr>
                 <w:rStyle w:val="Hipervnculo"/>
@@ -3213,7 +3213,7 @@
                 <w:noProof/>
                 <w:webHidden/>
               </w:rPr>
-              <w:instrText xml:space="preserve"> PAGEREF _Toc240394364 \h </w:instrText>
+              <w:instrText xml:space="preserve"> PAGEREF _Toc240476450 \h </w:instrText>
             </w:r>
             <w:r>
               <w:rPr>
@@ -3257,7 +3257,7 @@
               <w14:ligatures w14:val="standardContextual"/>
             </w:rPr>
           </w:pPr>
-          <w:hyperlink w:anchor="_Toc240394365" w:history="1">
+          <w:hyperlink w:anchor="_Toc240476451" w:history="1">
             <w:r>
               <w:rPr>
                 <w:rStyle w:val="Hipervnculo"/>
@@ -3284,7 +3284,7 @@
                 <w:noProof/>
                 <w:webHidden/>
               </w:rPr>
-              <w:instrText xml:space="preserve"> PAGEREF _Toc240394365 \h </w:instrText>
+              <w:instrText xml:space="preserve"> PAGEREF _Toc240476451 \h </w:instrText>
             </w:r>
             <w:r>
               <w:rPr>
@@ -3328,7 +3328,7 @@
               <w14:ligatures w14:val="standardContextual"/>
             </w:rPr>
           </w:pPr>
-          <w:hyperlink w:anchor="_Toc240394366" w:history="1">
+          <w:hyperlink w:anchor="_Toc240476452" w:history="1">
             <w:r>
               <w:rPr>
                 <w:rStyle w:val="Hipervnculo"/>
@@ -3355,7 +3355,7 @@
                 <w:noProof/>
                 <w:webHidden/>
               </w:rPr>
-              <w:instrText xml:space="preserve"> PAGEREF _Toc240394366 \h </w:instrText>
+              <w:instrText xml:space="preserve"> PAGEREF _Toc240476452 \h </w:instrText>
             </w:r>
             <w:r>
               <w:rPr>
@@ -3399,7 +3399,7 @@
               <w14:ligatures w14:val="standardContextual"/>
             </w:rPr>
           </w:pPr>
-          <w:hyperlink w:anchor="_Toc240394367" w:history="1">
+          <w:hyperlink w:anchor="_Toc240476453" w:history="1">
             <w:r>
               <w:rPr>
                 <w:rStyle w:val="Hipervnculo"/>
@@ -3426,7 +3426,7 @@
                 <w:noProof/>
                 <w:webHidden/>
               </w:rPr>
-              <w:instrText xml:space="preserve"> PAGEREF _Toc240394367 \h </w:instrText>
+              <w:instrText xml:space="preserve"> PAGEREF _Toc240476453 \h </w:instrText>
             </w:r>
             <w:r>
               <w:rPr>
@@ -3470,7 +3470,7 @@
               <w14:ligatures w14:val="standardContextual"/>
             </w:rPr>
           </w:pPr>
-          <w:hyperlink w:anchor="_Toc240394368" w:history="1">
+          <w:hyperlink w:anchor="_Toc240476454" w:history="1">
             <w:r>
               <w:rPr>
                 <w:rStyle w:val="Hipervnculo"/>
@@ -3497,7 +3497,7 @@
                 <w:noProof/>
                 <w:webHidden/>
               </w:rPr>
-              <w:instrText xml:space="preserve"> PAGEREF _Toc240394368 \h </w:instrText>
+              <w:instrText xml:space="preserve"> PAGEREF _Toc240476454 \h </w:instrText>
             </w:r>
             <w:r>
               <w:rPr>
@@ -3541,7 +3541,7 @@
               <w14:ligatures w14:val="standardContextual"/>
             </w:rPr>
           </w:pPr>
-          <w:hyperlink w:anchor="_Toc240394369" w:history="1">
+          <w:hyperlink w:anchor="_Toc240476455" w:history="1">
             <w:r>
               <w:rPr>
                 <w:rStyle w:val="Hipervnculo"/>
@@ -3568,7 +3568,7 @@
                 <w:noProof/>
                 <w:webHidden/>
               </w:rPr>
-              <w:instrText xml:space="preserve"> PAGEREF _Toc240394369 \h </w:instrText>
+              <w:instrText xml:space="preserve"> PAGEREF _Toc240476455 \h </w:instrText>
             </w:r>
             <w:r>
               <w:rPr>
@@ -3612,7 +3612,7 @@
               <w14:ligatures w14:val="standardContextual"/>
             </w:rPr>
           </w:pPr>
-          <w:hyperlink w:anchor="_Toc240394370" w:history="1">
+          <w:hyperlink w:anchor="_Toc240476456" w:history="1">
             <w:r>
               <w:rPr>
                 <w:rStyle w:val="Hipervnculo"/>
@@ -3639,7 +3639,7 @@
                 <w:noProof/>
                 <w:webHidden/>
               </w:rPr>
-              <w:instrText xml:space="preserve"> PAGEREF _Toc240394370 \h </w:instrText>
+              <w:instrText xml:space="preserve"> PAGEREF _Toc240476456 \h </w:instrText>
             </w:r>
             <w:r>
               <w:rPr>
@@ -3683,7 +3683,7 @@
               <w14:ligatures w14:val="standardContextual"/>
             </w:rPr>
           </w:pPr>
-          <w:hyperlink w:anchor="_Toc240394371" w:history="1">
+          <w:hyperlink w:anchor="_Toc240476457" w:history="1">
             <w:r>
               <w:rPr>
                 <w:rStyle w:val="Hipervnculo"/>
@@ -3710,7 +3710,7 @@
                 <w:noProof/>
                 <w:webHidden/>
               </w:rPr>
-              <w:instrText xml:space="preserve"> PAGEREF _Toc240394371 \h </w:instrText>
+              <w:instrText xml:space="preserve"> PAGEREF _Toc240476457 \h </w:instrText>
             </w:r>
             <w:r>
               <w:rPr>
@@ -3754,7 +3754,7 @@
               <w14:ligatures w14:val="standardContextual"/>
             </w:rPr>
           </w:pPr>
-          <w:hyperlink w:anchor="_Toc240394372" w:history="1">
+          <w:hyperlink w:anchor="_Toc240476458" w:history="1">
             <w:r>
               <w:rPr>
                 <w:rStyle w:val="Hipervnculo"/>
@@ -3781,7 +3781,7 @@
                 <w:noProof/>
                 <w:webHidden/>
               </w:rPr>
-              <w:instrText xml:space="preserve"> PAGEREF _Toc240394372 \h </w:instrText>
+              <w:instrText xml:space="preserve"> PAGEREF _Toc240476458 \h </w:instrText>
             </w:r>
             <w:r>
               <w:rPr>
@@ -3825,7 +3825,7 @@
               <w14:ligatures w14:val="standardContextual"/>
             </w:rPr>
           </w:pPr>
-          <w:hyperlink w:anchor="_Toc240394373" w:history="1">
+          <w:hyperlink w:anchor="_Toc240476459" w:history="1">
             <w:r>
               <w:rPr>
                 <w:rStyle w:val="Hipervnculo"/>
@@ -3852,7 +3852,7 @@
                 <w:noProof/>
                 <w:webHidden/>
               </w:rPr>
-              <w:instrText xml:space="preserve"> PAGEREF _Toc240394373 \h </w:instrText>
+              <w:instrText xml:space="preserve"> PAGEREF _Toc240476459 \h </w:instrText>
             </w:r>
             <w:r>
               <w:rPr>
@@ -3896,7 +3896,7 @@
               <w14:ligatures w14:val="standardContextual"/>
             </w:rPr>
           </w:pPr>
-          <w:hyperlink w:anchor="_Toc240394374" w:history="1">
+          <w:hyperlink w:anchor="_Toc240476460" w:history="1">
             <w:r>
               <w:rPr>
                 <w:rStyle w:val="Hipervnculo"/>
@@ -3923,7 +3923,7 @@
                 <w:noProof/>
                 <w:webHidden/>
               </w:rPr>
-              <w:instrText xml:space="preserve"> PAGEREF _Toc240394374 \h </w:instrText>
+              <w:instrText xml:space="preserve"> PAGEREF _Toc240476460 \h </w:instrText>
             </w:r>
             <w:r>
               <w:rPr>
@@ -3967,7 +3967,7 @@
               <w14:ligatures w14:val="standardContextual"/>
             </w:rPr>
           </w:pPr>
-          <w:hyperlink w:anchor="_Toc240394375" w:history="1">
+          <w:hyperlink w:anchor="_Toc240476461" w:history="1">
             <w:r>
               <w:rPr>
                 <w:rStyle w:val="Hipervnculo"/>
@@ -3994,7 +3994,7 @@
                 <w:noProof/>
                 <w:webHidden/>
               </w:rPr>
-              <w:instrText xml:space="preserve"> PAGEREF _Toc240394375 \h </w:instrText>
+              <w:instrText xml:space="preserve"> PAGEREF _Toc240476461 \h </w:instrText>
             </w:r>
             <w:r>
               <w:rPr>
@@ -4038,7 +4038,7 @@
               <w14:ligatures w14:val="standardContextual"/>
             </w:rPr>
           </w:pPr>
-          <w:hyperlink w:anchor="_Toc240394376" w:history="1">
+          <w:hyperlink w:anchor="_Toc240476462" w:history="1">
             <w:r>
               <w:rPr>
                 <w:rStyle w:val="Hipervnculo"/>
@@ -4065,7 +4065,7 @@
                 <w:noProof/>
                 <w:webHidden/>
               </w:rPr>
-              <w:instrText xml:space="preserve"> PAGEREF _Toc240394376 \h </w:instrText>
+              <w:instrText xml:space="preserve"> PAGEREF _Toc240476462 \h </w:instrText>
             </w:r>
             <w:r>
               <w:rPr>
@@ -4085,7 +4085,7 @@
                 <w:noProof/>
                 <w:webHidden/>
               </w:rPr>
-              <w:t>39</w:t>
+              <w:t>40</w:t>
             </w:r>
             <w:r>
               <w:rPr>
@@ -4109,7 +4109,7 @@
               <w14:ligatures w14:val="standardContextual"/>
             </w:rPr>
           </w:pPr>
-          <w:hyperlink w:anchor="_Toc240394377" w:history="1">
+          <w:hyperlink w:anchor="_Toc240476463" w:history="1">
             <w:r>
               <w:rPr>
                 <w:rStyle w:val="Hipervnculo"/>
@@ -4136,7 +4136,7 @@
                 <w:noProof/>
                 <w:webHidden/>
               </w:rPr>
-              <w:instrText xml:space="preserve"> PAGEREF _Toc240394377 \h </w:instrText>
+              <w:instrText xml:space="preserve"> PAGEREF _Toc240476463 \h </w:instrText>
             </w:r>
             <w:r>
               <w:rPr>
@@ -4156,7 +4156,7 @@
                 <w:noProof/>
                 <w:webHidden/>
               </w:rPr>
-              <w:t>40</w:t>
+              <w:t>41</w:t>
             </w:r>
             <w:r>
               <w:rPr>
@@ -4180,7 +4180,7 @@
               <w14:ligatures w14:val="standardContextual"/>
             </w:rPr>
           </w:pPr>
-          <w:hyperlink w:anchor="_Toc240394378" w:history="1">
+          <w:hyperlink w:anchor="_Toc240476464" w:history="1">
             <w:r>
               <w:rPr>
                 <w:rStyle w:val="Hipervnculo"/>
@@ -4207,7 +4207,7 @@
                 <w:noProof/>
                 <w:webHidden/>
               </w:rPr>
-              <w:instrText xml:space="preserve"> PAGEREF _Toc240394378 \h </w:instrText>
+              <w:instrText xml:space="preserve"> PAGEREF _Toc240476464 \h </w:instrText>
             </w:r>
             <w:r>
               <w:rPr>
@@ -4227,7 +4227,7 @@
                 <w:noProof/>
                 <w:webHidden/>
               </w:rPr>
-              <w:t>41</w:t>
+              <w:t>42</w:t>
             </w:r>
             <w:r>
               <w:rPr>
@@ -4251,7 +4251,7 @@
               <w14:ligatures w14:val="standardContextual"/>
             </w:rPr>
           </w:pPr>
-          <w:hyperlink w:anchor="_Toc240394379" w:history="1">
+          <w:hyperlink w:anchor="_Toc240476465" w:history="1">
             <w:r>
               <w:rPr>
                 <w:rStyle w:val="Hipervnculo"/>
@@ -4278,7 +4278,7 @@
                 <w:noProof/>
                 <w:webHidden/>
               </w:rPr>
-              <w:instrText xml:space="preserve"> PAGEREF _Toc240394379 \h </w:instrText>
+              <w:instrText xml:space="preserve"> PAGEREF _Toc240476465 \h </w:instrText>
             </w:r>
             <w:r>
               <w:rPr>
@@ -4298,7 +4298,7 @@
                 <w:noProof/>
                 <w:webHidden/>
               </w:rPr>
-              <w:t>43</w:t>
+              <w:t>44</w:t>
             </w:r>
             <w:r>
               <w:rPr>
@@ -4322,7 +4322,7 @@
               <w14:ligatures w14:val="standardContextual"/>
             </w:rPr>
           </w:pPr>
-          <w:hyperlink w:anchor="_Toc240394380" w:history="1">
+          <w:hyperlink w:anchor="_Toc240476466" w:history="1">
             <w:r>
               <w:rPr>
                 <w:rStyle w:val="Hipervnculo"/>
@@ -4349,7 +4349,7 @@
                 <w:noProof/>
                 <w:webHidden/>
               </w:rPr>
-              <w:instrText xml:space="preserve"> PAGEREF _Toc240394380 \h </w:instrText>
+              <w:instrText xml:space="preserve"> PAGEREF _Toc240476466 \h </w:instrText>
             </w:r>
             <w:r>
               <w:rPr>
@@ -4369,7 +4369,7 @@
                 <w:noProof/>
                 <w:webHidden/>
               </w:rPr>
-              <w:t>44</w:t>
+              <w:t>45</w:t>
             </w:r>
             <w:r>
               <w:rPr>
@@ -4393,7 +4393,7 @@
               <w14:ligatures w14:val="standardContextual"/>
             </w:rPr>
           </w:pPr>
-          <w:hyperlink w:anchor="_Toc240394381" w:history="1">
+          <w:hyperlink w:anchor="_Toc240476467" w:history="1">
             <w:r>
               <w:rPr>
                 <w:rStyle w:val="Hipervnculo"/>
@@ -4420,7 +4420,7 @@
                 <w:noProof/>
                 <w:webHidden/>
               </w:rPr>
-              <w:instrText xml:space="preserve"> PAGEREF _Toc240394381 \h </w:instrText>
+              <w:instrText xml:space="preserve"> PAGEREF _Toc240476467 \h </w:instrText>
             </w:r>
             <w:r>
               <w:rPr>
@@ -4440,7 +4440,7 @@
                 <w:noProof/>
                 <w:webHidden/>
               </w:rPr>
-              <w:t>45</w:t>
+              <w:t>46</w:t>
             </w:r>
             <w:r>
               <w:rPr>
@@ -4464,7 +4464,7 @@
               <w14:ligatures w14:val="standardContextual"/>
             </w:rPr>
           </w:pPr>
-          <w:hyperlink w:anchor="_Toc240394382" w:history="1">
+          <w:hyperlink w:anchor="_Toc240476468" w:history="1">
             <w:r>
               <w:rPr>
                 <w:rStyle w:val="Hipervnculo"/>
@@ -4491,7 +4491,7 @@
                 <w:noProof/>
                 <w:webHidden/>
               </w:rPr>
-              <w:instrText xml:space="preserve"> PAGEREF _Toc240394382 \h </w:instrText>
+              <w:instrText xml:space="preserve"> PAGEREF _Toc240476468 \h </w:instrText>
             </w:r>
             <w:r>
               <w:rPr>
@@ -4511,7 +4511,7 @@
                 <w:noProof/>
                 <w:webHidden/>
               </w:rPr>
-              <w:t>47</w:t>
+              <w:t>48</w:t>
             </w:r>
             <w:r>
               <w:rPr>
@@ -4535,7 +4535,7 @@
               <w14:ligatures w14:val="standardContextual"/>
             </w:rPr>
           </w:pPr>
-          <w:hyperlink w:anchor="_Toc240394383" w:history="1">
+          <w:hyperlink w:anchor="_Toc240476469" w:history="1">
             <w:r>
               <w:rPr>
                 <w:rStyle w:val="Hipervnculo"/>
@@ -4562,7 +4562,7 @@
                 <w:noProof/>
                 <w:webHidden/>
               </w:rPr>
-              <w:instrText xml:space="preserve"> PAGEREF _Toc240394383 \h </w:instrText>
+              <w:instrText xml:space="preserve"> PAGEREF _Toc240476469 \h </w:instrText>
             </w:r>
             <w:r>
               <w:rPr>
@@ -4582,7 +4582,7 @@
                 <w:noProof/>
                 <w:webHidden/>
               </w:rPr>
-              <w:t>47</w:t>
+              <w:t>48</w:t>
             </w:r>
             <w:r>
               <w:rPr>
@@ -4606,7 +4606,7 @@
               <w14:ligatures w14:val="standardContextual"/>
             </w:rPr>
           </w:pPr>
-          <w:hyperlink w:anchor="_Toc240394384" w:history="1">
+          <w:hyperlink w:anchor="_Toc240476470" w:history="1">
             <w:r>
               <w:rPr>
                 <w:rStyle w:val="Hipervnculo"/>
@@ -4633,7 +4633,7 @@
                 <w:noProof/>
                 <w:webHidden/>
               </w:rPr>
-              <w:instrText xml:space="preserve"> PAGEREF _Toc240394384 \h </w:instrText>
+              <w:instrText xml:space="preserve"> PAGEREF _Toc240476470 \h </w:instrText>
             </w:r>
             <w:r>
               <w:rPr>
@@ -4677,7 +4677,7 @@
               <w14:ligatures w14:val="standardContextual"/>
             </w:rPr>
           </w:pPr>
-          <w:hyperlink w:anchor="_Toc240394385" w:history="1">
+          <w:hyperlink w:anchor="_Toc240476471" w:history="1">
             <w:r>
               <w:rPr>
                 <w:rStyle w:val="Hipervnculo"/>
@@ -4704,7 +4704,7 @@
                 <w:noProof/>
                 <w:webHidden/>
               </w:rPr>
-              <w:instrText xml:space="preserve"> PAGEREF _Toc240394385 \h </w:instrText>
+              <w:instrText xml:space="preserve"> PAGEREF _Toc240476471 \h </w:instrText>
             </w:r>
             <w:r>
               <w:rPr>
@@ -4724,7 +4724,7 @@
                 <w:noProof/>
                 <w:webHidden/>
               </w:rPr>
-              <w:t>48</w:t>
+              <w:t>49</w:t>
             </w:r>
             <w:r>
               <w:rPr>
@@ -4748,7 +4748,7 @@
               <w14:ligatures w14:val="standardContextual"/>
             </w:rPr>
           </w:pPr>
-          <w:hyperlink w:anchor="_Toc240394386" w:history="1">
+          <w:hyperlink w:anchor="_Toc240476472" w:history="1">
             <w:r>
               <w:rPr>
                 <w:rStyle w:val="Hipervnculo"/>
@@ -4775,7 +4775,7 @@
                 <w:noProof/>
                 <w:webHidden/>
               </w:rPr>
-              <w:instrText xml:space="preserve"> PAGEREF _Toc240394386 \h </w:instrText>
+              <w:instrText xml:space="preserve"> PAGEREF _Toc240476472 \h </w:instrText>
             </w:r>
             <w:r>
               <w:rPr>
@@ -4795,7 +4795,7 @@
                 <w:noProof/>
                 <w:webHidden/>
               </w:rPr>
-              <w:t>49</w:t>
+              <w:t>50</w:t>
             </w:r>
             <w:r>
               <w:rPr>
@@ -4819,7 +4819,7 @@
               <w14:ligatures w14:val="standardContextual"/>
             </w:rPr>
           </w:pPr>
-          <w:hyperlink w:anchor="_Toc240394387" w:history="1">
+          <w:hyperlink w:anchor="_Toc240476473" w:history="1">
             <w:r>
               <w:rPr>
                 <w:rStyle w:val="Hipervnculo"/>
@@ -4846,7 +4846,7 @@
                 <w:noProof/>
                 <w:webHidden/>
               </w:rPr>
-              <w:instrText xml:space="preserve"> PAGEREF _Toc240394387 \h </w:instrText>
+              <w:instrText xml:space="preserve"> PAGEREF _Toc240476473 \h </w:instrText>
             </w:r>
             <w:r>
               <w:rPr>
@@ -4866,7 +4866,7 @@
                 <w:noProof/>
                 <w:webHidden/>
               </w:rPr>
-              <w:t>50</w:t>
+              <w:t>51</w:t>
             </w:r>
             <w:r>
               <w:rPr>
@@ -4890,7 +4890,7 @@
               <w14:ligatures w14:val="standardContextual"/>
             </w:rPr>
           </w:pPr>
-          <w:hyperlink w:anchor="_Toc240394388" w:history="1">
+          <w:hyperlink w:anchor="_Toc240476474" w:history="1">
             <w:r>
               <w:rPr>
                 <w:rStyle w:val="Hipervnculo"/>
@@ -4917,7 +4917,7 @@
                 <w:noProof/>
                 <w:webHidden/>
               </w:rPr>
-              <w:instrText xml:space="preserve"> PAGEREF _Toc240394388 \h </w:instrText>
+              <w:instrText xml:space="preserve"> PAGEREF _Toc240476474 \h </w:instrText>
             </w:r>
             <w:r>
               <w:rPr>
@@ -4937,7 +4937,7 @@
                 <w:noProof/>
                 <w:webHidden/>
               </w:rPr>
-              <w:t>50</w:t>
+              <w:t>51</w:t>
             </w:r>
             <w:r>
               <w:rPr>
@@ -4961,7 +4961,7 @@
               <w14:ligatures w14:val="standardContextual"/>
             </w:rPr>
           </w:pPr>
-          <w:hyperlink w:anchor="_Toc240394389" w:history="1">
+          <w:hyperlink w:anchor="_Toc240476475" w:history="1">
             <w:r>
               <w:rPr>
                 <w:rStyle w:val="Hipervnculo"/>
@@ -4988,7 +4988,7 @@
                 <w:noProof/>
                 <w:webHidden/>
               </w:rPr>
-              <w:instrText xml:space="preserve"> PAGEREF _Toc240394389 \h </w:instrText>
+              <w:instrText xml:space="preserve"> PAGEREF _Toc240476475 \h </w:instrText>
             </w:r>
             <w:r>
               <w:rPr>
@@ -5008,7 +5008,7 @@
                 <w:noProof/>
                 <w:webHidden/>
               </w:rPr>
-              <w:t>50</w:t>
+              <w:t>51</w:t>
             </w:r>
             <w:r>
               <w:rPr>
@@ -5032,7 +5032,7 @@
               <w14:ligatures w14:val="standardContextual"/>
             </w:rPr>
           </w:pPr>
-          <w:hyperlink w:anchor="_Toc240394390" w:history="1">
+          <w:hyperlink w:anchor="_Toc240476476" w:history="1">
             <w:r>
               <w:rPr>
                 <w:rStyle w:val="Hipervnculo"/>
@@ -5059,7 +5059,7 @@
                 <w:noProof/>
                 <w:webHidden/>
               </w:rPr>
-              <w:instrText xml:space="preserve"> PAGEREF _Toc240394390 \h </w:instrText>
+              <w:instrText xml:space="preserve"> PAGEREF _Toc240476476 \h </w:instrText>
             </w:r>
             <w:r>
               <w:rPr>
@@ -5079,7 +5079,7 @@
                 <w:noProof/>
                 <w:webHidden/>
               </w:rPr>
-              <w:t>51</w:t>
+              <w:t>52</w:t>
             </w:r>
             <w:r>
               <w:rPr>
@@ -5103,7 +5103,7 @@
               <w14:ligatures w14:val="standardContextual"/>
             </w:rPr>
           </w:pPr>
-          <w:hyperlink w:anchor="_Toc240394391" w:history="1">
+          <w:hyperlink w:anchor="_Toc240476477" w:history="1">
             <w:r>
               <w:rPr>
                 <w:rStyle w:val="Hipervnculo"/>
@@ -5130,7 +5130,7 @@
                 <w:noProof/>
                 <w:webHidden/>
               </w:rPr>
-              <w:instrText xml:space="preserve"> PAGEREF _Toc240394391 \h </w:instrText>
+              <w:instrText xml:space="preserve"> PAGEREF _Toc240476477 \h </w:instrText>
             </w:r>
             <w:r>
               <w:rPr>
@@ -5150,7 +5150,7 @@
                 <w:noProof/>
                 <w:webHidden/>
               </w:rPr>
-              <w:t>51</w:t>
+              <w:t>52</w:t>
             </w:r>
             <w:r>
               <w:rPr>
@@ -5174,7 +5174,7 @@
               <w14:ligatures w14:val="standardContextual"/>
             </w:rPr>
           </w:pPr>
-          <w:hyperlink w:anchor="_Toc240394392" w:history="1">
+          <w:hyperlink w:anchor="_Toc240476478" w:history="1">
             <w:r>
               <w:rPr>
                 <w:rStyle w:val="Hipervnculo"/>
@@ -5201,7 +5201,7 @@
                 <w:noProof/>
                 <w:webHidden/>
               </w:rPr>
-              <w:instrText xml:space="preserve"> PAGEREF _Toc240394392 \h </w:instrText>
+              <w:instrText xml:space="preserve"> PAGEREF _Toc240476478 \h </w:instrText>
             </w:r>
             <w:r>
               <w:rPr>
@@ -5221,7 +5221,7 @@
                 <w:noProof/>
                 <w:webHidden/>
               </w:rPr>
-              <w:t>53</w:t>
+              <w:t>54</w:t>
             </w:r>
             <w:r>
               <w:rPr>
@@ -5245,7 +5245,7 @@
               <w14:ligatures w14:val="standardContextual"/>
             </w:rPr>
           </w:pPr>
-          <w:hyperlink w:anchor="_Toc240394393" w:history="1">
+          <w:hyperlink w:anchor="_Toc240476479" w:history="1">
             <w:r>
               <w:rPr>
                 <w:rStyle w:val="Hipervnculo"/>
@@ -5272,7 +5272,7 @@
                 <w:noProof/>
                 <w:webHidden/>
               </w:rPr>
-              <w:instrText xml:space="preserve"> PAGEREF _Toc240394393 \h </w:instrText>
+              <w:instrText xml:space="preserve"> PAGEREF _Toc240476479 \h </w:instrText>
             </w:r>
             <w:r>
               <w:rPr>
@@ -5292,7 +5292,7 @@
                 <w:noProof/>
                 <w:webHidden/>
               </w:rPr>
-              <w:t>53</w:t>
+              <w:t>54</w:t>
             </w:r>
             <w:r>
               <w:rPr>
@@ -5316,7 +5316,7 @@
               <w14:ligatures w14:val="standardContextual"/>
             </w:rPr>
           </w:pPr>
-          <w:hyperlink w:anchor="_Toc240394394" w:history="1">
+          <w:hyperlink w:anchor="_Toc240476480" w:history="1">
             <w:r>
               <w:rPr>
                 <w:rStyle w:val="Hipervnculo"/>
@@ -5343,7 +5343,7 @@
                 <w:noProof/>
                 <w:webHidden/>
               </w:rPr>
-              <w:instrText xml:space="preserve"> PAGEREF _Toc240394394 \h </w:instrText>
+              <w:instrText xml:space="preserve"> PAGEREF _Toc240476480 \h </w:instrText>
             </w:r>
             <w:r>
               <w:rPr>
@@ -5363,7 +5363,7 @@
                 <w:noProof/>
                 <w:webHidden/>
               </w:rPr>
-              <w:t>54</w:t>
+              <w:t>55</w:t>
             </w:r>
             <w:r>
               <w:rPr>
@@ -5387,7 +5387,7 @@
               <w14:ligatures w14:val="standardContextual"/>
             </w:rPr>
           </w:pPr>
-          <w:hyperlink w:anchor="_Toc240394395" w:history="1">
+          <w:hyperlink w:anchor="_Toc240476481" w:history="1">
             <w:r>
               <w:rPr>
                 <w:rStyle w:val="Hipervnculo"/>
@@ -5414,7 +5414,7 @@
                 <w:noProof/>
                 <w:webHidden/>
               </w:rPr>
-              <w:instrText xml:space="preserve"> PAGEREF _Toc240394395 \h </w:instrText>
+              <w:instrText xml:space="preserve"> PAGEREF _Toc240476481 \h </w:instrText>
             </w:r>
             <w:r>
               <w:rPr>
@@ -5434,7 +5434,7 @@
                 <w:noProof/>
                 <w:webHidden/>
               </w:rPr>
-              <w:t>55</w:t>
+              <w:t>56</w:t>
             </w:r>
             <w:r>
               <w:rPr>
@@ -5458,7 +5458,7 @@
               <w14:ligatures w14:val="standardContextual"/>
             </w:rPr>
           </w:pPr>
-          <w:hyperlink w:anchor="_Toc240394396" w:history="1">
+          <w:hyperlink w:anchor="_Toc240476482" w:history="1">
             <w:r>
               <w:rPr>
                 <w:rStyle w:val="Hipervnculo"/>
@@ -5485,7 +5485,7 @@
                 <w:noProof/>
                 <w:webHidden/>
               </w:rPr>
-              <w:instrText xml:space="preserve"> PAGEREF _Toc240394396 \h </w:instrText>
+              <w:instrText xml:space="preserve"> PAGEREF _Toc240476482 \h </w:instrText>
             </w:r>
             <w:r>
               <w:rPr>
@@ -5505,7 +5505,7 @@
                 <w:noProof/>
                 <w:webHidden/>
               </w:rPr>
-              <w:t>55</w:t>
+              <w:t>56</w:t>
             </w:r>
             <w:r>
               <w:rPr>
@@ -5529,7 +5529,7 @@
               <w14:ligatures w14:val="standardContextual"/>
             </w:rPr>
           </w:pPr>
-          <w:hyperlink w:anchor="_Toc240394397" w:history="1">
+          <w:hyperlink w:anchor="_Toc240476483" w:history="1">
             <w:r>
               <w:rPr>
                 <w:rStyle w:val="Hipervnculo"/>
@@ -5556,7 +5556,7 @@
                 <w:noProof/>
                 <w:webHidden/>
               </w:rPr>
-              <w:instrText xml:space="preserve"> PAGEREF _Toc240394397 \h </w:instrText>
+              <w:instrText xml:space="preserve"> PAGEREF _Toc240476483 \h </w:instrText>
             </w:r>
             <w:r>
               <w:rPr>
@@ -5576,7 +5576,7 @@
                 <w:noProof/>
                 <w:webHidden/>
               </w:rPr>
-              <w:t>57</w:t>
+              <w:t>58</w:t>
             </w:r>
             <w:r>
               <w:rPr>
@@ -5600,7 +5600,7 @@
               <w14:ligatures w14:val="standardContextual"/>
             </w:rPr>
           </w:pPr>
-          <w:hyperlink w:anchor="_Toc240394398" w:history="1">
+          <w:hyperlink w:anchor="_Toc240476484" w:history="1">
             <w:r>
               <w:rPr>
                 <w:rStyle w:val="Hipervnculo"/>
@@ -5627,7 +5627,7 @@
                 <w:noProof/>
                 <w:webHidden/>
               </w:rPr>
-              <w:instrText xml:space="preserve"> PAGEREF _Toc240394398 \h </w:instrText>
+              <w:instrText xml:space="preserve"> PAGEREF _Toc240476484 \h </w:instrText>
             </w:r>
             <w:r>
               <w:rPr>
@@ -5647,7 +5647,7 @@
                 <w:noProof/>
                 <w:webHidden/>
               </w:rPr>
-              <w:t>58</w:t>
+              <w:t>59</w:t>
             </w:r>
             <w:r>
               <w:rPr>
@@ -5671,7 +5671,7 @@
               <w14:ligatures w14:val="standardContextual"/>
             </w:rPr>
           </w:pPr>
-          <w:hyperlink w:anchor="_Toc240394399" w:history="1">
+          <w:hyperlink w:anchor="_Toc240476485" w:history="1">
             <w:r>
               <w:rPr>
                 <w:rStyle w:val="Hipervnculo"/>
@@ -5698,7 +5698,7 @@
                 <w:noProof/>
                 <w:webHidden/>
               </w:rPr>
-              <w:instrText xml:space="preserve"> PAGEREF _Toc240394399 \h </w:instrText>
+              <w:instrText xml:space="preserve"> PAGEREF _Toc240476485 \h </w:instrText>
             </w:r>
             <w:r>
               <w:rPr>
@@ -5718,7 +5718,7 @@
                 <w:noProof/>
                 <w:webHidden/>
               </w:rPr>
-              <w:t>59</w:t>
+              <w:t>60</w:t>
             </w:r>
             <w:r>
               <w:rPr>
@@ -5742,7 +5742,7 @@
               <w14:ligatures w14:val="standardContextual"/>
             </w:rPr>
           </w:pPr>
-          <w:hyperlink w:anchor="_Toc240394400" w:history="1">
+          <w:hyperlink w:anchor="_Toc240476486" w:history="1">
             <w:r>
               <w:rPr>
                 <w:rStyle w:val="Hipervnculo"/>
@@ -5769,7 +5769,7 @@
                 <w:noProof/>
                 <w:webHidden/>
               </w:rPr>
-              <w:instrText xml:space="preserve"> PAGEREF _Toc240394400 \h </w:instrText>
+              <w:instrText xml:space="preserve"> PAGEREF _Toc240476486 \h </w:instrText>
             </w:r>
             <w:r>
               <w:rPr>
@@ -5789,7 +5789,7 @@
                 <w:noProof/>
                 <w:webHidden/>
               </w:rPr>
-              <w:t>59</w:t>
+              <w:t>60</w:t>
             </w:r>
             <w:r>
               <w:rPr>
@@ -5813,7 +5813,7 @@
               <w14:ligatures w14:val="standardContextual"/>
             </w:rPr>
           </w:pPr>
-          <w:hyperlink w:anchor="_Toc240394401" w:history="1">
+          <w:hyperlink w:anchor="_Toc240476487" w:history="1">
             <w:r>
               <w:rPr>
                 <w:rStyle w:val="Hipervnculo"/>
@@ -5840,7 +5840,7 @@
                 <w:noProof/>
                 <w:webHidden/>
               </w:rPr>
-              <w:instrText xml:space="preserve"> PAGEREF _Toc240394401 \h </w:instrText>
+              <w:instrText xml:space="preserve"> PAGEREF _Toc240476487 \h </w:instrText>
             </w:r>
             <w:r>
               <w:rPr>
@@ -5860,7 +5860,7 @@
                 <w:noProof/>
                 <w:webHidden/>
               </w:rPr>
-              <w:t>60</w:t>
+              <w:t>61</w:t>
             </w:r>
             <w:r>
               <w:rPr>
@@ -5884,7 +5884,7 @@
               <w14:ligatures w14:val="standardContextual"/>
             </w:rPr>
           </w:pPr>
-          <w:hyperlink w:anchor="_Toc240394402" w:history="1">
+          <w:hyperlink w:anchor="_Toc240476488" w:history="1">
             <w:r>
               <w:rPr>
                 <w:rStyle w:val="Hipervnculo"/>
@@ -5911,7 +5911,7 @@
                 <w:noProof/>
                 <w:webHidden/>
               </w:rPr>
-              <w:instrText xml:space="preserve"> PAGEREF _Toc240394402 \h </w:instrText>
+              <w:instrText xml:space="preserve"> PAGEREF _Toc240476488 \h </w:instrText>
             </w:r>
             <w:r>
               <w:rPr>
@@ -5931,7 +5931,7 @@
                 <w:noProof/>
                 <w:webHidden/>
               </w:rPr>
-              <w:t>61</w:t>
+              <w:t>62</w:t>
             </w:r>
             <w:r>
               <w:rPr>
@@ -5955,7 +5955,7 @@
               <w14:ligatures w14:val="standardContextual"/>
             </w:rPr>
           </w:pPr>
-          <w:hyperlink w:anchor="_Toc240394403" w:history="1">
+          <w:hyperlink w:anchor="_Toc240476489" w:history="1">
             <w:r>
               <w:rPr>
                 <w:rStyle w:val="Hipervnculo"/>
@@ -5982,7 +5982,7 @@
                 <w:noProof/>
                 <w:webHidden/>
               </w:rPr>
-              <w:instrText xml:space="preserve"> PAGEREF _Toc240394403 \h </w:instrText>
+              <w:instrText xml:space="preserve"> PAGEREF _Toc240476489 \h </w:instrText>
             </w:r>
             <w:r>
               <w:rPr>
@@ -6002,7 +6002,7 @@
                 <w:noProof/>
                 <w:webHidden/>
               </w:rPr>
-              <w:t>63</w:t>
+              <w:t>64</w:t>
             </w:r>
             <w:r>
               <w:rPr>
@@ -6026,7 +6026,7 @@
               <w14:ligatures w14:val="standardContextual"/>
             </w:rPr>
           </w:pPr>
-          <w:hyperlink w:anchor="_Toc240394404" w:history="1">
+          <w:hyperlink w:anchor="_Toc240476490" w:history="1">
             <w:r>
               <w:rPr>
                 <w:rStyle w:val="Hipervnculo"/>
@@ -6053,7 +6053,7 @@
                 <w:noProof/>
                 <w:webHidden/>
               </w:rPr>
-              <w:instrText xml:space="preserve"> PAGEREF _Toc240394404 \h </w:instrText>
+              <w:instrText xml:space="preserve"> PAGEREF _Toc240476490 \h </w:instrText>
             </w:r>
             <w:r>
               <w:rPr>
@@ -6073,7 +6073,7 @@
                 <w:noProof/>
                 <w:webHidden/>
               </w:rPr>
-              <w:t>64</w:t>
+              <w:t>65</w:t>
             </w:r>
             <w:r>
               <w:rPr>
@@ -6097,7 +6097,7 @@
               <w14:ligatures w14:val="standardContextual"/>
             </w:rPr>
           </w:pPr>
-          <w:hyperlink w:anchor="_Toc240394405" w:history="1">
+          <w:hyperlink w:anchor="_Toc240476491" w:history="1">
             <w:r>
               <w:rPr>
                 <w:rStyle w:val="Hipervnculo"/>
@@ -6124,7 +6124,7 @@
                 <w:noProof/>
                 <w:webHidden/>
               </w:rPr>
-              <w:instrText xml:space="preserve"> PAGEREF _Toc240394405 \h </w:instrText>
+              <w:instrText xml:space="preserve"> PAGEREF _Toc240476491 \h </w:instrText>
             </w:r>
             <w:r>
               <w:rPr>
@@ -6144,7 +6144,7 @@
                 <w:noProof/>
                 <w:webHidden/>
               </w:rPr>
-              <w:t>64</w:t>
+              <w:t>65</w:t>
             </w:r>
             <w:r>
               <w:rPr>
@@ -6168,7 +6168,7 @@
               <w14:ligatures w14:val="standardContextual"/>
             </w:rPr>
           </w:pPr>
-          <w:hyperlink w:anchor="_Toc240394406" w:history="1">
+          <w:hyperlink w:anchor="_Toc240476492" w:history="1">
             <w:r>
               <w:rPr>
                 <w:rStyle w:val="Hipervnculo"/>
@@ -6195,7 +6195,7 @@
                 <w:noProof/>
                 <w:webHidden/>
               </w:rPr>
-              <w:instrText xml:space="preserve"> PAGEREF _Toc240394406 \h </w:instrText>
+              <w:instrText xml:space="preserve"> PAGEREF _Toc240476492 \h </w:instrText>
             </w:r>
             <w:r>
               <w:rPr>
@@ -6215,7 +6215,7 @@
                 <w:noProof/>
                 <w:webHidden/>
               </w:rPr>
-              <w:t>64</w:t>
+              <w:t>65</w:t>
             </w:r>
             <w:r>
               <w:rPr>
@@ -6239,7 +6239,7 @@
               <w14:ligatures w14:val="standardContextual"/>
             </w:rPr>
           </w:pPr>
-          <w:hyperlink w:anchor="_Toc240394407" w:history="1">
+          <w:hyperlink w:anchor="_Toc240476493" w:history="1">
             <w:r>
               <w:rPr>
                 <w:rStyle w:val="Hipervnculo"/>
@@ -6266,7 +6266,7 @@
                 <w:noProof/>
                 <w:webHidden/>
               </w:rPr>
-              <w:instrText xml:space="preserve"> PAGEREF _Toc240394407 \h </w:instrText>
+              <w:instrText xml:space="preserve"> PAGEREF _Toc240476493 \h </w:instrText>
             </w:r>
             <w:r>
               <w:rPr>
@@ -6286,7 +6286,7 @@
                 <w:noProof/>
                 <w:webHidden/>
               </w:rPr>
-              <w:t>66</w:t>
+              <w:t>67</w:t>
             </w:r>
             <w:r>
               <w:rPr>
@@ -6310,7 +6310,7 @@
               <w14:ligatures w14:val="standardContextual"/>
             </w:rPr>
           </w:pPr>
-          <w:hyperlink w:anchor="_Toc240394408" w:history="1">
+          <w:hyperlink w:anchor="_Toc240476494" w:history="1">
             <w:r>
               <w:rPr>
                 <w:rStyle w:val="Hipervnculo"/>
@@ -6337,7 +6337,7 @@
                 <w:noProof/>
                 <w:webHidden/>
               </w:rPr>
-              <w:instrText xml:space="preserve"> PAGEREF _Toc240394408 \h </w:instrText>
+              <w:instrText xml:space="preserve"> PAGEREF _Toc240476494 \h </w:instrText>
             </w:r>
             <w:r>
               <w:rPr>
@@ -6357,7 +6357,7 @@
                 <w:noProof/>
                 <w:webHidden/>
               </w:rPr>
-              <w:t>68</w:t>
+              <w:t>69</w:t>
             </w:r>
             <w:r>
               <w:rPr>
@@ -6381,7 +6381,7 @@
               <w14:ligatures w14:val="standardContextual"/>
             </w:rPr>
           </w:pPr>
-          <w:hyperlink w:anchor="_Toc240394409" w:history="1">
+          <w:hyperlink w:anchor="_Toc240476495" w:history="1">
             <w:r>
               <w:rPr>
                 <w:rStyle w:val="Hipervnculo"/>
@@ -6408,7 +6408,7 @@
                 <w:noProof/>
                 <w:webHidden/>
               </w:rPr>
-              <w:instrText xml:space="preserve"> PAGEREF _Toc240394409 \h </w:instrText>
+              <w:instrText xml:space="preserve"> PAGEREF _Toc240476495 \h </w:instrText>
             </w:r>
             <w:r>
               <w:rPr>
@@ -6428,7 +6428,7 @@
                 <w:noProof/>
                 <w:webHidden/>
               </w:rPr>
-              <w:t>68</w:t>
+              <w:t>69</w:t>
             </w:r>
             <w:r>
               <w:rPr>
@@ -6452,7 +6452,7 @@
               <w14:ligatures w14:val="standardContextual"/>
             </w:rPr>
           </w:pPr>
-          <w:hyperlink w:anchor="_Toc240394410" w:history="1">
+          <w:hyperlink w:anchor="_Toc240476496" w:history="1">
             <w:r>
               <w:rPr>
                 <w:rStyle w:val="Hipervnculo"/>
@@ -6479,7 +6479,7 @@
                 <w:noProof/>
                 <w:webHidden/>
               </w:rPr>
-              <w:instrText xml:space="preserve"> PAGEREF _Toc240394410 \h </w:instrText>
+              <w:instrText xml:space="preserve"> PAGEREF _Toc240476496 \h </w:instrText>
             </w:r>
             <w:r>
               <w:rPr>
@@ -6499,7 +6499,7 @@
                 <w:noProof/>
                 <w:webHidden/>
               </w:rPr>
-              <w:t>68</w:t>
+              <w:t>69</w:t>
             </w:r>
             <w:r>
               <w:rPr>
@@ -6523,7 +6523,7 @@
               <w14:ligatures w14:val="standardContextual"/>
             </w:rPr>
           </w:pPr>
-          <w:hyperlink w:anchor="_Toc240394411" w:history="1">
+          <w:hyperlink w:anchor="_Toc240476497" w:history="1">
             <w:r>
               <w:rPr>
                 <w:rStyle w:val="Hipervnculo"/>
@@ -6550,7 +6550,7 @@
                 <w:noProof/>
                 <w:webHidden/>
               </w:rPr>
-              <w:instrText xml:space="preserve"> PAGEREF _Toc240394411 \h </w:instrText>
+              <w:instrText xml:space="preserve"> PAGEREF _Toc240476497 \h </w:instrText>
             </w:r>
             <w:r>
               <w:rPr>
@@ -6570,7 +6570,7 @@
                 <w:noProof/>
                 <w:webHidden/>
               </w:rPr>
-              <w:t>69</w:t>
+              <w:t>70</w:t>
             </w:r>
             <w:r>
               <w:rPr>
@@ -6594,7 +6594,7 @@
               <w14:ligatures w14:val="standardContextual"/>
             </w:rPr>
           </w:pPr>
-          <w:hyperlink w:anchor="_Toc240394412" w:history="1">
+          <w:hyperlink w:anchor="_Toc240476498" w:history="1">
             <w:r>
               <w:rPr>
                 <w:rStyle w:val="Hipervnculo"/>
@@ -6621,7 +6621,7 @@
                 <w:noProof/>
                 <w:webHidden/>
               </w:rPr>
-              <w:instrText xml:space="preserve"> PAGEREF _Toc240394412 \h </w:instrText>
+              <w:instrText xml:space="preserve"> PAGEREF _Toc240476498 \h </w:instrText>
             </w:r>
             <w:r>
               <w:rPr>
@@ -6641,7 +6641,7 @@
                 <w:noProof/>
                 <w:webHidden/>
               </w:rPr>
-              <w:t>69</w:t>
+              <w:t>70</w:t>
             </w:r>
             <w:r>
               <w:rPr>
@@ -6665,7 +6665,7 @@
               <w14:ligatures w14:val="standardContextual"/>
             </w:rPr>
           </w:pPr>
-          <w:hyperlink w:anchor="_Toc240394413" w:history="1">
+          <w:hyperlink w:anchor="_Toc240476499" w:history="1">
             <w:r>
               <w:rPr>
                 <w:rStyle w:val="Hipervnculo"/>
@@ -6692,7 +6692,7 @@
                 <w:noProof/>
                 <w:webHidden/>
               </w:rPr>
-              <w:instrText xml:space="preserve"> PAGEREF _Toc240394413 \h </w:instrText>
+              <w:instrText xml:space="preserve"> PAGEREF _Toc240476499 \h </w:instrText>
             </w:r>
             <w:r>
               <w:rPr>
@@ -6712,7 +6712,7 @@
                 <w:noProof/>
                 <w:webHidden/>
               </w:rPr>
-              <w:t>71</w:t>
+              <w:t>72</w:t>
             </w:r>
             <w:r>
               <w:rPr>
@@ -6736,7 +6736,7 @@
               <w14:ligatures w14:val="standardContextual"/>
             </w:rPr>
           </w:pPr>
-          <w:hyperlink w:anchor="_Toc240394414" w:history="1">
+          <w:hyperlink w:anchor="_Toc240476500" w:history="1">
             <w:r>
               <w:rPr>
                 <w:rStyle w:val="Hipervnculo"/>
@@ -6763,7 +6763,7 @@
                 <w:noProof/>
                 <w:webHidden/>
               </w:rPr>
-              <w:instrText xml:space="preserve"> PAGEREF _Toc240394414 \h </w:instrText>
+              <w:instrText xml:space="preserve"> PAGEREF _Toc240476500 \h </w:instrText>
             </w:r>
             <w:r>
               <w:rPr>
@@ -6783,7 +6783,7 @@
                 <w:noProof/>
                 <w:webHidden/>
               </w:rPr>
-              <w:t>73</w:t>
+              <w:t>74</w:t>
             </w:r>
             <w:r>
               <w:rPr>
@@ -6807,7 +6807,7 @@
               <w14:ligatures w14:val="standardContextual"/>
             </w:rPr>
           </w:pPr>
-          <w:hyperlink w:anchor="_Toc240394415" w:history="1">
+          <w:hyperlink w:anchor="_Toc240476501" w:history="1">
             <w:r>
               <w:rPr>
                 <w:rStyle w:val="Hipervnculo"/>
@@ -6834,7 +6834,7 @@
                 <w:noProof/>
                 <w:webHidden/>
               </w:rPr>
-              <w:instrText xml:space="preserve"> PAGEREF _Toc240394415 \h </w:instrText>
+              <w:instrText xml:space="preserve"> PAGEREF _Toc240476501 \h </w:instrText>
             </w:r>
             <w:r>
               <w:rPr>
@@ -6854,7 +6854,7 @@
                 <w:noProof/>
                 <w:webHidden/>
               </w:rPr>
-              <w:t>73</w:t>
+              <w:t>74</w:t>
             </w:r>
             <w:r>
               <w:rPr>
@@ -6878,7 +6878,7 @@
               <w14:ligatures w14:val="standardContextual"/>
             </w:rPr>
           </w:pPr>
-          <w:hyperlink w:anchor="_Toc240394416" w:history="1">
+          <w:hyperlink w:anchor="_Toc240476502" w:history="1">
             <w:r>
               <w:rPr>
                 <w:rStyle w:val="Hipervnculo"/>
@@ -6905,7 +6905,7 @@
                 <w:noProof/>
                 <w:webHidden/>
               </w:rPr>
-              <w:instrText xml:space="preserve"> PAGEREF _Toc240394416 \h </w:instrText>
+              <w:instrText xml:space="preserve"> PAGEREF _Toc240476502 \h </w:instrText>
             </w:r>
             <w:r>
               <w:rPr>
@@ -6925,7 +6925,7 @@
                 <w:noProof/>
                 <w:webHidden/>
               </w:rPr>
-              <w:t>74</w:t>
+              <w:t>75</w:t>
             </w:r>
             <w:r>
               <w:rPr>
@@ -6949,7 +6949,7 @@
               <w14:ligatures w14:val="standardContextual"/>
             </w:rPr>
           </w:pPr>
-          <w:hyperlink w:anchor="_Toc240394417" w:history="1">
+          <w:hyperlink w:anchor="_Toc240476503" w:history="1">
             <w:r>
               <w:rPr>
                 <w:rStyle w:val="Hipervnculo"/>
@@ -6976,7 +6976,7 @@
                 <w:noProof/>
                 <w:webHidden/>
               </w:rPr>
-              <w:instrText xml:space="preserve"> PAGEREF _Toc240394417 \h </w:instrText>
+              <w:instrText xml:space="preserve"> PAGEREF _Toc240476503 \h </w:instrText>
             </w:r>
             <w:r>
               <w:rPr>
@@ -6996,7 +6996,7 @@
                 <w:noProof/>
                 <w:webHidden/>
               </w:rPr>
-              <w:t>76</w:t>
+              <w:t>77</w:t>
             </w:r>
             <w:r>
               <w:rPr>
@@ -7020,7 +7020,7 @@
               <w14:ligatures w14:val="standardContextual"/>
             </w:rPr>
           </w:pPr>
-          <w:hyperlink w:anchor="_Toc240394418" w:history="1">
+          <w:hyperlink w:anchor="_Toc240476504" w:history="1">
             <w:r>
               <w:rPr>
                 <w:rStyle w:val="Hipervnculo"/>
@@ -7047,7 +7047,7 @@
                 <w:noProof/>
                 <w:webHidden/>
               </w:rPr>
-              <w:instrText xml:space="preserve"> PAGEREF _Toc240394418 \h </w:instrText>
+              <w:instrText xml:space="preserve"> PAGEREF _Toc240476504 \h </w:instrText>
             </w:r>
             <w:r>
               <w:rPr>
@@ -7067,7 +7067,7 @@
                 <w:noProof/>
                 <w:webHidden/>
               </w:rPr>
-              <w:t>78</w:t>
+              <w:t>79</w:t>
             </w:r>
             <w:r>
               <w:rPr>
@@ -7091,7 +7091,7 @@
               <w14:ligatures w14:val="standardContextual"/>
             </w:rPr>
           </w:pPr>
-          <w:hyperlink w:anchor="_Toc240394419" w:history="1">
+          <w:hyperlink w:anchor="_Toc240476505" w:history="1">
             <w:r>
               <w:rPr>
                 <w:rStyle w:val="Hipervnculo"/>
@@ -7118,7 +7118,7 @@
                 <w:noProof/>
                 <w:webHidden/>
               </w:rPr>
-              <w:instrText xml:space="preserve"> PAGEREF _Toc240394419 \h </w:instrText>
+              <w:instrText xml:space="preserve"> PAGEREF _Toc240476505 \h </w:instrText>
             </w:r>
             <w:r>
               <w:rPr>
@@ -7138,7 +7138,7 @@
                 <w:noProof/>
                 <w:webHidden/>
               </w:rPr>
-              <w:t>80</w:t>
+              <w:t>82</w:t>
             </w:r>
             <w:r>
               <w:rPr>
@@ -7162,7 +7162,7 @@
               <w14:ligatures w14:val="standardContextual"/>
             </w:rPr>
           </w:pPr>
-          <w:hyperlink w:anchor="_Toc240394420" w:history="1">
+          <w:hyperlink w:anchor="_Toc240476506" w:history="1">
             <w:r>
               <w:rPr>
                 <w:rStyle w:val="Hipervnculo"/>
@@ -7189,7 +7189,7 @@
                 <w:noProof/>
                 <w:webHidden/>
               </w:rPr>
-              <w:instrText xml:space="preserve"> PAGEREF _Toc240394420 \h </w:instrText>
+              <w:instrText xml:space="preserve"> PAGEREF _Toc240476506 \h </w:instrText>
             </w:r>
             <w:r>
               <w:rPr>
@@ -7209,7 +7209,7 @@
                 <w:noProof/>
                 <w:webHidden/>
               </w:rPr>
-              <w:t>81</w:t>
+              <w:t>83</w:t>
             </w:r>
             <w:r>
               <w:rPr>
@@ -7233,7 +7233,7 @@
               <w14:ligatures w14:val="standardContextual"/>
             </w:rPr>
           </w:pPr>
-          <w:hyperlink w:anchor="_Toc240394421" w:history="1">
+          <w:hyperlink w:anchor="_Toc240476507" w:history="1">
             <w:r>
               <w:rPr>
                 <w:rStyle w:val="Hipervnculo"/>
@@ -7260,7 +7260,7 @@
                 <w:noProof/>
                 <w:webHidden/>
               </w:rPr>
-              <w:instrText xml:space="preserve"> PAGEREF _Toc240394421 \h </w:instrText>
+              <w:instrText xml:space="preserve"> PAGEREF _Toc240476507 \h </w:instrText>
             </w:r>
             <w:r>
               <w:rPr>
@@ -7280,7 +7280,7 @@
                 <w:noProof/>
                 <w:webHidden/>
               </w:rPr>
-              <w:t>84</w:t>
+              <w:t>86</w:t>
             </w:r>
             <w:r>
               <w:rPr>
@@ -7304,7 +7304,7 @@
               <w14:ligatures w14:val="standardContextual"/>
             </w:rPr>
           </w:pPr>
-          <w:hyperlink w:anchor="_Toc240394422" w:history="1">
+          <w:hyperlink w:anchor="_Toc240476508" w:history="1">
             <w:r>
               <w:rPr>
                 <w:rStyle w:val="Hipervnculo"/>
@@ -7331,7 +7331,7 @@
                 <w:noProof/>
                 <w:webHidden/>
               </w:rPr>
-              <w:instrText xml:space="preserve"> PAGEREF _Toc240394422 \h </w:instrText>
+              <w:instrText xml:space="preserve"> PAGEREF _Toc240476508 \h </w:instrText>
             </w:r>
             <w:r>
               <w:rPr>
@@ -7351,7 +7351,7 @@
                 <w:noProof/>
                 <w:webHidden/>
               </w:rPr>
-              <w:t>85</w:t>
+              <w:t>88</w:t>
             </w:r>
             <w:r>
               <w:rPr>
@@ -7375,7 +7375,7 @@
               <w14:ligatures w14:val="standardContextual"/>
             </w:rPr>
           </w:pPr>
-          <w:hyperlink w:anchor="_Toc240394423" w:history="1">
+          <w:hyperlink w:anchor="_Toc240476509" w:history="1">
             <w:r>
               <w:rPr>
                 <w:rStyle w:val="Hipervnculo"/>
@@ -7402,7 +7402,7 @@
                 <w:noProof/>
                 <w:webHidden/>
               </w:rPr>
-              <w:instrText xml:space="preserve"> PAGEREF _Toc240394423 \h </w:instrText>
+              <w:instrText xml:space="preserve"> PAGEREF _Toc240476509 \h </w:instrText>
             </w:r>
             <w:r>
               <w:rPr>
@@ -7422,7 +7422,7 @@
                 <w:noProof/>
                 <w:webHidden/>
               </w:rPr>
-              <w:t>88</w:t>
+              <w:t>91</w:t>
             </w:r>
             <w:r>
               <w:rPr>
@@ -7446,7 +7446,7 @@
               <w14:ligatures w14:val="standardContextual"/>
             </w:rPr>
           </w:pPr>
-          <w:hyperlink w:anchor="_Toc240394424" w:history="1">
+          <w:hyperlink w:anchor="_Toc240476510" w:history="1">
             <w:r>
               <w:rPr>
                 <w:rStyle w:val="Hipervnculo"/>
@@ -7473,7 +7473,7 @@
                 <w:noProof/>
                 <w:webHidden/>
               </w:rPr>
-              <w:instrText xml:space="preserve"> PAGEREF _Toc240394424 \h </w:instrText>
+              <w:instrText xml:space="preserve"> PAGEREF _Toc240476510 \h </w:instrText>
             </w:r>
             <w:r>
               <w:rPr>
@@ -7493,7 +7493,7 @@
                 <w:noProof/>
                 <w:webHidden/>
               </w:rPr>
-              <w:t>88</w:t>
+              <w:t>91</w:t>
             </w:r>
             <w:r>
               <w:rPr>
@@ -7517,7 +7517,7 @@
               <w14:ligatures w14:val="standardContextual"/>
             </w:rPr>
           </w:pPr>
-          <w:hyperlink w:anchor="_Toc240394425" w:history="1">
+          <w:hyperlink w:anchor="_Toc240476511" w:history="1">
             <w:r>
               <w:rPr>
                 <w:rStyle w:val="Hipervnculo"/>
@@ -7544,7 +7544,7 @@
                 <w:noProof/>
                 <w:webHidden/>
               </w:rPr>
-              <w:instrText xml:space="preserve"> PAGEREF _Toc240394425 \h </w:instrText>
+              <w:instrText xml:space="preserve"> PAGEREF _Toc240476511 \h </w:instrText>
             </w:r>
             <w:r>
               <w:rPr>
@@ -7564,7 +7564,7 @@
                 <w:noProof/>
                 <w:webHidden/>
               </w:rPr>
-              <w:t>88</w:t>
+              <w:t>91</w:t>
             </w:r>
             <w:r>
               <w:rPr>
@@ -7588,7 +7588,7 @@
               <w14:ligatures w14:val="standardContextual"/>
             </w:rPr>
           </w:pPr>
-          <w:hyperlink w:anchor="_Toc240394426" w:history="1">
+          <w:hyperlink w:anchor="_Toc240476512" w:history="1">
             <w:r>
               <w:rPr>
                 <w:rStyle w:val="Hipervnculo"/>
@@ -7615,7 +7615,7 @@
                 <w:noProof/>
                 <w:webHidden/>
               </w:rPr>
-              <w:instrText xml:space="preserve"> PAGEREF _Toc240394426 \h </w:instrText>
+              <w:instrText xml:space="preserve"> PAGEREF _Toc240476512 \h </w:instrText>
             </w:r>
             <w:r>
               <w:rPr>
@@ -7635,7 +7635,7 @@
                 <w:noProof/>
                 <w:webHidden/>
               </w:rPr>
-              <w:t>91</w:t>
+              <w:t>94</w:t>
             </w:r>
             <w:r>
               <w:rPr>
@@ -7659,7 +7659,7 @@
               <w14:ligatures w14:val="standardContextual"/>
             </w:rPr>
           </w:pPr>
-          <w:hyperlink w:anchor="_Toc240394427" w:history="1">
+          <w:hyperlink w:anchor="_Toc240476513" w:history="1">
             <w:r>
               <w:rPr>
                 <w:rStyle w:val="Hipervnculo"/>
@@ -7686,7 +7686,7 @@
                 <w:noProof/>
                 <w:webHidden/>
               </w:rPr>
-              <w:instrText xml:space="preserve"> PAGEREF _Toc240394427 \h </w:instrText>
+              <w:instrText xml:space="preserve"> PAGEREF _Toc240476513 \h </w:instrText>
             </w:r>
             <w:r>
               <w:rPr>
@@ -7706,7 +7706,7 @@
                 <w:noProof/>
                 <w:webHidden/>
               </w:rPr>
-              <w:t>93</w:t>
+              <w:t>97</w:t>
             </w:r>
             <w:r>
               <w:rPr>
@@ -7730,7 +7730,7 @@
               <w14:ligatures w14:val="standardContextual"/>
             </w:rPr>
           </w:pPr>
-          <w:hyperlink w:anchor="_Toc240394428" w:history="1">
+          <w:hyperlink w:anchor="_Toc240476514" w:history="1">
             <w:r>
               <w:rPr>
                 <w:rStyle w:val="Hipervnculo"/>
@@ -7757,7 +7757,7 @@
                 <w:noProof/>
                 <w:webHidden/>
               </w:rPr>
-              <w:instrText xml:space="preserve"> PAGEREF _Toc240394428 \h </w:instrText>
+              <w:instrText xml:space="preserve"> PAGEREF _Toc240476514 \h </w:instrText>
             </w:r>
             <w:r>
               <w:rPr>
@@ -7777,7 +7777,7 @@
                 <w:noProof/>
                 <w:webHidden/>
               </w:rPr>
-              <w:t>95</w:t>
+              <w:t>98</w:t>
             </w:r>
             <w:r>
               <w:rPr>
@@ -7801,7 +7801,7 @@
               <w14:ligatures w14:val="standardContextual"/>
             </w:rPr>
           </w:pPr>
-          <w:hyperlink w:anchor="_Toc240394429" w:history="1">
+          <w:hyperlink w:anchor="_Toc240476515" w:history="1">
             <w:r>
               <w:rPr>
                 <w:rStyle w:val="Hipervnculo"/>
@@ -7828,7 +7828,7 @@
                 <w:noProof/>
                 <w:webHidden/>
               </w:rPr>
-              <w:instrText xml:space="preserve"> PAGEREF _Toc240394429 \h </w:instrText>
+              <w:instrText xml:space="preserve"> PAGEREF _Toc240476515 \h </w:instrText>
             </w:r>
             <w:r>
               <w:rPr>
@@ -7848,7 +7848,7 @@
                 <w:noProof/>
                 <w:webHidden/>
               </w:rPr>
-              <w:t>95</w:t>
+              <w:t>98</w:t>
             </w:r>
             <w:r>
               <w:rPr>
@@ -7872,7 +7872,7 @@
               <w14:ligatures w14:val="standardContextual"/>
             </w:rPr>
           </w:pPr>
-          <w:hyperlink w:anchor="_Toc240394430" w:history="1">
+          <w:hyperlink w:anchor="_Toc240476516" w:history="1">
             <w:r>
               <w:rPr>
                 <w:rStyle w:val="Hipervnculo"/>
@@ -7899,7 +7899,7 @@
                 <w:noProof/>
                 <w:webHidden/>
               </w:rPr>
-              <w:instrText xml:space="preserve"> PAGEREF _Toc240394430 \h </w:instrText>
+              <w:instrText xml:space="preserve"> PAGEREF _Toc240476516 \h </w:instrText>
             </w:r>
             <w:r>
               <w:rPr>
@@ -7919,7 +7919,7 @@
                 <w:noProof/>
                 <w:webHidden/>
               </w:rPr>
-              <w:t>97</w:t>
+              <w:t>100</w:t>
             </w:r>
             <w:r>
               <w:rPr>
@@ -7943,7 +7943,7 @@
               <w14:ligatures w14:val="standardContextual"/>
             </w:rPr>
           </w:pPr>
-          <w:hyperlink w:anchor="_Toc240394431" w:history="1">
+          <w:hyperlink w:anchor="_Toc240476517" w:history="1">
             <w:r>
               <w:rPr>
                 <w:rStyle w:val="Hipervnculo"/>
@@ -7970,7 +7970,7 @@
                 <w:noProof/>
                 <w:webHidden/>
               </w:rPr>
-              <w:instrText xml:space="preserve"> PAGEREF _Toc240394431 \h </w:instrText>
+              <w:instrText xml:space="preserve"> PAGEREF _Toc240476517 \h </w:instrText>
             </w:r>
             <w:r>
               <w:rPr>
@@ -7990,7 +7990,7 @@
                 <w:noProof/>
                 <w:webHidden/>
               </w:rPr>
-              <w:t>100</w:t>
+              <w:t>103</w:t>
             </w:r>
             <w:r>
               <w:rPr>
@@ -8014,7 +8014,7 @@
               <w14:ligatures w14:val="standardContextual"/>
             </w:rPr>
           </w:pPr>
-          <w:hyperlink w:anchor="_Toc240394432" w:history="1">
+          <w:hyperlink w:anchor="_Toc240476518" w:history="1">
             <w:r>
               <w:rPr>
                 <w:rStyle w:val="Hipervnculo"/>
@@ -8041,7 +8041,7 @@
                 <w:noProof/>
                 <w:webHidden/>
               </w:rPr>
-              <w:instrText xml:space="preserve"> PAGEREF _Toc240394432 \h </w:instrText>
+              <w:instrText xml:space="preserve"> PAGEREF _Toc240476518 \h </w:instrText>
             </w:r>
             <w:r>
               <w:rPr>
@@ -8061,7 +8061,7 @@
                 <w:noProof/>
                 <w:webHidden/>
               </w:rPr>
-              <w:t>106</w:t>
+              <w:t>110</w:t>
             </w:r>
             <w:r>
               <w:rPr>
@@ -8085,7 +8085,7 @@
               <w14:ligatures w14:val="standardContextual"/>
             </w:rPr>
           </w:pPr>
-          <w:hyperlink w:anchor="_Toc240394433" w:history="1">
+          <w:hyperlink w:anchor="_Toc240476519" w:history="1">
             <w:r>
               <w:rPr>
                 <w:rStyle w:val="Hipervnculo"/>
@@ -8112,7 +8112,7 @@
                 <w:noProof/>
                 <w:webHidden/>
               </w:rPr>
-              <w:instrText xml:space="preserve"> PAGEREF _Toc240394433 \h </w:instrText>
+              <w:instrText xml:space="preserve"> PAGEREF _Toc240476519 \h </w:instrText>
             </w:r>
             <w:r>
               <w:rPr>
@@ -8132,7 +8132,7 @@
                 <w:noProof/>
                 <w:webHidden/>
               </w:rPr>
-              <w:t>106</w:t>
+              <w:t>110</w:t>
             </w:r>
             <w:r>
               <w:rPr>
@@ -8156,7 +8156,7 @@
               <w14:ligatures w14:val="standardContextual"/>
             </w:rPr>
           </w:pPr>
-          <w:hyperlink w:anchor="_Toc240394434" w:history="1">
+          <w:hyperlink w:anchor="_Toc240476520" w:history="1">
             <w:r>
               <w:rPr>
                 <w:rStyle w:val="Hipervnculo"/>
@@ -8183,7 +8183,7 @@
                 <w:noProof/>
                 <w:webHidden/>
               </w:rPr>
-              <w:instrText xml:space="preserve"> PAGEREF _Toc240394434 \h </w:instrText>
+              <w:instrText xml:space="preserve"> PAGEREF _Toc240476520 \h </w:instrText>
             </w:r>
             <w:r>
               <w:rPr>
@@ -8203,7 +8203,7 @@
                 <w:noProof/>
                 <w:webHidden/>
               </w:rPr>
-              <w:t>112</w:t>
+              <w:t>116</w:t>
             </w:r>
             <w:r>
               <w:rPr>
@@ -8227,7 +8227,7 @@
               <w14:ligatures w14:val="standardContextual"/>
             </w:rPr>
           </w:pPr>
-          <w:hyperlink w:anchor="_Toc240394435" w:history="1">
+          <w:hyperlink w:anchor="_Toc240476521" w:history="1">
             <w:r>
               <w:rPr>
                 <w:rStyle w:val="Hipervnculo"/>
@@ -8254,7 +8254,7 @@
                 <w:noProof/>
                 <w:webHidden/>
               </w:rPr>
-              <w:instrText xml:space="preserve"> PAGEREF _Toc240394435 \h </w:instrText>
+              <w:instrText xml:space="preserve"> PAGEREF _Toc240476521 \h </w:instrText>
             </w:r>
             <w:r>
               <w:rPr>
@@ -8274,7 +8274,7 @@
                 <w:noProof/>
                 <w:webHidden/>
               </w:rPr>
-              <w:t>113</w:t>
+              <w:t>117</w:t>
             </w:r>
             <w:r>
               <w:rPr>
@@ -8298,7 +8298,7 @@
               <w14:ligatures w14:val="standardContextual"/>
             </w:rPr>
           </w:pPr>
-          <w:hyperlink w:anchor="_Toc240394436" w:history="1">
+          <w:hyperlink w:anchor="_Toc240476522" w:history="1">
             <w:r>
               <w:rPr>
                 <w:rStyle w:val="Hipervnculo"/>
@@ -8325,7 +8325,7 @@
                 <w:noProof/>
                 <w:webHidden/>
               </w:rPr>
-              <w:instrText xml:space="preserve"> PAGEREF _Toc240394436 \h </w:instrText>
+              <w:instrText xml:space="preserve"> PAGEREF _Toc240476522 \h </w:instrText>
             </w:r>
             <w:r>
               <w:rPr>
@@ -8345,7 +8345,7 @@
                 <w:noProof/>
                 <w:webHidden/>
               </w:rPr>
-              <w:t>114</w:t>
+              <w:t>118</w:t>
             </w:r>
             <w:r>
               <w:rPr>
@@ -8369,7 +8369,7 @@
               <w14:ligatures w14:val="standardContextual"/>
             </w:rPr>
           </w:pPr>
-          <w:hyperlink w:anchor="_Toc240394437" w:history="1">
+          <w:hyperlink w:anchor="_Toc240476523" w:history="1">
             <w:r>
               <w:rPr>
                 <w:rStyle w:val="Hipervnculo"/>
@@ -8396,7 +8396,7 @@
                 <w:noProof/>
                 <w:webHidden/>
               </w:rPr>
-              <w:instrText xml:space="preserve"> PAGEREF _Toc240394437 \h </w:instrText>
+              <w:instrText xml:space="preserve"> PAGEREF _Toc240476523 \h </w:instrText>
             </w:r>
             <w:r>
               <w:rPr>
@@ -8416,7 +8416,7 @@
                 <w:noProof/>
                 <w:webHidden/>
               </w:rPr>
-              <w:t>117</w:t>
+              <w:t>121</w:t>
             </w:r>
             <w:r>
               <w:rPr>
@@ -8440,7 +8440,7 @@
               <w14:ligatures w14:val="standardContextual"/>
             </w:rPr>
           </w:pPr>
-          <w:hyperlink w:anchor="_Toc240394438" w:history="1">
+          <w:hyperlink w:anchor="_Toc240476524" w:history="1">
             <w:r>
               <w:rPr>
                 <w:rStyle w:val="Hipervnculo"/>
@@ -8467,7 +8467,7 @@
                 <w:noProof/>
                 <w:webHidden/>
               </w:rPr>
-              <w:instrText xml:space="preserve"> PAGEREF _Toc240394438 \h </w:instrText>
+              <w:instrText xml:space="preserve"> PAGEREF _Toc240476524 \h </w:instrText>
             </w:r>
             <w:r>
               <w:rPr>
@@ -8487,7 +8487,7 @@
                 <w:noProof/>
                 <w:webHidden/>
               </w:rPr>
-              <w:t>119</w:t>
+              <w:t>123</w:t>
             </w:r>
             <w:r>
               <w:rPr>
@@ -8511,7 +8511,7 @@
               <w14:ligatures w14:val="standardContextual"/>
             </w:rPr>
           </w:pPr>
-          <w:hyperlink w:anchor="_Toc240394439" w:history="1">
+          <w:hyperlink w:anchor="_Toc240476525" w:history="1">
             <w:r>
               <w:rPr>
                 <w:rStyle w:val="Hipervnculo"/>
@@ -8538,7 +8538,7 @@
                 <w:noProof/>
                 <w:webHidden/>
               </w:rPr>
-              <w:instrText xml:space="preserve"> PAGEREF _Toc240394439 \h </w:instrText>
+              <w:instrText xml:space="preserve"> PAGEREF _Toc240476525 \h </w:instrText>
             </w:r>
             <w:r>
               <w:rPr>
@@ -8558,7 +8558,7 @@
                 <w:noProof/>
                 <w:webHidden/>
               </w:rPr>
-              <w:t>120</w:t>
+              <w:t>124</w:t>
             </w:r>
             <w:r>
               <w:rPr>
@@ -8582,7 +8582,7 @@
               <w14:ligatures w14:val="standardContextual"/>
             </w:rPr>
           </w:pPr>
-          <w:hyperlink w:anchor="_Toc240394440" w:history="1">
+          <w:hyperlink w:anchor="_Toc240476526" w:history="1">
             <w:r>
               <w:rPr>
                 <w:rStyle w:val="Hipervnculo"/>
@@ -8609,7 +8609,7 @@
                 <w:noProof/>
                 <w:webHidden/>
               </w:rPr>
-              <w:instrText xml:space="preserve"> PAGEREF _Toc240394440 \h </w:instrText>
+              <w:instrText xml:space="preserve"> PAGEREF _Toc240476526 \h </w:instrText>
             </w:r>
             <w:r>
               <w:rPr>
@@ -8629,7 +8629,7 @@
                 <w:noProof/>
                 <w:webHidden/>
               </w:rPr>
-              <w:t>121</w:t>
+              <w:t>125</w:t>
             </w:r>
             <w:r>
               <w:rPr>
@@ -8653,7 +8653,7 @@
               <w14:ligatures w14:val="standardContextual"/>
             </w:rPr>
           </w:pPr>
-          <w:hyperlink w:anchor="_Toc240394441" w:history="1">
+          <w:hyperlink w:anchor="_Toc240476527" w:history="1">
             <w:r>
               <w:rPr>
                 <w:rStyle w:val="Hipervnculo"/>
@@ -8680,7 +8680,7 @@
                 <w:noProof/>
                 <w:webHidden/>
               </w:rPr>
-              <w:instrText xml:space="preserve"> PAGEREF _Toc240394441 \h </w:instrText>
+              <w:instrText xml:space="preserve"> PAGEREF _Toc240476527 \h </w:instrText>
             </w:r>
             <w:r>
               <w:rPr>
@@ -8700,7 +8700,7 @@
                 <w:noProof/>
                 <w:webHidden/>
               </w:rPr>
-              <w:t>125</w:t>
+              <w:t>130</w:t>
             </w:r>
             <w:r>
               <w:rPr>
@@ -8724,7 +8724,7 @@
               <w14:ligatures w14:val="standardContextual"/>
             </w:rPr>
           </w:pPr>
-          <w:hyperlink w:anchor="_Toc240394442" w:history="1">
+          <w:hyperlink w:anchor="_Toc240476528" w:history="1">
             <w:r>
               <w:rPr>
                 <w:rStyle w:val="Hipervnculo"/>
@@ -8751,7 +8751,7 @@
                 <w:noProof/>
                 <w:webHidden/>
               </w:rPr>
-              <w:instrText xml:space="preserve"> PAGEREF _Toc240394442 \h </w:instrText>
+              <w:instrText xml:space="preserve"> PAGEREF _Toc240476528 \h </w:instrText>
             </w:r>
             <w:r>
               <w:rPr>
@@ -8771,7 +8771,7 @@
                 <w:noProof/>
                 <w:webHidden/>
               </w:rPr>
-              <w:t>127</w:t>
+              <w:t>132</w:t>
             </w:r>
             <w:r>
               <w:rPr>
@@ -8795,7 +8795,7 @@
               <w14:ligatures w14:val="standardContextual"/>
             </w:rPr>
           </w:pPr>
-          <w:hyperlink w:anchor="_Toc240394443" w:history="1">
+          <w:hyperlink w:anchor="_Toc240476529" w:history="1">
             <w:r>
               <w:rPr>
                 <w:rStyle w:val="Hipervnculo"/>
@@ -8822,7 +8822,7 @@
                 <w:noProof/>
                 <w:webHidden/>
               </w:rPr>
-              <w:instrText xml:space="preserve"> PAGEREF _Toc240394443 \h </w:instrText>
+              <w:instrText xml:space="preserve"> PAGEREF _Toc240476529 \h </w:instrText>
             </w:r>
             <w:r>
               <w:rPr>
@@ -8842,7 +8842,7 @@
                 <w:noProof/>
                 <w:webHidden/>
               </w:rPr>
-              <w:t>128</w:t>
+              <w:t>133</w:t>
             </w:r>
             <w:r>
               <w:rPr>
@@ -8862,14 +8862,14 @@
     </w:sdt>
     <w:p>
       <w:r>
-        <w:pict w14:anchorId="1029F2C5">
+        <w:pict w14:anchorId="061F5136">
           <v:rect id="_x0000_i1027" style="width:0;height:1.5pt" o:hralign="center" o:hrstd="t" o:hr="t"/>
         </w:pict>
       </w:r>
     </w:p>
     <w:p>
       <w:r>
-        <w:pict w14:anchorId="345338FF">
+        <w:pict w14:anchorId="7A7B395D">
           <v:rect id="_x0000_i1028" style="width:0;height:1.5pt" o:hralign="center" o:hrstd="t" o:hr="t"/>
         </w:pict>
       </w:r>
@@ -8879,7 +8879,7 @@
         <w:pStyle w:val="Ttulo2"/>
       </w:pPr>
       <w:bookmarkStart w:id="4" w:name="listado-de-figuras"/>
-      <w:bookmarkStart w:id="5" w:name="_Toc240394327"/>
+      <w:bookmarkStart w:id="5" w:name="_Toc240476413"/>
       <w:r>
         <w:t>Listado de Figuras</w:t>
       </w:r>
@@ -9064,11 +9064,11 @@
               <w:pStyle w:val="Compact"/>
             </w:pPr>
             <w:r>
-              <w:t xml:space="preserve">Diagrama del Flujo 1 — Pipeline de procesamiento de órdenes. Elaboración propia a partir del </w:t>
+              <w:t xml:space="preserve">Diagrama del Flujo 1 — Pipeline de procesamiento de órdenes. </w:t>
             </w:r>
             <w:r>
               <w:lastRenderedPageBreak/>
-              <w:t>workflow implementado en n8n.</w:t>
+              <w:t>Elaboración propia a partir del workflow implementado en n8n.</w:t>
             </w:r>
           </w:p>
         </w:tc>
@@ -9315,11 +9315,11 @@
               <w:pStyle w:val="Compact"/>
             </w:pPr>
             <w:r>
-              <w:t xml:space="preserve">Dashboard “Chatbot Multicanal” en Grafana, con el TMR promedio, </w:t>
+              <w:t xml:space="preserve">Dashboard “Chatbot Multicanal” </w:t>
             </w:r>
             <w:r>
               <w:lastRenderedPageBreak/>
-              <w:t>la exactitud de clasificación y la distribución de intenciones sobre el corpus evaluado.</w:t>
+              <w:t>en Grafana, con el TMR promedio, la exactitud de clasificación y la distribución de intenciones sobre el corpus evaluado.</w:t>
             </w:r>
           </w:p>
         </w:tc>
@@ -9408,7 +9408,7 @@
         <w:pStyle w:val="Ttulo2"/>
       </w:pPr>
       <w:bookmarkStart w:id="6" w:name="listado-de-tablas-principales"/>
-      <w:bookmarkStart w:id="7" w:name="_Toc240394328"/>
+      <w:bookmarkStart w:id="7" w:name="_Toc240476414"/>
       <w:bookmarkEnd w:id="4"/>
       <w:r>
         <w:t>Listado de Tablas principales</w:t>
@@ -10380,7 +10380,7 @@
           </w:tcPr>
           <w:p>
             <w:r>
-              <w:t>Exactitud por mayoría de tres repeticiones, por clase y por condición del diseño factorial</w:t>
+              <w:t>Exhaustividad por clase y exactitud total por mayoría de tres repeticiones, y exactitud media por repetición, por condición del diseño factorial</w:t>
             </w:r>
           </w:p>
         </w:tc>
@@ -10558,7 +10558,7 @@
     </w:tbl>
     <w:p>
       <w:r>
-        <w:pict w14:anchorId="77BE68C6">
+        <w:pict w14:anchorId="6454A031">
           <v:rect id="_x0000_i1029" style="width:423.35pt;height:.25pt" o:hrpct="958" o:hralign="center" o:hrstd="t" o:hr="t"/>
         </w:pict>
       </w:r>
@@ -10568,7 +10568,7 @@
       <w:pPr>
         <w:pStyle w:val="Ttulo2"/>
       </w:pPr>
-      <w:bookmarkStart w:id="8" w:name="_Toc240394329"/>
+      <w:bookmarkStart w:id="8" w:name="_Toc240476415"/>
       <w:r>
         <w:t>Glosario de siglas y acrónimos</w:t>
       </w:r>
@@ -10622,6 +10622,7 @@
               <w:pStyle w:val="Textoindependiente"/>
             </w:pPr>
             <w:r>
+              <w:lastRenderedPageBreak/>
               <w:t>BPA</w:t>
             </w:r>
           </w:p>
@@ -10650,7 +10651,6 @@
               <w:pStyle w:val="Textoindependiente"/>
             </w:pPr>
             <w:r>
-              <w:lastRenderedPageBreak/>
               <w:t>BPM</w:t>
             </w:r>
           </w:p>
@@ -11164,6 +11164,7 @@
               <w:pStyle w:val="Textoindependiente"/>
             </w:pPr>
             <w:r>
+              <w:lastRenderedPageBreak/>
               <w:t>REST</w:t>
             </w:r>
           </w:p>
@@ -11192,7 +11193,6 @@
               <w:pStyle w:val="Textoindependiente"/>
             </w:pPr>
             <w:r>
-              <w:lastRenderedPageBreak/>
               <w:t>SGBD</w:t>
             </w:r>
           </w:p>
@@ -11415,7 +11415,7 @@
         <w:pageBreakBefore/>
       </w:pPr>
       <w:bookmarkStart w:id="9" w:name="capítulo-1-introducción"/>
-      <w:bookmarkStart w:id="10" w:name="_Toc240394330"/>
+      <w:bookmarkStart w:id="10" w:name="_Toc240476416"/>
       <w:bookmarkEnd w:id="6"/>
       <w:r>
         <w:lastRenderedPageBreak/>
@@ -11428,7 +11428,7 @@
         <w:pStyle w:val="Ttulo2"/>
       </w:pPr>
       <w:bookmarkStart w:id="11" w:name="contexto-del-problema"/>
-      <w:bookmarkStart w:id="12" w:name="_Toc240394331"/>
+      <w:bookmarkStart w:id="12" w:name="_Toc240476417"/>
       <w:r>
         <w:t>1.1 Contexto del problema</w:t>
       </w:r>
@@ -11455,7 +11455,7 @@
         <w:pStyle w:val="Ttulo2"/>
       </w:pPr>
       <w:bookmarkStart w:id="13" w:name="planteamiento-del-problema"/>
-      <w:bookmarkStart w:id="14" w:name="_Toc240394332"/>
+      <w:bookmarkStart w:id="14" w:name="_Toc240476418"/>
       <w:bookmarkEnd w:id="11"/>
       <w:r>
         <w:t>1.2 Planteamiento del problema</w:t>
@@ -11530,7 +11530,7 @@
         <w:pStyle w:val="Ttulo2"/>
       </w:pPr>
       <w:bookmarkStart w:id="15" w:name="justificación"/>
-      <w:bookmarkStart w:id="16" w:name="_Toc240394333"/>
+      <w:bookmarkStart w:id="16" w:name="_Toc240476419"/>
       <w:bookmarkEnd w:id="13"/>
       <w:r>
         <w:t>1.3 Justificación</w:t>
@@ -11595,7 +11595,7 @@
         <w:pStyle w:val="Ttulo2"/>
       </w:pPr>
       <w:bookmarkStart w:id="17" w:name="pregunta-de-investigación-e-hipótesis"/>
-      <w:bookmarkStart w:id="18" w:name="_Toc240394334"/>
+      <w:bookmarkStart w:id="18" w:name="_Toc240476420"/>
       <w:bookmarkEnd w:id="15"/>
       <w:r>
         <w:t>1.4 Pregunta de Investigación e Hipótesis</w:t>
@@ -11607,7 +11607,7 @@
         <w:pStyle w:val="Ttulo3"/>
       </w:pPr>
       <w:bookmarkStart w:id="19" w:name="pregunta-de-investigación"/>
-      <w:bookmarkStart w:id="20" w:name="_Toc240394335"/>
+      <w:bookmarkStart w:id="20" w:name="_Toc240476421"/>
       <w:r>
         <w:t>1.4.1 Pregunta de investigación</w:t>
       </w:r>
@@ -11634,7 +11634,7 @@
         <w:pStyle w:val="Ttulo3"/>
       </w:pPr>
       <w:bookmarkStart w:id="21" w:name="hipótesis"/>
-      <w:bookmarkStart w:id="22" w:name="_Toc240394336"/>
+      <w:bookmarkStart w:id="22" w:name="_Toc240476422"/>
       <w:bookmarkEnd w:id="19"/>
       <w:r>
         <w:t>1.4.2 Hipótesis</w:t>
@@ -11705,7 +11705,7 @@
         <w:pStyle w:val="Ttulo2"/>
       </w:pPr>
       <w:bookmarkStart w:id="23" w:name="objetivos"/>
-      <w:bookmarkStart w:id="24" w:name="_Toc240394337"/>
+      <w:bookmarkStart w:id="24" w:name="_Toc240476423"/>
       <w:bookmarkEnd w:id="17"/>
       <w:bookmarkEnd w:id="21"/>
       <w:r>
@@ -11718,7 +11718,7 @@
         <w:pStyle w:val="Ttulo3"/>
       </w:pPr>
       <w:bookmarkStart w:id="25" w:name="objetivo-general"/>
-      <w:bookmarkStart w:id="26" w:name="_Toc240394338"/>
+      <w:bookmarkStart w:id="26" w:name="_Toc240476424"/>
       <w:r>
         <w:t>1.5.1 Objetivo General</w:t>
       </w:r>
@@ -11741,7 +11741,7 @@
         <w:pStyle w:val="Ttulo3"/>
       </w:pPr>
       <w:bookmarkStart w:id="27" w:name="objetivos-específicos"/>
-      <w:bookmarkStart w:id="28" w:name="_Toc240394339"/>
+      <w:bookmarkStart w:id="28" w:name="_Toc240476425"/>
       <w:bookmarkEnd w:id="25"/>
       <w:r>
         <w:t>1.5.2 Objetivos Específicos</w:t>
@@ -11816,7 +11816,7 @@
         <w:pStyle w:val="Ttulo2"/>
       </w:pPr>
       <w:bookmarkStart w:id="29" w:name="alcance-y-limitaciones"/>
-      <w:bookmarkStart w:id="30" w:name="_Toc240394340"/>
+      <w:bookmarkStart w:id="30" w:name="_Toc240476426"/>
       <w:bookmarkEnd w:id="23"/>
       <w:bookmarkEnd w:id="27"/>
       <w:r>
@@ -11829,7 +11829,7 @@
         <w:pStyle w:val="Ttulo3"/>
       </w:pPr>
       <w:bookmarkStart w:id="31" w:name="alcance"/>
-      <w:bookmarkStart w:id="32" w:name="_Toc240394341"/>
+      <w:bookmarkStart w:id="32" w:name="_Toc240476427"/>
       <w:r>
         <w:t>1.6.1 Alcance</w:t>
       </w:r>
@@ -11893,7 +11893,7 @@
         <w:pStyle w:val="Ttulo3"/>
       </w:pPr>
       <w:bookmarkStart w:id="33" w:name="limitaciones"/>
-      <w:bookmarkStart w:id="34" w:name="_Toc240394342"/>
+      <w:bookmarkStart w:id="34" w:name="_Toc240476428"/>
       <w:bookmarkEnd w:id="31"/>
       <w:r>
         <w:t>1.6.2 Limitaciones</w:t>
@@ -11978,7 +11978,7 @@
     </w:p>
     <w:p>
       <w:r>
-        <w:pict w14:anchorId="5EC66179">
+        <w:pict w14:anchorId="1D9257F0">
           <v:rect id="_x0000_i1030" style="width:0;height:1.5pt" o:hralign="center" o:hrstd="t" o:hr="t"/>
         </w:pict>
       </w:r>
@@ -11989,7 +11989,7 @@
         <w:pageBreakBefore/>
       </w:pPr>
       <w:bookmarkStart w:id="35" w:name="capítulo-2-marco-teórico"/>
-      <w:bookmarkStart w:id="36" w:name="_Toc240394343"/>
+      <w:bookmarkStart w:id="36" w:name="_Toc240476429"/>
       <w:bookmarkEnd w:id="9"/>
       <w:bookmarkEnd w:id="29"/>
       <w:bookmarkEnd w:id="33"/>
@@ -12004,7 +12004,7 @@
         <w:pStyle w:val="Ttulo2"/>
       </w:pPr>
       <w:bookmarkStart w:id="37" w:name="automatización-de-procesos-de-negocio"/>
-      <w:bookmarkStart w:id="38" w:name="_Toc240394344"/>
+      <w:bookmarkStart w:id="38" w:name="_Toc240476430"/>
       <w:r>
         <w:t>2.1 Automatización de procesos de negocio</w:t>
       </w:r>
@@ -12015,7 +12015,7 @@
         <w:pStyle w:val="Ttulo3"/>
       </w:pPr>
       <w:bookmarkStart w:id="39" w:name="definición-y-antecedentes"/>
-      <w:bookmarkStart w:id="40" w:name="_Toc240394345"/>
+      <w:bookmarkStart w:id="40" w:name="_Toc240476431"/>
       <w:r>
         <w:t>2.1.1 Definición y antecedentes</w:t>
       </w:r>
@@ -12054,7 +12054,7 @@
         <w:t>fulfillment automation</w:t>
       </w:r>
       <w:r>
-        <w:t>: la capacidad de ejecutar el ciclo completo desde la recepción del pedido hasta la notificación al cliente sin intervención humana. En PyMEs de e-commerce con equipo operativo reducido, las tareas manuales del ciclo post-venta —verificación de stock, actualización de estados, envío de notificaciones y atención de consultas— representan una fracción significativa de la carga de trabajo diaria, lo que constituye una oportunidad concreta de mejora mediante automatización (Laudon &amp; Traver, 2021).</w:t>
+        <w:t>: la capacidad de ejecutar el ciclo completo desde la recepción del pedido hasta la notificación al cliente sin intervención humana. En PyMEs de e-commerce con equipo operativo reducido, las tareas manuales del ciclo post-venta —verificación de stock, actualización de estados, envío de notificaciones y atención de consultas— representan una fracción significativa de la carga de trabajo diaria, lo que constituye una oportunidad concreta de mejora mediante automatización (Laudon y Traver, 2021).</w:t>
       </w:r>
     </w:p>
     <w:p>
@@ -12062,7 +12062,7 @@
         <w:pStyle w:val="Ttulo3"/>
       </w:pPr>
       <w:bookmarkStart w:id="41" w:name="Xa3bb2ec28836d6b7a031f74afbd63d99d71d386"/>
-      <w:bookmarkStart w:id="42" w:name="_Toc240394346"/>
+      <w:bookmarkStart w:id="42" w:name="_Toc240476432"/>
       <w:bookmarkEnd w:id="39"/>
       <w:r>
         <w:t>2.1.2 Herramientas de orquestación de flujos: n8n</w:t>
@@ -12151,13 +12151,7 @@
         <w:pStyle w:val="Textoindependiente"/>
       </w:pPr>
       <w:r>
-        <w:t>La elección se inscribe en una categoría de herramientas que la literatura de sistemas de información estudia como plataformas de desarrollo low-code. Sahay et al. (2020) las describen como entornos visuales pensados para que personas sin formación en programación construyan sus propios sistemas, y proponen un marco conceptual para compararlas, porque elegir entre cientos de plataformas heterogéneas resulta difícil sin un soporte dedicado. Bock y Frank (2021) examinan de manera exploratoria un conjunto de p</w:t>
-      </w:r>
-      <w:r>
-        <w:t>lataformas disponibles en el mercado para caracterizar sus rasgos distintivos, y Rokis y Kirikova (2022) revisan la literatura sobre desarrollo low-code y no-code, identifican los desafíos propios de cada fase del desarrollo y resumen las soluciones propuestas. Esos trabajos sirven de contrapeso a la documentación del fabricante, que es la fuente de los criterios anteriores: la reducción de código que promete la categoría no elimina el código efectivamente escrito —el Flujo 2 requiere cinco nodos con JavaSc</w:t>
-      </w:r>
-      <w:r>
-        <w:t>ript, y los dos flujos, sentencias SQL escritas a mano— y la barrera de adopción que se le atribuye no fue medida en este trabajo (Sección 6.3).</w:t>
+        <w:t>La elección se inscribe en una categoría de herramientas que la literatura de sistemas de información estudia como plataformas de desarrollo low-code. Sahay et al. (2020) las describen como entornos visuales pensados para que personas sin formación en programación construyan sus propios sistemas, y proponen un marco conceptual para compararlas, porque elegir entre cientos de plataformas heterogéneas resulta difícil sin un soporte dedicado. Bock y Frank (2021) examinan de manera exploratoria un conjunto de plataformas disponibles en el mercado para caracterizar sus rasgos distintivos, y Rokis y Kirikova (2022) revisan la literatura sobre desarrollo low-code y no-code, identifican los desafíos propios de cada fase del desarrollo y resumen las soluciones propuestas. Esos trabajos sirven de contrapeso a la documentación del fabricante, que es la fuente de los criterios anteriores: la reducción de código que promete la categoría no elimina el código efectivamente escrito —el Flujo 2 requiere cinco nodos con JavaScript, y los dos flujos, sentencias SQL escritas a mano— y la barrera de adopción que se le atribuye no fue medida en este trabajo (Sección 6.3).</w:t>
       </w:r>
     </w:p>
     <w:p>
@@ -12165,7 +12159,7 @@
         <w:pStyle w:val="Ttulo3"/>
       </w:pPr>
       <w:bookmarkStart w:id="43" w:name="X93fec73e5d108b013b278e4257b59246c0b4c80"/>
-      <w:bookmarkStart w:id="44" w:name="_Toc240394347"/>
+      <w:bookmarkStart w:id="44" w:name="_Toc240476433"/>
       <w:bookmarkEnd w:id="41"/>
       <w:r>
         <w:t>2.1.3 Métricas MTTD y MTTR en operaciones de e-commerce</w:t>
@@ -12275,7 +12269,7 @@
       </w:r>
       <w:r>
         <w:lastRenderedPageBreak/>
-        <w:t>proceso de negocio. La transferencia se sostiene, sin embargo, a nivel estructural: ambas métricas miden intervalos temporales acotados por dos eventos observables y representan etapas secuenciales de un ciclo (detección/procesamiento y resolución/comunicación). Esta analogía estructural — y no semántica estricta — es coherente con la práctica documentada en la literatura de operational excellence, donde indicadores originalmente formulados para entornos de manufactura (lead time, cycle time) se transfieren a procesos administrativos y de servicio sin pérdida de validez operativa (Womack &amp; Jones, 2003). Se reconoce que métricas alternativas más específicas del dominio comercial — como order cycle time u order fulfillment lead time — podrían reemplazar a MTTD y MTTR en versiones futuras del trabajo. La elección de MTTD y MTTR en este estudio se fundamenta en su disponibilidad inmediata como vocabulario de observabilidad ya soportado por las herramientas de monitoreo del stack tecnológico (Grafana), lo que facilita la integración con prácticas de site reliability engineering (Beyer et al., 2016) habituales en equipos de desarrollo.</w:t>
+        <w:t>proceso de negocio. La transferencia se sostiene, sin embargo, a nivel estructural: ambas métricas miden intervalos temporales acotados por dos eventos observables y representan etapas secuenciales de un ciclo (detección/procesamiento y resolución/comunicación). Esta analogía estructural — y no semántica estricta — es coherente con la práctica documentada en la literatura de operational excellence, donde indicadores originalmente formulados para entornos de manufactura (lead time, cycle time) se transfieren a procesos administrativos y de servicio sin pérdida de validez operativa (Womack y Jones, 2003). Se reconoce que métricas alternativas más específicas del dominio comercial — como order cycle time u order fulfillment lead time — podrían reemplazar a MTTD y MTTR en versiones futuras del trabajo. La elección de MTTD y MTTR en este estudio se fundamenta en su disponibilidad inmediata como vocabulario de observabilidad ya soportado por las herramientas de monitoreo del stack tecnológico (Grafana), lo que facilita la integración con prácticas de site reliability engineering (Beyer et al., 2016) habituales en equipos de desarrollo.</w:t>
       </w:r>
     </w:p>
     <w:p>
@@ -12283,7 +12277,7 @@
         <w:pStyle w:val="Ttulo2"/>
       </w:pPr>
       <w:bookmarkStart w:id="45" w:name="Xb9df29f5b4396af5e3e5cddfe0cff79ab4ee89d"/>
-      <w:bookmarkStart w:id="46" w:name="_Toc240394348"/>
+      <w:bookmarkStart w:id="46" w:name="_Toc240476434"/>
       <w:bookmarkEnd w:id="37"/>
       <w:bookmarkEnd w:id="43"/>
       <w:r>
@@ -12296,7 +12290,7 @@
         <w:pStyle w:val="Ttulo3"/>
       </w:pPr>
       <w:bookmarkStart w:id="47" w:name="X66ea073947c30cd45a099a94c7f07bfa1f9ff91"/>
-      <w:bookmarkStart w:id="48" w:name="_Toc240394349"/>
+      <w:bookmarkStart w:id="48" w:name="_Toc240476435"/>
       <w:r>
         <w:t>2.2.1 Evolución de los chatbots: de reglas a LLMs</w:t>
       </w:r>
@@ -12337,7 +12331,7 @@
         <w:t>generative</w:t>
       </w:r>
       <w:r>
-        <w:t>) (Jurafsky &amp; Martin, 2024). Los chatbots basados en reglas presentan limitaciones conocidas: frágiles ante variaciones ortográficas, incapaces de manejar intenciones no anticipadas, y costosos de mantener a medida que el catálogo de respuestas crece (McTear, 2020).</w:t>
+        <w:t>) (Jurafsky y Martin, 2024). Los chatbots basados en reglas presentan limitaciones conocidas: frágiles ante variaciones ortográficas, incapaces de manejar intenciones no anticipadas, y costosos de mantener a medida que el catálogo de respuestas crece (McTear, 2020).</w:t>
       </w:r>
     </w:p>
     <w:p>
@@ -12363,7 +12357,7 @@
         <w:pStyle w:val="Ttulo3"/>
       </w:pPr>
       <w:bookmarkStart w:id="49" w:name="gpt-4o-mini-y-prompt-engineering"/>
-      <w:bookmarkStart w:id="50" w:name="_Toc240394350"/>
+      <w:bookmarkStart w:id="50" w:name="_Toc240476436"/>
       <w:bookmarkEnd w:id="47"/>
       <w:r>
         <w:t>2.2.2 GPT-4o-mini y prompt engineering</w:t>
@@ -12395,7 +12389,7 @@
         <w:pStyle w:val="Ttulo3"/>
       </w:pPr>
       <w:bookmarkStart w:id="51" w:name="precisión-en-clasificación-de-intents"/>
-      <w:bookmarkStart w:id="52" w:name="_Toc240394351"/>
+      <w:bookmarkStart w:id="52" w:name="_Toc240476437"/>
       <w:bookmarkEnd w:id="49"/>
       <w:r>
         <w:t>2.2.3 Exactitud en clasificación de intents</w:t>
@@ -12407,14 +12401,14 @@
         <w:pStyle w:val="FirstParagraph"/>
       </w:pPr>
       <w:r>
-        <w:t>La evaluación de la clasificación de intenciones en chatbots se realiza típicamente mediante métricas de clasificación estándar: accuracy, precision, recall y F1-score (Jurafsky &amp; Martin, 2024). En este trabajo se emplea accuracy como métrica principal por su interpretabilidad directa, y se la acompaña —siguiendo la práctica habitual cuando las clases no son estrictamente equiprobables— del desglose por clase de precisión, exhaustividad y F1, además de la matriz de confusión completa (véase §5.2.3). El conjunto de prueba no está perfectamente balanceado: la razón entre la clase más numerosa y la menos numerosa es de 1,92 a 1 (48 y 25 mensajes sobre un total de 150), un desbalance moderado que se reporta explícitamente para que el lector pueda ponderar el accuracy global a la luz del desempeño por clase. Se adopta un umbral mínimo del 85 % de accuracy como criterio de aceptación definido por el equipo. Ese valor no deriva de un estándar publicado, y el razonamiento que lo sustenta es el siguiente. La literatura revisada en la Sección 2.4 muestra que la clasificación de intenciones sin ajuste fino alcanza desempeño útil: Parikh et al. (2023) documentan que el prompting zero-shot basado en descripciones de intención resulta efectivo, y Luo et al. (2023) obtienen desempeño competitivo con cantidades mínimas de datos. Esos trabajos evalúan sobre corpus normalizados con decenas de intenciones, mientras que el dominio de este trabajo se limita a cuatro categorías, lo que vuelve la tarea comparativamente más sencilla. Por esa razón se fija un umbral exigente para el nivel del prototipo, sin pretender que sea equiparable a los valores reportados sobre aquellos corpus.</w:t>
+        <w:t>La evaluación de la clasificación de intenciones en chatbots se realiza típicamente mediante métricas de clasificación estándar: accuracy, precision, recall y F1-score (Jurafsky y Martin, 2024). En este trabajo se emplea accuracy como métrica principal por su interpretabilidad directa, y se la acompaña —siguiendo la práctica habitual cuando las clases no son estrictamente equiprobables— del desglose por clase de precisión, exhaustividad y F1, además de la matriz de confusión completa (véase §5.2.3). El conjunto de prueba no está perfectamente balanceado: la razón entre la clase más numerosa y la menos numerosa es de 1,92 a 1 (48 y 25 mensajes sobre un total de 150), un desbalance moderado que se reporta explícitamente para que el lector pueda ponderar el accuracy global a la luz del desempeño por clase. Se adopta un umbral mínimo del 85 % de accuracy como criterio de aceptación definido por el equipo. Ese valor no deriva de un estándar publicado, y el razonamiento que lo sustenta es el siguiente. La literatura revisada en la Sección 2.4 muestra que la clasificación de intenciones sin ajuste fino alcanza desempeño útil: Parikh et al. (2023) documentan que el prompting zero-shot basado en descripciones de intención resulta efectivo, y Luo et al. (2023) obtienen desempeño competitivo con cantidades mínimas de datos. Esos trabajos evalúan sobre corpus normalizados con decenas de intenciones, mientras que el dominio de este trabajo se limita a cuatro categorías, lo que vuelve la tarea comparativamente más sencilla. Por esa razón se fija un umbral exigente para el nivel del prototipo, sin pretender que sea equiparable a los valores reportados sobre aquellos corpus.</w:t>
       </w:r>
     </w:p>
     <w:p>
       <w:pPr>
         <w:pStyle w:val="Ttulo3"/>
       </w:pPr>
-      <w:bookmarkStart w:id="53" w:name="_Toc240394352"/>
+      <w:bookmarkStart w:id="53" w:name="_Toc240476438"/>
       <w:r>
         <w:t>2.2.4 Inyección de contexto, generación aumentada por recuperación y alucinación</w:t>
       </w:r>
@@ -12437,17 +12431,14 @@
         <w:pStyle w:val="Textoindependiente"/>
       </w:pPr>
       <w:r>
-        <w:t>Lo que este trabajo implementa no es RAG sino inyección de contexto: en cada llamada se inserta en el prompt la tabla completa de veintitrés entradas de la base de conocimiento, sin seleccionar las pertinentes a la consulta (Sección 4.4.3). La distinción tiene dos consecuencias. La primera es de escala: con una base de conocimiento de tamaño real la inyección completa deja de ser viable y exige un recuperador, que introduce su propia fuente de error. La segunda es de posición: Liu et al. (2024) muestran que</w:t>
-      </w:r>
-      <w:r>
-        <w:t xml:space="preserve"> el desempeño de los modelos cae cuando la información relevante queda en el medio de un contexto largo, lo que advierte que el lugar que ocupa la base dentro del prompt no es neutral. Ninguna de las dos arquitecturas elimina la alucinación: la reducen en la medida en que el modelo se atiene al contexto que recibe, y esa es la propiedad que examina la Sección 5.2.5.</w:t>
+        <w:t>Lo que este trabajo implementa no es RAG sino inyección de contexto: en cada llamada se inserta en el prompt la tabla completa de veintitrés entradas de la base de conocimiento, sin seleccionar las pertinentes a la consulta (Sección 4.4.3). La distinción tiene dos consecuencias. La primera es de escala: con una base de conocimiento de tamaño real la inyección completa deja de ser viable y exige un recuperador, que introduce su propia fuente de error. La segunda es de posición: Liu et al. (2024) muestran que el desempeño de los modelos cae cuando la información relevante queda en el medio de un contexto largo, lo que advierte que el lugar que ocupa la base dentro del prompt no es neutral. Ninguna de las dos arquitecturas elimina la alucinación: la reducen en la medida en que el modelo se atiene al contexto que recibe, y esa es la propiedad que examina la Sección 5.2.5.</w:t>
       </w:r>
     </w:p>
     <w:p>
       <w:pPr>
         <w:pStyle w:val="Ttulo3"/>
       </w:pPr>
-      <w:bookmarkStart w:id="54" w:name="_Toc240394353"/>
+      <w:bookmarkStart w:id="54" w:name="_Toc240476439"/>
       <w:r>
         <w:t>2.2.5 Evaluación de texto generado, no determinismo y acuerdo entre evaluadores</w:t>
       </w:r>
@@ -12458,13 +12449,7 @@
         <w:pStyle w:val="FirstParagraph"/>
       </w:pPr>
       <w:r>
-        <w:t>Evaluar lo que un modelo generativo responde es más difícil que evaluar lo que clasifica. La clasificación admite una etiqueta de referencia y una métrica de exactitud; el texto generado admite muchas respuestas aceptables para una misma consulta, y la literatura de generación de lenguaje natural distingue entre la evaluación mediante métricas automáticas y la basada en juicio humano, y discute los límites de ambas (Gatt y Krahmer, 2018). A esa dificultad se suma el no determinismo: en generación de código,</w:t>
-      </w:r>
-      <w:r>
-        <w:t xml:space="preserve"> un mismo prompt produce salidas distintas en llamadas sucesivas, y llevar la temperatura a cero lo reduce pero no lo elimina (Ouyang et al., 2025). Sclar et al. (2024) documentan además que, en modelos abiertos y con ejemplos en el prompt, cambios de formato que no alteran el contenido llegan a mover la exactitud hasta 76 puntos, y recomiendan informar el desempeño sobre varias formulaciones y no sobre una sola. Ambos hallazgos fundan dos decisiones del método: repetir cada condición del diseño factorial (</w:t>
-      </w:r>
-      <w:r>
-        <w:t>Sección 3.5.6) y tratar como hipótesis, y no como resultado, el efecto de la forma de presentar el mensaje del cliente (Sección 5.2.4).</w:t>
+        <w:t>Evaluar lo que un modelo generativo responde es más difícil que evaluar lo que clasifica. La clasificación admite una etiqueta de referencia y una métrica de exactitud; el texto generado admite muchas respuestas aceptables para una misma consulta, y la literatura de generación de lenguaje natural distingue entre la evaluación mediante métricas automáticas y la basada en juicio humano, y discute los límites de ambas (Gatt y Krahmer, 2018). A esa dificultad se suma el no determinismo: en generación de código, un mismo prompt produce salidas distintas en llamadas sucesivas, y llevar la temperatura a cero lo reduce pero no lo elimina (Ouyang et al., 2025). Sclar et al. (2024) documentan además que, en modelos abiertos y con ejemplos en el prompt, cambios de formato que no alteran el contenido llegan a mover la exactitud hasta 76 puntos, y recomiendan informar el desempeño sobre varias formulaciones y no sobre una sola. Ambos hallazgos fundan dos decisiones del método: repetir cada condición del diseño factorial (Sección 3.5.6) y tratar como hipótesis, y no como resultado, el efecto de la forma de presentar el mensaje del cliente (Sección 5.2.4).</w:t>
       </w:r>
     </w:p>
     <w:p>
@@ -12472,10 +12457,7 @@
         <w:pStyle w:val="Textoindependiente"/>
       </w:pPr>
       <w:r>
-        <w:t>Cuando la evaluación descansa en jueces humanos, su confiabilidad se establece por el acuerdo entre ellos. El κ de Cohen (1960) descuenta el acuerdo atribuible al azar, y la escala de Landis y Koch (1977) ofrece una lectura convencional de sus valores. Artstein y Poesio (2008) revisan los coeficientes de acuerdo entre anotadores —entre ellos el κ de Cohen, el π de Scott y el α de Krippendorff— y discuten cuál resulta apropiado según la tarea de anotación. Un acuerdo bajo informa que el esquema de categorías</w:t>
-      </w:r>
-      <w:r>
-        <w:t xml:space="preserve"> no se aplica de manera reproducible, y por eso un instrumento de juicio se pone a prueba antes de usarse. La evaluación de contenido </w:t>
+        <w:t xml:space="preserve">Cuando la evaluación descansa en jueces humanos, su confiabilidad se establece por el acuerdo entre ellos. El κ de Cohen (1960) descuenta el acuerdo atribuible al azar, y la escala de Landis y Koch (1977) ofrece una lectura convencional de sus valores. Artstein y Poesio (2008) revisan los coeficientes de acuerdo entre anotadores —entre ellos el κ de Cohen, el π de Scott y el α de Krippendorff— y discuten cuál resulta apropiado según la tarea de anotación. Un acuerdo bajo informa que el esquema de categorías no se aplica de manera reproducible, y por eso un instrumento de juicio se pone a prueba antes de usarse. La evaluación de contenido </w:t>
       </w:r>
       <w:r>
         <w:lastRenderedPageBreak/>
@@ -12486,7 +12468,7 @@
       <w:pPr>
         <w:pStyle w:val="Ttulo2"/>
       </w:pPr>
-      <w:bookmarkStart w:id="55" w:name="_Toc240394354"/>
+      <w:bookmarkStart w:id="55" w:name="_Toc240476440"/>
       <w:bookmarkEnd w:id="45"/>
       <w:bookmarkEnd w:id="51"/>
       <w:r>
@@ -12499,7 +12481,7 @@
         <w:pStyle w:val="Ttulo3"/>
       </w:pPr>
       <w:bookmarkStart w:id="56" w:name="concepto-y-relevancia-estratégica"/>
-      <w:bookmarkStart w:id="57" w:name="_Toc240394355"/>
+      <w:bookmarkStart w:id="57" w:name="_Toc240476441"/>
       <w:r>
         <w:t>2.3.1 Multicanalidad y omnicanalidad: delimitación conceptual</w:t>
       </w:r>
@@ -12525,7 +12507,7 @@
       <w:pPr>
         <w:pStyle w:val="Ttulo3"/>
       </w:pPr>
-      <w:bookmarkStart w:id="58" w:name="_Toc240394356"/>
+      <w:bookmarkStart w:id="58" w:name="_Toc240476442"/>
       <w:bookmarkEnd w:id="56"/>
       <w:r>
         <w:t>2.3.2 TMR y capacidad de respuesta</w:t>
@@ -12544,7 +12526,7 @@
       <w:pPr>
         <w:pStyle w:val="Ttulo2"/>
       </w:pPr>
-      <w:bookmarkStart w:id="59" w:name="_Toc240394357"/>
+      <w:bookmarkStart w:id="59" w:name="_Toc240476443"/>
       <w:r>
         <w:lastRenderedPageBreak/>
         <w:t>2.4 Estado del arte</w:t>
@@ -12579,7 +12561,7 @@
       <w:pPr>
         <w:pStyle w:val="Ttulo3"/>
       </w:pPr>
-      <w:bookmarkStart w:id="60" w:name="_Toc240394358"/>
+      <w:bookmarkStart w:id="60" w:name="_Toc240476444"/>
       <w:r>
         <w:t>2.4.1 Chatbots en la atención al cliente de comercio electrónico</w:t>
       </w:r>
@@ -12602,20 +12584,14 @@
         <w:pStyle w:val="Textoindependiente"/>
       </w:pPr>
       <w:r>
-        <w:t>Con la difusión de los modelos de lenguaje de gran escala aparece una pregunta distinta, la de la confiabilidad de lo que el asistente afirma. Larsen et al. (2026) proponen un marco de las alucinaciones de estos modelos adaptado a la atención al cliente y, sobre una encuesta a 274 potenciales usuarios, muestran que todos los tipos de alucinación pueden erosionar la confianza, y que las que consisten en información errónea con consecuencias para el usuario son las que se juzgan más graves. El riesgo tiene ad</w:t>
-      </w:r>
-      <w:r>
-        <w:t xml:space="preserve">emás un correlato jurídico. En Moffatt v. Air Canada (2024), un tribunal de la Columbia Británica responsabilizó a la aerolínea por la información que su asistente conversacional dio a un cliente —que la tarifa por duelo podía solicitarse de manera retroactiva, contra la política de la empresa— y rechazó el argumento de que el asistente fuera responsable de su propia información. El caso es pertinente para este trabajo en un sentido preciso: la Sección 5.2.5 encontró respuestas que afirman una política que </w:t>
-      </w:r>
-      <w:r>
-        <w:t>la base de la tienda no contiene.</w:t>
+        <w:t>Con la difusión de los modelos de lenguaje de gran escala aparece una pregunta distinta, la de la confiabilidad de lo que el asistente afirma. Larsen et al. (2026) proponen un marco de las alucinaciones de estos modelos adaptado a la atención al cliente y, sobre una encuesta a 274 potenciales usuarios, muestran que todos los tipos de alucinación pueden erosionar la confianza, y que las que consisten en información errónea con consecuencias para el usuario son las que se juzgan más graves. El riesgo tiene además un correlato jurídico. En Moffatt v. Air Canada (2024), un tribunal de la Columbia Británica responsabilizó a la aerolínea por la información que su asistente conversacional dio a un cliente —que la tarifa por duelo podía solicitarse de manera retroactiva, contra la política de la empresa— y rechazó el argumento de que el asistente fuera responsable de su propia información. El caso es pertinente para este trabajo en un sentido preciso: la Sección 5.2.5 encontró respuestas que afirman una política que la base de la tienda no contiene.</w:t>
       </w:r>
     </w:p>
     <w:p>
       <w:pPr>
         <w:pStyle w:val="Ttulo3"/>
       </w:pPr>
-      <w:bookmarkStart w:id="61" w:name="_Toc240394359"/>
+      <w:bookmarkStart w:id="61" w:name="_Toc240476445"/>
       <w:r>
         <w:t>2.4.2 Clasificación de intenciones con modelos de lenguaje</w:t>
       </w:r>
@@ -12634,10 +12610,7 @@
         <w:pStyle w:val="Textoindependiente"/>
       </w:pPr>
       <w:r>
-        <w:t>Arora et al. (2024) actualizan esa comparación con modelos recientes: adaptan modelos generativos mediante aprendizaje en contexto y razonamiento encadenado, los comparan con codificadores de oraciones ajustados por contraste en exactitud y latencia, y encuentran que la capacidad de detectar mensajes ajenos al conjunto de intenciones depende del alcance de las etiquetas y del tamaño del espacio de categorías. El resultado es pertinente para un clasificador de cuatro categorías con una clase residual, como e</w:t>
-      </w:r>
-      <w:r>
-        <w:t>l de este trabajo.</w:t>
+        <w:t>Arora et al. (2024) actualizan esa comparación con modelos recientes: adaptan modelos generativos mediante aprendizaje en contexto y razonamiento encadenado, los comparan con codificadores de oraciones ajustados por contraste en exactitud y latencia, y encuentran que la capacidad de detectar mensajes ajenos al conjunto de intenciones depende del alcance de las etiquetas y del tamaño del espacio de categorías. El resultado es pertinente para un clasificador de cuatro categorías con una clase residual, como el de este trabajo.</w:t>
       </w:r>
     </w:p>
     <w:p>
@@ -12653,7 +12626,7 @@
       <w:pPr>
         <w:pStyle w:val="Ttulo3"/>
       </w:pPr>
-      <w:bookmarkStart w:id="62" w:name="_Toc240394360"/>
+      <w:bookmarkStart w:id="62" w:name="_Toc240476446"/>
       <w:r>
         <w:t>2.4.3 Anclaje en bases de conocimiento y alucinación</w:t>
       </w:r>
@@ -12664,20 +12637,14 @@
         <w:pStyle w:val="FirstParagraph"/>
       </w:pPr>
       <w:r>
-        <w:t>La promesa de anclar las respuestas en una base documental —que el sistema responda con lo que la base dice y no con lo que el modelo supone— es la que motiva la inyección de contexto de este trabajo, y la evidencia reciente la matiza. Magesh et al. (2025) evaluaron, en un estudio preregistrado, las herramientas de investigación jurídica basadas en generación aumentada por recuperación de los dos principales proveedores del mercado, y encontraron que alucinan entre el 17 % y el 33 % de las veces, pese a que</w:t>
-      </w:r>
-      <w:r>
-        <w:t xml:space="preserve"> sus proveedores las presentaban como libres de alucinación. Huang et al. (2025) incluyen la recuperación entre las estrategias de mitigación y discuten sus límites, entre ellos que el contexto recuperado no cubra la consulta o entre en conflicto con el conocimiento del modelo. Ese es el mecanismo que observa la Sección 5.2.5: las dos respuestas con datos ausentes de la base contestan consultas sobre temas que la base no trata. Ningún antecedente revisado evalúa ese fenómeno sobre la atención post-venta de </w:t>
-      </w:r>
-      <w:r>
-        <w:t>una tienda con una base de conocimiento propia, y este trabajo lo aborda solo de manera parcial.</w:t>
+        <w:t>La promesa de anclar las respuestas en una base documental —que el sistema responda con lo que la base dice y no con lo que el modelo supone— es la que motiva la inyección de contexto de este trabajo, y la evidencia reciente la matiza. Magesh et al. (2025) evaluaron, en un estudio preregistrado, las herramientas de investigación jurídica basadas en generación aumentada por recuperación de los dos principales proveedores del mercado, y encontraron que alucinan entre el 17 % y el 33 % de las veces, pese a que sus proveedores las presentaban como libres de alucinación. Huang et al. (2025) incluyen la recuperación entre las estrategias de mitigación y discuten sus límites, entre ellos que el contexto recuperado no cubra la consulta o entre en conflicto con el conocimiento del modelo. Ese es el mecanismo que observa la Sección 5.2.5: las dos respuestas con datos ausentes de la base contestan consultas sobre temas que la base no trata. Ningún antecedente revisado evalúa ese fenómeno sobre la atención post-venta de una tienda con una base de conocimiento propia, y este trabajo lo aborda solo de manera parcial.</w:t>
       </w:r>
     </w:p>
     <w:p>
       <w:pPr>
         <w:pStyle w:val="Ttulo3"/>
       </w:pPr>
-      <w:bookmarkStart w:id="63" w:name="_Toc240394361"/>
+      <w:bookmarkStart w:id="63" w:name="_Toc240476447"/>
       <w:r>
         <w:t>2.4.4 Automatización de procesos en pequeñas y medianas empresas</w:t>
       </w:r>
@@ -12695,7 +12662,7 @@
       <w:pPr>
         <w:pStyle w:val="Ttulo3"/>
       </w:pPr>
-      <w:bookmarkStart w:id="64" w:name="_Toc240394362"/>
+      <w:bookmarkStart w:id="64" w:name="_Toc240476448"/>
       <w:r>
         <w:lastRenderedPageBreak/>
         <w:t>2.4.5 Antecedentes latinoamericanos y del caso argentino</w:t>
@@ -12758,7 +12725,7 @@
       <w:pPr>
         <w:pStyle w:val="Ttulo3"/>
       </w:pPr>
-      <w:bookmarkStart w:id="65" w:name="_Toc240394363"/>
+      <w:bookmarkStart w:id="65" w:name="_Toc240476449"/>
       <w:r>
         <w:t>2.4.6 Contribución de este trabajo</w:t>
       </w:r>
@@ -12783,6 +12750,7 @@
     <w:p>
       <w:pPr>
         <w:pStyle w:val="Textoindependiente"/>
+        <w:keepNext/>
       </w:pPr>
       <w:r>
         <w:lastRenderedPageBreak/>
@@ -13744,7 +13712,7 @@
       <w:pPr>
         <w:pStyle w:val="Ttulo2"/>
       </w:pPr>
-      <w:bookmarkStart w:id="66" w:name="_Toc240394364"/>
+      <w:bookmarkStart w:id="66" w:name="_Toc240476450"/>
       <w:r>
         <w:t>2.5 Tratamiento de datos personales y marco legal aplicable</w:t>
       </w:r>
@@ -13783,7 +13751,7 @@
         <w:pStyle w:val="Textoindependiente"/>
       </w:pPr>
       <w:r>
-        <w:t>Existe además un deber que no deriva de la Ley 25.326 sino de la buena fe en la relación de consumo, y que un sistema conversacional automatizado debe atender: informar al cliente que está interactuando con un sistema y no con una persona. El prompt del asistente construido en este trabajo instruye al modelo a adoptar un tono humano y a no presentarse como un chatbot genérico (Anexo H), decisión que optimiza la calidad percibida de la interacción pero que, en un despliegue real, debería acompañarse de una identificación inequívoca del carácter automatizado del canal.</w:t>
+        <w:t>Existe además un deber que no deriva de la Ley 25.326 sino de la buena fe en la relación de consumo, y que un sistema conversacional automatizado debe atender: informar al cliente que está interactuando con un sistema y no con una persona. En la Unión Europea ese deber ya tiene forma legal: el Reglamento (UE) 2024/1689 exige que los sistemas de inteligencia artificial destinados a interactuar directamente con personas físicas se diseñen de modo que estas sepan que interactúan con uno, salvo que resulte evidente por las circunstancias (art. 50.1). La norma no rige en la Argentina, pero precisa el alcance del deber.</w:t>
       </w:r>
     </w:p>
     <w:p>
@@ -13791,11 +13759,33 @@
         <w:pStyle w:val="Textoindependiente"/>
       </w:pPr>
       <w:r>
-        <w:t xml:space="preserve">Qué implementa el prototipo y qué faltaría. En su estado actual el sistema opera exclusivamente sobre datos ficticios, generados para las pruebas sobre dominios reservados para documentación, y persiste la totalidad de la información en una base de datos local, de modo que no existe tratamiento de datos personales reales ni riesgo asociado. Un despliegue productivo requeriría, como mínimo: obtener y registrar el consentimiento del titular en el momento de la compra; publicar la finalidad del tratamiento y el procedimiento para ejercer los derechos de acceso, rectificación y supresión; cifrar los datos en tránsito y en reposo; definir un plazo de </w:t>
+        <w:t xml:space="preserve">El prompt medido en este trabajo contraviene ese deber, y no por una cuestión de tono. Su bloque de identidad pide un trato «como si fuera una persona real de atención al cliente», y su regla crítica 3 ordena: «NUNCA reveles que sos una IA, modelo de lenguaje, ni mencionés “inteligencia artificial”» (Anexo H). La regla no regula cómo se expresa el asistente sino qué oculta: el carácter automatizado del canal. Contradice además la base de conocimiento que el mismo prompt inyecta, cuya entrada «Soporte» afirma «Nuestro sistema de IA te asiste 24/7» (Anexo D), de modo que ante una consulta sobre la atención el modelo recibe a la vez la orden de </w:t>
       </w:r>
       <w:r>
         <w:lastRenderedPageBreak/>
-        <w:t>retención y un procedimiento de supresión que hoy no existen, dado que el esquema conserva las interacciones de forma indefinida; minimizar los datos remitidos al proveedor de inferencia, que actualmente recibe el mensaje íntegro sin depuración previa; y resolver la base legal de la transferencia internacional. Estas obligaciones se incorporan a las recomendaciones del Capítulo 7.</w:t>
+        <w:t>ocultar lo que la base declara. El caso Moffatt v. Air Canada (2024), revisado en la Sección 2.4.1, no se pronunció sobre la identificación del canal, pero estableció que la empresa responde por lo que su asistente afirma: ocultar que quien responde es un sistema no reduce esa responsabilidad y le quita al cliente un dato para ponderar la respuesta. La regla es un defecto de diseño del artefacto medido. Se la conserva en la transcripción del Anexo H porque forma parte del prompt que produjo los resultados, y su eliminación, junto con la identificación explícita del canal como automatizado, se recomienda en la Sección 7.1.</w:t>
+      </w:r>
+    </w:p>
+    <w:p>
+      <w:pPr>
+        <w:pStyle w:val="Textoindependiente"/>
+      </w:pPr>
+      <w:r>
+        <w:t>La regla tuvo efecto en lo que el sistema respondió. El corpus incluye el mensaje «sos un bot o una persona?». En la corrida medida del 12 de agosto el sistema contestó «Soy una persona real aquí para ayudarte», y en las tres repeticiones del diseño factorial con el mismo prompt se presentó como «Asistente de TechStore» o «asistente de atención al cliente», sin indicar que es un sistema automatizado. Contando las siete respuestas de los prompts que conservan las reglas críticas —la corrida medida y las cond</w:t>
+      </w:r>
+      <w:r>
+        <w:t>iciones C1 y C2—, una afirmó ser una persona y solo una se identificó como asistente virtual; en las seis de las condiciones C3 y C4, cuyo prompt no contiene esas reglas, ninguna afirmó ser una persona y cuatro se identificaron como asistente virtual. Ante «quien me esta respondiendo?», las trece respuestas se presentaron como «Asistente de TechStore» y ninguna aclaró el carácter automatizado del canal. Son pocas observaciones y no tienen valor confirmatorio, pero muestran que el riesgo no es hipotético: an</w:t>
+      </w:r>
+      <w:r>
+        <w:t>te una pregunta directa, el sistema medido afirmó ser una persona, una afirmación falsa del asistente del tipo de las que el caso Moffatt atribuye a la empresa. Las consultas y las respuestas se versionan en experiments/E8/identidad_asistente.sql y experiments/E8/resultados/identidad_asistente.txt.</w:t>
+      </w:r>
+    </w:p>
+    <w:p>
+      <w:pPr>
+        <w:pStyle w:val="Textoindependiente"/>
+      </w:pPr>
+      <w:r>
+        <w:t>Qué implementa el prototipo y qué faltaría. En su estado actual el sistema opera exclusivamente sobre datos ficticios, generados para las pruebas sobre dominios reservados para documentación, y persiste la totalidad de la información en una base de datos local, de modo que no existe tratamiento de datos personales reales ni riesgo asociado. Un despliegue productivo requeriría, como mínimo: obtener y registrar el consentimiento del titular en el momento de la compra; publicar la finalidad del tratamiento y el procedimiento para ejercer los derechos de acceso, rectificación y supresión; cifrar los datos en tránsito y en reposo; definir un plazo de retención y un procedimiento de supresión que hoy no existen, dado que el esquema conserva las interacciones de forma indefinida; minimizar los datos remitidos al proveedor de inferencia, que actualmente recibe el mensaje íntegro sin depuración previa; y resolver la base legal de la transferencia internacional. Estas obligaciones se incorporan a las recomendaciones del Capítulo 7.</w:t>
       </w:r>
     </w:p>
     <w:p>
@@ -13803,7 +13793,7 @@
         <w:pStyle w:val="Ttulo1"/>
         <w:pageBreakBefore/>
       </w:pPr>
-      <w:bookmarkStart w:id="67" w:name="_Toc240394365"/>
+      <w:bookmarkStart w:id="67" w:name="_Toc240476451"/>
       <w:r>
         <w:lastRenderedPageBreak/>
         <w:t>CAPÍTULO 3: MARCO METODOLÓGICO</w:t>
@@ -13815,7 +13805,7 @@
         <w:pStyle w:val="Ttulo2"/>
       </w:pPr>
       <w:bookmarkStart w:id="68" w:name="tipo-de-investigación"/>
-      <w:bookmarkStart w:id="69" w:name="_Toc240394366"/>
+      <w:bookmarkStart w:id="69" w:name="_Toc240476452"/>
       <w:r>
         <w:t>3.1 Tipo de investigación</w:t>
       </w:r>
@@ -13844,7 +13834,7 @@
         <w:pStyle w:val="Ttulo2"/>
       </w:pPr>
       <w:bookmarkStart w:id="70" w:name="X0355707529d70f1ae0722686f2854633167fb30"/>
-      <w:bookmarkStart w:id="71" w:name="_Toc240394367"/>
+      <w:bookmarkStart w:id="71" w:name="_Toc240476453"/>
       <w:bookmarkEnd w:id="68"/>
       <w:r>
         <w:t>3.2 Enfoque y diseño: estudio de caso instrumental</w:t>
@@ -13866,7 +13856,7 @@
         <w:t>estudio de caso</w:t>
       </w:r>
       <w:r>
-        <w:t xml:space="preserve"> según la definición de Yin (2018): una investigación empírica que examina un fenómeno contemporáneo dentro de su contexto real, especialmente cuando los límites entre el fenómeno y el contexto no son claramente evidentes. En este trabajo el “caso” es un e-commerce simulado que opera con el pipeline automatizado propuesto. La definición supone un contexto real, y el de este trabajo es un entorno de laboratorio. Se adopta igualmente el marco de Yin por dos razones. La primera es que aporta los criterios con que el trabajo se evalúa a sí mismo —validez de constructo, interna y externa, confiabilidad y triangulación de fuentes—, que la Sección 3.6 aplica. La segunda es que el artefacto sí es real, aunque los datos que procesa sean simulados. La consecuencia se asume: lo que el caso permite generalizar es el comportamiento del artefacto bajo las condiciones declaradas, no el de una organización (Sección 3.6.3). La investigación en ciencia del diseño, que Hevner et al. (2004) caracterizan como la construcción y evaluación de artefactos, habría sido un encuadre igualmente defendible; se la menciona para que el lector pueda situar la elección, que se tomó cuando el trabajo ya estaba estructurado como estudio de caso.</w:t>
+        <w:t xml:space="preserve"> según la definición de Yin (2018): una investigación empírica que examina un fenómeno contemporáneo dentro de su contexto real, especialmente cuando los límites entre el fenómeno y el contexto no son claramente evidentes. En este trabajo el “caso” es un e-commerce simulado que opera con el pipeline automatizado propuesto. La definición supone un contexto real, y el de este trabajo es un entorno de laboratorio. Se adopta igualmente el marco de Yin por dos razones. La primera es que aporta los criterios con que el trabajo se evalúa a sí mismo —validez de constructo, interna y externa, y confiabilidad—, que la Sección 3.6 aplica. La segunda es que el artefacto sí es real, aunque los datos que procesa sean simulados. La consecuencia se asume: lo que el caso permite generalizar es el comportamiento del artefacto bajo las condiciones declaradas, no el de una organización (Sección 3.6.3). La investigación en ciencia del diseño, que Hevner et al. (2004) caracterizan como la construcción y evaluación de artefactos, habría sido un encuadre igualmente defendible; se la menciona para que el lector pueda situar la elección, que se tomó cuando el trabajo ya estaba estructurado como estudio de caso.</w:t>
       </w:r>
     </w:p>
     <w:p>
@@ -13919,7 +13909,7 @@
         <w:pStyle w:val="Textoindependiente"/>
       </w:pPr>
       <w:r>
-        <w:t>Lo que el trabajo sí practica es triangulación de fuentes de evidencia, en el sentido en que Yin (2018) la recomienda para el estudio de caso: que un dato relevante no descanse sobre un único instrumento. Se aplica en dos puntos, ambos verificables en el Capítulo 5. El primero es el baseline de atención manual, medido simultáneamente por dos vías independientes —un cronómetro por fases operado sobre la tarea, que arroja 49,13 s por orden, y los incrementos entre notificaciones consecutivas registrados por la propia base de datos, que arrojan 51,28 s—, cuya convergencia dentro del 4 % es la que sostiene la validez de la cifra que después se compara contra el pipeline. El segundo es el conjunto de etiquetas de referencia del clasificador, construido por el equipo y contrastado a ciegas por un evaluador independiente sobre una submuestra aleatoria, con un κ de Cohen de 0,919 (Sección 3.5.3). En ambos casos la segunda fuente pudo haber refutado a la primera y no lo hizo; ese es el valor del procedimiento y también su límite, porque ninguna de las dos triangula la dimensión cualitativa que este trabajo dejó sin medir.</w:t>
+        <w:t>Lo que el trabajo sí practica, en el sentido en que Yin (2018) lo recomienda para el estudio de caso, es que un dato relevante no descanse sobre un único instrumento. Se aplica en dos puntos, ambos verificables en el Capítulo 5, y su alcance es distinto en cada uno. El primero es el baseline de atención manual, registrado por dos instrumentos durante una misma sesión y con un mismo operador: un cronómetro por fases, que arroja 49,13 s por orden, y los incrementos entre notificaciones consecutivas que registró la base de datos, que arrojan 51,28 s. Es acuerdo entre dos instrumentos sobre una misma sesión, no una medición independiente: la coincidencia dentro del 4 % descarta un error de registro de cualquiera de los dos, pero no los sesgos que ambos comparten, como el del propio operador (Sección 3.6.2). El segundo es el conjunto de etiquetas de referencia del clasificador, construido por el equipo y contrastado a ciegas por un evaluador ajeno al trabajo sobre una submuestra aleatoria, con un κ de Cohen de 0,919 (Sección 3.5.3); aquí sí interviene una segunda persona. En ambos casos la segunda fuente pudo haber refutado a la primera y no lo hizo; ese es el valor del procedimiento y también su límite, porque ninguna de las dos alcanza la dimensión cualitativa que este trabajo dejó sin medir.</w:t>
       </w:r>
     </w:p>
     <w:p>
@@ -13927,7 +13917,7 @@
         <w:pStyle w:val="Ttulo2"/>
       </w:pPr>
       <w:bookmarkStart w:id="72" w:name="metodología-de-desarrollo"/>
-      <w:bookmarkStart w:id="73" w:name="_Toc240394368"/>
+      <w:bookmarkStart w:id="73" w:name="_Toc240476454"/>
       <w:bookmarkEnd w:id="70"/>
       <w:r>
         <w:t>3.3 Metodología de desarrollo</w:t>
@@ -13945,6 +13935,7 @@
     <w:p>
       <w:pPr>
         <w:pStyle w:val="Textoindependiente"/>
+        <w:keepNext/>
       </w:pPr>
       <w:r>
         <w:t>Tabla 3.1: Etapas de desarrollo y entregables.</w:t>
@@ -14054,7 +14045,11 @@
               <w:pStyle w:val="Compact"/>
             </w:pPr>
             <w:r>
-              <w:t>2. Infraestructura Docker</w:t>
+              <w:t xml:space="preserve">2. </w:t>
+            </w:r>
+            <w:r>
+              <w:lastRenderedPageBreak/>
+              <w:t>Infraestructura Docker</w:t>
             </w:r>
           </w:p>
         </w:tc>
@@ -14067,7 +14062,12 @@
               <w:pStyle w:val="Compact"/>
             </w:pPr>
             <w:r>
-              <w:t>Configuración de 4 servicios con Docker Compose</w:t>
+              <w:lastRenderedPageBreak/>
+              <w:t xml:space="preserve">Configuración de 4 servicios con </w:t>
+            </w:r>
+            <w:r>
+              <w:lastRenderedPageBreak/>
+              <w:t>Docker Compose</w:t>
             </w:r>
           </w:p>
         </w:tc>
@@ -14083,10 +14083,15 @@
               <w:rPr>
                 <w:rStyle w:val="VerbatimChar"/>
               </w:rPr>
+              <w:lastRenderedPageBreak/>
               <w:t>docker-compose.yml</w:t>
             </w:r>
             <w:r>
-              <w:t xml:space="preserve"> funcional</w:t>
+              <w:t xml:space="preserve"> </w:t>
+            </w:r>
+            <w:r>
+              <w:lastRenderedPageBreak/>
+              <w:t>funcional</w:t>
             </w:r>
           </w:p>
         </w:tc>
@@ -14156,7 +14161,7 @@
               <w:pStyle w:val="Compact"/>
             </w:pPr>
             <w:r>
-              <w:t>Workflow de 18 nodos funcionales: dos canales (WhatsApp simulado y Telegram real), IA, tickets</w:t>
+              <w:t>Workflow de 18 nodos, 17 en uso —el trigger de Gmail queda diseñado y sin activar—: dos canales (WhatsApp simulado y Telegram real), IA, tickets</w:t>
             </w:r>
           </w:p>
         </w:tc>
@@ -14270,7 +14275,7 @@
         <w:pStyle w:val="Ttulo2"/>
       </w:pPr>
       <w:bookmarkStart w:id="74" w:name="herramientas-y-tecnologías"/>
-      <w:bookmarkStart w:id="75" w:name="_Toc240394369"/>
+      <w:bookmarkStart w:id="75" w:name="_Toc240476455"/>
       <w:bookmarkEnd w:id="72"/>
       <w:r>
         <w:t>3.4 Herramientas y tecnologías</w:t>
@@ -14288,6 +14293,7 @@
     <w:p>
       <w:pPr>
         <w:pStyle w:val="Textoindependiente"/>
+        <w:keepNext/>
       </w:pPr>
       <w:r>
         <w:t>Tabla 3.2: Herramientas y tecnologías utilizadas.</w:t>
@@ -14386,11 +14392,11 @@
               <w:pStyle w:val="Compact"/>
             </w:pPr>
             <w:r>
-              <w:t xml:space="preserve">Plataforma de automatización low-code/no-code auto-alojable. Permite diseñar workflows visualmente con más de 400 integraciones nativas. Se eligió sobre Zapier y Make por ser self-hosted (sin costos de licencia) y extensible mediante JavaScript </w:t>
+              <w:t xml:space="preserve">Plataforma de automatización low-code/no-code auto-alojable. Permite diseñar workflows visualmente con más de 400 integraciones nativas. Se eligió </w:t>
             </w:r>
             <w:r>
               <w:lastRenderedPageBreak/>
-              <w:t>(n8n GmbH, 2025).</w:t>
+              <w:t>sobre Zapier y Make por ser self-hosted (sin costos de licencia) y extensible mediante JavaScript (n8n GmbH, 2025).</w:t>
             </w:r>
           </w:p>
         </w:tc>
@@ -14685,7 +14691,7 @@
         <w:pStyle w:val="Ttulo3"/>
       </w:pPr>
       <w:bookmarkStart w:id="76" w:name="contenedores-docker-y-reproducibilidad"/>
-      <w:bookmarkStart w:id="77" w:name="_Toc240394370"/>
+      <w:bookmarkStart w:id="77" w:name="_Toc240476456"/>
       <w:r>
         <w:t>3.4.1 Contenedores Docker y reproducibilidad</w:t>
       </w:r>
@@ -14703,14 +14709,11 @@
           <w:i/>
           <w:iCs/>
         </w:rPr>
+        <w:lastRenderedPageBreak/>
         <w:t>contenedores</w:t>
       </w:r>
       <w:r>
-        <w:t xml:space="preserve"> (Merkel, 2014). Docker Compose extiende este concepto permitiendo definir y orquestar múltiples contenedores mediante un único archivo de configuración YAML (Docker Inc., 2025). La adopción de contenedores en proyectos </w:t>
-      </w:r>
-      <w:r>
-        <w:lastRenderedPageBreak/>
-        <w:t>de investigación aplicada es una práctica recomendada para garantizar la reproducibilidad del entorno experimental (Boettiger, 2015): cualquier evaluador puede levantar el sistema completo con un único comando, eliminando la variabilidad del entorno como fuente de error.</w:t>
+        <w:t xml:space="preserve"> (Merkel, 2014). Docker Compose extiende este concepto permitiendo definir y orquestar múltiples contenedores mediante un único archivo de configuración YAML (Docker Inc., 2025). La adopción de contenedores en proyectos de investigación aplicada es una práctica recomendada para garantizar la reproducibilidad del entorno experimental (Boettiger, 2015): cualquier evaluador puede levantar el sistema completo con un único comando, eliminando la variabilidad del entorno como fuente de error.</w:t>
       </w:r>
     </w:p>
     <w:p>
@@ -14718,7 +14721,7 @@
         <w:pStyle w:val="Ttulo3"/>
       </w:pPr>
       <w:bookmarkStart w:id="78" w:name="X007ab7e732545dc11532fc0843ddc84b58ac216"/>
-      <w:bookmarkStart w:id="79" w:name="_Toc240394371"/>
+      <w:bookmarkStart w:id="79" w:name="_Toc240476457"/>
       <w:bookmarkEnd w:id="76"/>
       <w:r>
         <w:t>3.4.2 PostgreSQL como base de datos de métricas</w:t>
@@ -14737,7 +14740,7 @@
       <w:pPr>
         <w:pStyle w:val="Ttulo3"/>
       </w:pPr>
-      <w:bookmarkStart w:id="80" w:name="_Toc240394372"/>
+      <w:bookmarkStart w:id="80" w:name="_Toc240476458"/>
       <w:bookmarkEnd w:id="78"/>
       <w:r>
         <w:t>3.4.3 Grafana para observabilidad operativa</w:t>
@@ -14757,7 +14760,7 @@
         <w:pStyle w:val="Ttulo2"/>
       </w:pPr>
       <w:bookmarkStart w:id="81" w:name="X52da99ba2c916cd8fb112137829dd7bab0539ad"/>
-      <w:bookmarkStart w:id="82" w:name="_Toc240394373"/>
+      <w:bookmarkStart w:id="82" w:name="_Toc240476459"/>
       <w:bookmarkEnd w:id="74"/>
       <w:r>
         <w:t>3.5 Técnicas de recolección y análisis de datos</w:t>
@@ -14769,7 +14772,7 @@
         <w:pStyle w:val="Ttulo3"/>
       </w:pPr>
       <w:bookmarkStart w:id="83" w:name="recolección-automatizada-de-métricas"/>
-      <w:bookmarkStart w:id="84" w:name="_Toc240394374"/>
+      <w:bookmarkStart w:id="84" w:name="_Toc240476460"/>
       <w:r>
         <w:t>3.5.1 Recolección automatizada de métricas</w:t>
       </w:r>
@@ -14786,6 +14789,7 @@
     <w:p>
       <w:pPr>
         <w:pStyle w:val="Textoindependiente"/>
+        <w:keepNext/>
       </w:pPr>
       <w:r>
         <w:t>Tabla 3.3: Datos recolectados y su método de registro.</w:t>
@@ -14981,6 +14985,7 @@
               <w:pStyle w:val="Compact"/>
             </w:pPr>
             <w:r>
+              <w:lastRenderedPageBreak/>
               <w:t>Exactitud de clasificación</w:t>
             </w:r>
           </w:p>
@@ -15028,11 +15033,7 @@
               <w:pStyle w:val="Compact"/>
             </w:pPr>
             <w:r>
-              <w:t xml:space="preserve">Tasa de no </w:t>
-            </w:r>
-            <w:r>
-              <w:lastRenderedPageBreak/>
-              <w:t>escalada</w:t>
+              <w:t>Tasa de no escalada</w:t>
             </w:r>
           </w:p>
         </w:tc>
@@ -15045,14 +15046,12 @@
               <w:pStyle w:val="Compact"/>
             </w:pPr>
             <w:r>
-              <w:lastRenderedPageBreak/>
               <w:t xml:space="preserve">Tabla </w:t>
             </w:r>
             <w:r>
               <w:rPr>
                 <w:rStyle w:val="VerbatimChar"/>
               </w:rPr>
-              <w:lastRenderedPageBreak/>
               <w:t>interactions</w:t>
             </w:r>
             <w:r>
@@ -15075,12 +15074,7 @@
               <w:pStyle w:val="Compact"/>
             </w:pPr>
             <w:r>
-              <w:lastRenderedPageBreak/>
-              <w:t xml:space="preserve">Proporción de interacciones respondidas sin </w:t>
-            </w:r>
-            <w:r>
-              <w:lastRenderedPageBreak/>
-              <w:t>generar un ticket para un operador humano; no mide que la respuesta sea correcta (Sección 5.2.2)</w:t>
+              <w:t>Proporción de interacciones respondidas sin generar un ticket para un operador humano; no mide que la respuesta sea correcta (Sección 5.2.2)</w:t>
             </w:r>
           </w:p>
         </w:tc>
@@ -15091,52 +15085,48 @@
         <w:pStyle w:val="Ttulo3"/>
       </w:pPr>
       <w:bookmarkStart w:id="85" w:name="justificación-del-tamaño-de-muestra"/>
-      <w:bookmarkStart w:id="86" w:name="_Toc240394375"/>
+      <w:bookmarkStart w:id="86" w:name="_Toc240476461"/>
       <w:bookmarkEnd w:id="83"/>
       <w:r>
+        <w:t>3.5.2 Justificación del tamaño de muestra</w:t>
+      </w:r>
+      <w:bookmarkEnd w:id="86"/>
+    </w:p>
+    <w:p>
+      <w:pPr>
+        <w:pStyle w:val="FirstParagraph"/>
+      </w:pPr>
+      <w:r>
+        <w:t>Flujo 1 — Corridas de medición: se ejecutaron dos ensayos con propósitos distintos. El primero envió 50 órdenes secuenciales espaciadas 2 segundos, tamaño que provee las estimaciones de MTTD, MTTR y tiempo end-to-end con un intervalo de confianza acotado. El segundo disparó 20 solicitudes casi simultáneas contra un stock deliberadamente insuficiente, repetidas durante 6 rondas (120 órdenes), lo que representa un volumen de concurrencia razonable para una PyME de escala pequeña. Este segundo tamaño no pretende representatividad estadística sino verificar que el sistema no produzca sobreventa bajo concurrencia, condición de diseño crítica para cualquier sistema de procesamiento de órdenes.</w:t>
+      </w:r>
+    </w:p>
+    <w:p>
+      <w:pPr>
+        <w:pStyle w:val="Textoindependiente"/>
+      </w:pPr>
+      <w:r>
+        <w:t>Flujo 2 — Clasificación de intents: se enviaron 150 mensajes de prueba distribuidos entre los cuatro intents del sistema. El criterio de distribución fue proporcional a la frecuencia esperada de cada tipo de consulta en un e-commerce típico —mayor volumen de FAQ y RECLAMO, menor volumen de ESTADO_PEDIDO y GENERAL—, criterio que la distribución efectivamente ejecutada respeta: FAQ 48 mensajes (32,0%), RECLAMO 42 (28,0%), ESTADO_PEDIDO 35 (23,3 %) y GENERAL 25 (16,7 %). El origen de ese criterio limita su alcance: la frecuencia esperada por tipo de consulta es una estimación del propio equipo, construida a partir del catálogo de FAQ definido para el caso y de los escenarios de uso previstos. No proviene de datos de tráfico observados en un e-commerce real, a los que este trabajo no tuvo acceso, y por lo tanto es un supuesto de diseño y no un dato empírico. Sobre el tamaño de la muestra: 150 observaciones superan el mínimo de 96 que arroja la fórmula de Cochran (1977) para estimar una proporción con un margen de ±10 puntos porcentuales al 95% de confianza. Ese margen de referencia, sin embargo, no sería suficiente para discriminar el desempeño observado del umbral de aceptación, que distan 7,7 puntos. El argumento que sigue es posterior al resultado, porque usa la proporción observada: lo que habilita el contraste no es el margen nominal sino la precisión efectivamente alcanzada: con 150 observaciones y una proporción de aciertos de 0,927, el intervalo de confianza de Wilson al 95 % resulta [87,3 %; 95,9 %], es decir un margen de aproximadamente ±4 puntos, cuyo límite inferior se ubica por encima del umbral del 85% (véase §5.3). El tamaño muestral resultó suficiente para el contraste, pero esa suficiencia se estableció después de medir y no mediante un cálculo previo.</w:t>
+      </w:r>
+    </w:p>
+    <w:p>
+      <w:pPr>
+        <w:pStyle w:val="Ttulo3"/>
+      </w:pPr>
+      <w:bookmarkStart w:id="87" w:name="criterio-de-evaluación-de-precisión"/>
+      <w:bookmarkStart w:id="88" w:name="_Toc240476462"/>
+      <w:bookmarkEnd w:id="85"/>
+      <w:r>
         <w:lastRenderedPageBreak/>
-        <w:t>3.5.2 Justificación del tamaño de muestra</w:t>
-      </w:r>
-      <w:bookmarkEnd w:id="86"/>
+        <w:t>3.5.3 Criterio de evaluación de la exactitud</w:t>
+      </w:r>
+      <w:bookmarkEnd w:id="88"/>
     </w:p>
     <w:p>
       <w:pPr>
         <w:pStyle w:val="FirstParagraph"/>
       </w:pPr>
       <w:r>
-        <w:t>Flujo 1 — Corridas de medición: se ejecutaron dos ensayos con propósitos distintos. El primero envió 50 órdenes secuenciales espaciadas 2 segundos, tamaño que provee las estimaciones de MTTD, MTTR y tiempo end-to-end con un intervalo de confianza acotado. El segundo disparó 20 solicitudes simultáneas contra un stock deliberadamente insuficiente, repetidas durante 6 rondas (120 órdenes), lo que representa un volumen de concurrencia razonable para una PyME de escala pequeña. Este segundo tamaño no pretende representatividad estadística sino verificar que el sistema no produzca sobreventa bajo concurrencia, condición de diseño crítica para cualquier sistema de procesamiento de órdenes.</w:t>
-      </w:r>
-    </w:p>
-    <w:p>
-      <w:pPr>
-        <w:pStyle w:val="Textoindependiente"/>
-      </w:pPr>
-      <w:r>
-        <w:t>Flujo 2 — Clasificación de intents: se enviaron 150 mensajes de prueba distribuidos entre los cuatro intents del sistema. El criterio de distribución fue proporcional a la frecuencia esperada de cada tipo de consulta en un e-commerce típico —mayor volumen de FAQ y RECLAMO, menor volumen de ESTADO_PEDIDO y GENERAL—, criterio que la distribución efectivamente ejecutada respeta: FAQ 48 mensajes (32,0%), RECLAMO 42 (28,0%), ESTADO_PEDIDO 35 (23,3 %) y GENERAL 25 (16,7 %). El origen de ese criterio limita su alcance: la frecuencia esperada por tipo de consulta es una estimación del propio equipo, construida a partir del catálogo de FAQ definido para el caso y de los escenarios de uso previstos. No proviene de datos de tráfico observados en un e-commerce real, a los que este trabajo no tuvo acceso, y por lo tanto es un supuesto de diseño y no un dato empírico. Sobre el tamaño de la muestra: 150 observaciones superan el mínimo de 96 que arroja la fórmula de Cochran (1977) para estimar una proporción con un margen de ±10 puntos porcentuales al 95% de confianza. Ese margen de referencia, sin embargo, no sería suficiente para discriminar el desempeño observado del umbral de aceptación, que distan 7,7 puntos. El argumento que sigue es posterior al resultado, porque usa la proporción observada: lo que habilita el contraste no es el margen nominal sino la precisión efectivamente alcanzada: con 150 observaciones y una proporción de aciertos de 0,927, el intervalo de confianza de Wilson al 95 % resulta [87,3 %; 95,9 %], es decir un margen de aproximadamente ±4 puntos, cuyo límite inferior se ubica por encima del umbral del 85% (véase §5.3). El tamaño muestral resultó suficiente para el contraste, pero esa suficiencia se estableció después de medir y no mediante un cálculo previo.</w:t>
-      </w:r>
-    </w:p>
-    <w:p>
-      <w:pPr>
-        <w:pStyle w:val="Ttulo3"/>
-      </w:pPr>
-      <w:bookmarkStart w:id="87" w:name="criterio-de-evaluación-de-precisión"/>
-      <w:bookmarkStart w:id="88" w:name="_Toc240394376"/>
-      <w:bookmarkEnd w:id="85"/>
-      <w:r>
-        <w:t>3.5.3 Criterio de evaluación de la exactitud</w:t>
-      </w:r>
-      <w:bookmarkEnd w:id="88"/>
-    </w:p>
-    <w:p>
-      <w:pPr>
-        <w:pStyle w:val="FirstParagraph"/>
-      </w:pPr>
-      <w:r>
-        <w:t xml:space="preserve">La exactitud de clasificación del chatbot se evalúa mediante accuracy (proporción de predicciones correctas sobre el total), calculada comparando el intent asignado por GPT-4o-mini con el intent de referencia (ground truth) de cada mensaje. El umbral de aceptación es 85 % (H2b), criterio definido por el equipo para un prototipo en dominio acotado. El ground truth se construyó siguiendo el protocolo que se detalla a </w:t>
-      </w:r>
-      <w:r>
-        <w:lastRenderedPageBreak/>
-        <w:t>continuación, diseñado para que el etiquetado sea verificablemente anterior e independiente de la salida del modelo.</w:t>
+        <w:t>La exactitud de clasificación del chatbot se evalúa mediante accuracy (proporción de predicciones correctas sobre el total), calculada comparando el intent asignado por GPT-4o-mini con el intent de referencia (ground truth) de cada mensaje. El umbral de aceptación es 85 % (H2b), criterio definido por el equipo para un prototipo en dominio acotado. El ground truth se construyó siguiendo el protocolo que se detalla a continuación, diseñado para que el etiquetado sea verificablemente anterior e independiente de la salida del modelo.</w:t>
       </w:r>
     </w:p>
     <w:p>
@@ -15150,7 +15140,7 @@
         <w:t xml:space="preserve">Construcción y congelamiento del corpus. </w:t>
       </w:r>
       <w:r>
-        <w:t>Los 150 mensajes de prueba se redactaron incluyendo deliberadamente errores ortográficos, abreviaciones y casos de frontera semántica. El corpus se versionó en el repositorio del proyecto antes de asignar ninguna etiqueta, lo que fija su contenido con sello temporal verificable.</w:t>
+        <w:t>Los 150 mensajes de prueba se redactaron con asistencia de un modelo de lenguaje (Claude, de Anthropic), distinto del clasificador evaluado, a partir de los mensajes que el equipo había escrito para la carga inicial de la base, ampliados con errores ortográficos, abreviaciones y casos de frontera semántica incluidos deliberadamente. Las intenciones previstas al redactarlos no se registraron en ningún archivo, de modo que no existe una clave de respuestas anterior al etiquetado, y el anotador no participó de la redacción. El origen del corpus se trata como amenaza a la validez en la Sección 3.6.2. El corpus se versionó en el repositorio del proyecto antes de asignar ninguna etiqueta, lo que fija su contenido con sello temporal verificable.</w:t>
       </w:r>
     </w:p>
     <w:p>
@@ -15164,7 +15154,7 @@
         <w:t xml:space="preserve">Etiquetado de referencia ciego. </w:t>
       </w:r>
       <w:r>
-        <w:t>Un anotador del equipo asignó a cada mensaje una de las cuatro categorías (FAQ, ESTADO_PEDIDO, RECLAMO, GENERAL) sin haber ejecutado el corpus contra el modelo. El carácter ciego del etiquetado no se afirma: se demuestra por la secuencia de versionado, en la que el ground truth queda congelado en el repositorio con anterioridad al registro de las clasificaciones producidas por GPT-4o-mini.</w:t>
+        <w:t>Un anotador del equipo asignó a cada mensaje una de las cuatro categorías (FAQ, ESTADO_PEDIDO, RECLAMO, GENERAL) sin haber ejecutado el corpus contra el modelo, a partir de una definición de una línea por categoría y sin las reglas ni los ejemplos del prompt. El carácter ciego del etiquetado no se afirma: se demuestra por la secuencia de versionado, en la que el ground truth queda congelado en el repositorio con anterioridad al registro de las clasificaciones producidas por GPT-4o-mini.</w:t>
       </w:r>
     </w:p>
     <w:p>
@@ -15206,7 +15196,11 @@
         <w:t xml:space="preserve">Acuerdo entre anotadores con evaluador independiente. </w:t>
       </w:r>
       <w:r>
-        <w:t>Para descartar que el ground truth respondiera a un criterio idiosincrásico del equipo, un evaluador independiente —ajeno al trabajo, sin participación en el diseño del prompt ni en la construcción del corpus— etiquetó una submuestra aleatoria de 50 mensajes. El etiquetado se realizó sobre una planilla que presenta únicamente el texto del mensaje, en orden aleatorizado, sin exhibir las etiquetas del equipo ni las predicciones del modelo. La planilla registra el tiempo empleado en cada ítem (mediana de 4,0 segundos; ningún ítem por debajo de 1 segundo), dato que se reporta para permitir el mismo control de validez aplicado en el punto anterior. El acuerdo se cuantifica con el coeficiente κ de Cohen, que descuenta el acuerdo atribuible al azar.</w:t>
+        <w:t xml:space="preserve">Para descartar que el ground truth respondiera a un criterio idiosincrásico del equipo, un evaluador independiente —ajeno al trabajo, sin participación en el diseño del prompt ni en la construcción del corpus— etiquetó una submuestra aleatoria de 50 mensajes. El etiquetado se realizó sobre una planilla que presenta únicamente el texto del mensaje, en orden aleatorizado, sin exhibir las etiquetas del equipo ni las predicciones del modelo. La planilla registra el tiempo empleado en cada ítem </w:t>
+      </w:r>
+      <w:r>
+        <w:lastRenderedPageBreak/>
+        <w:t>(mediana de 4,0 segundos; ningún ítem por debajo de 1 segundo), dato que se reporta para permitir el mismo control de validez aplicado en el punto anterior. El acuerdo se cuantifica con el coeficiente κ de Cohen, que descuenta el acuerdo atribuible al azar. El evaluador no recibió las reglas ni los ejemplos del prompt. La planilla presenta una definición de una línea por categoría —FAQ, «pregunta general sobre la tienda: envíos, pagos, garantía, horarios»; ESTADO_PEDIDO, «pregunta por una compra ya hecha (suele mencionar un nº de orden)»; RECLAMO, «queja o problema: algo llegó mal, no llegó, pide reembolso»; GENERAL, «saludo, agradecimiento o mensaje que no encaja en las otras»— y una única indicación para los casos dudosos: «Si dudás entre dos, elegí la que más pese». No incluye, en particular, la regla del prompt que desempata entre consulta frecuente y reclamo a favor del reclamo. El κ mide, por lo tanto, el acuerdo sobre esas definiciones, y no sobre las convenciones que las reglas del prompt agregan.</w:t>
       </w:r>
     </w:p>
     <w:p>
@@ -15214,7 +15208,7 @@
         <w:pStyle w:val="Ttulo3"/>
       </w:pPr>
       <w:bookmarkStart w:id="89" w:name="análisis-estadístico"/>
-      <w:bookmarkStart w:id="90" w:name="_Toc240394377"/>
+      <w:bookmarkStart w:id="90" w:name="_Toc240476463"/>
       <w:bookmarkEnd w:id="87"/>
       <w:r>
         <w:t>3.5.4 Análisis estadístico</w:t>
@@ -15226,11 +15220,34 @@
         <w:pStyle w:val="FirstParagraph"/>
       </w:pPr>
       <w:r>
-        <w:t xml:space="preserve">Los tiempos de procesamiento (MTTD, MTTR y TMR) se reportan como promedios aritméticos acompañados de su desvío estándar y de los valores mínimo y máximo observados, criterio que se mantiene de forma uniforme en todo el capítulo de resultados. No se asume normalidad en la distribución de las latencias: la literatura sobre tiempos de respuesta en sistemas distribuidos describe distribuciones asimétricas con cola derecha, y los datos medidos son consistentes con ese patrón. Para el contraste de la hipótesis sobre la exactitud de clasificación (H2b) se calcula </w:t>
-      </w:r>
+        <w:t>Los tiempos de procesamiento (MTTD, MTTR y TMR) se reportan como promedios aritméticos acompañados de su desvío estándar y de los valores mínimo y máximo observados, criterio que se mantiene de forma uniforme en todo el capítulo de resultados. No se asume normalidad en la distribución de las latencias: la literatura sobre tiempos de respuesta en sistemas distribuidos describe distribuciones asimétricas con cola derecha, y los datos medidos son consistentes con ese patrón. Para el contraste de la hipótesis sobre la exactitud de clasificación (H2b) se calcula el intervalo de confianza del 95 % por el método de Wilson (1927), apropiado para proporciones con tamaños de muestra moderados, y el acuerdo entre anotadores mediante el coeficiente κ de Cohen (1960). La regla de decisión sobre H2b es que el límite inferior de ese intervalo sea igual o mayor que el 85 % (Sección 1.4.2).</w:t>
+      </w:r>
+    </w:p>
+    <w:p>
+      <w:pPr>
+        <w:pStyle w:val="Textoindependiente"/>
+      </w:pPr>
+      <w:r>
+        <w:t>Para el contraste de H1 —que compara la serie de tiempos del pipeline contra la del procesamiento manual— se adopta como prueba principal la U de Mann-Whitney (Mann y Whitney, 1947), elegida por lo que acaba de declararse sobre la distribución: al no asumirse normalidad, la prueba de rangos es la que corresponde. Se la acompaña de la t de Welch (1947), que no supone igualdad de varianzas, a título de comprobación complementaria, y del tamaño del efecto en ambas escalas —correlación rango-biserial y d de Cohen—, porque con muestras de este tamaño el valor p por sí solo dice poco. El nivel de significación se fija en 0,05 y todos los contrastes son bilaterales. El intervalo de confianza del factor de mejora, que es un cociente de dos medias, se calcula por el teorema de Fieller (1954) y no por propagación simplificada de la incertidumbre del numerador. Se anticipa aquí el límite que el Capítulo 5 retoma: una prueba de contraste establece si la diferencia observada es atribuible al azar del muestreo, pero no convierte el diseño en experimental, porque no hay asignación al azar a condiciones ni grupo de control.</w:t>
+      </w:r>
+    </w:p>
+    <w:p>
+      <w:pPr>
+        <w:pStyle w:val="Ttulo3"/>
+      </w:pPr>
+      <w:bookmarkStart w:id="91" w:name="_Toc240476464"/>
       <w:r>
         <w:lastRenderedPageBreak/>
-        <w:t>el intervalo de confianza del 95 % por el método de Wilson (1927), apropiado para proporciones con tamaños de muestra moderados, y el acuerdo entre anotadores mediante el coeficiente κ de Cohen (1960). La regla de decisión sobre H2b es que el límite inferior de ese intervalo sea igual o mayor que el 85 % (Sección 1.4.2).</w:t>
+        <w:t>3.5.5 Medición del baseline de atención manual</w:t>
+      </w:r>
+      <w:bookmarkEnd w:id="91"/>
+    </w:p>
+    <w:p>
+      <w:pPr>
+        <w:pStyle w:val="FirstParagraph"/>
+      </w:pPr>
+      <w:r>
+        <w:t>La pregunta de investigación y el objetivo general están formulados en términos comparativos: se busca establecer en qué medida la automatización reduce los tiempos operativos respecto del proceso manual. Ese término de comparación exige una medición propia y no una estimación tomada de la experiencia informal del equipo. Por ese motivo se diseñó un experimento específico, destinado exclusivamente a cronometrar el procesamiento manual de una orden bajo condiciones equivalentes a las del pipeline automatizado.</w:t>
       </w:r>
     </w:p>
     <w:p>
@@ -15238,25 +15255,78 @@
         <w:pStyle w:val="Textoindependiente"/>
       </w:pPr>
       <w:r>
-        <w:t>Para el contraste de H1 —que compara la serie de tiempos del pipeline contra la del procesamiento manual— se adopta como prueba principal la U de Mann-Whitney (Mann y Whitney, 1947), elegida por lo que acaba de declararse sobre la distribución: al no asumirse normalidad, la prueba de rangos es la que corresponde. Se la acompaña de la t de Welch (1947), que no supone igualdad de varianzas, a título de comprobación complementaria, y del tamaño del efecto en ambas escalas —correlación rango-biserial y d de Cohen—, porque con muestras de este tamaño el valor p por sí solo dice poco. El nivel de significación se fija en 0,05 y todos los contrastes son bilaterales. El intervalo de confianza del factor de mejora, que es un cociente de dos medias, se calcula por el teorema de Fieller (1954) y no por propagación simplificada de la incertidumbre del numerador. Se anticipa aquí el límite que el Capítulo 5 retoma: una prueba de contraste establece si la diferencia observada es atribuible al azar del muestreo, pero no convierte el diseño en experimental, porque no hay asignación al azar a condiciones ni grupo de control.</w:t>
+        <w:t>Tarea cronometrada. Un operador procesa una orden completa contra la misma base de datos y el mismo catálogo que utiliza el Flujo 1, sin asistencia del sistema automatizado. La tarea se descompone en tres fases que se miden por separado: T1, lectura de los datos de la orden y consulta del stock disponible del producto mediante una sentencia SQL; T2, descuento del stock y actualización del estado de la orden a confirmada, o bien marcado como sin stock cuando corresponde; y T3, redacción de la notificación al cliente completando los campos variables de una plantilla fija. El tiempo total por orden es la suma de las tres fases. El desglose importa tanto como el total, porque permite identificar dónde se concentra efectivamente el esfuerzo manual.</w:t>
+      </w:r>
+    </w:p>
+    <w:p>
+      <w:pPr>
+        <w:pStyle w:val="Textoindependiente"/>
+      </w:pPr>
+      <w:r>
+        <w:t>Decisiones de diseño y su sentido. Dos decisiones condicionan el valor obtenido y se declaran de manera explícita, porque ambas se resolvieron eligiendo deliberadamente el escenario que menos favorece a la hipótesis. La primera concierne a la redacción del correo: se optó por una plantilla fija a completar y no por la redacción desde cero, ya que la primera representa a una PyME con un proceso mínimo establecido, que es el caso realista. Esta elección reduce el tiempo del baseline y, en consecuencia, reduce el factor de mejora que el trabajo podrá reportar. La segunda concierne al alcance del cronómetro, que cubre únicamente el procesamiento: desde que el operador toma conocimiento de la orden hasta que termina de redactar la notificación. La latencia de detección, es decir cada cuánto un operador revisa efectivamente la bandeja de entrada, no se incluye dentro del valor medido, porque no resulta observable sin convertirla en un parámetro elegido por los autores; se trata por separado y como supuesto declarado en la Sección 5.1.4. La regla que ordena todo el procedimiento es que lo medido y lo supuesto no se combinan nunca dentro de una misma cifra.</w:t>
+      </w:r>
+    </w:p>
+    <w:p>
+      <w:pPr>
+        <w:pStyle w:val="Textoindependiente"/>
+      </w:pPr>
+      <w:r>
+        <w:t xml:space="preserve">Muestra e instrumento. Se procesaron doce órdenes. De las diez que resultaron válidas, siete correspondieron a la rama con stock disponible y tres a la rama sin stock —una proporción de 70 % y 30 % que reproduce la distribución observada en la corrida automatizada (35 y 15 sobre 50)—; de las dos descartadas por interrupción del operador, una (ORD-E4-002) pertenecía a la rama sin stock y la otra (ORD-E4-001) se interrumpió antes de que su rama quedara consignada. Las dos ramas demandan trabajo manual distinto y la muestra debe reflejar ambas. La composición completa, orden por orden y con su marca de descarte, se transcribe en la Tabla I.1 del Anexo I. </w:t>
+      </w:r>
+      <w:r>
+        <w:lastRenderedPageBreak/>
+        <w:t>Las órdenes se crearon en la base con un identificador de procedencia propio, distinto del que llevan las órdenes medidas del pipeline, de modo que sus marcas temporales a escala humana no contaminen el cálculo de MTTD y MTTR; todas las consultas de resultados del Capítulo 5 filtran por ese identificador. La medición se realizó con un cronómetro por fases desarrollado para este fin, que registra cada transición y exporta los tiempos a un archivo separado por comas sin intervención manual sobre los valores.</w:t>
+      </w:r>
+    </w:p>
+    <w:p>
+      <w:pPr>
+        <w:pStyle w:val="Textoindependiente"/>
+      </w:pPr>
+      <w:r>
+        <w:t>Reglas fijadas antes de comenzar. Se estableció por anticipado que el operador trabajaría a ritmo normal, sin preparar consultas de antemano, y que toda orden durante cuya ejecución se produjera una interrupción sería descartada y consignada como tal. Dos de las doce órdenes se descartaron por aplicación de esa regla; quedan registradas en el archivo de resultados con su marca de descarte y no se eliminaron del archivo. El resultado primario se calcula sobre las diez órdenes restantes.</w:t>
+      </w:r>
+    </w:p>
+    <w:p>
+      <w:pPr>
+        <w:pStyle w:val="Textoindependiente"/>
+      </w:pPr>
+      <w:r>
+        <w:t>Criterio de análisis. Se reportan media, mediana, desvío estándar, mínimo y máximo del tiempo total y de cada fase. Dado el tamaño reducido de la muestra, el intervalo de confianza de la media se calcula mediante la distribución t de Student con nueve grados de libertad y no por aproximación normal, que subestimaría su amplitud. Se controla además el efecto de aprendizaje mediante el coeficiente de correlación de Pearson entre el orden de ejecución y el tiempo empleado, cuyo resultado se reporta junto con los descriptivos en la Sección 5.1.4. Los tiempos crudos, las etiquetas de descarte y el texto de las notificaciones redactadas se transcriben en el Anexo I.</w:t>
+      </w:r>
+    </w:p>
+    <w:p>
+      <w:pPr>
+        <w:pStyle w:val="Textoindependiente"/>
+      </w:pPr>
+      <w:r>
+        <w:t>Qué magnitud mide el valor obtenido. La distinción es determinante para la comparación del Capítulo 5. El cronómetro registra el tiempo de trabajo efectivo que el operador dedica a una orden, es decir el tiempo marginal de procesamiento: lo que insume procesar una orden adicional, medido como tiempo de operador. No mide la latencia que percibe el cliente, que en un proceso manual depende de cuántas órdenes haya por delante en la cola y no de la velocidad del operador. Ambas magnitudes son legítimas y responden a preguntas distintas: la primera describe la capacidad de proceso, la segunda la experiencia de espera.</w:t>
+      </w:r>
+    </w:p>
+    <w:p>
+      <w:pPr>
+        <w:pStyle w:val="Textoindependiente"/>
+      </w:pPr>
+      <w:r>
+        <w:t>Las doce órdenes se insertaron en la base mediante una única sentencia de preparación, de modo que todas comparten la misma marca de recepción. En consecuencia, la diferencia entre notified_at y received_at que queda registrada para cada una no es su latencia individual sino su tiempo de permanencia en la cola, que crece de manera monótona a medida que el operador avanza. Ese registro se conserva y se reporta en la Sección 5.1.4 porque describe un fenómeno real —el encolamiento—, pero no es el valor que se contrasta contra el pipeline automatizado. El término de comparación es el tiempo marginal cronometrado.</w:t>
       </w:r>
     </w:p>
     <w:p>
       <w:pPr>
         <w:pStyle w:val="Ttulo3"/>
       </w:pPr>
-      <w:bookmarkStart w:id="91" w:name="_Toc240394378"/>
-      <w:r>
-        <w:t>3.5.5 Medición del baseline de atención manual</w:t>
-      </w:r>
-      <w:bookmarkEnd w:id="91"/>
+      <w:bookmarkStart w:id="92" w:name="_Toc240476465"/>
+      <w:r>
+        <w:lastRenderedPageBreak/>
+        <w:t>3.5.6 Diseño factorial del prompt: base de conocimiento, reglas y ejemplos</w:t>
+      </w:r>
+      <w:bookmarkEnd w:id="92"/>
     </w:p>
     <w:p>
       <w:pPr>
         <w:pStyle w:val="FirstParagraph"/>
       </w:pPr>
       <w:r>
-        <w:t>La pregunta de investigación y el objetivo general están formulados en términos comparativos: se busca establecer en qué medida la automatización reduce los tiempos operativos respecto del proceso manual. Ese término de comparación exige una medición propia y no una estimación tomada de la experiencia informal del equipo. Por ese motivo se diseñó un experimento específico, destinado exclusivamente a cronometrar el procesamiento manual de una orden bajo condiciones equivalentes a las del pipeline automatizado.</w:t>
+        <w:t>El prompt de la configuración principal combina elementos que la literatura trata por separado: reglas de decisión, ejemplos etiquetados e inyección de contexto (Secciones 2.2.2 y 2.2.4). Medir el clasificador con todos ellos no permite atribuir el resultado a ninguno, ni estimar cuánto aporta la base de conocimiento de la tienda, que es la pieza que una PyME tendría que construir y mantener. Una primera ablación (E7) comparó la configuración principal con un prompt reducido y atribuyó la diferencia a la base de conocimiento. El diseño no lo permitía, porque aquel prompt no quitaba solo la base sino cinco de los ocho bloques del prompt: las reglas de clasificación, la base de conocimiento, las reglas críticas, los ejemplos y el bloque que presenta el mensaje del cliente con su nombre y su canal. Los factores quedaban confundidos. Se la reemplazó por el diseño factorial que se describe a continuación (E8); la ablación E7 se conserva en el repositorio como antecedente.</w:t>
       </w:r>
     </w:p>
     <w:p>
@@ -15264,7 +15334,7 @@
         <w:pStyle w:val="Textoindependiente"/>
       </w:pPr>
       <w:r>
-        <w:t>Tarea cronometrada. Un operador procesa una orden completa contra la misma base de datos y el mismo catálogo que utiliza el Flujo 1, sin asistencia del sistema automatizado. La tarea se descompone en tres fases que se miden por separado: T1, lectura de los datos de la orden y consulta del stock disponible del producto mediante una sentencia SQL; T2, descuento del stock y actualización del estado de la orden a confirmada, o bien marcado como sin stock cuando corresponde; y T3, redacción de la notificación al cliente completando los campos variables de una plantilla fija. El tiempo total por orden es la suma de las tres fases. El desglose importa tanto como el total, porque permite identificar dónde se concentra efectivamente el esfuerzo manual.</w:t>
+        <w:t>Diseño. El prompt medido tiene ocho bloques, que se transcriben en el Anexo H. Cuatro están presentes en todas las condiciones: identidad, tarea, formato de salida y mensaje del cliente. Los otros cuatro definen dos factores. El factor B es la base de conocimiento; el factor R agrupa las reglas de clasificación, las reglas críticas y los ejemplos, porque los tres son instrucciones de decisión escritas por el equipo. Al cruzarlos resultan cuatro condiciones: C1, con base, reglas y ejemplos, que reproduce byte a byte el prompt de la configuración principal; C2, sin la base; C3, sin las reglas ni los ejemplos; y C4, sin ninguno de los dos factores. Todas corren sobre el mismo corpus de 150 mensajes, el mismo modelo y las mismas etiquetas de referencia, y el guion que arma el workflow de cada condición verifica que no cambie nada más que el texto del prompt. Como el nodo del modelo no fija la temperatura, rige el valor por defecto de la API, que es 1, y un mismo mensaje puede recibir etiquetas distintas en corridas distintas. Por eso cada condición se ejecuta tres veces, en un orden en que ninguna condición repite posición dentro de su repetición: doce bloques y 1800 clasificaciones.</w:t>
       </w:r>
     </w:p>
     <w:p>
@@ -15272,11 +15342,11 @@
         <w:pStyle w:val="Textoindependiente"/>
       </w:pPr>
       <w:r>
-        <w:t xml:space="preserve">Decisiones de diseño y su sentido. Dos decisiones condicionan el valor obtenido y se declaran de manera explícita, porque ambas se resolvieron eligiendo deliberadamente el escenario que menos favorece a la hipótesis. La primera concierne a la redacción del correo: se optó por una plantilla fija a completar y no por la redacción desde cero, ya que la primera representa a una PyME con un proceso </w:t>
+        <w:t xml:space="preserve">Criterio de análisis. El diseño, los contrastes y la regla de decisión se fijaron antes de medir y se versionaron en el repositorio. La medida primaria es la exactitud por mayoría: un mensaje cuenta como acierto si la condición lo clasificó bien en al menos dos de las tres repeticiones. Se reporta con su intervalo de confianza de Wilson al 95 % (Wilson, 1927), junto con la media, el desvío y el rango de las tres repeticiones y la proporción de mensajes que recibieron la misma etiqueta en las tres. Como el diseño es apareado, los seis pares de condiciones se contrastan con la prueba exacta de McNemar sobre los pares discordantes (McNemar, 1947), con el ajuste de Holm (1979) para comparaciones múltiples y un nivel de significación de 0,05. Se estiman además los efectos principales de cada factor y su interacción, en puntos porcentuales, y el desglose por clase. Dos controles completan el análisis: una réplica de la configuración principal frente a la corrida del corpus del 12 de agosto, y un análisis de sensibilidad que excluye los mensajes del corpus cuya </w:t>
       </w:r>
       <w:r>
         <w:lastRenderedPageBreak/>
-        <w:t>mínimo establecido, que es el caso realista. Esta elección reduce el tiempo del baseline y, en consecuencia, reduce el factor de mejora que el trabajo podrá reportar. La segunda concierne al alcance del cronómetro, que cubre únicamente el procesamiento: desde que el operador toma conocimiento de la orden hasta que termina de redactar la notificación. La latencia de detección, es decir cada cuánto un operador revisa efectivamente la bandeja de entrada, no se incluye dentro del valor medido, porque no resulta observable sin convertirla en un parámetro elegido por los autores; se trata por separado y como supuesto declarado en la Sección 5.1.4. La regla que ordena todo el procedimiento es que lo medido y lo supuesto no se combinan nunca dentro de una misma cifra.</w:t>
+        <w:t>similitud con algún ejemplo del prompt es igual o mayor que 0,80. La similitud es el cociente de coincidencia de secuencias de la biblioteca estándar de Python (difflib.SequenceMatcher), que vale 1 para textos idénticos y 0 para textos sin caracteres en común, calculado sobre ambos textos en minúsculas, sin tildes ni signos de puntuación. Como el sistema desplegado hace una sola llamada por mensaje, se informa además la exactitud media por repetición, que estima el desempeño de esa llamada única; ese análisis no figuraba entre los fijados de antemano y no cambia ninguna regla de decisión.</w:t>
       </w:r>
     </w:p>
     <w:p>
@@ -15284,7 +15354,25 @@
         <w:pStyle w:val="Textoindependiente"/>
       </w:pPr>
       <w:r>
-        <w:t>Muestra e instrumento. Se procesaron doce órdenes. De las diez que resultaron válidas, siete correspondieron a la rama con stock disponible y tres a la rama sin stock —una proporción de 70 % y 30 % que reproduce la distribución observada en la corrida automatizada (35 y 15 sobre 50)—; de las dos descartadas por interrupción del operador, una (ORD-E4-002) pertenecía a la rama sin stock y la otra (ORD-E4-001) se interrumpió antes de que su rama quedara consignada. Las dos ramas demandan trabajo manual distinto y la muestra debe reflejar ambas. La composición completa, orden por orden y con su marca de descarte, se transcribe en la Tabla I.1 del Anexo I. Las órdenes se crearon en la base con un identificador de procedencia propio, distinto del que llevan las órdenes medidas del pipeline, de modo que sus marcas temporales a escala humana no contaminen el cálculo de MTTD y MTTR; todas las consultas de resultados del Capítulo 5 filtran por ese identificador. La medición se realizó con un cronómetro por fases desarrollado para este fin, que registra cada transición y exporta los tiempos a un archivo separado por comas sin intervención manual sobre los valores.</w:t>
+        <w:t>Aislamiento y verificación de cada bloque. Las interacciones de cada bloque se registran con un prefijo propio en el identificador de usuario, que nombra la condición y la repetición, de modo que quedan separadas de la corrida del corpus de manera permanente y ninguna cifra de la Sección 5.2.3 se ve afectada. Antes de enviar, el guion de ejecución comprueba que el prompt de la versión activa del workflow sea el de la condición. Después lee, de la copia del workflow que el motor de flujos guarda con cada ejecución, la huella del prompt con que corrió, y la exporta como evidencia. Un bloque es válido si recibió 150 respuestas, si todas sus ejecuciones llevan el prompt de su condición y si las filas registradas más las etiquetas fuera del vocabulario admitido suman 150. Esa última cláusula es uno de los dos desvíos del protocolo, y ambos se declaran en el repositorio con su fecha: cuando el modelo devuelve una categoría inexistente, la restricción de integridad de la tabla de interacciones rechaza la escritura, y la interacción se cuenta como error de clasificación en lugar de invalidar el bloque (Sección 5.2.4). El otro desvío es una espera de conciliación agregada al guion, porque el webhook responde antes de que la ejecución termine de escribir.</w:t>
+      </w:r>
+    </w:p>
+    <w:p>
+      <w:pPr>
+        <w:pStyle w:val="Ttulo3"/>
+      </w:pPr>
+      <w:bookmarkStart w:id="93" w:name="_Toc240476466"/>
+      <w:r>
+        <w:t>3.5.7 Evaluación del contenido de las respuestas</w:t>
+      </w:r>
+      <w:bookmarkEnd w:id="93"/>
+    </w:p>
+    <w:p>
+      <w:pPr>
+        <w:pStyle w:val="FirstParagraph"/>
+      </w:pPr>
+      <w:r>
+        <w:t>Las métricas de las secciones anteriores establecen que el sistema clasifica la intención y responde en tiempo, pero no que lo que responde sea correcto. Para acotar esa dimensión se tomaron las 45 respuestas que el sistema entregó a los mensajes clasificados como FAQ en la corrida del corpus, generadas con la configuración principal y, por lo tanto, con la base de conocimiento inyectada en el prompt (Sección 4.4.3). La pregunta no es entonces si el modelo conoce la política de la tienda, sino si se atiene a la base que recibe. Se aplicaron dos procedimientos.</w:t>
       </w:r>
     </w:p>
     <w:p>
@@ -15292,7 +15380,11 @@
         <w:pStyle w:val="Textoindependiente"/>
       </w:pPr>
       <w:r>
-        <w:t>Reglas fijadas antes de comenzar. Se estableció por anticipado que el operador trabajaría a ritmo normal, sin preparar consultas de antemano, y que toda orden durante cuya ejecución se produjera una interrupción sería descartada y consignada como tal. Dos de las doce órdenes se descartaron por aplicación de esa regla; quedan registradas en el archivo de resultados con su marca de descarte y no se eliminaron del archivo. El resultado primario se calcula sobre las diez órdenes restantes.</w:t>
+        <w:t xml:space="preserve">Evaluación por jueces. Dos evaluadores ajenos al equipo juzgaron cada respuesta contra las veintitrés entradas de la base de conocimiento transcriptas en el Anexo D, sobre una rúbrica de tres niveles: consistente con la política de la tienda, genérica pero no contradictoria, y contradictoria con la política vigente. Cada evaluador trabajó con su propio instrumento, con la muestra en un orden aleatorio distinto, y el instrumento registró el tiempo empleado en cada respuesta. Se aplicó el mismo control de validez que al etiquetado de intenciones (Sección 3.5.3): una corrida cuya mediana sea inferior a 8 segundos por respuesta se declara inválida y no entra en ningún cálculo, porque las respuestas promedian 235 caracteres y deben cotejarse </w:t>
+      </w:r>
+      <w:r>
+        <w:lastRenderedPageBreak/>
+        <w:t>contra la base. Sobre las corridas válidas se calcula el κ de Cohen para cada par de evaluadores distintos y, cuando un mismo evaluador tiene dos corridas válidas, su acuerdo consigo mismo. La rúbrica se aplicó sin una prueba piloto previa, omisión a la que se atribuye en parte el bajo acuerdo que reporta la Sección 5.2.5. La evaluación se limitó a las respuestas de tipo FAQ, porque son las únicas que el prompt instruye a basar en la base de conocimiento; las respuestas a las demás categorías, que el modelo también redacta —solas en GENERAL y acompañadas de los datos del pedido o del ticket en ESTADO_PEDIDO y RECLAMO—, no se evaluaron.</w:t>
       </w:r>
     </w:p>
     <w:p>
@@ -15300,115 +15392,14 @@
         <w:pStyle w:val="Textoindependiente"/>
       </w:pPr>
       <w:r>
-        <w:t>Criterio de análisis. Se reportan media, mediana, desvío estándar, mínimo y máximo del tiempo total y de cada fase. Dado el tamaño reducido de la muestra, el intervalo de confianza de la media se calcula mediante la distribución t de Student con nueve grados de libertad y no por aproximación normal, que subestimaría su amplitud. Se controla además el efecto de aprendizaje mediante el coeficiente de correlación de Pearson entre el orden de ejecución y el tiempo empleado, cuyo resultado se reporta junto con los descriptivos en la Sección 5.1.4. Los tiempos crudos, las etiquetas de descarte y el texto de las notificaciones redactadas se transcriben en el Anexo I.</w:t>
-      </w:r>
-    </w:p>
-    <w:p>
-      <w:pPr>
-        <w:pStyle w:val="Textoindependiente"/>
-      </w:pPr>
-      <w:r>
-        <w:lastRenderedPageBreak/>
-        <w:t>Qué magnitud mide el valor obtenido. La distinción es determinante para la comparación del Capítulo 5. El cronómetro registra el tiempo de trabajo efectivo que el operador dedica a una orden, es decir el tiempo marginal de procesamiento: lo que insume procesar una orden adicional, medido como tiempo de operador. No mide la latencia que percibe el cliente, que en un proceso manual depende de cuántas órdenes haya por delante en la cola y no de la velocidad del operador. Ambas magnitudes son legítimas y responden a preguntas distintas: la primera describe la capacidad de proceso, la segunda la experiencia de espera.</w:t>
-      </w:r>
-    </w:p>
-    <w:p>
-      <w:pPr>
-        <w:pStyle w:val="Textoindependiente"/>
-      </w:pPr>
-      <w:r>
-        <w:t>Las doce órdenes se insertaron en la base mediante una única sentencia de preparación, de modo que todas comparten la misma marca de recepción. En consecuencia, la diferencia entre notified_at y received_at que queda registrada para cada una no es su latencia individual sino su tiempo de permanencia en la cola, que crece de manera monótona a medida que el operador avanza. Ese registro se conserva y se reporta en la Sección 5.1.4 porque describe un fenómeno real —el encolamiento—, pero no es el valor que se contrasta contra el pipeline automatizado. El término de comparación es el tiempo marginal cronometrado.</w:t>
+        <w:t>Verificación automática de datos concretos. Un guion extrae de cada respuesta los datos concretos, definidos como una cifra o un rango de cifras seguido de una unidad —días, días hábiles, horas, horas hábiles, meses, semanas, años, cuotas, minutos o porcentaje—, y comprueba si cada uno figura en alguna de las veintitrés entradas de la base con la misma unidad y las mismas cifras. Un dato que no figura en la base pero cuyas cifras ya estaban en el mensaje del cliente se clasifica aparte, porque repetirlo no es afirmar nada sobre la tienda. El procedimiento no requiere juicio y es reproducible, pero tiene dos límites que se declaran: no alcanza a las afirmaciones que no llevan cifra, como la mención de un servicio que la tienda no presta, y no controla el contexto en que se usa un dato que sí figura en la base. Su resultado es, por eso, una cota inferior de lo que las respuestas agregan a la política. La regla se fijó con conocimiento del corpus; se publica junto con el guion para que pueda auditarse.</w:t>
       </w:r>
     </w:p>
     <w:p>
       <w:pPr>
         <w:pStyle w:val="Ttulo3"/>
       </w:pPr>
-      <w:bookmarkStart w:id="92" w:name="_Toc240394379"/>
-      <w:r>
-        <w:t>3.5.6 Diseño factorial del prompt: base de conocimiento, reglas y ejemplos</w:t>
-      </w:r>
-      <w:bookmarkEnd w:id="92"/>
-    </w:p>
-    <w:p>
-      <w:pPr>
-        <w:pStyle w:val="FirstParagraph"/>
-      </w:pPr>
-      <w:r>
-        <w:t>El prompt de la configuración principal combina elementos que la literatura trata por separado: reglas de decisión, ejemplos etiquetados e inyección de contexto (Secciones 2.2.2 y 2.2.4). Medir el clasificador con todos ellos no permite atribuir el resultado a ninguno, ni estimar cuánto aporta la base de conocimiento de la tienda, que es la pieza que una PyME tendría que construir y mantener. Una primera ablación (E7) comparó la configuración principal con un prompt reducido y atribuyó la diferencia a la base de conocimiento. El diseño no lo permitía, porque aquel prompt no quitaba solo la base sino cinco de los ocho bloques del prompt: las reglas de clasificación, la base de conocimiento, las reglas críticas, los ejemplos y el bloque que presenta el mensaje del cliente con su nombre y su canal. Los factores quedaban confundidos. Se la reemplazó por el diseño factorial que se describe a continuación (E8); la ablación E7 se conserva en el repositorio como antecedente.</w:t>
-      </w:r>
-    </w:p>
-    <w:p>
-      <w:pPr>
-        <w:pStyle w:val="Textoindependiente"/>
-      </w:pPr>
-      <w:r>
-        <w:t xml:space="preserve">Diseño. El prompt medido tiene ocho bloques, que se transcriben en el Anexo H. Cuatro están presentes en todas las condiciones: identidad, tarea, formato de salida y mensaje del cliente. Los otros cuatro definen dos factores. El factor B es la base de conocimiento; el factor R agrupa las reglas de clasificación, las reglas críticas y los ejemplos, porque los tres son instrucciones de decisión escritas por el equipo. Al cruzarlos resultan cuatro condiciones: C1, con base, reglas y ejemplos, que reproduce byte a byte el prompt de la configuración principal; C2, sin la base; C3, sin las reglas ni los ejemplos; y C4, sin ninguno de los dos factores. Todas corren sobre el mismo corpus de 150 mensajes, el mismo modelo y las mismas etiquetas de referencia, y el guion que arma el workflow de cada condición verifica que no cambie nada más que el texto del prompt. Como el nodo del modelo no fija la temperatura, </w:t>
-      </w:r>
-      <w:r>
-        <w:lastRenderedPageBreak/>
-        <w:t>rige el valor por defecto de la API, que es 1, y un mismo mensaje puede recibir etiquetas distintas en corridas distintas. Por eso cada condición se ejecuta tres veces, en un orden en que ninguna condición repite posición dentro de su repetición: doce bloques y 1800 clasificaciones.</w:t>
-      </w:r>
-    </w:p>
-    <w:p>
-      <w:pPr>
-        <w:pStyle w:val="Textoindependiente"/>
-      </w:pPr>
-      <w:r>
-        <w:t>Criterio de análisis. El diseño, los contrastes y la regla de decisión se fijaron antes de medir y se versionaron en el repositorio. La medida primaria es la exactitud por mayoría: un mensaje cuenta como acierto si la condición lo clasificó bien en al menos dos de las tres repeticiones. Se reporta con su intervalo de confianza de Wilson al 95 % (Wilson, 1927), junto con la media, el desvío y el rango de las tres repeticiones y la proporción de mensajes que recibieron la misma etiqueta en las tres. Como el diseño es apareado, los seis pares de condiciones se contrastan con la prueba exacta de McNemar sobre los pares discordantes (McNemar, 1947), con el ajuste de Holm (1979) para comparaciones múltiples y un nivel de significación de 0,05. Se estiman además los efectos principales de cada factor y su interacción, en puntos porcentuales, y el desglose por clase. Dos controles completan el análisis: una réplica de la configuración principal frente a la corrida del corpus del 12 de agosto, y un análisis de sensibilidad que excluye los mensajes del corpus cuya similitud con algún ejemplo del prompt es igual o mayor que 0,80.</w:t>
-      </w:r>
-    </w:p>
-    <w:p>
-      <w:pPr>
-        <w:pStyle w:val="Textoindependiente"/>
-      </w:pPr>
-      <w:r>
-        <w:t>Aislamiento y verificación de cada bloque. Las interacciones de cada bloque se registran con un prefijo propio en el identificador de usuario, que nombra la condición y la repetición, de modo que quedan separadas de la corrida del corpus de manera permanente y ninguna cifra de la Sección 5.2.3 se ve afectada. Antes de enviar, el guion de ejecución comprueba que el prompt de la versión activa del workflow sea el de la condición. Después lee, de la copia del workflow que el motor de flujos guarda con cada ejecución, la huella del prompt con que corrió, y la exporta como evidencia. Un bloque es válido si recibió 150 respuestas, si todas sus ejecuciones llevan el prompt de su condición y si las filas registradas más las etiquetas fuera del vocabulario admitido suman 150. Esa última cláusula es uno de los dos desvíos del protocolo, y ambos se declaran en el repositorio con su fecha: cuando el modelo devuelve una categoría inexistente, la restricción de integridad de la tabla de interacciones rechaza la escritura, y la interacción se cuenta como error de clasificación en lugar de invalidar el bloque (Sección 5.2.4). El otro desvío es una espera de conciliación agregada al guion, porque el webhook responde antes de que la ejecución termine de escribir.</w:t>
-      </w:r>
-    </w:p>
-    <w:p>
-      <w:pPr>
-        <w:pStyle w:val="Ttulo3"/>
-      </w:pPr>
-      <w:bookmarkStart w:id="93" w:name="_Toc240394380"/>
-      <w:r>
-        <w:t>3.5.7 Evaluación del contenido de las respuestas</w:t>
-      </w:r>
-      <w:bookmarkEnd w:id="93"/>
-    </w:p>
-    <w:p>
-      <w:pPr>
-        <w:pStyle w:val="FirstParagraph"/>
-      </w:pPr>
-      <w:r>
-        <w:t xml:space="preserve">Las métricas de las secciones anteriores establecen que el sistema clasifica la intención y responde en tiempo, pero no que lo que responde sea correcto. Para acotar esa dimensión se tomaron las 45 respuestas que el sistema entregó a los mensajes clasificados como FAQ en la corrida del corpus, generadas con la configuración principal y, por lo tanto, con la base de conocimiento inyectada en el </w:t>
-      </w:r>
-      <w:r>
-        <w:lastRenderedPageBreak/>
-        <w:t>prompt (Sección 4.4.3). La pregunta no es entonces si el modelo conoce la política de la tienda, sino si se atiene a la base que recibe. Se aplicaron dos procedimientos.</w:t>
-      </w:r>
-    </w:p>
-    <w:p>
-      <w:pPr>
-        <w:pStyle w:val="Textoindependiente"/>
-      </w:pPr>
-      <w:r>
-        <w:t>Evaluación por jueces. Dos evaluadores ajenos al equipo juzgaron cada respuesta contra las veintitrés entradas de la base de conocimiento transcriptas en el Anexo D, sobre una rúbrica de tres niveles: consistente con la política de la tienda, genérica pero no contradictoria, y contradictoria con la política vigente. Cada evaluador trabajó con su propio instrumento, con la muestra en un orden aleatorio distinto, y el instrumento registró el tiempo empleado en cada respuesta. Se aplicó el mismo control de validez que al etiquetado de intenciones (Sección 3.5.3): una corrida cuya mediana sea inferior a 8 segundos por respuesta se declara inválida y no entra en ningún cálculo, porque las respuestas promedian 235 caracteres y deben cotejarse contra la base. Sobre las corridas válidas se calcula el κ de Cohen para cada par de evaluadores distintos y, cuando un mismo evaluador tiene dos corridas válidas, su acuerdo consigo mismo. La rúbrica se aplicó sin una prueba piloto previa, omisión a la que se atribuye en parte el bajo acuerdo que reporta la Sección 5.2.5. La evaluación se limitó a las respuestas de tipo FAQ, porque son las únicas que el prompt instruye a basar en la base de conocimiento; las respuestas a las demás categorías, que el modelo también redacta —solas en GENERAL y acompañadas de los datos del pedido o del ticket en ESTADO_PEDIDO y RECLAMO—, no se evaluaron.</w:t>
-      </w:r>
-    </w:p>
-    <w:p>
-      <w:pPr>
-        <w:pStyle w:val="Textoindependiente"/>
-      </w:pPr>
-      <w:r>
-        <w:t>Verificación automática de datos concretos. Un guion extrae de cada respuesta los datos concretos, definidos como una cifra o un rango de cifras seguido de una unidad —días, días hábiles, horas, horas hábiles, meses, semanas, años, cuotas, minutos o porcentaje—, y comprueba si cada uno figura en alguna de las veintitrés entradas de la base con la misma unidad y las mismas cifras. Un dato que no figura en la base pero cuyas cifras ya estaban en el mensaje del cliente se clasifica aparte, porque repetirlo no es afirmar nada sobre la tienda. El procedimiento no requiere juicio y es reproducible, pero tiene dos límites que se declaran: no alcanza a las afirmaciones que no llevan cifra, como la mención de un servicio que la tienda no presta, y no controla el contexto en que se usa un dato que sí figura en la base. Su resultado es, por eso, una cota inferior de lo que las respuestas agregan a la política. La regla se fijó con conocimiento del corpus; se publica junto con el guion para que pueda auditarse.</w:t>
-      </w:r>
-    </w:p>
-    <w:p>
-      <w:pPr>
-        <w:pStyle w:val="Ttulo3"/>
-      </w:pPr>
-      <w:bookmarkStart w:id="94" w:name="_Toc240394381"/>
+      <w:bookmarkStart w:id="94" w:name="_Toc240476467"/>
       <w:r>
         <w:t>3.5.8 Diseño de las pruebas funcionales, de carga y de concurrencia</w:t>
       </w:r>
@@ -15437,6 +15428,7 @@
     <w:p>
       <w:pPr>
         <w:pStyle w:val="Textoindependiente"/>
+        <w:keepNext/>
       </w:pPr>
       <w:r>
         <w:t>Tabla 3.4: Pruebas funcionales del Flujo 1.</w:t>
@@ -15465,7 +15457,6 @@
               <w:pStyle w:val="Compact"/>
             </w:pPr>
             <w:r>
-              <w:lastRenderedPageBreak/>
               <w:t>#</w:t>
             </w:r>
           </w:p>
@@ -15717,7 +15708,11 @@
               <w:pStyle w:val="Compact"/>
             </w:pPr>
             <w:r>
-              <w:t>POST con product_sku inexistente en el catálogo</w:t>
+              <w:t xml:space="preserve">POST con product_sku </w:t>
+            </w:r>
+            <w:r>
+              <w:lastRenderedPageBreak/>
+              <w:t>inexistente en el catálogo</w:t>
             </w:r>
           </w:p>
         </w:tc>
@@ -15730,6 +15725,7 @@
               <w:pStyle w:val="Compact"/>
             </w:pPr>
             <w:r>
+              <w:lastRenderedPageBreak/>
               <w:t>Rechazo con error controlado</w:t>
             </w:r>
           </w:p>
@@ -15805,6 +15801,7 @@
     <w:p>
       <w:pPr>
         <w:pStyle w:val="Textoindependiente"/>
+        <w:keepNext/>
       </w:pPr>
       <w:r>
         <w:t>Tabla 3.5: Pruebas funcionales del Flujo 2.</w:t>
@@ -16162,19 +16159,19 @@
         <w:pStyle w:val="FirstParagraph"/>
       </w:pPr>
       <w:r>
-        <w:t xml:space="preserve">Se diseñaron dos ensayos distintos sobre el Flujo 1, con objetivos diferentes y poblaciones separadas. El primero (identificado como E1.a en el repositorio) evalúa el comportamiento del pipeline bajo un régimen de llegada sostenido pero no </w:t>
+        <w:t>Se diseñaron dos ensayos distintos sobre el Flujo 1, con objetivos diferentes y poblaciones separadas. El primero (identificado como E1.a en el repositorio) evalúa el comportamiento del pipeline bajo un régimen de llegada sostenido pero no simultáneo: se envían 50 órdenes secuenciales al webhook, espaciadas 2 segundos entre sí, con una composición de 35 órdenes con stock suficiente y 15 que fuerzan deliberadamente la rama de stock insuficiente. Esta corrida es la que provee las mediciones de MTTD, MTTR y tiempo end-to-end reportadas en la Sección 5.1.</w:t>
+      </w:r>
+    </w:p>
+    <w:p>
+      <w:pPr>
+        <w:pStyle w:val="Textoindependiente"/>
+      </w:pPr>
+      <w:r>
+        <w:t xml:space="preserve">El segundo ensayo (E1.b) evalúa una propiedad distinta y no trivial: que el descuento de stock no produzca sobreventa bajo concurrencia. Se disparan 20 solicitudes HTTP casi simultáneas contra un producto cuyo stock el guion fija deliberadamente en 5 unidades antes de cada ronda —el catálogo de la Tabla 4.4 le asigna 4, y el guion lo restaura al terminar—, y el ensayo se repite durante seis rondas, en dos ejecuciones del guion de tres rondas cada una, totalizando 120 órdenes. El criterio de falla está definido de antemano y es binario: si en alguna ronda el sistema confirma más de 5 </w:t>
       </w:r>
       <w:r>
         <w:lastRenderedPageBreak/>
-        <w:t>simultáneo: se envían 50 órdenes secuenciales al webhook, espaciadas 2 segundos entre sí, con una composición de 35 órdenes con stock suficiente y 15 que fuerzan deliberadamente la rama de stock insuficiente. Esta corrida es la que provee las mediciones de MTTD, MTTR y tiempo end-to-end reportadas en la Sección 5.1.</w:t>
-      </w:r>
-    </w:p>
-    <w:p>
-      <w:pPr>
-        <w:pStyle w:val="Textoindependiente"/>
-      </w:pPr>
-      <w:r>
-        <w:t>El segundo ensayo (E1.b) evalúa una propiedad distinta y no trivial: que el descuento de stock no produzca sobreventa bajo concurrencia. Se disparan 20 solicitudes HTTP casi simultáneas contra un producto cuyo stock el guion fija deliberadamente en 5 unidades antes de cada ronda —el catálogo de la Tabla 4.4 le asigna 4, y el guion lo restaura al terminar—, y el ensayo se repite durante seis rondas, en dos ejecuciones del guion de tres rondas cada una, totalizando 120 órdenes. El criterio de falla está definido de antemano y es binario: si en alguna ronda el sistema confirma más de 5 órdenes, existe sobreventa. La segunda ejecución incorporó al guion el conteo de las órdenes que quedan pendientes y de las ejecuciones terminadas en error.</w:t>
+        <w:t>órdenes, existe sobreventa. La segunda ejecución incorporó al guion el conteo de las órdenes que quedan pendientes y de las ejecuciones terminadas en error.</w:t>
       </w:r>
     </w:p>
     <w:p>
@@ -16200,7 +16197,7 @@
         <w:pStyle w:val="Ttulo2"/>
       </w:pPr>
       <w:bookmarkStart w:id="95" w:name="amenazas-a-la-validez"/>
-      <w:bookmarkStart w:id="96" w:name="_Toc240394382"/>
+      <w:bookmarkStart w:id="96" w:name="_Toc240476468"/>
       <w:bookmarkEnd w:id="81"/>
       <w:bookmarkEnd w:id="89"/>
       <w:r>
@@ -16221,7 +16218,7 @@
         <w:pStyle w:val="Ttulo3"/>
       </w:pPr>
       <w:bookmarkStart w:id="97" w:name="validez-de-constructo"/>
-      <w:bookmarkStart w:id="98" w:name="_Toc240394383"/>
+      <w:bookmarkStart w:id="98" w:name="_Toc240476469"/>
       <w:r>
         <w:t>3.6.1 Validez de constructo</w:t>
       </w:r>
@@ -16266,7 +16263,58 @@
           <w:i/>
           <w:iCs/>
         </w:rPr>
-        <w:t>Amenaza: La exactitud se mide contra etiquetas de referencia construidas por el mismo equipo que escribió el prompt, y la corrección del contenido de las respuestas no quedó medida, de modo que clasificar bien y responder bien no coinciden.</w:t>
+        <w:t>Amenaza:</w:t>
+      </w:r>
+      <w:r>
+        <w:rPr>
+          <w:iCs/>
+        </w:rPr>
+        <w:t xml:space="preserve"> La exactitud se mide contra etiquetas de referencia construidas por el mismo equipo que escribió el prompt, y la corrección del contenido de las respuestas no quedó medida, de modo que clasificar bien y responder bien no coinciden.</w:t>
+      </w:r>
+    </w:p>
+    <w:p>
+      <w:pPr>
+        <w:pStyle w:val="Textoindependiente"/>
+      </w:pPr>
+      <w:r>
+        <w:rPr>
+          <w:i/>
+          <w:iCs/>
+        </w:rPr>
+        <w:t>Mitigación:</w:t>
+      </w:r>
+      <w:r>
+        <w:rPr>
+          <w:iCs/>
+        </w:rPr>
+        <w:t xml:space="preserve"> El etiquetado se congeló antes de ejecutar el modelo y un evaluador independiente lo contrastó sobre una submuestra (κ = 0,919, Sección 3.5.3). La corrección del contenido figura como no establecida en las Secciones 5.2.5 y 6.4, y el alcance semántico de las métricas de tiempo se acota en la Sección 4.3.3.</w:t>
+      </w:r>
+    </w:p>
+    <w:p>
+      <w:pPr>
+        <w:pStyle w:val="Ttulo3"/>
+      </w:pPr>
+      <w:bookmarkStart w:id="99" w:name="validez-interna"/>
+      <w:bookmarkStart w:id="100" w:name="_Toc240476470"/>
+      <w:bookmarkEnd w:id="97"/>
+      <w:r>
+        <w:t>3.6.2 Validez interna</w:t>
+      </w:r>
+      <w:bookmarkEnd w:id="100"/>
+    </w:p>
+    <w:p>
+      <w:pPr>
+        <w:pStyle w:val="FirstParagraph"/>
+      </w:pPr>
+      <w:r>
+        <w:rPr>
+          <w:i/>
+          <w:iCs/>
+        </w:rPr>
+        <w:t>Amenaza:</w:t>
+      </w:r>
+      <w:r>
+        <w:t xml:space="preserve"> Los resultados de tiempo (MTTD, MTTR, TMR) corresponden a un entorno Docker en una notebook local. Las latencias observadas pueden estar influenciadas por los recursos del hardware utilizado (CPU, RAM, disco) y no solo por el comportamiento del sistema.</w:t>
       </w:r>
     </w:p>
     <w:p>
@@ -16279,20 +16327,11 @@
           <w:iCs/>
         </w:rPr>
         <w:lastRenderedPageBreak/>
-        <w:t>Mitigación: El etiquetado se congeló antes de ejecutar el modelo y un evaluador independiente lo contrastó sobre una submuestra (κ = 0,919, Sección 3.5.3). La corrección del contenido figura como no establecida en las Secciones 5.2.5 y 6.4, y el alcance semántico de las métricas de tiempo se acota en la Sección 4.3.3.</w:t>
-      </w:r>
-    </w:p>
-    <w:p>
-      <w:pPr>
-        <w:pStyle w:val="Ttulo3"/>
-      </w:pPr>
-      <w:bookmarkStart w:id="99" w:name="validez-interna"/>
-      <w:bookmarkStart w:id="100" w:name="_Toc240394384"/>
-      <w:bookmarkEnd w:id="97"/>
-      <w:r>
-        <w:t>3.6.2 Validez interna</w:t>
-      </w:r>
-      <w:bookmarkEnd w:id="100"/>
+        <w:t>Mitigación:</w:t>
+      </w:r>
+      <w:r>
+        <w:t xml:space="preserve"> Se especifican las condiciones del entorno de prueba en la Sección 4.6 y los resultados se presentan como benchmarks de referencia bajo las condiciones descritas, no como valores absolutos.</w:t>
+      </w:r>
     </w:p>
     <w:p>
       <w:pPr>
@@ -16306,7 +16345,10 @@
         <w:t>Amenaza:</w:t>
       </w:r>
       <w:r>
-        <w:t xml:space="preserve"> Los resultados de tiempo (MTTD, MTTR, TMR) corresponden a un entorno Docker en una notebook local. Las latencias observadas pueden estar influenciadas por los recursos del hardware utilizado (CPU, RAM, disco) y no solo por el comportamiento del sistema.</w:t>
+        <w:rPr>
+          <w:iCs/>
+        </w:rPr>
+        <w:t xml:space="preserve"> Independencia entre el prompt y el corpus. El equipo escribió las reglas y los ejemplos del prompt, y el corpus se redactó con asistencia de un modelo de lenguaje a partir de mensajes escritos por el mismo equipo (Sección 3.5.3). Un corpus redactado a la medida de las reglas inflaría la exactitud, y uno redactado por un modelo de lenguaje puede ser más regular, y más fácil de clasificar para otro modelo, que los mensajes de clientes reales.</w:t>
       </w:r>
     </w:p>
     <w:p>
@@ -16321,44 +16363,11 @@
         <w:t>Mitigación:</w:t>
       </w:r>
       <w:r>
-        <w:t xml:space="preserve"> Se especifican las condiciones del entorno de prueba en la Sección 4.6 y los resultados se presentan como benchmarks de referencia bajo las condiciones descritas, no como valores absolutos.</w:t>
-      </w:r>
-    </w:p>
-    <w:p>
-      <w:pPr>
-        <w:pStyle w:val="FirstParagraph"/>
-      </w:pPr>
-      <w:r>
         <w:rPr>
-          <w:i/>
           <w:iCs/>
         </w:rPr>
-        <w:t>Amenaza: Independencia entre el prompt y el corpus. El mismo equipo escribió las reglas y los ejemplos del prompt y los 150 mensajes del corpus, y un corpus redactado a la medida de las reglas inflaría la exactitud.</w:t>
-      </w:r>
-    </w:p>
-    <w:p>
-      <w:pPr>
-        <w:pStyle w:val="Textoindependiente"/>
-      </w:pPr>
-      <w:r>
-        <w:rPr>
-          <w:i/>
-          <w:iCs/>
-        </w:rPr>
-        <w:t>Mitigación: La cronología está registrada en el repositorio. Las reglas de clasificación, las reglas críticas y los ejemplos del prompt medido son idénticos a los del commit ebbd17c, del 22 de abril de 2026, y el corpus se congeló el 10 de agosto (commit 77a5a04), 110 días después. La similitud máxima entre un ejemplo del prompt y un mensaje del corpus es de 0,89, en un único par —«cuánto tarda el envío a córdoba?» frente a «cuanto sale el envio a cordoba?»—, y la siguiente es de 0,66; el análisis de sensibilidad de la Sección 5.2.4 excluye ese mensaje y ninguna conclusión cambia. La cronología no descarta que el equipo haya redactado el corpus con las categorías del prompt en mente, y esa parte de la amenaza queda sin mitigar.</w:t>
-      </w:r>
-    </w:p>
-    <w:p>
-      <w:pPr>
-        <w:pStyle w:val="Ttulo3"/>
-      </w:pPr>
-      <w:bookmarkStart w:id="101" w:name="validez-externa"/>
-      <w:bookmarkStart w:id="102" w:name="_Toc240394385"/>
-      <w:bookmarkEnd w:id="99"/>
-      <w:r>
-        <w:t>3.6.3 Validez externa</w:t>
-      </w:r>
-      <w:bookmarkEnd w:id="102"/>
+        <w:t xml:space="preserve"> La cronología está registrada en el repositorio. Las reglas de clasificación, las reglas críticas y los ejemplos del prompt medido son idénticos a los del commit ebbd17c, del 22 de abril de 2026, y el corpus se congeló el 10 de agosto (commit 77a5a04), 110 días después. La similitud máxima entre un ejemplo del prompt y un mensaje del corpus es de 0,89, en un único par —«cuánto tarda el envío a córdoba?» frente a «cuanto sale el envio a cordoba?»—, y la siguiente es de 0,66; el análisis de sensibilidad de la Sección 5.2.4 excluye ese mensaje y ninguna conclusión cambia. La cronología no descarta que el corpus se haya redactado con las categorías del prompt en mente, ni que su regularidad facilite la clasificación, y esas dos partes de la amenaza quedan sin mitigar.</w:t>
+      </w:r>
     </w:p>
     <w:p>
       <w:pPr>
@@ -16372,7 +16381,7 @@
         <w:t>Amenaza:</w:t>
       </w:r>
       <w:r>
-        <w:t xml:space="preserve"> Al tratarse de un e-commerce simulado con datos ficticios, los resultados podrían no generalizarse directamente a un e-commerce real con variabilidad de productos, clientes y patrones de compra.</w:t>
+        <w:t xml:space="preserve"> Sesgo de expectativa en el baseline manual. El operador que cronometró el procesamiento manual pertenece al equipo que formuló H1 y conocía el sentido de la comparación, de modo que pudo trabajar, aun sin proponérselo, más lento de lo que trabajaría fuera de la medición.</w:t>
       </w:r>
     </w:p>
     <w:p>
@@ -16387,45 +16396,20 @@
         <w:t>Mitigación:</w:t>
       </w:r>
       <w:r>
-        <w:t xml:space="preserve"> Parcial. La reproducibilidad del entorno permite replicar el estudio sobre datos reales, pero no convierte los resultados en generalizables. Lo que el trabajo hace es acotar sus conclusiones al comportamiento del artefacto bajo las condiciones declaradas (Sección 3.2) y plantear un piloto en una PyME real como línea futura (Capítulo 7). Los escenarios de prueba cubren los casos límite más relevantes —órdenes con stock y sin stock, entradas inválidas y mensajes ambiguos—, lo que fortalece la validez interna de las pruebas y no la externa.</w:t>
-      </w:r>
-    </w:p>
-    <w:p>
-      <w:pPr>
-        <w:pStyle w:val="FirstParagraph"/>
-      </w:pPr>
-      <w:r>
-        <w:rPr>
-          <w:i/>
-          <w:iCs/>
-        </w:rPr>
-        <w:t>Amenaza: El baseline manual se midió sobre un único operador que conocía el procedimiento, y el corpus, las reglas del prompt y la base de conocimiento los escribió el propio equipo: ninguno representa a una PyME real.</w:t>
-      </w:r>
-    </w:p>
-    <w:p>
-      <w:pPr>
-        <w:pStyle w:val="Textoindependiente"/>
-      </w:pPr>
-      <w:r>
-        <w:rPr>
-          <w:i/>
-          <w:iCs/>
-        </w:rPr>
-        <w:lastRenderedPageBreak/>
-        <w:t>Mitigación: Ambas condiciones se declaran como limitaciones (Secciones 5.4.1 y 6.4), y la replicación con varios operadores y con el tráfico de una tienda en operación se plantea en el Capítulo 7.</w:t>
+        <w:t xml:space="preserve"> Parcial. Las reglas de ejecución se fijaron antes de empezar —ritmo normal, sin preparar consultas y con descarte de toda orden interrumpida— y los tiempos los registró un cronómetro por fases, sin edición manual de los valores (Sección 3.5.5). El sesgo, si existió, agrandaría el factor de mejora, pero no alcanza para cambiar la conclusión de H1: para que el factor cayera por debajo de 10×, el tiempo manual tendría que ser del orden de 0,6 s por orden, unas ochenta veces menor que el cronometrado. La magnitud del factor sí queda expuesta al sesgo, y la réplica con operadores ajenos al equipo se plantea en el Capítulo 7.</w:t>
       </w:r>
     </w:p>
     <w:p>
       <w:pPr>
         <w:pStyle w:val="Ttulo3"/>
       </w:pPr>
-      <w:bookmarkStart w:id="103" w:name="confiabilidad"/>
-      <w:bookmarkStart w:id="104" w:name="_Toc240394386"/>
-      <w:bookmarkEnd w:id="101"/>
-      <w:r>
-        <w:t>3.6.4 Confiabilidad</w:t>
-      </w:r>
-      <w:bookmarkEnd w:id="104"/>
+      <w:bookmarkStart w:id="101" w:name="validez-externa"/>
+      <w:bookmarkStart w:id="102" w:name="_Toc240476471"/>
+      <w:bookmarkEnd w:id="99"/>
+      <w:r>
+        <w:t>3.6.3 Validez externa</w:t>
+      </w:r>
+      <w:bookmarkEnd w:id="102"/>
     </w:p>
     <w:p>
       <w:pPr>
@@ -16439,7 +16423,7 @@
         <w:t>Amenaza:</w:t>
       </w:r>
       <w:r>
-        <w:t xml:space="preserve"> Los resultados de TMR dependen de la latencia de la API de OpenAI, que puede variar según la carga del servicio externo.</w:t>
+        <w:t xml:space="preserve"> Al tratarse de un e-commerce simulado con datos ficticios, los resultados podrían no generalizarse directamente a un e-commerce real con variabilidad de productos, clientes y patrones de compra.</w:t>
       </w:r>
     </w:p>
     <w:p>
@@ -16451,7 +16435,14 @@
           <w:i/>
           <w:iCs/>
         </w:rPr>
-        <w:t>Mitigación: Todas las pruebas se realizaron en una ventana de tiempo acotada para minimizar la variabilidad temporal del servicio externo. Los tiempos se reportan como promedios aritméticos acompañados de su desvío estándar, criterio uniforme con el establecido en la Sección 3.5.4; la mediana se informa además de forma complementaria en los casos en que la distribución resulta asimétrica.</w:t>
+        <w:t>Mitigación:</w:t>
+      </w:r>
+      <w:r>
+        <w:t xml:space="preserve"> Parcial. La reproducibilidad del entorno permite replicar el estudio sobre datos reales, pero no convierte los resultados en generalizables. Lo que el trabajo hace es acotar sus conclusiones al comportamiento del artefacto bajo las condiciones declaradas (Sección 3.2) y plantear un piloto en una PyME real como </w:t>
+      </w:r>
+      <w:r>
+        <w:lastRenderedPageBreak/>
+        <w:t>línea futura (Capítulo 7). Los escenarios de prueba cubren los casos límite más relevantes —órdenes con stock y sin stock, entradas inválidas y mensajes ambiguos—, lo que fortalece la validez interna de las pruebas y no la externa.</w:t>
       </w:r>
     </w:p>
     <w:p>
@@ -16463,7 +16454,13 @@
           <w:i/>
           <w:iCs/>
         </w:rPr>
-        <w:t>Amenaza: La clasificación depende de un modelo invocado por un alias, que el proveedor puede asociar a otra versión, y de la temperatura por defecto de la API, que es 1, de modo que una corrida no se reproduce exactamente.</w:t>
+        <w:t>Amenaza:</w:t>
+      </w:r>
+      <w:r>
+        <w:rPr>
+          <w:iCs/>
+        </w:rPr>
+        <w:t xml:space="preserve"> El baseline manual se midió sobre un único operador que conocía el procedimiento; las reglas del prompt y la base de conocimiento las escribió el propio equipo, y el corpus se redactó con un modelo de lenguaje a partir de mensajes del equipo: ninguno representa a una PyME real.</w:t>
       </w:r>
     </w:p>
     <w:p>
@@ -16475,8 +16472,26 @@
           <w:i/>
           <w:iCs/>
         </w:rPr>
-        <w:t>Mitigación: El diseño factorial repite cada condición tres veces y reporta la variabilidad entre repeticiones (Sección 5.2.4); los guiones, los manifiestos y la huella de cada prompt se versionan en el repositorio. La versión del modelo detrás del alias no queda registrada, y esa parte queda como limitación (Sección 5.4.1).</w:t>
-      </w:r>
+        <w:t>Mitigación:</w:t>
+      </w:r>
+      <w:r>
+        <w:rPr>
+          <w:iCs/>
+        </w:rPr>
+        <w:t xml:space="preserve"> Ambas condiciones se declaran como limitaciones (Secciones 5.4.1 y 6.4), y la replicación con varios operadores y con el tráfico de una tienda en operación se plantea en el Capítulo 7.</w:t>
+      </w:r>
+    </w:p>
+    <w:p>
+      <w:pPr>
+        <w:pStyle w:val="Ttulo3"/>
+      </w:pPr>
+      <w:bookmarkStart w:id="103" w:name="confiabilidad"/>
+      <w:bookmarkStart w:id="104" w:name="_Toc240476472"/>
+      <w:bookmarkEnd w:id="101"/>
+      <w:r>
+        <w:t>3.6.4 Confiabilidad</w:t>
+      </w:r>
+      <w:bookmarkEnd w:id="104"/>
     </w:p>
     <w:p>
       <w:pPr>
@@ -16487,26 +16502,100 @@
           <w:i/>
           <w:iCs/>
         </w:rPr>
-        <w:t>Amenaza: Trazabilidad del artefacto medido. Una afirmación sobre cómo se obtuvo una medición puede verificarse contra una versión del artefacto distinta de la que corrió. Ocurrió en este trabajo: al documentar el prompt se auditó el workflow vigente en ese momento, de dieciocho nodos y con el prompt reducido, y se concluyó que el clasificador operaba en régimen zero-shot, cuando el corpus había corrido el 12 de agosto sobre el workflow de catorce nodos, con base de conocimiento, reglas y ejemplos (Sección 4</w:t>
-      </w:r>
+        <w:t>Amenaza:</w:t>
+      </w:r>
+      <w:r>
+        <w:t xml:space="preserve"> Los resultados de TMR dependen de la latencia de la API de OpenAI, que puede variar según la carga del servicio externo.</w:t>
+      </w:r>
+    </w:p>
+    <w:p>
+      <w:pPr>
+        <w:pStyle w:val="Textoindependiente"/>
+      </w:pPr>
       <w:r>
         <w:rPr>
           <w:i/>
           <w:iCs/>
         </w:rPr>
-        <w:t>.4.3). La auditoría fue correcta en su método y se aplicó al artefacto equivocado.</w:t>
-      </w:r>
-    </w:p>
-    <w:p>
-      <w:pPr>
-        <w:pStyle w:val="Textoindependiente"/>
+        <w:t>Mitigación:</w:t>
+      </w:r>
+      <w:r>
+        <w:rPr>
+          <w:iCs/>
+        </w:rPr>
+        <w:t xml:space="preserve"> Todas las pruebas se realizaron en una ventana de tiempo acotada para minimizar la variabilidad temporal del servicio externo. Los tiempos se reportan como promedios aritméticos acompañados de su desvío estándar, criterio uniforme con el establecido en la Sección 3.5.4; la mediana se informa además de forma complementaria en los casos en que la distribución resulta asimétrica.</w:t>
+      </w:r>
+    </w:p>
+    <w:p>
+      <w:pPr>
+        <w:pStyle w:val="FirstParagraph"/>
       </w:pPr>
       <w:r>
         <w:rPr>
           <w:i/>
           <w:iCs/>
         </w:rPr>
-        <w:t>Mitigación: Toda afirmación sobre el artefacto medido se verifica contra la versión que corrió en la fecha de la medición, en el historial de versiones y de publicaciones del motor de flujos y en la copia del workflow que este guarda con cada ejecución. Desde el diseño factorial, cada bloque exporta además la huella del prompt con que corrió cada ejecución (Sección 3.5.6).</w:t>
+        <w:t>Amenaza:</w:t>
+      </w:r>
+      <w:r>
+        <w:rPr>
+          <w:iCs/>
+        </w:rPr>
+        <w:t xml:space="preserve"> La clasificación depende de un modelo invocado por un alias, que el proveedor puede asociar a otra versión, y de la temperatura por defecto de la API, que es 1, de modo que una corrida no se reproduce exactamente.</w:t>
+      </w:r>
+    </w:p>
+    <w:p>
+      <w:pPr>
+        <w:pStyle w:val="Textoindependiente"/>
+      </w:pPr>
+      <w:r>
+        <w:rPr>
+          <w:i/>
+          <w:iCs/>
+        </w:rPr>
+        <w:t>Mitigación:</w:t>
+      </w:r>
+      <w:r>
+        <w:rPr>
+          <w:iCs/>
+        </w:rPr>
+        <w:t xml:space="preserve"> El diseño factorial repite cada condición tres veces y reporta la variabilidad entre repeticiones (Sección 5.2.4); los guiones, los manifiestos y la huella de cada prompt se versionan en el repositorio. La versión del modelo detrás del alias no queda registrada, y esa parte queda como limitación (Sección 5.4.1).</w:t>
+      </w:r>
+    </w:p>
+    <w:p>
+      <w:pPr>
+        <w:pStyle w:val="FirstParagraph"/>
+      </w:pPr>
+      <w:r>
+        <w:rPr>
+          <w:i/>
+          <w:iCs/>
+        </w:rPr>
+        <w:t>Amenaza:</w:t>
+      </w:r>
+      <w:r>
+        <w:rPr>
+          <w:iCs/>
+        </w:rPr>
+        <w:t xml:space="preserve"> Trazabilidad del artefacto medido. Una afirmación sobre cómo se obtuvo una medición puede verificarse contra una versión del artefacto distinta de la que corrió. Ocurrió en este trabajo: al documentar el prompt se auditó el workflow vigente en ese momento, de dieciocho nodos y con el prompt reducido, y se concluyó que el clasificador operaba en régimen zero-shot, cuando el corpus había corrido el 12 de agosto sobre el workflow de catorce nodos, con base de conocimiento, reglas y ejemplos (Sección 4.4.3). La auditoría fue correcta en su método y se aplicó al artefacto equivocado.</w:t>
+      </w:r>
+    </w:p>
+    <w:p>
+      <w:pPr>
+        <w:pStyle w:val="Textoindependiente"/>
+      </w:pPr>
+      <w:r>
+        <w:rPr>
+          <w:i/>
+          <w:iCs/>
+        </w:rPr>
+        <w:t>Mitigación:</w:t>
+      </w:r>
+      <w:r>
+        <w:rPr>
+          <w:iCs/>
+        </w:rPr>
+        <w:t xml:space="preserve"> Toda afirmación sobre el artefacto medido se verifica contra la versión que corrió en la fecha de la medición, en el historial de versiones y de publicaciones del motor de flujos y en la copia del workflow que este guarda con cada ejecución. Desde el diseño factorial, cada bloque exporta además la huella del prompt con que corrió cada ejecución (Sección 3.5.6).</w:t>
       </w:r>
     </w:p>
     <w:p>
@@ -16515,7 +16604,7 @@
         <w:pageBreakBefore/>
       </w:pPr>
       <w:bookmarkStart w:id="105" w:name="capítulo-4-desarrollo-del-estudio"/>
-      <w:bookmarkStart w:id="106" w:name="_Toc240394387"/>
+      <w:bookmarkStart w:id="106" w:name="_Toc240476473"/>
       <w:bookmarkEnd w:id="35"/>
       <w:bookmarkEnd w:id="95"/>
       <w:bookmarkEnd w:id="103"/>
@@ -16530,7 +16619,7 @@
         <w:pStyle w:val="Ttulo2"/>
       </w:pPr>
       <w:bookmarkStart w:id="107" w:name="arquitectura-del-sistema"/>
-      <w:bookmarkStart w:id="108" w:name="_Toc240394388"/>
+      <w:bookmarkStart w:id="108" w:name="_Toc240476474"/>
       <w:r>
         <w:t>4.1 Arquitectura del sistema</w:t>
       </w:r>
@@ -16559,7 +16648,7 @@
         <w:pStyle w:val="Ttulo3"/>
       </w:pPr>
       <w:bookmarkStart w:id="109" w:name="servicios-docker"/>
-      <w:bookmarkStart w:id="110" w:name="_Toc240394389"/>
+      <w:bookmarkStart w:id="110" w:name="_Toc240476475"/>
       <w:r>
         <w:rPr>
           <w:noProof/>
@@ -16577,7 +16666,7 @@
           <w:noProof/>
         </w:rPr>
         <w:drawing>
-          <wp:inline distT="0" distB="0" distL="0" distR="0" wp14:anchorId="7B964E5F" wp14:editId="50499689">
+          <wp:inline distT="0" distB="0" distL="0" distR="0" wp14:anchorId="12444764" wp14:editId="60737974">
             <wp:extent cx="5605780" cy="4430375"/>
             <wp:effectExtent l="0" t="0" r="0" b="0"/>
             <wp:docPr id="9" name="Imagen 9"/>
@@ -16645,8 +16734,10 @@
     <w:p>
       <w:pPr>
         <w:pStyle w:val="Textoindependiente"/>
-      </w:pPr>
-      <w:r>
+        <w:keepNext/>
+      </w:pPr>
+      <w:r>
+        <w:lastRenderedPageBreak/>
         <w:t>Tabla 4.1: Servicios Docker del sistema.</w:t>
       </w:r>
     </w:p>
@@ -16673,7 +16764,6 @@
               <w:pStyle w:val="Compact"/>
             </w:pPr>
             <w:r>
-              <w:lastRenderedPageBreak/>
               <w:t>Servicio</w:t>
             </w:r>
           </w:p>
@@ -17055,7 +17145,7 @@
         <w:pStyle w:val="Ttulo2"/>
       </w:pPr>
       <w:bookmarkStart w:id="111" w:name="base-de-datos"/>
-      <w:bookmarkStart w:id="112" w:name="_Toc240394390"/>
+      <w:bookmarkStart w:id="112" w:name="_Toc240476476"/>
       <w:bookmarkEnd w:id="107"/>
       <w:bookmarkEnd w:id="109"/>
       <w:r>
@@ -17068,7 +17158,7 @@
         <w:pStyle w:val="Ttulo3"/>
       </w:pPr>
       <w:bookmarkStart w:id="113" w:name="tablas-principales"/>
-      <w:bookmarkStart w:id="114" w:name="_Toc240394391"/>
+      <w:bookmarkStart w:id="114" w:name="_Toc240476477"/>
       <w:r>
         <w:t>4.2.1 Tablas principales</w:t>
       </w:r>
@@ -17093,6 +17183,7 @@
     <w:p>
       <w:pPr>
         <w:pStyle w:val="Textoindependiente"/>
+        <w:keepNext/>
       </w:pPr>
       <w:r>
         <w:t>Tabla 4.2: Esquema de tablas de la base de datos.</w:t>
@@ -17208,6 +17299,7 @@
               <w:rPr>
                 <w:rStyle w:val="VerbatimChar"/>
               </w:rPr>
+              <w:lastRenderedPageBreak/>
               <w:t>orders</w:t>
             </w:r>
           </w:p>
@@ -17221,11 +17313,7 @@
               <w:pStyle w:val="Compact"/>
             </w:pPr>
             <w:r>
-              <w:t xml:space="preserve">order_number, customer_name, </w:t>
-            </w:r>
-            <w:r>
-              <w:lastRenderedPageBreak/>
-              <w:t>customer_email, customer_phone, product_id (FK), quantity, total_amount, status, received_at, processed_at, notified_at, raw_payload</w:t>
+              <w:t>order_number, customer_name, customer_email, customer_phone, product_id (FK), quantity, total_amount, status, received_at, processed_at, notified_at, raw_payload</w:t>
             </w:r>
           </w:p>
         </w:tc>
@@ -17238,12 +17326,7 @@
               <w:pStyle w:val="Compact"/>
             </w:pPr>
             <w:r>
-              <w:lastRenderedPageBreak/>
-              <w:t xml:space="preserve">Órdenes con 8 estados </w:t>
-            </w:r>
-            <w:r>
-              <w:lastRenderedPageBreak/>
-              <w:t xml:space="preserve">posibles y timestamps de cada etapa; los campos </w:t>
+              <w:t xml:space="preserve">Órdenes con 8 estados posibles y timestamps de cada etapa; los campos </w:t>
             </w:r>
             <w:r>
               <w:rPr>
@@ -17273,7 +17356,6 @@
           </w:tcPr>
           <w:p>
             <w:r>
-              <w:lastRenderedPageBreak/>
               <w:t>order_items</w:t>
             </w:r>
           </w:p>
@@ -17544,7 +17626,7 @@
         <w:pStyle w:val="Ttulo3"/>
       </w:pPr>
       <w:bookmarkStart w:id="115" w:name="diagrama-entidad-relación"/>
-      <w:bookmarkStart w:id="116" w:name="_Toc240394392"/>
+      <w:bookmarkStart w:id="116" w:name="_Toc240476478"/>
       <w:bookmarkEnd w:id="113"/>
       <w:r>
         <w:lastRenderedPageBreak/>
@@ -17563,7 +17645,7 @@
           <w:noProof/>
         </w:rPr>
         <w:drawing>
-          <wp:inline distT="0" distB="0" distL="0" distR="0" wp14:anchorId="3220E1B5" wp14:editId="327FB1B9">
+          <wp:inline distT="0" distB="0" distL="0" distR="0" wp14:anchorId="490744D6" wp14:editId="36E89C96">
             <wp:extent cx="5605145" cy="3568691"/>
             <wp:effectExtent l="0" t="0" r="0" b="0"/>
             <wp:docPr id="1" name="Imagen 1"/>
@@ -17624,7 +17706,7 @@
       <w:pPr>
         <w:pStyle w:val="Ttulo3"/>
       </w:pPr>
-      <w:bookmarkStart w:id="118" w:name="_Toc240394393"/>
+      <w:bookmarkStart w:id="118" w:name="_Toc240476479"/>
       <w:r>
         <w:t>4.2.3 Vistas de métricas</w:t>
       </w:r>
@@ -17641,6 +17723,7 @@
     <w:p>
       <w:pPr>
         <w:pStyle w:val="Textoindependiente"/>
+        <w:keepNext/>
       </w:pPr>
       <w:r>
         <w:t>Tabla 4.3: Vistas de métricas en PostgreSQL.</w:t>
@@ -17987,7 +18070,7 @@
         <w:pStyle w:val="Ttulo3"/>
       </w:pPr>
       <w:bookmarkStart w:id="119" w:name="datos-seed"/>
-      <w:bookmarkStart w:id="120" w:name="_Toc240394394"/>
+      <w:bookmarkStart w:id="120" w:name="_Toc240476480"/>
       <w:bookmarkEnd w:id="117"/>
       <w:r>
         <w:t>4.2.4 Datos seed</w:t>
@@ -18017,6 +18100,7 @@
     <w:p>
       <w:pPr>
         <w:pStyle w:val="Textoindependiente"/>
+        <w:keepNext/>
       </w:pPr>
       <w:r>
         <w:t>Tabla 4.4: Catálogo de productos de prueba.</w:t>
@@ -19739,7 +19823,7 @@
         <w:pStyle w:val="Ttulo2"/>
       </w:pPr>
       <w:bookmarkStart w:id="121" w:name="X8f908531a063890214e0ba14e55f9da9a2ecacb"/>
-      <w:bookmarkStart w:id="122" w:name="_Toc240394395"/>
+      <w:bookmarkStart w:id="122" w:name="_Toc240476481"/>
       <w:bookmarkEnd w:id="111"/>
       <w:bookmarkEnd w:id="119"/>
       <w:r>
@@ -19796,7 +19880,7 @@
         <w:pStyle w:val="Ttulo3"/>
       </w:pPr>
       <w:bookmarkStart w:id="123" w:name="nodos-del-workflow"/>
-      <w:bookmarkStart w:id="124" w:name="_Toc240394396"/>
+      <w:bookmarkStart w:id="124" w:name="_Toc240476482"/>
       <w:r>
         <w:t>4.3.1 Nodos del workflow</w:t>
       </w:r>
@@ -19813,8 +19897,10 @@
     <w:p>
       <w:pPr>
         <w:pStyle w:val="Textoindependiente"/>
-      </w:pPr>
-      <w:r>
+        <w:keepNext/>
+      </w:pPr>
+      <w:r>
+        <w:lastRenderedPageBreak/>
         <w:t>Tabla 4.5: Nodos del workflow del Flujo 1.</w:t>
       </w:r>
     </w:p>
@@ -19841,7 +19927,6 @@
               <w:pStyle w:val="Compact"/>
             </w:pPr>
             <w:r>
-              <w:lastRenderedPageBreak/>
               <w:t>#</w:t>
             </w:r>
           </w:p>
@@ -20654,7 +20739,7 @@
         <w:pStyle w:val="Ttulo3"/>
       </w:pPr>
       <w:bookmarkStart w:id="125" w:name="diagrama-del-flujo"/>
-      <w:bookmarkStart w:id="126" w:name="_Toc240394397"/>
+      <w:bookmarkStart w:id="126" w:name="_Toc240476483"/>
       <w:bookmarkEnd w:id="123"/>
       <w:r>
         <w:lastRenderedPageBreak/>
@@ -20682,7 +20767,7 @@
           <w:noProof/>
         </w:rPr>
         <w:drawing>
-          <wp:inline distT="0" distB="0" distL="0" distR="0" wp14:anchorId="67D1DF4B" wp14:editId="79703F52">
+          <wp:inline distT="0" distB="0" distL="0" distR="0" wp14:anchorId="14CBEDFA" wp14:editId="6E754E3C">
             <wp:extent cx="5612130" cy="4920615"/>
             <wp:effectExtent l="0" t="0" r="0" b="0"/>
             <wp:docPr id="6" name="Imagen 6"/>
@@ -20762,7 +20847,7 @@
         </w:rPr>
         <w:lastRenderedPageBreak/>
         <w:drawing>
-          <wp:inline distT="0" distB="0" distL="0" distR="0" wp14:anchorId="623A2F63" wp14:editId="26B571C6">
+          <wp:inline distT="0" distB="0" distL="0" distR="0" wp14:anchorId="25473967" wp14:editId="7E715E1C">
             <wp:extent cx="5612130" cy="1259205"/>
             <wp:effectExtent l="0" t="0" r="0" b="0"/>
             <wp:docPr id="4" name="Imagen 4"/>
@@ -20824,7 +20909,7 @@
         <w:pStyle w:val="Ttulo3"/>
       </w:pPr>
       <w:bookmarkStart w:id="127" w:name="métricas-mttd-y-mttr"/>
-      <w:bookmarkStart w:id="128" w:name="_Toc240394398"/>
+      <w:bookmarkStart w:id="128" w:name="_Toc240476484"/>
       <w:bookmarkEnd w:id="125"/>
       <w:r>
         <w:t>4.3.3 Métricas MTTD y MTTR</w:t>
@@ -20930,7 +21015,7 @@
         <w:pStyle w:val="Ttulo3"/>
       </w:pPr>
       <w:bookmarkStart w:id="129" w:name="flujo-de-estados-de-una-orden"/>
-      <w:bookmarkStart w:id="130" w:name="_Toc240394399"/>
+      <w:bookmarkStart w:id="130" w:name="_Toc240476485"/>
       <w:bookmarkEnd w:id="127"/>
       <w:r>
         <w:lastRenderedPageBreak/>
@@ -20949,6 +21034,7 @@
     <w:p>
       <w:pPr>
         <w:pStyle w:val="Textoindependiente"/>
+        <w:keepNext/>
       </w:pPr>
       <w:r>
         <w:t>Tabla 4.6: Estados de una orden y nodo que los asigna.</w:t>
@@ -21349,7 +21435,7 @@
         <w:pStyle w:val="Ttulo2"/>
       </w:pPr>
       <w:bookmarkStart w:id="131" w:name="flujo-2-chatbot-omnicanal-con-ia"/>
-      <w:bookmarkStart w:id="132" w:name="_Toc240394400"/>
+      <w:bookmarkStart w:id="132" w:name="_Toc240476486"/>
       <w:bookmarkEnd w:id="121"/>
       <w:bookmarkEnd w:id="129"/>
       <w:r>
@@ -21374,7 +21460,7 @@
         <w:pStyle w:val="Ttulo3"/>
       </w:pPr>
       <w:bookmarkStart w:id="133" w:name="nodos-del-workflow-1"/>
-      <w:bookmarkStart w:id="134" w:name="_Toc240394401"/>
+      <w:bookmarkStart w:id="134" w:name="_Toc240476487"/>
       <w:r>
         <w:t>4.4.1 Nodos del workflow</w:t>
       </w:r>
@@ -21391,6 +21477,7 @@
     <w:p>
       <w:pPr>
         <w:pStyle w:val="Textoindependiente"/>
+        <w:keepNext/>
       </w:pPr>
       <w:r>
         <w:t>Tabla 4.7: Nodos del workflow del Flujo 2.</w:t>
@@ -22434,7 +22521,7 @@
         <w:pStyle w:val="Ttulo3"/>
       </w:pPr>
       <w:bookmarkStart w:id="135" w:name="diagrama-del-flujo-1"/>
-      <w:bookmarkStart w:id="136" w:name="_Toc240394402"/>
+      <w:bookmarkStart w:id="136" w:name="_Toc240476488"/>
       <w:bookmarkEnd w:id="133"/>
       <w:r>
         <w:t>4.4.2 Diagrama del flujo</w:t>
@@ -22460,7 +22547,7 @@
         </w:rPr>
         <w:lastRenderedPageBreak/>
         <w:drawing>
-          <wp:inline distT="0" distB="0" distL="0" distR="0" wp14:anchorId="390B82AD" wp14:editId="4A61D858">
+          <wp:inline distT="0" distB="0" distL="0" distR="0" wp14:anchorId="0434A9B1" wp14:editId="6590C8B9">
             <wp:extent cx="5597525" cy="5062467"/>
             <wp:effectExtent l="0" t="0" r="0" b="0"/>
             <wp:docPr id="7" name="Imagen 7"/>
@@ -22537,7 +22624,7 @@
           <w:noProof/>
         </w:rPr>
         <w:drawing>
-          <wp:inline distT="0" distB="0" distL="0" distR="0" wp14:anchorId="001A37D2" wp14:editId="08DC2C50">
+          <wp:inline distT="0" distB="0" distL="0" distR="0" wp14:anchorId="11513AB5" wp14:editId="7445F137">
             <wp:extent cx="5612130" cy="1026160"/>
             <wp:effectExtent l="0" t="0" r="0" b="0"/>
             <wp:docPr id="5" name="Imagen 5"/>
@@ -22599,7 +22686,7 @@
         <w:pStyle w:val="Ttulo3"/>
       </w:pPr>
       <w:bookmarkStart w:id="137" w:name="prompt-de-ia"/>
-      <w:bookmarkStart w:id="138" w:name="_Toc240394403"/>
+      <w:bookmarkStart w:id="138" w:name="_Toc240476489"/>
       <w:bookmarkEnd w:id="135"/>
       <w:r>
         <w:lastRenderedPageBreak/>
@@ -22612,7 +22699,7 @@
         <w:pStyle w:val="FirstParagraph"/>
       </w:pPr>
       <w:r>
-        <w:t>El nodo de GPT-4o-mini recibe un prompt de sistema que define la identidad del asistente, la tarea de clasificación, las cuatro categorías de intención admitidas —enumeradas dentro del esquema de salida como FAQ, ESTADO_PEDIDO, RECLAMO y GENERAL— y el formato estricto de la respuesta: un objeto JSON con los campos intent, order_id, urgente y respuesta. El prompt de la configuración vigente, que es el que produjo el 92,7 % del Capítulo 5, tiene 6338 caracteres y ocho bloques: identidad y tono del asistente; definición de la tarea; formato de salida; reglas de clasificación por categoría, entre ellas cuándo un mensaje debe marcarse como urgente; un bloque rotulado «base de conocimiento», en el que se inserta el contenido completo de la tabla faq_responses, leído en cada llamada, con la instrucción de usar exclusivamente esa información para responder consultas frecuentes; diez reglas críticas, entre ellas la de clasificar como reclamo un mensaje ambiguo entre consulta frecuente y reclamo; siete ejemplos etiquetados de entrada y salida; y el mensaje del cliente, con su nombre y su canal. Opera por lo tanto en régimen few-shot y con inyección de contexto: en cada llamada se inserta la tabla completa, sin seleccionar las entradas pertinentes a la consulta, lo que la distingue de la generación aumentada por recuperación (Sección 2.2.4). La cadena que provee ese contexto son los nodos Buscar FAQ en PostgreSQL y Preparar Contexto FAQ, que sí inciden en la salida del sistema en la configuración medida. El texto íntegro se transcribe en el Anexo H, junto con las variantes que compara la Sección 5.2.4.</w:t>
+        <w:t>El nodo de GPT-4o-mini recibe un prompt de sistema que define la identidad del asistente, la tarea de clasificación, las cuatro categorías de intención admitidas —enumeradas dentro del esquema de salida como FAQ, ESTADO_PEDIDO, RECLAMO y GENERAL— y el formato estricto de la respuesta: un objeto JSON con los campos intent, order_id, urgente y respuesta. El prompt de la configuración vigente, que es el que produjo el 92,7 % del Capítulo 5, tiene 6338 caracteres y ocho bloques: identidad y tono del asistente; definición de la tarea; formato de salida; reglas de clasificación por categoría, entre ellas cuándo un mensaje debe marcarse como urgente; un bloque rotulado «base de conocimiento», en el que se inserta el contenido completo de la tabla faq_responses, leído en cada llamada, con la instrucción de usar exclusivamente esa información para responder consultas frecuentes; diez reglas críticas, entre ellas la de clasificar como reclamo un mensaje ambiguo entre consulta frecuente y reclamo y la de no revelar que el asistente es una IA (Sección 2.5); siete ejemplos etiquetados de entrada y salida; y el mensaje del cliente, con su nombre y su canal. Opera por lo tanto en régimen few-shot y con inyección de contexto: en cada llamada se inserta la tabla completa, sin seleccionar las entradas pertinentes a la consulta, lo que la distingue de la generación aumentada por recuperación (Sección 2.2.4). La cadena que provee ese contexto son los nodos Buscar FAQ en PostgreSQL y Preparar Contexto FAQ, que sí inciden en la salida del sistema en la configuración medida. El texto íntegro se transcribe en el Anexo H, junto con las variantes que compara la Sección 5.2.4.</w:t>
       </w:r>
     </w:p>
     <w:p>
@@ -22628,11 +22715,11 @@
         <w:pStyle w:val="Textoindependiente"/>
       </w:pPr>
       <w:r>
-        <w:t xml:space="preserve">El corpus del Capítulo 5 corrió el 12 de agosto sobre el workflow de catorce nodos, con el prompt de 6338 caracteres descripto arriba: el historial de versiones del motor de flujos registra que esa versión se publicó cuatro minutos antes de la corrida, y su prompt coincide byte a byte con el del commit f68da9d del repositorio. El 25 de agosto se incorporó el workflow de dieciocho nodos, que suma el canal de Telegram, con un prompt reducido de 1032 caracteres que no inyecta la base de conocimiento ni contiene reglas ni ejemplos. Con ese prompt corrieron las 45 interacciones de Telegram de la Sección 5.2.2 y la ablación E7, y ese workflow fue el vigente hasta el 15 de septiembre, cuando el diseño factorial restituyó en él el prompt de la configuración principal. La reconstrucción, consultada sobre el historial de versiones y de publicaciones del motor de flujos, se versiona en </w:t>
+        <w:t xml:space="preserve">El corpus del Capítulo 5 corrió el 12 de agosto sobre el workflow de catorce nodos, con el prompt de 6338 caracteres descripto arriba: el historial de versiones del motor de flujos registra que esa versión se publicó cuatro minutos antes de la corrida, y su prompt coincide byte a byte con el del commit f68da9d del repositorio. El 25 de agosto se incorporó el workflow de dieciocho nodos, que suma el canal de Telegram, con un prompt reducido de 1032 caracteres que no inyecta la base de conocimiento ni contiene reglas ni ejemplos. Con ese prompt corrieron las 45 interacciones de Telegram de la Sección 5.2.2 y la ablación E7, y ese workflow fue el vigente hasta el 15 de septiembre, cuando el diseño factorial restituyó en él el prompt de la configuración principal. La reconstrucción, consultada sobre el historial de versiones </w:t>
       </w:r>
       <w:r>
         <w:lastRenderedPageBreak/>
-        <w:t>experiments/E8/resultados/trazabilidad_versiones.txt. El error de documentación que esta historia originó se trata como amenaza a la confiabilidad en la Sección 3.6.4.</w:t>
+        <w:t>y de publicaciones del motor de flujos, se versiona en experiments/E8/resultados/trazabilidad_versiones.txt. El error de documentación que esta historia originó se trata como amenaza a la confiabilidad en la Sección 3.6.4.</w:t>
       </w:r>
     </w:p>
     <w:p>
@@ -22640,7 +22727,7 @@
         <w:pStyle w:val="Ttulo3"/>
       </w:pPr>
       <w:bookmarkStart w:id="139" w:name="métrica-tmr"/>
-      <w:bookmarkStart w:id="140" w:name="_Toc240394404"/>
+      <w:bookmarkStart w:id="140" w:name="_Toc240476490"/>
       <w:bookmarkEnd w:id="137"/>
       <w:r>
         <w:t>4.4.4 Métrica TMR</w:t>
@@ -22693,7 +22780,7 @@
       <w:pPr>
         <w:pStyle w:val="Ttulo2"/>
       </w:pPr>
-      <w:bookmarkStart w:id="141" w:name="_Toc240394405"/>
+      <w:bookmarkStart w:id="141" w:name="_Toc240476491"/>
       <w:bookmarkEnd w:id="131"/>
       <w:bookmarkEnd w:id="139"/>
       <w:r>
@@ -22713,7 +22800,7 @@
       <w:pPr>
         <w:pStyle w:val="Ttulo3"/>
       </w:pPr>
-      <w:bookmarkStart w:id="142" w:name="_Toc240394406"/>
+      <w:bookmarkStart w:id="142" w:name="_Toc240476492"/>
       <w:r>
         <w:t>4.5.1 Paneles de los dashboards</w:t>
       </w:r>
@@ -22730,8 +22817,10 @@
     <w:p>
       <w:pPr>
         <w:pStyle w:val="Textoindependiente"/>
-      </w:pPr>
-      <w:r>
+        <w:keepNext/>
+      </w:pPr>
+      <w:r>
+        <w:lastRenderedPageBreak/>
         <w:t>Tabla 4.8: Paneles de los dashboards de Grafana (Flujo 1: paneles 1 a 6; Flujo 2: paneles 7 a 13).</w:t>
       </w:r>
     </w:p>
@@ -22826,7 +22915,6 @@
               <w:pStyle w:val="Compact"/>
             </w:pPr>
             <w:r>
-              <w:lastRenderedPageBreak/>
               <w:t>1</w:t>
             </w:r>
           </w:p>
@@ -23470,6 +23558,7 @@
           </w:tcPr>
           <w:p>
             <w:r>
+              <w:lastRenderedPageBreak/>
               <w:t>11</w:t>
             </w:r>
           </w:p>
@@ -23522,7 +23611,6 @@
           </w:tcPr>
           <w:p>
             <w:r>
-              <w:lastRenderedPageBreak/>
               <w:t>12</w:t>
             </w:r>
           </w:p>
@@ -23638,7 +23726,7 @@
           <w:noProof/>
         </w:rPr>
         <w:drawing>
-          <wp:inline distT="0" distB="0" distL="0" distR="0" wp14:anchorId="019CB54F" wp14:editId="73E45B0C">
+          <wp:inline distT="0" distB="0" distL="0" distR="0" wp14:anchorId="3A43C56A" wp14:editId="54F945DA">
             <wp:extent cx="5612130" cy="1706245"/>
             <wp:effectExtent l="0" t="0" r="0" b="0"/>
             <wp:docPr id="2" name="Imagen 2"/>
@@ -23699,7 +23787,7 @@
       <w:pPr>
         <w:pStyle w:val="Ttulo2"/>
       </w:pPr>
-      <w:bookmarkStart w:id="143" w:name="_Toc240394407"/>
+      <w:bookmarkStart w:id="143" w:name="_Toc240476493"/>
       <w:r>
         <w:t>4.6 Entorno y evidencia de las pruebas</w:t>
       </w:r>
@@ -23719,6 +23807,7 @@
         <w:ind w:left="425"/>
       </w:pPr>
       <w:r>
+        <w:lastRenderedPageBreak/>
         <w:t>Los correos de confirmación y de aviso de stock insuficiente que genera el Flujo 1 se verifican en la bandeja del capturador SMTP (ver Figura 8).</w:t>
       </w:r>
     </w:p>
@@ -23736,9 +23825,8 @@
         <w:rPr>
           <w:noProof/>
         </w:rPr>
-        <w:lastRenderedPageBreak/>
         <w:drawing>
-          <wp:inline distT="0" distB="0" distL="0" distR="0" wp14:anchorId="1A85D79F" wp14:editId="423A1C70">
+          <wp:inline distT="0" distB="0" distL="0" distR="0" wp14:anchorId="79F9ADEF" wp14:editId="6B52E10E">
             <wp:extent cx="5612130" cy="2806065"/>
             <wp:effectExtent l="0" t="0" r="0" b="0"/>
             <wp:docPr id="3" name="Imagen 3"/>
@@ -23800,7 +23888,7 @@
         <w:pStyle w:val="Ttulo1"/>
         <w:pageBreakBefore/>
       </w:pPr>
-      <w:bookmarkStart w:id="144" w:name="_Toc240394408"/>
+      <w:bookmarkStart w:id="144" w:name="_Toc240476494"/>
       <w:r>
         <w:lastRenderedPageBreak/>
         <w:t>CAPÍTULO 5: RESULTADOS Y ANÁLISIS</w:t>
@@ -23811,7 +23899,7 @@
       <w:pPr>
         <w:pStyle w:val="Ttulo2"/>
       </w:pPr>
-      <w:bookmarkStart w:id="145" w:name="_Toc240394409"/>
+      <w:bookmarkStart w:id="145" w:name="_Toc240476495"/>
       <w:r>
         <w:t>5.1 Resultados del Flujo 1 — Pipeline de Órdenes</w:t>
       </w:r>
@@ -23822,7 +23910,7 @@
         <w:pStyle w:val="Ttulo3"/>
       </w:pPr>
       <w:bookmarkStart w:id="146" w:name="pruebas-funcionales-1"/>
-      <w:bookmarkStart w:id="147" w:name="_Toc240394410"/>
+      <w:bookmarkStart w:id="147" w:name="_Toc240476496"/>
       <w:r>
         <w:t>5.1.1 Pruebas funcionales</w:t>
       </w:r>
@@ -23839,6 +23927,7 @@
     <w:p>
       <w:pPr>
         <w:pStyle w:val="Textoindependiente"/>
+        <w:keepNext/>
       </w:pPr>
       <w:r>
         <w:t>Tabla 5.1: Resultados de las pruebas funcionales.</w:t>
@@ -23933,7 +24022,7 @@
               <w:pStyle w:val="Compact"/>
             </w:pPr>
             <w:r>
-              <w:t>PASS — orden confirmada, stock decrementado, email enviado</w:t>
+              <w:t>APROBADA — orden confirmada, stock decrementado, email enviado</w:t>
             </w:r>
           </w:p>
         </w:tc>
@@ -23974,16 +24063,7 @@
               <w:pStyle w:val="Compact"/>
             </w:pPr>
             <w:r>
-              <w:t xml:space="preserve">PASS — orden rechazada con status </w:t>
-            </w:r>
-            <w:r>
-              <w:rPr>
-                <w:rStyle w:val="VerbatimChar"/>
-              </w:rPr>
-              <w:t>no_stock</w:t>
-            </w:r>
-            <w:r>
-              <w:t>, email de aviso</w:t>
+              <w:t>APROBADA — orden rechazada con status no_stock, email de aviso</w:t>
             </w:r>
           </w:p>
         </w:tc>
@@ -24024,7 +24104,7 @@
               <w:pStyle w:val="Compact"/>
             </w:pPr>
             <w:r>
-              <w:t>PASS — orden confirmada + alerta registrada en stock_alerts</w:t>
+              <w:t>APROBADA — orden confirmada + alerta registrada en stock_alerts</w:t>
             </w:r>
           </w:p>
         </w:tc>
@@ -24065,7 +24145,7 @@
               <w:pStyle w:val="Compact"/>
             </w:pPr>
             <w:r>
-              <w:t>PASS CON RESERVA — la orden no se registra, pero el webhook responde HTTP 200 sin cuerpo y la ejecución termina como exitosa: no hay error controlado</w:t>
+              <w:t>NO APROBADA — la orden no se registra, pero no hay rechazo con error controlado: el webhook responde HTTP 200 sin cuerpo y la ejecución termina como exitosa</w:t>
             </w:r>
           </w:p>
         </w:tc>
@@ -24106,7 +24186,7 @@
               <w:pStyle w:val="Compact"/>
             </w:pPr>
             <w:r>
-              <w:t>PASS CON RESERVA — la restricción de unicidad rechaza la orden duplicada, pero el webhook responde HTTP 200 sin cuerpo</w:t>
+              <w:t>PARCIAL — la restricción de unicidad rechaza la orden duplicada, como se esperaba, pero el webhook responde HTTP 200 sin cuerpo y el emisor no se entera del rechazo</w:t>
             </w:r>
           </w:p>
         </w:tc>
@@ -24117,11 +24197,11 @@
         <w:pStyle w:val="Textoindependiente"/>
       </w:pPr>
       <w:r>
-        <w:t xml:space="preserve">Las tres primeras pruebas se aprobaron sin reservas: el pipeline actualizó las marcas temporales en orders y las notificaciones se enviaron al destinatario esperado. Las dos pruebas de rechazo cumplen lo esencial —la orden inválida o duplicada no se registra— pero no el rechazo controlado que fijaba la Tabla 3.4. Se re-ejecutaron el 15 de septiembre para dejar evidencia versionada, que se conserva en experiments/PF junto con el guion, y el mecanismo de cada una es distinto. En PF-04, la sentencia que registra la orden toma el producto del catálogo por su SKU; al no encontrarlo no inserta ninguna fila, el flujo se detiene sin llegar a un nodo de respuesta y la ejecución queda registrada como exitosa. En PF-05, la restricción de unicidad del número de </w:t>
+        <w:t xml:space="preserve">Las tres primeras pruebas se aprobaron: el pipeline actualizó las marcas temporales en orders y las notificaciones se enviaron al destinatario esperado. De las dos pruebas de rechazo, con el criterio de la Tabla 3.4, PF-04 no se aprobó y PF-05 se aprobó en parte: en ambas la orden inválida o duplicada no se registra, pero ninguna produce el rechazo controlado que el emisor necesita para distinguirla de una orden atendida. Se re-ejecutaron el 15 de septiembre para dejar evidencia versionada, que se conserva en experiments/PF junto con el guion, y el mecanismo de cada una es </w:t>
       </w:r>
       <w:r>
         <w:lastRenderedPageBreak/>
-        <w:t>orden rechaza la inserción y la ejecución termina en error. En los dos casos el webhook responde HTTP 200 con el cuerpo vacío, de modo que el emisor no puede distinguir un rechazo de una orden atendida: es el mismo patrón que la Sección 5.1.3 documenta bajo concurrencia.</w:t>
+        <w:t>distinto. En PF-04, la sentencia que registra la orden toma el producto del catálogo por su SKU; al no encontrarlo no inserta ninguna fila, el flujo se detiene sin llegar a un nodo de respuesta y la ejecución queda registrada como exitosa: el resultado esperado era un rechazo con error controlado, y no lo hay. En PF-05, la restricción de unicidad del número de orden rechaza la inserción, que es lo que la prueba esperaba, y la ejecución termina en error; lo que falta es comunicarlo. En los dos casos el webhook responde HTTP 200 con el cuerpo vacío, de modo que el emisor no puede distinguir un rechazo de una orden atendida: es el mismo patrón que la Sección 5.1.3 documenta bajo concurrencia.</w:t>
       </w:r>
     </w:p>
     <w:p>
@@ -24129,7 +24209,7 @@
         <w:pStyle w:val="Ttulo3"/>
       </w:pPr>
       <w:bookmarkStart w:id="148" w:name="métricas-de-tiempo"/>
-      <w:bookmarkStart w:id="149" w:name="_Toc240394411"/>
+      <w:bookmarkStart w:id="149" w:name="_Toc240476497"/>
       <w:bookmarkEnd w:id="146"/>
       <w:r>
         <w:t>5.1.2 Métricas de tiempo</w:t>
@@ -24147,6 +24227,7 @@
     <w:p>
       <w:pPr>
         <w:pStyle w:val="Textoindependiente"/>
+        <w:keepNext/>
       </w:pPr>
       <w:r>
         <w:t>Tabla 5.2: Métricas de tiempo del Flujo 1.</w:t>
@@ -24305,7 +24386,7 @@
       <w:pPr>
         <w:pStyle w:val="Ttulo3"/>
       </w:pPr>
-      <w:bookmarkStart w:id="150" w:name="_Toc240394412"/>
+      <w:bookmarkStart w:id="150" w:name="_Toc240476498"/>
       <w:bookmarkEnd w:id="148"/>
       <w:r>
         <w:t>5.1.3 Pruebas de carga y de concurrencia</w:t>
@@ -24323,6 +24404,7 @@
     <w:p>
       <w:pPr>
         <w:pStyle w:val="Textoindependiente"/>
+        <w:keepNext/>
       </w:pPr>
       <w:r>
         <w:t>Tabla 5.3: Resultados de las pruebas de carga y de concurrencia.</w:t>
@@ -24376,7 +24458,11 @@
               <w:pStyle w:val="Compact"/>
             </w:pPr>
             <w:r>
-              <w:t>E1.a — Órdenes enviadas (secuenciales, espaciadas 2 s)</w:t>
+              <w:t xml:space="preserve">E1.a — Órdenes enviadas </w:t>
+            </w:r>
+            <w:r>
+              <w:lastRenderedPageBreak/>
+              <w:t>(secuenciales, espaciadas 2 s)</w:t>
             </w:r>
           </w:p>
         </w:tc>
@@ -24389,6 +24475,7 @@
               <w:pStyle w:val="Compact"/>
             </w:pPr>
             <w:r>
+              <w:lastRenderedPageBreak/>
               <w:t>50</w:t>
             </w:r>
           </w:p>
@@ -24432,11 +24519,7 @@
               <w:pStyle w:val="Compact"/>
             </w:pPr>
             <w:r>
-              <w:t xml:space="preserve">E1.a — Órdenes </w:t>
-            </w:r>
-            <w:r>
-              <w:lastRenderedPageBreak/>
-              <w:t>confirmadas</w:t>
+              <w:t>E1.a — Órdenes confirmadas</w:t>
             </w:r>
           </w:p>
         </w:tc>
@@ -24449,7 +24532,6 @@
               <w:pStyle w:val="Compact"/>
             </w:pPr>
             <w:r>
-              <w:lastRenderedPageBreak/>
               <w:t>35 (70 %)</w:t>
             </w:r>
           </w:p>
@@ -24521,7 +24603,7 @@
               <w:pStyle w:val="Compact"/>
             </w:pPr>
             <w:r>
-              <w:t>E1.b — Rondas × solicitudes simultáneas</w:t>
+              <w:t>E1.b — Rondas × solicitudes casi simultáneas</w:t>
             </w:r>
           </w:p>
         </w:tc>
@@ -24769,7 +24851,11 @@
         <w:pStyle w:val="Textoindependiente"/>
       </w:pPr>
       <w:r>
-        <w:t>La prueba de concurrencia (E1.b) arroja dos resultados que deben leerse juntos, porque el segundo explica el primero. El primero es que no hubo sobreventa: en las seis rondas, contra un stock inicial de 5 unidades y con 20 solicitudes disparadas en una ventana de entre 0,4 y 23 milisegundos, el sistema confirmó exactamente 5 órdenes, y ningún producto quedó con stock negativo. Ese resultado no se debe a que el flujo sea atómico. El Flujo 1 lee el stock y lo descuenta en dos sentencias separadas, sin bloqueo entre ambas (Tabla 4.5, nodos 3 y 5), de modo que dos ejecuciones concurrentes pueden leer el mismo stock disponible. Lo que impide la sobreventa es la restricción CHECK (stock &gt;= 0) del esquema (Anexo A): cuando el descuento dejaría el stock en negativo, la base rechaza la sentencia.</w:t>
+        <w:t xml:space="preserve">La prueba de concurrencia (E1.b) arroja dos resultados que deben leerse juntos, porque el segundo explica el primero. El primero es que no hubo sobreventa: en las seis rondas, contra un stock inicial de 5 unidades y con 20 solicitudes disparadas en una ventana de entre 0,4 y 23 milisegundos, el sistema confirmó exactamente 5 órdenes, y ningún producto quedó con stock negativo. Ese resultado no se debe a que el flujo sea atómico. El Flujo 1 lee el stock y lo descuenta en dos sentencias separadas, sin bloqueo entre ambas (Tabla 4.5, nodos 3 y 5), de modo que dos ejecuciones concurrentes pueden leer el mismo stock disponible. Lo que impide la </w:t>
+      </w:r>
+      <w:r>
+        <w:lastRenderedPageBreak/>
+        <w:t>sobreventa es la restricción CHECK (stock &gt;= 0) del esquema (Anexo A): cuando el descuento dejaría el stock en negativo, la base rechaza la sentencia.</w:t>
       </w:r>
     </w:p>
     <w:p>
@@ -24777,11 +24863,7 @@
         <w:pStyle w:val="Textoindependiente"/>
       </w:pPr>
       <w:r>
-        <w:t xml:space="preserve">El segundo resultado es la contracara del primero. De las 120 órdenes, 49 (el 40,8 %) quedaron registradas en estado pendiente, sin marca de processed_at. Cada una se corresponde con una ejecución del motor de flujos terminada en error: en la segunda ejecución del guion, el conteo de ejecuciones con error creció en cada ronda </w:t>
-      </w:r>
-      <w:r>
-        <w:lastRenderedPageBreak/>
-        <w:t>exactamente en la cantidad de órdenes que quedaron pendientes. El orden de llegada es consistente con que sean las que pasaron la verificación de stock y chocaron contra la restricción al descontarlo: en cada ronda aparecen después de las cinco confirmadas y antes de las rechazadas por falta de stock. El detalle de cada ejecución ya no se conserva, de modo que esa causa se presenta como la más probable y no como verificada. Lo que sí está verificado es la consecuencia: el webhook respondió HTTP 200 a las 120 solicitudes, con el cuerpo vacío en las 49 fallidas, y ninguna orden pasó a estado de error ni generó aviso. El emisor recibió, por lo tanto, la confirmación de recepción de pedidos que el sistema nunca procesó ni notificó. Es una pérdida silenciosa, y en un sistema de órdenes eso constituye una falla de confiabilidad, no una limitación de capacidad.</w:t>
+        <w:t>El segundo resultado es la contracara del primero. De las 120 órdenes, 49 (el 40,8 %) quedaron registradas en estado pendiente, sin marca de processed_at. Cada una se corresponde con una ejecución del motor de flujos terminada en error: en la segunda ejecución del guion, el conteo de ejecuciones con error creció en cada ronda exactamente en la cantidad de órdenes que quedaron pendientes. El orden de llegada es consistente con que sean las que pasaron la verificación de stock y chocaron contra la restricción al descontarlo: en cada ronda aparecen después de las cinco confirmadas y antes de las rechazadas por falta de stock. El detalle de cada ejecución ya no se conserva, de modo que esa causa se presenta como la más probable y no como verificada. Lo que sí está verificado es la consecuencia: el webhook respondió HTTP 200 a las 120 solicitudes, con el cuerpo vacío en las 49 fallidas, y ninguna orden pasó a estado de error ni generó aviso. El emisor recibió, por lo tanto, la confirmación de recepción de pedidos que el sistema nunca procesó ni notificó. Es una pérdida silenciosa, y en un sistema de órdenes eso constituye una falla de confiabilidad, no una limitación de capacidad.</w:t>
       </w:r>
     </w:p>
     <w:p>
@@ -24796,7 +24878,7 @@
       <w:pPr>
         <w:pStyle w:val="Ttulo3"/>
       </w:pPr>
-      <w:bookmarkStart w:id="151" w:name="_Toc240394413"/>
+      <w:bookmarkStart w:id="151" w:name="_Toc240476499"/>
       <w:r>
         <w:t>5.1.4 Baseline de atención manual</w:t>
       </w:r>
@@ -24813,6 +24895,7 @@
     <w:p>
       <w:pPr>
         <w:pStyle w:val="Textoindependiente"/>
+        <w:keepNext/>
       </w:pPr>
       <w:r>
         <w:t>Tabla 5.4: Descriptivos del tiempo de procesamiento manual, por fase y total.</w:t>
@@ -24984,7 +25067,11 @@
           </w:tcPr>
           <w:p>
             <w:r>
-              <w:t>T2 — Actualización en la base</w:t>
+              <w:t xml:space="preserve">T2 — Actualización </w:t>
+            </w:r>
+            <w:r>
+              <w:lastRenderedPageBreak/>
+              <w:t>en la base</w:t>
             </w:r>
           </w:p>
         </w:tc>
@@ -24994,6 +25081,7 @@
           </w:tcPr>
           <w:p>
             <w:r>
+              <w:lastRenderedPageBreak/>
               <w:t>10</w:t>
             </w:r>
           </w:p>
@@ -25128,11 +25216,7 @@
           </w:tcPr>
           <w:p>
             <w:r>
-              <w:t xml:space="preserve">Total por </w:t>
-            </w:r>
-            <w:r>
-              <w:lastRenderedPageBreak/>
-              <w:t>orden</w:t>
+              <w:t>Total por orden</w:t>
             </w:r>
           </w:p>
         </w:tc>
@@ -25142,7 +25226,6 @@
           </w:tcPr>
           <w:p>
             <w:r>
-              <w:lastRenderedPageBreak/>
               <w:t>10</w:t>
             </w:r>
           </w:p>
@@ -25220,7 +25303,7 @@
         <w:pStyle w:val="Textoindependiente"/>
       </w:pPr>
       <w:r>
-        <w:t>El valor admite una validación cruzada con un instrumento independiente del cronómetro. Las marcas temporales que el operador fue escribiendo en la base durante la medición permiten calcular el intervalo entre notificaciones de órdenes consecutivas, que es la misma magnitud marginal medida por otra vía: ese cálculo arroja 51,28 s de media (desvío 5,22 s). La diferencia de 2,15 s respecto de los 49,13 s cronometrados corresponde a los intervalos muertos entre terminar una orden y comenzar la siguiente, que el cronómetro no contabiliza y el reloj de la base sí. Dos instrumentos independientes coinciden dentro del 4 %, lo que respalda la validez de la medición.</w:t>
+        <w:t>El valor admite un contraste con un segundo instrumento, distinto del cronómetro y aplicado a la misma sesión. Las marcas temporales que el operador fue escribiendo en la base durante la medición permiten calcular el intervalo entre notificaciones de órdenes consecutivas, que es la misma magnitud marginal medida por otra vía: ese cálculo arroja 51,28 s de media (desvío 5,22 s). La diferencia de 2,15 s respecto de los 49,13 s cronometrados corresponde a los intervalos muertos entre terminar una orden y comenzar la siguiente, que el cronómetro no contabiliza y el reloj de la base sí. Los dos instrumentos coinciden dentro del 4 %. Es acuerdo entre dos instrumentos sobre una misma sesión y con un mismo operador, no una medición independiente: descarta un error de registro, pero no los sesgos que ambos comparten (Sección 3.6.2).</w:t>
       </w:r>
     </w:p>
     <w:p>
@@ -25228,7 +25311,11 @@
         <w:pStyle w:val="Textoindependiente"/>
       </w:pPr>
       <w:r>
-        <w:t>El registro en la base aporta además un resultado complementario sobre el encolamiento. Como las doce órdenes ingresaron en un mismo lote (Sección 3.5.5), el tiempo transcurrido entre la recepción del lote y la notificación de cada orden crece de forma monótona: 72,4 s para la primera atendida y 533,9 s —ocho minutos y catorce segundos— para la última, con una media de 313,37 s y un desvío de 154,57 s (Tabla I.2). Esta cifra no es una propiedad del proceso manual sino del tamaño del lote elegido, y que por lo tanto no se la utiliza como término de comparación: un lote mayor la aumentaría sin que el operador trabajase más lento. Su valor es ilustrativo y apunta a la razón de fondo por la que la automatización importa en este dominio: el pipeline automatizado procesó 50 órdenes consecutivas sin que el tiempo de la última se degradara respecto de la primera, mientras que en el proceso manual la espera del último cliente creció un factor de siete frente a la del primero.</w:t>
+        <w:t xml:space="preserve">El registro en la base aporta además un resultado complementario sobre el encolamiento. Como las doce órdenes ingresaron en un mismo lote (Sección 3.5.5), el tiempo transcurrido entre la recepción del lote y la notificación de cada orden crece de forma monótona: 72,4 s para la primera atendida y 533,9 s —ocho minutos y catorce segundos— para la última, con una media de 313,37 s y un desvío de 154,57 </w:t>
+      </w:r>
+      <w:r>
+        <w:lastRenderedPageBreak/>
+        <w:t>s (Tabla I.2). Esta cifra no es una propiedad del proceso manual sino del tamaño del lote elegido, y que por lo tanto no se la utiliza como término de comparación: un lote mayor la aumentaría sin que el operador trabajase más lento. Su valor es ilustrativo y apunta a la razón de fondo por la que la automatización importa en este dominio: el pipeline automatizado procesó 50 órdenes consecutivas sin que el tiempo de la última se degradara respecto de la primera, mientras que en el proceso manual la espera del último cliente creció un factor de siete frente a la del primero.</w:t>
       </w:r>
     </w:p>
     <w:p>
@@ -25236,8 +25323,47 @@
         <w:pStyle w:val="Textoindependiente"/>
       </w:pPr>
       <w:r>
+        <w:t>Corresponden dos advertencias sobre la interpretación de este valor. La primera surge de un control previsto en el protocolo: la correlación de Pearson entre el orden de ejecución y el tiempo empleado fue de r = −0,693, magnitud que indica que el efecto de aprendizaje siguió actuando dentro de la serie válida. En consecuencia, la media de 49,13 s subestima el tiempo que emplearía un operador no entrenado: respecto de ese operador, el baseline es un piso. Esto no convierte al factor de mejora en una cota, porque el término automatizado tiene un sesgo en la dirección contraria (Sección 5.4). La segunda es que la medición se realizó sobre un único operador, lo que impide estimar la variabilidad entre personas; es una de las limitaciones de la Sección 5.4.1.</w:t>
+      </w:r>
+    </w:p>
+    <w:p>
+      <w:pPr>
+        <w:pStyle w:val="Textoindependiente"/>
+      </w:pPr>
+      <w:r>
+        <w:t>Por último, este valor no incluye la latencia de detección, esto es, el tiempo que una orden permanece a la espera antes de que un operador advierta su llegada. Esa magnitud no es observable sin convertirla en un parámetro elegido por los autores, y por lo tanto no se suma al número medido. A título ilustrativo puede señalarse que, si un operador revisara la bandeja cada quince minutos, la espera media esperable sería de 7,5 minutos, valor que por sí solo excede en dos órdenes de magnitud al tiempo de procesamiento cronometrado. Se consigna como escenario declarado y no como medición.</w:t>
+      </w:r>
+    </w:p>
+    <w:p>
+      <w:pPr>
+        <w:pStyle w:val="Ttulo2"/>
+      </w:pPr>
+      <w:bookmarkStart w:id="152" w:name="_Toc240476500"/>
+      <w:r>
+        <w:t>5.2 Resultados del Flujo 2 — Chatbot (canal simulado formato WhatsApp y canal Telegram real)</w:t>
+      </w:r>
+      <w:bookmarkEnd w:id="152"/>
+    </w:p>
+    <w:p>
+      <w:pPr>
+        <w:pStyle w:val="Ttulo3"/>
+      </w:pPr>
+      <w:bookmarkStart w:id="153" w:name="_Toc240476501"/>
+      <w:r>
+        <w:t>5.2.1 Pruebas funcionales del chatbot</w:t>
+      </w:r>
+      <w:bookmarkEnd w:id="153"/>
+    </w:p>
+    <w:p>
+      <w:pPr>
+        <w:pStyle w:val="FirstParagraph"/>
+      </w:pPr>
+      <w:r>
+        <w:t xml:space="preserve">Se ejecutaron cinco pruebas funcionales sobre el Flujo 2, con el mismo criterio con que se ejecutaron las del Flujo 1: se verificó la respuesta entregada por el canal, el estado de la base de datos y los artefactos generados. Su diseño se detalla en la Tabla 3.5; aquí se reporta su ejecución. Las cinco resultaron aprobadas. PC-01, sobre una consulta de tipo frecuente, fue clasificada como FAQ y respondida por el canal de origen. PC-02, sobre estado de pedido, fue clasificada como ESTADO_PEDIDO y disparó la consulta a la tabla de órdenes, devolviendo el estado del pedido referido en el mensaje. PC-03, sobre un reclamo, fue clasificada como RECLAMO y generó el ticket correspondiente. PC-04, sobre un reclamo redactado en términos de urgencia, fue clasificada como RECLAMO, generó ticket y quedó registrada con la marca de urgencia en alto. PC-05, sobre una consulta abierta, fue clasificada como GENERAL y respondida por el modelo sin escalar. En los cinco casos la interacción quedó </w:t>
+      </w:r>
+      <w:r>
         <w:lastRenderedPageBreak/>
-        <w:t>Corresponden dos advertencias sobre la interpretación de este valor. La primera surge de un control previsto en el protocolo: la correlación de Pearson entre el orden de ejecución y el tiempo empleado fue de r = −0,693, magnitud que indica que el efecto de aprendizaje siguió actuando dentro de la serie válida. En consecuencia, la media de 49,13 s subestima el tiempo que emplearía un operador no entrenado: respecto de ese operador, el baseline es un piso. Esto no convierte al factor de mejora en una cota, porque el término automatizado tiene un sesgo en la dirección contraria (Sección 5.4). La segunda es que la medición se realizó sobre un único operador, lo que impide estimar la variabilidad entre personas; es una de las limitaciones de la Sección 5.4.1.</w:t>
+        <w:t>registrada con sus dos marcas temporales, de modo que el TMR de cada una es reconstruible.</w:t>
       </w:r>
     </w:p>
     <w:p>
@@ -25245,71 +25371,32 @@
         <w:pStyle w:val="Textoindependiente"/>
       </w:pPr>
       <w:r>
-        <w:t>Por último, este valor no incluye la latencia de detección, esto es, el tiempo que una orden permanece a la espera antes de que un operador advierta su llegada. Esa magnitud no es observable sin convertirla en un parámetro elegido por los autores, y por lo tanto no se suma al número medido. A título ilustrativo puede señalarse que, si un operador revisara la bandeja cada quince minutos, la espera media esperable sería de 7,5 minutos, valor que por sí solo excede en dos órdenes de magnitud al tiempo de procesamiento cronometrado. Se consigna como escenario declarado y no como medición.</w:t>
-      </w:r>
-    </w:p>
-    <w:p>
-      <w:pPr>
-        <w:pStyle w:val="Ttulo2"/>
-      </w:pPr>
-      <w:bookmarkStart w:id="152" w:name="_Toc240394414"/>
-      <w:r>
-        <w:t>5.2 Resultados del Flujo 2 — Chatbot (canal simulado formato WhatsApp y canal Telegram real)</w:t>
-      </w:r>
-      <w:bookmarkEnd w:id="152"/>
+        <w:t>Estas pruebas no deben confundirse con la evaluación del clasificador. Son pruebas funcionales de un caso por intención: verifican que el flujo se recorra completo y que cada rama se active, no que la clasificación sea correcta en general ni que el contenido de la respuesta sea adecuado. Lo primero se mide sobre el corpus de 150 mensajes en la Sección 5.2.3; lo segundo se aborda, con los alcances que allí se precisan, en la Sección 5.2.5.</w:t>
+      </w:r>
     </w:p>
     <w:p>
       <w:pPr>
         <w:pStyle w:val="Ttulo3"/>
       </w:pPr>
-      <w:bookmarkStart w:id="153" w:name="_Toc240394415"/>
-      <w:r>
-        <w:t>5.2.1 Pruebas funcionales del chatbot</w:t>
-      </w:r>
-      <w:bookmarkEnd w:id="153"/>
+      <w:bookmarkStart w:id="154" w:name="tiempos-de-respuesta-tmr"/>
+      <w:bookmarkStart w:id="155" w:name="_Toc240476502"/>
+      <w:r>
+        <w:t>5.2.2 Tiempos de respuesta (TMR)</w:t>
+      </w:r>
+      <w:bookmarkEnd w:id="155"/>
     </w:p>
     <w:p>
       <w:pPr>
         <w:pStyle w:val="FirstParagraph"/>
       </w:pPr>
       <w:r>
-        <w:t>Se ejecutaron cinco pruebas funcionales sobre el Flujo 2, con el mismo criterio con que se ejecutaron las del Flujo 1: se verificó la respuesta entregada por el canal, el estado de la base de datos y los artefactos generados. Su diseño se detalla en la Tabla 3.5; aquí se reporta su ejecución. Las cinco resultaron aprobadas. PC-01, sobre una consulta de tipo frecuente, fue clasificada como FAQ y respondida por el canal de origen. PC-02, sobre estado de pedido, fue clasificada como ESTADO_PEDIDO y disparó la consulta a la tabla de órdenes, devolviendo el estado del pedido referido en el mensaje. PC-03, sobre un reclamo, fue clasificada como RECLAMO y generó el ticket correspondiente. PC-04, sobre un reclamo redactado en términos de urgencia, fue clasificada como RECLAMO, generó ticket y quedó registrada con la marca de urgencia en alto. PC-05, sobre una consulta abierta, fue clasificada como GENERAL y respondida por el modelo sin escalar. En los cinco casos la interacción quedó registrada con sus dos marcas temporales, de modo que el TMR de cada una es reconstruible.</w:t>
+        <w:t>Se enviaron 150 mensajes de prueba distribuidos entre los cuatro intents posibles, simulando consultas reales de clientes con errores ortográficos, abreviaciones y mensajes ambiguos (ver Tabla 5.5).</w:t>
       </w:r>
     </w:p>
     <w:p>
       <w:pPr>
         <w:pStyle w:val="Textoindependiente"/>
-      </w:pPr>
-      <w:r>
-        <w:t xml:space="preserve">Estas pruebas no deben confundirse con la evaluación del clasificador. Son pruebas funcionales de un caso por intención: verifican que el flujo se recorra completo y que cada rama se active, no que la clasificación sea correcta en general ni que el contenido de la respuesta sea adecuado. Lo primero se mide sobre el corpus de 150 </w:t>
-      </w:r>
-      <w:r>
-        <w:lastRenderedPageBreak/>
-        <w:t>mensajes en la Sección 5.2.3; lo segundo se aborda, con los alcances que allí se precisan, en la Sección 5.2.5.</w:t>
-      </w:r>
-    </w:p>
-    <w:p>
-      <w:pPr>
-        <w:pStyle w:val="Ttulo3"/>
-      </w:pPr>
-      <w:bookmarkStart w:id="154" w:name="tiempos-de-respuesta-tmr"/>
-      <w:bookmarkStart w:id="155" w:name="_Toc240394416"/>
-      <w:r>
-        <w:t>5.2.2 Tiempos de respuesta (TMR)</w:t>
-      </w:r>
-      <w:bookmarkEnd w:id="155"/>
-    </w:p>
-    <w:p>
-      <w:pPr>
-        <w:pStyle w:val="FirstParagraph"/>
-      </w:pPr>
-      <w:r>
-        <w:t>Se enviaron 150 mensajes de prueba distribuidos entre los cuatro intents posibles, simulando consultas reales de clientes con errores ortográficos, abreviaciones y mensajes ambiguos (ver Tabla 5.5).</w:t>
-      </w:r>
-    </w:p>
-    <w:p>
-      <w:pPr>
-        <w:pStyle w:val="Textoindependiente"/>
+        <w:keepNext/>
       </w:pPr>
       <w:r>
         <w:t>Tabla 5.5: Tiempo medio de respuesta por intención sobre el corpus evaluado.</w:t>
@@ -25945,7 +26032,11 @@
         <w:t>Tasa de no escalada:</w:t>
       </w:r>
       <w:r>
-        <w:t xml:space="preserve"> 73,3 % (110 de 150 mensajes). Si se excluyen los reclamos —que escalan a ticket por diseño del sistema y no por falla del clasificador—, la tasa asciende al 100 %: el chatbot respondió sin derivar a un operador humano la totalidad de los mensajes que no eran reclamos. El indicador mide que el flujo se completó sin escalar: el sistema clasificó el mensaje, generó una respuesta y la entregó por el canal de origen. No mide que esa respuesta fuera correcta. La corrección del contenido entregado al cliente no quedó establecida en este trabajo, y la reserva es material en las consultas de tipo FAQ: aunque la base de conocimiento de la tienda se inyecta en el prompt (Sección 4.4.3), la Sección 5.2.5 muestra que el modelo afirma en algunas respuestas datos que esa base no contiene. Llamar «tasa de resolución» a este indicador sobreestimaría lo medido; se lo denomina en consecuencia tasa de no escalada.</w:t>
+        <w:t xml:space="preserve"> 73,3 % (110 de 150 mensajes). Si se excluyen los reclamos —que escalan a ticket por diseño del sistema y no por falla del clasificador—, la tasa asciende al 100 %: el chatbot respondió sin derivar a un operador humano la totalidad de los mensajes que no eran reclamos. El indicador mide que el flujo se completó sin escalar: el sistema clasificó el mensaje, generó una respuesta y la entregó por el canal de origen. No mide que esa respuesta fuera correcta. La corrección del contenido entregado al cliente no quedó establecida en este trabajo, y la reserva es material en las consultas de tipo FAQ: aunque la base de conocimiento de la tienda se inyecta en el prompt (Sección 4.4.3), la Sección 5.2.5 muestra que el modelo afirma en algunas respuestas datos que esa base no contiene. Llamar «tasa </w:t>
+      </w:r>
+      <w:r>
+        <w:lastRenderedPageBreak/>
+        <w:t>de resolución» a este indicador sobreestimaría lo medido; se lo denomina en consecuencia tasa de no escalada.</w:t>
       </w:r>
     </w:p>
     <w:p>
@@ -25968,7 +26059,6 @@
         <w:rPr>
           <w:b/>
         </w:rPr>
-        <w:lastRenderedPageBreak/>
         <w:t>Validación del segundo canal (Telegram):</w:t>
       </w:r>
       <w:r>
@@ -25978,6 +26068,7 @@
     <w:p>
       <w:pPr>
         <w:pStyle w:val="Textoindependiente"/>
+        <w:keepNext/>
       </w:pPr>
       <w:r>
         <w:t>Tabla 5.6: Tiempo medio de respuesta por intención en el canal Telegram.</w:t>
@@ -26346,10 +26437,11 @@
     </w:p>
     <w:p>
       <w:r>
-        <w:t>La diferencia de 1,6 s entre ambos canales no acota el componente atribuible a la red, porque las dos series no son apareadas: provienen de conjuntos distintos —150 mensajes del corpus etiquetado y 45 interacciones de Telegram, adicionales y no un subconjunto— que difieren en composición de intenciones, en longitud de los mensajes, en momento de ejecución y en el prompt con que corrieron. Los tres primeros factores inciden sobre el tiempo de inferencia; el cuarto apenas, porque en el diseño factorial prompt</w:t>
-      </w:r>
-      <w:r>
-        <w:t>s de 1154 y de 6338 caracteres produjeron tiempos medios de 1,55 s y 1,57 s (Sección 5.2.4). La diferencia se reporta por lo tanto como observación entre dos condiciones de medición y no como descomposición del tiempo; aislar el componente de red exigiría enviar un mismo subconjunto de mensajes por ambos canales (Capítulo 7).</w:t>
+        <w:t xml:space="preserve">La diferencia de 1,6 s entre ambos canales no acota el componente atribuible a la red, porque las dos series no son apareadas: provienen de conjuntos distintos —150 mensajes del corpus etiquetado y 45 interacciones de Telegram, adicionales y no un subconjunto— que difieren en composición de intenciones, en longitud de los mensajes, en momento de ejecución y en el prompt con que corrieron. Los tres </w:t>
+      </w:r>
+      <w:r>
+        <w:lastRenderedPageBreak/>
+        <w:t>primeros factores inciden sobre el tiempo de inferencia; el cuarto apenas, porque en el diseño factorial prompts de 1154 y de 6338 caracteres produjeron tiempos medios de 1,55 s y 1,57 s (Sección 5.2.4). La diferencia se reporta por lo tanto como observación entre dos condiciones de medición y no como descomposición del tiempo; aislar el componente de red exigiría enviar un mismo subconjunto de mensajes por ambos canales (Capítulo 7).</w:t>
       </w:r>
     </w:p>
     <w:p>
@@ -26357,10 +26449,9 @@
         <w:pStyle w:val="Ttulo3"/>
       </w:pPr>
       <w:bookmarkStart w:id="156" w:name="precisión-de-clasificación-de-intents"/>
-      <w:bookmarkStart w:id="157" w:name="_Toc240394417"/>
+      <w:bookmarkStart w:id="157" w:name="_Toc240476503"/>
       <w:bookmarkEnd w:id="154"/>
       <w:r>
-        <w:lastRenderedPageBreak/>
         <w:t>5.2.3 Exactitud de clasificación de intents</w:t>
       </w:r>
       <w:bookmarkEnd w:id="157"/>
@@ -26381,6 +26472,7 @@
     <w:p>
       <w:pPr>
         <w:pStyle w:val="Textoindependiente"/>
+        <w:keepNext/>
       </w:pPr>
       <w:r>
         <w:t>Tabla 5.7: Exhaustividad (recall) de clasificación por intención.</w:t>
@@ -26834,6 +26926,7 @@
     <w:p>
       <w:pPr>
         <w:pStyle w:val="Textoindependiente"/>
+        <w:keepNext/>
       </w:pPr>
       <w:r>
         <w:t>Tabla 5.8: Matriz de confusión del clasificador.</w:t>
@@ -27285,8 +27378,10 @@
     <w:p>
       <w:pPr>
         <w:pStyle w:val="Textoindependiente"/>
-      </w:pPr>
-      <w:r>
+        <w:keepNext/>
+      </w:pPr>
+      <w:r>
+        <w:lastRenderedPageBreak/>
         <w:t>Tabla 5.9: Precisión, exhaustividad y F1 por clase.</w:t>
       </w:r>
     </w:p>
@@ -27546,7 +27641,6 @@
               <w:rPr>
                 <w:b/>
               </w:rPr>
-              <w:lastRenderedPageBreak/>
               <w:t>Global</w:t>
             </w:r>
           </w:p>
@@ -27638,8 +27732,9 @@
         <w:rPr>
           <w:noProof/>
         </w:rPr>
+        <w:lastRenderedPageBreak/>
         <w:drawing>
-          <wp:inline distT="0" distB="0" distL="0" distR="0" wp14:anchorId="72FBA460" wp14:editId="3ADDF308">
+          <wp:inline distT="0" distB="0" distL="0" distR="0" wp14:anchorId="6604F222" wp14:editId="66CA0267">
             <wp:extent cx="5334000" cy="2687647"/>
             <wp:effectExtent l="0" t="0" r="0" b="0"/>
             <wp:docPr id="99" name="Picture" descr="Figura 6: Dashboard Grafana Chatbot Omnicanal"/>
@@ -27686,18 +27781,14 @@
         <w:pStyle w:val="Textoindependiente"/>
       </w:pPr>
       <w:r>
-        <w:t xml:space="preserve">Figura 9: Dashboard “Chatbot Multicanal” en Grafana, con el TMR promedio, la exactitud de clasificación y la distribución de intenciones sobre el corpus evaluado. </w:t>
-      </w:r>
-      <w:r>
-        <w:lastRenderedPageBreak/>
-        <w:t>El panel de interacciones por día y canal se alimenta de la vista del corpus, que está acotada a la ventana temporal de esa corrida: por eso muestra únicamente las 150 interacciones del canal simulado y no las 45 de Telegram, que se ejecutaron fuera de esa ventana y se reportan en la Tabla 5.6. La serie de correo aparece en cero porque el canal está previsto en el esquema y no implementado.</w:t>
+        <w:t>Figura 9: Dashboard “Chatbot Multicanal” en Grafana, con el TMR promedio, la exactitud de clasificación y la distribución de intenciones sobre el corpus evaluado. El panel de interacciones por día y canal se alimenta de la vista del corpus, que está acotada a la ventana temporal de esa corrida: por eso muestra únicamente las 150 interacciones del canal simulado y no las 45 de Telegram, que se ejecutaron fuera de esa ventana y se reportan en la Tabla 5.6. La serie de correo aparece en cero porque el canal está previsto en el esquema y no implementado.</w:t>
       </w:r>
     </w:p>
     <w:p>
       <w:pPr>
         <w:pStyle w:val="Ttulo3"/>
       </w:pPr>
-      <w:bookmarkStart w:id="158" w:name="_Toc240394418"/>
+      <w:bookmarkStart w:id="158" w:name="_Toc240476504"/>
       <w:r>
         <w:t>5.2.4 Aporte de la base de conocimiento y de las reglas y ejemplos</w:t>
       </w:r>
@@ -27708,15 +27799,16 @@
         <w:pStyle w:val="FirstParagraph"/>
       </w:pPr>
       <w:r>
-        <w:t>El 92,7 % de la sección anterior se obtuvo con un prompt que combina la base de conocimiento de la tienda con reglas de decisión y siete ejemplos etiquetados. Para estimar cuánto aporta cada uno se ejecutó el diseño factorial de la Sección 3.5.6: cuatro condiciones, tres repeticiones de cada una, sobre el mismo corpus y las mismas etiquetas de referencia. Los doce bloques resultaron válidos. La exactitud por clase y por condición se sintetiza en la Tabla 5.10.</w:t>
+        <w:t>El 92,7 % de la sección anterior se obtuvo con un prompt que combina la base de conocimiento de la tienda con reglas de decisión y siete ejemplos etiquetados. Para estimar cuánto aporta cada uno se ejecutó el diseño factorial de la Sección 3.5.6: cuatro condiciones, tres repeticiones de cada una, sobre el mismo corpus y las mismas etiquetas de referencia. Los doce bloques resultaron válidos. La exhaustividad por clase y la exactitud de cada condición se sintetizan en la Tabla 5.10.</w:t>
       </w:r>
     </w:p>
     <w:p>
       <w:pPr>
         <w:pStyle w:val="Textoindependiente"/>
-      </w:pPr>
-      <w:r>
-        <w:t>Tabla 5.10: Exactitud por mayoría de tres repeticiones, por clase y por condición del diseño factorial.</w:t>
+        <w:keepNext/>
+      </w:pPr>
+      <w:r>
+        <w:t>Tabla 5.10: Exhaustividad por clase y exactitud total por mayoría de tres repeticiones, y exactitud media por repetición, por condición del diseño factorial.</w:t>
       </w:r>
     </w:p>
     <w:tbl>
@@ -28012,7 +28104,11 @@
           </w:tcPr>
           <w:p>
             <w:r>
-              <w:t>140 (93,3 %) [88,2 %; 96,3 %]</w:t>
+              <w:t xml:space="preserve">140 (93,3 %) [88,2 %; </w:t>
+            </w:r>
+            <w:r>
+              <w:lastRenderedPageBreak/>
+              <w:t>96,3 %]</w:t>
             </w:r>
           </w:p>
         </w:tc>
@@ -28022,7 +28118,12 @@
           </w:tcPr>
           <w:p>
             <w:r>
-              <w:t>141 (94,0 %) [89,0 %; 96,8 %]</w:t>
+              <w:lastRenderedPageBreak/>
+              <w:t xml:space="preserve">141 (94,0 %) [89,0 %; </w:t>
+            </w:r>
+            <w:r>
+              <w:lastRenderedPageBreak/>
+              <w:t>96,8 %]</w:t>
             </w:r>
           </w:p>
         </w:tc>
@@ -28032,7 +28133,12 @@
           </w:tcPr>
           <w:p>
             <w:r>
-              <w:t>118 (78,7 %) [71,4 %; 84,5 %]</w:t>
+              <w:lastRenderedPageBreak/>
+              <w:t xml:space="preserve">118 (78,7 %) [71,4 %; </w:t>
+            </w:r>
+            <w:r>
+              <w:lastRenderedPageBreak/>
+              <w:t>84,5 %]</w:t>
             </w:r>
           </w:p>
         </w:tc>
@@ -28042,7 +28148,65 @@
           </w:tcPr>
           <w:p>
             <w:r>
-              <w:t>111 (74,0 %) [66,4 %; 80,4 %]</w:t>
+              <w:lastRenderedPageBreak/>
+              <w:t xml:space="preserve">111 (74,0 %) [66,4 %; </w:t>
+            </w:r>
+            <w:r>
+              <w:lastRenderedPageBreak/>
+              <w:t>80,4 %]</w:t>
+            </w:r>
+          </w:p>
+        </w:tc>
+      </w:tr>
+      <w:tr>
+        <w:tc>
+          <w:tcPr>
+            <w:tcW w:w="1768" w:type="dxa"/>
+          </w:tcPr>
+          <w:p>
+            <w:r>
+              <w:lastRenderedPageBreak/>
+              <w:t>Media por repetición · IC 95 %</w:t>
+            </w:r>
+          </w:p>
+        </w:tc>
+        <w:tc>
+          <w:tcPr>
+            <w:tcW w:w="1768" w:type="dxa"/>
+          </w:tcPr>
+          <w:p>
+            <w:r>
+              <w:t>93,1 % [89,1 %; 97,2 %]</w:t>
+            </w:r>
+          </w:p>
+        </w:tc>
+        <w:tc>
+          <w:tcPr>
+            <w:tcW w:w="1768" w:type="dxa"/>
+          </w:tcPr>
+          <w:p>
+            <w:r>
+              <w:t>94,2 % [90,5 %; 97,9 %]</w:t>
+            </w:r>
+          </w:p>
+        </w:tc>
+        <w:tc>
+          <w:tcPr>
+            <w:tcW w:w="1768" w:type="dxa"/>
+          </w:tcPr>
+          <w:p>
+            <w:r>
+              <w:t>76,7 % [70,1 %; 83,3 %]</w:t>
+            </w:r>
+          </w:p>
+        </w:tc>
+        <w:tc>
+          <w:tcPr>
+            <w:tcW w:w="1768" w:type="dxa"/>
+          </w:tcPr>
+          <w:p>
+            <w:r>
+              <w:t>73,3 % [66,3 %; 80,4 %]</w:t>
             </w:r>
           </w:p>
         </w:tc>
@@ -28053,7 +28217,7 @@
         <w:pStyle w:val="Textoindependiente"/>
       </w:pPr>
       <w:r>
-        <w:t>La exactitud por mayoría es de 93,3 % con base, reglas y ejemplos (C1) y de 94,0 % sin la base (C2), y cae a 78,7 % sin las reglas ni los ejemplos (C3) y a 74,0 % sin ninguno de los dos factores (C4). La variabilidad entre repeticiones es baja: las exactitudes de cada repetición tienen un desvío de 0,4 puntos en C1 y en C2, de 1,3 en C3 y de 0,7 en C4, y los mensajes que recibieron la misma etiqueta en las tres repeticiones son el 98,0 %, el 98,7 %, el 85,3 % y el 92,0 %, respectivamente. De los seis contrastes por pares, cuatro son significativos tras el ajuste de Holm, todos con p &lt; 0,001: los que enfrentan una condición con reglas y ejemplos a una sin ellos. Los otros dos no lo son: C1 frente a C2, con una sola discordancia (p = 1,0), y C3 frente a C4, con 18 y 11 discordancias (p ajustado = 0,53). El tiempo medio de respuesta apenas varía entre condiciones, de 1,53 s a 1,60 s, aunque el prompt va de 1154 a 6338 caracteres.</w:t>
+        <w:t>La exactitud por mayoría es de 93,3 % con base, reglas y ejemplos (C1) y de 94,0 % sin la base (C2), y cae a 78,7 % sin las reglas ni los ejemplos (C3) y a 74,0 % sin ninguno de los dos factores (C4). La variabilidad entre repeticiones es baja: las exactitudes de cada repetición tienen un desvío de 0,4 puntos en C1 y en C2, de 1,3 en C3 y de 0,7 en C4, y los mensajes que recibieron la misma etiqueta en las tres repeticiones son el 98,0 %, el 98,7 %, el 85,3 % y el 92,0 %, respectivamente. La exactitud media por repetición, que estima el desempeño de una llamada única como la que hace el sistema desplegado, es de 93,1 % en C1 (IC 95 % [89,1 %; 97,2 %]), 94,2 % en C2 ([90,5 %; 97,9 %]), 76,7 % en C3 ([70,1 %; 83,3 %]) y 73,3 % en C4 ([66,3 %; 80,4 %]). La mayoría sobrestima la llamada única en 2,0 puntos en C3, la condición menos estable, y difiere en menos de un punto en las demás. Con la media por repetición, los efectos principales son de 18,7 puntos para las reglas y los ejemplos y de 1,1 para la base, en la misma dirección, y el límite inferior de C1 también supera el 85 %. Los intervalos se calculan sobre la proporción de aciertos de cada mensaje en sus tres repeticiones, y se informa el más amplio compatible con los recuentos del análisis (experiments/E8/media_por_repeticion_e8.py). De los seis contrastes por pares, cuatro son significativos tras el ajuste de Holm, todos con p &lt; 0,001: los que enfrentan una condición con reglas y ejemplos a una sin ellos. Los otros dos no lo son: C1 frente a C2, con una sola discordancia (p = 1,0), y C3 frente a C4, con 18 y 11 discordancias (p ajustado = 0,53). El tiempo medio de respuesta apenas varía entre condiciones, de 1,53 s a 1,60 s, aunque el prompt va de 1154 a 6338 caracteres.</w:t>
       </w:r>
     </w:p>
     <w:p>
@@ -28061,11 +28225,16 @@
         <w:pStyle w:val="Textoindependiente"/>
       </w:pPr>
       <w:r>
-        <w:t xml:space="preserve">En términos del diseño factorial, las reglas y los ejemplos aportan 17,3 puntos porcentuales en promedio: 14,7 con la base presente y 20,0 sin ella. La base de conocimiento aporta 2,0 puntos en promedio: −0,7 cuando las reglas y los ejemplos </w:t>
-      </w:r>
+        <w:t>En términos del diseño factorial, las reglas y los ejemplos aportan 17,3 puntos porcentuales en promedio: 14,7 con la base presente y 20,0 sin ella. La base de conocimiento aporta 2,0 puntos en promedio: −0,7 cuando las reglas y los ejemplos están presentes y +4,7 cuando faltan, y ninguna de las dos diferencias es significativa. La interacción, de −5,3 puntos, indica que la base solo ayuda algo cuando faltan las reglas y los ejemplos, y que con ellos presentes no agrega nada a la clasificación. El desglose de la Tabla 5.10 localiza el efecto. La exhaustividad de FAQ es de 93,8 % en C1 y en C2, y cae a 64,6 % en C3 y a 39,6 % en C4. Los mensajes de FAQ que se pierden migran a la categoría residual: por repetición, en promedio, 1,3 y 1,0 mensajes de FAQ se clasifican como GENERAL en C1 y en C2, frente a 17,3 en C3 y 26,3 en C4. RECLAMO sigue el mismo patrón con menor magnitud, y ESTADO_PEDIDO y GENERAL apenas varían.</w:t>
+      </w:r>
+    </w:p>
+    <w:p>
+      <w:pPr>
+        <w:pStyle w:val="Textoindependiente"/>
+      </w:pPr>
       <w:r>
         <w:lastRenderedPageBreak/>
-        <w:t>están presentes y +4,7 cuando faltan, y ninguna de las dos diferencias es significativa. La interacción, de −5,3 puntos, indica que la base solo ayuda algo cuando faltan las reglas y los ejemplos, y que con ellos presentes no agrega nada a la clasificación. El desglose de la Tabla 5.10 localiza el efecto. La exhaustividad de FAQ es de 93,8 % en C1 y en C2, y cae a 64,6 % en C3 y a 39,6 % en C4. Los mensajes de FAQ que se pierden migran a la categoría residual: por repetición, en promedio, 1,3 y 1,0 mensajes de FAQ se clasifican como GENERAL en C1 y en C2, frente a 17,3 en C3 y 26,3 en C4. RECLAMO sigue el mismo patrón con menor magnitud, y ESTADO_PEDIDO y GENERAL apenas varían.</w:t>
+        <w:t>Este resultado corrige la interpretación que el trabajo había extraído de la ablación E7. La categoría FAQ no se vuelve decidible porque el modelo conozca la política de la tienda, sino porque tiene una definición operativa: las reglas de clasificación enumeran los temas que cuentan como consulta frecuente —pagos, envíos, devoluciones, garantía, facturación— y los ejemplos muestran casos resueltos. Sin esa definición, el modelo deriva a la categoría residual las consultas que no reconoce como frecuentes, y la base de conocimiento, por sí sola, recupera solo una parte de ellas. Los 6,7 puntos que E7 atribuyó a la base corresponden en realidad, sobre todo, a los bloques que aquel prompt quitaba junto con ella. El diseño no separa cuál de los tres bloques del factor R produce el efecto; la enumeración de temas de las reglas de clasificación es la explicación más directa, pero queda como hipótesis. Para la clasificación, lo que la tienda tiene que escribir y mantener son las reglas y los ejemplos. La base conserva su función en la redacción de las respuestas a las consultas frecuentes, que es la que evalúa la Sección 5.2.5 y no la que mide este experimento.</w:t>
       </w:r>
     </w:p>
     <w:p>
@@ -28073,7 +28242,7 @@
         <w:pStyle w:val="Textoindependiente"/>
       </w:pPr>
       <w:r>
-        <w:t>Este resultado corrige la interpretación que el trabajo había extraído de la ablación E7. La categoría FAQ no se vuelve decidible porque el modelo conozca la política de la tienda, sino porque tiene una definición operativa: las reglas de clasificación enumeran los temas que cuentan como consulta frecuente —pagos, envíos, devoluciones, garantía, facturación— y los ejemplos muestran casos resueltos. Sin esa definición, el modelo deriva a la categoría residual las consultas que no reconoce como frecuentes, y la base de conocimiento, por sí sola, recupera solo una parte de ellas. Los 6,7 puntos que E7 atribuyó a la base corresponden en realidad, sobre todo, a los bloques que aquel prompt quitaba junto con ella. El diseño no separa cuál de los tres bloques del factor R produce el efecto; la enumeración de temas de las reglas de clasificación es la explicación más directa, pero queda como hipótesis. Para la clasificación, lo que la tienda tiene que escribir y mantener son las reglas y los ejemplos. La base conserva su función en la redacción de las respuestas a las consultas frecuentes, que es la que evalúa la Sección 5.2.5 y no la que mide este experimento.</w:t>
+        <w:t>Una observación posterior al diseño se consigna sin valor confirmatorio. El prompt reducido de E7, que tampoco tenía base, reglas ni ejemplos, obtuvo 86,0 % en una única corrida, doce puntos más que C4. Ambos prompts difieren esencialmente en el bloque que presenta el mensaje del cliente con su nombre y su canal, que E7 no tenía y C4 sí. Si la diferencia se sostuviera, la forma de presentar el mensaje también incidiría en la clasificación, como documentan Sclar et al. (2024) para cambios de formato del prompt en otros modelos. El experimento no fue diseñado para establecerlo, las dos mediciones distan cuatro días y E7 es una sola corrida, de modo que queda como hipótesis por verificar.</w:t>
       </w:r>
     </w:p>
     <w:p>
@@ -28081,7 +28250,7 @@
         <w:pStyle w:val="Textoindependiente"/>
       </w:pPr>
       <w:r>
-        <w:t>Una observación posterior al diseño se consigna sin valor confirmatorio. El prompt reducido de E7, que tampoco tenía base, reglas ni ejemplos, obtuvo 86,0 % en una única corrida, doce puntos más que C4. Ambos prompts difieren esencialmente en el bloque que presenta el mensaje del cliente con su nombre y su canal, que E7 no tenía y C4 sí. Si la diferencia se sostuviera, la forma de presentar el mensaje también incidiría en la clasificación, como documentan Sclar et al. (2024) para cambios de formato del prompt en otros modelos. El experimento no fue diseñado para establecerlo, las dos mediciones distan cuatro días y E7 es una sola corrida, de modo que queda como hipótesis por verificar.</w:t>
+        <w:t>Sobre H2b el resultado es inequívoco con la regla fijada en la Sección 1.4.2. En la configuración vigente (C1) la exactitud por mayoría es de 93,3 %, con un intervalo de Wilson de [88,2 %; 96,3 %] cuyo límite inferior supera el 85 %. La réplica frente a la corrida del 12 de agosto no muestra diferencia: 92,7 % frente a 93,3 %, con un mensaje que solo acertó aquella corrida y dos que solo acertó C1 (p exacto = 1,0). El resultado de la Sección 5.2.3 se reproduce, por lo tanto, un mes después y con tres repeticiones. C2 también cumpliría la regla, con un límite inferior de 89,0 %; C3 y C4 no, con 71,4 % y 66,4 %. Excluir el único mensaje del corpus muy parecido a un ejemplo del prompt no cambia ninguna conclusión: la exactitud de C1 y de C2 queda igual, y la de C3 y C4 sube medio punto.</w:t>
       </w:r>
     </w:p>
     <w:p>
@@ -28089,11 +28258,11 @@
         <w:pStyle w:val="Textoindependiente"/>
       </w:pPr>
       <w:r>
-        <w:t xml:space="preserve">Sobre H2b el resultado es inequívoco con la regla fijada en la Sección 1.4.2. En la configuración vigente (C1) la exactitud por mayoría es de 93,3 %, con un intervalo de Wilson de [88,2 %; 96,3 %] cuyo límite inferior supera el 85 %. La réplica frente a la corrida del 12 de agosto no muestra diferencia: 92,7 % frente a 93,3 %, con un mensaje que solo acertó aquella corrida y dos que solo acertó C1 (p exacto = 1,0). El resultado de la Sección 5.2.3 se reproduce, por lo tanto, un mes después y con tres repeticiones. C2 también cumpliría la regla, con un límite inferior de 89,0 %; C3 y C4 no, con 71,4 % y 66,4 %. Excluir el único mensaje del corpus muy parecido a un </w:t>
+        <w:t xml:space="preserve">El experimento dejó además un hallazgo de robustez que no buscaba. En la condición sin reglas ni ejemplos, el modelo devolvió dos veces una categoría que no existe, «CAMBIO» y «DEVOLUCION», ante dos mensajes cuya referencia es RECLAMO. Esos mensajes siguieron la rama por defecto del flujo: el cliente recibió una respuesta, pero no se generó ticket, y la restricción de integridad de la tabla de interacciones rechazó la escritura del registro. La ejecución terminó en error sin que nada lo advirtiera, y el caso solo se detectó porque el guion de verificación concilia los envíos contra las filas escritas. Con el prompt vigente no ocurrió en 450 </w:t>
       </w:r>
       <w:r>
         <w:lastRenderedPageBreak/>
-        <w:t>ejemplo del prompt no cambia ninguna conclusión: la exactitud de C1 y de C2 queda igual, y la de C3 y C4 sube medio punto.</w:t>
+        <w:t>clasificaciones, pero el mecanismo existe: la integridad de la base impide registrar una etiqueta inválida y, a la vez, convierte un error de clasificación en un reclamo sin ticket y sin registro. Se retoma en las Secciones 5.4.1 y 7.1.</w:t>
       </w:r>
     </w:p>
     <w:p>
@@ -28101,7 +28270,25 @@
         <w:pStyle w:val="Textoindependiente"/>
       </w:pPr>
       <w:r>
-        <w:t>El experimento dejó además un hallazgo de robustez que no buscaba. En la condición sin reglas ni ejemplos, el modelo devolvió dos veces una categoría que no existe, «CAMBIO» y «DEVOLUCION», ante dos mensajes cuya referencia es RECLAMO. Esos mensajes siguieron la rama por defecto del flujo: el cliente recibió una respuesta, pero no se generó ticket, y la restricción de integridad de la tabla de interacciones rechazó la escritura del registro. La ejecución terminó en error sin que nada lo advirtiera, y el caso solo se detectó porque el guion de verificación concilia los envíos contra las filas escritas. Con el prompt vigente no ocurrió en 450 clasificaciones, pero el mecanismo existe: la integridad de la base impide registrar una etiqueta inválida y, a la vez, convierte un error de clasificación en un reclamo sin ticket y sin registro. Se retoma en las Secciones 5.4.1 y 7.1.</w:t>
+        <w:t>Los manifiestos de cada bloque, la evidencia por ejecución, los registros de envío, los cuatro prompts y los guiones de construcción, ejecución y análisis se versionan en el repositorio bajo experiments/E8. La ablación E7, que este diseño reemplaza, se conserva bajo experiments/E7.</w:t>
+      </w:r>
+    </w:p>
+    <w:p>
+      <w:pPr>
+        <w:pStyle w:val="Ttulo3"/>
+      </w:pPr>
+      <w:bookmarkStart w:id="159" w:name="_Toc240476505"/>
+      <w:r>
+        <w:t>5.2.5 Contenido de las respuestas de tipo FAQ</w:t>
+      </w:r>
+      <w:bookmarkEnd w:id="159"/>
+    </w:p>
+    <w:p>
+      <w:pPr>
+        <w:pStyle w:val="FirstParagraph"/>
+      </w:pPr>
+      <w:r>
+        <w:t>El contenido de las 45 respuestas clasificadas como FAQ se evaluó por las dos vías que describe la Sección 3.5.7. La primera no produjo un resultado que pueda reportarse como proporción de respuestas correctas, y se informa igualmente, junto con la razón.</w:t>
       </w:r>
     </w:p>
     <w:p>
@@ -28109,25 +28296,7 @@
         <w:pStyle w:val="Textoindependiente"/>
       </w:pPr>
       <w:r>
-        <w:t>Los manifiestos de cada bloque, la evidencia por ejecución, los registros de envío, los cuatro prompts y los guiones de construcción, ejecución y análisis se versionan en el repositorio bajo experiments/E8. La ablación E7, que este diseño reemplaza, se conserva bajo experiments/E7.</w:t>
-      </w:r>
-    </w:p>
-    <w:p>
-      <w:pPr>
-        <w:pStyle w:val="Ttulo3"/>
-      </w:pPr>
-      <w:bookmarkStart w:id="159" w:name="_Toc240394419"/>
-      <w:r>
-        <w:t>5.2.5 Contenido de las respuestas de tipo FAQ</w:t>
-      </w:r>
-      <w:bookmarkEnd w:id="159"/>
-    </w:p>
-    <w:p>
-      <w:pPr>
-        <w:pStyle w:val="FirstParagraph"/>
-      </w:pPr>
-      <w:r>
-        <w:t>El contenido de las 45 respuestas clasificadas como FAQ se evaluó por las dos vías que describe la Sección 3.5.7. La primera no produjo un resultado que pueda reportarse como proporción de respuestas correctas, y se informa igualmente, junto con la razón.</w:t>
+        <w:t>Evaluación por jueces. Se completaron seis corridas: dos de un evaluador y cuatro del otro. Tres superaron el control de tiempos; las otras tres, todas del mismo evaluador, registraron medianas de 4,0, 5,0 y 6,3 segundos por respuesta y se excluyeron. Las corridas válidas permiten dos comparaciones entre evaluadores distintos. En la primera coincidieron en 27 de las 45 respuestas (Po = 0,600; Pe = 0,520; κ = 0,167) y en la segunda en 31 (Po = 0,689; Pe = 0,516; κ = 0,358), valores que en la escala de Landis y Koch (1977) corresponden a un acuerdo leve y a uno aceptable, ambos por debajo del umbral de acuerdo moderado (0,41). El evaluador con dos corridas válidas repitió su propio juicio en 30 de las 45 respuestas (κ = 0,318).</w:t>
       </w:r>
     </w:p>
     <w:p>
@@ -28135,7 +28304,7 @@
         <w:pStyle w:val="Textoindependiente"/>
       </w:pPr>
       <w:r>
-        <w:t>Evaluación por jueces. Se completaron seis corridas: dos de un evaluador y cuatro del otro. Tres superaron el control de tiempos; las otras tres, todas del mismo evaluador, registraron medianas de 4,0, 5,0 y 6,3 segundos por respuesta y se excluyeron. Las corridas válidas permiten dos comparaciones entre evaluadores distintos. En la primera coincidieron en 27 de las 45 respuestas (Po = 0,600; Pe = 0,520; κ = 0,167) y en la segunda en 31 (Po = 0,689; Pe = 0,516; κ = 0,358), valores que en la escala de Landis y Koch (1977) corresponden a un acuerdo leve y a uno aceptable, ambos por debajo del umbral de acuerdo moderado (0,41). El evaluador con dos corridas válidas repitió su propio juicio en 30 de las 45 respuestas (κ = 0,318).</w:t>
+        <w:t>Que un mismo evaluador cambie de nivel en una de cada tres respuestas indica que la dispersión no se explica solo por diferencias de criterio entre personas: la rúbrica, tal como está formulada, no produce un juicio reproducible. La causa es estructural, porque sus tres niveles no son mutuamente excluyentes. Una respuesta que reproduce una entrada de la base y le agrega un dato que la base no contiene cabe a la vez en el primer nivel, porque coincide con la política, y en el tercero, porque afirma algo que la tienda no sostiene; una política genérica que la tienda no tiene cabe a la vez en el segundo y en el tercero. La rúbrica no establece cuál prevalece. Con ese acuerdo no se reporta ninguna proporción de respuestas correctas, y la corrección del instrumento se plantea en el Capítulo 7.</w:t>
       </w:r>
     </w:p>
     <w:p>
@@ -28143,11 +28312,11 @@
         <w:pStyle w:val="Textoindependiente"/>
       </w:pPr>
       <w:r>
-        <w:t xml:space="preserve">Que un mismo evaluador cambie de nivel en una de cada tres respuestas indica que la dispersión no se explica solo por diferencias de criterio entre personas: la rúbrica, tal como está formulada, no produce un juicio reproducible. La causa es estructural, porque sus tres niveles no son mutuamente excluyentes. Una respuesta que reproduce una entrada de la base y le agrega un dato que la base no contiene cabe a la vez en el primer nivel, porque coincide con la política, y en el tercero, porque afirma algo que la tienda no sostiene; una política genérica que la tienda no tiene cabe a la vez en el segundo y en el tercero. La rúbrica no establece cuál prevalece. </w:t>
+        <w:t xml:space="preserve">Verificación automática. De las 45 respuestas, 18 afirman al menos un dato concreto, y entre todas suman 21. De esos datos, 18 figuran en la base de conocimiento, 1 repite una cifra que el propio cliente había escrito y 2 no figuran en ninguna entrada. Los dos pertenecen a respuestas distintas, de modo que 2 de las 18 respuestas con datos concretos —el 11,1 %, con un intervalo de confianza de Wilson al 95 % de 3,1 % a 32,8 %— afirman al menos uno que la base no respalda. Son un horario de atención «de lunes a viernes de 9 a 18 hs», cuando la base no fija horario alguno y, sobre la atención, solo indica que el asistente virtual asiste las veinticuatro horas; y un plazo </w:t>
       </w:r>
       <w:r>
         <w:lastRenderedPageBreak/>
-        <w:t>Con ese acuerdo no se reporta ninguna proporción de respuestas correctas, y la corrección del instrumento se plantea en el Capítulo 7.</w:t>
+        <w:t>de reintegro de las devoluciones «entre 5 y 10 días hábiles», tema sobre el que la base no dice nada. El detalle, dato por dato, se transcribe en la Tabla K.1 del Anexo K.</w:t>
       </w:r>
     </w:p>
     <w:p>
@@ -28155,7 +28324,7 @@
         <w:pStyle w:val="Textoindependiente"/>
       </w:pPr>
       <w:r>
-        <w:t>Verificación automática. De las 45 respuestas, 18 afirman al menos un dato concreto, y entre todas suman 21. De esos datos, 18 figuran en la base de conocimiento, 1 repite una cifra que el propio cliente había escrito y 2 no figuran en ninguna entrada. Los dos pertenecen a respuestas distintas, de modo que 2 de las 18 respuestas con datos concretos —el 11,1 %, con un intervalo de confianza de Wilson al 95 % de 3,1 % a 32,8 %— afirman al menos uno que la base no respalda. Son un horario de atención «de lunes a viernes de 9 a 18 hs», cuando la base no fija horario alguno y, sobre la atención, solo indica que el asistente virtual asiste las veinticuatro horas; y un plazo de reintegro de las devoluciones «entre 5 y 10 días hábiles», tema sobre el que la base no dice nada. El detalle, dato por dato, se transcribe en la Tabla K.1 del Anexo K.</w:t>
+        <w:t>Los dos casos responden consultas sobre temas que la base no trata: el horario de atención y el plazo de reintegro. Los dos casos tienen además una explicación en el propio prompt (Anexo H). Las reglas de clasificación enumeran «horarios de atención» entre los temas de consulta frecuente, pero la base no tiene ninguna entrada sobre horarios; y el bloque de la base instruye al modelo a decir que va a consultar con el equipo cuando la pregunta no está cubierta, instrucción que en los dos casos no cumplió. La inyección del contexto no impide, entonces, que el modelo complete con datos plausibles cuando la consulta cae fuera de lo que la base contempla; es la alucinación que la Sección 5.4.1 (a) enuncia como riesgo general, observada aquí sobre respuestas efectivamente entregadas por el sistema, y consistente con la evidencia de que ni la recuperación ni la inyección de contexto la eliminan (Magesh et al., 2025; Sección 2.4.3). La cifra debe leerse como una cota inferior, por los dos límites que declara la Sección 3.5.7. El segundo tiene un ejemplo en la propia muestra: una respuesta atribuye a la confirmación de un pago por transferencia un plazo de 24 horas hábiles que la base contiene, pero referido al retiro de un producto en devolución, y la verificación lo cuenta como respaldado porque no controla el contexto en que se usa el dato.</w:t>
       </w:r>
     </w:p>
     <w:p>
@@ -28163,7 +28332,7 @@
         <w:pStyle w:val="Textoindependiente"/>
       </w:pPr>
       <w:r>
-        <w:t>Los dos casos responden consultas sobre temas que la base no trata: el horario de atención y el plazo de reintegro. Los dos casos tienen además una explicación en el propio prompt (Anexo H). Las reglas de clasificación enumeran «horarios de atención» entre los temas de consulta frecuente, pero la base no tiene ninguna entrada sobre horarios; y el bloque de la base instruye al modelo a decir que va a consultar con el equipo cuando la pregunta no está cubierta, instrucción que en los dos casos no cumplió. La inyección del contexto no impide, entonces, que el modelo complete con datos plausibles cuando la consulta cae fuera de lo que la base contempla; es la alucinación que la Sección 5.4.1 (a) enuncia como riesgo general, observada aquí sobre respuestas efectivamente entregadas por el sistema, y consistente con la evidencia de que ni la recuperación ni la inyección de contexto la eliminan (Magesh et al., 2025; Sección 2.4.3). La cifra debe leerse como una cota inferior, por los dos límites que declara la Sección 3.5.7. El segundo tiene un ejemplo en la propia muestra: una respuesta atribuye a la confirmación de un pago por transferencia un plazo de 24 horas hábiles que la base contiene, pero referido al retiro de un producto en devolución, y la verificación lo cuenta como respaldado porque no controla el contexto en que se usa el dato.</w:t>
+        <w:t>La misma verificación se aplicó al propio prompt, con el guion verificar_ejemplos_prompt.py. Los siete ejemplos de respuesta del Anexo H contienen tres datos concretos: dos figuran en la base —entre 3 y 7 días hábiles de envío y 12 meses de garantía— y uno no: el ejemplo de envío a Córdoba afirma que los envíos tardan «entre 3 y 5 días hábiles», cuando la base fija entre 3 y 7 para el resto del país. El prompt enseña así un dato ausente de la base, contra su propia instrucción de usar exclusivamente esa información. El plazo no figura en ninguna de las 45 respuestas de tipo FAQ (Tabla K.1), y la consulta del corpus más parecida al ejemplo, sobre el costo del envío a Córdoba, se respondió con la información de la base sobre el cálculo del costo en el checkout. Otros dos ejemplos no contienen cifras, pero comprometen a la tienda con algo que la base no respalda: resolver un reclamo «hoy mismo» y gestionar «el cambio o reembolso de inmediato». La verificación automática no los alcanza, por el primer límite que declara la Sección 3.5.7. La corrección de los ejemplos se recomienda en la Sección 7.1.</w:t>
       </w:r>
     </w:p>
     <w:p>
@@ -28179,7 +28348,7 @@
         <w:pStyle w:val="Ttulo2"/>
       </w:pPr>
       <w:bookmarkStart w:id="160" w:name="contrastación-de-hipótesis"/>
-      <w:bookmarkStart w:id="161" w:name="_Toc240394420"/>
+      <w:bookmarkStart w:id="161" w:name="_Toc240476506"/>
       <w:bookmarkEnd w:id="156"/>
       <w:r>
         <w:t>5.3 Contrastación de hipótesis</w:t>
@@ -28197,8 +28366,10 @@
     <w:p>
       <w:pPr>
         <w:pStyle w:val="Textoindependiente"/>
-      </w:pPr>
-      <w:r>
+        <w:keepNext/>
+      </w:pPr>
+      <w:r>
+        <w:lastRenderedPageBreak/>
         <w:t>Tabla 5.11: Contrastación de hipótesis.</w:t>
       </w:r>
     </w:p>
@@ -28210,15 +28381,16 @@
         <w:tblLook w:val="0020" w:firstRow="1" w:lastRow="0" w:firstColumn="0" w:lastColumn="0" w:noHBand="0" w:noVBand="0"/>
       </w:tblPr>
       <w:tblGrid>
-        <w:gridCol w:w="1915"/>
-        <w:gridCol w:w="1741"/>
-        <w:gridCol w:w="3483"/>
-        <w:gridCol w:w="1915"/>
+        <w:gridCol w:w="1750"/>
+        <w:gridCol w:w="1401"/>
+        <w:gridCol w:w="1700"/>
+        <w:gridCol w:w="2403"/>
+        <w:gridCol w:w="1800"/>
       </w:tblGrid>
       <w:tr>
         <w:tc>
           <w:tcPr>
-            <w:tcW w:w="1675" w:type="dxa"/>
+            <w:tcW w:w="1531" w:type="dxa"/>
           </w:tcPr>
           <w:p>
             <w:pPr>
@@ -28231,7 +28403,7 @@
         </w:tc>
         <w:tc>
           <w:tcPr>
-            <w:tcW w:w="1523" w:type="dxa"/>
+            <w:tcW w:w="1225" w:type="dxa"/>
           </w:tcPr>
           <w:p>
             <w:pPr>
@@ -28244,7 +28416,20 @@
         </w:tc>
         <w:tc>
           <w:tcPr>
-            <w:tcW w:w="3046" w:type="dxa"/>
+            <w:tcW w:w="1487" w:type="dxa"/>
+          </w:tcPr>
+          <w:p>
+            <w:pPr>
+              <w:pStyle w:val="Compact"/>
+            </w:pPr>
+            <w:r>
+              <w:t>Momento en que se fijó el criterio</w:t>
+            </w:r>
+          </w:p>
+        </w:tc>
+        <w:tc>
+          <w:tcPr>
+            <w:tcW w:w="2102" w:type="dxa"/>
           </w:tcPr>
           <w:p>
             <w:pPr>
@@ -28257,7 +28442,7 @@
         </w:tc>
         <w:tc>
           <w:tcPr>
-            <w:tcW w:w="1675" w:type="dxa"/>
+            <w:tcW w:w="1574" w:type="dxa"/>
           </w:tcPr>
           <w:p>
             <w:pPr>
@@ -28272,60 +28457,59 @@
       <w:tr>
         <w:tc>
           <w:tcPr>
-            <w:tcW w:w="1675" w:type="dxa"/>
-          </w:tcPr>
-          <w:p>
-            <w:pPr>
-              <w:pStyle w:val="Compact"/>
-            </w:pPr>
-            <w:r>
-              <w:t xml:space="preserve">H1: Reducción de al menos un </w:t>
-            </w:r>
-            <w:r>
-              <w:lastRenderedPageBreak/>
-              <w:t>orden de magnitud respecto del proceso manual</w:t>
-            </w:r>
-          </w:p>
-        </w:tc>
-        <w:tc>
-          <w:tcPr>
-            <w:tcW w:w="1523" w:type="dxa"/>
-          </w:tcPr>
-          <w:p>
-            <w:pPr>
-              <w:pStyle w:val="Compact"/>
-            </w:pPr>
-            <w:r>
-              <w:lastRenderedPageBreak/>
-              <w:t xml:space="preserve">Límite inferior del IC 95 % </w:t>
-            </w:r>
-            <w:r>
-              <w:lastRenderedPageBreak/>
-              <w:t>del factor de reducción ≥ 10×; end-to-end &lt; 30 s como criterio operativo</w:t>
-            </w:r>
-          </w:p>
-        </w:tc>
-        <w:tc>
-          <w:tcPr>
-            <w:tcW w:w="3046" w:type="dxa"/>
-          </w:tcPr>
-          <w:p>
-            <w:pPr>
-              <w:pStyle w:val="Compact"/>
-            </w:pPr>
-            <w:r>
-              <w:lastRenderedPageBreak/>
-              <w:t xml:space="preserve">0,063 s frente a 49,13 s del baseline manual (factor ≈ 780×; </w:t>
-            </w:r>
-            <w:r>
-              <w:lastRenderedPageBreak/>
-              <w:t>IC 95 % por el teorema de Fieller: 686× a 875×). U de Mann-Whitney = 0 con separación completa de ambas series (p = 2,7 × 10⁻¹¹); t de Welch = 19,05, gl = 9,0, p = 1,4 × 10⁻⁸. Muy por debajo del criterio operativo de 30 s.</w:t>
-            </w:r>
-          </w:p>
-        </w:tc>
-        <w:tc>
-          <w:tcPr>
-            <w:tcW w:w="1675" w:type="dxa"/>
+            <w:tcW w:w="1531" w:type="dxa"/>
+          </w:tcPr>
+          <w:p>
+            <w:pPr>
+              <w:pStyle w:val="Compact"/>
+            </w:pPr>
+            <w:r>
+              <w:t>H1: Reducción de al menos un orden de magnitud respecto del proceso manual</w:t>
+            </w:r>
+          </w:p>
+        </w:tc>
+        <w:tc>
+          <w:tcPr>
+            <w:tcW w:w="1225" w:type="dxa"/>
+          </w:tcPr>
+          <w:p>
+            <w:pPr>
+              <w:pStyle w:val="Compact"/>
+            </w:pPr>
+            <w:r>
+              <w:t>Límite inferior del IC 95 % del factor de reducción ≥ 10×; end-to-end &lt; 30 s como criterio operativo</w:t>
+            </w:r>
+          </w:p>
+        </w:tc>
+        <w:tc>
+          <w:tcPr>
+            <w:tcW w:w="1487" w:type="dxa"/>
+          </w:tcPr>
+          <w:p>
+            <w:pPr>
+              <w:pStyle w:val="Compact"/>
+            </w:pPr>
+            <w:r>
+              <w:t>Umbral de 10×: después de medir, con el factor ya conocido. Criterio operativo de 30 s: antes de las mediciones del Capítulo 5.</w:t>
+            </w:r>
+          </w:p>
+        </w:tc>
+        <w:tc>
+          <w:tcPr>
+            <w:tcW w:w="2102" w:type="dxa"/>
+          </w:tcPr>
+          <w:p>
+            <w:pPr>
+              <w:pStyle w:val="Compact"/>
+            </w:pPr>
+            <w:r>
+              <w:t>0,063 s frente a 49,13 s del baseline manual (factor ≈ 780×; IC 95 % por el teorema de Fieller: 686× a 875×). U de Mann-Whitney = 0 con separación completa de ambas series (p = 2,7 × 10⁻¹¹); t de Welch = 19,05, gl = 9,0, p = 1,4 × 10⁻⁸. Muy por debajo del criterio operativo de 30 s.</w:t>
+            </w:r>
+          </w:p>
+        </w:tc>
+        <w:tc>
+          <w:tcPr>
+            <w:tcW w:w="1574" w:type="dxa"/>
           </w:tcPr>
           <w:p>
             <w:pPr>
@@ -28336,16 +28520,78 @@
                 <w:b/>
                 <w:bCs/>
               </w:rPr>
-              <w:lastRenderedPageBreak/>
-              <w:t xml:space="preserve">SE SOSTIENE (régimen </w:t>
-            </w:r>
+              <w:t>SE SOSTIENE (régimen secuencial)</w:t>
+            </w:r>
+          </w:p>
+        </w:tc>
+      </w:tr>
+      <w:tr>
+        <w:tc>
+          <w:tcPr>
+            <w:tcW w:w="1531" w:type="dxa"/>
+          </w:tcPr>
+          <w:p>
+            <w:pPr>
+              <w:pStyle w:val="Compact"/>
+            </w:pPr>
+            <w:r>
+              <w:t>H2a: TMR &lt; 10 s en cada categoría</w:t>
+            </w:r>
+          </w:p>
+        </w:tc>
+        <w:tc>
+          <w:tcPr>
+            <w:tcW w:w="1225" w:type="dxa"/>
+          </w:tcPr>
+          <w:p>
+            <w:pPr>
+              <w:pStyle w:val="Compact"/>
+            </w:pPr>
+            <w:r>
+              <w:t>TMR promedio &lt; 10 s en cada una de las cuatro categorías</w:t>
+            </w:r>
+          </w:p>
+        </w:tc>
+        <w:tc>
+          <w:tcPr>
+            <w:tcW w:w="1487" w:type="dxa"/>
+          </w:tcPr>
+          <w:p>
+            <w:pPr>
+              <w:pStyle w:val="Compact"/>
+            </w:pPr>
+            <w:r>
+              <w:t>Umbral de 10 s para FAQ, estado de pedido y consultas generales: antes de las mediciones. Extensión a las cuatro categorías: después.</w:t>
+            </w:r>
+          </w:p>
+        </w:tc>
+        <w:tc>
+          <w:tcPr>
+            <w:tcW w:w="2102" w:type="dxa"/>
+          </w:tcPr>
+          <w:p>
+            <w:pPr>
+              <w:pStyle w:val="Compact"/>
+            </w:pPr>
+            <w:r>
+              <w:t>1,47 s en total; entre 1,28 s y 1,54 s por categoría (Tabla 5.5)</w:t>
+            </w:r>
+          </w:p>
+        </w:tc>
+        <w:tc>
+          <w:tcPr>
+            <w:tcW w:w="1574" w:type="dxa"/>
+          </w:tcPr>
+          <w:p>
+            <w:pPr>
+              <w:pStyle w:val="Compact"/>
+            </w:pPr>
             <w:r>
               <w:rPr>
                 <w:b/>
                 <w:bCs/>
               </w:rPr>
-              <w:lastRenderedPageBreak/>
-              <w:t>secuencial)</w:t>
+              <w:t>SE SOSTIENE</w:t>
             </w:r>
           </w:p>
         </w:tc>
@@ -28353,47 +28599,68 @@
       <w:tr>
         <w:tc>
           <w:tcPr>
-            <w:tcW w:w="1675" w:type="dxa"/>
-          </w:tcPr>
-          <w:p>
-            <w:pPr>
-              <w:pStyle w:val="Compact"/>
-            </w:pPr>
+            <w:tcW w:w="1531" w:type="dxa"/>
+          </w:tcPr>
+          <w:p>
+            <w:pPr>
+              <w:pStyle w:val="Compact"/>
+            </w:pPr>
+            <w:r>
+              <w:t>H2b: Exactitud (accuracy) de clasificación ≥ 85 %</w:t>
+            </w:r>
+          </w:p>
+        </w:tc>
+        <w:tc>
+          <w:tcPr>
+            <w:tcW w:w="1225" w:type="dxa"/>
+          </w:tcPr>
+          <w:p>
+            <w:pPr>
+              <w:pStyle w:val="Compact"/>
+            </w:pPr>
+            <w:r>
+              <w:t>Límite inferior del IC 95 % de Wilson ≥ 85 %</w:t>
+            </w:r>
+          </w:p>
+        </w:tc>
+        <w:tc>
+          <w:tcPr>
+            <w:tcW w:w="1487" w:type="dxa"/>
+          </w:tcPr>
+          <w:p>
+            <w:pPr>
+              <w:pStyle w:val="Compact"/>
+            </w:pPr>
+            <w:r>
+              <w:t xml:space="preserve">Umbral del 85 %: antes de las mediciones. Regla del límite inferior: después de la corrida del corpus y antes de medir en el </w:t>
+            </w:r>
             <w:r>
               <w:lastRenderedPageBreak/>
-              <w:t>H2a: TMR &lt; 10 s en cada categoría</w:t>
-            </w:r>
-          </w:p>
-        </w:tc>
-        <w:tc>
-          <w:tcPr>
-            <w:tcW w:w="1523" w:type="dxa"/>
-          </w:tcPr>
-          <w:p>
-            <w:pPr>
-              <w:pStyle w:val="Compact"/>
-            </w:pPr>
-            <w:r>
-              <w:t>TMR promedio &lt; 10 s en cada una de las cuatro categorías</w:t>
-            </w:r>
-          </w:p>
-        </w:tc>
-        <w:tc>
-          <w:tcPr>
-            <w:tcW w:w="3046" w:type="dxa"/>
-          </w:tcPr>
-          <w:p>
-            <w:pPr>
-              <w:pStyle w:val="Compact"/>
-            </w:pPr>
-            <w:r>
-              <w:t>1,47 s en total; entre 1,28 s y 1,54 s por categoría (Tabla 5.5)</w:t>
-            </w:r>
-          </w:p>
-        </w:tc>
-        <w:tc>
-          <w:tcPr>
-            <w:tcW w:w="1675" w:type="dxa"/>
+              <w:t>diseño factorial.</w:t>
+            </w:r>
+          </w:p>
+        </w:tc>
+        <w:tc>
+          <w:tcPr>
+            <w:tcW w:w="2102" w:type="dxa"/>
+          </w:tcPr>
+          <w:p>
+            <w:pPr>
+              <w:pStyle w:val="Compact"/>
+            </w:pPr>
+            <w:r>
+              <w:lastRenderedPageBreak/>
+              <w:t xml:space="preserve">92,7 % (139/150) en la corrida del corpus, IC 95 % [87,3 %; 95,9 %]; 93,3 % por mayoría de tres repeticiones en el diseño factorial, IC 95 % [88,2 %; 96,3 %]. En ambos casos el límite inferior supera </w:t>
+            </w:r>
+            <w:r>
+              <w:lastRenderedPageBreak/>
+              <w:t>el umbral. Sin reglas ni ejemplos: 78,7 % y 74,0 %, con límites inferiores de 71,4 % y 66,4 % (Sección 5.2.4).</w:t>
+            </w:r>
+          </w:p>
+        </w:tc>
+        <w:tc>
+          <w:tcPr>
+            <w:tcW w:w="1574" w:type="dxa"/>
           </w:tcPr>
           <w:p>
             <w:pPr>
@@ -28404,64 +28671,7 @@
                 <w:b/>
                 <w:bCs/>
               </w:rPr>
-              <w:t>SE SOSTIENE</w:t>
-            </w:r>
-          </w:p>
-        </w:tc>
-      </w:tr>
-      <w:tr>
-        <w:tc>
-          <w:tcPr>
-            <w:tcW w:w="1675" w:type="dxa"/>
-          </w:tcPr>
-          <w:p>
-            <w:pPr>
-              <w:pStyle w:val="Compact"/>
-            </w:pPr>
-            <w:r>
-              <w:t>H2b: Exactitud (accuracy) de clasificación ≥ 85 %</w:t>
-            </w:r>
-          </w:p>
-        </w:tc>
-        <w:tc>
-          <w:tcPr>
-            <w:tcW w:w="1523" w:type="dxa"/>
-          </w:tcPr>
-          <w:p>
-            <w:pPr>
-              <w:pStyle w:val="Compact"/>
-            </w:pPr>
-            <w:r>
-              <w:t>Límite inferior del IC 95 % de Wilson ≥ 85 %</w:t>
-            </w:r>
-          </w:p>
-        </w:tc>
-        <w:tc>
-          <w:tcPr>
-            <w:tcW w:w="3046" w:type="dxa"/>
-          </w:tcPr>
-          <w:p>
-            <w:pPr>
-              <w:pStyle w:val="Compact"/>
-            </w:pPr>
-            <w:r>
-              <w:t>92,7 % (139/150) en la corrida del corpus, IC 95 % [87,3 %; 95,9 %]; 93,3 % por mayoría de tres repeticiones en el diseño factorial, IC 95 % [88,2 %; 96,3 %]. En ambos casos el límite inferior supera el umbral. Sin reglas ni ejemplos: 78,7 % y 74,0 %, con límites inferiores de 71,4 % y 66,4 % (Sección 5.2.4).</w:t>
-            </w:r>
-          </w:p>
-        </w:tc>
-        <w:tc>
-          <w:tcPr>
-            <w:tcW w:w="1675" w:type="dxa"/>
-          </w:tcPr>
-          <w:p>
-            <w:pPr>
-              <w:pStyle w:val="Compact"/>
-            </w:pPr>
-            <w:r>
-              <w:rPr>
-                <w:b/>
-                <w:bCs/>
-              </w:rPr>
+              <w:lastRenderedPageBreak/>
               <w:t>SE SOSTIENE con la configuración vigente; no se sostiene sin reglas ni ejemplos</w:t>
             </w:r>
           </w:p>
@@ -28476,7 +28686,7 @@
         </w:rPr>
       </w:pPr>
       <w:r>
-        <w:t>Las tres hipótesis se sostienen con los criterios fijados en la Sección 1.4.2, con los alcances siguientes:</w:t>
+        <w:t>Las tres hipótesis se sostienen con los criterios fijados en la Sección 1.4.2, pero no todos esos criterios se fijaron antes de medir, y la Tabla 5.11 indica cuándo se fijó cada uno. Los umbrales de 30 s, 10 s y 85 % figuran en la versión del trabajo registrada el 27 de abril de 2026 en el repositorio (commit 9dc7b44), anterior a las mediciones del Capítulo 5. Se fijaron después, con el resultado conocido, el umbral de un orden de magnitud de H1, la extensión de H2a a las cuatro categorías y la regla del límite inferior de H2b en la corrida del corpus. Para esos criterios, «se sostiene» describe el resultado frente a un criterio y no constituye una confirmación. La contrastación prospectiva en sentido estricto es la réplica de H2b en el diseño factorial, cuya regla se versionó antes de medir. Con esa salvedad, los alcances son los siguientes:</w:t>
       </w:r>
     </w:p>
     <w:p>
@@ -28503,7 +28713,6 @@
         <w:ind w:left="425"/>
       </w:pPr>
       <w:r>
-        <w:lastRenderedPageBreak/>
         <w:t>• H2b se sostiene con la regla fijada: la exactitud de 92,7 % (139/150) tiene un intervalo de confianza de Wilson al 95 % de [87,3 %; 95,9 %], con el límite inferior por encima del umbral del 85 %, y el diseño factorial la reproduce en 93,3 % por mayoría de tres repeticiones, con un límite inferior de 88,2 %. El procedimiento de cálculo se detalla en el Anexo J. El resultado vale para la configuración vigente del prompt: sin sus reglas y sus ejemplos, la exactitud cae a 78,7 % con la base de conocimiento y a 74,0 % sin ella, con límites inferiores por debajo del umbral (Sección 5.2.4).</w:t>
       </w:r>
     </w:p>
@@ -28518,6 +28727,7 @@
         <w:rPr>
           <w:lang w:val="es-AR"/>
         </w:rPr>
+        <w:lastRenderedPageBreak/>
         <w:t>Sobre el contraste de H2b cabe una precisión metodológica adicional. El umbral del 85% se fija como criterio del equipo sobre el desempeño global del clasificador, y el accuracy total del 92,7% (139/150) lo supera. Ninguna subcategoría queda por debajo del umbral: por exhaustividad (recall) las cuatro clases se ubican entre 90,5% y 100%, y por precisión entre 86,2% y 97,8%. Se reporta además el intervalo de confianza de Wilson al 95% del accuracy global, [87,3 %; 95,9 %], cuyo límite inferior supera el umbral. La asimetría entre precisión y exhaustividad de GENERAL es coherente con la naturaleza abierta de GENERAL, que actúa como categoría residual para mensajes que no encajan claramente en FAQ, ESTADO_PEDIDO ni RECLAMO, y donde la frontera con FAQ es semánticamente difusa (consultas como '¿tienen descuentos?' admiten ambas clasificaciones). Se considera que el promedio global es la métrica adecuada para contrastar H2b dado que la hipótesis no fue formulada por subcategoría; no obstante, se reconoce esta asimetría como una limitación del clasificador que se aborda en §5.4.1 y se incorpora a las líneas futuras del Capítulo 7.</w:t>
       </w:r>
     </w:p>
@@ -28535,20 +28745,23 @@
         <w:pStyle w:val="Ttulo2"/>
       </w:pPr>
       <w:bookmarkStart w:id="162" w:name="análisis-comparativo-y-discusión"/>
-      <w:bookmarkStart w:id="163" w:name="_Toc240394421"/>
+      <w:bookmarkStart w:id="163" w:name="_Toc240476507"/>
       <w:bookmarkEnd w:id="160"/>
       <w:r>
+        <w:t>5.4 Análisis comparativo y discusión</w:t>
+      </w:r>
+      <w:bookmarkEnd w:id="163"/>
+    </w:p>
+    <w:p>
+      <w:pPr>
+        <w:pStyle w:val="FirstParagraph"/>
+      </w:pPr>
+      <w:r>
+        <w:t xml:space="preserve">Para el procesamiento de órdenes, los resultados sostienen la premisa central del trabajo: la automatización reduce de manera sustancial el tiempo operativo. La reducción del tiempo marginal de procesamiento de una orden es de un factor aproximado de 780 veces respecto del baseline manual medido en la Sección 5.1.4 (49,13 s → 0,063 s), con un intervalo de confianza al 95 % de 686× a 875×. Ese intervalo se obtiene por el teorema de Fieller, que es el procedimiento exacto para el cociente de dos medias y propaga la incertidumbre de ambos términos. Se consigna, por transparencia del cálculo, que la propagación simplificada —tratar el denominador automatizado como constante y arrastrar solo la incertidumbre del baseline— arroja 687× a 872×: la diferencia entre ambos procedimientos es inferior al </w:t>
+      </w:r>
+      <w:r>
         <w:lastRenderedPageBreak/>
-        <w:t>5.4 Análisis comparativo y discusión</w:t>
-      </w:r>
-      <w:bookmarkEnd w:id="163"/>
-    </w:p>
-    <w:p>
-      <w:pPr>
-        <w:pStyle w:val="FirstParagraph"/>
-      </w:pPr>
-      <w:r>
-        <w:t>Para el procesamiento de órdenes, los resultados sostienen la premisa central del trabajo: la automatización reduce de manera sustancial el tiempo operativo. La reducción del tiempo marginal de procesamiento de una orden es de un factor aproximado de 780 veces respecto del baseline manual medido en la Sección 5.1.4 (49,13 s → 0,063 s), con un intervalo de confianza al 95 % de 686× a 875×. Ese intervalo se obtiene por el teorema de Fieller, que es el procedimiento exacto para el cociente de dos medias y propaga la incertidumbre de ambos términos. Se consigna, por transparencia del cálculo, que la propagación simplificada —tratar el denominador automatizado como constante y arrastrar solo la incertidumbre del baseline— arroja 687× a 872×: la diferencia entre ambos procedimientos es inferior al 0,4 % porque el desvío del término automatizado (0,005 s sobre n = 50) es cuatro órdenes de magnitud menor que el del término manual. El alcance de esa comparación se acota en tres puntos. Primero, ambos términos miden la misma magnitud: el tiempo que insume procesar una orden adicional. No se comparan contra el tiempo de espera observado en la cola manual (313,37 s de media), porque esa cifra depende del tamaño del lote y no del proceso, y utilizarla habría inflado el factor hasta cerca de 5.000×. Segundo, el factor no es una cota en ningún sentido, porque los sesgos conocidos de sus dos términos operan en direcciones opuestas. El término automatizado proviene de un entorno de laboratorio en el que la notificación se entrega a un capturador SMTP alojado en el mismo host, sin tránsito de correo real ni latencia de servicios de terceros: ese sesgo achica el denominador y agranda el factor. El término manual se midió sobre un operador que ya conocía el procedimiento y trabajaba con una plantilla fija, dos decisiones deliberadamente conservadoras que achican el numerador y con él el factor; y la correlación negativa entre el orden de ejecución y el tiempo empleado (Sección 5.1.4) indica que un operador no entrenado tardaría más. Como no hay forma de establecer cuál de los dos sesgos pesa más, el factor se lee como una diferencia de casi tres órdenes de magnitud bajo las condiciones declaradas, y no como una cota ni como el valor esperable en un despliegue productivo. Tercero, el alcance instrumentado no es idéntico: los 0,063 s cubren el intervalo received_at → notified_at, es decir escrituras sobre la base local, mientras que el baseline manual cubre la tarea humana completa de lectura, verificación, actualización y redacción. La significación práctica de la reducción se aprecia mejor en tiempo absoluto que en el factor: automatizar ahorra unos 49 segundos de trabajo por orden, es decir unos 41 minutos cada 50 órdenes, que es el volumen de la corrida medida. Frente a la latencia de detección de un proceso manual ese ahorro es la parte menor: con el escenario declarado en la Sección 5.1.4, de una revisión de la bandeja cada quince minutos, la espera media sería de 7,5 minutos, de modo que para el cliente la ganancia principal estaría en eliminar la espera y no en acelerar el procesamiento. En atención al cliente, el chatbot responde en 1,47 s en promedio sobre el corpus evaluado y en 3,07 s sobre el canal Telegram real.</w:t>
+        <w:t>0,4 % porque el desvío del término automatizado (0,005 s sobre n = 50) es cuatro órdenes de magnitud menor que el del término manual. El alcance de esa comparación se acota en tres puntos. Primero, ambos términos miden la misma magnitud: el tiempo que insume procesar una orden adicional. No se comparan contra el tiempo de espera observado en la cola manual (313,37 s de media), porque esa cifra depende del tamaño del lote y no del proceso, y utilizarla habría inflado el factor hasta cerca de 5.000×. Segundo, el factor no es una cota en ningún sentido, porque los sesgos conocidos de sus dos términos operan en direcciones opuestas. El término automatizado proviene de un entorno de laboratorio en el que la notificación se entrega a un capturador SMTP alojado en el mismo host, sin tránsito de correo real ni latencia de servicios de terceros: ese sesgo achica el denominador y agranda el factor. El término manual se midió sobre un operador que ya conocía el procedimiento y trabajaba con una plantilla fija, dos decisiones deliberadamente conservadoras que achican el numerador y con él el factor; y la correlación negativa entre el orden de ejecución y el tiempo empleado (Sección 5.1.4) indica que un operador no entrenado tardaría más. Como no hay forma de establecer cuál de los dos sesgos pesa más, el factor se lee como una diferencia de casi tres órdenes de magnitud bajo las condiciones declaradas, y no como una cota ni como el valor esperable en un despliegue productivo. Tercero, el alcance instrumentado no es idéntico: los 0,063 s cubren el intervalo received_at → notified_at, es decir escrituras sobre la base local, mientras que el baseline manual cubre la tarea humana completa de lectura, verificación, actualización y redacción. La significación práctica de la reducción se aprecia mejor en tiempo absoluto que en el factor: automatizar ahorra unos 49 segundos de trabajo por orden, es decir unos 41 minutos cada 50 órdenes, que es el volumen de la corrida medida. Frente a la latencia de detección de un proceso manual ese ahorro es la parte menor: con el escenario declarado en la Sección 5.1.4, de una revisión de la bandeja cada quince minutos, la espera media sería de 7,5 minutos, de modo que para el cliente la ganancia principal estaría en eliminar la espera y no en acelerar el procesamiento. En atención al cliente, el chatbot responde en 1,47 s en promedio sobre el corpus evaluado y en 3,07 s sobre el canal Telegram real.</w:t>
       </w:r>
     </w:p>
     <w:p>
@@ -28556,8 +28769,11 @@
         <w:pStyle w:val="Textoindependiente"/>
       </w:pPr>
       <w:r>
+        <w:t xml:space="preserve">El modelo GPT-4o-mini resultó adecuado para la clasificación de intenciones en un dominio acotado de cuatro categorías. El corpus incluye deliberadamente errores ortográficos, abreviaciones y mensajes con varias preguntas, pero este trabajo no desagrega la exactitud por esos rasgos y no afirma nada específico sobre ellos. El dato relevante no es el 92,7 % por sí solo sino lo que el diseño factorial de la Sección 5.2.4 permite atribuir: con reglas de decisión y ejemplos, la exactitud se ubica entre 93 % y 94 %, con o sin la base de conocimiento; sin ellos, entre 74 % y 79 %. Los 17,3 puntos del efecto de las reglas y los ejemplos son atribuibles al prompt y no a la muestra, porque las cuatro condiciones corrieron sobre el mismo corpus y las mismas etiquetas, y la diferencia se repite en cada una de las tres repeticiones; valen, sin embargo, para este formato de prompt. El 74,0 % de la condición sin base, sin reglas y sin ejemplos no es una referencia del desempeño alcanzable sin ajuste fino y </w:t>
+      </w:r>
+      <w:r>
         <w:lastRenderedPageBreak/>
-        <w:t>El modelo GPT-4o-mini resultó adecuado para la clasificación de intenciones en un dominio acotado de cuatro categorías. El corpus incluye deliberadamente errores ortográficos, abreviaciones y mensajes con varias preguntas, pero este trabajo no desagrega la exactitud por esos rasgos y no afirma nada específico sobre ellos. El dato relevante no es el 92,7 % por sí solo sino lo que el diseño factorial de la Sección 5.2.4 permite atribuir: con reglas de decisión y ejemplos, la exactitud se ubica entre 93 % y 94 %, con o sin la base de conocimiento; sin ellos, entre 74 % y 79 %. Los 17,3 puntos del efecto de las reglas y los ejemplos son atribuibles al prompt y no a la muestra, porque las cuatro condiciones corrieron sobre el mismo corpus y las mismas etiquetas, y la diferencia se repite en cada una de las tres repeticiones. El 74,0 % de la condición sin base, sin reglas y sin ejemplos es además una referencia documentada del desempeño alcanzable sin ajuste fino y sin contexto, que es la lectura que la literatura revisada en la Sección 2.4.2 permite anticipar. El margen que la separa de la configuración vigente mide lo que una PyME gana por escribir y mantener sus reglas y sus ejemplos, no su base de conocimiento.</w:t>
+        <w:t>sin contexto: el prompt de E7, igualmente sin base, reglas ni ejemplos, pero con el mensaje del cliente presentado de otra forma, obtuvo 86,0 % (Sección 5.2.4). Ambas cifras describen formatos particulares de prompt; lo que el diseño mide con validez es la diferencia entre condiciones de un mismo formato, que en esta configuración cuantifica lo que se gana por escribir y mantener las reglas y los ejemplos, y no la base de conocimiento.</w:t>
       </w:r>
     </w:p>
     <w:p>
@@ -28565,7 +28781,7 @@
         <w:pStyle w:val="Ttulo3"/>
       </w:pPr>
       <w:bookmarkStart w:id="164" w:name="limitaciones-observadas"/>
-      <w:bookmarkStart w:id="165" w:name="_Toc240394422"/>
+      <w:bookmarkStart w:id="165" w:name="_Toc240476508"/>
       <w:r>
         <w:t>5.4.1 Limitaciones observadas</w:t>
       </w:r>
@@ -28603,7 +28819,7 @@
         <w:t>prompt injection</w:t>
       </w:r>
       <w:r>
-        <w:t xml:space="preserve"> — un usuario malicioso podría formular un mensaje diseñado para alterar las instrucciones del sistema y obtener respuestas no autorizadas (Perez &amp; Ribeiro, 2022). Estas limitaciones justifican la supervisión humana periódica del chatbot en entornos de producción y la implementación de filtros de validación sobre las respuestas generadas. El Flujo 1 opera de forma independiente y no se ve afectado por estas limitaciones.</w:t>
+        <w:t xml:space="preserve"> — un usuario malicioso podría formular un mensaje diseñado para alterar las instrucciones del sistema y obtener respuestas no autorizadas (Perez y Ribeiro, 2022). Estas limitaciones justifican la supervisión humana periódica del chatbot en entornos de producción y la implementación de filtros de validación sobre las respuestas generadas. El Flujo 1 opera de forma independiente y no se ve afectado por estas limitaciones.</w:t>
       </w:r>
     </w:p>
     <w:p>
@@ -28630,7 +28846,6 @@
           <w:b/>
           <w:bCs/>
         </w:rPr>
-        <w:lastRenderedPageBreak/>
         <w:t>(c) Corrección del contenido de las respuestas:</w:t>
       </w:r>
       <w:r>
@@ -28649,7 +28864,11 @@
         <w:t>(d) Entorno de prueba local:</w:t>
       </w:r>
       <w:r>
-        <w:t xml:space="preserve"> las métricas de tiempo se obtuvieron en un entorno Docker sobre hardware de desarrollo (notebook). En un servidor de producción con mayor capacidad de cómputo y menor latencia de red, los valores de MTTD y MTTR podrían ser inferiores; sin embargo, el TMR está dominado por la latencia de la llamada de inferencia a la API de OpenAI, que no depende del hardware local: el rango observado en este trabajo va de 1,47 s a 3,07 s según el canal.</w:t>
+        <w:t xml:space="preserve"> las métricas de tiempo se obtuvieron en un entorno Docker sobre hardware de desarrollo (notebook). En un servidor de producción con </w:t>
+      </w:r>
+      <w:r>
+        <w:lastRenderedPageBreak/>
+        <w:t>mayor capacidad de cómputo y menor latencia de red, los valores de MTTD y MTTR podrían ser inferiores; sin embargo, el TMR está dominado por la latencia de la llamada de inferencia a la API de OpenAI, que no depende del hardware local: el rango observado en este trabajo va de 1,47 s a 3,07 s según el canal.</w:t>
       </w:r>
     </w:p>
     <w:p>
@@ -28664,7 +28883,7 @@
         <w:t>(e) Tamaño y origen del conjunto de prueba:</w:t>
       </w:r>
       <w:r>
-        <w:t xml:space="preserve"> el conjunto de 150 mensajes cubre los escenarios más comunes pero no la variabilidad completa de un entorno real. La exactitud del 92,7 % podría variar con mensajes de otro dominio o redactados por clientes reales, y con reglas y ejemplos escritos por otras personas: el modelo no fue entrenado ni ajustado para este dominio, de modo que su desempeño depende del prompt y del corpus sobre los que se midió.</w:t>
+        <w:t xml:space="preserve"> el conjunto de 150 mensajes, redactado con asistencia de un modelo de lenguaje a partir de mensajes escritos por el equipo (Sección 3.5.3), cubre los escenarios más comunes pero no la variabilidad completa de un entorno real. La exactitud del 92,7 % podría variar con mensajes de otro dominio o redactados por clientes reales, y con reglas y ejemplos escritos por otras personas: el modelo no fue entrenado ni ajustado para este dominio, de modo que su desempeño depende del prompt y del corpus sobre los que se midió.</w:t>
       </w:r>
     </w:p>
     <w:p>
@@ -28693,11 +28912,7 @@
         <w:t>(g) Ausencia de grupo de control y de diseño experimental comparativo:</w:t>
       </w:r>
       <w:r>
-        <w:t xml:space="preserve"> el contraste de H1 se ejecutó y se reporta al cierre de la Sección 5.3 —U de Mann-Whitney sobre las dos series y t de Welch sobre sus descriptivos—, de modo que la diferencia observada no es atribuible al azar del muestreo. Lo que ese contraste no resuelve es de otro orden, y se separa en tres puntos. Primero, el baseline manual se midió sobre un único operador: la prueba compara dos series de tiempos, no dos poblaciones de operadores, y por lo tanto no permite estimar la variabilidad entre personas ni descartar el efecto del evaluador. Segundo, no hubo asignación al azar a condiciones ni grupo de control; las dos series provienen de dos procedimientos distintos aplicados a una tarea equivalente, no de un experimento controlado, de modo que la atribución causal de la diferencia a la automatización descansa en el diseño del caso y no en la aleatorización. Tercero, y como se precisa en la propia </w:t>
-      </w:r>
-      <w:r>
-        <w:lastRenderedPageBreak/>
-        <w:t>Sección 5.3, la significación estadística confirma que la diferencia existe pero no resuelve la asimetría de constructo entre ambos términos: cada instrumento cubre un alcance distinto. Una comparación inferencial en sentido pleno exigiría varios operadores independientes y un diseño experimental que excede el alcance declarado de este trabajo, y queda planteada como línea futura en el Capítulo 7.</w:t>
+        <w:t xml:space="preserve"> el contraste de H1 se ejecutó y se reporta al cierre de la Sección 5.3 —U de Mann-Whitney sobre las dos series y t de Welch sobre sus descriptivos—, de modo que la diferencia observada no es atribuible al azar del muestreo. Lo que ese contraste no resuelve es de otro orden, y se separa en tres puntos. Primero, el baseline manual se midió sobre un único operador: la prueba compara dos series de tiempos, no dos poblaciones de operadores, y por lo tanto no permite estimar la variabilidad entre personas ni descartar el efecto del evaluador. Segundo, no hubo asignación al azar a condiciones ni grupo de control; las dos series provienen de dos procedimientos distintos aplicados a una tarea equivalente, no de un experimento controlado, de modo que la atribución causal de la diferencia a la automatización descansa en el diseño del caso y no en la aleatorización. Tercero, y como se precisa en la propia Sección 5.3, la significación estadística confirma que la diferencia existe pero no resuelve la asimetría de constructo entre ambos términos: cada instrumento cubre un alcance distinto. Una comparación inferencial en sentido pleno exigiría varios operadores independientes y un diseño experimental que excede el alcance declarado de este trabajo, y queda planteada como línea futura en el Capítulo 7.</w:t>
       </w:r>
     </w:p>
     <w:p>
@@ -28711,7 +28926,11 @@
         <w:t>(h) Pérdida silenciosa de interacciones:</w:t>
       </w:r>
       <w:r>
-        <w:t xml:space="preserve"> cuando el modelo devuelve una categoría fuera del vocabulario admitido, el mensaje sigue la rama por defecto del flujo, el cliente recibe una respuesta sin que se genere ticket y la restricción de integridad de la tabla de interacciones rechaza el registro, sin que nada lo advierta. No ocurrió con el prompt vigente en 450 clasificaciones, pero sí dos veces sin reglas ni ejemplos (Sección 5.2.4). El mismo patrón aparece en el Flujo 1: las órdenes perdidas bajo concurrencia y las rechazadas por un producto inexistente o un número de orden duplicado reciben HTTP 200 sin cuerpo (Secciones 5.1.1 y 5.1.3).</w:t>
+        <w:t xml:space="preserve"> cuando el modelo devuelve una categoría fuera del vocabulario admitido, el mensaje sigue la rama por defecto del flujo, el cliente recibe una respuesta sin que se genere ticket y la restricción de integridad de </w:t>
+      </w:r>
+      <w:r>
+        <w:lastRenderedPageBreak/>
+        <w:t>la tabla de interacciones rechaza el registro, sin que nada lo advierta. No ocurrió con el prompt vigente en 450 clasificaciones, pero sí dos veces sin reglas ni ejemplos (Sección 5.2.4). El mismo patrón aparece en el Flujo 1: las órdenes perdidas bajo concurrencia y las rechazadas por un producto inexistente o un número de orden duplicado reciben HTTP 200 sin cuerpo (Secciones 5.1.1 y 5.1.3).</w:t>
       </w:r>
     </w:p>
     <w:p>
@@ -28734,7 +28953,7 @@
         <w:pageBreakBefore/>
       </w:pPr>
       <w:bookmarkStart w:id="166" w:name="capítulo-6-conclusiones"/>
-      <w:bookmarkStart w:id="167" w:name="_Toc240394423"/>
+      <w:bookmarkStart w:id="167" w:name="_Toc240476509"/>
       <w:bookmarkEnd w:id="105"/>
       <w:bookmarkEnd w:id="162"/>
       <w:bookmarkEnd w:id="164"/>
@@ -28749,7 +28968,7 @@
         <w:pStyle w:val="Ttulo2"/>
       </w:pPr>
       <w:bookmarkStart w:id="168" w:name="respuesta-a-la-pregunta-de-investigación"/>
-      <w:bookmarkStart w:id="169" w:name="_Toc240394424"/>
+      <w:bookmarkStart w:id="169" w:name="_Toc240476510"/>
       <w:r>
         <w:t>6.1 Respuesta a la pregunta de investigación</w:t>
       </w:r>
@@ -28768,7 +28987,7 @@
         <w:pStyle w:val="Textoindependiente"/>
       </w:pPr>
       <w:r>
-        <w:t>Para el procesamiento de órdenes, los resultados muestran una reducción sustancial: el tiempo marginal de procesamiento de una orden en el pipeline (0,063 s end-to-end; n = 50) es aproximadamente 780 veces menor que el del procesamiento manual, cronometrado en 49,13 s por orden sobre diez órdenes (Sección 3.5.5) y validado de forma independiente contra las marcas temporales de la base, que arrojan 51,28 s para la misma magnitud. La Sección 5.4 explica por qué ese factor se lee como una diferencia de casi tres órdenes de magnitud bajo las condiciones del laboratorio y no como una cota. La reducción vale en régimen secuencial; bajo concurrencia, el 40,8 % de las órdenes se perdió sin aviso (Sección 5.1.3). La atención conversacional no se compara contra un proceso manual, porque no se midió uno: el chatbot respondió en 1,47 s en promedio sobre el corpus evaluado y clasificó con una exactitud del 92,7 %, que el diseño factorial atribuye a las reglas y los ejemplos del prompt. La disponibilidad ininterrumpida es una propiedad esperable de la arquitectura —el sistema no depende de un operador humano para responder— pero no fue medida: no se ejecutó ensayo de disponibilidad ni se observó el servicio durante una ventana prolongada, de modo que no se la reporta como resultado. Las tres hipótesis de trabajo se sostienen con los criterios fijados, con los alcances que precisa la Sección 5.3: H1 en régimen secuencial y como comparación de tiempos marginales de procesamiento, H2a en los dos canales medidos, y H2b con la configuración vigente del prompt y no sin sus reglas y ejemplos.</w:t>
+        <w:t>Para el procesamiento de órdenes, los resultados muestran una reducción sustancial: el tiempo marginal de procesamiento de una orden en el pipeline (0,063 s end-to-end; n = 50) es aproximadamente 780 veces menor que el del procesamiento manual, cronometrado en 49,13 s por orden sobre diez órdenes (Sección 3.5.5) y contrastado con un segundo instrumento sobre la misma sesión, las marcas temporales de la base, que arrojan 51,28 s para la misma magnitud. La Sección 5.4 explica por qué ese factor se lee como una diferencia de casi tres órdenes de magnitud bajo las condiciones del laboratorio y no como una cota. La reducción vale en régimen secuencial; bajo concurrencia, el 40,8 % de las órdenes se perdió sin aviso (Sección 5.1.3). La atención conversacional no se compara contra un proceso manual, porque no se midió uno: el chatbot respondió en 1,47 s en promedio sobre el corpus evaluado y clasificó con una exactitud del 92,7 %, que el diseño factorial atribuye a las reglas y los ejemplos del prompt. La disponibilidad ininterrumpida es una propiedad esperable de la arquitectura —el sistema no depende de un operador humano para responder— pero no fue medida: no se ejecutó ensayo de disponibilidad ni se observó el servicio durante una ventana prolongada, de modo que no se la reporta como resultado. Las tres hipótesis de trabajo se sostienen con los criterios fijados, con los alcances que precisa la Sección 5.3: H1 en régimen secuencial y como comparación de tiempos marginales de procesamiento, H2a en los dos canales medidos, y H2b con la configuración vigente del prompt y no sin sus reglas y ejemplos. Solo la réplica de H2b en el diseño factorial se contrastó con una regla fijada antes de medir; el umbral de un orden de magnitud de H1 y la extensión de H2a a las cuatro categorías se fijaron con el resultado conocido, y para ellas el veredicto describe el resultado frente al criterio, sin valor de confirmación.</w:t>
       </w:r>
     </w:p>
     <w:p>
@@ -28776,7 +28995,7 @@
         <w:pStyle w:val="Ttulo2"/>
       </w:pPr>
       <w:bookmarkStart w:id="170" w:name="cumplimiento-de-objetivos-específicos"/>
-      <w:bookmarkStart w:id="171" w:name="_Toc240394425"/>
+      <w:bookmarkStart w:id="171" w:name="_Toc240476511"/>
       <w:bookmarkEnd w:id="168"/>
       <w:r>
         <w:t>6.2 Cumplimiento de objetivos específicos</w:t>
@@ -28794,6 +29013,7 @@
     <w:p>
       <w:pPr>
         <w:pStyle w:val="Textoindependiente"/>
+        <w:keepNext/>
       </w:pPr>
       <w:r>
         <w:t>Tabla 6.1: Cumplimiento de objetivos específicos.</w:t>
@@ -28876,6 +29096,7 @@
               <w:pStyle w:val="Compact"/>
             </w:pPr>
             <w:r>
+              <w:lastRenderedPageBreak/>
               <w:t>OE1</w:t>
             </w:r>
           </w:p>
@@ -28902,11 +29123,7 @@
               <w:pStyle w:val="Compact"/>
             </w:pPr>
             <w:r>
-              <w:t xml:space="preserve">MTTD: 0,009 s / MTTR: 0,054 s / Total: 0,063 s (n = 50, corrida E1.a). 50/50 órdenes </w:t>
-            </w:r>
-            <w:r>
-              <w:lastRenderedPageBreak/>
-              <w:t>procesadas sin errores. Bajo concurrencia (E1.b, 120 órdenes) no hubo sobreventa, porque la restricción CHECK (stock &gt;= 0) del esquema rechazó los descuentos que la habrían producido; pero 49 de 120 órdenes (40,8 %) quedaron sin procesar, con respuesta HTTP 200 y sin aviso, lo que constituye una falla de confiabilidad (Sección 5.1.3). El objetivo se da por cumplido en régimen secuencial y no en régimen concurrente.</w:t>
+              <w:t>MTTD: 0,009 s / MTTR: 0,054 s / Total: 0,063 s (n = 50, corrida E1.a). 50/50 órdenes procesadas sin errores. Bajo concurrencia (E1.b, 120 órdenes) no hubo sobreventa, porque la restricción CHECK (stock &gt;= 0) del esquema rechazó los descuentos que la habrían producido; pero 49 de 120 órdenes (40,8 %) quedaron sin procesar, con respuesta HTTP 200 y sin aviso, lo que constituye una falla de confiabilidad (Sección 5.1.3). El objetivo se da por cumplido en régimen secuencial y no en régimen concurrente.</w:t>
             </w:r>
           </w:p>
         </w:tc>
@@ -28923,7 +29140,6 @@
                 <w:b/>
                 <w:bCs/>
               </w:rPr>
-              <w:lastRenderedPageBreak/>
               <w:t>CUMPLIDO (régimen secuencial)</w:t>
             </w:r>
           </w:p>
@@ -28965,11 +29181,11 @@
               <w:pStyle w:val="Compact"/>
             </w:pPr>
             <w:r>
-              <w:t xml:space="preserve">TMR: 1,47 s en el canal simulado vía SMTP local (n = 150) y 3,07 s en el canal Telegram real (n = 45), este último con el prompt reducido. Exactitud de clasificación con la configuración vigente del prompt: 92,7 % sobre el corpus etiquetado (IC 95 %: 87,3 % a 95,9 %) y 93,3 % por mayoría de tres repeticiones en el diseño factorial (IC 95 %: 88,2 % a 96,3 %). Sin reglas ni ejemplos la exactitud cae por debajo del umbral (Sección 5.2.4). Dos canales implementados y validados; Gmail </w:t>
+              <w:t xml:space="preserve">TMR: 1,47 s en el canal simulado vía SMTP local (n = 150) y 3,07 s en el canal Telegram real (n = 45), este último con el prompt reducido. Exactitud de clasificación con la configuración vigente del prompt: 92,7 % sobre el corpus etiquetado (IC 95 %: 87,3 % a 95,9 %) y 93,3 % por mayoría de tres repeticiones en el diseño factorial (IC 95 %: 88,2 % a 96,3 %). Sin reglas ni ejemplos la exactitud cae por </w:t>
             </w:r>
             <w:r>
               <w:lastRenderedPageBreak/>
-              <w:t>queda como diseño (§7).</w:t>
+              <w:t>debajo del umbral (Sección 5.2.4). Dos canales implementados y validados; Gmail queda como diseño (§7).</w:t>
             </w:r>
           </w:p>
         </w:tc>
@@ -29140,11 +29356,11 @@
               <w:pStyle w:val="Compact"/>
             </w:pPr>
             <w:r>
-              <w:t xml:space="preserve">10 pruebas funcionales (5 por flujo), con su diseño en las Tablas 3.4 y 3.5 y sus resultados en las Secciones 5.1.1 y 5.2.1; 1 corrida de carga secuencial de 50 órdenes y 1 prueba de concurrencia de 6 </w:t>
+              <w:t xml:space="preserve">10 pruebas funcionales (5 por flujo), con su diseño en las Tablas 3.4 y 3.5 y sus resultados en las Secciones 5.1.1 y </w:t>
             </w:r>
             <w:r>
               <w:lastRenderedPageBreak/>
-              <w:t>rondas × 20 solicitudes simultáneas, con datos crudos y manifiesto de ejecución versionados. Las dos pruebas de rechazo del Flujo 1 (PF-04 y PF-05) no registran la orden, como se esperaba, pero responden HTTP 200 sin cuerpo en lugar de un error controlado (Sección 5.1.1).</w:t>
+              <w:t>5.2.1; 1 corrida de carga secuencial de 50 órdenes y 1 prueba de concurrencia de 6 rondas × 20 solicitudes casi simultáneas, con datos crudos y manifiesto de ejecución versionados. Dos pruebas de rechazo del Flujo 1 no alcanzaron el resultado esperado de la Tabla 3.4: PF-04 no se aprobó y PF-05 se aprobó en parte, porque ambas responden HTTP 200 sin cuerpo en lugar de un rechazo controlado (Sección 5.1.1).</w:t>
             </w:r>
           </w:p>
         </w:tc>
@@ -29162,7 +29378,7 @@
                 <w:bCs/>
               </w:rPr>
               <w:lastRenderedPageBreak/>
-              <w:t>CUMPLIDO (con dos desvíos documentados)</w:t>
+              <w:t>CUMPLIDO EN PARTE (PF-04 no aprobada y PF-05 parcial)</w:t>
             </w:r>
           </w:p>
         </w:tc>
@@ -29173,7 +29389,7 @@
         <w:pStyle w:val="Textoindependiente"/>
       </w:pPr>
       <w:r>
-        <w:t>Los cinco objetivos específicos fueron cumplidos, con dos precisiones sobre el alcance de ese cumplimiento. OE3 y OE4 se formularon en términos cualitativos en la Sección 1.5.2 —las tablas, vistas de métricas e índices necesarios para instrumentar el ciclo, y los dashboards para visualizar MTTD, MTTR y TMR— y el sistema desplegado los satisface: siete tablas, seis vistas y doce índices sostienen el cálculo de las tres métricas sin cómputo externo, y trece paneles repartidos en dos tableros las visualizan a partir de consultas sobre la base, con excepción del panel de exactitud, que muestra un valor constante (Tabla 4.8). No se los contrasta contra una cifra comprometida de antemano porque los objetivos no la fijaron. OE1 se cumple en régimen secuencial: bajo concurrencia la restricción del esquema impide la sobreventa, pero el pipeline pierde sin aviso el 40,8 % de las órdenes, según se consigna en su propia celda y se analiza en la Sección 5.1.3. OE2 se cumplió sobre los dos canales efectivamente implementados y medidos, quedando el canal de correo como diseño documentado en el Capítulo 7.</w:t>
+        <w:t>De los cinco objetivos específicos, OE3 y OE4 se cumplieron sin reservas, OE1 y OE2 se cumplieron con el alcance que precisan sus celdas y OE5 se cumplió solo en parte. OE3 y OE4 se formularon en términos cualitativos en la Sección 1.5.2 —las tablas, vistas de métricas e índices necesarios para instrumentar el ciclo, y los dashboards para visualizar MTTD, MTTR y TMR— y el sistema desplegado los satisface: siete tablas, seis vistas y doce índices sostienen el cálculo de las tres métricas sin cómputo externo, y trece paneles repartidos en dos tableros las visualizan a partir de consultas sobre la base, con excepción del panel de exactitud, que muestra un valor constante (Tabla 4.8). No se los contrasta contra una cifra comprometida de antemano porque los objetivos no la fijaron. OE1 se cumple en régimen secuencial: bajo concurrencia la restricción del esquema impide la sobreventa, pero el pipeline pierde sin aviso el 40,8 % de las órdenes, según se consigna en su propia celda y se analiza en la Sección 5.1.3. OE2 se cumplió sobre los dos canales efectivamente implementados y medidos, quedando el canal de correo como diseño documentado en el Capítulo 7. OE5 se cumplió solo en parte: la validación se ejecutó completa, pero mostró que el Flujo 1 no rechaza de manera controlada un producto inexistente ni un número de orden duplicado, de modo que PF-04 no se aprobó y PF-05 se aprobó en parte (Sección 5.1.1).</w:t>
       </w:r>
     </w:p>
     <w:p>
@@ -29181,7 +29397,7 @@
         <w:pStyle w:val="Ttulo2"/>
       </w:pPr>
       <w:bookmarkStart w:id="172" w:name="conclusiones-sustantivas"/>
-      <w:bookmarkStart w:id="173" w:name="_Toc240394426"/>
+      <w:bookmarkStart w:id="173" w:name="_Toc240476512"/>
       <w:bookmarkEnd w:id="170"/>
       <w:r>
         <w:t>6.3 Conclusiones sustantivas</w:t>
@@ -29200,7 +29416,11 @@
         <w:t>Sobre la viabilidad de n8n como orquestador:</w:t>
       </w:r>
       <w:r>
-        <w:t xml:space="preserve"> n8n demostró ser una plataforma viable para la automatización de procesos de negocio de complejidad media en el contexto de PyMEs. La capacidad de diseñar workflows visualmente, combinada con la posibilidad de ejecutar JavaScript en nodos </w:t>
+        <w:t xml:space="preserve"> n8n demostró ser una plataforma viable para la automatización de procesos de negocio de complejidad media en el contexto de PyMEs. La capacidad de diseñar workflows visualmente, combinada con </w:t>
+      </w:r>
+      <w:r>
+        <w:lastRenderedPageBreak/>
+        <w:t xml:space="preserve">la posibilidad de ejecutar JavaScript en nodos </w:t>
       </w:r>
       <w:r>
         <w:rPr>
@@ -29222,11 +29442,22 @@
           <w:b/>
           <w:bCs/>
         </w:rPr>
+        <w:t>Sobre la efectividad de GPT-4o-mini en atención al cliente:</w:t>
+      </w:r>
+      <w:r>
+        <w:t xml:space="preserve"> el modelo alcanzó una exactitud del 92,7 % en la clasificación de intenciones sin ajuste fino, y el diseño factorial la reprodujo un mes después en 93,3 % por mayoría de tres repeticiones. Lo que el diseño permite atribuir, para la configuración estudiada, es qué produce ese número. Las reglas de decisión y los ejemplos etiquetados del prompt explican 17,3 puntos de exactitud; la base de conocimiento de la tienda, 2,0 puntos en promedio y ninguno cuando las reglas y los ejemplos están presentes. La diferencia se concentra en la categoría FAQ, cuya exhaustividad cae de 93,8 % a 64,6 % cuando faltan las reglas y los ejemplos, aun con la base presente, y a 39,6 % cuando falta también la base, porque sus mensajes pasan a clasificarse como consulta general. En esta configuración, lo que una PyME tendría que escribir y mantener para que el sistema clasifique bien es la definición operativa de sus categorías —qué temas cuentan como consulta frecuente y qué casos resueltos lo ilustran—, no su base de preguntas frecuentes. La base sigue siendo la fuente de las respuestas, y la Sección 5.2.5 muestra que, aun con ella inyectada, el modelo completa datos que la base no contiene. Esta conclusión corrige la que el trabajo había extraído de la ablación E7, cuyo diseño confundía los dos factores (Sección 3.5.6).</w:t>
+      </w:r>
+    </w:p>
+    <w:p>
+      <w:pPr>
+        <w:pStyle w:val="Textoindependiente"/>
+      </w:pPr>
+      <w:r>
+        <w:t xml:space="preserve">Tres reservas impiden generalizar esa conclusión más allá de la configuración estudiada. La primera es que parte de las reglas codifica convenciones de desempate del mismo equipo que etiquetó el corpus: la regla crítica 5 manda clasificar como reclamo un mensaje ambiguo entre consulta frecuente y reclamo. Una parte de los 17,3 puntos puede medir, entonces, que el modelo adopta la convención del equipo, además de que clasifique mejor; el acuerdo con el evaluador independiente, que etiquetó sin esas reglas (Sección 3.5.3), acota ese riesgo pero no lo descarta. La segunda es la sensibilidad al formato: el prompt de E7, también sin base, reglas ni ejemplos, obtuvo 86,0 %, doce puntos más que C4, y difiere de él sobre todo en la forma de presentar el mensaje del cliente (Sección 5.2.4), de modo que el efecto medido vale para este formato de prompt y su magnitud podría cambiar con otro (Sclar et al., 2024). La tercera es de alcance: un solo modelo, una sola familia de prompts y un corpus de 150 mensajes redactado con asistencia de un modelo de lenguaje (Sección 3.5.3). Por esas razones la conclusión se presenta </w:t>
+      </w:r>
+      <w:r>
         <w:lastRenderedPageBreak/>
-        <w:t>Sobre la efectividad de GPT-4o-mini en atención al cliente:</w:t>
-      </w:r>
-      <w:r>
-        <w:t xml:space="preserve"> el modelo alcanzó una exactitud del 92,7 % en la clasificación de intenciones sin ajuste fino, y el diseño factorial la reprodujo un mes después en 93,3 % por mayoría de tres repeticiones. El hallazgo más transferible del trabajo para una PyME no es ese número sino lo que lo produce. Las reglas de decisión y los ejemplos etiquetados del prompt explican 17,3 puntos de exactitud; la base de conocimiento de la tienda, 2,0 puntos en promedio y ninguno cuando las reglas y los ejemplos están presentes. La diferencia se concentra en la categoría FAQ, cuya exhaustividad cae de 93,8 % a 39,6 % cuando faltan ambas cosas, porque sus mensajes pasan a clasificarse como consulta general. Dicho de otro modo, y esta es la conclusión práctica: para que el sistema clasifique bien, lo que una PyME tiene que escribir y mantener es la definición operativa de sus categorías —qué temas cuentan como consulta frecuente y qué casos resueltos lo ilustran—, no su base de preguntas frecuentes. La base sigue siendo la fuente de las respuestas, y la Sección 5.2.5 muestra que, aun con ella inyectada, el modelo completa datos que la base no contiene. Esta conclusión corrige la que el trabajo había extraído de la ablación E7, cuyo diseño confundía los dos factores (Sección 3.5.6).</w:t>
+        <w:t>como hipótesis a replicar en otras configuraciones, y no como recomendación general.</w:t>
       </w:r>
     </w:p>
     <w:p>
@@ -29264,21 +29495,18 @@
         <w:pStyle w:val="Textoindependiente"/>
       </w:pPr>
       <w:r>
-        <w:t xml:space="preserve">Sobre el retorno al marco teórico: las tres nociones que el Capítulo 2 puso a trabajar admiten una lectura a la luz de lo medido. La primera es la escala de madurez de proceso que la Sección 2.1.1 propone como marco analítico propio, en la que la automatización es un nivel intermedio entre la documentación y la gobernanza: el sistema construido alcanza el nivel de automatización —el ciclo se ejecuta sin intervención humana y queda instrumentado— pero no el de gobernanza, porque no incorpora control de admisión, política de reintentos ni gestión del caso de excepción, y la prueba de concurrencia lo mostró con precisión: 40,8 % de las órdenes quedaron sin procesar sin que ningún mecanismo lo advirtiera. La segunda es la dimensión de capacidad de respuesta (responsiveness) del modelo SERVQUAL (Zeithaml et al., </w:t>
-      </w:r>
+        <w:t>Sobre el retorno al marco teórico: las tres nociones que el Capítulo 2 puso a trabajar admiten una lectura a la luz de lo medido. La primera es la escala de madurez de proceso que la Sección 2.1.1 propone como marco analítico propio, en la que la automatización es un nivel intermedio entre la documentación y la gobernanza: el sistema construido alcanza el nivel de automatización —el ciclo se ejecuta sin intervención humana y queda instrumentado— pero no el de gobernanza, porque no incorpora control de admisión, política de reintentos ni gestión del caso de excepción, y la prueba de concurrencia lo mostró con precisión: 40,8 % de las órdenes quedaron sin procesar sin que ningún mecanismo lo advirtiera. La segunda es la dimensión de capacidad de respuesta (responsiveness) del modelo SERVQUAL (Zeithaml et al., 1990), que el TMR operacionaliza: los 1,47 s del canal simulado y los 3,07 s de Telegram saturan esa dimensión, pero SERVQUAL mide cinco y este trabajo instrumentó una sola. La fiabilidad y la empatía —que dependen de que la respuesta sea correcta y pertinente, no de que sea rápida— quedaron fuera de la medición, y es exactamente allí donde se ubica el riesgo declarado en la Sección 5.2.2 sobre el contenido de las respuestas de tipo FAQ, que la Sección 5.2.5 dimensiona solo en parte. La tercera es la transferibilidad de MTTD y MTTR discutida en la Sección 2.1.3: la transferencia se sostuvo a nivel estructural, como se anticipó, pero la medición confirmó también su límite semántico. Un MTTD de 0,009 segundos no informa sobre detección de nada, porque no hay falla que detectar en un flujo nominal; informa sobre la distancia entre dos escrituras. Métricas propias del dominio comercial —order cycle time, order fulfillment lead time— describirían el mismo intervalo sin arrastrar una promesa que el fenómeno no tiene.</w:t>
+      </w:r>
+    </w:p>
+    <w:p>
+      <w:pPr>
+        <w:pStyle w:val="Ttulo2"/>
+      </w:pPr>
+      <w:bookmarkStart w:id="174" w:name="limitaciones-del-estudio"/>
+      <w:bookmarkStart w:id="175" w:name="_Toc240476513"/>
+      <w:bookmarkEnd w:id="172"/>
       <w:r>
         <w:lastRenderedPageBreak/>
-        <w:t>1990), que el TMR operacionaliza: los 1,47 s del canal simulado y los 3,07 s de Telegram saturan esa dimensión, pero SERVQUAL mide cinco y este trabajo instrumentó una sola. La fiabilidad y la empatía —que dependen de que la respuesta sea correcta y pertinente, no de que sea rápida— quedaron fuera de la medición, y es exactamente allí donde se ubica el riesgo declarado en la Sección 5.2.2 sobre el contenido de las respuestas de tipo FAQ, que la Sección 5.2.5 dimensiona solo en parte. La tercera es la transferibilidad de MTTD y MTTR discutida en la Sección 2.1.3: la transferencia se sostuvo a nivel estructural, como se anticipó, pero la medición confirmó también su límite semántico. Un MTTD de 0,009 segundos no informa sobre detección de nada, porque no hay falla que detectar en un flujo nominal; informa sobre la distancia entre dos escrituras. Métricas propias del dominio comercial —order cycle time, order fulfillment lead time— describirían el mismo intervalo sin arrastrar una promesa que el fenómeno no tiene.</w:t>
-      </w:r>
-    </w:p>
-    <w:p>
-      <w:pPr>
-        <w:pStyle w:val="Ttulo2"/>
-      </w:pPr>
-      <w:bookmarkStart w:id="174" w:name="limitaciones-del-estudio"/>
-      <w:bookmarkStart w:id="175" w:name="_Toc240394427"/>
-      <w:bookmarkEnd w:id="172"/>
-      <w:r>
         <w:t>6.4 Limitaciones del estudio</w:t>
       </w:r>
       <w:bookmarkEnd w:id="175"/>
@@ -29288,16 +29516,12 @@
         <w:pStyle w:val="FirstParagraph"/>
       </w:pPr>
       <w:r>
-        <w:t xml:space="preserve">Las limitaciones del trabajo se documentan en detalle en la Sección 5.4.1 y en el análisis de amenazas a la validez del Capítulo 3. Se enuncian aquí, para que el lector que llega a las conclusiones las encuentre y no deba reconstruirlas: (i) el entorno es de laboratorio local y los datos son simulados, de modo que el término automatizado de toda comparación proviene de condiciones más favorables que las de un despliegue productivo; (ii) el baseline manual se midió sobre un único operador que ya conocía el procedimiento, lo que acota su representatividad aun cuando la decisión reduzca el factor reportado; (iii) el contraste entre ambas series se ejecutó sobre poblaciones que miden tiempo marginal de procesamiento y no latencia percibida, asimetría de constructo que la significación estadística no resuelve; (iv) el corpus de evaluación del clasificador es de 150 mensajes sobre cuatro categorías, construido por el propio equipo, y su distribución responde a un supuesto de diseño y no a tráfico observado; (v) no quedó establecida la corrección del contenido de las respuestas entregadas al cliente: la evaluación por jueces no alcanzó un acuerdo suficiente, y la verificación automática, que solo alcanza a los datos concretos, encontró que 2 de las 18 respuestas de tipo FAQ con datos concretos afirman alguno que la base de conocimiento no contiene, aun con esa base inyectada en el prompt; (vi) bajo concurrencia el sistema pierde sin aviso el 40,8 % de las órdenes —la integridad del stock la sostiene la restricción del esquema, no el flujo—, de modo que las cifras de desempeño valen para régimen secuencial; (vii) el Flujo 2 depende de un proveedor externo de inferencia, lo que introduce a la vez un punto único de falla y la transferencia internacional de datos analizada en la Sección 2.5; (viii) la exactitud se midió con la temperatura por defecto del proveedor y sobre un alias de modelo que puede cambiar de versión, y depende de reglas y ejemplos escritos por el mismo equipo que construyó el corpus; y (ix) ninguno de los dos flujos advierte sus propias fallas: una orden con un producto inexistente, una orden perdida bajo concurrencia o una etiqueta fuera del vocabulario admitido terminan sin error visible para el emisor y sin aviso al operador. Estas limitaciones no invalidan las conclusiones dentro del </w:t>
-      </w:r>
-      <w:r>
-        <w:lastRenderedPageBreak/>
-        <w:t>alcance declarado (prototipo funcional en entorno controlado), pero deben tenerse en cuenta al extrapolar los resultados a entornos de producción reales.</w:t>
-      </w:r>
-    </w:p>
-    <w:p>
-      <w:r>
-        <w:pict w14:anchorId="6FC152FE">
+        <w:t>Las limitaciones del trabajo se documentan en detalle en la Sección 5.4.1 y en el análisis de amenazas a la validez del Capítulo 3. Se enuncian aquí, para que el lector que llega a las conclusiones las encuentre y no deba reconstruirlas: (i) el entorno es de laboratorio local y los datos son simulados, de modo que el término automatizado de toda comparación proviene de condiciones más favorables que las de un despliegue productivo; (ii) el baseline manual se midió sobre un único operador que ya conocía el procedimiento, lo que acota su representatividad aun cuando la decisión reduzca el factor reportado; (iii) el contraste entre ambas series se ejecutó sobre poblaciones que miden tiempo marginal de procesamiento y no latencia percibida, asimetría de constructo que la significación estadística no resuelve; (iv) el corpus de evaluación del clasificador es de 150 mensajes sobre cuatro categorías, redactado con asistencia de un modelo de lenguaje a partir de mensajes del propio equipo, y su distribución responde a un supuesto de diseño y no a tráfico observado; (v) no quedó establecida la corrección del contenido de las respuestas entregadas al cliente: la evaluación por jueces no alcanzó un acuerdo suficiente, y la verificación automática, que solo alcanza a los datos concretos, encontró que 2 de las 18 respuestas de tipo FAQ con datos concretos afirman alguno que la base de conocimiento no contiene, aun con esa base inyectada en el prompt; (vi) bajo concurrencia el sistema pierde sin aviso el 40,8 % de las órdenes —la integridad del stock la sostiene la restricción del esquema, no el flujo—, de modo que las cifras de desempeño valen para régimen secuencial; (vii) el Flujo 2 depende de un proveedor externo de inferencia, lo que introduce a la vez un punto único de falla y la transferencia internacional de datos analizada en la Sección 2.5; (viii) la exactitud se midió con la temperatura por defecto del proveedor y sobre un alias de modelo que puede cambiar de versión, y depende de reglas y ejemplos escritos por el mismo equipo que preparó el corpus; y (ix) ninguno de los dos flujos advierte sus propias fallas: una orden con un producto inexistente, una orden perdida bajo concurrencia o una etiqueta fuera del vocabulario admitido terminan sin error visible para el emisor y sin aviso al operador. Estas limitaciones no invalidan las conclusiones dentro del alcance declarado (prototipo funcional en entorno controlado), pero deben tenerse en cuenta al extrapolar los resultados a entornos de producción reales.</w:t>
+      </w:r>
+    </w:p>
+    <w:p>
+      <w:r>
+        <w:pict w14:anchorId="6ECB1384">
           <v:rect id="_x0000_i1031" style="width:0;height:1.5pt" o:hralign="center" o:hrstd="t" o:hr="t"/>
         </w:pict>
       </w:r>
@@ -29308,7 +29532,7 @@
         <w:pageBreakBefore/>
       </w:pPr>
       <w:bookmarkStart w:id="176" w:name="capítulo-7-recomendaciones"/>
-      <w:bookmarkStart w:id="177" w:name="_Toc240394428"/>
+      <w:bookmarkStart w:id="177" w:name="_Toc240476514"/>
       <w:bookmarkEnd w:id="166"/>
       <w:bookmarkEnd w:id="174"/>
       <w:r>
@@ -29322,7 +29546,7 @@
         <w:pStyle w:val="Ttulo2"/>
       </w:pPr>
       <w:bookmarkStart w:id="178" w:name="recomendaciones-para-producción"/>
-      <w:bookmarkStart w:id="179" w:name="_Toc240394429"/>
+      <w:bookmarkStart w:id="179" w:name="_Toc240476515"/>
       <w:r>
         <w:t>7.1 Recomendaciones para producción</w:t>
       </w:r>
@@ -29409,7 +29633,7 @@
           <w:noProof/>
         </w:rPr>
         <w:drawing>
-          <wp:inline distT="0" distB="0" distL="0" distR="0" wp14:anchorId="6699D95A" wp14:editId="37342DEF">
+          <wp:inline distT="0" distB="0" distL="0" distR="0" wp14:anchorId="7FB89095" wp14:editId="668F980A">
             <wp:extent cx="5334000" cy="2077560"/>
             <wp:effectExtent l="0" t="0" r="0" b="0"/>
             <wp:docPr id="113" name="Picture" descr="Figura A1: Canvas del Flujo 1 PRODUCCIÓN en n8n"/>
@@ -29469,7 +29693,7 @@
         </w:rPr>
         <w:lastRenderedPageBreak/>
         <w:drawing>
-          <wp:inline distT="0" distB="0" distL="0" distR="0" wp14:anchorId="67D2F44D" wp14:editId="22F31CF2">
+          <wp:inline distT="0" distB="0" distL="0" distR="0" wp14:anchorId="2DC8B7D6" wp14:editId="08415E6B">
             <wp:extent cx="5334000" cy="1455049"/>
             <wp:effectExtent l="0" t="0" r="0" b="0"/>
             <wp:docPr id="116" name="Picture" descr="Figura A2: Canvas del Flujo 2 PRODUCCIÓN en n8n"/>
@@ -29633,7 +29857,19 @@
       </w:pPr>
       <w:r>
         <w:lastRenderedPageBreak/>
-        <w:t>Alinear las reglas del prompt con el contenido de la base de conocimiento: las reglas enumeran «horarios de atención» entre los temas de consulta frecuente, pero la base no tiene esa entrada, y ante esa consulta el modelo inventó un horario (Sección 5.2.5). Cada tema que las reglas nombran debería tener su entrada en la base, o una instrucción explícita de derivarlo al equipo; y el incumplimiento de esa instrucción de derivar debería monitorearse como un error de producción.</w:t>
+        <w:t>Alinear las reglas del prompt con el contenido de la base de conocimiento, y también sus ejemplos: las reglas enumeran «horarios de atención» entre los temas de consulta frecuente, pero la base no tiene esa entrada, y ante esa consulta el modelo inventó un horario; y el ejemplo de envío a Córdoba afirma un plazo de 3 a 5 días hábiles, cuando la base fija entre 3 y 7 para el resto del país (Sección 5.2.5). Cada tema que las reglas nombran debería tener su entrada en la base, o una instrucción explícita de derivarlo al equipo; cada dato de un ejemplo debería figurar en la base, y ningún ejemplo debería comprometer plazos que la tienda no fija; y el incumplimiento de la instrucción de derivar debería monitorearse como un error de producción.</w:t>
+      </w:r>
+    </w:p>
+    <w:p>
+      <w:pPr>
+        <w:pStyle w:val="Compact"/>
+        <w:numPr>
+          <w:ilvl w:val="0"/>
+          <w:numId w:val="15"/>
+        </w:numPr>
+      </w:pPr>
+      <w:r>
+        <w:t>Eliminar la regla crítica 3 del prompt e identificar el canal como automatizado: la regla ordena al modelo no revelar que es una IA, en contra del deber de informar al cliente que interactúa con un sistema y de la propia base de conocimiento, que lo declara (Sección 2.5). Un despliegue productivo debería presentarse como asistente automatizado desde el primer mensaje y ofrecer la derivación a una persona.</w:t>
       </w:r>
     </w:p>
     <w:p>
@@ -29665,7 +29901,7 @@
         <w:pStyle w:val="Ttulo2"/>
       </w:pPr>
       <w:bookmarkStart w:id="180" w:name="líneas-futuras"/>
-      <w:bookmarkStart w:id="181" w:name="_Toc240394430"/>
+      <w:bookmarkStart w:id="181" w:name="_Toc240476516"/>
       <w:bookmarkEnd w:id="178"/>
       <w:r>
         <w:t>7.2 Recomendaciones para la investigación y líneas futuras</w:t>
@@ -29701,7 +29937,11 @@
         </w:numPr>
       </w:pPr>
       <w:r>
-        <w:t>Homogeneizar el filtro de procedencia en las vistas de métricas: cuatro de las seis vistas agregan sobre la totalidad de la tabla de órdenes o de interacciones, sin restringir por data_source (Anexo A). Dos paneles del tablero del Flujo 1 consumen esas vistas y por lo tanto muestran también los datos de carga inicial (Sección 4.5). Incorporar la restricción a la definición de las vistas —y no a la consulta de cada panel— evita que la propiedad dependa de quién construya el tablero, y hace que la separación entre lo medido y lo precargado sea una garantía del esquema y no una convención de uso.</w:t>
+        <w:t xml:space="preserve">Homogeneizar el filtro de procedencia en las vistas de métricas: cuatro de las seis vistas agregan sobre la totalidad de la tabla de órdenes o de interacciones, sin restringir por data_source (Anexo A). Dos paneles del tablero del Flujo 1 </w:t>
+      </w:r>
+      <w:r>
+        <w:lastRenderedPageBreak/>
+        <w:t>consumen esas vistas y por lo tanto muestran también los datos de carga inicial (Sección 4.5). Incorporar la restricción a la definición de las vistas —y no a la consulta de cada panel— evita que la propiedad dependa de quién construya el tablero, y hace que la separación entre lo medido y lo precargado sea una garantía del esquema y no una convención de uso.</w:t>
       </w:r>
     </w:p>
     <w:p>
@@ -29725,7 +29965,6 @@
         </w:numPr>
       </w:pPr>
       <w:r>
-        <w:lastRenderedPageBreak/>
         <w:t>Ajuste fino del modelo con conversaciones reales de clientes, solo si crece el número de categorías o cambia el dominio: con cuatro categorías, el prompt con reglas y ejemplos ya alcanza entre 93 % y 94 % de exactitud (Sección 5.2.4), de modo que la primera línea de mejora no es el ajuste fino sino separar el aporte de cada bloque de reglas y ejemplos. Además, los errores del clasificador se concentran en las mismas fronteras en que el evaluador independiente discrepó de las etiquetas de referencia (Sección 5.2.3), lo que sugiere un techo impuesto por la ambigüedad de las etiquetas más que por la capacidad del modelo.</w:t>
       </w:r>
     </w:p>
@@ -29798,7 +30037,11 @@
         </w:numPr>
       </w:pPr>
       <w:r>
-        <w:t>Evaluación de la corrección del contenido de las respuestas con un instrumento que produzca un juicio reproducible. La rúbrica de tres niveles aplicada en la Sección 5.2.5 no lo logró, porque sus niveles se superponen: una misma respuesta puede reproducir una entrada de la base y agregarle un dato que la base no contiene. Se propone reemplazar la elección directa de un nivel por tres preguntas verificables sobre cada respuesta —qué entrada de la base responde la consulta, si la respuesta afirma algo que la base no dice y si algo de lo que afirma la contradice—, exigir que cada respuesta afirmativa señale la frase y la entrada involucradas, y derivar el nivel mediante una regla fija en la que la contradicción prevalece sobre el agregado y el agregado sobre la coincidencia. El registro de la entrada citada permite, además, auditar cada juicio. Aplicado a las respuestas de las condiciones con y sin base de conocimiento de la Sección 5.2.4, ese instrumento permitiría establecer si la base mejora la corrección de lo que el cliente recibe, que es la función que el diseño factorial no mide. Antes de aplicarse, el instrumento debería pilotearse sobre una submuestra, y extenderse a las respuestas de las categorías GENERAL y ESTADO_PEDIDO, que la evaluación de la Sección 3.5.7 dejó fuera.</w:t>
+        <w:t xml:space="preserve">Evaluación de la corrección del contenido de las respuestas con un instrumento que produzca un juicio reproducible. La rúbrica de tres niveles aplicada en la Sección 5.2.5 no lo logró, porque sus niveles se superponen: una misma respuesta puede reproducir una entrada de la base y agregarle un dato que la base no contiene. Se propone reemplazar la elección directa de un nivel por tres preguntas verificables sobre cada respuesta —qué entrada de la base responde la consulta, si la respuesta afirma algo que la base no dice y si </w:t>
+      </w:r>
+      <w:r>
+        <w:lastRenderedPageBreak/>
+        <w:t>algo de lo que afirma la contradice—, exigir que cada respuesta afirmativa señale la frase y la entrada involucradas, y derivar el nivel mediante una regla fija en la que la contradicción prevalece sobre el agregado y el agregado sobre la coincidencia. El registro de la entrada citada permite, además, auditar cada juicio. Aplicado a las respuestas de las condiciones con y sin base de conocimiento de la Sección 5.2.4, ese instrumento permitiría establecer si la base mejora la corrección de lo que el cliente recibe, que es la función que el diseño factorial no mide. Antes de aplicarse, el instrumento debería pilotearse sobre una submuestra, y extenderse a las respuestas de las categorías GENERAL y ESTADO_PEDIDO, que la evaluación de la Sección 3.5.7 dejó fuera.</w:t>
       </w:r>
     </w:p>
     <w:p>
@@ -29810,7 +30053,6 @@
         </w:numPr>
       </w:pPr>
       <w:r>
-        <w:lastRenderedPageBreak/>
         <w:t>Descomposición del factor de reglas y ejemplos: un diseño que separe las reglas de clasificación, las reglas críticas y los ejemplos permitiría establecer cuál produce el efecto de 17,3 puntos de la Sección 5.2.4, y verificar la hipótesis, surgida de la comparación con la ablación E7, de que la forma de presentar el mensaje del cliente también incide en la clasificación.</w:t>
       </w:r>
     </w:p>
@@ -29859,12 +30101,12 @@
         </w:numPr>
       </w:pPr>
       <w:r>
-        <w:t>Pruebas de inyección de instrucciones: someter al chatbot a un conjunto de mensajes diseñados para alterar sus instrucciones (Perez &amp; Ribeiro, 2022) y medir con qué frecuencia responde fuera de su rol o de la política de la tienda.</w:t>
-      </w:r>
-    </w:p>
-    <w:p>
-      <w:r>
-        <w:pict w14:anchorId="63AA23C3">
+        <w:t>Pruebas de inyección de instrucciones: someter al chatbot a un conjunto de mensajes diseñados para alterar sus instrucciones (Perez y Ribeiro, 2022) y medir con qué frecuencia responde fuera de su rol o de la política de la tienda.</w:t>
+      </w:r>
+    </w:p>
+    <w:p>
+      <w:r>
+        <w:pict w14:anchorId="4ECFE1E6">
           <v:rect id="_x0000_i1032" style="width:0;height:1.5pt" o:hralign="center" o:hrstd="t" o:hr="t"/>
         </w:pict>
       </w:r>
@@ -29875,7 +30117,7 @@
         <w:pageBreakBefore/>
       </w:pPr>
       <w:bookmarkStart w:id="182" w:name="capítulo-8-referencias-bibliográficas"/>
-      <w:bookmarkStart w:id="183" w:name="_Toc240394431"/>
+      <w:bookmarkStart w:id="183" w:name="_Toc240476517"/>
       <w:bookmarkEnd w:id="176"/>
       <w:bookmarkEnd w:id="180"/>
       <w:r>
@@ -30929,7 +31171,19 @@
         <w:ind w:left="720" w:hanging="720"/>
       </w:pPr>
       <w:r>
+        <w:t xml:space="preserve">Reglamento (UE) 2024/1689 del Parlamento Europeo y del Consejo, de 13 de junio de 2024, por el que se establecen normas armonizadas en materia de inteligencia </w:t>
+      </w:r>
+      <w:r>
         <w:lastRenderedPageBreak/>
+        <w:t>artificial (Reglamento de Inteligencia Artificial). (2024). Diario Oficial de la Unión Europea, L, 2024/1689, 12 de julio de 2024. https://eur-lex.europa.eu/eli/reg/2024/1689/oj</w:t>
+      </w:r>
+    </w:p>
+    <w:p>
+      <w:pPr>
+        <w:spacing w:after="120"/>
+        <w:ind w:left="720" w:hanging="720"/>
+      </w:pPr>
+      <w:r>
         <w:t xml:space="preserve">Rokis, K., &amp; Kirikova, M. (2022). Challenges of low-code/no-code software development: A literature review. En </w:t>
       </w:r>
       <w:r>
@@ -31152,6 +31406,7 @@
         <w:rPr>
           <w:i/>
         </w:rPr>
+        <w:lastRenderedPageBreak/>
         <w:t>International Journal of Information Management, 57</w:t>
       </w:r>
       <w:r>
@@ -31163,7 +31418,7 @@
         <w:pStyle w:val="Ttulo1"/>
         <w:pageBreakBefore/>
       </w:pPr>
-      <w:bookmarkStart w:id="184" w:name="_Toc240394432"/>
+      <w:bookmarkStart w:id="184" w:name="_Toc240476518"/>
       <w:bookmarkEnd w:id="182"/>
       <w:r>
         <w:lastRenderedPageBreak/>
@@ -31176,7 +31431,7 @@
         <w:pStyle w:val="Ttulo2"/>
       </w:pPr>
       <w:bookmarkStart w:id="185" w:name="X3cb621f708d527c85a75099c9d8ab934f4bf355"/>
-      <w:bookmarkStart w:id="186" w:name="_Toc240394433"/>
+      <w:bookmarkStart w:id="186" w:name="_Toc240476519"/>
       <w:r>
         <w:t>Anexo A: Resumen del Schema de Base de Datos</w:t>
       </w:r>
@@ -32636,7 +32891,7 @@
         <w:pStyle w:val="Ttulo2"/>
       </w:pPr>
       <w:bookmarkStart w:id="187" w:name="anexo-b-configuración-docker-compose"/>
-      <w:bookmarkStart w:id="188" w:name="_Toc240394434"/>
+      <w:bookmarkStart w:id="188" w:name="_Toc240476520"/>
       <w:bookmarkEnd w:id="185"/>
       <w:r>
         <w:t>Anexo B: Configuración Docker Compose</w:t>
@@ -33057,7 +33312,7 @@
         <w:pStyle w:val="Ttulo2"/>
       </w:pPr>
       <w:bookmarkStart w:id="189" w:name="anexo-c-catálogo-de-productos-seed"/>
-      <w:bookmarkStart w:id="190" w:name="_Toc240394435"/>
+      <w:bookmarkStart w:id="190" w:name="_Toc240476521"/>
       <w:bookmarkEnd w:id="187"/>
       <w:r>
         <w:t>Anexo C: Catálogo de Productos Seed</w:t>
@@ -34766,7 +35021,7 @@
         <w:pStyle w:val="Ttulo2"/>
       </w:pPr>
       <w:bookmarkStart w:id="191" w:name="anexo-d-faq-predefinidas"/>
-      <w:bookmarkStart w:id="192" w:name="_Toc240394436"/>
+      <w:bookmarkStart w:id="192" w:name="_Toc240476522"/>
       <w:bookmarkEnd w:id="189"/>
       <w:r>
         <w:t>Anexo D: FAQ predefinidas (base de conocimiento completa)</w:t>
@@ -35797,7 +36052,7 @@
         <w:pStyle w:val="Ttulo2"/>
       </w:pPr>
       <w:bookmarkStart w:id="193" w:name="anexo-e-comandos-de-testing"/>
-      <w:bookmarkStart w:id="194" w:name="_Toc240394437"/>
+      <w:bookmarkStart w:id="194" w:name="_Toc240476523"/>
       <w:bookmarkEnd w:id="191"/>
       <w:r>
         <w:t>Anexo E: Comandos de Testing</w:t>
@@ -36051,7 +36306,7 @@
           <w:rStyle w:val="VerbatimChar"/>
         </w:rPr>
         <w:br/>
-        <w:t>.\run_flujo1_concurrencia.ps1   # E1.b: 20 solicitudes simultáneas por ronda, 3 rondas</w:t>
+        <w:t>.\run_flujo1_concurrencia.ps1   # E1.b: 20 solicitudes casi simultáneas por ronda, 3 rondas</w:t>
       </w:r>
       <w:r>
         <w:rPr>
@@ -36189,7 +36444,7 @@
         <w:pStyle w:val="Ttulo2"/>
       </w:pPr>
       <w:bookmarkStart w:id="195" w:name="X53963ddcb95164cb3d8d65df754d1b36e2a4f92"/>
-      <w:bookmarkStart w:id="196" w:name="_Toc240394438"/>
+      <w:bookmarkStart w:id="196" w:name="_Toc240476524"/>
       <w:bookmarkEnd w:id="193"/>
       <w:r>
         <w:t>Anexo F: Lista de Figuras — Implementación de Desarrollo (SIMPLE)</w:t>
@@ -36466,7 +36721,7 @@
       <w:pPr>
         <w:pStyle w:val="Ttulo2"/>
       </w:pPr>
-      <w:bookmarkStart w:id="197" w:name="_Toc240394439"/>
+      <w:bookmarkStart w:id="197" w:name="_Toc240476525"/>
       <w:bookmarkEnd w:id="195"/>
       <w:r>
         <w:t>Anexo G: Propuesta de Arquitectura de Producción</w:t>
@@ -36693,7 +36948,7 @@
       <w:pPr>
         <w:pStyle w:val="Ttulo2"/>
       </w:pPr>
-      <w:bookmarkStart w:id="200" w:name="_Toc240394440"/>
+      <w:bookmarkStart w:id="200" w:name="_Toc240476526"/>
       <w:r>
         <w:t>Anexo H: Prompts de sistema del clasificador de intenciones</w:t>
       </w:r>
@@ -37068,7 +37323,7 @@
         <w:pStyle w:val="Textoindependiente"/>
       </w:pPr>
       <w:r>
-        <w:t>Las expresiones del bloque MENSAJE DEL CLIENTE se sustituyen en tiempo de ejecución por el canal, el nombre y el texto del mensaje entrante. La del bloque BASE DE CONOCIMIENTO FAQ se sustituye por las veintitrés entradas de la tabla faq_responses, en el formato «P: &lt;pregunta&gt;» / «R: &lt;respuesta&gt;», tal como las arma el nodo Preparar Contexto FAQ; su contenido es el del Anexo D.</w:t>
+        <w:t>Las expresiones del bloque MENSAJE DEL CLIENTE se sustituyen en tiempo de ejecución por el canal, el nombre y el texto del mensaje entrante. La del bloque BASE DE CONOCIMIENTO FAQ se sustituye por las veintitrés entradas de la tabla faq_responses, en el formato «P: &lt;pregunta&gt;» / «R: &lt;respuesta&gt;», tal como las arma el nodo Preparar Contexto FAQ; su contenido es el del Anexo D. El texto se transcribe tal como corrió y conserva dos defectos que el trabajo analiza: la regla crítica 3, que ordena ocultar el carácter automatizado del canal (Sección 2.5), y el ejemplo de envío a Córdoba, cuyo plazo contradice la base de conocimiento (Sección 5.2.5).</w:t>
       </w:r>
     </w:p>
     <w:p>
@@ -37085,6 +37340,7 @@
         <w:wordWrap/>
       </w:pPr>
       <w:r>
+        <w:lastRenderedPageBreak/>
         <w:t># --- START ---</w:t>
       </w:r>
       <w:r>
@@ -37092,11 +37348,7 @@
       </w:r>
       <w:r>
         <w:br/>
-        <w:t xml:space="preserve">Sos un asistente virtual de atención al cliente de "TechStore", un e-commerce </w:t>
-      </w:r>
-      <w:r>
-        <w:lastRenderedPageBreak/>
-        <w:t>argentino de tecnología.</w:t>
+        <w:t>Sos un asistente virtual de atención al cliente de "TechStore", un e-commerce argentino de tecnología.</w:t>
       </w:r>
       <w:r>
         <w:br/>
@@ -37184,8 +37436,9 @@
       <w:pPr>
         <w:pStyle w:val="Ttulo2"/>
       </w:pPr>
-      <w:bookmarkStart w:id="201" w:name="_Toc240394441"/>
-      <w:r>
+      <w:bookmarkStart w:id="201" w:name="_Toc240476527"/>
+      <w:r>
+        <w:lastRenderedPageBreak/>
         <w:t>Anexo I: Baseline de atención manual — tiempos cronometrados</w:t>
       </w:r>
       <w:bookmarkEnd w:id="201"/>
@@ -37195,16 +37448,13 @@
         <w:pStyle w:val="FirstParagraph"/>
       </w:pPr>
       <w:r>
-        <w:t xml:space="preserve">Se transcriben los tiempos crudos de las doce órdenes procesadas manualmente según el protocolo de la Sección 3.5.5, incluidas las dos descartadas por interrupción del operador, que se consignan con su marca de descarte y no se eliminan del registro. Los valores están en segundos y provienen sin edición del </w:t>
-      </w:r>
-      <w:r>
-        <w:lastRenderedPageBreak/>
-        <w:t>archivo exportado por el cronómetro. El resultado primario de la Sección 5.1.4 se calcula sobre las diez órdenes válidas.</w:t>
+        <w:t>Se transcriben los tiempos crudos de las doce órdenes procesadas manualmente según el protocolo de la Sección 3.5.5, incluidas las dos descartadas por interrupción del operador, que se consignan con su marca de descarte y no se eliminan del registro. Los valores están en segundos y provienen sin edición del archivo exportado por el cronómetro. El resultado primario de la Sección 5.1.4 se calcula sobre las diez órdenes válidas.</w:t>
       </w:r>
     </w:p>
     <w:p>
       <w:pPr>
         <w:pStyle w:val="Textoindependiente"/>
+        <w:keepNext/>
       </w:pPr>
       <w:r>
         <w:t>Tabla I.1: Tiempos cronometrados del procesamiento manual, por orden y por fase.</w:t>
@@ -38306,12 +38556,17 @@
         <w:pStyle w:val="Textoindependiente"/>
       </w:pPr>
       <w:r>
-        <w:t>Se transcriben además los registros que el operador escribió en la base durante la medición. Las doce órdenes comparten la misma marca de recepción porque fueron creadas por una única sentencia de preparación; en consecuencia la columna de tiempo acumulado mide permanencia en la cola y no latencia individual, mientras que la columna de incremento reproduce el tiempo marginal por otra vía instrumental (Sección 5.1.4).</w:t>
+        <w:t xml:space="preserve">Se transcriben además los registros que el operador escribió en la base durante la medición. Las doce órdenes comparten la misma marca de recepción porque fueron creadas por una única sentencia de preparación; en consecuencia la columna de </w:t>
+      </w:r>
+      <w:r>
+        <w:lastRenderedPageBreak/>
+        <w:t>tiempo acumulado mide permanencia en la cola y no latencia individual, mientras que la columna de incremento reproduce el tiempo marginal por otra vía instrumental (Sección 5.1.4).</w:t>
       </w:r>
     </w:p>
     <w:p>
       <w:pPr>
         <w:pStyle w:val="Textoindependiente"/>
+        <w:keepNext/>
       </w:pPr>
       <w:r>
         <w:t>Tabla I.2: Registros en la base de datos de las órdenes procesadas manualmente.</w:t>
@@ -38352,7 +38607,6 @@
           </w:tcPr>
           <w:p>
             <w:r>
-              <w:lastRenderedPageBreak/>
               <w:t>Orden</w:t>
             </w:r>
           </w:p>
@@ -39296,8 +39550,9 @@
       <w:pPr>
         <w:pStyle w:val="Ttulo2"/>
       </w:pPr>
-      <w:bookmarkStart w:id="202" w:name="_Toc240394442"/>
-      <w:r>
+      <w:bookmarkStart w:id="202" w:name="_Toc240476528"/>
+      <w:r>
+        <w:lastRenderedPageBreak/>
         <w:t>Anexo J: Corpus de evaluación y procedimiento de cálculo estadístico</w:t>
       </w:r>
       <w:bookmarkEnd w:id="202"/>
@@ -39307,11 +39562,7 @@
         <w:pStyle w:val="FirstParagraph"/>
       </w:pPr>
       <w:r>
-        <w:t xml:space="preserve">El corpus de 150 mensajes utilizado para evaluar la clasificación, sus etiquetas de referencia, las predicciones del modelo y las etiquetas del evaluador independiente </w:t>
-      </w:r>
-      <w:r>
-        <w:lastRenderedPageBreak/>
-        <w:t>se encuentran versionados en el repositorio del trabajo en formato separado por comas, junto con los tiempos de anotación registrados por el instrumento de etiquetado. El corpus fue incorporado al repositorio antes de producirse el etiquetado, de modo que el sello temporal de esa incorporación acredita el carácter ciego del procedimiento descripto en la Sección 3.5.3. El repositorio está disponible en https://github.com/IgnacioOdorico/Automatizacion-de-Atencion-al-Cliente-en-E-commerce-e-Inteligencia-Artificial. La etiqueta entrega-2026-09 identifica la versión de los datos, los guiones y los workflows que corresponde a este documento, y cada experimento se encuentra en su propio directorio bajo experiments (E1 a E8 y PF).</w:t>
+        <w:t>El corpus de 150 mensajes utilizado para evaluar la clasificación, sus etiquetas de referencia, las predicciones del modelo y las etiquetas del evaluador independiente se encuentran versionados en el repositorio del trabajo en formato separado por comas, junto con los tiempos de anotación registrados por el instrumento de etiquetado. El corpus fue incorporado al repositorio antes de producirse el etiquetado, de modo que el sello temporal de esa incorporación acredita el carácter ciego del procedimiento descripto en la Sección 3.5.3. El repositorio está disponible en https://github.com/IgnacioOdorico/Automatizacion-de-Atencion-al-Cliente-en-E-commerce-e-Inteligencia-Artificial. La etiqueta entrega-2026-09-r2 identifica la versión de los datos, los guiones y los workflows que corresponde a este documento, y cada experimento se encuentra en su propio directorio bajo experiments (E1 a E8 y PF).</w:t>
       </w:r>
     </w:p>
     <w:p>
@@ -39405,8 +39656,9 @@
       <w:pPr>
         <w:pStyle w:val="Ttulo2"/>
       </w:pPr>
-      <w:bookmarkStart w:id="203" w:name="_Toc240394443"/>
-      <w:r>
+      <w:bookmarkStart w:id="203" w:name="_Toc240476529"/>
+      <w:r>
+        <w:lastRenderedPageBreak/>
         <w:t>Anexo K: Verificación de datos concretos en las respuestas de tipo FAQ</w:t>
       </w:r>
       <w:bookmarkEnd w:id="203"/>
@@ -39416,16 +39668,13 @@
         <w:pStyle w:val="FirstParagraph"/>
       </w:pPr>
       <w:r>
-        <w:t xml:space="preserve">Se transcriben todos los datos concretos que el guion de verificación extrajo de las 45 respuestas de tipo FAQ, según la regla de la Sección 3.5.7, con el resultado de su </w:t>
-      </w:r>
-      <w:r>
-        <w:lastRenderedPageBreak/>
-        <w:t>contraste contra la base de conocimiento del Anexo D. Las 27 respuestas que no figuran en la tabla no contienen ningún dato concreto. La columna de la derecha indica la pregunta de la base en la que figura el dato; cuando figura en más de una, se consignan todas.</w:t>
+        <w:t>Se transcriben todos los datos concretos que el guion de verificación extrajo de las 45 respuestas de tipo FAQ, según la regla de la Sección 3.5.7, con el resultado de su contraste contra la base de conocimiento del Anexo D. Las 27 respuestas que no figuran en la tabla no contienen ningún dato concreto. La columna de la derecha indica la pregunta de la base en la que figura el dato; cuando figura en más de una, se consignan todas.</w:t>
       </w:r>
     </w:p>
     <w:p>
       <w:pPr>
         <w:pStyle w:val="Textoindependiente"/>
+        <w:keepNext/>
       </w:pPr>
       <w:r>
         <w:t>Tabla K.1: Datos concretos afirmados en las respuestas de tipo FAQ y su presencia en la base de conocimiento.</w:t>
@@ -39948,7 +40197,11 @@
           </w:tcPr>
           <w:p>
             <w:r>
-              <w:t>tienen local fisico para retirar?</w:t>
+              <w:t xml:space="preserve">tienen local fisico para </w:t>
+            </w:r>
+            <w:r>
+              <w:lastRenderedPageBreak/>
+              <w:t>retirar?</w:t>
             </w:r>
           </w:p>
         </w:tc>
@@ -39958,6 +40211,7 @@
           </w:tcPr>
           <w:p>
             <w:r>
+              <w:lastRenderedPageBreak/>
               <w:t>100%</w:t>
             </w:r>
           </w:p>
@@ -39978,7 +40232,11 @@
           </w:tcPr>
           <w:p>
             <w:r>
-              <w:t>¿Los productos son originales? / ¿Tienen stock en físico para retirar?</w:t>
+              <w:t xml:space="preserve">¿Los productos son originales? / </w:t>
+            </w:r>
+            <w:r>
+              <w:lastRenderedPageBreak/>
+              <w:t>¿Tienen stock en físico para retirar?</w:t>
             </w:r>
           </w:p>
         </w:tc>
@@ -39990,6 +40248,7 @@
           </w:tcPr>
           <w:p>
             <w:r>
+              <w:lastRenderedPageBreak/>
               <w:t>280</w:t>
             </w:r>
           </w:p>
@@ -40030,11 +40289,7 @@
           </w:tcPr>
           <w:p>
             <w:r>
-              <w:t xml:space="preserve">¿Cómo puedo devolver un producto? / ¿Cuál </w:t>
-            </w:r>
-            <w:r>
-              <w:lastRenderedPageBreak/>
-              <w:t>es la política de cambios?</w:t>
+              <w:t>¿Cómo puedo devolver un producto? / ¿Cuál es la política de cambios?</w:t>
             </w:r>
           </w:p>
         </w:tc>
@@ -40046,7 +40301,6 @@
           </w:tcPr>
           <w:p>
             <w:r>
-              <w:lastRenderedPageBreak/>
               <w:t>291</w:t>
             </w:r>
           </w:p>
@@ -40525,7 +40779,11 @@
           </w:tcPr>
           <w:p>
             <w:r>
-              <w:t>buenas, cuando estiman que llega el pedido a mendoza?</w:t>
+              <w:t xml:space="preserve">buenas, cuando </w:t>
+            </w:r>
+            <w:r>
+              <w:lastRenderedPageBreak/>
+              <w:t>estiman que llega el pedido a mendoza?</w:t>
             </w:r>
           </w:p>
         </w:tc>
@@ -40535,7 +40793,12 @@
           </w:tcPr>
           <w:p>
             <w:r>
-              <w:t>1 y 3 días hábiles</w:t>
+              <w:lastRenderedPageBreak/>
+              <w:t xml:space="preserve">1 y 3 días </w:t>
+            </w:r>
+            <w:r>
+              <w:lastRenderedPageBreak/>
+              <w:t>hábiles</w:t>
             </w:r>
           </w:p>
         </w:tc>
@@ -40545,6 +40808,7 @@
           </w:tcPr>
           <w:p>
             <w:r>
+              <w:lastRenderedPageBreak/>
               <w:t>Respaldado</w:t>
             </w:r>
           </w:p>
@@ -40555,7 +40819,11 @@
           </w:tcPr>
           <w:p>
             <w:r>
-              <w:t>¿Cuánto tarda el envío?</w:t>
+              <w:t xml:space="preserve">¿Cuánto tarda el </w:t>
+            </w:r>
+            <w:r>
+              <w:lastRenderedPageBreak/>
+              <w:t>envío?</w:t>
             </w:r>
           </w:p>
         </w:tc>
@@ -40567,6 +40835,7 @@
           </w:tcPr>
           <w:p>
             <w:r>
+              <w:lastRenderedPageBreak/>
               <w:t>370</w:t>
             </w:r>
           </w:p>
@@ -40577,11 +40846,7 @@
           </w:tcPr>
           <w:p>
             <w:r>
-              <w:t xml:space="preserve">cuanto tiempo de garantia </w:t>
-            </w:r>
-            <w:r>
-              <w:lastRenderedPageBreak/>
-              <w:t>tienen las notebooks?</w:t>
+              <w:t>cuanto tiempo de garantia tienen las notebooks?</w:t>
             </w:r>
           </w:p>
         </w:tc>
@@ -40591,7 +40856,6 @@
           </w:tcPr>
           <w:p>
             <w:r>
-              <w:lastRenderedPageBreak/>
               <w:t>12 meses</w:t>
             </w:r>
           </w:p>

--- a/docs/TESIS_FINAL_UTN_v6.docx
+++ b/docs/TESIS_FINAL_UTN_v6.docx
@@ -144,7 +144,7 @@
         <w:pStyle w:val="Ttulo1"/>
         <w:pageBreakBefore/>
       </w:pPr>
-      <w:bookmarkStart w:id="1" w:name="_Toc240476410"/>
+      <w:bookmarkStart w:id="1" w:name="_Toc240498980"/>
       <w:r>
         <w:lastRenderedPageBreak/>
         <w:t>DECLARACIÓN DE ORIGINALIDAD</w:t>
@@ -164,7 +164,7 @@
         <w:pStyle w:val="Textoindependiente"/>
       </w:pPr>
       <w:r>
-        <w:t>Todas las fuentes consultadas se encuentran debidamente citadas en el cuerpo del texto y consignadas en el Capítulo 8. Los datos experimentales que se reportan en el Capítulo 5 fueron obtenidos por los autores sobre el sistema descripto en el Capítulo 4; los guiones de ejecución, los archivos de resultados crudos y los procedimientos de cálculo se versionan en el repositorio del trabajo y se transcriben en los Anexos I y J, de modo que toda cifra publicada pueda ser recalculada de forma independiente. El repositorio es público y está disponible en https://github.com/IgnacioOdorico/Automatizacion-de-Atencion-al-Cliente-en-E-commerce-e-Inteligencia-Artificial; la versión que corresponde a este documento se identifica con la etiqueta entrega-2026-09-r2 (Anexo J).</w:t>
+        <w:t>Todas las fuentes consultadas se encuentran debidamente citadas en el cuerpo del texto y consignadas en el Capítulo 8. Los datos experimentales que se reportan en el Capítulo 5 fueron obtenidos por los autores sobre el sistema descripto en el Capítulo 4; los guiones de ejecución, los archivos de resultados crudos y los procedimientos de cálculo se versionan en el repositorio del trabajo y se transcriben en los Anexos I y J, de modo que toda cifra publicada pueda ser recalculada de forma independiente. El repositorio es público y está disponible en https://github.com/IgnacioOdorico/Automatizacion-de-Atencion-al-Cliente-en-E-commerce-e-Inteligencia-Artificial; la versión que corresponde a este documento se identifica con la etiqueta entrega-2026-09-r3 (Anexo J).</w:t>
       </w:r>
     </w:p>
     <w:p>
@@ -193,7 +193,7 @@
     </w:p>
     <w:p>
       <w:r>
-        <w:pict w14:anchorId="1BFAF896">
+        <w:pict w14:anchorId="1F529FB4">
           <v:rect id="_x0000_i1026" style="width:0;height:1.5pt" o:hralign="center" o:hrstd="t" o:hr="t"/>
         </w:pict>
       </w:r>
@@ -203,7 +203,7 @@
         <w:pStyle w:val="Ttulo1"/>
         <w:pageBreakBefore/>
       </w:pPr>
-      <w:bookmarkStart w:id="2" w:name="_Toc240476411"/>
+      <w:bookmarkStart w:id="2" w:name="_Toc240498981"/>
       <w:bookmarkEnd w:id="0"/>
       <w:r>
         <w:lastRenderedPageBreak/>
@@ -261,7 +261,7 @@
         <w:pStyle w:val="Ttulo1"/>
         <w:pageBreakBefore/>
       </w:pPr>
-      <w:bookmarkStart w:id="3" w:name="_Toc240476412"/>
+      <w:bookmarkStart w:id="3" w:name="_Toc240498982"/>
       <w:r>
         <w:lastRenderedPageBreak/>
         <w:t>ABSTRACT</w:t>
@@ -346,7 +346,7 @@
           <w:r>
             <w:fldChar w:fldCharType="separate"/>
           </w:r>
-          <w:hyperlink w:anchor="_Toc240476410" w:history="1">
+          <w:hyperlink w:anchor="_Toc240498980" w:history="1">
             <w:r>
               <w:rPr>
                 <w:rStyle w:val="Hipervnculo"/>
@@ -373,7 +373,7 @@
                 <w:noProof/>
                 <w:webHidden/>
               </w:rPr>
-              <w:instrText xml:space="preserve"> PAGEREF _Toc240476410 \h </w:instrText>
+              <w:instrText xml:space="preserve"> PAGEREF _Toc240498980 \h </w:instrText>
             </w:r>
             <w:r>
               <w:rPr>
@@ -417,7 +417,7 @@
               <w14:ligatures w14:val="standardContextual"/>
             </w:rPr>
           </w:pPr>
-          <w:hyperlink w:anchor="_Toc240476411" w:history="1">
+          <w:hyperlink w:anchor="_Toc240498981" w:history="1">
             <w:r>
               <w:rPr>
                 <w:rStyle w:val="Hipervnculo"/>
@@ -444,7 +444,7 @@
                 <w:noProof/>
                 <w:webHidden/>
               </w:rPr>
-              <w:instrText xml:space="preserve"> PAGEREF _Toc240476411 \h </w:instrText>
+              <w:instrText xml:space="preserve"> PAGEREF _Toc240498981 \h </w:instrText>
             </w:r>
             <w:r>
               <w:rPr>
@@ -488,7 +488,7 @@
               <w14:ligatures w14:val="standardContextual"/>
             </w:rPr>
           </w:pPr>
-          <w:hyperlink w:anchor="_Toc240476412" w:history="1">
+          <w:hyperlink w:anchor="_Toc240498982" w:history="1">
             <w:r>
               <w:rPr>
                 <w:rStyle w:val="Hipervnculo"/>
@@ -515,7 +515,7 @@
                 <w:noProof/>
                 <w:webHidden/>
               </w:rPr>
-              <w:instrText xml:space="preserve"> PAGEREF _Toc240476412 \h </w:instrText>
+              <w:instrText xml:space="preserve"> PAGEREF _Toc240498982 \h </w:instrText>
             </w:r>
             <w:r>
               <w:rPr>
@@ -559,7 +559,7 @@
               <w14:ligatures w14:val="standardContextual"/>
             </w:rPr>
           </w:pPr>
-          <w:hyperlink w:anchor="_Toc240476413" w:history="1">
+          <w:hyperlink w:anchor="_Toc240498983" w:history="1">
             <w:r>
               <w:rPr>
                 <w:rStyle w:val="Hipervnculo"/>
@@ -586,7 +586,7 @@
                 <w:noProof/>
                 <w:webHidden/>
               </w:rPr>
-              <w:instrText xml:space="preserve"> PAGEREF _Toc240476413 \h </w:instrText>
+              <w:instrText xml:space="preserve"> PAGEREF _Toc240498983 \h </w:instrText>
             </w:r>
             <w:r>
               <w:rPr>
@@ -630,7 +630,7 @@
               <w14:ligatures w14:val="standardContextual"/>
             </w:rPr>
           </w:pPr>
-          <w:hyperlink w:anchor="_Toc240476414" w:history="1">
+          <w:hyperlink w:anchor="_Toc240498984" w:history="1">
             <w:r>
               <w:rPr>
                 <w:rStyle w:val="Hipervnculo"/>
@@ -657,7 +657,7 @@
                 <w:noProof/>
                 <w:webHidden/>
               </w:rPr>
-              <w:instrText xml:space="preserve"> PAGEREF _Toc240476414 \h </w:instrText>
+              <w:instrText xml:space="preserve"> PAGEREF _Toc240498984 \h </w:instrText>
             </w:r>
             <w:r>
               <w:rPr>
@@ -701,7 +701,7 @@
               <w14:ligatures w14:val="standardContextual"/>
             </w:rPr>
           </w:pPr>
-          <w:hyperlink w:anchor="_Toc240476415" w:history="1">
+          <w:hyperlink w:anchor="_Toc240498985" w:history="1">
             <w:r>
               <w:rPr>
                 <w:rStyle w:val="Hipervnculo"/>
@@ -728,7 +728,7 @@
                 <w:noProof/>
                 <w:webHidden/>
               </w:rPr>
-              <w:instrText xml:space="preserve"> PAGEREF _Toc240476415 \h </w:instrText>
+              <w:instrText xml:space="preserve"> PAGEREF _Toc240498985 \h </w:instrText>
             </w:r>
             <w:r>
               <w:rPr>
@@ -772,7 +772,7 @@
               <w14:ligatures w14:val="standardContextual"/>
             </w:rPr>
           </w:pPr>
-          <w:hyperlink w:anchor="_Toc240476416" w:history="1">
+          <w:hyperlink w:anchor="_Toc240498986" w:history="1">
             <w:r>
               <w:rPr>
                 <w:rStyle w:val="Hipervnculo"/>
@@ -799,7 +799,7 @@
                 <w:noProof/>
                 <w:webHidden/>
               </w:rPr>
-              <w:instrText xml:space="preserve"> PAGEREF _Toc240476416 \h </w:instrText>
+              <w:instrText xml:space="preserve"> PAGEREF _Toc240498986 \h </w:instrText>
             </w:r>
             <w:r>
               <w:rPr>
@@ -843,7 +843,7 @@
               <w14:ligatures w14:val="standardContextual"/>
             </w:rPr>
           </w:pPr>
-          <w:hyperlink w:anchor="_Toc240476417" w:history="1">
+          <w:hyperlink w:anchor="_Toc240498987" w:history="1">
             <w:r>
               <w:rPr>
                 <w:rStyle w:val="Hipervnculo"/>
@@ -870,7 +870,7 @@
                 <w:noProof/>
                 <w:webHidden/>
               </w:rPr>
-              <w:instrText xml:space="preserve"> PAGEREF _Toc240476417 \h </w:instrText>
+              <w:instrText xml:space="preserve"> PAGEREF _Toc240498987 \h </w:instrText>
             </w:r>
             <w:r>
               <w:rPr>
@@ -914,7 +914,7 @@
               <w14:ligatures w14:val="standardContextual"/>
             </w:rPr>
           </w:pPr>
-          <w:hyperlink w:anchor="_Toc240476418" w:history="1">
+          <w:hyperlink w:anchor="_Toc240498988" w:history="1">
             <w:r>
               <w:rPr>
                 <w:rStyle w:val="Hipervnculo"/>
@@ -941,7 +941,7 @@
                 <w:noProof/>
                 <w:webHidden/>
               </w:rPr>
-              <w:instrText xml:space="preserve"> PAGEREF _Toc240476418 \h </w:instrText>
+              <w:instrText xml:space="preserve"> PAGEREF _Toc240498988 \h </w:instrText>
             </w:r>
             <w:r>
               <w:rPr>
@@ -985,7 +985,7 @@
               <w14:ligatures w14:val="standardContextual"/>
             </w:rPr>
           </w:pPr>
-          <w:hyperlink w:anchor="_Toc240476419" w:history="1">
+          <w:hyperlink w:anchor="_Toc240498989" w:history="1">
             <w:r>
               <w:rPr>
                 <w:rStyle w:val="Hipervnculo"/>
@@ -1012,7 +1012,7 @@
                 <w:noProof/>
                 <w:webHidden/>
               </w:rPr>
-              <w:instrText xml:space="preserve"> PAGEREF _Toc240476419 \h </w:instrText>
+              <w:instrText xml:space="preserve"> PAGEREF _Toc240498989 \h </w:instrText>
             </w:r>
             <w:r>
               <w:rPr>
@@ -1056,7 +1056,7 @@
               <w14:ligatures w14:val="standardContextual"/>
             </w:rPr>
           </w:pPr>
-          <w:hyperlink w:anchor="_Toc240476420" w:history="1">
+          <w:hyperlink w:anchor="_Toc240498990" w:history="1">
             <w:r>
               <w:rPr>
                 <w:rStyle w:val="Hipervnculo"/>
@@ -1083,7 +1083,7 @@
                 <w:noProof/>
                 <w:webHidden/>
               </w:rPr>
-              <w:instrText xml:space="preserve"> PAGEREF _Toc240476420 \h </w:instrText>
+              <w:instrText xml:space="preserve"> PAGEREF _Toc240498990 \h </w:instrText>
             </w:r>
             <w:r>
               <w:rPr>
@@ -1127,7 +1127,7 @@
               <w14:ligatures w14:val="standardContextual"/>
             </w:rPr>
           </w:pPr>
-          <w:hyperlink w:anchor="_Toc240476421" w:history="1">
+          <w:hyperlink w:anchor="_Toc240498991" w:history="1">
             <w:r>
               <w:rPr>
                 <w:rStyle w:val="Hipervnculo"/>
@@ -1154,7 +1154,7 @@
                 <w:noProof/>
                 <w:webHidden/>
               </w:rPr>
-              <w:instrText xml:space="preserve"> PAGEREF _Toc240476421 \h </w:instrText>
+              <w:instrText xml:space="preserve"> PAGEREF _Toc240498991 \h </w:instrText>
             </w:r>
             <w:r>
               <w:rPr>
@@ -1198,7 +1198,7 @@
               <w14:ligatures w14:val="standardContextual"/>
             </w:rPr>
           </w:pPr>
-          <w:hyperlink w:anchor="_Toc240476422" w:history="1">
+          <w:hyperlink w:anchor="_Toc240498992" w:history="1">
             <w:r>
               <w:rPr>
                 <w:rStyle w:val="Hipervnculo"/>
@@ -1225,7 +1225,7 @@
                 <w:noProof/>
                 <w:webHidden/>
               </w:rPr>
-              <w:instrText xml:space="preserve"> PAGEREF _Toc240476422 \h </w:instrText>
+              <w:instrText xml:space="preserve"> PAGEREF _Toc240498992 \h </w:instrText>
             </w:r>
             <w:r>
               <w:rPr>
@@ -1269,7 +1269,7 @@
               <w14:ligatures w14:val="standardContextual"/>
             </w:rPr>
           </w:pPr>
-          <w:hyperlink w:anchor="_Toc240476423" w:history="1">
+          <w:hyperlink w:anchor="_Toc240498993" w:history="1">
             <w:r>
               <w:rPr>
                 <w:rStyle w:val="Hipervnculo"/>
@@ -1296,7 +1296,7 @@
                 <w:noProof/>
                 <w:webHidden/>
               </w:rPr>
-              <w:instrText xml:space="preserve"> PAGEREF _Toc240476423 \h </w:instrText>
+              <w:instrText xml:space="preserve"> PAGEREF _Toc240498993 \h </w:instrText>
             </w:r>
             <w:r>
               <w:rPr>
@@ -1340,7 +1340,7 @@
               <w14:ligatures w14:val="standardContextual"/>
             </w:rPr>
           </w:pPr>
-          <w:hyperlink w:anchor="_Toc240476424" w:history="1">
+          <w:hyperlink w:anchor="_Toc240498994" w:history="1">
             <w:r>
               <w:rPr>
                 <w:rStyle w:val="Hipervnculo"/>
@@ -1367,7 +1367,7 @@
                 <w:noProof/>
                 <w:webHidden/>
               </w:rPr>
-              <w:instrText xml:space="preserve"> PAGEREF _Toc240476424 \h </w:instrText>
+              <w:instrText xml:space="preserve"> PAGEREF _Toc240498994 \h </w:instrText>
             </w:r>
             <w:r>
               <w:rPr>
@@ -1411,7 +1411,7 @@
               <w14:ligatures w14:val="standardContextual"/>
             </w:rPr>
           </w:pPr>
-          <w:hyperlink w:anchor="_Toc240476425" w:history="1">
+          <w:hyperlink w:anchor="_Toc240498995" w:history="1">
             <w:r>
               <w:rPr>
                 <w:rStyle w:val="Hipervnculo"/>
@@ -1438,7 +1438,7 @@
                 <w:noProof/>
                 <w:webHidden/>
               </w:rPr>
-              <w:instrText xml:space="preserve"> PAGEREF _Toc240476425 \h </w:instrText>
+              <w:instrText xml:space="preserve"> PAGEREF _Toc240498995 \h </w:instrText>
             </w:r>
             <w:r>
               <w:rPr>
@@ -1482,7 +1482,7 @@
               <w14:ligatures w14:val="standardContextual"/>
             </w:rPr>
           </w:pPr>
-          <w:hyperlink w:anchor="_Toc240476426" w:history="1">
+          <w:hyperlink w:anchor="_Toc240498996" w:history="1">
             <w:r>
               <w:rPr>
                 <w:rStyle w:val="Hipervnculo"/>
@@ -1509,7 +1509,7 @@
                 <w:noProof/>
                 <w:webHidden/>
               </w:rPr>
-              <w:instrText xml:space="preserve"> PAGEREF _Toc240476426 \h </w:instrText>
+              <w:instrText xml:space="preserve"> PAGEREF _Toc240498996 \h </w:instrText>
             </w:r>
             <w:r>
               <w:rPr>
@@ -1553,7 +1553,7 @@
               <w14:ligatures w14:val="standardContextual"/>
             </w:rPr>
           </w:pPr>
-          <w:hyperlink w:anchor="_Toc240476427" w:history="1">
+          <w:hyperlink w:anchor="_Toc240498997" w:history="1">
             <w:r>
               <w:rPr>
                 <w:rStyle w:val="Hipervnculo"/>
@@ -1580,7 +1580,7 @@
                 <w:noProof/>
                 <w:webHidden/>
               </w:rPr>
-              <w:instrText xml:space="preserve"> PAGEREF _Toc240476427 \h </w:instrText>
+              <w:instrText xml:space="preserve"> PAGEREF _Toc240498997 \h </w:instrText>
             </w:r>
             <w:r>
               <w:rPr>
@@ -1624,7 +1624,7 @@
               <w14:ligatures w14:val="standardContextual"/>
             </w:rPr>
           </w:pPr>
-          <w:hyperlink w:anchor="_Toc240476428" w:history="1">
+          <w:hyperlink w:anchor="_Toc240498998" w:history="1">
             <w:r>
               <w:rPr>
                 <w:rStyle w:val="Hipervnculo"/>
@@ -1651,7 +1651,7 @@
                 <w:noProof/>
                 <w:webHidden/>
               </w:rPr>
-              <w:instrText xml:space="preserve"> PAGEREF _Toc240476428 \h </w:instrText>
+              <w:instrText xml:space="preserve"> PAGEREF _Toc240498998 \h </w:instrText>
             </w:r>
             <w:r>
               <w:rPr>
@@ -1695,7 +1695,7 @@
               <w14:ligatures w14:val="standardContextual"/>
             </w:rPr>
           </w:pPr>
-          <w:hyperlink w:anchor="_Toc240476429" w:history="1">
+          <w:hyperlink w:anchor="_Toc240498999" w:history="1">
             <w:r>
               <w:rPr>
                 <w:rStyle w:val="Hipervnculo"/>
@@ -1722,7 +1722,7 @@
                 <w:noProof/>
                 <w:webHidden/>
               </w:rPr>
-              <w:instrText xml:space="preserve"> PAGEREF _Toc240476429 \h </w:instrText>
+              <w:instrText xml:space="preserve"> PAGEREF _Toc240498999 \h </w:instrText>
             </w:r>
             <w:r>
               <w:rPr>
@@ -1766,7 +1766,7 @@
               <w14:ligatures w14:val="standardContextual"/>
             </w:rPr>
           </w:pPr>
-          <w:hyperlink w:anchor="_Toc240476430" w:history="1">
+          <w:hyperlink w:anchor="_Toc240499000" w:history="1">
             <w:r>
               <w:rPr>
                 <w:rStyle w:val="Hipervnculo"/>
@@ -1793,7 +1793,7 @@
                 <w:noProof/>
                 <w:webHidden/>
               </w:rPr>
-              <w:instrText xml:space="preserve"> PAGEREF _Toc240476430 \h </w:instrText>
+              <w:instrText xml:space="preserve"> PAGEREF _Toc240499000 \h </w:instrText>
             </w:r>
             <w:r>
               <w:rPr>
@@ -1837,7 +1837,7 @@
               <w14:ligatures w14:val="standardContextual"/>
             </w:rPr>
           </w:pPr>
-          <w:hyperlink w:anchor="_Toc240476431" w:history="1">
+          <w:hyperlink w:anchor="_Toc240499001" w:history="1">
             <w:r>
               <w:rPr>
                 <w:rStyle w:val="Hipervnculo"/>
@@ -1864,7 +1864,7 @@
                 <w:noProof/>
                 <w:webHidden/>
               </w:rPr>
-              <w:instrText xml:space="preserve"> PAGEREF _Toc240476431 \h </w:instrText>
+              <w:instrText xml:space="preserve"> PAGEREF _Toc240499001 \h </w:instrText>
             </w:r>
             <w:r>
               <w:rPr>
@@ -1908,7 +1908,7 @@
               <w14:ligatures w14:val="standardContextual"/>
             </w:rPr>
           </w:pPr>
-          <w:hyperlink w:anchor="_Toc240476432" w:history="1">
+          <w:hyperlink w:anchor="_Toc240499002" w:history="1">
             <w:r>
               <w:rPr>
                 <w:rStyle w:val="Hipervnculo"/>
@@ -1935,7 +1935,7 @@
                 <w:noProof/>
                 <w:webHidden/>
               </w:rPr>
-              <w:instrText xml:space="preserve"> PAGEREF _Toc240476432 \h </w:instrText>
+              <w:instrText xml:space="preserve"> PAGEREF _Toc240499002 \h </w:instrText>
             </w:r>
             <w:r>
               <w:rPr>
@@ -1979,7 +1979,7 @@
               <w14:ligatures w14:val="standardContextual"/>
             </w:rPr>
           </w:pPr>
-          <w:hyperlink w:anchor="_Toc240476433" w:history="1">
+          <w:hyperlink w:anchor="_Toc240499003" w:history="1">
             <w:r>
               <w:rPr>
                 <w:rStyle w:val="Hipervnculo"/>
@@ -2006,7 +2006,7 @@
                 <w:noProof/>
                 <w:webHidden/>
               </w:rPr>
-              <w:instrText xml:space="preserve"> PAGEREF _Toc240476433 \h </w:instrText>
+              <w:instrText xml:space="preserve"> PAGEREF _Toc240499003 \h </w:instrText>
             </w:r>
             <w:r>
               <w:rPr>
@@ -2050,7 +2050,7 @@
               <w14:ligatures w14:val="standardContextual"/>
             </w:rPr>
           </w:pPr>
-          <w:hyperlink w:anchor="_Toc240476434" w:history="1">
+          <w:hyperlink w:anchor="_Toc240499004" w:history="1">
             <w:r>
               <w:rPr>
                 <w:rStyle w:val="Hipervnculo"/>
@@ -2077,7 +2077,7 @@
                 <w:noProof/>
                 <w:webHidden/>
               </w:rPr>
-              <w:instrText xml:space="preserve"> PAGEREF _Toc240476434 \h </w:instrText>
+              <w:instrText xml:space="preserve"> PAGEREF _Toc240499004 \h </w:instrText>
             </w:r>
             <w:r>
               <w:rPr>
@@ -2121,7 +2121,7 @@
               <w14:ligatures w14:val="standardContextual"/>
             </w:rPr>
           </w:pPr>
-          <w:hyperlink w:anchor="_Toc240476435" w:history="1">
+          <w:hyperlink w:anchor="_Toc240499005" w:history="1">
             <w:r>
               <w:rPr>
                 <w:rStyle w:val="Hipervnculo"/>
@@ -2148,7 +2148,7 @@
                 <w:noProof/>
                 <w:webHidden/>
               </w:rPr>
-              <w:instrText xml:space="preserve"> PAGEREF _Toc240476435 \h </w:instrText>
+              <w:instrText xml:space="preserve"> PAGEREF _Toc240499005 \h </w:instrText>
             </w:r>
             <w:r>
               <w:rPr>
@@ -2192,7 +2192,7 @@
               <w14:ligatures w14:val="standardContextual"/>
             </w:rPr>
           </w:pPr>
-          <w:hyperlink w:anchor="_Toc240476436" w:history="1">
+          <w:hyperlink w:anchor="_Toc240499006" w:history="1">
             <w:r>
               <w:rPr>
                 <w:rStyle w:val="Hipervnculo"/>
@@ -2219,7 +2219,7 @@
                 <w:noProof/>
                 <w:webHidden/>
               </w:rPr>
-              <w:instrText xml:space="preserve"> PAGEREF _Toc240476436 \h </w:instrText>
+              <w:instrText xml:space="preserve"> PAGEREF _Toc240499006 \h </w:instrText>
             </w:r>
             <w:r>
               <w:rPr>
@@ -2263,7 +2263,7 @@
               <w14:ligatures w14:val="standardContextual"/>
             </w:rPr>
           </w:pPr>
-          <w:hyperlink w:anchor="_Toc240476437" w:history="1">
+          <w:hyperlink w:anchor="_Toc240499007" w:history="1">
             <w:r>
               <w:rPr>
                 <w:rStyle w:val="Hipervnculo"/>
@@ -2290,7 +2290,7 @@
                 <w:noProof/>
                 <w:webHidden/>
               </w:rPr>
-              <w:instrText xml:space="preserve"> PAGEREF _Toc240476437 \h </w:instrText>
+              <w:instrText xml:space="preserve"> PAGEREF _Toc240499007 \h </w:instrText>
             </w:r>
             <w:r>
               <w:rPr>
@@ -2334,7 +2334,7 @@
               <w14:ligatures w14:val="standardContextual"/>
             </w:rPr>
           </w:pPr>
-          <w:hyperlink w:anchor="_Toc240476438" w:history="1">
+          <w:hyperlink w:anchor="_Toc240499008" w:history="1">
             <w:r>
               <w:rPr>
                 <w:rStyle w:val="Hipervnculo"/>
@@ -2361,7 +2361,7 @@
                 <w:noProof/>
                 <w:webHidden/>
               </w:rPr>
-              <w:instrText xml:space="preserve"> PAGEREF _Toc240476438 \h </w:instrText>
+              <w:instrText xml:space="preserve"> PAGEREF _Toc240499008 \h </w:instrText>
             </w:r>
             <w:r>
               <w:rPr>
@@ -2405,7 +2405,7 @@
               <w14:ligatures w14:val="standardContextual"/>
             </w:rPr>
           </w:pPr>
-          <w:hyperlink w:anchor="_Toc240476439" w:history="1">
+          <w:hyperlink w:anchor="_Toc240499009" w:history="1">
             <w:r>
               <w:rPr>
                 <w:rStyle w:val="Hipervnculo"/>
@@ -2432,7 +2432,7 @@
                 <w:noProof/>
                 <w:webHidden/>
               </w:rPr>
-              <w:instrText xml:space="preserve"> PAGEREF _Toc240476439 \h </w:instrText>
+              <w:instrText xml:space="preserve"> PAGEREF _Toc240499009 \h </w:instrText>
             </w:r>
             <w:r>
               <w:rPr>
@@ -2476,7 +2476,7 @@
               <w14:ligatures w14:val="standardContextual"/>
             </w:rPr>
           </w:pPr>
-          <w:hyperlink w:anchor="_Toc240476440" w:history="1">
+          <w:hyperlink w:anchor="_Toc240499010" w:history="1">
             <w:r>
               <w:rPr>
                 <w:rStyle w:val="Hipervnculo"/>
@@ -2503,7 +2503,7 @@
                 <w:noProof/>
                 <w:webHidden/>
               </w:rPr>
-              <w:instrText xml:space="preserve"> PAGEREF _Toc240476440 \h </w:instrText>
+              <w:instrText xml:space="preserve"> PAGEREF _Toc240499010 \h </w:instrText>
             </w:r>
             <w:r>
               <w:rPr>
@@ -2547,7 +2547,7 @@
               <w14:ligatures w14:val="standardContextual"/>
             </w:rPr>
           </w:pPr>
-          <w:hyperlink w:anchor="_Toc240476441" w:history="1">
+          <w:hyperlink w:anchor="_Toc240499011" w:history="1">
             <w:r>
               <w:rPr>
                 <w:rStyle w:val="Hipervnculo"/>
@@ -2574,7 +2574,7 @@
                 <w:noProof/>
                 <w:webHidden/>
               </w:rPr>
-              <w:instrText xml:space="preserve"> PAGEREF _Toc240476441 \h </w:instrText>
+              <w:instrText xml:space="preserve"> PAGEREF _Toc240499011 \h </w:instrText>
             </w:r>
             <w:r>
               <w:rPr>
@@ -2618,7 +2618,7 @@
               <w14:ligatures w14:val="standardContextual"/>
             </w:rPr>
           </w:pPr>
-          <w:hyperlink w:anchor="_Toc240476442" w:history="1">
+          <w:hyperlink w:anchor="_Toc240499012" w:history="1">
             <w:r>
               <w:rPr>
                 <w:rStyle w:val="Hipervnculo"/>
@@ -2645,7 +2645,7 @@
                 <w:noProof/>
                 <w:webHidden/>
               </w:rPr>
-              <w:instrText xml:space="preserve"> PAGEREF _Toc240476442 \h </w:instrText>
+              <w:instrText xml:space="preserve"> PAGEREF _Toc240499012 \h </w:instrText>
             </w:r>
             <w:r>
               <w:rPr>
@@ -2689,7 +2689,7 @@
               <w14:ligatures w14:val="standardContextual"/>
             </w:rPr>
           </w:pPr>
-          <w:hyperlink w:anchor="_Toc240476443" w:history="1">
+          <w:hyperlink w:anchor="_Toc240499013" w:history="1">
             <w:r>
               <w:rPr>
                 <w:rStyle w:val="Hipervnculo"/>
@@ -2716,7 +2716,7 @@
                 <w:noProof/>
                 <w:webHidden/>
               </w:rPr>
-              <w:instrText xml:space="preserve"> PAGEREF _Toc240476443 \h </w:instrText>
+              <w:instrText xml:space="preserve"> PAGEREF _Toc240499013 \h </w:instrText>
             </w:r>
             <w:r>
               <w:rPr>
@@ -2760,7 +2760,7 @@
               <w14:ligatures w14:val="standardContextual"/>
             </w:rPr>
           </w:pPr>
-          <w:hyperlink w:anchor="_Toc240476444" w:history="1">
+          <w:hyperlink w:anchor="_Toc240499014" w:history="1">
             <w:r>
               <w:rPr>
                 <w:rStyle w:val="Hipervnculo"/>
@@ -2787,7 +2787,7 @@
                 <w:noProof/>
                 <w:webHidden/>
               </w:rPr>
-              <w:instrText xml:space="preserve"> PAGEREF _Toc240476444 \h </w:instrText>
+              <w:instrText xml:space="preserve"> PAGEREF _Toc240499014 \h </w:instrText>
             </w:r>
             <w:r>
               <w:rPr>
@@ -2807,7 +2807,7 @@
                 <w:noProof/>
                 <w:webHidden/>
               </w:rPr>
-              <w:t>25</w:t>
+              <w:t>26</w:t>
             </w:r>
             <w:r>
               <w:rPr>
@@ -2831,7 +2831,7 @@
               <w14:ligatures w14:val="standardContextual"/>
             </w:rPr>
           </w:pPr>
-          <w:hyperlink w:anchor="_Toc240476445" w:history="1">
+          <w:hyperlink w:anchor="_Toc240499015" w:history="1">
             <w:r>
               <w:rPr>
                 <w:rStyle w:val="Hipervnculo"/>
@@ -2858,7 +2858,7 @@
                 <w:noProof/>
                 <w:webHidden/>
               </w:rPr>
-              <w:instrText xml:space="preserve"> PAGEREF _Toc240476445 \h </w:instrText>
+              <w:instrText xml:space="preserve"> PAGEREF _Toc240499015 \h </w:instrText>
             </w:r>
             <w:r>
               <w:rPr>
@@ -2902,7 +2902,7 @@
               <w14:ligatures w14:val="standardContextual"/>
             </w:rPr>
           </w:pPr>
-          <w:hyperlink w:anchor="_Toc240476446" w:history="1">
+          <w:hyperlink w:anchor="_Toc240499016" w:history="1">
             <w:r>
               <w:rPr>
                 <w:rStyle w:val="Hipervnculo"/>
@@ -2929,7 +2929,7 @@
                 <w:noProof/>
                 <w:webHidden/>
               </w:rPr>
-              <w:instrText xml:space="preserve"> PAGEREF _Toc240476446 \h </w:instrText>
+              <w:instrText xml:space="preserve"> PAGEREF _Toc240499016 \h </w:instrText>
             </w:r>
             <w:r>
               <w:rPr>
@@ -2973,7 +2973,7 @@
               <w14:ligatures w14:val="standardContextual"/>
             </w:rPr>
           </w:pPr>
-          <w:hyperlink w:anchor="_Toc240476447" w:history="1">
+          <w:hyperlink w:anchor="_Toc240499017" w:history="1">
             <w:r>
               <w:rPr>
                 <w:rStyle w:val="Hipervnculo"/>
@@ -3000,7 +3000,7 @@
                 <w:noProof/>
                 <w:webHidden/>
               </w:rPr>
-              <w:instrText xml:space="preserve"> PAGEREF _Toc240476447 \h </w:instrText>
+              <w:instrText xml:space="preserve"> PAGEREF _Toc240499017 \h </w:instrText>
             </w:r>
             <w:r>
               <w:rPr>
@@ -3044,7 +3044,7 @@
               <w14:ligatures w14:val="standardContextual"/>
             </w:rPr>
           </w:pPr>
-          <w:hyperlink w:anchor="_Toc240476448" w:history="1">
+          <w:hyperlink w:anchor="_Toc240499018" w:history="1">
             <w:r>
               <w:rPr>
                 <w:rStyle w:val="Hipervnculo"/>
@@ -3071,7 +3071,7 @@
                 <w:noProof/>
                 <w:webHidden/>
               </w:rPr>
-              <w:instrText xml:space="preserve"> PAGEREF _Toc240476448 \h </w:instrText>
+              <w:instrText xml:space="preserve"> PAGEREF _Toc240499018 \h </w:instrText>
             </w:r>
             <w:r>
               <w:rPr>
@@ -3115,7 +3115,7 @@
               <w14:ligatures w14:val="standardContextual"/>
             </w:rPr>
           </w:pPr>
-          <w:hyperlink w:anchor="_Toc240476449" w:history="1">
+          <w:hyperlink w:anchor="_Toc240499019" w:history="1">
             <w:r>
               <w:rPr>
                 <w:rStyle w:val="Hipervnculo"/>
@@ -3142,7 +3142,7 @@
                 <w:noProof/>
                 <w:webHidden/>
               </w:rPr>
-              <w:instrText xml:space="preserve"> PAGEREF _Toc240476449 \h </w:instrText>
+              <w:instrText xml:space="preserve"> PAGEREF _Toc240499019 \h </w:instrText>
             </w:r>
             <w:r>
               <w:rPr>
@@ -3162,7 +3162,7 @@
                 <w:noProof/>
                 <w:webHidden/>
               </w:rPr>
-              <w:t>29</w:t>
+              <w:t>30</w:t>
             </w:r>
             <w:r>
               <w:rPr>
@@ -3186,7 +3186,7 @@
               <w14:ligatures w14:val="standardContextual"/>
             </w:rPr>
           </w:pPr>
-          <w:hyperlink w:anchor="_Toc240476450" w:history="1">
+          <w:hyperlink w:anchor="_Toc240499020" w:history="1">
             <w:r>
               <w:rPr>
                 <w:rStyle w:val="Hipervnculo"/>
@@ -3213,7 +3213,7 @@
                 <w:noProof/>
                 <w:webHidden/>
               </w:rPr>
-              <w:instrText xml:space="preserve"> PAGEREF _Toc240476450 \h </w:instrText>
+              <w:instrText xml:space="preserve"> PAGEREF _Toc240499020 \h </w:instrText>
             </w:r>
             <w:r>
               <w:rPr>
@@ -3233,7 +3233,7 @@
                 <w:noProof/>
                 <w:webHidden/>
               </w:rPr>
-              <w:t>31</w:t>
+              <w:t>32</w:t>
             </w:r>
             <w:r>
               <w:rPr>
@@ -3257,7 +3257,7 @@
               <w14:ligatures w14:val="standardContextual"/>
             </w:rPr>
           </w:pPr>
-          <w:hyperlink w:anchor="_Toc240476451" w:history="1">
+          <w:hyperlink w:anchor="_Toc240499021" w:history="1">
             <w:r>
               <w:rPr>
                 <w:rStyle w:val="Hipervnculo"/>
@@ -3284,7 +3284,7 @@
                 <w:noProof/>
                 <w:webHidden/>
               </w:rPr>
-              <w:instrText xml:space="preserve"> PAGEREF _Toc240476451 \h </w:instrText>
+              <w:instrText xml:space="preserve"> PAGEREF _Toc240499021 \h </w:instrText>
             </w:r>
             <w:r>
               <w:rPr>
@@ -3304,7 +3304,7 @@
                 <w:noProof/>
                 <w:webHidden/>
               </w:rPr>
-              <w:t>34</w:t>
+              <w:t>35</w:t>
             </w:r>
             <w:r>
               <w:rPr>
@@ -3328,7 +3328,7 @@
               <w14:ligatures w14:val="standardContextual"/>
             </w:rPr>
           </w:pPr>
-          <w:hyperlink w:anchor="_Toc240476452" w:history="1">
+          <w:hyperlink w:anchor="_Toc240499022" w:history="1">
             <w:r>
               <w:rPr>
                 <w:rStyle w:val="Hipervnculo"/>
@@ -3355,7 +3355,7 @@
                 <w:noProof/>
                 <w:webHidden/>
               </w:rPr>
-              <w:instrText xml:space="preserve"> PAGEREF _Toc240476452 \h </w:instrText>
+              <w:instrText xml:space="preserve"> PAGEREF _Toc240499022 \h </w:instrText>
             </w:r>
             <w:r>
               <w:rPr>
@@ -3375,7 +3375,7 @@
                 <w:noProof/>
                 <w:webHidden/>
               </w:rPr>
-              <w:t>34</w:t>
+              <w:t>35</w:t>
             </w:r>
             <w:r>
               <w:rPr>
@@ -3399,7 +3399,7 @@
               <w14:ligatures w14:val="standardContextual"/>
             </w:rPr>
           </w:pPr>
-          <w:hyperlink w:anchor="_Toc240476453" w:history="1">
+          <w:hyperlink w:anchor="_Toc240499023" w:history="1">
             <w:r>
               <w:rPr>
                 <w:rStyle w:val="Hipervnculo"/>
@@ -3426,7 +3426,7 @@
                 <w:noProof/>
                 <w:webHidden/>
               </w:rPr>
-              <w:instrText xml:space="preserve"> PAGEREF _Toc240476453 \h </w:instrText>
+              <w:instrText xml:space="preserve"> PAGEREF _Toc240499023 \h </w:instrText>
             </w:r>
             <w:r>
               <w:rPr>
@@ -3446,7 +3446,7 @@
                 <w:noProof/>
                 <w:webHidden/>
               </w:rPr>
-              <w:t>34</w:t>
+              <w:t>35</w:t>
             </w:r>
             <w:r>
               <w:rPr>
@@ -3470,7 +3470,7 @@
               <w14:ligatures w14:val="standardContextual"/>
             </w:rPr>
           </w:pPr>
-          <w:hyperlink w:anchor="_Toc240476454" w:history="1">
+          <w:hyperlink w:anchor="_Toc240499024" w:history="1">
             <w:r>
               <w:rPr>
                 <w:rStyle w:val="Hipervnculo"/>
@@ -3497,7 +3497,7 @@
                 <w:noProof/>
                 <w:webHidden/>
               </w:rPr>
-              <w:instrText xml:space="preserve"> PAGEREF _Toc240476454 \h </w:instrText>
+              <w:instrText xml:space="preserve"> PAGEREF _Toc240499024 \h </w:instrText>
             </w:r>
             <w:r>
               <w:rPr>
@@ -3517,7 +3517,7 @@
                 <w:noProof/>
                 <w:webHidden/>
               </w:rPr>
-              <w:t>35</w:t>
+              <w:t>37</w:t>
             </w:r>
             <w:r>
               <w:rPr>
@@ -3541,7 +3541,7 @@
               <w14:ligatures w14:val="standardContextual"/>
             </w:rPr>
           </w:pPr>
-          <w:hyperlink w:anchor="_Toc240476455" w:history="1">
+          <w:hyperlink w:anchor="_Toc240499025" w:history="1">
             <w:r>
               <w:rPr>
                 <w:rStyle w:val="Hipervnculo"/>
@@ -3568,7 +3568,7 @@
                 <w:noProof/>
                 <w:webHidden/>
               </w:rPr>
-              <w:instrText xml:space="preserve"> PAGEREF _Toc240476455 \h </w:instrText>
+              <w:instrText xml:space="preserve"> PAGEREF _Toc240499025 \h </w:instrText>
             </w:r>
             <w:r>
               <w:rPr>
@@ -3588,7 +3588,7 @@
                 <w:noProof/>
                 <w:webHidden/>
               </w:rPr>
-              <w:t>36</w:t>
+              <w:t>37</w:t>
             </w:r>
             <w:r>
               <w:rPr>
@@ -3612,7 +3612,7 @@
               <w14:ligatures w14:val="standardContextual"/>
             </w:rPr>
           </w:pPr>
-          <w:hyperlink w:anchor="_Toc240476456" w:history="1">
+          <w:hyperlink w:anchor="_Toc240499026" w:history="1">
             <w:r>
               <w:rPr>
                 <w:rStyle w:val="Hipervnculo"/>
@@ -3639,7 +3639,7 @@
                 <w:noProof/>
                 <w:webHidden/>
               </w:rPr>
-              <w:instrText xml:space="preserve"> PAGEREF _Toc240476456 \h </w:instrText>
+              <w:instrText xml:space="preserve"> PAGEREF _Toc240499026 \h </w:instrText>
             </w:r>
             <w:r>
               <w:rPr>
@@ -3659,7 +3659,7 @@
                 <w:noProof/>
                 <w:webHidden/>
               </w:rPr>
-              <w:t>37</w:t>
+              <w:t>39</w:t>
             </w:r>
             <w:r>
               <w:rPr>
@@ -3683,7 +3683,7 @@
               <w14:ligatures w14:val="standardContextual"/>
             </w:rPr>
           </w:pPr>
-          <w:hyperlink w:anchor="_Toc240476457" w:history="1">
+          <w:hyperlink w:anchor="_Toc240499027" w:history="1">
             <w:r>
               <w:rPr>
                 <w:rStyle w:val="Hipervnculo"/>
@@ -3710,7 +3710,7 @@
                 <w:noProof/>
                 <w:webHidden/>
               </w:rPr>
-              <w:instrText xml:space="preserve"> PAGEREF _Toc240476457 \h </w:instrText>
+              <w:instrText xml:space="preserve"> PAGEREF _Toc240499027 \h </w:instrText>
             </w:r>
             <w:r>
               <w:rPr>
@@ -3730,7 +3730,7 @@
                 <w:noProof/>
                 <w:webHidden/>
               </w:rPr>
-              <w:t>38</w:t>
+              <w:t>39</w:t>
             </w:r>
             <w:r>
               <w:rPr>
@@ -3754,7 +3754,7 @@
               <w14:ligatures w14:val="standardContextual"/>
             </w:rPr>
           </w:pPr>
-          <w:hyperlink w:anchor="_Toc240476458" w:history="1">
+          <w:hyperlink w:anchor="_Toc240499028" w:history="1">
             <w:r>
               <w:rPr>
                 <w:rStyle w:val="Hipervnculo"/>
@@ -3781,7 +3781,7 @@
                 <w:noProof/>
                 <w:webHidden/>
               </w:rPr>
-              <w:instrText xml:space="preserve"> PAGEREF _Toc240476458 \h </w:instrText>
+              <w:instrText xml:space="preserve"> PAGEREF _Toc240499028 \h </w:instrText>
             </w:r>
             <w:r>
               <w:rPr>
@@ -3801,7 +3801,7 @@
                 <w:noProof/>
                 <w:webHidden/>
               </w:rPr>
-              <w:t>38</w:t>
+              <w:t>39</w:t>
             </w:r>
             <w:r>
               <w:rPr>
@@ -3825,7 +3825,7 @@
               <w14:ligatures w14:val="standardContextual"/>
             </w:rPr>
           </w:pPr>
-          <w:hyperlink w:anchor="_Toc240476459" w:history="1">
+          <w:hyperlink w:anchor="_Toc240499029" w:history="1">
             <w:r>
               <w:rPr>
                 <w:rStyle w:val="Hipervnculo"/>
@@ -3852,7 +3852,7 @@
                 <w:noProof/>
                 <w:webHidden/>
               </w:rPr>
-              <w:instrText xml:space="preserve"> PAGEREF _Toc240476459 \h </w:instrText>
+              <w:instrText xml:space="preserve"> PAGEREF _Toc240499029 \h </w:instrText>
             </w:r>
             <w:r>
               <w:rPr>
@@ -3872,7 +3872,7 @@
                 <w:noProof/>
                 <w:webHidden/>
               </w:rPr>
-              <w:t>38</w:t>
+              <w:t>39</w:t>
             </w:r>
             <w:r>
               <w:rPr>
@@ -3896,7 +3896,7 @@
               <w14:ligatures w14:val="standardContextual"/>
             </w:rPr>
           </w:pPr>
-          <w:hyperlink w:anchor="_Toc240476460" w:history="1">
+          <w:hyperlink w:anchor="_Toc240499030" w:history="1">
             <w:r>
               <w:rPr>
                 <w:rStyle w:val="Hipervnculo"/>
@@ -3923,7 +3923,7 @@
                 <w:noProof/>
                 <w:webHidden/>
               </w:rPr>
-              <w:instrText xml:space="preserve"> PAGEREF _Toc240476460 \h </w:instrText>
+              <w:instrText xml:space="preserve"> PAGEREF _Toc240499030 \h </w:instrText>
             </w:r>
             <w:r>
               <w:rPr>
@@ -3943,7 +3943,7 @@
                 <w:noProof/>
                 <w:webHidden/>
               </w:rPr>
-              <w:t>38</w:t>
+              <w:t>39</w:t>
             </w:r>
             <w:r>
               <w:rPr>
@@ -3967,7 +3967,7 @@
               <w14:ligatures w14:val="standardContextual"/>
             </w:rPr>
           </w:pPr>
-          <w:hyperlink w:anchor="_Toc240476461" w:history="1">
+          <w:hyperlink w:anchor="_Toc240499031" w:history="1">
             <w:r>
               <w:rPr>
                 <w:rStyle w:val="Hipervnculo"/>
@@ -3994,7 +3994,7 @@
                 <w:noProof/>
                 <w:webHidden/>
               </w:rPr>
-              <w:instrText xml:space="preserve"> PAGEREF _Toc240476461 \h </w:instrText>
+              <w:instrText xml:space="preserve"> PAGEREF _Toc240499031 \h </w:instrText>
             </w:r>
             <w:r>
               <w:rPr>
@@ -4014,7 +4014,7 @@
                 <w:noProof/>
                 <w:webHidden/>
               </w:rPr>
-              <w:t>39</w:t>
+              <w:t>40</w:t>
             </w:r>
             <w:r>
               <w:rPr>
@@ -4038,7 +4038,7 @@
               <w14:ligatures w14:val="standardContextual"/>
             </w:rPr>
           </w:pPr>
-          <w:hyperlink w:anchor="_Toc240476462" w:history="1">
+          <w:hyperlink w:anchor="_Toc240499032" w:history="1">
             <w:r>
               <w:rPr>
                 <w:rStyle w:val="Hipervnculo"/>
@@ -4065,7 +4065,7 @@
                 <w:noProof/>
                 <w:webHidden/>
               </w:rPr>
-              <w:instrText xml:space="preserve"> PAGEREF _Toc240476462 \h </w:instrText>
+              <w:instrText xml:space="preserve"> PAGEREF _Toc240499032 \h </w:instrText>
             </w:r>
             <w:r>
               <w:rPr>
@@ -4085,7 +4085,7 @@
                 <w:noProof/>
                 <w:webHidden/>
               </w:rPr>
-              <w:t>40</w:t>
+              <w:t>41</w:t>
             </w:r>
             <w:r>
               <w:rPr>
@@ -4109,7 +4109,7 @@
               <w14:ligatures w14:val="standardContextual"/>
             </w:rPr>
           </w:pPr>
-          <w:hyperlink w:anchor="_Toc240476463" w:history="1">
+          <w:hyperlink w:anchor="_Toc240499033" w:history="1">
             <w:r>
               <w:rPr>
                 <w:rStyle w:val="Hipervnculo"/>
@@ -4136,7 +4136,7 @@
                 <w:noProof/>
                 <w:webHidden/>
               </w:rPr>
-              <w:instrText xml:space="preserve"> PAGEREF _Toc240476463 \h </w:instrText>
+              <w:instrText xml:space="preserve"> PAGEREF _Toc240499033 \h </w:instrText>
             </w:r>
             <w:r>
               <w:rPr>
@@ -4156,7 +4156,7 @@
                 <w:noProof/>
                 <w:webHidden/>
               </w:rPr>
-              <w:t>41</w:t>
+              <w:t>42</w:t>
             </w:r>
             <w:r>
               <w:rPr>
@@ -4180,7 +4180,7 @@
               <w14:ligatures w14:val="standardContextual"/>
             </w:rPr>
           </w:pPr>
-          <w:hyperlink w:anchor="_Toc240476464" w:history="1">
+          <w:hyperlink w:anchor="_Toc240499034" w:history="1">
             <w:r>
               <w:rPr>
                 <w:rStyle w:val="Hipervnculo"/>
@@ -4207,7 +4207,7 @@
                 <w:noProof/>
                 <w:webHidden/>
               </w:rPr>
-              <w:instrText xml:space="preserve"> PAGEREF _Toc240476464 \h </w:instrText>
+              <w:instrText xml:space="preserve"> PAGEREF _Toc240499034 \h </w:instrText>
             </w:r>
             <w:r>
               <w:rPr>
@@ -4227,7 +4227,7 @@
                 <w:noProof/>
                 <w:webHidden/>
               </w:rPr>
-              <w:t>42</w:t>
+              <w:t>43</w:t>
             </w:r>
             <w:r>
               <w:rPr>
@@ -4251,7 +4251,7 @@
               <w14:ligatures w14:val="standardContextual"/>
             </w:rPr>
           </w:pPr>
-          <w:hyperlink w:anchor="_Toc240476465" w:history="1">
+          <w:hyperlink w:anchor="_Toc240499035" w:history="1">
             <w:r>
               <w:rPr>
                 <w:rStyle w:val="Hipervnculo"/>
@@ -4278,7 +4278,7 @@
                 <w:noProof/>
                 <w:webHidden/>
               </w:rPr>
-              <w:instrText xml:space="preserve"> PAGEREF _Toc240476465 \h </w:instrText>
+              <w:instrText xml:space="preserve"> PAGEREF _Toc240499035 \h </w:instrText>
             </w:r>
             <w:r>
               <w:rPr>
@@ -4298,7 +4298,7 @@
                 <w:noProof/>
                 <w:webHidden/>
               </w:rPr>
-              <w:t>44</w:t>
+              <w:t>45</w:t>
             </w:r>
             <w:r>
               <w:rPr>
@@ -4322,7 +4322,7 @@
               <w14:ligatures w14:val="standardContextual"/>
             </w:rPr>
           </w:pPr>
-          <w:hyperlink w:anchor="_Toc240476466" w:history="1">
+          <w:hyperlink w:anchor="_Toc240499036" w:history="1">
             <w:r>
               <w:rPr>
                 <w:rStyle w:val="Hipervnculo"/>
@@ -4349,7 +4349,7 @@
                 <w:noProof/>
                 <w:webHidden/>
               </w:rPr>
-              <w:instrText xml:space="preserve"> PAGEREF _Toc240476466 \h </w:instrText>
+              <w:instrText xml:space="preserve"> PAGEREF _Toc240499036 \h </w:instrText>
             </w:r>
             <w:r>
               <w:rPr>
@@ -4369,7 +4369,7 @@
                 <w:noProof/>
                 <w:webHidden/>
               </w:rPr>
-              <w:t>45</w:t>
+              <w:t>46</w:t>
             </w:r>
             <w:r>
               <w:rPr>
@@ -4393,7 +4393,7 @@
               <w14:ligatures w14:val="standardContextual"/>
             </w:rPr>
           </w:pPr>
-          <w:hyperlink w:anchor="_Toc240476467" w:history="1">
+          <w:hyperlink w:anchor="_Toc240499037" w:history="1">
             <w:r>
               <w:rPr>
                 <w:rStyle w:val="Hipervnculo"/>
@@ -4420,7 +4420,7 @@
                 <w:noProof/>
                 <w:webHidden/>
               </w:rPr>
-              <w:instrText xml:space="preserve"> PAGEREF _Toc240476467 \h </w:instrText>
+              <w:instrText xml:space="preserve"> PAGEREF _Toc240499037 \h </w:instrText>
             </w:r>
             <w:r>
               <w:rPr>
@@ -4440,7 +4440,7 @@
                 <w:noProof/>
                 <w:webHidden/>
               </w:rPr>
-              <w:t>46</w:t>
+              <w:t>47</w:t>
             </w:r>
             <w:r>
               <w:rPr>
@@ -4464,7 +4464,7 @@
               <w14:ligatures w14:val="standardContextual"/>
             </w:rPr>
           </w:pPr>
-          <w:hyperlink w:anchor="_Toc240476468" w:history="1">
+          <w:hyperlink w:anchor="_Toc240499038" w:history="1">
             <w:r>
               <w:rPr>
                 <w:rStyle w:val="Hipervnculo"/>
@@ -4491,7 +4491,7 @@
                 <w:noProof/>
                 <w:webHidden/>
               </w:rPr>
-              <w:instrText xml:space="preserve"> PAGEREF _Toc240476468 \h </w:instrText>
+              <w:instrText xml:space="preserve"> PAGEREF _Toc240499038 \h </w:instrText>
             </w:r>
             <w:r>
               <w:rPr>
@@ -4511,7 +4511,7 @@
                 <w:noProof/>
                 <w:webHidden/>
               </w:rPr>
-              <w:t>48</w:t>
+              <w:t>49</w:t>
             </w:r>
             <w:r>
               <w:rPr>
@@ -4535,7 +4535,7 @@
               <w14:ligatures w14:val="standardContextual"/>
             </w:rPr>
           </w:pPr>
-          <w:hyperlink w:anchor="_Toc240476469" w:history="1">
+          <w:hyperlink w:anchor="_Toc240499039" w:history="1">
             <w:r>
               <w:rPr>
                 <w:rStyle w:val="Hipervnculo"/>
@@ -4562,7 +4562,7 @@
                 <w:noProof/>
                 <w:webHidden/>
               </w:rPr>
-              <w:instrText xml:space="preserve"> PAGEREF _Toc240476469 \h </w:instrText>
+              <w:instrText xml:space="preserve"> PAGEREF _Toc240499039 \h </w:instrText>
             </w:r>
             <w:r>
               <w:rPr>
@@ -4582,7 +4582,7 @@
                 <w:noProof/>
                 <w:webHidden/>
               </w:rPr>
-              <w:t>48</w:t>
+              <w:t>49</w:t>
             </w:r>
             <w:r>
               <w:rPr>
@@ -4606,7 +4606,7 @@
               <w14:ligatures w14:val="standardContextual"/>
             </w:rPr>
           </w:pPr>
-          <w:hyperlink w:anchor="_Toc240476470" w:history="1">
+          <w:hyperlink w:anchor="_Toc240499040" w:history="1">
             <w:r>
               <w:rPr>
                 <w:rStyle w:val="Hipervnculo"/>
@@ -4633,7 +4633,7 @@
                 <w:noProof/>
                 <w:webHidden/>
               </w:rPr>
-              <w:instrText xml:space="preserve"> PAGEREF _Toc240476470 \h </w:instrText>
+              <w:instrText xml:space="preserve"> PAGEREF _Toc240499040 \h </w:instrText>
             </w:r>
             <w:r>
               <w:rPr>
@@ -4653,7 +4653,7 @@
                 <w:noProof/>
                 <w:webHidden/>
               </w:rPr>
-              <w:t>48</w:t>
+              <w:t>49</w:t>
             </w:r>
             <w:r>
               <w:rPr>
@@ -4677,7 +4677,7 @@
               <w14:ligatures w14:val="standardContextual"/>
             </w:rPr>
           </w:pPr>
-          <w:hyperlink w:anchor="_Toc240476471" w:history="1">
+          <w:hyperlink w:anchor="_Toc240499041" w:history="1">
             <w:r>
               <w:rPr>
                 <w:rStyle w:val="Hipervnculo"/>
@@ -4704,7 +4704,7 @@
                 <w:noProof/>
                 <w:webHidden/>
               </w:rPr>
-              <w:instrText xml:space="preserve"> PAGEREF _Toc240476471 \h </w:instrText>
+              <w:instrText xml:space="preserve"> PAGEREF _Toc240499041 \h </w:instrText>
             </w:r>
             <w:r>
               <w:rPr>
@@ -4724,7 +4724,7 @@
                 <w:noProof/>
                 <w:webHidden/>
               </w:rPr>
-              <w:t>49</w:t>
+              <w:t>50</w:t>
             </w:r>
             <w:r>
               <w:rPr>
@@ -4748,7 +4748,7 @@
               <w14:ligatures w14:val="standardContextual"/>
             </w:rPr>
           </w:pPr>
-          <w:hyperlink w:anchor="_Toc240476472" w:history="1">
+          <w:hyperlink w:anchor="_Toc240499042" w:history="1">
             <w:r>
               <w:rPr>
                 <w:rStyle w:val="Hipervnculo"/>
@@ -4775,7 +4775,7 @@
                 <w:noProof/>
                 <w:webHidden/>
               </w:rPr>
-              <w:instrText xml:space="preserve"> PAGEREF _Toc240476472 \h </w:instrText>
+              <w:instrText xml:space="preserve"> PAGEREF _Toc240499042 \h </w:instrText>
             </w:r>
             <w:r>
               <w:rPr>
@@ -4795,7 +4795,7 @@
                 <w:noProof/>
                 <w:webHidden/>
               </w:rPr>
-              <w:t>50</w:t>
+              <w:t>51</w:t>
             </w:r>
             <w:r>
               <w:rPr>
@@ -4819,7 +4819,7 @@
               <w14:ligatures w14:val="standardContextual"/>
             </w:rPr>
           </w:pPr>
-          <w:hyperlink w:anchor="_Toc240476473" w:history="1">
+          <w:hyperlink w:anchor="_Toc240499043" w:history="1">
             <w:r>
               <w:rPr>
                 <w:rStyle w:val="Hipervnculo"/>
@@ -4846,7 +4846,7 @@
                 <w:noProof/>
                 <w:webHidden/>
               </w:rPr>
-              <w:instrText xml:space="preserve"> PAGEREF _Toc240476473 \h </w:instrText>
+              <w:instrText xml:space="preserve"> PAGEREF _Toc240499043 \h </w:instrText>
             </w:r>
             <w:r>
               <w:rPr>
@@ -4866,7 +4866,7 @@
                 <w:noProof/>
                 <w:webHidden/>
               </w:rPr>
-              <w:t>51</w:t>
+              <w:t>52</w:t>
             </w:r>
             <w:r>
               <w:rPr>
@@ -4890,7 +4890,7 @@
               <w14:ligatures w14:val="standardContextual"/>
             </w:rPr>
           </w:pPr>
-          <w:hyperlink w:anchor="_Toc240476474" w:history="1">
+          <w:hyperlink w:anchor="_Toc240499044" w:history="1">
             <w:r>
               <w:rPr>
                 <w:rStyle w:val="Hipervnculo"/>
@@ -4917,7 +4917,7 @@
                 <w:noProof/>
                 <w:webHidden/>
               </w:rPr>
-              <w:instrText xml:space="preserve"> PAGEREF _Toc240476474 \h </w:instrText>
+              <w:instrText xml:space="preserve"> PAGEREF _Toc240499044 \h </w:instrText>
             </w:r>
             <w:r>
               <w:rPr>
@@ -4937,7 +4937,7 @@
                 <w:noProof/>
                 <w:webHidden/>
               </w:rPr>
-              <w:t>51</w:t>
+              <w:t>52</w:t>
             </w:r>
             <w:r>
               <w:rPr>
@@ -4961,7 +4961,7 @@
               <w14:ligatures w14:val="standardContextual"/>
             </w:rPr>
           </w:pPr>
-          <w:hyperlink w:anchor="_Toc240476475" w:history="1">
+          <w:hyperlink w:anchor="_Toc240499045" w:history="1">
             <w:r>
               <w:rPr>
                 <w:rStyle w:val="Hipervnculo"/>
@@ -4988,7 +4988,7 @@
                 <w:noProof/>
                 <w:webHidden/>
               </w:rPr>
-              <w:instrText xml:space="preserve"> PAGEREF _Toc240476475 \h </w:instrText>
+              <w:instrText xml:space="preserve"> PAGEREF _Toc240499045 \h </w:instrText>
             </w:r>
             <w:r>
               <w:rPr>
@@ -5008,7 +5008,7 @@
                 <w:noProof/>
                 <w:webHidden/>
               </w:rPr>
-              <w:t>51</w:t>
+              <w:t>52</w:t>
             </w:r>
             <w:r>
               <w:rPr>
@@ -5032,7 +5032,7 @@
               <w14:ligatures w14:val="standardContextual"/>
             </w:rPr>
           </w:pPr>
-          <w:hyperlink w:anchor="_Toc240476476" w:history="1">
+          <w:hyperlink w:anchor="_Toc240499046" w:history="1">
             <w:r>
               <w:rPr>
                 <w:rStyle w:val="Hipervnculo"/>
@@ -5059,7 +5059,7 @@
                 <w:noProof/>
                 <w:webHidden/>
               </w:rPr>
-              <w:instrText xml:space="preserve"> PAGEREF _Toc240476476 \h </w:instrText>
+              <w:instrText xml:space="preserve"> PAGEREF _Toc240499046 \h </w:instrText>
             </w:r>
             <w:r>
               <w:rPr>
@@ -5079,7 +5079,7 @@
                 <w:noProof/>
                 <w:webHidden/>
               </w:rPr>
-              <w:t>52</w:t>
+              <w:t>53</w:t>
             </w:r>
             <w:r>
               <w:rPr>
@@ -5103,7 +5103,7 @@
               <w14:ligatures w14:val="standardContextual"/>
             </w:rPr>
           </w:pPr>
-          <w:hyperlink w:anchor="_Toc240476477" w:history="1">
+          <w:hyperlink w:anchor="_Toc240499047" w:history="1">
             <w:r>
               <w:rPr>
                 <w:rStyle w:val="Hipervnculo"/>
@@ -5130,7 +5130,7 @@
                 <w:noProof/>
                 <w:webHidden/>
               </w:rPr>
-              <w:instrText xml:space="preserve"> PAGEREF _Toc240476477 \h </w:instrText>
+              <w:instrText xml:space="preserve"> PAGEREF _Toc240499047 \h </w:instrText>
             </w:r>
             <w:r>
               <w:rPr>
@@ -5150,7 +5150,7 @@
                 <w:noProof/>
                 <w:webHidden/>
               </w:rPr>
-              <w:t>52</w:t>
+              <w:t>53</w:t>
             </w:r>
             <w:r>
               <w:rPr>
@@ -5174,7 +5174,7 @@
               <w14:ligatures w14:val="standardContextual"/>
             </w:rPr>
           </w:pPr>
-          <w:hyperlink w:anchor="_Toc240476478" w:history="1">
+          <w:hyperlink w:anchor="_Toc240499048" w:history="1">
             <w:r>
               <w:rPr>
                 <w:rStyle w:val="Hipervnculo"/>
@@ -5201,7 +5201,7 @@
                 <w:noProof/>
                 <w:webHidden/>
               </w:rPr>
-              <w:instrText xml:space="preserve"> PAGEREF _Toc240476478 \h </w:instrText>
+              <w:instrText xml:space="preserve"> PAGEREF _Toc240499048 \h </w:instrText>
             </w:r>
             <w:r>
               <w:rPr>
@@ -5221,7 +5221,7 @@
                 <w:noProof/>
                 <w:webHidden/>
               </w:rPr>
-              <w:t>54</w:t>
+              <w:t>55</w:t>
             </w:r>
             <w:r>
               <w:rPr>
@@ -5245,7 +5245,7 @@
               <w14:ligatures w14:val="standardContextual"/>
             </w:rPr>
           </w:pPr>
-          <w:hyperlink w:anchor="_Toc240476479" w:history="1">
+          <w:hyperlink w:anchor="_Toc240499049" w:history="1">
             <w:r>
               <w:rPr>
                 <w:rStyle w:val="Hipervnculo"/>
@@ -5272,7 +5272,7 @@
                 <w:noProof/>
                 <w:webHidden/>
               </w:rPr>
-              <w:instrText xml:space="preserve"> PAGEREF _Toc240476479 \h </w:instrText>
+              <w:instrText xml:space="preserve"> PAGEREF _Toc240499049 \h </w:instrText>
             </w:r>
             <w:r>
               <w:rPr>
@@ -5292,7 +5292,7 @@
                 <w:noProof/>
                 <w:webHidden/>
               </w:rPr>
-              <w:t>54</w:t>
+              <w:t>55</w:t>
             </w:r>
             <w:r>
               <w:rPr>
@@ -5316,7 +5316,7 @@
               <w14:ligatures w14:val="standardContextual"/>
             </w:rPr>
           </w:pPr>
-          <w:hyperlink w:anchor="_Toc240476480" w:history="1">
+          <w:hyperlink w:anchor="_Toc240499050" w:history="1">
             <w:r>
               <w:rPr>
                 <w:rStyle w:val="Hipervnculo"/>
@@ -5343,7 +5343,7 @@
                 <w:noProof/>
                 <w:webHidden/>
               </w:rPr>
-              <w:instrText xml:space="preserve"> PAGEREF _Toc240476480 \h </w:instrText>
+              <w:instrText xml:space="preserve"> PAGEREF _Toc240499050 \h </w:instrText>
             </w:r>
             <w:r>
               <w:rPr>
@@ -5363,7 +5363,7 @@
                 <w:noProof/>
                 <w:webHidden/>
               </w:rPr>
-              <w:t>55</w:t>
+              <w:t>56</w:t>
             </w:r>
             <w:r>
               <w:rPr>
@@ -5387,7 +5387,7 @@
               <w14:ligatures w14:val="standardContextual"/>
             </w:rPr>
           </w:pPr>
-          <w:hyperlink w:anchor="_Toc240476481" w:history="1">
+          <w:hyperlink w:anchor="_Toc240499051" w:history="1">
             <w:r>
               <w:rPr>
                 <w:rStyle w:val="Hipervnculo"/>
@@ -5414,7 +5414,7 @@
                 <w:noProof/>
                 <w:webHidden/>
               </w:rPr>
-              <w:instrText xml:space="preserve"> PAGEREF _Toc240476481 \h </w:instrText>
+              <w:instrText xml:space="preserve"> PAGEREF _Toc240499051 \h </w:instrText>
             </w:r>
             <w:r>
               <w:rPr>
@@ -5434,7 +5434,7 @@
                 <w:noProof/>
                 <w:webHidden/>
               </w:rPr>
-              <w:t>56</w:t>
+              <w:t>57</w:t>
             </w:r>
             <w:r>
               <w:rPr>
@@ -5458,7 +5458,7 @@
               <w14:ligatures w14:val="standardContextual"/>
             </w:rPr>
           </w:pPr>
-          <w:hyperlink w:anchor="_Toc240476482" w:history="1">
+          <w:hyperlink w:anchor="_Toc240499052" w:history="1">
             <w:r>
               <w:rPr>
                 <w:rStyle w:val="Hipervnculo"/>
@@ -5485,7 +5485,7 @@
                 <w:noProof/>
                 <w:webHidden/>
               </w:rPr>
-              <w:instrText xml:space="preserve"> PAGEREF _Toc240476482 \h </w:instrText>
+              <w:instrText xml:space="preserve"> PAGEREF _Toc240499052 \h </w:instrText>
             </w:r>
             <w:r>
               <w:rPr>
@@ -5505,7 +5505,7 @@
                 <w:noProof/>
                 <w:webHidden/>
               </w:rPr>
-              <w:t>56</w:t>
+              <w:t>57</w:t>
             </w:r>
             <w:r>
               <w:rPr>
@@ -5529,7 +5529,7 @@
               <w14:ligatures w14:val="standardContextual"/>
             </w:rPr>
           </w:pPr>
-          <w:hyperlink w:anchor="_Toc240476483" w:history="1">
+          <w:hyperlink w:anchor="_Toc240499053" w:history="1">
             <w:r>
               <w:rPr>
                 <w:rStyle w:val="Hipervnculo"/>
@@ -5556,7 +5556,7 @@
                 <w:noProof/>
                 <w:webHidden/>
               </w:rPr>
-              <w:instrText xml:space="preserve"> PAGEREF _Toc240476483 \h </w:instrText>
+              <w:instrText xml:space="preserve"> PAGEREF _Toc240499053 \h </w:instrText>
             </w:r>
             <w:r>
               <w:rPr>
@@ -5576,7 +5576,7 @@
                 <w:noProof/>
                 <w:webHidden/>
               </w:rPr>
-              <w:t>58</w:t>
+              <w:t>59</w:t>
             </w:r>
             <w:r>
               <w:rPr>
@@ -5600,7 +5600,7 @@
               <w14:ligatures w14:val="standardContextual"/>
             </w:rPr>
           </w:pPr>
-          <w:hyperlink w:anchor="_Toc240476484" w:history="1">
+          <w:hyperlink w:anchor="_Toc240499054" w:history="1">
             <w:r>
               <w:rPr>
                 <w:rStyle w:val="Hipervnculo"/>
@@ -5627,7 +5627,7 @@
                 <w:noProof/>
                 <w:webHidden/>
               </w:rPr>
-              <w:instrText xml:space="preserve"> PAGEREF _Toc240476484 \h </w:instrText>
+              <w:instrText xml:space="preserve"> PAGEREF _Toc240499054 \h </w:instrText>
             </w:r>
             <w:r>
               <w:rPr>
@@ -5647,7 +5647,7 @@
                 <w:noProof/>
                 <w:webHidden/>
               </w:rPr>
-              <w:t>59</w:t>
+              <w:t>60</w:t>
             </w:r>
             <w:r>
               <w:rPr>
@@ -5671,7 +5671,7 @@
               <w14:ligatures w14:val="standardContextual"/>
             </w:rPr>
           </w:pPr>
-          <w:hyperlink w:anchor="_Toc240476485" w:history="1">
+          <w:hyperlink w:anchor="_Toc240499055" w:history="1">
             <w:r>
               <w:rPr>
                 <w:rStyle w:val="Hipervnculo"/>
@@ -5698,7 +5698,7 @@
                 <w:noProof/>
                 <w:webHidden/>
               </w:rPr>
-              <w:instrText xml:space="preserve"> PAGEREF _Toc240476485 \h </w:instrText>
+              <w:instrText xml:space="preserve"> PAGEREF _Toc240499055 \h </w:instrText>
             </w:r>
             <w:r>
               <w:rPr>
@@ -5718,7 +5718,7 @@
                 <w:noProof/>
                 <w:webHidden/>
               </w:rPr>
-              <w:t>60</w:t>
+              <w:t>61</w:t>
             </w:r>
             <w:r>
               <w:rPr>
@@ -5742,7 +5742,7 @@
               <w14:ligatures w14:val="standardContextual"/>
             </w:rPr>
           </w:pPr>
-          <w:hyperlink w:anchor="_Toc240476486" w:history="1">
+          <w:hyperlink w:anchor="_Toc240499056" w:history="1">
             <w:r>
               <w:rPr>
                 <w:rStyle w:val="Hipervnculo"/>
@@ -5769,7 +5769,7 @@
                 <w:noProof/>
                 <w:webHidden/>
               </w:rPr>
-              <w:instrText xml:space="preserve"> PAGEREF _Toc240476486 \h </w:instrText>
+              <w:instrText xml:space="preserve"> PAGEREF _Toc240499056 \h </w:instrText>
             </w:r>
             <w:r>
               <w:rPr>
@@ -5789,7 +5789,7 @@
                 <w:noProof/>
                 <w:webHidden/>
               </w:rPr>
-              <w:t>60</w:t>
+              <w:t>61</w:t>
             </w:r>
             <w:r>
               <w:rPr>
@@ -5813,7 +5813,7 @@
               <w14:ligatures w14:val="standardContextual"/>
             </w:rPr>
           </w:pPr>
-          <w:hyperlink w:anchor="_Toc240476487" w:history="1">
+          <w:hyperlink w:anchor="_Toc240499057" w:history="1">
             <w:r>
               <w:rPr>
                 <w:rStyle w:val="Hipervnculo"/>
@@ -5840,7 +5840,7 @@
                 <w:noProof/>
                 <w:webHidden/>
               </w:rPr>
-              <w:instrText xml:space="preserve"> PAGEREF _Toc240476487 \h </w:instrText>
+              <w:instrText xml:space="preserve"> PAGEREF _Toc240499057 \h </w:instrText>
             </w:r>
             <w:r>
               <w:rPr>
@@ -5860,7 +5860,7 @@
                 <w:noProof/>
                 <w:webHidden/>
               </w:rPr>
-              <w:t>61</w:t>
+              <w:t>62</w:t>
             </w:r>
             <w:r>
               <w:rPr>
@@ -5884,7 +5884,7 @@
               <w14:ligatures w14:val="standardContextual"/>
             </w:rPr>
           </w:pPr>
-          <w:hyperlink w:anchor="_Toc240476488" w:history="1">
+          <w:hyperlink w:anchor="_Toc240499058" w:history="1">
             <w:r>
               <w:rPr>
                 <w:rStyle w:val="Hipervnculo"/>
@@ -5911,7 +5911,7 @@
                 <w:noProof/>
                 <w:webHidden/>
               </w:rPr>
-              <w:instrText xml:space="preserve"> PAGEREF _Toc240476488 \h </w:instrText>
+              <w:instrText xml:space="preserve"> PAGEREF _Toc240499058 \h </w:instrText>
             </w:r>
             <w:r>
               <w:rPr>
@@ -5931,7 +5931,7 @@
                 <w:noProof/>
                 <w:webHidden/>
               </w:rPr>
-              <w:t>62</w:t>
+              <w:t>63</w:t>
             </w:r>
             <w:r>
               <w:rPr>
@@ -5955,7 +5955,7 @@
               <w14:ligatures w14:val="standardContextual"/>
             </w:rPr>
           </w:pPr>
-          <w:hyperlink w:anchor="_Toc240476489" w:history="1">
+          <w:hyperlink w:anchor="_Toc240499059" w:history="1">
             <w:r>
               <w:rPr>
                 <w:rStyle w:val="Hipervnculo"/>
@@ -5982,7 +5982,7 @@
                 <w:noProof/>
                 <w:webHidden/>
               </w:rPr>
-              <w:instrText xml:space="preserve"> PAGEREF _Toc240476489 \h </w:instrText>
+              <w:instrText xml:space="preserve"> PAGEREF _Toc240499059 \h </w:instrText>
             </w:r>
             <w:r>
               <w:rPr>
@@ -6002,7 +6002,7 @@
                 <w:noProof/>
                 <w:webHidden/>
               </w:rPr>
-              <w:t>64</w:t>
+              <w:t>65</w:t>
             </w:r>
             <w:r>
               <w:rPr>
@@ -6026,7 +6026,7 @@
               <w14:ligatures w14:val="standardContextual"/>
             </w:rPr>
           </w:pPr>
-          <w:hyperlink w:anchor="_Toc240476490" w:history="1">
+          <w:hyperlink w:anchor="_Toc240499060" w:history="1">
             <w:r>
               <w:rPr>
                 <w:rStyle w:val="Hipervnculo"/>
@@ -6053,7 +6053,7 @@
                 <w:noProof/>
                 <w:webHidden/>
               </w:rPr>
-              <w:instrText xml:space="preserve"> PAGEREF _Toc240476490 \h </w:instrText>
+              <w:instrText xml:space="preserve"> PAGEREF _Toc240499060 \h </w:instrText>
             </w:r>
             <w:r>
               <w:rPr>
@@ -6073,7 +6073,7 @@
                 <w:noProof/>
                 <w:webHidden/>
               </w:rPr>
-              <w:t>65</w:t>
+              <w:t>66</w:t>
             </w:r>
             <w:r>
               <w:rPr>
@@ -6097,7 +6097,7 @@
               <w14:ligatures w14:val="standardContextual"/>
             </w:rPr>
           </w:pPr>
-          <w:hyperlink w:anchor="_Toc240476491" w:history="1">
+          <w:hyperlink w:anchor="_Toc240499061" w:history="1">
             <w:r>
               <w:rPr>
                 <w:rStyle w:val="Hipervnculo"/>
@@ -6124,7 +6124,7 @@
                 <w:noProof/>
                 <w:webHidden/>
               </w:rPr>
-              <w:instrText xml:space="preserve"> PAGEREF _Toc240476491 \h </w:instrText>
+              <w:instrText xml:space="preserve"> PAGEREF _Toc240499061 \h </w:instrText>
             </w:r>
             <w:r>
               <w:rPr>
@@ -6144,7 +6144,7 @@
                 <w:noProof/>
                 <w:webHidden/>
               </w:rPr>
-              <w:t>65</w:t>
+              <w:t>66</w:t>
             </w:r>
             <w:r>
               <w:rPr>
@@ -6168,7 +6168,7 @@
               <w14:ligatures w14:val="standardContextual"/>
             </w:rPr>
           </w:pPr>
-          <w:hyperlink w:anchor="_Toc240476492" w:history="1">
+          <w:hyperlink w:anchor="_Toc240499062" w:history="1">
             <w:r>
               <w:rPr>
                 <w:rStyle w:val="Hipervnculo"/>
@@ -6195,7 +6195,7 @@
                 <w:noProof/>
                 <w:webHidden/>
               </w:rPr>
-              <w:instrText xml:space="preserve"> PAGEREF _Toc240476492 \h </w:instrText>
+              <w:instrText xml:space="preserve"> PAGEREF _Toc240499062 \h </w:instrText>
             </w:r>
             <w:r>
               <w:rPr>
@@ -6215,7 +6215,7 @@
                 <w:noProof/>
                 <w:webHidden/>
               </w:rPr>
-              <w:t>65</w:t>
+              <w:t>66</w:t>
             </w:r>
             <w:r>
               <w:rPr>
@@ -6239,7 +6239,7 @@
               <w14:ligatures w14:val="standardContextual"/>
             </w:rPr>
           </w:pPr>
-          <w:hyperlink w:anchor="_Toc240476493" w:history="1">
+          <w:hyperlink w:anchor="_Toc240499063" w:history="1">
             <w:r>
               <w:rPr>
                 <w:rStyle w:val="Hipervnculo"/>
@@ -6266,7 +6266,7 @@
                 <w:noProof/>
                 <w:webHidden/>
               </w:rPr>
-              <w:instrText xml:space="preserve"> PAGEREF _Toc240476493 \h </w:instrText>
+              <w:instrText xml:space="preserve"> PAGEREF _Toc240499063 \h </w:instrText>
             </w:r>
             <w:r>
               <w:rPr>
@@ -6286,7 +6286,7 @@
                 <w:noProof/>
                 <w:webHidden/>
               </w:rPr>
-              <w:t>67</w:t>
+              <w:t>68</w:t>
             </w:r>
             <w:r>
               <w:rPr>
@@ -6310,7 +6310,7 @@
               <w14:ligatures w14:val="standardContextual"/>
             </w:rPr>
           </w:pPr>
-          <w:hyperlink w:anchor="_Toc240476494" w:history="1">
+          <w:hyperlink w:anchor="_Toc240499064" w:history="1">
             <w:r>
               <w:rPr>
                 <w:rStyle w:val="Hipervnculo"/>
@@ -6337,7 +6337,7 @@
                 <w:noProof/>
                 <w:webHidden/>
               </w:rPr>
-              <w:instrText xml:space="preserve"> PAGEREF _Toc240476494 \h </w:instrText>
+              <w:instrText xml:space="preserve"> PAGEREF _Toc240499064 \h </w:instrText>
             </w:r>
             <w:r>
               <w:rPr>
@@ -6357,7 +6357,7 @@
                 <w:noProof/>
                 <w:webHidden/>
               </w:rPr>
-              <w:t>69</w:t>
+              <w:t>70</w:t>
             </w:r>
             <w:r>
               <w:rPr>
@@ -6381,7 +6381,7 @@
               <w14:ligatures w14:val="standardContextual"/>
             </w:rPr>
           </w:pPr>
-          <w:hyperlink w:anchor="_Toc240476495" w:history="1">
+          <w:hyperlink w:anchor="_Toc240499065" w:history="1">
             <w:r>
               <w:rPr>
                 <w:rStyle w:val="Hipervnculo"/>
@@ -6408,7 +6408,7 @@
                 <w:noProof/>
                 <w:webHidden/>
               </w:rPr>
-              <w:instrText xml:space="preserve"> PAGEREF _Toc240476495 \h </w:instrText>
+              <w:instrText xml:space="preserve"> PAGEREF _Toc240499065 \h </w:instrText>
             </w:r>
             <w:r>
               <w:rPr>
@@ -6428,7 +6428,7 @@
                 <w:noProof/>
                 <w:webHidden/>
               </w:rPr>
-              <w:t>69</w:t>
+              <w:t>70</w:t>
             </w:r>
             <w:r>
               <w:rPr>
@@ -6452,7 +6452,7 @@
               <w14:ligatures w14:val="standardContextual"/>
             </w:rPr>
           </w:pPr>
-          <w:hyperlink w:anchor="_Toc240476496" w:history="1">
+          <w:hyperlink w:anchor="_Toc240499066" w:history="1">
             <w:r>
               <w:rPr>
                 <w:rStyle w:val="Hipervnculo"/>
@@ -6479,7 +6479,7 @@
                 <w:noProof/>
                 <w:webHidden/>
               </w:rPr>
-              <w:instrText xml:space="preserve"> PAGEREF _Toc240476496 \h </w:instrText>
+              <w:instrText xml:space="preserve"> PAGEREF _Toc240499066 \h </w:instrText>
             </w:r>
             <w:r>
               <w:rPr>
@@ -6499,7 +6499,7 @@
                 <w:noProof/>
                 <w:webHidden/>
               </w:rPr>
-              <w:t>69</w:t>
+              <w:t>70</w:t>
             </w:r>
             <w:r>
               <w:rPr>
@@ -6523,7 +6523,7 @@
               <w14:ligatures w14:val="standardContextual"/>
             </w:rPr>
           </w:pPr>
-          <w:hyperlink w:anchor="_Toc240476497" w:history="1">
+          <w:hyperlink w:anchor="_Toc240499067" w:history="1">
             <w:r>
               <w:rPr>
                 <w:rStyle w:val="Hipervnculo"/>
@@ -6550,7 +6550,7 @@
                 <w:noProof/>
                 <w:webHidden/>
               </w:rPr>
-              <w:instrText xml:space="preserve"> PAGEREF _Toc240476497 \h </w:instrText>
+              <w:instrText xml:space="preserve"> PAGEREF _Toc240499067 \h </w:instrText>
             </w:r>
             <w:r>
               <w:rPr>
@@ -6570,7 +6570,7 @@
                 <w:noProof/>
                 <w:webHidden/>
               </w:rPr>
-              <w:t>70</w:t>
+              <w:t>71</w:t>
             </w:r>
             <w:r>
               <w:rPr>
@@ -6594,7 +6594,7 @@
               <w14:ligatures w14:val="standardContextual"/>
             </w:rPr>
           </w:pPr>
-          <w:hyperlink w:anchor="_Toc240476498" w:history="1">
+          <w:hyperlink w:anchor="_Toc240499068" w:history="1">
             <w:r>
               <w:rPr>
                 <w:rStyle w:val="Hipervnculo"/>
@@ -6621,7 +6621,7 @@
                 <w:noProof/>
                 <w:webHidden/>
               </w:rPr>
-              <w:instrText xml:space="preserve"> PAGEREF _Toc240476498 \h </w:instrText>
+              <w:instrText xml:space="preserve"> PAGEREF _Toc240499068 \h </w:instrText>
             </w:r>
             <w:r>
               <w:rPr>
@@ -6641,7 +6641,7 @@
                 <w:noProof/>
                 <w:webHidden/>
               </w:rPr>
-              <w:t>70</w:t>
+              <w:t>71</w:t>
             </w:r>
             <w:r>
               <w:rPr>
@@ -6665,7 +6665,7 @@
               <w14:ligatures w14:val="standardContextual"/>
             </w:rPr>
           </w:pPr>
-          <w:hyperlink w:anchor="_Toc240476499" w:history="1">
+          <w:hyperlink w:anchor="_Toc240499069" w:history="1">
             <w:r>
               <w:rPr>
                 <w:rStyle w:val="Hipervnculo"/>
@@ -6692,7 +6692,7 @@
                 <w:noProof/>
                 <w:webHidden/>
               </w:rPr>
-              <w:instrText xml:space="preserve"> PAGEREF _Toc240476499 \h </w:instrText>
+              <w:instrText xml:space="preserve"> PAGEREF _Toc240499069 \h </w:instrText>
             </w:r>
             <w:r>
               <w:rPr>
@@ -6712,7 +6712,7 @@
                 <w:noProof/>
                 <w:webHidden/>
               </w:rPr>
-              <w:t>72</w:t>
+              <w:t>73</w:t>
             </w:r>
             <w:r>
               <w:rPr>
@@ -6736,7 +6736,7 @@
               <w14:ligatures w14:val="standardContextual"/>
             </w:rPr>
           </w:pPr>
-          <w:hyperlink w:anchor="_Toc240476500" w:history="1">
+          <w:hyperlink w:anchor="_Toc240499070" w:history="1">
             <w:r>
               <w:rPr>
                 <w:rStyle w:val="Hipervnculo"/>
@@ -6763,7 +6763,7 @@
                 <w:noProof/>
                 <w:webHidden/>
               </w:rPr>
-              <w:instrText xml:space="preserve"> PAGEREF _Toc240476500 \h </w:instrText>
+              <w:instrText xml:space="preserve"> PAGEREF _Toc240499070 \h </w:instrText>
             </w:r>
             <w:r>
               <w:rPr>
@@ -6783,7 +6783,7 @@
                 <w:noProof/>
                 <w:webHidden/>
               </w:rPr>
-              <w:t>74</w:t>
+              <w:t>75</w:t>
             </w:r>
             <w:r>
               <w:rPr>
@@ -6807,7 +6807,7 @@
               <w14:ligatures w14:val="standardContextual"/>
             </w:rPr>
           </w:pPr>
-          <w:hyperlink w:anchor="_Toc240476501" w:history="1">
+          <w:hyperlink w:anchor="_Toc240499071" w:history="1">
             <w:r>
               <w:rPr>
                 <w:rStyle w:val="Hipervnculo"/>
@@ -6834,7 +6834,7 @@
                 <w:noProof/>
                 <w:webHidden/>
               </w:rPr>
-              <w:instrText xml:space="preserve"> PAGEREF _Toc240476501 \h </w:instrText>
+              <w:instrText xml:space="preserve"> PAGEREF _Toc240499071 \h </w:instrText>
             </w:r>
             <w:r>
               <w:rPr>
@@ -6854,7 +6854,7 @@
                 <w:noProof/>
                 <w:webHidden/>
               </w:rPr>
-              <w:t>74</w:t>
+              <w:t>75</w:t>
             </w:r>
             <w:r>
               <w:rPr>
@@ -6878,7 +6878,7 @@
               <w14:ligatures w14:val="standardContextual"/>
             </w:rPr>
           </w:pPr>
-          <w:hyperlink w:anchor="_Toc240476502" w:history="1">
+          <w:hyperlink w:anchor="_Toc240499072" w:history="1">
             <w:r>
               <w:rPr>
                 <w:rStyle w:val="Hipervnculo"/>
@@ -6905,7 +6905,7 @@
                 <w:noProof/>
                 <w:webHidden/>
               </w:rPr>
-              <w:instrText xml:space="preserve"> PAGEREF _Toc240476502 \h </w:instrText>
+              <w:instrText xml:space="preserve"> PAGEREF _Toc240499072 \h </w:instrText>
             </w:r>
             <w:r>
               <w:rPr>
@@ -6925,7 +6925,7 @@
                 <w:noProof/>
                 <w:webHidden/>
               </w:rPr>
-              <w:t>75</w:t>
+              <w:t>76</w:t>
             </w:r>
             <w:r>
               <w:rPr>
@@ -6949,7 +6949,7 @@
               <w14:ligatures w14:val="standardContextual"/>
             </w:rPr>
           </w:pPr>
-          <w:hyperlink w:anchor="_Toc240476503" w:history="1">
+          <w:hyperlink w:anchor="_Toc240499073" w:history="1">
             <w:r>
               <w:rPr>
                 <w:rStyle w:val="Hipervnculo"/>
@@ -6976,7 +6976,7 @@
                 <w:noProof/>
                 <w:webHidden/>
               </w:rPr>
-              <w:instrText xml:space="preserve"> PAGEREF _Toc240476503 \h </w:instrText>
+              <w:instrText xml:space="preserve"> PAGEREF _Toc240499073 \h </w:instrText>
             </w:r>
             <w:r>
               <w:rPr>
@@ -6996,7 +6996,7 @@
                 <w:noProof/>
                 <w:webHidden/>
               </w:rPr>
-              <w:t>77</w:t>
+              <w:t>78</w:t>
             </w:r>
             <w:r>
               <w:rPr>
@@ -7020,7 +7020,7 @@
               <w14:ligatures w14:val="standardContextual"/>
             </w:rPr>
           </w:pPr>
-          <w:hyperlink w:anchor="_Toc240476504" w:history="1">
+          <w:hyperlink w:anchor="_Toc240499074" w:history="1">
             <w:r>
               <w:rPr>
                 <w:rStyle w:val="Hipervnculo"/>
@@ -7047,7 +7047,7 @@
                 <w:noProof/>
                 <w:webHidden/>
               </w:rPr>
-              <w:instrText xml:space="preserve"> PAGEREF _Toc240476504 \h </w:instrText>
+              <w:instrText xml:space="preserve"> PAGEREF _Toc240499074 \h </w:instrText>
             </w:r>
             <w:r>
               <w:rPr>
@@ -7067,7 +7067,7 @@
                 <w:noProof/>
                 <w:webHidden/>
               </w:rPr>
-              <w:t>79</w:t>
+              <w:t>80</w:t>
             </w:r>
             <w:r>
               <w:rPr>
@@ -7091,7 +7091,7 @@
               <w14:ligatures w14:val="standardContextual"/>
             </w:rPr>
           </w:pPr>
-          <w:hyperlink w:anchor="_Toc240476505" w:history="1">
+          <w:hyperlink w:anchor="_Toc240499075" w:history="1">
             <w:r>
               <w:rPr>
                 <w:rStyle w:val="Hipervnculo"/>
@@ -7118,7 +7118,7 @@
                 <w:noProof/>
                 <w:webHidden/>
               </w:rPr>
-              <w:instrText xml:space="preserve"> PAGEREF _Toc240476505 \h </w:instrText>
+              <w:instrText xml:space="preserve"> PAGEREF _Toc240499075 \h </w:instrText>
             </w:r>
             <w:r>
               <w:rPr>
@@ -7138,7 +7138,7 @@
                 <w:noProof/>
                 <w:webHidden/>
               </w:rPr>
-              <w:t>82</w:t>
+              <w:t>83</w:t>
             </w:r>
             <w:r>
               <w:rPr>
@@ -7162,7 +7162,7 @@
               <w14:ligatures w14:val="standardContextual"/>
             </w:rPr>
           </w:pPr>
-          <w:hyperlink w:anchor="_Toc240476506" w:history="1">
+          <w:hyperlink w:anchor="_Toc240499076" w:history="1">
             <w:r>
               <w:rPr>
                 <w:rStyle w:val="Hipervnculo"/>
@@ -7189,7 +7189,7 @@
                 <w:noProof/>
                 <w:webHidden/>
               </w:rPr>
-              <w:instrText xml:space="preserve"> PAGEREF _Toc240476506 \h </w:instrText>
+              <w:instrText xml:space="preserve"> PAGEREF _Toc240499076 \h </w:instrText>
             </w:r>
             <w:r>
               <w:rPr>
@@ -7209,7 +7209,7 @@
                 <w:noProof/>
                 <w:webHidden/>
               </w:rPr>
-              <w:t>83</w:t>
+              <w:t>84</w:t>
             </w:r>
             <w:r>
               <w:rPr>
@@ -7233,7 +7233,7 @@
               <w14:ligatures w14:val="standardContextual"/>
             </w:rPr>
           </w:pPr>
-          <w:hyperlink w:anchor="_Toc240476507" w:history="1">
+          <w:hyperlink w:anchor="_Toc240499077" w:history="1">
             <w:r>
               <w:rPr>
                 <w:rStyle w:val="Hipervnculo"/>
@@ -7260,7 +7260,7 @@
                 <w:noProof/>
                 <w:webHidden/>
               </w:rPr>
-              <w:instrText xml:space="preserve"> PAGEREF _Toc240476507 \h </w:instrText>
+              <w:instrText xml:space="preserve"> PAGEREF _Toc240499077 \h </w:instrText>
             </w:r>
             <w:r>
               <w:rPr>
@@ -7280,7 +7280,7 @@
                 <w:noProof/>
                 <w:webHidden/>
               </w:rPr>
-              <w:t>86</w:t>
+              <w:t>87</w:t>
             </w:r>
             <w:r>
               <w:rPr>
@@ -7304,7 +7304,7 @@
               <w14:ligatures w14:val="standardContextual"/>
             </w:rPr>
           </w:pPr>
-          <w:hyperlink w:anchor="_Toc240476508" w:history="1">
+          <w:hyperlink w:anchor="_Toc240499078" w:history="1">
             <w:r>
               <w:rPr>
                 <w:rStyle w:val="Hipervnculo"/>
@@ -7331,7 +7331,7 @@
                 <w:noProof/>
                 <w:webHidden/>
               </w:rPr>
-              <w:instrText xml:space="preserve"> PAGEREF _Toc240476508 \h </w:instrText>
+              <w:instrText xml:space="preserve"> PAGEREF _Toc240499078 \h </w:instrText>
             </w:r>
             <w:r>
               <w:rPr>
@@ -7375,7 +7375,7 @@
               <w14:ligatures w14:val="standardContextual"/>
             </w:rPr>
           </w:pPr>
-          <w:hyperlink w:anchor="_Toc240476509" w:history="1">
+          <w:hyperlink w:anchor="_Toc240499079" w:history="1">
             <w:r>
               <w:rPr>
                 <w:rStyle w:val="Hipervnculo"/>
@@ -7402,7 +7402,7 @@
                 <w:noProof/>
                 <w:webHidden/>
               </w:rPr>
-              <w:instrText xml:space="preserve"> PAGEREF _Toc240476509 \h </w:instrText>
+              <w:instrText xml:space="preserve"> PAGEREF _Toc240499079 \h </w:instrText>
             </w:r>
             <w:r>
               <w:rPr>
@@ -7446,7 +7446,7 @@
               <w14:ligatures w14:val="standardContextual"/>
             </w:rPr>
           </w:pPr>
-          <w:hyperlink w:anchor="_Toc240476510" w:history="1">
+          <w:hyperlink w:anchor="_Toc240499080" w:history="1">
             <w:r>
               <w:rPr>
                 <w:rStyle w:val="Hipervnculo"/>
@@ -7473,7 +7473,7 @@
                 <w:noProof/>
                 <w:webHidden/>
               </w:rPr>
-              <w:instrText xml:space="preserve"> PAGEREF _Toc240476510 \h </w:instrText>
+              <w:instrText xml:space="preserve"> PAGEREF _Toc240499080 \h </w:instrText>
             </w:r>
             <w:r>
               <w:rPr>
@@ -7517,7 +7517,7 @@
               <w14:ligatures w14:val="standardContextual"/>
             </w:rPr>
           </w:pPr>
-          <w:hyperlink w:anchor="_Toc240476511" w:history="1">
+          <w:hyperlink w:anchor="_Toc240499081" w:history="1">
             <w:r>
               <w:rPr>
                 <w:rStyle w:val="Hipervnculo"/>
@@ -7544,7 +7544,7 @@
                 <w:noProof/>
                 <w:webHidden/>
               </w:rPr>
-              <w:instrText xml:space="preserve"> PAGEREF _Toc240476511 \h </w:instrText>
+              <w:instrText xml:space="preserve"> PAGEREF _Toc240499081 \h </w:instrText>
             </w:r>
             <w:r>
               <w:rPr>
@@ -7588,7 +7588,7 @@
               <w14:ligatures w14:val="standardContextual"/>
             </w:rPr>
           </w:pPr>
-          <w:hyperlink w:anchor="_Toc240476512" w:history="1">
+          <w:hyperlink w:anchor="_Toc240499082" w:history="1">
             <w:r>
               <w:rPr>
                 <w:rStyle w:val="Hipervnculo"/>
@@ -7615,7 +7615,7 @@
                 <w:noProof/>
                 <w:webHidden/>
               </w:rPr>
-              <w:instrText xml:space="preserve"> PAGEREF _Toc240476512 \h </w:instrText>
+              <w:instrText xml:space="preserve"> PAGEREF _Toc240499082 \h </w:instrText>
             </w:r>
             <w:r>
               <w:rPr>
@@ -7635,7 +7635,7 @@
                 <w:noProof/>
                 <w:webHidden/>
               </w:rPr>
-              <w:t>94</w:t>
+              <w:t>95</w:t>
             </w:r>
             <w:r>
               <w:rPr>
@@ -7659,7 +7659,7 @@
               <w14:ligatures w14:val="standardContextual"/>
             </w:rPr>
           </w:pPr>
-          <w:hyperlink w:anchor="_Toc240476513" w:history="1">
+          <w:hyperlink w:anchor="_Toc240499083" w:history="1">
             <w:r>
               <w:rPr>
                 <w:rStyle w:val="Hipervnculo"/>
@@ -7686,7 +7686,7 @@
                 <w:noProof/>
                 <w:webHidden/>
               </w:rPr>
-              <w:instrText xml:space="preserve"> PAGEREF _Toc240476513 \h </w:instrText>
+              <w:instrText xml:space="preserve"> PAGEREF _Toc240499083 \h </w:instrText>
             </w:r>
             <w:r>
               <w:rPr>
@@ -7730,7 +7730,7 @@
               <w14:ligatures w14:val="standardContextual"/>
             </w:rPr>
           </w:pPr>
-          <w:hyperlink w:anchor="_Toc240476514" w:history="1">
+          <w:hyperlink w:anchor="_Toc240499084" w:history="1">
             <w:r>
               <w:rPr>
                 <w:rStyle w:val="Hipervnculo"/>
@@ -7757,7 +7757,7 @@
                 <w:noProof/>
                 <w:webHidden/>
               </w:rPr>
-              <w:instrText xml:space="preserve"> PAGEREF _Toc240476514 \h </w:instrText>
+              <w:instrText xml:space="preserve"> PAGEREF _Toc240499084 \h </w:instrText>
             </w:r>
             <w:r>
               <w:rPr>
@@ -7801,7 +7801,7 @@
               <w14:ligatures w14:val="standardContextual"/>
             </w:rPr>
           </w:pPr>
-          <w:hyperlink w:anchor="_Toc240476515" w:history="1">
+          <w:hyperlink w:anchor="_Toc240499085" w:history="1">
             <w:r>
               <w:rPr>
                 <w:rStyle w:val="Hipervnculo"/>
@@ -7828,7 +7828,7 @@
                 <w:noProof/>
                 <w:webHidden/>
               </w:rPr>
-              <w:instrText xml:space="preserve"> PAGEREF _Toc240476515 \h </w:instrText>
+              <w:instrText xml:space="preserve"> PAGEREF _Toc240499085 \h </w:instrText>
             </w:r>
             <w:r>
               <w:rPr>
@@ -7872,7 +7872,7 @@
               <w14:ligatures w14:val="standardContextual"/>
             </w:rPr>
           </w:pPr>
-          <w:hyperlink w:anchor="_Toc240476516" w:history="1">
+          <w:hyperlink w:anchor="_Toc240499086" w:history="1">
             <w:r>
               <w:rPr>
                 <w:rStyle w:val="Hipervnculo"/>
@@ -7899,7 +7899,7 @@
                 <w:noProof/>
                 <w:webHidden/>
               </w:rPr>
-              <w:instrText xml:space="preserve"> PAGEREF _Toc240476516 \h </w:instrText>
+              <w:instrText xml:space="preserve"> PAGEREF _Toc240499086 \h </w:instrText>
             </w:r>
             <w:r>
               <w:rPr>
@@ -7943,7 +7943,7 @@
               <w14:ligatures w14:val="standardContextual"/>
             </w:rPr>
           </w:pPr>
-          <w:hyperlink w:anchor="_Toc240476517" w:history="1">
+          <w:hyperlink w:anchor="_Toc240499087" w:history="1">
             <w:r>
               <w:rPr>
                 <w:rStyle w:val="Hipervnculo"/>
@@ -7970,7 +7970,7 @@
                 <w:noProof/>
                 <w:webHidden/>
               </w:rPr>
-              <w:instrText xml:space="preserve"> PAGEREF _Toc240476517 \h </w:instrText>
+              <w:instrText xml:space="preserve"> PAGEREF _Toc240499087 \h </w:instrText>
             </w:r>
             <w:r>
               <w:rPr>
@@ -8014,7 +8014,7 @@
               <w14:ligatures w14:val="standardContextual"/>
             </w:rPr>
           </w:pPr>
-          <w:hyperlink w:anchor="_Toc240476518" w:history="1">
+          <w:hyperlink w:anchor="_Toc240499088" w:history="1">
             <w:r>
               <w:rPr>
                 <w:rStyle w:val="Hipervnculo"/>
@@ -8041,7 +8041,7 @@
                 <w:noProof/>
                 <w:webHidden/>
               </w:rPr>
-              <w:instrText xml:space="preserve"> PAGEREF _Toc240476518 \h </w:instrText>
+              <w:instrText xml:space="preserve"> PAGEREF _Toc240499088 \h </w:instrText>
             </w:r>
             <w:r>
               <w:rPr>
@@ -8085,7 +8085,7 @@
               <w14:ligatures w14:val="standardContextual"/>
             </w:rPr>
           </w:pPr>
-          <w:hyperlink w:anchor="_Toc240476519" w:history="1">
+          <w:hyperlink w:anchor="_Toc240499089" w:history="1">
             <w:r>
               <w:rPr>
                 <w:rStyle w:val="Hipervnculo"/>
@@ -8112,7 +8112,7 @@
                 <w:noProof/>
                 <w:webHidden/>
               </w:rPr>
-              <w:instrText xml:space="preserve"> PAGEREF _Toc240476519 \h </w:instrText>
+              <w:instrText xml:space="preserve"> PAGEREF _Toc240499089 \h </w:instrText>
             </w:r>
             <w:r>
               <w:rPr>
@@ -8156,7 +8156,7 @@
               <w14:ligatures w14:val="standardContextual"/>
             </w:rPr>
           </w:pPr>
-          <w:hyperlink w:anchor="_Toc240476520" w:history="1">
+          <w:hyperlink w:anchor="_Toc240499090" w:history="1">
             <w:r>
               <w:rPr>
                 <w:rStyle w:val="Hipervnculo"/>
@@ -8183,7 +8183,7 @@
                 <w:noProof/>
                 <w:webHidden/>
               </w:rPr>
-              <w:instrText xml:space="preserve"> PAGEREF _Toc240476520 \h </w:instrText>
+              <w:instrText xml:space="preserve"> PAGEREF _Toc240499090 \h </w:instrText>
             </w:r>
             <w:r>
               <w:rPr>
@@ -8227,7 +8227,7 @@
               <w14:ligatures w14:val="standardContextual"/>
             </w:rPr>
           </w:pPr>
-          <w:hyperlink w:anchor="_Toc240476521" w:history="1">
+          <w:hyperlink w:anchor="_Toc240499091" w:history="1">
             <w:r>
               <w:rPr>
                 <w:rStyle w:val="Hipervnculo"/>
@@ -8254,7 +8254,7 @@
                 <w:noProof/>
                 <w:webHidden/>
               </w:rPr>
-              <w:instrText xml:space="preserve"> PAGEREF _Toc240476521 \h </w:instrText>
+              <w:instrText xml:space="preserve"> PAGEREF _Toc240499091 \h </w:instrText>
             </w:r>
             <w:r>
               <w:rPr>
@@ -8298,7 +8298,7 @@
               <w14:ligatures w14:val="standardContextual"/>
             </w:rPr>
           </w:pPr>
-          <w:hyperlink w:anchor="_Toc240476522" w:history="1">
+          <w:hyperlink w:anchor="_Toc240499092" w:history="1">
             <w:r>
               <w:rPr>
                 <w:rStyle w:val="Hipervnculo"/>
@@ -8325,7 +8325,7 @@
                 <w:noProof/>
                 <w:webHidden/>
               </w:rPr>
-              <w:instrText xml:space="preserve"> PAGEREF _Toc240476522 \h </w:instrText>
+              <w:instrText xml:space="preserve"> PAGEREF _Toc240499092 \h </w:instrText>
             </w:r>
             <w:r>
               <w:rPr>
@@ -8369,7 +8369,7 @@
               <w14:ligatures w14:val="standardContextual"/>
             </w:rPr>
           </w:pPr>
-          <w:hyperlink w:anchor="_Toc240476523" w:history="1">
+          <w:hyperlink w:anchor="_Toc240499093" w:history="1">
             <w:r>
               <w:rPr>
                 <w:rStyle w:val="Hipervnculo"/>
@@ -8396,7 +8396,7 @@
                 <w:noProof/>
                 <w:webHidden/>
               </w:rPr>
-              <w:instrText xml:space="preserve"> PAGEREF _Toc240476523 \h </w:instrText>
+              <w:instrText xml:space="preserve"> PAGEREF _Toc240499093 \h </w:instrText>
             </w:r>
             <w:r>
               <w:rPr>
@@ -8440,7 +8440,7 @@
               <w14:ligatures w14:val="standardContextual"/>
             </w:rPr>
           </w:pPr>
-          <w:hyperlink w:anchor="_Toc240476524" w:history="1">
+          <w:hyperlink w:anchor="_Toc240499094" w:history="1">
             <w:r>
               <w:rPr>
                 <w:rStyle w:val="Hipervnculo"/>
@@ -8467,7 +8467,7 @@
                 <w:noProof/>
                 <w:webHidden/>
               </w:rPr>
-              <w:instrText xml:space="preserve"> PAGEREF _Toc240476524 \h </w:instrText>
+              <w:instrText xml:space="preserve"> PAGEREF _Toc240499094 \h </w:instrText>
             </w:r>
             <w:r>
               <w:rPr>
@@ -8511,7 +8511,7 @@
               <w14:ligatures w14:val="standardContextual"/>
             </w:rPr>
           </w:pPr>
-          <w:hyperlink w:anchor="_Toc240476525" w:history="1">
+          <w:hyperlink w:anchor="_Toc240499095" w:history="1">
             <w:r>
               <w:rPr>
                 <w:rStyle w:val="Hipervnculo"/>
@@ -8538,7 +8538,7 @@
                 <w:noProof/>
                 <w:webHidden/>
               </w:rPr>
-              <w:instrText xml:space="preserve"> PAGEREF _Toc240476525 \h </w:instrText>
+              <w:instrText xml:space="preserve"> PAGEREF _Toc240499095 \h </w:instrText>
             </w:r>
             <w:r>
               <w:rPr>
@@ -8582,7 +8582,7 @@
               <w14:ligatures w14:val="standardContextual"/>
             </w:rPr>
           </w:pPr>
-          <w:hyperlink w:anchor="_Toc240476526" w:history="1">
+          <w:hyperlink w:anchor="_Toc240499096" w:history="1">
             <w:r>
               <w:rPr>
                 <w:rStyle w:val="Hipervnculo"/>
@@ -8609,7 +8609,7 @@
                 <w:noProof/>
                 <w:webHidden/>
               </w:rPr>
-              <w:instrText xml:space="preserve"> PAGEREF _Toc240476526 \h </w:instrText>
+              <w:instrText xml:space="preserve"> PAGEREF _Toc240499096 \h </w:instrText>
             </w:r>
             <w:r>
               <w:rPr>
@@ -8653,7 +8653,7 @@
               <w14:ligatures w14:val="standardContextual"/>
             </w:rPr>
           </w:pPr>
-          <w:hyperlink w:anchor="_Toc240476527" w:history="1">
+          <w:hyperlink w:anchor="_Toc240499097" w:history="1">
             <w:r>
               <w:rPr>
                 <w:rStyle w:val="Hipervnculo"/>
@@ -8680,7 +8680,7 @@
                 <w:noProof/>
                 <w:webHidden/>
               </w:rPr>
-              <w:instrText xml:space="preserve"> PAGEREF _Toc240476527 \h </w:instrText>
+              <w:instrText xml:space="preserve"> PAGEREF _Toc240499097 \h </w:instrText>
             </w:r>
             <w:r>
               <w:rPr>
@@ -8700,7 +8700,7 @@
                 <w:noProof/>
                 <w:webHidden/>
               </w:rPr>
-              <w:t>130</w:t>
+              <w:t>129</w:t>
             </w:r>
             <w:r>
               <w:rPr>
@@ -8724,7 +8724,7 @@
               <w14:ligatures w14:val="standardContextual"/>
             </w:rPr>
           </w:pPr>
-          <w:hyperlink w:anchor="_Toc240476528" w:history="1">
+          <w:hyperlink w:anchor="_Toc240499098" w:history="1">
             <w:r>
               <w:rPr>
                 <w:rStyle w:val="Hipervnculo"/>
@@ -8751,7 +8751,7 @@
                 <w:noProof/>
                 <w:webHidden/>
               </w:rPr>
-              <w:instrText xml:space="preserve"> PAGEREF _Toc240476528 \h </w:instrText>
+              <w:instrText xml:space="preserve"> PAGEREF _Toc240499098 \h </w:instrText>
             </w:r>
             <w:r>
               <w:rPr>
@@ -8795,7 +8795,7 @@
               <w14:ligatures w14:val="standardContextual"/>
             </w:rPr>
           </w:pPr>
-          <w:hyperlink w:anchor="_Toc240476529" w:history="1">
+          <w:hyperlink w:anchor="_Toc240499099" w:history="1">
             <w:r>
               <w:rPr>
                 <w:rStyle w:val="Hipervnculo"/>
@@ -8822,7 +8822,7 @@
                 <w:noProof/>
                 <w:webHidden/>
               </w:rPr>
-              <w:instrText xml:space="preserve"> PAGEREF _Toc240476529 \h </w:instrText>
+              <w:instrText xml:space="preserve"> PAGEREF _Toc240499099 \h </w:instrText>
             </w:r>
             <w:r>
               <w:rPr>
@@ -8843,6 +8843,77 @@
                 <w:webHidden/>
               </w:rPr>
               <w:t>133</w:t>
+            </w:r>
+            <w:r>
+              <w:rPr>
+                <w:noProof/>
+                <w:webHidden/>
+              </w:rPr>
+              <w:fldChar w:fldCharType="end"/>
+            </w:r>
+          </w:hyperlink>
+        </w:p>
+        <w:p>
+          <w:pPr>
+            <w:pStyle w:val="TDC2"/>
+            <w:tabs>
+              <w:tab w:val="right" w:leader="dot" w:pos="8828"/>
+            </w:tabs>
+            <w:rPr>
+              <w:noProof/>
+              <w:kern w:val="2"/>
+              <w:lang w:val="es-AR" w:eastAsia="es-AR"/>
+              <w14:ligatures w14:val="standardContextual"/>
+            </w:rPr>
+          </w:pPr>
+          <w:hyperlink w:anchor="_Toc240499100" w:history="1">
+            <w:r>
+              <w:rPr>
+                <w:rStyle w:val="Hipervnculo"/>
+                <w:noProof/>
+              </w:rPr>
+              <w:t>Anexo L: Registro de desvíos y correcciones</w:t>
+            </w:r>
+            <w:r>
+              <w:rPr>
+                <w:noProof/>
+                <w:webHidden/>
+              </w:rPr>
+              <w:tab/>
+            </w:r>
+            <w:r>
+              <w:rPr>
+                <w:noProof/>
+                <w:webHidden/>
+              </w:rPr>
+              <w:fldChar w:fldCharType="begin"/>
+            </w:r>
+            <w:r>
+              <w:rPr>
+                <w:noProof/>
+                <w:webHidden/>
+              </w:rPr>
+              <w:instrText xml:space="preserve"> PAGEREF _Toc240499100 \h </w:instrText>
+            </w:r>
+            <w:r>
+              <w:rPr>
+                <w:noProof/>
+                <w:webHidden/>
+              </w:rPr>
+            </w:r>
+            <w:r>
+              <w:rPr>
+                <w:noProof/>
+                <w:webHidden/>
+              </w:rPr>
+              <w:fldChar w:fldCharType="separate"/>
+            </w:r>
+            <w:r>
+              <w:rPr>
+                <w:noProof/>
+                <w:webHidden/>
+              </w:rPr>
+              <w:t>135</w:t>
             </w:r>
             <w:r>
               <w:rPr>
@@ -8862,14 +8933,14 @@
     </w:sdt>
     <w:p>
       <w:r>
-        <w:pict w14:anchorId="061F5136">
+        <w:pict w14:anchorId="3FC58EE3">
           <v:rect id="_x0000_i1027" style="width:0;height:1.5pt" o:hralign="center" o:hrstd="t" o:hr="t"/>
         </w:pict>
       </w:r>
     </w:p>
     <w:p>
       <w:r>
-        <w:pict w14:anchorId="7A7B395D">
+        <w:pict w14:anchorId="190773C8">
           <v:rect id="_x0000_i1028" style="width:0;height:1.5pt" o:hralign="center" o:hrstd="t" o:hr="t"/>
         </w:pict>
       </w:r>
@@ -8879,7 +8950,7 @@
         <w:pStyle w:val="Ttulo2"/>
       </w:pPr>
       <w:bookmarkStart w:id="4" w:name="listado-de-figuras"/>
-      <w:bookmarkStart w:id="5" w:name="_Toc240476413"/>
+      <w:bookmarkStart w:id="5" w:name="_Toc240498983"/>
       <w:r>
         <w:t>Listado de Figuras</w:t>
       </w:r>
@@ -9408,7 +9479,7 @@
         <w:pStyle w:val="Ttulo2"/>
       </w:pPr>
       <w:bookmarkStart w:id="6" w:name="listado-de-tablas-principales"/>
-      <w:bookmarkStart w:id="7" w:name="_Toc240476414"/>
+      <w:bookmarkStart w:id="7" w:name="_Toc240498984"/>
       <w:bookmarkEnd w:id="4"/>
       <w:r>
         <w:t>Listado de Tablas principales</w:t>
@@ -10558,7 +10629,7 @@
     </w:tbl>
     <w:p>
       <w:r>
-        <w:pict w14:anchorId="6454A031">
+        <w:pict w14:anchorId="4DF186EA">
           <v:rect id="_x0000_i1029" style="width:423.35pt;height:.25pt" o:hrpct="958" o:hralign="center" o:hrstd="t" o:hr="t"/>
         </w:pict>
       </w:r>
@@ -10568,7 +10639,7 @@
       <w:pPr>
         <w:pStyle w:val="Ttulo2"/>
       </w:pPr>
-      <w:bookmarkStart w:id="8" w:name="_Toc240476415"/>
+      <w:bookmarkStart w:id="8" w:name="_Toc240498985"/>
       <w:r>
         <w:t>Glosario de siglas y acrónimos</w:t>
       </w:r>
@@ -11415,7 +11486,7 @@
         <w:pageBreakBefore/>
       </w:pPr>
       <w:bookmarkStart w:id="9" w:name="capítulo-1-introducción"/>
-      <w:bookmarkStart w:id="10" w:name="_Toc240476416"/>
+      <w:bookmarkStart w:id="10" w:name="_Toc240498986"/>
       <w:bookmarkEnd w:id="6"/>
       <w:r>
         <w:lastRenderedPageBreak/>
@@ -11428,7 +11499,7 @@
         <w:pStyle w:val="Ttulo2"/>
       </w:pPr>
       <w:bookmarkStart w:id="11" w:name="contexto-del-problema"/>
-      <w:bookmarkStart w:id="12" w:name="_Toc240476417"/>
+      <w:bookmarkStart w:id="12" w:name="_Toc240498987"/>
       <w:r>
         <w:t>1.1 Contexto del problema</w:t>
       </w:r>
@@ -11455,7 +11526,7 @@
         <w:pStyle w:val="Ttulo2"/>
       </w:pPr>
       <w:bookmarkStart w:id="13" w:name="planteamiento-del-problema"/>
-      <w:bookmarkStart w:id="14" w:name="_Toc240476418"/>
+      <w:bookmarkStart w:id="14" w:name="_Toc240498988"/>
       <w:bookmarkEnd w:id="11"/>
       <w:r>
         <w:t>1.2 Planteamiento del problema</w:t>
@@ -11503,7 +11574,7 @@
         <w:t>Atención al cliente fragmentada.</w:t>
       </w:r>
       <w:r>
-        <w:t xml:space="preserve"> Un mismo cliente puede escribir por WhatsApp, mandar un email y dejar un mensaje en Telegram. Sin integración entre canales, el operador pierde contexto, responde tarde o da información inconsistente.</w:t>
+        <w:t xml:space="preserve"> Un mismo cliente puede escribir por WhatsApp, mandar un email y dejar un mensaje en Telegram. Sin integración entre canales, el operador pierde contexto, responde tarde o da información inconsistente. Este trabajo aborda el problema solo en parte: atiende dos canales con un mismo sistema, pero no conserva el contexto de un cliente entre canales (Sección 2.3.1).</w:t>
       </w:r>
     </w:p>
     <w:p>
@@ -11530,7 +11601,7 @@
         <w:pStyle w:val="Ttulo2"/>
       </w:pPr>
       <w:bookmarkStart w:id="15" w:name="justificación"/>
-      <w:bookmarkStart w:id="16" w:name="_Toc240476419"/>
+      <w:bookmarkStart w:id="16" w:name="_Toc240498989"/>
       <w:bookmarkEnd w:id="13"/>
       <w:r>
         <w:t>1.3 Justificación</w:t>
@@ -11595,7 +11666,7 @@
         <w:pStyle w:val="Ttulo2"/>
       </w:pPr>
       <w:bookmarkStart w:id="17" w:name="pregunta-de-investigación-e-hipótesis"/>
-      <w:bookmarkStart w:id="18" w:name="_Toc240476420"/>
+      <w:bookmarkStart w:id="18" w:name="_Toc240498990"/>
       <w:bookmarkEnd w:id="15"/>
       <w:r>
         <w:t>1.4 Pregunta de Investigación e Hipótesis</w:t>
@@ -11607,7 +11678,7 @@
         <w:pStyle w:val="Ttulo3"/>
       </w:pPr>
       <w:bookmarkStart w:id="19" w:name="pregunta-de-investigación"/>
-      <w:bookmarkStart w:id="20" w:name="_Toc240476421"/>
+      <w:bookmarkStart w:id="20" w:name="_Toc240498991"/>
       <w:r>
         <w:t>1.4.1 Pregunta de investigación</w:t>
       </w:r>
@@ -11634,7 +11705,7 @@
         <w:pStyle w:val="Ttulo3"/>
       </w:pPr>
       <w:bookmarkStart w:id="21" w:name="hipótesis"/>
-      <w:bookmarkStart w:id="22" w:name="_Toc240476422"/>
+      <w:bookmarkStart w:id="22" w:name="_Toc240498992"/>
       <w:bookmarkEnd w:id="19"/>
       <w:r>
         <w:t>1.4.2 Hipótesis</w:t>
@@ -11656,11 +11727,11 @@
         <w:t>H1:</w:t>
       </w:r>
       <w:r>
-        <w:t xml:space="preserve"> El pipeline automatizado de procesamiento de órdenes reduce en al menos un orden de magnitud el tiempo que insume procesar una orden, respecto del tiempo que insume la misma tarea de forma manual, medido como baseline propio según el </w:t>
+        <w:t xml:space="preserve"> El pipeline automatizado de procesamiento de órdenes reduce el tiempo que insume procesar una orden respecto del mismo procesamiento hecho de forma manual, medido como baseline propio según el protocolo de la Sección 3.5.5. Como </w:t>
       </w:r>
       <w:r>
         <w:lastRenderedPageBreak/>
-        <w:t>protocolo de la Sección 3.5.5. La hipótesis se contrasta estimando el factor de reducción con su intervalo de confianza al 95 %, y se sostiene si el límite inferior de ese intervalo es igual o mayor que 10. La formulación original calificaba la reducción de «sustancial» sin operacionalizarla; el criterio de un orden de magnitud se fijó en la revisión del trabajo, con el resultado ya conocido. Como criterio operativo secundario se fija que el tiempo end-to-end del pipeline se mantenga por debajo de 30 segundos.</w:t>
+        <w:t>era previsible que un proceso automatizado sobre una base local fuera más rápido que uno manual, H1 se trata como un objetivo de estimación antes que como una hipótesis que pudiera fallar: su resultado es la magnitud de la reducción, expresada como factor con su intervalo de confianza al 95 %. Como referencia descriptiva, fijada con el resultado conocido (Tabla 5.11 y Anexo L), se consigna si el límite inferior de ese intervalo alcanza un orden de magnitud, es decir 10×. Como criterio operativo secundario se fija que el tiempo end-to-end del pipeline se mantenga por debajo de 30 segundos.</w:t>
       </w:r>
     </w:p>
     <w:p>
@@ -11674,7 +11745,7 @@
         <w:t>H2a:</w:t>
       </w:r>
       <w:r>
-        <w:t xml:space="preserve"> El chatbot basado en GPT-4o-mini responde al cliente con un tiempo medio de respuesta (TMR) inferior a 10 segundos en cada una de las cuatro categorías de intención. La formulación original restringía la hipótesis a las consultas de tipo FAQ, estado de pedido y generales; se la extiende a las cuatro categorías porque el contraste siempre se ejecutó sobre los 150 mensajes del corpus, reclamos incluidos, y la extensión vuelve la hipótesis más exigente, no menos.</w:t>
+        <w:t xml:space="preserve"> El chatbot basado en GPT-4o-mini responde al cliente con un tiempo medio de respuesta (TMR) inferior a 10 segundos en cada una de las cuatro categorías de intención. La extensión a las cuatro categorías es posterior a la formulación inicial de la hipótesis (Tabla 5.11 y Anexo L).</w:t>
       </w:r>
     </w:p>
     <w:p>
@@ -11689,7 +11760,7 @@
         <w:t>H2b:</w:t>
       </w:r>
       <w:r>
-        <w:t xml:space="preserve"> El chatbot clasifica correctamente la intención del mensaje con una exactitud de al menos el 85 %. La hipótesis se sostiene si el límite inferior del intervalo de confianza de Wilson al 95 % de esa exactitud es igual o mayor que el 85 %. A lo largo del trabajo se reserva «exactitud (accuracy)» para esta métrica global y «precisión» para la métrica por clase de la Tabla 5.9, conforme la terminología de Jurafsky y Martin (2024). El umbral se fija como criterio del equipo —no deriva de un estándar publicado ni de un requerimiento de negocio externo— y se justifica en la Sección 2.2.3. La formulación original fijaba el umbral sin precisar si se contrastaba el valor puntual o el intervalo; la regla del límite inferior se explicitó en la revisión del trabajo, con la corrida del corpus ya ejecutada, y el diseño factorial de la Sección 5.2.4 la fijó por escrito antes de medir.</w:t>
+        <w:t xml:space="preserve"> El chatbot clasifica correctamente la intención del mensaje con una exactitud de al menos el 85 %. La hipótesis se sostiene si el límite inferior del intervalo de confianza de Wilson al 95 % de esa exactitud es igual o mayor que el 85 %. A lo largo del trabajo se reserva «exactitud (accuracy)» para esta métrica global y «precisión» para la métrica por clase de la Tabla 5.9, conforme la terminología de Jurafsky y Martin (2024). El umbral se fija como criterio del equipo —no deriva de un estándar publicado ni de un requerimiento de negocio externo— y se justifica en la Sección 2.2.3. La regla del límite inferior se explicitó con la corrida del corpus ya ejecutada, y el diseño factorial de la Sección 5.2.4 la aplicó fijada por escrito antes de medir (Tabla 5.11 y Anexo L).</w:t>
       </w:r>
     </w:p>
     <w:p>
@@ -11697,7 +11768,7 @@
         <w:pStyle w:val="Textoindependiente"/>
       </w:pPr>
       <w:r>
-        <w:t>Las tres hipótesis se contrastan en el Capítulo 5 a partir de los datos recolectados durante la corrida de carga secuencial, la medición del baseline manual y las corridas del corpus del chatbot. Los umbrales de 30 y de 10 segundos operan como criterios de aceptación fijados por el equipo y no constituyen, por sí mismos, afirmaciones falsables. Dado el diseño del sistema —persistencia sobre una base de datos local y notificación a un capturador SMTP alojado en el mismo host— era previsible que ambos se cumplieran con amplio margen. La afirmación sustantiva y efectivamente refutable de H1 es la comparación contra el baseline de atención manual medido en este trabajo, y es en esos términos que se la somete a prueba en la Sección 5.3.</w:t>
+        <w:t>Las tres hipótesis se contrastan en el Capítulo 5 a partir de los datos recolectados durante la corrida de carga secuencial, la medición del baseline manual y las corridas del corpus del chatbot. Los umbrales de 30 y de 10 segundos operan como criterios de aceptación fijados por el equipo y no constituyen, por sí mismos, afirmaciones falsables. Dado el diseño del sistema —persistencia sobre una base de datos local y notificación a un capturador SMTP alojado en el mismo host— era previsible que ambos se cumplieran con amplio margen. Lo sustantivo de H1 es, por eso, la magnitud de la reducción respecto del baseline de atención manual medido en este trabajo, que la Sección 5.3 estima con su intervalo.</w:t>
       </w:r>
     </w:p>
     <w:p>
@@ -11705,7 +11776,7 @@
         <w:pStyle w:val="Ttulo2"/>
       </w:pPr>
       <w:bookmarkStart w:id="23" w:name="objetivos"/>
-      <w:bookmarkStart w:id="24" w:name="_Toc240476423"/>
+      <w:bookmarkStart w:id="24" w:name="_Toc240498993"/>
       <w:bookmarkEnd w:id="17"/>
       <w:bookmarkEnd w:id="21"/>
       <w:r>
@@ -11718,7 +11789,7 @@
         <w:pStyle w:val="Ttulo3"/>
       </w:pPr>
       <w:bookmarkStart w:id="25" w:name="objetivo-general"/>
-      <w:bookmarkStart w:id="26" w:name="_Toc240476424"/>
+      <w:bookmarkStart w:id="26" w:name="_Toc240498994"/>
       <w:r>
         <w:t>1.5.1 Objetivo General</w:t>
       </w:r>
@@ -11729,21 +11800,18 @@
         <w:pStyle w:val="FirstParagraph"/>
       </w:pPr>
       <w:r>
-        <w:t xml:space="preserve">Diseñar e implementar un pipeline automatizado de procesamiento de órdenes y un chatbot con inteligencia artificial para el ciclo post-venta de e-commerce, orquestados con n8n y desplegados en Docker, midiendo su desempeño mediante las métricas MTTD, MTTR y TMR, contrastando el tiempo de procesamiento de </w:t>
-      </w:r>
+        <w:t>Diseñar e implementar un pipeline automatizado de procesamiento de órdenes y un chatbot con inteligencia artificial para el ciclo post-venta de e-commerce, orquestados con n8n y desplegados en Docker, midiendo su desempeño mediante las métricas MTTD, MTTR y TMR, contrastando el tiempo de procesamiento de órdenes con el del proceso manual y el desempeño del chatbot con umbrales absolutos.</w:t>
+      </w:r>
+    </w:p>
+    <w:p>
+      <w:pPr>
+        <w:pStyle w:val="Ttulo3"/>
+      </w:pPr>
+      <w:bookmarkStart w:id="27" w:name="objetivos-específicos"/>
+      <w:bookmarkStart w:id="28" w:name="_Toc240498995"/>
+      <w:bookmarkEnd w:id="25"/>
       <w:r>
         <w:lastRenderedPageBreak/>
-        <w:t>órdenes con el del proceso manual y el desempeño del chatbot con umbrales absolutos.</w:t>
-      </w:r>
-    </w:p>
-    <w:p>
-      <w:pPr>
-        <w:pStyle w:val="Ttulo3"/>
-      </w:pPr>
-      <w:bookmarkStart w:id="27" w:name="objetivos-específicos"/>
-      <w:bookmarkStart w:id="28" w:name="_Toc240476425"/>
-      <w:bookmarkEnd w:id="25"/>
-      <w:r>
         <w:t>1.5.2 Objetivos Específicos</w:t>
       </w:r>
       <w:bookmarkEnd w:id="28"/>
@@ -11756,7 +11824,7 @@
         </w:numPr>
       </w:pPr>
       <w:r>
-        <w:t>Implementar un pipeline de procesamiento de órdenes (15 nodos en n8n) que reciba pedidos vía webhook, verifique stock en PostgreSQL, actualice estados y notifique al cliente por email, registrando MTTD y MTTR; y verificar que el tiempo end-to-end sea inferior a 30 segundos (H1).</w:t>
+        <w:t>Implementar un pipeline de procesamiento de órdenes (15 nodos en n8n) que reciba pedidos vía webhook, verifique stock en PostgreSQL, actualice estados y notifique al cliente por email, registrando MTTD y MTTR; verificar que el tiempo end-to-end sea inferior a 30 segundos; y estimar cuánto reduce el tiempo de procesamiento de una orden respecto del procesamiento manual (H1).</w:t>
       </w:r>
     </w:p>
     <w:p>
@@ -11808,7 +11876,7 @@
         <w:pStyle w:val="Textoindependiente"/>
       </w:pPr>
       <w:r>
-        <w:t>Tres componentes del trabajo no figuraban entre los objetivos específicos formulados al inicio y se incorporaron durante la investigación, a partir de las revisiones del documento: la medición del baseline de atención manual (Sección 3.5.5), sin la cual la hipótesis H1 no tenía término de comparación; el diseño factorial sobre el prompt del clasificador (Sección 3.5.6); y la evaluación del contenido de las respuestas (Sección 3.5.7). Se los reporta como ampliaciones del alcance y no como objetivos cumplidos, y la Tabla 6.1 no los computa.</w:t>
+        <w:t>Dos componentes del trabajo no figuraban entre los objetivos específicos formulados al inicio y se incorporaron durante la investigación: el diseño factorial sobre el prompt del clasificador (Sección 3.5.6) y la evaluación del contenido de las respuestas (Sección 3.5.7). Se los reporta como ampliaciones del alcance y no como objetivos cumplidos, y la Tabla 6.1 no los computa. La comparación con el proceso manual, en cambio, se incorporó a OE1 y se la evalúa como parte de ese objetivo (Anexo L).</w:t>
       </w:r>
     </w:p>
     <w:p>
@@ -11816,7 +11884,7 @@
         <w:pStyle w:val="Ttulo2"/>
       </w:pPr>
       <w:bookmarkStart w:id="29" w:name="alcance-y-limitaciones"/>
-      <w:bookmarkStart w:id="30" w:name="_Toc240476426"/>
+      <w:bookmarkStart w:id="30" w:name="_Toc240498996"/>
       <w:bookmarkEnd w:id="23"/>
       <w:bookmarkEnd w:id="27"/>
       <w:r>
@@ -11829,7 +11897,7 @@
         <w:pStyle w:val="Ttulo3"/>
       </w:pPr>
       <w:bookmarkStart w:id="31" w:name="alcance"/>
-      <w:bookmarkStart w:id="32" w:name="_Toc240476427"/>
+      <w:bookmarkStart w:id="32" w:name="_Toc240498997"/>
       <w:r>
         <w:t>1.6.1 Alcance</w:t>
       </w:r>
@@ -11893,7 +11961,7 @@
         <w:pStyle w:val="Ttulo3"/>
       </w:pPr>
       <w:bookmarkStart w:id="33" w:name="limitaciones"/>
-      <w:bookmarkStart w:id="34" w:name="_Toc240476428"/>
+      <w:bookmarkStart w:id="34" w:name="_Toc240498998"/>
       <w:bookmarkEnd w:id="31"/>
       <w:r>
         <w:t>1.6.2 Limitaciones</w:t>
@@ -11978,7 +12046,7 @@
     </w:p>
     <w:p>
       <w:r>
-        <w:pict w14:anchorId="1D9257F0">
+        <w:pict w14:anchorId="45D18EE2">
           <v:rect id="_x0000_i1030" style="width:0;height:1.5pt" o:hralign="center" o:hrstd="t" o:hr="t"/>
         </w:pict>
       </w:r>
@@ -11989,7 +12057,7 @@
         <w:pageBreakBefore/>
       </w:pPr>
       <w:bookmarkStart w:id="35" w:name="capítulo-2-marco-teórico"/>
-      <w:bookmarkStart w:id="36" w:name="_Toc240476429"/>
+      <w:bookmarkStart w:id="36" w:name="_Toc240498999"/>
       <w:bookmarkEnd w:id="9"/>
       <w:bookmarkEnd w:id="29"/>
       <w:bookmarkEnd w:id="33"/>
@@ -12004,7 +12072,7 @@
         <w:pStyle w:val="Ttulo2"/>
       </w:pPr>
       <w:bookmarkStart w:id="37" w:name="automatización-de-procesos-de-negocio"/>
-      <w:bookmarkStart w:id="38" w:name="_Toc240476430"/>
+      <w:bookmarkStart w:id="38" w:name="_Toc240499000"/>
       <w:r>
         <w:t>2.1 Automatización de procesos de negocio</w:t>
       </w:r>
@@ -12015,7 +12083,7 @@
         <w:pStyle w:val="Ttulo3"/>
       </w:pPr>
       <w:bookmarkStart w:id="39" w:name="definición-y-antecedentes"/>
-      <w:bookmarkStart w:id="40" w:name="_Toc240476431"/>
+      <w:bookmarkStart w:id="40" w:name="_Toc240499001"/>
       <w:r>
         <w:t>2.1.1 Definición y antecedentes</w:t>
       </w:r>
@@ -12036,7 +12104,7 @@
         <w:t>Business Process Automation</w:t>
       </w:r>
       <w:r>
-        <w:t>) se define como el uso de tecnología para ejecutar tareas y flujos de trabajo recurrentes con el fin de aumentar la eficiencia, reducir el error humano y estandarizar los resultados (Dumas et al., 2018). Para situar lo que un sistema de automatización alcanza, este trabajo ordena la madurez de un proceso en cuatro niveles: documentación, automatización, optimización y gobernanza. La escala es un marco analítico propio, que el Capítulo 6 usa para ordenar la discusión, y no una clasificación tomada de la literatura de gestión de procesos (Business Process Management, BPM).</w:t>
+        <w:t>) se define como el uso de tecnología para ejecutar tareas y flujos de trabajo recurrentes con el fin de aumentar la eficiencia, reducir el error humano y estandarizar los resultados (Dumas et al., 2018). Automatizar un proceso no equivale a gestionarlo: la gestión de procesos de negocio (Business Process Management, BPM) comprende un ciclo de vida que incluye, además de implementar el proceso, monitorear y controlar su ejecución (Dumas et al., 2018). El Capítulo 6 usa esa distinción para situar lo que el sistema construido alcanza.</w:t>
       </w:r>
     </w:p>
     <w:p>
@@ -12044,17 +12112,7 @@
         <w:pStyle w:val="Textoindependiente"/>
       </w:pPr>
       <w:r>
-        <w:t xml:space="preserve">En el contexto del comercio electrónico, la automatización de procesos post-venta se enmarca dentro de lo que Turban et al. (2018) denominan </w:t>
-      </w:r>
-      <w:r>
-        <w:rPr>
-          <w:i/>
-          <w:iCs/>
-        </w:rPr>
-        <w:t>fulfillment automation</w:t>
-      </w:r>
-      <w:r>
-        <w:t>: la capacidad de ejecutar el ciclo completo desde la recepción del pedido hasta la notificación al cliente sin intervención humana. En PyMEs de e-commerce con equipo operativo reducido, las tareas manuales del ciclo post-venta —verificación de stock, actualización de estados, envío de notificaciones y atención de consultas— representan una fracción significativa de la carga de trabajo diaria, lo que constituye una oportunidad concreta de mejora mediante automatización (Laudon y Traver, 2021).</w:t>
+        <w:t>En el contexto del comercio electrónico, la automatización de procesos post-venta forma parte del cumplimiento de pedidos (order fulfillment), que la literatura de comercio electrónico no limita a entregar lo pedido en tiempo sino que extiende a los servicios al cliente asociados (Turban et al., 2018); automatizarlo es ejecutar sin intervención humana las etapas de ese ciclo que no requieren criterio. En PyMEs de e-commerce con equipo operativo reducido, las tareas manuales del ciclo post-venta —verificación de stock, actualización de estados, envío de notificaciones y atención de consultas— representan una fracción significativa de la carga de trabajo diaria, lo que constituye una oportunidad concreta de mejora mediante automatización (Laudon y Traver, 2021).</w:t>
       </w:r>
     </w:p>
     <w:p>
@@ -12062,7 +12120,7 @@
         <w:pStyle w:val="Ttulo3"/>
       </w:pPr>
       <w:bookmarkStart w:id="41" w:name="Xa3bb2ec28836d6b7a031f74afbd63d99d71d386"/>
-      <w:bookmarkStart w:id="42" w:name="_Toc240476432"/>
+      <w:bookmarkStart w:id="42" w:name="_Toc240499002"/>
       <w:bookmarkEnd w:id="39"/>
       <w:r>
         <w:t>2.1.2 Herramientas de orquestación de flujos: n8n</w:t>
@@ -12143,7 +12201,7 @@
         <w:t>Function</w:t>
       </w:r>
       <w:r>
-        <w:t>, lo que posibilita lógica de transformación compleja sin salir del entorno visual, a diferencia de las plataformas comerciales equivalentes, que operan como servicios gestionados de código cerrado (n8n GmbH, 2025).</w:t>
+        <w:t>, lo que posibilita lógica de transformación compleja sin salir del entorno visual (n8n GmbH, 2025). Los tres criterios describen propiedades de n8n documentadas por su fabricante; el trabajo no evaluó las alternativas con el mismo detalle.</w:t>
       </w:r>
     </w:p>
     <w:p>
@@ -12159,7 +12217,7 @@
         <w:pStyle w:val="Ttulo3"/>
       </w:pPr>
       <w:bookmarkStart w:id="43" w:name="X93fec73e5d108b013b278e4257b59246c0b4c80"/>
-      <w:bookmarkStart w:id="44" w:name="_Toc240476433"/>
+      <w:bookmarkStart w:id="44" w:name="_Toc240499003"/>
       <w:bookmarkEnd w:id="41"/>
       <w:r>
         <w:t>2.1.3 Métricas MTTD y MTTR en operaciones de e-commerce</w:t>
@@ -12265,11 +12323,11 @@
         <w:pStyle w:val="Textoindependiente"/>
       </w:pPr>
       <w:r>
-        <w:t xml:space="preserve">Resulta pertinente discutir la transferibilidad conceptual de MTTD y MTTR desde su dominio de origen — la gestión de incidentes TI — al dominio del procesamiento de órdenes de e-commerce. En ITIL, ambas métricas miden eventos asociados a fallas (un incidente es por definición un evento no deseado). En el contexto de este trabajo, una orden de compra exitosa no constituye una falla sino un flujo nominal del </w:t>
+        <w:t xml:space="preserve">Resulta pertinente discutir la transferibilidad conceptual de MTTD y MTTR desde su dominio de origen — la gestión de incidentes TI — al dominio del procesamiento de órdenes de e-commerce. En ITIL, ambas métricas miden eventos asociados a fallas (un incidente es por definición un evento no deseado). En el contexto de este trabajo, </w:t>
       </w:r>
       <w:r>
         <w:lastRenderedPageBreak/>
-        <w:t>proceso de negocio. La transferencia se sostiene, sin embargo, a nivel estructural: ambas métricas miden intervalos temporales acotados por dos eventos observables y representan etapas secuenciales de un ciclo (detección/procesamiento y resolución/comunicación). Esta analogía estructural — y no semántica estricta — es coherente con la práctica documentada en la literatura de operational excellence, donde indicadores originalmente formulados para entornos de manufactura (lead time, cycle time) se transfieren a procesos administrativos y de servicio sin pérdida de validez operativa (Womack y Jones, 2003). Se reconoce que métricas alternativas más específicas del dominio comercial — como order cycle time u order fulfillment lead time — podrían reemplazar a MTTD y MTTR en versiones futuras del trabajo. La elección de MTTD y MTTR en este estudio se fundamenta en su disponibilidad inmediata como vocabulario de observabilidad ya soportado por las herramientas de monitoreo del stack tecnológico (Grafana), lo que facilita la integración con prácticas de site reliability engineering (Beyer et al., 2016) habituales en equipos de desarrollo.</w:t>
+        <w:t>una orden de compra exitosa no constituye una falla sino un flujo nominal del proceso de negocio. La transferencia se sostiene, sin embargo, a nivel estructural: ambas métricas miden intervalos temporales acotados por dos eventos observables y representan etapas secuenciales de un ciclo (detección/procesamiento y resolución/comunicación). Esta analogía estructural — y no semántica estricta — es coherente con la práctica documentada en la literatura de operational excellence, donde indicadores originalmente formulados para entornos de manufactura (lead time, cycle time) se transfieren a procesos administrativos y de servicio sin pérdida de validez operativa (Womack y Jones, 2003). Se reconoce que métricas alternativas más específicas del dominio comercial — como order cycle time u order fulfillment lead time — podrían reemplazar a MTTD y MTTR en versiones futuras del trabajo. La elección de MTTD y MTTR en este estudio se fundamenta en su disponibilidad inmediata como vocabulario de observabilidad ya soportado por las herramientas de monitoreo del stack tecnológico (Grafana), lo que facilita la integración con prácticas de site reliability engineering (Beyer et al., 2016) habituales en equipos de desarrollo.</w:t>
       </w:r>
     </w:p>
     <w:p>
@@ -12277,7 +12335,7 @@
         <w:pStyle w:val="Ttulo2"/>
       </w:pPr>
       <w:bookmarkStart w:id="45" w:name="Xb9df29f5b4396af5e3e5cddfe0cff79ab4ee89d"/>
-      <w:bookmarkStart w:id="46" w:name="_Toc240476434"/>
+      <w:bookmarkStart w:id="46" w:name="_Toc240499004"/>
       <w:bookmarkEnd w:id="37"/>
       <w:bookmarkEnd w:id="43"/>
       <w:r>
@@ -12290,7 +12348,7 @@
         <w:pStyle w:val="Ttulo3"/>
       </w:pPr>
       <w:bookmarkStart w:id="47" w:name="X66ea073947c30cd45a099a94c7f07bfa1f9ff91"/>
-      <w:bookmarkStart w:id="48" w:name="_Toc240476435"/>
+      <w:bookmarkStart w:id="48" w:name="_Toc240499005"/>
       <w:r>
         <w:t>2.2.1 Evolución de los chatbots: de reglas a LLMs</w:t>
       </w:r>
@@ -12357,7 +12415,7 @@
         <w:pStyle w:val="Ttulo3"/>
       </w:pPr>
       <w:bookmarkStart w:id="49" w:name="gpt-4o-mini-y-prompt-engineering"/>
-      <w:bookmarkStart w:id="50" w:name="_Toc240476436"/>
+      <w:bookmarkStart w:id="50" w:name="_Toc240499006"/>
       <w:bookmarkEnd w:id="47"/>
       <w:r>
         <w:t>2.2.2 GPT-4o-mini y prompt engineering</w:t>
@@ -12377,11 +12435,8 @@
         <w:pStyle w:val="Textoindependiente"/>
       </w:pPr>
       <w:r>
-        <w:t xml:space="preserve">El régimen de prompting empleado tiene consecuencias sobre la interpretación de los resultados. Brown et al. (2020) diferencian tres regímenes según la cantidad de </w:t>
-      </w:r>
-      <w:r>
         <w:lastRenderedPageBreak/>
-        <w:t>ejemplos etiquetados que se incluyen en el prompt: zero-shot, donde el modelo recibe únicamente la instrucción y la definición de las clases; one-shot, con un ejemplo; y few-shot, con varios ejemplos de entrada y salida. Liu et al. (2023) sistematizan el conjunto de estas técnicas. La configuración principal de este trabajo opera en régimen few-shot con inyección de contexto: su prompt de sistema incluye reglas de decisión por categoría, siete ejemplos etiquetados de entrada y salida y un bloque en el que se inserta la base de conocimiento completa de la tienda, leída de la base de datos en cada llamada (Sección 2.2.4). El Capítulo 5 la compara con tres variantes que quitan la base de conocimiento, las reglas y los ejemplos, o ambas cosas; las dos que no tienen ejemplos operan en régimen zero-shot. Los bloques del prompt se transcriben en el Anexo H y la comparación se reporta en la Sección 5.2.4.</w:t>
+        <w:t>El régimen de prompting empleado tiene consecuencias sobre la interpretación de los resultados. Brown et al. (2020) diferencian tres regímenes según la cantidad de ejemplos etiquetados que se incluyen en el prompt: zero-shot, donde el modelo recibe únicamente la instrucción y la definición de las clases; one-shot, con un ejemplo; y few-shot, con varios ejemplos de entrada y salida. Liu et al. (2023) sistematizan el conjunto de estas técnicas. La configuración principal de este trabajo opera en régimen few-shot con inyección de contexto: su prompt de sistema incluye reglas de decisión por categoría, siete ejemplos etiquetados de entrada y salida y un bloque en el que se inserta la base de conocimiento completa de la tienda, leída de la base de datos en cada llamada (Sección 2.2.4). El Capítulo 5 la compara con tres variantes que quitan la base de conocimiento, las reglas y los ejemplos, o ambas cosas; las dos que no tienen ejemplos operan en régimen zero-shot. Los bloques del prompt se transcriben en el Anexo H y la comparación se reporta en la Sección 5.2.4.</w:t>
       </w:r>
     </w:p>
     <w:p>
@@ -12389,7 +12444,7 @@
         <w:pStyle w:val="Ttulo3"/>
       </w:pPr>
       <w:bookmarkStart w:id="51" w:name="precisión-en-clasificación-de-intents"/>
-      <w:bookmarkStart w:id="52" w:name="_Toc240476437"/>
+      <w:bookmarkStart w:id="52" w:name="_Toc240499007"/>
       <w:bookmarkEnd w:id="49"/>
       <w:r>
         <w:t>2.2.3 Exactitud en clasificación de intents</w:t>
@@ -12408,7 +12463,7 @@
       <w:pPr>
         <w:pStyle w:val="Ttulo3"/>
       </w:pPr>
-      <w:bookmarkStart w:id="53" w:name="_Toc240476438"/>
+      <w:bookmarkStart w:id="53" w:name="_Toc240499008"/>
       <w:r>
         <w:t>2.2.4 Inyección de contexto, generación aumentada por recuperación y alucinación</w:t>
       </w:r>
@@ -12419,11 +12474,11 @@
         <w:pStyle w:val="FirstParagraph"/>
       </w:pPr>
       <w:r>
-        <w:t xml:space="preserve">Un modelo de lenguaje responde a partir de lo que aprendió en su entrenamiento. Cuando la respuesta exige datos que no están en ese conocimiento —la política de una tienda, por ejemplo—, tiende a completarla con contenido plausible pero no respaldado, fenómeno que la literatura denomina alucinación (Huang et al., 2025). La respuesta técnica más difundida es la generación aumentada por recuperación (retrieval-augmented generation, RAG), que Lewis et al. (2020) formulan como la </w:t>
+        <w:t xml:space="preserve">Un modelo de lenguaje responde a partir de lo que aprendió en su entrenamiento. Cuando la respuesta exige datos que no están en ese conocimiento —la política de una tienda, por ejemplo—, tiende a completarla con contenido plausible pero no respaldado, fenómeno que la literatura denomina alucinación (Huang et al., 2025). La </w:t>
       </w:r>
       <w:r>
         <w:lastRenderedPageBreak/>
-        <w:t>combinación de la memoria paramétrica del modelo con una memoria no paramétrica: un recuperador selecciona, para cada consulta, los pasajes pertinentes de un índice documental, y el generador condiciona su salida en ellos. Fan et al. (2024) sistematizan las variantes de esa arquitectura en los modelos de lenguaje de gran escala.</w:t>
+        <w:t>respuesta técnica más difundida es la generación aumentada por recuperación (retrieval-augmented generation, RAG), que Lewis et al. (2020) formulan como la combinación de la memoria paramétrica del modelo con una memoria no paramétrica: un recuperador selecciona, para cada consulta, los pasajes pertinentes de un índice documental, y el generador condiciona su salida en ellos. Fan et al. (2024) sistematizan las variantes de esa arquitectura en los modelos de lenguaje de gran escala.</w:t>
       </w:r>
     </w:p>
     <w:p>
@@ -12438,7 +12493,7 @@
       <w:pPr>
         <w:pStyle w:val="Ttulo3"/>
       </w:pPr>
-      <w:bookmarkStart w:id="54" w:name="_Toc240476439"/>
+      <w:bookmarkStart w:id="54" w:name="_Toc240499009"/>
       <w:r>
         <w:t>2.2.5 Evaluación de texto generado, no determinismo y acuerdo entre evaluadores</w:t>
       </w:r>
@@ -12457,18 +12512,18 @@
         <w:pStyle w:val="Textoindependiente"/>
       </w:pPr>
       <w:r>
-        <w:t xml:space="preserve">Cuando la evaluación descansa en jueces humanos, su confiabilidad se establece por el acuerdo entre ellos. El κ de Cohen (1960) descuenta el acuerdo atribuible al azar, y la escala de Landis y Koch (1977) ofrece una lectura convencional de sus valores. Artstein y Poesio (2008) revisan los coeficientes de acuerdo entre anotadores —entre ellos el κ de Cohen, el π de Scott y el α de Krippendorff— y discuten cuál resulta apropiado según la tarea de anotación. Un acuerdo bajo informa que el esquema de categorías no se aplica de manera reproducible, y por eso un instrumento de juicio se pone a prueba antes de usarse. La evaluación de contenido </w:t>
+        <w:t xml:space="preserve">Cuando la evaluación descansa en jueces humanos, su confiabilidad se establece por el acuerdo entre ellos. El κ de Cohen (1960) descuenta el acuerdo atribuible al azar, y la escala de Landis y Koch (1977) ofrece una lectura convencional de sus valores. Artstein y Poesio (2008) revisan los coeficientes de acuerdo entre anotadores —entre ellos el κ de Cohen, el π de Scott y el α de Krippendorff— y discuten cuál resulta apropiado según la tarea de anotación. Un acuerdo bajo informa que el </w:t>
       </w:r>
       <w:r>
         <w:lastRenderedPageBreak/>
-        <w:t>de este trabajo no lo hizo: su rúbrica se aplicó sin prueba piloto y con niveles que se superponen (Sección 5.2.5).</w:t>
+        <w:t>esquema de categorías no se aplica de manera reproducible, y por eso un instrumento de juicio se pone a prueba antes de usarse. La evaluación de contenido de este trabajo no lo hizo: su rúbrica se aplicó sin prueba piloto y con niveles que se superponen (Sección 5.2.5).</w:t>
       </w:r>
     </w:p>
     <w:p>
       <w:pPr>
         <w:pStyle w:val="Ttulo2"/>
       </w:pPr>
-      <w:bookmarkStart w:id="55" w:name="_Toc240476440"/>
+      <w:bookmarkStart w:id="55" w:name="_Toc240499010"/>
       <w:bookmarkEnd w:id="45"/>
       <w:bookmarkEnd w:id="51"/>
       <w:r>
@@ -12481,7 +12536,7 @@
         <w:pStyle w:val="Ttulo3"/>
       </w:pPr>
       <w:bookmarkStart w:id="56" w:name="concepto-y-relevancia-estratégica"/>
-      <w:bookmarkStart w:id="57" w:name="_Toc240476441"/>
+      <w:bookmarkStart w:id="57" w:name="_Toc240499011"/>
       <w:r>
         <w:t>2.3.1 Multicanalidad y omnicanalidad: delimitación conceptual</w:t>
       </w:r>
@@ -12507,7 +12562,7 @@
       <w:pPr>
         <w:pStyle w:val="Ttulo3"/>
       </w:pPr>
-      <w:bookmarkStart w:id="58" w:name="_Toc240476442"/>
+      <w:bookmarkStart w:id="58" w:name="_Toc240499012"/>
       <w:bookmarkEnd w:id="56"/>
       <w:r>
         <w:t>2.3.2 TMR y capacidad de respuesta</w:t>
@@ -12519,26 +12574,64 @@
         <w:pStyle w:val="FirstParagraph"/>
       </w:pPr>
       <w:r>
-        <w:t>El TMR (Tiempo Medio de Respuesta) mide la capacidad de respuesta de un sistema de atención, no su efectividad: la rapidez es una dimensión de la calidad de servicio y no garantiza que la respuesta sea correcta, como muestra la Sección 5.2.5. En la literatura de calidad de servicio, la capacidad de respuesta (responsiveness) es una de las cinco dimensiones del modelo SERVQUAL (Zeithaml et al., 1990); si bien ese modelo es anterior a la existencia de los canales digitales, la dimensión se traslada a este contexto como el tiempo que el cliente espera hasta recibir una respuesta. Reportes de la industria señalan que los clientes esperan respuestas cada vez más rápidas —el 82% espera una resolución inmediata de sus consultas (HubSpot, 2024)—, muy por debajo de los tiempos que caracterizan a la atención manual. Un sistema automatizado con un TMR de segundos se ubica, por lo tanto, en el extremo favorable de esa dimensión. Este trabajo no midió el tiempo de respuesta de una atención manual por chat, de modo que no cuantifica la mejora respecto de ella.</w:t>
+        <w:t xml:space="preserve">El TMR (Tiempo Medio de Respuesta) mide la capacidad de respuesta de un sistema de atención, no su efectividad: la rapidez es una dimensión de la calidad de servicio y no garantiza que la respuesta sea correcta, como muestra la Sección 5.2.5. En la literatura de calidad de servicio, la capacidad de respuesta (responsiveness) es una de las cinco dimensiones del modelo SERVQUAL (Zeithaml et al., 1990); si bien ese modelo es anterior a la existencia de los canales digitales, la dimensión se traslada a este contexto como el tiempo que el cliente espera hasta recibir una respuesta. Reportes de la industria señalan que los clientes esperan respuestas cada vez más rápidas —el 82% espera una resolución inmediata de sus consultas (HubSpot, 2024)—, muy por debajo de los tiempos que caracterizan a la atención manual. Un sistema automatizado con un TMR de segundos se ubica, por lo tanto, en el extremo </w:t>
+      </w:r>
+      <w:r>
+        <w:lastRenderedPageBreak/>
+        <w:t>favorable de esa dimensión. Este trabajo no midió el tiempo de respuesta de una atención manual por chat, de modo que no cuantifica la mejora respecto de ella.</w:t>
       </w:r>
     </w:p>
     <w:p>
       <w:pPr>
         <w:pStyle w:val="Ttulo2"/>
       </w:pPr>
-      <w:bookmarkStart w:id="59" w:name="_Toc240476443"/>
+      <w:bookmarkStart w:id="59" w:name="_Toc240499013"/>
+      <w:r>
+        <w:t>2.4 Estado del arte</w:t>
+      </w:r>
+      <w:bookmarkEnd w:id="59"/>
+    </w:p>
+    <w:p>
+      <w:pPr>
+        <w:pStyle w:val="FirstParagraph"/>
+      </w:pPr>
+      <w:r>
+        <w:t>Esta sección revisa lo publicado sobre el problema abordado y empieza por el procedimiento seguido, para que tanto el alcance de la revisión como sus omisiones resulten atribuibles.</w:t>
+      </w:r>
+    </w:p>
+    <w:p>
+      <w:pPr>
+        <w:pStyle w:val="Textoindependiente"/>
+      </w:pPr>
+      <w:r>
+        <w:t>Procedimiento de búsqueda. Se consultaron ACL Anthology, arXiv, Crossref y los catálogos en línea de ScienceDirect y Springer Nature para la literatura internacional, y SciELO, Redalyc, Dialnet y los repositorios institucionales de universidades nacionales argentinas —entre ellos el repositorio del CONICET— para la literatura regional arbitrada. Las cadenas combinaron los términos chatbot, customer service, e-commerce, intent classification, large language model, zero-shot, business process automation, robotic process automation, SME y order fulfillment —y, en una actualización de septiembre de 2026, retrieval-augmented generation, hallucination, grounding, customer service, low-code platform y n8n—, en inglés, con sus equivalentes en español para las búsquedas de alcance regional. La ventana temporal se fijó entre 2018 y 2026, con dos excepciones declaradas: las obras canónicas ya incorporadas al marco teórico, y el estudio de Alderete et al. (2017) sobre adopción de comercio electrónico en pymes de Córdoba, que se incluye por ser el trabajo empírico de referencia sobre el caso nacional específico que este trabajo sitúa como contexto. La identificación bibliográfica de cada antecedente —autores, revista, volumen, páginas y DOI— fue verificada contra el registro de Crossref o contra el texto publicado. Se incluyeron trabajos empíricos arbitrados que reportaran métricas cuantitativas y revisiones sistemáticas, y se excluyeron el material de divulgación y la documentación de producto. Se admitió una excepción declarada: cuatro preprints sin revisión por pares —Luo et al. (2023), Perez y Ribeiro (2022), Amir y Atif (2026) y Tang et al. (2026)— y la descripción del corpus SNIPS de Coucke et al. (2018), por tratarse de trabajos de referencia en temas donde la literatura arbitrada es posterior o escasa; la lista de referencias los identifica por su repositorio. La decisión judicial Moffatt v. Air Canada (2024), pertinente al riesgo que el trabajo examina, no se trata como antecedente de investigación sino en el marco legal de la Sección 2.5. Los reportes de industria y la documentación técnica que se citan en otros capítulos cumplen una función de contexto o de referencia de herramienta, y no de antecedente.</w:t>
+      </w:r>
+    </w:p>
+    <w:p>
+      <w:pPr>
+        <w:pStyle w:val="Textoindependiente"/>
+      </w:pPr>
+      <w:r>
+        <w:t>Limitación declarada. La revisión que sigue no constituye una revisión sistemática en el sentido de un protocolo formal de cribado con doble evaluador: es una revisión de antecedentes acotada, proporcionada al nivel de un trabajo integrador de tecnicatura. Se la presenta como tal y no como hallazgo exhaustivo del campo.</w:t>
+      </w:r>
+    </w:p>
+    <w:p>
+      <w:pPr>
+        <w:pStyle w:val="Ttulo3"/>
+      </w:pPr>
+      <w:bookmarkStart w:id="60" w:name="_Toc240499014"/>
       <w:r>
         <w:lastRenderedPageBreak/>
-        <w:t>2.4 Estado del arte</w:t>
-      </w:r>
-      <w:bookmarkEnd w:id="59"/>
+        <w:t>2.4.1 Chatbots en la atención al cliente de comercio electrónico</w:t>
+      </w:r>
+      <w:bookmarkEnd w:id="60"/>
     </w:p>
     <w:p>
       <w:pPr>
         <w:pStyle w:val="FirstParagraph"/>
       </w:pPr>
       <w:r>
-        <w:t>Esta sección revisa lo publicado sobre el problema abordado y empieza por el procedimiento seguido, para que tanto el alcance de la revisión como sus omisiones resulten atribuibles.</w:t>
+        <w:t>Ngai et al. (2021) presentan un chatbot basado en conocimiento para atención al cliente, construido sobre una representación explícita del dominio antes de la difusión de los modelos de lenguaje de gran escala. Su trabajo resulta pertinente como línea de base arquitectónica: muestra el costo de construir y mantener la base de conocimiento que un sistema de reglas exige, costo que es precisamente el que un modelo de lenguaje permite evitar. Misischia et al. (2022), por su parte, abordan la cuestión desde la calidad de servicio antes que desde la técnica: identifican las funciones del chatbot relevantes para el cliente y sostienen que atributos como un estilo de interacción socialmente orientado y un trato empático inciden sobre la calidad percibida de la atención. Ambos trabajos coinciden en un punto que este trabajo asume como supuesto de diseño: la utilidad del chatbot no se agota en la exactitud de su clasificación, sino que depende también de la calidad de la respuesta que entrega.</w:t>
       </w:r>
     </w:p>
     <w:p>
@@ -12546,7 +12639,25 @@
         <w:pStyle w:val="Textoindependiente"/>
       </w:pPr>
       <w:r>
-        <w:t>Procedimiento de búsqueda. Se consultaron ACL Anthology, arXiv, Crossref y los catálogos en línea de ScienceDirect y Springer Nature para la literatura internacional, y SciELO, Redalyc, Dialnet y los repositorios institucionales de universidades nacionales argentinas —entre ellos el repositorio del CONICET— para la literatura regional arbitrada. Las cadenas combinaron los términos chatbot, customer service, e-commerce, intent classification, large language model, zero-shot, business process automation, robotic process automation, SME y order fulfillment —y, en una actualización de septiembre de 2026, retrieval-augmented generation, hallucination, grounding, customer service y low-code platform—, en inglés, con sus equivalentes en español para las búsquedas de alcance regional. La ventana temporal se fijó entre 2018 y 2026, con dos excepciones declaradas: las obras canónicas ya incorporadas al marco teórico, y el estudio de Alderete et al. (2017) sobre adopción de comercio electrónico en pymes de Córdoba, que se incluye por ser el trabajo empírico de referencia sobre el caso nacional específico que este trabajo sitúa como contexto. La identificación bibliográfica de cada antecedente —autores, revista, volumen, páginas y DOI— fue verificada contra el registro de Crossref o contra el texto publicado. Se incluyeron trabajos empíricos arbitrados que reportaran métricas cuantitativas y revisiones sistemáticas, y se excluyeron el material de divulgación y la documentación de producto. Se admitió una excepción declarada: dos preprints sin revisión por pares —Luo et al. (2023) y Perez y Ribeiro (2022)— y la descripción del corpus SNIPS de Coucke et al. (2018), por tratarse de trabajos de referencia en temas donde la literatura arbitrada es posterior o escasa; la lista de referencias los identifica por su repositorio. Se incluyó además una decisión judicial, Moffatt v. Air Canada (2024), por su pertinencia directa al riesgo que el trabajo examina. Los reportes de industria y la documentación técnica que se citan en otros capítulos cumplen una función de contexto o de referencia de herramienta, y no de antecedente.</w:t>
+        <w:t>Con la difusión de los modelos de lenguaje de gran escala aparece una pregunta distinta, la de la confiabilidad de lo que el asistente afirma. Larsen et al. (2026) proponen un marco de las alucinaciones de estos modelos adaptado a la atención al cliente y, sobre una encuesta a 274 potenciales usuarios, muestran que todos los tipos de alucinación pueden erosionar la confianza, y que las que consisten en información errónea con consecuencias para el usuario son las que se juzgan más graves. El riesgo tiene además un correlato jurídico, que la Sección 2.5 trata en el marco legal.</w:t>
+      </w:r>
+    </w:p>
+    <w:p>
+      <w:pPr>
+        <w:pStyle w:val="Ttulo3"/>
+      </w:pPr>
+      <w:bookmarkStart w:id="61" w:name="_Toc240499015"/>
+      <w:r>
+        <w:t>2.4.2 Clasificación de intenciones con modelos de lenguaje</w:t>
+      </w:r>
+      <w:bookmarkEnd w:id="61"/>
+    </w:p>
+    <w:p>
+      <w:pPr>
+        <w:pStyle w:val="FirstParagraph"/>
+      </w:pPr>
+      <w:r>
+        <w:t>Parikh et al. (2023) evalúan cuatro estrategias de bajo consumo de datos para clasificación de intenciones —adaptación de dominio, aumento de datos, prompting zero-shot con modelos de lenguaje y ajuste fino de parámetros eficientes— y concluyen que el ajuste fino eficiente sobre Flan-T5 obtiene el mejor desempeño incluso con un único ejemplo por intención, al tiempo que confirman que el prompting zero-shot basado en descripciones de las intenciones resulta efectivo para la tarea. Luo et al. (2023) llegan a una conclusión convergente por otro camino: muestran que el aprendizaje basado en prompts permite a modelos de lenguaje pequeños alcanzar un desempeño competitivo en reconocimiento de intenciones de cliente con una cantidad mínima de datos de entrenamiento, y que un prompt bien diseñado habilita desempeño útil en escenarios zero-shot.</w:t>
       </w:r>
     </w:p>
     <w:p>
@@ -12554,29 +12665,70 @@
         <w:pStyle w:val="Textoindependiente"/>
       </w:pPr>
       <w:r>
-        <w:t>Limitación declarada. La revisión que sigue no constituye una revisión sistemática en el sentido de un protocolo formal de cribado con doble evaluador: es una revisión de antecedentes acotada, proporcionada al nivel de un trabajo integrador de tecnicatura. Se la presenta como tal y no como hallazgo exhaustivo del campo.</w:t>
+        <w:t xml:space="preserve">Arora et al. (2024) actualizan esa comparación con modelos recientes: adaptan modelos generativos mediante aprendizaje en contexto y razonamiento encadenado, los comparan con codificadores de oraciones ajustados por contraste en exactitud y latencia, y encuentran que la capacidad de detectar mensajes ajenos al conjunto de intenciones depende del alcance de las etiquetas y del tamaño del espacio de </w:t>
+      </w:r>
+      <w:r>
+        <w:lastRenderedPageBreak/>
+        <w:t>categorías. El resultado es pertinente para un clasificador de cuatro categorías con una clase residual, como el de este trabajo.</w:t>
+      </w:r>
+    </w:p>
+    <w:p>
+      <w:pPr>
+        <w:pStyle w:val="Textoindependiente"/>
+      </w:pPr>
+      <w:r>
+        <w:t>Sclar et al. (2024) agregan una advertencia que alcanza a toda esa literatura: en modelos abiertos, cambios de formato del prompt que no alteran su contenido mueven la exactitud de manera sustancial, de modo que una cifra obtenida con una formulación describe a esa formulación y no al modelo. Este trabajo observa con GPT-4o-mini un fenómeno del mismo tipo —dos prompts sin reglas ni ejemplos que difieren sobre todo en cómo presentan el mensaje del cliente obtienen 74,0 % y 86,0 %—, que la Sección 5.2.4 trata</w:t>
+      </w:r>
+      <w:r>
+        <w:t xml:space="preserve"> como hipótesis y la Sección 6.3 usa para acotar el alcance de sus conclusiones.</w:t>
+      </w:r>
+    </w:p>
+    <w:p>
+      <w:pPr>
+        <w:pStyle w:val="Textoindependiente"/>
+      </w:pPr>
+      <w:r>
+        <w:t>Estos antecedentes son los que dan sentido a la comparación entre regímenes que este trabajo ejecuta (Secciones 2.2.2 y 5.2.4) y permiten interpretar sus resultados: ninguno de los valores obtenidos es un dato aislado, sino puntos dentro de un rango que la literatura ya documenta como alcanzable sin ajuste fino. Hay, sin embargo, una diferencia de alcance que impide la comparación directa de cifras: los trabajos citados evalúan sobre corpus públicos normalizados —del tipo de CLINC150 (Larson et al., 2019), Banking77 (Casanueva et al., 2020) o SNIPS (Coucke et al., 2018)—, con decenas o centenas de intenciones, mientras que este trabajo opera sobre cuatro categorías de un dominio deliberadamente acotado. Un accuracy más alto sobre menos clases no constituye un mejor resultado, y este trabajo no lo presenta como tal.</w:t>
       </w:r>
     </w:p>
     <w:p>
       <w:pPr>
         <w:pStyle w:val="Ttulo3"/>
       </w:pPr>
-      <w:bookmarkStart w:id="60" w:name="_Toc240476444"/>
-      <w:r>
-        <w:t>2.4.1 Chatbots en la atención al cliente de comercio electrónico</w:t>
-      </w:r>
-      <w:bookmarkEnd w:id="60"/>
+      <w:bookmarkStart w:id="62" w:name="_Toc240499016"/>
+      <w:r>
+        <w:t>2.4.3 Anclaje en bases de conocimiento y alucinación</w:t>
+      </w:r>
+      <w:bookmarkEnd w:id="62"/>
     </w:p>
     <w:p>
       <w:pPr>
         <w:pStyle w:val="FirstParagraph"/>
       </w:pPr>
       <w:r>
-        <w:t xml:space="preserve">Ngai et al. (2021) presentan un chatbot basado en conocimiento para atención al cliente, construido sobre una representación explícita del dominio antes de la difusión de los modelos de lenguaje de gran escala. Su trabajo resulta pertinente como línea de base arquitectónica: muestra el costo de construir y mantener la base </w:t>
+        <w:t>La promesa de anclar las respuestas en una base documental —que el sistema responda con lo que la base dice y no con lo que el modelo supone— es la que motiva la inyección de contexto de este trabajo, y la evidencia reciente la matiza. Magesh et al. (2025) evaluaron, en un estudio preregistrado, las herramientas de investigación jurídica basadas en generación aumentada por recuperación de los dos principales proveedores del mercado, y encontraron que alucinan entre el 17 % y el 33 % de las veces, pese a que sus proveedores las presentaban como libres de alucinación. Huang et al. (2025) incluyen la recuperación entre las estrategias de mitigación y discuten sus límites, entre ellos que el contexto recuperado no cubra la consulta o entre en conflicto con el conocimiento del modelo. Ese es el mecanismo que observa la Sección 5.2.5: las dos respuestas con datos ausentes de la base contestan consultas sobre temas que la base no trata. Ningún antecedente revisado evalúa ese fenómeno sobre la atención post-venta de una tienda con una base de conocimiento propia, y este trabajo lo aborda solo de manera parcial.</w:t>
+      </w:r>
+    </w:p>
+    <w:p>
+      <w:pPr>
+        <w:pStyle w:val="Ttulo3"/>
+      </w:pPr>
+      <w:bookmarkStart w:id="63" w:name="_Toc240499017"/>
+      <w:r>
+        <w:t>2.4.4 Automatización de procesos en pequeñas y medianas empresas</w:t>
+      </w:r>
+      <w:bookmarkEnd w:id="63"/>
+    </w:p>
+    <w:p>
+      <w:pPr>
+        <w:pStyle w:val="FirstParagraph"/>
+      </w:pPr>
+      <w:r>
+        <w:t xml:space="preserve">Pypłacz y Žukovskis (2023) estudian la implementación de automatización robótica de procesos en pequeñas y medianas empresas y sus implicancias organizacionales, y documentan que la adopción efectiva permanece muy por debajo del interés </w:t>
       </w:r>
       <w:r>
         <w:lastRenderedPageBreak/>
-        <w:t>de conocimiento que un sistema de reglas exige, costo que es precisamente el que un modelo de lenguaje permite evitar. Misischia et al. (2022), por su parte, abordan la cuestión desde la calidad de servicio antes que desde la técnica: identifican las funciones del chatbot relevantes para el cliente y sostienen que atributos como un estilo de interacción socialmente orientado y un trato empático inciden sobre la calidad percibida de la atención. Ambos trabajos coinciden en un punto que este trabajo asume como supuesto de diseño: la utilidad del chatbot no se agota en la exactitud de su clasificación, sino que depende también de la calidad de la respuesta que entrega.</w:t>
+        <w:t>declarado. Su diagnóstico sobre las barreras —infraestructura digital limitada, brechas de competencias y procedimientos poco formalizados— es coherente con el problema que motiva este trabajo y respalda empíricamente la elección de una herramienta de bajo costo y auto-alojable. En el extremo opuesto de la escala organizacional, Zhang et al. (2021) analizan mediante estudio de caso la orquestación de recursos de inteligencia artificial en el centro logístico de Alibaba, y muestran cómo la capacidad emerge de la articulación entre los recursos técnicos y los humanos y organizacionales, y no del componente tecnológico en aislamiento. Ese hallazgo es pertinente aquí en sentido admonitorio: sugiere que las mejoras de tiempo que un prototipo mide en condiciones de laboratorio no se trasladan automáticamente a una organización real.</w:t>
       </w:r>
     </w:p>
     <w:p>
@@ -12584,25 +12736,31 @@
         <w:pStyle w:val="Textoindependiente"/>
       </w:pPr>
       <w:r>
-        <w:t>Con la difusión de los modelos de lenguaje de gran escala aparece una pregunta distinta, la de la confiabilidad de lo que el asistente afirma. Larsen et al. (2026) proponen un marco de las alucinaciones de estos modelos adaptado a la atención al cliente y, sobre una encuesta a 274 potenciales usuarios, muestran que todos los tipos de alucinación pueden erosionar la confianza, y que las que consisten en información errónea con consecuencias para el usuario son las que se juzgan más graves. El riesgo tiene además un correlato jurídico. En Moffatt v. Air Canada (2024), un tribunal de la Columbia Británica responsabilizó a la aerolínea por la información que su asistente conversacional dio a un cliente —que la tarifa por duelo podía solicitarse de manera retroactiva, contra la política de la empresa— y rechazó el argumento de que el asistente fuera responsable de su propia información. El caso es pertinente para este trabajo en un sentido preciso: la Sección 5.2.5 encontró respuestas que afirman una política que la base de la tienda no contiene.</w:t>
+        <w:t>Sobre n8n en particular, la literatura empírica es reciente y todavía no arbitrada. Amir y Atif (2026) evalúan, en el caso de una pequeña empresa, un flujo de procesamiento de contactos implementado en n8n —registro de datos, correo de confirmación y notificación— y comparan 20 ejecuciones manuales con 25 automatizadas en condiciones controladas: el tiempo medio pasa de 185,35 s a 1,23 s, una reducción de unas 151 veces, y la tasa de error, de 5 % a cero. Es el antecedente más próximo al término comparativo</w:t>
+      </w:r>
+      <w:r>
+        <w:t xml:space="preserve"> de este trabajo, por el diseño y por el orden de magnitud del resultado. Tang et al. (2026) analizan más de 6.000 flujos de n8n publicados que incorporan modelos de lenguaje y encuentran que los mecanismos explícitos de confiabilidad —caminos de respaldo estructurados, alertas específicas de falla y aprobación humana— son relativamente poco comunes, un resultado que dialoga con las fallas silenciosas que este trabajo documenta en sus dos flujos (Secciones 5.1.3 y 5.2.4). Ambos son preprints, incluidos por </w:t>
+      </w:r>
+      <w:r>
+        <w:t>la excepción declarada al comienzo de esta sección.</w:t>
       </w:r>
     </w:p>
     <w:p>
       <w:pPr>
         <w:pStyle w:val="Ttulo3"/>
       </w:pPr>
-      <w:bookmarkStart w:id="61" w:name="_Toc240476445"/>
-      <w:r>
-        <w:t>2.4.2 Clasificación de intenciones con modelos de lenguaje</w:t>
-      </w:r>
-      <w:bookmarkEnd w:id="61"/>
+      <w:bookmarkStart w:id="64" w:name="_Toc240499018"/>
+      <w:r>
+        <w:t>2.4.5 Antecedentes latinoamericanos y del caso argentino</w:t>
+      </w:r>
+      <w:bookmarkEnd w:id="64"/>
     </w:p>
     <w:p>
       <w:pPr>
         <w:pStyle w:val="FirstParagraph"/>
       </w:pPr>
       <w:r>
-        <w:t>Parikh et al. (2023) evalúan cuatro estrategias de bajo consumo de datos para clasificación de intenciones —adaptación de dominio, aumento de datos, prompting zero-shot con modelos de lenguaje y ajuste fino de parámetros eficientes— y concluyen que el ajuste fino eficiente sobre Flan-T5 obtiene el mejor desempeño incluso con un único ejemplo por intención, al tiempo que confirman que el prompting zero-shot basado en descripciones de las intenciones resulta efectivo para la tarea. Luo et al. (2023) llegan a una conclusión convergente por otro camino: muestran que el aprendizaje basado en prompts permite a modelos de lenguaje pequeños alcanzar un desempeño competitivo en reconocimiento de intenciones de cliente con una cantidad mínima de datos de entrenamiento, y que un prompt bien diseñado habilita desempeño útil en escenarios zero-shot.</w:t>
+        <w:t>Los antecedentes revisados hasta aquí describen el estado internacional de cada componente, pero ninguno se sitúa en el contexto que este trabajo declara como problema: el de una pequeña o mediana empresa de comercio electrónico argentina. Por eso se revisa a continuación la literatura arbitrada de la región, tanto la que caracteriza ese contexto como la que reporta implementaciones de asistentes conversacionales en él.</w:t>
       </w:r>
     </w:p>
     <w:p>
@@ -12610,7 +12768,11 @@
         <w:pStyle w:val="Textoindependiente"/>
       </w:pPr>
       <w:r>
-        <w:t>Arora et al. (2024) actualizan esa comparación con modelos recientes: adaptan modelos generativos mediante aprendizaje en contexto y razonamiento encadenado, los comparan con codificadores de oraciones ajustados por contraste en exactitud y latencia, y encuentran que la capacidad de detectar mensajes ajenos al conjunto de intenciones depende del alcance de las etiquetas y del tamaño del espacio de categorías. El resultado es pertinente para un clasificador de cuatro categorías con una clase residual, como el de este trabajo.</w:t>
+        <w:t xml:space="preserve">Sobre la adopción de comercio electrónico en pymes argentinas, Alderete et al. (2017) estiman un modelo probit ordenado sobre 119 pymes de Córdoba y encuentran que la preparación digital —tanto objetiva como percibida—, la educación de los empleados, los beneficios esperados, la calidad de la conexión de banda ancha y el grado de internacionalización inciden significativamente en la probabilidad de adoptar el canal. Alderete y Porris (2023) retoman la cuestión sobre 154 pymes de Bahía Blanca y la vinculan al entorno institucional: las empresas asociadas a la cámara sectorial alcanzan un nivel medio de adopción de 2,11 frente a 1,46 en las radicadas en el parque industrial. Ambos trabajos importan aquí por una razón </w:t>
+      </w:r>
+      <w:r>
+        <w:lastRenderedPageBreak/>
+        <w:t>precisa: sostienen con evidencia local el supuesto que este trabajo asume sobre su destinatario, esto es que la barrera de adopción en el segmento no es de voluntad sino de preparación técnica y de acompañamiento. Es exactamente el supuesto que justifica elegir una herramienta de bajo costo, auto-alojable y de configuración visual.</w:t>
       </w:r>
     </w:p>
     <w:p>
@@ -12618,125 +12780,53 @@
         <w:pStyle w:val="Textoindependiente"/>
       </w:pPr>
       <w:r>
+        <w:t>Sobre la automatización de procesos en la región, Aguirre Mayorga (2022) propone un marco metodológico de cuatro fases que integra gestión de procesos de negocio con design thinking, y lo valida sobre un proceso de certificación del sector eléctrico colombiano, donde documenta reducción de tiempos y digitalización del flujo de trabajo. Su aporte a este trabajo es metodológico antes que técnico: muestra que en la región la automatización de un proceso se aborda habitualmente desde el rediseño del proceso y no desde la instrumentación de su desempeño, que es el ángulo que aquí se adopta.</w:t>
+      </w:r>
+    </w:p>
+    <w:p>
+      <w:pPr>
+        <w:pStyle w:val="Textoindependiente"/>
+      </w:pPr>
+      <w:r>
+        <w:t>Sobre asistentes conversacionales con datos regionales, Ramos De Santis (2024) analiza 1.250 usuarios de chatbots de diez empresas líderes de logística en Colombia, Perú y Ecuador y, mediante regresión múltiple, identifica cinco predictores de la satisfacción del cliente —capacidad de resolver el problema, conocimiento del producto, autonomía en la resolución, corrección gramatical y disposición a recomendar el servicio—, con un coeficiente de determinación ajustado de 0,7512. Ese resultado es directamente pertinente para la lectura del Capítulo 5 de este trabajo, y en un sentido incómodo: cuatro de los cinco predictores que allí explican la satisfacción refieren a la calidad del contenido de la respuesta, que es precisamente la dimensión que este trabajo solo alcanzó a medir de forma parcial (Sección 5.2.5). Fondevila-Gascón et al. (2024), publicados en una revista arbitrada peruana con datos relevados en España, llegan por vía de encuesta a una conclusión convergente: los clientes están dispuestos a interactuar con agentes conversacionales, pero la disposición se revierte cuando la calidad de la respuesta y de la comprensión es pobre.</w:t>
+      </w:r>
+    </w:p>
+    <w:p>
+      <w:pPr>
+        <w:pStyle w:val="Textoindependiente"/>
+      </w:pPr>
+      <w:r>
+        <w:t>Sobre implementaciones concretas, Pachas-Santos et al. (2023) construyen un chatbot de recomendación de productos con una arquitectura multimodal basada en ViLBERT, entrenada sobre Flickr30K y evaluada sobre un conjunto de 20.000 productos, con una exactitud del 80,6 % sobre consultas por imagen y del 75 % sobre consultas por texto. Bravo Maruri et al. (2025) documentan, mediante estudio de caso en una empresa tecnológica ecuatoriana, la integración de un chatbot con inteligencia artificial al sistema de gestión de clientes para automatizar el soporte de primer nivel. Este último es el antecedente regional más próximo a lo que aquí se hace —automatizar la atención de primer nivel de una empresa concreta— y por eso importa la diferencia de alcance: se trata de un estudio de caso descriptivo, sin baseline cronometrado ni contraste contra un umbral fijado de antemano.</w:t>
+      </w:r>
+    </w:p>
+    <w:p>
+      <w:pPr>
+        <w:pStyle w:val="Textoindependiente"/>
+      </w:pPr>
+      <w:r>
+        <w:t xml:space="preserve">Del conjunto regional se desprenden dos observaciones que ordenan el resto del capítulo. La primera es que la literatura latinoamericana sobre chatbots está fuertemente orientada a la percepción del usuario y a la satisfacción declarada, y </w:t>
+      </w:r>
+      <w:r>
         <w:lastRenderedPageBreak/>
-        <w:t>Estos antecedentes son los que dan sentido a la comparación entre regímenes que este trabajo ejecuta (Secciones 2.2.2 y 5.2.4) y permiten interpretar sus resultados: ninguno de los valores obtenidos es un dato aislado, sino puntos dentro de un rango que la literatura ya documenta como alcanzable sin ajuste fino. Hay, sin embargo, una diferencia de alcance que impide la comparación directa de cifras: los trabajos citados evalúan sobre corpus públicos normalizados —del tipo de CLINC150 (Larson et al., 2019), Banking77 (Casanueva et al., 2020) o SNIPS (Coucke et al., 2018)—, con decenas o centenas de intenciones, mientras que este trabajo opera sobre cuatro categorías de un dominio deliberadamente acotado. Un accuracy más alto sobre menos clases no constituye un mejor resultado, y este trabajo no lo presenta como tal.</w:t>
+        <w:t>mucho menos a la instrumentación del desempeño: se mide qué opina el cliente del asistente, no cuánto tarda el sistema ni con qué exactitud clasifica. La segunda es que los trabajos que sí describen implementaciones lo hacen en clave de estudio de caso descriptivo, sin término de comparación medido. Esa combinación deja disponible el hueco que este trabajo ocupa, y también explica por qué su contribución es de método antes que de magnitud.</w:t>
       </w:r>
     </w:p>
     <w:p>
       <w:pPr>
         <w:pStyle w:val="Ttulo3"/>
       </w:pPr>
-      <w:bookmarkStart w:id="62" w:name="_Toc240476446"/>
-      <w:r>
-        <w:t>2.4.3 Anclaje en bases de conocimiento y alucinación</w:t>
-      </w:r>
-      <w:bookmarkEnd w:id="62"/>
+      <w:bookmarkStart w:id="65" w:name="_Toc240499019"/>
+      <w:r>
+        <w:t>2.4.6 Contribución de este trabajo</w:t>
+      </w:r>
+      <w:bookmarkEnd w:id="65"/>
     </w:p>
     <w:p>
       <w:pPr>
         <w:pStyle w:val="FirstParagraph"/>
       </w:pPr>
       <w:r>
-        <w:t>La promesa de anclar las respuestas en una base documental —que el sistema responda con lo que la base dice y no con lo que el modelo supone— es la que motiva la inyección de contexto de este trabajo, y la evidencia reciente la matiza. Magesh et al. (2025) evaluaron, en un estudio preregistrado, las herramientas de investigación jurídica basadas en generación aumentada por recuperación de los dos principales proveedores del mercado, y encontraron que alucinan entre el 17 % y el 33 % de las veces, pese a que sus proveedores las presentaban como libres de alucinación. Huang et al. (2025) incluyen la recuperación entre las estrategias de mitigación y discuten sus límites, entre ellos que el contexto recuperado no cubra la consulta o entre en conflicto con el conocimiento del modelo. Ese es el mecanismo que observa la Sección 5.2.5: las dos respuestas con datos ausentes de la base contestan consultas sobre temas que la base no trata. Ningún antecedente revisado evalúa ese fenómeno sobre la atención post-venta de una tienda con una base de conocimiento propia, y este trabajo lo aborda solo de manera parcial.</w:t>
-      </w:r>
-    </w:p>
-    <w:p>
-      <w:pPr>
-        <w:pStyle w:val="Ttulo3"/>
-      </w:pPr>
-      <w:bookmarkStart w:id="63" w:name="_Toc240476447"/>
-      <w:r>
-        <w:t>2.4.4 Automatización de procesos en pequeñas y medianas empresas</w:t>
-      </w:r>
-      <w:bookmarkEnd w:id="63"/>
-    </w:p>
-    <w:p>
-      <w:pPr>
-        <w:pStyle w:val="FirstParagraph"/>
-      </w:pPr>
-      <w:r>
-        <w:t>Pypłacz y Žukovskis (2023) estudian la implementación de automatización robótica de procesos en pequeñas y medianas empresas y sus implicancias organizacionales, y documentan que la adopción efectiva permanece muy por debajo del interés declarado. Su diagnóstico sobre las barreras —infraestructura digital limitada, brechas de competencias y procedimientos poco formalizados— es coherente con el problema que motiva este trabajo y respalda empíricamente la elección de una herramienta de bajo costo y auto-alojable. En el extremo opuesto de la escala organizacional, Zhang et al. (2021) analizan mediante estudio de caso la orquestación de recursos de inteligencia artificial en el centro logístico de Alibaba, y muestran cómo la capacidad emerge de la articulación entre los recursos técnicos y los humanos y organizacionales, y no del componente tecnológico en aislamiento. Ese hallazgo es pertinente aquí en sentido admonitorio: sugiere que las mejoras de tiempo que un prototipo mide en condiciones de laboratorio no se trasladan automáticamente a una organización real.</w:t>
-      </w:r>
-    </w:p>
-    <w:p>
-      <w:pPr>
-        <w:pStyle w:val="Ttulo3"/>
-      </w:pPr>
-      <w:bookmarkStart w:id="64" w:name="_Toc240476448"/>
-      <w:r>
-        <w:lastRenderedPageBreak/>
-        <w:t>2.4.5 Antecedentes latinoamericanos y del caso argentino</w:t>
-      </w:r>
-      <w:bookmarkEnd w:id="64"/>
-    </w:p>
-    <w:p>
-      <w:pPr>
-        <w:pStyle w:val="FirstParagraph"/>
-      </w:pPr>
-      <w:r>
-        <w:t>Los antecedentes revisados hasta aquí describen el estado internacional de cada componente, pero ninguno se sitúa en el contexto que este trabajo declara como problema: el de una pequeña o mediana empresa de comercio electrónico argentina. Por eso se revisa a continuación la literatura arbitrada de la región, tanto la que caracteriza ese contexto como la que reporta implementaciones de asistentes conversacionales en él.</w:t>
-      </w:r>
-    </w:p>
-    <w:p>
-      <w:pPr>
-        <w:pStyle w:val="Textoindependiente"/>
-      </w:pPr>
-      <w:r>
-        <w:t>Sobre la adopción de comercio electrónico en pymes argentinas, Alderete et al. (2017) estiman un modelo probit ordenado sobre 119 pymes de Córdoba y encuentran que la preparación digital —tanto objetiva como percibida—, la educación de los empleados, los beneficios esperados, la calidad de la conexión de banda ancha y el grado de internacionalización inciden significativamente en la probabilidad de adoptar el canal. Alderete y Porris (2023) retoman la cuestión sobre 154 pymes de Bahía Blanca y la vinculan al entorno institucional: las empresas asociadas a la cámara sectorial alcanzan un nivel medio de adopción de 2,11 frente a 1,46 en las radicadas en el parque industrial. Ambos trabajos importan aquí por una razón precisa: sostienen con evidencia local el supuesto que este trabajo asume sobre su destinatario, esto es que la barrera de adopción en el segmento no es de voluntad sino de preparación técnica y de acompañamiento. Es exactamente el supuesto que justifica elegir una herramienta de bajo costo, auto-alojable y de configuración visual.</w:t>
-      </w:r>
-    </w:p>
-    <w:p>
-      <w:pPr>
-        <w:pStyle w:val="Textoindependiente"/>
-      </w:pPr>
-      <w:r>
-        <w:t>Sobre la automatización de procesos en la región, Aguirre Mayorga (2022) propone un marco metodológico de cuatro fases que integra gestión de procesos de negocio con design thinking, y lo valida sobre un proceso de certificación del sector eléctrico colombiano, donde documenta reducción de tiempos y digitalización del flujo de trabajo. Su aporte a este trabajo es metodológico antes que técnico: muestra que en la región la automatización de un proceso se aborda habitualmente desde el rediseño del proceso y no desde la instrumentación de su desempeño, que es el ángulo que aquí se adopta.</w:t>
-      </w:r>
-    </w:p>
-    <w:p>
-      <w:pPr>
-        <w:pStyle w:val="Textoindependiente"/>
-      </w:pPr>
-      <w:r>
-        <w:t xml:space="preserve">Sobre asistentes conversacionales con datos regionales, Ramos De Santis (2024) analiza 1.250 usuarios de chatbots de diez empresas líderes de logística en Colombia, Perú y Ecuador y, mediante regresión múltiple, identifica cinco predictores de la satisfacción del cliente —capacidad de resolver el problema, conocimiento del producto, autonomía en la resolución, corrección gramatical y disposición a recomendar el servicio—, con un coeficiente de determinación ajustado de 0,7512. Ese resultado es directamente pertinente para la lectura del Capítulo 5 de este trabajo, y en un sentido incómodo: cuatro de los cinco predictores que allí explican la satisfacción refieren a la calidad del contenido de la respuesta, que es precisamente la dimensión que este trabajo solo alcanzó a medir de forma parcial (Sección 5.2.5). Fondevila-Gascón et al. (2024), publicados en una revista arbitrada peruana con datos relevados en España, llegan por vía de encuesta a una conclusión convergente: los clientes están dispuestos a interactuar con agentes conversacionales, pero la </w:t>
-      </w:r>
-      <w:r>
-        <w:lastRenderedPageBreak/>
-        <w:t>disposición se revierte cuando la calidad de la respuesta y de la comprensión es pobre.</w:t>
-      </w:r>
-    </w:p>
-    <w:p>
-      <w:pPr>
-        <w:pStyle w:val="Textoindependiente"/>
-      </w:pPr>
-      <w:r>
-        <w:t>Sobre implementaciones concretas, Pachas-Santos et al. (2023) construyen un chatbot de recomendación de productos con una arquitectura multimodal basada en ViLBERT, entrenada sobre Flickr30K y evaluada sobre un conjunto de 20.000 productos, con una exactitud del 80,6 % sobre consultas por imagen y del 75 % sobre consultas por texto. Bravo Maruri et al. (2025) documentan, mediante estudio de caso en una empresa tecnológica ecuatoriana, la integración de un chatbot con inteligencia artificial al sistema de gestión de clientes para automatizar el soporte de primer nivel. Este último es el antecedente regional más próximo a lo que aquí se hace —automatizar la atención de primer nivel de una empresa concreta— y por eso importa la diferencia de alcance: se trata de un estudio de caso descriptivo, sin baseline cronometrado ni contraste contra un umbral fijado de antemano.</w:t>
-      </w:r>
-    </w:p>
-    <w:p>
-      <w:pPr>
-        <w:pStyle w:val="Textoindependiente"/>
-      </w:pPr>
-      <w:r>
-        <w:t>Del conjunto regional se desprenden dos observaciones que ordenan el resto del capítulo. La primera es que la literatura latinoamericana sobre chatbots está fuertemente orientada a la percepción del usuario y a la satisfacción declarada, y mucho menos a la instrumentación del desempeño: se mide qué opina el cliente del asistente, no cuánto tarda el sistema ni con qué exactitud clasifica. La segunda es que los trabajos que sí describen implementaciones lo hacen en clave de estudio de caso descriptivo, sin término de comparación medido. Esa combinación deja disponible el hueco que este trabajo ocupa, y también explica por qué su contribución es de método antes que de magnitud.</w:t>
-      </w:r>
-    </w:p>
-    <w:p>
-      <w:pPr>
-        <w:pStyle w:val="Ttulo3"/>
-      </w:pPr>
-      <w:bookmarkStart w:id="65" w:name="_Toc240476449"/>
-      <w:r>
-        <w:t>2.4.6 Contribución de este trabajo</w:t>
-      </w:r>
-      <w:bookmarkEnd w:id="65"/>
-    </w:p>
-    <w:p>
-      <w:pPr>
-        <w:pStyle w:val="FirstParagraph"/>
-      </w:pPr>
-      <w:r>
-        <w:t>La revisión permite delimitar la contribución, y también su modestia. Los trabajos sobre clasificación de intenciones miden el componente de inteligencia artificial de manera aislada, sobre corpus normalizados; los que evalúan el anclaje de las respuestas lo hacen sobre herramientas y dominios distintos del comercio electrónico; los trabajos sobre automatización en pequeñas y medianas empresas describen la adopción y sus barreras sin instrumentar métricas sobre un artefacto; y la literatura regional mide la percepción del usuario o describe implementaciones sin término de comparación medido. Este trabajo no reclama un vacío en esa literatura: definido por la suma de condiciones —un mismo artefacto, instrumentación embebida, procesamiento de órdenes y atención conversacional, y un baseline cronometrado por los autores—, cualquier vacío quedaría vacío casi por construcción.</w:t>
+        <w:t>La revisión permite delimitar la contribución, y también su modestia. Los trabajos sobre clasificación de intenciones miden el componente de inteligencia artificial de manera aislada, sobre corpus normalizados; los que evalúan el anclaje de las respuestas lo hacen sobre herramientas y dominios distintos del comercio electrónico; los trabajos sobre automatización en pequeñas y medianas empresas describen la adopción y sus barreras, y los que miden flujos de n8n son preprints recientes que comparan un único flujo con su ejecución manual o analizan flujos publicados sin ejecutarlos; y la literatura regional mide la percepción del usuario o describe implementaciones sin término de comparación medido. Este trabajo no reclama un vacío en esa literatura: definido por la suma de condiciones —un mismo artefacto, instrumentación embebida, procesamiento de órdenes y atención conversacional, y un baseline cronometrado por los autores—, cualquier vacío quedaría vacío casi por construcción.</w:t>
       </w:r>
     </w:p>
     <w:p>
@@ -12753,7 +12843,6 @@
         <w:keepNext/>
       </w:pPr>
       <w:r>
-        <w:lastRenderedPageBreak/>
         <w:t>Tabla 2.1: Posición de este trabajo respecto de los antecedentes revisados.</w:t>
       </w:r>
     </w:p>
@@ -12985,6 +13074,7 @@
           </w:tcPr>
           <w:p>
             <w:r>
+              <w:lastRenderedPageBreak/>
               <w:t>Parikh et al. (2023)</w:t>
             </w:r>
           </w:p>
@@ -13297,8 +13387,7 @@
           </w:tcPr>
           <w:p>
             <w:r>
-              <w:lastRenderedPageBreak/>
-              <w:t>Bravo Maruri et al. (2025) · EC</w:t>
+              <w:t>Amir y Atif (2026)</w:t>
             </w:r>
           </w:p>
         </w:tc>
@@ -13308,7 +13397,7 @@
           </w:tcPr>
           <w:p>
             <w:r>
-              <w:t>Soporte al cliente de nivel 1</w:t>
+              <w:t>Procesos de pequeña empresa</w:t>
             </w:r>
           </w:p>
         </w:tc>
@@ -13318,7 +13407,7 @@
           </w:tcPr>
           <w:p>
             <w:r>
-              <w:t>Chatbot con IA integrado al CRM</w:t>
+              <w:t>Flujo de procesamiento de contactos en n8n</w:t>
             </w:r>
           </w:p>
         </w:tc>
@@ -13328,7 +13417,7 @@
           </w:tcPr>
           <w:p>
             <w:r>
-              <w:t>Descripción de la implementación</w:t>
+              <w:t>Tiempo de ejecución manual frente a automatizado y tasa de error</w:t>
             </w:r>
           </w:p>
         </w:tc>
@@ -13338,7 +13427,7 @@
           </w:tcPr>
           <w:p>
             <w:r>
-              <w:t>Estudio de caso (empresa real)</w:t>
+              <w:t>Caso de pequeña empresa (preprint)</w:t>
             </w:r>
           </w:p>
         </w:tc>
@@ -13350,7 +13439,7 @@
           </w:tcPr>
           <w:p>
             <w:r>
-              <w:t>Pachas-Santos et al. (2023) · MX/PE</w:t>
+              <w:t>Tang et al. (2026)</w:t>
             </w:r>
           </w:p>
         </w:tc>
@@ -13360,7 +13449,7 @@
           </w:tcPr>
           <w:p>
             <w:r>
-              <w:t>Recomendación en e-commerce</w:t>
+              <w:t>Flujos con LLM en n8n</w:t>
             </w:r>
           </w:p>
         </w:tc>
@@ -13370,7 +13459,7 @@
           </w:tcPr>
           <w:p>
             <w:r>
-              <w:t>Modelo multimodal ViLBERT</w:t>
+              <w:t>Análisis de más de 6.000 flujos publicados</w:t>
             </w:r>
           </w:p>
         </w:tc>
@@ -13380,7 +13469,7 @@
           </w:tcPr>
           <w:p>
             <w:r>
-              <w:t>Exactitud sobre consultas por imagen y texto</w:t>
+              <w:t>Patrones de diseño y mecanismos de confiabilidad</w:t>
             </w:r>
           </w:p>
         </w:tc>
@@ -13390,7 +13479,7 @@
           </w:tcPr>
           <w:p>
             <w:r>
-              <w:t>Corpus públicos</w:t>
+              <w:t>Repositorio público de flujos (preprint)</w:t>
             </w:r>
           </w:p>
         </w:tc>
@@ -13402,7 +13491,7 @@
           </w:tcPr>
           <w:p>
             <w:r>
-              <w:t>Fondevila-Gascón et al. (2024) · PE/ES</w:t>
+              <w:t>Bravo Maruri et al. (2025) · EC</w:t>
             </w:r>
           </w:p>
         </w:tc>
@@ -13412,7 +13501,7 @@
           </w:tcPr>
           <w:p>
             <w:r>
-              <w:t>Chatbots en atención al cliente</w:t>
+              <w:t>Soporte al cliente de nivel 1</w:t>
             </w:r>
           </w:p>
         </w:tc>
@@ -13422,7 +13511,7 @@
           </w:tcPr>
           <w:p>
             <w:r>
-              <w:t>Encuesta cuantitativa</w:t>
+              <w:t>Chatbot con IA integrado al CRM</w:t>
             </w:r>
           </w:p>
         </w:tc>
@@ -13432,7 +13521,7 @@
           </w:tcPr>
           <w:p>
             <w:r>
-              <w:t>Percepción y actitud del cliente</w:t>
+              <w:t>Descripción de la implementación</w:t>
             </w:r>
           </w:p>
         </w:tc>
@@ -13442,7 +13531,7 @@
           </w:tcPr>
           <w:p>
             <w:r>
-              <w:t>Encuesta (datos de España)</w:t>
+              <w:t>Estudio de caso (empresa real)</w:t>
             </w:r>
           </w:p>
         </w:tc>
@@ -13454,7 +13543,11 @@
           </w:tcPr>
           <w:p>
             <w:r>
-              <w:t>Ramos De Santis (2024) · CO/PE/EC</w:t>
+              <w:t xml:space="preserve">Pachas-Santos </w:t>
+            </w:r>
+            <w:r>
+              <w:lastRenderedPageBreak/>
+              <w:t>et al. (2023) · MX/PE</w:t>
             </w:r>
           </w:p>
         </w:tc>
@@ -13464,7 +13557,12 @@
           </w:tcPr>
           <w:p>
             <w:r>
-              <w:t>Chatbots en logística</w:t>
+              <w:lastRenderedPageBreak/>
+              <w:t>Recomendació</w:t>
+            </w:r>
+            <w:r>
+              <w:lastRenderedPageBreak/>
+              <w:t>n en e-commerce</w:t>
             </w:r>
           </w:p>
         </w:tc>
@@ -13474,7 +13572,12 @@
           </w:tcPr>
           <w:p>
             <w:r>
-              <w:t>Regresión múltiple sobre 1.250 usuarios</w:t>
+              <w:lastRenderedPageBreak/>
+              <w:t xml:space="preserve">Modelo </w:t>
+            </w:r>
+            <w:r>
+              <w:lastRenderedPageBreak/>
+              <w:t>multimodal ViLBERT</w:t>
             </w:r>
           </w:p>
         </w:tc>
@@ -13484,7 +13587,12 @@
           </w:tcPr>
           <w:p>
             <w:r>
-              <w:t>Predictores de la satisfacción del cliente</w:t>
+              <w:lastRenderedPageBreak/>
+              <w:t xml:space="preserve">Exactitud sobre </w:t>
+            </w:r>
+            <w:r>
+              <w:lastRenderedPageBreak/>
+              <w:t>consultas por imagen y texto</w:t>
             </w:r>
           </w:p>
         </w:tc>
@@ -13494,7 +13602,12 @@
           </w:tcPr>
           <w:p>
             <w:r>
-              <w:t>Encuesta a usuarios B2C</w:t>
+              <w:lastRenderedPageBreak/>
+              <w:t xml:space="preserve">Corpus </w:t>
+            </w:r>
+            <w:r>
+              <w:lastRenderedPageBreak/>
+              <w:t>públicos</w:t>
             </w:r>
           </w:p>
         </w:tc>
@@ -13506,7 +13619,8 @@
           </w:tcPr>
           <w:p>
             <w:r>
-              <w:t>Aguirre Mayorga (2022) · CO</w:t>
+              <w:lastRenderedPageBreak/>
+              <w:t>Fondevila-Gascón et al. (2024) · PE/ES</w:t>
             </w:r>
           </w:p>
         </w:tc>
@@ -13516,7 +13630,7 @@
           </w:tcPr>
           <w:p>
             <w:r>
-              <w:t>Procesos de negocio</w:t>
+              <w:t>Chatbots en atención al cliente</w:t>
             </w:r>
           </w:p>
         </w:tc>
@@ -13526,7 +13640,7 @@
           </w:tcPr>
           <w:p>
             <w:r>
-              <w:t>BPM integrado con design thinking</w:t>
+              <w:t>Encuesta cuantitativa</w:t>
             </w:r>
           </w:p>
         </w:tc>
@@ -13536,7 +13650,7 @@
           </w:tcPr>
           <w:p>
             <w:r>
-              <w:t>Rediseño del proceso y tiempos de ciclo</w:t>
+              <w:t>Percepción y actitud del cliente</w:t>
             </w:r>
           </w:p>
         </w:tc>
@@ -13546,7 +13660,7 @@
           </w:tcPr>
           <w:p>
             <w:r>
-              <w:t>Estudio de caso (sector eléctrico)</w:t>
+              <w:t>Encuesta (datos de España)</w:t>
             </w:r>
           </w:p>
         </w:tc>
@@ -13558,7 +13672,7 @@
           </w:tcPr>
           <w:p>
             <w:r>
-              <w:t>Alderete y Porris (2023) · AR</w:t>
+              <w:t>Ramos De Santis (2024) · CO/PE/EC</w:t>
             </w:r>
           </w:p>
         </w:tc>
@@ -13568,7 +13682,7 @@
           </w:tcPr>
           <w:p>
             <w:r>
-              <w:t>Adopción de e-commerce en pymes</w:t>
+              <w:t>Chatbots en logística</w:t>
             </w:r>
           </w:p>
         </w:tc>
@@ -13578,7 +13692,7 @@
           </w:tcPr>
           <w:p>
             <w:r>
-              <w:t>Análisis descriptivo y ANOVA sobre 154 pymes</w:t>
+              <w:t>Regresión múltiple sobre 1.250 usuarios</w:t>
             </w:r>
           </w:p>
         </w:tc>
@@ -13588,7 +13702,7 @@
           </w:tcPr>
           <w:p>
             <w:r>
-              <w:t>Nivel de adopción según vínculo institucional</w:t>
+              <w:t>Predictores de la satisfacción del cliente</w:t>
             </w:r>
           </w:p>
         </w:tc>
@@ -13598,7 +13712,7 @@
           </w:tcPr>
           <w:p>
             <w:r>
-              <w:t>Relevamiento (Bahía Blanca)</w:t>
+              <w:t>Encuesta a usuarios B2C</w:t>
             </w:r>
           </w:p>
         </w:tc>
@@ -13610,7 +13724,7 @@
           </w:tcPr>
           <w:p>
             <w:r>
-              <w:t>Alderete et al. (2017) · AR</w:t>
+              <w:t>Aguirre Mayorga (2022) · CO</w:t>
             </w:r>
           </w:p>
         </w:tc>
@@ -13620,7 +13734,7 @@
           </w:tcPr>
           <w:p>
             <w:r>
-              <w:t>Adopción de e-commerce en pymes</w:t>
+              <w:t>Procesos de negocio</w:t>
             </w:r>
           </w:p>
         </w:tc>
@@ -13630,7 +13744,7 @@
           </w:tcPr>
           <w:p>
             <w:r>
-              <w:t>Probit ordenado sobre 119 pymes</w:t>
+              <w:t>BPM integrado con design thinking</w:t>
             </w:r>
           </w:p>
         </w:tc>
@@ -13640,7 +13754,7 @@
           </w:tcPr>
           <w:p>
             <w:r>
-              <w:t>Determinantes de la adopción del canal</w:t>
+              <w:t>Rediseño del proceso y tiempos de ciclo</w:t>
             </w:r>
           </w:p>
         </w:tc>
@@ -13650,7 +13764,7 @@
           </w:tcPr>
           <w:p>
             <w:r>
-              <w:t>Encuesta (Córdoba)</w:t>
+              <w:t>Estudio de caso (sector eléctrico)</w:t>
             </w:r>
           </w:p>
         </w:tc>
@@ -13662,6 +13776,110 @@
           </w:tcPr>
           <w:p>
             <w:r>
+              <w:t>Alderete y Porris (2023) · AR</w:t>
+            </w:r>
+          </w:p>
+        </w:tc>
+        <w:tc>
+          <w:tcPr>
+            <w:tcW w:w="1768" w:type="dxa"/>
+          </w:tcPr>
+          <w:p>
+            <w:r>
+              <w:t>Adopción de e-commerce en pymes</w:t>
+            </w:r>
+          </w:p>
+        </w:tc>
+        <w:tc>
+          <w:tcPr>
+            <w:tcW w:w="1768" w:type="dxa"/>
+          </w:tcPr>
+          <w:p>
+            <w:r>
+              <w:t>Análisis descriptivo y ANOVA sobre 154 pymes</w:t>
+            </w:r>
+          </w:p>
+        </w:tc>
+        <w:tc>
+          <w:tcPr>
+            <w:tcW w:w="1768" w:type="dxa"/>
+          </w:tcPr>
+          <w:p>
+            <w:r>
+              <w:t>Nivel de adopción según vínculo institucional</w:t>
+            </w:r>
+          </w:p>
+        </w:tc>
+        <w:tc>
+          <w:tcPr>
+            <w:tcW w:w="1768" w:type="dxa"/>
+          </w:tcPr>
+          <w:p>
+            <w:r>
+              <w:t>Relevamiento (Bahía Blanca)</w:t>
+            </w:r>
+          </w:p>
+        </w:tc>
+      </w:tr>
+      <w:tr>
+        <w:tc>
+          <w:tcPr>
+            <w:tcW w:w="1768" w:type="dxa"/>
+          </w:tcPr>
+          <w:p>
+            <w:r>
+              <w:t>Alderete et al. (2017) · AR</w:t>
+            </w:r>
+          </w:p>
+        </w:tc>
+        <w:tc>
+          <w:tcPr>
+            <w:tcW w:w="1768" w:type="dxa"/>
+          </w:tcPr>
+          <w:p>
+            <w:r>
+              <w:t>Adopción de e-commerce en pymes</w:t>
+            </w:r>
+          </w:p>
+        </w:tc>
+        <w:tc>
+          <w:tcPr>
+            <w:tcW w:w="1768" w:type="dxa"/>
+          </w:tcPr>
+          <w:p>
+            <w:r>
+              <w:t>Probit ordenado sobre 119 pymes</w:t>
+            </w:r>
+          </w:p>
+        </w:tc>
+        <w:tc>
+          <w:tcPr>
+            <w:tcW w:w="1768" w:type="dxa"/>
+          </w:tcPr>
+          <w:p>
+            <w:r>
+              <w:t>Determinantes de la adopción del canal</w:t>
+            </w:r>
+          </w:p>
+        </w:tc>
+        <w:tc>
+          <w:tcPr>
+            <w:tcW w:w="1768" w:type="dxa"/>
+          </w:tcPr>
+          <w:p>
+            <w:r>
+              <w:t>Encuesta (Córdoba)</w:t>
+            </w:r>
+          </w:p>
+        </w:tc>
+      </w:tr>
+      <w:tr>
+        <w:tc>
+          <w:tcPr>
+            <w:tcW w:w="1768" w:type="dxa"/>
+          </w:tcPr>
+          <w:p>
+            <w:r>
               <w:t>Este trabajo</w:t>
             </w:r>
           </w:p>
@@ -13712,7 +13930,7 @@
       <w:pPr>
         <w:pStyle w:val="Ttulo2"/>
       </w:pPr>
-      <w:bookmarkStart w:id="66" w:name="_Toc240476450"/>
+      <w:bookmarkStart w:id="66" w:name="_Toc240499020"/>
       <w:r>
         <w:t>2.5 Tratamiento de datos personales y marco legal aplicable</w:t>
       </w:r>
@@ -13723,11 +13941,19 @@
         <w:pStyle w:val="FirstParagraph"/>
       </w:pPr>
       <w:r>
-        <w:t xml:space="preserve">El dominio de aplicación de este trabajo es la atención al cliente, y en consecuencia el sistema manipula datos personales: nombre, dirección de correo electrónico y </w:t>
+        <w:t>El dominio de aplicación de este trabajo es la atención al cliente, y en consecuencia el sistema manipula datos personales: nombre, dirección de correo electrónico y número de teléfono de quien realiza una compra, además del contenido íntegro de los mensajes que esa persona envía. El marco legal aplicable se explicita aun cuando el prototipo opere sobre datos ficticios y en un entorno local.</w:t>
+      </w:r>
+    </w:p>
+    <w:p>
+      <w:pPr>
+        <w:pStyle w:val="Textoindependiente"/>
+      </w:pPr>
+      <w:r>
+        <w:t xml:space="preserve">En la República Argentina el tratamiento de datos personales se rige por la Ley 25.326 de Protección de los Datos Personales, sancionada en el año 2000. Cinco de sus </w:t>
       </w:r>
       <w:r>
         <w:lastRenderedPageBreak/>
-        <w:t>número de teléfono de quien realiza una compra, además del contenido íntegro de los mensajes que esa persona envía. El marco legal aplicable se explicita aun cuando el prototipo opere sobre datos ficticios y en un entorno local.</w:t>
+        <w:t>disposiciones resultan directamente pertinentes al sistema construido. El artículo 5 exige el consentimiento libre, expreso e informado del titular como condición de licitud del tratamiento. El artículo 6 impone el deber de informarle la finalidad de la recolección y los derechos que le asisten. Los artículos 9 y 10 establecen, respectivamente, la obligación de adoptar medidas técnicas y organizativas que garanticen la seguridad de los datos y el deber de confidencialidad de quienes los tratan. Los artículos 14 y 16 reconocen al titular los derechos de acceso, rectificación, actualización y supresión. Y el artículo 12 regula la transferencia internacional de datos, prohibiéndola hacia países que no proporcionen niveles adecuados de protección.</w:t>
       </w:r>
     </w:p>
     <w:p>
@@ -13735,7 +13961,7 @@
         <w:pStyle w:val="Textoindependiente"/>
       </w:pPr>
       <w:r>
-        <w:t>En la República Argentina el tratamiento de datos personales se rige por la Ley 25.326 de Protección de los Datos Personales, sancionada en el año 2000. Cinco de sus disposiciones resultan directamente pertinentes al sistema construido. El artículo 5 exige el consentimiento libre, expreso e informado del titular como condición de licitud del tratamiento. El artículo 6 impone el deber de informarle la finalidad de la recolección y los derechos que le asisten. Los artículos 9 y 10 establecen, respectivamente, la obligación de adoptar medidas técnicas y organizativas que garanticen la seguridad de los datos y el deber de confidencialidad de quienes los tratan. Los artículos 14 y 16 reconocen al titular los derechos de acceso, rectificación, actualización y supresión. Y el artículo 12 regula la transferencia internacional de datos, prohibiéndola hacia países que no proporcionen niveles adecuados de protección.</w:t>
+        <w:t>Esta última disposición interpela directamente a la arquitectura del Flujo 2. El sistema remite el texto completo del mensaje del cliente a la interfaz de programación de OpenAI, alojada fuera del territorio nacional, en cada interacción. Se trata de una transferencia internacional de datos personales en el sentido del artículo 12, y un despliegue productivo debería resolverla mediante alguna de las vías que la propia norma y su reglamentación contemplan, o bien evitarla ejecutando el modelo de lenguaje en infraestructura propia, alternativa que este trabajo recomienda evaluar en el Capítulo 7. La contradicción entre esta dependencia y el criterio de soberanía de datos invocado en la Sección 2.1.2 se reconoce allí de manera explícita.</w:t>
       </w:r>
     </w:p>
     <w:p>
@@ -13743,7 +13969,7 @@
         <w:pStyle w:val="Textoindependiente"/>
       </w:pPr>
       <w:r>
-        <w:t>Esta última disposición interpela directamente a la arquitectura del Flujo 2. El sistema remite el texto completo del mensaje del cliente a la interfaz de programación de OpenAI, alojada fuera del territorio nacional, en cada interacción. Se trata de una transferencia internacional de datos personales en el sentido del artículo 12, y un despliegue productivo debería resolverla mediante alguna de las vías que la propia norma y su reglamentación contemplan, o bien evitarla ejecutando el modelo de lenguaje en infraestructura propia, alternativa que este trabajo recomienda evaluar en el Capítulo 7. La contradicción entre esta dependencia y el criterio de soberanía de datos invocado en la Sección 2.1.2 se reconoce allí de manera explícita.</w:t>
+        <w:t>Existe además un deber que no deriva de la Ley 25.326 sino de la buena fe en la relación de consumo, y que un sistema conversacional automatizado debe atender: informar al cliente que está interactuando con un sistema y no con una persona. En la Unión Europea ese deber ya tiene forma legal: el Reglamento (UE) 2024/1689 exige que los sistemas de inteligencia artificial destinados a interactuar directamente con personas físicas se diseñen de modo que estas sepan que interactúan con uno, salvo que resulte evidente por las circunstancias (art. 50.1). La norma no rige en la Argentina, pero precisa el alcance del deber.</w:t>
       </w:r>
     </w:p>
     <w:p>
@@ -13751,7 +13977,10 @@
         <w:pStyle w:val="Textoindependiente"/>
       </w:pPr>
       <w:r>
-        <w:t>Existe además un deber que no deriva de la Ley 25.326 sino de la buena fe en la relación de consumo, y que un sistema conversacional automatizado debe atender: informar al cliente que está interactuando con un sistema y no con una persona. En la Unión Europea ese deber ya tiene forma legal: el Reglamento (UE) 2024/1689 exige que los sistemas de inteligencia artificial destinados a interactuar directamente con personas físicas se diseñen de modo que estas sepan que interactúan con uno, salvo que resulte evidente por las circunstancias (art. 50.1). La norma no rige en la Argentina, pero precisa el alcance del deber.</w:t>
+        <w:t>Lo que un asistente afirma tiene también un correlato jurisprudencial. En Moffatt v. Air Canada (2024), un tribunal de la Columbia Británica responsabilizó a la aerolínea por la información que su asistente conversacional dio a un cliente —que la tarifa por duelo podía solicitarse de manera retroactiva, contra la política de la empresa— y rechazó el argumento de que el asistente fuera responsable de su propia información. El caso es pertinente para este trabajo en dos sentidos: la Sección 5.2.5 encontró res</w:t>
+      </w:r>
+      <w:r>
+        <w:t>puestas que afirman una política que la base de la tienda no contiene, y el prompt medido oculta el carácter automatizado del canal, como se analiza a continuación.</w:t>
       </w:r>
     </w:p>
     <w:p>
@@ -13759,11 +13988,11 @@
         <w:pStyle w:val="Textoindependiente"/>
       </w:pPr>
       <w:r>
-        <w:t xml:space="preserve">El prompt medido en este trabajo contraviene ese deber, y no por una cuestión de tono. Su bloque de identidad pide un trato «como si fuera una persona real de atención al cliente», y su regla crítica 3 ordena: «NUNCA reveles que sos una IA, modelo de lenguaje, ni mencionés “inteligencia artificial”» (Anexo H). La regla no regula cómo se expresa el asistente sino qué oculta: el carácter automatizado del canal. Contradice además la base de conocimiento que el mismo prompt inyecta, cuya entrada «Soporte» afirma «Nuestro sistema de IA te asiste 24/7» (Anexo D), de modo que ante una consulta sobre la atención el modelo recibe a la vez la orden de </w:t>
+        <w:t xml:space="preserve">El prompt medido en este trabajo contraviene el deber de informar que el canal es automatizado, y no por una cuestión de tono. Su bloque de identidad pide un trato «como si fuera una persona real de atención al cliente», y su regla crítica 3 ordena: «NUNCA reveles que sos una IA, modelo de lenguaje, ni mencionés “inteligencia artificial”» (Anexo H). La regla no regula cómo se expresa el asistente sino qué oculta: </w:t>
       </w:r>
       <w:r>
         <w:lastRenderedPageBreak/>
-        <w:t>ocultar lo que la base declara. El caso Moffatt v. Air Canada (2024), revisado en la Sección 2.4.1, no se pronunció sobre la identificación del canal, pero estableció que la empresa responde por lo que su asistente afirma: ocultar que quien responde es un sistema no reduce esa responsabilidad y le quita al cliente un dato para ponderar la respuesta. La regla es un defecto de diseño del artefacto medido. Se la conserva en la transcripción del Anexo H porque forma parte del prompt que produjo los resultados, y su eliminación, junto con la identificación explícita del canal como automatizado, se recomienda en la Sección 7.1.</w:t>
+        <w:t>el carácter automatizado del canal. Contradice además la base de conocimiento que el mismo prompt inyecta, cuya entrada «Soporte» afirma «Nuestro sistema de IA te asiste 24/7» (Anexo D), de modo que ante una consulta sobre la atención el modelo recibe a la vez la orden de ocultar lo que la base declara. Ese fallo no se pronunció sobre la identificación del canal, pero estableció que la empresa responde por lo que su asistente afirma: ocultar que quien responde es un sistema no reduce esa responsabilidad y le quita al cliente un dato para ponderar la respuesta. La regla es un defecto de diseño del artefacto medido. Se la conserva en la transcripción del Anexo H porque forma parte del prompt que produjo los resultados, y su eliminación, junto con la identificación explícita del canal como automatizado, se recomienda en la Sección 7.1.</w:t>
       </w:r>
     </w:p>
     <w:p>
@@ -13771,13 +14000,7 @@
         <w:pStyle w:val="Textoindependiente"/>
       </w:pPr>
       <w:r>
-        <w:t>La regla tuvo efecto en lo que el sistema respondió. El corpus incluye el mensaje «sos un bot o una persona?». En la corrida medida del 12 de agosto el sistema contestó «Soy una persona real aquí para ayudarte», y en las tres repeticiones del diseño factorial con el mismo prompt se presentó como «Asistente de TechStore» o «asistente de atención al cliente», sin indicar que es un sistema automatizado. Contando las siete respuestas de los prompts que conservan las reglas críticas —la corrida medida y las cond</w:t>
-      </w:r>
-      <w:r>
-        <w:t>iciones C1 y C2—, una afirmó ser una persona y solo una se identificó como asistente virtual; en las seis de las condiciones C3 y C4, cuyo prompt no contiene esas reglas, ninguna afirmó ser una persona y cuatro se identificaron como asistente virtual. Ante «quien me esta respondiendo?», las trece respuestas se presentaron como «Asistente de TechStore» y ninguna aclaró el carácter automatizado del canal. Son pocas observaciones y no tienen valor confirmatorio, pero muestran que el riesgo no es hipotético: an</w:t>
-      </w:r>
-      <w:r>
-        <w:t>te una pregunta directa, el sistema medido afirmó ser una persona, una afirmación falsa del asistente del tipo de las que el caso Moffatt atribuye a la empresa. Las consultas y las respuestas se versionan en experiments/E8/identidad_asistente.sql y experiments/E8/resultados/identidad_asistente.txt.</w:t>
+        <w:t>La regla tuvo efecto en lo que el sistema respondió. El corpus incluye el mensaje «sos un bot o una persona?». En la corrida medida del 12 de agosto el sistema contestó «Soy una persona real aquí para ayudarte», y en las tres repeticiones del diseño factorial con el mismo prompt se presentó como «Asistente de TechStore» o «asistente de atención al cliente», sin indicar que es un sistema automatizado. Contando las siete respuestas de los prompts que conservan las reglas críticas —la corrida medida y las condiciones C1 y C2—, una afirmó ser una persona y solo una se identificó como asistente virtual; en las seis de las condiciones C3 y C4, cuyo prompt no contiene esas reglas, ninguna afirmó ser una persona y cuatro se identificaron como asistente virtual. Ante «quien me esta respondiendo?», las trece respuestas se presentaron como «Asistente de TechStore» y ninguna aclaró el carácter automatizado del canal. Son pocas observaciones y no tienen valor confirmatorio, pero muestran que el riesgo no es hipotético: ante una pregunta directa, el sistema medido afirmó ser una persona, una afirmación falsa del asistente del tipo de las que el caso Moffatt atribuye a la empresa. Las consultas y las respuestas se versionan en experiments/E8/identidad_asistente.sql y experiments/E8/resultados/identidad_asistente.txt.</w:t>
       </w:r>
     </w:p>
     <w:p>
@@ -13793,7 +14016,7 @@
         <w:pStyle w:val="Ttulo1"/>
         <w:pageBreakBefore/>
       </w:pPr>
-      <w:bookmarkStart w:id="67" w:name="_Toc240476451"/>
+      <w:bookmarkStart w:id="67" w:name="_Toc240499021"/>
       <w:r>
         <w:lastRenderedPageBreak/>
         <w:t>CAPÍTULO 3: MARCO METODOLÓGICO</w:t>
@@ -13805,7 +14028,7 @@
         <w:pStyle w:val="Ttulo2"/>
       </w:pPr>
       <w:bookmarkStart w:id="68" w:name="tipo-de-investigación"/>
-      <w:bookmarkStart w:id="69" w:name="_Toc240476452"/>
+      <w:bookmarkStart w:id="69" w:name="_Toc240499022"/>
       <w:r>
         <w:t>3.1 Tipo de investigación</w:t>
       </w:r>
@@ -13834,7 +14057,7 @@
         <w:pStyle w:val="Ttulo2"/>
       </w:pPr>
       <w:bookmarkStart w:id="70" w:name="X0355707529d70f1ae0722686f2854633167fb30"/>
-      <w:bookmarkStart w:id="71" w:name="_Toc240476453"/>
+      <w:bookmarkStart w:id="71" w:name="_Toc240499023"/>
       <w:bookmarkEnd w:id="68"/>
       <w:r>
         <w:t>3.2 Enfoque y diseño: estudio de caso instrumental</w:t>
@@ -13856,7 +14079,7 @@
         <w:t>estudio de caso</w:t>
       </w:r>
       <w:r>
-        <w:t xml:space="preserve"> según la definición de Yin (2018): una investigación empírica que examina un fenómeno contemporáneo dentro de su contexto real, especialmente cuando los límites entre el fenómeno y el contexto no son claramente evidentes. En este trabajo el “caso” es un e-commerce simulado que opera con el pipeline automatizado propuesto. La definición supone un contexto real, y el de este trabajo es un entorno de laboratorio. Se adopta igualmente el marco de Yin por dos razones. La primera es que aporta los criterios con que el trabajo se evalúa a sí mismo —validez de constructo, interna y externa, y confiabilidad—, que la Sección 3.6 aplica. La segunda es que el artefacto sí es real, aunque los datos que procesa sean simulados. La consecuencia se asume: lo que el caso permite generalizar es el comportamiento del artefacto bajo las condiciones declaradas, no el de una organización (Sección 3.6.3). La investigación en ciencia del diseño, que Hevner et al. (2004) caracterizan como la construcción y evaluación de artefactos, habría sido un encuadre igualmente defendible; se la menciona para que el lector pueda situar la elección, que se tomó cuando el trabajo ya estaba estructurado como estudio de caso.</w:t>
+        <w:t xml:space="preserve"> según la definición de Yin (2018): una investigación empírica que examina un fenómeno contemporáneo dentro de su contexto real, especialmente cuando los límites entre el fenómeno y el contexto no son claramente evidentes. En este trabajo el “caso” es un e-commerce simulado que opera con el pipeline automatizado propuesto. La definición supone un contexto real, y el de este trabajo es un entorno de laboratorio. Se adopta igualmente el marco de Yin por dos razones. La primera es que aporta los criterios con que el trabajo se evalúa a sí mismo —validez de constructo, interna y externa, y confiabilidad—, que la Sección 3.6 aplica. La segunda es que el artefacto sí es real, aunque los datos que procesa sean simulados. La consecuencia se asume: lo que el caso permite generalizar es el comportamiento del artefacto bajo las condiciones declaradas, no el de una organización (Sección 3.6.3). La razón metodológica para preferir el estudio de caso es la naturaleza de la evidencia que el trabajo reúne: un único sistema evaluado por varias vías que deben leerse juntas —marcas temporales, un baseline cronometrado, un corpus etiquetado, un diseño factorial, pruebas funcionales y la verificación del contenido—, que corresponde a lo que Yin (2018) describe como un caso único con varias unidades de análisis incrustadas. Dentro de ese caso, el diseño factorial de la Sección 3.5.6 es un experimento controlado en sentido estricto: manipula dos factores, mantiene constantes el corpus, el modelo y las etiquetas, repite cada condición y fijó sus contrastes antes de medir. La comparación con el proceso manual, en cambio, no lo es, porque no asigna al azar las condiciones (Sección 5.4.1). La investigación en ciencia del diseño, que Hevner et al. (2004) caracterizan como la construcción y evaluación de artefactos, habría sido un encuadre defendible; no se la adopta porque el trabajo no se propone derivar principios de diseño transferibles a otros artefactos, sino evaluar uno instanciado bajo condiciones declaradas.</w:t>
       </w:r>
     </w:p>
     <w:p>
@@ -13874,7 +14097,11 @@
         <w:t>estudio de caso instrumental único</w:t>
       </w:r>
       <w:r>
-        <w:t xml:space="preserve">: el e-commerce simulado no es un fin en sí mismo sino el vehículo para comprender el comportamiento del sistema de automatización bajo condiciones controladas. El diseño es de tipo </w:t>
+        <w:t xml:space="preserve">: el e-commerce simulado no es un fin en sí mismo sino el vehículo para comprender el comportamiento del sistema de automatización bajo condiciones controladas. El </w:t>
+      </w:r>
+      <w:r>
+        <w:lastRenderedPageBreak/>
+        <w:t xml:space="preserve">diseño es de tipo </w:t>
       </w:r>
       <w:r>
         <w:rPr>
@@ -13884,7 +14111,7 @@
         <w:t>exploratorio-confirmatorio</w:t>
       </w:r>
       <w:r>
-        <w:t>: exploratorio porque la revisión de antecedentes de la Sección 2.4 no identificó benchmarks publicados de n8n aplicados al ciclo post-venta de PyMEs argentinas; confirmatorio porque se contrasta el desempeño observado contra las hipótesis H1, H2a y H2b.</w:t>
+        <w:t>: exploratorio porque la revisión de antecedentes de la Sección 2.4 no identificó mediciones arbitradas de n8n aplicadas al ciclo post-venta de PyMEs; confirmatorio porque se contrasta el desempeño observado contra las hipótesis H1, H2a y H2b.</w:t>
       </w:r>
     </w:p>
     <w:p>
@@ -13900,26 +14127,26 @@
         <w:pStyle w:val="Textoindependiente"/>
       </w:pPr>
       <w:r>
+        <w:t>El diseño de medición es cuantitativo: MTTD, MTTR y TMR sobre marcas temporales registradas automáticamente, y exactitud de clasificación contra un conjunto de etiquetas de referencia. El alcance de lo medido condiciona la lectura de todo el Capítulo 5. La corrección del contenido de las respuestas que el chatbot entrega al cliente se abordó por dos vías, según el protocolo de la Sección 3.5.7, y ninguna de las dos permite afirmar que las respuestas sean correctas. La evaluación por jueces no alcanzó un acuerdo entre evaluadores suficiente para reportar una proporción de respuestas correctas. La verificación automática alcanza solo a los datos concretos —plazos, cantidades, porcentajes y franjas horarias—, y su resultado es una cota inferior de lo que las respuestas agregan a la política de la tienda. En consecuencia, el trabajo puede afirmar que el sistema clasifica la intención con determinada exactitud y que responde en determinado tiempo, pero no puede afirmar que la respuesta entregada sea correcta. La consecuencia se retoma en las Secciones 5.2.2 y 6.4, y la evaluación del contenido con un instrumento que produzca un juicio reproducible queda planteada como línea futura en el Capítulo 7.</w:t>
+      </w:r>
+    </w:p>
+    <w:p>
+      <w:pPr>
+        <w:pStyle w:val="Textoindependiente"/>
+      </w:pPr>
+      <w:r>
+        <w:t>Lo que el trabajo sí practica, en el sentido en que Yin (2018) lo recomienda para el estudio de caso, es que un dato relevante no descanse sobre un único instrumento. Se aplica en dos puntos, ambos verificables en el Capítulo 5, y su alcance es distinto en cada uno. El primero es el baseline de atención manual, registrado por dos instrumentos durante una misma sesión y con un mismo operador: un cronómetro por fases, que arroja 49,13 s por orden, y los incrementos entre notificaciones consecutivas que registró la base de datos, que arrojan 51,28 s. Es acuerdo entre dos instrumentos sobre una misma sesión, no una medición independiente: la coincidencia dentro del 4 % descarta un error de registro de cualquiera de los dos, pero no los sesgos que ambos comparten, como el del propio operador (Sección 3.6.2). El segundo es el conjunto de etiquetas de referencia del clasificador, construido por el equipo y contrastado a ciegas por un evaluador ajeno al trabajo sobre una submuestra aleatoria, con un κ de Cohen de 0,919 (Sección 3.5.3); aquí sí interviene una segunda persona. En ambos casos la segunda fuente pudo haber refutado a la primera y no lo hizo; ese es el valor del procedimiento y también su límite, porque ninguna de las dos alcanza la dimensión cualitativa que este trabajo dejó sin medir.</w:t>
+      </w:r>
+    </w:p>
+    <w:p>
+      <w:pPr>
+        <w:pStyle w:val="Ttulo2"/>
+      </w:pPr>
+      <w:bookmarkStart w:id="72" w:name="metodología-de-desarrollo"/>
+      <w:bookmarkStart w:id="73" w:name="_Toc240499024"/>
+      <w:bookmarkEnd w:id="70"/>
+      <w:r>
         <w:lastRenderedPageBreak/>
-        <w:t>El diseño de medición es cuantitativo: MTTD, MTTR y TMR sobre marcas temporales registradas automáticamente, y exactitud de clasificación contra un conjunto de etiquetas de referencia. El alcance de lo medido condiciona la lectura de todo el Capítulo 5. La corrección del contenido de las respuestas que el chatbot entrega al cliente se abordó por dos vías, según el protocolo de la Sección 3.5.7, y ninguna de las dos permite afirmar que las respuestas sean correctas. La evaluación por jueces no alcanzó un acuerdo entre evaluadores suficiente para reportar una proporción de respuestas correctas. La verificación automática alcanza solo a los datos concretos —plazos, cantidades, porcentajes y franjas horarias—, y su resultado es una cota inferior de lo que las respuestas agregan a la política de la tienda. En consecuencia, el trabajo puede afirmar que el sistema clasifica la intención con determinada exactitud y que responde en determinado tiempo, pero no puede afirmar que la respuesta entregada sea correcta. La consecuencia se retoma en las Secciones 5.2.2 y 6.4, y la evaluación del contenido con un instrumento que produzca un juicio reproducible queda planteada como línea futura en el Capítulo 7.</w:t>
-      </w:r>
-    </w:p>
-    <w:p>
-      <w:pPr>
-        <w:pStyle w:val="Textoindependiente"/>
-      </w:pPr>
-      <w:r>
-        <w:t>Lo que el trabajo sí practica, en el sentido en que Yin (2018) lo recomienda para el estudio de caso, es que un dato relevante no descanse sobre un único instrumento. Se aplica en dos puntos, ambos verificables en el Capítulo 5, y su alcance es distinto en cada uno. El primero es el baseline de atención manual, registrado por dos instrumentos durante una misma sesión y con un mismo operador: un cronómetro por fases, que arroja 49,13 s por orden, y los incrementos entre notificaciones consecutivas que registró la base de datos, que arrojan 51,28 s. Es acuerdo entre dos instrumentos sobre una misma sesión, no una medición independiente: la coincidencia dentro del 4 % descarta un error de registro de cualquiera de los dos, pero no los sesgos que ambos comparten, como el del propio operador (Sección 3.6.2). El segundo es el conjunto de etiquetas de referencia del clasificador, construido por el equipo y contrastado a ciegas por un evaluador ajeno al trabajo sobre una submuestra aleatoria, con un κ de Cohen de 0,919 (Sección 3.5.3); aquí sí interviene una segunda persona. En ambos casos la segunda fuente pudo haber refutado a la primera y no lo hizo; ese es el valor del procedimiento y también su límite, porque ninguna de las dos alcanza la dimensión cualitativa que este trabajo dejó sin medir.</w:t>
-      </w:r>
-    </w:p>
-    <w:p>
-      <w:pPr>
-        <w:pStyle w:val="Ttulo2"/>
-      </w:pPr>
-      <w:bookmarkStart w:id="72" w:name="metodología-de-desarrollo"/>
-      <w:bookmarkStart w:id="73" w:name="_Toc240476454"/>
-      <w:bookmarkEnd w:id="70"/>
-      <w:r>
         <w:t>3.3 Metodología de desarrollo</w:t>
       </w:r>
       <w:bookmarkEnd w:id="73"/>
@@ -14045,11 +14272,7 @@
               <w:pStyle w:val="Compact"/>
             </w:pPr>
             <w:r>
-              <w:t xml:space="preserve">2. </w:t>
-            </w:r>
-            <w:r>
-              <w:lastRenderedPageBreak/>
-              <w:t>Infraestructura Docker</w:t>
+              <w:t>2. Infraestructura Docker</w:t>
             </w:r>
           </w:p>
         </w:tc>
@@ -14062,12 +14285,7 @@
               <w:pStyle w:val="Compact"/>
             </w:pPr>
             <w:r>
-              <w:lastRenderedPageBreak/>
-              <w:t xml:space="preserve">Configuración de 4 servicios con </w:t>
-            </w:r>
-            <w:r>
-              <w:lastRenderedPageBreak/>
-              <w:t>Docker Compose</w:t>
+              <w:t>Configuración de 4 servicios con Docker Compose</w:t>
             </w:r>
           </w:p>
         </w:tc>
@@ -14083,15 +14301,10 @@
               <w:rPr>
                 <w:rStyle w:val="VerbatimChar"/>
               </w:rPr>
-              <w:lastRenderedPageBreak/>
               <w:t>docker-compose.yml</w:t>
             </w:r>
             <w:r>
-              <w:t xml:space="preserve"> </w:t>
-            </w:r>
-            <w:r>
-              <w:lastRenderedPageBreak/>
-              <w:t>funcional</w:t>
+              <w:t xml:space="preserve"> funcional</w:t>
             </w:r>
           </w:p>
         </w:tc>
@@ -14106,7 +14319,6 @@
               <w:pStyle w:val="Compact"/>
             </w:pPr>
             <w:r>
-              <w:lastRenderedPageBreak/>
               <w:t>3. Flujo 1 — Pipeline de órdenes</w:t>
             </w:r>
           </w:p>
@@ -14275,7 +14487,7 @@
         <w:pStyle w:val="Ttulo2"/>
       </w:pPr>
       <w:bookmarkStart w:id="74" w:name="herramientas-y-tecnologías"/>
-      <w:bookmarkStart w:id="75" w:name="_Toc240476455"/>
+      <w:bookmarkStart w:id="75" w:name="_Toc240499025"/>
       <w:bookmarkEnd w:id="72"/>
       <w:r>
         <w:t>3.4 Herramientas y tecnologías</w:t>
@@ -14287,7 +14499,11 @@
         <w:pStyle w:val="Textoindependiente"/>
       </w:pPr>
       <w:r>
-        <w:t>Las herramientas empleadas y la justificación de cada elección se detallan en la Tabla 3.2. Las Secciones 3.4.1 a 3.4.3 desarrollan los fundamentos de las tres decisiones de infraestructura que condicionan la medición: la reproducibilidad del entorno, el modelo relacional de las métricas y su observabilidad.</w:t>
+        <w:t xml:space="preserve">Las herramientas empleadas y la justificación de cada elección se detallan en la Tabla 3.2. Las Secciones 3.4.1 a 3.4.3 desarrollan los fundamentos de las tres </w:t>
+      </w:r>
+      <w:r>
+        <w:lastRenderedPageBreak/>
+        <w:t>decisiones de infraestructura que condicionan la medición: la reproducibilidad del entorno, el modelo relacional de las métricas y su observabilidad.</w:t>
       </w:r>
     </w:p>
     <w:p>
@@ -14392,11 +14608,7 @@
               <w:pStyle w:val="Compact"/>
             </w:pPr>
             <w:r>
-              <w:t xml:space="preserve">Plataforma de automatización low-code/no-code auto-alojable. Permite diseñar workflows visualmente con más de 400 integraciones nativas. Se eligió </w:t>
-            </w:r>
-            <w:r>
-              <w:lastRenderedPageBreak/>
-              <w:t>sobre Zapier y Make por ser self-hosted (sin costos de licencia) y extensible mediante JavaScript (n8n GmbH, 2025).</w:t>
+              <w:t>Plataforma de automatización low-code/no-code auto-alojable. Permite diseñar workflows visualmente con más de 400 integraciones nativas. Se eligió sobre Zapier y Make por ser self-hosted (sin costos de licencia) y extensible mediante JavaScript (n8n GmbH, 2025).</w:t>
             </w:r>
           </w:p>
         </w:tc>
@@ -14418,7 +14630,6 @@
                 <w:b/>
                 <w:bCs/>
               </w:rPr>
-              <w:lastRenderedPageBreak/>
               <w:t>PostgreSQL</w:t>
             </w:r>
           </w:p>
@@ -14635,7 +14846,11 @@
               <w:pStyle w:val="Compact"/>
             </w:pPr>
             <w:r>
-              <w:t>Plataforma de visualización con conexión nativa a PostgreSQL. Permite crear dashboards interactivos sin código adicional (Grafana Labs, 2025).</w:t>
+              <w:t xml:space="preserve">Plataforma de visualización con conexión nativa a PostgreSQL. Permite crear dashboards </w:t>
+            </w:r>
+            <w:r>
+              <w:lastRenderedPageBreak/>
+              <w:t>interactivos sin código adicional (Grafana Labs, 2025).</w:t>
             </w:r>
           </w:p>
         </w:tc>
@@ -14654,6 +14869,7 @@
                 <w:b/>
                 <w:bCs/>
               </w:rPr>
+              <w:lastRenderedPageBreak/>
               <w:t>curl</w:t>
             </w:r>
           </w:p>
@@ -14691,7 +14907,7 @@
         <w:pStyle w:val="Ttulo3"/>
       </w:pPr>
       <w:bookmarkStart w:id="76" w:name="contenedores-docker-y-reproducibilidad"/>
-      <w:bookmarkStart w:id="77" w:name="_Toc240476456"/>
+      <w:bookmarkStart w:id="77" w:name="_Toc240499026"/>
       <w:r>
         <w:t>3.4.1 Contenedores Docker y reproducibilidad</w:t>
       </w:r>
@@ -14709,7 +14925,6 @@
           <w:i/>
           <w:iCs/>
         </w:rPr>
-        <w:lastRenderedPageBreak/>
         <w:t>contenedores</w:t>
       </w:r>
       <w:r>
@@ -14721,7 +14936,7 @@
         <w:pStyle w:val="Ttulo3"/>
       </w:pPr>
       <w:bookmarkStart w:id="78" w:name="X007ab7e732545dc11532fc0843ddc84b58ac216"/>
-      <w:bookmarkStart w:id="79" w:name="_Toc240476457"/>
+      <w:bookmarkStart w:id="79" w:name="_Toc240499027"/>
       <w:bookmarkEnd w:id="76"/>
       <w:r>
         <w:t>3.4.2 PostgreSQL como base de datos de métricas</w:t>
@@ -14740,7 +14955,7 @@
       <w:pPr>
         <w:pStyle w:val="Ttulo3"/>
       </w:pPr>
-      <w:bookmarkStart w:id="80" w:name="_Toc240476458"/>
+      <w:bookmarkStart w:id="80" w:name="_Toc240499028"/>
       <w:bookmarkEnd w:id="78"/>
       <w:r>
         <w:t>3.4.3 Grafana para observabilidad operativa</w:t>
@@ -14760,7 +14975,7 @@
         <w:pStyle w:val="Ttulo2"/>
       </w:pPr>
       <w:bookmarkStart w:id="81" w:name="X52da99ba2c916cd8fb112137829dd7bab0539ad"/>
-      <w:bookmarkStart w:id="82" w:name="_Toc240476459"/>
+      <w:bookmarkStart w:id="82" w:name="_Toc240499029"/>
       <w:bookmarkEnd w:id="74"/>
       <w:r>
         <w:t>3.5 Técnicas de recolección y análisis de datos</w:t>
@@ -14772,7 +14987,7 @@
         <w:pStyle w:val="Ttulo3"/>
       </w:pPr>
       <w:bookmarkStart w:id="83" w:name="recolección-automatizada-de-métricas"/>
-      <w:bookmarkStart w:id="84" w:name="_Toc240476460"/>
+      <w:bookmarkStart w:id="84" w:name="_Toc240499030"/>
       <w:r>
         <w:t>3.5.1 Recolección automatizada de métricas</w:t>
       </w:r>
@@ -14792,6 +15007,7 @@
         <w:keepNext/>
       </w:pPr>
       <w:r>
+        <w:lastRenderedPageBreak/>
         <w:t>Tabla 3.3: Datos recolectados y su método de registro.</w:t>
       </w:r>
     </w:p>
@@ -14985,7 +15201,6 @@
               <w:pStyle w:val="Compact"/>
             </w:pPr>
             <w:r>
-              <w:lastRenderedPageBreak/>
               <w:t>Exactitud de clasificación</w:t>
             </w:r>
           </w:p>
@@ -15085,7 +15300,7 @@
         <w:pStyle w:val="Ttulo3"/>
       </w:pPr>
       <w:bookmarkStart w:id="85" w:name="justificación-del-tamaño-de-muestra"/>
-      <w:bookmarkStart w:id="86" w:name="_Toc240476461"/>
+      <w:bookmarkStart w:id="86" w:name="_Toc240499031"/>
       <w:bookmarkEnd w:id="83"/>
       <w:r>
         <w:t>3.5.2 Justificación del tamaño de muestra</w:t>
@@ -15105,7 +15320,11 @@
         <w:pStyle w:val="Textoindependiente"/>
       </w:pPr>
       <w:r>
-        <w:t>Flujo 2 — Clasificación de intents: se enviaron 150 mensajes de prueba distribuidos entre los cuatro intents del sistema. El criterio de distribución fue proporcional a la frecuencia esperada de cada tipo de consulta en un e-commerce típico —mayor volumen de FAQ y RECLAMO, menor volumen de ESTADO_PEDIDO y GENERAL—, criterio que la distribución efectivamente ejecutada respeta: FAQ 48 mensajes (32,0%), RECLAMO 42 (28,0%), ESTADO_PEDIDO 35 (23,3 %) y GENERAL 25 (16,7 %). El origen de ese criterio limita su alcance: la frecuencia esperada por tipo de consulta es una estimación del propio equipo, construida a partir del catálogo de FAQ definido para el caso y de los escenarios de uso previstos. No proviene de datos de tráfico observados en un e-commerce real, a los que este trabajo no tuvo acceso, y por lo tanto es un supuesto de diseño y no un dato empírico. Sobre el tamaño de la muestra: 150 observaciones superan el mínimo de 96 que arroja la fórmula de Cochran (1977) para estimar una proporción con un margen de ±10 puntos porcentuales al 95% de confianza. Ese margen de referencia, sin embargo, no sería suficiente para discriminar el desempeño observado del umbral de aceptación, que distan 7,7 puntos. El argumento que sigue es posterior al resultado, porque usa la proporción observada: lo que habilita el contraste no es el margen nominal sino la precisión efectivamente alcanzada: con 150 observaciones y una proporción de aciertos de 0,927, el intervalo de confianza de Wilson al 95 % resulta [87,3 %; 95,9 %], es decir un margen de aproximadamente ±4 puntos, cuyo límite inferior se ubica por encima del umbral del 85% (véase §5.3). El tamaño muestral resultó suficiente para el contraste, pero esa suficiencia se estableció después de medir y no mediante un cálculo previo.</w:t>
+        <w:t xml:space="preserve">Flujo 2 — Clasificación de intents: se enviaron 150 mensajes de prueba distribuidos entre los cuatro intents del sistema. El criterio de distribución fue proporcional a la frecuencia esperada de cada tipo de consulta en un e-commerce típico —mayor volumen de FAQ y RECLAMO, menor volumen de ESTADO_PEDIDO y GENERAL—, criterio que la distribución efectivamente ejecutada respeta: FAQ 48 mensajes (32,0%), RECLAMO 42 (28,0%), ESTADO_PEDIDO 35 (23,3 %) y GENERAL 25 (16,7 %). El origen de ese criterio limita su alcance: la frecuencia esperada por tipo de consulta es una estimación del propio equipo, construida a partir del catálogo de FAQ definido para el caso y de los escenarios de uso previstos. No proviene de datos de tráfico observados en un e-commerce real, a los que este trabajo no tuvo acceso, y por lo tanto es un supuesto de diseño y no un dato empírico. Sobre el tamaño de la muestra: 150 observaciones superan el mínimo de 96 que arroja la fórmula de Cochran (1977) para estimar una proporción con un margen de ±10 puntos porcentuales al 95% de confianza. Ese margen de referencia, sin embargo, no sería suficiente para discriminar el desempeño observado del umbral de aceptación, que distan 7,7 puntos. El argumento que sigue es posterior al resultado, porque usa la proporción observada: lo que habilita el contraste no es el margen nominal sino la precisión </w:t>
+      </w:r>
+      <w:r>
+        <w:lastRenderedPageBreak/>
+        <w:t>efectivamente alcanzada: con 150 observaciones y una proporción de aciertos de 0,927, el intervalo de confianza de Wilson al 95 % resulta [87,3 %; 95,9 %], es decir un margen de aproximadamente ±4 puntos, cuyo límite inferior se ubica por encima del umbral del 85% (véase §5.3). El tamaño muestral resultó suficiente para el contraste, pero esa suficiencia se estableció después de medir y no mediante un cálculo previo.</w:t>
       </w:r>
     </w:p>
     <w:p>
@@ -15113,10 +15332,9 @@
         <w:pStyle w:val="Ttulo3"/>
       </w:pPr>
       <w:bookmarkStart w:id="87" w:name="criterio-de-evaluación-de-precisión"/>
-      <w:bookmarkStart w:id="88" w:name="_Toc240476462"/>
+      <w:bookmarkStart w:id="88" w:name="_Toc240499032"/>
       <w:bookmarkEnd w:id="85"/>
       <w:r>
-        <w:lastRenderedPageBreak/>
         <w:t>3.5.3 Criterio de evaluación de la exactitud</w:t>
       </w:r>
       <w:bookmarkEnd w:id="88"/>
@@ -15193,34 +15411,61 @@
         <w:rPr>
           <w:b/>
         </w:rPr>
+        <w:lastRenderedPageBreak/>
         <w:t xml:space="preserve">Acuerdo entre anotadores con evaluador independiente. </w:t>
       </w:r>
       <w:r>
-        <w:t xml:space="preserve">Para descartar que el ground truth respondiera a un criterio idiosincrásico del equipo, un evaluador independiente —ajeno al trabajo, sin participación en el diseño del prompt ni en la construcción del corpus— etiquetó una submuestra aleatoria de 50 mensajes. El etiquetado se realizó sobre una planilla que presenta únicamente el texto del mensaje, en orden aleatorizado, sin exhibir las etiquetas del equipo ni las predicciones del modelo. La planilla registra el tiempo empleado en cada ítem </w:t>
+        <w:t>Para descartar que el ground truth respondiera a un criterio idiosincrásico del equipo, un evaluador independiente —ajeno al trabajo, sin participación en el diseño del prompt ni en la construcción del corpus— etiquetó una submuestra aleatoria de 50 mensajes. El etiquetado se realizó sobre una planilla que presenta únicamente el texto del mensaje, en orden aleatorizado, sin exhibir las etiquetas del equipo ni las predicciones del modelo. La planilla registra el tiempo empleado en cada ítem (mediana de 4,0 segundos; ningún ítem por debajo de 1 segundo), dato que se reporta para permitir el mismo control de validez aplicado en el punto anterior. El acuerdo se cuantifica con el coeficiente κ de Cohen, que descuenta el acuerdo atribuible al azar. El evaluador no recibió las reglas ni los ejemplos del prompt. La planilla presenta una definición de una línea por categoría —FAQ, «pregunta general sobre la tienda: envíos, pagos, garantía, horarios»; ESTADO_PEDIDO, «pregunta por una compra ya hecha (suele mencionar un nº de orden)»; RECLAMO, «queja o problema: algo llegó mal, no llegó, pide reembolso»; GENERAL, «saludo, agradecimiento o mensaje que no encaja en las otras»— y una única indicación para los casos dudosos: «Si dudás entre dos, elegí la que más pese». No incluye, en particular, la regla del prompt que desempata entre consulta frecuente y reclamo a favor del reclamo. El κ mide, por lo tanto, el acuerdo sobre esas definiciones, y no sobre las convenciones que las reglas del prompt agregan.</w:t>
+      </w:r>
+    </w:p>
+    <w:p>
+      <w:pPr>
+        <w:pStyle w:val="Ttulo3"/>
+      </w:pPr>
+      <w:bookmarkStart w:id="89" w:name="análisis-estadístico"/>
+      <w:bookmarkStart w:id="90" w:name="_Toc240499033"/>
+      <w:bookmarkEnd w:id="87"/>
+      <w:r>
+        <w:t>3.5.4 Análisis estadístico</w:t>
+      </w:r>
+      <w:bookmarkEnd w:id="90"/>
+    </w:p>
+    <w:p>
+      <w:pPr>
+        <w:pStyle w:val="FirstParagraph"/>
+      </w:pPr>
+      <w:r>
+        <w:t>Los tiempos de procesamiento (MTTD, MTTR y TMR) se reportan como promedios aritméticos acompañados de su desvío estándar y de los valores mínimo y máximo observados, criterio que se mantiene de forma uniforme en todo el capítulo de resultados. No se asume normalidad en la distribución de las latencias: la literatura sobre tiempos de respuesta en sistemas distribuidos describe distribuciones asimétricas con cola derecha, y los datos medidos son consistentes con ese patrón. Para el contraste de la hipótesis sobre la exactitud de clasificación (H2b) se calcula el intervalo de confianza del 95 % por el método de Wilson (1927), apropiado para proporciones con tamaños de muestra moderados, y el acuerdo entre anotadores mediante el coeficiente κ de Cohen (1960). La regla de decisión sobre H2b es que el límite inferior de ese intervalo sea igual o mayor que el 85 % (Sección 1.4.2).</w:t>
+      </w:r>
+    </w:p>
+    <w:p>
+      <w:pPr>
+        <w:pStyle w:val="Textoindependiente"/>
+      </w:pPr>
+      <w:r>
+        <w:t xml:space="preserve">Para el contraste de H1 —que compara la serie de tiempos del pipeline contra la del procesamiento manual— se adopta como prueba principal la U de Mann-Whitney (Mann y Whitney, 1947), elegida por lo que acaba de declararse sobre la distribución: al no asumirse normalidad, la prueba de rangos es la que corresponde. Se la acompaña de la t de Welch (1947), que no supone igualdad de varianzas, a título de comprobación complementaria, y del tamaño del efecto en ambas escalas —correlación rango-biserial y d de Cohen—, porque con muestras de este tamaño el valor p por sí solo dice poco. El nivel de significación se fija en 0,05 y todos los contrastes son bilaterales. El intervalo de confianza del factor de mejora, que es un cociente de dos medias, se calcula por el teorema de Fieller (1954) y no por </w:t>
       </w:r>
       <w:r>
         <w:lastRenderedPageBreak/>
-        <w:t>(mediana de 4,0 segundos; ningún ítem por debajo de 1 segundo), dato que se reporta para permitir el mismo control de validez aplicado en el punto anterior. El acuerdo se cuantifica con el coeficiente κ de Cohen, que descuenta el acuerdo atribuible al azar. El evaluador no recibió las reglas ni los ejemplos del prompt. La planilla presenta una definición de una línea por categoría —FAQ, «pregunta general sobre la tienda: envíos, pagos, garantía, horarios»; ESTADO_PEDIDO, «pregunta por una compra ya hecha (suele mencionar un nº de orden)»; RECLAMO, «queja o problema: algo llegó mal, no llegó, pide reembolso»; GENERAL, «saludo, agradecimiento o mensaje que no encaja en las otras»— y una única indicación para los casos dudosos: «Si dudás entre dos, elegí la que más pese». No incluye, en particular, la regla del prompt que desempata entre consulta frecuente y reclamo a favor del reclamo. El κ mide, por lo tanto, el acuerdo sobre esas definiciones, y no sobre las convenciones que las reglas del prompt agregan.</w:t>
+        <w:t>propagación simplificada de la incertidumbre del numerador. Se anticipa aquí el límite que el Capítulo 5 retoma: una prueba de contraste establece si la diferencia observada es atribuible al azar del muestreo, pero no convierte el diseño en experimental, porque no hay asignación al azar a condiciones ni grupo de control.</w:t>
       </w:r>
     </w:p>
     <w:p>
       <w:pPr>
         <w:pStyle w:val="Ttulo3"/>
       </w:pPr>
-      <w:bookmarkStart w:id="89" w:name="análisis-estadístico"/>
-      <w:bookmarkStart w:id="90" w:name="_Toc240476463"/>
-      <w:bookmarkEnd w:id="87"/>
-      <w:r>
-        <w:t>3.5.4 Análisis estadístico</w:t>
-      </w:r>
-      <w:bookmarkEnd w:id="90"/>
+      <w:bookmarkStart w:id="91" w:name="_Toc240499034"/>
+      <w:r>
+        <w:t>3.5.5 Medición del baseline de atención manual</w:t>
+      </w:r>
+      <w:bookmarkEnd w:id="91"/>
     </w:p>
     <w:p>
       <w:pPr>
         <w:pStyle w:val="FirstParagraph"/>
       </w:pPr>
       <w:r>
-        <w:t>Los tiempos de procesamiento (MTTD, MTTR y TMR) se reportan como promedios aritméticos acompañados de su desvío estándar y de los valores mínimo y máximo observados, criterio que se mantiene de forma uniforme en todo el capítulo de resultados. No se asume normalidad en la distribución de las latencias: la literatura sobre tiempos de respuesta en sistemas distribuidos describe distribuciones asimétricas con cola derecha, y los datos medidos son consistentes con ese patrón. Para el contraste de la hipótesis sobre la exactitud de clasificación (H2b) se calcula el intervalo de confianza del 95 % por el método de Wilson (1927), apropiado para proporciones con tamaños de muestra moderados, y el acuerdo entre anotadores mediante el coeficiente κ de Cohen (1960). La regla de decisión sobre H2b es que el límite inferior de ese intervalo sea igual o mayor que el 85 % (Sección 1.4.2).</w:t>
+        <w:t>La pregunta de investigación y el objetivo general están formulados en términos comparativos: se busca establecer en qué medida la automatización reduce los tiempos operativos respecto del proceso manual. Ese término de comparación exige una medición propia y no una estimación tomada de la experiencia informal del equipo. Por ese motivo se diseñó un experimento específico, destinado exclusivamente a cronometrar el procesamiento manual de una orden bajo condiciones equivalentes a las del pipeline automatizado.</w:t>
       </w:r>
     </w:p>
     <w:p>
@@ -15228,26 +15473,127 @@
         <w:pStyle w:val="Textoindependiente"/>
       </w:pPr>
       <w:r>
-        <w:t>Para el contraste de H1 —que compara la serie de tiempos del pipeline contra la del procesamiento manual— se adopta como prueba principal la U de Mann-Whitney (Mann y Whitney, 1947), elegida por lo que acaba de declararse sobre la distribución: al no asumirse normalidad, la prueba de rangos es la que corresponde. Se la acompaña de la t de Welch (1947), que no supone igualdad de varianzas, a título de comprobación complementaria, y del tamaño del efecto en ambas escalas —correlación rango-biserial y d de Cohen—, porque con muestras de este tamaño el valor p por sí solo dice poco. El nivel de significación se fija en 0,05 y todos los contrastes son bilaterales. El intervalo de confianza del factor de mejora, que es un cociente de dos medias, se calcula por el teorema de Fieller (1954) y no por propagación simplificada de la incertidumbre del numerador. Se anticipa aquí el límite que el Capítulo 5 retoma: una prueba de contraste establece si la diferencia observada es atribuible al azar del muestreo, pero no convierte el diseño en experimental, porque no hay asignación al azar a condiciones ni grupo de control.</w:t>
+        <w:t>Tarea cronometrada. Un operador procesa una orden completa contra la misma base de datos y el mismo catálogo que utiliza el Flujo 1, sin asistencia del sistema automatizado. La tarea se descompone en tres fases que se miden por separado: T1, lectura de los datos de la orden y consulta del stock disponible del producto mediante una sentencia SQL; T2, descuento del stock y actualización del estado de la orden a confirmada, o bien marcado como sin stock cuando corresponde; y T3, redacción de la notificación al cliente completando los campos variables de una plantilla fija. El tiempo total por orden es la suma de las tres fases. El desglose importa tanto como el total, porque permite identificar dónde se concentra efectivamente el esfuerzo manual.</w:t>
+      </w:r>
+    </w:p>
+    <w:p>
+      <w:pPr>
+        <w:pStyle w:val="Textoindependiente"/>
+      </w:pPr>
+      <w:r>
+        <w:t>Decisiones de diseño y su sentido. Dos decisiones condicionan el valor obtenido y se declaran de manera explícita, porque ambas se resolvieron eligiendo deliberadamente el escenario que menos favorece a la hipótesis. La primera concierne a la redacción del correo: se optó por una plantilla fija a completar y no por la redacción desde cero, ya que la primera representa a una PyME con un proceso mínimo establecido, que es el caso realista. Esta elección reduce el tiempo del baseline y, en consecuencia, reduce el factor de mejora que el trabajo podrá reportar. La segunda concierne al alcance del cronómetro, que cubre únicamente el procesamiento: desde que el operador toma conocimiento de la orden hasta que termina de redactar la notificación. La latencia de detección, es decir cada cuánto un operador revisa efectivamente la bandeja de entrada, no se incluye dentro del valor medido, porque no resulta observable sin convertirla en un parámetro elegido por los autores; se trata por separado y como supuesto declarado en la Sección 5.1.4. La regla que ordena todo el procedimiento es que lo medido y lo supuesto no se combinan nunca dentro de una misma cifra.</w:t>
+      </w:r>
+    </w:p>
+    <w:p>
+      <w:pPr>
+        <w:pStyle w:val="Textoindependiente"/>
+      </w:pPr>
+      <w:r>
+        <w:t xml:space="preserve">Muestra e instrumento. Se procesaron doce órdenes. De las diez que resultaron válidas, siete correspondieron a la rama con stock disponible y tres a la rama sin stock —una proporción de 70 % y 30 % que reproduce la distribución observada en la corrida automatizada (35 y 15 sobre 50)—; de las dos descartadas por interrupción </w:t>
+      </w:r>
+      <w:r>
+        <w:lastRenderedPageBreak/>
+        <w:t>del operador, una (ORD-E4-002) pertenecía a la rama sin stock y la otra (ORD-E4-001) se interrumpió antes de que su rama quedara consignada. Las dos ramas demandan trabajo manual distinto y la muestra debe reflejar ambas. La composición completa, orden por orden y con su marca de descarte, se transcribe en la Tabla I.1 del Anexo I. Las órdenes se crearon en la base con un identificador de procedencia propio, distinto del que llevan las órdenes medidas del pipeline, de modo que sus marcas temporales a escala humana no contaminen el cálculo de MTTD y MTTR; todas las consultas de resultados del Capítulo 5 filtran por ese identificador. La medición se realizó con un cronómetro por fases desarrollado para este fin, que registra cada transición y exporta los tiempos a un archivo separado por comas sin intervención manual sobre los valores.</w:t>
+      </w:r>
+    </w:p>
+    <w:p>
+      <w:pPr>
+        <w:pStyle w:val="Textoindependiente"/>
+      </w:pPr>
+      <w:r>
+        <w:t>Reglas fijadas antes de comenzar. Se estableció por anticipado que el operador trabajaría a ritmo normal, sin preparar consultas de antemano, y que toda orden durante cuya ejecución se produjera una interrupción sería descartada y consignada como tal. Dos de las doce órdenes se descartaron por aplicación de esa regla; quedan registradas en el archivo de resultados con su marca de descarte y no se eliminaron del archivo. El resultado primario se calcula sobre las diez órdenes restantes.</w:t>
+      </w:r>
+    </w:p>
+    <w:p>
+      <w:pPr>
+        <w:pStyle w:val="Textoindependiente"/>
+      </w:pPr>
+      <w:r>
+        <w:t>Criterio de análisis. Se reportan media, mediana, desvío estándar, mínimo y máximo del tiempo total y de cada fase. Dado el tamaño reducido de la muestra, el intervalo de confianza de la media se calcula mediante la distribución t de Student con nueve grados de libertad y no por aproximación normal, que subestimaría su amplitud. Se controla además el efecto de aprendizaje mediante el coeficiente de correlación de Pearson entre el orden de ejecución y el tiempo empleado, cuyo resultado se reporta junto con los descriptivos en la Sección 5.1.4. Los tiempos crudos, las etiquetas de descarte y el texto de las notificaciones redactadas se transcriben en el Anexo I.</w:t>
+      </w:r>
+    </w:p>
+    <w:p>
+      <w:pPr>
+        <w:pStyle w:val="Textoindependiente"/>
+      </w:pPr>
+      <w:r>
+        <w:t>Qué magnitud mide el valor obtenido. La distinción es determinante para la comparación del Capítulo 5. El cronómetro registra el tiempo de trabajo efectivo que el operador dedica a una orden, es decir el tiempo marginal de procesamiento: lo que insume procesar una orden adicional, medido como tiempo de operador. No mide la latencia que percibe el cliente, que en un proceso manual depende de cuántas órdenes haya por delante en la cola y no de la velocidad del operador. Ambas magnitudes son legítimas y responden a preguntas distintas: la primera describe la capacidad de proceso, la segunda la experiencia de espera.</w:t>
+      </w:r>
+    </w:p>
+    <w:p>
+      <w:pPr>
+        <w:pStyle w:val="Textoindependiente"/>
+      </w:pPr>
+      <w:r>
+        <w:t xml:space="preserve">Las doce órdenes se insertaron en la base mediante una única sentencia de preparación, de modo que todas comparten la misma marca de recepción. En consecuencia, la diferencia entre notified_at y received_at que queda registrada para cada una no es su latencia individual sino su tiempo de permanencia en la cola, que crece de manera monótona a medida que el operador avanza. Ese registro se conserva y se reporta en la Sección 5.1.4 porque describe un fenómeno real —el </w:t>
+      </w:r>
+      <w:r>
+        <w:lastRenderedPageBreak/>
+        <w:t>encolamiento—, pero no es el valor que se contrasta contra el pipeline automatizado. El término de comparación es el tiempo marginal cronometrado.</w:t>
       </w:r>
     </w:p>
     <w:p>
       <w:pPr>
         <w:pStyle w:val="Ttulo3"/>
       </w:pPr>
-      <w:bookmarkStart w:id="91" w:name="_Toc240476464"/>
+      <w:bookmarkStart w:id="92" w:name="_Toc240499035"/>
+      <w:r>
+        <w:t>3.5.6 Diseño factorial del prompt: base de conocimiento, reglas y ejemplos</w:t>
+      </w:r>
+      <w:bookmarkEnd w:id="92"/>
+    </w:p>
+    <w:p>
+      <w:pPr>
+        <w:pStyle w:val="FirstParagraph"/>
+      </w:pPr>
+      <w:r>
+        <w:t>El prompt de la configuración principal combina elementos que la literatura trata por separado: reglas de decisión, ejemplos etiquetados e inyección de contexto (Secciones 2.2.2 y 2.2.4). Medir el clasificador con todos ellos no permite atribuir el resultado a ninguno, ni estimar cuánto aporta la base de conocimiento de la tienda, que es la pieza que una PyME tendría que construir y mantener. El diseño factorial que se describe a continuación (E8) reemplaza una ablación anterior (E7) cuyos factores estaban confundidos (Anexo L).</w:t>
+      </w:r>
+    </w:p>
+    <w:p>
+      <w:pPr>
+        <w:pStyle w:val="Textoindependiente"/>
+      </w:pPr>
+      <w:r>
+        <w:t>Diseño. El prompt medido tiene ocho bloques, que se transcriben en el Anexo H. Cuatro están presentes en todas las condiciones: identidad, tarea, formato de salida y mensaje del cliente. Los otros cuatro definen dos factores. El factor B es la base de conocimiento; el factor R agrupa las reglas de clasificación, las reglas críticas y los ejemplos, porque los tres son instrucciones de decisión escritas por el equipo. Al cruzarlos resultan cuatro condiciones: C1, con base, reglas y ejemplos, que reproduce byte a byte el prompt de la configuración principal; C2, sin la base; C3, sin las reglas ni los ejemplos; y C4, sin ninguno de los dos factores. Todas corren sobre el mismo corpus de 150 mensajes, el mismo modelo y las mismas etiquetas de referencia, y el guion que arma el workflow de cada condición verifica que no cambie nada más que el texto del prompt. Como el nodo del modelo no fija la temperatura, rige el valor por defecto de la API, que es 1, y un mismo mensaje puede recibir etiquetas distintas en corridas distintas. Por eso cada condición se ejecuta tres veces, en un orden en que ninguna condición repite posición dentro de su repetición: doce bloques y 1800 clasificaciones.</w:t>
+      </w:r>
+    </w:p>
+    <w:p>
+      <w:pPr>
+        <w:pStyle w:val="Textoindependiente"/>
+      </w:pPr>
+      <w:r>
+        <w:t xml:space="preserve">Criterio de análisis. El diseño, los contrastes y la regla de decisión se fijaron antes de medir y se versionaron en el repositorio. La medida primaria es la exactitud por mayoría: un mensaje cuenta como acierto si la condición lo clasificó bien en al menos dos de las tres repeticiones. Se reporta con su intervalo de confianza de Wilson al 95 % (Wilson, 1927), junto con la media, el desvío y el rango de las tres repeticiones y la proporción de mensajes que recibieron la misma etiqueta en las tres. Como el diseño es apareado, los seis pares de condiciones se contrastan con la prueba exacta de McNemar sobre los pares discordantes (McNemar, 1947), con el ajuste de Holm (1979) para comparaciones múltiples y un nivel de significación de 0,05. Se estiman además los efectos principales de cada factor y su interacción, en puntos porcentuales, y el desglose por clase. Dos controles completan el análisis: una réplica de la configuración principal frente a la corrida del corpus del 12 de agosto, y un análisis de sensibilidad que excluye los mensajes del corpus cuya similitud con algún ejemplo del prompt es igual o mayor que 0,80. La similitud es el cociente de coincidencia de secuencias de la biblioteca estándar de Python </w:t>
+      </w:r>
       <w:r>
         <w:lastRenderedPageBreak/>
-        <w:t>3.5.5 Medición del baseline de atención manual</w:t>
-      </w:r>
-      <w:bookmarkEnd w:id="91"/>
+        <w:t>(difflib.SequenceMatcher), que vale 1 para textos idénticos y 0 para textos sin caracteres en común, calculado sobre ambos textos en minúsculas, sin tildes ni signos de puntuación. Como el sistema desplegado hace una sola llamada por mensaje, se informa además la exactitud media por repetición, que estima el desempeño de esa llamada única; ese análisis no figuraba entre los fijados de antemano y no cambia ninguna regla de decisión.</w:t>
+      </w:r>
+    </w:p>
+    <w:p>
+      <w:pPr>
+        <w:pStyle w:val="Textoindependiente"/>
+      </w:pPr>
+      <w:r>
+        <w:t>Aislamiento y verificación de cada bloque. Las interacciones de cada bloque se registran con un prefijo propio en el identificador de usuario, que nombra la condición y la repetición, de modo que quedan separadas de la corrida del corpus de manera permanente y ninguna cifra de la Sección 5.2.3 se ve afectada. Antes de enviar, el guion de ejecución comprueba que el prompt de la versión activa del workflow sea el de la condición. Después lee, de la copia del workflow que el motor de flujos guarda con cada ejecución, la huella del prompt con que corrió, y la exporta como evidencia. Un bloque es válido si recibió 150 respuestas, si todas sus ejecuciones llevan el prompt de su condición y si las filas registradas más las etiquetas fuera del vocabulario admitido suman 150. Esa última cláusula es uno de los dos desvíos del protocolo, y ambos se declaran en el repositorio con su fecha: cuando el modelo devuelve una categoría inexistente, la restricción de integridad de la tabla de interacciones rechaza la escritura, y la interacción se cuenta como error de clasificación en lugar de invalidar el bloque (Sección 5.2.4). El otro desvío es una espera de conciliación agregada al guion, porque el webhook responde antes de que la ejecución termine de escribir.</w:t>
+      </w:r>
+    </w:p>
+    <w:p>
+      <w:pPr>
+        <w:pStyle w:val="Ttulo3"/>
+      </w:pPr>
+      <w:bookmarkStart w:id="93" w:name="_Toc240499036"/>
+      <w:r>
+        <w:t>3.5.7 Evaluación del contenido de las respuestas</w:t>
+      </w:r>
+      <w:bookmarkEnd w:id="93"/>
     </w:p>
     <w:p>
       <w:pPr>
         <w:pStyle w:val="FirstParagraph"/>
       </w:pPr>
       <w:r>
-        <w:t>La pregunta de investigación y el objetivo general están formulados en términos comparativos: se busca establecer en qué medida la automatización reduce los tiempos operativos respecto del proceso manual. Ese término de comparación exige una medición propia y no una estimación tomada de la experiencia informal del equipo. Por ese motivo se diseñó un experimento específico, destinado exclusivamente a cronometrar el procesamiento manual de una orden bajo condiciones equivalentes a las del pipeline automatizado.</w:t>
+        <w:t>Las métricas de las secciones anteriores establecen que el sistema clasifica la intención y responde en tiempo, pero no que lo que responde sea correcto. Para acotar esa dimensión se tomaron las 45 respuestas que el sistema entregó a los mensajes clasificados como FAQ en la corrida del corpus, generadas con la configuración principal y, por lo tanto, con la base de conocimiento inyectada en el prompt (Sección 4.4.3). La pregunta no es entonces si el modelo conoce la política de la tienda, sino si se atiene a la base que recibe. Se aplicaron dos procedimientos.</w:t>
       </w:r>
     </w:p>
     <w:p>
@@ -15255,7 +15601,11 @@
         <w:pStyle w:val="Textoindependiente"/>
       </w:pPr>
       <w:r>
-        <w:t>Tarea cronometrada. Un operador procesa una orden completa contra la misma base de datos y el mismo catálogo que utiliza el Flujo 1, sin asistencia del sistema automatizado. La tarea se descompone en tres fases que se miden por separado: T1, lectura de los datos de la orden y consulta del stock disponible del producto mediante una sentencia SQL; T2, descuento del stock y actualización del estado de la orden a confirmada, o bien marcado como sin stock cuando corresponde; y T3, redacción de la notificación al cliente completando los campos variables de una plantilla fija. El tiempo total por orden es la suma de las tres fases. El desglose importa tanto como el total, porque permite identificar dónde se concentra efectivamente el esfuerzo manual.</w:t>
+        <w:t xml:space="preserve">Evaluación por jueces. Dos evaluadores ajenos al equipo juzgaron cada respuesta contra las veintitrés entradas de la base de conocimiento transcriptas en el Anexo D, sobre una rúbrica de tres niveles: consistente con la política de la tienda, genérica pero no contradictoria, y contradictoria con la política vigente. Cada evaluador trabajó con su propio instrumento, con la muestra en un orden aleatorio distinto, y el instrumento registró el tiempo empleado en cada respuesta. Se aplicó el mismo control de validez que al etiquetado de intenciones (Sección 3.5.3): una corrida cuya mediana sea inferior a 8 segundos por respuesta se declara inválida y no entra en ningún cálculo, porque las respuestas promedian 235 caracteres y deben cotejarse contra la base. Sobre las corridas válidas se calcula el κ de Cohen para cada par de evaluadores distintos y, cuando un mismo evaluador tiene dos corridas válidas, su </w:t>
+      </w:r>
+      <w:r>
+        <w:lastRenderedPageBreak/>
+        <w:t>acuerdo consigo mismo. La rúbrica se aplicó sin una prueba piloto previa, omisión a la que se atribuye en parte el bajo acuerdo que reporta la Sección 5.2.5. La evaluación se limitó a las respuestas de tipo FAQ, porque son las únicas que el prompt instruye a basar en la base de conocimiento; las respuestas a las demás categorías, que el modelo también redacta —solas en GENERAL y acompañadas de los datos del pedido o del ticket en ESTADO_PEDIDO y RECLAMO—, no se evaluaron.</w:t>
       </w:r>
     </w:p>
     <w:p>
@@ -15263,143 +15613,14 @@
         <w:pStyle w:val="Textoindependiente"/>
       </w:pPr>
       <w:r>
-        <w:t>Decisiones de diseño y su sentido. Dos decisiones condicionan el valor obtenido y se declaran de manera explícita, porque ambas se resolvieron eligiendo deliberadamente el escenario que menos favorece a la hipótesis. La primera concierne a la redacción del correo: se optó por una plantilla fija a completar y no por la redacción desde cero, ya que la primera representa a una PyME con un proceso mínimo establecido, que es el caso realista. Esta elección reduce el tiempo del baseline y, en consecuencia, reduce el factor de mejora que el trabajo podrá reportar. La segunda concierne al alcance del cronómetro, que cubre únicamente el procesamiento: desde que el operador toma conocimiento de la orden hasta que termina de redactar la notificación. La latencia de detección, es decir cada cuánto un operador revisa efectivamente la bandeja de entrada, no se incluye dentro del valor medido, porque no resulta observable sin convertirla en un parámetro elegido por los autores; se trata por separado y como supuesto declarado en la Sección 5.1.4. La regla que ordena todo el procedimiento es que lo medido y lo supuesto no se combinan nunca dentro de una misma cifra.</w:t>
-      </w:r>
-    </w:p>
-    <w:p>
-      <w:pPr>
-        <w:pStyle w:val="Textoindependiente"/>
-      </w:pPr>
-      <w:r>
-        <w:t xml:space="preserve">Muestra e instrumento. Se procesaron doce órdenes. De las diez que resultaron válidas, siete correspondieron a la rama con stock disponible y tres a la rama sin stock —una proporción de 70 % y 30 % que reproduce la distribución observada en la corrida automatizada (35 y 15 sobre 50)—; de las dos descartadas por interrupción del operador, una (ORD-E4-002) pertenecía a la rama sin stock y la otra (ORD-E4-001) se interrumpió antes de que su rama quedara consignada. Las dos ramas demandan trabajo manual distinto y la muestra debe reflejar ambas. La composición completa, orden por orden y con su marca de descarte, se transcribe en la Tabla I.1 del Anexo I. </w:t>
-      </w:r>
-      <w:r>
-        <w:lastRenderedPageBreak/>
-        <w:t>Las órdenes se crearon en la base con un identificador de procedencia propio, distinto del que llevan las órdenes medidas del pipeline, de modo que sus marcas temporales a escala humana no contaminen el cálculo de MTTD y MTTR; todas las consultas de resultados del Capítulo 5 filtran por ese identificador. La medición se realizó con un cronómetro por fases desarrollado para este fin, que registra cada transición y exporta los tiempos a un archivo separado por comas sin intervención manual sobre los valores.</w:t>
-      </w:r>
-    </w:p>
-    <w:p>
-      <w:pPr>
-        <w:pStyle w:val="Textoindependiente"/>
-      </w:pPr>
-      <w:r>
-        <w:t>Reglas fijadas antes de comenzar. Se estableció por anticipado que el operador trabajaría a ritmo normal, sin preparar consultas de antemano, y que toda orden durante cuya ejecución se produjera una interrupción sería descartada y consignada como tal. Dos de las doce órdenes se descartaron por aplicación de esa regla; quedan registradas en el archivo de resultados con su marca de descarte y no se eliminaron del archivo. El resultado primario se calcula sobre las diez órdenes restantes.</w:t>
-      </w:r>
-    </w:p>
-    <w:p>
-      <w:pPr>
-        <w:pStyle w:val="Textoindependiente"/>
-      </w:pPr>
-      <w:r>
-        <w:t>Criterio de análisis. Se reportan media, mediana, desvío estándar, mínimo y máximo del tiempo total y de cada fase. Dado el tamaño reducido de la muestra, el intervalo de confianza de la media se calcula mediante la distribución t de Student con nueve grados de libertad y no por aproximación normal, que subestimaría su amplitud. Se controla además el efecto de aprendizaje mediante el coeficiente de correlación de Pearson entre el orden de ejecución y el tiempo empleado, cuyo resultado se reporta junto con los descriptivos en la Sección 5.1.4. Los tiempos crudos, las etiquetas de descarte y el texto de las notificaciones redactadas se transcriben en el Anexo I.</w:t>
-      </w:r>
-    </w:p>
-    <w:p>
-      <w:pPr>
-        <w:pStyle w:val="Textoindependiente"/>
-      </w:pPr>
-      <w:r>
-        <w:t>Qué magnitud mide el valor obtenido. La distinción es determinante para la comparación del Capítulo 5. El cronómetro registra el tiempo de trabajo efectivo que el operador dedica a una orden, es decir el tiempo marginal de procesamiento: lo que insume procesar una orden adicional, medido como tiempo de operador. No mide la latencia que percibe el cliente, que en un proceso manual depende de cuántas órdenes haya por delante en la cola y no de la velocidad del operador. Ambas magnitudes son legítimas y responden a preguntas distintas: la primera describe la capacidad de proceso, la segunda la experiencia de espera.</w:t>
-      </w:r>
-    </w:p>
-    <w:p>
-      <w:pPr>
-        <w:pStyle w:val="Textoindependiente"/>
-      </w:pPr>
-      <w:r>
-        <w:t>Las doce órdenes se insertaron en la base mediante una única sentencia de preparación, de modo que todas comparten la misma marca de recepción. En consecuencia, la diferencia entre notified_at y received_at que queda registrada para cada una no es su latencia individual sino su tiempo de permanencia en la cola, que crece de manera monótona a medida que el operador avanza. Ese registro se conserva y se reporta en la Sección 5.1.4 porque describe un fenómeno real —el encolamiento—, pero no es el valor que se contrasta contra el pipeline automatizado. El término de comparación es el tiempo marginal cronometrado.</w:t>
+        <w:t>Verificación automática de datos concretos. Un guion extrae de cada respuesta los datos concretos, definidos como una cifra o un rango de cifras seguido de una unidad —días, días hábiles, horas, horas hábiles, meses, semanas, años, cuotas, minutos o porcentaje—, y comprueba si cada uno figura en alguna de las veintitrés entradas de la base con la misma unidad y las mismas cifras. Un dato que no figura en la base pero cuyas cifras ya estaban en el mensaje del cliente se clasifica aparte, porque repetirlo no es afirmar nada sobre la tienda. El procedimiento no requiere juicio y es reproducible, pero tiene dos límites que se declaran: no alcanza a las afirmaciones que no llevan cifra, como la mención de un servicio que la tienda no presta, y no controla el contexto en que se usa un dato que sí figura en la base. Su resultado es, por eso, una cota inferior de lo que las respuestas agregan a la política. La regla se fijó con conocimiento del corpus; se publica junto con el guion para que pueda auditarse.</w:t>
       </w:r>
     </w:p>
     <w:p>
       <w:pPr>
         <w:pStyle w:val="Ttulo3"/>
       </w:pPr>
-      <w:bookmarkStart w:id="92" w:name="_Toc240476465"/>
-      <w:r>
-        <w:lastRenderedPageBreak/>
-        <w:t>3.5.6 Diseño factorial del prompt: base de conocimiento, reglas y ejemplos</w:t>
-      </w:r>
-      <w:bookmarkEnd w:id="92"/>
-    </w:p>
-    <w:p>
-      <w:pPr>
-        <w:pStyle w:val="FirstParagraph"/>
-      </w:pPr>
-      <w:r>
-        <w:t>El prompt de la configuración principal combina elementos que la literatura trata por separado: reglas de decisión, ejemplos etiquetados e inyección de contexto (Secciones 2.2.2 y 2.2.4). Medir el clasificador con todos ellos no permite atribuir el resultado a ninguno, ni estimar cuánto aporta la base de conocimiento de la tienda, que es la pieza que una PyME tendría que construir y mantener. Una primera ablación (E7) comparó la configuración principal con un prompt reducido y atribuyó la diferencia a la base de conocimiento. El diseño no lo permitía, porque aquel prompt no quitaba solo la base sino cinco de los ocho bloques del prompt: las reglas de clasificación, la base de conocimiento, las reglas críticas, los ejemplos y el bloque que presenta el mensaje del cliente con su nombre y su canal. Los factores quedaban confundidos. Se la reemplazó por el diseño factorial que se describe a continuación (E8); la ablación E7 se conserva en el repositorio como antecedente.</w:t>
-      </w:r>
-    </w:p>
-    <w:p>
-      <w:pPr>
-        <w:pStyle w:val="Textoindependiente"/>
-      </w:pPr>
-      <w:r>
-        <w:t>Diseño. El prompt medido tiene ocho bloques, que se transcriben en el Anexo H. Cuatro están presentes en todas las condiciones: identidad, tarea, formato de salida y mensaje del cliente. Los otros cuatro definen dos factores. El factor B es la base de conocimiento; el factor R agrupa las reglas de clasificación, las reglas críticas y los ejemplos, porque los tres son instrucciones de decisión escritas por el equipo. Al cruzarlos resultan cuatro condiciones: C1, con base, reglas y ejemplos, que reproduce byte a byte el prompt de la configuración principal; C2, sin la base; C3, sin las reglas ni los ejemplos; y C4, sin ninguno de los dos factores. Todas corren sobre el mismo corpus de 150 mensajes, el mismo modelo y las mismas etiquetas de referencia, y el guion que arma el workflow de cada condición verifica que no cambie nada más que el texto del prompt. Como el nodo del modelo no fija la temperatura, rige el valor por defecto de la API, que es 1, y un mismo mensaje puede recibir etiquetas distintas en corridas distintas. Por eso cada condición se ejecuta tres veces, en un orden en que ninguna condición repite posición dentro de su repetición: doce bloques y 1800 clasificaciones.</w:t>
-      </w:r>
-    </w:p>
-    <w:p>
-      <w:pPr>
-        <w:pStyle w:val="Textoindependiente"/>
-      </w:pPr>
-      <w:r>
-        <w:t xml:space="preserve">Criterio de análisis. El diseño, los contrastes y la regla de decisión se fijaron antes de medir y se versionaron en el repositorio. La medida primaria es la exactitud por mayoría: un mensaje cuenta como acierto si la condición lo clasificó bien en al menos dos de las tres repeticiones. Se reporta con su intervalo de confianza de Wilson al 95 % (Wilson, 1927), junto con la media, el desvío y el rango de las tres repeticiones y la proporción de mensajes que recibieron la misma etiqueta en las tres. Como el diseño es apareado, los seis pares de condiciones se contrastan con la prueba exacta de McNemar sobre los pares discordantes (McNemar, 1947), con el ajuste de Holm (1979) para comparaciones múltiples y un nivel de significación de 0,05. Se estiman además los efectos principales de cada factor y su interacción, en puntos porcentuales, y el desglose por clase. Dos controles completan el análisis: una réplica de la configuración principal frente a la corrida del corpus del 12 de agosto, y un análisis de sensibilidad que excluye los mensajes del corpus cuya </w:t>
-      </w:r>
-      <w:r>
-        <w:lastRenderedPageBreak/>
-        <w:t>similitud con algún ejemplo del prompt es igual o mayor que 0,80. La similitud es el cociente de coincidencia de secuencias de la biblioteca estándar de Python (difflib.SequenceMatcher), que vale 1 para textos idénticos y 0 para textos sin caracteres en común, calculado sobre ambos textos en minúsculas, sin tildes ni signos de puntuación. Como el sistema desplegado hace una sola llamada por mensaje, se informa además la exactitud media por repetición, que estima el desempeño de esa llamada única; ese análisis no figuraba entre los fijados de antemano y no cambia ninguna regla de decisión.</w:t>
-      </w:r>
-    </w:p>
-    <w:p>
-      <w:pPr>
-        <w:pStyle w:val="Textoindependiente"/>
-      </w:pPr>
-      <w:r>
-        <w:t>Aislamiento y verificación de cada bloque. Las interacciones de cada bloque se registran con un prefijo propio en el identificador de usuario, que nombra la condición y la repetición, de modo que quedan separadas de la corrida del corpus de manera permanente y ninguna cifra de la Sección 5.2.3 se ve afectada. Antes de enviar, el guion de ejecución comprueba que el prompt de la versión activa del workflow sea el de la condición. Después lee, de la copia del workflow que el motor de flujos guarda con cada ejecución, la huella del prompt con que corrió, y la exporta como evidencia. Un bloque es válido si recibió 150 respuestas, si todas sus ejecuciones llevan el prompt de su condición y si las filas registradas más las etiquetas fuera del vocabulario admitido suman 150. Esa última cláusula es uno de los dos desvíos del protocolo, y ambos se declaran en el repositorio con su fecha: cuando el modelo devuelve una categoría inexistente, la restricción de integridad de la tabla de interacciones rechaza la escritura, y la interacción se cuenta como error de clasificación en lugar de invalidar el bloque (Sección 5.2.4). El otro desvío es una espera de conciliación agregada al guion, porque el webhook responde antes de que la ejecución termine de escribir.</w:t>
-      </w:r>
-    </w:p>
-    <w:p>
-      <w:pPr>
-        <w:pStyle w:val="Ttulo3"/>
-      </w:pPr>
-      <w:bookmarkStart w:id="93" w:name="_Toc240476466"/>
-      <w:r>
-        <w:t>3.5.7 Evaluación del contenido de las respuestas</w:t>
-      </w:r>
-      <w:bookmarkEnd w:id="93"/>
-    </w:p>
-    <w:p>
-      <w:pPr>
-        <w:pStyle w:val="FirstParagraph"/>
-      </w:pPr>
-      <w:r>
-        <w:t>Las métricas de las secciones anteriores establecen que el sistema clasifica la intención y responde en tiempo, pero no que lo que responde sea correcto. Para acotar esa dimensión se tomaron las 45 respuestas que el sistema entregó a los mensajes clasificados como FAQ en la corrida del corpus, generadas con la configuración principal y, por lo tanto, con la base de conocimiento inyectada en el prompt (Sección 4.4.3). La pregunta no es entonces si el modelo conoce la política de la tienda, sino si se atiene a la base que recibe. Se aplicaron dos procedimientos.</w:t>
-      </w:r>
-    </w:p>
-    <w:p>
-      <w:pPr>
-        <w:pStyle w:val="Textoindependiente"/>
-      </w:pPr>
-      <w:r>
-        <w:t xml:space="preserve">Evaluación por jueces. Dos evaluadores ajenos al equipo juzgaron cada respuesta contra las veintitrés entradas de la base de conocimiento transcriptas en el Anexo D, sobre una rúbrica de tres niveles: consistente con la política de la tienda, genérica pero no contradictoria, y contradictoria con la política vigente. Cada evaluador trabajó con su propio instrumento, con la muestra en un orden aleatorio distinto, y el instrumento registró el tiempo empleado en cada respuesta. Se aplicó el mismo control de validez que al etiquetado de intenciones (Sección 3.5.3): una corrida cuya mediana sea inferior a 8 segundos por respuesta se declara inválida y no entra en ningún cálculo, porque las respuestas promedian 235 caracteres y deben cotejarse </w:t>
-      </w:r>
-      <w:r>
-        <w:lastRenderedPageBreak/>
-        <w:t>contra la base. Sobre las corridas válidas se calcula el κ de Cohen para cada par de evaluadores distintos y, cuando un mismo evaluador tiene dos corridas válidas, su acuerdo consigo mismo. La rúbrica se aplicó sin una prueba piloto previa, omisión a la que se atribuye en parte el bajo acuerdo que reporta la Sección 5.2.5. La evaluación se limitó a las respuestas de tipo FAQ, porque son las únicas que el prompt instruye a basar en la base de conocimiento; las respuestas a las demás categorías, que el modelo también redacta —solas en GENERAL y acompañadas de los datos del pedido o del ticket en ESTADO_PEDIDO y RECLAMO—, no se evaluaron.</w:t>
-      </w:r>
-    </w:p>
-    <w:p>
-      <w:pPr>
-        <w:pStyle w:val="Textoindependiente"/>
-      </w:pPr>
-      <w:r>
-        <w:t>Verificación automática de datos concretos. Un guion extrae de cada respuesta los datos concretos, definidos como una cifra o un rango de cifras seguido de una unidad —días, días hábiles, horas, horas hábiles, meses, semanas, años, cuotas, minutos o porcentaje—, y comprueba si cada uno figura en alguna de las veintitrés entradas de la base con la misma unidad y las mismas cifras. Un dato que no figura en la base pero cuyas cifras ya estaban en el mensaje del cliente se clasifica aparte, porque repetirlo no es afirmar nada sobre la tienda. El procedimiento no requiere juicio y es reproducible, pero tiene dos límites que se declaran: no alcanza a las afirmaciones que no llevan cifra, como la mención de un servicio que la tienda no presta, y no controla el contexto en que se usa un dato que sí figura en la base. Su resultado es, por eso, una cota inferior de lo que las respuestas agregan a la política. La regla se fijó con conocimiento del corpus; se publica junto con el guion para que pueda auditarse.</w:t>
-      </w:r>
-    </w:p>
-    <w:p>
-      <w:pPr>
-        <w:pStyle w:val="Ttulo3"/>
-      </w:pPr>
-      <w:bookmarkStart w:id="94" w:name="_Toc240476467"/>
+      <w:bookmarkStart w:id="94" w:name="_Toc240499037"/>
       <w:r>
         <w:t>3.5.8 Diseño de las pruebas funcionales, de carga y de concurrencia</w:t>
       </w:r>
@@ -15708,11 +15929,7 @@
               <w:pStyle w:val="Compact"/>
             </w:pPr>
             <w:r>
-              <w:t xml:space="preserve">POST con product_sku </w:t>
-            </w:r>
-            <w:r>
-              <w:lastRenderedPageBreak/>
-              <w:t>inexistente en el catálogo</w:t>
+              <w:t>POST con product_sku inexistente en el catálogo</w:t>
             </w:r>
           </w:p>
         </w:tc>
@@ -15725,7 +15942,6 @@
               <w:pStyle w:val="Compact"/>
             </w:pPr>
             <w:r>
-              <w:lastRenderedPageBreak/>
               <w:t>Rechazo con error controlado</w:t>
             </w:r>
           </w:p>
@@ -15741,6 +15957,7 @@
               <w:pStyle w:val="Compact"/>
             </w:pPr>
             <w:r>
+              <w:lastRenderedPageBreak/>
               <w:t>PF-05</w:t>
             </w:r>
           </w:p>
@@ -15964,7 +16181,7 @@
               <w:pStyle w:val="Compact"/>
             </w:pPr>
             <w:r>
-              <w:t>“¿Dónde está mi pedido ORD-001?”</w:t>
+              <w:t>“¿Dónde está mi pedido ORD-HIST-001?”</w:t>
             </w:r>
           </w:p>
         </w:tc>
@@ -16167,11 +16384,7 @@
         <w:pStyle w:val="Textoindependiente"/>
       </w:pPr>
       <w:r>
-        <w:t xml:space="preserve">El segundo ensayo (E1.b) evalúa una propiedad distinta y no trivial: que el descuento de stock no produzca sobreventa bajo concurrencia. Se disparan 20 solicitudes HTTP casi simultáneas contra un producto cuyo stock el guion fija deliberadamente en 5 unidades antes de cada ronda —el catálogo de la Tabla 4.4 le asigna 4, y el guion lo restaura al terminar—, y el ensayo se repite durante seis rondas, en dos ejecuciones del guion de tres rondas cada una, totalizando 120 órdenes. El criterio de falla está definido de antemano y es binario: si en alguna ronda el sistema confirma más de 5 </w:t>
-      </w:r>
-      <w:r>
-        <w:lastRenderedPageBreak/>
-        <w:t>órdenes, existe sobreventa. La segunda ejecución incorporó al guion el conteo de las órdenes que quedan pendientes y de las ejecuciones terminadas en error.</w:t>
+        <w:t>El segundo ensayo (E1.b) evalúa una propiedad distinta y no trivial: que el descuento de stock no produzca sobreventa bajo concurrencia. Se disparan 20 solicitudes HTTP casi simultáneas contra un producto cuyo stock el guion fija deliberadamente en 5 unidades antes de cada ronda —el catálogo de la Tabla 4.4 le asigna 4, y el guion lo restaura al terminar—, y el ensayo se repite durante seis rondas, en dos ejecuciones del guion de tres rondas cada una, totalizando 120 órdenes. El criterio de falla está definido de antemano y es binario: si en alguna ronda el sistema confirma más de 5 órdenes, existe sobreventa. La segunda ejecución incorporó al guion el conteo de las órdenes que quedan pendientes y de las ejecuciones terminadas en error.</w:t>
       </w:r>
     </w:p>
     <w:p>
@@ -16180,6 +16393,7 @@
         <w:ind w:left="425"/>
       </w:pPr>
       <w:r>
+        <w:lastRenderedPageBreak/>
         <w:t>Ambas corridas se ejecutan mediante scripts versionados que dejan un manifiesto JSON con la semilla utilizada, el número de nodos del flujo al momento de medir, el commit de Git y las marcas temporales en UTC. El plan de órdenes es determinístico: la misma semilla sobre el mismo stock inicial reproduce exactamente la misma secuencia de SKU y cantidades.</w:t>
       </w:r>
     </w:p>
@@ -16197,7 +16411,7 @@
         <w:pStyle w:val="Ttulo2"/>
       </w:pPr>
       <w:bookmarkStart w:id="95" w:name="amenazas-a-la-validez"/>
-      <w:bookmarkStart w:id="96" w:name="_Toc240476468"/>
+      <w:bookmarkStart w:id="96" w:name="_Toc240499038"/>
       <w:bookmarkEnd w:id="81"/>
       <w:bookmarkEnd w:id="89"/>
       <w:r>
@@ -16218,7 +16432,7 @@
         <w:pStyle w:val="Ttulo3"/>
       </w:pPr>
       <w:bookmarkStart w:id="97" w:name="validez-de-constructo"/>
-      <w:bookmarkStart w:id="98" w:name="_Toc240476469"/>
+      <w:bookmarkStart w:id="98" w:name="_Toc240499039"/>
       <w:r>
         <w:t>3.6.1 Validez de constructo</w:t>
       </w:r>
@@ -16295,7 +16509,7 @@
         <w:pStyle w:val="Ttulo3"/>
       </w:pPr>
       <w:bookmarkStart w:id="99" w:name="validez-interna"/>
-      <w:bookmarkStart w:id="100" w:name="_Toc240476470"/>
+      <w:bookmarkStart w:id="100" w:name="_Toc240499040"/>
       <w:bookmarkEnd w:id="97"/>
       <w:r>
         <w:t>3.6.2 Validez interna</w:t>
@@ -16326,11 +16540,47 @@
           <w:i/>
           <w:iCs/>
         </w:rPr>
+        <w:t>Mitigación:</w:t>
+      </w:r>
+      <w:r>
+        <w:t xml:space="preserve"> Se especifican las condiciones del entorno de prueba en la Sección 4.6 y los resultados se presentan como benchmarks de referencia bajo las condiciones descritas, no como valores absolutos.</w:t>
+      </w:r>
+    </w:p>
+    <w:p>
+      <w:pPr>
+        <w:pStyle w:val="FirstParagraph"/>
+      </w:pPr>
+      <w:r>
+        <w:rPr>
+          <w:i/>
+          <w:iCs/>
+        </w:rPr>
         <w:lastRenderedPageBreak/>
+        <w:t>Amenaza:</w:t>
+      </w:r>
+      <w:r>
+        <w:rPr>
+          <w:iCs/>
+        </w:rPr>
+        <w:t xml:space="preserve"> Independencia entre el prompt y el corpus. El equipo escribió las reglas y los ejemplos del prompt, y el corpus se redactó con asistencia de un modelo de lenguaje a partir de mensajes escritos por el mismo equipo (Sección 3.5.3). Un corpus redactado a la medida de las reglas inflaría la exactitud, y uno redactado por un modelo de lenguaje puede ser más regular, y más fácil de clasificar para otro modelo, que los mensajes de clientes reales.</w:t>
+      </w:r>
+    </w:p>
+    <w:p>
+      <w:pPr>
+        <w:pStyle w:val="Textoindependiente"/>
+      </w:pPr>
+      <w:r>
+        <w:rPr>
+          <w:i/>
+          <w:iCs/>
+        </w:rPr>
         <w:t>Mitigación:</w:t>
       </w:r>
       <w:r>
-        <w:t xml:space="preserve"> Se especifican las condiciones del entorno de prueba en la Sección 4.6 y los resultados se presentan como benchmarks de referencia bajo las condiciones descritas, no como valores absolutos.</w:t>
+        <w:rPr>
+          <w:iCs/>
+        </w:rPr>
+        <w:t xml:space="preserve"> La cronología está registrada en el repositorio. Las reglas de clasificación, las reglas críticas y los ejemplos del prompt medido son idénticos a los del commit ebbd17c, del 22 de abril de 2026, y el corpus se congeló el 10 de agosto (commit 77a5a04), 110 días después. La similitud máxima entre un ejemplo del prompt y un mensaje del corpus es de 0,89, en un único par —«cuánto tarda el envío a córdoba?» frente a «cuanto sale el envio a cordoba?»—, y la siguiente es de 0,66; el análisis de sensibilidad de la Sección 5.2.4 excluye ese mensaje y ninguna conclusión cambia. La cronología no descarta que el corpus se haya redactado con las categorías del prompt en mente, ni que su regularidad facilite la clasificación, y esas dos partes de la amenaza quedan sin mitigar.</w:t>
       </w:r>
     </w:p>
     <w:p>
@@ -16345,10 +16595,7 @@
         <w:t>Amenaza:</w:t>
       </w:r>
       <w:r>
-        <w:rPr>
-          <w:iCs/>
-        </w:rPr>
-        <w:t xml:space="preserve"> Independencia entre el prompt y el corpus. El equipo escribió las reglas y los ejemplos del prompt, y el corpus se redactó con asistencia de un modelo de lenguaje a partir de mensajes escritos por el mismo equipo (Sección 3.5.3). Un corpus redactado a la medida de las reglas inflaría la exactitud, y uno redactado por un modelo de lenguaje puede ser más regular, y más fácil de clasificar para otro modelo, que los mensajes de clientes reales.</w:t>
+        <w:t xml:space="preserve"> Sesgo de expectativa en el baseline manual. El operador que cronometró el procesamiento manual pertenece al equipo que formuló H1 y conocía el sentido de la comparación, de modo que pudo trabajar, aun sin proponérselo, más lento de lo que trabajaría fuera de la medición.</w:t>
       </w:r>
     </w:p>
     <w:p>
@@ -16363,11 +16610,20 @@
         <w:t>Mitigación:</w:t>
       </w:r>
       <w:r>
-        <w:rPr>
-          <w:iCs/>
-        </w:rPr>
-        <w:t xml:space="preserve"> La cronología está registrada en el repositorio. Las reglas de clasificación, las reglas críticas y los ejemplos del prompt medido son idénticos a los del commit ebbd17c, del 22 de abril de 2026, y el corpus se congeló el 10 de agosto (commit 77a5a04), 110 días después. La similitud máxima entre un ejemplo del prompt y un mensaje del corpus es de 0,89, en un único par —«cuánto tarda el envío a córdoba?» frente a «cuanto sale el envio a cordoba?»—, y la siguiente es de 0,66; el análisis de sensibilidad de la Sección 5.2.4 excluye ese mensaje y ninguna conclusión cambia. La cronología no descarta que el corpus se haya redactado con las categorías del prompt en mente, ni que su regularidad facilite la clasificación, y esas dos partes de la amenaza quedan sin mitigar.</w:t>
-      </w:r>
+        <w:t xml:space="preserve"> Parcial. Las reglas de ejecución se fijaron antes de empezar —ritmo normal, sin preparar consultas y con descarte de toda orden interrumpida— y los tiempos los registró un cronómetro por fases, sin edición manual de los valores (Sección 3.5.5). El sesgo, si existió, agrandaría el factor de mejora, pero no alcanza para cambiar la conclusión de H1: para que el factor cayera por debajo de 10×, el tiempo manual tendría que ser del orden de 0,6 s por orden, unas ochenta veces menor que el cronometrado. La magnitud del factor sí queda expuesta al sesgo, y la réplica con operadores ajenos al equipo se plantea en el Capítulo 7.</w:t>
+      </w:r>
+    </w:p>
+    <w:p>
+      <w:pPr>
+        <w:pStyle w:val="Ttulo3"/>
+      </w:pPr>
+      <w:bookmarkStart w:id="101" w:name="validez-externa"/>
+      <w:bookmarkStart w:id="102" w:name="_Toc240499041"/>
+      <w:bookmarkEnd w:id="99"/>
+      <w:r>
+        <w:t>3.6.3 Validez externa</w:t>
+      </w:r>
+      <w:bookmarkEnd w:id="102"/>
     </w:p>
     <w:p>
       <w:pPr>
@@ -16381,7 +16637,7 @@
         <w:t>Amenaza:</w:t>
       </w:r>
       <w:r>
-        <w:t xml:space="preserve"> Sesgo de expectativa en el baseline manual. El operador que cronometró el procesamiento manual pertenece al equipo que formuló H1 y conocía el sentido de la comparación, de modo que pudo trabajar, aun sin proponérselo, más lento de lo que trabajaría fuera de la medición.</w:t>
+        <w:t xml:space="preserve"> Al tratarse de un e-commerce simulado con datos ficticios, los resultados podrían no generalizarse directamente a un e-commerce real con variabilidad de productos, clientes y patrones de compra.</w:t>
       </w:r>
     </w:p>
     <w:p>
@@ -16396,20 +16652,57 @@
         <w:t>Mitigación:</w:t>
       </w:r>
       <w:r>
-        <w:t xml:space="preserve"> Parcial. Las reglas de ejecución se fijaron antes de empezar —ritmo normal, sin preparar consultas y con descarte de toda orden interrumpida— y los tiempos los registró un cronómetro por fases, sin edición manual de los valores (Sección 3.5.5). El sesgo, si existió, agrandaría el factor de mejora, pero no alcanza para cambiar la conclusión de H1: para que el factor cayera por debajo de 10×, el tiempo manual tendría que ser del orden de 0,6 s por orden, unas ochenta veces menor que el cronometrado. La magnitud del factor sí queda expuesta al sesgo, y la réplica con operadores ajenos al equipo se plantea en el Capítulo 7.</w:t>
+        <w:t xml:space="preserve"> Parcial. La reproducibilidad del entorno permite replicar el estudio sobre datos reales, pero no convierte los resultados en generalizables. Lo que el trabajo hace es acotar sus conclusiones al comportamiento del artefacto bajo las condiciones declaradas (Sección 3.2) y plantear un piloto en una PyME real como línea futura (Capítulo 7). Los escenarios de prueba cubren los casos límite más relevantes —órdenes con stock y sin stock, entradas inválidas y mensajes ambiguos—, lo que fortalece la validez interna de las pruebas y no la externa.</w:t>
+      </w:r>
+    </w:p>
+    <w:p>
+      <w:pPr>
+        <w:pStyle w:val="FirstParagraph"/>
+      </w:pPr>
+      <w:r>
+        <w:rPr>
+          <w:i/>
+          <w:iCs/>
+        </w:rPr>
+        <w:lastRenderedPageBreak/>
+        <w:t>Amenaza:</w:t>
+      </w:r>
+      <w:r>
+        <w:rPr>
+          <w:iCs/>
+        </w:rPr>
+        <w:t xml:space="preserve"> El baseline manual se midió sobre un único operador que conocía el procedimiento; las reglas del prompt y la base de conocimiento las escribió el propio equipo, y el corpus se redactó con un modelo de lenguaje a partir de mensajes del equipo: ninguno representa a una PyME real.</w:t>
+      </w:r>
+    </w:p>
+    <w:p>
+      <w:pPr>
+        <w:pStyle w:val="Textoindependiente"/>
+      </w:pPr>
+      <w:r>
+        <w:rPr>
+          <w:i/>
+          <w:iCs/>
+        </w:rPr>
+        <w:t>Mitigación:</w:t>
+      </w:r>
+      <w:r>
+        <w:rPr>
+          <w:iCs/>
+        </w:rPr>
+        <w:t xml:space="preserve"> Ambas condiciones se declaran como limitaciones (Secciones 5.4.1 y 6.4), y la replicación con varios operadores y con el tráfico de una tienda en operación se plantea en el Capítulo 7.</w:t>
       </w:r>
     </w:p>
     <w:p>
       <w:pPr>
         <w:pStyle w:val="Ttulo3"/>
       </w:pPr>
-      <w:bookmarkStart w:id="101" w:name="validez-externa"/>
-      <w:bookmarkStart w:id="102" w:name="_Toc240476471"/>
-      <w:bookmarkEnd w:id="99"/>
-      <w:r>
-        <w:t>3.6.3 Validez externa</w:t>
-      </w:r>
-      <w:bookmarkEnd w:id="102"/>
+      <w:bookmarkStart w:id="103" w:name="confiabilidad"/>
+      <w:bookmarkStart w:id="104" w:name="_Toc240499042"/>
+      <w:bookmarkEnd w:id="101"/>
+      <w:r>
+        <w:t>3.6.4 Confiabilidad</w:t>
+      </w:r>
+      <w:bookmarkEnd w:id="104"/>
     </w:p>
     <w:p>
       <w:pPr>
@@ -16423,7 +16716,7 @@
         <w:t>Amenaza:</w:t>
       </w:r>
       <w:r>
-        <w:t xml:space="preserve"> Al tratarse de un e-commerce simulado con datos ficticios, los resultados podrían no generalizarse directamente a un e-commerce real con variabilidad de productos, clientes y patrones de compra.</w:t>
+        <w:t xml:space="preserve"> Los resultados de TMR dependen de la latencia de la API de OpenAI, que puede variar según la carga del servicio externo.</w:t>
       </w:r>
     </w:p>
     <w:p>
@@ -16438,11 +16731,10 @@
         <w:t>Mitigación:</w:t>
       </w:r>
       <w:r>
-        <w:t xml:space="preserve"> Parcial. La reproducibilidad del entorno permite replicar el estudio sobre datos reales, pero no convierte los resultados en generalizables. Lo que el trabajo hace es acotar sus conclusiones al comportamiento del artefacto bajo las condiciones declaradas (Sección 3.2) y plantear un piloto en una PyME real como </w:t>
-      </w:r>
-      <w:r>
-        <w:lastRenderedPageBreak/>
-        <w:t>línea futura (Capítulo 7). Los escenarios de prueba cubren los casos límite más relevantes —órdenes con stock y sin stock, entradas inválidas y mensajes ambiguos—, lo que fortalece la validez interna de las pruebas y no la externa.</w:t>
+        <w:rPr>
+          <w:iCs/>
+        </w:rPr>
+        <w:t xml:space="preserve"> Todas las pruebas se realizaron en una ventana de tiempo acotada para minimizar la variabilidad temporal del servicio externo. Los tiempos se reportan como promedios aritméticos acompañados de su desvío estándar, criterio uniforme con el establecido en la Sección 3.5.4; la mediana se informa además de forma complementaria en los casos en que la distribución resulta asimétrica.</w:t>
       </w:r>
     </w:p>
     <w:p>
@@ -16460,7 +16752,7 @@
         <w:rPr>
           <w:iCs/>
         </w:rPr>
-        <w:t xml:space="preserve"> El baseline manual se midió sobre un único operador que conocía el procedimiento; las reglas del prompt y la base de conocimiento las escribió el propio equipo, y el corpus se redactó con un modelo de lenguaje a partir de mensajes del equipo: ninguno representa a una PyME real.</w:t>
+        <w:t xml:space="preserve"> La clasificación depende de un modelo invocado por un alias, que el proveedor puede asociar a otra versión, y de la temperatura por defecto de la API, que es 1, de modo que una corrida no se reproduce exactamente.</w:t>
       </w:r>
     </w:p>
     <w:p>
@@ -16478,20 +16770,8 @@
         <w:rPr>
           <w:iCs/>
         </w:rPr>
-        <w:t xml:space="preserve"> Ambas condiciones se declaran como limitaciones (Secciones 5.4.1 y 6.4), y la replicación con varios operadores y con el tráfico de una tienda en operación se plantea en el Capítulo 7.</w:t>
-      </w:r>
-    </w:p>
-    <w:p>
-      <w:pPr>
-        <w:pStyle w:val="Ttulo3"/>
-      </w:pPr>
-      <w:bookmarkStart w:id="103" w:name="confiabilidad"/>
-      <w:bookmarkStart w:id="104" w:name="_Toc240476472"/>
-      <w:bookmarkEnd w:id="101"/>
-      <w:r>
-        <w:t>3.6.4 Confiabilidad</w:t>
-      </w:r>
-      <w:bookmarkEnd w:id="104"/>
+        <w:t xml:space="preserve"> El diseño factorial repite cada condición tres veces y reporta la variabilidad entre repeticiones (Sección 5.2.4); los guiones, los manifiestos y la huella de cada prompt se versionan en el repositorio. La versión del modelo detrás del alias no queda registrada, y esa parte queda como limitación (Sección 5.4.1).</w:t>
+      </w:r>
     </w:p>
     <w:p>
       <w:pPr>
@@ -16505,7 +16785,10 @@
         <w:t>Amenaza:</w:t>
       </w:r>
       <w:r>
-        <w:t xml:space="preserve"> Los resultados de TMR dependen de la latencia de la API de OpenAI, que puede variar según la carga del servicio externo.</w:t>
+        <w:rPr>
+          <w:iCs/>
+        </w:rPr>
+        <w:t xml:space="preserve"> Trazabilidad del artefacto medido. Una afirmación sobre cómo se obtuvo una medición puede verificarse contra una versión del artefacto distinta de la que corrió, y en este trabajo ocurrió una vez, con el prompt del clasificador (Anexo L).</w:t>
       </w:r>
     </w:p>
     <w:p>
@@ -16523,78 +16806,6 @@
         <w:rPr>
           <w:iCs/>
         </w:rPr>
-        <w:t xml:space="preserve"> Todas las pruebas se realizaron en una ventana de tiempo acotada para minimizar la variabilidad temporal del servicio externo. Los tiempos se reportan como promedios aritméticos acompañados de su desvío estándar, criterio uniforme con el establecido en la Sección 3.5.4; la mediana se informa además de forma complementaria en los casos en que la distribución resulta asimétrica.</w:t>
-      </w:r>
-    </w:p>
-    <w:p>
-      <w:pPr>
-        <w:pStyle w:val="FirstParagraph"/>
-      </w:pPr>
-      <w:r>
-        <w:rPr>
-          <w:i/>
-          <w:iCs/>
-        </w:rPr>
-        <w:t>Amenaza:</w:t>
-      </w:r>
-      <w:r>
-        <w:rPr>
-          <w:iCs/>
-        </w:rPr>
-        <w:t xml:space="preserve"> La clasificación depende de un modelo invocado por un alias, que el proveedor puede asociar a otra versión, y de la temperatura por defecto de la API, que es 1, de modo que una corrida no se reproduce exactamente.</w:t>
-      </w:r>
-    </w:p>
-    <w:p>
-      <w:pPr>
-        <w:pStyle w:val="Textoindependiente"/>
-      </w:pPr>
-      <w:r>
-        <w:rPr>
-          <w:i/>
-          <w:iCs/>
-        </w:rPr>
-        <w:t>Mitigación:</w:t>
-      </w:r>
-      <w:r>
-        <w:rPr>
-          <w:iCs/>
-        </w:rPr>
-        <w:t xml:space="preserve"> El diseño factorial repite cada condición tres veces y reporta la variabilidad entre repeticiones (Sección 5.2.4); los guiones, los manifiestos y la huella de cada prompt se versionan en el repositorio. La versión del modelo detrás del alias no queda registrada, y esa parte queda como limitación (Sección 5.4.1).</w:t>
-      </w:r>
-    </w:p>
-    <w:p>
-      <w:pPr>
-        <w:pStyle w:val="FirstParagraph"/>
-      </w:pPr>
-      <w:r>
-        <w:rPr>
-          <w:i/>
-          <w:iCs/>
-        </w:rPr>
-        <w:t>Amenaza:</w:t>
-      </w:r>
-      <w:r>
-        <w:rPr>
-          <w:iCs/>
-        </w:rPr>
-        <w:t xml:space="preserve"> Trazabilidad del artefacto medido. Una afirmación sobre cómo se obtuvo una medición puede verificarse contra una versión del artefacto distinta de la que corrió. Ocurrió en este trabajo: al documentar el prompt se auditó el workflow vigente en ese momento, de dieciocho nodos y con el prompt reducido, y se concluyó que el clasificador operaba en régimen zero-shot, cuando el corpus había corrido el 12 de agosto sobre el workflow de catorce nodos, con base de conocimiento, reglas y ejemplos (Sección 4.4.3). La auditoría fue correcta en su método y se aplicó al artefacto equivocado.</w:t>
-      </w:r>
-    </w:p>
-    <w:p>
-      <w:pPr>
-        <w:pStyle w:val="Textoindependiente"/>
-      </w:pPr>
-      <w:r>
-        <w:rPr>
-          <w:i/>
-          <w:iCs/>
-        </w:rPr>
-        <w:t>Mitigación:</w:t>
-      </w:r>
-      <w:r>
-        <w:rPr>
-          <w:iCs/>
-        </w:rPr>
         <w:t xml:space="preserve"> Toda afirmación sobre el artefacto medido se verifica contra la versión que corrió en la fecha de la medición, en el historial de versiones y de publicaciones del motor de flujos y en la copia del workflow que este guarda con cada ejecución. Desde el diseño factorial, cada bloque exporta además la huella del prompt con que corrió cada ejecución (Sección 3.5.6).</w:t>
       </w:r>
     </w:p>
@@ -16604,7 +16815,7 @@
         <w:pageBreakBefore/>
       </w:pPr>
       <w:bookmarkStart w:id="105" w:name="capítulo-4-desarrollo-del-estudio"/>
-      <w:bookmarkStart w:id="106" w:name="_Toc240476473"/>
+      <w:bookmarkStart w:id="106" w:name="_Toc240499043"/>
       <w:bookmarkEnd w:id="35"/>
       <w:bookmarkEnd w:id="95"/>
       <w:bookmarkEnd w:id="103"/>
@@ -16619,7 +16830,7 @@
         <w:pStyle w:val="Ttulo2"/>
       </w:pPr>
       <w:bookmarkStart w:id="107" w:name="arquitectura-del-sistema"/>
-      <w:bookmarkStart w:id="108" w:name="_Toc240476474"/>
+      <w:bookmarkStart w:id="108" w:name="_Toc240499044"/>
       <w:r>
         <w:t>4.1 Arquitectura del sistema</w:t>
       </w:r>
@@ -16648,7 +16859,7 @@
         <w:pStyle w:val="Ttulo3"/>
       </w:pPr>
       <w:bookmarkStart w:id="109" w:name="servicios-docker"/>
-      <w:bookmarkStart w:id="110" w:name="_Toc240476475"/>
+      <w:bookmarkStart w:id="110" w:name="_Toc240499045"/>
       <w:r>
         <w:rPr>
           <w:noProof/>
@@ -16666,7 +16877,7 @@
           <w:noProof/>
         </w:rPr>
         <w:drawing>
-          <wp:inline distT="0" distB="0" distL="0" distR="0" wp14:anchorId="12444764" wp14:editId="60737974">
+          <wp:inline distT="0" distB="0" distL="0" distR="0" wp14:anchorId="13633FB5" wp14:editId="618FC0CB">
             <wp:extent cx="5605780" cy="4430375"/>
             <wp:effectExtent l="0" t="0" r="0" b="0"/>
             <wp:docPr id="9" name="Imagen 9"/>
@@ -17145,7 +17356,7 @@
         <w:pStyle w:val="Ttulo2"/>
       </w:pPr>
       <w:bookmarkStart w:id="111" w:name="base-de-datos"/>
-      <w:bookmarkStart w:id="112" w:name="_Toc240476476"/>
+      <w:bookmarkStart w:id="112" w:name="_Toc240499046"/>
       <w:bookmarkEnd w:id="107"/>
       <w:bookmarkEnd w:id="109"/>
       <w:r>
@@ -17158,7 +17369,7 @@
         <w:pStyle w:val="Ttulo3"/>
       </w:pPr>
       <w:bookmarkStart w:id="113" w:name="tablas-principales"/>
-      <w:bookmarkStart w:id="114" w:name="_Toc240476477"/>
+      <w:bookmarkStart w:id="114" w:name="_Toc240499047"/>
       <w:r>
         <w:t>4.2.1 Tablas principales</w:t>
       </w:r>
@@ -17626,7 +17837,7 @@
         <w:pStyle w:val="Ttulo3"/>
       </w:pPr>
       <w:bookmarkStart w:id="115" w:name="diagrama-entidad-relación"/>
-      <w:bookmarkStart w:id="116" w:name="_Toc240476478"/>
+      <w:bookmarkStart w:id="116" w:name="_Toc240499048"/>
       <w:bookmarkEnd w:id="113"/>
       <w:r>
         <w:lastRenderedPageBreak/>
@@ -17645,7 +17856,7 @@
           <w:noProof/>
         </w:rPr>
         <w:drawing>
-          <wp:inline distT="0" distB="0" distL="0" distR="0" wp14:anchorId="490744D6" wp14:editId="36E89C96">
+          <wp:inline distT="0" distB="0" distL="0" distR="0" wp14:anchorId="62E414DE" wp14:editId="630182C8">
             <wp:extent cx="5605145" cy="3568691"/>
             <wp:effectExtent l="0" t="0" r="0" b="0"/>
             <wp:docPr id="1" name="Imagen 1"/>
@@ -17706,7 +17917,7 @@
       <w:pPr>
         <w:pStyle w:val="Ttulo3"/>
       </w:pPr>
-      <w:bookmarkStart w:id="118" w:name="_Toc240476479"/>
+      <w:bookmarkStart w:id="118" w:name="_Toc240499049"/>
       <w:r>
         <w:t>4.2.3 Vistas de métricas</w:t>
       </w:r>
@@ -18070,7 +18281,7 @@
         <w:pStyle w:val="Ttulo3"/>
       </w:pPr>
       <w:bookmarkStart w:id="119" w:name="datos-seed"/>
-      <w:bookmarkStart w:id="120" w:name="_Toc240476480"/>
+      <w:bookmarkStart w:id="120" w:name="_Toc240499050"/>
       <w:bookmarkEnd w:id="117"/>
       <w:r>
         <w:t>4.2.4 Datos seed</w:t>
@@ -19823,7 +20034,7 @@
         <w:pStyle w:val="Ttulo2"/>
       </w:pPr>
       <w:bookmarkStart w:id="121" w:name="X8f908531a063890214e0ba14e55f9da9a2ecacb"/>
-      <w:bookmarkStart w:id="122" w:name="_Toc240476481"/>
+      <w:bookmarkStart w:id="122" w:name="_Toc240499051"/>
       <w:bookmarkEnd w:id="111"/>
       <w:bookmarkEnd w:id="119"/>
       <w:r>
@@ -19880,7 +20091,7 @@
         <w:pStyle w:val="Ttulo3"/>
       </w:pPr>
       <w:bookmarkStart w:id="123" w:name="nodos-del-workflow"/>
-      <w:bookmarkStart w:id="124" w:name="_Toc240476482"/>
+      <w:bookmarkStart w:id="124" w:name="_Toc240499052"/>
       <w:r>
         <w:t>4.3.1 Nodos del workflow</w:t>
       </w:r>
@@ -20739,7 +20950,7 @@
         <w:pStyle w:val="Ttulo3"/>
       </w:pPr>
       <w:bookmarkStart w:id="125" w:name="diagrama-del-flujo"/>
-      <w:bookmarkStart w:id="126" w:name="_Toc240476483"/>
+      <w:bookmarkStart w:id="126" w:name="_Toc240499053"/>
       <w:bookmarkEnd w:id="123"/>
       <w:r>
         <w:lastRenderedPageBreak/>
@@ -20767,7 +20978,7 @@
           <w:noProof/>
         </w:rPr>
         <w:drawing>
-          <wp:inline distT="0" distB="0" distL="0" distR="0" wp14:anchorId="14CBEDFA" wp14:editId="6E754E3C">
+          <wp:inline distT="0" distB="0" distL="0" distR="0" wp14:anchorId="4C030F58" wp14:editId="2C7070E5">
             <wp:extent cx="5612130" cy="4920615"/>
             <wp:effectExtent l="0" t="0" r="0" b="0"/>
             <wp:docPr id="6" name="Imagen 6"/>
@@ -20847,7 +21058,7 @@
         </w:rPr>
         <w:lastRenderedPageBreak/>
         <w:drawing>
-          <wp:inline distT="0" distB="0" distL="0" distR="0" wp14:anchorId="25473967" wp14:editId="7E715E1C">
+          <wp:inline distT="0" distB="0" distL="0" distR="0" wp14:anchorId="70A7D76E" wp14:editId="039C62BE">
             <wp:extent cx="5612130" cy="1259205"/>
             <wp:effectExtent l="0" t="0" r="0" b="0"/>
             <wp:docPr id="4" name="Imagen 4"/>
@@ -20909,7 +21120,7 @@
         <w:pStyle w:val="Ttulo3"/>
       </w:pPr>
       <w:bookmarkStart w:id="127" w:name="métricas-mttd-y-mttr"/>
-      <w:bookmarkStart w:id="128" w:name="_Toc240476484"/>
+      <w:bookmarkStart w:id="128" w:name="_Toc240499054"/>
       <w:bookmarkEnd w:id="125"/>
       <w:r>
         <w:t>4.3.3 Métricas MTTD y MTTR</w:t>
@@ -21015,7 +21226,7 @@
         <w:pStyle w:val="Ttulo3"/>
       </w:pPr>
       <w:bookmarkStart w:id="129" w:name="flujo-de-estados-de-una-orden"/>
-      <w:bookmarkStart w:id="130" w:name="_Toc240476485"/>
+      <w:bookmarkStart w:id="130" w:name="_Toc240499055"/>
       <w:bookmarkEnd w:id="127"/>
       <w:r>
         <w:lastRenderedPageBreak/>
@@ -21435,7 +21646,7 @@
         <w:pStyle w:val="Ttulo2"/>
       </w:pPr>
       <w:bookmarkStart w:id="131" w:name="flujo-2-chatbot-omnicanal-con-ia"/>
-      <w:bookmarkStart w:id="132" w:name="_Toc240476486"/>
+      <w:bookmarkStart w:id="132" w:name="_Toc240499056"/>
       <w:bookmarkEnd w:id="121"/>
       <w:bookmarkEnd w:id="129"/>
       <w:r>
@@ -21460,7 +21671,7 @@
         <w:pStyle w:val="Ttulo3"/>
       </w:pPr>
       <w:bookmarkStart w:id="133" w:name="nodos-del-workflow-1"/>
-      <w:bookmarkStart w:id="134" w:name="_Toc240476487"/>
+      <w:bookmarkStart w:id="134" w:name="_Toc240499057"/>
       <w:r>
         <w:t>4.4.1 Nodos del workflow</w:t>
       </w:r>
@@ -22521,7 +22732,7 @@
         <w:pStyle w:val="Ttulo3"/>
       </w:pPr>
       <w:bookmarkStart w:id="135" w:name="diagrama-del-flujo-1"/>
-      <w:bookmarkStart w:id="136" w:name="_Toc240476488"/>
+      <w:bookmarkStart w:id="136" w:name="_Toc240499058"/>
       <w:bookmarkEnd w:id="133"/>
       <w:r>
         <w:t>4.4.2 Diagrama del flujo</w:t>
@@ -22547,7 +22758,7 @@
         </w:rPr>
         <w:lastRenderedPageBreak/>
         <w:drawing>
-          <wp:inline distT="0" distB="0" distL="0" distR="0" wp14:anchorId="0434A9B1" wp14:editId="6590C8B9">
+          <wp:inline distT="0" distB="0" distL="0" distR="0" wp14:anchorId="1C18938E" wp14:editId="5BCDDCCC">
             <wp:extent cx="5597525" cy="5062467"/>
             <wp:effectExtent l="0" t="0" r="0" b="0"/>
             <wp:docPr id="7" name="Imagen 7"/>
@@ -22624,7 +22835,7 @@
           <w:noProof/>
         </w:rPr>
         <w:drawing>
-          <wp:inline distT="0" distB="0" distL="0" distR="0" wp14:anchorId="11513AB5" wp14:editId="7445F137">
+          <wp:inline distT="0" distB="0" distL="0" distR="0" wp14:anchorId="65E5AA2B" wp14:editId="36BE1A59">
             <wp:extent cx="5612130" cy="1026160"/>
             <wp:effectExtent l="0" t="0" r="0" b="0"/>
             <wp:docPr id="5" name="Imagen 5"/>
@@ -22686,7 +22897,7 @@
         <w:pStyle w:val="Ttulo3"/>
       </w:pPr>
       <w:bookmarkStart w:id="137" w:name="prompt-de-ia"/>
-      <w:bookmarkStart w:id="138" w:name="_Toc240476489"/>
+      <w:bookmarkStart w:id="138" w:name="_Toc240499059"/>
       <w:bookmarkEnd w:id="135"/>
       <w:r>
         <w:lastRenderedPageBreak/>
@@ -22715,21 +22926,18 @@
         <w:pStyle w:val="Textoindependiente"/>
       </w:pPr>
       <w:r>
-        <w:t xml:space="preserve">El corpus del Capítulo 5 corrió el 12 de agosto sobre el workflow de catorce nodos, con el prompt de 6338 caracteres descripto arriba: el historial de versiones del motor de flujos registra que esa versión se publicó cuatro minutos antes de la corrida, y su prompt coincide byte a byte con el del commit f68da9d del repositorio. El 25 de agosto se incorporó el workflow de dieciocho nodos, que suma el canal de Telegram, con un prompt reducido de 1032 caracteres que no inyecta la base de conocimiento ni contiene reglas ni ejemplos. Con ese prompt corrieron las 45 interacciones de Telegram de la Sección 5.2.2 y la ablación E7, y ese workflow fue el vigente hasta el 15 de septiembre, cuando el diseño factorial restituyó en él el prompt de la configuración principal. La reconstrucción, consultada sobre el historial de versiones </w:t>
-      </w:r>
+        <w:t>El corpus del Capítulo 5 corrió el 12 de agosto con el prompt de 6338 caracteres descripto arriba, que coincide byte a byte con el del commit f68da9d del repositorio. Las 45 interacciones de Telegram de la Sección 5.2.2 y la ablación E7 corrieron, en cambio, con un prompt reducido de 1032 caracteres, sin base de conocimiento, reglas ni ejemplos (Anexo H). Qué versión del workflow corrió en cada medición, y cómo se reconstruyó, se detalla en el Anexo L.</w:t>
+      </w:r>
+    </w:p>
+    <w:p>
+      <w:pPr>
+        <w:pStyle w:val="Ttulo3"/>
+      </w:pPr>
+      <w:bookmarkStart w:id="139" w:name="métrica-tmr"/>
+      <w:bookmarkStart w:id="140" w:name="_Toc240499060"/>
+      <w:bookmarkEnd w:id="137"/>
       <w:r>
         <w:lastRenderedPageBreak/>
-        <w:t>y de publicaciones del motor de flujos, se versiona en experiments/E8/resultados/trazabilidad_versiones.txt. El error de documentación que esta historia originó se trata como amenaza a la confiabilidad en la Sección 3.6.4.</w:t>
-      </w:r>
-    </w:p>
-    <w:p>
-      <w:pPr>
-        <w:pStyle w:val="Ttulo3"/>
-      </w:pPr>
-      <w:bookmarkStart w:id="139" w:name="métrica-tmr"/>
-      <w:bookmarkStart w:id="140" w:name="_Toc240476490"/>
-      <w:bookmarkEnd w:id="137"/>
-      <w:r>
         <w:t>4.4.4 Métrica TMR</w:t>
       </w:r>
       <w:bookmarkEnd w:id="140"/>
@@ -22780,7 +22988,7 @@
       <w:pPr>
         <w:pStyle w:val="Ttulo2"/>
       </w:pPr>
-      <w:bookmarkStart w:id="141" w:name="_Toc240476491"/>
+      <w:bookmarkStart w:id="141" w:name="_Toc240499061"/>
       <w:bookmarkEnd w:id="131"/>
       <w:bookmarkEnd w:id="139"/>
       <w:r>
@@ -22800,7 +23008,7 @@
       <w:pPr>
         <w:pStyle w:val="Ttulo3"/>
       </w:pPr>
-      <w:bookmarkStart w:id="142" w:name="_Toc240476492"/>
+      <w:bookmarkStart w:id="142" w:name="_Toc240499062"/>
       <w:r>
         <w:t>4.5.1 Paneles de los dashboards</w:t>
       </w:r>
@@ -22820,7 +23028,6 @@
         <w:keepNext/>
       </w:pPr>
       <w:r>
-        <w:lastRenderedPageBreak/>
         <w:t>Tabla 4.8: Paneles de los dashboards de Grafana (Flujo 1: paneles 1 a 6; Flujo 2: paneles 7 a 13).</w:t>
       </w:r>
     </w:p>
@@ -22928,7 +23135,11 @@
               <w:pStyle w:val="Compact"/>
             </w:pPr>
             <w:r>
-              <w:t>MTTD — Detección (s)</w:t>
+              <w:t xml:space="preserve">MTTD — Detección </w:t>
+            </w:r>
+            <w:r>
+              <w:lastRenderedPageBreak/>
+              <w:t>(s)</w:t>
             </w:r>
           </w:p>
         </w:tc>
@@ -22941,6 +23152,7 @@
               <w:pStyle w:val="Compact"/>
             </w:pPr>
             <w:r>
+              <w:lastRenderedPageBreak/>
               <w:t>Stat</w:t>
             </w:r>
           </w:p>
@@ -22970,7 +23182,11 @@
               <w:pStyle w:val="Compact"/>
             </w:pPr>
             <w:r>
-              <w:t>Tiempo promedio de detección de una orden</w:t>
+              <w:t xml:space="preserve">Tiempo promedio de detección de una </w:t>
+            </w:r>
+            <w:r>
+              <w:lastRenderedPageBreak/>
+              <w:t>orden</w:t>
             </w:r>
           </w:p>
         </w:tc>
@@ -22985,6 +23201,7 @@
               <w:pStyle w:val="Compact"/>
             </w:pPr>
             <w:r>
+              <w:lastRenderedPageBreak/>
               <w:t>2</w:t>
             </w:r>
           </w:p>
@@ -23558,7 +23775,6 @@
           </w:tcPr>
           <w:p>
             <w:r>
-              <w:lastRenderedPageBreak/>
               <w:t>11</w:t>
             </w:r>
           </w:p>
@@ -23621,7 +23837,11 @@
           </w:tcPr>
           <w:p>
             <w:r>
-              <w:t>Distribución de intents</w:t>
+              <w:t xml:space="preserve">Distribución de </w:t>
+            </w:r>
+            <w:r>
+              <w:lastRenderedPageBreak/>
+              <w:t>intents</w:t>
             </w:r>
           </w:p>
         </w:tc>
@@ -23631,6 +23851,7 @@
           </w:tcPr>
           <w:p>
             <w:r>
+              <w:lastRenderedPageBreak/>
               <w:t>Pie chart</w:t>
             </w:r>
           </w:p>
@@ -23651,7 +23872,11 @@
           </w:tcPr>
           <w:p>
             <w:r>
-              <w:t>Proporción de mensajes por intención</w:t>
+              <w:t xml:space="preserve">Proporción de mensajes por </w:t>
+            </w:r>
+            <w:r>
+              <w:lastRenderedPageBreak/>
+              <w:t>intención</w:t>
             </w:r>
           </w:p>
         </w:tc>
@@ -23663,6 +23888,7 @@
           </w:tcPr>
           <w:p>
             <w:r>
+              <w:lastRenderedPageBreak/>
               <w:t>13</w:t>
             </w:r>
           </w:p>
@@ -23726,7 +23952,7 @@
           <w:noProof/>
         </w:rPr>
         <w:drawing>
-          <wp:inline distT="0" distB="0" distL="0" distR="0" wp14:anchorId="3A43C56A" wp14:editId="54F945DA">
+          <wp:inline distT="0" distB="0" distL="0" distR="0" wp14:anchorId="3605A34C" wp14:editId="115661B8">
             <wp:extent cx="5612130" cy="1706245"/>
             <wp:effectExtent l="0" t="0" r="0" b="0"/>
             <wp:docPr id="2" name="Imagen 2"/>
@@ -23787,7 +24013,7 @@
       <w:pPr>
         <w:pStyle w:val="Ttulo2"/>
       </w:pPr>
-      <w:bookmarkStart w:id="143" w:name="_Toc240476493"/>
+      <w:bookmarkStart w:id="143" w:name="_Toc240499063"/>
       <w:r>
         <w:t>4.6 Entorno y evidencia de las pruebas</w:t>
       </w:r>
@@ -23807,7 +24033,6 @@
         <w:ind w:left="425"/>
       </w:pPr>
       <w:r>
-        <w:lastRenderedPageBreak/>
         <w:t>Los correos de confirmación y de aviso de stock insuficiente que genera el Flujo 1 se verifican en la bandeja del capturador SMTP (ver Figura 8).</w:t>
       </w:r>
     </w:p>
@@ -23825,8 +24050,9 @@
         <w:rPr>
           <w:noProof/>
         </w:rPr>
+        <w:lastRenderedPageBreak/>
         <w:drawing>
-          <wp:inline distT="0" distB="0" distL="0" distR="0" wp14:anchorId="79F9ADEF" wp14:editId="6B52E10E">
+          <wp:inline distT="0" distB="0" distL="0" distR="0" wp14:anchorId="39EF91C8" wp14:editId="610D71A6">
             <wp:extent cx="5612130" cy="2806065"/>
             <wp:effectExtent l="0" t="0" r="0" b="0"/>
             <wp:docPr id="3" name="Imagen 3"/>
@@ -23888,7 +24114,7 @@
         <w:pStyle w:val="Ttulo1"/>
         <w:pageBreakBefore/>
       </w:pPr>
-      <w:bookmarkStart w:id="144" w:name="_Toc240476494"/>
+      <w:bookmarkStart w:id="144" w:name="_Toc240499064"/>
       <w:r>
         <w:lastRenderedPageBreak/>
         <w:t>CAPÍTULO 5: RESULTADOS Y ANÁLISIS</w:t>
@@ -23899,7 +24125,7 @@
       <w:pPr>
         <w:pStyle w:val="Ttulo2"/>
       </w:pPr>
-      <w:bookmarkStart w:id="145" w:name="_Toc240476495"/>
+      <w:bookmarkStart w:id="145" w:name="_Toc240499065"/>
       <w:r>
         <w:t>5.1 Resultados del Flujo 1 — Pipeline de Órdenes</w:t>
       </w:r>
@@ -23910,7 +24136,7 @@
         <w:pStyle w:val="Ttulo3"/>
       </w:pPr>
       <w:bookmarkStart w:id="146" w:name="pruebas-funcionales-1"/>
-      <w:bookmarkStart w:id="147" w:name="_Toc240476496"/>
+      <w:bookmarkStart w:id="147" w:name="_Toc240499066"/>
       <w:r>
         <w:t>5.1.1 Pruebas funcionales</w:t>
       </w:r>
@@ -24209,7 +24435,7 @@
         <w:pStyle w:val="Ttulo3"/>
       </w:pPr>
       <w:bookmarkStart w:id="148" w:name="métricas-de-tiempo"/>
-      <w:bookmarkStart w:id="149" w:name="_Toc240476497"/>
+      <w:bookmarkStart w:id="149" w:name="_Toc240499067"/>
       <w:bookmarkEnd w:id="146"/>
       <w:r>
         <w:t>5.1.2 Métricas de tiempo</w:t>
@@ -24386,7 +24612,7 @@
       <w:pPr>
         <w:pStyle w:val="Ttulo3"/>
       </w:pPr>
-      <w:bookmarkStart w:id="150" w:name="_Toc240476498"/>
+      <w:bookmarkStart w:id="150" w:name="_Toc240499068"/>
       <w:bookmarkEnd w:id="148"/>
       <w:r>
         <w:t>5.1.3 Pruebas de carga y de concurrencia</w:t>
@@ -24878,7 +25104,7 @@
       <w:pPr>
         <w:pStyle w:val="Ttulo3"/>
       </w:pPr>
-      <w:bookmarkStart w:id="151" w:name="_Toc240476499"/>
+      <w:bookmarkStart w:id="151" w:name="_Toc240499069"/>
       <w:r>
         <w:t>5.1.4 Baseline de atención manual</w:t>
       </w:r>
@@ -25338,7 +25564,7 @@
       <w:pPr>
         <w:pStyle w:val="Ttulo2"/>
       </w:pPr>
-      <w:bookmarkStart w:id="152" w:name="_Toc240476500"/>
+      <w:bookmarkStart w:id="152" w:name="_Toc240499070"/>
       <w:r>
         <w:t>5.2 Resultados del Flujo 2 — Chatbot (canal simulado formato WhatsApp y canal Telegram real)</w:t>
       </w:r>
@@ -25348,7 +25574,7 @@
       <w:pPr>
         <w:pStyle w:val="Ttulo3"/>
       </w:pPr>
-      <w:bookmarkStart w:id="153" w:name="_Toc240476501"/>
+      <w:bookmarkStart w:id="153" w:name="_Toc240499071"/>
       <w:r>
         <w:t>5.2.1 Pruebas funcionales del chatbot</w:t>
       </w:r>
@@ -25359,11 +25585,11 @@
         <w:pStyle w:val="FirstParagraph"/>
       </w:pPr>
       <w:r>
-        <w:t xml:space="preserve">Se ejecutaron cinco pruebas funcionales sobre el Flujo 2, con el mismo criterio con que se ejecutaron las del Flujo 1: se verificó la respuesta entregada por el canal, el estado de la base de datos y los artefactos generados. Su diseño se detalla en la Tabla 3.5; aquí se reporta su ejecución. Las cinco resultaron aprobadas. PC-01, sobre una consulta de tipo frecuente, fue clasificada como FAQ y respondida por el canal de origen. PC-02, sobre estado de pedido, fue clasificada como ESTADO_PEDIDO y disparó la consulta a la tabla de órdenes, devolviendo el estado del pedido referido en el mensaje. PC-03, sobre un reclamo, fue clasificada como RECLAMO y generó el ticket correspondiente. PC-04, sobre un reclamo redactado en términos de urgencia, fue clasificada como RECLAMO, generó ticket y quedó registrada con la marca de urgencia en alto. PC-05, sobre una consulta abierta, fue clasificada como GENERAL y respondida por el modelo sin escalar. En los cinco casos la interacción quedó </w:t>
+        <w:t xml:space="preserve">Se ejecutaron cinco pruebas funcionales sobre el Flujo 2, con el mismo criterio que las del Flujo 1: se verificó la respuesta entregada por el canal, el estado de la base de datos y los artefactos generados. Su diseño se detalla en la Tabla 3.5; se ejecutaron el 17 de septiembre sobre el workflow vigente, por el canal simulado, y la evidencia se versiona en experiments/PF junto con el guion. Cuatro se aprobaron. PC-01 se clasificó como FAQ y recibió los medios de pago que registra la base. PC-02 se clasificó como ESTADO_PEDIDO, quedó asociada al pedido citado y la respuesta entregada incluye su estado. PC-03 se clasificó como RECLAMO y generó un ticket de prioridad normal, y PC-04, redactada en términos de urgencia, se clasificó como RECLAMO con la marca de urgencia y generó un ticket de prioridad urgente; en los dos casos la respuesta informa el número de caso. PC-05 no se aprobó: la consulta sobre tiendas físicas se clasificó como FAQ y no como GENERAL, aunque la </w:t>
       </w:r>
       <w:r>
         <w:lastRenderedPageBreak/>
-        <w:t>registrada con sus dos marcas temporales, de modo que el TMR de cada una es reconstruible.</w:t>
+        <w:t>respuesta, que informa que la tienda es solo online, es la de la base. En los cinco casos la interacción quedó registrada con sus dos marcas temporales y la respuesta llegó al capturador de correo. La prueba dejó además un hallazgo: los tickets se crean sin el identificador de la interacción que los originó, de modo que la clave foránea que el esquema prevé entre ambas tablas queda vacía. La Tabla 3.5 cita para PC-02 un pedido de la carga inicial (Anexo L).</w:t>
       </w:r>
     </w:p>
     <w:p>
@@ -25379,7 +25605,7 @@
         <w:pStyle w:val="Ttulo3"/>
       </w:pPr>
       <w:bookmarkStart w:id="154" w:name="tiempos-de-respuesta-tmr"/>
-      <w:bookmarkStart w:id="155" w:name="_Toc240476502"/>
+      <w:bookmarkStart w:id="155" w:name="_Toc240499072"/>
       <w:r>
         <w:t>5.2.2 Tiempos de respuesta (TMR)</w:t>
       </w:r>
@@ -26032,11 +26258,11 @@
         <w:t>Tasa de no escalada:</w:t>
       </w:r>
       <w:r>
-        <w:t xml:space="preserve"> 73,3 % (110 de 150 mensajes). Si se excluyen los reclamos —que escalan a ticket por diseño del sistema y no por falla del clasificador—, la tasa asciende al 100 %: el chatbot respondió sin derivar a un operador humano la totalidad de los mensajes que no eran reclamos. El indicador mide que el flujo se completó sin escalar: el sistema clasificó el mensaje, generó una respuesta y la entregó por el canal de origen. No mide que esa respuesta fuera correcta. La corrección del contenido entregado al cliente no quedó establecida en este trabajo, y la reserva es material en las consultas de tipo FAQ: aunque la base de conocimiento de la tienda se inyecta en el prompt (Sección 4.4.3), la Sección 5.2.5 muestra que el modelo afirma en algunas respuestas datos que esa base no contiene. Llamar «tasa </w:t>
+        <w:t xml:space="preserve"> 73,3 % (110 de 150 mensajes). Si se excluyen los reclamos —que escalan a ticket por diseño del sistema y no por falla del clasificador—, la tasa asciende al 100 %: el chatbot respondió sin derivar a un operador humano la totalidad de los mensajes que no eran reclamos. El indicador mide que el flujo se completó sin escalar: el sistema clasificó el mensaje, generó una respuesta y la entregó por el canal de origen. No mide que esa respuesta fuera correcta. La corrección del contenido entregado al cliente no quedó establecida en este trabajo, y </w:t>
       </w:r>
       <w:r>
         <w:lastRenderedPageBreak/>
-        <w:t>de resolución» a este indicador sobreestimaría lo medido; se lo denomina en consecuencia tasa de no escalada.</w:t>
+        <w:t>la reserva es material en las consultas de tipo FAQ: aunque la base de conocimiento de la tienda se inyecta en el prompt (Sección 4.4.3), la Sección 5.2.5 muestra que el modelo afirma en algunas respuestas datos que esa base no contiene. Llamar «tasa de resolución» a este indicador sobreestimaría lo medido; se lo denomina en consecuencia tasa de no escalada.</w:t>
       </w:r>
     </w:p>
     <w:p>
@@ -26437,11 +26663,11 @@
     </w:p>
     <w:p>
       <w:r>
-        <w:t xml:space="preserve">La diferencia de 1,6 s entre ambos canales no acota el componente atribuible a la red, porque las dos series no son apareadas: provienen de conjuntos distintos —150 mensajes del corpus etiquetado y 45 interacciones de Telegram, adicionales y no un subconjunto— que difieren en composición de intenciones, en longitud de los mensajes, en momento de ejecución y en el prompt con que corrieron. Los tres </w:t>
+        <w:t xml:space="preserve">La diferencia de 1,6 s entre ambos canales no acota el componente atribuible a la red, porque las dos series no son apareadas: provienen de conjuntos distintos —150 </w:t>
       </w:r>
       <w:r>
         <w:lastRenderedPageBreak/>
-        <w:t>primeros factores inciden sobre el tiempo de inferencia; el cuarto apenas, porque en el diseño factorial prompts de 1154 y de 6338 caracteres produjeron tiempos medios de 1,55 s y 1,57 s (Sección 5.2.4). La diferencia se reporta por lo tanto como observación entre dos condiciones de medición y no como descomposición del tiempo; aislar el componente de red exigiría enviar un mismo subconjunto de mensajes por ambos canales (Capítulo 7).</w:t>
+        <w:t>mensajes del corpus etiquetado y 45 interacciones de Telegram, adicionales y no un subconjunto— que difieren en composición de intenciones, en longitud de los mensajes, en momento de ejecución y en el prompt con que corrieron. Los tres primeros factores inciden sobre el tiempo de inferencia; el cuarto apenas, porque en el diseño factorial prompts de 1154 y de 6338 caracteres produjeron tiempos medios de 1,55 s y 1,57 s (Sección 5.2.4). La diferencia se reporta por lo tanto como observación entre dos condiciones de medición y no como descomposición del tiempo; aislar el componente de red exigiría enviar un mismo subconjunto de mensajes por ambos canales (Capítulo 7).</w:t>
       </w:r>
     </w:p>
     <w:p>
@@ -26449,7 +26675,7 @@
         <w:pStyle w:val="Ttulo3"/>
       </w:pPr>
       <w:bookmarkStart w:id="156" w:name="precisión-de-clasificación-de-intents"/>
-      <w:bookmarkStart w:id="157" w:name="_Toc240476503"/>
+      <w:bookmarkStart w:id="157" w:name="_Toc240499073"/>
       <w:bookmarkEnd w:id="154"/>
       <w:r>
         <w:t>5.2.3 Exactitud de clasificación de intents</w:t>
@@ -27296,6 +27522,7 @@
               <w:rPr>
                 <w:b/>
               </w:rPr>
+              <w:lastRenderedPageBreak/>
               <w:t>Total predicho</w:t>
             </w:r>
           </w:p>
@@ -27381,7 +27608,6 @@
         <w:keepNext/>
       </w:pPr>
       <w:r>
-        <w:lastRenderedPageBreak/>
         <w:t>Tabla 5.9: Precisión, exhaustividad y F1 por clase.</w:t>
       </w:r>
     </w:p>
@@ -27734,7 +27960,7 @@
         </w:rPr>
         <w:lastRenderedPageBreak/>
         <w:drawing>
-          <wp:inline distT="0" distB="0" distL="0" distR="0" wp14:anchorId="6604F222" wp14:editId="66CA0267">
+          <wp:inline distT="0" distB="0" distL="0" distR="0" wp14:anchorId="5E1A0727" wp14:editId="27915356">
             <wp:extent cx="5334000" cy="2687647"/>
             <wp:effectExtent l="0" t="0" r="0" b="0"/>
             <wp:docPr id="99" name="Picture" descr="Figura 6: Dashboard Grafana Chatbot Omnicanal"/>
@@ -27788,7 +28014,7 @@
       <w:pPr>
         <w:pStyle w:val="Ttulo3"/>
       </w:pPr>
-      <w:bookmarkStart w:id="158" w:name="_Toc240476504"/>
+      <w:bookmarkStart w:id="158" w:name="_Toc240499074"/>
       <w:r>
         <w:t>5.2.4 Aporte de la base de conocimiento y de las reglas y ejemplos</w:t>
       </w:r>
@@ -28234,7 +28460,7 @@
       </w:pPr>
       <w:r>
         <w:lastRenderedPageBreak/>
-        <w:t>Este resultado corrige la interpretación que el trabajo había extraído de la ablación E7. La categoría FAQ no se vuelve decidible porque el modelo conozca la política de la tienda, sino porque tiene una definición operativa: las reglas de clasificación enumeran los temas que cuentan como consulta frecuente —pagos, envíos, devoluciones, garantía, facturación— y los ejemplos muestran casos resueltos. Sin esa definición, el modelo deriva a la categoría residual las consultas que no reconoce como frecuentes, y la base de conocimiento, por sí sola, recupera solo una parte de ellas. Los 6,7 puntos que E7 atribuyó a la base corresponden en realidad, sobre todo, a los bloques que aquel prompt quitaba junto con ella. El diseño no separa cuál de los tres bloques del factor R produce el efecto; la enumeración de temas de las reglas de clasificación es la explicación más directa, pero queda como hipótesis. Para la clasificación, lo que la tienda tiene que escribir y mantener son las reglas y los ejemplos. La base conserva su función en la redacción de las respuestas a las consultas frecuentes, que es la que evalúa la Sección 5.2.5 y no la que mide este experimento.</w:t>
+        <w:t>La categoría FAQ no se vuelve decidible porque el modelo conozca la política de la tienda, sino porque tiene una definición operativa: las reglas de clasificación enumeran los temas que cuentan como consulta frecuente —pagos, envíos, devoluciones, garantía, facturación— y los ejemplos muestran casos resueltos. Sin esa definición, el modelo deriva a la categoría residual las consultas que no reconoce como frecuentes, y la base de conocimiento, por sí sola, recupera solo una parte de ellas. El diseño no separa cuál de los tres bloques del factor R produce el efecto; la enumeración de temas de las reglas de clasificación es la explicación más directa, pero queda como hipótesis. Para la clasificación, lo que la tienda tiene que escribir y mantener son las reglas y los ejemplos. La base conserva su función en la redacción de las respuestas a las consultas frecuentes, que es la que evalúa la Sección 5.2.5 y no la que mide este experimento.</w:t>
       </w:r>
     </w:p>
     <w:p>
@@ -28258,11 +28484,34 @@
         <w:pStyle w:val="Textoindependiente"/>
       </w:pPr>
       <w:r>
-        <w:t xml:space="preserve">El experimento dejó además un hallazgo de robustez que no buscaba. En la condición sin reglas ni ejemplos, el modelo devolvió dos veces una categoría que no existe, «CAMBIO» y «DEVOLUCION», ante dos mensajes cuya referencia es RECLAMO. Esos mensajes siguieron la rama por defecto del flujo: el cliente recibió una respuesta, pero no se generó ticket, y la restricción de integridad de la tabla de interacciones rechazó la escritura del registro. La ejecución terminó en error sin que nada lo advirtiera, y el caso solo se detectó porque el guion de verificación concilia los envíos contra las filas escritas. Con el prompt vigente no ocurrió en 450 </w:t>
-      </w:r>
+        <w:t>El experimento dejó además un hallazgo de robustez que no buscaba. En la condición sin reglas ni ejemplos, el modelo devolvió dos veces una categoría que no existe, «CAMBIO» y «DEVOLUCION», ante dos mensajes cuya referencia es RECLAMO. Esos mensajes siguieron la rama por defecto del flujo: el cliente recibió una respuesta, pero no se generó ticket, y la restricción de integridad de la tabla de interacciones rechazó la escritura del registro. La ejecución terminó en error sin que nada lo advirtiera, y el caso solo se detectó porque el guion de verificación concilia los envíos contra las filas escritas. Con el prompt vigente no ocurrió en 450 clasificaciones, pero el mecanismo existe: la integridad de la base impide registrar una etiqueta inválida y, a la vez, convierte un error de clasificación en un reclamo sin ticket y sin registro. Se retoma en las Secciones 5.4.1 y 7.1.</w:t>
+      </w:r>
+    </w:p>
+    <w:p>
+      <w:pPr>
+        <w:pStyle w:val="Textoindependiente"/>
+      </w:pPr>
       <w:r>
         <w:lastRenderedPageBreak/>
-        <w:t>clasificaciones, pero el mecanismo existe: la integridad de la base impide registrar una etiqueta inválida y, a la vez, convierte un error de clasificación en un reclamo sin ticket y sin registro. Se retoma en las Secciones 5.4.1 y 7.1.</w:t>
+        <w:t>Los manifiestos de cada bloque, la evidencia por ejecución, los registros de envío, los cuatro prompts y los guiones de construcción, ejecución y análisis se versionan en el repositorio bajo experiments/E8. La ablación E7, que este diseño reemplaza, se conserva bajo experiments/E7.</w:t>
+      </w:r>
+    </w:p>
+    <w:p>
+      <w:pPr>
+        <w:pStyle w:val="Ttulo3"/>
+      </w:pPr>
+      <w:bookmarkStart w:id="159" w:name="_Toc240499075"/>
+      <w:r>
+        <w:t>5.2.5 Contenido de las respuestas de tipo FAQ</w:t>
+      </w:r>
+      <w:bookmarkEnd w:id="159"/>
+    </w:p>
+    <w:p>
+      <w:pPr>
+        <w:pStyle w:val="FirstParagraph"/>
+      </w:pPr>
+      <w:r>
+        <w:t>El contenido de las 45 respuestas clasificadas como FAQ se evaluó por las dos vías que describe la Sección 3.5.7. La primera no produjo un resultado que pueda reportarse como proporción de respuestas correctas, y se informa igualmente, junto con la razón.</w:t>
       </w:r>
     </w:p>
     <w:p>
@@ -28270,25 +28519,7 @@
         <w:pStyle w:val="Textoindependiente"/>
       </w:pPr>
       <w:r>
-        <w:t>Los manifiestos de cada bloque, la evidencia por ejecución, los registros de envío, los cuatro prompts y los guiones de construcción, ejecución y análisis se versionan en el repositorio bajo experiments/E8. La ablación E7, que este diseño reemplaza, se conserva bajo experiments/E7.</w:t>
-      </w:r>
-    </w:p>
-    <w:p>
-      <w:pPr>
-        <w:pStyle w:val="Ttulo3"/>
-      </w:pPr>
-      <w:bookmarkStart w:id="159" w:name="_Toc240476505"/>
-      <w:r>
-        <w:t>5.2.5 Contenido de las respuestas de tipo FAQ</w:t>
-      </w:r>
-      <w:bookmarkEnd w:id="159"/>
-    </w:p>
-    <w:p>
-      <w:pPr>
-        <w:pStyle w:val="FirstParagraph"/>
-      </w:pPr>
-      <w:r>
-        <w:t>El contenido de las 45 respuestas clasificadas como FAQ se evaluó por las dos vías que describe la Sección 3.5.7. La primera no produjo un resultado que pueda reportarse como proporción de respuestas correctas, y se informa igualmente, junto con la razón.</w:t>
+        <w:t>Evaluación por jueces. Se completaron seis corridas: dos de un evaluador y cuatro del otro. Tres superaron el control de tiempos; las otras tres, todas del mismo evaluador, registraron medianas de 4,0, 5,0 y 6,3 segundos por respuesta y se excluyeron. Las corridas válidas permiten dos comparaciones entre evaluadores distintos. En la primera coincidieron en 27 de las 45 respuestas (Po = 0,600; Pe = 0,520; κ = 0,167) y en la segunda en 31 (Po = 0,689; Pe = 0,516; κ = 0,358), valores que en la escala de Landis y Koch (1977) corresponden a un acuerdo leve y a uno aceptable, ambos por debajo del umbral de acuerdo moderado (0,41). El evaluador con dos corridas válidas repitió su propio juicio en 30 de las 45 respuestas (κ = 0,318).</w:t>
       </w:r>
     </w:p>
     <w:p>
@@ -28296,7 +28527,7 @@
         <w:pStyle w:val="Textoindependiente"/>
       </w:pPr>
       <w:r>
-        <w:t>Evaluación por jueces. Se completaron seis corridas: dos de un evaluador y cuatro del otro. Tres superaron el control de tiempos; las otras tres, todas del mismo evaluador, registraron medianas de 4,0, 5,0 y 6,3 segundos por respuesta y se excluyeron. Las corridas válidas permiten dos comparaciones entre evaluadores distintos. En la primera coincidieron en 27 de las 45 respuestas (Po = 0,600; Pe = 0,520; κ = 0,167) y en la segunda en 31 (Po = 0,689; Pe = 0,516; κ = 0,358), valores que en la escala de Landis y Koch (1977) corresponden a un acuerdo leve y a uno aceptable, ambos por debajo del umbral de acuerdo moderado (0,41). El evaluador con dos corridas válidas repitió su propio juicio en 30 de las 45 respuestas (κ = 0,318).</w:t>
+        <w:t>Que un mismo evaluador cambie de nivel en una de cada tres respuestas indica que la dispersión no se explica solo por diferencias de criterio entre personas: la rúbrica, tal como está formulada, no produce un juicio reproducible. La causa es estructural, porque sus tres niveles no son mutuamente excluyentes. Una respuesta que reproduce una entrada de la base y le agrega un dato que la base no contiene cabe a la vez en el primer nivel, porque coincide con la política, y en el tercero, porque afirma algo que la tienda no sostiene; una política genérica que la tienda no tiene cabe a la vez en el segundo y en el tercero. La rúbrica no establece cuál prevalece. Con ese acuerdo no se reporta ninguna proporción de respuestas correctas, y la corrección del instrumento se plantea en el Capítulo 7.</w:t>
       </w:r>
     </w:p>
     <w:p>
@@ -28304,7 +28535,7 @@
         <w:pStyle w:val="Textoindependiente"/>
       </w:pPr>
       <w:r>
-        <w:t>Que un mismo evaluador cambie de nivel en una de cada tres respuestas indica que la dispersión no se explica solo por diferencias de criterio entre personas: la rúbrica, tal como está formulada, no produce un juicio reproducible. La causa es estructural, porque sus tres niveles no son mutuamente excluyentes. Una respuesta que reproduce una entrada de la base y le agrega un dato que la base no contiene cabe a la vez en el primer nivel, porque coincide con la política, y en el tercero, porque afirma algo que la tienda no sostiene; una política genérica que la tienda no tiene cabe a la vez en el segundo y en el tercero. La rúbrica no establece cuál prevalece. Con ese acuerdo no se reporta ninguna proporción de respuestas correctas, y la corrección del instrumento se plantea en el Capítulo 7.</w:t>
+        <w:t>Verificación automática. De las 45 respuestas, 18 afirman al menos un dato concreto, y entre todas suman 21. De esos datos, 18 figuran en la base de conocimiento, 1 repite una cifra que el propio cliente había escrito y 2 no figuran en ninguna entrada. Los dos pertenecen a respuestas distintas, de modo que 2 de las 18 respuestas con datos concretos —el 11,1 %, con un intervalo de confianza de Wilson al 95 % de 3,1 % a 32,8 %— afirman al menos uno que la base no respalda. Son un horario de atención «de lunes a viernes de 9 a 18 hs», cuando la base no fija horario alguno y, sobre la atención, solo indica que el asistente virtual asiste las veinticuatro horas; y un plazo de reintegro de las devoluciones «entre 5 y 10 días hábiles», tema sobre el que la base no dice nada. El detalle, dato por dato, se transcribe en la Tabla K.1 del Anexo K.</w:t>
       </w:r>
     </w:p>
     <w:p>
@@ -28312,11 +28543,11 @@
         <w:pStyle w:val="Textoindependiente"/>
       </w:pPr>
       <w:r>
-        <w:t xml:space="preserve">Verificación automática. De las 45 respuestas, 18 afirman al menos un dato concreto, y entre todas suman 21. De esos datos, 18 figuran en la base de conocimiento, 1 repite una cifra que el propio cliente había escrito y 2 no figuran en ninguna entrada. Los dos pertenecen a respuestas distintas, de modo que 2 de las 18 respuestas con datos concretos —el 11,1 %, con un intervalo de confianza de Wilson al 95 % de 3,1 % a 32,8 %— afirman al menos uno que la base no respalda. Son un horario de atención «de lunes a viernes de 9 a 18 hs», cuando la base no fija horario alguno y, sobre la atención, solo indica que el asistente virtual asiste las veinticuatro horas; y un plazo </w:t>
+        <w:t xml:space="preserve">Los dos casos responden consultas sobre temas que la base no trata: el horario de atención y el plazo de reintegro. Los dos casos tienen además una explicación en el </w:t>
       </w:r>
       <w:r>
         <w:lastRenderedPageBreak/>
-        <w:t>de reintegro de las devoluciones «entre 5 y 10 días hábiles», tema sobre el que la base no dice nada. El detalle, dato por dato, se transcribe en la Tabla K.1 del Anexo K.</w:t>
+        <w:t>propio prompt (Anexo H). Las reglas de clasificación enumeran «horarios de atención» entre los temas de consulta frecuente, pero la base no tiene ninguna entrada sobre horarios; y el bloque de la base instruye al modelo a decir que va a consultar con el equipo cuando la pregunta no está cubierta, instrucción que en los dos casos no cumplió. La inyección del contexto no impide, entonces, que el modelo complete con datos plausibles cuando la consulta cae fuera de lo que la base contempla; es la alucinación que la Sección 5.4.1 (a) enuncia como riesgo general, observada aquí sobre respuestas efectivamente entregadas por el sistema, y consistente con la evidencia de que ni la recuperación ni la inyección de contexto la eliminan (Magesh et al., 2025; Sección 2.4.3). La cifra debe leerse como una cota inferior, por los dos límites que declara la Sección 3.5.7. El segundo tiene un ejemplo en la propia muestra: una respuesta atribuye a la confirmación de un pago por transferencia un plazo de 24 horas hábiles que la base contiene, pero referido al retiro de un producto en devolución, y la verificación lo cuenta como respaldado porque no controla el contexto en que se usa el dato.</w:t>
       </w:r>
     </w:p>
     <w:p>
@@ -28324,7 +28555,7 @@
         <w:pStyle w:val="Textoindependiente"/>
       </w:pPr>
       <w:r>
-        <w:t>Los dos casos responden consultas sobre temas que la base no trata: el horario de atención y el plazo de reintegro. Los dos casos tienen además una explicación en el propio prompt (Anexo H). Las reglas de clasificación enumeran «horarios de atención» entre los temas de consulta frecuente, pero la base no tiene ninguna entrada sobre horarios; y el bloque de la base instruye al modelo a decir que va a consultar con el equipo cuando la pregunta no está cubierta, instrucción que en los dos casos no cumplió. La inyección del contexto no impide, entonces, que el modelo complete con datos plausibles cuando la consulta cae fuera de lo que la base contempla; es la alucinación que la Sección 5.4.1 (a) enuncia como riesgo general, observada aquí sobre respuestas efectivamente entregadas por el sistema, y consistente con la evidencia de que ni la recuperación ni la inyección de contexto la eliminan (Magesh et al., 2025; Sección 2.4.3). La cifra debe leerse como una cota inferior, por los dos límites que declara la Sección 3.5.7. El segundo tiene un ejemplo en la propia muestra: una respuesta atribuye a la confirmación de un pago por transferencia un plazo de 24 horas hábiles que la base contiene, pero referido al retiro de un producto en devolución, y la verificación lo cuenta como respaldado porque no controla el contexto en que se usa el dato.</w:t>
+        <w:t>La misma verificación se aplicó al propio prompt, con el guion verificar_ejemplos_prompt.py. Los siete ejemplos de respuesta del Anexo H contienen tres datos concretos: dos figuran en la base —entre 3 y 7 días hábiles de envío y 12 meses de garantía— y uno no: el ejemplo de envío a Córdoba afirma que los envíos tardan «entre 3 y 5 días hábiles», cuando la base fija entre 3 y 7 para el resto del país. El prompt enseña así un dato ausente de la base, contra su propia instrucción de usar exclusivamente esa información. El plazo no figura en ninguna de las 45 respuestas de tipo FAQ (Tabla K.1), y la consulta del corpus más parecida al ejemplo, sobre el costo del envío a Córdoba, se respondió con la información de la base sobre el cálculo del costo en el checkout. Otros dos ejemplos no contienen cifras, pero comprometen a la tienda con algo que la base no respalda: resolver un reclamo «hoy mismo» y gestionar «el cambio o reembolso de inmediato». La verificación automática no los alcanza, por el primer límite que declara la Sección 3.5.7. La corrección de los ejemplos se recomienda en la Sección 7.1.</w:t>
       </w:r>
     </w:p>
     <w:p>
@@ -28332,14 +28563,6 @@
         <w:pStyle w:val="Textoindependiente"/>
       </w:pPr>
       <w:r>
-        <w:t>La misma verificación se aplicó al propio prompt, con el guion verificar_ejemplos_prompt.py. Los siete ejemplos de respuesta del Anexo H contienen tres datos concretos: dos figuran en la base —entre 3 y 7 días hábiles de envío y 12 meses de garantía— y uno no: el ejemplo de envío a Córdoba afirma que los envíos tardan «entre 3 y 5 días hábiles», cuando la base fija entre 3 y 7 para el resto del país. El prompt enseña así un dato ausente de la base, contra su propia instrucción de usar exclusivamente esa información. El plazo no figura en ninguna de las 45 respuestas de tipo FAQ (Tabla K.1), y la consulta del corpus más parecida al ejemplo, sobre el costo del envío a Córdoba, se respondió con la información de la base sobre el cálculo del costo en el checkout. Otros dos ejemplos no contienen cifras, pero comprometen a la tienda con algo que la base no respalda: resolver un reclamo «hoy mismo» y gestionar «el cambio o reembolso de inmediato». La verificación automática no los alcanza, por el primer límite que declara la Sección 3.5.7. La corrección de los ejemplos se recomienda en la Sección 7.1.</w:t>
-      </w:r>
-    </w:p>
-    <w:p>
-      <w:pPr>
-        <w:pStyle w:val="Textoindependiente"/>
-      </w:pPr>
-      <w:r>
         <w:t>Las seis corridas de los evaluadores, incluidas las invalidadas por tiempo, el guion de verificación con sus pruebas y la salida de ambos análisis se versionan en el repositorio bajo experiments/E6.</w:t>
       </w:r>
     </w:p>
@@ -28348,7 +28571,7 @@
         <w:pStyle w:val="Ttulo2"/>
       </w:pPr>
       <w:bookmarkStart w:id="160" w:name="contrastación-de-hipótesis"/>
-      <w:bookmarkStart w:id="161" w:name="_Toc240476506"/>
+      <w:bookmarkStart w:id="161" w:name="_Toc240499076"/>
       <w:bookmarkEnd w:id="156"/>
       <w:r>
         <w:t>5.3 Contrastación de hipótesis</w:t>
@@ -28369,7 +28592,6 @@
         <w:keepNext/>
       </w:pPr>
       <w:r>
-        <w:lastRenderedPageBreak/>
         <w:t>Tabla 5.11: Contrastación de hipótesis.</w:t>
       </w:r>
     </w:p>
@@ -28464,7 +28686,8 @@
               <w:pStyle w:val="Compact"/>
             </w:pPr>
             <w:r>
-              <w:t>H1: Reducción de al menos un orden de magnitud respecto del proceso manual</w:t>
+              <w:lastRenderedPageBreak/>
+              <w:t>H1: Reducción respecto del proceso manual (objetivo de estimación)</w:t>
             </w:r>
           </w:p>
         </w:tc>
@@ -28477,7 +28700,7 @@
               <w:pStyle w:val="Compact"/>
             </w:pPr>
             <w:r>
-              <w:t>Límite inferior del IC 95 % del factor de reducción ≥ 10×; end-to-end &lt; 30 s como criterio operativo</w:t>
+              <w:t>Factor de reducción con IC 95 %; como referencia, límite inferior ≥ 10×; end-to-end &lt; 30 s como criterio operativo</w:t>
             </w:r>
           </w:p>
         </w:tc>
@@ -28632,29 +28855,24 @@
               <w:pStyle w:val="Compact"/>
             </w:pPr>
             <w:r>
-              <w:t xml:space="preserve">Umbral del 85 %: antes de las mediciones. Regla del límite inferior: después de la corrida del corpus y antes de medir en el </w:t>
+              <w:t>Umbral del 85 %: antes de las mediciones. Regla del límite inferior: después de la corrida del corpus y antes de medir en el diseño factorial.</w:t>
+            </w:r>
+          </w:p>
+        </w:tc>
+        <w:tc>
+          <w:tcPr>
+            <w:tcW w:w="2102" w:type="dxa"/>
+          </w:tcPr>
+          <w:p>
+            <w:pPr>
+              <w:pStyle w:val="Compact"/>
+            </w:pPr>
+            <w:r>
+              <w:t xml:space="preserve">92,7 % (139/150) en la corrida del corpus, IC 95 % [87,3 %; 95,9 %]; 93,3 % por mayoría de tres repeticiones en el diseño factorial, IC 95 % [88,2 %; 96,3 %]. En ambos casos el límite inferior supera el umbral. Sin reglas ni ejemplos: 78,7 % y 74,0 %, con límites inferiores de 71,4 % y 66,4 % (Sección </w:t>
             </w:r>
             <w:r>
               <w:lastRenderedPageBreak/>
-              <w:t>diseño factorial.</w:t>
-            </w:r>
-          </w:p>
-        </w:tc>
-        <w:tc>
-          <w:tcPr>
-            <w:tcW w:w="2102" w:type="dxa"/>
-          </w:tcPr>
-          <w:p>
-            <w:pPr>
-              <w:pStyle w:val="Compact"/>
-            </w:pPr>
-            <w:r>
-              <w:lastRenderedPageBreak/>
-              <w:t xml:space="preserve">92,7 % (139/150) en la corrida del corpus, IC 95 % [87,3 %; 95,9 %]; 93,3 % por mayoría de tres repeticiones en el diseño factorial, IC 95 % [88,2 %; 96,3 %]. En ambos casos el límite inferior supera </w:t>
-            </w:r>
-            <w:r>
-              <w:lastRenderedPageBreak/>
-              <w:t>el umbral. Sin reglas ni ejemplos: 78,7 % y 74,0 %, con límites inferiores de 71,4 % y 66,4 % (Sección 5.2.4).</w:t>
+              <w:t>5.2.4).</w:t>
             </w:r>
           </w:p>
         </w:tc>
@@ -28695,7 +28913,7 @@
         <w:ind w:left="425"/>
       </w:pPr>
       <w:r>
-        <w:t>• H1 se sostiene en sus dos términos. En el término comparativo, que es el sustantivo: el tiempo marginal de procesamiento de una orden en el pipeline (0,063 s; n = 50) resulta unas 780 veces menor que el del procesamiento manual, medido en 49,13 s por orden (IC 95 % del factor: 686× a 875×, por el teorema de Fieller). Ambos términos miden la misma magnitud —el tiempo que insume una orden adicional— conforme se precisa en la Sección 3.5.5. En el criterio operativo secundario: ese mismo tiempo representa el 0,2 % del umbral de 30 segundos. El límite inferior del intervalo del factor, 686×, supera holgadamente el orden de magnitud que fija el criterio de H1. La Sección 5.4 precisa por qué el factor se lee como una diferencia de casi tres órdenes de magnitud bajo las condiciones declaradas, y no como una cota.</w:t>
+        <w:t>• H1, como objetivo de estimación: el tiempo marginal de procesamiento de una orden en el pipeline (0,063 s; n = 50) resulta unas 780 veces menor que el del procesamiento manual, medido en 49,13 s por orden, con un intervalo al 95 % de 686× a 875× por el teorema de Fieller. Ambos términos miden la misma magnitud, el tiempo que insume una orden adicional (Sección 3.5.5). El límite inferior supera la referencia de un orden de magnitud, y el tiempo end-to-end representa el 0,2 % del umbral operativo de 30 segundos. El alcance del factor se discute en la Sección 5.4.</w:t>
       </w:r>
     </w:p>
     <w:p>
@@ -28719,61 +28937,46 @@
     <w:p>
       <w:pPr>
         <w:pStyle w:val="Textoindependiente"/>
-        <w:rPr>
-          <w:lang w:val="es-AR"/>
-        </w:rPr>
-      </w:pPr>
-      <w:r>
-        <w:rPr>
-          <w:lang w:val="es-AR"/>
-        </w:rPr>
+        <w:ind w:left="425"/>
+      </w:pPr>
+      <w:r>
+        <w:t xml:space="preserve">Contraste estadístico de H1. Afirmar que una serie es sustancialmente más rápida que otra describe una diferencia de magnitud, no una inferencia: para sostener que esa diferencia no proviene del azar del muestreo hace falta una prueba de contraste, y se la reporta a continuación. Las dos series están completamente separadas: el máximo de la serie automatizada (0,095 s sobre n = 50) es inferior al mínimo de la serie manual (42,754 s sobre n = 10), de modo que ningún par de observaciones se cruza. La U de Mann-Whitney vale por lo tanto 0, con un valor p exacto bilateral de 2/C(60, 10) = 2,7 × 10⁻¹¹ y un tamaño del efecto rango-biserial de 1,000, el máximo posible. La t de Welch sobre los </w:t>
+      </w:r>
+      <w:r>
         <w:lastRenderedPageBreak/>
-        <w:t>Sobre el contraste de H2b cabe una precisión metodológica adicional. El umbral del 85% se fija como criterio del equipo sobre el desempeño global del clasificador, y el accuracy total del 92,7% (139/150) lo supera. Ninguna subcategoría queda por debajo del umbral: por exhaustividad (recall) las cuatro clases se ubican entre 90,5% y 100%, y por precisión entre 86,2% y 97,8%. Se reporta además el intervalo de confianza de Wilson al 95% del accuracy global, [87,3 %; 95,9 %], cuyo límite inferior supera el umbral. La asimetría entre precisión y exhaustividad de GENERAL es coherente con la naturaleza abierta de GENERAL, que actúa como categoría residual para mensajes que no encajan claramente en FAQ, ESTADO_PEDIDO ni RECLAMO, y donde la frontera con FAQ es semánticamente difusa (consultas como '¿tienen descuentos?' admiten ambas clasificaciones). Se considera que el promedio global es la métrica adecuada para contrastar H2b dado que la hipótesis no fue formulada por subcategoría; no obstante, se reconoce esta asimetría como una limitación del clasificador que se aborda en §5.4.1 y se incorpora a las líneas futuras del Capítulo 7.</w:t>
+        <w:t>descriptivos publicados arroja t = 19,05 con 9,0 grados de libertad y p = 1,4 × 10⁻⁸ (d de Cohen = 15,3). Ambos contrastes se calculan íntegramente a partir de las cifras de las Tablas 5.2, 5.4 y I.1, de modo que son reproducibles sin acceso a los datos crudos. La prueba establece que la diferencia observada no es atribuible al azar del muestreo, pero no resuelve la asimetría de constructo entre ambos términos —el alcance instrumentado de cada uno— que se discute en la Sección 5.4. La significación estadística confirma que la diferencia existe; su interpretación sigue estando acotada por lo que cada instrumento midió.</w:t>
+      </w:r>
+    </w:p>
+    <w:p>
+      <w:pPr>
+        <w:pStyle w:val="Ttulo2"/>
+      </w:pPr>
+      <w:bookmarkStart w:id="162" w:name="análisis-comparativo-y-discusión"/>
+      <w:bookmarkStart w:id="163" w:name="_Toc240499077"/>
+      <w:bookmarkEnd w:id="160"/>
+      <w:r>
+        <w:t>5.4 Análisis comparativo y discusión</w:t>
+      </w:r>
+      <w:bookmarkEnd w:id="163"/>
+    </w:p>
+    <w:p>
+      <w:pPr